--- a/docs/Vili-An_Doneva_Diploma_Thesis.docx
+++ b/docs/Vili-An_Doneva_Diploma_Thesis.docx
@@ -12486,6 +12486,18 @@
           <w:rFonts w:ascii="Arial" w:hAnsi="Arial" w:cs="Arial"/>
         </w:rPr>
       </w:pPr>
+      <w:r>
+        <w:rPr>
+          <w:rFonts w:ascii="Arial" w:hAnsi="Arial" w:cs="Arial"/>
+        </w:rPr>
+        <w:t>How well does it work, what is working</w:t>
+      </w:r>
+      <w:r>
+        <w:rPr>
+          <w:rFonts w:ascii="Arial" w:hAnsi="Arial" w:cs="Arial"/>
+        </w:rPr>
+        <w:t xml:space="preserve">, time complexity, </w:t>
+      </w:r>
     </w:p>
     <w:sectPr>
       <w:footerReference w:type="default" r:id="rId26"/>

--- a/docs/Vili-An_Doneva_Diploma_Thesis.docx
+++ b/docs/Vili-An_Doneva_Diploma_Thesis.docx
@@ -1018,10 +1018,6 @@
     <w:p>
       <w:pPr>
         <w:pStyle w:val="Heading2"/>
-        <w:numPr>
-          <w:ilvl w:val="0"/>
-          <w:numId w:val="12"/>
-        </w:numPr>
         <w:rPr>
           <w:rFonts w:ascii="Arial" w:hAnsi="Arial" w:cs="Arial"/>
           <w:b/>
@@ -1046,6 +1042,960 @@
         <w:t>Introduction</w:t>
       </w:r>
     </w:p>
+    <w:p/>
+    <w:p>
+      <w:pPr>
+        <w:spacing w:line="360" w:lineRule="auto"/>
+        <w:jc w:val="both"/>
+        <w:rPr>
+          <w:rFonts w:ascii="Arial" w:hAnsi="Arial" w:cs="Arial"/>
+        </w:rPr>
+      </w:pPr>
+      <w:r>
+        <w:rPr>
+          <w:rFonts w:ascii="Arial" w:hAnsi="Arial" w:cs="Arial"/>
+        </w:rPr>
+        <w:t>The main task of a</w:t>
+      </w:r>
+      <w:r>
+        <w:rPr>
+          <w:rFonts w:ascii="Arial" w:hAnsi="Arial" w:cs="Arial"/>
+        </w:rPr>
+        <w:t>n</w:t>
+      </w:r>
+      <w:r>
+        <w:rPr>
+          <w:rFonts w:ascii="Arial" w:hAnsi="Arial" w:cs="Arial"/>
+        </w:rPr>
+        <w:t xml:space="preserve"> Assistant Director (AD) during a film’s pre-production</w:t>
+      </w:r>
+      <w:r>
+        <w:rPr>
+          <w:rFonts w:ascii="Arial" w:hAnsi="Arial" w:cs="Arial"/>
+        </w:rPr>
+        <w:t xml:space="preserve"> </w:t>
+      </w:r>
+      <w:r>
+        <w:rPr>
+          <w:rFonts w:ascii="Arial" w:hAnsi="Arial" w:cs="Arial"/>
+        </w:rPr>
+        <w:t xml:space="preserve">process is to </w:t>
+      </w:r>
+      <w:r>
+        <w:rPr>
+          <w:rFonts w:ascii="Arial" w:hAnsi="Arial" w:cs="Arial"/>
+        </w:rPr>
+        <w:t xml:space="preserve">extract information from each scene and </w:t>
+      </w:r>
+      <w:r>
+        <w:rPr>
+          <w:rFonts w:ascii="Arial" w:hAnsi="Arial" w:cs="Arial"/>
+        </w:rPr>
+        <w:t>turn it into a shooting schedule</w:t>
+      </w:r>
+      <w:r>
+        <w:rPr>
+          <w:rFonts w:ascii="Arial" w:hAnsi="Arial" w:cs="Arial"/>
+        </w:rPr>
+        <w:t>.</w:t>
+      </w:r>
+      <w:r>
+        <w:rPr>
+          <w:rFonts w:ascii="Arial" w:hAnsi="Arial" w:cs="Arial"/>
+        </w:rPr>
+        <w:t xml:space="preserve"> </w:t>
+      </w:r>
+      <w:r>
+        <w:rPr>
+          <w:rFonts w:ascii="Arial" w:hAnsi="Arial" w:cs="Arial"/>
+        </w:rPr>
+        <w:t>A script breakdown</w:t>
+      </w:r>
+      <w:r>
+        <w:rPr>
+          <w:rFonts w:ascii="Arial" w:hAnsi="Arial" w:cs="Arial"/>
+        </w:rPr>
+        <w:t xml:space="preserve"> includes</w:t>
+      </w:r>
+      <w:r>
+        <w:rPr>
+          <w:rFonts w:ascii="Arial" w:hAnsi="Arial" w:cs="Arial"/>
+        </w:rPr>
+        <w:t xml:space="preserve"> all the scene numbers, headings, locations, times of day, characters, et</w:t>
+      </w:r>
+      <w:r>
+        <w:rPr>
+          <w:rFonts w:ascii="Arial" w:hAnsi="Arial" w:cs="Arial"/>
+        </w:rPr>
+        <w:t>c</w:t>
+      </w:r>
+      <w:r>
+        <w:rPr>
+          <w:rFonts w:ascii="Arial" w:hAnsi="Arial" w:cs="Arial"/>
+        </w:rPr>
+        <w:t>.</w:t>
+      </w:r>
+      <w:r>
+        <w:rPr>
+          <w:rFonts w:ascii="Arial" w:hAnsi="Arial" w:cs="Arial"/>
+        </w:rPr>
+        <w:t xml:space="preserve"> and is used to make a production schedule.</w:t>
+      </w:r>
+      <w:r>
+        <w:rPr>
+          <w:rFonts w:ascii="Arial" w:hAnsi="Arial" w:cs="Arial"/>
+        </w:rPr>
+        <w:t xml:space="preserve"> Script revisions can vary from </w:t>
+      </w:r>
+      <w:r>
+        <w:rPr>
+          <w:rFonts w:ascii="Arial" w:hAnsi="Arial" w:cs="Arial"/>
+        </w:rPr>
+        <w:t>3-4</w:t>
+      </w:r>
+      <w:r>
+        <w:rPr>
+          <w:rFonts w:ascii="Arial" w:hAnsi="Arial" w:cs="Arial"/>
+        </w:rPr>
+        <w:t xml:space="preserve"> in small productions to </w:t>
+      </w:r>
+      <w:r>
+        <w:rPr>
+          <w:rFonts w:ascii="Arial" w:hAnsi="Arial" w:cs="Arial"/>
+        </w:rPr>
+        <w:t>15</w:t>
+      </w:r>
+      <w:r>
+        <w:rPr>
+          <w:rFonts w:ascii="Arial" w:hAnsi="Arial" w:cs="Arial"/>
+        </w:rPr>
+        <w:t>+ in big</w:t>
+      </w:r>
+      <w:r>
+        <w:rPr>
+          <w:rFonts w:ascii="Arial" w:hAnsi="Arial" w:cs="Arial"/>
+        </w:rPr>
+        <w:t xml:space="preserve"> productions before the start of the shooting and </w:t>
+      </w:r>
+      <w:r>
+        <w:rPr>
+          <w:rFonts w:ascii="Arial" w:hAnsi="Arial" w:cs="Arial"/>
+        </w:rPr>
+        <w:t xml:space="preserve">even more after. This </w:t>
+      </w:r>
+      <w:r>
+        <w:rPr>
+          <w:rFonts w:ascii="Arial" w:hAnsi="Arial" w:cs="Arial"/>
+        </w:rPr>
+        <w:t>wastes</w:t>
+      </w:r>
+      <w:r>
+        <w:rPr>
+          <w:rFonts w:ascii="Arial" w:hAnsi="Arial" w:cs="Arial"/>
+        </w:rPr>
+        <w:t xml:space="preserve"> a lot of </w:t>
+      </w:r>
+      <w:r>
+        <w:rPr>
+          <w:rFonts w:ascii="Arial" w:hAnsi="Arial" w:cs="Arial"/>
+        </w:rPr>
+        <w:t>time</w:t>
+      </w:r>
+      <w:r>
+        <w:rPr>
+          <w:rFonts w:ascii="Arial" w:hAnsi="Arial" w:cs="Arial"/>
+        </w:rPr>
+        <w:t xml:space="preserve"> reading revised pages and trying not to miss any important details.</w:t>
+      </w:r>
+      <w:r>
+        <w:rPr>
+          <w:rFonts w:ascii="Arial" w:hAnsi="Arial" w:cs="Arial"/>
+        </w:rPr>
+        <w:t xml:space="preserve"> </w:t>
+      </w:r>
+      <w:r>
+        <w:rPr>
+          <w:rFonts w:ascii="Arial" w:hAnsi="Arial" w:cs="Arial"/>
+        </w:rPr>
+        <w:t xml:space="preserve">Having </w:t>
+      </w:r>
+      <w:r>
+        <w:rPr>
+          <w:rFonts w:ascii="Arial" w:hAnsi="Arial" w:cs="Arial"/>
+        </w:rPr>
+        <w:t xml:space="preserve">an already composed, editable </w:t>
+      </w:r>
+      <w:r>
+        <w:rPr>
+          <w:rFonts w:ascii="Arial" w:hAnsi="Arial" w:cs="Arial"/>
+        </w:rPr>
+        <w:t xml:space="preserve">schedule with all the </w:t>
+      </w:r>
+      <w:r>
+        <w:rPr>
+          <w:rFonts w:ascii="Arial" w:hAnsi="Arial" w:cs="Arial"/>
+        </w:rPr>
+        <w:t>broken-down</w:t>
+      </w:r>
+      <w:r>
+        <w:rPr>
+          <w:rFonts w:ascii="Arial" w:hAnsi="Arial" w:cs="Arial"/>
+        </w:rPr>
+        <w:t xml:space="preserve"> information for each script revision</w:t>
+      </w:r>
+      <w:r>
+        <w:rPr>
+          <w:rFonts w:ascii="Arial" w:hAnsi="Arial" w:cs="Arial"/>
+        </w:rPr>
+        <w:t xml:space="preserve"> </w:t>
+      </w:r>
+      <w:r>
+        <w:rPr>
+          <w:rFonts w:ascii="Arial" w:hAnsi="Arial" w:cs="Arial"/>
+        </w:rPr>
+        <w:t>facilitates the process. This allows the 1</w:t>
+      </w:r>
+      <w:r>
+        <w:rPr>
+          <w:rFonts w:ascii="Arial" w:hAnsi="Arial" w:cs="Arial"/>
+          <w:vertAlign w:val="superscript"/>
+        </w:rPr>
+        <w:t>st</w:t>
+      </w:r>
+      <w:r>
+        <w:rPr>
+          <w:rFonts w:ascii="Arial" w:hAnsi="Arial" w:cs="Arial"/>
+        </w:rPr>
+        <w:t xml:space="preserve"> AD to focus on making the Director’s vision happen rather than being stuck in front of the screen.</w:t>
+      </w:r>
+    </w:p>
+    <w:p>
+      <w:pPr>
+        <w:pStyle w:val="ListParagraph"/>
+        <w:spacing w:line="360" w:lineRule="auto"/>
+        <w:ind w:left="360"/>
+        <w:jc w:val="both"/>
+        <w:rPr>
+          <w:rFonts w:ascii="Arial" w:hAnsi="Arial" w:cs="Arial"/>
+        </w:rPr>
+      </w:pPr>
+    </w:p>
+    <w:p>
+      <w:pPr>
+        <w:pStyle w:val="ListParagraph"/>
+        <w:spacing w:line="360" w:lineRule="auto"/>
+        <w:ind w:left="0"/>
+        <w:jc w:val="both"/>
+        <w:rPr>
+          <w:rFonts w:ascii="Arial" w:hAnsi="Arial" w:cs="Arial"/>
+        </w:rPr>
+      </w:pPr>
+      <w:r>
+        <w:rPr>
+          <w:rFonts w:ascii="Arial" w:hAnsi="Arial" w:cs="Arial"/>
+        </w:rPr>
+        <w:t xml:space="preserve">The </w:t>
+      </w:r>
+      <w:r>
+        <w:rPr>
+          <w:rFonts w:ascii="Arial" w:hAnsi="Arial" w:cs="Arial"/>
+          <w:i/>
+          <w:iCs/>
+        </w:rPr>
+        <w:t xml:space="preserve">Big Break! </w:t>
+      </w:r>
+      <w:r>
+        <w:rPr>
+          <w:rFonts w:ascii="Arial" w:hAnsi="Arial" w:cs="Arial"/>
+        </w:rPr>
+        <w:t>software allows the user to input a .txt film script file</w:t>
+      </w:r>
+      <w:r>
+        <w:rPr>
+          <w:rFonts w:ascii="Arial" w:hAnsi="Arial" w:cs="Arial"/>
+        </w:rPr>
+        <w:t>.</w:t>
+      </w:r>
+      <w:r>
+        <w:rPr>
+          <w:rFonts w:ascii="Arial" w:hAnsi="Arial" w:cs="Arial"/>
+        </w:rPr>
+        <w:t xml:space="preserve"> It divides the script into scenes and collects all their numbers, headings, locations, and times</w:t>
+      </w:r>
+      <w:r>
+        <w:rPr>
+          <w:rFonts w:ascii="Arial" w:hAnsi="Arial" w:cs="Arial"/>
+        </w:rPr>
+        <w:t xml:space="preserve"> using </w:t>
+      </w:r>
+      <w:r>
+        <w:rPr>
+          <w:rFonts w:ascii="Arial" w:hAnsi="Arial" w:cs="Arial"/>
+        </w:rPr>
+        <w:t>regular expression (</w:t>
+      </w:r>
+      <w:r>
+        <w:rPr>
+          <w:rFonts w:ascii="Arial" w:hAnsi="Arial" w:cs="Arial"/>
+        </w:rPr>
+        <w:t>Regex</w:t>
+      </w:r>
+      <w:r>
+        <w:rPr>
+          <w:rFonts w:ascii="Arial" w:hAnsi="Arial" w:cs="Arial"/>
+        </w:rPr>
+        <w:t>)</w:t>
+      </w:r>
+      <w:r>
+        <w:rPr>
+          <w:rFonts w:ascii="Arial" w:hAnsi="Arial" w:cs="Arial"/>
+        </w:rPr>
+        <w:t xml:space="preserve"> patterns and rules</w:t>
+      </w:r>
+      <w:r>
+        <w:rPr>
+          <w:rFonts w:ascii="Arial" w:hAnsi="Arial" w:cs="Arial"/>
+        </w:rPr>
+        <w:t>. Everything between two headings is treated as content, which is used for the actual Natural Language Processing (NLP).</w:t>
+      </w:r>
+      <w:r>
+        <w:rPr>
+          <w:rFonts w:ascii="Arial" w:hAnsi="Arial" w:cs="Arial"/>
+        </w:rPr>
+        <w:t xml:space="preserve"> All the dependencies are managed with Maven.</w:t>
+      </w:r>
+    </w:p>
+    <w:p>
+      <w:pPr>
+        <w:pStyle w:val="ListParagraph"/>
+        <w:spacing w:line="360" w:lineRule="auto"/>
+        <w:ind w:left="0"/>
+        <w:jc w:val="both"/>
+        <w:rPr>
+          <w:rFonts w:ascii="Arial" w:hAnsi="Arial" w:cs="Arial"/>
+        </w:rPr>
+      </w:pPr>
+    </w:p>
+    <w:p>
+      <w:pPr>
+        <w:pStyle w:val="ListParagraph"/>
+        <w:spacing w:line="360" w:lineRule="auto"/>
+        <w:ind w:left="0"/>
+        <w:jc w:val="both"/>
+        <w:rPr>
+          <w:rFonts w:ascii="Arial" w:hAnsi="Arial" w:cs="Arial"/>
+        </w:rPr>
+      </w:pPr>
+      <w:r>
+        <w:rPr>
+          <w:rFonts w:ascii="Arial" w:hAnsi="Arial" w:cs="Arial"/>
+        </w:rPr>
+        <w:t xml:space="preserve">The characters are extracted through heuristic methods, regex, and the pre-trained Named Entity Recognition (NER) model – </w:t>
+      </w:r>
+      <w:proofErr w:type="spellStart"/>
+      <w:r>
+        <w:rPr>
+          <w:rFonts w:ascii="Arial" w:hAnsi="Arial" w:cs="Arial"/>
+        </w:rPr>
+        <w:t>NameFinderME</w:t>
+      </w:r>
+      <w:proofErr w:type="spellEnd"/>
+      <w:r>
+        <w:rPr>
+          <w:rFonts w:ascii="Arial" w:hAnsi="Arial" w:cs="Arial"/>
+        </w:rPr>
+        <w:t xml:space="preserve">. </w:t>
+      </w:r>
+      <w:r>
+        <w:rPr>
+          <w:rFonts w:ascii="Arial" w:hAnsi="Arial" w:cs="Arial"/>
+        </w:rPr>
+        <w:t>What is used depends on the types of names encountered – speaker cue name, in-line name (part of the dialogue or the scene description), names which are not proper nouns (</w:t>
+      </w:r>
+      <w:r>
+        <w:rPr>
+          <w:rFonts w:ascii="Arial" w:hAnsi="Arial" w:cs="Arial"/>
+          <w:i/>
+          <w:iCs/>
+        </w:rPr>
+        <w:t xml:space="preserve">OLD MAN, RECORDED VOICE, </w:t>
+      </w:r>
+      <w:r>
+        <w:rPr>
+          <w:rFonts w:ascii="Arial" w:hAnsi="Arial" w:cs="Arial"/>
+        </w:rPr>
+        <w:t xml:space="preserve">etc.), and names when </w:t>
+      </w:r>
+      <w:r>
+        <w:rPr>
+          <w:rFonts w:ascii="Arial" w:hAnsi="Arial" w:cs="Arial"/>
+        </w:rPr>
+        <w:t xml:space="preserve">a </w:t>
+      </w:r>
+      <w:r>
+        <w:rPr>
+          <w:rFonts w:ascii="Arial" w:hAnsi="Arial" w:cs="Arial"/>
+        </w:rPr>
+        <w:t>character is first introduced (</w:t>
+      </w:r>
+      <w:r>
+        <w:rPr>
+          <w:rFonts w:ascii="Arial" w:hAnsi="Arial" w:cs="Arial"/>
+          <w:i/>
+          <w:iCs/>
+        </w:rPr>
+        <w:t>This is Nelly (23)…)</w:t>
+      </w:r>
+      <w:r>
+        <w:rPr>
+          <w:rFonts w:ascii="Arial" w:hAnsi="Arial" w:cs="Arial"/>
+        </w:rPr>
+        <w:t>.</w:t>
+      </w:r>
+      <w:r>
+        <w:rPr>
+          <w:rFonts w:ascii="Arial" w:hAnsi="Arial" w:cs="Arial"/>
+        </w:rPr>
+        <w:t xml:space="preserve"> Additionally, the proper nouns found are compared using a Trie data structure to a .txt file with various common names. This </w:t>
+      </w:r>
+      <w:r>
+        <w:rPr>
+          <w:rFonts w:ascii="Arial" w:hAnsi="Arial" w:cs="Arial"/>
+        </w:rPr>
+        <w:t>boosts</w:t>
+      </w:r>
+      <w:r>
+        <w:rPr>
+          <w:rFonts w:ascii="Arial" w:hAnsi="Arial" w:cs="Arial"/>
+        </w:rPr>
+        <w:t xml:space="preserve"> the confidence of the match.</w:t>
+      </w:r>
+    </w:p>
+    <w:p>
+      <w:pPr>
+        <w:pStyle w:val="ListParagraph"/>
+        <w:spacing w:line="360" w:lineRule="auto"/>
+        <w:ind w:left="0"/>
+        <w:jc w:val="both"/>
+        <w:rPr>
+          <w:rFonts w:ascii="Arial" w:hAnsi="Arial" w:cs="Arial"/>
+        </w:rPr>
+      </w:pPr>
+    </w:p>
+    <w:p>
+      <w:pPr>
+        <w:pStyle w:val="ListParagraph"/>
+        <w:spacing w:line="360" w:lineRule="auto"/>
+        <w:ind w:left="0"/>
+        <w:jc w:val="both"/>
+        <w:rPr>
+          <w:rFonts w:ascii="Arial" w:hAnsi="Arial" w:cs="Arial"/>
+        </w:rPr>
+      </w:pPr>
+      <w:r>
+        <w:rPr>
+          <w:rFonts w:ascii="Arial" w:hAnsi="Arial" w:cs="Arial"/>
+        </w:rPr>
+        <w:t xml:space="preserve">Most cases are covered by </w:t>
+      </w:r>
+      <w:proofErr w:type="gramStart"/>
+      <w:r>
+        <w:rPr>
+          <w:rFonts w:ascii="Arial" w:hAnsi="Arial" w:cs="Arial"/>
+        </w:rPr>
+        <w:t>the heuristic</w:t>
+      </w:r>
+      <w:proofErr w:type="gramEnd"/>
+      <w:r>
+        <w:rPr>
+          <w:rFonts w:ascii="Arial" w:hAnsi="Arial" w:cs="Arial"/>
+        </w:rPr>
+        <w:t xml:space="preserve"> logic</w:t>
+      </w:r>
+      <w:r>
+        <w:rPr>
+          <w:rFonts w:ascii="Arial" w:hAnsi="Arial" w:cs="Arial"/>
+        </w:rPr>
+        <w:t>,</w:t>
+      </w:r>
+      <w:r>
+        <w:rPr>
+          <w:rFonts w:ascii="Arial" w:hAnsi="Arial" w:cs="Arial"/>
+        </w:rPr>
+        <w:t xml:space="preserve"> which normalizes the names </w:t>
+      </w:r>
+      <w:r>
+        <w:rPr>
+          <w:rFonts w:ascii="Arial" w:hAnsi="Arial" w:cs="Arial"/>
+        </w:rPr>
+        <w:t>and</w:t>
+      </w:r>
+      <w:r>
+        <w:rPr>
+          <w:rFonts w:ascii="Arial" w:hAnsi="Arial" w:cs="Arial"/>
+        </w:rPr>
+        <w:t xml:space="preserve"> analyzes them based on regex patterns. However, in-line names are more difficult to extract as they have no distinct position or format. This is why </w:t>
+      </w:r>
+      <w:proofErr w:type="spellStart"/>
+      <w:r>
+        <w:rPr>
+          <w:rFonts w:ascii="Arial" w:hAnsi="Arial" w:cs="Arial"/>
+        </w:rPr>
+        <w:t>NameFinderME</w:t>
+      </w:r>
+      <w:proofErr w:type="spellEnd"/>
+      <w:r>
+        <w:rPr>
+          <w:rFonts w:ascii="Arial" w:hAnsi="Arial" w:cs="Arial"/>
+        </w:rPr>
+        <w:t xml:space="preserve"> or the first-introduced logic is used. </w:t>
+      </w:r>
+      <w:proofErr w:type="spellStart"/>
+      <w:r>
+        <w:rPr>
+          <w:rFonts w:ascii="Arial" w:hAnsi="Arial" w:cs="Arial"/>
+        </w:rPr>
+        <w:t>NameFinderME</w:t>
+      </w:r>
+      <w:proofErr w:type="spellEnd"/>
+      <w:r>
+        <w:rPr>
+          <w:rFonts w:ascii="Arial" w:hAnsi="Arial" w:cs="Arial"/>
+        </w:rPr>
+        <w:t xml:space="preserve"> is</w:t>
+      </w:r>
+      <w:r>
+        <w:rPr>
+          <w:rFonts w:ascii="Arial" w:hAnsi="Arial" w:cs="Arial"/>
+        </w:rPr>
+        <w:t xml:space="preserve"> </w:t>
+      </w:r>
+      <w:r>
+        <w:rPr>
+          <w:rFonts w:ascii="Arial" w:hAnsi="Arial" w:cs="Arial"/>
+        </w:rPr>
+        <w:t xml:space="preserve">a </w:t>
+      </w:r>
+      <w:r>
+        <w:rPr>
+          <w:rFonts w:ascii="Arial" w:hAnsi="Arial" w:cs="Arial"/>
+        </w:rPr>
+        <w:t xml:space="preserve">class in the Apache </w:t>
+      </w:r>
+      <w:proofErr w:type="spellStart"/>
+      <w:r>
+        <w:rPr>
+          <w:rFonts w:ascii="Arial" w:hAnsi="Arial" w:cs="Arial"/>
+        </w:rPr>
+        <w:t>OpenNLP</w:t>
+      </w:r>
+      <w:proofErr w:type="spellEnd"/>
+      <w:r>
+        <w:rPr>
+          <w:rFonts w:ascii="Arial" w:hAnsi="Arial" w:cs="Arial"/>
+        </w:rPr>
+        <w:t xml:space="preserve"> </w:t>
+      </w:r>
+      <w:r>
+        <w:rPr>
+          <w:rFonts w:ascii="Arial" w:hAnsi="Arial" w:cs="Arial"/>
+        </w:rPr>
+        <w:lastRenderedPageBreak/>
+        <w:t>library</w:t>
+      </w:r>
+      <w:r>
+        <w:rPr>
+          <w:rFonts w:ascii="Arial" w:hAnsi="Arial" w:cs="Arial"/>
+        </w:rPr>
+        <w:t>, which is an open-source NLP Java toolkit.</w:t>
+      </w:r>
+      <w:r>
+        <w:rPr>
+          <w:rFonts w:ascii="Arial" w:hAnsi="Arial" w:cs="Arial"/>
+        </w:rPr>
+        <w:t xml:space="preserve"> It uses the Maximum Entropy algorithm internally to predict named entities like the character names.</w:t>
+      </w:r>
+    </w:p>
+    <w:p>
+      <w:pPr>
+        <w:pStyle w:val="ListParagraph"/>
+        <w:spacing w:line="360" w:lineRule="auto"/>
+        <w:ind w:left="0"/>
+        <w:jc w:val="both"/>
+        <w:rPr>
+          <w:rFonts w:ascii="Arial" w:hAnsi="Arial" w:cs="Arial"/>
+        </w:rPr>
+      </w:pPr>
+    </w:p>
+    <w:p>
+      <w:pPr>
+        <w:pStyle w:val="ListParagraph"/>
+        <w:spacing w:line="360" w:lineRule="auto"/>
+        <w:ind w:left="0"/>
+        <w:jc w:val="both"/>
+        <w:rPr>
+          <w:rFonts w:ascii="Arial" w:hAnsi="Arial" w:cs="Arial"/>
+        </w:rPr>
+      </w:pPr>
+      <w:r>
+        <w:rPr>
+          <w:rFonts w:ascii="Arial" w:hAnsi="Arial" w:cs="Arial"/>
+        </w:rPr>
+        <w:t xml:space="preserve">For all </w:t>
+      </w:r>
+      <w:r>
+        <w:rPr>
+          <w:rFonts w:ascii="Arial" w:hAnsi="Arial" w:cs="Arial"/>
+        </w:rPr>
+        <w:t>character names</w:t>
+      </w:r>
+      <w:r>
+        <w:rPr>
+          <w:rFonts w:ascii="Arial" w:hAnsi="Arial" w:cs="Arial"/>
+        </w:rPr>
+        <w:t>, the program performs clustering and alias canonicalization.</w:t>
+      </w:r>
+      <w:r>
+        <w:rPr>
+          <w:rFonts w:ascii="Arial" w:hAnsi="Arial" w:cs="Arial"/>
+        </w:rPr>
+        <w:t xml:space="preserve"> Clustering groups together all the character names that belong to the same entity using Disjoint</w:t>
+      </w:r>
+      <w:r>
+        <w:rPr>
+          <w:rFonts w:ascii="Arial" w:hAnsi="Arial" w:cs="Arial"/>
+        </w:rPr>
+        <w:t xml:space="preserve"> Set Union (Union-Find) data structure, custom logic and</w:t>
+      </w:r>
+      <w:r>
+        <w:rPr>
+          <w:rFonts w:ascii="Arial" w:hAnsi="Arial" w:cs="Arial"/>
+        </w:rPr>
+        <w:t xml:space="preserve"> the </w:t>
+      </w:r>
+      <w:proofErr w:type="spellStart"/>
+      <w:r>
+        <w:rPr>
+          <w:rFonts w:ascii="Arial" w:hAnsi="Arial" w:cs="Arial"/>
+        </w:rPr>
+        <w:t>Levenshtein</w:t>
+      </w:r>
+      <w:proofErr w:type="spellEnd"/>
+      <w:r>
+        <w:rPr>
+          <w:rFonts w:ascii="Arial" w:hAnsi="Arial" w:cs="Arial"/>
+        </w:rPr>
+        <w:t xml:space="preserve"> distance algorithm</w:t>
+      </w:r>
+      <w:r>
+        <w:rPr>
+          <w:rFonts w:ascii="Arial" w:hAnsi="Arial" w:cs="Arial"/>
+        </w:rPr>
+        <w:t xml:space="preserve"> and Jaro-Winkler algorithm to group names with small differences together</w:t>
+      </w:r>
+      <w:r>
+        <w:rPr>
+          <w:rFonts w:ascii="Arial" w:hAnsi="Arial" w:cs="Arial"/>
+        </w:rPr>
+        <w:t xml:space="preserve">. </w:t>
+      </w:r>
+      <w:r>
+        <w:rPr>
+          <w:rFonts w:ascii="Arial" w:hAnsi="Arial" w:cs="Arial"/>
+        </w:rPr>
+        <w:t>Canonicalization</w:t>
+      </w:r>
+      <w:r>
+        <w:rPr>
+          <w:rFonts w:ascii="Arial" w:hAnsi="Arial" w:cs="Arial"/>
+        </w:rPr>
+        <w:t xml:space="preserve"> standardizes the data by removing parentheticals and normalizes titles and maps the different entries together under one canonical name through heuristics.</w:t>
+      </w:r>
+      <w:r>
+        <w:rPr>
+          <w:rFonts w:ascii="Arial" w:hAnsi="Arial" w:cs="Arial"/>
+        </w:rPr>
+        <w:t xml:space="preserve"> </w:t>
+      </w:r>
+    </w:p>
+    <w:p>
+      <w:pPr>
+        <w:pStyle w:val="ListParagraph"/>
+        <w:spacing w:line="360" w:lineRule="auto"/>
+        <w:ind w:left="0"/>
+        <w:jc w:val="both"/>
+        <w:rPr>
+          <w:rFonts w:ascii="Arial" w:hAnsi="Arial" w:cs="Arial"/>
+        </w:rPr>
+      </w:pPr>
+    </w:p>
+    <w:p>
+      <w:pPr>
+        <w:pStyle w:val="ListParagraph"/>
+        <w:spacing w:line="360" w:lineRule="auto"/>
+        <w:ind w:left="0"/>
+        <w:jc w:val="both"/>
+        <w:rPr>
+          <w:rFonts w:ascii="Arial" w:hAnsi="Arial" w:cs="Arial"/>
+        </w:rPr>
+      </w:pPr>
+      <w:r>
+        <w:rPr>
+          <w:rFonts w:ascii="Arial" w:hAnsi="Arial" w:cs="Arial"/>
+        </w:rPr>
+        <w:t>For props and set dressings, the program uses Parts-Of-Speech (POS) Tagger to determine the grammatical role of each word in the script. The POS Tagger also detects patterns of grammatical roles in a sentence (e.g. verb -&gt; determiner -&gt; noun). This allows heuristic rules to facilitate the detection of props and set dressings.</w:t>
+      </w:r>
+    </w:p>
+    <w:p>
+      <w:pPr>
+        <w:pStyle w:val="ListParagraph"/>
+        <w:spacing w:line="360" w:lineRule="auto"/>
+        <w:ind w:left="0"/>
+        <w:jc w:val="both"/>
+        <w:rPr>
+          <w:rFonts w:ascii="Arial" w:hAnsi="Arial" w:cs="Arial"/>
+        </w:rPr>
+      </w:pPr>
+    </w:p>
+    <w:p>
+      <w:pPr>
+        <w:pStyle w:val="ListParagraph"/>
+        <w:spacing w:line="360" w:lineRule="auto"/>
+        <w:ind w:left="0"/>
+        <w:jc w:val="both"/>
+        <w:rPr>
+          <w:rFonts w:ascii="Arial" w:hAnsi="Arial" w:cs="Arial"/>
+        </w:rPr>
+      </w:pPr>
+      <w:r>
+        <w:rPr>
+          <w:rFonts w:ascii="Arial" w:hAnsi="Arial" w:cs="Arial"/>
+          <w:i/>
+          <w:iCs/>
+        </w:rPr>
+        <w:t xml:space="preserve">Big </w:t>
+      </w:r>
+      <w:proofErr w:type="spellStart"/>
+      <w:r>
+        <w:rPr>
+          <w:rFonts w:ascii="Arial" w:hAnsi="Arial" w:cs="Arial"/>
+          <w:i/>
+          <w:iCs/>
+        </w:rPr>
+        <w:t>Break!</w:t>
+      </w:r>
+      <w:r>
+        <w:rPr>
+          <w:rFonts w:ascii="Arial" w:hAnsi="Arial" w:cs="Arial"/>
+        </w:rPr>
+        <w:t>’s</w:t>
+      </w:r>
+      <w:proofErr w:type="spellEnd"/>
+      <w:r>
+        <w:rPr>
+          <w:rFonts w:ascii="Arial" w:hAnsi="Arial" w:cs="Arial"/>
+        </w:rPr>
+        <w:t xml:space="preserve"> scheduling depends on various </w:t>
+      </w:r>
+      <w:r>
+        <w:rPr>
+          <w:rFonts w:ascii="Arial" w:hAnsi="Arial" w:cs="Arial"/>
+        </w:rPr>
+        <w:t>factors – location, time, maximum pages per day, scene order, character overlaps, load per day, etc. This causes</w:t>
+      </w:r>
+      <w:r>
+        <w:rPr>
+          <w:rFonts w:ascii="Arial" w:hAnsi="Arial" w:cs="Arial"/>
+        </w:rPr>
+        <w:t xml:space="preserve"> the Resource-Constraint Project Scheduling Problem (RCPSP) with a Serial Schedule Generation Scheme (SSGS)</w:t>
+      </w:r>
+      <w:r>
+        <w:rPr>
+          <w:rFonts w:ascii="Arial" w:hAnsi="Arial" w:cs="Arial"/>
+        </w:rPr>
+        <w:t>.</w:t>
+      </w:r>
+    </w:p>
+    <w:p>
+      <w:pPr>
+        <w:pStyle w:val="ListParagraph"/>
+        <w:spacing w:line="360" w:lineRule="auto"/>
+        <w:ind w:left="0"/>
+        <w:jc w:val="both"/>
+        <w:rPr>
+          <w:rFonts w:ascii="Arial" w:hAnsi="Arial" w:cs="Arial"/>
+        </w:rPr>
+      </w:pPr>
+    </w:p>
+    <w:p>
+      <w:pPr>
+        <w:pStyle w:val="ListParagraph"/>
+        <w:spacing w:line="360" w:lineRule="auto"/>
+        <w:ind w:left="0"/>
+        <w:jc w:val="both"/>
+        <w:rPr>
+          <w:rFonts w:ascii="Arial" w:hAnsi="Arial" w:cs="Arial"/>
+        </w:rPr>
+      </w:pPr>
+      <w:r>
+        <w:rPr>
+          <w:rFonts w:ascii="Arial" w:hAnsi="Arial" w:cs="Arial"/>
+        </w:rPr>
+        <w:t xml:space="preserve">The program uses Spring Boot to connect through a REST API to the React frontend. Having the visual aspect of </w:t>
+      </w:r>
+      <w:r>
+        <w:rPr>
+          <w:rFonts w:ascii="Arial" w:hAnsi="Arial" w:cs="Arial"/>
+          <w:i/>
+          <w:iCs/>
+        </w:rPr>
+        <w:t xml:space="preserve">Big Break! </w:t>
+      </w:r>
+      <w:r>
+        <w:rPr>
+          <w:rFonts w:ascii="Arial" w:hAnsi="Arial" w:cs="Arial"/>
+        </w:rPr>
+        <w:t>would allow the user to easily interact with the software without burdening them with heavily technical processes.</w:t>
+      </w:r>
+    </w:p>
+    <w:p>
+      <w:pPr>
+        <w:pStyle w:val="ListParagraph"/>
+        <w:spacing w:line="360" w:lineRule="auto"/>
+        <w:ind w:left="0"/>
+        <w:jc w:val="both"/>
+        <w:rPr>
+          <w:rFonts w:ascii="Arial" w:hAnsi="Arial" w:cs="Arial"/>
+        </w:rPr>
+      </w:pPr>
+    </w:p>
+    <w:p>
+      <w:pPr>
+        <w:pStyle w:val="ListParagraph"/>
+        <w:spacing w:line="360" w:lineRule="auto"/>
+        <w:ind w:left="0"/>
+        <w:jc w:val="both"/>
+        <w:rPr>
+          <w:rFonts w:ascii="Arial" w:hAnsi="Arial" w:cs="Arial"/>
+        </w:rPr>
+      </w:pPr>
+      <w:r>
+        <w:rPr>
+          <w:rFonts w:ascii="Arial" w:hAnsi="Arial" w:cs="Arial"/>
+        </w:rPr>
+        <w:t xml:space="preserve">The reason why I chose to pursue </w:t>
+      </w:r>
+      <w:r>
+        <w:rPr>
+          <w:rFonts w:ascii="Arial" w:hAnsi="Arial" w:cs="Arial"/>
+          <w:i/>
+          <w:iCs/>
+        </w:rPr>
+        <w:t xml:space="preserve">Big Break! </w:t>
+      </w:r>
+      <w:proofErr w:type="gramStart"/>
+      <w:r>
+        <w:rPr>
+          <w:rFonts w:ascii="Arial" w:hAnsi="Arial" w:cs="Arial"/>
+        </w:rPr>
+        <w:t>as</w:t>
+      </w:r>
+      <w:proofErr w:type="gramEnd"/>
+      <w:r>
+        <w:rPr>
+          <w:rFonts w:ascii="Arial" w:hAnsi="Arial" w:cs="Arial"/>
+        </w:rPr>
+        <w:t xml:space="preserve"> my senior project is majorly connected to my interest in fil</w:t>
+      </w:r>
+      <w:r>
+        <w:rPr>
+          <w:rFonts w:ascii="Arial" w:hAnsi="Arial" w:cs="Arial"/>
+        </w:rPr>
+        <w:t>m and my belief that technology can save time. The most prominent lesson I learned during my time in the film studio is that time and money are closely connected in a film production. Works like mine can help large films save time,</w:t>
+      </w:r>
+      <w:r>
+        <w:rPr>
+          <w:rFonts w:ascii="Arial" w:hAnsi="Arial" w:cs="Arial"/>
+        </w:rPr>
+        <w:t xml:space="preserve"> </w:t>
+      </w:r>
+      <w:r>
+        <w:rPr>
+          <w:rFonts w:ascii="Arial" w:hAnsi="Arial" w:cs="Arial"/>
+        </w:rPr>
+        <w:t xml:space="preserve">money, and focus on the creative aspects of </w:t>
+      </w:r>
+      <w:r>
+        <w:rPr>
+          <w:rFonts w:ascii="Arial" w:hAnsi="Arial" w:cs="Arial"/>
+        </w:rPr>
+        <w:t>moviemaking</w:t>
+      </w:r>
+      <w:r>
+        <w:rPr>
+          <w:rFonts w:ascii="Arial" w:hAnsi="Arial" w:cs="Arial"/>
+        </w:rPr>
+        <w:t>.</w:t>
+      </w:r>
+    </w:p>
+    <w:p>
+      <w:pPr>
+        <w:pStyle w:val="ListParagraph"/>
+        <w:spacing w:line="360" w:lineRule="auto"/>
+        <w:ind w:left="0"/>
+        <w:jc w:val="both"/>
+        <w:rPr>
+          <w:rFonts w:ascii="Arial" w:hAnsi="Arial" w:cs="Arial"/>
+        </w:rPr>
+      </w:pPr>
+    </w:p>
+    <w:p>
+      <w:pPr>
+        <w:pStyle w:val="ListParagraph"/>
+        <w:spacing w:line="360" w:lineRule="auto"/>
+        <w:ind w:left="0"/>
+        <w:jc w:val="both"/>
+        <w:rPr>
+          <w:rFonts w:ascii="Arial" w:hAnsi="Arial" w:cs="Arial"/>
+        </w:rPr>
+      </w:pPr>
+    </w:p>
+    <w:p>
+      <w:pPr>
+        <w:pStyle w:val="ListParagraph"/>
+        <w:spacing w:line="360" w:lineRule="auto"/>
+        <w:rPr>
+          <w:rFonts w:ascii="Arial" w:hAnsi="Arial" w:cs="Arial"/>
+        </w:rPr>
+      </w:pPr>
+    </w:p>
+    <w:p>
+      <w:pPr>
+        <w:pStyle w:val="Heading2"/>
+        <w:rPr>
+          <w:rFonts w:ascii="Arial" w:hAnsi="Arial" w:cs="Arial"/>
+          <w:b/>
+          <w:bCs/>
+          <w:color w:val="auto"/>
+          <w:sz w:val="28"/>
+          <w:szCs w:val="28"/>
+          <w:u w:val="single"/>
+        </w:rPr>
+      </w:pPr>
+      <w:r>
+        <w:rPr>
+          <w:rFonts w:ascii="Arial" w:hAnsi="Arial" w:cs="Arial"/>
+          <w:b/>
+          <w:bCs/>
+          <w:color w:val="auto"/>
+          <w:sz w:val="28"/>
+          <w:szCs w:val="28"/>
+          <w:u w:val="single"/>
+        </w:rPr>
+        <w:lastRenderedPageBreak/>
+        <w:t>Specification of the Software Requirements and their Analysis</w:t>
+      </w:r>
+    </w:p>
     <w:p>
       <w:pPr>
         <w:pStyle w:val="ListParagraph"/>
@@ -1055,893 +2005,9 @@
           <w:rFonts w:ascii="Arial" w:hAnsi="Arial" w:cs="Arial"/>
         </w:rPr>
       </w:pPr>
-      <w:r>
-        <w:rPr>
-          <w:rFonts w:ascii="Arial" w:hAnsi="Arial" w:cs="Arial"/>
-        </w:rPr>
-        <w:t>The main task of a</w:t>
-      </w:r>
-      <w:r>
-        <w:rPr>
-          <w:rFonts w:ascii="Arial" w:hAnsi="Arial" w:cs="Arial"/>
-        </w:rPr>
-        <w:t>n</w:t>
-      </w:r>
-      <w:r>
-        <w:rPr>
-          <w:rFonts w:ascii="Arial" w:hAnsi="Arial" w:cs="Arial"/>
-        </w:rPr>
-        <w:t xml:space="preserve"> Assistant Director (AD) during a film’s pre-production</w:t>
-      </w:r>
-      <w:r>
-        <w:rPr>
-          <w:rFonts w:ascii="Arial" w:hAnsi="Arial" w:cs="Arial"/>
-        </w:rPr>
-        <w:t xml:space="preserve"> </w:t>
-      </w:r>
-      <w:r>
-        <w:rPr>
-          <w:rFonts w:ascii="Arial" w:hAnsi="Arial" w:cs="Arial"/>
-        </w:rPr>
-        <w:t xml:space="preserve">process is to </w:t>
-      </w:r>
-      <w:r>
-        <w:rPr>
-          <w:rFonts w:ascii="Arial" w:hAnsi="Arial" w:cs="Arial"/>
-        </w:rPr>
-        <w:t xml:space="preserve">extract information from each scene and </w:t>
-      </w:r>
-      <w:r>
-        <w:rPr>
-          <w:rFonts w:ascii="Arial" w:hAnsi="Arial" w:cs="Arial"/>
-        </w:rPr>
-        <w:t>turn it into a shooting schedule</w:t>
-      </w:r>
-      <w:r>
-        <w:rPr>
-          <w:rFonts w:ascii="Arial" w:hAnsi="Arial" w:cs="Arial"/>
-        </w:rPr>
-        <w:t>.</w:t>
-      </w:r>
-      <w:r>
-        <w:rPr>
-          <w:rFonts w:ascii="Arial" w:hAnsi="Arial" w:cs="Arial"/>
-        </w:rPr>
-        <w:t xml:space="preserve"> </w:t>
-      </w:r>
-      <w:r>
-        <w:rPr>
-          <w:rFonts w:ascii="Arial" w:hAnsi="Arial" w:cs="Arial"/>
-        </w:rPr>
-        <w:t>A script breakdown</w:t>
-      </w:r>
-      <w:r>
-        <w:rPr>
-          <w:rFonts w:ascii="Arial" w:hAnsi="Arial" w:cs="Arial"/>
-        </w:rPr>
-        <w:t xml:space="preserve"> includes</w:t>
-      </w:r>
-      <w:r>
-        <w:rPr>
-          <w:rFonts w:ascii="Arial" w:hAnsi="Arial" w:cs="Arial"/>
-        </w:rPr>
-        <w:t xml:space="preserve"> all the scene numbers, headings, locations, times of day, characters, et</w:t>
-      </w:r>
-      <w:r>
-        <w:rPr>
-          <w:rFonts w:ascii="Arial" w:hAnsi="Arial" w:cs="Arial"/>
-        </w:rPr>
-        <w:t>c</w:t>
-      </w:r>
-      <w:r>
-        <w:rPr>
-          <w:rFonts w:ascii="Arial" w:hAnsi="Arial" w:cs="Arial"/>
-        </w:rPr>
-        <w:t>.</w:t>
-      </w:r>
-      <w:r>
-        <w:rPr>
-          <w:rFonts w:ascii="Arial" w:hAnsi="Arial" w:cs="Arial"/>
-        </w:rPr>
-        <w:t xml:space="preserve"> and is used to make a production schedule.</w:t>
-      </w:r>
-      <w:r>
-        <w:rPr>
-          <w:rFonts w:ascii="Arial" w:hAnsi="Arial" w:cs="Arial"/>
-        </w:rPr>
-        <w:t xml:space="preserve"> Script revisions can vary from </w:t>
-      </w:r>
-      <w:r>
-        <w:rPr>
-          <w:rFonts w:ascii="Arial" w:hAnsi="Arial" w:cs="Arial"/>
-        </w:rPr>
-        <w:t>3-4</w:t>
-      </w:r>
-      <w:r>
-        <w:rPr>
-          <w:rFonts w:ascii="Arial" w:hAnsi="Arial" w:cs="Arial"/>
-        </w:rPr>
-        <w:t xml:space="preserve"> in small productions to </w:t>
-      </w:r>
-      <w:r>
-        <w:rPr>
-          <w:rFonts w:ascii="Arial" w:hAnsi="Arial" w:cs="Arial"/>
-        </w:rPr>
-        <w:t>15</w:t>
-      </w:r>
-      <w:r>
-        <w:rPr>
-          <w:rFonts w:ascii="Arial" w:hAnsi="Arial" w:cs="Arial"/>
-        </w:rPr>
-        <w:t>+ in big</w:t>
-      </w:r>
-      <w:r>
-        <w:rPr>
-          <w:rFonts w:ascii="Arial" w:hAnsi="Arial" w:cs="Arial"/>
-        </w:rPr>
-        <w:t xml:space="preserve"> productions before the start of the shooting and </w:t>
-      </w:r>
-      <w:r>
-        <w:rPr>
-          <w:rFonts w:ascii="Arial" w:hAnsi="Arial" w:cs="Arial"/>
-        </w:rPr>
-        <w:t xml:space="preserve">even more after. This </w:t>
-      </w:r>
-      <w:r>
-        <w:rPr>
-          <w:rFonts w:ascii="Arial" w:hAnsi="Arial" w:cs="Arial"/>
-        </w:rPr>
-        <w:t>wastes</w:t>
-      </w:r>
-      <w:r>
-        <w:rPr>
-          <w:rFonts w:ascii="Arial" w:hAnsi="Arial" w:cs="Arial"/>
-        </w:rPr>
-        <w:t xml:space="preserve"> a lot of </w:t>
-      </w:r>
-      <w:r>
-        <w:rPr>
-          <w:rFonts w:ascii="Arial" w:hAnsi="Arial" w:cs="Arial"/>
-        </w:rPr>
-        <w:t>time</w:t>
-      </w:r>
-      <w:r>
-        <w:rPr>
-          <w:rFonts w:ascii="Arial" w:hAnsi="Arial" w:cs="Arial"/>
-        </w:rPr>
-        <w:t xml:space="preserve"> reading revised pages and trying not to miss any important details.</w:t>
-      </w:r>
-      <w:r>
-        <w:rPr>
-          <w:rFonts w:ascii="Arial" w:hAnsi="Arial" w:cs="Arial"/>
-        </w:rPr>
-        <w:t xml:space="preserve"> </w:t>
-      </w:r>
-      <w:r>
-        <w:rPr>
-          <w:rFonts w:ascii="Arial" w:hAnsi="Arial" w:cs="Arial"/>
-        </w:rPr>
-        <w:t xml:space="preserve">Having </w:t>
-      </w:r>
-      <w:r>
-        <w:rPr>
-          <w:rFonts w:ascii="Arial" w:hAnsi="Arial" w:cs="Arial"/>
-        </w:rPr>
-        <w:t xml:space="preserve">an already composed, editable </w:t>
-      </w:r>
-      <w:r>
-        <w:rPr>
-          <w:rFonts w:ascii="Arial" w:hAnsi="Arial" w:cs="Arial"/>
-        </w:rPr>
-        <w:t xml:space="preserve">schedule with all the </w:t>
-      </w:r>
-      <w:r>
-        <w:rPr>
-          <w:rFonts w:ascii="Arial" w:hAnsi="Arial" w:cs="Arial"/>
-        </w:rPr>
-        <w:t>broken-down</w:t>
-      </w:r>
-      <w:r>
-        <w:rPr>
-          <w:rFonts w:ascii="Arial" w:hAnsi="Arial" w:cs="Arial"/>
-        </w:rPr>
-        <w:t xml:space="preserve"> information for each script revision</w:t>
-      </w:r>
-      <w:r>
-        <w:rPr>
-          <w:rFonts w:ascii="Arial" w:hAnsi="Arial" w:cs="Arial"/>
-        </w:rPr>
-        <w:t xml:space="preserve"> </w:t>
-      </w:r>
-      <w:r>
-        <w:rPr>
-          <w:rFonts w:ascii="Arial" w:hAnsi="Arial" w:cs="Arial"/>
-        </w:rPr>
-        <w:t>facilitates the process. This allows the 1</w:t>
-      </w:r>
-      <w:r>
-        <w:rPr>
-          <w:rFonts w:ascii="Arial" w:hAnsi="Arial" w:cs="Arial"/>
-          <w:vertAlign w:val="superscript"/>
-        </w:rPr>
-        <w:t>st</w:t>
-      </w:r>
-      <w:r>
-        <w:rPr>
-          <w:rFonts w:ascii="Arial" w:hAnsi="Arial" w:cs="Arial"/>
-        </w:rPr>
-        <w:t xml:space="preserve"> AD to focus on making the Director’s vision happen rather than being stuck in front of the screen.</w:t>
-      </w:r>
     </w:p>
     <w:p>
       <w:pPr>
-        <w:pStyle w:val="ListParagraph"/>
-        <w:spacing w:line="360" w:lineRule="auto"/>
-        <w:jc w:val="both"/>
-        <w:rPr>
-          <w:rFonts w:ascii="Arial" w:hAnsi="Arial" w:cs="Arial"/>
-        </w:rPr>
-      </w:pPr>
-    </w:p>
-    <w:p>
-      <w:pPr>
-        <w:pStyle w:val="ListParagraph"/>
-        <w:spacing w:line="360" w:lineRule="auto"/>
-        <w:jc w:val="both"/>
-        <w:rPr>
-          <w:rFonts w:ascii="Arial" w:hAnsi="Arial" w:cs="Arial"/>
-        </w:rPr>
-      </w:pPr>
-      <w:r>
-        <w:rPr>
-          <w:rFonts w:ascii="Arial" w:hAnsi="Arial" w:cs="Arial"/>
-        </w:rPr>
-        <w:t xml:space="preserve">The </w:t>
-      </w:r>
-      <w:r>
-        <w:rPr>
-          <w:rFonts w:ascii="Arial" w:hAnsi="Arial" w:cs="Arial"/>
-          <w:i/>
-          <w:iCs/>
-        </w:rPr>
-        <w:t xml:space="preserve">Big Break! </w:t>
-      </w:r>
-      <w:r>
-        <w:rPr>
-          <w:rFonts w:ascii="Arial" w:hAnsi="Arial" w:cs="Arial"/>
-        </w:rPr>
-        <w:t>software allows the user to input a .txt film script file</w:t>
-      </w:r>
-      <w:r>
-        <w:rPr>
-          <w:rFonts w:ascii="Arial" w:hAnsi="Arial" w:cs="Arial"/>
-        </w:rPr>
-        <w:t>.</w:t>
-      </w:r>
-      <w:r>
-        <w:rPr>
-          <w:rFonts w:ascii="Arial" w:hAnsi="Arial" w:cs="Arial"/>
-        </w:rPr>
-        <w:t xml:space="preserve"> It divides the script into scenes and collects all their numbers, headings, locations, and times</w:t>
-      </w:r>
-      <w:r>
-        <w:rPr>
-          <w:rFonts w:ascii="Arial" w:hAnsi="Arial" w:cs="Arial"/>
-        </w:rPr>
-        <w:t xml:space="preserve"> using </w:t>
-      </w:r>
-      <w:r>
-        <w:rPr>
-          <w:rFonts w:ascii="Arial" w:hAnsi="Arial" w:cs="Arial"/>
-        </w:rPr>
-        <w:t>regular expression (</w:t>
-      </w:r>
-      <w:r>
-        <w:rPr>
-          <w:rFonts w:ascii="Arial" w:hAnsi="Arial" w:cs="Arial"/>
-        </w:rPr>
-        <w:t>Regex</w:t>
-      </w:r>
-      <w:r>
-        <w:rPr>
-          <w:rFonts w:ascii="Arial" w:hAnsi="Arial" w:cs="Arial"/>
-        </w:rPr>
-        <w:t>)</w:t>
-      </w:r>
-      <w:r>
-        <w:rPr>
-          <w:rFonts w:ascii="Arial" w:hAnsi="Arial" w:cs="Arial"/>
-        </w:rPr>
-        <w:t xml:space="preserve"> patterns and rules</w:t>
-      </w:r>
-      <w:r>
-        <w:rPr>
-          <w:rFonts w:ascii="Arial" w:hAnsi="Arial" w:cs="Arial"/>
-        </w:rPr>
-        <w:t>. Everything between two headings is treated as content, which is used for the actual Natural Language Processing (NLP).</w:t>
-      </w:r>
-      <w:r>
-        <w:rPr>
-          <w:rFonts w:ascii="Arial" w:hAnsi="Arial" w:cs="Arial"/>
-        </w:rPr>
-        <w:t xml:space="preserve"> All the dependencies are managed with Maven.</w:t>
-      </w:r>
-    </w:p>
-    <w:p>
-      <w:pPr>
-        <w:pStyle w:val="ListParagraph"/>
-        <w:spacing w:line="360" w:lineRule="auto"/>
-        <w:jc w:val="both"/>
-        <w:rPr>
-          <w:rFonts w:ascii="Arial" w:hAnsi="Arial" w:cs="Arial"/>
-        </w:rPr>
-      </w:pPr>
-    </w:p>
-    <w:p>
-      <w:pPr>
-        <w:pStyle w:val="ListParagraph"/>
-        <w:spacing w:line="360" w:lineRule="auto"/>
-        <w:jc w:val="both"/>
-        <w:rPr>
-          <w:rFonts w:ascii="Arial" w:hAnsi="Arial" w:cs="Arial"/>
-        </w:rPr>
-      </w:pPr>
-      <w:r>
-        <w:rPr>
-          <w:rFonts w:ascii="Arial" w:hAnsi="Arial" w:cs="Arial"/>
-        </w:rPr>
-        <w:t xml:space="preserve">The characters are extracted through heuristic methods, regex, and the pre-trained Named Entity Recognition (NER) model – </w:t>
-      </w:r>
-      <w:proofErr w:type="spellStart"/>
-      <w:r>
-        <w:rPr>
-          <w:rFonts w:ascii="Arial" w:hAnsi="Arial" w:cs="Arial"/>
-        </w:rPr>
-        <w:t>NameFinderME</w:t>
-      </w:r>
-      <w:proofErr w:type="spellEnd"/>
-      <w:r>
-        <w:rPr>
-          <w:rFonts w:ascii="Arial" w:hAnsi="Arial" w:cs="Arial"/>
-        </w:rPr>
-        <w:t xml:space="preserve">. </w:t>
-      </w:r>
-      <w:r>
-        <w:rPr>
-          <w:rFonts w:ascii="Arial" w:hAnsi="Arial" w:cs="Arial"/>
-        </w:rPr>
-        <w:t>What is used depends on the types of names encountered – speaker cue name, in-line name (part of the dialogue or the scene description), names which are not proper nouns (</w:t>
-      </w:r>
-      <w:r>
-        <w:rPr>
-          <w:rFonts w:ascii="Arial" w:hAnsi="Arial" w:cs="Arial"/>
-          <w:i/>
-          <w:iCs/>
-        </w:rPr>
-        <w:t xml:space="preserve">OLD MAN, RECORDED VOICE, </w:t>
-      </w:r>
-      <w:r>
-        <w:rPr>
-          <w:rFonts w:ascii="Arial" w:hAnsi="Arial" w:cs="Arial"/>
-        </w:rPr>
-        <w:t xml:space="preserve">etc.), and names when </w:t>
-      </w:r>
-      <w:r>
-        <w:rPr>
-          <w:rFonts w:ascii="Arial" w:hAnsi="Arial" w:cs="Arial"/>
-        </w:rPr>
-        <w:t xml:space="preserve">a </w:t>
-      </w:r>
-      <w:r>
-        <w:rPr>
-          <w:rFonts w:ascii="Arial" w:hAnsi="Arial" w:cs="Arial"/>
-        </w:rPr>
-        <w:t>character is first introduced (</w:t>
-      </w:r>
-      <w:r>
-        <w:rPr>
-          <w:rFonts w:ascii="Arial" w:hAnsi="Arial" w:cs="Arial"/>
-          <w:i/>
-          <w:iCs/>
-        </w:rPr>
-        <w:t>This is Nelly (23)…)</w:t>
-      </w:r>
-      <w:r>
-        <w:rPr>
-          <w:rFonts w:ascii="Arial" w:hAnsi="Arial" w:cs="Arial"/>
-        </w:rPr>
-        <w:t>.</w:t>
-      </w:r>
-      <w:r>
-        <w:rPr>
-          <w:rFonts w:ascii="Arial" w:hAnsi="Arial" w:cs="Arial"/>
-        </w:rPr>
-        <w:t xml:space="preserve"> Additionally, the proper nouns found are compared using a Trie data structure to a .txt file with various common names. This </w:t>
-      </w:r>
-      <w:r>
-        <w:rPr>
-          <w:rFonts w:ascii="Arial" w:hAnsi="Arial" w:cs="Arial"/>
-        </w:rPr>
-        <w:t>boosts</w:t>
-      </w:r>
-      <w:r>
-        <w:rPr>
-          <w:rFonts w:ascii="Arial" w:hAnsi="Arial" w:cs="Arial"/>
-        </w:rPr>
-        <w:t xml:space="preserve"> the confidence of the match.</w:t>
-      </w:r>
-    </w:p>
-    <w:p>
-      <w:pPr>
-        <w:pStyle w:val="ListParagraph"/>
-        <w:spacing w:line="360" w:lineRule="auto"/>
-        <w:jc w:val="both"/>
-        <w:rPr>
-          <w:rFonts w:ascii="Arial" w:hAnsi="Arial" w:cs="Arial"/>
-        </w:rPr>
-      </w:pPr>
-    </w:p>
-    <w:p>
-      <w:pPr>
-        <w:pStyle w:val="ListParagraph"/>
-        <w:spacing w:line="360" w:lineRule="auto"/>
-        <w:jc w:val="both"/>
-        <w:rPr>
-          <w:rFonts w:ascii="Arial" w:hAnsi="Arial" w:cs="Arial"/>
-        </w:rPr>
-      </w:pPr>
-      <w:r>
-        <w:rPr>
-          <w:rFonts w:ascii="Arial" w:hAnsi="Arial" w:cs="Arial"/>
-        </w:rPr>
-        <w:t xml:space="preserve">Most cases are covered by </w:t>
-      </w:r>
-      <w:proofErr w:type="gramStart"/>
-      <w:r>
-        <w:rPr>
-          <w:rFonts w:ascii="Arial" w:hAnsi="Arial" w:cs="Arial"/>
-        </w:rPr>
-        <w:t>the heuristic</w:t>
-      </w:r>
-      <w:proofErr w:type="gramEnd"/>
-      <w:r>
-        <w:rPr>
-          <w:rFonts w:ascii="Arial" w:hAnsi="Arial" w:cs="Arial"/>
-        </w:rPr>
-        <w:t xml:space="preserve"> logic</w:t>
-      </w:r>
-      <w:r>
-        <w:rPr>
-          <w:rFonts w:ascii="Arial" w:hAnsi="Arial" w:cs="Arial"/>
-        </w:rPr>
-        <w:t>,</w:t>
-      </w:r>
-      <w:r>
-        <w:rPr>
-          <w:rFonts w:ascii="Arial" w:hAnsi="Arial" w:cs="Arial"/>
-        </w:rPr>
-        <w:t xml:space="preserve"> which normalizes the names </w:t>
-      </w:r>
-      <w:r>
-        <w:rPr>
-          <w:rFonts w:ascii="Arial" w:hAnsi="Arial" w:cs="Arial"/>
-        </w:rPr>
-        <w:t>and</w:t>
-      </w:r>
-      <w:r>
-        <w:rPr>
-          <w:rFonts w:ascii="Arial" w:hAnsi="Arial" w:cs="Arial"/>
-        </w:rPr>
-        <w:t xml:space="preserve"> analyzes them based on regex patterns. However, in-line names are more difficult to extract as they have no distinct position or format. This is why </w:t>
-      </w:r>
-      <w:proofErr w:type="spellStart"/>
-      <w:r>
-        <w:rPr>
-          <w:rFonts w:ascii="Arial" w:hAnsi="Arial" w:cs="Arial"/>
-        </w:rPr>
-        <w:t>NameFinderME</w:t>
-      </w:r>
-      <w:proofErr w:type="spellEnd"/>
-      <w:r>
-        <w:rPr>
-          <w:rFonts w:ascii="Arial" w:hAnsi="Arial" w:cs="Arial"/>
-        </w:rPr>
-        <w:t xml:space="preserve"> or the first-introduced logic is used. </w:t>
-      </w:r>
-      <w:proofErr w:type="spellStart"/>
-      <w:r>
-        <w:rPr>
-          <w:rFonts w:ascii="Arial" w:hAnsi="Arial" w:cs="Arial"/>
-        </w:rPr>
-        <w:t>NameFinderME</w:t>
-      </w:r>
-      <w:proofErr w:type="spellEnd"/>
-      <w:r>
-        <w:rPr>
-          <w:rFonts w:ascii="Arial" w:hAnsi="Arial" w:cs="Arial"/>
-        </w:rPr>
-        <w:t xml:space="preserve"> is</w:t>
-      </w:r>
-      <w:r>
-        <w:rPr>
-          <w:rFonts w:ascii="Arial" w:hAnsi="Arial" w:cs="Arial"/>
-        </w:rPr>
-        <w:t xml:space="preserve"> </w:t>
-      </w:r>
-      <w:r>
-        <w:rPr>
-          <w:rFonts w:ascii="Arial" w:hAnsi="Arial" w:cs="Arial"/>
-        </w:rPr>
-        <w:t xml:space="preserve">a </w:t>
-      </w:r>
-      <w:r>
-        <w:rPr>
-          <w:rFonts w:ascii="Arial" w:hAnsi="Arial" w:cs="Arial"/>
-        </w:rPr>
-        <w:t xml:space="preserve">class in the Apache </w:t>
-      </w:r>
-      <w:proofErr w:type="spellStart"/>
-      <w:r>
-        <w:rPr>
-          <w:rFonts w:ascii="Arial" w:hAnsi="Arial" w:cs="Arial"/>
-        </w:rPr>
-        <w:t>OpenNLP</w:t>
-      </w:r>
-      <w:proofErr w:type="spellEnd"/>
-      <w:r>
-        <w:rPr>
-          <w:rFonts w:ascii="Arial" w:hAnsi="Arial" w:cs="Arial"/>
-        </w:rPr>
-        <w:t xml:space="preserve"> library</w:t>
-      </w:r>
-      <w:r>
-        <w:rPr>
-          <w:rFonts w:ascii="Arial" w:hAnsi="Arial" w:cs="Arial"/>
-        </w:rPr>
-        <w:t>, which is an open-source NLP Java toolkit.</w:t>
-      </w:r>
-      <w:r>
-        <w:rPr>
-          <w:rFonts w:ascii="Arial" w:hAnsi="Arial" w:cs="Arial"/>
-        </w:rPr>
-        <w:t xml:space="preserve"> It </w:t>
-      </w:r>
-      <w:r>
-        <w:rPr>
-          <w:rFonts w:ascii="Arial" w:hAnsi="Arial" w:cs="Arial"/>
-        </w:rPr>
-        <w:lastRenderedPageBreak/>
-        <w:t>uses the Maximum Entropy algorithm internally to predict named entities like the character names.</w:t>
-      </w:r>
-    </w:p>
-    <w:p>
-      <w:pPr>
-        <w:pStyle w:val="ListParagraph"/>
-        <w:spacing w:line="360" w:lineRule="auto"/>
-        <w:jc w:val="both"/>
-        <w:rPr>
-          <w:rFonts w:ascii="Arial" w:hAnsi="Arial" w:cs="Arial"/>
-        </w:rPr>
-      </w:pPr>
-    </w:p>
-    <w:p>
-      <w:pPr>
-        <w:pStyle w:val="ListParagraph"/>
-        <w:spacing w:line="360" w:lineRule="auto"/>
-        <w:jc w:val="both"/>
-        <w:rPr>
-          <w:rFonts w:ascii="Arial" w:hAnsi="Arial" w:cs="Arial"/>
-        </w:rPr>
-      </w:pPr>
-      <w:r>
-        <w:rPr>
-          <w:rFonts w:ascii="Arial" w:hAnsi="Arial" w:cs="Arial"/>
-        </w:rPr>
-        <w:t xml:space="preserve">For all </w:t>
-      </w:r>
-      <w:r>
-        <w:rPr>
-          <w:rFonts w:ascii="Arial" w:hAnsi="Arial" w:cs="Arial"/>
-        </w:rPr>
-        <w:t>character names</w:t>
-      </w:r>
-      <w:r>
-        <w:rPr>
-          <w:rFonts w:ascii="Arial" w:hAnsi="Arial" w:cs="Arial"/>
-        </w:rPr>
-        <w:t>, the program performs clustering and alias canonicalization.</w:t>
-      </w:r>
-      <w:r>
-        <w:rPr>
-          <w:rFonts w:ascii="Arial" w:hAnsi="Arial" w:cs="Arial"/>
-        </w:rPr>
-        <w:t xml:space="preserve"> Clustering groups together all the character names that belong to the same entity using Disjoint</w:t>
-      </w:r>
-      <w:r>
-        <w:rPr>
-          <w:rFonts w:ascii="Arial" w:hAnsi="Arial" w:cs="Arial"/>
-        </w:rPr>
-        <w:t xml:space="preserve"> Set Union (Union-Find) data structure, custom logic and</w:t>
-      </w:r>
-      <w:r>
-        <w:rPr>
-          <w:rFonts w:ascii="Arial" w:hAnsi="Arial" w:cs="Arial"/>
-        </w:rPr>
-        <w:t xml:space="preserve"> the </w:t>
-      </w:r>
-      <w:proofErr w:type="spellStart"/>
-      <w:r>
-        <w:rPr>
-          <w:rFonts w:ascii="Arial" w:hAnsi="Arial" w:cs="Arial"/>
-        </w:rPr>
-        <w:t>Levenshtein</w:t>
-      </w:r>
-      <w:proofErr w:type="spellEnd"/>
-      <w:r>
-        <w:rPr>
-          <w:rFonts w:ascii="Arial" w:hAnsi="Arial" w:cs="Arial"/>
-        </w:rPr>
-        <w:t xml:space="preserve"> distance algorithm</w:t>
-      </w:r>
-      <w:r>
-        <w:rPr>
-          <w:rFonts w:ascii="Arial" w:hAnsi="Arial" w:cs="Arial"/>
-        </w:rPr>
-        <w:t xml:space="preserve"> and Jaro-Winkler algorithm to group names with small differences together</w:t>
-      </w:r>
-      <w:r>
-        <w:rPr>
-          <w:rFonts w:ascii="Arial" w:hAnsi="Arial" w:cs="Arial"/>
-        </w:rPr>
-        <w:t xml:space="preserve">. </w:t>
-      </w:r>
-      <w:r>
-        <w:rPr>
-          <w:rFonts w:ascii="Arial" w:hAnsi="Arial" w:cs="Arial"/>
-        </w:rPr>
-        <w:t>Canonicalization</w:t>
-      </w:r>
-      <w:r>
-        <w:rPr>
-          <w:rFonts w:ascii="Arial" w:hAnsi="Arial" w:cs="Arial"/>
-        </w:rPr>
-        <w:t xml:space="preserve"> standardizes the data by removing parentheticals and normalizes titles and maps the different entries together under one canonical name through heuristics.</w:t>
-      </w:r>
-      <w:r>
-        <w:rPr>
-          <w:rFonts w:ascii="Arial" w:hAnsi="Arial" w:cs="Arial"/>
-        </w:rPr>
-        <w:t xml:space="preserve"> </w:t>
-      </w:r>
-    </w:p>
-    <w:p>
-      <w:pPr>
-        <w:pStyle w:val="ListParagraph"/>
-        <w:spacing w:line="360" w:lineRule="auto"/>
-        <w:jc w:val="both"/>
-        <w:rPr>
-          <w:rFonts w:ascii="Arial" w:hAnsi="Arial" w:cs="Arial"/>
-        </w:rPr>
-      </w:pPr>
-    </w:p>
-    <w:p>
-      <w:pPr>
-        <w:pStyle w:val="ListParagraph"/>
-        <w:spacing w:line="360" w:lineRule="auto"/>
-        <w:jc w:val="both"/>
-        <w:rPr>
-          <w:rFonts w:ascii="Arial" w:hAnsi="Arial" w:cs="Arial"/>
-        </w:rPr>
-      </w:pPr>
-      <w:r>
-        <w:rPr>
-          <w:rFonts w:ascii="Arial" w:hAnsi="Arial" w:cs="Arial"/>
-        </w:rPr>
-        <w:t>For props and set dressings, the program uses Parts-Of-Speech (POS) Tagger to determine the grammatical role of each word in the script. The POS Tagger also detects patterns of grammatical roles in a sentence (e.g. verb -&gt; determiner -&gt; noun). This allows heuristic rules to facilitate the detection of props and set dressings.</w:t>
-      </w:r>
-    </w:p>
-    <w:p>
-      <w:pPr>
-        <w:pStyle w:val="ListParagraph"/>
-        <w:spacing w:line="360" w:lineRule="auto"/>
-        <w:jc w:val="both"/>
-        <w:rPr>
-          <w:rFonts w:ascii="Arial" w:hAnsi="Arial" w:cs="Arial"/>
-        </w:rPr>
-      </w:pPr>
-    </w:p>
-    <w:p>
-      <w:pPr>
-        <w:pStyle w:val="ListParagraph"/>
-        <w:spacing w:line="360" w:lineRule="auto"/>
-        <w:jc w:val="both"/>
-        <w:rPr>
-          <w:rFonts w:ascii="Arial" w:hAnsi="Arial" w:cs="Arial"/>
-        </w:rPr>
-      </w:pPr>
-      <w:r>
-        <w:rPr>
-          <w:rFonts w:ascii="Arial" w:hAnsi="Arial" w:cs="Arial"/>
-          <w:i/>
-          <w:iCs/>
-        </w:rPr>
-        <w:t xml:space="preserve">Big </w:t>
-      </w:r>
-      <w:proofErr w:type="spellStart"/>
-      <w:r>
-        <w:rPr>
-          <w:rFonts w:ascii="Arial" w:hAnsi="Arial" w:cs="Arial"/>
-          <w:i/>
-          <w:iCs/>
-        </w:rPr>
-        <w:t>Break!</w:t>
-      </w:r>
-      <w:r>
-        <w:rPr>
-          <w:rFonts w:ascii="Arial" w:hAnsi="Arial" w:cs="Arial"/>
-        </w:rPr>
-        <w:t>’s</w:t>
-      </w:r>
-      <w:proofErr w:type="spellEnd"/>
-      <w:r>
-        <w:rPr>
-          <w:rFonts w:ascii="Arial" w:hAnsi="Arial" w:cs="Arial"/>
-        </w:rPr>
-        <w:t xml:space="preserve"> scheduling depends on various </w:t>
-      </w:r>
-      <w:r>
-        <w:rPr>
-          <w:rFonts w:ascii="Arial" w:hAnsi="Arial" w:cs="Arial"/>
-        </w:rPr>
-        <w:t>factors – location, time, maximum pages per day, scene order, character overlaps, load per day, etc. This causes</w:t>
-      </w:r>
-      <w:r>
-        <w:rPr>
-          <w:rFonts w:ascii="Arial" w:hAnsi="Arial" w:cs="Arial"/>
-        </w:rPr>
-        <w:t xml:space="preserve"> the Resource-Constraint Project Scheduling Problem (RCPSP) with a Serial Schedule Generation Scheme (SSGS)</w:t>
-      </w:r>
-      <w:r>
-        <w:rPr>
-          <w:rFonts w:ascii="Arial" w:hAnsi="Arial" w:cs="Arial"/>
-        </w:rPr>
-        <w:t>.</w:t>
-      </w:r>
-    </w:p>
-    <w:p>
-      <w:pPr>
-        <w:pStyle w:val="ListParagraph"/>
-        <w:spacing w:line="360" w:lineRule="auto"/>
-        <w:jc w:val="both"/>
-        <w:rPr>
-          <w:rFonts w:ascii="Arial" w:hAnsi="Arial" w:cs="Arial"/>
-        </w:rPr>
-      </w:pPr>
-    </w:p>
-    <w:p>
-      <w:pPr>
-        <w:pStyle w:val="ListParagraph"/>
-        <w:spacing w:line="360" w:lineRule="auto"/>
-        <w:jc w:val="both"/>
-        <w:rPr>
-          <w:rFonts w:ascii="Arial" w:hAnsi="Arial" w:cs="Arial"/>
-        </w:rPr>
-      </w:pPr>
-      <w:r>
-        <w:rPr>
-          <w:rFonts w:ascii="Arial" w:hAnsi="Arial" w:cs="Arial"/>
-        </w:rPr>
-        <w:t xml:space="preserve">The program uses Spring Boot to connect through a REST API to the React frontend. Having the visual aspect of </w:t>
-      </w:r>
-      <w:r>
-        <w:rPr>
-          <w:rFonts w:ascii="Arial" w:hAnsi="Arial" w:cs="Arial"/>
-          <w:i/>
-          <w:iCs/>
-        </w:rPr>
-        <w:t xml:space="preserve">Big Break! </w:t>
-      </w:r>
-      <w:r>
-        <w:rPr>
-          <w:rFonts w:ascii="Arial" w:hAnsi="Arial" w:cs="Arial"/>
-        </w:rPr>
-        <w:t>would allow the user to easily interact with the software without burdening them with heavily technical processes.</w:t>
-      </w:r>
-    </w:p>
-    <w:p>
-      <w:pPr>
-        <w:pStyle w:val="ListParagraph"/>
-        <w:spacing w:line="360" w:lineRule="auto"/>
-        <w:jc w:val="both"/>
-        <w:rPr>
-          <w:rFonts w:ascii="Arial" w:hAnsi="Arial" w:cs="Arial"/>
-        </w:rPr>
-      </w:pPr>
-    </w:p>
-    <w:p>
-      <w:pPr>
-        <w:pStyle w:val="ListParagraph"/>
-        <w:spacing w:line="360" w:lineRule="auto"/>
-        <w:jc w:val="both"/>
-        <w:rPr>
-          <w:rFonts w:ascii="Arial" w:hAnsi="Arial" w:cs="Arial"/>
-        </w:rPr>
-      </w:pPr>
-      <w:r>
-        <w:rPr>
-          <w:rFonts w:ascii="Arial" w:hAnsi="Arial" w:cs="Arial"/>
-        </w:rPr>
-        <w:t xml:space="preserve">The reason why I chose to pursue </w:t>
-      </w:r>
-      <w:r>
-        <w:rPr>
-          <w:rFonts w:ascii="Arial" w:hAnsi="Arial" w:cs="Arial"/>
-          <w:i/>
-          <w:iCs/>
-        </w:rPr>
-        <w:t xml:space="preserve">Big Break! </w:t>
-      </w:r>
-      <w:proofErr w:type="gramStart"/>
-      <w:r>
-        <w:rPr>
-          <w:rFonts w:ascii="Arial" w:hAnsi="Arial" w:cs="Arial"/>
-        </w:rPr>
-        <w:t>as</w:t>
-      </w:r>
-      <w:proofErr w:type="gramEnd"/>
-      <w:r>
-        <w:rPr>
-          <w:rFonts w:ascii="Arial" w:hAnsi="Arial" w:cs="Arial"/>
-        </w:rPr>
-        <w:t xml:space="preserve"> my senior project is majorly connected to my interest in fil</w:t>
-      </w:r>
-      <w:r>
-        <w:rPr>
-          <w:rFonts w:ascii="Arial" w:hAnsi="Arial" w:cs="Arial"/>
-        </w:rPr>
-        <w:t>m and my belief that technology can save time. The most prominent lesson I learned during my time in the film studio is that time and money are closely connected in a film production. Works like mine can help large films save time,</w:t>
-      </w:r>
-      <w:r>
-        <w:rPr>
-          <w:rFonts w:ascii="Arial" w:hAnsi="Arial" w:cs="Arial"/>
-        </w:rPr>
-        <w:t xml:space="preserve"> </w:t>
-      </w:r>
-      <w:r>
-        <w:rPr>
-          <w:rFonts w:ascii="Arial" w:hAnsi="Arial" w:cs="Arial"/>
-        </w:rPr>
-        <w:t xml:space="preserve">money, and focus on the creative aspects of </w:t>
-      </w:r>
-      <w:r>
-        <w:rPr>
-          <w:rFonts w:ascii="Arial" w:hAnsi="Arial" w:cs="Arial"/>
-        </w:rPr>
-        <w:t>moviemaking</w:t>
-      </w:r>
-      <w:r>
-        <w:rPr>
-          <w:rFonts w:ascii="Arial" w:hAnsi="Arial" w:cs="Arial"/>
-        </w:rPr>
-        <w:t>.</w:t>
-      </w:r>
-    </w:p>
-    <w:p>
-      <w:pPr>
-        <w:pStyle w:val="ListParagraph"/>
-        <w:spacing w:line="360" w:lineRule="auto"/>
-        <w:rPr>
-          <w:rFonts w:ascii="Arial" w:hAnsi="Arial" w:cs="Arial"/>
-        </w:rPr>
-      </w:pPr>
-    </w:p>
-    <w:p>
-      <w:pPr>
-        <w:pStyle w:val="ListParagraph"/>
-        <w:numPr>
-          <w:ilvl w:val="0"/>
-          <w:numId w:val="12"/>
-        </w:numPr>
         <w:spacing w:line="360" w:lineRule="auto"/>
         <w:jc w:val="both"/>
         <w:rPr>
@@ -1950,7 +2016,6 @@
           <w:bCs/>
           <w:sz w:val="28"/>
           <w:szCs w:val="28"/>
-          <w:u w:val="single"/>
         </w:rPr>
       </w:pPr>
       <w:r>
@@ -1960,9 +2025,8 @@
           <w:bCs/>
           <w:sz w:val="28"/>
           <w:szCs w:val="28"/>
-          <w:u w:val="single"/>
-        </w:rPr>
-        <w:t>Specification of the Software Requirements and their Analysis</w:t>
+        </w:rPr>
+        <w:t>Functional Requirements</w:t>
       </w:r>
     </w:p>
     <w:p>
@@ -1972,12 +2036,296 @@
         <w:jc w:val="both"/>
         <w:rPr>
           <w:rFonts w:ascii="Arial" w:hAnsi="Arial" w:cs="Arial"/>
+          <w:b/>
+          <w:bCs/>
         </w:rPr>
       </w:pPr>
     </w:p>
     <w:p>
       <w:pPr>
         <w:pStyle w:val="ListParagraph"/>
+        <w:numPr>
+          <w:ilvl w:val="0"/>
+          <w:numId w:val="18"/>
+        </w:numPr>
+        <w:spacing w:line="360" w:lineRule="auto"/>
+        <w:jc w:val="both"/>
+        <w:rPr>
+          <w:rFonts w:ascii="Arial" w:hAnsi="Arial" w:cs="Arial"/>
+          <w:b/>
+          <w:bCs/>
+        </w:rPr>
+      </w:pPr>
+      <w:r>
+        <w:rPr>
+          <w:rFonts w:ascii="Arial" w:hAnsi="Arial" w:cs="Arial"/>
+        </w:rPr>
+        <w:t xml:space="preserve">The user will be able to choose </w:t>
+      </w:r>
+      <w:r>
+        <w:rPr>
+          <w:rFonts w:ascii="Arial" w:hAnsi="Arial" w:cs="Arial"/>
+        </w:rPr>
+        <w:t xml:space="preserve">only </w:t>
+      </w:r>
+      <w:r>
+        <w:rPr>
+          <w:rFonts w:ascii="Arial" w:hAnsi="Arial" w:cs="Arial"/>
+        </w:rPr>
+        <w:t>a .txt file.</w:t>
+      </w:r>
+    </w:p>
+    <w:p>
+      <w:pPr>
+        <w:pStyle w:val="ListParagraph"/>
+        <w:spacing w:line="360" w:lineRule="auto"/>
+        <w:jc w:val="both"/>
+        <w:rPr>
+          <w:rFonts w:ascii="Arial" w:hAnsi="Arial" w:cs="Arial"/>
+          <w:b/>
+          <w:bCs/>
+        </w:rPr>
+      </w:pPr>
+    </w:p>
+    <w:p>
+      <w:pPr>
+        <w:pStyle w:val="ListParagraph"/>
+        <w:numPr>
+          <w:ilvl w:val="0"/>
+          <w:numId w:val="18"/>
+        </w:numPr>
+        <w:spacing w:line="360" w:lineRule="auto"/>
+        <w:jc w:val="both"/>
+        <w:rPr>
+          <w:rFonts w:ascii="Arial" w:hAnsi="Arial" w:cs="Arial"/>
+          <w:b/>
+          <w:bCs/>
+        </w:rPr>
+      </w:pPr>
+      <w:r>
+        <w:rPr>
+          <w:rFonts w:ascii="Arial" w:hAnsi="Arial" w:cs="Arial"/>
+        </w:rPr>
+        <w:t>The user will be able to view the shooting schedule.</w:t>
+      </w:r>
+    </w:p>
+    <w:p>
+      <w:pPr>
+        <w:pStyle w:val="ListParagraph"/>
+        <w:spacing w:line="360" w:lineRule="auto"/>
+        <w:jc w:val="both"/>
+        <w:rPr>
+          <w:rFonts w:ascii="Arial" w:hAnsi="Arial" w:cs="Arial"/>
+          <w:b/>
+          <w:bCs/>
+        </w:rPr>
+      </w:pPr>
+    </w:p>
+    <w:p>
+      <w:pPr>
+        <w:pStyle w:val="ListParagraph"/>
+        <w:numPr>
+          <w:ilvl w:val="0"/>
+          <w:numId w:val="18"/>
+        </w:numPr>
+        <w:spacing w:line="360" w:lineRule="auto"/>
+        <w:jc w:val="both"/>
+        <w:rPr>
+          <w:rFonts w:ascii="Arial" w:hAnsi="Arial" w:cs="Arial"/>
+          <w:b/>
+          <w:bCs/>
+        </w:rPr>
+      </w:pPr>
+      <w:r>
+        <w:rPr>
+          <w:rFonts w:ascii="Arial" w:hAnsi="Arial" w:cs="Arial"/>
+        </w:rPr>
+        <w:t>The user will be able to view each scene number, heading, location, and time of day (if available).</w:t>
+      </w:r>
+    </w:p>
+    <w:p>
+      <w:pPr>
+        <w:pStyle w:val="ListParagraph"/>
+        <w:spacing w:line="360" w:lineRule="auto"/>
+        <w:jc w:val="both"/>
+        <w:rPr>
+          <w:rFonts w:ascii="Arial" w:hAnsi="Arial" w:cs="Arial"/>
+          <w:b/>
+          <w:bCs/>
+        </w:rPr>
+      </w:pPr>
+    </w:p>
+    <w:p>
+      <w:pPr>
+        <w:pStyle w:val="ListParagraph"/>
+        <w:numPr>
+          <w:ilvl w:val="0"/>
+          <w:numId w:val="18"/>
+        </w:numPr>
+        <w:spacing w:line="360" w:lineRule="auto"/>
+        <w:jc w:val="both"/>
+        <w:rPr>
+          <w:rFonts w:ascii="Arial" w:hAnsi="Arial" w:cs="Arial"/>
+          <w:b/>
+          <w:bCs/>
+        </w:rPr>
+      </w:pPr>
+      <w:r>
+        <w:rPr>
+          <w:rFonts w:ascii="Arial" w:hAnsi="Arial" w:cs="Arial"/>
+        </w:rPr>
+        <w:t>The user will be able to view the characters of each scene.</w:t>
+      </w:r>
+    </w:p>
+    <w:p>
+      <w:pPr>
+        <w:pStyle w:val="ListParagraph"/>
+        <w:spacing w:line="360" w:lineRule="auto"/>
+        <w:jc w:val="both"/>
+        <w:rPr>
+          <w:rFonts w:ascii="Arial" w:hAnsi="Arial" w:cs="Arial"/>
+          <w:b/>
+          <w:bCs/>
+        </w:rPr>
+      </w:pPr>
+    </w:p>
+    <w:p>
+      <w:pPr>
+        <w:pStyle w:val="ListParagraph"/>
+        <w:numPr>
+          <w:ilvl w:val="0"/>
+          <w:numId w:val="18"/>
+        </w:numPr>
+        <w:spacing w:line="360" w:lineRule="auto"/>
+        <w:jc w:val="both"/>
+        <w:rPr>
+          <w:rFonts w:ascii="Arial" w:hAnsi="Arial" w:cs="Arial"/>
+          <w:b/>
+          <w:bCs/>
+        </w:rPr>
+      </w:pPr>
+      <w:r>
+        <w:rPr>
+          <w:rFonts w:ascii="Arial" w:hAnsi="Arial" w:cs="Arial"/>
+        </w:rPr>
+        <w:t>All names pointing to the same character</w:t>
+      </w:r>
+      <w:r>
+        <w:rPr>
+          <w:rFonts w:ascii="Arial" w:hAnsi="Arial" w:cs="Arial"/>
+        </w:rPr>
+        <w:t xml:space="preserve"> will appear only as the common canonical name.</w:t>
+      </w:r>
+    </w:p>
+    <w:p>
+      <w:pPr>
+        <w:pStyle w:val="ListParagraph"/>
+        <w:spacing w:line="360" w:lineRule="auto"/>
+        <w:jc w:val="both"/>
+        <w:rPr>
+          <w:rFonts w:ascii="Arial" w:hAnsi="Arial" w:cs="Arial"/>
+          <w:b/>
+          <w:bCs/>
+        </w:rPr>
+      </w:pPr>
+    </w:p>
+    <w:p>
+      <w:pPr>
+        <w:pStyle w:val="ListParagraph"/>
+        <w:numPr>
+          <w:ilvl w:val="0"/>
+          <w:numId w:val="18"/>
+        </w:numPr>
+        <w:spacing w:line="360" w:lineRule="auto"/>
+        <w:jc w:val="both"/>
+        <w:rPr>
+          <w:rFonts w:ascii="Arial" w:hAnsi="Arial" w:cs="Arial"/>
+          <w:b/>
+          <w:bCs/>
+        </w:rPr>
+      </w:pPr>
+      <w:r>
+        <w:rPr>
+          <w:rFonts w:ascii="Arial" w:hAnsi="Arial" w:cs="Arial"/>
+        </w:rPr>
+        <w:t xml:space="preserve">The </w:t>
+      </w:r>
+      <w:r>
+        <w:rPr>
+          <w:rFonts w:ascii="Arial" w:hAnsi="Arial" w:cs="Arial"/>
+        </w:rPr>
+        <w:t>schedule will be editable.</w:t>
+      </w:r>
+    </w:p>
+    <w:p>
+      <w:pPr>
+        <w:pStyle w:val="ListParagraph"/>
+        <w:spacing w:line="360" w:lineRule="auto"/>
+        <w:jc w:val="both"/>
+        <w:rPr>
+          <w:rFonts w:ascii="Arial" w:hAnsi="Arial" w:cs="Arial"/>
+          <w:b/>
+          <w:bCs/>
+        </w:rPr>
+      </w:pPr>
+    </w:p>
+    <w:p>
+      <w:pPr>
+        <w:pStyle w:val="ListParagraph"/>
+        <w:numPr>
+          <w:ilvl w:val="0"/>
+          <w:numId w:val="18"/>
+        </w:numPr>
+        <w:spacing w:line="360" w:lineRule="auto"/>
+        <w:jc w:val="both"/>
+        <w:rPr>
+          <w:rFonts w:ascii="Arial" w:hAnsi="Arial" w:cs="Arial"/>
+          <w:b/>
+          <w:bCs/>
+        </w:rPr>
+      </w:pPr>
+      <w:r>
+        <w:rPr>
+          <w:rFonts w:ascii="Arial" w:hAnsi="Arial" w:cs="Arial"/>
+        </w:rPr>
+        <w:t>The system will be able to</w:t>
+      </w:r>
+      <w:r>
+        <w:rPr>
+          <w:rFonts w:ascii="Arial" w:hAnsi="Arial" w:cs="Arial"/>
+        </w:rPr>
+        <w:t xml:space="preserve"> detect props and set dressings based on heuristic rules working with grammatical roles</w:t>
+      </w:r>
+      <w:r>
+        <w:rPr>
+          <w:rFonts w:ascii="Arial" w:hAnsi="Arial" w:cs="Arial"/>
+        </w:rPr>
+        <w:t>.</w:t>
+      </w:r>
+    </w:p>
+    <w:p>
+      <w:pPr>
+        <w:pStyle w:val="ListParagraph"/>
+        <w:rPr>
+          <w:rFonts w:ascii="Arial" w:hAnsi="Arial" w:cs="Arial"/>
+          <w:b/>
+          <w:bCs/>
+        </w:rPr>
+      </w:pPr>
+    </w:p>
+    <w:p>
+      <w:pPr>
+        <w:spacing w:line="360" w:lineRule="auto"/>
+        <w:jc w:val="both"/>
+        <w:rPr>
+          <w:rFonts w:ascii="Arial" w:hAnsi="Arial" w:cs="Arial"/>
+          <w:b/>
+          <w:bCs/>
+        </w:rPr>
+      </w:pPr>
+    </w:p>
+    <w:p>
+      <w:pPr>
         <w:spacing w:line="360" w:lineRule="auto"/>
         <w:jc w:val="both"/>
         <w:rPr>
@@ -1996,7 +2344,69 @@
           <w:sz w:val="28"/>
           <w:szCs w:val="28"/>
         </w:rPr>
-        <w:t>Functional Requirements</w:t>
+        <w:t>Non-Functional Requirements</w:t>
+      </w:r>
+    </w:p>
+    <w:p>
+      <w:pPr>
+        <w:spacing w:line="360" w:lineRule="auto"/>
+        <w:ind w:left="720"/>
+        <w:jc w:val="both"/>
+        <w:rPr>
+          <w:rFonts w:ascii="Arial" w:hAnsi="Arial" w:cs="Arial"/>
+          <w:b/>
+          <w:bCs/>
+        </w:rPr>
+      </w:pPr>
+    </w:p>
+    <w:p>
+      <w:pPr>
+        <w:pStyle w:val="ListParagraph"/>
+        <w:numPr>
+          <w:ilvl w:val="0"/>
+          <w:numId w:val="17"/>
+        </w:numPr>
+        <w:spacing w:line="360" w:lineRule="auto"/>
+        <w:jc w:val="both"/>
+        <w:rPr>
+          <w:rFonts w:ascii="Arial" w:hAnsi="Arial" w:cs="Arial"/>
+        </w:rPr>
+      </w:pPr>
+      <w:r>
+        <w:rPr>
+          <w:rFonts w:ascii="Arial" w:hAnsi="Arial" w:cs="Arial"/>
+        </w:rPr>
+        <w:t xml:space="preserve">The system </w:t>
+      </w:r>
+      <w:r>
+        <w:rPr>
+          <w:rFonts w:ascii="Arial" w:hAnsi="Arial" w:cs="Arial"/>
+        </w:rPr>
+        <w:t xml:space="preserve">will be able to complete script parsing and entity extraction within </w:t>
+      </w:r>
+      <w:r>
+        <w:rPr>
+          <w:rFonts w:ascii="Arial" w:hAnsi="Arial" w:cs="Arial"/>
+        </w:rPr>
+        <w:t>2</w:t>
+      </w:r>
+      <w:r>
+        <w:rPr>
+          <w:rFonts w:ascii="Arial" w:hAnsi="Arial" w:cs="Arial"/>
+        </w:rPr>
+        <w:t xml:space="preserve">0 seconds on a machine with </w:t>
+      </w:r>
+      <w:r>
+        <w:rPr>
+          <w:rFonts w:ascii="Arial" w:hAnsi="Arial" w:cs="Arial"/>
+        </w:rPr>
+        <w:t>16</w:t>
+      </w:r>
+      <w:r>
+        <w:rPr>
+          <w:rFonts w:ascii="Arial" w:hAnsi="Arial" w:cs="Arial"/>
+        </w:rPr>
+        <w:t xml:space="preserve"> GB RAM.</w:t>
       </w:r>
     </w:p>
     <w:p>
@@ -2006,8 +2416,6 @@
         <w:jc w:val="both"/>
         <w:rPr>
           <w:rFonts w:ascii="Arial" w:hAnsi="Arial" w:cs="Arial"/>
-          <w:b/>
-          <w:bCs/>
         </w:rPr>
       </w:pPr>
     </w:p>
@@ -2016,34 +2424,28 @@
         <w:pStyle w:val="ListParagraph"/>
         <w:numPr>
           <w:ilvl w:val="0"/>
-          <w:numId w:val="3"/>
+          <w:numId w:val="17"/>
         </w:numPr>
         <w:spacing w:line="360" w:lineRule="auto"/>
         <w:jc w:val="both"/>
         <w:rPr>
           <w:rFonts w:ascii="Arial" w:hAnsi="Arial" w:cs="Arial"/>
-          <w:b/>
-          <w:bCs/>
-        </w:rPr>
-      </w:pPr>
-      <w:r>
-        <w:rPr>
-          <w:rFonts w:ascii="Arial" w:hAnsi="Arial" w:cs="Arial"/>
-        </w:rPr>
-        <w:t xml:space="preserve">The user will be able to choose </w:t>
-      </w:r>
-      <w:r>
-        <w:rPr>
-          <w:rFonts w:ascii="Arial" w:hAnsi="Arial" w:cs="Arial"/>
-        </w:rPr>
-        <w:t xml:space="preserve">only </w:t>
-      </w:r>
-      <w:r>
-        <w:rPr>
-          <w:rFonts w:ascii="Arial" w:hAnsi="Arial" w:cs="Arial"/>
-        </w:rPr>
-        <w:t>a .txt file.</w:t>
-      </w:r>
+        </w:rPr>
+      </w:pPr>
+      <w:r>
+        <w:rPr>
+          <w:rFonts w:ascii="Arial" w:hAnsi="Arial" w:cs="Arial"/>
+        </w:rPr>
+        <w:t>At least 80% of the characters will be accurately extracted.</w:t>
+      </w:r>
+    </w:p>
+    <w:p>
+      <w:pPr>
+        <w:pStyle w:val="ListParagraph"/>
+        <w:rPr>
+          <w:rFonts w:ascii="Arial" w:hAnsi="Arial" w:cs="Arial"/>
+        </w:rPr>
+      </w:pPr>
     </w:p>
     <w:p>
       <w:pPr>
@@ -2053,257 +2455,12 @@
         <w:jc w:val="both"/>
         <w:rPr>
           <w:rFonts w:ascii="Arial" w:hAnsi="Arial" w:cs="Arial"/>
-          <w:b/>
-          <w:bCs/>
         </w:rPr>
       </w:pPr>
     </w:p>
     <w:p>
       <w:pPr>
-        <w:pStyle w:val="ListParagraph"/>
-        <w:numPr>
-          <w:ilvl w:val="0"/>
-          <w:numId w:val="3"/>
-        </w:numPr>
         <w:spacing w:line="360" w:lineRule="auto"/>
-        <w:jc w:val="both"/>
-        <w:rPr>
-          <w:rFonts w:ascii="Arial" w:hAnsi="Arial" w:cs="Arial"/>
-          <w:b/>
-          <w:bCs/>
-        </w:rPr>
-      </w:pPr>
-      <w:r>
-        <w:rPr>
-          <w:rFonts w:ascii="Arial" w:hAnsi="Arial" w:cs="Arial"/>
-        </w:rPr>
-        <w:t>The user will be able to view the shooting schedule.</w:t>
-      </w:r>
-    </w:p>
-    <w:p>
-      <w:pPr>
-        <w:pStyle w:val="ListParagraph"/>
-        <w:spacing w:line="360" w:lineRule="auto"/>
-        <w:ind w:left="1080"/>
-        <w:jc w:val="both"/>
-        <w:rPr>
-          <w:rFonts w:ascii="Arial" w:hAnsi="Arial" w:cs="Arial"/>
-          <w:b/>
-          <w:bCs/>
-        </w:rPr>
-      </w:pPr>
-    </w:p>
-    <w:p>
-      <w:pPr>
-        <w:pStyle w:val="ListParagraph"/>
-        <w:numPr>
-          <w:ilvl w:val="0"/>
-          <w:numId w:val="3"/>
-        </w:numPr>
-        <w:spacing w:line="360" w:lineRule="auto"/>
-        <w:jc w:val="both"/>
-        <w:rPr>
-          <w:rFonts w:ascii="Arial" w:hAnsi="Arial" w:cs="Arial"/>
-          <w:b/>
-          <w:bCs/>
-        </w:rPr>
-      </w:pPr>
-      <w:r>
-        <w:rPr>
-          <w:rFonts w:ascii="Arial" w:hAnsi="Arial" w:cs="Arial"/>
-        </w:rPr>
-        <w:t>The user will be able to view each scene number, heading, location, and time of day (if available).</w:t>
-      </w:r>
-    </w:p>
-    <w:p>
-      <w:pPr>
-        <w:pStyle w:val="ListParagraph"/>
-        <w:spacing w:line="360" w:lineRule="auto"/>
-        <w:ind w:left="1080"/>
-        <w:jc w:val="both"/>
-        <w:rPr>
-          <w:rFonts w:ascii="Arial" w:hAnsi="Arial" w:cs="Arial"/>
-          <w:b/>
-          <w:bCs/>
-        </w:rPr>
-      </w:pPr>
-    </w:p>
-    <w:p>
-      <w:pPr>
-        <w:pStyle w:val="ListParagraph"/>
-        <w:numPr>
-          <w:ilvl w:val="0"/>
-          <w:numId w:val="3"/>
-        </w:numPr>
-        <w:spacing w:line="360" w:lineRule="auto"/>
-        <w:jc w:val="both"/>
-        <w:rPr>
-          <w:rFonts w:ascii="Arial" w:hAnsi="Arial" w:cs="Arial"/>
-          <w:b/>
-          <w:bCs/>
-        </w:rPr>
-      </w:pPr>
-      <w:r>
-        <w:rPr>
-          <w:rFonts w:ascii="Arial" w:hAnsi="Arial" w:cs="Arial"/>
-        </w:rPr>
-        <w:t>The user will be able to view the characters of each scene.</w:t>
-      </w:r>
-    </w:p>
-    <w:p>
-      <w:pPr>
-        <w:pStyle w:val="ListParagraph"/>
-        <w:spacing w:line="360" w:lineRule="auto"/>
-        <w:ind w:left="1080"/>
-        <w:jc w:val="both"/>
-        <w:rPr>
-          <w:rFonts w:ascii="Arial" w:hAnsi="Arial" w:cs="Arial"/>
-          <w:b/>
-          <w:bCs/>
-        </w:rPr>
-      </w:pPr>
-    </w:p>
-    <w:p>
-      <w:pPr>
-        <w:pStyle w:val="ListParagraph"/>
-        <w:numPr>
-          <w:ilvl w:val="0"/>
-          <w:numId w:val="3"/>
-        </w:numPr>
-        <w:spacing w:line="360" w:lineRule="auto"/>
-        <w:jc w:val="both"/>
-        <w:rPr>
-          <w:rFonts w:ascii="Arial" w:hAnsi="Arial" w:cs="Arial"/>
-          <w:b/>
-          <w:bCs/>
-        </w:rPr>
-      </w:pPr>
-      <w:r>
-        <w:rPr>
-          <w:rFonts w:ascii="Arial" w:hAnsi="Arial" w:cs="Arial"/>
-        </w:rPr>
-        <w:t>All names pointing to the same character</w:t>
-      </w:r>
-      <w:r>
-        <w:rPr>
-          <w:rFonts w:ascii="Arial" w:hAnsi="Arial" w:cs="Arial"/>
-        </w:rPr>
-        <w:t xml:space="preserve"> will appear only as the common canonical name.</w:t>
-      </w:r>
-    </w:p>
-    <w:p>
-      <w:pPr>
-        <w:pStyle w:val="ListParagraph"/>
-        <w:spacing w:line="360" w:lineRule="auto"/>
-        <w:ind w:left="1080"/>
-        <w:jc w:val="both"/>
-        <w:rPr>
-          <w:rFonts w:ascii="Arial" w:hAnsi="Arial" w:cs="Arial"/>
-          <w:b/>
-          <w:bCs/>
-        </w:rPr>
-      </w:pPr>
-    </w:p>
-    <w:p>
-      <w:pPr>
-        <w:pStyle w:val="ListParagraph"/>
-        <w:numPr>
-          <w:ilvl w:val="0"/>
-          <w:numId w:val="3"/>
-        </w:numPr>
-        <w:spacing w:line="360" w:lineRule="auto"/>
-        <w:jc w:val="both"/>
-        <w:rPr>
-          <w:rFonts w:ascii="Arial" w:hAnsi="Arial" w:cs="Arial"/>
-          <w:b/>
-          <w:bCs/>
-        </w:rPr>
-      </w:pPr>
-      <w:r>
-        <w:rPr>
-          <w:rFonts w:ascii="Arial" w:hAnsi="Arial" w:cs="Arial"/>
-        </w:rPr>
-        <w:t xml:space="preserve">The </w:t>
-      </w:r>
-      <w:r>
-        <w:rPr>
-          <w:rFonts w:ascii="Arial" w:hAnsi="Arial" w:cs="Arial"/>
-        </w:rPr>
-        <w:t>schedule will be editable.</w:t>
-      </w:r>
-    </w:p>
-    <w:p>
-      <w:pPr>
-        <w:pStyle w:val="ListParagraph"/>
-        <w:spacing w:line="360" w:lineRule="auto"/>
-        <w:ind w:left="1080"/>
-        <w:jc w:val="both"/>
-        <w:rPr>
-          <w:rFonts w:ascii="Arial" w:hAnsi="Arial" w:cs="Arial"/>
-          <w:b/>
-          <w:bCs/>
-        </w:rPr>
-      </w:pPr>
-    </w:p>
-    <w:p>
-      <w:pPr>
-        <w:pStyle w:val="ListParagraph"/>
-        <w:numPr>
-          <w:ilvl w:val="0"/>
-          <w:numId w:val="3"/>
-        </w:numPr>
-        <w:spacing w:line="360" w:lineRule="auto"/>
-        <w:jc w:val="both"/>
-        <w:rPr>
-          <w:rFonts w:ascii="Arial" w:hAnsi="Arial" w:cs="Arial"/>
-          <w:b/>
-          <w:bCs/>
-        </w:rPr>
-      </w:pPr>
-      <w:r>
-        <w:rPr>
-          <w:rFonts w:ascii="Arial" w:hAnsi="Arial" w:cs="Arial"/>
-        </w:rPr>
-        <w:t>The system will be able to</w:t>
-      </w:r>
-      <w:r>
-        <w:rPr>
-          <w:rFonts w:ascii="Arial" w:hAnsi="Arial" w:cs="Arial"/>
-        </w:rPr>
-        <w:t xml:space="preserve"> detect props and set dressings based on heuristic rules working with grammatical roles</w:t>
-      </w:r>
-      <w:r>
-        <w:rPr>
-          <w:rFonts w:ascii="Arial" w:hAnsi="Arial" w:cs="Arial"/>
-        </w:rPr>
-        <w:t>.</w:t>
-      </w:r>
-    </w:p>
-    <w:p>
-      <w:pPr>
-        <w:pStyle w:val="ListParagraph"/>
-        <w:rPr>
-          <w:rFonts w:ascii="Arial" w:hAnsi="Arial" w:cs="Arial"/>
-          <w:b/>
-          <w:bCs/>
-        </w:rPr>
-      </w:pPr>
-    </w:p>
-    <w:p>
-      <w:pPr>
-        <w:spacing w:line="360" w:lineRule="auto"/>
-        <w:jc w:val="both"/>
-        <w:rPr>
-          <w:rFonts w:ascii="Arial" w:hAnsi="Arial" w:cs="Arial"/>
-          <w:b/>
-          <w:bCs/>
-        </w:rPr>
-      </w:pPr>
-    </w:p>
-    <w:p>
-      <w:pPr>
-        <w:spacing w:line="360" w:lineRule="auto"/>
-        <w:ind w:left="720"/>
         <w:jc w:val="both"/>
         <w:rPr>
           <w:rFonts w:ascii="Arial" w:hAnsi="Arial" w:cs="Arial"/>
@@ -2321,132 +2478,9 @@
           <w:sz w:val="28"/>
           <w:szCs w:val="28"/>
         </w:rPr>
-        <w:t>Non-Functional Requirements</w:t>
-      </w:r>
-    </w:p>
-    <w:p>
-      <w:pPr>
-        <w:spacing w:line="360" w:lineRule="auto"/>
-        <w:ind w:left="720"/>
-        <w:jc w:val="both"/>
-        <w:rPr>
-          <w:rFonts w:ascii="Arial" w:hAnsi="Arial" w:cs="Arial"/>
-          <w:b/>
-          <w:bCs/>
-        </w:rPr>
-      </w:pPr>
-    </w:p>
-    <w:p>
-      <w:pPr>
-        <w:pStyle w:val="ListParagraph"/>
-        <w:numPr>
-          <w:ilvl w:val="0"/>
-          <w:numId w:val="3"/>
-        </w:numPr>
-        <w:spacing w:line="360" w:lineRule="auto"/>
-        <w:jc w:val="both"/>
-        <w:rPr>
-          <w:rFonts w:ascii="Arial" w:hAnsi="Arial" w:cs="Arial"/>
-        </w:rPr>
-      </w:pPr>
-      <w:r>
-        <w:rPr>
-          <w:rFonts w:ascii="Arial" w:hAnsi="Arial" w:cs="Arial"/>
-        </w:rPr>
-        <w:t xml:space="preserve">The system </w:t>
-      </w:r>
-      <w:r>
-        <w:rPr>
-          <w:rFonts w:ascii="Arial" w:hAnsi="Arial" w:cs="Arial"/>
-        </w:rPr>
-        <w:t xml:space="preserve">will be able to complete script parsing and entity extraction within </w:t>
-      </w:r>
-      <w:r>
-        <w:rPr>
-          <w:rFonts w:ascii="Arial" w:hAnsi="Arial" w:cs="Arial"/>
-        </w:rPr>
-        <w:t>2</w:t>
-      </w:r>
-      <w:r>
-        <w:rPr>
-          <w:rFonts w:ascii="Arial" w:hAnsi="Arial" w:cs="Arial"/>
-        </w:rPr>
-        <w:t xml:space="preserve">0 seconds on a machine with </w:t>
-      </w:r>
-      <w:r>
-        <w:rPr>
-          <w:rFonts w:ascii="Arial" w:hAnsi="Arial" w:cs="Arial"/>
-        </w:rPr>
-        <w:t>16</w:t>
-      </w:r>
-      <w:r>
-        <w:rPr>
-          <w:rFonts w:ascii="Arial" w:hAnsi="Arial" w:cs="Arial"/>
-        </w:rPr>
-        <w:t xml:space="preserve"> GB RAM.</w:t>
-      </w:r>
-    </w:p>
-    <w:p>
-      <w:pPr>
-        <w:pStyle w:val="ListParagraph"/>
-        <w:spacing w:line="360" w:lineRule="auto"/>
-        <w:ind w:left="1080"/>
-        <w:jc w:val="both"/>
-        <w:rPr>
-          <w:rFonts w:ascii="Arial" w:hAnsi="Arial" w:cs="Arial"/>
-        </w:rPr>
-      </w:pPr>
-    </w:p>
-    <w:p>
-      <w:pPr>
-        <w:pStyle w:val="ListParagraph"/>
-        <w:numPr>
-          <w:ilvl w:val="0"/>
-          <w:numId w:val="3"/>
-        </w:numPr>
-        <w:spacing w:line="360" w:lineRule="auto"/>
-        <w:jc w:val="both"/>
-        <w:rPr>
-          <w:rFonts w:ascii="Arial" w:hAnsi="Arial" w:cs="Arial"/>
-        </w:rPr>
-      </w:pPr>
-      <w:r>
-        <w:rPr>
-          <w:rFonts w:ascii="Arial" w:hAnsi="Arial" w:cs="Arial"/>
-        </w:rPr>
-        <w:t>At least 80% of the characters will be accurately extracted</w:t>
-      </w:r>
-      <w:r>
-        <w:rPr>
-          <w:rFonts w:ascii="Arial" w:hAnsi="Arial" w:cs="Arial"/>
-        </w:rPr>
-        <w:t>.</w:t>
-      </w:r>
-    </w:p>
-    <w:p>
-      <w:pPr>
-        <w:pStyle w:val="ListParagraph"/>
-        <w:rPr>
-          <w:rFonts w:ascii="Arial" w:hAnsi="Arial" w:cs="Arial"/>
-        </w:rPr>
-      </w:pPr>
-    </w:p>
-    <w:p>
-      <w:pPr>
-        <w:pStyle w:val="ListParagraph"/>
-        <w:spacing w:line="360" w:lineRule="auto"/>
-        <w:ind w:left="1080"/>
-        <w:jc w:val="both"/>
-        <w:rPr>
-          <w:rFonts w:ascii="Arial" w:hAnsi="Arial" w:cs="Arial"/>
-        </w:rPr>
-      </w:pPr>
-    </w:p>
-    <w:p>
-      <w:pPr>
-        <w:spacing w:line="360" w:lineRule="auto"/>
-        <w:ind w:firstLine="720"/>
-        <w:jc w:val="both"/>
+        <w:t xml:space="preserve">Analysis of </w:t>
+      </w:r>
+      <w:r>
         <w:rPr>
           <w:rFonts w:ascii="Arial" w:hAnsi="Arial" w:cs="Arial"/>
           <w:b/>
@@ -2454,7 +2488,8 @@
           <w:sz w:val="28"/>
           <w:szCs w:val="28"/>
         </w:rPr>
-      </w:pPr>
+        <w:t xml:space="preserve">(Some for Now) </w:t>
+      </w:r>
       <w:r>
         <w:rPr>
           <w:rFonts w:ascii="Arial" w:hAnsi="Arial" w:cs="Arial"/>
@@ -2463,27 +2498,6 @@
           <w:sz w:val="28"/>
           <w:szCs w:val="28"/>
         </w:rPr>
-        <w:lastRenderedPageBreak/>
-        <w:t xml:space="preserve">Analysis of </w:t>
-      </w:r>
-      <w:r>
-        <w:rPr>
-          <w:rFonts w:ascii="Arial" w:hAnsi="Arial" w:cs="Arial"/>
-          <w:b/>
-          <w:bCs/>
-          <w:sz w:val="28"/>
-          <w:szCs w:val="28"/>
-        </w:rPr>
-        <w:t xml:space="preserve">(Some for Now) </w:t>
-      </w:r>
-      <w:r>
-        <w:rPr>
-          <w:rFonts w:ascii="Arial" w:hAnsi="Arial" w:cs="Arial"/>
-          <w:b/>
-          <w:bCs/>
-          <w:sz w:val="28"/>
-          <w:szCs w:val="28"/>
-        </w:rPr>
         <w:t>Functional Requirements</w:t>
       </w:r>
     </w:p>
@@ -2502,7 +2516,6 @@
     <w:p>
       <w:pPr>
         <w:spacing w:line="360" w:lineRule="auto"/>
-        <w:ind w:left="720"/>
         <w:jc w:val="both"/>
         <w:rPr>
           <w:rFonts w:ascii="Arial" w:hAnsi="Arial" w:cs="Arial"/>
@@ -2541,7 +2554,6 @@
     <w:p>
       <w:pPr>
         <w:spacing w:line="360" w:lineRule="auto"/>
-        <w:ind w:left="720"/>
         <w:jc w:val="both"/>
         <w:rPr>
           <w:rFonts w:ascii="Arial" w:hAnsi="Arial" w:cs="Arial"/>
@@ -3128,7 +3140,6 @@
     <w:p>
       <w:pPr>
         <w:spacing w:line="360" w:lineRule="auto"/>
-        <w:ind w:left="720"/>
         <w:jc w:val="both"/>
         <w:rPr>
           <w:rFonts w:ascii="Arial" w:hAnsi="Arial" w:cs="Arial"/>
@@ -3371,7 +3382,6 @@
     <w:p>
       <w:pPr>
         <w:spacing w:line="360" w:lineRule="auto"/>
-        <w:ind w:left="720"/>
         <w:jc w:val="both"/>
         <w:rPr>
           <w:rFonts w:ascii="Arial" w:hAnsi="Arial" w:cs="Arial"/>
@@ -3415,7 +3425,6 @@
     <w:p>
       <w:pPr>
         <w:spacing w:line="360" w:lineRule="auto"/>
-        <w:ind w:left="720"/>
         <w:jc w:val="both"/>
         <w:rPr>
           <w:rFonts w:ascii="Arial" w:hAnsi="Arial" w:cs="Arial"/>
@@ -3450,7 +3459,6 @@
     <w:p>
       <w:pPr>
         <w:spacing w:line="360" w:lineRule="auto"/>
-        <w:ind w:left="720"/>
         <w:jc w:val="both"/>
         <w:rPr>
           <w:rFonts w:ascii="Arial" w:hAnsi="Arial" w:cs="Arial"/>
@@ -3492,7 +3500,6 @@
     <w:p>
       <w:pPr>
         <w:spacing w:line="360" w:lineRule="auto"/>
-        <w:ind w:left="720"/>
         <w:jc w:val="both"/>
         <w:rPr>
           <w:rFonts w:ascii="Arial" w:hAnsi="Arial" w:cs="Arial"/>
@@ -3512,7 +3519,6 @@
     <w:p>
       <w:pPr>
         <w:spacing w:line="360" w:lineRule="auto"/>
-        <w:ind w:left="720"/>
         <w:jc w:val="both"/>
         <w:rPr>
           <w:rFonts w:ascii="Arial" w:hAnsi="Arial" w:cs="Arial"/>
@@ -3550,7 +3556,6 @@
     <w:p>
       <w:pPr>
         <w:spacing w:line="360" w:lineRule="auto"/>
-        <w:ind w:left="720"/>
         <w:jc w:val="both"/>
         <w:rPr>
           <w:rFonts w:ascii="Arial" w:hAnsi="Arial" w:cs="Arial"/>
@@ -3566,7 +3571,6 @@
     <w:p>
       <w:pPr>
         <w:spacing w:line="360" w:lineRule="auto"/>
-        <w:ind w:left="720"/>
         <w:jc w:val="both"/>
         <w:rPr>
           <w:rFonts w:ascii="Arial" w:hAnsi="Arial" w:cs="Arial"/>
@@ -3666,7 +3670,6 @@
     <w:p>
       <w:pPr>
         <w:spacing w:line="360" w:lineRule="auto"/>
-        <w:ind w:left="720"/>
         <w:jc w:val="both"/>
         <w:rPr>
           <w:rFonts w:ascii="Arial" w:hAnsi="Arial" w:cs="Arial"/>
@@ -3748,7 +3751,6 @@
     <w:p>
       <w:pPr>
         <w:spacing w:line="360" w:lineRule="auto"/>
-        <w:ind w:left="720"/>
         <w:jc w:val="both"/>
         <w:rPr>
           <w:rFonts w:ascii="Arial" w:hAnsi="Arial" w:cs="Arial"/>
@@ -3758,7 +3760,6 @@
     <w:p>
       <w:pPr>
         <w:spacing w:line="360" w:lineRule="auto"/>
-        <w:ind w:left="720"/>
         <w:jc w:val="both"/>
         <w:rPr>
           <w:rFonts w:ascii="Arial" w:hAnsi="Arial" w:cs="Arial"/>
@@ -3778,7 +3779,6 @@
     <w:p>
       <w:pPr>
         <w:spacing w:line="360" w:lineRule="auto"/>
-        <w:ind w:left="720"/>
         <w:jc w:val="both"/>
         <w:rPr>
           <w:rFonts w:ascii="Arial" w:hAnsi="Arial" w:cs="Arial"/>
@@ -3794,7 +3794,6 @@
     <w:p>
       <w:pPr>
         <w:spacing w:line="360" w:lineRule="auto"/>
-        <w:ind w:left="720"/>
         <w:jc w:val="both"/>
         <w:rPr>
           <w:rFonts w:ascii="Arial" w:hAnsi="Arial" w:cs="Arial"/>
@@ -3974,7 +3973,6 @@
     <w:p>
       <w:pPr>
         <w:spacing w:line="360" w:lineRule="auto"/>
-        <w:ind w:left="720"/>
         <w:jc w:val="both"/>
         <w:rPr>
           <w:rFonts w:ascii="Arial" w:hAnsi="Arial" w:cs="Arial"/>
@@ -3984,7 +3982,6 @@
     <w:p>
       <w:pPr>
         <w:spacing w:line="360" w:lineRule="auto"/>
-        <w:ind w:left="720"/>
         <w:jc w:val="both"/>
         <w:rPr>
           <w:rFonts w:ascii="Arial" w:hAnsi="Arial" w:cs="Arial"/>
@@ -3994,6 +3991,7 @@
         <w:rPr>
           <w:rFonts w:ascii="Arial" w:hAnsi="Arial" w:cs="Arial"/>
         </w:rPr>
+        <w:lastRenderedPageBreak/>
         <w:t xml:space="preserve">The </w:t>
       </w:r>
       <w:proofErr w:type="spellStart"/>
@@ -4022,7 +4020,6 @@
     <w:p>
       <w:pPr>
         <w:spacing w:line="360" w:lineRule="auto"/>
-        <w:ind w:left="720"/>
         <w:jc w:val="both"/>
         <w:rPr>
           <w:rFonts w:ascii="Arial" w:hAnsi="Arial" w:cs="Arial"/>
@@ -4032,125 +4029,11 @@
     <w:p>
       <w:pPr>
         <w:spacing w:line="360" w:lineRule="auto"/>
-        <w:ind w:left="720"/>
         <w:jc w:val="both"/>
         <w:rPr>
           <w:rFonts w:ascii="Arial" w:hAnsi="Arial" w:cs="Arial"/>
           <w:b/>
           <w:bCs/>
-        </w:rPr>
-      </w:pPr>
-      <w:r>
-        <w:rPr>
-          <w:noProof/>
-        </w:rPr>
-        <w:drawing>
-          <wp:anchor distT="0" distB="0" distL="114300" distR="114300" simplePos="0" relativeHeight="251671552" behindDoc="0" locked="0" layoutInCell="1" allowOverlap="1" wp14:anchorId="66CC164D" wp14:editId="1BBA9656">
-            <wp:simplePos x="0" y="0"/>
-            <wp:positionH relativeFrom="margin">
-              <wp:align>center</wp:align>
-            </wp:positionH>
-            <wp:positionV relativeFrom="paragraph">
-              <wp:posOffset>676910</wp:posOffset>
-            </wp:positionV>
-            <wp:extent cx="4847590" cy="2293620"/>
-            <wp:effectExtent l="0" t="0" r="0" b="0"/>
-            <wp:wrapTopAndBottom/>
-            <wp:docPr id="1854107359" name="Picture 14" descr="A computer screen shot of a program&#10;&#10;AI-generated content may be incorrect."/>
-            <wp:cNvGraphicFramePr>
-              <a:graphicFrameLocks xmlns:a="http://schemas.openxmlformats.org/drawingml/2006/main" noChangeAspect="1"/>
-            </wp:cNvGraphicFramePr>
-            <a:graphic xmlns:a="http://schemas.openxmlformats.org/drawingml/2006/main">
-              <a:graphicData uri="http://schemas.openxmlformats.org/drawingml/2006/picture">
-                <pic:pic xmlns:pic="http://schemas.openxmlformats.org/drawingml/2006/picture">
-                  <pic:nvPicPr>
-                    <pic:cNvPr id="1854107359" name="Picture 14" descr="A computer screen shot of a program&#10;&#10;AI-generated content may be incorrect."/>
-                    <pic:cNvPicPr/>
-                  </pic:nvPicPr>
-                  <pic:blipFill rotWithShape="1">
-                    <a:blip r:embed="rId10">
-                      <a:extLst>
-                        <a:ext uri="{28A0092B-C50C-407E-A947-70E740481C1C}">
-                          <a14:useLocalDpi xmlns:a14="http://schemas.microsoft.com/office/drawing/2010/main" val="0"/>
-                        </a:ext>
-                      </a:extLst>
-                    </a:blip>
-                    <a:srcRect l="16178" t="31602" r="26432" b="20102"/>
-                    <a:stretch>
-                      <a:fillRect/>
-                    </a:stretch>
-                  </pic:blipFill>
-                  <pic:spPr bwMode="auto">
-                    <a:xfrm>
-                      <a:off x="0" y="0"/>
-                      <a:ext cx="4847590" cy="2293620"/>
-                    </a:xfrm>
-                    <a:prstGeom prst="rect">
-                      <a:avLst/>
-                    </a:prstGeom>
-                    <a:ln>
-                      <a:noFill/>
-                    </a:ln>
-                    <a:extLst>
-                      <a:ext uri="{53640926-AAD7-44D8-BBD7-CCE9431645EC}">
-                        <a14:shadowObscured xmlns:a14="http://schemas.microsoft.com/office/drawing/2010/main"/>
-                      </a:ext>
-                    </a:extLst>
-                  </pic:spPr>
-                </pic:pic>
-              </a:graphicData>
-            </a:graphic>
-            <wp14:sizeRelH relativeFrom="margin">
-              <wp14:pctWidth>0</wp14:pctWidth>
-            </wp14:sizeRelH>
-            <wp14:sizeRelV relativeFrom="margin">
-              <wp14:pctHeight>0</wp14:pctHeight>
-            </wp14:sizeRelV>
-          </wp:anchor>
-        </w:drawing>
-      </w:r>
-      <w:r>
-        <w:rPr>
-          <w:rFonts w:ascii="Arial" w:hAnsi="Arial" w:cs="Arial"/>
-        </w:rPr>
-        <w:t xml:space="preserve">Pseudocode for part of </w:t>
-      </w:r>
-      <w:r>
-        <w:rPr>
-          <w:rFonts w:ascii="Arial" w:hAnsi="Arial" w:cs="Arial"/>
-        </w:rPr>
-        <w:t xml:space="preserve">the </w:t>
-      </w:r>
-      <w:proofErr w:type="spellStart"/>
-      <w:r>
-        <w:rPr>
-          <w:rFonts w:ascii="Arial" w:hAnsi="Arial" w:cs="Arial"/>
-        </w:rPr>
-        <w:t>isCharacterCue</w:t>
-      </w:r>
-      <w:proofErr w:type="spellEnd"/>
-      <w:r>
-        <w:rPr>
-          <w:rFonts w:ascii="Arial" w:hAnsi="Arial" w:cs="Arial"/>
-        </w:rPr>
-        <w:t>(String line) method that is mainly responsible for obtaining characters on the initial heuristics side:</w:t>
-      </w:r>
-    </w:p>
-    <w:p>
-      <w:pPr>
-        <w:jc w:val="both"/>
-        <w:rPr>
-          <w:rFonts w:ascii="Arial" w:hAnsi="Arial" w:cs="Arial"/>
-        </w:rPr>
-      </w:pPr>
-    </w:p>
-    <w:p>
-      <w:pPr>
-        <w:spacing w:line="360" w:lineRule="auto"/>
-        <w:ind w:left="720"/>
-        <w:jc w:val="both"/>
-        <w:rPr>
-          <w:rFonts w:ascii="Arial" w:hAnsi="Arial" w:cs="Arial"/>
         </w:rPr>
       </w:pPr>
       <w:r>
@@ -4160,13 +4043,13 @@
         <mc:AlternateContent>
           <mc:Choice Requires="wps">
             <w:drawing>
-              <wp:anchor distT="0" distB="0" distL="114300" distR="114300" simplePos="0" relativeHeight="251729920" behindDoc="0" locked="0" layoutInCell="1" allowOverlap="1" wp14:anchorId="41B05D9A" wp14:editId="35F14FC2">
+              <wp:anchor distT="0" distB="0" distL="114300" distR="114300" simplePos="0" relativeHeight="251729920" behindDoc="0" locked="0" layoutInCell="1" allowOverlap="1" wp14:anchorId="41B05D9A" wp14:editId="74E090EC">
                 <wp:simplePos x="0" y="0"/>
                 <wp:positionH relativeFrom="column">
-                  <wp:posOffset>457200</wp:posOffset>
+                  <wp:posOffset>464820</wp:posOffset>
                 </wp:positionH>
                 <wp:positionV relativeFrom="paragraph">
-                  <wp:posOffset>635</wp:posOffset>
+                  <wp:posOffset>3032125</wp:posOffset>
                 </wp:positionV>
                 <wp:extent cx="4986020" cy="635"/>
                 <wp:effectExtent l="0" t="0" r="5080" b="3810"/>
@@ -4265,7 +4148,7 @@
           </mc:Choice>
           <mc:Fallback>
             <w:pict>
-              <v:shape w14:anchorId="41B05D9A" id="_x0000_s1028" type="#_x0000_t202" style="position:absolute;left:0;text-align:left;margin-left:36pt;margin-top:.05pt;width:392.6pt;height:.05pt;z-index:251729920;visibility:visible;mso-wrap-style:square;mso-wrap-distance-left:9pt;mso-wrap-distance-top:0;mso-wrap-distance-right:9pt;mso-wrap-distance-bottom:0;mso-position-horizontal:absolute;mso-position-horizontal-relative:text;mso-position-vertical:absolute;mso-position-vertical-relative:text;v-text-anchor:top" o:gfxdata="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" stroked="f">
+              <v:shape w14:anchorId="41B05D9A" id="_x0000_s1028" type="#_x0000_t202" style="position:absolute;left:0;text-align:left;margin-left:36.6pt;margin-top:238.75pt;width:392.6pt;height:.05pt;z-index:251729920;visibility:visible;mso-wrap-style:square;mso-wrap-distance-left:9pt;mso-wrap-distance-top:0;mso-wrap-distance-right:9pt;mso-wrap-distance-bottom:0;mso-position-horizontal:absolute;mso-position-horizontal-relative:text;mso-position-vertical:absolute;mso-position-vertical-relative:text;v-text-anchor:top" o:gfxdata="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" stroked="f">
                 <v:textbox style="mso-fit-shape-to-text:t" inset="0,0,0,0">
                   <w:txbxContent>
                     <w:p>
@@ -4333,6 +4216,118 @@
       </w:r>
       <w:r>
         <w:rPr>
+          <w:noProof/>
+        </w:rPr>
+        <w:drawing>
+          <wp:anchor distT="0" distB="0" distL="114300" distR="114300" simplePos="0" relativeHeight="251671552" behindDoc="0" locked="0" layoutInCell="1" allowOverlap="1" wp14:anchorId="66CC164D" wp14:editId="1BBA9656">
+            <wp:simplePos x="0" y="0"/>
+            <wp:positionH relativeFrom="margin">
+              <wp:align>center</wp:align>
+            </wp:positionH>
+            <wp:positionV relativeFrom="paragraph">
+              <wp:posOffset>676910</wp:posOffset>
+            </wp:positionV>
+            <wp:extent cx="4847590" cy="2293620"/>
+            <wp:effectExtent l="0" t="0" r="0" b="0"/>
+            <wp:wrapTopAndBottom/>
+            <wp:docPr id="1854107359" name="Picture 14" descr="A computer screen shot of a program&#10;&#10;AI-generated content may be incorrect."/>
+            <wp:cNvGraphicFramePr>
+              <a:graphicFrameLocks xmlns:a="http://schemas.openxmlformats.org/drawingml/2006/main" noChangeAspect="1"/>
+            </wp:cNvGraphicFramePr>
+            <a:graphic xmlns:a="http://schemas.openxmlformats.org/drawingml/2006/main">
+              <a:graphicData uri="http://schemas.openxmlformats.org/drawingml/2006/picture">
+                <pic:pic xmlns:pic="http://schemas.openxmlformats.org/drawingml/2006/picture">
+                  <pic:nvPicPr>
+                    <pic:cNvPr id="1854107359" name="Picture 14" descr="A computer screen shot of a program&#10;&#10;AI-generated content may be incorrect."/>
+                    <pic:cNvPicPr/>
+                  </pic:nvPicPr>
+                  <pic:blipFill rotWithShape="1">
+                    <a:blip r:embed="rId10">
+                      <a:extLst>
+                        <a:ext uri="{28A0092B-C50C-407E-A947-70E740481C1C}">
+                          <a14:useLocalDpi xmlns:a14="http://schemas.microsoft.com/office/drawing/2010/main" val="0"/>
+                        </a:ext>
+                      </a:extLst>
+                    </a:blip>
+                    <a:srcRect l="16178" t="31602" r="26432" b="20102"/>
+                    <a:stretch>
+                      <a:fillRect/>
+                    </a:stretch>
+                  </pic:blipFill>
+                  <pic:spPr bwMode="auto">
+                    <a:xfrm>
+                      <a:off x="0" y="0"/>
+                      <a:ext cx="4847590" cy="2293620"/>
+                    </a:xfrm>
+                    <a:prstGeom prst="rect">
+                      <a:avLst/>
+                    </a:prstGeom>
+                    <a:ln>
+                      <a:noFill/>
+                    </a:ln>
+                    <a:extLst>
+                      <a:ext uri="{53640926-AAD7-44D8-BBD7-CCE9431645EC}">
+                        <a14:shadowObscured xmlns:a14="http://schemas.microsoft.com/office/drawing/2010/main"/>
+                      </a:ext>
+                    </a:extLst>
+                  </pic:spPr>
+                </pic:pic>
+              </a:graphicData>
+            </a:graphic>
+            <wp14:sizeRelH relativeFrom="margin">
+              <wp14:pctWidth>0</wp14:pctWidth>
+            </wp14:sizeRelH>
+            <wp14:sizeRelV relativeFrom="margin">
+              <wp14:pctHeight>0</wp14:pctHeight>
+            </wp14:sizeRelV>
+          </wp:anchor>
+        </w:drawing>
+      </w:r>
+      <w:r>
+        <w:rPr>
+          <w:rFonts w:ascii="Arial" w:hAnsi="Arial" w:cs="Arial"/>
+        </w:rPr>
+        <w:t xml:space="preserve">Pseudocode for part of </w:t>
+      </w:r>
+      <w:r>
+        <w:rPr>
+          <w:rFonts w:ascii="Arial" w:hAnsi="Arial" w:cs="Arial"/>
+        </w:rPr>
+        <w:t xml:space="preserve">the </w:t>
+      </w:r>
+      <w:proofErr w:type="spellStart"/>
+      <w:r>
+        <w:rPr>
+          <w:rFonts w:ascii="Arial" w:hAnsi="Arial" w:cs="Arial"/>
+        </w:rPr>
+        <w:t>isCharacterCue</w:t>
+      </w:r>
+      <w:proofErr w:type="spellEnd"/>
+      <w:r>
+        <w:rPr>
+          <w:rFonts w:ascii="Arial" w:hAnsi="Arial" w:cs="Arial"/>
+        </w:rPr>
+        <w:t>(String line) method that is mainly responsible for obtaining characters on the initial heuristics side:</w:t>
+      </w:r>
+    </w:p>
+    <w:p>
+      <w:pPr>
+        <w:jc w:val="both"/>
+        <w:rPr>
+          <w:rFonts w:ascii="Arial" w:hAnsi="Arial" w:cs="Arial"/>
+        </w:rPr>
+      </w:pPr>
+    </w:p>
+    <w:p>
+      <w:pPr>
+        <w:spacing w:line="360" w:lineRule="auto"/>
+        <w:jc w:val="both"/>
+        <w:rPr>
+          <w:rFonts w:ascii="Arial" w:hAnsi="Arial" w:cs="Arial"/>
+        </w:rPr>
+      </w:pPr>
+      <w:r>
+        <w:rPr>
           <w:rFonts w:ascii="Arial" w:hAnsi="Arial" w:cs="Arial"/>
         </w:rPr>
         <w:t>The pseudocode shows the main checks of whether the name tokens are at least 80% of all tokens in the line and whether the token count is less than or equal to five, so it could be considered a character cue line.</w:t>
@@ -4370,6 +4365,229 @@
           <w:rFonts w:ascii="Arial" w:hAnsi="Arial" w:cs="Arial"/>
         </w:rPr>
         <w:t>etc. The STAGE_VERB set relates to words for camera movement that can be included in the original script.</w:t>
+      </w:r>
+    </w:p>
+    <w:p>
+      <w:pPr>
+        <w:spacing w:line="360" w:lineRule="auto"/>
+        <w:jc w:val="both"/>
+        <w:rPr>
+          <w:rFonts w:ascii="Arial" w:hAnsi="Arial" w:cs="Arial"/>
+        </w:rPr>
+      </w:pPr>
+    </w:p>
+    <w:p>
+      <w:pPr>
+        <w:spacing w:line="360" w:lineRule="auto"/>
+        <w:jc w:val="both"/>
+        <w:rPr>
+          <w:rFonts w:ascii="Arial" w:hAnsi="Arial" w:cs="Arial"/>
+        </w:rPr>
+      </w:pPr>
+      <w:r>
+        <w:rPr>
+          <w:rFonts w:ascii="Arial" w:hAnsi="Arial" w:cs="Arial"/>
+        </w:rPr>
+        <w:t xml:space="preserve">The </w:t>
+      </w:r>
+      <w:proofErr w:type="spellStart"/>
+      <w:r>
+        <w:rPr>
+          <w:rFonts w:ascii="Arial" w:hAnsi="Arial" w:cs="Arial"/>
+        </w:rPr>
+        <w:t>extractInlineNames</w:t>
+      </w:r>
+      <w:proofErr w:type="spellEnd"/>
+      <w:r>
+        <w:rPr>
+          <w:rFonts w:ascii="Arial" w:hAnsi="Arial" w:cs="Arial"/>
+        </w:rPr>
+        <w:t xml:space="preserve"> covers the scenarios of names in a dialogue or scene descriptions. It is using the pre-trained model </w:t>
+      </w:r>
+      <w:proofErr w:type="spellStart"/>
+      <w:r>
+        <w:rPr>
+          <w:rFonts w:ascii="Arial" w:hAnsi="Arial" w:cs="Arial"/>
+        </w:rPr>
+        <w:t>NameFinderME</w:t>
+      </w:r>
+      <w:proofErr w:type="spellEnd"/>
+      <w:r>
+        <w:rPr>
+          <w:rFonts w:ascii="Arial" w:hAnsi="Arial" w:cs="Arial"/>
+        </w:rPr>
+        <w:t>.</w:t>
+      </w:r>
+    </w:p>
+    <w:p>
+      <w:pPr>
+        <w:spacing w:line="360" w:lineRule="auto"/>
+        <w:jc w:val="both"/>
+        <w:rPr>
+          <w:rFonts w:ascii="Arial" w:hAnsi="Arial" w:cs="Arial"/>
+        </w:rPr>
+      </w:pPr>
+    </w:p>
+    <w:p>
+      <w:pPr>
+        <w:spacing w:line="360" w:lineRule="auto"/>
+        <w:jc w:val="both"/>
+        <w:rPr>
+          <w:rFonts w:ascii="Arial" w:hAnsi="Arial" w:cs="Arial"/>
+        </w:rPr>
+      </w:pPr>
+      <w:r>
+        <w:rPr>
+          <w:rFonts w:ascii="Arial" w:hAnsi="Arial" w:cs="Arial"/>
+        </w:rPr>
+        <w:t xml:space="preserve">The </w:t>
+      </w:r>
+      <w:proofErr w:type="spellStart"/>
+      <w:r>
+        <w:rPr>
+          <w:rFonts w:ascii="Arial" w:hAnsi="Arial" w:cs="Arial"/>
+        </w:rPr>
+        <w:t>extractPersonWord</w:t>
+      </w:r>
+      <w:proofErr w:type="spellEnd"/>
+      <w:r>
+        <w:rPr>
+          <w:rFonts w:ascii="Arial" w:hAnsi="Arial" w:cs="Arial"/>
+        </w:rPr>
+        <w:t xml:space="preserve"> extracts characters which are not proper names for characters that are unnamed. An example of that is </w:t>
+      </w:r>
+      <w:r>
+        <w:rPr>
+          <w:rFonts w:ascii="Arial" w:hAnsi="Arial" w:cs="Arial"/>
+          <w:i/>
+          <w:iCs/>
+        </w:rPr>
+        <w:t>OLD WOMAN</w:t>
+      </w:r>
+      <w:r>
+        <w:rPr>
+          <w:rFonts w:ascii="Arial" w:hAnsi="Arial" w:cs="Arial"/>
+        </w:rPr>
+        <w:t xml:space="preserve">. However, it checks </w:t>
+      </w:r>
+      <w:r>
+        <w:rPr>
+          <w:rFonts w:ascii="Arial" w:hAnsi="Arial" w:cs="Arial"/>
+        </w:rPr>
+        <w:lastRenderedPageBreak/>
+        <w:t xml:space="preserve">different regexes based on </w:t>
+      </w:r>
+      <w:r>
+        <w:rPr>
+          <w:rFonts w:ascii="Arial" w:hAnsi="Arial" w:cs="Arial"/>
+        </w:rPr>
+        <w:t>whether</w:t>
+      </w:r>
+      <w:r>
+        <w:rPr>
+          <w:rFonts w:ascii="Arial" w:hAnsi="Arial" w:cs="Arial"/>
+        </w:rPr>
+        <w:t xml:space="preserve"> the human-related word is </w:t>
+      </w:r>
+      <w:r>
+        <w:rPr>
+          <w:rFonts w:ascii="Arial" w:hAnsi="Arial" w:cs="Arial"/>
+        </w:rPr>
+        <w:t>an</w:t>
+      </w:r>
+      <w:r>
+        <w:rPr>
+          <w:rFonts w:ascii="Arial" w:hAnsi="Arial" w:cs="Arial"/>
+        </w:rPr>
+        <w:t xml:space="preserve"> adjective, noun, or voice connected word</w:t>
+      </w:r>
+      <w:r>
+        <w:rPr>
+          <w:rFonts w:ascii="Arial" w:hAnsi="Arial" w:cs="Arial"/>
+        </w:rPr>
+        <w:t xml:space="preserve">, positioned </w:t>
+      </w:r>
+      <w:r>
+        <w:rPr>
+          <w:rFonts w:ascii="Arial" w:hAnsi="Arial" w:cs="Arial"/>
+        </w:rPr>
+        <w:t>above dialogue.</w:t>
+      </w:r>
+    </w:p>
+    <w:p>
+      <w:pPr>
+        <w:spacing w:line="360" w:lineRule="auto"/>
+        <w:jc w:val="both"/>
+        <w:rPr>
+          <w:rFonts w:ascii="Arial" w:hAnsi="Arial" w:cs="Arial"/>
+        </w:rPr>
+      </w:pPr>
+    </w:p>
+    <w:p>
+      <w:pPr>
+        <w:spacing w:line="360" w:lineRule="auto"/>
+        <w:jc w:val="both"/>
+        <w:rPr>
+          <w:rFonts w:ascii="Arial" w:hAnsi="Arial" w:cs="Arial"/>
+        </w:rPr>
+      </w:pPr>
+      <w:r>
+        <w:rPr>
+          <w:rFonts w:ascii="Arial" w:hAnsi="Arial" w:cs="Arial"/>
+        </w:rPr>
+        <w:t xml:space="preserve">The </w:t>
+      </w:r>
+      <w:proofErr w:type="spellStart"/>
+      <w:r>
+        <w:rPr>
+          <w:rFonts w:ascii="Arial" w:hAnsi="Arial" w:cs="Arial"/>
+        </w:rPr>
+        <w:t>extractIntroCharacters</w:t>
+      </w:r>
+      <w:proofErr w:type="spellEnd"/>
+      <w:r>
+        <w:rPr>
+          <w:rFonts w:ascii="Arial" w:hAnsi="Arial" w:cs="Arial"/>
+        </w:rPr>
+        <w:t xml:space="preserve"> method handles situations where the characters are first introduced, as they usually have specific formatting. This is done through matching regex patterns.</w:t>
+      </w:r>
+    </w:p>
+    <w:p>
+      <w:pPr>
+        <w:spacing w:line="360" w:lineRule="auto"/>
+        <w:jc w:val="both"/>
+        <w:rPr>
+          <w:rFonts w:ascii="Arial" w:hAnsi="Arial" w:cs="Arial"/>
+        </w:rPr>
+      </w:pPr>
+    </w:p>
+    <w:p>
+      <w:pPr>
+        <w:spacing w:line="360" w:lineRule="auto"/>
+        <w:jc w:val="both"/>
+        <w:rPr>
+          <w:rFonts w:ascii="Arial" w:hAnsi="Arial" w:cs="Arial"/>
+        </w:rPr>
+      </w:pPr>
+      <w:r>
+        <w:rPr>
+          <w:rFonts w:ascii="Arial" w:hAnsi="Arial" w:cs="Arial"/>
+        </w:rPr>
+        <w:t xml:space="preserve">The characters are extracted, clustered, and a canonical name is chosen for all. Then, only the unique characters for each scene are reset in the Scene class. This makes them easily viewed in the schedule. However, they would have a specific confidence score threshold they need to pass through because some of the </w:t>
+      </w:r>
+      <w:proofErr w:type="spellStart"/>
+      <w:r>
+        <w:rPr>
+          <w:rFonts w:ascii="Arial" w:hAnsi="Arial" w:cs="Arial"/>
+        </w:rPr>
+        <w:t>NameFinderME</w:t>
+      </w:r>
+      <w:proofErr w:type="spellEnd"/>
+      <w:r>
+        <w:rPr>
+          <w:rFonts w:ascii="Arial" w:hAnsi="Arial" w:cs="Arial"/>
+        </w:rPr>
+        <w:t xml:space="preserve"> findings are occasionally inaccurate. Nonetheless, the goal is also for them to be editable and for the director to see the ones that did not pass the threshold as suggestions. Also, new characters could be added manually by the Assistant Director.</w:t>
       </w:r>
     </w:p>
     <w:p>
@@ -4384,238 +4602,10 @@
     </w:p>
     <w:p>
       <w:pPr>
-        <w:spacing w:line="360" w:lineRule="auto"/>
-        <w:ind w:left="720"/>
+        <w:pStyle w:val="Heading2"/>
         <w:jc w:val="both"/>
         <w:rPr>
           <w:rFonts w:ascii="Arial" w:hAnsi="Arial" w:cs="Arial"/>
-        </w:rPr>
-      </w:pPr>
-      <w:r>
-        <w:rPr>
-          <w:rFonts w:ascii="Arial" w:hAnsi="Arial" w:cs="Arial"/>
-        </w:rPr>
-        <w:t xml:space="preserve">The </w:t>
-      </w:r>
-      <w:proofErr w:type="spellStart"/>
-      <w:r>
-        <w:rPr>
-          <w:rFonts w:ascii="Arial" w:hAnsi="Arial" w:cs="Arial"/>
-        </w:rPr>
-        <w:t>extractInlineNames</w:t>
-      </w:r>
-      <w:proofErr w:type="spellEnd"/>
-      <w:r>
-        <w:rPr>
-          <w:rFonts w:ascii="Arial" w:hAnsi="Arial" w:cs="Arial"/>
-        </w:rPr>
-        <w:t xml:space="preserve"> covers the scenarios of names in a dialogue or scene descriptions. It is using the pre-trained model </w:t>
-      </w:r>
-      <w:proofErr w:type="spellStart"/>
-      <w:r>
-        <w:rPr>
-          <w:rFonts w:ascii="Arial" w:hAnsi="Arial" w:cs="Arial"/>
-        </w:rPr>
-        <w:t>NameFinderME</w:t>
-      </w:r>
-      <w:proofErr w:type="spellEnd"/>
-      <w:r>
-        <w:rPr>
-          <w:rFonts w:ascii="Arial" w:hAnsi="Arial" w:cs="Arial"/>
-        </w:rPr>
-        <w:t>.</w:t>
-      </w:r>
-    </w:p>
-    <w:p>
-      <w:pPr>
-        <w:spacing w:line="360" w:lineRule="auto"/>
-        <w:ind w:left="720"/>
-        <w:jc w:val="both"/>
-        <w:rPr>
-          <w:rFonts w:ascii="Arial" w:hAnsi="Arial" w:cs="Arial"/>
-        </w:rPr>
-      </w:pPr>
-    </w:p>
-    <w:p>
-      <w:pPr>
-        <w:spacing w:line="360" w:lineRule="auto"/>
-        <w:ind w:left="720"/>
-        <w:jc w:val="both"/>
-        <w:rPr>
-          <w:rFonts w:ascii="Arial" w:hAnsi="Arial" w:cs="Arial"/>
-        </w:rPr>
-      </w:pPr>
-      <w:r>
-        <w:rPr>
-          <w:rFonts w:ascii="Arial" w:hAnsi="Arial" w:cs="Arial"/>
-        </w:rPr>
-        <w:lastRenderedPageBreak/>
-        <w:t xml:space="preserve">The </w:t>
-      </w:r>
-      <w:proofErr w:type="spellStart"/>
-      <w:r>
-        <w:rPr>
-          <w:rFonts w:ascii="Arial" w:hAnsi="Arial" w:cs="Arial"/>
-        </w:rPr>
-        <w:t>extractPersonWord</w:t>
-      </w:r>
-      <w:proofErr w:type="spellEnd"/>
-      <w:r>
-        <w:rPr>
-          <w:rFonts w:ascii="Arial" w:hAnsi="Arial" w:cs="Arial"/>
-        </w:rPr>
-        <w:t xml:space="preserve"> extracts characters which are not proper names for characters that are unnamed. An example of that is </w:t>
-      </w:r>
-      <w:r>
-        <w:rPr>
-          <w:rFonts w:ascii="Arial" w:hAnsi="Arial" w:cs="Arial"/>
-          <w:i/>
-          <w:iCs/>
-        </w:rPr>
-        <w:t>OLD WOMAN</w:t>
-      </w:r>
-      <w:r>
-        <w:rPr>
-          <w:rFonts w:ascii="Arial" w:hAnsi="Arial" w:cs="Arial"/>
-        </w:rPr>
-        <w:t xml:space="preserve">. However, it checks different regexes based on </w:t>
-      </w:r>
-      <w:r>
-        <w:rPr>
-          <w:rFonts w:ascii="Arial" w:hAnsi="Arial" w:cs="Arial"/>
-        </w:rPr>
-        <w:t>whether</w:t>
-      </w:r>
-      <w:r>
-        <w:rPr>
-          <w:rFonts w:ascii="Arial" w:hAnsi="Arial" w:cs="Arial"/>
-        </w:rPr>
-        <w:t xml:space="preserve"> the human-related word is </w:t>
-      </w:r>
-      <w:r>
-        <w:rPr>
-          <w:rFonts w:ascii="Arial" w:hAnsi="Arial" w:cs="Arial"/>
-        </w:rPr>
-        <w:t>an</w:t>
-      </w:r>
-      <w:r>
-        <w:rPr>
-          <w:rFonts w:ascii="Arial" w:hAnsi="Arial" w:cs="Arial"/>
-        </w:rPr>
-        <w:t xml:space="preserve"> adjective, noun, or voice connected word</w:t>
-      </w:r>
-      <w:r>
-        <w:rPr>
-          <w:rFonts w:ascii="Arial" w:hAnsi="Arial" w:cs="Arial"/>
-        </w:rPr>
-        <w:t xml:space="preserve">, positioned </w:t>
-      </w:r>
-      <w:r>
-        <w:rPr>
-          <w:rFonts w:ascii="Arial" w:hAnsi="Arial" w:cs="Arial"/>
-        </w:rPr>
-        <w:t>above dialogue.</w:t>
-      </w:r>
-    </w:p>
-    <w:p>
-      <w:pPr>
-        <w:spacing w:line="360" w:lineRule="auto"/>
-        <w:ind w:left="720"/>
-        <w:jc w:val="both"/>
-        <w:rPr>
-          <w:rFonts w:ascii="Arial" w:hAnsi="Arial" w:cs="Arial"/>
-        </w:rPr>
-      </w:pPr>
-    </w:p>
-    <w:p>
-      <w:pPr>
-        <w:spacing w:line="360" w:lineRule="auto"/>
-        <w:ind w:left="720"/>
-        <w:jc w:val="both"/>
-        <w:rPr>
-          <w:rFonts w:ascii="Arial" w:hAnsi="Arial" w:cs="Arial"/>
-        </w:rPr>
-      </w:pPr>
-      <w:r>
-        <w:rPr>
-          <w:rFonts w:ascii="Arial" w:hAnsi="Arial" w:cs="Arial"/>
-        </w:rPr>
-        <w:t xml:space="preserve">The </w:t>
-      </w:r>
-      <w:proofErr w:type="spellStart"/>
-      <w:r>
-        <w:rPr>
-          <w:rFonts w:ascii="Arial" w:hAnsi="Arial" w:cs="Arial"/>
-        </w:rPr>
-        <w:t>extractIntroCharacters</w:t>
-      </w:r>
-      <w:proofErr w:type="spellEnd"/>
-      <w:r>
-        <w:rPr>
-          <w:rFonts w:ascii="Arial" w:hAnsi="Arial" w:cs="Arial"/>
-        </w:rPr>
-        <w:t xml:space="preserve"> method handles situations where the characters are first introduced, as they usually have specific formatting. This is done through matching regex patterns.</w:t>
-      </w:r>
-    </w:p>
-    <w:p>
-      <w:pPr>
-        <w:spacing w:line="360" w:lineRule="auto"/>
-        <w:ind w:left="720"/>
-        <w:jc w:val="both"/>
-        <w:rPr>
-          <w:rFonts w:ascii="Arial" w:hAnsi="Arial" w:cs="Arial"/>
-        </w:rPr>
-      </w:pPr>
-    </w:p>
-    <w:p>
-      <w:pPr>
-        <w:spacing w:line="360" w:lineRule="auto"/>
-        <w:ind w:left="720"/>
-        <w:jc w:val="both"/>
-        <w:rPr>
-          <w:rFonts w:ascii="Arial" w:hAnsi="Arial" w:cs="Arial"/>
-        </w:rPr>
-      </w:pPr>
-      <w:r>
-        <w:rPr>
-          <w:rFonts w:ascii="Arial" w:hAnsi="Arial" w:cs="Arial"/>
-        </w:rPr>
-        <w:t xml:space="preserve">The characters are extracted, clustered, and a canonical name is chosen for all. Then, only the unique characters for each scene are reset in the Scene class. This makes them easily viewed in the schedule. However, they would have a specific confidence score threshold they need to pass through because some of the </w:t>
-      </w:r>
-      <w:proofErr w:type="spellStart"/>
-      <w:r>
-        <w:rPr>
-          <w:rFonts w:ascii="Arial" w:hAnsi="Arial" w:cs="Arial"/>
-        </w:rPr>
-        <w:t>NameFinderME</w:t>
-      </w:r>
-      <w:proofErr w:type="spellEnd"/>
-      <w:r>
-        <w:rPr>
-          <w:rFonts w:ascii="Arial" w:hAnsi="Arial" w:cs="Arial"/>
-        </w:rPr>
-        <w:t xml:space="preserve"> findings are occasionally inaccurate. Nonetheless, the goal is also for them to be editable and for the director to see the ones that did not pass the threshold as suggestions. Also, new characters could be added manually by the Assistant Director.</w:t>
-      </w:r>
-    </w:p>
-    <w:p>
-      <w:pPr>
-        <w:spacing w:line="360" w:lineRule="auto"/>
-        <w:ind w:left="720"/>
-        <w:jc w:val="both"/>
-        <w:rPr>
-          <w:rFonts w:ascii="Arial" w:hAnsi="Arial" w:cs="Arial"/>
-        </w:rPr>
-      </w:pPr>
-    </w:p>
-    <w:p>
-      <w:pPr>
-        <w:pStyle w:val="Heading2"/>
-        <w:numPr>
-          <w:ilvl w:val="0"/>
-          <w:numId w:val="12"/>
-        </w:numPr>
-        <w:jc w:val="both"/>
-        <w:rPr>
           <w:b/>
           <w:bCs/>
           <w:color w:val="auto"/>
@@ -4626,6 +4616,7 @@
       </w:pPr>
       <w:r>
         <w:rPr>
+          <w:rFonts w:ascii="Arial" w:hAnsi="Arial" w:cs="Arial"/>
           <w:b/>
           <w:bCs/>
           <w:color w:val="auto"/>
@@ -4654,7 +4645,6 @@
     <w:p>
       <w:pPr>
         <w:pStyle w:val="Heading3"/>
-        <w:ind w:firstLine="720"/>
         <w:jc w:val="both"/>
         <w:rPr>
           <w:rFonts w:ascii="Arial" w:hAnsi="Arial" w:cs="Arial"/>
@@ -4682,7 +4672,6 @@
       <w:pPr>
         <w:pStyle w:val="Heading4"/>
         <w:spacing w:line="360" w:lineRule="auto"/>
-        <w:ind w:left="360" w:firstLine="360"/>
         <w:jc w:val="both"/>
         <w:rPr>
           <w:rFonts w:ascii="Arial" w:hAnsi="Arial" w:cs="Arial"/>
@@ -4716,7 +4705,6 @@
     <w:p>
       <w:pPr>
         <w:spacing w:line="360" w:lineRule="auto"/>
-        <w:ind w:left="720"/>
         <w:jc w:val="both"/>
         <w:rPr>
           <w:rFonts w:ascii="Arial" w:hAnsi="Arial" w:cs="Arial"/>
@@ -4792,7 +4780,7 @@
         <w:pStyle w:val="ListParagraph"/>
         <w:numPr>
           <w:ilvl w:val="0"/>
-          <w:numId w:val="4"/>
+          <w:numId w:val="16"/>
         </w:numPr>
         <w:spacing w:line="360" w:lineRule="auto"/>
         <w:jc w:val="both"/>
@@ -4812,7 +4800,7 @@
         <w:pStyle w:val="ListParagraph"/>
         <w:numPr>
           <w:ilvl w:val="1"/>
-          <w:numId w:val="4"/>
+          <w:numId w:val="16"/>
         </w:numPr>
         <w:spacing w:line="360" w:lineRule="auto"/>
         <w:jc w:val="both"/>
@@ -4824,7 +4812,6 @@
         <w:rPr>
           <w:rFonts w:ascii="Arial" w:hAnsi="Arial" w:cs="Arial"/>
         </w:rPr>
-        <w:lastRenderedPageBreak/>
         <w:t>Distance = 2</w:t>
       </w:r>
     </w:p>
@@ -4833,7 +4820,7 @@
         <w:pStyle w:val="ListParagraph"/>
         <w:numPr>
           <w:ilvl w:val="0"/>
-          <w:numId w:val="4"/>
+          <w:numId w:val="16"/>
         </w:numPr>
         <w:spacing w:line="360" w:lineRule="auto"/>
         <w:jc w:val="both"/>
@@ -4853,7 +4840,7 @@
         <w:pStyle w:val="ListParagraph"/>
         <w:numPr>
           <w:ilvl w:val="1"/>
-          <w:numId w:val="4"/>
+          <w:numId w:val="16"/>
         </w:numPr>
         <w:spacing w:line="360" w:lineRule="auto"/>
         <w:jc w:val="both"/>
@@ -4873,7 +4860,7 @@
         <w:pStyle w:val="ListParagraph"/>
         <w:numPr>
           <w:ilvl w:val="0"/>
-          <w:numId w:val="4"/>
+          <w:numId w:val="16"/>
         </w:numPr>
         <w:spacing w:line="360" w:lineRule="auto"/>
         <w:jc w:val="both"/>
@@ -4885,6 +4872,7 @@
         <w:rPr>
           <w:rFonts w:ascii="Arial" w:hAnsi="Arial" w:cs="Arial"/>
         </w:rPr>
+        <w:lastRenderedPageBreak/>
         <w:t>Substitution (replacing a character): “MONEY” -&gt; “HATER”</w:t>
       </w:r>
     </w:p>
@@ -4893,7 +4881,7 @@
         <w:pStyle w:val="ListParagraph"/>
         <w:numPr>
           <w:ilvl w:val="1"/>
-          <w:numId w:val="4"/>
+          <w:numId w:val="16"/>
         </w:numPr>
         <w:spacing w:line="360" w:lineRule="auto"/>
         <w:jc w:val="both"/>
@@ -4911,7 +4899,111 @@
     <w:p>
       <w:pPr>
         <w:spacing w:line="360" w:lineRule="auto"/>
-        <w:ind w:left="720"/>
+        <w:jc w:val="both"/>
+        <w:rPr>
+          <w:rFonts w:ascii="Arial" w:hAnsi="Arial" w:cs="Arial"/>
+        </w:rPr>
+      </w:pPr>
+      <w:r>
+        <w:rPr>
+          <w:noProof/>
+        </w:rPr>
+        <w:drawing>
+          <wp:anchor distT="0" distB="0" distL="114300" distR="114300" simplePos="0" relativeHeight="251677696" behindDoc="0" locked="0" layoutInCell="1" allowOverlap="1" wp14:anchorId="0A20CBBF" wp14:editId="2269F8BE">
+            <wp:simplePos x="0" y="0"/>
+            <wp:positionH relativeFrom="margin">
+              <wp:posOffset>800100</wp:posOffset>
+            </wp:positionH>
+            <wp:positionV relativeFrom="paragraph">
+              <wp:posOffset>975360</wp:posOffset>
+            </wp:positionV>
+            <wp:extent cx="4411980" cy="2183765"/>
+            <wp:effectExtent l="0" t="0" r="7620" b="6985"/>
+            <wp:wrapTopAndBottom/>
+            <wp:docPr id="668554585" name="Picture 6" descr="A screenshot of a computer program&#10;&#10;AI-generated content may be incorrect."/>
+            <wp:cNvGraphicFramePr>
+              <a:graphicFrameLocks xmlns:a="http://schemas.openxmlformats.org/drawingml/2006/main" noChangeAspect="1"/>
+            </wp:cNvGraphicFramePr>
+            <a:graphic xmlns:a="http://schemas.openxmlformats.org/drawingml/2006/main">
+              <a:graphicData uri="http://schemas.openxmlformats.org/drawingml/2006/picture">
+                <pic:pic xmlns:pic="http://schemas.openxmlformats.org/drawingml/2006/picture">
+                  <pic:nvPicPr>
+                    <pic:cNvPr id="668554585" name="Picture 6" descr="A screenshot of a computer program&#10;&#10;AI-generated content may be incorrect."/>
+                    <pic:cNvPicPr/>
+                  </pic:nvPicPr>
+                  <pic:blipFill rotWithShape="1">
+                    <a:blip r:embed="rId11">
+                      <a:extLst>
+                        <a:ext uri="{28A0092B-C50C-407E-A947-70E740481C1C}">
+                          <a14:useLocalDpi xmlns:a14="http://schemas.microsoft.com/office/drawing/2010/main" val="0"/>
+                        </a:ext>
+                      </a:extLst>
+                    </a:blip>
+                    <a:srcRect t="36905" b="11735"/>
+                    <a:stretch>
+                      <a:fillRect/>
+                    </a:stretch>
+                  </pic:blipFill>
+                  <pic:spPr bwMode="auto">
+                    <a:xfrm>
+                      <a:off x="0" y="0"/>
+                      <a:ext cx="4411980" cy="2183765"/>
+                    </a:xfrm>
+                    <a:prstGeom prst="rect">
+                      <a:avLst/>
+                    </a:prstGeom>
+                    <a:ln>
+                      <a:noFill/>
+                    </a:ln>
+                    <a:extLst>
+                      <a:ext uri="{53640926-AAD7-44D8-BBD7-CCE9431645EC}">
+                        <a14:shadowObscured xmlns:a14="http://schemas.microsoft.com/office/drawing/2010/main"/>
+                      </a:ext>
+                    </a:extLst>
+                  </pic:spPr>
+                </pic:pic>
+              </a:graphicData>
+            </a:graphic>
+            <wp14:sizeRelH relativeFrom="margin">
+              <wp14:pctWidth>0</wp14:pctWidth>
+            </wp14:sizeRelH>
+            <wp14:sizeRelV relativeFrom="margin">
+              <wp14:pctHeight>0</wp14:pctHeight>
+            </wp14:sizeRelV>
+          </wp:anchor>
+        </w:drawing>
+      </w:r>
+      <w:r>
+        <w:rPr>
+          <w:rFonts w:ascii="Arial" w:hAnsi="Arial" w:cs="Arial"/>
+        </w:rPr>
+        <w:t>Thresholds can be applied so the algorithm can cluster words with custom distances as part of the same group or exclude them. Here is the pseudocode</w:t>
+      </w:r>
+      <w:r>
+        <w:rPr>
+          <w:rFonts w:ascii="Arial" w:hAnsi="Arial" w:cs="Arial"/>
+        </w:rPr>
+        <w:t xml:space="preserve"> of the essential step of the </w:t>
+      </w:r>
+      <w:proofErr w:type="spellStart"/>
+      <w:r>
+        <w:rPr>
+          <w:rFonts w:ascii="Arial" w:hAnsi="Arial" w:cs="Arial"/>
+        </w:rPr>
+        <w:t>Levenshtein</w:t>
+      </w:r>
+      <w:proofErr w:type="spellEnd"/>
+      <w:r>
+        <w:rPr>
+          <w:rFonts w:ascii="Arial" w:hAnsi="Arial" w:cs="Arial"/>
+        </w:rPr>
+        <w:t xml:space="preserve"> distance algorithm – filling the matrix:</w:t>
+      </w:r>
+    </w:p>
+    <w:p>
+      <w:pPr>
+        <w:spacing w:line="360" w:lineRule="auto"/>
+        <w:ind w:left="360"/>
         <w:jc w:val="both"/>
         <w:rPr>
           <w:rFonts w:ascii="Arial" w:hAnsi="Arial" w:cs="Arial"/>
@@ -4924,13 +5016,13 @@
         <mc:AlternateContent>
           <mc:Choice Requires="wps">
             <w:drawing>
-              <wp:anchor distT="0" distB="0" distL="114300" distR="114300" simplePos="0" relativeHeight="251723776" behindDoc="0" locked="0" layoutInCell="1" allowOverlap="1" wp14:anchorId="46AB6723" wp14:editId="7B26C585">
+              <wp:anchor distT="0" distB="0" distL="114300" distR="114300" simplePos="0" relativeHeight="251723776" behindDoc="0" locked="0" layoutInCell="1" allowOverlap="1" wp14:anchorId="46AB6723" wp14:editId="2C03C944">
                 <wp:simplePos x="0" y="0"/>
                 <wp:positionH relativeFrom="column">
-                  <wp:posOffset>838200</wp:posOffset>
+                  <wp:posOffset>777240</wp:posOffset>
                 </wp:positionH>
                 <wp:positionV relativeFrom="paragraph">
-                  <wp:posOffset>3018155</wp:posOffset>
+                  <wp:posOffset>2447925</wp:posOffset>
                 </wp:positionV>
                 <wp:extent cx="4411980" cy="635"/>
                 <wp:effectExtent l="0" t="0" r="0" b="0"/>
@@ -4997,7 +5089,7 @@
           </mc:Choice>
           <mc:Fallback>
             <w:pict>
-              <v:shape w14:anchorId="46AB6723" id="_x0000_s1029" type="#_x0000_t202" style="position:absolute;left:0;text-align:left;margin-left:66pt;margin-top:237.65pt;width:347.4pt;height:.05pt;z-index:251723776;visibility:visible;mso-wrap-style:square;mso-wrap-distance-left:9pt;mso-wrap-distance-top:0;mso-wrap-distance-right:9pt;mso-wrap-distance-bottom:0;mso-position-horizontal:absolute;mso-position-horizontal-relative:text;mso-position-vertical:absolute;mso-position-vertical-relative:text;v-text-anchor:top" o:gfxdata="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" stroked="f">
+              <v:shape w14:anchorId="46AB6723" id="_x0000_s1029" type="#_x0000_t202" style="position:absolute;left:0;text-align:left;margin-left:61.2pt;margin-top:192.75pt;width:347.4pt;height:.05pt;z-index:251723776;visibility:visible;mso-wrap-style:square;mso-wrap-distance-left:9pt;mso-wrap-distance-top:0;mso-wrap-distance-right:9pt;mso-wrap-distance-bottom:0;mso-position-horizontal:absolute;mso-position-horizontal-relative:text;mso-position-vertical:absolute;mso-position-vertical-relative:text;v-text-anchor:top" o:gfxdata="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" stroked="f">
                 <v:textbox style="mso-fit-shape-to-text:t" inset="0,0,0,0">
                   <w:txbxContent>
                     <w:p>
@@ -5031,111 +5123,6 @@
           </mc:Fallback>
         </mc:AlternateContent>
       </w:r>
-      <w:r>
-        <w:rPr>
-          <w:noProof/>
-        </w:rPr>
-        <w:drawing>
-          <wp:anchor distT="0" distB="0" distL="114300" distR="114300" simplePos="0" relativeHeight="251677696" behindDoc="0" locked="0" layoutInCell="1" allowOverlap="1" wp14:anchorId="0A20CBBF" wp14:editId="3A0AF1A0">
-            <wp:simplePos x="0" y="0"/>
-            <wp:positionH relativeFrom="margin">
-              <wp:posOffset>838200</wp:posOffset>
-            </wp:positionH>
-            <wp:positionV relativeFrom="paragraph">
-              <wp:posOffset>777240</wp:posOffset>
-            </wp:positionV>
-            <wp:extent cx="4411980" cy="2183765"/>
-            <wp:effectExtent l="0" t="0" r="7620" b="6985"/>
-            <wp:wrapTopAndBottom/>
-            <wp:docPr id="668554585" name="Picture 6" descr="A screenshot of a computer program&#10;&#10;AI-generated content may be incorrect."/>
-            <wp:cNvGraphicFramePr>
-              <a:graphicFrameLocks xmlns:a="http://schemas.openxmlformats.org/drawingml/2006/main" noChangeAspect="1"/>
-            </wp:cNvGraphicFramePr>
-            <a:graphic xmlns:a="http://schemas.openxmlformats.org/drawingml/2006/main">
-              <a:graphicData uri="http://schemas.openxmlformats.org/drawingml/2006/picture">
-                <pic:pic xmlns:pic="http://schemas.openxmlformats.org/drawingml/2006/picture">
-                  <pic:nvPicPr>
-                    <pic:cNvPr id="668554585" name="Picture 6" descr="A screenshot of a computer program&#10;&#10;AI-generated content may be incorrect."/>
-                    <pic:cNvPicPr/>
-                  </pic:nvPicPr>
-                  <pic:blipFill rotWithShape="1">
-                    <a:blip r:embed="rId11">
-                      <a:extLst>
-                        <a:ext uri="{28A0092B-C50C-407E-A947-70E740481C1C}">
-                          <a14:useLocalDpi xmlns:a14="http://schemas.microsoft.com/office/drawing/2010/main" val="0"/>
-                        </a:ext>
-                      </a:extLst>
-                    </a:blip>
-                    <a:srcRect t="36905" b="11735"/>
-                    <a:stretch>
-                      <a:fillRect/>
-                    </a:stretch>
-                  </pic:blipFill>
-                  <pic:spPr bwMode="auto">
-                    <a:xfrm>
-                      <a:off x="0" y="0"/>
-                      <a:ext cx="4411980" cy="2183765"/>
-                    </a:xfrm>
-                    <a:prstGeom prst="rect">
-                      <a:avLst/>
-                    </a:prstGeom>
-                    <a:ln>
-                      <a:noFill/>
-                    </a:ln>
-                    <a:extLst>
-                      <a:ext uri="{53640926-AAD7-44D8-BBD7-CCE9431645EC}">
-                        <a14:shadowObscured xmlns:a14="http://schemas.microsoft.com/office/drawing/2010/main"/>
-                      </a:ext>
-                    </a:extLst>
-                  </pic:spPr>
-                </pic:pic>
-              </a:graphicData>
-            </a:graphic>
-            <wp14:sizeRelH relativeFrom="margin">
-              <wp14:pctWidth>0</wp14:pctWidth>
-            </wp14:sizeRelH>
-            <wp14:sizeRelV relativeFrom="margin">
-              <wp14:pctHeight>0</wp14:pctHeight>
-            </wp14:sizeRelV>
-          </wp:anchor>
-        </w:drawing>
-      </w:r>
-      <w:r>
-        <w:rPr>
-          <w:rFonts w:ascii="Arial" w:hAnsi="Arial" w:cs="Arial"/>
-        </w:rPr>
-        <w:t>Thresholds can be applied so the algorithm can cluster words with custom distances as part of the same group or exclude them. Here is the pseudocode</w:t>
-      </w:r>
-      <w:r>
-        <w:rPr>
-          <w:rFonts w:ascii="Arial" w:hAnsi="Arial" w:cs="Arial"/>
-        </w:rPr>
-        <w:t xml:space="preserve"> of the essential step of the </w:t>
-      </w:r>
-      <w:proofErr w:type="spellStart"/>
-      <w:r>
-        <w:rPr>
-          <w:rFonts w:ascii="Arial" w:hAnsi="Arial" w:cs="Arial"/>
-        </w:rPr>
-        <w:t>Levenshtein</w:t>
-      </w:r>
-      <w:proofErr w:type="spellEnd"/>
-      <w:r>
-        <w:rPr>
-          <w:rFonts w:ascii="Arial" w:hAnsi="Arial" w:cs="Arial"/>
-        </w:rPr>
-        <w:t xml:space="preserve"> distance algorithm – filling the matrix:</w:t>
-      </w:r>
-    </w:p>
-    <w:p>
-      <w:pPr>
-        <w:spacing w:line="360" w:lineRule="auto"/>
-        <w:ind w:left="360"/>
-        <w:jc w:val="both"/>
-        <w:rPr>
-          <w:rFonts w:ascii="Arial" w:hAnsi="Arial" w:cs="Arial"/>
-        </w:rPr>
-      </w:pPr>
     </w:p>
     <w:p>
       <w:pPr>
@@ -5156,7 +5143,6 @@
     <w:p>
       <w:pPr>
         <w:spacing w:line="360" w:lineRule="auto"/>
-        <w:ind w:left="720"/>
         <w:jc w:val="both"/>
         <w:rPr>
           <w:rFonts w:ascii="Arial" w:hAnsi="Arial" w:cs="Arial"/>
@@ -5776,7 +5762,6 @@
         <w:rPr>
           <w:noProof/>
         </w:rPr>
-        <w:lastRenderedPageBreak/>
         <mc:AlternateContent>
           <mc:Choice Requires="wps">
             <w:drawing>
@@ -6017,7 +6002,6 @@
     <w:p>
       <w:pPr>
         <w:spacing w:line="360" w:lineRule="auto"/>
-        <w:ind w:left="720"/>
         <w:jc w:val="both"/>
         <w:rPr>
           <w:rFonts w:ascii="Arial" w:eastAsiaTheme="minorEastAsia" w:hAnsi="Arial" w:cs="Arial"/>
@@ -6027,6 +6011,7 @@
         <w:rPr>
           <w:rFonts w:ascii="Arial" w:hAnsi="Arial" w:cs="Arial"/>
         </w:rPr>
+        <w:lastRenderedPageBreak/>
         <w:t>In the next few lines (21-25), the algorithm calculates</w:t>
       </w:r>
       <w:r>
@@ -6210,7 +6195,6 @@
     <w:p>
       <w:pPr>
         <w:spacing w:line="360" w:lineRule="auto"/>
-        <w:ind w:left="720"/>
         <w:jc w:val="both"/>
         <w:rPr>
           <w:rFonts w:ascii="Arial" w:hAnsi="Arial" w:cs="Arial"/>
@@ -6346,7 +6330,7 @@
     <w:p>
       <w:pPr>
         <w:spacing w:line="360" w:lineRule="auto"/>
-        <w:ind w:left="360"/>
+        <w:ind w:left="-360"/>
         <w:jc w:val="both"/>
         <w:rPr>
           <w:rFonts w:ascii="Arial" w:hAnsi="Arial" w:cs="Arial"/>
@@ -6358,7 +6342,6 @@
     <w:p>
       <w:pPr>
         <w:spacing w:line="360" w:lineRule="auto"/>
-        <w:ind w:left="720"/>
         <w:jc w:val="both"/>
         <w:rPr>
           <w:rFonts w:ascii="Arial" w:eastAsiaTheme="minorEastAsia" w:hAnsi="Arial" w:cs="Arial"/>
@@ -6528,7 +6511,6 @@
     <w:p>
       <w:pPr>
         <w:spacing w:line="360" w:lineRule="auto"/>
-        <w:ind w:left="720"/>
         <w:jc w:val="both"/>
         <w:rPr>
           <w:rFonts w:ascii="Arial" w:eastAsiaTheme="minorEastAsia" w:hAnsi="Arial" w:cs="Arial"/>
@@ -6586,7 +6568,7 @@
     <w:p>
       <w:pPr>
         <w:spacing w:line="360" w:lineRule="auto"/>
-        <w:ind w:left="360" w:firstLine="360"/>
+        <w:ind w:left="-360" w:firstLine="360"/>
         <w:jc w:val="both"/>
         <w:rPr>
           <w:rFonts w:ascii="Arial" w:eastAsiaTheme="minorEastAsia" w:hAnsi="Arial" w:cs="Arial"/>
@@ -6754,7 +6736,7 @@
     <w:p>
       <w:pPr>
         <w:spacing w:line="360" w:lineRule="auto"/>
-        <w:ind w:left="360" w:firstLine="360"/>
+        <w:ind w:left="-360" w:firstLine="360"/>
         <w:jc w:val="both"/>
         <w:rPr>
           <w:rFonts w:ascii="Arial" w:eastAsiaTheme="minorEastAsia" w:hAnsi="Arial" w:cs="Arial"/>
@@ -6922,7 +6904,7 @@
     <w:p>
       <w:pPr>
         <w:spacing w:line="360" w:lineRule="auto"/>
-        <w:ind w:left="360" w:firstLine="360"/>
+        <w:ind w:left="-360" w:firstLine="360"/>
         <w:jc w:val="both"/>
         <w:rPr>
           <w:rFonts w:ascii="Arial" w:eastAsiaTheme="minorEastAsia" w:hAnsi="Arial" w:cs="Arial"/>
@@ -7096,7 +7078,7 @@
     <w:p>
       <w:pPr>
         <w:spacing w:line="360" w:lineRule="auto"/>
-        <w:ind w:left="360" w:firstLine="360"/>
+        <w:ind w:left="-360" w:firstLine="360"/>
         <w:jc w:val="both"/>
         <w:rPr>
           <w:rFonts w:ascii="Arial" w:eastAsiaTheme="minorEastAsia" w:hAnsi="Arial" w:cs="Arial"/>
@@ -7106,7 +7088,6 @@
         <w:rPr>
           <w:rFonts w:ascii="Arial" w:eastAsiaTheme="minorEastAsia" w:hAnsi="Arial" w:cs="Arial"/>
         </w:rPr>
-        <w:lastRenderedPageBreak/>
         <w:t>The final</w:t>
       </w:r>
       <w:r>
@@ -7242,7 +7223,6 @@
     <w:p>
       <w:pPr>
         <w:spacing w:line="360" w:lineRule="auto"/>
-        <w:ind w:left="720"/>
         <w:jc w:val="both"/>
         <w:rPr>
           <w:rFonts w:ascii="Arial" w:eastAsiaTheme="minorEastAsia" w:hAnsi="Arial" w:cs="Arial"/>
@@ -7294,7 +7274,14 @@
         <w:rPr>
           <w:rFonts w:ascii="Arial" w:eastAsiaTheme="minorEastAsia" w:hAnsi="Arial" w:cs="Arial"/>
         </w:rPr>
-        <w:t xml:space="preserve">. The algorithm has already explored all the different paths to determine each value of the matrix as the minimal edit cost. This makes the last value a product of all the minimal edits, resulting in having the ultimate value of the matrix as the total distance of changing </w:t>
+        <w:t xml:space="preserve">. The algorithm has already explored all the different </w:t>
+      </w:r>
+      <w:r>
+        <w:rPr>
+          <w:rFonts w:ascii="Arial" w:eastAsiaTheme="minorEastAsia" w:hAnsi="Arial" w:cs="Arial"/>
+        </w:rPr>
+        <w:lastRenderedPageBreak/>
+        <w:t xml:space="preserve">paths to determine each value of the matrix as the minimal edit cost. This makes the last value a product of all the minimal edits, resulting in having the ultimate value of the matrix as the total distance of changing </w:t>
       </w:r>
       <w:r>
         <w:rPr>
@@ -7339,7 +7326,6 @@
       <w:pPr>
         <w:pStyle w:val="Heading4"/>
         <w:spacing w:line="360" w:lineRule="auto"/>
-        <w:ind w:firstLine="720"/>
         <w:jc w:val="both"/>
         <w:rPr>
           <w:rFonts w:ascii="Arial" w:hAnsi="Arial" w:cs="Arial"/>
@@ -7362,7 +7348,6 @@
     <w:p>
       <w:pPr>
         <w:spacing w:line="360" w:lineRule="auto"/>
-        <w:ind w:left="720"/>
         <w:jc w:val="both"/>
         <w:rPr>
           <w:rFonts w:ascii="Arial" w:hAnsi="Arial" w:cs="Arial"/>
@@ -7530,7 +7515,6 @@
     <w:p>
       <w:pPr>
         <w:spacing w:line="360" w:lineRule="auto"/>
-        <w:ind w:left="720"/>
         <w:jc w:val="both"/>
         <w:rPr>
           <w:rFonts w:ascii="Arial" w:hAnsi="Arial" w:cs="Arial"/>
@@ -7540,7 +7524,6 @@
     <w:p>
       <w:pPr>
         <w:spacing w:line="360" w:lineRule="auto"/>
-        <w:ind w:left="720"/>
         <w:jc w:val="both"/>
         <w:rPr>
           <w:rFonts w:ascii="Arial" w:hAnsi="Arial" w:cs="Arial"/>
@@ -7632,7 +7615,6 @@
     <w:p>
       <w:pPr>
         <w:spacing w:line="360" w:lineRule="auto"/>
-        <w:ind w:left="720"/>
         <w:jc w:val="both"/>
         <w:rPr>
           <w:rFonts w:ascii="Arial" w:eastAsiaTheme="minorEastAsia" w:hAnsi="Arial" w:cs="Arial"/>
@@ -7759,7 +7741,6 @@
     <w:p>
       <w:pPr>
         <w:spacing w:line="360" w:lineRule="auto"/>
-        <w:ind w:left="720"/>
         <w:jc w:val="both"/>
         <w:rPr>
           <w:rFonts w:ascii="Arial" w:hAnsi="Arial" w:cs="Arial"/>
@@ -7769,7 +7750,6 @@
         <w:rPr>
           <w:rFonts w:ascii="Arial" w:hAnsi="Arial" w:cs="Arial"/>
         </w:rPr>
-        <w:lastRenderedPageBreak/>
         <w:t>To store the letter matches</w:t>
       </w:r>
       <w:r>
@@ -7806,7 +7786,6 @@
     <w:p>
       <w:pPr>
         <w:spacing w:line="360" w:lineRule="auto"/>
-        <w:ind w:left="720"/>
         <w:jc w:val="both"/>
         <w:rPr>
           <w:rFonts w:ascii="Arial" w:hAnsi="Arial" w:cs="Arial"/>
@@ -7817,6 +7796,7 @@
           <w:rFonts w:ascii="Arial" w:hAnsi="Arial" w:cs="Arial"/>
           <w:noProof/>
         </w:rPr>
+        <w:lastRenderedPageBreak/>
         <mc:AlternateContent>
           <mc:Choice Requires="wps">
             <w:drawing>
@@ -8065,7 +8045,6 @@
     <w:p>
       <w:pPr>
         <w:spacing w:line="360" w:lineRule="auto"/>
-        <w:ind w:left="720"/>
         <w:jc w:val="both"/>
         <w:rPr>
           <w:rFonts w:ascii="Arial" w:hAnsi="Arial" w:cs="Arial"/>
@@ -8087,7 +8066,6 @@
     <w:p>
       <w:pPr>
         <w:spacing w:line="360" w:lineRule="auto"/>
-        <w:ind w:left="720"/>
         <w:jc w:val="both"/>
         <w:rPr>
           <w:rFonts w:ascii="Arial" w:hAnsi="Arial" w:cs="Arial"/>
@@ -8097,7 +8075,6 @@
     <w:p>
       <w:pPr>
         <w:spacing w:line="360" w:lineRule="auto"/>
-        <w:ind w:left="720"/>
         <w:jc w:val="both"/>
         <w:rPr>
           <w:rFonts w:ascii="Arial" w:hAnsi="Arial" w:cs="Arial"/>
@@ -8139,7 +8116,6 @@
     <w:p>
       <w:pPr>
         <w:spacing w:line="360" w:lineRule="auto"/>
-        <w:ind w:left="720"/>
         <w:jc w:val="both"/>
         <w:rPr>
           <w:rFonts w:ascii="Arial" w:hAnsi="Arial" w:cs="Arial"/>
@@ -8149,7 +8125,6 @@
     <w:p>
       <w:pPr>
         <w:spacing w:line="360" w:lineRule="auto"/>
-        <w:ind w:left="720"/>
         <w:jc w:val="both"/>
         <w:rPr>
           <w:rFonts w:ascii="Arial" w:hAnsi="Arial" w:cs="Arial"/>
@@ -8345,10 +8320,9 @@
         <w:pStyle w:val="ListParagraph"/>
         <w:numPr>
           <w:ilvl w:val="0"/>
-          <w:numId w:val="9"/>
+          <w:numId w:val="15"/>
         </w:numPr>
         <w:spacing w:line="360" w:lineRule="auto"/>
-        <w:ind w:left="1440"/>
         <w:jc w:val="both"/>
         <w:rPr>
           <w:rFonts w:ascii="Arial" w:hAnsi="Arial" w:cs="Arial"/>
@@ -8380,10 +8354,9 @@
         <w:pStyle w:val="ListParagraph"/>
         <w:numPr>
           <w:ilvl w:val="0"/>
-          <w:numId w:val="9"/>
+          <w:numId w:val="15"/>
         </w:numPr>
         <w:spacing w:line="360" w:lineRule="auto"/>
-        <w:ind w:left="1440"/>
         <w:jc w:val="both"/>
         <w:rPr>
           <w:rFonts w:ascii="Arial" w:hAnsi="Arial" w:cs="Arial"/>
@@ -8409,10 +8382,9 @@
         <w:pStyle w:val="ListParagraph"/>
         <w:numPr>
           <w:ilvl w:val="0"/>
-          <w:numId w:val="9"/>
+          <w:numId w:val="15"/>
         </w:numPr>
         <w:spacing w:line="360" w:lineRule="auto"/>
-        <w:ind w:left="1440"/>
         <w:jc w:val="both"/>
         <w:rPr>
           <w:rFonts w:ascii="Arial" w:hAnsi="Arial" w:cs="Arial"/>
@@ -8478,7 +8450,6 @@
     <w:p>
       <w:pPr>
         <w:spacing w:line="360" w:lineRule="auto"/>
-        <w:ind w:left="720"/>
         <w:jc w:val="both"/>
         <w:rPr>
           <w:rFonts w:ascii="Arial" w:hAnsi="Arial" w:cs="Arial"/>
@@ -8488,7 +8459,6 @@
         <w:rPr>
           <w:rFonts w:ascii="Arial" w:hAnsi="Arial" w:cs="Arial"/>
         </w:rPr>
-        <w:lastRenderedPageBreak/>
         <w:t>Then, the algorithm considers the</w:t>
       </w:r>
       <w:r>
@@ -8529,7 +8499,6 @@
     <w:p>
       <w:pPr>
         <w:spacing w:line="360" w:lineRule="auto"/>
-        <w:ind w:left="720"/>
         <w:jc w:val="both"/>
         <w:rPr>
           <w:rFonts w:ascii="Arial" w:hAnsi="Arial" w:cs="Arial"/>
@@ -8567,10 +8536,9 @@
         <w:pStyle w:val="ListParagraph"/>
         <w:numPr>
           <w:ilvl w:val="0"/>
-          <w:numId w:val="10"/>
+          <w:numId w:val="13"/>
         </w:numPr>
         <w:spacing w:line="360" w:lineRule="auto"/>
-        <w:ind w:left="1440"/>
         <w:jc w:val="both"/>
         <w:rPr>
           <w:rFonts w:ascii="Arial" w:hAnsi="Arial" w:cs="Arial"/>
@@ -8602,10 +8570,9 @@
         <w:pStyle w:val="ListParagraph"/>
         <w:numPr>
           <w:ilvl w:val="0"/>
-          <w:numId w:val="10"/>
+          <w:numId w:val="13"/>
         </w:numPr>
         <w:spacing w:line="360" w:lineRule="auto"/>
-        <w:ind w:left="1440"/>
         <w:jc w:val="both"/>
         <w:rPr>
           <w:rFonts w:ascii="Arial" w:hAnsi="Arial" w:cs="Arial"/>
@@ -8623,10 +8590,9 @@
         <w:pStyle w:val="ListParagraph"/>
         <w:numPr>
           <w:ilvl w:val="0"/>
-          <w:numId w:val="10"/>
+          <w:numId w:val="13"/>
         </w:numPr>
         <w:spacing w:line="360" w:lineRule="auto"/>
-        <w:ind w:left="1440"/>
         <w:jc w:val="both"/>
         <w:rPr>
           <w:rFonts w:ascii="Arial" w:hAnsi="Arial" w:cs="Arial"/>
@@ -8644,10 +8610,9 @@
         <w:pStyle w:val="ListParagraph"/>
         <w:numPr>
           <w:ilvl w:val="0"/>
-          <w:numId w:val="10"/>
+          <w:numId w:val="13"/>
         </w:numPr>
         <w:spacing w:line="360" w:lineRule="auto"/>
-        <w:ind w:left="1440"/>
         <w:jc w:val="both"/>
         <w:rPr>
           <w:rFonts w:ascii="Arial" w:hAnsi="Arial" w:cs="Arial"/>
@@ -8662,6 +8627,56 @@
     </w:p>
     <w:p>
       <w:pPr>
+        <w:jc w:val="both"/>
+        <w:rPr>
+          <w:rFonts w:ascii="Arial" w:hAnsi="Arial" w:cs="Arial"/>
+          <w:b/>
+          <w:bCs/>
+        </w:rPr>
+      </w:pPr>
+    </w:p>
+    <w:p>
+      <w:pPr>
+        <w:pStyle w:val="Heading4"/>
+        <w:rPr>
+          <w:rFonts w:ascii="Arial" w:hAnsi="Arial" w:cs="Arial"/>
+          <w:b/>
+          <w:bCs/>
+          <w:color w:val="auto"/>
+        </w:rPr>
+      </w:pPr>
+      <w:r>
+        <w:rPr>
+          <w:rFonts w:ascii="Arial" w:hAnsi="Arial" w:cs="Arial"/>
+          <w:b/>
+          <w:bCs/>
+          <w:color w:val="auto"/>
+        </w:rPr>
+        <w:t>Serial Schedule Generation Scheme + Resource Constraint Scheduling Problem</w:t>
+      </w:r>
+    </w:p>
+    <w:p>
+      <w:pPr>
+        <w:jc w:val="both"/>
+        <w:rPr>
+          <w:rFonts w:ascii="Arial" w:hAnsi="Arial" w:cs="Arial"/>
+          <w:b/>
+          <w:bCs/>
+        </w:rPr>
+      </w:pPr>
+    </w:p>
+    <w:p>
+      <w:pPr>
+        <w:jc w:val="both"/>
+        <w:rPr>
+          <w:rFonts w:ascii="Arial" w:hAnsi="Arial" w:cs="Arial"/>
+          <w:b/>
+          <w:bCs/>
+        </w:rPr>
+      </w:pPr>
+    </w:p>
+    <w:p>
+      <w:pPr>
         <w:ind w:left="720"/>
         <w:jc w:val="both"/>
         <w:rPr>
@@ -8674,7 +8689,6 @@
     <w:p>
       <w:pPr>
         <w:pStyle w:val="Heading3"/>
-        <w:ind w:firstLine="720"/>
         <w:rPr>
           <w:rFonts w:ascii="Arial" w:hAnsi="Arial" w:cs="Arial"/>
           <w:b/>
@@ -8709,6 +8723,26 @@
     </w:p>
     <w:p>
       <w:pPr>
+        <w:pStyle w:val="Heading4"/>
+        <w:rPr>
+          <w:rFonts w:ascii="Arial" w:hAnsi="Arial" w:cs="Arial"/>
+          <w:b/>
+          <w:bCs/>
+          <w:color w:val="auto"/>
+        </w:rPr>
+      </w:pPr>
+      <w:r>
+        <w:rPr>
+          <w:rFonts w:ascii="Arial" w:hAnsi="Arial" w:cs="Arial"/>
+          <w:b/>
+          <w:bCs/>
+          <w:color w:val="auto"/>
+        </w:rPr>
+        <w:t>Trie (Prefix Tree)</w:t>
+      </w:r>
+    </w:p>
+    <w:p>
+      <w:pPr>
         <w:ind w:left="720"/>
         <w:jc w:val="both"/>
         <w:rPr>
@@ -8717,76 +8751,149 @@
           <w:bCs/>
         </w:rPr>
       </w:pPr>
-      <w:r>
-        <w:rPr>
-          <w:rFonts w:ascii="Arial" w:hAnsi="Arial" w:cs="Arial"/>
-          <w:b/>
-          <w:bCs/>
-        </w:rPr>
-        <w:t>Trie (Prefix Tree)</w:t>
-      </w:r>
     </w:p>
     <w:p>
       <w:pPr>
-        <w:ind w:left="720"/>
+        <w:spacing w:line="360" w:lineRule="auto"/>
         <w:jc w:val="both"/>
         <w:rPr>
           <w:rFonts w:ascii="Arial" w:hAnsi="Arial" w:cs="Arial"/>
-          <w:b/>
-          <w:bCs/>
-        </w:rPr>
-      </w:pPr>
+        </w:rPr>
+      </w:pPr>
+      <w:r>
+        <w:rPr>
+          <w:rFonts w:ascii="Arial" w:hAnsi="Arial" w:cs="Arial"/>
+        </w:rPr>
+        <w:t xml:space="preserve">In </w:t>
+      </w:r>
+      <w:r>
+        <w:rPr>
+          <w:rFonts w:ascii="Arial" w:hAnsi="Arial" w:cs="Arial"/>
+          <w:i/>
+          <w:iCs/>
+        </w:rPr>
+        <w:t xml:space="preserve">Big </w:t>
+      </w:r>
+      <w:proofErr w:type="gramStart"/>
+      <w:r>
+        <w:rPr>
+          <w:rFonts w:ascii="Arial" w:hAnsi="Arial" w:cs="Arial"/>
+          <w:i/>
+          <w:iCs/>
+        </w:rPr>
+        <w:t>Break!</w:t>
+      </w:r>
+      <w:r>
+        <w:rPr>
+          <w:rFonts w:ascii="Arial" w:hAnsi="Arial" w:cs="Arial"/>
+        </w:rPr>
+        <w:t>,</w:t>
+      </w:r>
+      <w:proofErr w:type="gramEnd"/>
+      <w:r>
+        <w:rPr>
+          <w:rFonts w:ascii="Arial" w:hAnsi="Arial" w:cs="Arial"/>
+        </w:rPr>
+        <w:t xml:space="preserve"> the Trie (Prefix Tree) data structure is used to compare extracted names to common first and last names. It avoids repeated linear searches over large name lists and supports fast prefix-based lookup.</w:t>
+      </w:r>
     </w:p>
     <w:p>
       <w:pPr>
         <w:spacing w:line="360" w:lineRule="auto"/>
-        <w:ind w:left="720"/>
         <w:jc w:val="both"/>
         <w:rPr>
           <w:rFonts w:ascii="Arial" w:hAnsi="Arial" w:cs="Arial"/>
         </w:rPr>
       </w:pPr>
-      <w:r>
-        <w:rPr>
-          <w:rFonts w:ascii="Arial" w:hAnsi="Arial" w:cs="Arial"/>
-        </w:rPr>
-        <w:t xml:space="preserve">In </w:t>
-      </w:r>
+    </w:p>
+    <w:p>
+      <w:pPr>
+        <w:spacing w:line="360" w:lineRule="auto"/>
+        <w:jc w:val="both"/>
+        <w:rPr>
+          <w:rFonts w:ascii="Arial" w:hAnsi="Arial" w:cs="Arial"/>
+        </w:rPr>
+      </w:pPr>
+      <w:r>
+        <w:rPr>
+          <w:rFonts w:ascii="Arial" w:hAnsi="Arial" w:cs="Arial"/>
+        </w:rPr>
+        <w:t>The root node acts as a starting point and does not store any character (as in a letter).</w:t>
+      </w:r>
+      <w:r>
+        <w:rPr>
+          <w:rFonts w:ascii="Arial" w:hAnsi="Arial" w:cs="Arial"/>
+        </w:rPr>
+        <w:t xml:space="preserve"> A map is created to connect a character to its next node in the tree.</w:t>
+      </w:r>
+      <w:r>
+        <w:rPr>
+          <w:rFonts w:ascii="Arial" w:hAnsi="Arial" w:cs="Arial"/>
+        </w:rPr>
+        <w:t xml:space="preserve"> A Boolean </w:t>
+      </w:r>
+      <w:proofErr w:type="spellStart"/>
       <w:r>
         <w:rPr>
           <w:rFonts w:ascii="Arial" w:hAnsi="Arial" w:cs="Arial"/>
           <w:i/>
           <w:iCs/>
         </w:rPr>
-        <w:t xml:space="preserve">Big </w:t>
-      </w:r>
-      <w:proofErr w:type="gramStart"/>
+        <w:t>isWord</w:t>
+      </w:r>
+      <w:proofErr w:type="spellEnd"/>
       <w:r>
         <w:rPr>
           <w:rFonts w:ascii="Arial" w:hAnsi="Arial" w:cs="Arial"/>
           <w:i/>
           <w:iCs/>
         </w:rPr>
-        <w:t>Break!</w:t>
-      </w:r>
-      <w:r>
-        <w:rPr>
-          <w:rFonts w:ascii="Arial" w:hAnsi="Arial" w:cs="Arial"/>
-        </w:rPr>
-        <w:t>,</w:t>
+        <w:t xml:space="preserve"> </w:t>
+      </w:r>
+      <w:r>
+        <w:rPr>
+          <w:rFonts w:ascii="Arial" w:hAnsi="Arial" w:cs="Arial"/>
+        </w:rPr>
+        <w:t>variable is introduced to track whether the path from the root to the current node forms a complete, valid word.</w:t>
+      </w:r>
+      <w:r>
+        <w:rPr>
+          <w:rFonts w:ascii="Arial" w:hAnsi="Arial" w:cs="Arial"/>
+        </w:rPr>
+        <w:t xml:space="preserve"> The operations executed are </w:t>
+      </w:r>
+      <w:proofErr w:type="gramStart"/>
+      <w:r>
+        <w:rPr>
+          <w:rFonts w:ascii="Arial" w:hAnsi="Arial" w:cs="Arial"/>
+        </w:rPr>
+        <w:t>insert</w:t>
       </w:r>
       <w:proofErr w:type="gramEnd"/>
       <w:r>
         <w:rPr>
           <w:rFonts w:ascii="Arial" w:hAnsi="Arial" w:cs="Arial"/>
         </w:rPr>
-        <w:t xml:space="preserve"> the Trie (Prefix Tree) data structure is used to compare extracted names to common first and last names. It avoids repeated linear searches over large name lists and supports fast prefix-based lookup.</w:t>
+        <w:t xml:space="preserve"> and </w:t>
+      </w:r>
+      <w:proofErr w:type="gramStart"/>
+      <w:r>
+        <w:rPr>
+          <w:rFonts w:ascii="Arial" w:hAnsi="Arial" w:cs="Arial"/>
+        </w:rPr>
+        <w:t>contain</w:t>
+      </w:r>
+      <w:proofErr w:type="gramEnd"/>
+      <w:r>
+        <w:rPr>
+          <w:rFonts w:ascii="Arial" w:hAnsi="Arial" w:cs="Arial"/>
+        </w:rPr>
+        <w:t>.</w:t>
       </w:r>
     </w:p>
     <w:p>
       <w:pPr>
         <w:spacing w:line="360" w:lineRule="auto"/>
-        <w:ind w:left="720"/>
         <w:jc w:val="both"/>
         <w:rPr>
           <w:rFonts w:ascii="Arial" w:hAnsi="Arial" w:cs="Arial"/>
@@ -8796,115 +8903,66 @@
     <w:p>
       <w:pPr>
         <w:spacing w:line="360" w:lineRule="auto"/>
-        <w:ind w:left="720"/>
         <w:jc w:val="both"/>
-        <w:rPr>
-          <w:rFonts w:ascii="Arial" w:hAnsi="Arial" w:cs="Arial"/>
-        </w:rPr>
-      </w:pPr>
-      <w:r>
-        <w:rPr>
-          <w:rFonts w:ascii="Arial" w:hAnsi="Arial" w:cs="Arial"/>
-        </w:rPr>
-        <w:t>The root node acts as a starting point and does not store any character (as in a letter).</w:t>
-      </w:r>
-      <w:r>
-        <w:rPr>
-          <w:rFonts w:ascii="Arial" w:hAnsi="Arial" w:cs="Arial"/>
-        </w:rPr>
-        <w:t xml:space="preserve"> A map is created to connect a character to its next node in the tree.</w:t>
-      </w:r>
-      <w:r>
-        <w:rPr>
-          <w:rFonts w:ascii="Arial" w:hAnsi="Arial" w:cs="Arial"/>
-        </w:rPr>
-        <w:t xml:space="preserve"> A Boolean </w:t>
-      </w:r>
-      <w:proofErr w:type="spellStart"/>
-      <w:r>
         <w:rPr>
           <w:rFonts w:ascii="Arial" w:hAnsi="Arial" w:cs="Arial"/>
           <w:i/>
           <w:iCs/>
         </w:rPr>
-        <w:t>isWord</w:t>
-      </w:r>
-      <w:proofErr w:type="spellEnd"/>
+      </w:pPr>
+      <w:r>
+        <w:rPr>
+          <w:rFonts w:ascii="Arial" w:hAnsi="Arial" w:cs="Arial"/>
+        </w:rPr>
+        <w:t xml:space="preserve">In the </w:t>
+      </w:r>
       <w:r>
         <w:rPr>
           <w:rFonts w:ascii="Arial" w:hAnsi="Arial" w:cs="Arial"/>
           <w:i/>
           <w:iCs/>
         </w:rPr>
-        <w:t xml:space="preserve"> </w:t>
-      </w:r>
-      <w:r>
-        <w:rPr>
-          <w:rFonts w:ascii="Arial" w:hAnsi="Arial" w:cs="Arial"/>
-        </w:rPr>
-        <w:t>variable is introduced to track whether the path from the root to the current node forms a complete, valid word.</w:t>
-      </w:r>
-      <w:r>
-        <w:rPr>
-          <w:rFonts w:ascii="Arial" w:hAnsi="Arial" w:cs="Arial"/>
-        </w:rPr>
-        <w:t xml:space="preserve"> The operations executed are </w:t>
-      </w:r>
-      <w:proofErr w:type="gramStart"/>
-      <w:r>
-        <w:rPr>
-          <w:rFonts w:ascii="Arial" w:hAnsi="Arial" w:cs="Arial"/>
-        </w:rPr>
         <w:t>insert</w:t>
       </w:r>
-      <w:proofErr w:type="gramEnd"/>
-      <w:r>
-        <w:rPr>
-          <w:rFonts w:ascii="Arial" w:hAnsi="Arial" w:cs="Arial"/>
-        </w:rPr>
-        <w:t xml:space="preserve"> and </w:t>
-      </w:r>
-      <w:proofErr w:type="gramStart"/>
-      <w:r>
-        <w:rPr>
-          <w:rFonts w:ascii="Arial" w:hAnsi="Arial" w:cs="Arial"/>
-        </w:rPr>
-        <w:t>contain</w:t>
-      </w:r>
-      <w:proofErr w:type="gramEnd"/>
-      <w:r>
-        <w:rPr>
-          <w:rFonts w:ascii="Arial" w:hAnsi="Arial" w:cs="Arial"/>
-        </w:rPr>
-        <w:t>.</w:t>
-      </w:r>
-    </w:p>
-    <w:p>
-      <w:pPr>
-        <w:spacing w:line="360" w:lineRule="auto"/>
-        <w:ind w:left="720"/>
-        <w:jc w:val="both"/>
-        <w:rPr>
-          <w:rFonts w:ascii="Arial" w:hAnsi="Arial" w:cs="Arial"/>
-        </w:rPr>
-      </w:pPr>
-    </w:p>
-    <w:p>
-      <w:pPr>
-        <w:spacing w:line="360" w:lineRule="auto"/>
-        <w:ind w:left="720"/>
-        <w:jc w:val="both"/>
+      <w:r>
+        <w:rPr>
+          <w:rFonts w:ascii="Arial" w:hAnsi="Arial" w:cs="Arial"/>
+        </w:rPr>
+        <w:t xml:space="preserve"> function, the system loops through each letter of the inserted word.</w:t>
+      </w:r>
+      <w:r>
+        <w:rPr>
+          <w:rFonts w:ascii="Arial" w:hAnsi="Arial" w:cs="Arial"/>
+        </w:rPr>
+        <w:t xml:space="preserve"> First, the root node has no characters associated with it</w:t>
+      </w:r>
+      <w:r>
+        <w:rPr>
+          <w:rFonts w:ascii="Arial" w:hAnsi="Arial" w:cs="Arial"/>
+        </w:rPr>
+        <w:t>,</w:t>
+      </w:r>
+      <w:r>
+        <w:rPr>
+          <w:rFonts w:ascii="Arial" w:hAnsi="Arial" w:cs="Arial"/>
+        </w:rPr>
+        <w:t xml:space="preserve"> and its </w:t>
+      </w:r>
+      <w:proofErr w:type="spellStart"/>
+      <w:r>
         <w:rPr>
           <w:rFonts w:ascii="Arial" w:hAnsi="Arial" w:cs="Arial"/>
           <w:i/>
           <w:iCs/>
         </w:rPr>
-      </w:pPr>
-      <w:r>
-        <w:rPr>
-          <w:rFonts w:ascii="Arial" w:hAnsi="Arial" w:cs="Arial"/>
-        </w:rPr>
-        <w:t xml:space="preserve">In the </w:t>
+        <w:t>isWord</w:t>
+      </w:r>
+      <w:proofErr w:type="spellEnd"/>
+      <w:r>
+        <w:rPr>
+          <w:rFonts w:ascii="Arial" w:hAnsi="Arial" w:cs="Arial"/>
+        </w:rPr>
+        <w:t xml:space="preserve"> is </w:t>
       </w:r>
       <w:r>
         <w:rPr>
@@ -8912,54 +8970,6 @@
           <w:i/>
           <w:iCs/>
         </w:rPr>
-        <w:t>insert</w:t>
-      </w:r>
-      <w:r>
-        <w:rPr>
-          <w:rFonts w:ascii="Arial" w:hAnsi="Arial" w:cs="Arial"/>
-        </w:rPr>
-        <w:t xml:space="preserve"> function, the system loops through each letter of the inserted word.</w:t>
-      </w:r>
-      <w:r>
-        <w:rPr>
-          <w:rFonts w:ascii="Arial" w:hAnsi="Arial" w:cs="Arial"/>
-        </w:rPr>
-        <w:t xml:space="preserve"> First, the root node has no characters associated with it</w:t>
-      </w:r>
-      <w:r>
-        <w:rPr>
-          <w:rFonts w:ascii="Arial" w:hAnsi="Arial" w:cs="Arial"/>
-        </w:rPr>
-        <w:t>,</w:t>
-      </w:r>
-      <w:r>
-        <w:rPr>
-          <w:rFonts w:ascii="Arial" w:hAnsi="Arial" w:cs="Arial"/>
-        </w:rPr>
-        <w:t xml:space="preserve"> and its </w:t>
-      </w:r>
-      <w:proofErr w:type="spellStart"/>
-      <w:r>
-        <w:rPr>
-          <w:rFonts w:ascii="Arial" w:hAnsi="Arial" w:cs="Arial"/>
-          <w:i/>
-          <w:iCs/>
-        </w:rPr>
-        <w:t>isWord</w:t>
-      </w:r>
-      <w:proofErr w:type="spellEnd"/>
-      <w:r>
-        <w:rPr>
-          <w:rFonts w:ascii="Arial" w:hAnsi="Arial" w:cs="Arial"/>
-        </w:rPr>
-        <w:t xml:space="preserve"> is </w:t>
-      </w:r>
-      <w:r>
-        <w:rPr>
-          <w:rFonts w:ascii="Arial" w:hAnsi="Arial" w:cs="Arial"/>
-          <w:i/>
-          <w:iCs/>
-        </w:rPr>
         <w:t>false</w:t>
       </w:r>
       <w:r>
@@ -8972,20 +8982,20 @@
         <w:rPr>
           <w:rFonts w:ascii="Arial" w:hAnsi="Arial" w:cs="Arial"/>
         </w:rPr>
-        <w:t xml:space="preserve"> </w:t>
+        <w:t xml:space="preserve"> Then, each character is sequentially processed.</w:t>
+      </w:r>
+      <w:r>
+        <w:rPr>
+          <w:rFonts w:ascii="Arial" w:hAnsi="Arial" w:cs="Arial"/>
+        </w:rPr>
+        <w:t xml:space="preserve"> If the character has not already occurred in the </w:t>
       </w:r>
       <w:r>
         <w:rPr>
           <w:rFonts w:ascii="Arial" w:hAnsi="Arial" w:cs="Arial"/>
         </w:rPr>
         <w:lastRenderedPageBreak/>
-        <w:t>Then, each character is sequentially processed.</w:t>
-      </w:r>
-      <w:r>
-        <w:rPr>
-          <w:rFonts w:ascii="Arial" w:hAnsi="Arial" w:cs="Arial"/>
-        </w:rPr>
-        <w:t xml:space="preserve"> If the character has not already occurred in the Trie, a new node is attached to and returned.</w:t>
+        <w:t>Trie, a new node is attached to and returned.</w:t>
       </w:r>
       <w:r>
         <w:rPr>
@@ -9241,207 +9251,225 @@
     <w:p>
       <w:pPr>
         <w:spacing w:line="360" w:lineRule="auto"/>
+        <w:jc w:val="both"/>
+        <w:rPr>
+          <w:rFonts w:ascii="Arial" w:hAnsi="Arial" w:cs="Arial"/>
+        </w:rPr>
+      </w:pPr>
+      <w:r>
+        <w:rPr>
+          <w:rFonts w:ascii="Arial" w:hAnsi="Arial" w:cs="Arial"/>
+        </w:rPr>
+        <w:t xml:space="preserve">In the </w:t>
+      </w:r>
+      <w:r>
+        <w:rPr>
+          <w:rFonts w:ascii="Arial" w:hAnsi="Arial" w:cs="Arial"/>
+          <w:i/>
+          <w:iCs/>
+        </w:rPr>
+        <w:t>contain</w:t>
+      </w:r>
+      <w:r>
+        <w:rPr>
+          <w:rFonts w:ascii="Arial" w:hAnsi="Arial" w:cs="Arial"/>
+        </w:rPr>
+        <w:t xml:space="preserve"> function, we check whether the character name is in the Trie structure. The software starts at the root of the prefix tree. It checks if any of its child nodes will match the first character of the name. If true, it moves to the next node and iterates through the following name characters. In case there is no child match for a character, it returns </w:t>
+      </w:r>
+      <w:r>
+        <w:rPr>
+          <w:rFonts w:ascii="Arial" w:hAnsi="Arial" w:cs="Arial"/>
+          <w:i/>
+          <w:iCs/>
+        </w:rPr>
+        <w:t>false</w:t>
+      </w:r>
+      <w:r>
+        <w:rPr>
+          <w:rFonts w:ascii="Arial" w:hAnsi="Arial" w:cs="Arial"/>
+        </w:rPr>
+        <w:t xml:space="preserve"> and stops the search. After there are no characters left in the name and all characters have been matched, </w:t>
+      </w:r>
+      <w:r>
+        <w:rPr>
+          <w:rFonts w:ascii="Arial" w:hAnsi="Arial" w:cs="Arial"/>
+          <w:i/>
+          <w:iCs/>
+        </w:rPr>
+        <w:t>Big Break!</w:t>
+      </w:r>
+      <w:r>
+        <w:rPr>
+          <w:rFonts w:ascii="Arial" w:hAnsi="Arial" w:cs="Arial"/>
+        </w:rPr>
+        <w:t xml:space="preserve"> checks if the last node reached in the Trie is </w:t>
+      </w:r>
+      <w:r>
+        <w:rPr>
+          <w:rFonts w:ascii="Arial" w:hAnsi="Arial" w:cs="Arial"/>
+        </w:rPr>
+        <w:t xml:space="preserve">marked by </w:t>
+      </w:r>
+      <w:proofErr w:type="spellStart"/>
+      <w:r>
+        <w:rPr>
+          <w:rFonts w:ascii="Arial" w:hAnsi="Arial" w:cs="Arial"/>
+          <w:i/>
+          <w:iCs/>
+        </w:rPr>
+        <w:t>isWord</w:t>
+      </w:r>
+      <w:proofErr w:type="spellEnd"/>
+      <w:r>
+        <w:rPr>
+          <w:rFonts w:ascii="Arial" w:hAnsi="Arial" w:cs="Arial"/>
+          <w:i/>
+          <w:iCs/>
+        </w:rPr>
+        <w:t xml:space="preserve"> = true</w:t>
+      </w:r>
+      <w:r>
+        <w:rPr>
+          <w:rFonts w:ascii="Arial" w:hAnsi="Arial" w:cs="Arial"/>
+        </w:rPr>
+        <w:t xml:space="preserve"> (the end of a word). Depending on that, it returns either </w:t>
+      </w:r>
+      <w:r>
+        <w:rPr>
+          <w:rFonts w:ascii="Arial" w:hAnsi="Arial" w:cs="Arial"/>
+          <w:i/>
+          <w:iCs/>
+        </w:rPr>
+        <w:t>true</w:t>
+      </w:r>
+      <w:r>
+        <w:rPr>
+          <w:rFonts w:ascii="Arial" w:hAnsi="Arial" w:cs="Arial"/>
+        </w:rPr>
+        <w:t xml:space="preserve"> or </w:t>
+      </w:r>
+      <w:r>
+        <w:rPr>
+          <w:rFonts w:ascii="Arial" w:hAnsi="Arial" w:cs="Arial"/>
+          <w:i/>
+          <w:iCs/>
+        </w:rPr>
+        <w:t>false</w:t>
+      </w:r>
+      <w:r>
+        <w:rPr>
+          <w:rFonts w:ascii="Arial" w:hAnsi="Arial" w:cs="Arial"/>
+        </w:rPr>
+        <w:t>.</w:t>
+      </w:r>
+      <w:r>
+        <w:rPr>
+          <w:rFonts w:ascii="Arial" w:hAnsi="Arial" w:cs="Arial"/>
+        </w:rPr>
+        <w:t xml:space="preserve"> The </w:t>
+      </w:r>
+      <w:r>
+        <w:rPr>
+          <w:rFonts w:ascii="Arial" w:hAnsi="Arial" w:cs="Arial"/>
+          <w:i/>
+          <w:iCs/>
+        </w:rPr>
+        <w:t xml:space="preserve">contain </w:t>
+      </w:r>
+      <w:r>
+        <w:rPr>
+          <w:rFonts w:ascii="Arial" w:hAnsi="Arial" w:cs="Arial"/>
+        </w:rPr>
+        <w:t>operation has O(n) time complexity, where n is the length of the word to search, and it takes O(1) auxiliary space.</w:t>
+      </w:r>
+    </w:p>
+    <w:p>
+      <w:pPr>
+        <w:spacing w:line="360" w:lineRule="auto"/>
+        <w:jc w:val="both"/>
+        <w:rPr>
+          <w:rFonts w:ascii="Arial" w:hAnsi="Arial" w:cs="Arial"/>
+        </w:rPr>
+      </w:pPr>
+    </w:p>
+    <w:p>
+      <w:pPr>
+        <w:spacing w:line="360" w:lineRule="auto"/>
+        <w:jc w:val="both"/>
+        <w:rPr>
+          <w:rFonts w:ascii="Arial" w:hAnsi="Arial" w:cs="Arial"/>
+        </w:rPr>
+      </w:pPr>
+      <w:r>
+        <w:rPr>
+          <w:rFonts w:ascii="Arial" w:hAnsi="Arial" w:cs="Arial"/>
+        </w:rPr>
+        <w:lastRenderedPageBreak/>
+        <w:t xml:space="preserve">In </w:t>
+      </w:r>
+      <w:r>
+        <w:rPr>
+          <w:rFonts w:ascii="Arial" w:hAnsi="Arial" w:cs="Arial"/>
+          <w:i/>
+          <w:iCs/>
+        </w:rPr>
+        <w:t xml:space="preserve">Big </w:t>
+      </w:r>
+      <w:proofErr w:type="gramStart"/>
+      <w:r>
+        <w:rPr>
+          <w:rFonts w:ascii="Arial" w:hAnsi="Arial" w:cs="Arial"/>
+          <w:i/>
+          <w:iCs/>
+        </w:rPr>
+        <w:t>Break!,</w:t>
+      </w:r>
+      <w:proofErr w:type="gramEnd"/>
+      <w:r>
+        <w:rPr>
+          <w:rFonts w:ascii="Arial" w:hAnsi="Arial" w:cs="Arial"/>
+          <w:i/>
+          <w:iCs/>
+        </w:rPr>
+        <w:t xml:space="preserve"> </w:t>
+      </w:r>
+      <w:r>
+        <w:rPr>
+          <w:rFonts w:ascii="Arial" w:hAnsi="Arial" w:cs="Arial"/>
+        </w:rPr>
+        <w:t>the Trie structure is used to validate names based on common first and last names. If it matches, it boosts the confidence of the match. However,  the first name’s match boosts more than the last name’s as it is more common, and the database contains more variety.</w:t>
+      </w:r>
+    </w:p>
+    <w:p>
+      <w:pPr>
         <w:ind w:left="720"/>
         <w:jc w:val="both"/>
         <w:rPr>
           <w:rFonts w:ascii="Arial" w:hAnsi="Arial" w:cs="Arial"/>
-        </w:rPr>
-      </w:pPr>
-      <w:r>
-        <w:rPr>
-          <w:rFonts w:ascii="Arial" w:hAnsi="Arial" w:cs="Arial"/>
-        </w:rPr>
-        <w:t xml:space="preserve">In the </w:t>
-      </w:r>
-      <w:r>
-        <w:rPr>
-          <w:rFonts w:ascii="Arial" w:hAnsi="Arial" w:cs="Arial"/>
-          <w:i/>
-          <w:iCs/>
-        </w:rPr>
-        <w:t>contain</w:t>
-      </w:r>
-      <w:r>
-        <w:rPr>
-          <w:rFonts w:ascii="Arial" w:hAnsi="Arial" w:cs="Arial"/>
-        </w:rPr>
-        <w:t xml:space="preserve"> function, we check whether the character name is in the Trie structure. The software starts at the root of the prefix tree. It checks if any of its child nodes will match the first character of the name. If true, it moves to the next node and iterates through the following name characters. In case there is no child match for a character, it returns </w:t>
-      </w:r>
-      <w:r>
-        <w:rPr>
-          <w:rFonts w:ascii="Arial" w:hAnsi="Arial" w:cs="Arial"/>
-          <w:i/>
-          <w:iCs/>
-        </w:rPr>
-        <w:t>false</w:t>
-      </w:r>
-      <w:r>
-        <w:rPr>
-          <w:rFonts w:ascii="Arial" w:hAnsi="Arial" w:cs="Arial"/>
-        </w:rPr>
-        <w:t xml:space="preserve"> and stops the search. After there are no characters left in the name and all characters have been matched, </w:t>
-      </w:r>
-      <w:r>
-        <w:rPr>
-          <w:rFonts w:ascii="Arial" w:hAnsi="Arial" w:cs="Arial"/>
-          <w:i/>
-          <w:iCs/>
-        </w:rPr>
-        <w:t>Big Break!</w:t>
-      </w:r>
-      <w:r>
-        <w:rPr>
-          <w:rFonts w:ascii="Arial" w:hAnsi="Arial" w:cs="Arial"/>
-        </w:rPr>
-        <w:t xml:space="preserve"> checks if the last node reached in the Trie is </w:t>
-      </w:r>
-      <w:r>
-        <w:rPr>
-          <w:rFonts w:ascii="Arial" w:hAnsi="Arial" w:cs="Arial"/>
-        </w:rPr>
-        <w:t xml:space="preserve">marked by </w:t>
-      </w:r>
-      <w:proofErr w:type="spellStart"/>
-      <w:r>
-        <w:rPr>
-          <w:rFonts w:ascii="Arial" w:hAnsi="Arial" w:cs="Arial"/>
-          <w:i/>
-          <w:iCs/>
-        </w:rPr>
-        <w:t>isWord</w:t>
-      </w:r>
-      <w:proofErr w:type="spellEnd"/>
-      <w:r>
-        <w:rPr>
-          <w:rFonts w:ascii="Arial" w:hAnsi="Arial" w:cs="Arial"/>
-          <w:i/>
-          <w:iCs/>
-        </w:rPr>
-        <w:t xml:space="preserve"> = true</w:t>
-      </w:r>
-      <w:r>
-        <w:rPr>
-          <w:rFonts w:ascii="Arial" w:hAnsi="Arial" w:cs="Arial"/>
-        </w:rPr>
-        <w:t xml:space="preserve"> (the end of a word). Depending on that, it returns either </w:t>
-      </w:r>
-      <w:r>
-        <w:rPr>
-          <w:rFonts w:ascii="Arial" w:hAnsi="Arial" w:cs="Arial"/>
-          <w:i/>
-          <w:iCs/>
-        </w:rPr>
-        <w:t>true</w:t>
-      </w:r>
-      <w:r>
-        <w:rPr>
-          <w:rFonts w:ascii="Arial" w:hAnsi="Arial" w:cs="Arial"/>
-        </w:rPr>
-        <w:t xml:space="preserve"> or </w:t>
-      </w:r>
-      <w:r>
-        <w:rPr>
-          <w:rFonts w:ascii="Arial" w:hAnsi="Arial" w:cs="Arial"/>
-          <w:i/>
-          <w:iCs/>
-        </w:rPr>
-        <w:t>false</w:t>
-      </w:r>
-      <w:r>
-        <w:rPr>
-          <w:rFonts w:ascii="Arial" w:hAnsi="Arial" w:cs="Arial"/>
-        </w:rPr>
-        <w:t>.</w:t>
-      </w:r>
-      <w:r>
-        <w:rPr>
-          <w:rFonts w:ascii="Arial" w:hAnsi="Arial" w:cs="Arial"/>
-        </w:rPr>
-        <w:t xml:space="preserve"> The </w:t>
-      </w:r>
-      <w:r>
-        <w:rPr>
-          <w:rFonts w:ascii="Arial" w:hAnsi="Arial" w:cs="Arial"/>
-          <w:i/>
-          <w:iCs/>
-        </w:rPr>
-        <w:t xml:space="preserve">contain </w:t>
-      </w:r>
-      <w:r>
-        <w:rPr>
-          <w:rFonts w:ascii="Arial" w:hAnsi="Arial" w:cs="Arial"/>
-        </w:rPr>
-        <w:t>operation has O(n) time complexity, where n is the length of the word to search, and it takes O(1) auxiliary space.</w:t>
-      </w:r>
+          <w:b/>
+          <w:bCs/>
+        </w:rPr>
+      </w:pPr>
     </w:p>
     <w:p>
       <w:pPr>
-        <w:spacing w:line="360" w:lineRule="auto"/>
-        <w:ind w:left="720"/>
-        <w:jc w:val="both"/>
-        <w:rPr>
-          <w:rFonts w:ascii="Arial" w:hAnsi="Arial" w:cs="Arial"/>
-        </w:rPr>
-      </w:pPr>
-    </w:p>
-    <w:p>
-      <w:pPr>
-        <w:spacing w:line="360" w:lineRule="auto"/>
-        <w:ind w:left="720"/>
-        <w:jc w:val="both"/>
-        <w:rPr>
-          <w:rFonts w:ascii="Arial" w:hAnsi="Arial" w:cs="Arial"/>
-        </w:rPr>
-      </w:pPr>
-      <w:r>
-        <w:rPr>
-          <w:rFonts w:ascii="Arial" w:hAnsi="Arial" w:cs="Arial"/>
-        </w:rPr>
-        <w:t xml:space="preserve">In </w:t>
-      </w:r>
-      <w:r>
-        <w:rPr>
-          <w:rFonts w:ascii="Arial" w:hAnsi="Arial" w:cs="Arial"/>
-          <w:i/>
-          <w:iCs/>
-        </w:rPr>
-        <w:t xml:space="preserve">Big </w:t>
-      </w:r>
-      <w:proofErr w:type="gramStart"/>
-      <w:r>
-        <w:rPr>
-          <w:rFonts w:ascii="Arial" w:hAnsi="Arial" w:cs="Arial"/>
-          <w:i/>
-          <w:iCs/>
-        </w:rPr>
-        <w:t>Break!,</w:t>
-      </w:r>
-      <w:proofErr w:type="gramEnd"/>
-      <w:r>
-        <w:rPr>
-          <w:rFonts w:ascii="Arial" w:hAnsi="Arial" w:cs="Arial"/>
-          <w:i/>
-          <w:iCs/>
-        </w:rPr>
-        <w:t xml:space="preserve"> </w:t>
-      </w:r>
-      <w:r>
-        <w:rPr>
-          <w:rFonts w:ascii="Arial" w:hAnsi="Arial" w:cs="Arial"/>
-        </w:rPr>
-        <w:t>the Trie structure is used to validate names based on common first and last names. If it matches, it boosts the confidence of the match. However,  the first name’s match boosts more than the last name’s as it is more common, and the database contains more variety.</w:t>
-      </w:r>
-    </w:p>
-    <w:p>
-      <w:pPr>
-        <w:ind w:left="720"/>
-        <w:jc w:val="both"/>
+        <w:pStyle w:val="Heading4"/>
         <w:rPr>
           <w:rFonts w:ascii="Arial" w:hAnsi="Arial" w:cs="Arial"/>
           <w:b/>
           <w:bCs/>
-        </w:rPr>
-      </w:pPr>
+          <w:color w:val="auto"/>
+        </w:rPr>
+      </w:pPr>
+      <w:r>
+        <w:rPr>
+          <w:rFonts w:ascii="Arial" w:hAnsi="Arial" w:cs="Arial"/>
+          <w:b/>
+          <w:bCs/>
+          <w:color w:val="auto"/>
+        </w:rPr>
+        <w:t>Union-Find (Disjoint Set Union)</w:t>
+      </w:r>
     </w:p>
     <w:p>
       <w:pPr>
@@ -9456,35 +9484,85 @@
           <w:iCs/>
         </w:rPr>
       </w:pPr>
-      <w:r>
-        <w:rPr>
-          <w:rFonts w:ascii="Arial" w:hAnsi="Arial" w:cs="Arial"/>
-          <w:b/>
-          <w:bCs/>
-          <w:i/>
-          <w:iCs/>
-        </w:rPr>
-        <w:t>Union-Find (Disjoint Set Union)</w:t>
-      </w:r>
     </w:p>
     <w:p>
       <w:pPr>
         <w:spacing w:line="360" w:lineRule="auto"/>
-        <w:ind w:left="720"/>
         <w:jc w:val="both"/>
         <w:rPr>
           <w:rFonts w:ascii="Arial" w:hAnsi="Arial" w:cs="Arial"/>
-          <w:b/>
-          <w:bCs/>
-          <w:i/>
-          <w:iCs/>
-        </w:rPr>
-      </w:pPr>
+        </w:rPr>
+      </w:pPr>
+      <w:r>
+        <w:rPr>
+          <w:rFonts w:ascii="Arial" w:hAnsi="Arial" w:cs="Arial"/>
+        </w:rPr>
+        <w:t>The software uses the Union-Find (Disjoint Set Union</w:t>
+      </w:r>
+      <w:r>
+        <w:rPr>
+          <w:rFonts w:ascii="Arial" w:hAnsi="Arial" w:cs="Arial"/>
+        </w:rPr>
+        <w:t xml:space="preserve"> - DSU</w:t>
+      </w:r>
+      <w:r>
+        <w:rPr>
+          <w:rFonts w:ascii="Arial" w:hAnsi="Arial" w:cs="Arial"/>
+        </w:rPr>
+        <w:t xml:space="preserve">) </w:t>
+      </w:r>
+      <w:r>
+        <w:rPr>
+          <w:rFonts w:ascii="Arial" w:hAnsi="Arial" w:cs="Arial"/>
+        </w:rPr>
+        <w:t>as a graph clustering</w:t>
+      </w:r>
+      <w:r>
+        <w:rPr>
+          <w:rFonts w:ascii="Arial" w:hAnsi="Arial" w:cs="Arial"/>
+        </w:rPr>
+        <w:t xml:space="preserve"> structure. It searches for whether two names should belong to the same cluster based on </w:t>
+      </w:r>
+      <w:r>
+        <w:rPr>
+          <w:rFonts w:ascii="Arial" w:hAnsi="Arial" w:cs="Arial"/>
+        </w:rPr>
+        <w:t>how similar they are</w:t>
+      </w:r>
+      <w:r>
+        <w:rPr>
+          <w:rFonts w:ascii="Arial" w:hAnsi="Arial" w:cs="Arial"/>
+        </w:rPr>
+        <w:t>.</w:t>
+      </w:r>
+      <w:r>
+        <w:rPr>
+          <w:rFonts w:ascii="Arial" w:hAnsi="Arial" w:cs="Arial"/>
+        </w:rPr>
+        <w:t xml:space="preserve"> The process starts with each character name being its own parent in a separate </w:t>
+      </w:r>
+      <w:r>
+        <w:rPr>
+          <w:rFonts w:ascii="Arial" w:hAnsi="Arial" w:cs="Arial"/>
+        </w:rPr>
+        <w:t>set</w:t>
+      </w:r>
+      <w:r>
+        <w:rPr>
+          <w:rFonts w:ascii="Arial" w:hAnsi="Arial" w:cs="Arial"/>
+        </w:rPr>
+        <w:t>.</w:t>
+      </w:r>
+      <w:r>
+        <w:rPr>
+          <w:rFonts w:ascii="Arial" w:hAnsi="Arial" w:cs="Arial"/>
+        </w:rPr>
+        <w:t xml:space="preserve"> DSU uses two distinct operations – find and union.</w:t>
+      </w:r>
     </w:p>
     <w:p>
       <w:pPr>
         <w:spacing w:line="360" w:lineRule="auto"/>
-        <w:ind w:left="720"/>
         <w:jc w:val="both"/>
         <w:rPr>
           <w:rFonts w:ascii="Arial" w:hAnsi="Arial" w:cs="Arial"/>
@@ -9493,92 +9571,16 @@
       <w:r>
         <w:rPr>
           <w:rFonts w:ascii="Arial" w:hAnsi="Arial" w:cs="Arial"/>
-        </w:rPr>
-        <w:t>The software uses the Union-Find (Disjoint Set Union</w:t>
-      </w:r>
-      <w:r>
-        <w:rPr>
-          <w:rFonts w:ascii="Arial" w:hAnsi="Arial" w:cs="Arial"/>
-        </w:rPr>
-        <w:t xml:space="preserve"> - DSU</w:t>
-      </w:r>
-      <w:r>
-        <w:rPr>
-          <w:rFonts w:ascii="Arial" w:hAnsi="Arial" w:cs="Arial"/>
-        </w:rPr>
-        <w:t xml:space="preserve">) </w:t>
-      </w:r>
-      <w:r>
-        <w:rPr>
-          <w:rFonts w:ascii="Arial" w:hAnsi="Arial" w:cs="Arial"/>
-        </w:rPr>
-        <w:t>as a graph clustering</w:t>
-      </w:r>
-      <w:r>
-        <w:rPr>
-          <w:rFonts w:ascii="Arial" w:hAnsi="Arial" w:cs="Arial"/>
-        </w:rPr>
-        <w:t xml:space="preserve"> structure. It searches for whether two names should belong to the same cluster based on </w:t>
-      </w:r>
-      <w:r>
-        <w:rPr>
-          <w:rFonts w:ascii="Arial" w:hAnsi="Arial" w:cs="Arial"/>
-        </w:rPr>
-        <w:t>how similar they are</w:t>
-      </w:r>
-      <w:r>
-        <w:rPr>
-          <w:rFonts w:ascii="Arial" w:hAnsi="Arial" w:cs="Arial"/>
-        </w:rPr>
-        <w:t>.</w:t>
-      </w:r>
-      <w:r>
-        <w:rPr>
-          <w:rFonts w:ascii="Arial" w:hAnsi="Arial" w:cs="Arial"/>
-        </w:rPr>
-        <w:t xml:space="preserve"> The process starts with each character name being its own parent in a separate </w:t>
-      </w:r>
-      <w:r>
-        <w:rPr>
-          <w:rFonts w:ascii="Arial" w:hAnsi="Arial" w:cs="Arial"/>
-        </w:rPr>
-        <w:t>set</w:t>
-      </w:r>
-      <w:r>
-        <w:rPr>
-          <w:rFonts w:ascii="Arial" w:hAnsi="Arial" w:cs="Arial"/>
-        </w:rPr>
-        <w:t>.</w:t>
-      </w:r>
-      <w:r>
-        <w:rPr>
-          <w:rFonts w:ascii="Arial" w:hAnsi="Arial" w:cs="Arial"/>
-        </w:rPr>
-        <w:t xml:space="preserve"> DSU uses two distinct operations – find and union.</w:t>
-      </w:r>
-    </w:p>
-    <w:p>
-      <w:pPr>
-        <w:spacing w:line="360" w:lineRule="auto"/>
-        <w:ind w:left="720"/>
-        <w:jc w:val="both"/>
-        <w:rPr>
-          <w:rFonts w:ascii="Arial" w:hAnsi="Arial" w:cs="Arial"/>
-        </w:rPr>
-      </w:pPr>
-      <w:r>
-        <w:rPr>
-          <w:rFonts w:ascii="Arial" w:hAnsi="Arial" w:cs="Arial"/>
           <w:noProof/>
         </w:rPr>
         <w:drawing>
-          <wp:anchor distT="0" distB="0" distL="114300" distR="114300" simplePos="0" relativeHeight="251716608" behindDoc="0" locked="0" layoutInCell="1" allowOverlap="1" wp14:anchorId="174C7C5C" wp14:editId="01C3D7CE">
+          <wp:anchor distT="0" distB="0" distL="114300" distR="114300" simplePos="0" relativeHeight="251716608" behindDoc="0" locked="0" layoutInCell="1" allowOverlap="1" wp14:anchorId="174C7C5C" wp14:editId="7A196B92">
             <wp:simplePos x="0" y="0"/>
             <wp:positionH relativeFrom="margin">
-              <wp:posOffset>796925</wp:posOffset>
+              <wp:posOffset>537845</wp:posOffset>
             </wp:positionH>
             <wp:positionV relativeFrom="margin">
-              <wp:posOffset>4813935</wp:posOffset>
+              <wp:posOffset>2329815</wp:posOffset>
             </wp:positionV>
             <wp:extent cx="4829810" cy="1838325"/>
             <wp:effectExtent l="0" t="0" r="8890" b="9525"/>
@@ -9642,7 +9644,7 @@
         <mc:AlternateContent>
           <mc:Choice Requires="wps">
             <w:drawing>
-              <wp:anchor distT="0" distB="0" distL="114300" distR="114300" simplePos="0" relativeHeight="251718656" behindDoc="0" locked="0" layoutInCell="1" allowOverlap="1" wp14:anchorId="45A4FB7E" wp14:editId="0520DC82">
+              <wp:anchor distT="0" distB="0" distL="114300" distR="114300" simplePos="0" relativeHeight="251718656" behindDoc="0" locked="0" layoutInCell="1" allowOverlap="1" wp14:anchorId="45A4FB7E" wp14:editId="588CFE80">
                 <wp:simplePos x="0" y="0"/>
                 <wp:positionH relativeFrom="column">
                   <wp:posOffset>640080</wp:posOffset>
@@ -9763,66 +9765,6 @@
     <w:p>
       <w:pPr>
         <w:spacing w:line="360" w:lineRule="auto"/>
-        <w:ind w:left="720"/>
-        <w:jc w:val="both"/>
-        <w:rPr>
-          <w:rFonts w:ascii="Arial" w:hAnsi="Arial" w:cs="Arial"/>
-        </w:rPr>
-      </w:pPr>
-      <w:r>
-        <w:rPr>
-          <w:rFonts w:ascii="Arial" w:hAnsi="Arial" w:cs="Arial"/>
-        </w:rPr>
-        <w:t xml:space="preserve">The </w:t>
-      </w:r>
-      <w:r>
-        <w:rPr>
-          <w:rFonts w:ascii="Arial" w:hAnsi="Arial" w:cs="Arial"/>
-          <w:i/>
-          <w:iCs/>
-        </w:rPr>
-        <w:t xml:space="preserve">union </w:t>
-      </w:r>
-      <w:r>
-        <w:rPr>
-          <w:rFonts w:ascii="Arial" w:hAnsi="Arial" w:cs="Arial"/>
-        </w:rPr>
-        <w:t xml:space="preserve">function combines two sets into one. It takes the indices of two names as input and finds their set representative using the </w:t>
-      </w:r>
-      <w:r>
-        <w:rPr>
-          <w:rFonts w:ascii="Arial" w:hAnsi="Arial" w:cs="Arial"/>
-          <w:i/>
-          <w:iCs/>
-        </w:rPr>
-        <w:t>find</w:t>
-      </w:r>
-      <w:r>
-        <w:rPr>
-          <w:rFonts w:ascii="Arial" w:hAnsi="Arial" w:cs="Arial"/>
-        </w:rPr>
-        <w:t xml:space="preserve"> operation. It </w:t>
-      </w:r>
-      <w:r>
-        <w:rPr>
-          <w:rFonts w:ascii="Arial" w:hAnsi="Arial" w:cs="Arial"/>
-        </w:rPr>
-        <w:t>puts the second pointer tree under the root of the first one:</w:t>
-      </w:r>
-    </w:p>
-    <w:p>
-      <w:pPr>
-        <w:spacing w:line="360" w:lineRule="auto"/>
-        <w:jc w:val="both"/>
-        <w:rPr>
-          <w:rFonts w:ascii="Arial" w:hAnsi="Arial" w:cs="Arial"/>
-        </w:rPr>
-      </w:pPr>
-    </w:p>
-    <w:p>
-      <w:pPr>
-        <w:spacing w:line="360" w:lineRule="auto"/>
-        <w:ind w:left="720"/>
         <w:jc w:val="both"/>
         <w:rPr>
           <w:rFonts w:ascii="Arial" w:hAnsi="Arial" w:cs="Arial"/>
@@ -9836,13 +9778,13 @@
         <mc:AlternateContent>
           <mc:Choice Requires="wps">
             <w:drawing>
-              <wp:anchor distT="0" distB="0" distL="114300" distR="114300" simplePos="0" relativeHeight="251725824" behindDoc="0" locked="0" layoutInCell="1" allowOverlap="1" wp14:anchorId="12412458" wp14:editId="3398442E">
+              <wp:anchor distT="0" distB="0" distL="114300" distR="114300" simplePos="0" relativeHeight="251725824" behindDoc="0" locked="0" layoutInCell="1" allowOverlap="1" wp14:anchorId="12412458" wp14:editId="6350D6BA">
                 <wp:simplePos x="0" y="0"/>
                 <wp:positionH relativeFrom="margin">
-                  <wp:posOffset>598805</wp:posOffset>
+                  <wp:posOffset>636905</wp:posOffset>
                 </wp:positionH>
                 <wp:positionV relativeFrom="paragraph">
-                  <wp:posOffset>2089785</wp:posOffset>
+                  <wp:posOffset>5114290</wp:posOffset>
                 </wp:positionV>
                 <wp:extent cx="4677410" cy="635"/>
                 <wp:effectExtent l="0" t="0" r="8890" b="0"/>
@@ -9905,7 +9847,7 @@
           </mc:Choice>
           <mc:Fallback>
             <w:pict>
-              <v:shape w14:anchorId="12412458" id="_x0000_s1034" type="#_x0000_t202" style="position:absolute;left:0;text-align:left;margin-left:47.15pt;margin-top:164.55pt;width:368.3pt;height:.05pt;z-index:251725824;visibility:visible;mso-wrap-style:square;mso-wrap-distance-left:9pt;mso-wrap-distance-top:0;mso-wrap-distance-right:9pt;mso-wrap-distance-bottom:0;mso-position-horizontal:absolute;mso-position-horizontal-relative:margin;mso-position-vertical:absolute;mso-position-vertical-relative:text;v-text-anchor:top" o:gfxdata="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" stroked="f">
+              <v:shape w14:anchorId="12412458" id="_x0000_s1034" type="#_x0000_t202" style="position:absolute;left:0;text-align:left;margin-left:50.15pt;margin-top:402.7pt;width:368.3pt;height:.05pt;z-index:251725824;visibility:visible;mso-wrap-style:square;mso-wrap-distance-left:9pt;mso-wrap-distance-top:0;mso-wrap-distance-right:9pt;mso-wrap-distance-bottom:0;mso-position-horizontal:absolute;mso-position-horizontal-relative:margin;mso-position-vertical:absolute;mso-position-vertical-relative:text;v-text-anchor:top" o:gfxdata="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" stroked="f">
                 <v:textbox style="mso-fit-shape-to-text:t" inset="0,0,0,0">
                   <w:txbxContent>
                     <w:p>
@@ -9941,13 +9883,13 @@
           <w:noProof/>
         </w:rPr>
         <w:drawing>
-          <wp:anchor distT="0" distB="0" distL="114300" distR="114300" simplePos="0" relativeHeight="251719680" behindDoc="0" locked="0" layoutInCell="1" allowOverlap="1" wp14:anchorId="24C68F00" wp14:editId="25B7D83D">
+          <wp:anchor distT="0" distB="0" distL="114300" distR="114300" simplePos="0" relativeHeight="251719680" behindDoc="0" locked="0" layoutInCell="1" allowOverlap="1" wp14:anchorId="24C68F00" wp14:editId="12BD5018">
             <wp:simplePos x="0" y="0"/>
             <wp:positionH relativeFrom="margin">
-              <wp:posOffset>743585</wp:posOffset>
+              <wp:posOffset>644525</wp:posOffset>
             </wp:positionH>
             <wp:positionV relativeFrom="margin">
-              <wp:align>top</wp:align>
+              <wp:posOffset>5463540</wp:posOffset>
             </wp:positionV>
             <wp:extent cx="4677410" cy="1962150"/>
             <wp:effectExtent l="0" t="0" r="8890" b="0"/>
@@ -10007,69 +9949,41 @@
         <w:rPr>
           <w:rFonts w:ascii="Arial" w:hAnsi="Arial" w:cs="Arial"/>
         </w:rPr>
-        <w:t>Every pair of names is compared. First, the software checks if a name token of one name is contained in the other.</w:t>
-      </w:r>
-      <w:r>
-        <w:rPr>
-          <w:rFonts w:ascii="Arial" w:hAnsi="Arial" w:cs="Arial"/>
-        </w:rPr>
-        <w:t xml:space="preserve"> If this is not the case, it checks for similarity and difference between the names using the </w:t>
-      </w:r>
-      <w:proofErr w:type="spellStart"/>
-      <w:r>
-        <w:rPr>
-          <w:rFonts w:ascii="Arial" w:hAnsi="Arial" w:cs="Arial"/>
-        </w:rPr>
-        <w:t>Levenshtein</w:t>
-      </w:r>
-      <w:proofErr w:type="spellEnd"/>
-      <w:r>
-        <w:rPr>
-          <w:rFonts w:ascii="Arial" w:hAnsi="Arial" w:cs="Arial"/>
-        </w:rPr>
-        <w:t xml:space="preserve"> distance and the Jaro-Winkler algorithm. A threshold value is created </w:t>
-      </w:r>
-      <w:proofErr w:type="gramStart"/>
-      <w:r>
-        <w:rPr>
-          <w:rFonts w:ascii="Arial" w:hAnsi="Arial" w:cs="Arial"/>
-        </w:rPr>
-        <w:t>in order to</w:t>
-      </w:r>
-      <w:proofErr w:type="gramEnd"/>
-      <w:r>
-        <w:rPr>
-          <w:rFonts w:ascii="Arial" w:hAnsi="Arial" w:cs="Arial"/>
-        </w:rPr>
-        <w:t xml:space="preserve"> catch small typos or name variations. This implementation of DSU makes the similarity transitive, meaning that if A is </w:t>
-      </w:r>
-      <w:proofErr w:type="gramStart"/>
-      <w:r>
-        <w:rPr>
-          <w:rFonts w:ascii="Arial" w:hAnsi="Arial" w:cs="Arial"/>
-        </w:rPr>
-        <w:t>similar to</w:t>
-      </w:r>
-      <w:proofErr w:type="gramEnd"/>
-      <w:r>
-        <w:rPr>
-          <w:rFonts w:ascii="Arial" w:hAnsi="Arial" w:cs="Arial"/>
-        </w:rPr>
-        <w:t xml:space="preserve"> B and B is </w:t>
-      </w:r>
-      <w:proofErr w:type="gramStart"/>
-      <w:r>
-        <w:rPr>
-          <w:rFonts w:ascii="Arial" w:hAnsi="Arial" w:cs="Arial"/>
-        </w:rPr>
-        <w:t>similar to</w:t>
-      </w:r>
-      <w:proofErr w:type="gramEnd"/>
-      <w:r>
-        <w:rPr>
-          <w:rFonts w:ascii="Arial" w:hAnsi="Arial" w:cs="Arial"/>
-        </w:rPr>
-        <w:t xml:space="preserve"> C, A and C will be part of the same cluster.</w:t>
+        <w:t xml:space="preserve">The </w:t>
+      </w:r>
+      <w:r>
+        <w:rPr>
+          <w:rFonts w:ascii="Arial" w:hAnsi="Arial" w:cs="Arial"/>
+          <w:i/>
+          <w:iCs/>
+        </w:rPr>
+        <w:t xml:space="preserve">union </w:t>
+      </w:r>
+      <w:r>
+        <w:rPr>
+          <w:rFonts w:ascii="Arial" w:hAnsi="Arial" w:cs="Arial"/>
+        </w:rPr>
+        <w:t xml:space="preserve">function combines two sets into one. It takes the indices of two names as input and finds their set representative using the </w:t>
+      </w:r>
+      <w:r>
+        <w:rPr>
+          <w:rFonts w:ascii="Arial" w:hAnsi="Arial" w:cs="Arial"/>
+          <w:i/>
+          <w:iCs/>
+        </w:rPr>
+        <w:t>find</w:t>
+      </w:r>
+      <w:r>
+        <w:rPr>
+          <w:rFonts w:ascii="Arial" w:hAnsi="Arial" w:cs="Arial"/>
+        </w:rPr>
+        <w:t xml:space="preserve"> operation. It </w:t>
+      </w:r>
+      <w:r>
+        <w:rPr>
+          <w:rFonts w:ascii="Arial" w:hAnsi="Arial" w:cs="Arial"/>
+        </w:rPr>
+        <w:t>puts the second pointer tree under the root of the first one:</w:t>
       </w:r>
     </w:p>
     <w:p>
@@ -10080,11 +9994,118 @@
           <w:rFonts w:ascii="Arial" w:hAnsi="Arial" w:cs="Arial"/>
         </w:rPr>
       </w:pPr>
+    </w:p>
+    <w:p>
+      <w:pPr>
+        <w:spacing w:line="360" w:lineRule="auto"/>
+        <w:jc w:val="both"/>
+        <w:rPr>
+          <w:rFonts w:ascii="Arial" w:hAnsi="Arial" w:cs="Arial"/>
+        </w:rPr>
+      </w:pPr>
+      <w:r>
+        <w:rPr>
+          <w:rFonts w:ascii="Arial" w:hAnsi="Arial" w:cs="Arial"/>
+        </w:rPr>
+        <w:t>Every pair of names is compared. First, the software checks if a name token of one name is contained in the other.</w:t>
+      </w:r>
+      <w:r>
+        <w:rPr>
+          <w:rFonts w:ascii="Arial" w:hAnsi="Arial" w:cs="Arial"/>
+        </w:rPr>
+        <w:t xml:space="preserve"> If this is not the case, it checks for similarity and difference between the names using the </w:t>
+      </w:r>
+      <w:proofErr w:type="spellStart"/>
+      <w:r>
+        <w:rPr>
+          <w:rFonts w:ascii="Arial" w:hAnsi="Arial" w:cs="Arial"/>
+        </w:rPr>
+        <w:t>Levenshtein</w:t>
+      </w:r>
+      <w:proofErr w:type="spellEnd"/>
+      <w:r>
+        <w:rPr>
+          <w:rFonts w:ascii="Arial" w:hAnsi="Arial" w:cs="Arial"/>
+        </w:rPr>
+        <w:t xml:space="preserve"> distance and the Jaro-Winkler algorithm. A threshold value is created </w:t>
+      </w:r>
+      <w:proofErr w:type="gramStart"/>
+      <w:r>
+        <w:rPr>
+          <w:rFonts w:ascii="Arial" w:hAnsi="Arial" w:cs="Arial"/>
+        </w:rPr>
+        <w:t>in order to</w:t>
+      </w:r>
+      <w:proofErr w:type="gramEnd"/>
+      <w:r>
+        <w:rPr>
+          <w:rFonts w:ascii="Arial" w:hAnsi="Arial" w:cs="Arial"/>
+        </w:rPr>
+        <w:t xml:space="preserve"> catch small typos or name variations. This implementation of DSU makes the similarity transitive, meaning that if A is </w:t>
+      </w:r>
+      <w:proofErr w:type="gramStart"/>
+      <w:r>
+        <w:rPr>
+          <w:rFonts w:ascii="Arial" w:hAnsi="Arial" w:cs="Arial"/>
+        </w:rPr>
+        <w:t>similar to</w:t>
+      </w:r>
+      <w:proofErr w:type="gramEnd"/>
+      <w:r>
+        <w:rPr>
+          <w:rFonts w:ascii="Arial" w:hAnsi="Arial" w:cs="Arial"/>
+        </w:rPr>
+        <w:t xml:space="preserve"> B and B is </w:t>
+      </w:r>
+      <w:proofErr w:type="gramStart"/>
+      <w:r>
+        <w:rPr>
+          <w:rFonts w:ascii="Arial" w:hAnsi="Arial" w:cs="Arial"/>
+        </w:rPr>
+        <w:t>similar to</w:t>
+      </w:r>
+      <w:proofErr w:type="gramEnd"/>
+      <w:r>
+        <w:rPr>
+          <w:rFonts w:ascii="Arial" w:hAnsi="Arial" w:cs="Arial"/>
+        </w:rPr>
+        <w:t xml:space="preserve"> C, A and C will be part of the same cluster.</w:t>
+      </w:r>
+    </w:p>
+    <w:p>
+      <w:pPr>
+        <w:spacing w:line="360" w:lineRule="auto"/>
+        <w:jc w:val="both"/>
+        <w:rPr>
+          <w:rFonts w:ascii="Arial" w:hAnsi="Arial" w:cs="Arial"/>
+        </w:rPr>
+      </w:pPr>
       <w:r>
         <w:rPr>
           <w:rFonts w:ascii="Arial" w:hAnsi="Arial" w:cs="Arial"/>
         </w:rPr>
         <w:tab/>
+      </w:r>
+    </w:p>
+    <w:p>
+      <w:pPr>
+        <w:spacing w:line="360" w:lineRule="auto"/>
+        <w:jc w:val="both"/>
+        <w:rPr>
+          <w:rFonts w:ascii="Arial" w:hAnsi="Arial" w:cs="Arial"/>
+        </w:rPr>
+      </w:pPr>
+      <w:r>
+        <w:rPr>
+          <w:rFonts w:ascii="Arial" w:hAnsi="Arial" w:cs="Arial"/>
+        </w:rPr>
+        <w:t>After all unions are set, the clusters are extracted from the parent pointer tree. The root of each name node</w:t>
+      </w:r>
+      <w:r>
+        <w:rPr>
+          <w:rFonts w:ascii="Arial" w:hAnsi="Arial" w:cs="Arial"/>
+        </w:rPr>
+        <w:t xml:space="preserve"> is found. If a cluster with this root exists, the name node is added to the cluster. If no such cluster is found, a new one is created.</w:t>
       </w:r>
     </w:p>
     <w:p>
@@ -10096,49 +10117,25 @@
           <w:rFonts w:ascii="Arial" w:hAnsi="Arial" w:cs="Arial"/>
         </w:rPr>
       </w:pPr>
-      <w:r>
-        <w:rPr>
-          <w:rFonts w:ascii="Arial" w:hAnsi="Arial" w:cs="Arial"/>
-        </w:rPr>
-        <w:t>After all unions are set, the clusters are extracted from the parent pointer tree. The root of each name node</w:t>
-      </w:r>
-      <w:r>
-        <w:rPr>
-          <w:rFonts w:ascii="Arial" w:hAnsi="Arial" w:cs="Arial"/>
-        </w:rPr>
-        <w:t xml:space="preserve"> is found. If a cluster with this root exists, the name node is added to the cluster. If no such cluster is found, a new one is created.</w:t>
-      </w:r>
     </w:p>
     <w:p>
       <w:pPr>
         <w:spacing w:line="360" w:lineRule="auto"/>
-        <w:ind w:left="720"/>
         <w:jc w:val="both"/>
         <w:rPr>
           <w:rFonts w:ascii="Arial" w:hAnsi="Arial" w:cs="Arial"/>
         </w:rPr>
       </w:pPr>
+      <w:r>
+        <w:rPr>
+          <w:rFonts w:ascii="Arial" w:hAnsi="Arial" w:cs="Arial"/>
+        </w:rPr>
+        <w:t>Lastly, a canonical name is chosen to have a standardized way to refer to each character. The longest name is chosen because it is often the most descriptive and unlikely to overlap with another in the script.</w:t>
+      </w:r>
     </w:p>
     <w:p>
       <w:pPr>
-        <w:spacing w:line="360" w:lineRule="auto"/>
-        <w:ind w:left="720"/>
-        <w:jc w:val="both"/>
-        <w:rPr>
-          <w:rFonts w:ascii="Arial" w:hAnsi="Arial" w:cs="Arial"/>
-        </w:rPr>
-      </w:pPr>
-      <w:r>
-        <w:rPr>
-          <w:rFonts w:ascii="Arial" w:hAnsi="Arial" w:cs="Arial"/>
-        </w:rPr>
-        <w:t xml:space="preserve">Lastly, a canonical name is chosen to have a standardized way to refer to each character. The longest name is chosen because it is often the most descriptive and unlikely to overlap with another in the script. </w:t>
-      </w:r>
-    </w:p>
-    <w:p>
-      <w:pPr>
         <w:pStyle w:val="Heading3"/>
-        <w:ind w:firstLine="720"/>
         <w:jc w:val="both"/>
         <w:rPr>
           <w:b/>
@@ -10150,7 +10147,6 @@
     <w:p>
       <w:pPr>
         <w:pStyle w:val="Heading3"/>
-        <w:ind w:firstLine="720"/>
         <w:jc w:val="both"/>
         <w:rPr>
           <w:b/>
@@ -10169,7 +10165,6 @@
     <w:p>
       <w:pPr>
         <w:spacing w:line="360" w:lineRule="auto"/>
-        <w:ind w:left="720"/>
         <w:jc w:val="both"/>
         <w:rPr>
           <w:rFonts w:ascii="Arial" w:hAnsi="Arial" w:cs="Arial"/>
@@ -10404,12 +10399,6 @@
       <w:r>
         <w:rPr>
           <w:rFonts w:ascii="Arial" w:hAnsi="Arial" w:cs="Arial"/>
-        </w:rPr>
-        <w:tab/>
-      </w:r>
-      <w:r>
-        <w:rPr>
-          <w:rFonts w:ascii="Arial" w:hAnsi="Arial" w:cs="Arial"/>
           <w:b/>
           <w:bCs/>
         </w:rPr>
@@ -10419,7 +10408,6 @@
     <w:p>
       <w:pPr>
         <w:spacing w:line="360" w:lineRule="auto"/>
-        <w:ind w:left="720"/>
         <w:jc w:val="both"/>
         <w:rPr>
           <w:rFonts w:ascii="Arial" w:hAnsi="Arial" w:cs="Arial"/>
@@ -10989,7 +10977,6 @@
               <w:rPr>
                 <w:rFonts w:ascii="Arial" w:hAnsi="Arial" w:cs="Arial"/>
               </w:rPr>
-              <w:lastRenderedPageBreak/>
               <w:t>5</w:t>
             </w:r>
           </w:p>
@@ -11090,6 +11077,7 @@
               <w:rPr>
                 <w:rFonts w:ascii="Arial" w:hAnsi="Arial" w:cs="Arial"/>
               </w:rPr>
+              <w:lastRenderedPageBreak/>
               <w:t>6</w:t>
             </w:r>
           </w:p>
@@ -11324,15 +11312,6 @@
       <w:r>
         <w:rPr>
           <w:rFonts w:ascii="Arial" w:hAnsi="Arial" w:cs="Arial"/>
-          <w:color w:val="auto"/>
-          <w:sz w:val="28"/>
-          <w:szCs w:val="28"/>
-        </w:rPr>
-        <w:t xml:space="preserve">4. </w:t>
-      </w:r>
-      <w:r>
-        <w:rPr>
-          <w:rFonts w:ascii="Arial" w:hAnsi="Arial" w:cs="Arial"/>
           <w:b/>
           <w:bCs/>
           <w:color w:val="auto"/>
@@ -11354,262 +11333,250 @@
     </w:p>
     <w:p>
       <w:pPr>
+        <w:jc w:val="both"/>
+        <w:rPr>
+          <w:rFonts w:ascii="Arial" w:hAnsi="Arial" w:cs="Arial"/>
+          <w:b/>
+          <w:bCs/>
+        </w:rPr>
+      </w:pPr>
+      <w:r>
+        <w:rPr>
+          <w:rFonts w:ascii="Arial" w:hAnsi="Arial" w:cs="Arial"/>
+          <w:b/>
+          <w:bCs/>
+        </w:rPr>
+        <w:t>Why use Java?</w:t>
+      </w:r>
+    </w:p>
+    <w:p>
+      <w:pPr>
+        <w:jc w:val="both"/>
+        <w:rPr>
+          <w:rFonts w:ascii="Arial" w:hAnsi="Arial" w:cs="Arial"/>
+          <w:b/>
+          <w:bCs/>
+        </w:rPr>
+      </w:pPr>
+    </w:p>
+    <w:p>
+      <w:pPr>
+        <w:jc w:val="both"/>
+        <w:rPr>
+          <w:rFonts w:ascii="Arial" w:hAnsi="Arial" w:cs="Arial"/>
+        </w:rPr>
+      </w:pPr>
+      <w:r>
+        <w:rPr>
+          <w:rFonts w:ascii="Arial" w:hAnsi="Arial" w:cs="Arial"/>
+        </w:rPr>
+        <w:t>The programming language I chose for</w:t>
+      </w:r>
+      <w:r>
+        <w:rPr>
+          <w:rFonts w:ascii="Arial" w:hAnsi="Arial" w:cs="Arial"/>
+        </w:rPr>
+        <w:t xml:space="preserve"> the project is Java</w:t>
+      </w:r>
+      <w:r>
+        <w:rPr>
+          <w:rFonts w:ascii="Arial" w:hAnsi="Arial" w:cs="Arial"/>
+        </w:rPr>
+        <w:t xml:space="preserve"> because it integrates Apache </w:t>
+      </w:r>
+      <w:proofErr w:type="spellStart"/>
+      <w:r>
+        <w:rPr>
+          <w:rFonts w:ascii="Arial" w:hAnsi="Arial" w:cs="Arial"/>
+        </w:rPr>
+        <w:t>OpenNLP</w:t>
+      </w:r>
+      <w:proofErr w:type="spellEnd"/>
+      <w:r>
+        <w:rPr>
+          <w:rFonts w:ascii="Arial" w:hAnsi="Arial" w:cs="Arial"/>
+        </w:rPr>
+        <w:t xml:space="preserve"> well</w:t>
+      </w:r>
+      <w:r>
+        <w:rPr>
+          <w:rFonts w:ascii="Arial" w:hAnsi="Arial" w:cs="Arial"/>
+        </w:rPr>
+        <w:t>,</w:t>
+      </w:r>
+      <w:r>
+        <w:rPr>
+          <w:rFonts w:ascii="Arial" w:hAnsi="Arial" w:cs="Arial"/>
+        </w:rPr>
+        <w:t xml:space="preserve"> as Apache is native to Java. It provides a lot </w:t>
+      </w:r>
+      <w:r>
+        <w:rPr>
+          <w:rFonts w:ascii="Arial" w:hAnsi="Arial" w:cs="Arial"/>
+        </w:rPr>
+        <w:t xml:space="preserve">of </w:t>
+      </w:r>
+      <w:r>
+        <w:rPr>
+          <w:rFonts w:ascii="Arial" w:hAnsi="Arial" w:cs="Arial"/>
+        </w:rPr>
+        <w:t>pre-built models and tools for complicated</w:t>
+      </w:r>
+      <w:r>
+        <w:rPr>
+          <w:rFonts w:ascii="Arial" w:hAnsi="Arial" w:cs="Arial"/>
+        </w:rPr>
+        <w:t xml:space="preserve"> or tiresome cases.</w:t>
+      </w:r>
+    </w:p>
+    <w:p>
+      <w:pPr>
+        <w:jc w:val="both"/>
+        <w:rPr>
+          <w:rFonts w:ascii="Arial" w:hAnsi="Arial" w:cs="Arial"/>
+        </w:rPr>
+      </w:pPr>
+    </w:p>
+    <w:p>
+      <w:pPr>
+        <w:jc w:val="both"/>
+        <w:rPr>
+          <w:rFonts w:ascii="Arial" w:hAnsi="Arial" w:cs="Arial"/>
+        </w:rPr>
+      </w:pPr>
+      <w:r>
+        <w:rPr>
+          <w:rFonts w:ascii="Arial" w:hAnsi="Arial" w:cs="Arial"/>
+        </w:rPr>
+        <w:t xml:space="preserve">Java has a strong </w:t>
+      </w:r>
+      <w:r>
+        <w:rPr>
+          <w:rFonts w:ascii="Arial" w:hAnsi="Arial" w:cs="Arial"/>
+        </w:rPr>
+        <w:t>object</w:t>
+      </w:r>
+      <w:r>
+        <w:rPr>
+          <w:rFonts w:ascii="Arial" w:hAnsi="Arial" w:cs="Arial"/>
+        </w:rPr>
+        <w:t>-oriented design and has a class-based OOP structure. This helps with clean encapsulation for components like clustering</w:t>
+      </w:r>
+      <w:r>
+        <w:rPr>
+          <w:rFonts w:ascii="Arial" w:hAnsi="Arial" w:cs="Arial"/>
+        </w:rPr>
+        <w:t xml:space="preserve"> and</w:t>
+      </w:r>
+      <w:r>
+        <w:rPr>
+          <w:rFonts w:ascii="Arial" w:hAnsi="Arial" w:cs="Arial"/>
+        </w:rPr>
+        <w:t xml:space="preserve"> scene parsing.</w:t>
+      </w:r>
+      <w:r>
+        <w:rPr>
+          <w:rFonts w:ascii="Arial" w:hAnsi="Arial" w:cs="Arial"/>
+        </w:rPr>
+        <w:t xml:space="preserve"> It also allows the use of interfaces and abstract classes.</w:t>
+      </w:r>
+    </w:p>
+    <w:p>
+      <w:pPr>
         <w:ind w:left="720"/>
         <w:jc w:val="both"/>
         <w:rPr>
           <w:rFonts w:ascii="Arial" w:hAnsi="Arial" w:cs="Arial"/>
+        </w:rPr>
+      </w:pPr>
+    </w:p>
+    <w:p>
+      <w:pPr>
+        <w:jc w:val="both"/>
+        <w:rPr>
+          <w:rFonts w:ascii="Arial" w:hAnsi="Arial" w:cs="Arial"/>
+        </w:rPr>
+      </w:pPr>
+      <w:r>
+        <w:rPr>
+          <w:rFonts w:ascii="Arial" w:hAnsi="Arial" w:cs="Arial"/>
+        </w:rPr>
+        <w:t xml:space="preserve">Java runs faster than most of the interpreted languages for </w:t>
+      </w:r>
+      <w:proofErr w:type="gramStart"/>
+      <w:r>
+        <w:rPr>
+          <w:rFonts w:ascii="Arial" w:hAnsi="Arial" w:cs="Arial"/>
+        </w:rPr>
+        <w:t>processing of</w:t>
+      </w:r>
+      <w:proofErr w:type="gramEnd"/>
+      <w:r>
+        <w:rPr>
+          <w:rFonts w:ascii="Arial" w:hAnsi="Arial" w:cs="Arial"/>
+        </w:rPr>
+        <w:t xml:space="preserve"> large </w:t>
+      </w:r>
+      <w:r>
+        <w:rPr>
+          <w:rFonts w:ascii="Arial" w:hAnsi="Arial" w:cs="Arial"/>
+        </w:rPr>
+        <w:t>amounts</w:t>
+      </w:r>
+      <w:r>
+        <w:rPr>
+          <w:rFonts w:ascii="Arial" w:hAnsi="Arial" w:cs="Arial"/>
+        </w:rPr>
+        <w:t xml:space="preserve"> of text. It compiles to bytecode and runs on the JVM</w:t>
+      </w:r>
+      <w:r>
+        <w:rPr>
+          <w:rFonts w:ascii="Arial" w:hAnsi="Arial" w:cs="Arial"/>
+        </w:rPr>
+        <w:t>,</w:t>
+      </w:r>
+      <w:r>
+        <w:rPr>
+          <w:rFonts w:ascii="Arial" w:hAnsi="Arial" w:cs="Arial"/>
+        </w:rPr>
+        <w:t xml:space="preserve"> allowing for larger film scripts</w:t>
+      </w:r>
+      <w:r>
+        <w:rPr>
+          <w:rFonts w:ascii="Arial" w:hAnsi="Arial" w:cs="Arial"/>
+        </w:rPr>
+        <w:t xml:space="preserve"> to be processed in a timely manner</w:t>
+      </w:r>
+      <w:r>
+        <w:rPr>
+          <w:rFonts w:ascii="Arial" w:hAnsi="Arial" w:cs="Arial"/>
+        </w:rPr>
+        <w:t>.</w:t>
+      </w:r>
+    </w:p>
+    <w:p>
+      <w:pPr>
+        <w:jc w:val="both"/>
+        <w:rPr>
+          <w:rFonts w:ascii="Arial" w:hAnsi="Arial" w:cs="Arial"/>
+        </w:rPr>
+      </w:pPr>
+      <w:r>
+        <w:rPr>
+          <w:rFonts w:ascii="Arial" w:hAnsi="Arial" w:cs="Arial"/>
+        </w:rPr>
+        <w:tab/>
+      </w:r>
+    </w:p>
+    <w:p>
+      <w:pPr>
+        <w:jc w:val="both"/>
+        <w:rPr>
+          <w:rFonts w:ascii="Arial" w:hAnsi="Arial" w:cs="Arial"/>
           <w:b/>
           <w:bCs/>
         </w:rPr>
       </w:pPr>
-      <w:r>
-        <w:rPr>
-          <w:rFonts w:ascii="Arial" w:hAnsi="Arial" w:cs="Arial"/>
-          <w:b/>
-          <w:bCs/>
-        </w:rPr>
-        <w:t>Why use Java?</w:t>
-      </w:r>
-    </w:p>
-    <w:p>
-      <w:pPr>
-        <w:ind w:left="720"/>
-        <w:jc w:val="both"/>
-        <w:rPr>
-          <w:rFonts w:ascii="Arial" w:hAnsi="Arial" w:cs="Arial"/>
-          <w:b/>
-          <w:bCs/>
-        </w:rPr>
-      </w:pPr>
-    </w:p>
-    <w:p>
-      <w:pPr>
-        <w:ind w:left="720"/>
-        <w:jc w:val="both"/>
-        <w:rPr>
-          <w:rFonts w:ascii="Arial" w:hAnsi="Arial" w:cs="Arial"/>
-        </w:rPr>
-      </w:pPr>
-      <w:r>
-        <w:rPr>
-          <w:rFonts w:ascii="Arial" w:hAnsi="Arial" w:cs="Arial"/>
-        </w:rPr>
-        <w:t>The programming language I chose for</w:t>
-      </w:r>
-      <w:r>
-        <w:rPr>
-          <w:rFonts w:ascii="Arial" w:hAnsi="Arial" w:cs="Arial"/>
-        </w:rPr>
-        <w:t xml:space="preserve"> the project is Java</w:t>
-      </w:r>
-      <w:r>
-        <w:rPr>
-          <w:rFonts w:ascii="Arial" w:hAnsi="Arial" w:cs="Arial"/>
-        </w:rPr>
-        <w:t xml:space="preserve"> because it integrates Apache </w:t>
-      </w:r>
-      <w:proofErr w:type="spellStart"/>
-      <w:r>
-        <w:rPr>
-          <w:rFonts w:ascii="Arial" w:hAnsi="Arial" w:cs="Arial"/>
-        </w:rPr>
-        <w:t>OpenNLP</w:t>
-      </w:r>
-      <w:proofErr w:type="spellEnd"/>
-      <w:r>
-        <w:rPr>
-          <w:rFonts w:ascii="Arial" w:hAnsi="Arial" w:cs="Arial"/>
-        </w:rPr>
-        <w:t xml:space="preserve"> well</w:t>
-      </w:r>
-      <w:r>
-        <w:rPr>
-          <w:rFonts w:ascii="Arial" w:hAnsi="Arial" w:cs="Arial"/>
-        </w:rPr>
-        <w:t>,</w:t>
-      </w:r>
-      <w:r>
-        <w:rPr>
-          <w:rFonts w:ascii="Arial" w:hAnsi="Arial" w:cs="Arial"/>
-        </w:rPr>
-        <w:t xml:space="preserve"> as Apache is native to Java. It provides a lot </w:t>
-      </w:r>
-      <w:r>
-        <w:rPr>
-          <w:rFonts w:ascii="Arial" w:hAnsi="Arial" w:cs="Arial"/>
-        </w:rPr>
-        <w:t xml:space="preserve">of </w:t>
-      </w:r>
-      <w:r>
-        <w:rPr>
-          <w:rFonts w:ascii="Arial" w:hAnsi="Arial" w:cs="Arial"/>
-        </w:rPr>
-        <w:t>pre-built models and tools for complicated</w:t>
-      </w:r>
-      <w:r>
-        <w:rPr>
-          <w:rFonts w:ascii="Arial" w:hAnsi="Arial" w:cs="Arial"/>
-        </w:rPr>
-        <w:t xml:space="preserve"> or tiresome cases.</w:t>
-      </w:r>
-    </w:p>
-    <w:p>
-      <w:pPr>
-        <w:ind w:left="720"/>
-        <w:jc w:val="both"/>
-        <w:rPr>
-          <w:rFonts w:ascii="Arial" w:hAnsi="Arial" w:cs="Arial"/>
-        </w:rPr>
-      </w:pPr>
-    </w:p>
-    <w:p>
-      <w:pPr>
-        <w:ind w:left="720"/>
-        <w:jc w:val="both"/>
-        <w:rPr>
-          <w:rFonts w:ascii="Arial" w:hAnsi="Arial" w:cs="Arial"/>
-        </w:rPr>
-      </w:pPr>
-      <w:r>
-        <w:rPr>
-          <w:rFonts w:ascii="Arial" w:hAnsi="Arial" w:cs="Arial"/>
-        </w:rPr>
-        <w:t xml:space="preserve">Java has a strong </w:t>
-      </w:r>
-      <w:r>
-        <w:rPr>
-          <w:rFonts w:ascii="Arial" w:hAnsi="Arial" w:cs="Arial"/>
-        </w:rPr>
-        <w:t>object</w:t>
-      </w:r>
-      <w:r>
-        <w:rPr>
-          <w:rFonts w:ascii="Arial" w:hAnsi="Arial" w:cs="Arial"/>
-        </w:rPr>
-        <w:t>-oriented design and has a class-based OOP structure. This helps with clean encapsulation for components like clustering</w:t>
-      </w:r>
-      <w:r>
-        <w:rPr>
-          <w:rFonts w:ascii="Arial" w:hAnsi="Arial" w:cs="Arial"/>
-        </w:rPr>
-        <w:t xml:space="preserve"> and</w:t>
-      </w:r>
-      <w:r>
-        <w:rPr>
-          <w:rFonts w:ascii="Arial" w:hAnsi="Arial" w:cs="Arial"/>
-        </w:rPr>
-        <w:t xml:space="preserve"> scene parsing.</w:t>
-      </w:r>
-      <w:r>
-        <w:rPr>
-          <w:rFonts w:ascii="Arial" w:hAnsi="Arial" w:cs="Arial"/>
-        </w:rPr>
-        <w:t xml:space="preserve"> It also allows the use of interfaces and abstract classes.</w:t>
-      </w:r>
-    </w:p>
-    <w:p>
-      <w:pPr>
-        <w:ind w:left="720"/>
-        <w:jc w:val="both"/>
-        <w:rPr>
-          <w:rFonts w:ascii="Arial" w:hAnsi="Arial" w:cs="Arial"/>
-        </w:rPr>
-      </w:pPr>
-    </w:p>
-    <w:p>
-      <w:pPr>
-        <w:ind w:left="720"/>
-        <w:jc w:val="both"/>
-        <w:rPr>
-          <w:rFonts w:ascii="Arial" w:hAnsi="Arial" w:cs="Arial"/>
-        </w:rPr>
-      </w:pPr>
-      <w:r>
-        <w:rPr>
-          <w:rFonts w:ascii="Arial" w:hAnsi="Arial" w:cs="Arial"/>
-        </w:rPr>
-        <w:t xml:space="preserve">Java runs faster than most of the interpreted languages for </w:t>
-      </w:r>
-      <w:proofErr w:type="gramStart"/>
-      <w:r>
-        <w:rPr>
-          <w:rFonts w:ascii="Arial" w:hAnsi="Arial" w:cs="Arial"/>
-        </w:rPr>
-        <w:t>processing of</w:t>
-      </w:r>
-      <w:proofErr w:type="gramEnd"/>
-      <w:r>
-        <w:rPr>
-          <w:rFonts w:ascii="Arial" w:hAnsi="Arial" w:cs="Arial"/>
-        </w:rPr>
-        <w:t xml:space="preserve"> large </w:t>
-      </w:r>
-      <w:r>
-        <w:rPr>
-          <w:rFonts w:ascii="Arial" w:hAnsi="Arial" w:cs="Arial"/>
-        </w:rPr>
-        <w:t>amounts</w:t>
-      </w:r>
-      <w:r>
-        <w:rPr>
-          <w:rFonts w:ascii="Arial" w:hAnsi="Arial" w:cs="Arial"/>
-        </w:rPr>
-        <w:t xml:space="preserve"> of text. It compiles to bytecode and runs on the JVM</w:t>
-      </w:r>
-      <w:r>
-        <w:rPr>
-          <w:rFonts w:ascii="Arial" w:hAnsi="Arial" w:cs="Arial"/>
-        </w:rPr>
-        <w:t>,</w:t>
-      </w:r>
-      <w:r>
-        <w:rPr>
-          <w:rFonts w:ascii="Arial" w:hAnsi="Arial" w:cs="Arial"/>
-        </w:rPr>
-        <w:t xml:space="preserve"> allowing for larger film scripts</w:t>
-      </w:r>
-      <w:r>
-        <w:rPr>
-          <w:rFonts w:ascii="Arial" w:hAnsi="Arial" w:cs="Arial"/>
-        </w:rPr>
-        <w:t xml:space="preserve"> to be processed in a timely manner</w:t>
-      </w:r>
-      <w:r>
-        <w:rPr>
-          <w:rFonts w:ascii="Arial" w:hAnsi="Arial" w:cs="Arial"/>
-        </w:rPr>
-        <w:t>.</w:t>
-      </w:r>
-    </w:p>
-    <w:p>
-      <w:pPr>
-        <w:jc w:val="both"/>
-        <w:rPr>
-          <w:rFonts w:ascii="Arial" w:hAnsi="Arial" w:cs="Arial"/>
-        </w:rPr>
-      </w:pPr>
-      <w:r>
-        <w:rPr>
-          <w:rFonts w:ascii="Arial" w:hAnsi="Arial" w:cs="Arial"/>
-        </w:rPr>
-        <w:tab/>
-      </w:r>
-    </w:p>
-    <w:p>
-      <w:pPr>
-        <w:jc w:val="both"/>
-        <w:rPr>
-          <w:rFonts w:ascii="Arial" w:hAnsi="Arial" w:cs="Arial"/>
-          <w:b/>
-          <w:bCs/>
-        </w:rPr>
-      </w:pPr>
-      <w:r>
-        <w:rPr>
-          <w:rFonts w:ascii="Arial" w:hAnsi="Arial" w:cs="Arial"/>
-        </w:rPr>
-        <w:tab/>
-      </w:r>
       <w:r>
         <w:rPr>
           <w:rFonts w:ascii="Arial" w:hAnsi="Arial" w:cs="Arial"/>
@@ -11658,7 +11625,7 @@
         <w:pStyle w:val="ListParagraph"/>
         <w:numPr>
           <w:ilvl w:val="0"/>
-          <w:numId w:val="8"/>
+          <w:numId w:val="14"/>
         </w:numPr>
         <w:jc w:val="both"/>
         <w:rPr>
@@ -11688,7 +11655,7 @@
     </w:p>
     <w:p>
       <w:pPr>
-        <w:ind w:left="1440"/>
+        <w:ind w:left="720"/>
         <w:jc w:val="both"/>
         <w:rPr>
           <w:rFonts w:ascii="Arial" w:hAnsi="Arial" w:cs="Arial"/>
@@ -11768,14 +11735,7 @@
         <w:rPr>
           <w:rFonts w:ascii="Arial" w:hAnsi="Arial" w:cs="Arial"/>
         </w:rPr>
-        <w:t xml:space="preserve"> intricate </w:t>
-      </w:r>
-      <w:r>
-        <w:rPr>
-          <w:rFonts w:ascii="Arial" w:hAnsi="Arial" w:cs="Arial"/>
-        </w:rPr>
-        <w:lastRenderedPageBreak/>
-        <w:t xml:space="preserve">algorithms </w:t>
+        <w:t xml:space="preserve"> intricate algorithms </w:t>
       </w:r>
       <w:r>
         <w:rPr>
@@ -11842,25 +11802,25 @@
     </w:p>
     <w:p>
       <w:pPr>
+        <w:jc w:val="both"/>
+        <w:rPr>
+          <w:rFonts w:ascii="Arial" w:hAnsi="Arial" w:cs="Arial"/>
+        </w:rPr>
+      </w:pPr>
+    </w:p>
+    <w:p>
+      <w:pPr>
         <w:ind w:left="720"/>
         <w:jc w:val="both"/>
         <w:rPr>
           <w:rFonts w:ascii="Arial" w:hAnsi="Arial" w:cs="Arial"/>
         </w:rPr>
       </w:pPr>
-    </w:p>
-    <w:p>
-      <w:pPr>
-        <w:ind w:left="1440"/>
-        <w:jc w:val="both"/>
-        <w:rPr>
-          <w:rFonts w:ascii="Arial" w:hAnsi="Arial" w:cs="Arial"/>
-        </w:rPr>
-      </w:pPr>
-      <w:r>
-        <w:rPr>
-          <w:rFonts w:ascii="Arial" w:hAnsi="Arial" w:cs="Arial"/>
-        </w:rPr>
+      <w:r>
+        <w:rPr>
+          <w:rFonts w:ascii="Arial" w:hAnsi="Arial" w:cs="Arial"/>
+        </w:rPr>
+        <w:lastRenderedPageBreak/>
         <w:t xml:space="preserve">What is more, it integrates very well with a Java + Maven project. As previously discussed, </w:t>
       </w:r>
       <w:proofErr w:type="spellStart"/>
@@ -11945,7 +11905,7 @@
         <w:pStyle w:val="ListParagraph"/>
         <w:numPr>
           <w:ilvl w:val="0"/>
-          <w:numId w:val="8"/>
+          <w:numId w:val="14"/>
         </w:numPr>
         <w:jc w:val="both"/>
         <w:rPr>
@@ -11965,12 +11925,138 @@
     </w:p>
     <w:p>
       <w:pPr>
+        <w:ind w:left="720"/>
+        <w:jc w:val="both"/>
+        <w:rPr>
+          <w:rFonts w:ascii="Arial" w:hAnsi="Arial" w:cs="Arial"/>
+        </w:rPr>
+      </w:pPr>
+      <w:r>
+        <w:rPr>
+          <w:rFonts w:ascii="Arial" w:hAnsi="Arial" w:cs="Arial"/>
+          <w:i/>
+          <w:iCs/>
+        </w:rPr>
+        <w:t>Big Break!</w:t>
+      </w:r>
+      <w:r>
+        <w:rPr>
+          <w:rFonts w:ascii="Arial" w:hAnsi="Arial" w:cs="Arial"/>
+        </w:rPr>
+        <w:t xml:space="preserve"> uses React for its </w:t>
+      </w:r>
+      <w:proofErr w:type="gramStart"/>
+      <w:r>
+        <w:rPr>
+          <w:rFonts w:ascii="Arial" w:hAnsi="Arial" w:cs="Arial"/>
+        </w:rPr>
+        <w:t>frontend</w:t>
+      </w:r>
+      <w:proofErr w:type="gramEnd"/>
+      <w:r>
+        <w:rPr>
+          <w:rFonts w:ascii="Arial" w:hAnsi="Arial" w:cs="Arial"/>
+        </w:rPr>
+        <w:t xml:space="preserve">. One of the </w:t>
+      </w:r>
+      <w:r>
+        <w:rPr>
+          <w:rFonts w:ascii="Arial" w:hAnsi="Arial" w:cs="Arial"/>
+        </w:rPr>
+        <w:t>reasons</w:t>
+      </w:r>
+      <w:r>
+        <w:rPr>
+          <w:rFonts w:ascii="Arial" w:hAnsi="Arial" w:cs="Arial"/>
+        </w:rPr>
+        <w:t xml:space="preserve"> is that </w:t>
+      </w:r>
+      <w:proofErr w:type="spellStart"/>
+      <w:r>
+        <w:rPr>
+          <w:rFonts w:ascii="Arial" w:hAnsi="Arial" w:cs="Arial"/>
+        </w:rPr>
+        <w:t>React’s</w:t>
+      </w:r>
+      <w:proofErr w:type="spellEnd"/>
+      <w:r>
+        <w:rPr>
+          <w:rFonts w:ascii="Arial" w:hAnsi="Arial" w:cs="Arial"/>
+        </w:rPr>
+        <w:t xml:space="preserve"> component model (buttons, lists, token-highlighters) can map directly the needed UI pieces.</w:t>
+      </w:r>
+    </w:p>
+    <w:p>
+      <w:pPr>
+        <w:ind w:left="720"/>
+        <w:jc w:val="both"/>
+        <w:rPr>
+          <w:rFonts w:ascii="Arial" w:hAnsi="Arial" w:cs="Arial"/>
+        </w:rPr>
+      </w:pPr>
+    </w:p>
+    <w:p>
+      <w:pPr>
+        <w:ind w:left="720"/>
+        <w:jc w:val="both"/>
+        <w:rPr>
+          <w:rFonts w:ascii="Arial" w:hAnsi="Arial" w:cs="Arial"/>
+        </w:rPr>
+      </w:pPr>
+      <w:r>
+        <w:rPr>
+          <w:rFonts w:ascii="Arial" w:hAnsi="Arial" w:cs="Arial"/>
+        </w:rPr>
+        <w:t>React state + controlled components can show model prediction</w:t>
+      </w:r>
+      <w:r>
+        <w:rPr>
+          <w:rFonts w:ascii="Arial" w:hAnsi="Arial" w:cs="Arial"/>
+        </w:rPr>
+        <w:t>. They can also</w:t>
+      </w:r>
+      <w:r>
+        <w:rPr>
+          <w:rFonts w:ascii="Arial" w:hAnsi="Arial" w:cs="Arial"/>
+        </w:rPr>
+        <w:t xml:space="preserve"> highlight low-confidence candidates and allow the user to accep</w:t>
+      </w:r>
+      <w:r>
+        <w:rPr>
+          <w:rFonts w:ascii="Arial" w:hAnsi="Arial" w:cs="Arial"/>
+        </w:rPr>
+        <w:t>t</w:t>
+      </w:r>
+      <w:r>
+        <w:rPr>
+          <w:rFonts w:ascii="Arial" w:hAnsi="Arial" w:cs="Arial"/>
+        </w:rPr>
+        <w:t>, edit, and delete.</w:t>
+      </w:r>
+    </w:p>
+    <w:p>
+      <w:pPr>
         <w:ind w:left="1440"/>
         <w:jc w:val="both"/>
         <w:rPr>
           <w:rFonts w:ascii="Arial" w:hAnsi="Arial" w:cs="Arial"/>
         </w:rPr>
       </w:pPr>
+    </w:p>
+    <w:p>
+      <w:pPr>
+        <w:ind w:left="720"/>
+        <w:jc w:val="both"/>
+        <w:rPr>
+          <w:rFonts w:ascii="Arial" w:hAnsi="Arial" w:cs="Arial"/>
+        </w:rPr>
+      </w:pPr>
+      <w:r>
+        <w:rPr>
+          <w:rFonts w:ascii="Arial" w:hAnsi="Arial" w:cs="Arial"/>
+        </w:rPr>
+        <w:t xml:space="preserve">React allows for clean separation between the frontend and the backend. React talks to it through REST endpoints. This helps </w:t>
+      </w:r>
       <w:r>
         <w:rPr>
           <w:rFonts w:ascii="Arial" w:hAnsi="Arial" w:cs="Arial"/>
@@ -11983,53 +12069,26 @@
         <w:rPr>
           <w:rFonts w:ascii="Arial" w:hAnsi="Arial" w:cs="Arial"/>
         </w:rPr>
-        <w:t xml:space="preserve"> uses React for its </w:t>
+        <w:t xml:space="preserve"> create </w:t>
       </w:r>
       <w:proofErr w:type="gramStart"/>
       <w:r>
         <w:rPr>
           <w:rFonts w:ascii="Arial" w:hAnsi="Arial" w:cs="Arial"/>
         </w:rPr>
-        <w:t>frontend</w:t>
+        <w:t>a modern</w:t>
       </w:r>
       <w:proofErr w:type="gramEnd"/>
       <w:r>
         <w:rPr>
           <w:rFonts w:ascii="Arial" w:hAnsi="Arial" w:cs="Arial"/>
         </w:rPr>
-        <w:t xml:space="preserve">. One of the </w:t>
-      </w:r>
-      <w:r>
-        <w:rPr>
-          <w:rFonts w:ascii="Arial" w:hAnsi="Arial" w:cs="Arial"/>
-        </w:rPr>
-        <w:t>reasons</w:t>
-      </w:r>
-      <w:r>
-        <w:rPr>
-          <w:rFonts w:ascii="Arial" w:hAnsi="Arial" w:cs="Arial"/>
-        </w:rPr>
-        <w:t xml:space="preserve"> is that </w:t>
-      </w:r>
-      <w:proofErr w:type="spellStart"/>
-      <w:r>
-        <w:rPr>
-          <w:rFonts w:ascii="Arial" w:hAnsi="Arial" w:cs="Arial"/>
-        </w:rPr>
-        <w:t>React’s</w:t>
-      </w:r>
-      <w:proofErr w:type="spellEnd"/>
-      <w:r>
-        <w:rPr>
-          <w:rFonts w:ascii="Arial" w:hAnsi="Arial" w:cs="Arial"/>
-        </w:rPr>
-        <w:t xml:space="preserve"> component model (buttons, lists, token-highlighters) can map directly the needed UI pieces.</w:t>
+        <w:t xml:space="preserve"> full-stack architecture.</w:t>
       </w:r>
     </w:p>
     <w:p>
       <w:pPr>
         <w:ind w:left="1440"/>
-        <w:jc w:val="both"/>
         <w:rPr>
           <w:rFonts w:ascii="Arial" w:hAnsi="Arial" w:cs="Arial"/>
         </w:rPr>
@@ -12037,110 +12096,6 @@
     </w:p>
     <w:p>
       <w:pPr>
-        <w:ind w:left="1440"/>
-        <w:jc w:val="both"/>
-        <w:rPr>
-          <w:rFonts w:ascii="Arial" w:hAnsi="Arial" w:cs="Arial"/>
-        </w:rPr>
-      </w:pPr>
-      <w:r>
-        <w:rPr>
-          <w:rFonts w:ascii="Arial" w:hAnsi="Arial" w:cs="Arial"/>
-        </w:rPr>
-        <w:t>React state + controlled components can show model prediction</w:t>
-      </w:r>
-      <w:r>
-        <w:rPr>
-          <w:rFonts w:ascii="Arial" w:hAnsi="Arial" w:cs="Arial"/>
-        </w:rPr>
-        <w:t>. They can also</w:t>
-      </w:r>
-      <w:r>
-        <w:rPr>
-          <w:rFonts w:ascii="Arial" w:hAnsi="Arial" w:cs="Arial"/>
-        </w:rPr>
-        <w:t xml:space="preserve"> highlight low-confidence candidates and allow the user to accep</w:t>
-      </w:r>
-      <w:r>
-        <w:rPr>
-          <w:rFonts w:ascii="Arial" w:hAnsi="Arial" w:cs="Arial"/>
-        </w:rPr>
-        <w:t>t</w:t>
-      </w:r>
-      <w:r>
-        <w:rPr>
-          <w:rFonts w:ascii="Arial" w:hAnsi="Arial" w:cs="Arial"/>
-        </w:rPr>
-        <w:t>, edit, and delete.</w:t>
-      </w:r>
-    </w:p>
-    <w:p>
-      <w:pPr>
-        <w:ind w:left="1440"/>
-        <w:jc w:val="both"/>
-        <w:rPr>
-          <w:rFonts w:ascii="Arial" w:hAnsi="Arial" w:cs="Arial"/>
-        </w:rPr>
-      </w:pPr>
-    </w:p>
-    <w:p>
-      <w:pPr>
-        <w:ind w:left="1440"/>
-        <w:jc w:val="both"/>
-        <w:rPr>
-          <w:rFonts w:ascii="Arial" w:hAnsi="Arial" w:cs="Arial"/>
-        </w:rPr>
-      </w:pPr>
-      <w:r>
-        <w:rPr>
-          <w:rFonts w:ascii="Arial" w:hAnsi="Arial" w:cs="Arial"/>
-        </w:rPr>
-        <w:t xml:space="preserve">React allows for clean separation between the frontend and the backend. React talks to it through REST endpoints. This helps </w:t>
-      </w:r>
-      <w:r>
-        <w:rPr>
-          <w:rFonts w:ascii="Arial" w:hAnsi="Arial" w:cs="Arial"/>
-          <w:i/>
-          <w:iCs/>
-        </w:rPr>
-        <w:t>Big Break!</w:t>
-      </w:r>
-      <w:r>
-        <w:rPr>
-          <w:rFonts w:ascii="Arial" w:hAnsi="Arial" w:cs="Arial"/>
-        </w:rPr>
-        <w:t xml:space="preserve"> create </w:t>
-      </w:r>
-      <w:proofErr w:type="gramStart"/>
-      <w:r>
-        <w:rPr>
-          <w:rFonts w:ascii="Arial" w:hAnsi="Arial" w:cs="Arial"/>
-        </w:rPr>
-        <w:t>a modern</w:t>
-      </w:r>
-      <w:proofErr w:type="gramEnd"/>
-      <w:r>
-        <w:rPr>
-          <w:rFonts w:ascii="Arial" w:hAnsi="Arial" w:cs="Arial"/>
-        </w:rPr>
-        <w:t xml:space="preserve"> full-stack architecture.</w:t>
-      </w:r>
-    </w:p>
-    <w:p>
-      <w:pPr>
-        <w:ind w:left="1440"/>
-        <w:rPr>
-          <w:rFonts w:ascii="Arial" w:hAnsi="Arial" w:cs="Arial"/>
-        </w:rPr>
-      </w:pPr>
-    </w:p>
-    <w:p>
-      <w:pPr>
-        <w:pStyle w:val="ListParagraph"/>
-        <w:numPr>
-          <w:ilvl w:val="0"/>
-          <w:numId w:val="7"/>
-        </w:numPr>
         <w:rPr>
           <w:rFonts w:ascii="Arial" w:hAnsi="Arial" w:cs="Arial"/>
           <w:b/>
@@ -12173,7 +12128,7 @@
       <w:pPr>
         <w:pStyle w:val="NormalWeb"/>
         <w:spacing w:line="360" w:lineRule="auto"/>
-        <w:ind w:left="1287" w:hanging="720"/>
+        <w:ind w:left="720" w:hanging="720"/>
         <w:rPr>
           <w:rFonts w:ascii="Arial" w:hAnsi="Arial" w:cs="Arial"/>
         </w:rPr>
@@ -12217,7 +12172,7 @@
       <w:pPr>
         <w:pStyle w:val="NormalWeb"/>
         <w:spacing w:line="360" w:lineRule="auto"/>
-        <w:ind w:left="1287" w:hanging="720"/>
+        <w:ind w:left="720" w:hanging="720"/>
         <w:rPr>
           <w:rFonts w:ascii="Arial" w:hAnsi="Arial" w:cs="Arial"/>
         </w:rPr>
@@ -12271,7 +12226,7 @@
       <w:pPr>
         <w:pStyle w:val="NormalWeb"/>
         <w:spacing w:line="360" w:lineRule="auto"/>
-        <w:ind w:left="1287" w:hanging="720"/>
+        <w:ind w:left="720" w:hanging="720"/>
         <w:rPr>
           <w:rFonts w:ascii="Arial" w:hAnsi="Arial" w:cs="Arial"/>
         </w:rPr>
@@ -12288,83 +12243,75 @@
           <w:i/>
           <w:iCs/>
         </w:rPr>
-        <w:t xml:space="preserve">Speech and Language Processing an Introduction to Natural Language Processing, Computational Linguistics, </w:t>
-      </w:r>
+        <w:t>Speech and Language Processing an Introduction to Natural Language Processing, Computational Linguistics, and Speech Recognition with Language Models Daniel Jurafsky, James H. Martin</w:t>
+      </w:r>
+      <w:r>
+        <w:rPr>
+          <w:rFonts w:ascii="Arial" w:hAnsi="Arial" w:cs="Arial"/>
+        </w:rPr>
+        <w:t>. 3rd ed., Stanford University, 2025.</w:t>
+      </w:r>
+    </w:p>
+    <w:p>
+      <w:pPr>
+        <w:pStyle w:val="NormalWeb"/>
+        <w:spacing w:line="360" w:lineRule="auto"/>
+        <w:ind w:left="720" w:hanging="720"/>
+        <w:rPr>
+          <w:rFonts w:ascii="Arial" w:hAnsi="Arial" w:cs="Arial"/>
+        </w:rPr>
+      </w:pPr>
+      <w:proofErr w:type="spellStart"/>
+      <w:r>
+        <w:rPr>
+          <w:rFonts w:ascii="Arial" w:hAnsi="Arial" w:cs="Arial"/>
+        </w:rPr>
+        <w:lastRenderedPageBreak/>
+        <w:t>kartik</w:t>
+      </w:r>
+      <w:proofErr w:type="spellEnd"/>
+      <w:r>
+        <w:rPr>
+          <w:rFonts w:ascii="Arial" w:hAnsi="Arial" w:cs="Arial"/>
+        </w:rPr>
+        <w:t xml:space="preserve">. “Introduction to Disjoint Set (Union-Find Data Structure).” </w:t>
+      </w:r>
+      <w:proofErr w:type="spellStart"/>
       <w:r>
         <w:rPr>
           <w:rFonts w:ascii="Arial" w:hAnsi="Arial" w:cs="Arial"/>
           <w:i/>
           <w:iCs/>
         </w:rPr>
-        <w:lastRenderedPageBreak/>
-        <w:t>and Speech Recognition with Language Models Daniel Jurafsky, James H. Martin</w:t>
-      </w:r>
-      <w:r>
-        <w:rPr>
-          <w:rFonts w:ascii="Arial" w:hAnsi="Arial" w:cs="Arial"/>
-        </w:rPr>
-        <w:t>. 3rd ed., Stanford University, 2025.</w:t>
+        <w:t>GeeksforGeeks</w:t>
+      </w:r>
+      <w:proofErr w:type="spellEnd"/>
+      <w:r>
+        <w:rPr>
+          <w:rFonts w:ascii="Arial" w:hAnsi="Arial" w:cs="Arial"/>
+        </w:rPr>
+        <w:t xml:space="preserve">, </w:t>
+      </w:r>
+      <w:proofErr w:type="spellStart"/>
+      <w:r>
+        <w:rPr>
+          <w:rFonts w:ascii="Arial" w:hAnsi="Arial" w:cs="Arial"/>
+        </w:rPr>
+        <w:t>GeeksforGeeks</w:t>
+      </w:r>
+      <w:proofErr w:type="spellEnd"/>
+      <w:r>
+        <w:rPr>
+          <w:rFonts w:ascii="Arial" w:hAnsi="Arial" w:cs="Arial"/>
+        </w:rPr>
+        <w:t>, 17 Jan. 2026, www.geeksforgeeks.org/dsa/introduction-to-disjoint-set-data-structure-or-union-find-algorithm/.</w:t>
       </w:r>
     </w:p>
     <w:p>
       <w:pPr>
         <w:pStyle w:val="NormalWeb"/>
         <w:spacing w:line="360" w:lineRule="auto"/>
-        <w:ind w:left="1287" w:hanging="720"/>
-        <w:rPr>
-          <w:rFonts w:ascii="Arial" w:hAnsi="Arial" w:cs="Arial"/>
-        </w:rPr>
-      </w:pPr>
-      <w:proofErr w:type="spellStart"/>
-      <w:r>
-        <w:rPr>
-          <w:rFonts w:ascii="Arial" w:hAnsi="Arial" w:cs="Arial"/>
-        </w:rPr>
-        <w:t>kartik</w:t>
-      </w:r>
-      <w:proofErr w:type="spellEnd"/>
-      <w:r>
-        <w:rPr>
-          <w:rFonts w:ascii="Arial" w:hAnsi="Arial" w:cs="Arial"/>
-        </w:rPr>
-        <w:t xml:space="preserve">. “Introduction to Disjoint Set (Union-Find Data Structure).” </w:t>
-      </w:r>
-      <w:proofErr w:type="spellStart"/>
-      <w:r>
-        <w:rPr>
-          <w:rFonts w:ascii="Arial" w:hAnsi="Arial" w:cs="Arial"/>
-          <w:i/>
-          <w:iCs/>
-        </w:rPr>
-        <w:t>GeeksforGeeks</w:t>
-      </w:r>
-      <w:proofErr w:type="spellEnd"/>
-      <w:r>
-        <w:rPr>
-          <w:rFonts w:ascii="Arial" w:hAnsi="Arial" w:cs="Arial"/>
-        </w:rPr>
-        <w:t xml:space="preserve">, </w:t>
-      </w:r>
-      <w:proofErr w:type="spellStart"/>
-      <w:r>
-        <w:rPr>
-          <w:rFonts w:ascii="Arial" w:hAnsi="Arial" w:cs="Arial"/>
-        </w:rPr>
-        <w:t>GeeksforGeeks</w:t>
-      </w:r>
-      <w:proofErr w:type="spellEnd"/>
-      <w:r>
-        <w:rPr>
-          <w:rFonts w:ascii="Arial" w:hAnsi="Arial" w:cs="Arial"/>
-        </w:rPr>
-        <w:t>, 17 Jan. 2026, www.geeksforgeeks.org/dsa/introduction-to-disjoint-set-data-structure-or-union-find-algorithm/.</w:t>
-      </w:r>
-    </w:p>
-    <w:p>
-      <w:pPr>
-        <w:pStyle w:val="NormalWeb"/>
-        <w:spacing w:line="360" w:lineRule="auto"/>
-        <w:ind w:left="1287" w:hanging="720"/>
+        <w:ind w:left="720" w:hanging="720"/>
         <w:rPr>
           <w:rFonts w:ascii="Arial" w:hAnsi="Arial" w:cs="Arial"/>
         </w:rPr>
@@ -12425,7 +12372,7 @@
       <w:pPr>
         <w:pStyle w:val="NormalWeb"/>
         <w:spacing w:line="360" w:lineRule="auto"/>
-        <w:ind w:left="1287" w:hanging="720"/>
+        <w:ind w:left="720" w:hanging="720"/>
         <w:rPr>
           <w:rFonts w:ascii="Arial" w:hAnsi="Arial" w:cs="Arial"/>
         </w:rPr>
@@ -12722,6 +12669,119 @@
     </w:lvl>
   </w:abstractNum>
   <w:abstractNum w:abstractNumId="1" w15:restartNumberingAfterBreak="0">
+    <w:nsid w:val="0DF22F8A"/>
+    <w:multiLevelType w:val="hybridMultilevel"/>
+    <w:tmpl w:val="2A86D6E4"/>
+    <w:lvl w:ilvl="0" w:tplc="C3E6CB8A">
+      <w:start w:val="2"/>
+      <w:numFmt w:val="bullet"/>
+      <w:lvlText w:val="-"/>
+      <w:lvlJc w:val="left"/>
+      <w:pPr>
+        <w:ind w:left="720" w:hanging="360"/>
+      </w:pPr>
+      <w:rPr>
+        <w:rFonts w:ascii="Arial" w:eastAsiaTheme="minorHAnsi" w:hAnsi="Arial" w:cs="Arial" w:hint="default"/>
+      </w:rPr>
+    </w:lvl>
+    <w:lvl w:ilvl="1" w:tplc="04090003" w:tentative="1">
+      <w:start w:val="1"/>
+      <w:numFmt w:val="bullet"/>
+      <w:lvlText w:val="o"/>
+      <w:lvlJc w:val="left"/>
+      <w:pPr>
+        <w:ind w:left="1440" w:hanging="360"/>
+      </w:pPr>
+      <w:rPr>
+        <w:rFonts w:ascii="Courier New" w:hAnsi="Courier New" w:cs="Courier New" w:hint="default"/>
+      </w:rPr>
+    </w:lvl>
+    <w:lvl w:ilvl="2" w:tplc="04090005" w:tentative="1">
+      <w:start w:val="1"/>
+      <w:numFmt w:val="bullet"/>
+      <w:lvlText w:val=""/>
+      <w:lvlJc w:val="left"/>
+      <w:pPr>
+        <w:ind w:left="2160" w:hanging="360"/>
+      </w:pPr>
+      <w:rPr>
+        <w:rFonts w:ascii="Wingdings" w:hAnsi="Wingdings" w:hint="default"/>
+      </w:rPr>
+    </w:lvl>
+    <w:lvl w:ilvl="3" w:tplc="04090001" w:tentative="1">
+      <w:start w:val="1"/>
+      <w:numFmt w:val="bullet"/>
+      <w:lvlText w:val=""/>
+      <w:lvlJc w:val="left"/>
+      <w:pPr>
+        <w:ind w:left="2880" w:hanging="360"/>
+      </w:pPr>
+      <w:rPr>
+        <w:rFonts w:ascii="Symbol" w:hAnsi="Symbol" w:hint="default"/>
+      </w:rPr>
+    </w:lvl>
+    <w:lvl w:ilvl="4" w:tplc="04090003" w:tentative="1">
+      <w:start w:val="1"/>
+      <w:numFmt w:val="bullet"/>
+      <w:lvlText w:val="o"/>
+      <w:lvlJc w:val="left"/>
+      <w:pPr>
+        <w:ind w:left="3600" w:hanging="360"/>
+      </w:pPr>
+      <w:rPr>
+        <w:rFonts w:ascii="Courier New" w:hAnsi="Courier New" w:cs="Courier New" w:hint="default"/>
+      </w:rPr>
+    </w:lvl>
+    <w:lvl w:ilvl="5" w:tplc="04090005" w:tentative="1">
+      <w:start w:val="1"/>
+      <w:numFmt w:val="bullet"/>
+      <w:lvlText w:val=""/>
+      <w:lvlJc w:val="left"/>
+      <w:pPr>
+        <w:ind w:left="4320" w:hanging="360"/>
+      </w:pPr>
+      <w:rPr>
+        <w:rFonts w:ascii="Wingdings" w:hAnsi="Wingdings" w:hint="default"/>
+      </w:rPr>
+    </w:lvl>
+    <w:lvl w:ilvl="6" w:tplc="04090001" w:tentative="1">
+      <w:start w:val="1"/>
+      <w:numFmt w:val="bullet"/>
+      <w:lvlText w:val=""/>
+      <w:lvlJc w:val="left"/>
+      <w:pPr>
+        <w:ind w:left="5040" w:hanging="360"/>
+      </w:pPr>
+      <w:rPr>
+        <w:rFonts w:ascii="Symbol" w:hAnsi="Symbol" w:hint="default"/>
+      </w:rPr>
+    </w:lvl>
+    <w:lvl w:ilvl="7" w:tplc="04090003" w:tentative="1">
+      <w:start w:val="1"/>
+      <w:numFmt w:val="bullet"/>
+      <w:lvlText w:val="o"/>
+      <w:lvlJc w:val="left"/>
+      <w:pPr>
+        <w:ind w:left="5760" w:hanging="360"/>
+      </w:pPr>
+      <w:rPr>
+        <w:rFonts w:ascii="Courier New" w:hAnsi="Courier New" w:cs="Courier New" w:hint="default"/>
+      </w:rPr>
+    </w:lvl>
+    <w:lvl w:ilvl="8" w:tplc="04090005" w:tentative="1">
+      <w:start w:val="1"/>
+      <w:numFmt w:val="bullet"/>
+      <w:lvlText w:val=""/>
+      <w:lvlJc w:val="left"/>
+      <w:pPr>
+        <w:ind w:left="6480" w:hanging="360"/>
+      </w:pPr>
+      <w:rPr>
+        <w:rFonts w:ascii="Wingdings" w:hAnsi="Wingdings" w:hint="default"/>
+      </w:rPr>
+    </w:lvl>
+  </w:abstractNum>
+  <w:abstractNum w:abstractNumId="2" w15:restartNumberingAfterBreak="0">
     <w:nsid w:val="1505244E"/>
     <w:multiLevelType w:val="hybridMultilevel"/>
     <w:tmpl w:val="994CA42A"/>
@@ -12810,7 +12870,7 @@
       </w:pPr>
     </w:lvl>
   </w:abstractNum>
-  <w:abstractNum w:abstractNumId="2" w15:restartNumberingAfterBreak="0">
+  <w:abstractNum w:abstractNumId="3" w15:restartNumberingAfterBreak="0">
     <w:nsid w:val="1F471229"/>
     <w:multiLevelType w:val="hybridMultilevel"/>
     <w:tmpl w:val="694E52C2"/>
@@ -12899,7 +12959,120 @@
       </w:pPr>
     </w:lvl>
   </w:abstractNum>
-  <w:abstractNum w:abstractNumId="3" w15:restartNumberingAfterBreak="0">
+  <w:abstractNum w:abstractNumId="4" w15:restartNumberingAfterBreak="0">
+    <w:nsid w:val="28F8719D"/>
+    <w:multiLevelType w:val="hybridMultilevel"/>
+    <w:tmpl w:val="DD0831FC"/>
+    <w:lvl w:ilvl="0" w:tplc="04090001">
+      <w:start w:val="1"/>
+      <w:numFmt w:val="bullet"/>
+      <w:lvlText w:val=""/>
+      <w:lvlJc w:val="left"/>
+      <w:pPr>
+        <w:ind w:left="720" w:hanging="360"/>
+      </w:pPr>
+      <w:rPr>
+        <w:rFonts w:ascii="Symbol" w:hAnsi="Symbol" w:hint="default"/>
+      </w:rPr>
+    </w:lvl>
+    <w:lvl w:ilvl="1" w:tplc="04090003">
+      <w:start w:val="1"/>
+      <w:numFmt w:val="bullet"/>
+      <w:lvlText w:val="o"/>
+      <w:lvlJc w:val="left"/>
+      <w:pPr>
+        <w:ind w:left="1440" w:hanging="360"/>
+      </w:pPr>
+      <w:rPr>
+        <w:rFonts w:ascii="Courier New" w:hAnsi="Courier New" w:cs="Courier New" w:hint="default"/>
+      </w:rPr>
+    </w:lvl>
+    <w:lvl w:ilvl="2" w:tplc="04090005" w:tentative="1">
+      <w:start w:val="1"/>
+      <w:numFmt w:val="bullet"/>
+      <w:lvlText w:val=""/>
+      <w:lvlJc w:val="left"/>
+      <w:pPr>
+        <w:ind w:left="2160" w:hanging="360"/>
+      </w:pPr>
+      <w:rPr>
+        <w:rFonts w:ascii="Wingdings" w:hAnsi="Wingdings" w:hint="default"/>
+      </w:rPr>
+    </w:lvl>
+    <w:lvl w:ilvl="3" w:tplc="04090001" w:tentative="1">
+      <w:start w:val="1"/>
+      <w:numFmt w:val="bullet"/>
+      <w:lvlText w:val=""/>
+      <w:lvlJc w:val="left"/>
+      <w:pPr>
+        <w:ind w:left="2880" w:hanging="360"/>
+      </w:pPr>
+      <w:rPr>
+        <w:rFonts w:ascii="Symbol" w:hAnsi="Symbol" w:hint="default"/>
+      </w:rPr>
+    </w:lvl>
+    <w:lvl w:ilvl="4" w:tplc="04090003" w:tentative="1">
+      <w:start w:val="1"/>
+      <w:numFmt w:val="bullet"/>
+      <w:lvlText w:val="o"/>
+      <w:lvlJc w:val="left"/>
+      <w:pPr>
+        <w:ind w:left="3600" w:hanging="360"/>
+      </w:pPr>
+      <w:rPr>
+        <w:rFonts w:ascii="Courier New" w:hAnsi="Courier New" w:cs="Courier New" w:hint="default"/>
+      </w:rPr>
+    </w:lvl>
+    <w:lvl w:ilvl="5" w:tplc="04090005" w:tentative="1">
+      <w:start w:val="1"/>
+      <w:numFmt w:val="bullet"/>
+      <w:lvlText w:val=""/>
+      <w:lvlJc w:val="left"/>
+      <w:pPr>
+        <w:ind w:left="4320" w:hanging="360"/>
+      </w:pPr>
+      <w:rPr>
+        <w:rFonts w:ascii="Wingdings" w:hAnsi="Wingdings" w:hint="default"/>
+      </w:rPr>
+    </w:lvl>
+    <w:lvl w:ilvl="6" w:tplc="04090001" w:tentative="1">
+      <w:start w:val="1"/>
+      <w:numFmt w:val="bullet"/>
+      <w:lvlText w:val=""/>
+      <w:lvlJc w:val="left"/>
+      <w:pPr>
+        <w:ind w:left="5040" w:hanging="360"/>
+      </w:pPr>
+      <w:rPr>
+        <w:rFonts w:ascii="Symbol" w:hAnsi="Symbol" w:hint="default"/>
+      </w:rPr>
+    </w:lvl>
+    <w:lvl w:ilvl="7" w:tplc="04090003" w:tentative="1">
+      <w:start w:val="1"/>
+      <w:numFmt w:val="bullet"/>
+      <w:lvlText w:val="o"/>
+      <w:lvlJc w:val="left"/>
+      <w:pPr>
+        <w:ind w:left="5760" w:hanging="360"/>
+      </w:pPr>
+      <w:rPr>
+        <w:rFonts w:ascii="Courier New" w:hAnsi="Courier New" w:cs="Courier New" w:hint="default"/>
+      </w:rPr>
+    </w:lvl>
+    <w:lvl w:ilvl="8" w:tplc="04090005" w:tentative="1">
+      <w:start w:val="1"/>
+      <w:numFmt w:val="bullet"/>
+      <w:lvlText w:val=""/>
+      <w:lvlJc w:val="left"/>
+      <w:pPr>
+        <w:ind w:left="6480" w:hanging="360"/>
+      </w:pPr>
+      <w:rPr>
+        <w:rFonts w:ascii="Wingdings" w:hAnsi="Wingdings" w:hint="default"/>
+      </w:rPr>
+    </w:lvl>
+  </w:abstractNum>
+  <w:abstractNum w:abstractNumId="5" w15:restartNumberingAfterBreak="0">
     <w:nsid w:val="2E0C4811"/>
     <w:multiLevelType w:val="hybridMultilevel"/>
     <w:tmpl w:val="8C3A320A"/>
@@ -12988,7 +13161,7 @@
       </w:pPr>
     </w:lvl>
   </w:abstractNum>
-  <w:abstractNum w:abstractNumId="4" w15:restartNumberingAfterBreak="0">
+  <w:abstractNum w:abstractNumId="6" w15:restartNumberingAfterBreak="0">
     <w:nsid w:val="36A065D2"/>
     <w:multiLevelType w:val="hybridMultilevel"/>
     <w:tmpl w:val="EB6AF34E"/>
@@ -13101,7 +13274,120 @@
       </w:rPr>
     </w:lvl>
   </w:abstractNum>
-  <w:abstractNum w:abstractNumId="5" w15:restartNumberingAfterBreak="0">
+  <w:abstractNum w:abstractNumId="7" w15:restartNumberingAfterBreak="0">
+    <w:nsid w:val="3E6D1B8F"/>
+    <w:multiLevelType w:val="hybridMultilevel"/>
+    <w:tmpl w:val="F89E4C04"/>
+    <w:lvl w:ilvl="0" w:tplc="C3E6CB8A">
+      <w:start w:val="2"/>
+      <w:numFmt w:val="bullet"/>
+      <w:lvlText w:val="-"/>
+      <w:lvlJc w:val="left"/>
+      <w:pPr>
+        <w:ind w:left="720" w:hanging="360"/>
+      </w:pPr>
+      <w:rPr>
+        <w:rFonts w:ascii="Arial" w:eastAsiaTheme="minorHAnsi" w:hAnsi="Arial" w:cs="Arial" w:hint="default"/>
+      </w:rPr>
+    </w:lvl>
+    <w:lvl w:ilvl="1" w:tplc="04090003" w:tentative="1">
+      <w:start w:val="1"/>
+      <w:numFmt w:val="bullet"/>
+      <w:lvlText w:val="o"/>
+      <w:lvlJc w:val="left"/>
+      <w:pPr>
+        <w:ind w:left="1440" w:hanging="360"/>
+      </w:pPr>
+      <w:rPr>
+        <w:rFonts w:ascii="Courier New" w:hAnsi="Courier New" w:cs="Courier New" w:hint="default"/>
+      </w:rPr>
+    </w:lvl>
+    <w:lvl w:ilvl="2" w:tplc="04090005" w:tentative="1">
+      <w:start w:val="1"/>
+      <w:numFmt w:val="bullet"/>
+      <w:lvlText w:val=""/>
+      <w:lvlJc w:val="left"/>
+      <w:pPr>
+        <w:ind w:left="2160" w:hanging="360"/>
+      </w:pPr>
+      <w:rPr>
+        <w:rFonts w:ascii="Wingdings" w:hAnsi="Wingdings" w:hint="default"/>
+      </w:rPr>
+    </w:lvl>
+    <w:lvl w:ilvl="3" w:tplc="04090001" w:tentative="1">
+      <w:start w:val="1"/>
+      <w:numFmt w:val="bullet"/>
+      <w:lvlText w:val=""/>
+      <w:lvlJc w:val="left"/>
+      <w:pPr>
+        <w:ind w:left="2880" w:hanging="360"/>
+      </w:pPr>
+      <w:rPr>
+        <w:rFonts w:ascii="Symbol" w:hAnsi="Symbol" w:hint="default"/>
+      </w:rPr>
+    </w:lvl>
+    <w:lvl w:ilvl="4" w:tplc="04090003" w:tentative="1">
+      <w:start w:val="1"/>
+      <w:numFmt w:val="bullet"/>
+      <w:lvlText w:val="o"/>
+      <w:lvlJc w:val="left"/>
+      <w:pPr>
+        <w:ind w:left="3600" w:hanging="360"/>
+      </w:pPr>
+      <w:rPr>
+        <w:rFonts w:ascii="Courier New" w:hAnsi="Courier New" w:cs="Courier New" w:hint="default"/>
+      </w:rPr>
+    </w:lvl>
+    <w:lvl w:ilvl="5" w:tplc="04090005" w:tentative="1">
+      <w:start w:val="1"/>
+      <w:numFmt w:val="bullet"/>
+      <w:lvlText w:val=""/>
+      <w:lvlJc w:val="left"/>
+      <w:pPr>
+        <w:ind w:left="4320" w:hanging="360"/>
+      </w:pPr>
+      <w:rPr>
+        <w:rFonts w:ascii="Wingdings" w:hAnsi="Wingdings" w:hint="default"/>
+      </w:rPr>
+    </w:lvl>
+    <w:lvl w:ilvl="6" w:tplc="04090001" w:tentative="1">
+      <w:start w:val="1"/>
+      <w:numFmt w:val="bullet"/>
+      <w:lvlText w:val=""/>
+      <w:lvlJc w:val="left"/>
+      <w:pPr>
+        <w:ind w:left="5040" w:hanging="360"/>
+      </w:pPr>
+      <w:rPr>
+        <w:rFonts w:ascii="Symbol" w:hAnsi="Symbol" w:hint="default"/>
+      </w:rPr>
+    </w:lvl>
+    <w:lvl w:ilvl="7" w:tplc="04090003" w:tentative="1">
+      <w:start w:val="1"/>
+      <w:numFmt w:val="bullet"/>
+      <w:lvlText w:val="o"/>
+      <w:lvlJc w:val="left"/>
+      <w:pPr>
+        <w:ind w:left="5760" w:hanging="360"/>
+      </w:pPr>
+      <w:rPr>
+        <w:rFonts w:ascii="Courier New" w:hAnsi="Courier New" w:cs="Courier New" w:hint="default"/>
+      </w:rPr>
+    </w:lvl>
+    <w:lvl w:ilvl="8" w:tplc="04090005" w:tentative="1">
+      <w:start w:val="1"/>
+      <w:numFmt w:val="bullet"/>
+      <w:lvlText w:val=""/>
+      <w:lvlJc w:val="left"/>
+      <w:pPr>
+        <w:ind w:left="6480" w:hanging="360"/>
+      </w:pPr>
+      <w:rPr>
+        <w:rFonts w:ascii="Wingdings" w:hAnsi="Wingdings" w:hint="default"/>
+      </w:rPr>
+    </w:lvl>
+  </w:abstractNum>
+  <w:abstractNum w:abstractNumId="8" w15:restartNumberingAfterBreak="0">
     <w:nsid w:val="3E951BD5"/>
     <w:multiLevelType w:val="hybridMultilevel"/>
     <w:tmpl w:val="B94058DE"/>
@@ -13190,7 +13476,7 @@
       </w:pPr>
     </w:lvl>
   </w:abstractNum>
-  <w:abstractNum w:abstractNumId="6" w15:restartNumberingAfterBreak="0">
+  <w:abstractNum w:abstractNumId="9" w15:restartNumberingAfterBreak="0">
     <w:nsid w:val="44105DB1"/>
     <w:multiLevelType w:val="hybridMultilevel"/>
     <w:tmpl w:val="4762DB46"/>
@@ -13303,7 +13589,7 @@
       </w:rPr>
     </w:lvl>
   </w:abstractNum>
-  <w:abstractNum w:abstractNumId="7" w15:restartNumberingAfterBreak="0">
+  <w:abstractNum w:abstractNumId="10" w15:restartNumberingAfterBreak="0">
     <w:nsid w:val="45D07E82"/>
     <w:multiLevelType w:val="hybridMultilevel"/>
     <w:tmpl w:val="3FD427B8"/>
@@ -13313,7 +13599,7 @@
       <w:lvlText w:val=""/>
       <w:lvlJc w:val="left"/>
       <w:pPr>
-        <w:ind w:left="720" w:hanging="360"/>
+        <w:ind w:left="360" w:hanging="360"/>
       </w:pPr>
       <w:rPr>
         <w:rFonts w:ascii="Symbol" w:hAnsi="Symbol" w:hint="default"/>
@@ -13325,7 +13611,7 @@
       <w:lvlText w:val="o"/>
       <w:lvlJc w:val="left"/>
       <w:pPr>
-        <w:ind w:left="1440" w:hanging="360"/>
+        <w:ind w:left="1080" w:hanging="360"/>
       </w:pPr>
       <w:rPr>
         <w:rFonts w:ascii="Courier New" w:hAnsi="Courier New" w:cs="Courier New" w:hint="default"/>
@@ -13337,7 +13623,7 @@
       <w:lvlText w:val=""/>
       <w:lvlJc w:val="left"/>
       <w:pPr>
-        <w:ind w:left="2160" w:hanging="360"/>
+        <w:ind w:left="1800" w:hanging="360"/>
       </w:pPr>
       <w:rPr>
         <w:rFonts w:ascii="Wingdings" w:hAnsi="Wingdings" w:hint="default"/>
@@ -13349,7 +13635,7 @@
       <w:lvlText w:val=""/>
       <w:lvlJc w:val="left"/>
       <w:pPr>
-        <w:ind w:left="2880" w:hanging="360"/>
+        <w:ind w:left="2520" w:hanging="360"/>
       </w:pPr>
       <w:rPr>
         <w:rFonts w:ascii="Symbol" w:hAnsi="Symbol" w:hint="default"/>
@@ -13361,7 +13647,7 @@
       <w:lvlText w:val="o"/>
       <w:lvlJc w:val="left"/>
       <w:pPr>
-        <w:ind w:left="3600" w:hanging="360"/>
+        <w:ind w:left="3240" w:hanging="360"/>
       </w:pPr>
       <w:rPr>
         <w:rFonts w:ascii="Courier New" w:hAnsi="Courier New" w:cs="Courier New" w:hint="default"/>
@@ -13373,7 +13659,7 @@
       <w:lvlText w:val=""/>
       <w:lvlJc w:val="left"/>
       <w:pPr>
-        <w:ind w:left="4320" w:hanging="360"/>
+        <w:ind w:left="3960" w:hanging="360"/>
       </w:pPr>
       <w:rPr>
         <w:rFonts w:ascii="Wingdings" w:hAnsi="Wingdings" w:hint="default"/>
@@ -13385,7 +13671,7 @@
       <w:lvlText w:val=""/>
       <w:lvlJc w:val="left"/>
       <w:pPr>
-        <w:ind w:left="5040" w:hanging="360"/>
+        <w:ind w:left="4680" w:hanging="360"/>
       </w:pPr>
       <w:rPr>
         <w:rFonts w:ascii="Symbol" w:hAnsi="Symbol" w:hint="default"/>
@@ -13397,7 +13683,7 @@
       <w:lvlText w:val="o"/>
       <w:lvlJc w:val="left"/>
       <w:pPr>
-        <w:ind w:left="5760" w:hanging="360"/>
+        <w:ind w:left="5400" w:hanging="360"/>
       </w:pPr>
       <w:rPr>
         <w:rFonts w:ascii="Courier New" w:hAnsi="Courier New" w:cs="Courier New" w:hint="default"/>
@@ -13409,14 +13695,240 @@
       <w:lvlText w:val=""/>
       <w:lvlJc w:val="left"/>
       <w:pPr>
-        <w:ind w:left="6480" w:hanging="360"/>
+        <w:ind w:left="6120" w:hanging="360"/>
       </w:pPr>
       <w:rPr>
         <w:rFonts w:ascii="Wingdings" w:hAnsi="Wingdings" w:hint="default"/>
       </w:rPr>
     </w:lvl>
   </w:abstractNum>
-  <w:abstractNum w:abstractNumId="8" w15:restartNumberingAfterBreak="0">
+  <w:abstractNum w:abstractNumId="11" w15:restartNumberingAfterBreak="0">
+    <w:nsid w:val="4D364BD5"/>
+    <w:multiLevelType w:val="hybridMultilevel"/>
+    <w:tmpl w:val="2E5CDA38"/>
+    <w:lvl w:ilvl="0" w:tplc="04090001">
+      <w:start w:val="1"/>
+      <w:numFmt w:val="bullet"/>
+      <w:lvlText w:val=""/>
+      <w:lvlJc w:val="left"/>
+      <w:pPr>
+        <w:ind w:left="720" w:hanging="360"/>
+      </w:pPr>
+      <w:rPr>
+        <w:rFonts w:ascii="Symbol" w:hAnsi="Symbol" w:hint="default"/>
+      </w:rPr>
+    </w:lvl>
+    <w:lvl w:ilvl="1" w:tplc="04090003" w:tentative="1">
+      <w:start w:val="1"/>
+      <w:numFmt w:val="bullet"/>
+      <w:lvlText w:val="o"/>
+      <w:lvlJc w:val="left"/>
+      <w:pPr>
+        <w:ind w:left="1440" w:hanging="360"/>
+      </w:pPr>
+      <w:rPr>
+        <w:rFonts w:ascii="Courier New" w:hAnsi="Courier New" w:cs="Courier New" w:hint="default"/>
+      </w:rPr>
+    </w:lvl>
+    <w:lvl w:ilvl="2" w:tplc="04090005" w:tentative="1">
+      <w:start w:val="1"/>
+      <w:numFmt w:val="bullet"/>
+      <w:lvlText w:val=""/>
+      <w:lvlJc w:val="left"/>
+      <w:pPr>
+        <w:ind w:left="2160" w:hanging="360"/>
+      </w:pPr>
+      <w:rPr>
+        <w:rFonts w:ascii="Wingdings" w:hAnsi="Wingdings" w:hint="default"/>
+      </w:rPr>
+    </w:lvl>
+    <w:lvl w:ilvl="3" w:tplc="04090001" w:tentative="1">
+      <w:start w:val="1"/>
+      <w:numFmt w:val="bullet"/>
+      <w:lvlText w:val=""/>
+      <w:lvlJc w:val="left"/>
+      <w:pPr>
+        <w:ind w:left="2880" w:hanging="360"/>
+      </w:pPr>
+      <w:rPr>
+        <w:rFonts w:ascii="Symbol" w:hAnsi="Symbol" w:hint="default"/>
+      </w:rPr>
+    </w:lvl>
+    <w:lvl w:ilvl="4" w:tplc="04090003" w:tentative="1">
+      <w:start w:val="1"/>
+      <w:numFmt w:val="bullet"/>
+      <w:lvlText w:val="o"/>
+      <w:lvlJc w:val="left"/>
+      <w:pPr>
+        <w:ind w:left="3600" w:hanging="360"/>
+      </w:pPr>
+      <w:rPr>
+        <w:rFonts w:ascii="Courier New" w:hAnsi="Courier New" w:cs="Courier New" w:hint="default"/>
+      </w:rPr>
+    </w:lvl>
+    <w:lvl w:ilvl="5" w:tplc="04090005" w:tentative="1">
+      <w:start w:val="1"/>
+      <w:numFmt w:val="bullet"/>
+      <w:lvlText w:val=""/>
+      <w:lvlJc w:val="left"/>
+      <w:pPr>
+        <w:ind w:left="4320" w:hanging="360"/>
+      </w:pPr>
+      <w:rPr>
+        <w:rFonts w:ascii="Wingdings" w:hAnsi="Wingdings" w:hint="default"/>
+      </w:rPr>
+    </w:lvl>
+    <w:lvl w:ilvl="6" w:tplc="04090001" w:tentative="1">
+      <w:start w:val="1"/>
+      <w:numFmt w:val="bullet"/>
+      <w:lvlText w:val=""/>
+      <w:lvlJc w:val="left"/>
+      <w:pPr>
+        <w:ind w:left="5040" w:hanging="360"/>
+      </w:pPr>
+      <w:rPr>
+        <w:rFonts w:ascii="Symbol" w:hAnsi="Symbol" w:hint="default"/>
+      </w:rPr>
+    </w:lvl>
+    <w:lvl w:ilvl="7" w:tplc="04090003" w:tentative="1">
+      <w:start w:val="1"/>
+      <w:numFmt w:val="bullet"/>
+      <w:lvlText w:val="o"/>
+      <w:lvlJc w:val="left"/>
+      <w:pPr>
+        <w:ind w:left="5760" w:hanging="360"/>
+      </w:pPr>
+      <w:rPr>
+        <w:rFonts w:ascii="Courier New" w:hAnsi="Courier New" w:cs="Courier New" w:hint="default"/>
+      </w:rPr>
+    </w:lvl>
+    <w:lvl w:ilvl="8" w:tplc="04090005" w:tentative="1">
+      <w:start w:val="1"/>
+      <w:numFmt w:val="bullet"/>
+      <w:lvlText w:val=""/>
+      <w:lvlJc w:val="left"/>
+      <w:pPr>
+        <w:ind w:left="6480" w:hanging="360"/>
+      </w:pPr>
+      <w:rPr>
+        <w:rFonts w:ascii="Wingdings" w:hAnsi="Wingdings" w:hint="default"/>
+      </w:rPr>
+    </w:lvl>
+  </w:abstractNum>
+  <w:abstractNum w:abstractNumId="12" w15:restartNumberingAfterBreak="0">
+    <w:nsid w:val="55612138"/>
+    <w:multiLevelType w:val="hybridMultilevel"/>
+    <w:tmpl w:val="1A42CAC0"/>
+    <w:lvl w:ilvl="0" w:tplc="04090001">
+      <w:start w:val="1"/>
+      <w:numFmt w:val="bullet"/>
+      <w:lvlText w:val=""/>
+      <w:lvlJc w:val="left"/>
+      <w:pPr>
+        <w:ind w:left="720" w:hanging="360"/>
+      </w:pPr>
+      <w:rPr>
+        <w:rFonts w:ascii="Symbol" w:hAnsi="Symbol" w:hint="default"/>
+      </w:rPr>
+    </w:lvl>
+    <w:lvl w:ilvl="1" w:tplc="04090003" w:tentative="1">
+      <w:start w:val="1"/>
+      <w:numFmt w:val="bullet"/>
+      <w:lvlText w:val="o"/>
+      <w:lvlJc w:val="left"/>
+      <w:pPr>
+        <w:ind w:left="1440" w:hanging="360"/>
+      </w:pPr>
+      <w:rPr>
+        <w:rFonts w:ascii="Courier New" w:hAnsi="Courier New" w:cs="Courier New" w:hint="default"/>
+      </w:rPr>
+    </w:lvl>
+    <w:lvl w:ilvl="2" w:tplc="04090005" w:tentative="1">
+      <w:start w:val="1"/>
+      <w:numFmt w:val="bullet"/>
+      <w:lvlText w:val=""/>
+      <w:lvlJc w:val="left"/>
+      <w:pPr>
+        <w:ind w:left="2160" w:hanging="360"/>
+      </w:pPr>
+      <w:rPr>
+        <w:rFonts w:ascii="Wingdings" w:hAnsi="Wingdings" w:hint="default"/>
+      </w:rPr>
+    </w:lvl>
+    <w:lvl w:ilvl="3" w:tplc="04090001" w:tentative="1">
+      <w:start w:val="1"/>
+      <w:numFmt w:val="bullet"/>
+      <w:lvlText w:val=""/>
+      <w:lvlJc w:val="left"/>
+      <w:pPr>
+        <w:ind w:left="2880" w:hanging="360"/>
+      </w:pPr>
+      <w:rPr>
+        <w:rFonts w:ascii="Symbol" w:hAnsi="Symbol" w:hint="default"/>
+      </w:rPr>
+    </w:lvl>
+    <w:lvl w:ilvl="4" w:tplc="04090003" w:tentative="1">
+      <w:start w:val="1"/>
+      <w:numFmt w:val="bullet"/>
+      <w:lvlText w:val="o"/>
+      <w:lvlJc w:val="left"/>
+      <w:pPr>
+        <w:ind w:left="3600" w:hanging="360"/>
+      </w:pPr>
+      <w:rPr>
+        <w:rFonts w:ascii="Courier New" w:hAnsi="Courier New" w:cs="Courier New" w:hint="default"/>
+      </w:rPr>
+    </w:lvl>
+    <w:lvl w:ilvl="5" w:tplc="04090005" w:tentative="1">
+      <w:start w:val="1"/>
+      <w:numFmt w:val="bullet"/>
+      <w:lvlText w:val=""/>
+      <w:lvlJc w:val="left"/>
+      <w:pPr>
+        <w:ind w:left="4320" w:hanging="360"/>
+      </w:pPr>
+      <w:rPr>
+        <w:rFonts w:ascii="Wingdings" w:hAnsi="Wingdings" w:hint="default"/>
+      </w:rPr>
+    </w:lvl>
+    <w:lvl w:ilvl="6" w:tplc="04090001" w:tentative="1">
+      <w:start w:val="1"/>
+      <w:numFmt w:val="bullet"/>
+      <w:lvlText w:val=""/>
+      <w:lvlJc w:val="left"/>
+      <w:pPr>
+        <w:ind w:left="5040" w:hanging="360"/>
+      </w:pPr>
+      <w:rPr>
+        <w:rFonts w:ascii="Symbol" w:hAnsi="Symbol" w:hint="default"/>
+      </w:rPr>
+    </w:lvl>
+    <w:lvl w:ilvl="7" w:tplc="04090003" w:tentative="1">
+      <w:start w:val="1"/>
+      <w:numFmt w:val="bullet"/>
+      <w:lvlText w:val="o"/>
+      <w:lvlJc w:val="left"/>
+      <w:pPr>
+        <w:ind w:left="5760" w:hanging="360"/>
+      </w:pPr>
+      <w:rPr>
+        <w:rFonts w:ascii="Courier New" w:hAnsi="Courier New" w:cs="Courier New" w:hint="default"/>
+      </w:rPr>
+    </w:lvl>
+    <w:lvl w:ilvl="8" w:tplc="04090005" w:tentative="1">
+      <w:start w:val="1"/>
+      <w:numFmt w:val="bullet"/>
+      <w:lvlText w:val=""/>
+      <w:lvlJc w:val="left"/>
+      <w:pPr>
+        <w:ind w:left="6480" w:hanging="360"/>
+      </w:pPr>
+      <w:rPr>
+        <w:rFonts w:ascii="Wingdings" w:hAnsi="Wingdings" w:hint="default"/>
+      </w:rPr>
+    </w:lvl>
+  </w:abstractNum>
+  <w:abstractNum w:abstractNumId="13" w15:restartNumberingAfterBreak="0">
     <w:nsid w:val="5F56413D"/>
     <w:multiLevelType w:val="hybridMultilevel"/>
     <w:tmpl w:val="110A0446"/>
@@ -13529,7 +14041,7 @@
       </w:rPr>
     </w:lvl>
   </w:abstractNum>
-  <w:abstractNum w:abstractNumId="9" w15:restartNumberingAfterBreak="0">
+  <w:abstractNum w:abstractNumId="14" w15:restartNumberingAfterBreak="0">
     <w:nsid w:val="6049249E"/>
     <w:multiLevelType w:val="hybridMultilevel"/>
     <w:tmpl w:val="4E3256B2"/>
@@ -13642,7 +14154,7 @@
       </w:rPr>
     </w:lvl>
   </w:abstractNum>
-  <w:abstractNum w:abstractNumId="10" w15:restartNumberingAfterBreak="0">
+  <w:abstractNum w:abstractNumId="15" w15:restartNumberingAfterBreak="0">
     <w:nsid w:val="614E293A"/>
     <w:multiLevelType w:val="hybridMultilevel"/>
     <w:tmpl w:val="C6621A16"/>
@@ -13755,7 +14267,7 @@
       </w:rPr>
     </w:lvl>
   </w:abstractNum>
-  <w:abstractNum w:abstractNumId="11" w15:restartNumberingAfterBreak="0">
+  <w:abstractNum w:abstractNumId="16" w15:restartNumberingAfterBreak="0">
     <w:nsid w:val="6CDB61DB"/>
     <w:multiLevelType w:val="hybridMultilevel"/>
     <w:tmpl w:val="E208D550"/>
@@ -13844,41 +14356,172 @@
       </w:pPr>
     </w:lvl>
   </w:abstractNum>
+  <w:abstractNum w:abstractNumId="17" w15:restartNumberingAfterBreak="0">
+    <w:nsid w:val="75C54926"/>
+    <w:multiLevelType w:val="hybridMultilevel"/>
+    <w:tmpl w:val="198460FA"/>
+    <w:lvl w:ilvl="0" w:tplc="04090001">
+      <w:start w:val="1"/>
+      <w:numFmt w:val="bullet"/>
+      <w:lvlText w:val=""/>
+      <w:lvlJc w:val="left"/>
+      <w:pPr>
+        <w:ind w:left="720" w:hanging="360"/>
+      </w:pPr>
+      <w:rPr>
+        <w:rFonts w:ascii="Symbol" w:hAnsi="Symbol" w:hint="default"/>
+      </w:rPr>
+    </w:lvl>
+    <w:lvl w:ilvl="1" w:tplc="04090003" w:tentative="1">
+      <w:start w:val="1"/>
+      <w:numFmt w:val="bullet"/>
+      <w:lvlText w:val="o"/>
+      <w:lvlJc w:val="left"/>
+      <w:pPr>
+        <w:ind w:left="1440" w:hanging="360"/>
+      </w:pPr>
+      <w:rPr>
+        <w:rFonts w:ascii="Courier New" w:hAnsi="Courier New" w:cs="Courier New" w:hint="default"/>
+      </w:rPr>
+    </w:lvl>
+    <w:lvl w:ilvl="2" w:tplc="04090005" w:tentative="1">
+      <w:start w:val="1"/>
+      <w:numFmt w:val="bullet"/>
+      <w:lvlText w:val=""/>
+      <w:lvlJc w:val="left"/>
+      <w:pPr>
+        <w:ind w:left="2160" w:hanging="360"/>
+      </w:pPr>
+      <w:rPr>
+        <w:rFonts w:ascii="Wingdings" w:hAnsi="Wingdings" w:hint="default"/>
+      </w:rPr>
+    </w:lvl>
+    <w:lvl w:ilvl="3" w:tplc="04090001" w:tentative="1">
+      <w:start w:val="1"/>
+      <w:numFmt w:val="bullet"/>
+      <w:lvlText w:val=""/>
+      <w:lvlJc w:val="left"/>
+      <w:pPr>
+        <w:ind w:left="2880" w:hanging="360"/>
+      </w:pPr>
+      <w:rPr>
+        <w:rFonts w:ascii="Symbol" w:hAnsi="Symbol" w:hint="default"/>
+      </w:rPr>
+    </w:lvl>
+    <w:lvl w:ilvl="4" w:tplc="04090003" w:tentative="1">
+      <w:start w:val="1"/>
+      <w:numFmt w:val="bullet"/>
+      <w:lvlText w:val="o"/>
+      <w:lvlJc w:val="left"/>
+      <w:pPr>
+        <w:ind w:left="3600" w:hanging="360"/>
+      </w:pPr>
+      <w:rPr>
+        <w:rFonts w:ascii="Courier New" w:hAnsi="Courier New" w:cs="Courier New" w:hint="default"/>
+      </w:rPr>
+    </w:lvl>
+    <w:lvl w:ilvl="5" w:tplc="04090005" w:tentative="1">
+      <w:start w:val="1"/>
+      <w:numFmt w:val="bullet"/>
+      <w:lvlText w:val=""/>
+      <w:lvlJc w:val="left"/>
+      <w:pPr>
+        <w:ind w:left="4320" w:hanging="360"/>
+      </w:pPr>
+      <w:rPr>
+        <w:rFonts w:ascii="Wingdings" w:hAnsi="Wingdings" w:hint="default"/>
+      </w:rPr>
+    </w:lvl>
+    <w:lvl w:ilvl="6" w:tplc="04090001" w:tentative="1">
+      <w:start w:val="1"/>
+      <w:numFmt w:val="bullet"/>
+      <w:lvlText w:val=""/>
+      <w:lvlJc w:val="left"/>
+      <w:pPr>
+        <w:ind w:left="5040" w:hanging="360"/>
+      </w:pPr>
+      <w:rPr>
+        <w:rFonts w:ascii="Symbol" w:hAnsi="Symbol" w:hint="default"/>
+      </w:rPr>
+    </w:lvl>
+    <w:lvl w:ilvl="7" w:tplc="04090003" w:tentative="1">
+      <w:start w:val="1"/>
+      <w:numFmt w:val="bullet"/>
+      <w:lvlText w:val="o"/>
+      <w:lvlJc w:val="left"/>
+      <w:pPr>
+        <w:ind w:left="5760" w:hanging="360"/>
+      </w:pPr>
+      <w:rPr>
+        <w:rFonts w:ascii="Courier New" w:hAnsi="Courier New" w:cs="Courier New" w:hint="default"/>
+      </w:rPr>
+    </w:lvl>
+    <w:lvl w:ilvl="8" w:tplc="04090005" w:tentative="1">
+      <w:start w:val="1"/>
+      <w:numFmt w:val="bullet"/>
+      <w:lvlText w:val=""/>
+      <w:lvlJc w:val="left"/>
+      <w:pPr>
+        <w:ind w:left="6480" w:hanging="360"/>
+      </w:pPr>
+      <w:rPr>
+        <w:rFonts w:ascii="Wingdings" w:hAnsi="Wingdings" w:hint="default"/>
+      </w:rPr>
+    </w:lvl>
+  </w:abstractNum>
   <w:num w:numId="1" w16cid:durableId="1587154005">
     <w:abstractNumId w:val="0"/>
   </w:num>
   <w:num w:numId="2" w16cid:durableId="2112388133">
+    <w:abstractNumId w:val="16"/>
+  </w:num>
+  <w:num w:numId="3" w16cid:durableId="883492402">
+    <w:abstractNumId w:val="13"/>
+  </w:num>
+  <w:num w:numId="4" w16cid:durableId="1559971712">
+    <w:abstractNumId w:val="9"/>
+  </w:num>
+  <w:num w:numId="5" w16cid:durableId="6449580">
+    <w:abstractNumId w:val="6"/>
+  </w:num>
+  <w:num w:numId="6" w16cid:durableId="1480655009">
+    <w:abstractNumId w:val="8"/>
+  </w:num>
+  <w:num w:numId="7" w16cid:durableId="273286925">
+    <w:abstractNumId w:val="3"/>
+  </w:num>
+  <w:num w:numId="8" w16cid:durableId="554439639">
+    <w:abstractNumId w:val="14"/>
+  </w:num>
+  <w:num w:numId="9" w16cid:durableId="1246571765">
+    <w:abstractNumId w:val="15"/>
+  </w:num>
+  <w:num w:numId="10" w16cid:durableId="1769226752">
+    <w:abstractNumId w:val="10"/>
+  </w:num>
+  <w:num w:numId="11" w16cid:durableId="96026933">
+    <w:abstractNumId w:val="5"/>
+  </w:num>
+  <w:num w:numId="12" w16cid:durableId="1647778188">
+    <w:abstractNumId w:val="2"/>
+  </w:num>
+  <w:num w:numId="13" w16cid:durableId="1937322079">
+    <w:abstractNumId w:val="17"/>
+  </w:num>
+  <w:num w:numId="14" w16cid:durableId="1952275987">
+    <w:abstractNumId w:val="12"/>
+  </w:num>
+  <w:num w:numId="15" w16cid:durableId="1572888867">
     <w:abstractNumId w:val="11"/>
   </w:num>
-  <w:num w:numId="3" w16cid:durableId="883492402">
-    <w:abstractNumId w:val="8"/>
-  </w:num>
-  <w:num w:numId="4" w16cid:durableId="1559971712">
-    <w:abstractNumId w:val="6"/>
-  </w:num>
-  <w:num w:numId="5" w16cid:durableId="6449580">
+  <w:num w:numId="16" w16cid:durableId="1494831710">
     <w:abstractNumId w:val="4"/>
   </w:num>
-  <w:num w:numId="6" w16cid:durableId="1480655009">
-    <w:abstractNumId w:val="5"/>
+  <w:num w:numId="17" w16cid:durableId="1942764107">
+    <w:abstractNumId w:val="1"/>
   </w:num>
-  <w:num w:numId="7" w16cid:durableId="273286925">
-    <w:abstractNumId w:val="2"/>
-  </w:num>
-  <w:num w:numId="8" w16cid:durableId="554439639">
-    <w:abstractNumId w:val="9"/>
-  </w:num>
-  <w:num w:numId="9" w16cid:durableId="1246571765">
-    <w:abstractNumId w:val="10"/>
-  </w:num>
-  <w:num w:numId="10" w16cid:durableId="1769226752">
+  <w:num w:numId="18" w16cid:durableId="1047603684">
     <w:abstractNumId w:val="7"/>
-  </w:num>
-  <w:num w:numId="11" w16cid:durableId="96026933">
-    <w:abstractNumId w:val="3"/>
-  </w:num>
-  <w:num w:numId="12" w16cid:durableId="1647778188">
-    <w:abstractNumId w:val="1"/>
   </w:num>
 </w:numbering>
 </file>

--- a/docs/Vili-An_Doneva_Diploma_Thesis.docx
+++ b/docs/Vili-An_Doneva_Diploma_Thesis.docx
@@ -8638,6 +8638,7 @@
     <w:p>
       <w:pPr>
         <w:pStyle w:val="Heading4"/>
+        <w:spacing w:line="360" w:lineRule="auto"/>
         <w:rPr>
           <w:rFonts w:ascii="Arial" w:hAnsi="Arial" w:cs="Arial"/>
           <w:b/>
@@ -8652,28 +8653,1747 @@
           <w:bCs/>
           <w:color w:val="auto"/>
         </w:rPr>
-        <w:t>Serial Schedule Generation Scheme + Resource Constraint Scheduling Problem</w:t>
-      </w:r>
-    </w:p>
-    <w:p>
-      <w:pPr>
-        <w:jc w:val="both"/>
+        <w:t xml:space="preserve">Serial Schedule Generation Scheme + Resource Constraint </w:t>
+      </w:r>
+      <w:r>
         <w:rPr>
           <w:rFonts w:ascii="Arial" w:hAnsi="Arial" w:cs="Arial"/>
           <w:b/>
           <w:bCs/>
-        </w:rPr>
-      </w:pPr>
-    </w:p>
-    <w:p>
-      <w:pPr>
-        <w:jc w:val="both"/>
+          <w:color w:val="auto"/>
+        </w:rPr>
+        <w:t xml:space="preserve">Project </w:t>
+      </w:r>
+      <w:r>
         <w:rPr>
           <w:rFonts w:ascii="Arial" w:hAnsi="Arial" w:cs="Arial"/>
           <w:b/>
           <w:bCs/>
-        </w:rPr>
-      </w:pPr>
+          <w:color w:val="auto"/>
+        </w:rPr>
+        <w:t>Scheduling Problem</w:t>
+      </w:r>
+    </w:p>
+    <w:p>
+      <w:pPr>
+        <w:spacing w:line="360" w:lineRule="auto"/>
+        <w:jc w:val="both"/>
+        <w:rPr>
+          <w:rFonts w:ascii="Arial" w:hAnsi="Arial" w:cs="Arial"/>
+          <w:b/>
+          <w:bCs/>
+        </w:rPr>
+      </w:pPr>
+    </w:p>
+    <w:p>
+      <w:pPr>
+        <w:spacing w:line="360" w:lineRule="auto"/>
+        <w:jc w:val="both"/>
+        <w:rPr>
+          <w:rFonts w:ascii="Arial" w:hAnsi="Arial" w:cs="Arial"/>
+        </w:rPr>
+      </w:pPr>
+      <w:r>
+        <w:rPr>
+          <w:rFonts w:ascii="Arial" w:hAnsi="Arial" w:cs="Arial"/>
+          <w:i/>
+          <w:iCs/>
+        </w:rPr>
+        <w:t>Big Break!</w:t>
+      </w:r>
+      <w:r>
+        <w:rPr>
+          <w:rFonts w:ascii="Arial" w:hAnsi="Arial" w:cs="Arial"/>
+        </w:rPr>
+        <w:t xml:space="preserve"> uses location-blocked, activity-list-based Serial Schedule Generation Scheme (SSGS) with </w:t>
+      </w:r>
+      <w:r>
+        <w:rPr>
+          <w:rFonts w:ascii="Arial" w:hAnsi="Arial" w:cs="Arial"/>
+        </w:rPr>
+        <w:t xml:space="preserve">a </w:t>
+      </w:r>
+      <w:r>
+        <w:rPr>
+          <w:rFonts w:ascii="Arial" w:hAnsi="Arial" w:cs="Arial"/>
+        </w:rPr>
+        <w:t>domain-specific priority rule. It implements this algorithmic framework to solve the Resource Constraint Project Scheduling Problem (RCPSP).</w:t>
+      </w:r>
+    </w:p>
+    <w:p>
+      <w:pPr>
+        <w:spacing w:line="360" w:lineRule="auto"/>
+        <w:jc w:val="both"/>
+        <w:rPr>
+          <w:rFonts w:ascii="Arial" w:hAnsi="Arial" w:cs="Arial"/>
+        </w:rPr>
+      </w:pPr>
+    </w:p>
+    <w:p>
+      <w:pPr>
+        <w:pStyle w:val="Heading5"/>
+        <w:rPr>
+          <w:rFonts w:ascii="Arial" w:hAnsi="Arial" w:cs="Arial"/>
+          <w:b/>
+          <w:bCs/>
+          <w:color w:val="auto"/>
+        </w:rPr>
+      </w:pPr>
+      <w:r>
+        <w:rPr>
+          <w:rFonts w:ascii="Arial" w:hAnsi="Arial" w:cs="Arial"/>
+          <w:b/>
+          <w:bCs/>
+          <w:color w:val="auto"/>
+        </w:rPr>
+        <w:t>Resource Constraint Project Scheduling Problem</w:t>
+      </w:r>
+      <w:r>
+        <w:rPr>
+          <w:rFonts w:ascii="Arial" w:hAnsi="Arial" w:cs="Arial"/>
+          <w:b/>
+          <w:bCs/>
+          <w:color w:val="auto"/>
+        </w:rPr>
+        <w:t xml:space="preserve"> (RCPSP)</w:t>
+      </w:r>
+    </w:p>
+    <w:p>
+      <w:pPr>
+        <w:spacing w:line="360" w:lineRule="auto"/>
+        <w:jc w:val="both"/>
+        <w:rPr>
+          <w:rFonts w:ascii="Arial" w:hAnsi="Arial" w:cs="Arial"/>
+        </w:rPr>
+      </w:pPr>
+    </w:p>
+    <w:p>
+      <w:pPr>
+        <w:spacing w:line="360" w:lineRule="auto"/>
+        <w:jc w:val="both"/>
+        <w:rPr>
+          <w:rFonts w:ascii="Arial" w:hAnsi="Arial" w:cs="Arial"/>
+        </w:rPr>
+      </w:pPr>
+      <w:r>
+        <w:rPr>
+          <w:rFonts w:ascii="Arial" w:hAnsi="Arial" w:cs="Arial"/>
+        </w:rPr>
+        <w:t>The RCPSP regards problems consisting of a network of activities, resource constraints, and precedence relationships. They belong to the class of Non-deterministic Polynomial-time (NP) hard problems. NP-hard problems have no efficient polynomial-time algorithm that is known to solve them</w:t>
+      </w:r>
+      <w:r>
+        <w:rPr>
+          <w:rFonts w:ascii="Arial" w:hAnsi="Arial" w:cs="Arial"/>
+        </w:rPr>
+        <w:t>. They often require heuristics or approximation methods.</w:t>
+      </w:r>
+    </w:p>
+    <w:p>
+      <w:pPr>
+        <w:spacing w:line="360" w:lineRule="auto"/>
+        <w:jc w:val="both"/>
+        <w:rPr>
+          <w:rFonts w:ascii="Arial" w:hAnsi="Arial" w:cs="Arial"/>
+        </w:rPr>
+      </w:pPr>
+    </w:p>
+    <w:p>
+      <w:pPr>
+        <w:spacing w:line="360" w:lineRule="auto"/>
+        <w:jc w:val="both"/>
+        <w:rPr>
+          <w:rFonts w:ascii="Arial" w:hAnsi="Arial" w:cs="Arial"/>
+        </w:rPr>
+      </w:pPr>
+      <w:r>
+        <w:rPr>
+          <w:rFonts w:ascii="Arial" w:hAnsi="Arial" w:cs="Arial"/>
+        </w:rPr>
+        <w:t xml:space="preserve">In </w:t>
+      </w:r>
+      <w:r>
+        <w:rPr>
+          <w:rFonts w:ascii="Arial" w:hAnsi="Arial" w:cs="Arial"/>
+        </w:rPr>
+        <w:t>RCPSP, the project consists of a list of activities that need to be completed to finish the project.</w:t>
+      </w:r>
+      <w:r>
+        <w:rPr>
+          <w:rFonts w:ascii="Arial" w:hAnsi="Arial" w:cs="Arial"/>
+        </w:rPr>
+        <w:t xml:space="preserve"> In the case of </w:t>
+      </w:r>
+      <w:r>
+        <w:rPr>
+          <w:rFonts w:ascii="Arial" w:hAnsi="Arial" w:cs="Arial"/>
+          <w:i/>
+          <w:iCs/>
+        </w:rPr>
+        <w:t xml:space="preserve">Big </w:t>
+      </w:r>
+      <w:proofErr w:type="gramStart"/>
+      <w:r>
+        <w:rPr>
+          <w:rFonts w:ascii="Arial" w:hAnsi="Arial" w:cs="Arial"/>
+          <w:i/>
+          <w:iCs/>
+        </w:rPr>
+        <w:t>Break!</w:t>
+      </w:r>
+      <w:r>
+        <w:rPr>
+          <w:rFonts w:ascii="Arial" w:hAnsi="Arial" w:cs="Arial"/>
+        </w:rPr>
+        <w:t>,</w:t>
+      </w:r>
+      <w:proofErr w:type="gramEnd"/>
+      <w:r>
+        <w:rPr>
+          <w:rFonts w:ascii="Arial" w:hAnsi="Arial" w:cs="Arial"/>
+        </w:rPr>
+        <w:t xml:space="preserve"> the</w:t>
+      </w:r>
+      <w:r>
+        <w:rPr>
+          <w:rFonts w:ascii="Arial" w:hAnsi="Arial" w:cs="Arial"/>
+        </w:rPr>
+        <w:t xml:space="preserve"> activity</w:t>
+      </w:r>
+      <w:r>
+        <w:rPr>
+          <w:rFonts w:ascii="Arial" w:hAnsi="Arial" w:cs="Arial"/>
+        </w:rPr>
+        <w:t xml:space="preserve"> list </w:t>
+      </w:r>
+      <w:r>
+        <w:rPr>
+          <w:rFonts w:ascii="Arial" w:hAnsi="Arial" w:cs="Arial"/>
+        </w:rPr>
+        <w:t>comprises all scenes in the</w:t>
+      </w:r>
+      <w:r>
+        <w:rPr>
+          <w:rFonts w:ascii="Arial" w:hAnsi="Arial" w:cs="Arial"/>
+        </w:rPr>
+        <w:t xml:space="preserve"> film script. Every activity</w:t>
+      </w:r>
+      <w:r>
+        <w:rPr>
+          <w:rFonts w:ascii="Arial" w:hAnsi="Arial" w:cs="Arial"/>
+        </w:rPr>
+        <w:t xml:space="preserve"> (scene) </w:t>
+      </w:r>
+      <m:oMath>
+        <m:r>
+          <w:rPr>
+            <w:rFonts w:ascii="Cambria Math" w:hAnsi="Cambria Math" w:cs="Arial"/>
+          </w:rPr>
+          <m:t>j</m:t>
+        </m:r>
+      </m:oMath>
+      <w:r>
+        <w:rPr>
+          <w:rFonts w:ascii="Arial" w:hAnsi="Arial" w:cs="Arial"/>
+        </w:rPr>
+        <w:t xml:space="preserve"> has a certain duration</w:t>
+      </w:r>
+      <w:r>
+        <w:rPr>
+          <w:rFonts w:ascii="Arial" w:hAnsi="Arial" w:cs="Arial"/>
+        </w:rPr>
+        <w:t xml:space="preserve"> </w:t>
+      </w:r>
+      <m:oMath>
+        <m:sSub>
+          <m:sSubPr>
+            <m:ctrlPr>
+              <w:rPr>
+                <w:rFonts w:ascii="Cambria Math" w:hAnsi="Cambria Math" w:cs="Arial"/>
+                <w:i/>
+              </w:rPr>
+            </m:ctrlPr>
+          </m:sSubPr>
+          <m:e>
+            <m:r>
+              <w:rPr>
+                <w:rFonts w:ascii="Cambria Math" w:hAnsi="Cambria Math" w:cs="Arial"/>
+              </w:rPr>
+              <m:t>d</m:t>
+            </m:r>
+          </m:e>
+          <m:sub>
+            <m:r>
+              <w:rPr>
+                <w:rFonts w:ascii="Cambria Math" w:hAnsi="Cambria Math" w:cs="Arial"/>
+              </w:rPr>
+              <m:t>j</m:t>
+            </m:r>
+          </m:sub>
+        </m:sSub>
+      </m:oMath>
+      <w:r>
+        <w:rPr>
+          <w:rFonts w:ascii="Arial" w:hAnsi="Arial" w:cs="Arial"/>
+        </w:rPr>
+        <w:t>, which corresponds to the scene length.</w:t>
+      </w:r>
+    </w:p>
+    <w:p>
+      <w:pPr>
+        <w:spacing w:line="360" w:lineRule="auto"/>
+        <w:jc w:val="both"/>
+        <w:rPr>
+          <w:rFonts w:ascii="Arial" w:hAnsi="Arial" w:cs="Arial"/>
+        </w:rPr>
+      </w:pPr>
+    </w:p>
+    <w:p>
+      <w:pPr>
+        <w:spacing w:line="360" w:lineRule="auto"/>
+        <w:jc w:val="both"/>
+        <w:rPr>
+          <w:rFonts w:ascii="Arial" w:hAnsi="Arial" w:cs="Arial"/>
+        </w:rPr>
+      </w:pPr>
+      <w:r>
+        <w:rPr>
+          <w:rFonts w:ascii="Arial" w:hAnsi="Arial" w:cs="Arial"/>
+        </w:rPr>
+        <w:lastRenderedPageBreak/>
+        <w:t>The amount of space the scene takes up on a page is often used as a measure of time in the film industry.</w:t>
+      </w:r>
+      <w:r>
+        <w:rPr>
+          <w:rFonts w:ascii="Arial" w:hAnsi="Arial" w:cs="Arial"/>
+        </w:rPr>
+        <w:t xml:space="preserve"> Each page is relatively divided into 1/8 sections, making the whole page 8/8.</w:t>
+      </w:r>
+      <w:r>
+        <w:rPr>
+          <w:rFonts w:ascii="Arial" w:hAnsi="Arial" w:cs="Arial"/>
+        </w:rPr>
+        <w:t xml:space="preserve"> One page is about 55 lines, divided into 8 sections. In </w:t>
+      </w:r>
+      <w:r>
+        <w:rPr>
+          <w:rFonts w:ascii="Arial" w:hAnsi="Arial" w:cs="Arial"/>
+          <w:i/>
+          <w:iCs/>
+        </w:rPr>
+        <w:t xml:space="preserve">Big </w:t>
+      </w:r>
+      <w:proofErr w:type="gramStart"/>
+      <w:r>
+        <w:rPr>
+          <w:rFonts w:ascii="Arial" w:hAnsi="Arial" w:cs="Arial"/>
+          <w:i/>
+          <w:iCs/>
+        </w:rPr>
+        <w:t>Break!,</w:t>
+      </w:r>
+      <w:proofErr w:type="gramEnd"/>
+      <w:r>
+        <w:rPr>
+          <w:rFonts w:ascii="Arial" w:hAnsi="Arial" w:cs="Arial"/>
+          <w:i/>
+          <w:iCs/>
+        </w:rPr>
+        <w:t xml:space="preserve"> </w:t>
+      </w:r>
+      <w:r>
+        <w:rPr>
+          <w:rFonts w:ascii="Arial" w:hAnsi="Arial" w:cs="Arial"/>
+        </w:rPr>
+        <w:t>the</w:t>
+      </w:r>
+      <w:r>
+        <w:rPr>
+          <w:rFonts w:ascii="Arial" w:hAnsi="Arial" w:cs="Arial"/>
+        </w:rPr>
+        <w:t xml:space="preserve"> shooting days are 12-hour days, and around 5 pages are shot per day. This equates to around 40 eighths per day.</w:t>
+      </w:r>
+      <w:r>
+        <w:rPr>
+          <w:rFonts w:ascii="Arial" w:hAnsi="Arial" w:cs="Arial"/>
+        </w:rPr>
+        <w:t xml:space="preserve"> With the understanding that overtime is occasionally useful for </w:t>
+      </w:r>
+      <w:proofErr w:type="gramStart"/>
+      <w:r>
+        <w:rPr>
+          <w:rFonts w:ascii="Arial" w:hAnsi="Arial" w:cs="Arial"/>
+        </w:rPr>
+        <w:t>a production</w:t>
+      </w:r>
+      <w:proofErr w:type="gramEnd"/>
+      <w:r>
+        <w:rPr>
+          <w:rFonts w:ascii="Arial" w:hAnsi="Arial" w:cs="Arial"/>
+        </w:rPr>
+        <w:t xml:space="preserve">, </w:t>
+      </w:r>
+      <w:r>
+        <w:rPr>
+          <w:rFonts w:ascii="Arial" w:hAnsi="Arial" w:cs="Arial"/>
+          <w:i/>
+          <w:iCs/>
+        </w:rPr>
+        <w:t xml:space="preserve">Big Break! </w:t>
+      </w:r>
+      <w:r>
+        <w:rPr>
+          <w:rFonts w:ascii="Arial" w:hAnsi="Arial" w:cs="Arial"/>
+        </w:rPr>
+        <w:t>allows up to 45 eighths per day</w:t>
+      </w:r>
+      <w:r>
+        <w:rPr>
+          <w:rFonts w:ascii="Arial" w:hAnsi="Arial" w:cs="Arial"/>
+        </w:rPr>
+        <w:t>.</w:t>
+      </w:r>
+    </w:p>
+    <w:p>
+      <w:pPr>
+        <w:spacing w:line="360" w:lineRule="auto"/>
+        <w:jc w:val="both"/>
+        <w:rPr>
+          <w:rFonts w:ascii="Arial" w:hAnsi="Arial" w:cs="Arial"/>
+        </w:rPr>
+      </w:pPr>
+    </w:p>
+    <w:p>
+      <w:pPr>
+        <w:spacing w:line="360" w:lineRule="auto"/>
+        <w:jc w:val="both"/>
+        <w:rPr>
+          <w:rFonts w:ascii="Arial" w:hAnsi="Arial" w:cs="Arial"/>
+        </w:rPr>
+      </w:pPr>
+      <w:r>
+        <w:rPr>
+          <w:rFonts w:ascii="Arial" w:hAnsi="Arial" w:cs="Arial"/>
+        </w:rPr>
+        <w:t>M</w:t>
+      </w:r>
+      <w:r>
+        <w:rPr>
+          <w:rFonts w:ascii="Arial" w:hAnsi="Arial" w:cs="Arial"/>
+        </w:rPr>
+        <w:t>oving times are also taken into consideration</w:t>
+      </w:r>
+      <w:r>
+        <w:rPr>
+          <w:rFonts w:ascii="Arial" w:hAnsi="Arial" w:cs="Arial"/>
+        </w:rPr>
+        <w:t>,</w:t>
+      </w:r>
+      <w:r>
+        <w:rPr>
+          <w:rFonts w:ascii="Arial" w:hAnsi="Arial" w:cs="Arial"/>
+        </w:rPr>
+        <w:t xml:space="preserve"> and each location move during the day takes 8 eighths or 1 page. This is not reflected in the final page count for the day, so it is more easily digestible by the user. However, it is </w:t>
+      </w:r>
+      <w:proofErr w:type="gramStart"/>
+      <w:r>
+        <w:rPr>
+          <w:rFonts w:ascii="Arial" w:hAnsi="Arial" w:cs="Arial"/>
+        </w:rPr>
+        <w:t>taken into account</w:t>
+      </w:r>
+      <w:proofErr w:type="gramEnd"/>
+      <w:r>
+        <w:rPr>
+          <w:rFonts w:ascii="Arial" w:hAnsi="Arial" w:cs="Arial"/>
+        </w:rPr>
+        <w:t xml:space="preserve"> when computing time limits per day.</w:t>
+      </w:r>
+    </w:p>
+    <w:p>
+      <w:pPr>
+        <w:spacing w:line="360" w:lineRule="auto"/>
+        <w:jc w:val="both"/>
+        <w:rPr>
+          <w:rFonts w:ascii="Arial" w:hAnsi="Arial" w:cs="Arial"/>
+        </w:rPr>
+      </w:pPr>
+    </w:p>
+    <w:p>
+      <w:pPr>
+        <w:spacing w:line="360" w:lineRule="auto"/>
+        <w:jc w:val="both"/>
+        <w:rPr>
+          <w:rFonts w:ascii="Arial" w:eastAsiaTheme="minorEastAsia" w:hAnsi="Arial" w:cs="Arial"/>
+        </w:rPr>
+      </w:pPr>
+      <w:r>
+        <w:rPr>
+          <w:rFonts w:ascii="Arial" w:hAnsi="Arial" w:cs="Arial"/>
+        </w:rPr>
+        <w:t>I</w:t>
+      </w:r>
+      <w:r>
+        <w:rPr>
+          <w:rFonts w:ascii="Arial" w:hAnsi="Arial" w:cs="Arial"/>
+        </w:rPr>
+        <w:t>n the context of RCPSP</w:t>
+      </w:r>
+      <w:r>
+        <w:rPr>
+          <w:rFonts w:ascii="Arial" w:hAnsi="Arial" w:cs="Arial"/>
+        </w:rPr>
+        <w:t xml:space="preserve">, the renewable resource is the daily shooting time with capacity </w:t>
+      </w:r>
+      <m:oMath>
+        <m:sSub>
+          <m:sSubPr>
+            <m:ctrlPr>
+              <w:rPr>
+                <w:rFonts w:ascii="Cambria Math" w:hAnsi="Cambria Math" w:cs="Arial"/>
+                <w:i/>
+              </w:rPr>
+            </m:ctrlPr>
+          </m:sSubPr>
+          <m:e>
+            <m:r>
+              <w:rPr>
+                <w:rFonts w:ascii="Cambria Math" w:hAnsi="Cambria Math" w:cs="Arial"/>
+              </w:rPr>
+              <m:t>R</m:t>
+            </m:r>
+          </m:e>
+          <m:sub>
+            <m:r>
+              <w:rPr>
+                <w:rFonts w:ascii="Cambria Math" w:hAnsi="Cambria Math" w:cs="Arial"/>
+              </w:rPr>
+              <m:t>k</m:t>
+            </m:r>
+          </m:sub>
+        </m:sSub>
+        <m:r>
+          <w:rPr>
+            <w:rFonts w:ascii="Cambria Math" w:hAnsi="Cambria Math" w:cs="Arial"/>
+          </w:rPr>
+          <m:t xml:space="preserve"> = MAX_EIGHTS_PER_DAY</m:t>
+        </m:r>
+      </m:oMath>
+      <w:r>
+        <w:rPr>
+          <w:rFonts w:ascii="Arial" w:eastAsiaTheme="minorEastAsia" w:hAnsi="Arial" w:cs="Arial"/>
+        </w:rPr>
+        <w:t xml:space="preserve"> (currently 45)</w:t>
+      </w:r>
+      <w:r>
+        <w:rPr>
+          <w:rFonts w:ascii="Arial" w:eastAsiaTheme="minorEastAsia" w:hAnsi="Arial" w:cs="Arial"/>
+        </w:rPr>
+        <w:t xml:space="preserve"> and the number of </w:t>
+      </w:r>
+      <w:proofErr w:type="gramStart"/>
+      <w:r>
+        <w:rPr>
+          <w:rFonts w:ascii="Arial" w:eastAsiaTheme="minorEastAsia" w:hAnsi="Arial" w:cs="Arial"/>
+        </w:rPr>
+        <w:t>location</w:t>
+      </w:r>
+      <w:proofErr w:type="gramEnd"/>
+      <w:r>
+        <w:rPr>
+          <w:rFonts w:ascii="Arial" w:eastAsiaTheme="minorEastAsia" w:hAnsi="Arial" w:cs="Arial"/>
+        </w:rPr>
+        <w:t xml:space="preserve"> moves allowed per day, which is currently three</w:t>
+      </w:r>
+      <w:r>
+        <w:rPr>
+          <w:rFonts w:ascii="Arial" w:eastAsiaTheme="minorEastAsia" w:hAnsi="Arial" w:cs="Arial"/>
+        </w:rPr>
+        <w:t xml:space="preserve">. </w:t>
+      </w:r>
+      <w:r>
+        <w:rPr>
+          <w:rFonts w:ascii="Arial" w:eastAsiaTheme="minorEastAsia" w:hAnsi="Arial" w:cs="Arial"/>
+        </w:rPr>
+        <w:t>They are both</w:t>
+      </w:r>
+      <w:r>
+        <w:rPr>
+          <w:rFonts w:ascii="Arial" w:eastAsiaTheme="minorEastAsia" w:hAnsi="Arial" w:cs="Arial"/>
+        </w:rPr>
+        <w:t xml:space="preserve"> regenerated </w:t>
+      </w:r>
+      <w:r>
+        <w:rPr>
+          <w:rFonts w:ascii="Arial" w:eastAsiaTheme="minorEastAsia" w:hAnsi="Arial" w:cs="Arial"/>
+        </w:rPr>
+        <w:t>at</w:t>
+      </w:r>
+      <w:r>
+        <w:rPr>
+          <w:rFonts w:ascii="Arial" w:eastAsiaTheme="minorEastAsia" w:hAnsi="Arial" w:cs="Arial"/>
+        </w:rPr>
+        <w:t xml:space="preserve"> the beginning of each new shooting day.</w:t>
+      </w:r>
+    </w:p>
+    <w:p>
+      <w:pPr>
+        <w:spacing w:line="360" w:lineRule="auto"/>
+        <w:jc w:val="both"/>
+        <w:rPr>
+          <w:rFonts w:ascii="Arial" w:hAnsi="Arial" w:cs="Arial"/>
+        </w:rPr>
+      </w:pPr>
+    </w:p>
+    <w:p>
+      <w:pPr>
+        <w:spacing w:line="360" w:lineRule="auto"/>
+        <w:jc w:val="both"/>
+        <w:rPr>
+          <w:rFonts w:ascii="Arial" w:eastAsiaTheme="minorEastAsia" w:hAnsi="Arial" w:cs="Arial"/>
+        </w:rPr>
+      </w:pPr>
+      <w:r>
+        <w:rPr>
+          <w:rFonts w:ascii="Arial" w:hAnsi="Arial" w:cs="Arial"/>
+        </w:rPr>
+        <w:t xml:space="preserve">When it comes to precedence </w:t>
+      </w:r>
+      <m:oMath>
+        <m:r>
+          <w:rPr>
+            <w:rFonts w:ascii="Cambria Math" w:hAnsi="Cambria Math" w:cs="Arial"/>
+          </w:rPr>
+          <m:t>Pj</m:t>
+        </m:r>
+      </m:oMath>
+      <w:r>
+        <w:rPr>
+          <w:rFonts w:ascii="Arial" w:eastAsiaTheme="minorEastAsia" w:hAnsi="Arial" w:cs="Arial"/>
+        </w:rPr>
+        <w:t>, it follows the script order of the grouped locations, which are sorted from day to night.</w:t>
+      </w:r>
+      <w:r>
+        <w:rPr>
+          <w:rFonts w:ascii="Arial" w:eastAsiaTheme="minorEastAsia" w:hAnsi="Arial" w:cs="Arial"/>
+        </w:rPr>
+        <w:t xml:space="preserve"> The RCPSP includes optimization functions to select the best among all possible schedules. In </w:t>
+      </w:r>
+      <w:r>
+        <w:rPr>
+          <w:rFonts w:ascii="Arial" w:eastAsiaTheme="minorEastAsia" w:hAnsi="Arial" w:cs="Arial"/>
+          <w:i/>
+          <w:iCs/>
+        </w:rPr>
+        <w:t xml:space="preserve">Big </w:t>
+      </w:r>
+      <w:proofErr w:type="gramStart"/>
+      <w:r>
+        <w:rPr>
+          <w:rFonts w:ascii="Arial" w:eastAsiaTheme="minorEastAsia" w:hAnsi="Arial" w:cs="Arial"/>
+          <w:i/>
+          <w:iCs/>
+        </w:rPr>
+        <w:t>Break!</w:t>
+      </w:r>
+      <w:r>
+        <w:rPr>
+          <w:rFonts w:ascii="Arial" w:eastAsiaTheme="minorEastAsia" w:hAnsi="Arial" w:cs="Arial"/>
+        </w:rPr>
+        <w:t>,</w:t>
+      </w:r>
+      <w:proofErr w:type="gramEnd"/>
+      <w:r>
+        <w:rPr>
+          <w:rFonts w:ascii="Arial" w:eastAsiaTheme="minorEastAsia" w:hAnsi="Arial" w:cs="Arial"/>
+        </w:rPr>
+        <w:t xml:space="preserve"> </w:t>
+      </w:r>
+      <w:r>
+        <w:rPr>
+          <w:rFonts w:ascii="Arial" w:eastAsiaTheme="minorEastAsia" w:hAnsi="Arial" w:cs="Arial"/>
+        </w:rPr>
+        <w:t xml:space="preserve">if a scene can be scheduled in an already created day, </w:t>
+      </w:r>
+      <w:r>
+        <w:rPr>
+          <w:rFonts w:ascii="Arial" w:eastAsiaTheme="minorEastAsia" w:hAnsi="Arial" w:cs="Arial"/>
+        </w:rPr>
+        <w:t xml:space="preserve">these functions calculate a total score for placing </w:t>
+      </w:r>
+      <w:r>
+        <w:rPr>
+          <w:rFonts w:ascii="Arial" w:eastAsiaTheme="minorEastAsia" w:hAnsi="Arial" w:cs="Arial"/>
+        </w:rPr>
+        <w:t>the</w:t>
+      </w:r>
+      <w:r>
+        <w:rPr>
+          <w:rFonts w:ascii="Arial" w:eastAsiaTheme="minorEastAsia" w:hAnsi="Arial" w:cs="Arial"/>
+        </w:rPr>
+        <w:t xml:space="preserve"> scene </w:t>
+      </w:r>
+      <w:r>
+        <w:rPr>
+          <w:rFonts w:ascii="Arial" w:eastAsiaTheme="minorEastAsia" w:hAnsi="Arial" w:cs="Arial"/>
+        </w:rPr>
+        <w:t>on</w:t>
+      </w:r>
+      <w:r>
+        <w:rPr>
+          <w:rFonts w:ascii="Arial" w:eastAsiaTheme="minorEastAsia" w:hAnsi="Arial" w:cs="Arial"/>
+        </w:rPr>
+        <w:t xml:space="preserve"> a particular day</w:t>
+      </w:r>
+      <w:r>
+        <w:rPr>
+          <w:rFonts w:ascii="Arial" w:eastAsiaTheme="minorEastAsia" w:hAnsi="Arial" w:cs="Arial"/>
+        </w:rPr>
+        <w:t xml:space="preserve">. This </w:t>
+      </w:r>
+      <w:r>
+        <w:rPr>
+          <w:rFonts w:ascii="Arial" w:eastAsiaTheme="minorEastAsia" w:hAnsi="Arial" w:cs="Arial"/>
+        </w:rPr>
+        <w:t>depend</w:t>
+      </w:r>
+      <w:r>
+        <w:rPr>
+          <w:rFonts w:ascii="Arial" w:eastAsiaTheme="minorEastAsia" w:hAnsi="Arial" w:cs="Arial"/>
+        </w:rPr>
+        <w:t>s</w:t>
+      </w:r>
+      <w:r>
+        <w:rPr>
+          <w:rFonts w:ascii="Arial" w:eastAsiaTheme="minorEastAsia" w:hAnsi="Arial" w:cs="Arial"/>
+        </w:rPr>
+        <w:t xml:space="preserve"> on the location, time, cast, and scene order similarity</w:t>
+      </w:r>
+      <w:r>
+        <w:rPr>
+          <w:rFonts w:ascii="Arial" w:eastAsiaTheme="minorEastAsia" w:hAnsi="Arial" w:cs="Arial"/>
+        </w:rPr>
+        <w:t xml:space="preserve"> and the load score of the day so far.</w:t>
+      </w:r>
+      <w:r>
+        <w:rPr>
+          <w:rFonts w:ascii="Arial" w:eastAsiaTheme="minorEastAsia" w:hAnsi="Arial" w:cs="Arial"/>
+        </w:rPr>
+        <w:t xml:space="preserve"> </w:t>
+      </w:r>
+      <w:r>
+        <w:rPr>
+          <w:rFonts w:ascii="Arial" w:eastAsiaTheme="minorEastAsia" w:hAnsi="Arial" w:cs="Arial"/>
+        </w:rPr>
+        <w:t>The best score of all available days is picked, and the scene is scheduled there.</w:t>
+      </w:r>
+      <w:r>
+        <w:rPr>
+          <w:rFonts w:ascii="Arial" w:eastAsiaTheme="minorEastAsia" w:hAnsi="Arial" w:cs="Arial"/>
+        </w:rPr>
+        <w:t xml:space="preserve"> The finish time of the activity </w:t>
+      </w:r>
+      <m:oMath>
+        <m:sSub>
+          <m:sSubPr>
+            <m:ctrlPr>
+              <w:rPr>
+                <w:rFonts w:ascii="Cambria Math" w:eastAsiaTheme="minorEastAsia" w:hAnsi="Cambria Math" w:cs="Arial"/>
+                <w:i/>
+              </w:rPr>
+            </m:ctrlPr>
+          </m:sSubPr>
+          <m:e>
+            <m:r>
+              <w:rPr>
+                <w:rFonts w:ascii="Cambria Math" w:eastAsiaTheme="minorEastAsia" w:hAnsi="Cambria Math" w:cs="Arial"/>
+              </w:rPr>
+              <m:t>F</m:t>
+            </m:r>
+          </m:e>
+          <m:sub>
+            <m:r>
+              <w:rPr>
+                <w:rFonts w:ascii="Cambria Math" w:eastAsiaTheme="minorEastAsia" w:hAnsi="Cambria Math" w:cs="Arial"/>
+              </w:rPr>
+              <m:t>j</m:t>
+            </m:r>
+          </m:sub>
+        </m:sSub>
+      </m:oMath>
+      <w:r>
+        <w:rPr>
+          <w:rFonts w:ascii="Arial" w:eastAsiaTheme="minorEastAsia" w:hAnsi="Arial" w:cs="Arial"/>
+        </w:rPr>
+        <w:t xml:space="preserve"> is when a scene is assigned to a shooting day.</w:t>
+      </w:r>
+    </w:p>
+    <w:p>
+      <w:pPr>
+        <w:spacing w:line="360" w:lineRule="auto"/>
+        <w:jc w:val="both"/>
+        <w:rPr>
+          <w:rFonts w:ascii="Arial" w:eastAsiaTheme="minorEastAsia" w:hAnsi="Arial" w:cs="Arial"/>
+        </w:rPr>
+      </w:pPr>
+    </w:p>
+    <w:p>
+      <w:pPr>
+        <w:pStyle w:val="Heading5"/>
+        <w:spacing w:line="360" w:lineRule="auto"/>
+        <w:rPr>
+          <w:rFonts w:ascii="Arial" w:hAnsi="Arial" w:cs="Arial"/>
+          <w:b/>
+          <w:bCs/>
+          <w:color w:val="auto"/>
+        </w:rPr>
+      </w:pPr>
+      <w:r>
+        <w:rPr>
+          <w:rFonts w:ascii="Arial" w:hAnsi="Arial" w:cs="Arial"/>
+          <w:b/>
+          <w:bCs/>
+          <w:color w:val="auto"/>
+        </w:rPr>
+        <w:t>Serial Schedule Generation Scheme (SSGS)</w:t>
+      </w:r>
+    </w:p>
+    <w:p/>
+    <w:p>
+      <w:pPr>
+        <w:spacing w:line="360" w:lineRule="auto"/>
+        <w:rPr>
+          <w:rFonts w:ascii="Arial" w:hAnsi="Arial" w:cs="Arial"/>
+        </w:rPr>
+      </w:pPr>
+      <w:r>
+        <w:rPr>
+          <w:rFonts w:ascii="Arial" w:hAnsi="Arial" w:cs="Arial"/>
+        </w:rPr>
+        <w:lastRenderedPageBreak/>
+        <w:t xml:space="preserve">The Serial Schedule Generation Scheme is used by most heuristic methods to solve the RCPSP. </w:t>
+      </w:r>
+      <w:r>
+        <w:rPr>
+          <w:rFonts w:ascii="Arial" w:hAnsi="Arial" w:cs="Arial"/>
+        </w:rPr>
+        <w:t>The schedule generation scheme starts from scratch and feasibly schedules a new activity at each step.</w:t>
+      </w:r>
+    </w:p>
+    <w:p>
+      <w:pPr>
+        <w:spacing w:line="360" w:lineRule="auto"/>
+        <w:rPr>
+          <w:rFonts w:ascii="Arial" w:hAnsi="Arial" w:cs="Arial"/>
+        </w:rPr>
+      </w:pPr>
+    </w:p>
+    <w:p>
+      <w:pPr>
+        <w:spacing w:line="360" w:lineRule="auto"/>
+        <w:rPr>
+          <w:rFonts w:ascii="Arial" w:eastAsiaTheme="minorEastAsia" w:hAnsi="Arial" w:cs="Arial"/>
+        </w:rPr>
+      </w:pPr>
+      <w:r>
+        <w:rPr>
+          <w:rFonts w:ascii="Arial" w:hAnsi="Arial" w:cs="Arial"/>
+        </w:rPr>
+        <w:t xml:space="preserve">However, the classical SSGS uses a pure precedence-based activity list, while </w:t>
+      </w:r>
+      <w:r>
+        <w:rPr>
+          <w:rFonts w:ascii="Arial" w:hAnsi="Arial" w:cs="Arial"/>
+          <w:i/>
+          <w:iCs/>
+        </w:rPr>
+        <w:t xml:space="preserve">Big Break! </w:t>
+      </w:r>
+      <w:r>
+        <w:rPr>
+          <w:rFonts w:ascii="Arial" w:hAnsi="Arial" w:cs="Arial"/>
+        </w:rPr>
+        <w:t xml:space="preserve">uses a location-dominant activity list. </w:t>
+      </w:r>
+      <w:r>
+        <w:rPr>
+          <w:rFonts w:ascii="Arial" w:hAnsi="Arial" w:cs="Arial"/>
+        </w:rPr>
+        <w:t xml:space="preserve">This means that in the classical case, at each step </w:t>
+      </w:r>
+      <m:oMath>
+        <m:r>
+          <w:rPr>
+            <w:rFonts w:ascii="Cambria Math" w:hAnsi="Cambria Math" w:cs="Arial"/>
+          </w:rPr>
+          <m:t>g</m:t>
+        </m:r>
+      </m:oMath>
+      <w:r>
+        <w:rPr>
+          <w:rFonts w:ascii="Arial" w:eastAsiaTheme="minorEastAsia" w:hAnsi="Arial" w:cs="Arial"/>
+        </w:rPr>
+        <w:t xml:space="preserve">, </w:t>
+      </w:r>
+      <w:r>
+        <w:rPr>
+          <w:rFonts w:ascii="Arial" w:eastAsiaTheme="minorEastAsia" w:hAnsi="Arial" w:cs="Arial"/>
+        </w:rPr>
+        <w:t xml:space="preserve">the algorithm chooses an activity from the set of eligible activities </w:t>
+      </w:r>
+      <m:oMath>
+        <m:sSub>
+          <m:sSubPr>
+            <m:ctrlPr>
+              <w:rPr>
+                <w:rFonts w:ascii="Cambria Math" w:eastAsiaTheme="minorEastAsia" w:hAnsi="Cambria Math" w:cs="Arial"/>
+                <w:i/>
+              </w:rPr>
+            </m:ctrlPr>
+          </m:sSubPr>
+          <m:e>
+            <m:r>
+              <w:rPr>
+                <w:rFonts w:ascii="Cambria Math" w:eastAsiaTheme="minorEastAsia" w:hAnsi="Cambria Math" w:cs="Arial"/>
+              </w:rPr>
+              <m:t>D</m:t>
+            </m:r>
+          </m:e>
+          <m:sub>
+            <m:r>
+              <w:rPr>
+                <w:rFonts w:ascii="Cambria Math" w:eastAsiaTheme="minorEastAsia" w:hAnsi="Cambria Math" w:cs="Arial"/>
+              </w:rPr>
+              <m:t>g</m:t>
+            </m:r>
+          </m:sub>
+        </m:sSub>
+      </m:oMath>
+      <w:r>
+        <w:rPr>
+          <w:rFonts w:ascii="Arial" w:eastAsiaTheme="minorEastAsia" w:hAnsi="Arial" w:cs="Arial"/>
+        </w:rPr>
+        <w:t xml:space="preserve"> – all activities whose predecessors have already been scheduled.</w:t>
+      </w:r>
+      <w:r>
+        <w:rPr>
+          <w:rFonts w:ascii="Arial" w:eastAsiaTheme="minorEastAsia" w:hAnsi="Arial" w:cs="Arial"/>
+        </w:rPr>
+        <w:t xml:space="preserve"> In the general RCPSP case, many activities can become available at the same time, and the precedence graph can be complex.</w:t>
+      </w:r>
+    </w:p>
+    <w:p>
+      <w:pPr>
+        <w:spacing w:line="360" w:lineRule="auto"/>
+        <w:rPr>
+          <w:rFonts w:ascii="Arial" w:eastAsiaTheme="minorEastAsia" w:hAnsi="Arial" w:cs="Arial"/>
+        </w:rPr>
+      </w:pPr>
+    </w:p>
+    <w:p>
+      <w:pPr>
+        <w:spacing w:line="360" w:lineRule="auto"/>
+        <w:rPr>
+          <w:rFonts w:ascii="Arial" w:eastAsiaTheme="minorEastAsia" w:hAnsi="Arial" w:cs="Arial"/>
+        </w:rPr>
+      </w:pPr>
+      <w:r>
+        <w:rPr>
+          <w:rFonts w:ascii="Arial" w:eastAsiaTheme="minorEastAsia" w:hAnsi="Arial" w:cs="Arial"/>
+        </w:rPr>
+        <w:t xml:space="preserve">Nevertheless, the current state of </w:t>
+      </w:r>
+      <w:r>
+        <w:rPr>
+          <w:rFonts w:ascii="Arial" w:eastAsiaTheme="minorEastAsia" w:hAnsi="Arial" w:cs="Arial"/>
+          <w:i/>
+          <w:iCs/>
+        </w:rPr>
+        <w:t>Big Break!</w:t>
+      </w:r>
+      <w:r>
+        <w:rPr>
+          <w:rFonts w:ascii="Arial" w:eastAsiaTheme="minorEastAsia" w:hAnsi="Arial" w:cs="Arial"/>
+        </w:rPr>
+        <w:t xml:space="preserve"> simplifies the SSGS algorithm</w:t>
+      </w:r>
+      <w:r>
+        <w:rPr>
+          <w:rFonts w:ascii="Arial" w:eastAsiaTheme="minorEastAsia" w:hAnsi="Arial" w:cs="Arial"/>
+        </w:rPr>
+        <w:t>,</w:t>
+      </w:r>
+      <w:r>
+        <w:rPr>
+          <w:rFonts w:ascii="Arial" w:eastAsiaTheme="minorEastAsia" w:hAnsi="Arial" w:cs="Arial"/>
+        </w:rPr>
+        <w:t xml:space="preserve"> and its precedence graph is linear.</w:t>
+      </w:r>
+      <w:r>
+        <w:rPr>
+          <w:rFonts w:ascii="Arial" w:eastAsiaTheme="minorEastAsia" w:hAnsi="Arial" w:cs="Arial"/>
+        </w:rPr>
+        <w:t xml:space="preserve"> It groups the scenes by location while preserving the order of appearance of each location by using </w:t>
+      </w:r>
+      <w:proofErr w:type="gramStart"/>
+      <w:r>
+        <w:rPr>
+          <w:rFonts w:ascii="Arial" w:eastAsiaTheme="minorEastAsia" w:hAnsi="Arial" w:cs="Arial"/>
+        </w:rPr>
+        <w:t xml:space="preserve">a </w:t>
+      </w:r>
+      <w:proofErr w:type="spellStart"/>
+      <w:r>
+        <w:rPr>
+          <w:rFonts w:ascii="Arial" w:eastAsiaTheme="minorEastAsia" w:hAnsi="Arial" w:cs="Arial"/>
+        </w:rPr>
+        <w:t>LinkedHashMap</w:t>
+      </w:r>
+      <w:proofErr w:type="spellEnd"/>
+      <w:proofErr w:type="gramEnd"/>
+      <w:r>
+        <w:rPr>
+          <w:rFonts w:ascii="Arial" w:eastAsiaTheme="minorEastAsia" w:hAnsi="Arial" w:cs="Arial"/>
+        </w:rPr>
+        <w:t>.</w:t>
+      </w:r>
+      <w:r>
+        <w:rPr>
+          <w:rFonts w:ascii="Arial" w:eastAsiaTheme="minorEastAsia" w:hAnsi="Arial" w:cs="Arial"/>
+        </w:rPr>
+        <w:t xml:space="preserve"> Keeping shoots relatively in the same location is important as it considers the availability of the place, and it saves time and money. Preserving the order of appearance also helps with script continuity, as this makes it easier for actors to follow.</w:t>
+      </w:r>
+      <w:r>
+        <w:rPr>
+          <w:rFonts w:ascii="Arial" w:eastAsiaTheme="minorEastAsia" w:hAnsi="Arial" w:cs="Arial"/>
+        </w:rPr>
+        <w:t xml:space="preserve"> Within each location group, the scenes are sorted by the shooting time – all day scenes coming before night scenes.</w:t>
+      </w:r>
+      <w:r>
+        <w:rPr>
+          <w:rFonts w:ascii="Arial" w:eastAsiaTheme="minorEastAsia" w:hAnsi="Arial" w:cs="Arial"/>
+        </w:rPr>
+        <w:t xml:space="preserve"> This creates a sequence of scenes that can be shot at similar times of the day with little change in lighting.</w:t>
+      </w:r>
+      <w:r>
+        <w:rPr>
+          <w:rFonts w:ascii="Arial" w:eastAsiaTheme="minorEastAsia" w:hAnsi="Arial" w:cs="Arial"/>
+        </w:rPr>
+        <w:t xml:space="preserve"> </w:t>
+      </w:r>
+      <w:r>
+        <w:rPr>
+          <w:rFonts w:ascii="Arial" w:eastAsiaTheme="minorEastAsia" w:hAnsi="Arial" w:cs="Arial"/>
+        </w:rPr>
+        <w:t xml:space="preserve">This creates a predefined precedence-feasible list where the next scene in the location-grouped time-sorted </w:t>
+      </w:r>
+      <w:r>
+        <w:rPr>
+          <w:rFonts w:ascii="Arial" w:eastAsiaTheme="minorEastAsia" w:hAnsi="Arial" w:cs="Arial"/>
+        </w:rPr>
+        <w:t>activity list</w:t>
+      </w:r>
+      <w:r>
+        <w:rPr>
+          <w:rFonts w:ascii="Arial" w:eastAsiaTheme="minorEastAsia" w:hAnsi="Arial" w:cs="Arial"/>
+        </w:rPr>
+        <w:t xml:space="preserve"> is taken: </w:t>
+      </w:r>
+      <m:oMath>
+        <m:r>
+          <w:rPr>
+            <w:rFonts w:ascii="Cambria Math" w:eastAsiaTheme="minorEastAsia" w:hAnsi="Cambria Math" w:cs="Arial"/>
+          </w:rPr>
+          <m:t>j = λ[g]</m:t>
+        </m:r>
+      </m:oMath>
+      <w:r>
+        <w:rPr>
+          <w:rFonts w:ascii="Arial" w:eastAsiaTheme="minorEastAsia" w:hAnsi="Arial" w:cs="Arial"/>
+        </w:rPr>
+        <w:t>.</w:t>
+      </w:r>
+      <w:r>
+        <w:rPr>
+          <w:rFonts w:ascii="Arial" w:hAnsi="Arial" w:cs="Arial"/>
+        </w:rPr>
+        <w:t xml:space="preserve"> </w:t>
+      </w:r>
+      <w:r>
+        <w:rPr>
+          <w:rFonts w:ascii="Arial" w:eastAsiaTheme="minorEastAsia" w:hAnsi="Arial" w:cs="Arial"/>
+        </w:rPr>
+        <w:t>To make th</w:t>
+      </w:r>
+      <w:r>
+        <w:rPr>
+          <w:rFonts w:ascii="Arial" w:eastAsiaTheme="minorEastAsia" w:hAnsi="Arial" w:cs="Arial"/>
+        </w:rPr>
+        <w:t xml:space="preserve">is </w:t>
+      </w:r>
+      <w:r>
+        <w:rPr>
+          <w:rFonts w:ascii="Arial" w:eastAsiaTheme="minorEastAsia" w:hAnsi="Arial" w:cs="Arial"/>
+        </w:rPr>
+        <w:t>list (</w:t>
+      </w:r>
+      <m:oMath>
+        <m:r>
+          <w:rPr>
+            <w:rFonts w:ascii="Cambria Math" w:eastAsiaTheme="minorEastAsia" w:hAnsi="Cambria Math" w:cs="Arial"/>
+          </w:rPr>
+          <m:t>λ</m:t>
+        </m:r>
+      </m:oMath>
+      <w:r>
+        <w:rPr>
+          <w:rFonts w:ascii="Arial" w:eastAsiaTheme="minorEastAsia" w:hAnsi="Arial" w:cs="Arial"/>
+        </w:rPr>
+        <w:t>) more visual:</w:t>
+      </w:r>
+    </w:p>
+    <w:p>
+      <w:pPr>
+        <w:spacing w:line="360" w:lineRule="auto"/>
+        <w:rPr>
+          <w:rFonts w:ascii="Arial" w:hAnsi="Arial" w:cs="Arial"/>
+        </w:rPr>
+      </w:pPr>
+    </w:p>
+    <w:p>
+      <w:pPr>
+        <w:spacing w:line="360" w:lineRule="auto"/>
+        <w:rPr>
+          <w:rFonts w:ascii="Arial" w:eastAsiaTheme="minorEastAsia" w:hAnsi="Arial" w:cs="Arial"/>
+        </w:rPr>
+      </w:pPr>
+      <m:oMathPara>
+        <m:oMath>
+          <m:r>
+            <w:rPr>
+              <w:rFonts w:ascii="Cambria Math" w:hAnsi="Cambria Math" w:cs="Arial"/>
+            </w:rPr>
+            <m:t>λ = [all scenes of location A (DAY first, NIGHT after),</m:t>
+          </m:r>
+        </m:oMath>
+      </m:oMathPara>
+    </w:p>
+    <w:p>
+      <w:pPr>
+        <w:spacing w:line="360" w:lineRule="auto"/>
+        <w:rPr>
+          <w:rFonts w:ascii="Arial" w:eastAsiaTheme="minorEastAsia" w:hAnsi="Arial" w:cs="Arial"/>
+        </w:rPr>
+      </w:pPr>
+      <m:oMathPara>
+        <m:oMath>
+          <m:r>
+            <w:rPr>
+              <w:rFonts w:ascii="Cambria Math" w:hAnsi="Cambria Math" w:cs="Arial"/>
+            </w:rPr>
+            <m:t xml:space="preserve">all scenes of location B </m:t>
+          </m:r>
+          <m:d>
+            <m:dPr>
+              <m:ctrlPr>
+                <w:rPr>
+                  <w:rFonts w:ascii="Cambria Math" w:hAnsi="Cambria Math" w:cs="Arial"/>
+                  <w:i/>
+                </w:rPr>
+              </m:ctrlPr>
+            </m:dPr>
+            <m:e>
+              <m:r>
+                <w:rPr>
+                  <w:rFonts w:ascii="Cambria Math" w:hAnsi="Cambria Math" w:cs="Arial"/>
+                </w:rPr>
+                <m:t>DAY first, NIGHT after</m:t>
+              </m:r>
+            </m:e>
+          </m:d>
+          <m:r>
+            <w:rPr>
+              <w:rFonts w:ascii="Cambria Math" w:hAnsi="Cambria Math" w:cs="Arial"/>
+            </w:rPr>
+            <m:t>,</m:t>
+          </m:r>
+        </m:oMath>
+      </m:oMathPara>
+    </w:p>
+    <w:p>
+      <w:pPr>
+        <w:spacing w:line="360" w:lineRule="auto"/>
+        <w:rPr>
+          <w:rFonts w:ascii="Arial" w:eastAsiaTheme="minorEastAsia" w:hAnsi="Arial" w:cs="Arial"/>
+        </w:rPr>
+      </w:pPr>
+      <m:oMathPara>
+        <m:oMath>
+          <m:r>
+            <w:rPr>
+              <w:rFonts w:ascii="Cambria Math" w:hAnsi="Cambria Math" w:cs="Arial"/>
+            </w:rPr>
+            <m:t>all scenes of location C (DAY first, NIGHT after), ...]</m:t>
+          </m:r>
+        </m:oMath>
+      </m:oMathPara>
+    </w:p>
+    <w:p>
+      <w:pPr>
+        <w:spacing w:line="360" w:lineRule="auto"/>
+        <w:rPr>
+          <w:rFonts w:ascii="Arial" w:eastAsiaTheme="minorEastAsia" w:hAnsi="Arial" w:cs="Arial"/>
+        </w:rPr>
+      </w:pPr>
+    </w:p>
+    <w:p>
+      <w:pPr>
+        <w:spacing w:line="360" w:lineRule="auto"/>
+        <w:rPr>
+          <w:rFonts w:ascii="Arial" w:eastAsiaTheme="minorEastAsia" w:hAnsi="Arial" w:cs="Arial"/>
+        </w:rPr>
+      </w:pPr>
+      <w:r>
+        <w:rPr>
+          <w:rFonts w:ascii="Arial" w:eastAsiaTheme="minorEastAsia" w:hAnsi="Arial" w:cs="Arial"/>
+        </w:rPr>
+        <w:t xml:space="preserve">The algorithm still works as SSGS as it selects the best feasible day in the already created ones or finds a new one if the feasibility is not met. The day is considered </w:t>
+      </w:r>
+      <w:r>
+        <w:rPr>
+          <w:rFonts w:ascii="Arial" w:eastAsiaTheme="minorEastAsia" w:hAnsi="Arial" w:cs="Arial"/>
+        </w:rPr>
+        <w:lastRenderedPageBreak/>
+        <w:t>feasible if it meets the core</w:t>
+      </w:r>
+      <w:r>
+        <w:rPr>
+          <w:rFonts w:ascii="Arial" w:eastAsiaTheme="minorEastAsia" w:hAnsi="Arial" w:cs="Arial"/>
+        </w:rPr>
+        <w:t xml:space="preserve"> resource constraints</w:t>
+      </w:r>
+      <w:r>
+        <w:rPr>
+          <w:rFonts w:ascii="Arial" w:eastAsiaTheme="minorEastAsia" w:hAnsi="Arial" w:cs="Arial"/>
+        </w:rPr>
+        <w:t xml:space="preserve"> regarding available time, European </w:t>
+      </w:r>
+      <w:r>
+        <w:rPr>
+          <w:rFonts w:ascii="Arial" w:eastAsiaTheme="minorEastAsia" w:hAnsi="Arial" w:cs="Arial"/>
+        </w:rPr>
+        <w:t xml:space="preserve">worker </w:t>
+      </w:r>
+      <w:r>
+        <w:rPr>
+          <w:rFonts w:ascii="Arial" w:eastAsiaTheme="minorEastAsia" w:hAnsi="Arial" w:cs="Arial"/>
+        </w:rPr>
+        <w:t>rest time jurisdictions, and location moves per day.</w:t>
+      </w:r>
+    </w:p>
+    <w:p>
+      <w:pPr>
+        <w:spacing w:line="360" w:lineRule="auto"/>
+        <w:rPr>
+          <w:rFonts w:ascii="Arial" w:eastAsiaTheme="minorEastAsia" w:hAnsi="Arial" w:cs="Arial"/>
+        </w:rPr>
+      </w:pPr>
+    </w:p>
+    <w:p>
+      <w:pPr>
+        <w:spacing w:line="360" w:lineRule="auto"/>
+        <w:rPr>
+          <w:rFonts w:ascii="Arial" w:eastAsiaTheme="minorEastAsia" w:hAnsi="Arial" w:cs="Arial"/>
+        </w:rPr>
+      </w:pPr>
+      <w:r>
+        <w:rPr>
+          <w:rFonts w:ascii="Arial" w:eastAsiaTheme="minorEastAsia" w:hAnsi="Arial" w:cs="Arial"/>
+        </w:rPr>
+        <w:t>The renewable resources here are time</w:t>
+      </w:r>
+      <w:r>
+        <w:rPr>
+          <w:rFonts w:ascii="Arial" w:eastAsiaTheme="minorEastAsia" w:hAnsi="Arial" w:cs="Arial"/>
+        </w:rPr>
+        <w:t>,</w:t>
+      </w:r>
+      <w:r>
+        <w:rPr>
+          <w:rFonts w:ascii="Arial" w:eastAsiaTheme="minorEastAsia" w:hAnsi="Arial" w:cs="Arial"/>
+        </w:rPr>
+        <w:t xml:space="preserve"> move counts,</w:t>
+      </w:r>
+      <w:r>
+        <w:rPr>
+          <w:rFonts w:ascii="Arial" w:eastAsiaTheme="minorEastAsia" w:hAnsi="Arial" w:cs="Arial"/>
+        </w:rPr>
+        <w:t xml:space="preserve"> and the shooting phase</w:t>
+      </w:r>
+      <w:r>
+        <w:rPr>
+          <w:rFonts w:ascii="Arial" w:eastAsiaTheme="minorEastAsia" w:hAnsi="Arial" w:cs="Arial"/>
+        </w:rPr>
+        <w:t xml:space="preserve"> as they regenerate per day. The</w:t>
+      </w:r>
+      <w:r>
+        <w:rPr>
+          <w:rFonts w:ascii="Arial" w:eastAsiaTheme="minorEastAsia" w:hAnsi="Arial" w:cs="Arial"/>
+        </w:rPr>
+        <w:t>y</w:t>
+      </w:r>
+      <w:r>
+        <w:rPr>
+          <w:rFonts w:ascii="Arial" w:eastAsiaTheme="minorEastAsia" w:hAnsi="Arial" w:cs="Arial"/>
+        </w:rPr>
+        <w:t xml:space="preserve"> set</w:t>
+      </w:r>
+      <w:r>
+        <w:rPr>
+          <w:rFonts w:ascii="Arial" w:eastAsiaTheme="minorEastAsia" w:hAnsi="Arial" w:cs="Arial"/>
+        </w:rPr>
+        <w:t xml:space="preserve"> t</w:t>
+      </w:r>
+      <w:r>
+        <w:rPr>
+          <w:rFonts w:ascii="Arial" w:eastAsiaTheme="minorEastAsia" w:hAnsi="Arial" w:cs="Arial"/>
+        </w:rPr>
+        <w:t>hree</w:t>
+      </w:r>
+      <w:r>
+        <w:rPr>
+          <w:rFonts w:ascii="Arial" w:eastAsiaTheme="minorEastAsia" w:hAnsi="Arial" w:cs="Arial"/>
+        </w:rPr>
+        <w:t xml:space="preserve"> hard rules</w:t>
+      </w:r>
+      <w:r>
+        <w:rPr>
+          <w:rFonts w:ascii="Arial" w:eastAsiaTheme="minorEastAsia" w:hAnsi="Arial" w:cs="Arial"/>
+        </w:rPr>
+        <w:t>.</w:t>
+      </w:r>
+      <w:r>
+        <w:rPr>
+          <w:rFonts w:ascii="Arial" w:eastAsiaTheme="minorEastAsia" w:hAnsi="Arial" w:cs="Arial"/>
+        </w:rPr>
+        <w:t xml:space="preserve"> </w:t>
+      </w:r>
+      <w:r>
+        <w:rPr>
+          <w:rFonts w:ascii="Arial" w:eastAsiaTheme="minorEastAsia" w:hAnsi="Arial" w:cs="Arial"/>
+        </w:rPr>
+        <w:t>D</w:t>
+      </w:r>
+      <w:r>
+        <w:rPr>
+          <w:rFonts w:ascii="Arial" w:eastAsiaTheme="minorEastAsia" w:hAnsi="Arial" w:cs="Arial"/>
+        </w:rPr>
+        <w:t>ays cannot include more than 45 eighths per day, including moving time (8 eighths per move)</w:t>
+      </w:r>
+      <w:r>
+        <w:rPr>
+          <w:rFonts w:ascii="Arial" w:eastAsiaTheme="minorEastAsia" w:hAnsi="Arial" w:cs="Arial"/>
+        </w:rPr>
+        <w:t xml:space="preserve">. The only exception </w:t>
+      </w:r>
+      <w:r>
+        <w:rPr>
+          <w:rFonts w:ascii="Arial" w:eastAsiaTheme="minorEastAsia" w:hAnsi="Arial" w:cs="Arial"/>
+        </w:rPr>
+        <w:t xml:space="preserve">to this rule is scenes larger than 45 eighths, as the </w:t>
+      </w:r>
+      <w:r>
+        <w:rPr>
+          <w:rFonts w:ascii="Arial" w:eastAsiaTheme="minorEastAsia" w:hAnsi="Arial" w:cs="Arial"/>
+          <w:i/>
+          <w:iCs/>
+        </w:rPr>
+        <w:t>Big Break!</w:t>
+      </w:r>
+      <w:r>
+        <w:rPr>
+          <w:rFonts w:ascii="Arial" w:eastAsiaTheme="minorEastAsia" w:hAnsi="Arial" w:cs="Arial"/>
+        </w:rPr>
+        <w:t xml:space="preserve"> software still cannot split a scene into two days.</w:t>
+      </w:r>
+    </w:p>
+    <w:p>
+      <w:pPr>
+        <w:spacing w:line="360" w:lineRule="auto"/>
+        <w:rPr>
+          <w:rFonts w:ascii="Arial" w:eastAsiaTheme="minorEastAsia" w:hAnsi="Arial" w:cs="Arial"/>
+        </w:rPr>
+      </w:pPr>
+      <w:r>
+        <w:rPr>
+          <w:rFonts w:ascii="Arial" w:eastAsiaTheme="minorEastAsia" w:hAnsi="Arial" w:cs="Arial"/>
+        </w:rPr>
+        <w:t>The other hard rule</w:t>
+      </w:r>
+      <w:r>
+        <w:rPr>
+          <w:rFonts w:ascii="Arial" w:eastAsiaTheme="minorEastAsia" w:hAnsi="Arial" w:cs="Arial"/>
+        </w:rPr>
+        <w:t xml:space="preserve"> is that location moves cannot be more than 3 per day.</w:t>
+      </w:r>
+      <w:r>
+        <w:rPr>
+          <w:rFonts w:ascii="Arial" w:eastAsiaTheme="minorEastAsia" w:hAnsi="Arial" w:cs="Arial"/>
+        </w:rPr>
+        <w:t xml:space="preserve"> This is set because moving locations during the day can lose a significant amount of time, but most scripts available online have various locations and large budgets. In most cases, they work with two units (crews)</w:t>
+      </w:r>
+      <w:r>
+        <w:rPr>
+          <w:rFonts w:ascii="Arial" w:eastAsiaTheme="minorEastAsia" w:hAnsi="Arial" w:cs="Arial"/>
+        </w:rPr>
+        <w:t>,</w:t>
+      </w:r>
+      <w:r>
+        <w:rPr>
+          <w:rFonts w:ascii="Arial" w:eastAsiaTheme="minorEastAsia" w:hAnsi="Arial" w:cs="Arial"/>
+        </w:rPr>
+        <w:t xml:space="preserve"> which can work simultaneously in different locations. This may be a potential feature to consider for the future development of the project.</w:t>
+      </w:r>
+    </w:p>
+    <w:p>
+      <w:pPr>
+        <w:spacing w:line="360" w:lineRule="auto"/>
+        <w:rPr>
+          <w:rFonts w:ascii="Arial" w:eastAsiaTheme="minorEastAsia" w:hAnsi="Arial" w:cs="Arial"/>
+        </w:rPr>
+      </w:pPr>
+    </w:p>
+    <w:p>
+      <w:pPr>
+        <w:spacing w:line="360" w:lineRule="auto"/>
+        <w:rPr>
+          <w:rFonts w:ascii="Arial" w:eastAsiaTheme="minorEastAsia" w:hAnsi="Arial" w:cs="Arial"/>
+        </w:rPr>
+      </w:pPr>
+      <w:r>
+        <w:rPr>
+          <w:rFonts w:ascii="Arial" w:eastAsiaTheme="minorEastAsia" w:hAnsi="Arial" w:cs="Arial"/>
+        </w:rPr>
+        <w:t xml:space="preserve">The third </w:t>
+      </w:r>
+      <w:r>
+        <w:rPr>
+          <w:rFonts w:ascii="Arial" w:eastAsiaTheme="minorEastAsia" w:hAnsi="Arial" w:cs="Arial"/>
+        </w:rPr>
+        <w:t xml:space="preserve">hard rule </w:t>
+      </w:r>
+      <w:r>
+        <w:rPr>
+          <w:rFonts w:ascii="Arial" w:eastAsiaTheme="minorEastAsia" w:hAnsi="Arial" w:cs="Arial"/>
+        </w:rPr>
+        <w:t>is that</w:t>
+      </w:r>
+      <w:r>
+        <w:rPr>
+          <w:rFonts w:ascii="Arial" w:eastAsiaTheme="minorEastAsia" w:hAnsi="Arial" w:cs="Arial"/>
+        </w:rPr>
+        <w:t xml:space="preserve"> a day scene cannot be scheduled</w:t>
+      </w:r>
+      <w:r>
+        <w:rPr>
+          <w:rFonts w:ascii="Arial" w:eastAsiaTheme="minorEastAsia" w:hAnsi="Arial" w:cs="Arial"/>
+        </w:rPr>
+        <w:t xml:space="preserve"> in a day that has already started its night phase (</w:t>
+      </w:r>
+      <w:r>
+        <w:rPr>
+          <w:rFonts w:ascii="Arial" w:eastAsiaTheme="minorEastAsia" w:hAnsi="Arial" w:cs="Arial"/>
+        </w:rPr>
+        <w:t xml:space="preserve">a day assigned with NIGHT or DAY_NIGHT). </w:t>
+      </w:r>
+      <w:r>
+        <w:rPr>
+          <w:rFonts w:ascii="Arial" w:eastAsiaTheme="minorEastAsia" w:hAnsi="Arial" w:cs="Arial"/>
+        </w:rPr>
+        <w:t>This constraint is created because night-to-day shoots are very unlikely in the film industry, and day-to-night-to-day shoots would either break the European rest laws, which require a 12-hour break between work shifts.</w:t>
+      </w:r>
+      <w:r>
+        <w:rPr>
+          <w:rFonts w:ascii="Arial" w:eastAsiaTheme="minorEastAsia" w:hAnsi="Arial" w:cs="Arial"/>
+        </w:rPr>
+        <w:t xml:space="preserve"> This makes the time-of-day a renewable resource dimension.</w:t>
+      </w:r>
+    </w:p>
+    <w:p>
+      <w:pPr>
+        <w:spacing w:line="360" w:lineRule="auto"/>
+        <w:rPr>
+          <w:rFonts w:ascii="Arial" w:eastAsiaTheme="minorEastAsia" w:hAnsi="Arial" w:cs="Arial"/>
+        </w:rPr>
+      </w:pPr>
+    </w:p>
+    <w:p>
+      <w:pPr>
+        <w:spacing w:line="360" w:lineRule="auto"/>
+        <w:rPr>
+          <w:rFonts w:ascii="Arial" w:eastAsiaTheme="minorEastAsia" w:hAnsi="Arial" w:cs="Arial"/>
+        </w:rPr>
+      </w:pPr>
+      <w:r>
+        <w:rPr>
+          <w:rFonts w:ascii="Arial" w:eastAsiaTheme="minorEastAsia" w:hAnsi="Arial" w:cs="Arial"/>
+        </w:rPr>
+        <w:t>The only feasible resource constraint that would not be necessarily considered renewable is forbidding a</w:t>
+      </w:r>
+      <w:r>
+        <w:rPr>
+          <w:rFonts w:ascii="Arial" w:eastAsiaTheme="minorEastAsia" w:hAnsi="Arial" w:cs="Arial"/>
+        </w:rPr>
+        <w:t xml:space="preserve">n </w:t>
+      </w:r>
+      <w:r>
+        <w:rPr>
+          <w:rFonts w:ascii="Arial" w:eastAsiaTheme="minorEastAsia" w:hAnsi="Arial" w:cs="Arial"/>
+        </w:rPr>
+        <w:t xml:space="preserve">exclusively day shoot after </w:t>
+      </w:r>
+      <w:r>
+        <w:rPr>
+          <w:rFonts w:ascii="Arial" w:eastAsiaTheme="minorEastAsia" w:hAnsi="Arial" w:cs="Arial"/>
+        </w:rPr>
+        <w:t>an</w:t>
+      </w:r>
+      <w:r>
+        <w:rPr>
+          <w:rFonts w:ascii="Arial" w:eastAsiaTheme="minorEastAsia" w:hAnsi="Arial" w:cs="Arial"/>
+        </w:rPr>
+        <w:t xml:space="preserve"> exclusively night shoot. It is set because of the Europeans rest laws</w:t>
+      </w:r>
+      <w:r>
+        <w:rPr>
+          <w:rFonts w:ascii="Arial" w:eastAsiaTheme="minorEastAsia" w:hAnsi="Arial" w:cs="Arial"/>
+        </w:rPr>
+        <w:t>.</w:t>
+      </w:r>
+      <w:r>
+        <w:rPr>
+          <w:rFonts w:ascii="Arial" w:eastAsiaTheme="minorEastAsia" w:hAnsi="Arial" w:cs="Arial"/>
+        </w:rPr>
+        <w:t xml:space="preserve"> The only exception when this constraint is disregarded is when a scene is not feasible in any other scene, and a new day scene needs to create a new day after an exclusively night shooting day.</w:t>
+      </w:r>
+    </w:p>
+    <w:p>
+      <w:pPr>
+        <w:spacing w:line="360" w:lineRule="auto"/>
+        <w:rPr>
+          <w:rFonts w:ascii="Arial" w:eastAsiaTheme="minorEastAsia" w:hAnsi="Arial" w:cs="Arial"/>
+        </w:rPr>
+      </w:pPr>
+    </w:p>
+    <w:p>
+      <w:pPr>
+        <w:spacing w:line="360" w:lineRule="auto"/>
+        <w:rPr>
+          <w:rFonts w:ascii="Arial" w:eastAsiaTheme="minorEastAsia" w:hAnsi="Arial" w:cs="Arial"/>
+        </w:rPr>
+      </w:pPr>
+      <w:r>
+        <w:rPr>
+          <w:rFonts w:ascii="Arial" w:eastAsiaTheme="minorEastAsia" w:hAnsi="Arial" w:cs="Arial"/>
+        </w:rPr>
+        <w:t xml:space="preserve">This algorithm solves </w:t>
+      </w:r>
+      <w:r>
+        <w:rPr>
+          <w:rFonts w:ascii="Arial" w:eastAsiaTheme="minorEastAsia" w:hAnsi="Arial" w:cs="Arial"/>
+        </w:rPr>
+        <w:t>multi</w:t>
+      </w:r>
+      <w:r>
+        <w:rPr>
+          <w:rFonts w:ascii="Arial" w:eastAsiaTheme="minorEastAsia" w:hAnsi="Arial" w:cs="Arial"/>
+        </w:rPr>
+        <w:t xml:space="preserve">-resource RCPSP with hierarchical priority constraints. A set of weighted priority rules computes a score for how well a scene can be </w:t>
+      </w:r>
+      <w:r>
+        <w:rPr>
+          <w:rFonts w:ascii="Arial" w:eastAsiaTheme="minorEastAsia" w:hAnsi="Arial" w:cs="Arial"/>
+        </w:rPr>
+        <w:lastRenderedPageBreak/>
+        <w:t>scheduled in all already created days. They follow a hierarchical weight depending on their importance – location grouping, time-of-day grouping, resource capacity, cast clustering, and order similarity.</w:t>
+      </w:r>
+    </w:p>
+    <w:p>
+      <w:pPr>
+        <w:spacing w:line="360" w:lineRule="auto"/>
+        <w:rPr>
+          <w:rFonts w:ascii="Arial" w:eastAsiaTheme="minorEastAsia" w:hAnsi="Arial" w:cs="Arial"/>
+        </w:rPr>
+      </w:pPr>
+    </w:p>
+    <w:p>
+      <w:pPr>
+        <w:spacing w:line="360" w:lineRule="auto"/>
+        <w:rPr>
+          <w:rFonts w:ascii="Arial" w:eastAsiaTheme="minorEastAsia" w:hAnsi="Arial" w:cs="Arial"/>
+        </w:rPr>
+      </w:pPr>
+      <w:r>
+        <w:rPr>
+          <w:rFonts w:ascii="Arial" w:eastAsiaTheme="minorEastAsia" w:hAnsi="Arial" w:cs="Arial"/>
+        </w:rPr>
+        <w:t xml:space="preserve">The location grouping compares the current scene to the set of locations in the day. It tokenized the scene location and each entry of the location set. If they are completely the same, it produces a large boost. If they are not completely different, </w:t>
+      </w:r>
+      <w:r>
+        <w:rPr>
+          <w:rFonts w:ascii="Arial" w:eastAsiaTheme="minorEastAsia" w:hAnsi="Arial" w:cs="Arial"/>
+        </w:rPr>
+        <w:t>it produces a small boost (JOEL’S APARTMENT/CLEMENTINE’S APARTMENT). This allows for potentially filling up the days with locations that might be created closer together.</w:t>
+      </w:r>
+      <w:r>
+        <w:rPr>
+          <w:rFonts w:ascii="Arial" w:eastAsiaTheme="minorEastAsia" w:hAnsi="Arial" w:cs="Arial"/>
+        </w:rPr>
+        <w:t xml:space="preserve"> If the locations have nothing in common, a penalty is set.</w:t>
+      </w:r>
+    </w:p>
+    <w:p>
+      <w:pPr>
+        <w:spacing w:line="360" w:lineRule="auto"/>
+        <w:rPr>
+          <w:rFonts w:ascii="Arial" w:eastAsiaTheme="minorEastAsia" w:hAnsi="Arial" w:cs="Arial"/>
+        </w:rPr>
+      </w:pPr>
+    </w:p>
+    <w:p>
+      <w:pPr>
+        <w:spacing w:line="360" w:lineRule="auto"/>
+        <w:rPr>
+          <w:rFonts w:ascii="Arial" w:eastAsiaTheme="minorEastAsia" w:hAnsi="Arial" w:cs="Arial"/>
+        </w:rPr>
+      </w:pPr>
+      <w:r>
+        <w:rPr>
+          <w:rFonts w:ascii="Arial" w:eastAsiaTheme="minorEastAsia" w:hAnsi="Arial" w:cs="Arial"/>
+        </w:rPr>
+        <w:t xml:space="preserve">The time score function returns </w:t>
+      </w:r>
+      <w:r>
+        <w:rPr>
+          <w:rFonts w:ascii="Arial" w:eastAsiaTheme="minorEastAsia" w:hAnsi="Arial" w:cs="Arial"/>
+        </w:rPr>
+        <w:t>a boost when the scene time corresponds to the overall day time so far. If it doesn’t, it returns an equal penalty.</w:t>
+      </w:r>
+    </w:p>
+    <w:p>
+      <w:pPr>
+        <w:spacing w:line="360" w:lineRule="auto"/>
+        <w:rPr>
+          <w:rFonts w:ascii="Arial" w:eastAsiaTheme="minorEastAsia" w:hAnsi="Arial" w:cs="Arial"/>
+        </w:rPr>
+      </w:pPr>
+    </w:p>
+    <w:p>
+      <w:pPr>
+        <w:spacing w:line="360" w:lineRule="auto"/>
+        <w:rPr>
+          <w:rFonts w:ascii="Arial" w:eastAsiaTheme="minorEastAsia" w:hAnsi="Arial" w:cs="Arial"/>
+        </w:rPr>
+      </w:pPr>
+      <w:r>
+        <w:rPr>
+          <w:rFonts w:ascii="Arial" w:eastAsiaTheme="minorEastAsia" w:hAnsi="Arial" w:cs="Arial"/>
+        </w:rPr>
+        <w:t>Resource capacity will be added later as the function might be readjusted.</w:t>
+      </w:r>
+    </w:p>
+    <w:p>
+      <w:pPr>
+        <w:spacing w:line="360" w:lineRule="auto"/>
+        <w:rPr>
+          <w:rFonts w:ascii="Arial" w:eastAsiaTheme="minorEastAsia" w:hAnsi="Arial" w:cs="Arial"/>
+        </w:rPr>
+      </w:pPr>
+    </w:p>
+    <w:p>
+      <w:pPr>
+        <w:spacing w:line="360" w:lineRule="auto"/>
+        <w:rPr>
+          <w:rFonts w:ascii="Arial" w:eastAsiaTheme="minorEastAsia" w:hAnsi="Arial" w:cs="Arial"/>
+        </w:rPr>
+      </w:pPr>
+      <w:r>
+        <w:rPr>
+          <w:rFonts w:ascii="Arial" w:eastAsiaTheme="minorEastAsia" w:hAnsi="Arial" w:cs="Arial"/>
+        </w:rPr>
+        <w:t>The cast overlap score checks how many of the unique characters (their canonical names) included in the scene are part of the total character set of the day. It returns the overlap and multiplies it by 20 to add more weight.</w:t>
+      </w:r>
+    </w:p>
+    <w:p>
+      <w:pPr>
+        <w:spacing w:line="360" w:lineRule="auto"/>
+        <w:rPr>
+          <w:rFonts w:ascii="Arial" w:eastAsiaTheme="minorEastAsia" w:hAnsi="Arial" w:cs="Arial"/>
+        </w:rPr>
+      </w:pPr>
+    </w:p>
+    <w:p>
+      <w:pPr>
+        <w:spacing w:line="360" w:lineRule="auto"/>
+        <w:rPr>
+          <w:rFonts w:ascii="Arial" w:eastAsiaTheme="minorEastAsia" w:hAnsi="Arial" w:cs="Arial"/>
+        </w:rPr>
+      </w:pPr>
+      <w:r>
+        <w:rPr>
+          <w:rFonts w:ascii="Arial" w:eastAsiaTheme="minorEastAsia" w:hAnsi="Arial" w:cs="Arial"/>
+        </w:rPr>
+        <w:t>The order score computes the script distance bet</w:t>
+      </w:r>
+      <w:r>
+        <w:rPr>
+          <w:rFonts w:ascii="Arial" w:eastAsiaTheme="minorEastAsia" w:hAnsi="Arial" w:cs="Arial"/>
+        </w:rPr>
+        <w:t>ween the current scenes in the day and the scene being considered.</w:t>
+      </w:r>
+      <w:r>
+        <w:rPr>
+          <w:rFonts w:ascii="Arial" w:eastAsiaTheme="minorEastAsia" w:hAnsi="Arial" w:cs="Arial"/>
+        </w:rPr>
+        <w:t xml:space="preserve"> The function takes the average script order</w:t>
+      </w:r>
+      <w:r>
+        <w:rPr>
+          <w:rFonts w:ascii="Arial" w:eastAsiaTheme="minorEastAsia" w:hAnsi="Arial" w:cs="Arial"/>
+        </w:rPr>
+        <w:t>,</w:t>
+      </w:r>
+      <w:r>
+        <w:rPr>
+          <w:rFonts w:ascii="Arial" w:eastAsiaTheme="minorEastAsia" w:hAnsi="Arial" w:cs="Arial"/>
+        </w:rPr>
+        <w:t xml:space="preserve"> which is the sum of all integer </w:t>
+      </w:r>
+      <w:r>
+        <w:rPr>
+          <w:rFonts w:ascii="Arial" w:eastAsiaTheme="minorEastAsia" w:hAnsi="Arial" w:cs="Arial"/>
+        </w:rPr>
+        <w:t xml:space="preserve">scene numbers divided by the total scene </w:t>
+      </w:r>
+      <w:r>
+        <w:rPr>
+          <w:rFonts w:ascii="Arial" w:eastAsiaTheme="minorEastAsia" w:hAnsi="Arial" w:cs="Arial"/>
+        </w:rPr>
+        <w:t xml:space="preserve">size. The candidate scene’s integer scene number is subtracted from the average. </w:t>
+      </w:r>
+      <w:r>
+        <w:rPr>
+          <w:rFonts w:ascii="Arial" w:eastAsiaTheme="minorEastAsia" w:hAnsi="Arial" w:cs="Arial"/>
+          <w:i/>
+          <w:iCs/>
+        </w:rPr>
+        <w:t>Big Break!</w:t>
+      </w:r>
+      <w:r>
+        <w:rPr>
+          <w:rFonts w:ascii="Arial" w:eastAsiaTheme="minorEastAsia" w:hAnsi="Arial" w:cs="Arial"/>
+        </w:rPr>
+        <w:t xml:space="preserve"> gets the absolute value of that and negates it, making larger distances create bigger penalties.</w:t>
+      </w:r>
     </w:p>
     <w:p>
       <w:pPr>
@@ -8738,6 +10458,7 @@
           <w:bCs/>
           <w:color w:val="auto"/>
         </w:rPr>
+        <w:lastRenderedPageBreak/>
         <w:t>Trie (Prefix Tree)</w:t>
       </w:r>
     </w:p>
@@ -8988,14 +10709,7 @@
         <w:rPr>
           <w:rFonts w:ascii="Arial" w:hAnsi="Arial" w:cs="Arial"/>
         </w:rPr>
-        <w:t xml:space="preserve"> If the character has not already occurred in the </w:t>
-      </w:r>
-      <w:r>
-        <w:rPr>
-          <w:rFonts w:ascii="Arial" w:hAnsi="Arial" w:cs="Arial"/>
-        </w:rPr>
-        <w:lastRenderedPageBreak/>
-        <w:t>Trie, a new node is attached to and returned.</w:t>
+        <w:t xml:space="preserve"> If the character has not already occurred in the Trie, a new node is attached to and returned.</w:t>
       </w:r>
       <w:r>
         <w:rPr>
@@ -9115,6 +10829,7 @@
           <w:rFonts w:ascii="Arial" w:hAnsi="Arial" w:cs="Arial"/>
           <w:noProof/>
         </w:rPr>
+        <w:lastRenderedPageBreak/>
         <w:drawing>
           <wp:anchor distT="0" distB="0" distL="114300" distR="114300" simplePos="0" relativeHeight="251726848" behindDoc="0" locked="0" layoutInCell="1" allowOverlap="1" wp14:anchorId="6A036678" wp14:editId="0EB3C8E1">
             <wp:simplePos x="0" y="0"/>
@@ -9404,7 +11119,6 @@
         <w:rPr>
           <w:rFonts w:ascii="Arial" w:hAnsi="Arial" w:cs="Arial"/>
         </w:rPr>
-        <w:lastRenderedPageBreak/>
         <w:t xml:space="preserve">In </w:t>
       </w:r>
       <w:r>
@@ -9468,6 +11182,7 @@
           <w:bCs/>
           <w:color w:val="auto"/>
         </w:rPr>
+        <w:lastRenderedPageBreak/>
         <w:t>Union-Find (Disjoint Set Union)</w:t>
       </w:r>
     </w:p>
@@ -9574,13 +11289,13 @@
           <w:noProof/>
         </w:rPr>
         <w:drawing>
-          <wp:anchor distT="0" distB="0" distL="114300" distR="114300" simplePos="0" relativeHeight="251716608" behindDoc="0" locked="0" layoutInCell="1" allowOverlap="1" wp14:anchorId="174C7C5C" wp14:editId="7A196B92">
+          <wp:anchor distT="0" distB="0" distL="114300" distR="114300" simplePos="0" relativeHeight="251716608" behindDoc="0" locked="0" layoutInCell="1" allowOverlap="1" wp14:anchorId="174C7C5C" wp14:editId="3B2AEE1F">
             <wp:simplePos x="0" y="0"/>
             <wp:positionH relativeFrom="margin">
-              <wp:posOffset>537845</wp:posOffset>
+              <wp:posOffset>522605</wp:posOffset>
             </wp:positionH>
             <wp:positionV relativeFrom="margin">
-              <wp:posOffset>2329815</wp:posOffset>
+              <wp:posOffset>2581275</wp:posOffset>
             </wp:positionV>
             <wp:extent cx="4829810" cy="1838325"/>
             <wp:effectExtent l="0" t="0" r="8890" b="9525"/>
@@ -9774,7 +11489,6 @@
         <w:rPr>
           <w:noProof/>
         </w:rPr>
-        <w:lastRenderedPageBreak/>
         <mc:AlternateContent>
           <mc:Choice Requires="wps">
             <w:drawing>
@@ -10027,7 +11741,14 @@
         <w:rPr>
           <w:rFonts w:ascii="Arial" w:hAnsi="Arial" w:cs="Arial"/>
         </w:rPr>
-        <w:t xml:space="preserve"> distance and the Jaro-Winkler algorithm. A threshold value is created </w:t>
+        <w:t xml:space="preserve"> distance and the Jaro-Winkler </w:t>
+      </w:r>
+      <w:r>
+        <w:rPr>
+          <w:rFonts w:ascii="Arial" w:hAnsi="Arial" w:cs="Arial"/>
+        </w:rPr>
+        <w:lastRenderedPageBreak/>
+        <w:t xml:space="preserve">algorithm. A threshold value is created </w:t>
       </w:r>
       <w:proofErr w:type="gramStart"/>
       <w:r>
@@ -10470,6 +12191,7 @@
                 <w:rFonts w:ascii="Arial" w:hAnsi="Arial" w:cs="Arial"/>
                 <w:lang w:val="bg-BG"/>
               </w:rPr>
+              <w:lastRenderedPageBreak/>
               <w:t>№</w:t>
             </w:r>
           </w:p>
@@ -11077,7 +12799,6 @@
               <w:rPr>
                 <w:rFonts w:ascii="Arial" w:hAnsi="Arial" w:cs="Arial"/>
               </w:rPr>
-              <w:lastRenderedPageBreak/>
               <w:t>6</w:t>
             </w:r>
           </w:p>
@@ -11501,6 +13222,7 @@
         <w:rPr>
           <w:rFonts w:ascii="Arial" w:hAnsi="Arial" w:cs="Arial"/>
         </w:rPr>
+        <w:lastRenderedPageBreak/>
         <w:t xml:space="preserve">Java runs faster than most of the interpreted languages for </w:t>
       </w:r>
       <w:proofErr w:type="gramStart"/>
@@ -11820,7 +13542,6 @@
         <w:rPr>
           <w:rFonts w:ascii="Arial" w:hAnsi="Arial" w:cs="Arial"/>
         </w:rPr>
-        <w:lastRenderedPageBreak/>
         <w:t xml:space="preserve">What is more, it integrates very well with a Java + Maven project. As previously discussed, </w:t>
       </w:r>
       <w:proofErr w:type="spellStart"/>
@@ -12181,6 +13902,7 @@
         <w:rPr>
           <w:rFonts w:ascii="Arial" w:hAnsi="Arial" w:cs="Arial"/>
         </w:rPr>
+        <w:lastRenderedPageBreak/>
         <w:t xml:space="preserve">“Class </w:t>
       </w:r>
       <w:proofErr w:type="spellStart"/>
@@ -12220,6 +13942,12 @@
           <w:rFonts w:ascii="Arial" w:hAnsi="Arial" w:cs="Arial"/>
         </w:rPr>
         <w:t>, commons.apache.org/proper/commons-text/apidocs/org/apache/commons/text/similarity/LevenshteinDistance.htm</w:t>
+      </w:r>
+      <w:r>
+        <w:rPr>
+          <w:rFonts w:ascii="Arial" w:hAnsi="Arial" w:cs="Arial"/>
+        </w:rPr>
+        <w:t>l</w:t>
       </w:r>
     </w:p>
     <w:p>
@@ -12235,7 +13963,7 @@
         <w:rPr>
           <w:rFonts w:ascii="Arial" w:hAnsi="Arial" w:cs="Arial"/>
         </w:rPr>
-        <w:t xml:space="preserve">Jurafsky, Dan, and James H. Martin. </w:t>
+        <w:t xml:space="preserve">Gómez, Mario, and Enric Plaza. “Case-based Project Scheduling.” </w:t>
       </w:r>
       <w:r>
         <w:rPr>
@@ -12243,13 +13971,13 @@
           <w:i/>
           <w:iCs/>
         </w:rPr>
-        <w:t>Speech and Language Processing an Introduction to Natural Language Processing, Computational Linguistics, and Speech Recognition with Language Models Daniel Jurafsky, James H. Martin</w:t>
-      </w:r>
-      <w:r>
-        <w:rPr>
-          <w:rFonts w:ascii="Arial" w:hAnsi="Arial" w:cs="Arial"/>
-        </w:rPr>
-        <w:t>. 3rd ed., Stanford University, 2025.</w:t>
+        <w:t>Lecture Notes in Computer Science</w:t>
+      </w:r>
+      <w:r>
+        <w:rPr>
+          <w:rFonts w:ascii="Arial" w:hAnsi="Arial" w:cs="Arial"/>
+        </w:rPr>
+        <w:t xml:space="preserve">, Sept. 2012, pp. 122–126, https://doi.org/10.1007/978-3-642-32986-9_11. </w:t>
       </w:r>
     </w:p>
     <w:p>
@@ -12261,12 +13989,41 @@
           <w:rFonts w:ascii="Arial" w:hAnsi="Arial" w:cs="Arial"/>
         </w:rPr>
       </w:pPr>
+      <w:r>
+        <w:rPr>
+          <w:rFonts w:ascii="Arial" w:hAnsi="Arial" w:cs="Arial"/>
+        </w:rPr>
+        <w:t xml:space="preserve">Jurafsky, Dan, and James H. Martin. </w:t>
+      </w:r>
+      <w:r>
+        <w:rPr>
+          <w:rFonts w:ascii="Arial" w:hAnsi="Arial" w:cs="Arial"/>
+          <w:i/>
+          <w:iCs/>
+        </w:rPr>
+        <w:t>Speech and Language Processing an Introduction to Natural Language Processing, Computational Linguistics, and Speech Recognition with Language Models Daniel Jurafsky, James H. Martin</w:t>
+      </w:r>
+      <w:r>
+        <w:rPr>
+          <w:rFonts w:ascii="Arial" w:hAnsi="Arial" w:cs="Arial"/>
+        </w:rPr>
+        <w:t>. 3rd ed., Stanford University, 2025.</w:t>
+      </w:r>
+    </w:p>
+    <w:p>
+      <w:pPr>
+        <w:pStyle w:val="NormalWeb"/>
+        <w:spacing w:line="360" w:lineRule="auto"/>
+        <w:ind w:left="720" w:hanging="720"/>
+        <w:rPr>
+          <w:rFonts w:ascii="Arial" w:hAnsi="Arial" w:cs="Arial"/>
+        </w:rPr>
+      </w:pPr>
       <w:proofErr w:type="spellStart"/>
       <w:r>
         <w:rPr>
           <w:rFonts w:ascii="Arial" w:hAnsi="Arial" w:cs="Arial"/>
         </w:rPr>
-        <w:lastRenderedPageBreak/>
         <w:t>kartik</w:t>
       </w:r>
       <w:proofErr w:type="spellEnd"/>
@@ -12411,39 +14168,7 @@
         <w:rPr>
           <w:rFonts w:ascii="Arial" w:hAnsi="Arial" w:cs="Arial"/>
         </w:rPr>
-        <w:t xml:space="preserve">, 18 Jan. 2026, www.geeksforgeeks.org/dsa/trie-insert-and-search/. </w:t>
-      </w:r>
-    </w:p>
-    <w:p>
-      <w:pPr>
-        <w:pStyle w:val="NormalWeb"/>
-        <w:spacing w:line="360" w:lineRule="auto"/>
-        <w:ind w:left="1287" w:hanging="720"/>
-        <w:rPr>
-          <w:rFonts w:ascii="Arial" w:hAnsi="Arial" w:cs="Arial"/>
-        </w:rPr>
-      </w:pPr>
-    </w:p>
-    <w:p>
-      <w:pPr>
-        <w:pStyle w:val="NormalWeb"/>
-        <w:spacing w:line="360" w:lineRule="auto"/>
-        <w:ind w:left="1287" w:hanging="720"/>
-        <w:rPr>
-          <w:rFonts w:ascii="Arial" w:hAnsi="Arial" w:cs="Arial"/>
-        </w:rPr>
-      </w:pPr>
-      <w:r>
-        <w:rPr>
-          <w:rFonts w:ascii="Arial" w:hAnsi="Arial" w:cs="Arial"/>
-        </w:rPr>
-        <w:t>How well does it work, what is working</w:t>
-      </w:r>
-      <w:r>
-        <w:rPr>
-          <w:rFonts w:ascii="Arial" w:hAnsi="Arial" w:cs="Arial"/>
-        </w:rPr>
-        <w:t xml:space="preserve">, time complexity, </w:t>
+        <w:t>, 18 Jan. 2026, www.geeksforgeeks.org/dsa/trie-insert-and-search/.</w:t>
       </w:r>
     </w:p>
     <w:sectPr>
@@ -15020,7 +16745,6 @@
     <w:next w:val="Normal"/>
     <w:link w:val="Heading5Char"/>
     <w:uiPriority w:val="9"/>
-    <w:semiHidden/>
     <w:unhideWhenUsed/>
     <w:qFormat/>
     <w:rsid w:val="00923A00"/>
@@ -15126,7 +16850,6 @@
   <w:style w:type="character" w:default="1" w:styleId="DefaultParagraphFont">
     <w:name w:val="Default Paragraph Font"/>
     <w:uiPriority w:val="1"/>
-    <w:semiHidden/>
     <w:unhideWhenUsed/>
   </w:style>
   <w:style w:type="table" w:default="1" w:styleId="TableNormal">
@@ -15207,7 +16930,6 @@
     <w:basedOn w:val="DefaultParagraphFont"/>
     <w:link w:val="Heading5"/>
     <w:uiPriority w:val="9"/>
-    <w:semiHidden/>
     <w:rsid w:val="00923A00"/>
     <w:rPr>
       <w:rFonts w:eastAsiaTheme="majorEastAsia" w:cstheme="majorBidi"/>

--- a/docs/Vili-An_Doneva_Diploma_Thesis.docx
+++ b/docs/Vili-An_Doneva_Diploma_Thesis.docx
@@ -972,7 +972,6 @@
         </w:rPr>
         <w:t xml:space="preserve">cited in the text and in the Reference </w:t>
       </w:r>
-      <w:proofErr w:type="gramStart"/>
       <w:r>
         <w:rPr>
           <w:rFonts w:ascii="Arial" w:hAnsi="Arial" w:cs="Arial"/>
@@ -985,7 +984,6 @@
         </w:rPr>
         <w:t>”</w:t>
       </w:r>
-      <w:proofErr w:type="gramEnd"/>
     </w:p>
     <w:p>
       <w:pPr>
@@ -1496,21 +1494,7 @@
         <w:rPr>
           <w:rFonts w:ascii="Arial" w:hAnsi="Arial" w:cs="Arial"/>
         </w:rPr>
-        <w:t xml:space="preserve">Most cases are covered by </w:t>
-      </w:r>
-      <w:proofErr w:type="gramStart"/>
-      <w:r>
-        <w:rPr>
-          <w:rFonts w:ascii="Arial" w:hAnsi="Arial" w:cs="Arial"/>
-        </w:rPr>
-        <w:t>the heuristic</w:t>
-      </w:r>
-      <w:proofErr w:type="gramEnd"/>
-      <w:r>
-        <w:rPr>
-          <w:rFonts w:ascii="Arial" w:hAnsi="Arial" w:cs="Arial"/>
-        </w:rPr>
-        <w:t xml:space="preserve"> logic</w:t>
+        <w:t>Most cases are covered by the heuristic logic</w:t>
       </w:r>
       <w:r>
         <w:rPr>
@@ -1893,19 +1877,11 @@
         </w:rPr>
         <w:t xml:space="preserve">Big Break! </w:t>
       </w:r>
-      <w:proofErr w:type="gramStart"/>
-      <w:r>
-        <w:rPr>
-          <w:rFonts w:ascii="Arial" w:hAnsi="Arial" w:cs="Arial"/>
-        </w:rPr>
-        <w:t>as</w:t>
-      </w:r>
-      <w:proofErr w:type="gramEnd"/>
-      <w:r>
-        <w:rPr>
-          <w:rFonts w:ascii="Arial" w:hAnsi="Arial" w:cs="Arial"/>
-        </w:rPr>
-        <w:t xml:space="preserve"> my senior project is majorly connected to my interest in fil</w:t>
+      <w:r>
+        <w:rPr>
+          <w:rFonts w:ascii="Arial" w:hAnsi="Arial" w:cs="Arial"/>
+        </w:rPr>
+        <w:t>as my senior project is majorly connected to my interest in fil</w:t>
       </w:r>
       <w:r>
         <w:rPr>
@@ -2795,21 +2771,7 @@
         <w:rPr>
           <w:rFonts w:ascii="Arial" w:hAnsi="Arial" w:cs="Arial"/>
         </w:rPr>
-        <w:t xml:space="preserve">filling up the Scene class constructor with scene order number (the actual number of the scene in the order they appear), scene script numbers (the scene number written in the script), headings, locations, and times (if available). </w:t>
-      </w:r>
-      <w:proofErr w:type="gramStart"/>
-      <w:r>
-        <w:rPr>
-          <w:rFonts w:ascii="Arial" w:hAnsi="Arial" w:cs="Arial"/>
-        </w:rPr>
-        <w:t>In order to</w:t>
-      </w:r>
-      <w:proofErr w:type="gramEnd"/>
-      <w:r>
-        <w:rPr>
-          <w:rFonts w:ascii="Arial" w:hAnsi="Arial" w:cs="Arial"/>
-        </w:rPr>
-        <w:t xml:space="preserve"> find the values, it uses </w:t>
+        <w:t xml:space="preserve">filling up the Scene class constructor with scene order number (the actual number of the scene in the order they appear), scene script numbers (the scene number written in the script), headings, locations, and times (if available). In order to find the values, it uses </w:t>
       </w:r>
       <w:r>
         <w:rPr>
@@ -3691,21 +3653,7 @@
         <w:rPr>
           <w:rFonts w:ascii="Arial" w:hAnsi="Arial" w:cs="Arial"/>
         </w:rPr>
-        <w:t xml:space="preserve"> verb (grab, pick up, take, etc.), then it is most probably a prop. However, if the previous </w:t>
-      </w:r>
-      <w:proofErr w:type="gramStart"/>
-      <w:r>
-        <w:rPr>
-          <w:rFonts w:ascii="Arial" w:hAnsi="Arial" w:cs="Arial"/>
-        </w:rPr>
-        <w:t>word</w:t>
-      </w:r>
-      <w:proofErr w:type="gramEnd"/>
-      <w:r>
-        <w:rPr>
-          <w:rFonts w:ascii="Arial" w:hAnsi="Arial" w:cs="Arial"/>
-        </w:rPr>
-        <w:t xml:space="preserve"> is a preposition (on, in, behind, etc.), then the noun is most probably part of the set dressing category.</w:t>
+        <w:t xml:space="preserve"> verb (grab, pick up, take, etc.), then it is most probably a prop. However, if the previous word is a preposition (on, in, behind, etc.), then the noun is most probably part of the set dressing category.</w:t>
       </w:r>
       <w:r>
         <w:rPr>
@@ -3731,21 +3679,7 @@
         <w:rPr>
           <w:rFonts w:ascii="Arial" w:hAnsi="Arial" w:cs="Arial"/>
         </w:rPr>
-        <w:t xml:space="preserve"> NER model here will improve </w:t>
-      </w:r>
-      <w:proofErr w:type="gramStart"/>
-      <w:r>
-        <w:rPr>
-          <w:rFonts w:ascii="Arial" w:hAnsi="Arial" w:cs="Arial"/>
-        </w:rPr>
-        <w:t>the performance</w:t>
-      </w:r>
-      <w:proofErr w:type="gramEnd"/>
-      <w:r>
-        <w:rPr>
-          <w:rFonts w:ascii="Arial" w:hAnsi="Arial" w:cs="Arial"/>
-        </w:rPr>
-        <w:t xml:space="preserve"> further.</w:t>
+        <w:t xml:space="preserve"> NER model here will improve the performance further.</w:t>
       </w:r>
     </w:p>
     <w:p>
@@ -4742,14 +4676,12 @@
         </w:rPr>
         <w:t xml:space="preserve"> measures the difference between </w:t>
       </w:r>
-      <w:proofErr w:type="gramStart"/>
       <w:r>
         <w:rPr>
           <w:rFonts w:ascii="Arial" w:hAnsi="Arial" w:cs="Arial"/>
         </w:rPr>
         <w:t>two character</w:t>
       </w:r>
-      <w:proofErr w:type="gramEnd"/>
       <w:r>
         <w:rPr>
           <w:rFonts w:ascii="Arial" w:hAnsi="Arial" w:cs="Arial"/>
@@ -6266,14 +6198,7 @@
         <w:rPr>
           <w:rFonts w:ascii="Arial" w:eastAsiaTheme="minorEastAsia" w:hAnsi="Arial" w:cs="Arial"/>
         </w:rPr>
-        <w:t xml:space="preserve">as a preparation to insert it into </w:t>
-      </w:r>
-      <w:proofErr w:type="gramStart"/>
-      <w:r>
-        <w:rPr>
-          <w:rFonts w:ascii="Arial" w:eastAsiaTheme="minorEastAsia" w:hAnsi="Arial" w:cs="Arial"/>
-        </w:rPr>
-        <w:t xml:space="preserve">the </w:t>
+        <w:t xml:space="preserve">as a preparation to insert it into the </w:t>
       </w:r>
       <w:r>
         <w:rPr>
@@ -6281,16 +6206,7 @@
           <w:i/>
           <w:iCs/>
         </w:rPr>
-        <w:t>a</w:t>
-      </w:r>
-      <w:proofErr w:type="gramEnd"/>
-      <w:r>
-        <w:rPr>
-          <w:rFonts w:ascii="Arial" w:eastAsiaTheme="minorEastAsia" w:hAnsi="Arial" w:cs="Arial"/>
-          <w:i/>
-          <w:iCs/>
-        </w:rPr>
-        <w:t xml:space="preserve"> </w:t>
+        <w:t xml:space="preserve">a </w:t>
       </w:r>
       <w:r>
         <w:rPr>
@@ -7363,21 +7279,7 @@
         <w:rPr>
           <w:rFonts w:ascii="Arial" w:hAnsi="Arial" w:cs="Arial"/>
         </w:rPr>
-        <w:t xml:space="preserve"> </w:t>
-      </w:r>
-      <w:proofErr w:type="gramStart"/>
-      <w:r>
-        <w:rPr>
-          <w:rFonts w:ascii="Arial" w:hAnsi="Arial" w:cs="Arial"/>
-        </w:rPr>
-        <w:t>or</w:t>
-      </w:r>
-      <w:proofErr w:type="gramEnd"/>
-      <w:r>
-        <w:rPr>
-          <w:rFonts w:ascii="Arial" w:hAnsi="Arial" w:cs="Arial"/>
-        </w:rPr>
-        <w:t xml:space="preserve"> not</w:t>
+        <w:t xml:space="preserve"> or not</w:t>
       </w:r>
       <w:r>
         <w:rPr>
@@ -7413,21 +7315,7 @@
         <w:rPr>
           <w:rFonts w:ascii="Arial" w:hAnsi="Arial" w:cs="Arial"/>
         </w:rPr>
-        <w:t xml:space="preserve"> It is based on the Jaro </w:t>
-      </w:r>
-      <w:proofErr w:type="gramStart"/>
-      <w:r>
-        <w:rPr>
-          <w:rFonts w:ascii="Arial" w:hAnsi="Arial" w:cs="Arial"/>
-        </w:rPr>
-        <w:t>similarity</w:t>
-      </w:r>
-      <w:proofErr w:type="gramEnd"/>
-      <w:r>
-        <w:rPr>
-          <w:rFonts w:ascii="Arial" w:hAnsi="Arial" w:cs="Arial"/>
-        </w:rPr>
-        <w:t xml:space="preserve"> algorithm, including the Winkler prefix adjustment.</w:t>
+        <w:t xml:space="preserve"> It is based on the Jaro similarity algorithm, including the Winkler prefix adjustment.</w:t>
       </w:r>
       <w:r>
         <w:rPr>
@@ -7533,27 +7421,13 @@
         <w:rPr>
           <w:rFonts w:ascii="Arial" w:hAnsi="Arial" w:cs="Arial"/>
         </w:rPr>
-        <w:t xml:space="preserve">The algorithm starts with lowercasing </w:t>
-      </w:r>
-      <w:proofErr w:type="gramStart"/>
-      <w:r>
-        <w:rPr>
-          <w:rFonts w:ascii="Arial" w:hAnsi="Arial" w:cs="Arial"/>
-        </w:rPr>
-        <w:t xml:space="preserve">both of the </w:t>
-      </w:r>
-      <w:r>
-        <w:rPr>
-          <w:rFonts w:ascii="Arial" w:hAnsi="Arial" w:cs="Arial"/>
-        </w:rPr>
-        <w:t>strings</w:t>
-      </w:r>
-      <w:proofErr w:type="gramEnd"/>
-      <w:r>
-        <w:rPr>
-          <w:rFonts w:ascii="Arial" w:hAnsi="Arial" w:cs="Arial"/>
-        </w:rPr>
-        <w:t>,</w:t>
+        <w:t xml:space="preserve">The algorithm starts with lowercasing both of the </w:t>
+      </w:r>
+      <w:r>
+        <w:rPr>
+          <w:rFonts w:ascii="Arial" w:hAnsi="Arial" w:cs="Arial"/>
+        </w:rPr>
+        <w:t>strings,</w:t>
       </w:r>
       <w:r>
         <w:rPr>
@@ -7565,21 +7439,7 @@
         <w:rPr>
           <w:rFonts w:ascii="Arial" w:hAnsi="Arial" w:cs="Arial"/>
         </w:rPr>
-        <w:t xml:space="preserve"> It checks if the strings match completely and returns 1. However, in most cases, the algorithm continues. </w:t>
-      </w:r>
-      <w:proofErr w:type="gramStart"/>
-      <w:r>
-        <w:rPr>
-          <w:rFonts w:ascii="Arial" w:hAnsi="Arial" w:cs="Arial"/>
-        </w:rPr>
-        <w:t>In order for</w:t>
-      </w:r>
-      <w:proofErr w:type="gramEnd"/>
-      <w:r>
-        <w:rPr>
-          <w:rFonts w:ascii="Arial" w:hAnsi="Arial" w:cs="Arial"/>
-        </w:rPr>
-        <w:t xml:space="preserve"> the letters to match, they need to be in a similar position in both strings. This is why the algorithm calculates the maximum distance two characters</w:t>
+        <w:t xml:space="preserve"> It checks if the strings match completely and returns 1. However, in most cases, the algorithm continues. In order for the letters to match, they need to be in a similar position in both strings. This is why the algorithm calculates the maximum distance two characters</w:t>
       </w:r>
       <w:r>
         <w:rPr>
@@ -8130,19 +7990,11 @@
           <w:rFonts w:ascii="Arial" w:hAnsi="Arial" w:cs="Arial"/>
         </w:rPr>
       </w:pPr>
-      <w:proofErr w:type="gramStart"/>
-      <w:r>
-        <w:rPr>
-          <w:rFonts w:ascii="Arial" w:hAnsi="Arial" w:cs="Arial"/>
-        </w:rPr>
-        <w:t>In order to</w:t>
-      </w:r>
-      <w:proofErr w:type="gramEnd"/>
-      <w:r>
-        <w:rPr>
-          <w:rFonts w:ascii="Arial" w:hAnsi="Arial" w:cs="Arial"/>
-        </w:rPr>
-        <w:t xml:space="preserve"> find the Jaro similarity, the following formula is used:</w:t>
+      <w:r>
+        <w:rPr>
+          <w:rFonts w:ascii="Arial" w:hAnsi="Arial" w:cs="Arial"/>
+        </w:rPr>
+        <w:t>In order to find the Jaro similarity, the following formula is used:</w:t>
       </w:r>
     </w:p>
     <w:p>
@@ -8332,21 +8184,7 @@
         <w:rPr>
           <w:rFonts w:ascii="Arial" w:hAnsi="Arial" w:cs="Arial"/>
         </w:rPr>
-        <w:t xml:space="preserve">m is the number of </w:t>
-      </w:r>
-      <w:proofErr w:type="gramStart"/>
-      <w:r>
-        <w:rPr>
-          <w:rFonts w:ascii="Arial" w:hAnsi="Arial" w:cs="Arial"/>
-        </w:rPr>
-        <w:t>all matching</w:t>
-      </w:r>
-      <w:proofErr w:type="gramEnd"/>
-      <w:r>
-        <w:rPr>
-          <w:rFonts w:ascii="Arial" w:hAnsi="Arial" w:cs="Arial"/>
-        </w:rPr>
-        <w:t xml:space="preserve"> characters.</w:t>
+        <w:t>m is the number of all matching characters.</w:t>
       </w:r>
     </w:p>
     <w:p>
@@ -8362,19 +8200,11 @@
           <w:rFonts w:ascii="Arial" w:hAnsi="Arial" w:cs="Arial"/>
         </w:rPr>
       </w:pPr>
-      <w:proofErr w:type="gramStart"/>
-      <w:r>
-        <w:rPr>
-          <w:rFonts w:ascii="Arial" w:hAnsi="Arial" w:cs="Arial"/>
-        </w:rPr>
-        <w:t>t is</w:t>
-      </w:r>
-      <w:proofErr w:type="gramEnd"/>
-      <w:r>
-        <w:rPr>
-          <w:rFonts w:ascii="Arial" w:hAnsi="Arial" w:cs="Arial"/>
-        </w:rPr>
-        <w:t xml:space="preserve"> half of the number of transpositions</w:t>
+      <w:r>
+        <w:rPr>
+          <w:rFonts w:ascii="Arial" w:hAnsi="Arial" w:cs="Arial"/>
+        </w:rPr>
+        <w:t>t is half of the number of transpositions</w:t>
       </w:r>
     </w:p>
     <w:p>
@@ -8548,21 +8378,7 @@
         <w:rPr>
           <w:rFonts w:ascii="Arial" w:hAnsi="Arial" w:cs="Arial"/>
         </w:rPr>
-        <w:t xml:space="preserve">SW is the </w:t>
-      </w:r>
-      <w:proofErr w:type="gramStart"/>
-      <w:r>
-        <w:rPr>
-          <w:rFonts w:ascii="Arial" w:hAnsi="Arial" w:cs="Arial"/>
-        </w:rPr>
-        <w:t>Jaro-Winkler similarity</w:t>
-      </w:r>
-      <w:proofErr w:type="gramEnd"/>
-      <w:r>
-        <w:rPr>
-          <w:rFonts w:ascii="Arial" w:hAnsi="Arial" w:cs="Arial"/>
-        </w:rPr>
-        <w:t>.</w:t>
+        <w:t>SW is the Jaro-Winkler similarity.</w:t>
       </w:r>
     </w:p>
     <w:p>
@@ -8829,29 +8645,13 @@
           <w:i/>
           <w:iCs/>
         </w:rPr>
-        <w:t xml:space="preserve">Big </w:t>
-      </w:r>
-      <w:proofErr w:type="gramStart"/>
-      <w:r>
-        <w:rPr>
-          <w:rFonts w:ascii="Arial" w:hAnsi="Arial" w:cs="Arial"/>
-          <w:i/>
-          <w:iCs/>
-        </w:rPr>
-        <w:t>Break!</w:t>
-      </w:r>
-      <w:r>
-        <w:rPr>
-          <w:rFonts w:ascii="Arial" w:hAnsi="Arial" w:cs="Arial"/>
-        </w:rPr>
-        <w:t>,</w:t>
-      </w:r>
-      <w:proofErr w:type="gramEnd"/>
-      <w:r>
-        <w:rPr>
-          <w:rFonts w:ascii="Arial" w:hAnsi="Arial" w:cs="Arial"/>
-        </w:rPr>
-        <w:t xml:space="preserve"> the</w:t>
+        <w:t>Big Break!</w:t>
+      </w:r>
+      <w:r>
+        <w:rPr>
+          <w:rFonts w:ascii="Arial" w:hAnsi="Arial" w:cs="Arial"/>
+        </w:rPr>
+        <w:t>, the</w:t>
       </w:r>
       <w:r>
         <w:rPr>
@@ -8966,7 +8766,43 @@
         <w:rPr>
           <w:rFonts w:ascii="Arial" w:hAnsi="Arial" w:cs="Arial"/>
         </w:rPr>
-        <w:t xml:space="preserve"> Each page is relatively divided into 1/8 sections, making the whole page 8/8.</w:t>
+        <w:t xml:space="preserve"> </w:t>
+      </w:r>
+      <w:r>
+        <w:rPr>
+          <w:rFonts w:ascii="Arial" w:hAnsi="Arial" w:cs="Arial"/>
+        </w:rPr>
+        <w:t>P</w:t>
+      </w:r>
+      <w:r>
+        <w:rPr>
+          <w:rFonts w:ascii="Arial" w:hAnsi="Arial" w:cs="Arial"/>
+        </w:rPr>
+        <w:t>age</w:t>
+      </w:r>
+      <w:r>
+        <w:rPr>
+          <w:rFonts w:ascii="Arial" w:hAnsi="Arial" w:cs="Arial"/>
+        </w:rPr>
+        <w:t>s are</w:t>
+      </w:r>
+      <w:r>
+        <w:rPr>
+          <w:rFonts w:ascii="Arial" w:hAnsi="Arial" w:cs="Arial"/>
+        </w:rPr>
+        <w:t xml:space="preserve"> relatively divided into 1/8 sections</w:t>
+      </w:r>
+      <w:r>
+        <w:rPr>
+          <w:rFonts w:ascii="Arial" w:hAnsi="Arial" w:cs="Arial"/>
+        </w:rPr>
+        <w:t xml:space="preserve"> and use these eighths (sections) to compute the page count</w:t>
+      </w:r>
+      <w:r>
+        <w:rPr>
+          <w:rFonts w:ascii="Arial" w:hAnsi="Arial" w:cs="Arial"/>
+        </w:rPr>
+        <w:t>, making the whole page 8/8.</w:t>
       </w:r>
       <w:r>
         <w:rPr>
@@ -8980,64 +8816,32 @@
           <w:i/>
           <w:iCs/>
         </w:rPr>
-        <w:t xml:space="preserve">Big </w:t>
-      </w:r>
-      <w:proofErr w:type="gramStart"/>
+        <w:t xml:space="preserve">Big Break!, </w:t>
+      </w:r>
+      <w:r>
+        <w:rPr>
+          <w:rFonts w:ascii="Arial" w:hAnsi="Arial" w:cs="Arial"/>
+        </w:rPr>
+        <w:t>the</w:t>
+      </w:r>
+      <w:r>
+        <w:rPr>
+          <w:rFonts w:ascii="Arial" w:hAnsi="Arial" w:cs="Arial"/>
+        </w:rPr>
+        <w:t xml:space="preserve"> shooting days are 12-hour days, and around 5 pages are shot per day. This equates to around 40 eighths per day.</w:t>
+      </w:r>
+      <w:r>
+        <w:rPr>
+          <w:rFonts w:ascii="Arial" w:hAnsi="Arial" w:cs="Arial"/>
+        </w:rPr>
+        <w:t xml:space="preserve"> With the understanding that overtime is occasionally useful for a production, </w:t>
+      </w:r>
       <w:r>
         <w:rPr>
           <w:rFonts w:ascii="Arial" w:hAnsi="Arial" w:cs="Arial"/>
           <w:i/>
           <w:iCs/>
         </w:rPr>
-        <w:t>Break!,</w:t>
-      </w:r>
-      <w:proofErr w:type="gramEnd"/>
-      <w:r>
-        <w:rPr>
-          <w:rFonts w:ascii="Arial" w:hAnsi="Arial" w:cs="Arial"/>
-          <w:i/>
-          <w:iCs/>
-        </w:rPr>
-        <w:t xml:space="preserve"> </w:t>
-      </w:r>
-      <w:r>
-        <w:rPr>
-          <w:rFonts w:ascii="Arial" w:hAnsi="Arial" w:cs="Arial"/>
-        </w:rPr>
-        <w:t>the</w:t>
-      </w:r>
-      <w:r>
-        <w:rPr>
-          <w:rFonts w:ascii="Arial" w:hAnsi="Arial" w:cs="Arial"/>
-        </w:rPr>
-        <w:t xml:space="preserve"> shooting days are 12-hour days, and around 5 pages are shot per day. This equates to around 40 eighths per day.</w:t>
-      </w:r>
-      <w:r>
-        <w:rPr>
-          <w:rFonts w:ascii="Arial" w:hAnsi="Arial" w:cs="Arial"/>
-        </w:rPr>
-        <w:t xml:space="preserve"> With the understanding that overtime is occasionally useful for </w:t>
-      </w:r>
-      <w:proofErr w:type="gramStart"/>
-      <w:r>
-        <w:rPr>
-          <w:rFonts w:ascii="Arial" w:hAnsi="Arial" w:cs="Arial"/>
-        </w:rPr>
-        <w:t>a production</w:t>
-      </w:r>
-      <w:proofErr w:type="gramEnd"/>
-      <w:r>
-        <w:rPr>
-          <w:rFonts w:ascii="Arial" w:hAnsi="Arial" w:cs="Arial"/>
-        </w:rPr>
-        <w:t xml:space="preserve">, </w:t>
-      </w:r>
-      <w:r>
-        <w:rPr>
-          <w:rFonts w:ascii="Arial" w:hAnsi="Arial" w:cs="Arial"/>
-          <w:i/>
-          <w:iCs/>
-        </w:rPr>
         <w:t xml:space="preserve">Big Break! </w:t>
       </w:r>
       <w:r>
@@ -9092,21 +8896,19 @@
         <w:rPr>
           <w:rFonts w:ascii="Arial" w:hAnsi="Arial" w:cs="Arial"/>
         </w:rPr>
-        <w:t xml:space="preserve"> and each location move during the day takes 8 eighths or 1 page. This is not reflected in the final page count for the day, so it is more easily digestible by the user. However, it is </w:t>
-      </w:r>
-      <w:proofErr w:type="gramStart"/>
-      <w:r>
-        <w:rPr>
-          <w:rFonts w:ascii="Arial" w:hAnsi="Arial" w:cs="Arial"/>
-        </w:rPr>
-        <w:t>taken into account</w:t>
-      </w:r>
-      <w:proofErr w:type="gramEnd"/>
-      <w:r>
-        <w:rPr>
-          <w:rFonts w:ascii="Arial" w:hAnsi="Arial" w:cs="Arial"/>
-        </w:rPr>
-        <w:t xml:space="preserve"> when computing time limits per day.</w:t>
+        <w:t xml:space="preserve"> and each location move during the day </w:t>
+      </w:r>
+      <w:r>
+        <w:rPr>
+          <w:rFonts w:ascii="Arial" w:hAnsi="Arial" w:cs="Arial"/>
+        </w:rPr>
+        <w:t>costs</w:t>
+      </w:r>
+      <w:r>
+        <w:rPr>
+          <w:rFonts w:ascii="Arial" w:hAnsi="Arial" w:cs="Arial"/>
+        </w:rPr>
+        <w:t xml:space="preserve"> 8 eighths or 1 page. This is not reflected in the final page count for the day, so it is more easily digestible by the user. However, it is taken into account when computing time limits per day.</w:t>
       </w:r>
     </w:p>
     <w:p>
@@ -9142,7 +8944,19 @@
         <w:rPr>
           <w:rFonts w:ascii="Arial" w:hAnsi="Arial" w:cs="Arial"/>
         </w:rPr>
-        <w:t xml:space="preserve">, the renewable resource is the daily shooting time with capacity </w:t>
+        <w:t>, the renewable resource</w:t>
+      </w:r>
+      <w:r>
+        <w:rPr>
+          <w:rFonts w:ascii="Arial" w:hAnsi="Arial" w:cs="Arial"/>
+        </w:rPr>
+        <w:t>s are</w:t>
+      </w:r>
+      <w:r>
+        <w:rPr>
+          <w:rFonts w:ascii="Arial" w:hAnsi="Arial" w:cs="Arial"/>
+        </w:rPr>
+        <w:t xml:space="preserve"> the daily shooting time with capacity </w:t>
       </w:r>
       <m:oMath>
         <m:sSub>
@@ -9188,21 +9002,19 @@
         <w:rPr>
           <w:rFonts w:ascii="Arial" w:eastAsiaTheme="minorEastAsia" w:hAnsi="Arial" w:cs="Arial"/>
         </w:rPr>
-        <w:t xml:space="preserve"> and the number of </w:t>
-      </w:r>
-      <w:proofErr w:type="gramStart"/>
+        <w:t>,</w:t>
+      </w:r>
       <w:r>
         <w:rPr>
           <w:rFonts w:ascii="Arial" w:eastAsiaTheme="minorEastAsia" w:hAnsi="Arial" w:cs="Arial"/>
         </w:rPr>
-        <w:t>location</w:t>
-      </w:r>
-      <w:proofErr w:type="gramEnd"/>
+        <w:t xml:space="preserve"> the number of location moves allowed per day, which is currently three</w:t>
+      </w:r>
       <w:r>
         <w:rPr>
           <w:rFonts w:ascii="Arial" w:eastAsiaTheme="minorEastAsia" w:hAnsi="Arial" w:cs="Arial"/>
         </w:rPr>
-        <w:t xml:space="preserve"> moves allowed per day, which is currently three</w:t>
+        <w:t>, and the shooting time phase</w:t>
       </w:r>
       <w:r>
         <w:rPr>
@@ -9214,13 +9026,19 @@
         <w:rPr>
           <w:rFonts w:ascii="Arial" w:eastAsiaTheme="minorEastAsia" w:hAnsi="Arial" w:cs="Arial"/>
         </w:rPr>
-        <w:t>They are both</w:t>
+        <w:t xml:space="preserve">They are </w:t>
       </w:r>
       <w:r>
         <w:rPr>
           <w:rFonts w:ascii="Arial" w:eastAsiaTheme="minorEastAsia" w:hAnsi="Arial" w:cs="Arial"/>
         </w:rPr>
-        <w:t xml:space="preserve"> regenerated </w:t>
+        <w:t xml:space="preserve">all </w:t>
+      </w:r>
+      <w:r>
+        <w:rPr>
+          <w:rFonts w:ascii="Arial" w:eastAsiaTheme="minorEastAsia" w:hAnsi="Arial" w:cs="Arial"/>
+        </w:rPr>
+        <w:t xml:space="preserve">regenerated </w:t>
       </w:r>
       <w:r>
         <w:rPr>
@@ -9270,13 +9088,7 @@
         <w:rPr>
           <w:rFonts w:ascii="Arial" w:eastAsiaTheme="minorEastAsia" w:hAnsi="Arial" w:cs="Arial"/>
         </w:rPr>
-        <w:t>, it follows the script order of the grouped locations, which are sorted from day to night.</w:t>
-      </w:r>
-      <w:r>
-        <w:rPr>
-          <w:rFonts w:ascii="Arial" w:eastAsiaTheme="minorEastAsia" w:hAnsi="Arial" w:cs="Arial"/>
-        </w:rPr>
-        <w:t xml:space="preserve"> The RCPSP includes optimization functions to select the best among all possible schedules. In </w:t>
+        <w:t xml:space="preserve">, </w:t>
       </w:r>
       <w:r>
         <w:rPr>
@@ -9284,29 +9096,57 @@
           <w:i/>
           <w:iCs/>
         </w:rPr>
-        <w:t xml:space="preserve">Big </w:t>
-      </w:r>
-      <w:proofErr w:type="gramStart"/>
+        <w:t xml:space="preserve">Big Break! </w:t>
+      </w:r>
+      <w:r>
+        <w:rPr>
+          <w:rFonts w:ascii="Arial" w:eastAsiaTheme="minorEastAsia" w:hAnsi="Arial" w:cs="Arial"/>
+        </w:rPr>
+        <w:t>follows the script order of the grouped locations, which</w:t>
+      </w:r>
+      <w:r>
+        <w:rPr>
+          <w:rFonts w:ascii="Arial" w:eastAsiaTheme="minorEastAsia" w:hAnsi="Arial" w:cs="Arial"/>
+        </w:rPr>
+        <w:t xml:space="preserve"> the software internally </w:t>
+      </w:r>
+      <w:r>
+        <w:rPr>
+          <w:rFonts w:ascii="Arial" w:eastAsiaTheme="minorEastAsia" w:hAnsi="Arial" w:cs="Arial"/>
+        </w:rPr>
+        <w:t>sort</w:t>
+      </w:r>
+      <w:r>
+        <w:rPr>
+          <w:rFonts w:ascii="Arial" w:eastAsiaTheme="minorEastAsia" w:hAnsi="Arial" w:cs="Arial"/>
+        </w:rPr>
+        <w:t>s</w:t>
+      </w:r>
+      <w:r>
+        <w:rPr>
+          <w:rFonts w:ascii="Arial" w:eastAsiaTheme="minorEastAsia" w:hAnsi="Arial" w:cs="Arial"/>
+        </w:rPr>
+        <w:t xml:space="preserve"> from day to night.</w:t>
+      </w:r>
+      <w:r>
+        <w:rPr>
+          <w:rFonts w:ascii="Arial" w:eastAsiaTheme="minorEastAsia" w:hAnsi="Arial" w:cs="Arial"/>
+        </w:rPr>
+        <w:t xml:space="preserve"> The RCPSP includes optimization functions to select the best among all possible schedules. In </w:t>
+      </w:r>
       <w:r>
         <w:rPr>
           <w:rFonts w:ascii="Arial" w:eastAsiaTheme="minorEastAsia" w:hAnsi="Arial" w:cs="Arial"/>
           <w:i/>
           <w:iCs/>
         </w:rPr>
-        <w:t>Break!</w:t>
+        <w:t>Big Break!</w:t>
       </w:r>
       <w:r>
         <w:rPr>
           <w:rFonts w:ascii="Arial" w:eastAsiaTheme="minorEastAsia" w:hAnsi="Arial" w:cs="Arial"/>
         </w:rPr>
-        <w:t>,</w:t>
-      </w:r>
-      <w:proofErr w:type="gramEnd"/>
-      <w:r>
-        <w:rPr>
-          <w:rFonts w:ascii="Arial" w:eastAsiaTheme="minorEastAsia" w:hAnsi="Arial" w:cs="Arial"/>
-        </w:rPr>
-        <w:t xml:space="preserve"> </w:t>
+        <w:t xml:space="preserve">, </w:t>
       </w:r>
       <w:r>
         <w:rPr>
@@ -9632,14 +9472,19 @@
         <w:rPr>
           <w:rFonts w:ascii="Arial" w:eastAsiaTheme="minorEastAsia" w:hAnsi="Arial" w:cs="Arial"/>
         </w:rPr>
-        <w:t xml:space="preserve"> It groups the scenes by location while preserving the order of appearance of each location by using </w:t>
-      </w:r>
-      <w:proofErr w:type="gramStart"/>
+        <w:t xml:space="preserve"> It groups </w:t>
+      </w:r>
       <w:r>
         <w:rPr>
           <w:rFonts w:ascii="Arial" w:eastAsiaTheme="minorEastAsia" w:hAnsi="Arial" w:cs="Arial"/>
         </w:rPr>
-        <w:t xml:space="preserve">a </w:t>
+        <w:t xml:space="preserve">scenes by location while preserving each location's order of appearance </w:t>
+      </w:r>
+      <w:r>
+        <w:rPr>
+          <w:rFonts w:ascii="Arial" w:eastAsiaTheme="minorEastAsia" w:hAnsi="Arial" w:cs="Arial"/>
+        </w:rPr>
+        <w:t xml:space="preserve">using a </w:t>
       </w:r>
       <w:proofErr w:type="spellStart"/>
       <w:r>
@@ -9649,7 +9494,6 @@
         <w:t>LinkedHashMap</w:t>
       </w:r>
       <w:proofErr w:type="spellEnd"/>
-      <w:proofErr w:type="gramEnd"/>
       <w:r>
         <w:rPr>
           <w:rFonts w:ascii="Arial" w:eastAsiaTheme="minorEastAsia" w:hAnsi="Arial" w:cs="Arial"/>
@@ -9684,19 +9528,7 @@
         <w:rPr>
           <w:rFonts w:ascii="Arial" w:eastAsiaTheme="minorEastAsia" w:hAnsi="Arial" w:cs="Arial"/>
         </w:rPr>
-        <w:t xml:space="preserve">This creates a predefined precedence-feasible list where the next scene in the location-grouped time-sorted </w:t>
-      </w:r>
-      <w:r>
-        <w:rPr>
-          <w:rFonts w:ascii="Arial" w:eastAsiaTheme="minorEastAsia" w:hAnsi="Arial" w:cs="Arial"/>
-        </w:rPr>
-        <w:t>activity list</w:t>
-      </w:r>
-      <w:r>
-        <w:rPr>
-          <w:rFonts w:ascii="Arial" w:eastAsiaTheme="minorEastAsia" w:hAnsi="Arial" w:cs="Arial"/>
-        </w:rPr>
-        <w:t xml:space="preserve"> is taken: </w:t>
+        <w:t xml:space="preserve">This creates a predefined precedence-feasible list where the next scene in the location-grouped time-sorted activity list is taken: </w:t>
       </w:r>
       <m:oMath>
         <m:r>
@@ -9856,7 +9688,19 @@
         <w:rPr>
           <w:rFonts w:ascii="Arial" w:eastAsiaTheme="minorEastAsia" w:hAnsi="Arial" w:cs="Arial"/>
         </w:rPr>
-        <w:t xml:space="preserve">The algorithm still works as SSGS as it selects the best feasible day in the already created ones or finds a new one if the feasibility is not met. The day is considered </w:t>
+        <w:t xml:space="preserve">The algorithm still works as SSGS as it selects the best feasible day in the already created ones or </w:t>
+      </w:r>
+      <w:r>
+        <w:rPr>
+          <w:rFonts w:ascii="Arial" w:eastAsiaTheme="minorEastAsia" w:hAnsi="Arial" w:cs="Arial"/>
+        </w:rPr>
+        <w:t>adds</w:t>
+      </w:r>
+      <w:r>
+        <w:rPr>
+          <w:rFonts w:ascii="Arial" w:eastAsiaTheme="minorEastAsia" w:hAnsi="Arial" w:cs="Arial"/>
+        </w:rPr>
+        <w:t xml:space="preserve"> a new one if the feasibility is not met. The day is considered </w:t>
       </w:r>
       <w:r>
         <w:rPr>
@@ -9981,7 +9825,7 @@
         <w:rPr>
           <w:rFonts w:ascii="Arial" w:eastAsiaTheme="minorEastAsia" w:hAnsi="Arial" w:cs="Arial"/>
         </w:rPr>
-        <w:t>D</w:t>
+        <w:t>The first one is that d</w:t>
       </w:r>
       <w:r>
         <w:rPr>
@@ -10023,10 +9867,18 @@
           <w:rFonts w:ascii="Arial" w:eastAsiaTheme="minorEastAsia" w:hAnsi="Arial" w:cs="Arial"/>
         </w:rPr>
       </w:pPr>
-      <w:r>
+    </w:p>
+    <w:p>
+      <w:pPr>
+        <w:spacing w:line="360" w:lineRule="auto"/>
         <w:rPr>
           <w:rFonts w:ascii="Arial" w:eastAsiaTheme="minorEastAsia" w:hAnsi="Arial" w:cs="Arial"/>
         </w:rPr>
+      </w:pPr>
+      <w:r>
+        <w:rPr>
+          <w:rFonts w:ascii="Arial" w:eastAsiaTheme="minorEastAsia" w:hAnsi="Arial" w:cs="Arial"/>
+        </w:rPr>
         <w:t>The other hard rule</w:t>
       </w:r>
       <w:r>
@@ -10109,7 +9961,7 @@
         <w:rPr>
           <w:rFonts w:ascii="Arial" w:eastAsiaTheme="minorEastAsia" w:hAnsi="Arial" w:cs="Arial"/>
         </w:rPr>
-        <w:t>This constraint is created because night-to-day shoots are very unlikely in the film industry, and day-to-night-to-day shoots would either break the European rest laws, which require a 12-hour break between work shifts.</w:t>
+        <w:t>This constraint is created because night-to-day shoots are very unlikely in the film industry, and day-to-night-to-day shoots would break the European rest laws, which require a 12-hour break between work shifts.</w:t>
       </w:r>
       <w:r>
         <w:rPr>
@@ -10173,7 +10025,69 @@
         <w:rPr>
           <w:rFonts w:ascii="Arial" w:eastAsiaTheme="minorEastAsia" w:hAnsi="Arial" w:cs="Arial"/>
         </w:rPr>
-        <w:t xml:space="preserve"> The only exception when this constraint is disregarded is when a scene is not feasible in any other scene, and a new day scene needs to create a new day after an exclusively night shooting day.</w:t>
+        <w:t xml:space="preserve"> The only exception </w:t>
+      </w:r>
+      <w:r>
+        <w:rPr>
+          <w:rFonts w:ascii="Arial" w:eastAsiaTheme="minorEastAsia" w:hAnsi="Arial" w:cs="Arial"/>
+        </w:rPr>
+        <w:t xml:space="preserve">to this </w:t>
+      </w:r>
+      <w:r>
+        <w:rPr>
+          <w:rFonts w:ascii="Arial" w:eastAsiaTheme="minorEastAsia" w:hAnsi="Arial" w:cs="Arial"/>
+        </w:rPr>
+        <w:t xml:space="preserve">constraint is when a scene is not feasible </w:t>
+      </w:r>
+      <w:r>
+        <w:rPr>
+          <w:rFonts w:ascii="Arial" w:eastAsiaTheme="minorEastAsia" w:hAnsi="Arial" w:cs="Arial"/>
+        </w:rPr>
+        <w:t>on</w:t>
+      </w:r>
+      <w:r>
+        <w:rPr>
+          <w:rFonts w:ascii="Arial" w:eastAsiaTheme="minorEastAsia" w:hAnsi="Arial" w:cs="Arial"/>
+        </w:rPr>
+        <w:t xml:space="preserve"> any other </w:t>
+      </w:r>
+      <w:r>
+        <w:rPr>
+          <w:rFonts w:ascii="Arial" w:eastAsiaTheme="minorEastAsia" w:hAnsi="Arial" w:cs="Arial"/>
+        </w:rPr>
+        <w:t>day</w:t>
+      </w:r>
+      <w:r>
+        <w:rPr>
+          <w:rFonts w:ascii="Arial" w:eastAsiaTheme="minorEastAsia" w:hAnsi="Arial" w:cs="Arial"/>
+        </w:rPr>
+        <w:t xml:space="preserve">, and </w:t>
+      </w:r>
+      <w:r>
+        <w:rPr>
+          <w:rFonts w:ascii="Arial" w:eastAsiaTheme="minorEastAsia" w:hAnsi="Arial" w:cs="Arial"/>
+          <w:i/>
+          <w:iCs/>
+        </w:rPr>
+        <w:t>Big Break!</w:t>
+      </w:r>
+      <w:r>
+        <w:rPr>
+          <w:rFonts w:ascii="Arial" w:eastAsiaTheme="minorEastAsia" w:hAnsi="Arial" w:cs="Arial"/>
+        </w:rPr>
+        <w:t xml:space="preserve"> needs to </w:t>
+      </w:r>
+      <w:r>
+        <w:rPr>
+          <w:rFonts w:ascii="Arial" w:eastAsiaTheme="minorEastAsia" w:hAnsi="Arial" w:cs="Arial"/>
+        </w:rPr>
+        <w:t>put a new DAY scene in a new day</w:t>
+      </w:r>
+      <w:r>
+        <w:rPr>
+          <w:rFonts w:ascii="Arial" w:eastAsiaTheme="minorEastAsia" w:hAnsi="Arial" w:cs="Arial"/>
+        </w:rPr>
+        <w:t xml:space="preserve"> after an exclusively night shooting day.</w:t>
       </w:r>
     </w:p>
     <w:p>
@@ -10195,6 +10109,7 @@
         <w:rPr>
           <w:rFonts w:ascii="Arial" w:eastAsiaTheme="minorEastAsia" w:hAnsi="Arial" w:cs="Arial"/>
         </w:rPr>
+        <w:lastRenderedPageBreak/>
         <w:t xml:space="preserve">This algorithm solves </w:t>
       </w:r>
       <w:r>
@@ -10207,14 +10122,7 @@
         <w:rPr>
           <w:rFonts w:ascii="Arial" w:eastAsiaTheme="minorEastAsia" w:hAnsi="Arial" w:cs="Arial"/>
         </w:rPr>
-        <w:t xml:space="preserve">-resource RCPSP with hierarchical priority constraints. A set of weighted priority rules computes a score for how well a scene can be </w:t>
-      </w:r>
-      <w:r>
-        <w:rPr>
-          <w:rFonts w:ascii="Arial" w:eastAsiaTheme="minorEastAsia" w:hAnsi="Arial" w:cs="Arial"/>
-        </w:rPr>
-        <w:lastRenderedPageBreak/>
-        <w:t>scheduled in all already created days. They follow a hierarchical weight depending on their importance – location grouping, time-of-day grouping, resource capacity, cast clustering, and order similarity.</w:t>
+        <w:t>-resource RCPSP with hierarchical priority constraints. A set of weighted priority rules computes a score for how well a scene can be scheduled in all already created days. They follow a hierarchical weight depending on their importance – location grouping, time-of-day grouping, resource capacity, cast clustering, and order similarity.</w:t>
       </w:r>
     </w:p>
     <w:p>
@@ -10427,6 +10335,7 @@
           <w:sz w:val="24"/>
           <w:szCs w:val="24"/>
         </w:rPr>
+        <w:lastRenderedPageBreak/>
         <w:t>Data Structures</w:t>
       </w:r>
     </w:p>
@@ -10458,7 +10367,6 @@
           <w:bCs/>
           <w:color w:val="auto"/>
         </w:rPr>
-        <w:lastRenderedPageBreak/>
         <w:t>Trie (Prefix Tree)</w:t>
       </w:r>
     </w:p>
@@ -10493,82 +10401,66 @@
           <w:i/>
           <w:iCs/>
         </w:rPr>
-        <w:t xml:space="preserve">Big </w:t>
-      </w:r>
-      <w:proofErr w:type="gramStart"/>
+        <w:t>Big Break!</w:t>
+      </w:r>
+      <w:r>
+        <w:rPr>
+          <w:rFonts w:ascii="Arial" w:hAnsi="Arial" w:cs="Arial"/>
+        </w:rPr>
+        <w:t>, the Trie (Prefix Tree) data structure is used to compare extracted names to common first and last names. It avoids repeated linear searches over large name lists and supports fast prefix-based lookup.</w:t>
+      </w:r>
+    </w:p>
+    <w:p>
+      <w:pPr>
+        <w:spacing w:line="360" w:lineRule="auto"/>
+        <w:jc w:val="both"/>
+        <w:rPr>
+          <w:rFonts w:ascii="Arial" w:hAnsi="Arial" w:cs="Arial"/>
+        </w:rPr>
+      </w:pPr>
+    </w:p>
+    <w:p>
+      <w:pPr>
+        <w:spacing w:line="360" w:lineRule="auto"/>
+        <w:jc w:val="both"/>
+        <w:rPr>
+          <w:rFonts w:ascii="Arial" w:hAnsi="Arial" w:cs="Arial"/>
+        </w:rPr>
+      </w:pPr>
+      <w:r>
+        <w:rPr>
+          <w:rFonts w:ascii="Arial" w:hAnsi="Arial" w:cs="Arial"/>
+        </w:rPr>
+        <w:t>The root node acts as a starting point and does not store any character (as in a letter).</w:t>
+      </w:r>
+      <w:r>
+        <w:rPr>
+          <w:rFonts w:ascii="Arial" w:hAnsi="Arial" w:cs="Arial"/>
+        </w:rPr>
+        <w:t xml:space="preserve"> A map is created to connect a character to its next node in the tree.</w:t>
+      </w:r>
+      <w:r>
+        <w:rPr>
+          <w:rFonts w:ascii="Arial" w:hAnsi="Arial" w:cs="Arial"/>
+        </w:rPr>
+        <w:t xml:space="preserve"> A Boolean </w:t>
+      </w:r>
+      <w:proofErr w:type="spellStart"/>
       <w:r>
         <w:rPr>
           <w:rFonts w:ascii="Arial" w:hAnsi="Arial" w:cs="Arial"/>
           <w:i/>
           <w:iCs/>
         </w:rPr>
-        <w:t>Break!</w:t>
-      </w:r>
-      <w:r>
-        <w:rPr>
-          <w:rFonts w:ascii="Arial" w:hAnsi="Arial" w:cs="Arial"/>
-        </w:rPr>
-        <w:t>,</w:t>
-      </w:r>
-      <w:proofErr w:type="gramEnd"/>
-      <w:r>
-        <w:rPr>
-          <w:rFonts w:ascii="Arial" w:hAnsi="Arial" w:cs="Arial"/>
-        </w:rPr>
-        <w:t xml:space="preserve"> the Trie (Prefix Tree) data structure is used to compare extracted names to common first and last names. It avoids repeated linear searches over large name lists and supports fast prefix-based lookup.</w:t>
-      </w:r>
-    </w:p>
-    <w:p>
-      <w:pPr>
-        <w:spacing w:line="360" w:lineRule="auto"/>
-        <w:jc w:val="both"/>
-        <w:rPr>
-          <w:rFonts w:ascii="Arial" w:hAnsi="Arial" w:cs="Arial"/>
-        </w:rPr>
-      </w:pPr>
-    </w:p>
-    <w:p>
-      <w:pPr>
-        <w:spacing w:line="360" w:lineRule="auto"/>
-        <w:jc w:val="both"/>
-        <w:rPr>
-          <w:rFonts w:ascii="Arial" w:hAnsi="Arial" w:cs="Arial"/>
-        </w:rPr>
-      </w:pPr>
-      <w:r>
-        <w:rPr>
-          <w:rFonts w:ascii="Arial" w:hAnsi="Arial" w:cs="Arial"/>
-        </w:rPr>
-        <w:t>The root node acts as a starting point and does not store any character (as in a letter).</w:t>
-      </w:r>
-      <w:r>
-        <w:rPr>
-          <w:rFonts w:ascii="Arial" w:hAnsi="Arial" w:cs="Arial"/>
-        </w:rPr>
-        <w:t xml:space="preserve"> A map is created to connect a character to its next node in the tree.</w:t>
-      </w:r>
-      <w:r>
-        <w:rPr>
-          <w:rFonts w:ascii="Arial" w:hAnsi="Arial" w:cs="Arial"/>
-        </w:rPr>
-        <w:t xml:space="preserve"> A Boolean </w:t>
-      </w:r>
-      <w:proofErr w:type="spellStart"/>
+        <w:t>isWord</w:t>
+      </w:r>
+      <w:proofErr w:type="spellEnd"/>
       <w:r>
         <w:rPr>
           <w:rFonts w:ascii="Arial" w:hAnsi="Arial" w:cs="Arial"/>
           <w:i/>
           <w:iCs/>
         </w:rPr>
-        <w:t>isWord</w:t>
-      </w:r>
-      <w:proofErr w:type="spellEnd"/>
-      <w:r>
-        <w:rPr>
-          <w:rFonts w:ascii="Arial" w:hAnsi="Arial" w:cs="Arial"/>
-          <w:i/>
-          <w:iCs/>
-        </w:rPr>
         <w:t xml:space="preserve"> </w:t>
       </w:r>
       <w:r>
@@ -10581,35 +10473,7 @@
         <w:rPr>
           <w:rFonts w:ascii="Arial" w:hAnsi="Arial" w:cs="Arial"/>
         </w:rPr>
-        <w:t xml:space="preserve"> The operations executed are </w:t>
-      </w:r>
-      <w:proofErr w:type="gramStart"/>
-      <w:r>
-        <w:rPr>
-          <w:rFonts w:ascii="Arial" w:hAnsi="Arial" w:cs="Arial"/>
-        </w:rPr>
-        <w:t>insert</w:t>
-      </w:r>
-      <w:proofErr w:type="gramEnd"/>
-      <w:r>
-        <w:rPr>
-          <w:rFonts w:ascii="Arial" w:hAnsi="Arial" w:cs="Arial"/>
-        </w:rPr>
-        <w:t xml:space="preserve"> and </w:t>
-      </w:r>
-      <w:proofErr w:type="gramStart"/>
-      <w:r>
-        <w:rPr>
-          <w:rFonts w:ascii="Arial" w:hAnsi="Arial" w:cs="Arial"/>
-        </w:rPr>
-        <w:t>contain</w:t>
-      </w:r>
-      <w:proofErr w:type="gramEnd"/>
-      <w:r>
-        <w:rPr>
-          <w:rFonts w:ascii="Arial" w:hAnsi="Arial" w:cs="Arial"/>
-        </w:rPr>
-        <w:t>.</w:t>
+        <w:t xml:space="preserve"> The operations executed are insert and contain.</w:t>
       </w:r>
     </w:p>
     <w:p>
@@ -11127,25 +10991,7 @@
           <w:i/>
           <w:iCs/>
         </w:rPr>
-        <w:t xml:space="preserve">Big </w:t>
-      </w:r>
-      <w:proofErr w:type="gramStart"/>
-      <w:r>
-        <w:rPr>
-          <w:rFonts w:ascii="Arial" w:hAnsi="Arial" w:cs="Arial"/>
-          <w:i/>
-          <w:iCs/>
-        </w:rPr>
-        <w:t>Break!,</w:t>
-      </w:r>
-      <w:proofErr w:type="gramEnd"/>
-      <w:r>
-        <w:rPr>
-          <w:rFonts w:ascii="Arial" w:hAnsi="Arial" w:cs="Arial"/>
-          <w:i/>
-          <w:iCs/>
-        </w:rPr>
-        <w:t xml:space="preserve"> </w:t>
+        <w:t xml:space="preserve">Big Break!, </w:t>
       </w:r>
       <w:r>
         <w:rPr>
@@ -11748,49 +11594,7 @@
           <w:rFonts w:ascii="Arial" w:hAnsi="Arial" w:cs="Arial"/>
         </w:rPr>
         <w:lastRenderedPageBreak/>
-        <w:t xml:space="preserve">algorithm. A threshold value is created </w:t>
-      </w:r>
-      <w:proofErr w:type="gramStart"/>
-      <w:r>
-        <w:rPr>
-          <w:rFonts w:ascii="Arial" w:hAnsi="Arial" w:cs="Arial"/>
-        </w:rPr>
-        <w:t>in order to</w:t>
-      </w:r>
-      <w:proofErr w:type="gramEnd"/>
-      <w:r>
-        <w:rPr>
-          <w:rFonts w:ascii="Arial" w:hAnsi="Arial" w:cs="Arial"/>
-        </w:rPr>
-        <w:t xml:space="preserve"> catch small typos or name variations. This implementation of DSU makes the similarity transitive, meaning that if A is </w:t>
-      </w:r>
-      <w:proofErr w:type="gramStart"/>
-      <w:r>
-        <w:rPr>
-          <w:rFonts w:ascii="Arial" w:hAnsi="Arial" w:cs="Arial"/>
-        </w:rPr>
-        <w:t>similar to</w:t>
-      </w:r>
-      <w:proofErr w:type="gramEnd"/>
-      <w:r>
-        <w:rPr>
-          <w:rFonts w:ascii="Arial" w:hAnsi="Arial" w:cs="Arial"/>
-        </w:rPr>
-        <w:t xml:space="preserve"> B and B is </w:t>
-      </w:r>
-      <w:proofErr w:type="gramStart"/>
-      <w:r>
-        <w:rPr>
-          <w:rFonts w:ascii="Arial" w:hAnsi="Arial" w:cs="Arial"/>
-        </w:rPr>
-        <w:t>similar to</w:t>
-      </w:r>
-      <w:proofErr w:type="gramEnd"/>
-      <w:r>
-        <w:rPr>
-          <w:rFonts w:ascii="Arial" w:hAnsi="Arial" w:cs="Arial"/>
-        </w:rPr>
-        <w:t xml:space="preserve"> C, A and C will be part of the same cluster.</w:t>
+        <w:t>algorithm. A threshold value is created in order to catch small typos or name variations. This implementation of DSU makes the similarity transitive, meaning that if A is similar to B and B is similar to C, A and C will be part of the same cluster.</w:t>
       </w:r>
     </w:p>
     <w:p>
@@ -13223,21 +13027,7 @@
           <w:rFonts w:ascii="Arial" w:hAnsi="Arial" w:cs="Arial"/>
         </w:rPr>
         <w:lastRenderedPageBreak/>
-        <w:t xml:space="preserve">Java runs faster than most of the interpreted languages for </w:t>
-      </w:r>
-      <w:proofErr w:type="gramStart"/>
-      <w:r>
-        <w:rPr>
-          <w:rFonts w:ascii="Arial" w:hAnsi="Arial" w:cs="Arial"/>
-        </w:rPr>
-        <w:t>processing of</w:t>
-      </w:r>
-      <w:proofErr w:type="gramEnd"/>
-      <w:r>
-        <w:rPr>
-          <w:rFonts w:ascii="Arial" w:hAnsi="Arial" w:cs="Arial"/>
-        </w:rPr>
-        <w:t xml:space="preserve"> large </w:t>
+        <w:t xml:space="preserve">Java runs faster than most of the interpreted languages for processing of large </w:t>
       </w:r>
       <w:r>
         <w:rPr>
@@ -13664,21 +13454,7 @@
         <w:rPr>
           <w:rFonts w:ascii="Arial" w:hAnsi="Arial" w:cs="Arial"/>
         </w:rPr>
-        <w:t xml:space="preserve"> uses React for its </w:t>
-      </w:r>
-      <w:proofErr w:type="gramStart"/>
-      <w:r>
-        <w:rPr>
-          <w:rFonts w:ascii="Arial" w:hAnsi="Arial" w:cs="Arial"/>
-        </w:rPr>
-        <w:t>frontend</w:t>
-      </w:r>
-      <w:proofErr w:type="gramEnd"/>
-      <w:r>
-        <w:rPr>
-          <w:rFonts w:ascii="Arial" w:hAnsi="Arial" w:cs="Arial"/>
-        </w:rPr>
-        <w:t xml:space="preserve">. One of the </w:t>
+        <w:t xml:space="preserve"> uses React for its frontend. One of the </w:t>
       </w:r>
       <w:r>
         <w:rPr>
@@ -13790,21 +13566,7 @@
         <w:rPr>
           <w:rFonts w:ascii="Arial" w:hAnsi="Arial" w:cs="Arial"/>
         </w:rPr>
-        <w:t xml:space="preserve"> create </w:t>
-      </w:r>
-      <w:proofErr w:type="gramStart"/>
-      <w:r>
-        <w:rPr>
-          <w:rFonts w:ascii="Arial" w:hAnsi="Arial" w:cs="Arial"/>
-        </w:rPr>
-        <w:t>a modern</w:t>
-      </w:r>
-      <w:proofErr w:type="gramEnd"/>
-      <w:r>
-        <w:rPr>
-          <w:rFonts w:ascii="Arial" w:hAnsi="Arial" w:cs="Arial"/>
-        </w:rPr>
-        <w:t xml:space="preserve"> full-stack architecture.</w:t>
+        <w:t xml:space="preserve"> create a modern full-stack architecture.</w:t>
       </w:r>
     </w:p>
     <w:p>
@@ -16850,6 +16612,7 @@
   <w:style w:type="character" w:default="1" w:styleId="DefaultParagraphFont">
     <w:name w:val="Default Paragraph Font"/>
     <w:uiPriority w:val="1"/>
+    <w:semiHidden/>
     <w:unhideWhenUsed/>
   </w:style>
   <w:style w:type="table" w:default="1" w:styleId="TableNormal">

--- a/docs/Vili-An_Doneva_Diploma_Thesis.docx
+++ b/docs/Vili-An_Doneva_Diploma_Thesis.docx
@@ -692,21 +692,7 @@
         <w:rPr>
           <w:rFonts w:ascii="Arial" w:hAnsi="Arial" w:cs="Arial"/>
         </w:rPr>
-        <w:t xml:space="preserve"> additionally uses a </w:t>
-      </w:r>
-      <w:proofErr w:type="spellStart"/>
-      <w:r>
-        <w:rPr>
-          <w:rFonts w:ascii="Arial" w:hAnsi="Arial" w:cs="Arial"/>
-        </w:rPr>
-        <w:t>trie</w:t>
-      </w:r>
-      <w:proofErr w:type="spellEnd"/>
-      <w:r>
-        <w:rPr>
-          <w:rFonts w:ascii="Arial" w:hAnsi="Arial" w:cs="Arial"/>
-        </w:rPr>
-        <w:t xml:space="preserve"> data structure to compare names to the common names file.</w:t>
+        <w:t xml:space="preserve"> additionally uses a trie data structure to compare names to the common names file.</w:t>
       </w:r>
       <w:r>
         <w:rPr>
@@ -736,21 +722,7 @@
         <w:rPr>
           <w:rFonts w:ascii="Arial" w:hAnsi="Arial" w:cs="Arial"/>
         </w:rPr>
-        <w:t xml:space="preserve">uses the </w:t>
-      </w:r>
-      <w:proofErr w:type="spellStart"/>
-      <w:r>
-        <w:rPr>
-          <w:rFonts w:ascii="Arial" w:hAnsi="Arial" w:cs="Arial"/>
-        </w:rPr>
-        <w:t>Levenshtein</w:t>
-      </w:r>
-      <w:proofErr w:type="spellEnd"/>
-      <w:r>
-        <w:rPr>
-          <w:rFonts w:ascii="Arial" w:hAnsi="Arial" w:cs="Arial"/>
-        </w:rPr>
-        <w:t xml:space="preserve"> distance</w:t>
+        <w:t>uses the Levenshtein distance</w:t>
       </w:r>
       <w:r>
         <w:rPr>
@@ -972,6 +944,7 @@
         </w:rPr>
         <w:t xml:space="preserve">cited in the text and in the Reference </w:t>
       </w:r>
+      <w:proofErr w:type="gramStart"/>
       <w:r>
         <w:rPr>
           <w:rFonts w:ascii="Arial" w:hAnsi="Arial" w:cs="Arial"/>
@@ -984,6 +957,7 @@
         </w:rPr>
         <w:t>”</w:t>
       </w:r>
+      <w:proofErr w:type="gramEnd"/>
     </w:p>
     <w:p>
       <w:pPr>
@@ -1388,21 +1362,7 @@
         <w:rPr>
           <w:rFonts w:ascii="Arial" w:hAnsi="Arial" w:cs="Arial"/>
         </w:rPr>
-        <w:t xml:space="preserve">The characters are extracted through heuristic methods, regex, and the pre-trained Named Entity Recognition (NER) model – </w:t>
-      </w:r>
-      <w:proofErr w:type="spellStart"/>
-      <w:r>
-        <w:rPr>
-          <w:rFonts w:ascii="Arial" w:hAnsi="Arial" w:cs="Arial"/>
-        </w:rPr>
-        <w:t>NameFinderME</w:t>
-      </w:r>
-      <w:proofErr w:type="spellEnd"/>
-      <w:r>
-        <w:rPr>
-          <w:rFonts w:ascii="Arial" w:hAnsi="Arial" w:cs="Arial"/>
-        </w:rPr>
-        <w:t xml:space="preserve">. </w:t>
+        <w:t xml:space="preserve">The characters are extracted through heuristic methods, regex, and the pre-trained Named Entity Recognition (NER) model – NameFinderME. </w:t>
       </w:r>
       <w:r>
         <w:rPr>
@@ -1494,7 +1454,21 @@
         <w:rPr>
           <w:rFonts w:ascii="Arial" w:hAnsi="Arial" w:cs="Arial"/>
         </w:rPr>
-        <w:t>Most cases are covered by the heuristic logic</w:t>
+        <w:t xml:space="preserve">Most cases are covered by </w:t>
+      </w:r>
+      <w:proofErr w:type="gramStart"/>
+      <w:r>
+        <w:rPr>
+          <w:rFonts w:ascii="Arial" w:hAnsi="Arial" w:cs="Arial"/>
+        </w:rPr>
+        <w:t>the heuristic</w:t>
+      </w:r>
+      <w:proofErr w:type="gramEnd"/>
+      <w:r>
+        <w:rPr>
+          <w:rFonts w:ascii="Arial" w:hAnsi="Arial" w:cs="Arial"/>
+        </w:rPr>
+        <w:t xml:space="preserve"> logic</w:t>
       </w:r>
       <w:r>
         <w:rPr>
@@ -1518,30 +1492,14 @@
         <w:rPr>
           <w:rFonts w:ascii="Arial" w:hAnsi="Arial" w:cs="Arial"/>
         </w:rPr>
-        <w:t xml:space="preserve"> analyzes them based on regex patterns. However, in-line names are more difficult to extract as they have no distinct position or format. This is why </w:t>
-      </w:r>
-      <w:proofErr w:type="spellStart"/>
+        <w:t xml:space="preserve"> analyzes them based on regex patterns. However, in-line names are more difficult to extract as they have no distinct position or format. This is why NameFinderME or the first-introduced logic is used. </w:t>
+      </w:r>
       <w:r>
         <w:rPr>
           <w:rFonts w:ascii="Arial" w:hAnsi="Arial" w:cs="Arial"/>
         </w:rPr>
         <w:t>NameFinderME</w:t>
       </w:r>
-      <w:proofErr w:type="spellEnd"/>
-      <w:r>
-        <w:rPr>
-          <w:rFonts w:ascii="Arial" w:hAnsi="Arial" w:cs="Arial"/>
-        </w:rPr>
-        <w:t xml:space="preserve"> or the first-introduced logic is used. </w:t>
-      </w:r>
-      <w:proofErr w:type="spellStart"/>
-      <w:r>
-        <w:rPr>
-          <w:rFonts w:ascii="Arial" w:hAnsi="Arial" w:cs="Arial"/>
-        </w:rPr>
-        <w:t>NameFinderME</w:t>
-      </w:r>
-      <w:proofErr w:type="spellEnd"/>
       <w:r>
         <w:rPr>
           <w:rFonts w:ascii="Arial" w:hAnsi="Arial" w:cs="Arial"/>
@@ -1564,16 +1522,8 @@
         <w:rPr>
           <w:rFonts w:ascii="Arial" w:hAnsi="Arial" w:cs="Arial"/>
         </w:rPr>
-        <w:t xml:space="preserve">class in the Apache </w:t>
-      </w:r>
-      <w:proofErr w:type="spellStart"/>
-      <w:r>
-        <w:rPr>
-          <w:rFonts w:ascii="Arial" w:hAnsi="Arial" w:cs="Arial"/>
-        </w:rPr>
-        <w:t>OpenNLP</w:t>
-      </w:r>
-      <w:proofErr w:type="spellEnd"/>
+        <w:t>class in the Apache OpenNLP</w:t>
+      </w:r>
       <w:r>
         <w:rPr>
           <w:rFonts w:ascii="Arial" w:hAnsi="Arial" w:cs="Arial"/>
@@ -1655,21 +1605,7 @@
         <w:rPr>
           <w:rFonts w:ascii="Arial" w:hAnsi="Arial" w:cs="Arial"/>
         </w:rPr>
-        <w:t xml:space="preserve"> the </w:t>
-      </w:r>
-      <w:proofErr w:type="spellStart"/>
-      <w:r>
-        <w:rPr>
-          <w:rFonts w:ascii="Arial" w:hAnsi="Arial" w:cs="Arial"/>
-        </w:rPr>
-        <w:t>Levenshtein</w:t>
-      </w:r>
-      <w:proofErr w:type="spellEnd"/>
-      <w:r>
-        <w:rPr>
-          <w:rFonts w:ascii="Arial" w:hAnsi="Arial" w:cs="Arial"/>
-        </w:rPr>
-        <w:t xml:space="preserve"> distance algorithm</w:t>
+        <w:t xml:space="preserve"> the Levenshtein distance algorithm</w:t>
       </w:r>
       <w:r>
         <w:rPr>
@@ -1757,29 +1693,13 @@
           <w:i/>
           <w:iCs/>
         </w:rPr>
-        <w:t xml:space="preserve">Big </w:t>
-      </w:r>
-      <w:proofErr w:type="spellStart"/>
-      <w:r>
-        <w:rPr>
-          <w:rFonts w:ascii="Arial" w:hAnsi="Arial" w:cs="Arial"/>
-          <w:i/>
-          <w:iCs/>
-        </w:rPr>
-        <w:t>Break!</w:t>
-      </w:r>
-      <w:r>
-        <w:rPr>
-          <w:rFonts w:ascii="Arial" w:hAnsi="Arial" w:cs="Arial"/>
-        </w:rPr>
-        <w:t>’s</w:t>
-      </w:r>
-      <w:proofErr w:type="spellEnd"/>
-      <w:r>
-        <w:rPr>
-          <w:rFonts w:ascii="Arial" w:hAnsi="Arial" w:cs="Arial"/>
-        </w:rPr>
-        <w:t xml:space="preserve"> scheduling depends on various </w:t>
+        <w:t>Big Break!</w:t>
+      </w:r>
+      <w:r>
+        <w:rPr>
+          <w:rFonts w:ascii="Arial" w:hAnsi="Arial" w:cs="Arial"/>
+        </w:rPr>
+        <w:t xml:space="preserve">’s scheduling depends on various </w:t>
       </w:r>
       <w:r>
         <w:rPr>
@@ -1877,11 +1797,19 @@
         </w:rPr>
         <w:t xml:space="preserve">Big Break! </w:t>
       </w:r>
-      <w:r>
-        <w:rPr>
-          <w:rFonts w:ascii="Arial" w:hAnsi="Arial" w:cs="Arial"/>
-        </w:rPr>
-        <w:t>as my senior project is majorly connected to my interest in fil</w:t>
+      <w:proofErr w:type="gramStart"/>
+      <w:r>
+        <w:rPr>
+          <w:rFonts w:ascii="Arial" w:hAnsi="Arial" w:cs="Arial"/>
+        </w:rPr>
+        <w:t>as</w:t>
+      </w:r>
+      <w:proofErr w:type="gramEnd"/>
+      <w:r>
+        <w:rPr>
+          <w:rFonts w:ascii="Arial" w:hAnsi="Arial" w:cs="Arial"/>
+        </w:rPr>
+        <w:t xml:space="preserve"> my senior project is majorly connected to my interest in fil</w:t>
       </w:r>
       <w:r>
         <w:rPr>
@@ -2623,69 +2551,27 @@
         </w:rPr>
         <w:t xml:space="preserve"> </w:t>
       </w:r>
-      <w:proofErr w:type="spellStart"/>
       <w:r>
         <w:rPr>
           <w:rFonts w:ascii="Arial" w:hAnsi="Arial" w:cs="Arial"/>
           <w:i/>
           <w:iCs/>
         </w:rPr>
-        <w:t>loadScript</w:t>
-      </w:r>
-      <w:proofErr w:type="spellEnd"/>
+        <w:t>loadScript (String filePath)</w:t>
+      </w:r>
       <w:r>
         <w:rPr>
           <w:rFonts w:ascii="Arial" w:hAnsi="Arial" w:cs="Arial"/>
           <w:i/>
           <w:iCs/>
         </w:rPr>
-        <w:t xml:space="preserve"> (String </w:t>
-      </w:r>
-      <w:proofErr w:type="spellStart"/>
-      <w:r>
-        <w:rPr>
-          <w:rFonts w:ascii="Arial" w:hAnsi="Arial" w:cs="Arial"/>
-          <w:i/>
-          <w:iCs/>
-        </w:rPr>
-        <w:t>filePath</w:t>
-      </w:r>
-      <w:proofErr w:type="spellEnd"/>
-      <w:r>
-        <w:rPr>
-          <w:rFonts w:ascii="Arial" w:hAnsi="Arial" w:cs="Arial"/>
-          <w:i/>
-          <w:iCs/>
-        </w:rPr>
-        <w:t>)</w:t>
-      </w:r>
-      <w:r>
-        <w:rPr>
-          <w:rFonts w:ascii="Arial" w:hAnsi="Arial" w:cs="Arial"/>
-          <w:i/>
-          <w:iCs/>
-        </w:rPr>
         <w:t xml:space="preserve"> </w:t>
       </w:r>
       <w:r>
         <w:rPr>
           <w:rFonts w:ascii="Arial" w:hAnsi="Arial" w:cs="Arial"/>
         </w:rPr>
-        <w:t xml:space="preserve">to access the script .txt file and to normalize spaces and breaks, and </w:t>
-      </w:r>
-      <w:proofErr w:type="spellStart"/>
-      <w:r>
-        <w:rPr>
-          <w:rFonts w:ascii="Arial" w:hAnsi="Arial" w:cs="Arial"/>
-        </w:rPr>
-        <w:t>removePageNumbers</w:t>
-      </w:r>
-      <w:proofErr w:type="spellEnd"/>
-      <w:r>
-        <w:rPr>
-          <w:rFonts w:ascii="Arial" w:hAnsi="Arial" w:cs="Arial"/>
-        </w:rPr>
-        <w:t xml:space="preserve"> (String script) to remove page headers/footers and obvious page numbers.</w:t>
+        <w:t>to access the script .txt file and to normalize spaces and breaks, and removePageNumbers (String script) to remove page headers/footers and obvious page numbers.</w:t>
       </w:r>
       <w:r>
         <w:rPr>
@@ -2705,19 +2591,11 @@
         </w:rPr>
         <w:t xml:space="preserve">List &lt;Scene&gt; </w:t>
       </w:r>
-      <w:proofErr w:type="spellStart"/>
-      <w:r>
-        <w:rPr>
-          <w:rFonts w:ascii="Arial" w:hAnsi="Arial" w:cs="Arial"/>
-        </w:rPr>
-        <w:t>splitScenes</w:t>
-      </w:r>
-      <w:proofErr w:type="spellEnd"/>
-      <w:r>
-        <w:rPr>
-          <w:rFonts w:ascii="Arial" w:hAnsi="Arial" w:cs="Arial"/>
-        </w:rPr>
-        <w:t>(String script)</w:t>
+      <w:r>
+        <w:rPr>
+          <w:rFonts w:ascii="Arial" w:hAnsi="Arial" w:cs="Arial"/>
+        </w:rPr>
+        <w:t>splitScenes(String script)</w:t>
       </w:r>
       <w:r>
         <w:rPr>
@@ -2771,7 +2649,21 @@
         <w:rPr>
           <w:rFonts w:ascii="Arial" w:hAnsi="Arial" w:cs="Arial"/>
         </w:rPr>
-        <w:t xml:space="preserve">filling up the Scene class constructor with scene order number (the actual number of the scene in the order they appear), scene script numbers (the scene number written in the script), headings, locations, and times (if available). In order to find the values, it uses </w:t>
+        <w:t xml:space="preserve">filling up the Scene class constructor with scene order number (the actual number of the scene in the order they appear), scene script numbers (the scene number written in the script), headings, locations, and times (if available). </w:t>
+      </w:r>
+      <w:proofErr w:type="gramStart"/>
+      <w:r>
+        <w:rPr>
+          <w:rFonts w:ascii="Arial" w:hAnsi="Arial" w:cs="Arial"/>
+        </w:rPr>
+        <w:t>In order to</w:t>
+      </w:r>
+      <w:proofErr w:type="gramEnd"/>
+      <w:r>
+        <w:rPr>
+          <w:rFonts w:ascii="Arial" w:hAnsi="Arial" w:cs="Arial"/>
+        </w:rPr>
+        <w:t xml:space="preserve"> find the values, it uses </w:t>
       </w:r>
       <w:r>
         <w:rPr>
@@ -2937,17 +2829,8 @@
                                 <w:sz w:val="20"/>
                                 <w:szCs w:val="20"/>
                               </w:rPr>
-                              <w:t xml:space="preserve"> </w:t>
+                              <w:t xml:space="preserve"> splitScenes</w:t>
                             </w:r>
-                            <w:proofErr w:type="spellStart"/>
-                            <w:r>
-                              <w:rPr>
-                                <w:sz w:val="20"/>
-                                <w:szCs w:val="20"/>
-                              </w:rPr>
-                              <w:t>splitScenes</w:t>
-                            </w:r>
-                            <w:proofErr w:type="spellEnd"/>
                             <w:r>
                               <w:rPr>
                                 <w:sz w:val="20"/>
@@ -3054,17 +2937,8 @@
                           <w:sz w:val="20"/>
                           <w:szCs w:val="20"/>
                         </w:rPr>
-                        <w:t xml:space="preserve"> </w:t>
+                        <w:t xml:space="preserve"> splitScenes</w:t>
                       </w:r>
-                      <w:proofErr w:type="spellStart"/>
-                      <w:r>
-                        <w:rPr>
-                          <w:sz w:val="20"/>
-                          <w:szCs w:val="20"/>
-                        </w:rPr>
-                        <w:t>splitScenes</w:t>
-                      </w:r>
-                      <w:proofErr w:type="spellEnd"/>
                       <w:r>
                         <w:rPr>
                           <w:sz w:val="20"/>
@@ -3430,21 +3304,7 @@
         <w:rPr>
           <w:rFonts w:ascii="Arial" w:hAnsi="Arial" w:cs="Arial"/>
         </w:rPr>
-        <w:t xml:space="preserve">The POS Tagger of Apache </w:t>
-      </w:r>
-      <w:proofErr w:type="spellStart"/>
-      <w:r>
-        <w:rPr>
-          <w:rFonts w:ascii="Arial" w:hAnsi="Arial" w:cs="Arial"/>
-        </w:rPr>
-        <w:t>OpenNLP</w:t>
-      </w:r>
-      <w:proofErr w:type="spellEnd"/>
-      <w:r>
-        <w:rPr>
-          <w:rFonts w:ascii="Arial" w:hAnsi="Arial" w:cs="Arial"/>
-        </w:rPr>
-        <w:t xml:space="preserve"> automatically determines grammatical roles</w:t>
+        <w:t>The POS Tagger of Apache OpenNLP automatically determines grammatical roles</w:t>
       </w:r>
       <w:r>
         <w:rPr>
@@ -3494,25 +3354,121 @@
           <w:i/>
           <w:iCs/>
         </w:rPr>
-        <w:t xml:space="preserve">String[] tags = </w:t>
-      </w:r>
-      <w:proofErr w:type="spellStart"/>
-      <w:r>
+        <w:t>String[] tags = posTagger.tag (sentence);</w:t>
+      </w:r>
+    </w:p>
+    <w:p>
+      <w:pPr>
+        <w:spacing w:line="360" w:lineRule="auto"/>
+        <w:jc w:val="both"/>
+        <w:rPr>
+          <w:rFonts w:ascii="Arial" w:hAnsi="Arial" w:cs="Arial"/>
+        </w:rPr>
+      </w:pPr>
+      <w:r>
+        <w:rPr>
+          <w:rFonts w:ascii="Arial" w:hAnsi="Arial" w:cs="Arial"/>
+        </w:rPr>
+        <w:t>Result:</w:t>
+      </w:r>
+    </w:p>
+    <w:p>
+      <w:pPr>
+        <w:spacing w:line="360" w:lineRule="auto"/>
+        <w:jc w:val="both"/>
         <w:rPr>
           <w:rFonts w:ascii="Arial" w:hAnsi="Arial" w:cs="Arial"/>
           <w:i/>
           <w:iCs/>
         </w:rPr>
-        <w:t>posTagger.tag</w:t>
-      </w:r>
-      <w:proofErr w:type="spellEnd"/>
+      </w:pPr>
       <w:r>
         <w:rPr>
           <w:rFonts w:ascii="Arial" w:hAnsi="Arial" w:cs="Arial"/>
           <w:i/>
           <w:iCs/>
         </w:rPr>
-        <w:t xml:space="preserve"> (sentence);</w:t>
+        <w:t>Elphaba/NNP</w:t>
+      </w:r>
+      <w:r>
+        <w:rPr>
+          <w:rFonts w:ascii="Arial" w:hAnsi="Arial" w:cs="Arial"/>
+          <w:i/>
+          <w:iCs/>
+        </w:rPr>
+        <w:t xml:space="preserve"> (proper noun)</w:t>
+      </w:r>
+      <w:r>
+        <w:rPr>
+          <w:rFonts w:ascii="Arial" w:hAnsi="Arial" w:cs="Arial"/>
+          <w:i/>
+          <w:iCs/>
+        </w:rPr>
+        <w:t xml:space="preserve"> looked/VBD</w:t>
+      </w:r>
+      <w:r>
+        <w:rPr>
+          <w:rFonts w:ascii="Arial" w:hAnsi="Arial" w:cs="Arial"/>
+          <w:i/>
+          <w:iCs/>
+        </w:rPr>
+        <w:t xml:space="preserve"> (verb)</w:t>
+      </w:r>
+      <w:r>
+        <w:rPr>
+          <w:rFonts w:ascii="Arial" w:hAnsi="Arial" w:cs="Arial"/>
+          <w:i/>
+          <w:iCs/>
+        </w:rPr>
+        <w:t xml:space="preserve"> in/IN</w:t>
+      </w:r>
+      <w:r>
+        <w:rPr>
+          <w:rFonts w:ascii="Arial" w:hAnsi="Arial" w:cs="Arial"/>
+          <w:i/>
+          <w:iCs/>
+        </w:rPr>
+        <w:t xml:space="preserve"> (preposition)</w:t>
+      </w:r>
+      <w:r>
+        <w:rPr>
+          <w:rFonts w:ascii="Arial" w:hAnsi="Arial" w:cs="Arial"/>
+          <w:i/>
+          <w:iCs/>
+        </w:rPr>
+        <w:t xml:space="preserve"> the/DT </w:t>
+      </w:r>
+      <w:r>
+        <w:rPr>
+          <w:rFonts w:ascii="Arial" w:hAnsi="Arial" w:cs="Arial"/>
+          <w:i/>
+          <w:iCs/>
+        </w:rPr>
+        <w:t xml:space="preserve">(determiner) </w:t>
+      </w:r>
+      <w:r>
+        <w:rPr>
+          <w:rFonts w:ascii="Arial" w:hAnsi="Arial" w:cs="Arial"/>
+          <w:i/>
+          <w:iCs/>
+        </w:rPr>
+        <w:t>mirror/NN</w:t>
+      </w:r>
+      <w:r>
+        <w:rPr>
+          <w:rFonts w:ascii="Arial" w:hAnsi="Arial" w:cs="Arial"/>
+          <w:i/>
+          <w:iCs/>
+        </w:rPr>
+        <w:t xml:space="preserve"> (noun)</w:t>
+      </w:r>
+      <w:r>
+        <w:rPr>
+          <w:rFonts w:ascii="Arial" w:hAnsi="Arial" w:cs="Arial"/>
+          <w:i/>
+          <w:iCs/>
+        </w:rPr>
+        <w:t xml:space="preserve"> ./.</w:t>
       </w:r>
     </w:p>
     <w:p>
@@ -3527,7 +3483,65 @@
         <w:rPr>
           <w:rFonts w:ascii="Arial" w:hAnsi="Arial" w:cs="Arial"/>
         </w:rPr>
-        <w:t>Result:</w:t>
+        <w:t>After having the grammatical data, the software uses it as input to the heuristic rules that determine whether a noun is a prop or a set dressing. For example, if the noun is preceded by a</w:t>
+      </w:r>
+      <w:r>
+        <w:rPr>
+          <w:rFonts w:ascii="Arial" w:hAnsi="Arial" w:cs="Arial"/>
+        </w:rPr>
+        <w:t xml:space="preserve"> manipulation</w:t>
+      </w:r>
+      <w:r>
+        <w:rPr>
+          <w:rFonts w:ascii="Arial" w:hAnsi="Arial" w:cs="Arial"/>
+        </w:rPr>
+        <w:t xml:space="preserve"> verb (grab, pick up, take, etc.), then it is most probably a prop. However, if the previous </w:t>
+      </w:r>
+      <w:proofErr w:type="gramStart"/>
+      <w:r>
+        <w:rPr>
+          <w:rFonts w:ascii="Arial" w:hAnsi="Arial" w:cs="Arial"/>
+        </w:rPr>
+        <w:t>word</w:t>
+      </w:r>
+      <w:proofErr w:type="gramEnd"/>
+      <w:r>
+        <w:rPr>
+          <w:rFonts w:ascii="Arial" w:hAnsi="Arial" w:cs="Arial"/>
+        </w:rPr>
+        <w:t xml:space="preserve"> is a preposition (on, in, behind, etc.), then the noun is most probably part of the set dressing category.</w:t>
+      </w:r>
+      <w:r>
+        <w:rPr>
+          <w:rFonts w:ascii="Arial" w:hAnsi="Arial" w:cs="Arial"/>
+        </w:rPr>
+        <w:t xml:space="preserve"> Adding a NameFinderM</w:t>
+      </w:r>
+      <w:r>
+        <w:rPr>
+          <w:rFonts w:ascii="Arial" w:hAnsi="Arial" w:cs="Arial"/>
+        </w:rPr>
+        <w:t>E</w:t>
+      </w:r>
+      <w:r>
+        <w:rPr>
+          <w:rFonts w:ascii="Arial" w:hAnsi="Arial" w:cs="Arial"/>
+        </w:rPr>
+        <w:t xml:space="preserve"> NER model here will improve </w:t>
+      </w:r>
+      <w:proofErr w:type="gramStart"/>
+      <w:r>
+        <w:rPr>
+          <w:rFonts w:ascii="Arial" w:hAnsi="Arial" w:cs="Arial"/>
+        </w:rPr>
+        <w:t>the performance</w:t>
+      </w:r>
+      <w:proofErr w:type="gramEnd"/>
+      <w:r>
+        <w:rPr>
+          <w:rFonts w:ascii="Arial" w:hAnsi="Arial" w:cs="Arial"/>
+        </w:rPr>
+        <w:t xml:space="preserve"> further.</w:t>
       </w:r>
     </w:p>
     <w:p>
@@ -3536,17 +3550,115 @@
         <w:jc w:val="both"/>
         <w:rPr>
           <w:rFonts w:ascii="Arial" w:hAnsi="Arial" w:cs="Arial"/>
+        </w:rPr>
+      </w:pPr>
+    </w:p>
+    <w:p>
+      <w:pPr>
+        <w:spacing w:line="360" w:lineRule="auto"/>
+        <w:jc w:val="both"/>
+        <w:rPr>
+          <w:rFonts w:ascii="Arial" w:hAnsi="Arial" w:cs="Arial"/>
+          <w:b/>
+          <w:bCs/>
+        </w:rPr>
+      </w:pPr>
+      <w:r>
+        <w:rPr>
+          <w:rFonts w:ascii="Arial" w:hAnsi="Arial" w:cs="Arial"/>
+          <w:b/>
+          <w:bCs/>
+        </w:rPr>
+        <w:t>The user will be able to view the characters of each scene.</w:t>
+      </w:r>
+    </w:p>
+    <w:p>
+      <w:pPr>
+        <w:spacing w:line="360" w:lineRule="auto"/>
+        <w:jc w:val="both"/>
+        <w:rPr>
+          <w:rFonts w:ascii="Arial" w:hAnsi="Arial" w:cs="Arial"/>
+        </w:rPr>
+      </w:pPr>
+      <w:r>
+        <w:rPr>
+          <w:rFonts w:ascii="Arial" w:hAnsi="Arial" w:cs="Arial"/>
+        </w:rPr>
+        <w:t>This will be updated further:</w:t>
+      </w:r>
+    </w:p>
+    <w:p>
+      <w:pPr>
+        <w:spacing w:line="360" w:lineRule="auto"/>
+        <w:jc w:val="both"/>
+        <w:rPr>
+          <w:rFonts w:ascii="Arial" w:hAnsi="Arial" w:cs="Arial"/>
+        </w:rPr>
+      </w:pPr>
+      <w:r>
+        <w:rPr>
+          <w:rFonts w:ascii="Arial" w:hAnsi="Arial" w:cs="Arial"/>
+        </w:rPr>
+        <w:t xml:space="preserve">The characters are found in the script using several extractor methods: </w:t>
+      </w:r>
+      <w:r>
+        <w:rPr>
+          <w:rFonts w:ascii="Arial" w:hAnsi="Arial" w:cs="Arial"/>
           <w:i/>
           <w:iCs/>
         </w:rPr>
-      </w:pPr>
+        <w:t>extractSpeakerCues, extractInlineName, extractPersonWord, and extractIntroCharacters</w:t>
+      </w:r>
+      <w:r>
+        <w:rPr>
+          <w:rFonts w:ascii="Arial" w:hAnsi="Arial" w:cs="Arial"/>
+        </w:rPr>
+        <w:t xml:space="preserve">. Several helper methods are also created – </w:t>
+      </w:r>
       <w:r>
         <w:rPr>
           <w:rFonts w:ascii="Arial" w:hAnsi="Arial" w:cs="Arial"/>
           <w:i/>
           <w:iCs/>
         </w:rPr>
-        <w:t>Elphaba/NNP</w:t>
+        <w:t>normalizeName, normalizeNameInline, isCharacterCue, isStopPhrase, and safeSnippet</w:t>
+      </w:r>
+      <w:r>
+        <w:rPr>
+          <w:rFonts w:ascii="Arial" w:hAnsi="Arial" w:cs="Arial"/>
+        </w:rPr>
+        <w:t>.</w:t>
+      </w:r>
+      <w:r>
+        <w:rPr>
+          <w:rFonts w:ascii="Arial" w:hAnsi="Arial" w:cs="Arial"/>
+        </w:rPr>
+        <w:t xml:space="preserve"> </w:t>
+      </w:r>
+    </w:p>
+    <w:p>
+      <w:pPr>
+        <w:spacing w:line="360" w:lineRule="auto"/>
+        <w:jc w:val="both"/>
+        <w:rPr>
+          <w:rFonts w:ascii="Arial" w:hAnsi="Arial" w:cs="Arial"/>
+        </w:rPr>
+      </w:pPr>
+    </w:p>
+    <w:p>
+      <w:pPr>
+        <w:spacing w:line="360" w:lineRule="auto"/>
+        <w:jc w:val="both"/>
+        <w:rPr>
+          <w:rFonts w:ascii="Arial" w:hAnsi="Arial" w:cs="Arial"/>
+        </w:rPr>
+      </w:pPr>
+      <w:r>
+        <w:rPr>
+          <w:rFonts w:ascii="Arial" w:hAnsi="Arial" w:cs="Arial"/>
+        </w:rPr>
+        <w:lastRenderedPageBreak/>
+        <w:t xml:space="preserve">The </w:t>
       </w:r>
       <w:r>
         <w:rPr>
@@ -3554,390 +3666,8 @@
           <w:i/>
           <w:iCs/>
         </w:rPr>
-        <w:t xml:space="preserve"> (proper noun)</w:t>
-      </w:r>
-      <w:r>
-        <w:rPr>
-          <w:rFonts w:ascii="Arial" w:hAnsi="Arial" w:cs="Arial"/>
-          <w:i/>
-          <w:iCs/>
-        </w:rPr>
-        <w:t xml:space="preserve"> looked/VBD</w:t>
-      </w:r>
-      <w:r>
-        <w:rPr>
-          <w:rFonts w:ascii="Arial" w:hAnsi="Arial" w:cs="Arial"/>
-          <w:i/>
-          <w:iCs/>
-        </w:rPr>
-        <w:t xml:space="preserve"> (verb)</w:t>
-      </w:r>
-      <w:r>
-        <w:rPr>
-          <w:rFonts w:ascii="Arial" w:hAnsi="Arial" w:cs="Arial"/>
-          <w:i/>
-          <w:iCs/>
-        </w:rPr>
-        <w:t xml:space="preserve"> in/IN</w:t>
-      </w:r>
-      <w:r>
-        <w:rPr>
-          <w:rFonts w:ascii="Arial" w:hAnsi="Arial" w:cs="Arial"/>
-          <w:i/>
-          <w:iCs/>
-        </w:rPr>
-        <w:t xml:space="preserve"> (preposition)</w:t>
-      </w:r>
-      <w:r>
-        <w:rPr>
-          <w:rFonts w:ascii="Arial" w:hAnsi="Arial" w:cs="Arial"/>
-          <w:i/>
-          <w:iCs/>
-        </w:rPr>
-        <w:t xml:space="preserve"> the/DT </w:t>
-      </w:r>
-      <w:r>
-        <w:rPr>
-          <w:rFonts w:ascii="Arial" w:hAnsi="Arial" w:cs="Arial"/>
-          <w:i/>
-          <w:iCs/>
-        </w:rPr>
-        <w:t xml:space="preserve">(determiner) </w:t>
-      </w:r>
-      <w:r>
-        <w:rPr>
-          <w:rFonts w:ascii="Arial" w:hAnsi="Arial" w:cs="Arial"/>
-          <w:i/>
-          <w:iCs/>
-        </w:rPr>
-        <w:t>mirror/NN</w:t>
-      </w:r>
-      <w:r>
-        <w:rPr>
-          <w:rFonts w:ascii="Arial" w:hAnsi="Arial" w:cs="Arial"/>
-          <w:i/>
-          <w:iCs/>
-        </w:rPr>
-        <w:t xml:space="preserve"> (noun)</w:t>
-      </w:r>
-      <w:r>
-        <w:rPr>
-          <w:rFonts w:ascii="Arial" w:hAnsi="Arial" w:cs="Arial"/>
-          <w:i/>
-          <w:iCs/>
-        </w:rPr>
-        <w:t xml:space="preserve"> ./.</w:t>
-      </w:r>
-    </w:p>
-    <w:p>
-      <w:pPr>
-        <w:spacing w:line="360" w:lineRule="auto"/>
-        <w:jc w:val="both"/>
-        <w:rPr>
-          <w:rFonts w:ascii="Arial" w:hAnsi="Arial" w:cs="Arial"/>
-        </w:rPr>
-      </w:pPr>
-      <w:r>
-        <w:rPr>
-          <w:rFonts w:ascii="Arial" w:hAnsi="Arial" w:cs="Arial"/>
-        </w:rPr>
-        <w:t>After having the grammatical data, the software uses it as input to the heuristic rules that determine whether a noun is a prop or a set dressing. For example, if the noun is preceded by a</w:t>
-      </w:r>
-      <w:r>
-        <w:rPr>
-          <w:rFonts w:ascii="Arial" w:hAnsi="Arial" w:cs="Arial"/>
-        </w:rPr>
-        <w:t xml:space="preserve"> manipulation</w:t>
-      </w:r>
-      <w:r>
-        <w:rPr>
-          <w:rFonts w:ascii="Arial" w:hAnsi="Arial" w:cs="Arial"/>
-        </w:rPr>
-        <w:t xml:space="preserve"> verb (grab, pick up, take, etc.), then it is most probably a prop. However, if the previous word is a preposition (on, in, behind, etc.), then the noun is most probably part of the set dressing category.</w:t>
-      </w:r>
-      <w:r>
-        <w:rPr>
-          <w:rFonts w:ascii="Arial" w:hAnsi="Arial" w:cs="Arial"/>
-        </w:rPr>
-        <w:t xml:space="preserve"> Adding a </w:t>
-      </w:r>
-      <w:proofErr w:type="spellStart"/>
-      <w:r>
-        <w:rPr>
-          <w:rFonts w:ascii="Arial" w:hAnsi="Arial" w:cs="Arial"/>
-        </w:rPr>
-        <w:t>NameFinderM</w:t>
-      </w:r>
-      <w:r>
-        <w:rPr>
-          <w:rFonts w:ascii="Arial" w:hAnsi="Arial" w:cs="Arial"/>
-        </w:rPr>
-        <w:t>E</w:t>
-      </w:r>
-      <w:proofErr w:type="spellEnd"/>
-      <w:r>
-        <w:rPr>
-          <w:rFonts w:ascii="Arial" w:hAnsi="Arial" w:cs="Arial"/>
-        </w:rPr>
-        <w:t xml:space="preserve"> NER model here will improve the performance further.</w:t>
-      </w:r>
-    </w:p>
-    <w:p>
-      <w:pPr>
-        <w:spacing w:line="360" w:lineRule="auto"/>
-        <w:jc w:val="both"/>
-        <w:rPr>
-          <w:rFonts w:ascii="Arial" w:hAnsi="Arial" w:cs="Arial"/>
-        </w:rPr>
-      </w:pPr>
-    </w:p>
-    <w:p>
-      <w:pPr>
-        <w:spacing w:line="360" w:lineRule="auto"/>
-        <w:jc w:val="both"/>
-        <w:rPr>
-          <w:rFonts w:ascii="Arial" w:hAnsi="Arial" w:cs="Arial"/>
-          <w:b/>
-          <w:bCs/>
-        </w:rPr>
-      </w:pPr>
-      <w:r>
-        <w:rPr>
-          <w:rFonts w:ascii="Arial" w:hAnsi="Arial" w:cs="Arial"/>
-          <w:b/>
-          <w:bCs/>
-        </w:rPr>
-        <w:t>The user will be able to view the characters of each scene.</w:t>
-      </w:r>
-    </w:p>
-    <w:p>
-      <w:pPr>
-        <w:spacing w:line="360" w:lineRule="auto"/>
-        <w:jc w:val="both"/>
-        <w:rPr>
-          <w:rFonts w:ascii="Arial" w:hAnsi="Arial" w:cs="Arial"/>
-        </w:rPr>
-      </w:pPr>
-      <w:r>
-        <w:rPr>
-          <w:rFonts w:ascii="Arial" w:hAnsi="Arial" w:cs="Arial"/>
-        </w:rPr>
-        <w:t>This will be updated further:</w:t>
-      </w:r>
-    </w:p>
-    <w:p>
-      <w:pPr>
-        <w:spacing w:line="360" w:lineRule="auto"/>
-        <w:jc w:val="both"/>
-        <w:rPr>
-          <w:rFonts w:ascii="Arial" w:hAnsi="Arial" w:cs="Arial"/>
-        </w:rPr>
-      </w:pPr>
-      <w:r>
-        <w:rPr>
-          <w:rFonts w:ascii="Arial" w:hAnsi="Arial" w:cs="Arial"/>
-        </w:rPr>
-        <w:t xml:space="preserve">The characters are found in the script using several extractor methods: </w:t>
-      </w:r>
-      <w:proofErr w:type="spellStart"/>
-      <w:r>
-        <w:rPr>
-          <w:rFonts w:ascii="Arial" w:hAnsi="Arial" w:cs="Arial"/>
-          <w:i/>
-          <w:iCs/>
-        </w:rPr>
         <w:t>extractSpeakerCues</w:t>
       </w:r>
-      <w:proofErr w:type="spellEnd"/>
-      <w:r>
-        <w:rPr>
-          <w:rFonts w:ascii="Arial" w:hAnsi="Arial" w:cs="Arial"/>
-          <w:i/>
-          <w:iCs/>
-        </w:rPr>
-        <w:t xml:space="preserve">, </w:t>
-      </w:r>
-      <w:proofErr w:type="spellStart"/>
-      <w:r>
-        <w:rPr>
-          <w:rFonts w:ascii="Arial" w:hAnsi="Arial" w:cs="Arial"/>
-          <w:i/>
-          <w:iCs/>
-        </w:rPr>
-        <w:t>extractInlineName</w:t>
-      </w:r>
-      <w:proofErr w:type="spellEnd"/>
-      <w:r>
-        <w:rPr>
-          <w:rFonts w:ascii="Arial" w:hAnsi="Arial" w:cs="Arial"/>
-          <w:i/>
-          <w:iCs/>
-        </w:rPr>
-        <w:t xml:space="preserve">, </w:t>
-      </w:r>
-      <w:proofErr w:type="spellStart"/>
-      <w:r>
-        <w:rPr>
-          <w:rFonts w:ascii="Arial" w:hAnsi="Arial" w:cs="Arial"/>
-          <w:i/>
-          <w:iCs/>
-        </w:rPr>
-        <w:t>extractPersonWord</w:t>
-      </w:r>
-      <w:proofErr w:type="spellEnd"/>
-      <w:r>
-        <w:rPr>
-          <w:rFonts w:ascii="Arial" w:hAnsi="Arial" w:cs="Arial"/>
-          <w:i/>
-          <w:iCs/>
-        </w:rPr>
-        <w:t xml:space="preserve">, and </w:t>
-      </w:r>
-      <w:proofErr w:type="spellStart"/>
-      <w:r>
-        <w:rPr>
-          <w:rFonts w:ascii="Arial" w:hAnsi="Arial" w:cs="Arial"/>
-          <w:i/>
-          <w:iCs/>
-        </w:rPr>
-        <w:t>extractIntroCharacters</w:t>
-      </w:r>
-      <w:proofErr w:type="spellEnd"/>
-      <w:r>
-        <w:rPr>
-          <w:rFonts w:ascii="Arial" w:hAnsi="Arial" w:cs="Arial"/>
-        </w:rPr>
-        <w:t xml:space="preserve">. Several helper methods are also created – </w:t>
-      </w:r>
-      <w:proofErr w:type="spellStart"/>
-      <w:r>
-        <w:rPr>
-          <w:rFonts w:ascii="Arial" w:hAnsi="Arial" w:cs="Arial"/>
-          <w:i/>
-          <w:iCs/>
-        </w:rPr>
-        <w:t>normalizeName</w:t>
-      </w:r>
-      <w:proofErr w:type="spellEnd"/>
-      <w:r>
-        <w:rPr>
-          <w:rFonts w:ascii="Arial" w:hAnsi="Arial" w:cs="Arial"/>
-          <w:i/>
-          <w:iCs/>
-        </w:rPr>
-        <w:t xml:space="preserve">, </w:t>
-      </w:r>
-      <w:proofErr w:type="spellStart"/>
-      <w:r>
-        <w:rPr>
-          <w:rFonts w:ascii="Arial" w:hAnsi="Arial" w:cs="Arial"/>
-          <w:i/>
-          <w:iCs/>
-        </w:rPr>
-        <w:t>normalizeNameInline</w:t>
-      </w:r>
-      <w:proofErr w:type="spellEnd"/>
-      <w:r>
-        <w:rPr>
-          <w:rFonts w:ascii="Arial" w:hAnsi="Arial" w:cs="Arial"/>
-          <w:i/>
-          <w:iCs/>
-        </w:rPr>
-        <w:t xml:space="preserve">, </w:t>
-      </w:r>
-      <w:proofErr w:type="spellStart"/>
-      <w:r>
-        <w:rPr>
-          <w:rFonts w:ascii="Arial" w:hAnsi="Arial" w:cs="Arial"/>
-          <w:i/>
-          <w:iCs/>
-        </w:rPr>
-        <w:t>isCharacterCue</w:t>
-      </w:r>
-      <w:proofErr w:type="spellEnd"/>
-      <w:r>
-        <w:rPr>
-          <w:rFonts w:ascii="Arial" w:hAnsi="Arial" w:cs="Arial"/>
-          <w:i/>
-          <w:iCs/>
-        </w:rPr>
-        <w:t xml:space="preserve">, </w:t>
-      </w:r>
-      <w:proofErr w:type="spellStart"/>
-      <w:r>
-        <w:rPr>
-          <w:rFonts w:ascii="Arial" w:hAnsi="Arial" w:cs="Arial"/>
-          <w:i/>
-          <w:iCs/>
-        </w:rPr>
-        <w:t>isStopPhrase</w:t>
-      </w:r>
-      <w:proofErr w:type="spellEnd"/>
-      <w:r>
-        <w:rPr>
-          <w:rFonts w:ascii="Arial" w:hAnsi="Arial" w:cs="Arial"/>
-          <w:i/>
-          <w:iCs/>
-        </w:rPr>
-        <w:t xml:space="preserve">, and </w:t>
-      </w:r>
-      <w:proofErr w:type="spellStart"/>
-      <w:r>
-        <w:rPr>
-          <w:rFonts w:ascii="Arial" w:hAnsi="Arial" w:cs="Arial"/>
-          <w:i/>
-          <w:iCs/>
-        </w:rPr>
-        <w:t>safeSnippet</w:t>
-      </w:r>
-      <w:proofErr w:type="spellEnd"/>
-      <w:r>
-        <w:rPr>
-          <w:rFonts w:ascii="Arial" w:hAnsi="Arial" w:cs="Arial"/>
-        </w:rPr>
-        <w:t>.</w:t>
-      </w:r>
-      <w:r>
-        <w:rPr>
-          <w:rFonts w:ascii="Arial" w:hAnsi="Arial" w:cs="Arial"/>
-        </w:rPr>
-        <w:t xml:space="preserve"> </w:t>
-      </w:r>
-    </w:p>
-    <w:p>
-      <w:pPr>
-        <w:spacing w:line="360" w:lineRule="auto"/>
-        <w:jc w:val="both"/>
-        <w:rPr>
-          <w:rFonts w:ascii="Arial" w:hAnsi="Arial" w:cs="Arial"/>
-        </w:rPr>
-      </w:pPr>
-    </w:p>
-    <w:p>
-      <w:pPr>
-        <w:spacing w:line="360" w:lineRule="auto"/>
-        <w:jc w:val="both"/>
-        <w:rPr>
-          <w:rFonts w:ascii="Arial" w:hAnsi="Arial" w:cs="Arial"/>
-        </w:rPr>
-      </w:pPr>
-      <w:r>
-        <w:rPr>
-          <w:rFonts w:ascii="Arial" w:hAnsi="Arial" w:cs="Arial"/>
-        </w:rPr>
-        <w:lastRenderedPageBreak/>
-        <w:t xml:space="preserve">The </w:t>
-      </w:r>
-      <w:proofErr w:type="spellStart"/>
-      <w:r>
-        <w:rPr>
-          <w:rFonts w:ascii="Arial" w:hAnsi="Arial" w:cs="Arial"/>
-          <w:i/>
-          <w:iCs/>
-        </w:rPr>
-        <w:t>extractSpeakerCues</w:t>
-      </w:r>
-      <w:proofErr w:type="spellEnd"/>
       <w:r>
         <w:rPr>
           <w:rFonts w:ascii="Arial" w:hAnsi="Arial" w:cs="Arial"/>
@@ -4047,23 +3777,7 @@
                                 <w:sz w:val="20"/>
                                 <w:szCs w:val="20"/>
                               </w:rPr>
-                              <w:t xml:space="preserve"> Pseudocode for </w:t>
-                            </w:r>
-                            <w:proofErr w:type="spellStart"/>
-                            <w:r>
-                              <w:rPr>
-                                <w:sz w:val="20"/>
-                                <w:szCs w:val="20"/>
-                              </w:rPr>
-                              <w:t>isCharacterCue</w:t>
-                            </w:r>
-                            <w:proofErr w:type="spellEnd"/>
-                            <w:r>
-                              <w:rPr>
-                                <w:sz w:val="20"/>
-                                <w:szCs w:val="20"/>
-                              </w:rPr>
-                              <w:t xml:space="preserve"> (string line)</w:t>
+                              <w:t xml:space="preserve"> Pseudocode for isCharacterCue (string line)</w:t>
                             </w:r>
                           </w:p>
                         </w:txbxContent>
@@ -4121,23 +3835,7 @@
                           <w:sz w:val="20"/>
                           <w:szCs w:val="20"/>
                         </w:rPr>
-                        <w:t xml:space="preserve"> Pseudocode for </w:t>
-                      </w:r>
-                      <w:proofErr w:type="spellStart"/>
-                      <w:r>
-                        <w:rPr>
-                          <w:sz w:val="20"/>
-                          <w:szCs w:val="20"/>
-                        </w:rPr>
-                        <w:t>isCharacterCue</w:t>
-                      </w:r>
-                      <w:proofErr w:type="spellEnd"/>
-                      <w:r>
-                        <w:rPr>
-                          <w:sz w:val="20"/>
-                          <w:szCs w:val="20"/>
-                        </w:rPr>
-                        <w:t xml:space="preserve"> (string line)</w:t>
+                        <w:t xml:space="preserve"> Pseudocode for isCharacterCue (string line)</w:t>
                       </w:r>
                     </w:p>
                   </w:txbxContent>
@@ -4229,19 +3927,11 @@
         </w:rPr>
         <w:t xml:space="preserve">the </w:t>
       </w:r>
-      <w:proofErr w:type="spellStart"/>
-      <w:r>
-        <w:rPr>
-          <w:rFonts w:ascii="Arial" w:hAnsi="Arial" w:cs="Arial"/>
-        </w:rPr>
-        <w:t>isCharacterCue</w:t>
-      </w:r>
-      <w:proofErr w:type="spellEnd"/>
-      <w:r>
-        <w:rPr>
-          <w:rFonts w:ascii="Arial" w:hAnsi="Arial" w:cs="Arial"/>
-        </w:rPr>
-        <w:t>(String line) method that is mainly responsible for obtaining characters on the initial heuristics side:</w:t>
+      <w:r>
+        <w:rPr>
+          <w:rFonts w:ascii="Arial" w:hAnsi="Arial" w:cs="Arial"/>
+        </w:rPr>
+        <w:t>isCharacterCue(String line) method that is mainly responsible for obtaining characters on the initial heuristics side:</w:t>
       </w:r>
     </w:p>
     <w:p>
@@ -4322,35 +4012,7 @@
         <w:rPr>
           <w:rFonts w:ascii="Arial" w:hAnsi="Arial" w:cs="Arial"/>
         </w:rPr>
-        <w:t xml:space="preserve">The </w:t>
-      </w:r>
-      <w:proofErr w:type="spellStart"/>
-      <w:r>
-        <w:rPr>
-          <w:rFonts w:ascii="Arial" w:hAnsi="Arial" w:cs="Arial"/>
-        </w:rPr>
-        <w:t>extractInlineNames</w:t>
-      </w:r>
-      <w:proofErr w:type="spellEnd"/>
-      <w:r>
-        <w:rPr>
-          <w:rFonts w:ascii="Arial" w:hAnsi="Arial" w:cs="Arial"/>
-        </w:rPr>
-        <w:t xml:space="preserve"> covers the scenarios of names in a dialogue or scene descriptions. It is using the pre-trained model </w:t>
-      </w:r>
-      <w:proofErr w:type="spellStart"/>
-      <w:r>
-        <w:rPr>
-          <w:rFonts w:ascii="Arial" w:hAnsi="Arial" w:cs="Arial"/>
-        </w:rPr>
-        <w:t>NameFinderME</w:t>
-      </w:r>
-      <w:proofErr w:type="spellEnd"/>
-      <w:r>
-        <w:rPr>
-          <w:rFonts w:ascii="Arial" w:hAnsi="Arial" w:cs="Arial"/>
-        </w:rPr>
-        <w:t>.</w:t>
+        <w:t>The extractInlineNames covers the scenarios of names in a dialogue or scene descriptions. It is using the pre-trained model NameFinderME.</w:t>
       </w:r>
     </w:p>
     <w:p>
@@ -4374,21 +4036,7 @@
         <w:rPr>
           <w:rFonts w:ascii="Arial" w:hAnsi="Arial" w:cs="Arial"/>
         </w:rPr>
-        <w:t xml:space="preserve">The </w:t>
-      </w:r>
-      <w:proofErr w:type="spellStart"/>
-      <w:r>
-        <w:rPr>
-          <w:rFonts w:ascii="Arial" w:hAnsi="Arial" w:cs="Arial"/>
-        </w:rPr>
-        <w:t>extractPersonWord</w:t>
-      </w:r>
-      <w:proofErr w:type="spellEnd"/>
-      <w:r>
-        <w:rPr>
-          <w:rFonts w:ascii="Arial" w:hAnsi="Arial" w:cs="Arial"/>
-        </w:rPr>
-        <w:t xml:space="preserve"> extracts characters which are not proper names for characters that are unnamed. An example of that is </w:t>
+        <w:t xml:space="preserve">The extractPersonWord extracts characters which are not proper names for characters that are unnamed. An example of that is </w:t>
       </w:r>
       <w:r>
         <w:rPr>
@@ -4469,21 +4117,7 @@
         <w:rPr>
           <w:rFonts w:ascii="Arial" w:hAnsi="Arial" w:cs="Arial"/>
         </w:rPr>
-        <w:t xml:space="preserve">The </w:t>
-      </w:r>
-      <w:proofErr w:type="spellStart"/>
-      <w:r>
-        <w:rPr>
-          <w:rFonts w:ascii="Arial" w:hAnsi="Arial" w:cs="Arial"/>
-        </w:rPr>
-        <w:t>extractIntroCharacters</w:t>
-      </w:r>
-      <w:proofErr w:type="spellEnd"/>
-      <w:r>
-        <w:rPr>
-          <w:rFonts w:ascii="Arial" w:hAnsi="Arial" w:cs="Arial"/>
-        </w:rPr>
-        <w:t xml:space="preserve"> method handles situations where the characters are first introduced, as they usually have specific formatting. This is done through matching regex patterns.</w:t>
+        <w:t>The extractIntroCharacters method handles situations where the characters are first introduced, as they usually have specific formatting. This is done through matching regex patterns.</w:t>
       </w:r>
     </w:p>
     <w:p>
@@ -4507,21 +4141,7 @@
         <w:rPr>
           <w:rFonts w:ascii="Arial" w:hAnsi="Arial" w:cs="Arial"/>
         </w:rPr>
-        <w:t xml:space="preserve">The characters are extracted, clustered, and a canonical name is chosen for all. Then, only the unique characters for each scene are reset in the Scene class. This makes them easily viewed in the schedule. However, they would have a specific confidence score threshold they need to pass through because some of the </w:t>
-      </w:r>
-      <w:proofErr w:type="spellStart"/>
-      <w:r>
-        <w:rPr>
-          <w:rFonts w:ascii="Arial" w:hAnsi="Arial" w:cs="Arial"/>
-        </w:rPr>
-        <w:t>NameFinderME</w:t>
-      </w:r>
-      <w:proofErr w:type="spellEnd"/>
-      <w:r>
-        <w:rPr>
-          <w:rFonts w:ascii="Arial" w:hAnsi="Arial" w:cs="Arial"/>
-        </w:rPr>
-        <w:t xml:space="preserve"> findings are occasionally inaccurate. Nonetheless, the goal is also for them to be editable and for the director to see the ones that did not pass the threshold as suggestions. Also, new characters could be added manually by the Assistant Director.</w:t>
+        <w:t>The characters are extracted, clustered, and a canonical name is chosen for all. Then, only the unique characters for each scene are reset in the Scene class. This makes them easily viewed in the schedule. However, they would have a specific confidence score threshold they need to pass through because some of the NameFinderME findings are occasionally inaccurate. Nonetheless, the goal is also for them to be editable and for the director to see the ones that did not pass the threshold as suggestions. Also, new characters could be added manually by the Assistant Director.</w:t>
       </w:r>
     </w:p>
     <w:p>
@@ -4614,7 +4234,6 @@
           <w:color w:val="auto"/>
         </w:rPr>
       </w:pPr>
-      <w:proofErr w:type="spellStart"/>
       <w:r>
         <w:rPr>
           <w:rFonts w:ascii="Arial" w:hAnsi="Arial" w:cs="Arial"/>
@@ -4622,17 +4241,7 @@
           <w:bCs/>
           <w:color w:val="auto"/>
         </w:rPr>
-        <w:t>Levenshtein</w:t>
-      </w:r>
-      <w:proofErr w:type="spellEnd"/>
-      <w:r>
-        <w:rPr>
-          <w:rFonts w:ascii="Arial" w:hAnsi="Arial" w:cs="Arial"/>
-          <w:b/>
-          <w:bCs/>
-          <w:color w:val="auto"/>
-        </w:rPr>
-        <w:t xml:space="preserve"> (Edit) Distance</w:t>
+        <w:t>Levenshtein (Edit) Distance</w:t>
       </w:r>
     </w:p>
     <w:p/>
@@ -4650,19 +4259,11 @@
         </w:rPr>
         <w:t xml:space="preserve">The </w:t>
       </w:r>
-      <w:proofErr w:type="spellStart"/>
-      <w:r>
-        <w:rPr>
-          <w:rFonts w:ascii="Arial" w:hAnsi="Arial" w:cs="Arial"/>
-        </w:rPr>
-        <w:t>Levenshtein</w:t>
-      </w:r>
-      <w:proofErr w:type="spellEnd"/>
-      <w:r>
-        <w:rPr>
-          <w:rFonts w:ascii="Arial" w:hAnsi="Arial" w:cs="Arial"/>
-        </w:rPr>
-        <w:t xml:space="preserve"> (edit) distance</w:t>
+      <w:r>
+        <w:rPr>
+          <w:rFonts w:ascii="Arial" w:hAnsi="Arial" w:cs="Arial"/>
+        </w:rPr>
+        <w:t>Levenshtein (edit) distance</w:t>
       </w:r>
       <w:r>
         <w:rPr>
@@ -4676,12 +4277,14 @@
         </w:rPr>
         <w:t xml:space="preserve"> measures the difference between </w:t>
       </w:r>
+      <w:proofErr w:type="gramStart"/>
       <w:r>
         <w:rPr>
           <w:rFonts w:ascii="Arial" w:hAnsi="Arial" w:cs="Arial"/>
         </w:rPr>
         <w:t>two character</w:t>
       </w:r>
+      <w:proofErr w:type="gramEnd"/>
       <w:r>
         <w:rPr>
           <w:rFonts w:ascii="Arial" w:hAnsi="Arial" w:cs="Arial"/>
@@ -4915,21 +4518,7 @@
         <w:rPr>
           <w:rFonts w:ascii="Arial" w:hAnsi="Arial" w:cs="Arial"/>
         </w:rPr>
-        <w:t xml:space="preserve"> of the essential step of the </w:t>
-      </w:r>
-      <w:proofErr w:type="spellStart"/>
-      <w:r>
-        <w:rPr>
-          <w:rFonts w:ascii="Arial" w:hAnsi="Arial" w:cs="Arial"/>
-        </w:rPr>
-        <w:t>Levenshtein</w:t>
-      </w:r>
-      <w:proofErr w:type="spellEnd"/>
-      <w:r>
-        <w:rPr>
-          <w:rFonts w:ascii="Arial" w:hAnsi="Arial" w:cs="Arial"/>
-        </w:rPr>
-        <w:t xml:space="preserve"> distance algorithm – filling the matrix:</w:t>
+        <w:t xml:space="preserve"> of the essential step of the Levenshtein distance algorithm – filling the matrix:</w:t>
       </w:r>
     </w:p>
     <w:p>
@@ -4994,15 +4583,7 @@
                               <w:t xml:space="preserve">Figure 4: </w:t>
                             </w:r>
                             <w:r>
-                              <w:t xml:space="preserve">Pseudocode of the </w:t>
-                            </w:r>
-                            <w:proofErr w:type="spellStart"/>
-                            <w:r>
-                              <w:t>Levenshtein</w:t>
-                            </w:r>
-                            <w:proofErr w:type="spellEnd"/>
-                            <w:r>
-                              <w:t xml:space="preserve"> distance algorithm</w:t>
+                              <w:t>Pseudocode of the Levenshtein distance algorithm</w:t>
                             </w:r>
                           </w:p>
                         </w:txbxContent>
@@ -5036,15 +4617,7 @@
                         <w:t xml:space="preserve">Figure 4: </w:t>
                       </w:r>
                       <w:r>
-                        <w:t xml:space="preserve">Pseudocode of the </w:t>
-                      </w:r>
-                      <w:proofErr w:type="spellStart"/>
-                      <w:r>
-                        <w:t>Levenshtein</w:t>
-                      </w:r>
-                      <w:proofErr w:type="spellEnd"/>
-                      <w:r>
-                        <w:t xml:space="preserve"> distance algorithm</w:t>
+                        <w:t>Pseudocode of the Levenshtein distance algorithm</w:t>
                       </w:r>
                     </w:p>
                   </w:txbxContent>
@@ -5790,23 +5363,7 @@
                                 <w:sz w:val="20"/>
                                 <w:szCs w:val="20"/>
                               </w:rPr>
-                              <w:t xml:space="preserve">: </w:t>
-                            </w:r>
-                            <w:proofErr w:type="spellStart"/>
-                            <w:r>
-                              <w:rPr>
-                                <w:sz w:val="20"/>
-                                <w:szCs w:val="20"/>
-                              </w:rPr>
-                              <w:t>Levenshtein</w:t>
-                            </w:r>
-                            <w:proofErr w:type="spellEnd"/>
-                            <w:r>
-                              <w:rPr>
-                                <w:sz w:val="20"/>
-                                <w:szCs w:val="20"/>
-                              </w:rPr>
-                              <w:t xml:space="preserve"> distance algorithm example matrix</w:t>
+                              <w:t>: Levenshtein distance algorithm example matrix</w:t>
                             </w:r>
                           </w:p>
                         </w:txbxContent>
@@ -5893,23 +5450,7 @@
                           <w:sz w:val="20"/>
                           <w:szCs w:val="20"/>
                         </w:rPr>
-                        <w:t xml:space="preserve">: </w:t>
-                      </w:r>
-                      <w:proofErr w:type="spellStart"/>
-                      <w:r>
-                        <w:rPr>
-                          <w:sz w:val="20"/>
-                          <w:szCs w:val="20"/>
-                        </w:rPr>
-                        <w:t>Levenshtein</w:t>
-                      </w:r>
-                      <w:proofErr w:type="spellEnd"/>
-                      <w:r>
-                        <w:rPr>
-                          <w:sz w:val="20"/>
-                          <w:szCs w:val="20"/>
-                        </w:rPr>
-                        <w:t xml:space="preserve"> distance algorithm example matrix</w:t>
+                        <w:t>: Levenshtein distance algorithm example matrix</w:t>
                       </w:r>
                     </w:p>
                   </w:txbxContent>
@@ -5952,23 +5493,13 @@
         </w:rPr>
         <w:t xml:space="preserve"> </w:t>
       </w:r>
-      <w:proofErr w:type="spellStart"/>
       <w:r>
         <w:rPr>
           <w:rFonts w:ascii="Arial" w:hAnsi="Arial" w:cs="Arial"/>
           <w:i/>
           <w:iCs/>
         </w:rPr>
-        <w:t>dp</w:t>
-      </w:r>
-      <w:proofErr w:type="spellEnd"/>
-      <w:r>
-        <w:rPr>
-          <w:rFonts w:ascii="Arial" w:hAnsi="Arial" w:cs="Arial"/>
-          <w:i/>
-          <w:iCs/>
-        </w:rPr>
-        <w:t xml:space="preserve"> </w:t>
+        <w:t xml:space="preserve">dp </w:t>
       </w:r>
       <w:r>
         <w:rPr>
@@ -6198,7 +5729,14 @@
         <w:rPr>
           <w:rFonts w:ascii="Arial" w:eastAsiaTheme="minorEastAsia" w:hAnsi="Arial" w:cs="Arial"/>
         </w:rPr>
-        <w:t xml:space="preserve">as a preparation to insert it into the </w:t>
+        <w:t xml:space="preserve">as a preparation to insert it into </w:t>
+      </w:r>
+      <w:proofErr w:type="gramStart"/>
+      <w:r>
+        <w:rPr>
+          <w:rFonts w:ascii="Arial" w:eastAsiaTheme="minorEastAsia" w:hAnsi="Arial" w:cs="Arial"/>
+        </w:rPr>
+        <w:t xml:space="preserve">the </w:t>
       </w:r>
       <w:r>
         <w:rPr>
@@ -6206,7 +5744,16 @@
           <w:i/>
           <w:iCs/>
         </w:rPr>
-        <w:t xml:space="preserve">a </w:t>
+        <w:t>a</w:t>
+      </w:r>
+      <w:proofErr w:type="gramEnd"/>
+      <w:r>
+        <w:rPr>
+          <w:rFonts w:ascii="Arial" w:eastAsiaTheme="minorEastAsia" w:hAnsi="Arial" w:cs="Arial"/>
+          <w:i/>
+          <w:iCs/>
+        </w:rPr>
+        <w:t xml:space="preserve"> </w:t>
       </w:r>
       <w:r>
         <w:rPr>
@@ -7279,7 +6826,21 @@
         <w:rPr>
           <w:rFonts w:ascii="Arial" w:hAnsi="Arial" w:cs="Arial"/>
         </w:rPr>
-        <w:t xml:space="preserve"> or not</w:t>
+        <w:t xml:space="preserve"> </w:t>
+      </w:r>
+      <w:proofErr w:type="gramStart"/>
+      <w:r>
+        <w:rPr>
+          <w:rFonts w:ascii="Arial" w:hAnsi="Arial" w:cs="Arial"/>
+        </w:rPr>
+        <w:t>or</w:t>
+      </w:r>
+      <w:proofErr w:type="gramEnd"/>
+      <w:r>
+        <w:rPr>
+          <w:rFonts w:ascii="Arial" w:hAnsi="Arial" w:cs="Arial"/>
+        </w:rPr>
+        <w:t xml:space="preserve"> not</w:t>
       </w:r>
       <w:r>
         <w:rPr>
@@ -7315,7 +6876,21 @@
         <w:rPr>
           <w:rFonts w:ascii="Arial" w:hAnsi="Arial" w:cs="Arial"/>
         </w:rPr>
-        <w:t xml:space="preserve"> It is based on the Jaro similarity algorithm, including the Winkler prefix adjustment.</w:t>
+        <w:t xml:space="preserve"> It is based on the Jaro </w:t>
+      </w:r>
+      <w:proofErr w:type="gramStart"/>
+      <w:r>
+        <w:rPr>
+          <w:rFonts w:ascii="Arial" w:hAnsi="Arial" w:cs="Arial"/>
+        </w:rPr>
+        <w:t>similarity</w:t>
+      </w:r>
+      <w:proofErr w:type="gramEnd"/>
+      <w:r>
+        <w:rPr>
+          <w:rFonts w:ascii="Arial" w:hAnsi="Arial" w:cs="Arial"/>
+        </w:rPr>
+        <w:t xml:space="preserve"> algorithm, including the Winkler prefix adjustment.</w:t>
       </w:r>
       <w:r>
         <w:rPr>
@@ -7421,13 +6996,27 @@
         <w:rPr>
           <w:rFonts w:ascii="Arial" w:hAnsi="Arial" w:cs="Arial"/>
         </w:rPr>
-        <w:t xml:space="preserve">The algorithm starts with lowercasing both of the </w:t>
-      </w:r>
-      <w:r>
-        <w:rPr>
-          <w:rFonts w:ascii="Arial" w:hAnsi="Arial" w:cs="Arial"/>
-        </w:rPr>
-        <w:t>strings,</w:t>
+        <w:t xml:space="preserve">The algorithm starts with lowercasing </w:t>
+      </w:r>
+      <w:proofErr w:type="gramStart"/>
+      <w:r>
+        <w:rPr>
+          <w:rFonts w:ascii="Arial" w:hAnsi="Arial" w:cs="Arial"/>
+        </w:rPr>
+        <w:t xml:space="preserve">both of the </w:t>
+      </w:r>
+      <w:r>
+        <w:rPr>
+          <w:rFonts w:ascii="Arial" w:hAnsi="Arial" w:cs="Arial"/>
+        </w:rPr>
+        <w:t>strings</w:t>
+      </w:r>
+      <w:proofErr w:type="gramEnd"/>
+      <w:r>
+        <w:rPr>
+          <w:rFonts w:ascii="Arial" w:hAnsi="Arial" w:cs="Arial"/>
+        </w:rPr>
+        <w:t>,</w:t>
       </w:r>
       <w:r>
         <w:rPr>
@@ -7439,7 +7028,21 @@
         <w:rPr>
           <w:rFonts w:ascii="Arial" w:hAnsi="Arial" w:cs="Arial"/>
         </w:rPr>
-        <w:t xml:space="preserve"> It checks if the strings match completely and returns 1. However, in most cases, the algorithm continues. In order for the letters to match, they need to be in a similar position in both strings. This is why the algorithm calculates the maximum distance two characters</w:t>
+        <w:t xml:space="preserve"> It checks if the strings match completely and returns 1. However, in most cases, the algorithm continues. </w:t>
+      </w:r>
+      <w:proofErr w:type="gramStart"/>
+      <w:r>
+        <w:rPr>
+          <w:rFonts w:ascii="Arial" w:hAnsi="Arial" w:cs="Arial"/>
+        </w:rPr>
+        <w:t>In order for</w:t>
+      </w:r>
+      <w:proofErr w:type="gramEnd"/>
+      <w:r>
+        <w:rPr>
+          <w:rFonts w:ascii="Arial" w:hAnsi="Arial" w:cs="Arial"/>
+        </w:rPr>
+        <w:t xml:space="preserve"> the letters to match, they need to be in a similar position in both strings. This is why the algorithm calculates the maximum distance two characters</w:t>
       </w:r>
       <w:r>
         <w:rPr>
@@ -7956,21 +7559,7 @@
         <w:rPr>
           <w:rFonts w:ascii="Arial" w:hAnsi="Arial" w:cs="Arial"/>
         </w:rPr>
-        <w:t xml:space="preserve">If the match exists, it searches for another matched string in the other </w:t>
-      </w:r>
-      <w:proofErr w:type="spellStart"/>
-      <w:r>
-        <w:rPr>
-          <w:rFonts w:ascii="Arial" w:hAnsi="Arial" w:cs="Arial"/>
-        </w:rPr>
-        <w:t>boolean</w:t>
-      </w:r>
-      <w:proofErr w:type="spellEnd"/>
-      <w:r>
-        <w:rPr>
-          <w:rFonts w:ascii="Arial" w:hAnsi="Arial" w:cs="Arial"/>
-        </w:rPr>
-        <w:t xml:space="preserve"> array. If the characters are not the same, then the transposition count increases.</w:t>
+        <w:t>If the match exists, it searches for another matched string in the other boolean array. If the characters are not the same, then the transposition count increases.</w:t>
       </w:r>
     </w:p>
     <w:p>
@@ -7990,11 +7579,19 @@
           <w:rFonts w:ascii="Arial" w:hAnsi="Arial" w:cs="Arial"/>
         </w:rPr>
       </w:pPr>
-      <w:r>
-        <w:rPr>
-          <w:rFonts w:ascii="Arial" w:hAnsi="Arial" w:cs="Arial"/>
-        </w:rPr>
-        <w:t>In order to find the Jaro similarity, the following formula is used:</w:t>
+      <w:proofErr w:type="gramStart"/>
+      <w:r>
+        <w:rPr>
+          <w:rFonts w:ascii="Arial" w:hAnsi="Arial" w:cs="Arial"/>
+        </w:rPr>
+        <w:t>In order to</w:t>
+      </w:r>
+      <w:proofErr w:type="gramEnd"/>
+      <w:r>
+        <w:rPr>
+          <w:rFonts w:ascii="Arial" w:hAnsi="Arial" w:cs="Arial"/>
+        </w:rPr>
+        <w:t xml:space="preserve"> find the Jaro similarity, the following formula is used:</w:t>
       </w:r>
     </w:p>
     <w:p>
@@ -8184,7 +7781,21 @@
         <w:rPr>
           <w:rFonts w:ascii="Arial" w:hAnsi="Arial" w:cs="Arial"/>
         </w:rPr>
-        <w:t>m is the number of all matching characters.</w:t>
+        <w:t xml:space="preserve">m is the number of </w:t>
+      </w:r>
+      <w:proofErr w:type="gramStart"/>
+      <w:r>
+        <w:rPr>
+          <w:rFonts w:ascii="Arial" w:hAnsi="Arial" w:cs="Arial"/>
+        </w:rPr>
+        <w:t>all matching</w:t>
+      </w:r>
+      <w:proofErr w:type="gramEnd"/>
+      <w:r>
+        <w:rPr>
+          <w:rFonts w:ascii="Arial" w:hAnsi="Arial" w:cs="Arial"/>
+        </w:rPr>
+        <w:t xml:space="preserve"> characters.</w:t>
       </w:r>
     </w:p>
     <w:p>
@@ -8200,11 +7811,19 @@
           <w:rFonts w:ascii="Arial" w:hAnsi="Arial" w:cs="Arial"/>
         </w:rPr>
       </w:pPr>
-      <w:r>
-        <w:rPr>
-          <w:rFonts w:ascii="Arial" w:hAnsi="Arial" w:cs="Arial"/>
-        </w:rPr>
-        <w:t>t is half of the number of transpositions</w:t>
+      <w:proofErr w:type="gramStart"/>
+      <w:r>
+        <w:rPr>
+          <w:rFonts w:ascii="Arial" w:hAnsi="Arial" w:cs="Arial"/>
+        </w:rPr>
+        <w:t>t is</w:t>
+      </w:r>
+      <w:proofErr w:type="gramEnd"/>
+      <w:r>
+        <w:rPr>
+          <w:rFonts w:ascii="Arial" w:hAnsi="Arial" w:cs="Arial"/>
+        </w:rPr>
+        <w:t xml:space="preserve"> half of the number of transpositions</w:t>
       </w:r>
     </w:p>
     <w:p>
@@ -8378,7 +7997,21 @@
         <w:rPr>
           <w:rFonts w:ascii="Arial" w:hAnsi="Arial" w:cs="Arial"/>
         </w:rPr>
-        <w:t>SW is the Jaro-Winkler similarity.</w:t>
+        <w:t xml:space="preserve">SW is the </w:t>
+      </w:r>
+      <w:proofErr w:type="gramStart"/>
+      <w:r>
+        <w:rPr>
+          <w:rFonts w:ascii="Arial" w:hAnsi="Arial" w:cs="Arial"/>
+        </w:rPr>
+        <w:t>Jaro-Winkler similarity</w:t>
+      </w:r>
+      <w:proofErr w:type="gramEnd"/>
+      <w:r>
+        <w:rPr>
+          <w:rFonts w:ascii="Arial" w:hAnsi="Arial" w:cs="Arial"/>
+        </w:rPr>
+        <w:t>.</w:t>
       </w:r>
     </w:p>
     <w:p>
@@ -8645,13 +8278,29 @@
           <w:i/>
           <w:iCs/>
         </w:rPr>
-        <w:t>Big Break!</w:t>
-      </w:r>
-      <w:r>
-        <w:rPr>
-          <w:rFonts w:ascii="Arial" w:hAnsi="Arial" w:cs="Arial"/>
-        </w:rPr>
-        <w:t>, the</w:t>
+        <w:t xml:space="preserve">Big </w:t>
+      </w:r>
+      <w:proofErr w:type="gramStart"/>
+      <w:r>
+        <w:rPr>
+          <w:rFonts w:ascii="Arial" w:hAnsi="Arial" w:cs="Arial"/>
+          <w:i/>
+          <w:iCs/>
+        </w:rPr>
+        <w:t>Break!</w:t>
+      </w:r>
+      <w:r>
+        <w:rPr>
+          <w:rFonts w:ascii="Arial" w:hAnsi="Arial" w:cs="Arial"/>
+        </w:rPr>
+        <w:t>,</w:t>
+      </w:r>
+      <w:proofErr w:type="gramEnd"/>
+      <w:r>
+        <w:rPr>
+          <w:rFonts w:ascii="Arial" w:hAnsi="Arial" w:cs="Arial"/>
+        </w:rPr>
+        <w:t xml:space="preserve"> the</w:t>
       </w:r>
       <w:r>
         <w:rPr>
@@ -8816,32 +8465,64 @@
           <w:i/>
           <w:iCs/>
         </w:rPr>
-        <w:t xml:space="preserve">Big Break!, </w:t>
-      </w:r>
-      <w:r>
-        <w:rPr>
-          <w:rFonts w:ascii="Arial" w:hAnsi="Arial" w:cs="Arial"/>
-        </w:rPr>
-        <w:t>the</w:t>
-      </w:r>
-      <w:r>
-        <w:rPr>
-          <w:rFonts w:ascii="Arial" w:hAnsi="Arial" w:cs="Arial"/>
-        </w:rPr>
-        <w:t xml:space="preserve"> shooting days are 12-hour days, and around 5 pages are shot per day. This equates to around 40 eighths per day.</w:t>
-      </w:r>
-      <w:r>
-        <w:rPr>
-          <w:rFonts w:ascii="Arial" w:hAnsi="Arial" w:cs="Arial"/>
-        </w:rPr>
-        <w:t xml:space="preserve"> With the understanding that overtime is occasionally useful for a production, </w:t>
-      </w:r>
+        <w:t xml:space="preserve">Big </w:t>
+      </w:r>
+      <w:proofErr w:type="gramStart"/>
       <w:r>
         <w:rPr>
           <w:rFonts w:ascii="Arial" w:hAnsi="Arial" w:cs="Arial"/>
           <w:i/>
           <w:iCs/>
         </w:rPr>
+        <w:t>Break!,</w:t>
+      </w:r>
+      <w:proofErr w:type="gramEnd"/>
+      <w:r>
+        <w:rPr>
+          <w:rFonts w:ascii="Arial" w:hAnsi="Arial" w:cs="Arial"/>
+          <w:i/>
+          <w:iCs/>
+        </w:rPr>
+        <w:t xml:space="preserve"> </w:t>
+      </w:r>
+      <w:r>
+        <w:rPr>
+          <w:rFonts w:ascii="Arial" w:hAnsi="Arial" w:cs="Arial"/>
+        </w:rPr>
+        <w:t>the</w:t>
+      </w:r>
+      <w:r>
+        <w:rPr>
+          <w:rFonts w:ascii="Arial" w:hAnsi="Arial" w:cs="Arial"/>
+        </w:rPr>
+        <w:t xml:space="preserve"> shooting days are 12-hour days, and around 5 pages are shot per day. This equates to around 40 eighths per day.</w:t>
+      </w:r>
+      <w:r>
+        <w:rPr>
+          <w:rFonts w:ascii="Arial" w:hAnsi="Arial" w:cs="Arial"/>
+        </w:rPr>
+        <w:t xml:space="preserve"> With the understanding that overtime is occasionally useful for </w:t>
+      </w:r>
+      <w:proofErr w:type="gramStart"/>
+      <w:r>
+        <w:rPr>
+          <w:rFonts w:ascii="Arial" w:hAnsi="Arial" w:cs="Arial"/>
+        </w:rPr>
+        <w:t>a production</w:t>
+      </w:r>
+      <w:proofErr w:type="gramEnd"/>
+      <w:r>
+        <w:rPr>
+          <w:rFonts w:ascii="Arial" w:hAnsi="Arial" w:cs="Arial"/>
+        </w:rPr>
+        <w:t xml:space="preserve">, </w:t>
+      </w:r>
+      <w:r>
+        <w:rPr>
+          <w:rFonts w:ascii="Arial" w:hAnsi="Arial" w:cs="Arial"/>
+          <w:i/>
+          <w:iCs/>
+        </w:rPr>
         <w:t xml:space="preserve">Big Break! </w:t>
       </w:r>
       <w:r>
@@ -8908,7 +8589,21 @@
         <w:rPr>
           <w:rFonts w:ascii="Arial" w:hAnsi="Arial" w:cs="Arial"/>
         </w:rPr>
-        <w:t xml:space="preserve"> 8 eighths or 1 page. This is not reflected in the final page count for the day, so it is more easily digestible by the user. However, it is taken into account when computing time limits per day.</w:t>
+        <w:t xml:space="preserve"> 8 eighths or 1 page. This is not reflected in the final page count for the day, so it is more easily digestible by the user. However, it is </w:t>
+      </w:r>
+      <w:proofErr w:type="gramStart"/>
+      <w:r>
+        <w:rPr>
+          <w:rFonts w:ascii="Arial" w:hAnsi="Arial" w:cs="Arial"/>
+        </w:rPr>
+        <w:t>taken into account</w:t>
+      </w:r>
+      <w:proofErr w:type="gramEnd"/>
+      <w:r>
+        <w:rPr>
+          <w:rFonts w:ascii="Arial" w:hAnsi="Arial" w:cs="Arial"/>
+        </w:rPr>
+        <w:t xml:space="preserve"> when computing time limits per day.</w:t>
       </w:r>
     </w:p>
     <w:p>
@@ -9140,13 +8835,29 @@
           <w:i/>
           <w:iCs/>
         </w:rPr>
-        <w:t>Big Break!</w:t>
-      </w:r>
-      <w:r>
-        <w:rPr>
-          <w:rFonts w:ascii="Arial" w:eastAsiaTheme="minorEastAsia" w:hAnsi="Arial" w:cs="Arial"/>
-        </w:rPr>
-        <w:t xml:space="preserve">, </w:t>
+        <w:t xml:space="preserve">Big </w:t>
+      </w:r>
+      <w:proofErr w:type="gramStart"/>
+      <w:r>
+        <w:rPr>
+          <w:rFonts w:ascii="Arial" w:eastAsiaTheme="minorEastAsia" w:hAnsi="Arial" w:cs="Arial"/>
+          <w:i/>
+          <w:iCs/>
+        </w:rPr>
+        <w:t>Break!</w:t>
+      </w:r>
+      <w:r>
+        <w:rPr>
+          <w:rFonts w:ascii="Arial" w:eastAsiaTheme="minorEastAsia" w:hAnsi="Arial" w:cs="Arial"/>
+        </w:rPr>
+        <w:t>,</w:t>
+      </w:r>
+      <w:proofErr w:type="gramEnd"/>
+      <w:r>
+        <w:rPr>
+          <w:rFonts w:ascii="Arial" w:eastAsiaTheme="minorEastAsia" w:hAnsi="Arial" w:cs="Arial"/>
+        </w:rPr>
+        <w:t xml:space="preserve"> </w:t>
       </w:r>
       <w:r>
         <w:rPr>
@@ -9484,16 +9195,16 @@
         <w:rPr>
           <w:rFonts w:ascii="Arial" w:eastAsiaTheme="minorEastAsia" w:hAnsi="Arial" w:cs="Arial"/>
         </w:rPr>
-        <w:t xml:space="preserve">using a </w:t>
-      </w:r>
-      <w:proofErr w:type="spellStart"/>
-      <w:r>
-        <w:rPr>
-          <w:rFonts w:ascii="Arial" w:eastAsiaTheme="minorEastAsia" w:hAnsi="Arial" w:cs="Arial"/>
-        </w:rPr>
-        <w:t>LinkedHashMap</w:t>
-      </w:r>
-      <w:proofErr w:type="spellEnd"/>
+        <w:t xml:space="preserve">using </w:t>
+      </w:r>
+      <w:proofErr w:type="gramStart"/>
+      <w:r>
+        <w:rPr>
+          <w:rFonts w:ascii="Arial" w:eastAsiaTheme="minorEastAsia" w:hAnsi="Arial" w:cs="Arial"/>
+        </w:rPr>
+        <w:t>a LinkedHashMap</w:t>
+      </w:r>
+      <w:proofErr w:type="gramEnd"/>
       <w:r>
         <w:rPr>
           <w:rFonts w:ascii="Arial" w:eastAsiaTheme="minorEastAsia" w:hAnsi="Arial" w:cs="Arial"/>
@@ -10206,7 +9917,49 @@
         <w:rPr>
           <w:rFonts w:ascii="Arial" w:eastAsiaTheme="minorEastAsia" w:hAnsi="Arial" w:cs="Arial"/>
         </w:rPr>
-        <w:t>Resource capacity will be added later as the function might be readjusted.</w:t>
+        <w:t>The resource capacity encourages fuller days while penalizing going into overtime. It computes the load of the day so far, adding to it the current scene. Then, it computes a ratio score, relative to the maximum number of pages per day before overtime (40 eighths per day). If the ratio is larger than 1.0, this means that the day has gone into overtime and a -200 penalty is introduced to the score. If the ratio is smaller than 1.0, the score is boosted by ratio * 200. This flattening of the positive score is implemented</w:t>
+      </w:r>
+      <w:r>
+        <w:rPr>
+          <w:rFonts w:ascii="Arial" w:eastAsiaTheme="minorEastAsia" w:hAnsi="Arial" w:cs="Arial"/>
+        </w:rPr>
+        <w:t xml:space="preserve"> to relate directly to the load of the day so far. In addition,</w:t>
+      </w:r>
+      <w:r>
+        <w:rPr>
+          <w:rFonts w:ascii="Arial" w:eastAsiaTheme="minorEastAsia" w:hAnsi="Arial" w:cs="Arial"/>
+        </w:rPr>
+        <w:t xml:space="preserve"> </w:t>
+      </w:r>
+      <w:r>
+        <w:rPr>
+          <w:rFonts w:ascii="Arial" w:eastAsiaTheme="minorEastAsia" w:hAnsi="Arial" w:cs="Arial"/>
+        </w:rPr>
+        <w:t>it boosts moderately</w:t>
+      </w:r>
+      <w:r>
+        <w:rPr>
+          <w:rFonts w:ascii="Arial" w:eastAsiaTheme="minorEastAsia" w:hAnsi="Arial" w:cs="Arial"/>
+        </w:rPr>
+        <w:t>,</w:t>
+      </w:r>
+      <w:r>
+        <w:rPr>
+          <w:rFonts w:ascii="Arial" w:eastAsiaTheme="minorEastAsia" w:hAnsi="Arial" w:cs="Arial"/>
+        </w:rPr>
+        <w:t xml:space="preserve"> </w:t>
+      </w:r>
+      <w:r>
+        <w:rPr>
+          <w:rFonts w:ascii="Arial" w:eastAsiaTheme="minorEastAsia" w:hAnsi="Arial" w:cs="Arial"/>
+        </w:rPr>
+        <w:t>corresponding to the priority of the</w:t>
+      </w:r>
+      <w:r>
+        <w:rPr>
+          <w:rFonts w:ascii="Arial" w:eastAsiaTheme="minorEastAsia" w:hAnsi="Arial" w:cs="Arial"/>
+        </w:rPr>
+        <w:t xml:space="preserve"> resource capacity compared to other constraints.</w:t>
       </w:r>
     </w:p>
     <w:p>
@@ -10250,6 +10003,7 @@
         <w:rPr>
           <w:rFonts w:ascii="Arial" w:eastAsiaTheme="minorEastAsia" w:hAnsi="Arial" w:cs="Arial"/>
         </w:rPr>
+        <w:lastRenderedPageBreak/>
         <w:t>The order score computes the script distance bet</w:t>
       </w:r>
       <w:r>
@@ -10301,6 +10055,160 @@
           <w:rFonts w:ascii="Arial" w:eastAsiaTheme="minorEastAsia" w:hAnsi="Arial" w:cs="Arial"/>
         </w:rPr>
         <w:t xml:space="preserve"> gets the absolute value of that and negates it, making larger distances create bigger penalties.</w:t>
+      </w:r>
+    </w:p>
+    <w:p>
+      <w:pPr>
+        <w:spacing w:line="360" w:lineRule="auto"/>
+        <w:rPr>
+          <w:rFonts w:ascii="Arial" w:eastAsiaTheme="minorEastAsia" w:hAnsi="Arial" w:cs="Arial"/>
+        </w:rPr>
+      </w:pPr>
+    </w:p>
+    <w:p>
+      <w:pPr>
+        <w:spacing w:line="360" w:lineRule="auto"/>
+        <w:rPr>
+          <w:rFonts w:ascii="Arial" w:eastAsiaTheme="minorEastAsia" w:hAnsi="Arial" w:cs="Arial"/>
+        </w:rPr>
+      </w:pPr>
+      <w:r>
+        <w:rPr>
+          <w:rFonts w:ascii="Arial" w:eastAsiaTheme="minorEastAsia" w:hAnsi="Arial" w:cs="Arial"/>
+        </w:rPr>
+        <w:t>A scene is scheduled in two ways – either by being not feasible anywhere or by choosing the day with the highest score. Both check all hard rules that were previously discussed for each day for the current scene.</w:t>
+      </w:r>
+    </w:p>
+    <w:p>
+      <w:pPr>
+        <w:spacing w:line="360" w:lineRule="auto"/>
+        <w:rPr>
+          <w:rFonts w:ascii="Arial" w:eastAsiaTheme="minorEastAsia" w:hAnsi="Arial" w:cs="Arial"/>
+        </w:rPr>
+      </w:pPr>
+    </w:p>
+    <w:p>
+      <w:pPr>
+        <w:spacing w:line="360" w:lineRule="auto"/>
+        <w:rPr>
+          <w:rFonts w:ascii="Arial" w:eastAsiaTheme="minorEastAsia" w:hAnsi="Arial" w:cs="Arial"/>
+        </w:rPr>
+      </w:pPr>
+      <w:r>
+        <w:rPr>
+          <w:rFonts w:ascii="Arial" w:eastAsiaTheme="minorEastAsia" w:hAnsi="Arial" w:cs="Arial"/>
+        </w:rPr>
+        <w:t xml:space="preserve">In the first case, </w:t>
+      </w:r>
+      <w:r>
+        <w:rPr>
+          <w:rFonts w:ascii="Arial" w:eastAsiaTheme="minorEastAsia" w:hAnsi="Arial" w:cs="Arial"/>
+        </w:rPr>
+        <w:t xml:space="preserve">the scene does not meet all the requirements of any day, so a new day is created for it. The initial shooting </w:t>
+      </w:r>
+      <w:proofErr w:type="gramStart"/>
+      <w:r>
+        <w:rPr>
+          <w:rFonts w:ascii="Arial" w:eastAsiaTheme="minorEastAsia" w:hAnsi="Arial" w:cs="Arial"/>
+        </w:rPr>
+        <w:t>day time</w:t>
+      </w:r>
+      <w:proofErr w:type="gramEnd"/>
+      <w:r>
+        <w:rPr>
+          <w:rFonts w:ascii="Arial" w:eastAsiaTheme="minorEastAsia" w:hAnsi="Arial" w:cs="Arial"/>
+        </w:rPr>
+        <w:t xml:space="preserve"> is assigned depending on whether the scene is DAY or NIGHT. </w:t>
+      </w:r>
+      <w:r>
+        <w:rPr>
+          <w:rFonts w:ascii="Arial" w:eastAsiaTheme="minorEastAsia" w:hAnsi="Arial" w:cs="Arial"/>
+        </w:rPr>
+        <w:t xml:space="preserve">It then maps </w:t>
+      </w:r>
+      <w:r>
+        <w:rPr>
+          <w:rFonts w:ascii="Arial" w:eastAsiaTheme="minorEastAsia" w:hAnsi="Arial" w:cs="Arial"/>
+        </w:rPr>
+        <w:t>high- and low-confidence character names to display-specific fields so they can be easily updated by the user via the graphical user interface.</w:t>
+      </w:r>
+      <w:r>
+        <w:rPr>
+          <w:rFonts w:ascii="Arial" w:eastAsiaTheme="minorEastAsia" w:hAnsi="Arial" w:cs="Arial"/>
+        </w:rPr>
+        <w:t xml:space="preserve"> Additionally, the move state is initially set to NO_MOVE, as no other locations have been added.</w:t>
+      </w:r>
+    </w:p>
+    <w:p>
+      <w:pPr>
+        <w:spacing w:line="360" w:lineRule="auto"/>
+        <w:rPr>
+          <w:rFonts w:ascii="Arial" w:eastAsiaTheme="minorEastAsia" w:hAnsi="Arial" w:cs="Arial"/>
+        </w:rPr>
+      </w:pPr>
+    </w:p>
+    <w:p>
+      <w:pPr>
+        <w:spacing w:line="360" w:lineRule="auto"/>
+        <w:rPr>
+          <w:rFonts w:ascii="Arial" w:eastAsiaTheme="minorEastAsia" w:hAnsi="Arial" w:cs="Arial"/>
+        </w:rPr>
+      </w:pPr>
+      <w:r>
+        <w:rPr>
+          <w:rFonts w:ascii="Arial" w:eastAsiaTheme="minorEastAsia" w:hAnsi="Arial" w:cs="Arial"/>
+        </w:rPr>
+        <w:t>In the second case, the scene fulfills the feasibility requirements of at least one day. It computes the scores of the priority constraint functions and chooses the best one for scheduling the current scene. It chec</w:t>
+      </w:r>
+      <w:r>
+        <w:rPr>
+          <w:rFonts w:ascii="Arial" w:eastAsiaTheme="minorEastAsia" w:hAnsi="Arial" w:cs="Arial"/>
+        </w:rPr>
+        <w:t xml:space="preserve">ks if the location of the scene is different from the rest and assigns its state to MOVE. Moreover, if a location move occurs, it adds 8 eighths to the current eighths of the day. The reason for that is that moving location during the shooting day takes time, but for bigger productions, it may be inevitable. In this scenario, the software checks if a NIGHT scene would cause the shooting </w:t>
+      </w:r>
+      <w:proofErr w:type="gramStart"/>
+      <w:r>
+        <w:rPr>
+          <w:rFonts w:ascii="Arial" w:eastAsiaTheme="minorEastAsia" w:hAnsi="Arial" w:cs="Arial"/>
+        </w:rPr>
+        <w:t>day time</w:t>
+      </w:r>
+      <w:proofErr w:type="gramEnd"/>
+      <w:r>
+        <w:rPr>
+          <w:rFonts w:ascii="Arial" w:eastAsiaTheme="minorEastAsia" w:hAnsi="Arial" w:cs="Arial"/>
+        </w:rPr>
+        <w:t xml:space="preserve"> to switch from DAY to DAY_NIGHT. This is realistic for film productions as it preserves time and creates smoother transitions.</w:t>
+      </w:r>
+      <w:r>
+        <w:rPr>
+          <w:rFonts w:ascii="Arial" w:eastAsiaTheme="minorEastAsia" w:hAnsi="Arial" w:cs="Arial"/>
+        </w:rPr>
+        <w:t xml:space="preserve"> Then, the high- and low-confidence characters are mapped in the same manner as case one</w:t>
+      </w:r>
+      <w:r>
+        <w:rPr>
+          <w:rFonts w:ascii="Arial" w:eastAsiaTheme="minorEastAsia" w:hAnsi="Arial" w:cs="Arial"/>
+        </w:rPr>
+        <w:t>,</w:t>
+      </w:r>
+      <w:r>
+        <w:rPr>
+          <w:rFonts w:ascii="Arial" w:eastAsiaTheme="minorEastAsia" w:hAnsi="Arial" w:cs="Arial"/>
+        </w:rPr>
+        <w:t xml:space="preserve"> and the scene is added</w:t>
+      </w:r>
+      <w:r>
+        <w:rPr>
+          <w:rFonts w:ascii="Arial" w:eastAsiaTheme="minorEastAsia" w:hAnsi="Arial" w:cs="Arial"/>
+        </w:rPr>
+        <w:t xml:space="preserve"> to the most suitable day</w:t>
+      </w:r>
+      <w:r>
+        <w:rPr>
+          <w:rFonts w:ascii="Arial" w:eastAsiaTheme="minorEastAsia" w:hAnsi="Arial" w:cs="Arial"/>
+        </w:rPr>
+        <w:t>.</w:t>
       </w:r>
     </w:p>
     <w:p>
@@ -10401,13 +10309,29 @@
           <w:i/>
           <w:iCs/>
         </w:rPr>
-        <w:t>Big Break!</w:t>
-      </w:r>
-      <w:r>
-        <w:rPr>
-          <w:rFonts w:ascii="Arial" w:hAnsi="Arial" w:cs="Arial"/>
-        </w:rPr>
-        <w:t>, the Trie (Prefix Tree) data structure is used to compare extracted names to common first and last names. It avoids repeated linear searches over large name lists and supports fast prefix-based lookup.</w:t>
+        <w:t xml:space="preserve">Big </w:t>
+      </w:r>
+      <w:proofErr w:type="gramStart"/>
+      <w:r>
+        <w:rPr>
+          <w:rFonts w:ascii="Arial" w:hAnsi="Arial" w:cs="Arial"/>
+          <w:i/>
+          <w:iCs/>
+        </w:rPr>
+        <w:t>Break!</w:t>
+      </w:r>
+      <w:r>
+        <w:rPr>
+          <w:rFonts w:ascii="Arial" w:hAnsi="Arial" w:cs="Arial"/>
+        </w:rPr>
+        <w:t>,</w:t>
+      </w:r>
+      <w:proofErr w:type="gramEnd"/>
+      <w:r>
+        <w:rPr>
+          <w:rFonts w:ascii="Arial" w:hAnsi="Arial" w:cs="Arial"/>
+        </w:rPr>
+        <w:t xml:space="preserve"> the Trie (Prefix Tree) data structure is used to compare extracted names to common first and last names. It avoids repeated linear searches over large name lists and supports fast prefix-based lookup.</w:t>
       </w:r>
     </w:p>
     <w:p>
@@ -10445,61 +10369,111 @@
         </w:rPr>
         <w:t xml:space="preserve"> A Boolean </w:t>
       </w:r>
-      <w:proofErr w:type="spellStart"/>
       <w:r>
         <w:rPr>
           <w:rFonts w:ascii="Arial" w:hAnsi="Arial" w:cs="Arial"/>
           <w:i/>
           <w:iCs/>
         </w:rPr>
-        <w:t>isWord</w:t>
-      </w:r>
-      <w:proofErr w:type="spellEnd"/>
-      <w:r>
+        <w:t xml:space="preserve">isWord </w:t>
+      </w:r>
+      <w:r>
+        <w:rPr>
+          <w:rFonts w:ascii="Arial" w:hAnsi="Arial" w:cs="Arial"/>
+        </w:rPr>
+        <w:t>variable is introduced to track whether the path from the root to the current node forms a complete, valid word.</w:t>
+      </w:r>
+      <w:r>
+        <w:rPr>
+          <w:rFonts w:ascii="Arial" w:hAnsi="Arial" w:cs="Arial"/>
+        </w:rPr>
+        <w:t xml:space="preserve"> The operations executed are </w:t>
+      </w:r>
+      <w:proofErr w:type="gramStart"/>
+      <w:r>
+        <w:rPr>
+          <w:rFonts w:ascii="Arial" w:hAnsi="Arial" w:cs="Arial"/>
+        </w:rPr>
+        <w:t>insert</w:t>
+      </w:r>
+      <w:proofErr w:type="gramEnd"/>
+      <w:r>
+        <w:rPr>
+          <w:rFonts w:ascii="Arial" w:hAnsi="Arial" w:cs="Arial"/>
+        </w:rPr>
+        <w:t xml:space="preserve"> and </w:t>
+      </w:r>
+      <w:proofErr w:type="gramStart"/>
+      <w:r>
+        <w:rPr>
+          <w:rFonts w:ascii="Arial" w:hAnsi="Arial" w:cs="Arial"/>
+        </w:rPr>
+        <w:t>contain</w:t>
+      </w:r>
+      <w:proofErr w:type="gramEnd"/>
+      <w:r>
+        <w:rPr>
+          <w:rFonts w:ascii="Arial" w:hAnsi="Arial" w:cs="Arial"/>
+        </w:rPr>
+        <w:t>.</w:t>
+      </w:r>
+    </w:p>
+    <w:p>
+      <w:pPr>
+        <w:spacing w:line="360" w:lineRule="auto"/>
+        <w:jc w:val="both"/>
+        <w:rPr>
+          <w:rFonts w:ascii="Arial" w:hAnsi="Arial" w:cs="Arial"/>
+        </w:rPr>
+      </w:pPr>
+    </w:p>
+    <w:p>
+      <w:pPr>
+        <w:spacing w:line="360" w:lineRule="auto"/>
+        <w:jc w:val="both"/>
         <w:rPr>
           <w:rFonts w:ascii="Arial" w:hAnsi="Arial" w:cs="Arial"/>
           <w:i/>
           <w:iCs/>
         </w:rPr>
-        <w:t xml:space="preserve"> </w:t>
-      </w:r>
-      <w:r>
-        <w:rPr>
-          <w:rFonts w:ascii="Arial" w:hAnsi="Arial" w:cs="Arial"/>
-        </w:rPr>
-        <w:t>variable is introduced to track whether the path from the root to the current node forms a complete, valid word.</w:t>
-      </w:r>
-      <w:r>
-        <w:rPr>
-          <w:rFonts w:ascii="Arial" w:hAnsi="Arial" w:cs="Arial"/>
-        </w:rPr>
-        <w:t xml:space="preserve"> The operations executed are insert and contain.</w:t>
-      </w:r>
-    </w:p>
-    <w:p>
-      <w:pPr>
-        <w:spacing w:line="360" w:lineRule="auto"/>
-        <w:jc w:val="both"/>
-        <w:rPr>
-          <w:rFonts w:ascii="Arial" w:hAnsi="Arial" w:cs="Arial"/>
-        </w:rPr>
-      </w:pPr>
-    </w:p>
-    <w:p>
-      <w:pPr>
-        <w:spacing w:line="360" w:lineRule="auto"/>
-        <w:jc w:val="both"/>
+      </w:pPr>
+      <w:r>
+        <w:rPr>
+          <w:rFonts w:ascii="Arial" w:hAnsi="Arial" w:cs="Arial"/>
+        </w:rPr>
+        <w:t xml:space="preserve">In the </w:t>
+      </w:r>
+      <w:r>
         <w:rPr>
           <w:rFonts w:ascii="Arial" w:hAnsi="Arial" w:cs="Arial"/>
           <w:i/>
           <w:iCs/>
         </w:rPr>
-      </w:pPr>
-      <w:r>
-        <w:rPr>
-          <w:rFonts w:ascii="Arial" w:hAnsi="Arial" w:cs="Arial"/>
-        </w:rPr>
-        <w:t xml:space="preserve">In the </w:t>
+        <w:t>insert</w:t>
+      </w:r>
+      <w:r>
+        <w:rPr>
+          <w:rFonts w:ascii="Arial" w:hAnsi="Arial" w:cs="Arial"/>
+        </w:rPr>
+        <w:t xml:space="preserve"> function, the system loops through each letter of the inserted word.</w:t>
+      </w:r>
+      <w:r>
+        <w:rPr>
+          <w:rFonts w:ascii="Arial" w:hAnsi="Arial" w:cs="Arial"/>
+        </w:rPr>
+        <w:t xml:space="preserve"> First, the root node has no characters associated with it</w:t>
+      </w:r>
+      <w:r>
+        <w:rPr>
+          <w:rFonts w:ascii="Arial" w:hAnsi="Arial" w:cs="Arial"/>
+        </w:rPr>
+        <w:t>,</w:t>
+      </w:r>
+      <w:r>
+        <w:rPr>
+          <w:rFonts w:ascii="Arial" w:hAnsi="Arial" w:cs="Arial"/>
+        </w:rPr>
+        <w:t xml:space="preserve"> and its </w:t>
       </w:r>
       <w:r>
         <w:rPr>
@@ -10507,47 +10481,69 @@
           <w:i/>
           <w:iCs/>
         </w:rPr>
-        <w:t>insert</w:t>
-      </w:r>
-      <w:r>
-        <w:rPr>
-          <w:rFonts w:ascii="Arial" w:hAnsi="Arial" w:cs="Arial"/>
-        </w:rPr>
-        <w:t xml:space="preserve"> function, the system loops through each letter of the inserted word.</w:t>
-      </w:r>
-      <w:r>
-        <w:rPr>
-          <w:rFonts w:ascii="Arial" w:hAnsi="Arial" w:cs="Arial"/>
-        </w:rPr>
-        <w:t xml:space="preserve"> First, the root node has no characters associated with it</w:t>
-      </w:r>
-      <w:r>
-        <w:rPr>
-          <w:rFonts w:ascii="Arial" w:hAnsi="Arial" w:cs="Arial"/>
-        </w:rPr>
-        <w:t>,</w:t>
-      </w:r>
-      <w:r>
-        <w:rPr>
-          <w:rFonts w:ascii="Arial" w:hAnsi="Arial" w:cs="Arial"/>
-        </w:rPr>
-        <w:t xml:space="preserve"> and its </w:t>
-      </w:r>
-      <w:proofErr w:type="spellStart"/>
+        <w:t>isWord</w:t>
+      </w:r>
+      <w:r>
+        <w:rPr>
+          <w:rFonts w:ascii="Arial" w:hAnsi="Arial" w:cs="Arial"/>
+        </w:rPr>
+        <w:t xml:space="preserve"> is </w:t>
+      </w:r>
       <w:r>
         <w:rPr>
           <w:rFonts w:ascii="Arial" w:hAnsi="Arial" w:cs="Arial"/>
           <w:i/>
           <w:iCs/>
         </w:rPr>
-        <w:t>isWord</w:t>
-      </w:r>
-      <w:proofErr w:type="spellEnd"/>
-      <w:r>
-        <w:rPr>
-          <w:rFonts w:ascii="Arial" w:hAnsi="Arial" w:cs="Arial"/>
-        </w:rPr>
-        <w:t xml:space="preserve"> is </w:t>
+        <w:t>false</w:t>
+      </w:r>
+      <w:r>
+        <w:rPr>
+          <w:rFonts w:ascii="Arial" w:hAnsi="Arial" w:cs="Arial"/>
+        </w:rPr>
+        <w:t>.</w:t>
+      </w:r>
+      <w:r>
+        <w:rPr>
+          <w:rFonts w:ascii="Arial" w:hAnsi="Arial" w:cs="Arial"/>
+        </w:rPr>
+        <w:t xml:space="preserve"> Then, each character is sequentially processed.</w:t>
+      </w:r>
+      <w:r>
+        <w:rPr>
+          <w:rFonts w:ascii="Arial" w:hAnsi="Arial" w:cs="Arial"/>
+        </w:rPr>
+        <w:t xml:space="preserve"> If the character has not already occurred in the Trie, a new node is attached to and returned.</w:t>
+      </w:r>
+      <w:r>
+        <w:rPr>
+          <w:rFonts w:ascii="Arial" w:hAnsi="Arial" w:cs="Arial"/>
+        </w:rPr>
+        <w:t xml:space="preserve"> If the character already exists, the system</w:t>
+      </w:r>
+      <w:r>
+        <w:rPr>
+          <w:rFonts w:ascii="Arial" w:hAnsi="Arial" w:cs="Arial"/>
+        </w:rPr>
+        <w:t xml:space="preserve"> </w:t>
+      </w:r>
+      <w:r>
+        <w:rPr>
+          <w:rFonts w:ascii="Arial" w:hAnsi="Arial" w:cs="Arial"/>
+        </w:rPr>
+        <w:t>returns it.</w:t>
+      </w:r>
+      <w:r>
+        <w:rPr>
+          <w:rFonts w:ascii="Arial" w:hAnsi="Arial" w:cs="Arial"/>
+        </w:rPr>
+        <w:t xml:space="preserve"> The Trie structure uses common prefixes and stores fewer characters.</w:t>
+      </w:r>
+      <w:r>
+        <w:rPr>
+          <w:rFonts w:ascii="Arial" w:hAnsi="Arial" w:cs="Arial"/>
+        </w:rPr>
+        <w:t xml:space="preserve"> After the last character, the node is marked with </w:t>
       </w:r>
       <w:r>
         <w:rPr>
@@ -10555,73 +10551,7 @@
           <w:i/>
           <w:iCs/>
         </w:rPr>
-        <w:t>false</w:t>
-      </w:r>
-      <w:r>
-        <w:rPr>
-          <w:rFonts w:ascii="Arial" w:hAnsi="Arial" w:cs="Arial"/>
-        </w:rPr>
-        <w:t>.</w:t>
-      </w:r>
-      <w:r>
-        <w:rPr>
-          <w:rFonts w:ascii="Arial" w:hAnsi="Arial" w:cs="Arial"/>
-        </w:rPr>
-        <w:t xml:space="preserve"> Then, each character is sequentially processed.</w:t>
-      </w:r>
-      <w:r>
-        <w:rPr>
-          <w:rFonts w:ascii="Arial" w:hAnsi="Arial" w:cs="Arial"/>
-        </w:rPr>
-        <w:t xml:space="preserve"> If the character has not already occurred in the Trie, a new node is attached to and returned.</w:t>
-      </w:r>
-      <w:r>
-        <w:rPr>
-          <w:rFonts w:ascii="Arial" w:hAnsi="Arial" w:cs="Arial"/>
-        </w:rPr>
-        <w:t xml:space="preserve"> If the character already exists, the system</w:t>
-      </w:r>
-      <w:r>
-        <w:rPr>
-          <w:rFonts w:ascii="Arial" w:hAnsi="Arial" w:cs="Arial"/>
-        </w:rPr>
-        <w:t xml:space="preserve"> </w:t>
-      </w:r>
-      <w:r>
-        <w:rPr>
-          <w:rFonts w:ascii="Arial" w:hAnsi="Arial" w:cs="Arial"/>
-        </w:rPr>
-        <w:t>returns it.</w:t>
-      </w:r>
-      <w:r>
-        <w:rPr>
-          <w:rFonts w:ascii="Arial" w:hAnsi="Arial" w:cs="Arial"/>
-        </w:rPr>
-        <w:t xml:space="preserve"> The Trie structure uses common prefixes and stores fewer characters.</w:t>
-      </w:r>
-      <w:r>
-        <w:rPr>
-          <w:rFonts w:ascii="Arial" w:hAnsi="Arial" w:cs="Arial"/>
-        </w:rPr>
-        <w:t xml:space="preserve"> After the last character, the node is marked with </w:t>
-      </w:r>
-      <w:proofErr w:type="spellStart"/>
-      <w:r>
-        <w:rPr>
-          <w:rFonts w:ascii="Arial" w:hAnsi="Arial" w:cs="Arial"/>
-          <w:i/>
-          <w:iCs/>
-        </w:rPr>
-        <w:t>isWord</w:t>
-      </w:r>
-      <w:proofErr w:type="spellEnd"/>
-      <w:r>
-        <w:rPr>
-          <w:rFonts w:ascii="Arial" w:hAnsi="Arial" w:cs="Arial"/>
-          <w:i/>
-          <w:iCs/>
-        </w:rPr>
-        <w:t xml:space="preserve"> </w:t>
+        <w:t xml:space="preserve">isWord </w:t>
       </w:r>
       <w:r>
         <w:rPr>
@@ -10889,29 +10819,33 @@
         </w:rPr>
         <w:t xml:space="preserve">marked by </w:t>
       </w:r>
-      <w:proofErr w:type="spellStart"/>
       <w:r>
         <w:rPr>
           <w:rFonts w:ascii="Arial" w:hAnsi="Arial" w:cs="Arial"/>
           <w:i/>
           <w:iCs/>
         </w:rPr>
-        <w:t>isWord</w:t>
-      </w:r>
-      <w:proofErr w:type="spellEnd"/>
+        <w:t>isWord = true</w:t>
+      </w:r>
+      <w:r>
+        <w:rPr>
+          <w:rFonts w:ascii="Arial" w:hAnsi="Arial" w:cs="Arial"/>
+        </w:rPr>
+        <w:t xml:space="preserve"> (the end of a word). Depending on that, it returns either </w:t>
+      </w:r>
       <w:r>
         <w:rPr>
           <w:rFonts w:ascii="Arial" w:hAnsi="Arial" w:cs="Arial"/>
           <w:i/>
           <w:iCs/>
         </w:rPr>
-        <w:t xml:space="preserve"> = true</w:t>
-      </w:r>
-      <w:r>
-        <w:rPr>
-          <w:rFonts w:ascii="Arial" w:hAnsi="Arial" w:cs="Arial"/>
-        </w:rPr>
-        <w:t xml:space="preserve"> (the end of a word). Depending on that, it returns either </w:t>
+        <w:t>true</w:t>
+      </w:r>
+      <w:r>
+        <w:rPr>
+          <w:rFonts w:ascii="Arial" w:hAnsi="Arial" w:cs="Arial"/>
+        </w:rPr>
+        <w:t xml:space="preserve"> or </w:t>
       </w:r>
       <w:r>
         <w:rPr>
@@ -10919,13 +10853,19 @@
           <w:i/>
           <w:iCs/>
         </w:rPr>
-        <w:t>true</w:t>
-      </w:r>
-      <w:r>
-        <w:rPr>
-          <w:rFonts w:ascii="Arial" w:hAnsi="Arial" w:cs="Arial"/>
-        </w:rPr>
-        <w:t xml:space="preserve"> or </w:t>
+        <w:t>false</w:t>
+      </w:r>
+      <w:r>
+        <w:rPr>
+          <w:rFonts w:ascii="Arial" w:hAnsi="Arial" w:cs="Arial"/>
+        </w:rPr>
+        <w:t>.</w:t>
+      </w:r>
+      <w:r>
+        <w:rPr>
+          <w:rFonts w:ascii="Arial" w:hAnsi="Arial" w:cs="Arial"/>
+        </w:rPr>
+        <w:t xml:space="preserve"> The </w:t>
       </w:r>
       <w:r>
         <w:rPr>
@@ -10933,19 +10873,37 @@
           <w:i/>
           <w:iCs/>
         </w:rPr>
-        <w:t>false</w:t>
-      </w:r>
-      <w:r>
-        <w:rPr>
-          <w:rFonts w:ascii="Arial" w:hAnsi="Arial" w:cs="Arial"/>
-        </w:rPr>
-        <w:t>.</w:t>
-      </w:r>
-      <w:r>
-        <w:rPr>
-          <w:rFonts w:ascii="Arial" w:hAnsi="Arial" w:cs="Arial"/>
-        </w:rPr>
-        <w:t xml:space="preserve"> The </w:t>
+        <w:t xml:space="preserve">contain </w:t>
+      </w:r>
+      <w:r>
+        <w:rPr>
+          <w:rFonts w:ascii="Arial" w:hAnsi="Arial" w:cs="Arial"/>
+        </w:rPr>
+        <w:t>operation has O(n) time complexity, where n is the length of the word to search, and it takes O(1) auxiliary space.</w:t>
+      </w:r>
+    </w:p>
+    <w:p>
+      <w:pPr>
+        <w:spacing w:line="360" w:lineRule="auto"/>
+        <w:jc w:val="both"/>
+        <w:rPr>
+          <w:rFonts w:ascii="Arial" w:hAnsi="Arial" w:cs="Arial"/>
+        </w:rPr>
+      </w:pPr>
+    </w:p>
+    <w:p>
+      <w:pPr>
+        <w:spacing w:line="360" w:lineRule="auto"/>
+        <w:jc w:val="both"/>
+        <w:rPr>
+          <w:rFonts w:ascii="Arial" w:hAnsi="Arial" w:cs="Arial"/>
+        </w:rPr>
+      </w:pPr>
+      <w:r>
+        <w:rPr>
+          <w:rFonts w:ascii="Arial" w:hAnsi="Arial" w:cs="Arial"/>
+        </w:rPr>
+        <w:t xml:space="preserve">In </w:t>
       </w:r>
       <w:r>
         <w:rPr>
@@ -10953,45 +10911,25 @@
           <w:i/>
           <w:iCs/>
         </w:rPr>
-        <w:t xml:space="preserve">contain </w:t>
-      </w:r>
-      <w:r>
-        <w:rPr>
-          <w:rFonts w:ascii="Arial" w:hAnsi="Arial" w:cs="Arial"/>
-        </w:rPr>
-        <w:t>operation has O(n) time complexity, where n is the length of the word to search, and it takes O(1) auxiliary space.</w:t>
-      </w:r>
-    </w:p>
-    <w:p>
-      <w:pPr>
-        <w:spacing w:line="360" w:lineRule="auto"/>
-        <w:jc w:val="both"/>
-        <w:rPr>
-          <w:rFonts w:ascii="Arial" w:hAnsi="Arial" w:cs="Arial"/>
-        </w:rPr>
-      </w:pPr>
-    </w:p>
-    <w:p>
-      <w:pPr>
-        <w:spacing w:line="360" w:lineRule="auto"/>
-        <w:jc w:val="both"/>
-        <w:rPr>
-          <w:rFonts w:ascii="Arial" w:hAnsi="Arial" w:cs="Arial"/>
-        </w:rPr>
-      </w:pPr>
-      <w:r>
-        <w:rPr>
-          <w:rFonts w:ascii="Arial" w:hAnsi="Arial" w:cs="Arial"/>
-        </w:rPr>
-        <w:t xml:space="preserve">In </w:t>
-      </w:r>
+        <w:t xml:space="preserve">Big </w:t>
+      </w:r>
+      <w:proofErr w:type="gramStart"/>
       <w:r>
         <w:rPr>
           <w:rFonts w:ascii="Arial" w:hAnsi="Arial" w:cs="Arial"/>
           <w:i/>
           <w:iCs/>
         </w:rPr>
-        <w:t xml:space="preserve">Big Break!, </w:t>
+        <w:t>Break!,</w:t>
+      </w:r>
+      <w:proofErr w:type="gramEnd"/>
+      <w:r>
+        <w:rPr>
+          <w:rFonts w:ascii="Arial" w:hAnsi="Arial" w:cs="Arial"/>
+          <w:i/>
+          <w:iCs/>
+        </w:rPr>
+        <w:t xml:space="preserve"> </w:t>
       </w:r>
       <w:r>
         <w:rPr>
@@ -11573,28 +11511,56 @@
         <w:rPr>
           <w:rFonts w:ascii="Arial" w:hAnsi="Arial" w:cs="Arial"/>
         </w:rPr>
-        <w:t xml:space="preserve"> If this is not the case, it checks for similarity and difference between the names using the </w:t>
-      </w:r>
-      <w:proofErr w:type="spellStart"/>
-      <w:r>
-        <w:rPr>
-          <w:rFonts w:ascii="Arial" w:hAnsi="Arial" w:cs="Arial"/>
-        </w:rPr>
-        <w:t>Levenshtein</w:t>
-      </w:r>
-      <w:proofErr w:type="spellEnd"/>
-      <w:r>
-        <w:rPr>
-          <w:rFonts w:ascii="Arial" w:hAnsi="Arial" w:cs="Arial"/>
-        </w:rPr>
-        <w:t xml:space="preserve"> distance and the Jaro-Winkler </w:t>
+        <w:t xml:space="preserve"> If this is not the case, it checks for similarity and difference between the names using the Levenshtein distance and the Jaro-Winkler </w:t>
       </w:r>
       <w:r>
         <w:rPr>
           <w:rFonts w:ascii="Arial" w:hAnsi="Arial" w:cs="Arial"/>
         </w:rPr>
         <w:lastRenderedPageBreak/>
-        <w:t>algorithm. A threshold value is created in order to catch small typos or name variations. This implementation of DSU makes the similarity transitive, meaning that if A is similar to B and B is similar to C, A and C will be part of the same cluster.</w:t>
+        <w:t xml:space="preserve">algorithm. A threshold value is created </w:t>
+      </w:r>
+      <w:proofErr w:type="gramStart"/>
+      <w:r>
+        <w:rPr>
+          <w:rFonts w:ascii="Arial" w:hAnsi="Arial" w:cs="Arial"/>
+        </w:rPr>
+        <w:t>in order to</w:t>
+      </w:r>
+      <w:proofErr w:type="gramEnd"/>
+      <w:r>
+        <w:rPr>
+          <w:rFonts w:ascii="Arial" w:hAnsi="Arial" w:cs="Arial"/>
+        </w:rPr>
+        <w:t xml:space="preserve"> catch small typos or name variations. This implementation of DSU makes the similarity transitive, meaning that if A is </w:t>
+      </w:r>
+      <w:proofErr w:type="gramStart"/>
+      <w:r>
+        <w:rPr>
+          <w:rFonts w:ascii="Arial" w:hAnsi="Arial" w:cs="Arial"/>
+        </w:rPr>
+        <w:t>similar to</w:t>
+      </w:r>
+      <w:proofErr w:type="gramEnd"/>
+      <w:r>
+        <w:rPr>
+          <w:rFonts w:ascii="Arial" w:hAnsi="Arial" w:cs="Arial"/>
+        </w:rPr>
+        <w:t xml:space="preserve"> B and B is </w:t>
+      </w:r>
+      <w:proofErr w:type="gramStart"/>
+      <w:r>
+        <w:rPr>
+          <w:rFonts w:ascii="Arial" w:hAnsi="Arial" w:cs="Arial"/>
+        </w:rPr>
+        <w:t>similar to</w:t>
+      </w:r>
+      <w:proofErr w:type="gramEnd"/>
+      <w:r>
+        <w:rPr>
+          <w:rFonts w:ascii="Arial" w:hAnsi="Arial" w:cs="Arial"/>
+        </w:rPr>
+        <w:t xml:space="preserve"> C, A and C will be part of the same cluster.</w:t>
       </w:r>
     </w:p>
     <w:p>
@@ -11826,35 +11792,7 @@
         <w:rPr>
           <w:rFonts w:ascii="Arial" w:hAnsi="Arial" w:cs="Arial"/>
         </w:rPr>
-        <w:t xml:space="preserve">I have planned to implement inheritance of an </w:t>
-      </w:r>
-      <w:proofErr w:type="spellStart"/>
-      <w:r>
-        <w:rPr>
-          <w:rFonts w:ascii="Arial" w:hAnsi="Arial" w:cs="Arial"/>
-        </w:rPr>
-        <w:t>ExtractableItem</w:t>
-      </w:r>
-      <w:proofErr w:type="spellEnd"/>
-      <w:r>
-        <w:rPr>
-          <w:rFonts w:ascii="Arial" w:hAnsi="Arial" w:cs="Arial"/>
-        </w:rPr>
-        <w:t xml:space="preserve"> parent class and Character, Prop, and </w:t>
-      </w:r>
-      <w:proofErr w:type="spellStart"/>
-      <w:r>
-        <w:rPr>
-          <w:rFonts w:ascii="Arial" w:hAnsi="Arial" w:cs="Arial"/>
-        </w:rPr>
-        <w:t>SetDressing</w:t>
-      </w:r>
-      <w:proofErr w:type="spellEnd"/>
-      <w:r>
-        <w:rPr>
-          <w:rFonts w:ascii="Arial" w:hAnsi="Arial" w:cs="Arial"/>
-        </w:rPr>
-        <w:t xml:space="preserve"> as </w:t>
+        <w:t xml:space="preserve">I have planned to implement inheritance of an ExtractableItem parent class and Character, Prop, and SetDressing as </w:t>
       </w:r>
       <w:r>
         <w:rPr>
@@ -12907,21 +12845,7 @@
         <w:rPr>
           <w:rFonts w:ascii="Arial" w:hAnsi="Arial" w:cs="Arial"/>
         </w:rPr>
-        <w:t xml:space="preserve"> because it integrates Apache </w:t>
-      </w:r>
-      <w:proofErr w:type="spellStart"/>
-      <w:r>
-        <w:rPr>
-          <w:rFonts w:ascii="Arial" w:hAnsi="Arial" w:cs="Arial"/>
-        </w:rPr>
-        <w:t>OpenNLP</w:t>
-      </w:r>
-      <w:proofErr w:type="spellEnd"/>
-      <w:r>
-        <w:rPr>
-          <w:rFonts w:ascii="Arial" w:hAnsi="Arial" w:cs="Arial"/>
-        </w:rPr>
-        <w:t xml:space="preserve"> well</w:t>
+        <w:t xml:space="preserve"> because it integrates Apache OpenNLP well</w:t>
       </w:r>
       <w:r>
         <w:rPr>
@@ -13027,7 +12951,21 @@
           <w:rFonts w:ascii="Arial" w:hAnsi="Arial" w:cs="Arial"/>
         </w:rPr>
         <w:lastRenderedPageBreak/>
-        <w:t xml:space="preserve">Java runs faster than most of the interpreted languages for processing of large </w:t>
+        <w:t xml:space="preserve">Java runs faster than most of the interpreted languages for </w:t>
+      </w:r>
+      <w:proofErr w:type="gramStart"/>
+      <w:r>
+        <w:rPr>
+          <w:rFonts w:ascii="Arial" w:hAnsi="Arial" w:cs="Arial"/>
+        </w:rPr>
+        <w:t>processing of</w:t>
+      </w:r>
+      <w:proofErr w:type="gramEnd"/>
+      <w:r>
+        <w:rPr>
+          <w:rFonts w:ascii="Arial" w:hAnsi="Arial" w:cs="Arial"/>
+        </w:rPr>
+        <w:t xml:space="preserve"> large </w:t>
       </w:r>
       <w:r>
         <w:rPr>
@@ -13152,18 +13090,8 @@
           <w:b/>
           <w:bCs/>
         </w:rPr>
-        <w:t xml:space="preserve">Apache </w:t>
-      </w:r>
-      <w:proofErr w:type="spellStart"/>
-      <w:r>
-        <w:rPr>
-          <w:rFonts w:ascii="Arial" w:hAnsi="Arial" w:cs="Arial"/>
-          <w:b/>
-          <w:bCs/>
-        </w:rPr>
-        <w:t>OpenNLP</w:t>
-      </w:r>
-      <w:proofErr w:type="spellEnd"/>
+        <w:t>Apache OpenNLP</w:t>
+      </w:r>
     </w:p>
     <w:p>
       <w:pPr>
@@ -13185,21 +13113,7 @@
         <w:rPr>
           <w:rFonts w:ascii="Arial" w:hAnsi="Arial" w:cs="Arial"/>
         </w:rPr>
-        <w:t xml:space="preserve"> uses Apache </w:t>
-      </w:r>
-      <w:proofErr w:type="spellStart"/>
-      <w:r>
-        <w:rPr>
-          <w:rFonts w:ascii="Arial" w:hAnsi="Arial" w:cs="Arial"/>
-        </w:rPr>
-        <w:t>OpenNLP</w:t>
-      </w:r>
-      <w:proofErr w:type="spellEnd"/>
-      <w:r>
-        <w:rPr>
-          <w:rFonts w:ascii="Arial" w:hAnsi="Arial" w:cs="Arial"/>
-        </w:rPr>
-        <w:t xml:space="preserve"> for tokenization, POS tagging, and </w:t>
+        <w:t xml:space="preserve"> uses Apache OpenNLP for tokenization, POS tagging, and </w:t>
       </w:r>
       <w:r>
         <w:rPr>
@@ -13271,21 +13185,7 @@
         <w:rPr>
           <w:rFonts w:ascii="Arial" w:hAnsi="Arial" w:cs="Arial"/>
         </w:rPr>
-        <w:t xml:space="preserve"> the </w:t>
-      </w:r>
-      <w:proofErr w:type="spellStart"/>
-      <w:r>
-        <w:rPr>
-          <w:rFonts w:ascii="Arial" w:hAnsi="Arial" w:cs="Arial"/>
-        </w:rPr>
-        <w:t>Levenshtein</w:t>
-      </w:r>
-      <w:proofErr w:type="spellEnd"/>
-      <w:r>
-        <w:rPr>
-          <w:rFonts w:ascii="Arial" w:hAnsi="Arial" w:cs="Arial"/>
-        </w:rPr>
-        <w:t xml:space="preserve"> distance algorithm</w:t>
+        <w:t xml:space="preserve"> the Levenshtein distance algorithm</w:t>
       </w:r>
       <w:r>
         <w:rPr>
@@ -13332,21 +13232,7 @@
         <w:rPr>
           <w:rFonts w:ascii="Arial" w:hAnsi="Arial" w:cs="Arial"/>
         </w:rPr>
-        <w:t xml:space="preserve">What is more, it integrates very well with a Java + Maven project. As previously discussed, </w:t>
-      </w:r>
-      <w:proofErr w:type="spellStart"/>
-      <w:r>
-        <w:rPr>
-          <w:rFonts w:ascii="Arial" w:hAnsi="Arial" w:cs="Arial"/>
-        </w:rPr>
-        <w:t>OpenNLP</w:t>
-      </w:r>
-      <w:proofErr w:type="spellEnd"/>
-      <w:r>
-        <w:rPr>
-          <w:rFonts w:ascii="Arial" w:hAnsi="Arial" w:cs="Arial"/>
-        </w:rPr>
-        <w:t xml:space="preserve"> is Java-native</w:t>
+        <w:t>What is more, it integrates very well with a Java + Maven project. As previously discussed, OpenNLP is Java-native</w:t>
       </w:r>
       <w:r>
         <w:rPr>
@@ -13454,7 +13340,21 @@
         <w:rPr>
           <w:rFonts w:ascii="Arial" w:hAnsi="Arial" w:cs="Arial"/>
         </w:rPr>
-        <w:t xml:space="preserve"> uses React for its frontend. One of the </w:t>
+        <w:t xml:space="preserve"> uses React for its </w:t>
+      </w:r>
+      <w:proofErr w:type="gramStart"/>
+      <w:r>
+        <w:rPr>
+          <w:rFonts w:ascii="Arial" w:hAnsi="Arial" w:cs="Arial"/>
+        </w:rPr>
+        <w:t>frontend</w:t>
+      </w:r>
+      <w:proofErr w:type="gramEnd"/>
+      <w:r>
+        <w:rPr>
+          <w:rFonts w:ascii="Arial" w:hAnsi="Arial" w:cs="Arial"/>
+        </w:rPr>
+        <w:t xml:space="preserve">. One of the </w:t>
       </w:r>
       <w:r>
         <w:rPr>
@@ -13466,21 +13366,7 @@
         <w:rPr>
           <w:rFonts w:ascii="Arial" w:hAnsi="Arial" w:cs="Arial"/>
         </w:rPr>
-        <w:t xml:space="preserve"> is that </w:t>
-      </w:r>
-      <w:proofErr w:type="spellStart"/>
-      <w:r>
-        <w:rPr>
-          <w:rFonts w:ascii="Arial" w:hAnsi="Arial" w:cs="Arial"/>
-        </w:rPr>
-        <w:t>React’s</w:t>
-      </w:r>
-      <w:proofErr w:type="spellEnd"/>
-      <w:r>
-        <w:rPr>
-          <w:rFonts w:ascii="Arial" w:hAnsi="Arial" w:cs="Arial"/>
-        </w:rPr>
-        <w:t xml:space="preserve"> component model (buttons, lists, token-highlighters) can map directly the needed UI pieces.</w:t>
+        <w:t xml:space="preserve"> is that React’s component model (buttons, lists, token-highlighters) can map directly the needed UI pieces.</w:t>
       </w:r>
     </w:p>
     <w:p>
@@ -13566,7 +13452,21 @@
         <w:rPr>
           <w:rFonts w:ascii="Arial" w:hAnsi="Arial" w:cs="Arial"/>
         </w:rPr>
-        <w:t xml:space="preserve"> create a modern full-stack architecture.</w:t>
+        <w:t xml:space="preserve"> create </w:t>
+      </w:r>
+      <w:proofErr w:type="gramStart"/>
+      <w:r>
+        <w:rPr>
+          <w:rFonts w:ascii="Arial" w:hAnsi="Arial" w:cs="Arial"/>
+        </w:rPr>
+        <w:t>a modern</w:t>
+      </w:r>
+      <w:proofErr w:type="gramEnd"/>
+      <w:r>
+        <w:rPr>
+          <w:rFonts w:ascii="Arial" w:hAnsi="Arial" w:cs="Arial"/>
+        </w:rPr>
+        <w:t xml:space="preserve"> full-stack architecture.</w:t>
       </w:r>
     </w:p>
     <w:p>
@@ -13620,21 +13520,7 @@
         <w:rPr>
           <w:rFonts w:ascii="Arial" w:hAnsi="Arial" w:cs="Arial"/>
         </w:rPr>
-        <w:t>Carter. “</w:t>
-      </w:r>
-      <w:proofErr w:type="spellStart"/>
-      <w:r>
-        <w:rPr>
-          <w:rFonts w:ascii="Arial" w:hAnsi="Arial" w:cs="Arial"/>
-        </w:rPr>
-        <w:t>Levenshtein</w:t>
-      </w:r>
-      <w:proofErr w:type="spellEnd"/>
-      <w:r>
-        <w:rPr>
-          <w:rFonts w:ascii="Arial" w:hAnsi="Arial" w:cs="Arial"/>
-        </w:rPr>
-        <w:t xml:space="preserve"> Distance Explained.” </w:t>
+        <w:t xml:space="preserve">Carter. “Levenshtein Distance Explained.” </w:t>
       </w:r>
       <w:r>
         <w:rPr>
@@ -13665,39 +13551,15 @@
           <w:rFonts w:ascii="Arial" w:hAnsi="Arial" w:cs="Arial"/>
         </w:rPr>
         <w:lastRenderedPageBreak/>
-        <w:t xml:space="preserve">“Class </w:t>
-      </w:r>
-      <w:proofErr w:type="spellStart"/>
-      <w:r>
-        <w:rPr>
-          <w:rFonts w:ascii="Arial" w:hAnsi="Arial" w:cs="Arial"/>
-        </w:rPr>
-        <w:t>Levenshteindistance</w:t>
-      </w:r>
-      <w:proofErr w:type="spellEnd"/>
-      <w:r>
-        <w:rPr>
-          <w:rFonts w:ascii="Arial" w:hAnsi="Arial" w:cs="Arial"/>
-        </w:rPr>
-        <w:t xml:space="preserve">.” </w:t>
-      </w:r>
-      <w:proofErr w:type="spellStart"/>
+        <w:t xml:space="preserve">“Class Levenshteindistance.” </w:t>
+      </w:r>
       <w:r>
         <w:rPr>
           <w:rFonts w:ascii="Arial" w:hAnsi="Arial" w:cs="Arial"/>
           <w:i/>
           <w:iCs/>
         </w:rPr>
-        <w:t>LevenshteinDistance</w:t>
-      </w:r>
-      <w:proofErr w:type="spellEnd"/>
-      <w:r>
-        <w:rPr>
-          <w:rFonts w:ascii="Arial" w:hAnsi="Arial" w:cs="Arial"/>
-          <w:i/>
-          <w:iCs/>
-        </w:rPr>
-        <w:t xml:space="preserve"> (Apache Commons Text 1.14.0 API)</w:t>
+        <w:t>LevenshteinDistance (Apache Commons Text 1.14.0 API)</w:t>
       </w:r>
       <w:r>
         <w:rPr>
@@ -13781,21 +13643,12 @@
           <w:rFonts w:ascii="Arial" w:hAnsi="Arial" w:cs="Arial"/>
         </w:rPr>
       </w:pPr>
-      <w:proofErr w:type="spellStart"/>
-      <w:r>
-        <w:rPr>
-          <w:rFonts w:ascii="Arial" w:hAnsi="Arial" w:cs="Arial"/>
-        </w:rPr>
-        <w:t>kartik</w:t>
-      </w:r>
-      <w:proofErr w:type="spellEnd"/>
-      <w:r>
-        <w:rPr>
-          <w:rFonts w:ascii="Arial" w:hAnsi="Arial" w:cs="Arial"/>
-        </w:rPr>
-        <w:t xml:space="preserve">. “Introduction to Disjoint Set (Union-Find Data Structure).” </w:t>
-      </w:r>
-      <w:proofErr w:type="spellStart"/>
+      <w:r>
+        <w:rPr>
+          <w:rFonts w:ascii="Arial" w:hAnsi="Arial" w:cs="Arial"/>
+        </w:rPr>
+        <w:t xml:space="preserve">kartik. “Introduction to Disjoint Set (Union-Find Data Structure).” </w:t>
+      </w:r>
       <w:r>
         <w:rPr>
           <w:rFonts w:ascii="Arial" w:hAnsi="Arial" w:cs="Arial"/>
@@ -13804,26 +13657,11 @@
         </w:rPr>
         <w:t>GeeksforGeeks</w:t>
       </w:r>
-      <w:proofErr w:type="spellEnd"/>
-      <w:r>
-        <w:rPr>
-          <w:rFonts w:ascii="Arial" w:hAnsi="Arial" w:cs="Arial"/>
-        </w:rPr>
-        <w:t xml:space="preserve">, </w:t>
-      </w:r>
-      <w:proofErr w:type="spellStart"/>
-      <w:r>
-        <w:rPr>
-          <w:rFonts w:ascii="Arial" w:hAnsi="Arial" w:cs="Arial"/>
-        </w:rPr>
-        <w:t>GeeksforGeeks</w:t>
-      </w:r>
-      <w:proofErr w:type="spellEnd"/>
-      <w:r>
-        <w:rPr>
-          <w:rFonts w:ascii="Arial" w:hAnsi="Arial" w:cs="Arial"/>
-        </w:rPr>
-        <w:t>, 17 Jan. 2026, www.geeksforgeeks.org/dsa/introduction-to-disjoint-set-data-structure-or-union-find-algorithm/.</w:t>
+      <w:r>
+        <w:rPr>
+          <w:rFonts w:ascii="Arial" w:hAnsi="Arial" w:cs="Arial"/>
+        </w:rPr>
+        <w:t>, GeeksforGeeks, 17 Jan. 2026, www.geeksforgeeks.org/dsa/introduction-to-disjoint-set-data-structure-or-union-find-algorithm/.</w:t>
       </w:r>
     </w:p>
     <w:p>
@@ -13841,7 +13679,6 @@
         </w:rPr>
         <w:t xml:space="preserve">Kundu, Arnab. “Jaro and Jaro-Winkler Similarity.” </w:t>
       </w:r>
-      <w:proofErr w:type="spellStart"/>
       <w:r>
         <w:rPr>
           <w:rFonts w:ascii="Arial" w:hAnsi="Arial" w:cs="Arial"/>
@@ -13850,26 +13687,11 @@
         </w:rPr>
         <w:t>GeeksforGeeks</w:t>
       </w:r>
-      <w:proofErr w:type="spellEnd"/>
-      <w:r>
-        <w:rPr>
-          <w:rFonts w:ascii="Arial" w:hAnsi="Arial" w:cs="Arial"/>
-        </w:rPr>
-        <w:t xml:space="preserve">, </w:t>
-      </w:r>
-      <w:proofErr w:type="spellStart"/>
-      <w:r>
-        <w:rPr>
-          <w:rFonts w:ascii="Arial" w:hAnsi="Arial" w:cs="Arial"/>
-        </w:rPr>
-        <w:t>GeeksforGeeks</w:t>
-      </w:r>
-      <w:proofErr w:type="spellEnd"/>
-      <w:r>
-        <w:rPr>
-          <w:rFonts w:ascii="Arial" w:hAnsi="Arial" w:cs="Arial"/>
-        </w:rPr>
-        <w:t xml:space="preserve">, 16 May 2025, </w:t>
+      <w:r>
+        <w:rPr>
+          <w:rFonts w:ascii="Arial" w:hAnsi="Arial" w:cs="Arial"/>
+        </w:rPr>
+        <w:t xml:space="preserve">, GeeksforGeeks, 16 May 2025, </w:t>
       </w:r>
       <w:hyperlink r:id="rId25" w:history="1">
         <w:r>
@@ -13902,7 +13724,6 @@
         </w:rPr>
         <w:t xml:space="preserve">VR. “Trie Data Structure.” </w:t>
       </w:r>
-      <w:proofErr w:type="spellStart"/>
       <w:r>
         <w:rPr>
           <w:rFonts w:ascii="Arial" w:hAnsi="Arial" w:cs="Arial"/>
@@ -13911,26 +13732,11 @@
         </w:rPr>
         <w:t>GeeksforGeeks</w:t>
       </w:r>
-      <w:proofErr w:type="spellEnd"/>
-      <w:r>
-        <w:rPr>
-          <w:rFonts w:ascii="Arial" w:hAnsi="Arial" w:cs="Arial"/>
-        </w:rPr>
-        <w:t xml:space="preserve">, </w:t>
-      </w:r>
-      <w:proofErr w:type="spellStart"/>
-      <w:r>
-        <w:rPr>
-          <w:rFonts w:ascii="Arial" w:hAnsi="Arial" w:cs="Arial"/>
-        </w:rPr>
-        <w:t>GeeksforGeeks</w:t>
-      </w:r>
-      <w:proofErr w:type="spellEnd"/>
-      <w:r>
-        <w:rPr>
-          <w:rFonts w:ascii="Arial" w:hAnsi="Arial" w:cs="Arial"/>
-        </w:rPr>
-        <w:t>, 18 Jan. 2026, www.geeksforgeeks.org/dsa/trie-insert-and-search/.</w:t>
+      <w:r>
+        <w:rPr>
+          <w:rFonts w:ascii="Arial" w:hAnsi="Arial" w:cs="Arial"/>
+        </w:rPr>
+        <w:t>, GeeksforGeeks, 18 Jan. 2026, www.geeksforgeeks.org/dsa/trie-insert-and-search/.</w:t>
       </w:r>
     </w:p>
     <w:sectPr>

--- a/docs/Vili-An_Doneva_Diploma_Thesis.docx
+++ b/docs/Vili-An_Doneva_Diploma_Thesis.docx
@@ -944,7 +944,6 @@
         </w:rPr>
         <w:t xml:space="preserve">cited in the text and in the Reference </w:t>
       </w:r>
-      <w:proofErr w:type="gramStart"/>
       <w:r>
         <w:rPr>
           <w:rFonts w:ascii="Arial" w:hAnsi="Arial" w:cs="Arial"/>
@@ -957,7 +956,6 @@
         </w:rPr>
         <w:t>”</w:t>
       </w:r>
-      <w:proofErr w:type="gramEnd"/>
     </w:p>
     <w:p>
       <w:pPr>
@@ -1362,7 +1360,19 @@
         <w:rPr>
           <w:rFonts w:ascii="Arial" w:hAnsi="Arial" w:cs="Arial"/>
         </w:rPr>
-        <w:t xml:space="preserve">The characters are extracted through heuristic methods, regex, and the pre-trained Named Entity Recognition (NER) model – NameFinderME. </w:t>
+        <w:t xml:space="preserve">The characters are extracted through heuristic methods, </w:t>
+      </w:r>
+      <w:r>
+        <w:rPr>
+          <w:rFonts w:ascii="Arial" w:hAnsi="Arial" w:cs="Arial"/>
+        </w:rPr>
+        <w:t>regex</w:t>
+      </w:r>
+      <w:r>
+        <w:rPr>
+          <w:rFonts w:ascii="Arial" w:hAnsi="Arial" w:cs="Arial"/>
+        </w:rPr>
+        <w:t xml:space="preserve">, and the pre-trained Named Entity Recognition (NER) model – NameFinderME. </w:t>
       </w:r>
       <w:r>
         <w:rPr>
@@ -1454,21 +1464,7 @@
         <w:rPr>
           <w:rFonts w:ascii="Arial" w:hAnsi="Arial" w:cs="Arial"/>
         </w:rPr>
-        <w:t xml:space="preserve">Most cases are covered by </w:t>
-      </w:r>
-      <w:proofErr w:type="gramStart"/>
-      <w:r>
-        <w:rPr>
-          <w:rFonts w:ascii="Arial" w:hAnsi="Arial" w:cs="Arial"/>
-        </w:rPr>
-        <w:t>the heuristic</w:t>
-      </w:r>
-      <w:proofErr w:type="gramEnd"/>
-      <w:r>
-        <w:rPr>
-          <w:rFonts w:ascii="Arial" w:hAnsi="Arial" w:cs="Arial"/>
-        </w:rPr>
-        <w:t xml:space="preserve"> logic</w:t>
+        <w:t>Most cases are covered by the heuristic logic</w:t>
       </w:r>
       <w:r>
         <w:rPr>
@@ -1492,7 +1488,19 @@
         <w:rPr>
           <w:rFonts w:ascii="Arial" w:hAnsi="Arial" w:cs="Arial"/>
         </w:rPr>
-        <w:t xml:space="preserve"> analyzes them based on regex patterns. However, in-line names are more difficult to extract as they have no distinct position or format. This is why NameFinderME or the first-introduced logic is used. </w:t>
+        <w:t xml:space="preserve"> analyzes them based on </w:t>
+      </w:r>
+      <w:r>
+        <w:rPr>
+          <w:rFonts w:ascii="Arial" w:hAnsi="Arial" w:cs="Arial"/>
+        </w:rPr>
+        <w:t>regex</w:t>
+      </w:r>
+      <w:r>
+        <w:rPr>
+          <w:rFonts w:ascii="Arial" w:hAnsi="Arial" w:cs="Arial"/>
+        </w:rPr>
+        <w:t xml:space="preserve"> patterns. However, in-line names are more difficult to extract as they have no distinct position or format. This is why NameFinderME or the first-introduced logic is used. </w:t>
       </w:r>
       <w:r>
         <w:rPr>
@@ -1797,19 +1805,11 @@
         </w:rPr>
         <w:t xml:space="preserve">Big Break! </w:t>
       </w:r>
-      <w:proofErr w:type="gramStart"/>
-      <w:r>
-        <w:rPr>
-          <w:rFonts w:ascii="Arial" w:hAnsi="Arial" w:cs="Arial"/>
-        </w:rPr>
-        <w:t>as</w:t>
-      </w:r>
-      <w:proofErr w:type="gramEnd"/>
-      <w:r>
-        <w:rPr>
-          <w:rFonts w:ascii="Arial" w:hAnsi="Arial" w:cs="Arial"/>
-        </w:rPr>
-        <w:t xml:space="preserve"> my senior project is majorly connected to my interest in fil</w:t>
+      <w:r>
+        <w:rPr>
+          <w:rFonts w:ascii="Arial" w:hAnsi="Arial" w:cs="Arial"/>
+        </w:rPr>
+        <w:t>as my senior project is majorly connected to my interest in fil</w:t>
       </w:r>
       <w:r>
         <w:rPr>
@@ -2649,21 +2649,7 @@
         <w:rPr>
           <w:rFonts w:ascii="Arial" w:hAnsi="Arial" w:cs="Arial"/>
         </w:rPr>
-        <w:t xml:space="preserve">filling up the Scene class constructor with scene order number (the actual number of the scene in the order they appear), scene script numbers (the scene number written in the script), headings, locations, and times (if available). </w:t>
-      </w:r>
-      <w:proofErr w:type="gramStart"/>
-      <w:r>
-        <w:rPr>
-          <w:rFonts w:ascii="Arial" w:hAnsi="Arial" w:cs="Arial"/>
-        </w:rPr>
-        <w:t>In order to</w:t>
-      </w:r>
-      <w:proofErr w:type="gramEnd"/>
-      <w:r>
-        <w:rPr>
-          <w:rFonts w:ascii="Arial" w:hAnsi="Arial" w:cs="Arial"/>
-        </w:rPr>
-        <w:t xml:space="preserve"> find the values, it uses </w:t>
+        <w:t xml:space="preserve">filling up the Scene class constructor with scene order number (the actual number of the scene in the order they appear), scene script numbers (the scene number written in the script), headings, locations, and times (if available). In order to find the values, it uses </w:t>
       </w:r>
       <w:r>
         <w:rPr>
@@ -3495,21 +3481,7 @@
         <w:rPr>
           <w:rFonts w:ascii="Arial" w:hAnsi="Arial" w:cs="Arial"/>
         </w:rPr>
-        <w:t xml:space="preserve"> verb (grab, pick up, take, etc.), then it is most probably a prop. However, if the previous </w:t>
-      </w:r>
-      <w:proofErr w:type="gramStart"/>
-      <w:r>
-        <w:rPr>
-          <w:rFonts w:ascii="Arial" w:hAnsi="Arial" w:cs="Arial"/>
-        </w:rPr>
-        <w:t>word</w:t>
-      </w:r>
-      <w:proofErr w:type="gramEnd"/>
-      <w:r>
-        <w:rPr>
-          <w:rFonts w:ascii="Arial" w:hAnsi="Arial" w:cs="Arial"/>
-        </w:rPr>
-        <w:t xml:space="preserve"> is a preposition (on, in, behind, etc.), then the noun is most probably part of the set dressing category.</w:t>
+        <w:t xml:space="preserve"> verb (grab, pick up, take, etc.), then it is most probably a prop. However, if the previous word is a preposition (on, in, behind, etc.), then the noun is most probably part of the set dressing category.</w:t>
       </w:r>
       <w:r>
         <w:rPr>
@@ -3527,21 +3499,7 @@
         <w:rPr>
           <w:rFonts w:ascii="Arial" w:hAnsi="Arial" w:cs="Arial"/>
         </w:rPr>
-        <w:t xml:space="preserve"> NER model here will improve </w:t>
-      </w:r>
-      <w:proofErr w:type="gramStart"/>
-      <w:r>
-        <w:rPr>
-          <w:rFonts w:ascii="Arial" w:hAnsi="Arial" w:cs="Arial"/>
-        </w:rPr>
-        <w:t>the performance</w:t>
-      </w:r>
-      <w:proofErr w:type="gramEnd"/>
-      <w:r>
-        <w:rPr>
-          <w:rFonts w:ascii="Arial" w:hAnsi="Arial" w:cs="Arial"/>
-        </w:rPr>
-        <w:t xml:space="preserve"> further.</w:t>
+        <w:t xml:space="preserve"> NER model here will improve the performance further.</w:t>
       </w:r>
     </w:p>
     <w:p>
@@ -4057,7 +4015,19 @@
           <w:rFonts w:ascii="Arial" w:hAnsi="Arial" w:cs="Arial"/>
         </w:rPr>
         <w:lastRenderedPageBreak/>
-        <w:t xml:space="preserve">different regexes based on </w:t>
+        <w:t xml:space="preserve">different </w:t>
+      </w:r>
+      <w:r>
+        <w:rPr>
+          <w:rFonts w:ascii="Arial" w:hAnsi="Arial" w:cs="Arial"/>
+        </w:rPr>
+        <w:t>regex</w:t>
+      </w:r>
+      <w:r>
+        <w:rPr>
+          <w:rFonts w:ascii="Arial" w:hAnsi="Arial" w:cs="Arial"/>
+        </w:rPr>
+        <w:t xml:space="preserve">es based on </w:t>
       </w:r>
       <w:r>
         <w:rPr>
@@ -4117,7 +4087,19 @@
         <w:rPr>
           <w:rFonts w:ascii="Arial" w:hAnsi="Arial" w:cs="Arial"/>
         </w:rPr>
-        <w:t>The extractIntroCharacters method handles situations where the characters are first introduced, as they usually have specific formatting. This is done through matching regex patterns.</w:t>
+        <w:t xml:space="preserve">The extractIntroCharacters method handles situations where the characters are first introduced, as they usually have specific formatting. This is done through matching </w:t>
+      </w:r>
+      <w:r>
+        <w:rPr>
+          <w:rFonts w:ascii="Arial" w:hAnsi="Arial" w:cs="Arial"/>
+        </w:rPr>
+        <w:t>regex</w:t>
+      </w:r>
+      <w:r>
+        <w:rPr>
+          <w:rFonts w:ascii="Arial" w:hAnsi="Arial" w:cs="Arial"/>
+        </w:rPr>
+        <w:t xml:space="preserve"> patterns.</w:t>
       </w:r>
     </w:p>
     <w:p>
@@ -4226,21 +4208,2007 @@
       <w:pPr>
         <w:pStyle w:val="Heading4"/>
         <w:spacing w:line="360" w:lineRule="auto"/>
-        <w:jc w:val="both"/>
+        <w:rPr>
+          <w:rFonts w:ascii="Arial" w:hAnsi="Arial" w:cs="Arial"/>
+          <w:b/>
+          <w:bCs/>
+          <w:i w:val="0"/>
+          <w:iCs w:val="0"/>
+          <w:color w:val="auto"/>
+        </w:rPr>
+      </w:pPr>
+      <w:r>
         <w:rPr>
           <w:rFonts w:ascii="Arial" w:hAnsi="Arial" w:cs="Arial"/>
           <w:b/>
           <w:bCs/>
           <w:color w:val="auto"/>
         </w:rPr>
-      </w:pPr>
-      <w:r>
+        <w:t>Script Parser</w:t>
+      </w:r>
+    </w:p>
+    <w:p>
+      <w:pPr>
+        <w:spacing w:line="360" w:lineRule="auto"/>
+      </w:pPr>
+    </w:p>
+    <w:p>
+      <w:pPr>
+        <w:spacing w:line="360" w:lineRule="auto"/>
+        <w:rPr>
+          <w:rFonts w:ascii="Arial" w:hAnsi="Arial" w:cs="Arial"/>
+        </w:rPr>
+      </w:pPr>
+      <w:r>
+        <w:rPr>
+          <w:rFonts w:ascii="Arial" w:hAnsi="Arial" w:cs="Arial"/>
+        </w:rPr>
+        <w:t>The Script Parser</w:t>
+      </w:r>
+      <w:r>
+        <w:rPr>
+          <w:rFonts w:ascii="Arial" w:hAnsi="Arial" w:cs="Arial"/>
+        </w:rPr>
+        <w:t xml:space="preserve"> custom algorithm</w:t>
+      </w:r>
+      <w:r>
+        <w:rPr>
+          <w:rFonts w:ascii="Arial" w:hAnsi="Arial" w:cs="Arial"/>
+        </w:rPr>
+        <w:t xml:space="preserve"> transforms a film script text file into a structured list of Scene objects. Scripts are semi-structured texts containing scene numbers, headings, page numbers, dialogue blocks, and action descriptions. The parser detects scene boundaries and scene composition items (scene number, heading, </w:t>
+      </w:r>
+      <w:r>
+        <w:rPr>
+          <w:rFonts w:ascii="Arial" w:hAnsi="Arial" w:cs="Arial"/>
+        </w:rPr>
+        <w:t>and content) that correspond to the most common screenplay-writing</w:t>
+      </w:r>
+      <w:r>
+        <w:rPr>
+          <w:rFonts w:ascii="Arial" w:hAnsi="Arial" w:cs="Arial"/>
+        </w:rPr>
+        <w:t xml:space="preserve"> formats.</w:t>
+      </w:r>
+    </w:p>
+    <w:p>
+      <w:pPr>
+        <w:spacing w:line="360" w:lineRule="auto"/>
+        <w:rPr>
+          <w:rFonts w:ascii="Arial" w:hAnsi="Arial" w:cs="Arial"/>
+        </w:rPr>
+      </w:pPr>
+    </w:p>
+    <w:p>
+      <w:pPr>
+        <w:spacing w:line="360" w:lineRule="auto"/>
+        <w:rPr>
+          <w:rFonts w:ascii="Arial" w:hAnsi="Arial" w:cs="Arial"/>
+        </w:rPr>
+      </w:pPr>
+      <w:r>
+        <w:rPr>
+          <w:rFonts w:ascii="Arial" w:hAnsi="Arial" w:cs="Arial"/>
+        </w:rPr>
+        <w:t xml:space="preserve">The script file is uploaded through a REST </w:t>
+      </w:r>
+      <w:r>
+        <w:rPr>
+          <w:rFonts w:ascii="Arial" w:hAnsi="Arial" w:cs="Arial"/>
+        </w:rPr>
+        <w:t>endpoint implemented</w:t>
+      </w:r>
+      <w:r>
+        <w:rPr>
+          <w:rFonts w:ascii="Arial" w:hAnsi="Arial" w:cs="Arial"/>
+        </w:rPr>
+        <w:t xml:space="preserve"> </w:t>
+      </w:r>
+      <w:r>
+        <w:rPr>
+          <w:rFonts w:ascii="Arial" w:hAnsi="Arial" w:cs="Arial"/>
+        </w:rPr>
+        <w:t>in</w:t>
+      </w:r>
+      <w:r>
+        <w:rPr>
+          <w:rFonts w:ascii="Arial" w:hAnsi="Arial" w:cs="Arial"/>
+        </w:rPr>
+        <w:t xml:space="preserve"> the FileUploadController</w:t>
+      </w:r>
+      <w:r>
+        <w:rPr>
+          <w:rFonts w:ascii="Arial" w:hAnsi="Arial" w:cs="Arial"/>
+        </w:rPr>
+        <w:t xml:space="preserve"> using Spring Boot.</w:t>
+      </w:r>
+      <w:r>
+        <w:rPr>
+          <w:rFonts w:ascii="Arial" w:hAnsi="Arial" w:cs="Arial"/>
+        </w:rPr>
+        <w:t xml:space="preserve"> The endpoint is available at POST </w:t>
+      </w:r>
+      <w:r>
+        <w:rPr>
+          <w:rFonts w:ascii="Arial" w:hAnsi="Arial" w:cs="Arial"/>
+        </w:rPr>
+        <w:lastRenderedPageBreak/>
+        <w:t>/api/upload-script.</w:t>
+      </w:r>
+      <w:r>
+        <w:rPr>
+          <w:rFonts w:ascii="Arial" w:hAnsi="Arial" w:cs="Arial"/>
+        </w:rPr>
+        <w:t xml:space="preserve"> The endpoint accepts requests of type </w:t>
+      </w:r>
+      <w:r>
+        <w:rPr>
+          <w:rFonts w:ascii="Arial" w:hAnsi="Arial" w:cs="Arial"/>
+        </w:rPr>
+        <w:t>multipart/form-data</w:t>
+      </w:r>
+      <w:r>
+        <w:rPr>
+          <w:rFonts w:ascii="Arial" w:hAnsi="Arial" w:cs="Arial"/>
+        </w:rPr>
+        <w:t xml:space="preserve">, which accepts binary file uploads. </w:t>
+      </w:r>
+      <w:r>
+        <w:rPr>
+          <w:rFonts w:ascii="Arial" w:hAnsi="Arial" w:cs="Arial"/>
+        </w:rPr>
+        <w:t>Spring Boot automatically parses the multipart request and maps the file part named "file" to a MultipartFile object via the @RequestParam</w:t>
+      </w:r>
+      <w:r>
+        <w:rPr>
+          <w:rFonts w:ascii="Arial" w:hAnsi="Arial" w:cs="Arial"/>
+        </w:rPr>
+        <w:t>(“file”)</w:t>
+      </w:r>
+      <w:r>
+        <w:rPr>
+          <w:rFonts w:ascii="Arial" w:hAnsi="Arial" w:cs="Arial"/>
+        </w:rPr>
+        <w:t xml:space="preserve"> annotation. This</w:t>
+      </w:r>
+      <w:r>
+        <w:rPr>
+          <w:rFonts w:ascii="Arial" w:hAnsi="Arial" w:cs="Arial"/>
+        </w:rPr>
+        <w:t xml:space="preserve"> </w:t>
+      </w:r>
+      <w:r>
+        <w:rPr>
+          <w:rFonts w:ascii="Arial" w:hAnsi="Arial" w:cs="Arial"/>
+        </w:rPr>
+        <w:t>provides access to the file’s metadata and binary content without requiring manual request parsing.</w:t>
+      </w:r>
+      <w:r>
+        <w:rPr>
+          <w:rFonts w:ascii="Arial" w:hAnsi="Arial" w:cs="Arial"/>
+        </w:rPr>
+        <w:t xml:space="preserve"> The system reads the file into memory using the getBytes() method and converts the byte array into a String object, which holds the screenplay’s text.</w:t>
+      </w:r>
+    </w:p>
+    <w:p>
+      <w:pPr>
+        <w:spacing w:line="360" w:lineRule="auto"/>
+        <w:rPr>
+          <w:rFonts w:ascii="Arial" w:hAnsi="Arial" w:cs="Arial"/>
+        </w:rPr>
+      </w:pPr>
+    </w:p>
+    <w:p>
+      <w:pPr>
+        <w:spacing w:line="360" w:lineRule="auto"/>
+        <w:rPr>
+          <w:rFonts w:ascii="Arial" w:hAnsi="Arial" w:cs="Arial"/>
+        </w:rPr>
+      </w:pPr>
+      <w:r>
+        <w:rPr>
+          <w:rFonts w:ascii="Arial" w:hAnsi="Arial" w:cs="Arial"/>
+        </w:rPr>
+        <w:t xml:space="preserve">The controller follows a layered architecture and </w:t>
+      </w:r>
+      <w:r>
+        <w:rPr>
+          <w:rFonts w:ascii="Arial" w:hAnsi="Arial" w:cs="Arial"/>
+        </w:rPr>
+        <w:t>delegates further processing of the script to the ScriptProcessingService, which is responsible for script parsing and scene extraction. They are conducted through the splitScenes function of the ScriptParser class, which calls the removePageNumbers function of the same class.</w:t>
+      </w:r>
+    </w:p>
+    <w:p>
+      <w:pPr>
+        <w:spacing w:line="360" w:lineRule="auto"/>
+        <w:rPr>
+          <w:rFonts w:ascii="Arial" w:hAnsi="Arial" w:cs="Arial"/>
+        </w:rPr>
+      </w:pPr>
+    </w:p>
+    <w:p>
+      <w:pPr>
+        <w:spacing w:line="360" w:lineRule="auto"/>
+        <w:rPr>
+          <w:rFonts w:ascii="Arial" w:hAnsi="Arial" w:cs="Arial"/>
+        </w:rPr>
+      </w:pPr>
+      <w:r>
+        <w:rPr>
+          <w:rFonts w:ascii="Arial" w:hAnsi="Arial" w:cs="Arial"/>
+        </w:rPr>
+        <w:t>Before the segmentation</w:t>
+      </w:r>
+      <w:r>
+        <w:rPr>
+          <w:rFonts w:ascii="Arial" w:hAnsi="Arial" w:cs="Arial"/>
+        </w:rPr>
+        <w:t xml:space="preserve"> of scenes</w:t>
+      </w:r>
+      <w:r>
+        <w:rPr>
+          <w:rFonts w:ascii="Arial" w:hAnsi="Arial" w:cs="Arial"/>
+        </w:rPr>
+        <w:t xml:space="preserve">, </w:t>
+      </w:r>
+      <w:r>
+        <w:rPr>
+          <w:rFonts w:ascii="Arial" w:hAnsi="Arial" w:cs="Arial"/>
+        </w:rPr>
+        <w:t>page numbers are removed as they might make the identification of scenes through regular expressions more complicated.</w:t>
+      </w:r>
+      <w:r>
+        <w:rPr>
+          <w:rFonts w:ascii="Arial" w:hAnsi="Arial" w:cs="Arial"/>
+        </w:rPr>
+        <w:t xml:space="preserve"> The removePageNumbers function splits the script’s string into lines. As the software goes through each line and trims it, it encounters two cases of numbers in a screenplay. The first one is the </w:t>
+      </w:r>
+      <w:r>
+        <w:rPr>
+          <w:rFonts w:ascii="Arial" w:hAnsi="Arial" w:cs="Arial"/>
+        </w:rPr>
+        <w:t>line of repeated numbers that may serve as a header or a footer page number.</w:t>
+      </w:r>
+      <w:r>
+        <w:rPr>
+          <w:rFonts w:ascii="Arial" w:hAnsi="Arial" w:cs="Arial"/>
+        </w:rPr>
+        <w:t xml:space="preserve"> The </w:t>
+      </w:r>
+      <w:r>
+        <w:rPr>
+          <w:rFonts w:ascii="Arial" w:hAnsi="Arial" w:cs="Arial"/>
+        </w:rPr>
+        <w:t>Regex</w:t>
+      </w:r>
+      <w:r>
+        <w:rPr>
+          <w:rFonts w:ascii="Arial" w:hAnsi="Arial" w:cs="Arial"/>
+        </w:rPr>
+        <w:t xml:space="preserve"> matches two identical numbers with a space between them and optional leading or trailing spaces before and after.</w:t>
+      </w:r>
+      <w:r>
+        <w:rPr>
+          <w:rFonts w:ascii="Arial" w:hAnsi="Arial" w:cs="Arial"/>
+        </w:rPr>
+        <w:t xml:space="preserve"> It extracts the number and goes to check the following and the previous non-empty lines. If none of them starts with a heading keyword of where the shooting is (INT, EXT, INT/EXT, etc.), the number line is replaced by a new line. If a heading keyword is found, the numbers are kept as they may be scene numbers.</w:t>
+      </w:r>
+      <w:r>
+        <w:rPr>
+          <w:rFonts w:ascii="Arial" w:hAnsi="Arial" w:cs="Arial"/>
+        </w:rPr>
+        <w:t xml:space="preserve"> The second case is handling single numbers on a line, and it is identical. The only difference is that the </w:t>
+      </w:r>
+      <w:r>
+        <w:rPr>
+          <w:rFonts w:ascii="Arial" w:hAnsi="Arial" w:cs="Arial"/>
+        </w:rPr>
+        <w:t>Regex</w:t>
+      </w:r>
+      <w:r>
+        <w:rPr>
+          <w:rFonts w:ascii="Arial" w:hAnsi="Arial" w:cs="Arial"/>
+        </w:rPr>
+        <w:t xml:space="preserve"> allows . and * after the number</w:t>
+      </w:r>
+      <w:r>
+        <w:rPr>
+          <w:rFonts w:ascii="Arial" w:hAnsi="Arial" w:cs="Arial"/>
+        </w:rPr>
+        <w:t>,</w:t>
+      </w:r>
+      <w:r>
+        <w:rPr>
+          <w:rFonts w:ascii="Arial" w:hAnsi="Arial" w:cs="Arial"/>
+        </w:rPr>
+        <w:t xml:space="preserve"> as it is more common in this scenario.</w:t>
+      </w:r>
+    </w:p>
+    <w:p>
+      <w:pPr>
+        <w:spacing w:line="360" w:lineRule="auto"/>
+        <w:rPr>
+          <w:rFonts w:ascii="Arial" w:hAnsi="Arial" w:cs="Arial"/>
+        </w:rPr>
+      </w:pPr>
+    </w:p>
+    <w:p>
+      <w:pPr>
+        <w:spacing w:line="360" w:lineRule="auto"/>
+        <w:rPr>
+          <w:rFonts w:ascii="Arial" w:hAnsi="Arial" w:cs="Arial"/>
+        </w:rPr>
+      </w:pPr>
+      <w:r>
+        <w:rPr>
+          <w:noProof/>
+        </w:rPr>
+        <w:lastRenderedPageBreak/>
+        <mc:AlternateContent>
+          <mc:Choice Requires="wps">
+            <w:drawing>
+              <wp:anchor distT="0" distB="0" distL="114300" distR="114300" simplePos="0" relativeHeight="251732992" behindDoc="0" locked="0" layoutInCell="1" allowOverlap="1" wp14:anchorId="7EBF0B40" wp14:editId="13D7C466">
+                <wp:simplePos x="0" y="0"/>
+                <wp:positionH relativeFrom="margin">
+                  <wp:align>left</wp:align>
+                </wp:positionH>
+                <wp:positionV relativeFrom="paragraph">
+                  <wp:posOffset>4601845</wp:posOffset>
+                </wp:positionV>
+                <wp:extent cx="5723255" cy="635"/>
+                <wp:effectExtent l="0" t="0" r="0" b="0"/>
+                <wp:wrapTopAndBottom/>
+                <wp:docPr id="2012031858" name="Text Box 1"/>
+                <wp:cNvGraphicFramePr/>
+                <a:graphic xmlns:a="http://schemas.openxmlformats.org/drawingml/2006/main">
+                  <a:graphicData uri="http://schemas.microsoft.com/office/word/2010/wordprocessingShape">
+                    <wps:wsp>
+                      <wps:cNvSpPr txBox="1"/>
+                      <wps:spPr>
+                        <a:xfrm>
+                          <a:off x="0" y="0"/>
+                          <a:ext cx="5723255" cy="635"/>
+                        </a:xfrm>
+                        <a:prstGeom prst="rect">
+                          <a:avLst/>
+                        </a:prstGeom>
+                        <a:solidFill>
+                          <a:prstClr val="white"/>
+                        </a:solidFill>
+                        <a:ln>
+                          <a:noFill/>
+                        </a:ln>
+                      </wps:spPr>
+                      <wps:txbx>
+                        <w:txbxContent>
+                          <w:p>
+                            <w:pPr>
+                              <w:pStyle w:val="Caption"/>
+                              <w:jc w:val="center"/>
+                              <w:rPr>
+                                <w:rFonts w:ascii="Arial" w:hAnsi="Arial" w:cs="Arial"/>
+                                <w:noProof/>
+                              </w:rPr>
+                            </w:pPr>
+                            <w:r>
+                              <w:t>Figure 4: Activity Diagram for the Script Parser Algorithm</w:t>
+                            </w:r>
+                          </w:p>
+                        </w:txbxContent>
+                      </wps:txbx>
+                      <wps:bodyPr rot="0" spcFirstLastPara="0" vertOverflow="overflow" horzOverflow="overflow" vert="horz" wrap="square" lIns="0" tIns="0" rIns="0" bIns="0" numCol="1" spcCol="0" rtlCol="0" fromWordArt="0" anchor="t" anchorCtr="0" forceAA="0" compatLnSpc="1">
+                        <a:prstTxWarp prst="textNoShape">
+                          <a:avLst/>
+                        </a:prstTxWarp>
+                        <a:spAutoFit/>
+                      </wps:bodyPr>
+                    </wps:wsp>
+                  </a:graphicData>
+                </a:graphic>
+              </wp:anchor>
+            </w:drawing>
+          </mc:Choice>
+          <mc:Fallback>
+            <w:pict>
+              <v:shape w14:anchorId="7EBF0B40" id="_x0000_s1029" type="#_x0000_t202" style="position:absolute;margin-left:0;margin-top:362.35pt;width:450.65pt;height:.05pt;z-index:251732992;visibility:visible;mso-wrap-style:square;mso-wrap-distance-left:9pt;mso-wrap-distance-top:0;mso-wrap-distance-right:9pt;mso-wrap-distance-bottom:0;mso-position-horizontal:left;mso-position-horizontal-relative:margin;mso-position-vertical:absolute;mso-position-vertical-relative:text;v-text-anchor:top" o:gfxdata="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" stroked="f">
+                <v:textbox style="mso-fit-shape-to-text:t" inset="0,0,0,0">
+                  <w:txbxContent>
+                    <w:p>
+                      <w:pPr>
+                        <w:pStyle w:val="Caption"/>
+                        <w:jc w:val="center"/>
+                        <w:rPr>
+                          <w:rFonts w:ascii="Arial" w:hAnsi="Arial" w:cs="Arial"/>
+                          <w:noProof/>
+                        </w:rPr>
+                      </w:pPr>
+                      <w:r>
+                        <w:t>Figure 4: Activity Diagram for the Script Parser Algorithm</w:t>
+                      </w:r>
+                    </w:p>
+                  </w:txbxContent>
+                </v:textbox>
+                <w10:wrap type="topAndBottom" anchorx="margin"/>
+              </v:shape>
+            </w:pict>
+          </mc:Fallback>
+        </mc:AlternateContent>
+      </w:r>
+      <w:r>
+        <w:rPr>
+          <w:rFonts w:ascii="Arial" w:hAnsi="Arial" w:cs="Arial"/>
+          <w:noProof/>
+        </w:rPr>
+        <w:drawing>
+          <wp:anchor distT="0" distB="0" distL="114300" distR="114300" simplePos="0" relativeHeight="251734016" behindDoc="0" locked="0" layoutInCell="1" allowOverlap="1" wp14:anchorId="6EA04975" wp14:editId="1C629C3B">
+            <wp:simplePos x="0" y="0"/>
+            <wp:positionH relativeFrom="column">
+              <wp:posOffset>0</wp:posOffset>
+            </wp:positionH>
+            <wp:positionV relativeFrom="paragraph">
+              <wp:posOffset>0</wp:posOffset>
+            </wp:positionV>
+            <wp:extent cx="5723255" cy="4491355"/>
+            <wp:effectExtent l="0" t="0" r="0" b="4445"/>
+            <wp:wrapTopAndBottom/>
+            <wp:docPr id="1104109767" name="Picture 11"/>
+            <wp:cNvGraphicFramePr>
+              <a:graphicFrameLocks xmlns:a="http://schemas.openxmlformats.org/drawingml/2006/main" noChangeAspect="1"/>
+            </wp:cNvGraphicFramePr>
+            <a:graphic xmlns:a="http://schemas.openxmlformats.org/drawingml/2006/main">
+              <a:graphicData uri="http://schemas.openxmlformats.org/drawingml/2006/picture">
+                <pic:pic xmlns:pic="http://schemas.openxmlformats.org/drawingml/2006/picture">
+                  <pic:nvPicPr>
+                    <pic:cNvPr id="0" name="Picture 3"/>
+                    <pic:cNvPicPr>
+                      <a:picLocks noChangeAspect="1" noChangeArrowheads="1"/>
+                    </pic:cNvPicPr>
+                  </pic:nvPicPr>
+                  <pic:blipFill>
+                    <a:blip r:embed="rId11">
+                      <a:extLst>
+                        <a:ext uri="{28A0092B-C50C-407E-A947-70E740481C1C}">
+                          <a14:useLocalDpi xmlns:a14="http://schemas.microsoft.com/office/drawing/2010/main" val="0"/>
+                        </a:ext>
+                      </a:extLst>
+                    </a:blip>
+                    <a:srcRect/>
+                    <a:stretch>
+                      <a:fillRect/>
+                    </a:stretch>
+                  </pic:blipFill>
+                  <pic:spPr bwMode="auto">
+                    <a:xfrm>
+                      <a:off x="0" y="0"/>
+                      <a:ext cx="5723255" cy="4491355"/>
+                    </a:xfrm>
+                    <a:prstGeom prst="rect">
+                      <a:avLst/>
+                    </a:prstGeom>
+                    <a:noFill/>
+                    <a:ln>
+                      <a:noFill/>
+                    </a:ln>
+                  </pic:spPr>
+                </pic:pic>
+              </a:graphicData>
+            </a:graphic>
+            <wp14:sizeRelH relativeFrom="page">
+              <wp14:pctWidth>0</wp14:pctWidth>
+            </wp14:sizeRelH>
+            <wp14:sizeRelV relativeFrom="page">
+              <wp14:pctHeight>0</wp14:pctHeight>
+            </wp14:sizeRelV>
+          </wp:anchor>
+        </w:drawing>
+      </w:r>
+    </w:p>
+    <w:p>
+      <w:pPr>
+        <w:spacing w:line="360" w:lineRule="auto"/>
+        <w:rPr>
+          <w:rFonts w:ascii="Arial" w:hAnsi="Arial" w:cs="Arial"/>
+        </w:rPr>
+      </w:pPr>
+      <w:r>
+        <w:rPr>
+          <w:rFonts w:ascii="Arial" w:hAnsi="Arial" w:cs="Arial"/>
+        </w:rPr>
+        <w:t xml:space="preserve">The main splitting algorithm starts </w:t>
+      </w:r>
+      <w:r>
+        <w:rPr>
+          <w:rFonts w:ascii="Arial" w:hAnsi="Arial" w:cs="Arial"/>
+        </w:rPr>
+        <w:t>with</w:t>
+      </w:r>
+      <w:r>
+        <w:rPr>
+          <w:rFonts w:ascii="Arial" w:hAnsi="Arial" w:cs="Arial"/>
+        </w:rPr>
+        <w:t xml:space="preserve"> cleaning the page numbers from the text</w:t>
+      </w:r>
+      <w:r>
+        <w:rPr>
+          <w:rFonts w:ascii="Arial" w:hAnsi="Arial" w:cs="Arial"/>
+        </w:rPr>
+        <w:t xml:space="preserve">, as seen in </w:t>
+      </w:r>
+      <w:r>
+        <w:rPr>
+          <w:rFonts w:ascii="Arial" w:hAnsi="Arial" w:cs="Arial"/>
+          <w:i/>
+          <w:iCs/>
+        </w:rPr>
+        <w:t>Figure 4</w:t>
+      </w:r>
+      <w:r>
+        <w:rPr>
+          <w:rFonts w:ascii="Arial" w:hAnsi="Arial" w:cs="Arial"/>
+        </w:rPr>
+        <w:t>. It splits the screenplay String into an array of lines</w:t>
+      </w:r>
+      <w:r>
+        <w:rPr>
+          <w:rFonts w:ascii="Arial" w:hAnsi="Arial" w:cs="Arial"/>
+        </w:rPr>
+        <w:t>, keeping any empty strings</w:t>
+      </w:r>
+      <w:r>
+        <w:rPr>
+          <w:rFonts w:ascii="Arial" w:hAnsi="Arial" w:cs="Arial"/>
+        </w:rPr>
+        <w:t>.</w:t>
+      </w:r>
+      <w:r>
+        <w:rPr>
+          <w:rFonts w:ascii="Arial" w:hAnsi="Arial" w:cs="Arial"/>
+        </w:rPr>
+        <w:t xml:space="preserve"> The preservation of empty lines prevents loss of structural formatting, which makes </w:t>
+      </w:r>
+      <w:r>
+        <w:rPr>
+          <w:rFonts w:ascii="Arial" w:hAnsi="Arial" w:cs="Arial"/>
+        </w:rPr>
+        <w:t>scene splitting more accurate. This also allows accurate line counting for determining pages in the scheduling logic.</w:t>
+      </w:r>
+    </w:p>
+    <w:p>
+      <w:pPr>
+        <w:spacing w:line="360" w:lineRule="auto"/>
+        <w:rPr>
+          <w:rFonts w:ascii="Arial" w:hAnsi="Arial" w:cs="Arial"/>
+        </w:rPr>
+      </w:pPr>
+    </w:p>
+    <w:p>
+      <w:pPr>
+        <w:spacing w:line="360" w:lineRule="auto"/>
+        <w:rPr>
+          <w:rFonts w:ascii="Arial" w:hAnsi="Arial" w:cs="Arial"/>
+        </w:rPr>
+      </w:pPr>
+      <w:r>
+        <w:rPr>
+          <w:rFonts w:ascii="Arial" w:hAnsi="Arial" w:cs="Arial"/>
+        </w:rPr>
+        <w:t xml:space="preserve">Then, </w:t>
+      </w:r>
+      <w:r>
+        <w:rPr>
+          <w:rFonts w:ascii="Arial" w:hAnsi="Arial" w:cs="Arial"/>
+          <w:i/>
+          <w:iCs/>
+        </w:rPr>
+        <w:tab/>
+        <w:t>Big Break!</w:t>
+      </w:r>
+      <w:r>
+        <w:rPr>
+          <w:rFonts w:ascii="Arial" w:hAnsi="Arial" w:cs="Arial"/>
+        </w:rPr>
+        <w:t xml:space="preserve"> iterates through each line, trims it from any leading or trailing spaces, but still </w:t>
+      </w:r>
+      <w:r>
+        <w:rPr>
+          <w:rFonts w:ascii="Arial" w:hAnsi="Arial" w:cs="Arial"/>
+        </w:rPr>
+        <w:t>keeps</w:t>
+      </w:r>
+      <w:r>
+        <w:rPr>
+          <w:rFonts w:ascii="Arial" w:hAnsi="Arial" w:cs="Arial"/>
+        </w:rPr>
+        <w:t xml:space="preserve"> all array members (even blank lines).</w:t>
+      </w:r>
+      <w:r>
+        <w:rPr>
+          <w:rFonts w:ascii="Arial" w:hAnsi="Arial" w:cs="Arial"/>
+        </w:rPr>
+        <w:t xml:space="preserve"> It checks all empty lines</w:t>
+      </w:r>
+      <w:r>
+        <w:rPr>
+          <w:rFonts w:ascii="Arial" w:hAnsi="Arial" w:cs="Arial"/>
+        </w:rPr>
+        <w:t>,</w:t>
+      </w:r>
+      <w:r>
+        <w:rPr>
+          <w:rFonts w:ascii="Arial" w:hAnsi="Arial" w:cs="Arial"/>
+        </w:rPr>
+        <w:t xml:space="preserve"> and it omits only the ones before any scene</w:t>
+      </w:r>
+      <w:r>
+        <w:rPr>
+          <w:rFonts w:ascii="Arial" w:hAnsi="Arial" w:cs="Arial"/>
+        </w:rPr>
+        <w:t>s</w:t>
+      </w:r>
+      <w:r>
+        <w:rPr>
+          <w:rFonts w:ascii="Arial" w:hAnsi="Arial" w:cs="Arial"/>
+        </w:rPr>
+        <w:t xml:space="preserve"> begin because it is not relevant to the content part</w:t>
+      </w:r>
+      <w:r>
+        <w:rPr>
+          <w:rFonts w:ascii="Arial" w:hAnsi="Arial" w:cs="Arial"/>
+        </w:rPr>
+        <w:t>. It counts all the empty lines inside the content of a scene as part of the total count of lines in order to mirror the original page formatting better.</w:t>
+      </w:r>
+      <w:r>
+        <w:rPr>
+          <w:rFonts w:ascii="Arial" w:hAnsi="Arial" w:cs="Arial"/>
+        </w:rPr>
+        <w:t xml:space="preserve"> The line counter is used later in the algorithm to compute the scene length.</w:t>
+      </w:r>
+    </w:p>
+    <w:p>
+      <w:pPr>
+        <w:spacing w:line="360" w:lineRule="auto"/>
+        <w:rPr>
+          <w:rFonts w:ascii="Arial" w:hAnsi="Arial" w:cs="Arial"/>
+        </w:rPr>
+      </w:pPr>
+    </w:p>
+    <w:p>
+      <w:pPr>
+        <w:spacing w:line="360" w:lineRule="auto"/>
+        <w:rPr>
+          <w:rFonts w:ascii="Arial" w:hAnsi="Arial" w:cs="Arial"/>
+        </w:rPr>
+      </w:pPr>
+      <w:r>
+        <w:rPr>
+          <w:rFonts w:ascii="Arial" w:hAnsi="Arial" w:cs="Arial"/>
+          <w:i/>
+          <w:iCs/>
+        </w:rPr>
+        <w:t>Big Break!</w:t>
+      </w:r>
+      <w:r>
+        <w:rPr>
+          <w:rFonts w:ascii="Arial" w:hAnsi="Arial" w:cs="Arial"/>
+        </w:rPr>
+        <w:t xml:space="preserve"> checks if the line fits the single number on a line</w:t>
+      </w:r>
+      <w:r>
+        <w:rPr>
+          <w:rFonts w:ascii="Arial" w:hAnsi="Arial" w:cs="Arial"/>
+        </w:rPr>
+        <w:t xml:space="preserve"> (number only)</w:t>
+      </w:r>
+      <w:r>
+        <w:rPr>
+          <w:rFonts w:ascii="Arial" w:hAnsi="Arial" w:cs="Arial"/>
+        </w:rPr>
+        <w:t xml:space="preserve"> </w:t>
+      </w:r>
+      <w:r>
+        <w:rPr>
+          <w:rFonts w:ascii="Arial" w:hAnsi="Arial" w:cs="Arial"/>
+        </w:rPr>
+        <w:t>Regex</w:t>
+      </w:r>
+      <w:r>
+        <w:rPr>
+          <w:rFonts w:ascii="Arial" w:hAnsi="Arial" w:cs="Arial"/>
+        </w:rPr>
+        <w:t xml:space="preserve"> that catches both numbers and numbers followed by </w:t>
+      </w:r>
+      <w:r>
+        <w:rPr>
+          <w:rFonts w:ascii="Arial" w:hAnsi="Arial" w:cs="Arial"/>
+        </w:rPr>
+        <w:t xml:space="preserve">a </w:t>
+      </w:r>
+      <w:r>
+        <w:rPr>
+          <w:rFonts w:ascii="Arial" w:hAnsi="Arial" w:cs="Arial"/>
+        </w:rPr>
+        <w:t>letter and/or . and * (17/17./17*/17A/17A./17*)</w:t>
+      </w:r>
+      <w:r>
+        <w:rPr>
+          <w:rFonts w:ascii="Arial" w:hAnsi="Arial" w:cs="Arial"/>
+        </w:rPr>
+        <w:t>.</w:t>
+      </w:r>
+      <w:r>
+        <w:rPr>
+          <w:rFonts w:ascii="Arial" w:hAnsi="Arial" w:cs="Arial"/>
+        </w:rPr>
+        <w:t xml:space="preserve"> </w:t>
+      </w:r>
+      <w:r>
+        <w:rPr>
+          <w:rFonts w:ascii="Arial" w:hAnsi="Arial" w:cs="Arial"/>
+        </w:rPr>
+        <w:t xml:space="preserve">As seen in </w:t>
+      </w:r>
+      <w:r>
+        <w:rPr>
+          <w:rFonts w:ascii="Arial" w:hAnsi="Arial" w:cs="Arial"/>
+          <w:i/>
+          <w:iCs/>
+        </w:rPr>
+        <w:t>Figure 4</w:t>
+      </w:r>
+      <w:r>
+        <w:rPr>
+          <w:rFonts w:ascii="Arial" w:hAnsi="Arial" w:cs="Arial"/>
+        </w:rPr>
+        <w:t>, i</w:t>
+      </w:r>
+      <w:r>
+        <w:rPr>
+          <w:rFonts w:ascii="Arial" w:hAnsi="Arial" w:cs="Arial"/>
+        </w:rPr>
+        <w:t xml:space="preserve">f it finds a match, it checks if the next non-empty line before the end of the script matches </w:t>
+      </w:r>
+      <w:r>
+        <w:rPr>
+          <w:rFonts w:ascii="Arial" w:hAnsi="Arial" w:cs="Arial"/>
+        </w:rPr>
+        <w:t xml:space="preserve">the heading keyword </w:t>
+      </w:r>
+      <w:r>
+        <w:rPr>
+          <w:rFonts w:ascii="Arial" w:hAnsi="Arial" w:cs="Arial"/>
+        </w:rPr>
+        <w:t>Regex</w:t>
+      </w:r>
+      <w:r>
+        <w:rPr>
+          <w:rFonts w:ascii="Arial" w:hAnsi="Arial" w:cs="Arial"/>
+        </w:rPr>
+        <w:t xml:space="preserve"> pattern (INT, EXT, INT/EXT, EXT/INT, I/E, E/I, EST, OMITTED). If a match is found, </w:t>
+      </w:r>
+      <w:r>
+        <w:rPr>
+          <w:rFonts w:ascii="Arial" w:hAnsi="Arial" w:cs="Arial"/>
+        </w:rPr>
+        <w:t>the number is set as the pending scene number</w:t>
+      </w:r>
+      <w:r>
+        <w:rPr>
+          <w:rFonts w:ascii="Arial" w:hAnsi="Arial" w:cs="Arial"/>
+        </w:rPr>
+        <w:t xml:space="preserve">. </w:t>
+      </w:r>
+      <w:r>
+        <w:rPr>
+          <w:rFonts w:ascii="Arial" w:hAnsi="Arial" w:cs="Arial"/>
+        </w:rPr>
+        <w:t>If the next</w:t>
+      </w:r>
+      <w:r>
+        <w:rPr>
+          <w:rFonts w:ascii="Arial" w:hAnsi="Arial" w:cs="Arial"/>
+        </w:rPr>
+        <w:t xml:space="preserve"> line</w:t>
+      </w:r>
+      <w:r>
+        <w:rPr>
+          <w:rFonts w:ascii="Arial" w:hAnsi="Arial" w:cs="Arial"/>
+        </w:rPr>
+        <w:t xml:space="preserve"> is not a heading</w:t>
+      </w:r>
+      <w:r>
+        <w:rPr>
+          <w:rFonts w:ascii="Arial" w:hAnsi="Arial" w:cs="Arial"/>
+        </w:rPr>
+        <w:t xml:space="preserve"> to begin with</w:t>
+      </w:r>
+      <w:r>
+        <w:rPr>
+          <w:rFonts w:ascii="Arial" w:hAnsi="Arial" w:cs="Arial"/>
+        </w:rPr>
+        <w:t>, but the previous matches the single-number regular expression</w:t>
+      </w:r>
+      <w:r>
+        <w:rPr>
+          <w:rFonts w:ascii="Arial" w:hAnsi="Arial" w:cs="Arial"/>
+        </w:rPr>
+        <w:t>, it also continues to the next</w:t>
+      </w:r>
+      <w:r>
+        <w:rPr>
+          <w:rFonts w:ascii="Arial" w:hAnsi="Arial" w:cs="Arial"/>
+        </w:rPr>
+        <w:t xml:space="preserve"> </w:t>
+      </w:r>
+      <w:r>
+        <w:rPr>
+          <w:rFonts w:ascii="Arial" w:hAnsi="Arial" w:cs="Arial"/>
+        </w:rPr>
+        <w:t xml:space="preserve">check, as depicted in </w:t>
+      </w:r>
+      <w:r>
+        <w:rPr>
+          <w:rFonts w:ascii="Arial" w:hAnsi="Arial" w:cs="Arial"/>
+          <w:i/>
+          <w:iCs/>
+        </w:rPr>
+        <w:t>Figure 4</w:t>
+      </w:r>
+      <w:r>
+        <w:rPr>
+          <w:rFonts w:ascii="Arial" w:hAnsi="Arial" w:cs="Arial"/>
+        </w:rPr>
+        <w:t>. This</w:t>
+      </w:r>
+      <w:r>
+        <w:rPr>
+          <w:rFonts w:ascii="Arial" w:hAnsi="Arial" w:cs="Arial"/>
+        </w:rPr>
+        <w:t xml:space="preserve"> might be a page number or a stray number from formatting inconsistencies</w:t>
+      </w:r>
+      <w:r>
+        <w:rPr>
+          <w:rFonts w:ascii="Arial" w:hAnsi="Arial" w:cs="Arial"/>
+        </w:rPr>
+        <w:t>.</w:t>
+      </w:r>
+      <w:r>
+        <w:rPr>
+          <w:rFonts w:ascii="Arial" w:hAnsi="Arial" w:cs="Arial"/>
+        </w:rPr>
+        <w:t xml:space="preserve"> After checking the single-number case, </w:t>
+      </w:r>
+      <w:r>
+        <w:rPr>
+          <w:rFonts w:ascii="Arial" w:hAnsi="Arial" w:cs="Arial"/>
+          <w:i/>
+          <w:iCs/>
+        </w:rPr>
+        <w:t>Big Break!</w:t>
+      </w:r>
+      <w:r>
+        <w:rPr>
+          <w:rFonts w:ascii="Arial" w:hAnsi="Arial" w:cs="Arial"/>
+        </w:rPr>
+        <w:t xml:space="preserve"> </w:t>
+      </w:r>
+      <w:r>
+        <w:rPr>
+          <w:rFonts w:ascii="Arial" w:hAnsi="Arial" w:cs="Arial"/>
+        </w:rPr>
+        <w:t>evaluates</w:t>
+      </w:r>
+      <w:r>
+        <w:rPr>
+          <w:rFonts w:ascii="Arial" w:hAnsi="Arial" w:cs="Arial"/>
+        </w:rPr>
+        <w:t xml:space="preserve"> </w:t>
+      </w:r>
+      <w:r>
+        <w:rPr>
+          <w:rFonts w:ascii="Arial" w:hAnsi="Arial" w:cs="Arial"/>
+        </w:rPr>
+        <w:t xml:space="preserve">whether the line matches the double identical numbers </w:t>
+      </w:r>
+      <w:r>
+        <w:rPr>
+          <w:rFonts w:ascii="Arial" w:hAnsi="Arial" w:cs="Arial"/>
+        </w:rPr>
+        <w:t>regex</w:t>
+      </w:r>
+      <w:r>
+        <w:rPr>
+          <w:rFonts w:ascii="Arial" w:hAnsi="Arial" w:cs="Arial"/>
+        </w:rPr>
+        <w:t>.</w:t>
+      </w:r>
+      <w:r>
+        <w:rPr>
+          <w:rFonts w:ascii="Arial" w:hAnsi="Arial" w:cs="Arial"/>
+        </w:rPr>
+        <w:t xml:space="preserve"> It is common practice for film productions to have scene numbers on both sides of the pages, which might occasionally make their own separate line before the heading.</w:t>
+      </w:r>
+      <w:r>
+        <w:rPr>
+          <w:rFonts w:ascii="Arial" w:hAnsi="Arial" w:cs="Arial"/>
+        </w:rPr>
+        <w:t xml:space="preserve"> They can once again be optionally followed by a letter and/or . and * as this is a common scene numbering practice. If it matches, the rest of the logic is identical to the single-number </w:t>
+      </w:r>
+      <w:r>
+        <w:rPr>
+          <w:rFonts w:ascii="Arial" w:hAnsi="Arial" w:cs="Arial"/>
+        </w:rPr>
+        <w:t>one, and the first number is set as the pending scene number</w:t>
+      </w:r>
+      <w:r>
+        <w:rPr>
+          <w:rFonts w:ascii="Arial" w:hAnsi="Arial" w:cs="Arial"/>
+        </w:rPr>
+        <w:t>.</w:t>
+      </w:r>
+    </w:p>
+    <w:p>
+      <w:pPr>
+        <w:spacing w:line="360" w:lineRule="auto"/>
+        <w:rPr>
+          <w:rFonts w:ascii="Arial" w:hAnsi="Arial" w:cs="Arial"/>
+        </w:rPr>
+      </w:pPr>
+      <w:r>
+        <w:rPr>
+          <w:rFonts w:ascii="Arial" w:hAnsi="Arial" w:cs="Arial"/>
+        </w:rPr>
+        <w:t>The next check finds if</w:t>
+      </w:r>
+      <w:r>
+        <w:rPr>
+          <w:rFonts w:ascii="Arial" w:hAnsi="Arial" w:cs="Arial"/>
+        </w:rPr>
+        <w:t xml:space="preserve"> the line matches the heading</w:t>
+      </w:r>
+      <w:r>
+        <w:rPr>
+          <w:rFonts w:ascii="Arial" w:hAnsi="Arial" w:cs="Arial"/>
+        </w:rPr>
+        <w:t>’s</w:t>
+      </w:r>
+      <w:r>
+        <w:rPr>
+          <w:rFonts w:ascii="Arial" w:hAnsi="Arial" w:cs="Arial"/>
+        </w:rPr>
+        <w:t xml:space="preserve"> regular expression pattern</w:t>
+      </w:r>
+      <w:r>
+        <w:rPr>
+          <w:rFonts w:ascii="Arial" w:hAnsi="Arial" w:cs="Arial"/>
+        </w:rPr>
+        <w:t xml:space="preserve">, as </w:t>
+      </w:r>
+      <w:r>
+        <w:rPr>
+          <w:rFonts w:ascii="Arial" w:hAnsi="Arial" w:cs="Arial"/>
+          <w:i/>
+          <w:iCs/>
+        </w:rPr>
+        <w:t>Figure 4</w:t>
+      </w:r>
+      <w:r>
+        <w:rPr>
+          <w:rFonts w:ascii="Arial" w:hAnsi="Arial" w:cs="Arial"/>
+        </w:rPr>
+        <w:t xml:space="preserve"> shows</w:t>
+      </w:r>
+      <w:r>
+        <w:rPr>
+          <w:rFonts w:ascii="Arial" w:hAnsi="Arial" w:cs="Arial"/>
+        </w:rPr>
+        <w:t>. Headings</w:t>
+      </w:r>
+      <w:r>
+        <w:rPr>
+          <w:rFonts w:ascii="Arial" w:hAnsi="Arial" w:cs="Arial"/>
+        </w:rPr>
+        <w:t xml:space="preserve"> have a standardized structure</w:t>
+      </w:r>
+      <w:r>
+        <w:rPr>
+          <w:rFonts w:ascii="Arial" w:hAnsi="Arial" w:cs="Arial"/>
+        </w:rPr>
+        <w:t>, starting with an optional scene number, a</w:t>
+      </w:r>
+      <w:r>
+        <w:rPr>
+          <w:rFonts w:ascii="Arial" w:hAnsi="Arial" w:cs="Arial"/>
+        </w:rPr>
+        <w:t xml:space="preserve"> required</w:t>
+      </w:r>
+      <w:r>
+        <w:rPr>
+          <w:rFonts w:ascii="Arial" w:hAnsi="Arial" w:cs="Arial"/>
+        </w:rPr>
+        <w:t xml:space="preserve"> heading keyword, a </w:t>
+      </w:r>
+      <w:r>
+        <w:rPr>
+          <w:rFonts w:ascii="Arial" w:hAnsi="Arial" w:cs="Arial"/>
+        </w:rPr>
+        <w:t xml:space="preserve">required </w:t>
+      </w:r>
+      <w:r>
+        <w:rPr>
+          <w:rFonts w:ascii="Arial" w:hAnsi="Arial" w:cs="Arial"/>
+        </w:rPr>
+        <w:t>location description,</w:t>
+      </w:r>
+      <w:r>
+        <w:rPr>
+          <w:rFonts w:ascii="Arial" w:hAnsi="Arial" w:cs="Arial"/>
+        </w:rPr>
+        <w:t xml:space="preserve"> </w:t>
+      </w:r>
+      <w:r>
+        <w:rPr>
+          <w:rFonts w:ascii="Arial" w:hAnsi="Arial" w:cs="Arial"/>
+        </w:rPr>
+        <w:t xml:space="preserve">an </w:t>
+      </w:r>
+      <w:r>
+        <w:rPr>
+          <w:rFonts w:ascii="Arial" w:hAnsi="Arial" w:cs="Arial"/>
+        </w:rPr>
+        <w:t>optional time-of-day</w:t>
+      </w:r>
+      <w:r>
+        <w:rPr>
+          <w:rFonts w:ascii="Arial" w:hAnsi="Arial" w:cs="Arial"/>
+        </w:rPr>
+        <w:t>, and an optional trailing scene number at the end</w:t>
+      </w:r>
+      <w:r>
+        <w:rPr>
+          <w:rFonts w:ascii="Arial" w:hAnsi="Arial" w:cs="Arial"/>
+        </w:rPr>
+        <w:t>.</w:t>
+      </w:r>
+      <w:r>
+        <w:rPr>
+          <w:rFonts w:ascii="Arial" w:hAnsi="Arial" w:cs="Arial"/>
+        </w:rPr>
+        <w:t xml:space="preserve"> The optional scene number part is identical to the single-number </w:t>
+      </w:r>
+      <w:r>
+        <w:rPr>
+          <w:rFonts w:ascii="Arial" w:hAnsi="Arial" w:cs="Arial"/>
+        </w:rPr>
+        <w:t>Regex</w:t>
+      </w:r>
+      <w:r>
+        <w:rPr>
+          <w:rFonts w:ascii="Arial" w:hAnsi="Arial" w:cs="Arial"/>
+        </w:rPr>
+        <w:t>, and the heading keyword part is identical to the already discussed heading-keyword regular expression. The location description</w:t>
+      </w:r>
+      <w:r>
+        <w:rPr>
+          <w:rFonts w:ascii="Arial" w:hAnsi="Arial" w:cs="Arial"/>
+        </w:rPr>
+        <w:t xml:space="preserve"> part of the </w:t>
+      </w:r>
+      <w:r>
+        <w:rPr>
+          <w:rFonts w:ascii="Arial" w:hAnsi="Arial" w:cs="Arial"/>
+        </w:rPr>
+        <w:t>regex</w:t>
+      </w:r>
+      <w:r>
+        <w:rPr>
+          <w:rFonts w:ascii="Arial" w:hAnsi="Arial" w:cs="Arial"/>
+        </w:rPr>
+        <w:t xml:space="preserve"> allows any character except a dash or a </w:t>
+      </w:r>
+      <w:r>
+        <w:rPr>
+          <w:rFonts w:ascii="Arial" w:hAnsi="Arial" w:cs="Arial"/>
+        </w:rPr>
+        <w:t>newline</w:t>
+      </w:r>
+      <w:r>
+        <w:rPr>
+          <w:rFonts w:ascii="Arial" w:hAnsi="Arial" w:cs="Arial"/>
+        </w:rPr>
+        <w:t xml:space="preserve">. The </w:t>
+      </w:r>
+      <w:r>
+        <w:rPr>
+          <w:rFonts w:ascii="Arial" w:hAnsi="Arial" w:cs="Arial"/>
+        </w:rPr>
+        <w:t>reason</w:t>
+      </w:r>
+      <w:r>
+        <w:rPr>
+          <w:rFonts w:ascii="Arial" w:hAnsi="Arial" w:cs="Arial"/>
+        </w:rPr>
+        <w:t xml:space="preserve"> behind this is that screenplays usually divide the location and the time with a dash or end with a new line if no time value</w:t>
+      </w:r>
+      <w:r>
+        <w:rPr>
+          <w:rFonts w:ascii="Arial" w:hAnsi="Arial" w:cs="Arial"/>
+        </w:rPr>
+        <w:t xml:space="preserve"> or trailing scene number</w:t>
+      </w:r>
+      <w:r>
+        <w:rPr>
+          <w:rFonts w:ascii="Arial" w:hAnsi="Arial" w:cs="Arial"/>
+        </w:rPr>
+        <w:t xml:space="preserve"> </w:t>
+      </w:r>
+      <w:r>
+        <w:rPr>
+          <w:rFonts w:ascii="Arial" w:hAnsi="Arial" w:cs="Arial"/>
+        </w:rPr>
+        <w:t>is</w:t>
+      </w:r>
+      <w:r>
+        <w:rPr>
+          <w:rFonts w:ascii="Arial" w:hAnsi="Arial" w:cs="Arial"/>
+        </w:rPr>
+        <w:t xml:space="preserve"> available.</w:t>
+      </w:r>
+      <w:r>
+        <w:rPr>
+          <w:rFonts w:ascii="Arial" w:hAnsi="Arial" w:cs="Arial"/>
+        </w:rPr>
+        <w:t xml:space="preserve"> The matching is lazy, meaning that it would match the least amount possible </w:t>
+      </w:r>
+      <w:r>
+        <w:rPr>
+          <w:rFonts w:ascii="Arial" w:hAnsi="Arial" w:cs="Arial"/>
+        </w:rPr>
+        <w:t>for</w:t>
+      </w:r>
+      <w:r>
+        <w:rPr>
+          <w:rFonts w:ascii="Arial" w:hAnsi="Arial" w:cs="Arial"/>
+        </w:rPr>
+        <w:t xml:space="preserve"> the</w:t>
+      </w:r>
+      <w:r>
+        <w:rPr>
+          <w:rFonts w:ascii="Arial" w:hAnsi="Arial" w:cs="Arial"/>
+        </w:rPr>
+        <w:t xml:space="preserve"> entire</w:t>
+      </w:r>
+      <w:r>
+        <w:rPr>
+          <w:rFonts w:ascii="Arial" w:hAnsi="Arial" w:cs="Arial"/>
+        </w:rPr>
+        <w:t xml:space="preserve"> regular expression</w:t>
+      </w:r>
+      <w:r>
+        <w:rPr>
+          <w:rFonts w:ascii="Arial" w:hAnsi="Arial" w:cs="Arial"/>
+        </w:rPr>
+        <w:t xml:space="preserve"> to still succeed</w:t>
+      </w:r>
+      <w:r>
+        <w:rPr>
+          <w:rFonts w:ascii="Arial" w:hAnsi="Arial" w:cs="Arial"/>
+        </w:rPr>
+        <w:t>.</w:t>
+      </w:r>
+      <w:r>
+        <w:rPr>
+          <w:rFonts w:ascii="Arial" w:hAnsi="Arial" w:cs="Arial"/>
+        </w:rPr>
+        <w:t xml:space="preserve"> This means that the location description part would stop matching at the first sign of a dash or a new line.</w:t>
+      </w:r>
+      <w:r>
+        <w:rPr>
+          <w:rFonts w:ascii="Arial" w:hAnsi="Arial" w:cs="Arial"/>
+        </w:rPr>
+        <w:t xml:space="preserve"> T</w:t>
+      </w:r>
+      <w:r>
+        <w:rPr>
+          <w:rFonts w:ascii="Arial" w:hAnsi="Arial" w:cs="Arial"/>
+        </w:rPr>
+        <w:t>he t</w:t>
+      </w:r>
+      <w:r>
+        <w:rPr>
+          <w:rFonts w:ascii="Arial" w:hAnsi="Arial" w:cs="Arial"/>
+        </w:rPr>
+        <w:t xml:space="preserve">ime </w:t>
+      </w:r>
+      <w:r>
+        <w:rPr>
+          <w:rFonts w:ascii="Arial" w:hAnsi="Arial" w:cs="Arial"/>
+        </w:rPr>
+        <w:t xml:space="preserve">of the scene </w:t>
+      </w:r>
+      <w:r>
+        <w:rPr>
+          <w:rFonts w:ascii="Arial" w:hAnsi="Arial" w:cs="Arial"/>
+        </w:rPr>
+        <w:t>is</w:t>
+      </w:r>
+      <w:r>
+        <w:rPr>
+          <w:rFonts w:ascii="Arial" w:hAnsi="Arial" w:cs="Arial"/>
+        </w:rPr>
+        <w:t xml:space="preserve"> optional</w:t>
+      </w:r>
+      <w:r>
+        <w:rPr>
+          <w:rFonts w:ascii="Arial" w:hAnsi="Arial" w:cs="Arial"/>
+        </w:rPr>
+        <w:t>,</w:t>
+      </w:r>
+      <w:r>
+        <w:rPr>
+          <w:rFonts w:ascii="Arial" w:hAnsi="Arial" w:cs="Arial"/>
+        </w:rPr>
+        <w:t xml:space="preserve"> as some scripts do not include it.</w:t>
+      </w:r>
+      <w:r>
+        <w:rPr>
+          <w:rFonts w:ascii="Arial" w:hAnsi="Arial" w:cs="Arial"/>
+        </w:rPr>
+        <w:t xml:space="preserve"> T</w:t>
+      </w:r>
+      <w:r>
+        <w:rPr>
+          <w:rFonts w:ascii="Arial" w:hAnsi="Arial" w:cs="Arial"/>
+        </w:rPr>
+        <w:t xml:space="preserve">he time part of the </w:t>
+      </w:r>
+      <w:r>
+        <w:rPr>
+          <w:rFonts w:ascii="Arial" w:hAnsi="Arial" w:cs="Arial"/>
+        </w:rPr>
+        <w:t>regex</w:t>
+      </w:r>
+      <w:r>
+        <w:rPr>
+          <w:rFonts w:ascii="Arial" w:hAnsi="Arial" w:cs="Arial"/>
+        </w:rPr>
+        <w:t xml:space="preserve"> starts with an optional dash and optional spaces, and then it lazily captures everything afte</w:t>
+      </w:r>
+      <w:r>
+        <w:rPr>
+          <w:rFonts w:ascii="Arial" w:hAnsi="Arial" w:cs="Arial"/>
+        </w:rPr>
+        <w:t xml:space="preserve">r. Lazy matching prevents the time group from capturing the potential </w:t>
+      </w:r>
+      <w:r>
+        <w:rPr>
+          <w:rFonts w:ascii="Arial" w:hAnsi="Arial" w:cs="Arial"/>
+        </w:rPr>
+        <w:lastRenderedPageBreak/>
+        <w:t>trailing scene number group. The second scene number regex part is identical to the first one.</w:t>
+      </w:r>
+    </w:p>
+    <w:p>
+      <w:pPr>
+        <w:spacing w:line="360" w:lineRule="auto"/>
+        <w:rPr>
+          <w:rFonts w:ascii="Arial" w:hAnsi="Arial" w:cs="Arial"/>
+        </w:rPr>
+      </w:pPr>
+    </w:p>
+    <w:p>
+      <w:pPr>
+        <w:spacing w:line="360" w:lineRule="auto"/>
+        <w:rPr>
+          <w:rFonts w:ascii="Arial" w:hAnsi="Arial" w:cs="Arial"/>
+        </w:rPr>
+      </w:pPr>
+      <w:r>
+        <w:rPr>
+          <w:rFonts w:ascii="Arial" w:hAnsi="Arial" w:cs="Arial"/>
+        </w:rPr>
+        <w:t xml:space="preserve">If the line matches the heading pattern, the previous scene is finalized if it </w:t>
+      </w:r>
+      <w:r>
+        <w:rPr>
+          <w:rFonts w:ascii="Arial" w:hAnsi="Arial" w:cs="Arial"/>
+        </w:rPr>
+        <w:t>exists</w:t>
+      </w:r>
+      <w:r>
+        <w:rPr>
+          <w:rFonts w:ascii="Arial" w:hAnsi="Arial" w:cs="Arial"/>
+        </w:rPr>
+        <w:t xml:space="preserve">, as </w:t>
+      </w:r>
+      <w:r>
+        <w:rPr>
+          <w:rFonts w:ascii="Arial" w:hAnsi="Arial" w:cs="Arial"/>
+          <w:i/>
+          <w:iCs/>
+        </w:rPr>
+        <w:t>Figure 4</w:t>
+      </w:r>
+      <w:r>
+        <w:rPr>
+          <w:rFonts w:ascii="Arial" w:hAnsi="Arial" w:cs="Arial"/>
+        </w:rPr>
+        <w:t xml:space="preserve"> shows</w:t>
+      </w:r>
+      <w:r>
+        <w:rPr>
+          <w:rFonts w:ascii="Arial" w:hAnsi="Arial" w:cs="Arial"/>
+        </w:rPr>
+        <w:t>.</w:t>
+      </w:r>
+      <w:r>
+        <w:rPr>
+          <w:rFonts w:ascii="Arial" w:hAnsi="Arial" w:cs="Arial"/>
+        </w:rPr>
+        <w:t xml:space="preserve"> It is finalized </w:t>
+      </w:r>
+      <w:r>
+        <w:rPr>
+          <w:rFonts w:ascii="Arial" w:hAnsi="Arial" w:cs="Arial"/>
+        </w:rPr>
+        <w:t>when the new heading is matched</w:t>
+      </w:r>
+      <w:r>
+        <w:rPr>
+          <w:rFonts w:ascii="Arial" w:hAnsi="Arial" w:cs="Arial"/>
+        </w:rPr>
+        <w:t>,</w:t>
+      </w:r>
+      <w:r>
+        <w:rPr>
+          <w:rFonts w:ascii="Arial" w:hAnsi="Arial" w:cs="Arial"/>
+        </w:rPr>
+        <w:t xml:space="preserve"> so</w:t>
+      </w:r>
+      <w:r>
+        <w:rPr>
+          <w:rFonts w:ascii="Arial" w:hAnsi="Arial" w:cs="Arial"/>
+        </w:rPr>
+        <w:t xml:space="preserve"> that</w:t>
+      </w:r>
+      <w:r>
+        <w:rPr>
+          <w:rFonts w:ascii="Arial" w:hAnsi="Arial" w:cs="Arial"/>
+        </w:rPr>
+        <w:t xml:space="preserve"> </w:t>
+      </w:r>
+      <w:r>
+        <w:rPr>
+          <w:rFonts w:ascii="Arial" w:hAnsi="Arial" w:cs="Arial"/>
+          <w:i/>
+          <w:iCs/>
+        </w:rPr>
+        <w:t>Big Break!</w:t>
+      </w:r>
+      <w:r>
+        <w:rPr>
+          <w:rFonts w:ascii="Arial" w:hAnsi="Arial" w:cs="Arial"/>
+        </w:rPr>
+        <w:t xml:space="preserve"> can assign</w:t>
+      </w:r>
+      <w:r>
+        <w:rPr>
+          <w:rFonts w:ascii="Arial" w:hAnsi="Arial" w:cs="Arial"/>
+        </w:rPr>
+        <w:t xml:space="preserve"> </w:t>
+      </w:r>
+      <w:r>
+        <w:rPr>
+          <w:rFonts w:ascii="Arial" w:hAnsi="Arial" w:cs="Arial"/>
+        </w:rPr>
+        <w:t xml:space="preserve">the lines between </w:t>
+      </w:r>
+      <w:r>
+        <w:rPr>
+          <w:rFonts w:ascii="Arial" w:hAnsi="Arial" w:cs="Arial"/>
+        </w:rPr>
+        <w:t>the previous</w:t>
+      </w:r>
+      <w:r>
+        <w:rPr>
+          <w:rFonts w:ascii="Arial" w:hAnsi="Arial" w:cs="Arial"/>
+        </w:rPr>
+        <w:t xml:space="preserve"> heading and </w:t>
+      </w:r>
+      <w:r>
+        <w:rPr>
+          <w:rFonts w:ascii="Arial" w:hAnsi="Arial" w:cs="Arial"/>
+        </w:rPr>
+        <w:t>this</w:t>
+      </w:r>
+      <w:r>
+        <w:rPr>
+          <w:rFonts w:ascii="Arial" w:hAnsi="Arial" w:cs="Arial"/>
+        </w:rPr>
+        <w:t xml:space="preserve"> one</w:t>
+      </w:r>
+      <w:r>
+        <w:rPr>
+          <w:rFonts w:ascii="Arial" w:hAnsi="Arial" w:cs="Arial"/>
+        </w:rPr>
+        <w:t xml:space="preserve"> as the content of a scene</w:t>
+      </w:r>
+      <w:r>
+        <w:rPr>
+          <w:rFonts w:ascii="Arial" w:hAnsi="Arial" w:cs="Arial"/>
+        </w:rPr>
+        <w:t>.</w:t>
+      </w:r>
+      <w:r>
+        <w:rPr>
+          <w:rFonts w:ascii="Arial" w:hAnsi="Arial" w:cs="Arial"/>
+        </w:rPr>
+        <w:t xml:space="preserve"> The </w:t>
+      </w:r>
+      <w:r>
+        <w:rPr>
+          <w:rFonts w:ascii="Arial" w:hAnsi="Arial" w:cs="Arial"/>
+        </w:rPr>
+        <w:t>raw counter of the scene numbers is incremented</w:t>
+      </w:r>
+      <w:r>
+        <w:rPr>
+          <w:rFonts w:ascii="Arial" w:hAnsi="Arial" w:cs="Arial"/>
+        </w:rPr>
+        <w:t>, which is assigned to the scene integer number</w:t>
+      </w:r>
+      <w:r>
+        <w:rPr>
+          <w:rFonts w:ascii="Arial" w:hAnsi="Arial" w:cs="Arial"/>
+        </w:rPr>
+        <w:t xml:space="preserve">. This is a very important value as it gives </w:t>
+      </w:r>
+      <w:r>
+        <w:rPr>
+          <w:rFonts w:ascii="Arial" w:hAnsi="Arial" w:cs="Arial"/>
+        </w:rPr>
+        <w:t>a</w:t>
+      </w:r>
+      <w:r>
+        <w:rPr>
+          <w:rFonts w:ascii="Arial" w:hAnsi="Arial" w:cs="Arial"/>
+        </w:rPr>
+        <w:t xml:space="preserve"> unique value for the order of the scenes. </w:t>
+      </w:r>
+      <w:r>
+        <w:rPr>
+          <w:rFonts w:ascii="Arial" w:hAnsi="Arial" w:cs="Arial"/>
+        </w:rPr>
+        <w:t>It is used as a scene ID when the user edits the characters or the scene order, and it is essential for communication between the backend and frontend. It is also used when computing the order score of the scheduler that computes the distance between scenes in order to encourage continuity.</w:t>
+      </w:r>
+    </w:p>
+    <w:p>
+      <w:pPr>
+        <w:spacing w:line="360" w:lineRule="auto"/>
+        <w:rPr>
+          <w:rFonts w:ascii="Arial" w:hAnsi="Arial" w:cs="Arial"/>
+        </w:rPr>
+      </w:pPr>
+    </w:p>
+    <w:p>
+      <w:pPr>
+        <w:spacing w:line="360" w:lineRule="auto"/>
+        <w:rPr>
+          <w:rFonts w:ascii="Arial" w:hAnsi="Arial" w:cs="Arial"/>
+        </w:rPr>
+      </w:pPr>
+      <w:r>
+        <w:rPr>
+          <w:rFonts w:ascii="Arial" w:hAnsi="Arial" w:cs="Arial"/>
+        </w:rPr>
+        <w:t>Another scheduler-essential value that is set here is the scene length in eighths.</w:t>
+      </w:r>
+      <w:r>
+        <w:rPr>
+          <w:rFonts w:ascii="Arial" w:hAnsi="Arial" w:cs="Arial"/>
+        </w:rPr>
+        <w:t xml:space="preserve"> Film productions count scene length depending on how much space it takes on the page. The screenplay page in a film production is divided into 8 sections, making 8/8 page = 1 page; 4/8 page = 0.5 page, etc. Counting the length in eighths is the industry standard and is often used as a relative measure of time.</w:t>
+      </w:r>
+      <w:r>
+        <w:rPr>
+          <w:rFonts w:ascii="Arial" w:hAnsi="Arial" w:cs="Arial"/>
+        </w:rPr>
+        <w:t xml:space="preserve"> </w:t>
+      </w:r>
+      <w:r>
+        <w:rPr>
+          <w:rFonts w:ascii="Arial" w:hAnsi="Arial" w:cs="Arial"/>
+        </w:rPr>
+        <w:t xml:space="preserve">In </w:t>
+      </w:r>
+      <w:r>
+        <w:rPr>
+          <w:rFonts w:ascii="Arial" w:hAnsi="Arial" w:cs="Arial"/>
+          <w:i/>
+          <w:iCs/>
+        </w:rPr>
+        <w:t>Big Break!</w:t>
+      </w:r>
+      <w:r>
+        <w:rPr>
+          <w:rFonts w:ascii="Arial" w:hAnsi="Arial" w:cs="Arial"/>
+        </w:rPr>
+        <w:t>, it</w:t>
+      </w:r>
+      <w:r>
+        <w:rPr>
+          <w:rFonts w:ascii="Arial" w:hAnsi="Arial" w:cs="Arial"/>
+        </w:rPr>
+        <w:t xml:space="preserve"> is computed</w:t>
+      </w:r>
+      <w:r>
+        <w:rPr>
+          <w:rFonts w:ascii="Arial" w:hAnsi="Arial" w:cs="Arial"/>
+        </w:rPr>
+        <w:t xml:space="preserve"> before creating the new scene</w:t>
+      </w:r>
+      <w:r>
+        <w:rPr>
+          <w:rFonts w:ascii="Arial" w:hAnsi="Arial" w:cs="Arial"/>
+        </w:rPr>
+        <w:t xml:space="preserve"> by dividing the total number of content lines in the scene by 55.0 (the relative number of lines contained in one page). This is multiplied by 8</w:t>
+      </w:r>
+      <w:r>
+        <w:rPr>
+          <w:rFonts w:ascii="Arial" w:hAnsi="Arial" w:cs="Arial"/>
+        </w:rPr>
+        <w:t xml:space="preserve"> and rounded</w:t>
+      </w:r>
+      <w:r>
+        <w:rPr>
+          <w:rFonts w:ascii="Arial" w:hAnsi="Arial" w:cs="Arial"/>
+        </w:rPr>
+        <w:t xml:space="preserve">, as </w:t>
+      </w:r>
+      <w:r>
+        <w:rPr>
+          <w:rFonts w:ascii="Arial" w:hAnsi="Arial" w:cs="Arial"/>
+        </w:rPr>
+        <w:t>the scene length would be displayed in eighths in the UI, but working with integers of eighths is easier for computation. This means that an integer number will be set into sceneLengthEights. For example, if the number set is 17, this would be converted into 2 1/8 pages (17 / 8 = 2</w:t>
+      </w:r>
+      <w:r>
+        <w:rPr>
+          <w:rFonts w:ascii="Arial" w:hAnsi="Arial" w:cs="Arial"/>
+        </w:rPr>
+        <w:t xml:space="preserve"> (integer division)</w:t>
+      </w:r>
+      <w:r>
+        <w:rPr>
+          <w:rFonts w:ascii="Arial" w:hAnsi="Arial" w:cs="Arial"/>
+        </w:rPr>
+        <w:t xml:space="preserve"> and 17 % 8</w:t>
+      </w:r>
+      <w:r>
+        <w:rPr>
+          <w:rFonts w:ascii="Arial" w:hAnsi="Arial" w:cs="Arial"/>
+        </w:rPr>
+        <w:t xml:space="preserve"> (remainder division)</w:t>
+      </w:r>
+      <w:r>
+        <w:rPr>
+          <w:rFonts w:ascii="Arial" w:hAnsi="Arial" w:cs="Arial"/>
+        </w:rPr>
+        <w:t xml:space="preserve"> = 1) in the UI.</w:t>
+      </w:r>
+      <w:r>
+        <w:rPr>
+          <w:rFonts w:ascii="Arial" w:hAnsi="Arial" w:cs="Arial"/>
+        </w:rPr>
+        <w:t xml:space="preserve"> If the scene length in eighths is rounded to 0, it is reassigned to 1, as shooting even a very small scene takes time, and it should be computed when scheduling.</w:t>
+      </w:r>
+    </w:p>
+    <w:p>
+      <w:pPr>
+        <w:spacing w:line="360" w:lineRule="auto"/>
+        <w:rPr>
+          <w:rFonts w:ascii="Arial" w:hAnsi="Arial" w:cs="Arial"/>
+        </w:rPr>
+      </w:pPr>
+    </w:p>
+    <w:p>
+      <w:pPr>
+        <w:spacing w:line="360" w:lineRule="auto"/>
+        <w:rPr>
+          <w:rFonts w:ascii="Arial" w:hAnsi="Arial" w:cs="Arial"/>
+        </w:rPr>
+      </w:pPr>
+      <w:r>
+        <w:rPr>
+          <w:rFonts w:ascii="Arial" w:hAnsi="Arial" w:cs="Arial"/>
+        </w:rPr>
+        <w:t>After</w:t>
+      </w:r>
+      <w:r>
+        <w:rPr>
+          <w:rFonts w:ascii="Arial" w:hAnsi="Arial" w:cs="Arial"/>
+        </w:rPr>
+        <w:t>,</w:t>
+      </w:r>
+      <w:r>
+        <w:rPr>
+          <w:rFonts w:ascii="Arial" w:hAnsi="Arial" w:cs="Arial"/>
+        </w:rPr>
+        <w:t xml:space="preserve"> a new Scene object is created with</w:t>
+      </w:r>
+      <w:r>
+        <w:rPr>
+          <w:rFonts w:ascii="Arial" w:hAnsi="Arial" w:cs="Arial"/>
+        </w:rPr>
+        <w:t xml:space="preserve"> arguments that have mostly been computed in the previous iteration of the loop. </w:t>
+      </w:r>
+      <w:r>
+        <w:rPr>
+          <w:rFonts w:ascii="Arial" w:hAnsi="Arial" w:cs="Arial"/>
+          <w:i/>
+          <w:iCs/>
+        </w:rPr>
+        <w:t>Big Break!</w:t>
+      </w:r>
+      <w:r>
+        <w:rPr>
+          <w:rFonts w:ascii="Arial" w:hAnsi="Arial" w:cs="Arial"/>
+        </w:rPr>
+        <w:t xml:space="preserve"> assigns these arguments </w:t>
+      </w:r>
+      <w:r>
+        <w:rPr>
+          <w:rFonts w:ascii="Arial" w:hAnsi="Arial" w:cs="Arial"/>
+        </w:rPr>
+        <w:lastRenderedPageBreak/>
+        <w:t>to the constructor - t</w:t>
+      </w:r>
+      <w:r>
+        <w:rPr>
+          <w:rFonts w:ascii="Arial" w:hAnsi="Arial" w:cs="Arial"/>
+        </w:rPr>
+        <w:t xml:space="preserve">he scene’s integer order number, the scene’s String number, </w:t>
+      </w:r>
+      <w:r>
+        <w:rPr>
+          <w:rFonts w:ascii="Arial" w:hAnsi="Arial" w:cs="Arial"/>
+        </w:rPr>
+        <w:t>the full heading line, the content, the location keyword, the location, the time, and the scene length in eighths. The Scene object is added to the list of scenes to maintain the insertion order.</w:t>
+      </w:r>
+      <w:r>
+        <w:rPr>
+          <w:rFonts w:ascii="Arial" w:hAnsi="Arial" w:cs="Arial"/>
+        </w:rPr>
+        <w:t xml:space="preserve"> After adding the scene, all the argument variables are either set to null or zero to accommodate the scene of the current iteration.</w:t>
+      </w:r>
+    </w:p>
+    <w:p>
+      <w:pPr>
+        <w:spacing w:line="360" w:lineRule="auto"/>
+        <w:rPr>
+          <w:rFonts w:ascii="Arial" w:hAnsi="Arial" w:cs="Arial"/>
+        </w:rPr>
+      </w:pPr>
+    </w:p>
+    <w:p>
+      <w:pPr>
+        <w:spacing w:line="360" w:lineRule="auto"/>
+        <w:rPr>
+          <w:rFonts w:ascii="Arial" w:hAnsi="Arial" w:cs="Arial"/>
+        </w:rPr>
+      </w:pPr>
+      <w:r>
+        <w:rPr>
+          <w:rFonts w:ascii="Arial" w:hAnsi="Arial" w:cs="Arial"/>
+        </w:rPr>
+        <w:t xml:space="preserve">Setting the scene number for the current scene is the next step in the algorithm. </w:t>
+      </w:r>
+      <w:r>
+        <w:rPr>
+          <w:rFonts w:ascii="Arial" w:hAnsi="Arial" w:cs="Arial"/>
+          <w:i/>
+          <w:iCs/>
+        </w:rPr>
+        <w:t>Big Break!</w:t>
+      </w:r>
+      <w:r>
+        <w:rPr>
+          <w:rFonts w:ascii="Arial" w:hAnsi="Arial" w:cs="Arial"/>
+        </w:rPr>
+        <w:t xml:space="preserve"> </w:t>
+      </w:r>
+      <w:r>
+        <w:rPr>
+          <w:rFonts w:ascii="Arial" w:hAnsi="Arial" w:cs="Arial"/>
+        </w:rPr>
+        <w:t xml:space="preserve">prioritizes the scene closest to the heading, meaning that scene numbers in-line with the heading have a higher priority than the pending scene number from a line above the heading. This is why it first checks the scene number’s heading regex group and assigns it if it exists. In case the group is equal to null, it checks the pending scene number and sets it. If both are null, it leaves the scene number empty. In this case, </w:t>
+      </w:r>
+      <w:r>
+        <w:rPr>
+          <w:rFonts w:ascii="Arial" w:hAnsi="Arial" w:cs="Arial"/>
+        </w:rPr>
+        <w:t>the software checks if a second scene number exists after the heading’s time and assigns it to the scene number.</w:t>
+      </w:r>
+      <w:r>
+        <w:rPr>
+          <w:rFonts w:ascii="Arial" w:hAnsi="Arial" w:cs="Arial"/>
+        </w:rPr>
+        <w:t xml:space="preserve"> However, if the scene number is not empty but it is different from the trailing scene number, the first one is chosen.</w:t>
+      </w:r>
+      <w:r>
+        <w:rPr>
+          <w:rFonts w:ascii="Arial" w:hAnsi="Arial" w:cs="Arial"/>
+        </w:rPr>
+        <w:t xml:space="preserve"> If there is no scene number</w:t>
+      </w:r>
+      <w:r>
+        <w:rPr>
+          <w:rFonts w:ascii="Arial" w:hAnsi="Arial" w:cs="Arial"/>
+        </w:rPr>
+        <w:t xml:space="preserve"> at all</w:t>
+      </w:r>
+      <w:r>
+        <w:rPr>
+          <w:rFonts w:ascii="Arial" w:hAnsi="Arial" w:cs="Arial"/>
+        </w:rPr>
+        <w:t xml:space="preserve"> for this scene, a fallback counter value is assigned to it. It starts at 1 and is incremented according to the last numeric value of the scene number the parser has encountered. In this way, if a scene number is omitted or there are no scene numbers in the screenplay, the scenes would still be numbered in order.</w:t>
+      </w:r>
+    </w:p>
+    <w:p>
+      <w:pPr>
+        <w:spacing w:line="360" w:lineRule="auto"/>
+        <w:rPr>
+          <w:rFonts w:ascii="Arial" w:hAnsi="Arial" w:cs="Arial"/>
+        </w:rPr>
+      </w:pPr>
+    </w:p>
+    <w:p>
+      <w:pPr>
+        <w:spacing w:line="360" w:lineRule="auto"/>
+        <w:rPr>
+          <w:rFonts w:ascii="Arial" w:hAnsi="Arial" w:cs="Arial"/>
+        </w:rPr>
+      </w:pPr>
+      <w:r>
+        <w:rPr>
+          <w:rFonts w:ascii="Arial" w:hAnsi="Arial" w:cs="Arial"/>
+        </w:rPr>
+        <w:t xml:space="preserve">After the scene number is set, </w:t>
+      </w:r>
+      <w:r>
+        <w:rPr>
+          <w:rFonts w:ascii="Arial" w:hAnsi="Arial" w:cs="Arial"/>
+        </w:rPr>
+        <w:t>the uppercased location keyword, location, and time are extracted from the regex groups. The location is normalized by removing any trailing scene numbers, leading dots and spaces at the start, and trims leftover whitespace.</w:t>
+      </w:r>
+      <w:r>
+        <w:rPr>
+          <w:rFonts w:ascii="Arial" w:hAnsi="Arial" w:cs="Arial"/>
+        </w:rPr>
+        <w:t xml:space="preserve"> It creates a displayed heading variable and assigns to it the location keyword, the location normalized if it exists and the time if it is not empty.</w:t>
+      </w:r>
+      <w:r>
+        <w:rPr>
+          <w:rFonts w:ascii="Arial" w:hAnsi="Arial" w:cs="Arial"/>
+        </w:rPr>
+        <w:t xml:space="preserve"> This will be displayed in the UI as the heading.</w:t>
+      </w:r>
+      <w:r>
+        <w:rPr>
+          <w:rFonts w:ascii="Arial" w:hAnsi="Arial" w:cs="Arial"/>
+        </w:rPr>
+        <w:t xml:space="preserve"> It sets all the local scene variables to the ones</w:t>
+      </w:r>
+      <w:r>
+        <w:rPr>
+          <w:rFonts w:ascii="Arial" w:hAnsi="Arial" w:cs="Arial"/>
+        </w:rPr>
+        <w:t xml:space="preserve"> outside the loop</w:t>
+      </w:r>
+      <w:r>
+        <w:rPr>
+          <w:rFonts w:ascii="Arial" w:hAnsi="Arial" w:cs="Arial"/>
+        </w:rPr>
+        <w:t>,</w:t>
+      </w:r>
+      <w:r>
+        <w:rPr>
+          <w:rFonts w:ascii="Arial" w:hAnsi="Arial" w:cs="Arial"/>
+        </w:rPr>
+        <w:t xml:space="preserve"> so </w:t>
+      </w:r>
+      <w:r>
+        <w:rPr>
+          <w:rFonts w:ascii="Arial" w:hAnsi="Arial" w:cs="Arial"/>
+          <w:i/>
+          <w:iCs/>
+        </w:rPr>
+        <w:t xml:space="preserve">Big Break! </w:t>
+      </w:r>
+      <w:r>
+        <w:rPr>
+          <w:rFonts w:ascii="Arial" w:hAnsi="Arial" w:cs="Arial"/>
+        </w:rPr>
+        <w:t xml:space="preserve">can create the current scene and add it to the </w:t>
+      </w:r>
+      <w:r>
+        <w:rPr>
+          <w:rFonts w:ascii="Arial" w:hAnsi="Arial" w:cs="Arial"/>
+        </w:rPr>
+        <w:t>ArrayList</w:t>
+      </w:r>
+      <w:r>
+        <w:rPr>
+          <w:rFonts w:ascii="Arial" w:hAnsi="Arial" w:cs="Arial"/>
+        </w:rPr>
+        <w:t xml:space="preserve"> </w:t>
+      </w:r>
+      <w:r>
+        <w:rPr>
+          <w:rFonts w:ascii="Arial" w:hAnsi="Arial" w:cs="Arial"/>
+        </w:rPr>
+        <w:t>when the next heading line is encountered</w:t>
+      </w:r>
+      <w:r>
+        <w:rPr>
+          <w:rFonts w:ascii="Arial" w:hAnsi="Arial" w:cs="Arial"/>
+        </w:rPr>
+        <w:t>.</w:t>
+      </w:r>
+    </w:p>
+    <w:p>
+      <w:pPr>
+        <w:spacing w:line="360" w:lineRule="auto"/>
+        <w:rPr>
+          <w:rFonts w:ascii="Arial" w:hAnsi="Arial" w:cs="Arial"/>
+        </w:rPr>
+      </w:pPr>
+    </w:p>
+    <w:p>
+      <w:pPr>
+        <w:spacing w:line="360" w:lineRule="auto"/>
+        <w:rPr>
+          <w:rFonts w:ascii="Arial" w:hAnsi="Arial" w:cs="Arial"/>
+        </w:rPr>
+      </w:pPr>
+      <w:r>
+        <w:rPr>
+          <w:rFonts w:ascii="Arial" w:hAnsi="Arial" w:cs="Arial"/>
+        </w:rPr>
+        <w:lastRenderedPageBreak/>
+        <w:t xml:space="preserve">As seen in </w:t>
+      </w:r>
+      <w:r>
+        <w:rPr>
+          <w:rFonts w:ascii="Arial" w:hAnsi="Arial" w:cs="Arial"/>
+          <w:i/>
+          <w:iCs/>
+        </w:rPr>
+        <w:t xml:space="preserve">Figure 4, </w:t>
+      </w:r>
+      <w:r>
+        <w:rPr>
+          <w:rFonts w:ascii="Arial" w:hAnsi="Arial" w:cs="Arial"/>
+        </w:rPr>
+        <w:t>i</w:t>
+      </w:r>
+      <w:r>
+        <w:rPr>
+          <w:rFonts w:ascii="Arial" w:hAnsi="Arial" w:cs="Arial"/>
+        </w:rPr>
+        <w:t>f the line is not a heading or a</w:t>
+      </w:r>
+      <w:r>
+        <w:rPr>
+          <w:rFonts w:ascii="Arial" w:hAnsi="Arial" w:cs="Arial"/>
+        </w:rPr>
+        <w:t xml:space="preserve"> scene </w:t>
+      </w:r>
+      <w:r>
+        <w:rPr>
+          <w:rFonts w:ascii="Arial" w:hAnsi="Arial" w:cs="Arial"/>
+        </w:rPr>
+        <w:t>number, it is treated as content of the scene being composed.</w:t>
+      </w:r>
+      <w:r>
+        <w:rPr>
+          <w:rFonts w:ascii="Arial" w:hAnsi="Arial" w:cs="Arial"/>
+        </w:rPr>
+        <w:t xml:space="preserve"> If the current content is not empty (meaning not the first content line of the scene’s content), a new line is appended in order to preserve the original formatting of lines and </w:t>
+      </w:r>
+      <w:r>
+        <w:rPr>
+          <w:rFonts w:ascii="Arial" w:hAnsi="Arial" w:cs="Arial"/>
+        </w:rPr>
+        <w:t xml:space="preserve">the </w:t>
+      </w:r>
+      <w:r>
+        <w:rPr>
+          <w:rFonts w:ascii="Arial" w:hAnsi="Arial" w:cs="Arial"/>
+        </w:rPr>
+        <w:t>line counter is incremented. Then, the line in the same format as in the original script is appended to the content.</w:t>
+      </w:r>
+    </w:p>
+    <w:p>
+      <w:pPr>
+        <w:spacing w:line="360" w:lineRule="auto"/>
+        <w:rPr>
+          <w:rFonts w:ascii="Arial" w:hAnsi="Arial" w:cs="Arial"/>
+        </w:rPr>
+      </w:pPr>
+    </w:p>
+    <w:p>
+      <w:pPr>
+        <w:spacing w:line="360" w:lineRule="auto"/>
+        <w:rPr>
+          <w:rFonts w:ascii="Arial" w:hAnsi="Arial" w:cs="Arial"/>
+        </w:rPr>
+      </w:pPr>
+      <w:r>
+        <w:rPr>
+          <w:rFonts w:ascii="Arial" w:hAnsi="Arial" w:cs="Arial"/>
+        </w:rPr>
+        <w:t>At the end of the algorithm, the last scene is created and added to the ArrayList in a similar manner to the others. It checks if there is a current heading of a scene being composed. The integer scene counter is incremented. The scene length is computed in integer eighths. The scene is created with the arguments and added to the list. After that, splitScenes function returns the list of scenes</w:t>
+      </w:r>
+      <w:r>
+        <w:rPr>
+          <w:rFonts w:ascii="Arial" w:hAnsi="Arial" w:cs="Arial"/>
+        </w:rPr>
+        <w:t xml:space="preserve">, as the activity diagram in </w:t>
+      </w:r>
+      <w:r>
+        <w:rPr>
+          <w:rFonts w:ascii="Arial" w:hAnsi="Arial" w:cs="Arial"/>
+          <w:i/>
+          <w:iCs/>
+        </w:rPr>
+        <w:t>Figure 4</w:t>
+      </w:r>
+      <w:r>
+        <w:rPr>
+          <w:rFonts w:ascii="Arial" w:hAnsi="Arial" w:cs="Arial"/>
+        </w:rPr>
+        <w:t xml:space="preserve"> shows</w:t>
+      </w:r>
+      <w:r>
+        <w:rPr>
+          <w:rFonts w:ascii="Arial" w:hAnsi="Arial" w:cs="Arial"/>
+        </w:rPr>
+        <w:t>.</w:t>
+      </w:r>
+      <w:r>
+        <w:rPr>
+          <w:rFonts w:ascii="Arial" w:hAnsi="Arial" w:cs="Arial"/>
+        </w:rPr>
+        <w:t xml:space="preserve"> The result is returned to the ScriptProcessingService.</w:t>
+      </w:r>
+    </w:p>
+    <w:p>
+      <w:pPr>
+        <w:spacing w:line="360" w:lineRule="auto"/>
+        <w:rPr>
+          <w:rFonts w:ascii="Arial" w:hAnsi="Arial" w:cs="Arial"/>
+          <w:b/>
+          <w:bCs/>
+        </w:rPr>
+      </w:pPr>
+    </w:p>
+    <w:p>
+      <w:pPr>
+        <w:pStyle w:val="Heading4"/>
+        <w:spacing w:line="360" w:lineRule="auto"/>
+        <w:jc w:val="both"/>
         <w:rPr>
           <w:rFonts w:ascii="Arial" w:hAnsi="Arial" w:cs="Arial"/>
           <w:b/>
           <w:bCs/>
           <w:color w:val="auto"/>
         </w:rPr>
+      </w:pPr>
+      <w:r>
+        <w:rPr>
+          <w:rFonts w:ascii="Arial" w:hAnsi="Arial" w:cs="Arial"/>
+          <w:b/>
+          <w:bCs/>
+          <w:color w:val="auto"/>
+        </w:rPr>
         <w:t>Levenshtein (Edit) Distance</w:t>
       </w:r>
     </w:p>
@@ -4277,14 +6245,12 @@
         </w:rPr>
         <w:t xml:space="preserve"> measures the difference between </w:t>
       </w:r>
-      <w:proofErr w:type="gramStart"/>
       <w:r>
         <w:rPr>
           <w:rFonts w:ascii="Arial" w:hAnsi="Arial" w:cs="Arial"/>
         </w:rPr>
         <w:t>two character</w:t>
       </w:r>
-      <w:proofErr w:type="gramEnd"/>
       <w:r>
         <w:rPr>
           <w:rFonts w:ascii="Arial" w:hAnsi="Arial" w:cs="Arial"/>
@@ -4407,7 +6373,6 @@
         <w:rPr>
           <w:rFonts w:ascii="Arial" w:hAnsi="Arial" w:cs="Arial"/>
         </w:rPr>
-        <w:lastRenderedPageBreak/>
         <w:t>Substitution (replacing a character): “MONEY” -&gt; “HATER”</w:t>
       </w:r>
     </w:p>
@@ -4443,6 +6408,7 @@
         <w:rPr>
           <w:noProof/>
         </w:rPr>
+        <w:lastRenderedPageBreak/>
         <w:drawing>
           <wp:anchor distT="0" distB="0" distL="114300" distR="114300" simplePos="0" relativeHeight="251677696" behindDoc="0" locked="0" layoutInCell="1" allowOverlap="1" wp14:anchorId="0A20CBBF" wp14:editId="2269F8BE">
             <wp:simplePos x="0" y="0"/>
@@ -4467,7 +6433,7 @@
                     <pic:cNvPicPr/>
                   </pic:nvPicPr>
                   <pic:blipFill rotWithShape="1">
-                    <a:blip r:embed="rId11">
+                    <a:blip r:embed="rId12">
                       <a:extLst>
                         <a:ext uri="{28A0092B-C50C-407E-A947-70E740481C1C}">
                           <a14:useLocalDpi xmlns:a14="http://schemas.microsoft.com/office/drawing/2010/main" val="0"/>
@@ -4602,7 +6568,7 @@
           </mc:Choice>
           <mc:Fallback>
             <w:pict>
-              <v:shape w14:anchorId="46AB6723" id="_x0000_s1029" type="#_x0000_t202" style="position:absolute;left:0;text-align:left;margin-left:61.2pt;margin-top:192.75pt;width:347.4pt;height:.05pt;z-index:251723776;visibility:visible;mso-wrap-style:square;mso-wrap-distance-left:9pt;mso-wrap-distance-top:0;mso-wrap-distance-right:9pt;mso-wrap-distance-bottom:0;mso-position-horizontal:absolute;mso-position-horizontal-relative:text;mso-position-vertical:absolute;mso-position-vertical-relative:text;v-text-anchor:top" o:gfxdata="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" stroked="f">
+              <v:shape w14:anchorId="46AB6723" id="_x0000_s1030" type="#_x0000_t202" style="position:absolute;left:0;text-align:left;margin-left:61.2pt;margin-top:192.75pt;width:347.4pt;height:.05pt;z-index:251723776;visibility:visible;mso-wrap-style:square;mso-wrap-distance-left:9pt;mso-wrap-distance-top:0;mso-wrap-distance-right:9pt;mso-wrap-distance-bottom:0;mso-position-horizontal:absolute;mso-position-horizontal-relative:text;mso-position-vertical:absolute;mso-position-vertical-relative:text;v-text-anchor:top" o:gfxdata="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" stroked="f">
                 <v:textbox style="mso-fit-shape-to-text:t" inset="0,0,0,0">
                   <w:txbxContent>
                     <w:p>
@@ -5388,7 +7354,7 @@
           </mc:Choice>
           <mc:Fallback>
             <w:pict>
-              <v:shape w14:anchorId="37E6F5C2" id="_x0000_s1030" type="#_x0000_t202" style="position:absolute;left:0;text-align:left;margin-left:40.9pt;margin-top:134.5pt;width:366pt;height:.05pt;z-index:251681792;visibility:visible;mso-wrap-style:square;mso-width-percent:0;mso-height-percent:0;mso-wrap-distance-left:9pt;mso-wrap-distance-top:0;mso-wrap-distance-right:9pt;mso-wrap-distance-bottom:0;mso-position-horizontal:absolute;mso-position-horizontal-relative:margin;mso-position-vertical:absolute;mso-position-vertical-relative:text;mso-width-percent:0;mso-height-percent:0;mso-width-relative:margin;mso-height-relative:margin;v-text-anchor:top" o:gfxdata="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" stroked="f">
+              <v:shape w14:anchorId="37E6F5C2" id="_x0000_s1031" type="#_x0000_t202" style="position:absolute;left:0;text-align:left;margin-left:40.9pt;margin-top:134.5pt;width:366pt;height:.05pt;z-index:251681792;visibility:visible;mso-wrap-style:square;mso-width-percent:0;mso-height-percent:0;mso-wrap-distance-left:9pt;mso-wrap-distance-top:0;mso-wrap-distance-right:9pt;mso-wrap-distance-bottom:0;mso-position-horizontal:absolute;mso-position-horizontal-relative:margin;mso-position-vertical:absolute;mso-position-vertical-relative:text;mso-width-percent:0;mso-height-percent:0;mso-width-relative:margin;mso-height-relative:margin;v-text-anchor:top" o:gfxdata="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" stroked="f">
                 <v:textbox style="mso-fit-shape-to-text:t" inset="0,0,0,0">
                   <w:txbxContent>
                     <w:p>
@@ -5484,7 +7450,6 @@
         <w:rPr>
           <w:rFonts w:ascii="Arial" w:hAnsi="Arial" w:cs="Arial"/>
         </w:rPr>
-        <w:lastRenderedPageBreak/>
         <w:t>In the next few lines (21-25), the algorithm calculates</w:t>
       </w:r>
       <w:r>
@@ -5552,6 +7517,7 @@
         <w:rPr>
           <w:rFonts w:ascii="Arial" w:eastAsiaTheme="minorEastAsia" w:hAnsi="Arial" w:cs="Arial"/>
         </w:rPr>
+        <w:lastRenderedPageBreak/>
         <w:t xml:space="preserve">the current character of </w:t>
       </w:r>
       <w:r>
@@ -5729,14 +7695,7 @@
         <w:rPr>
           <w:rFonts w:ascii="Arial" w:eastAsiaTheme="minorEastAsia" w:hAnsi="Arial" w:cs="Arial"/>
         </w:rPr>
-        <w:t xml:space="preserve">as a preparation to insert it into </w:t>
-      </w:r>
-      <w:proofErr w:type="gramStart"/>
-      <w:r>
-        <w:rPr>
-          <w:rFonts w:ascii="Arial" w:eastAsiaTheme="minorEastAsia" w:hAnsi="Arial" w:cs="Arial"/>
-        </w:rPr>
-        <w:t xml:space="preserve">the </w:t>
+        <w:t xml:space="preserve">as a preparation to insert it into the </w:t>
       </w:r>
       <w:r>
         <w:rPr>
@@ -5744,16 +7703,7 @@
           <w:i/>
           <w:iCs/>
         </w:rPr>
-        <w:t>a</w:t>
-      </w:r>
-      <w:proofErr w:type="gramEnd"/>
-      <w:r>
-        <w:rPr>
-          <w:rFonts w:ascii="Arial" w:eastAsiaTheme="minorEastAsia" w:hAnsi="Arial" w:cs="Arial"/>
-          <w:i/>
-          <w:iCs/>
-        </w:rPr>
-        <w:t xml:space="preserve"> </w:t>
+        <w:t xml:space="preserve">a </w:t>
       </w:r>
       <w:r>
         <w:rPr>
@@ -6737,14 +8687,7 @@
         <w:rPr>
           <w:rFonts w:ascii="Arial" w:eastAsiaTheme="minorEastAsia" w:hAnsi="Arial" w:cs="Arial"/>
         </w:rPr>
-        <w:t xml:space="preserve">. The algorithm has already explored all the different </w:t>
-      </w:r>
-      <w:r>
-        <w:rPr>
-          <w:rFonts w:ascii="Arial" w:eastAsiaTheme="minorEastAsia" w:hAnsi="Arial" w:cs="Arial"/>
-        </w:rPr>
-        <w:lastRenderedPageBreak/>
-        <w:t xml:space="preserve">paths to determine each value of the matrix as the minimal edit cost. This makes the last value a product of all the minimal edits, resulting in having the ultimate value of the matrix as the total distance of changing </w:t>
+        <w:t xml:space="preserve">. The algorithm has already explored all the different paths to determine each value of the matrix as the minimal edit cost. This makes the last value a product of all the minimal edits, resulting in having the ultimate value of the matrix as the total distance of changing </w:t>
       </w:r>
       <w:r>
         <w:rPr>
@@ -6826,21 +8769,7 @@
         <w:rPr>
           <w:rFonts w:ascii="Arial" w:hAnsi="Arial" w:cs="Arial"/>
         </w:rPr>
-        <w:t xml:space="preserve"> </w:t>
-      </w:r>
-      <w:proofErr w:type="gramStart"/>
-      <w:r>
-        <w:rPr>
-          <w:rFonts w:ascii="Arial" w:hAnsi="Arial" w:cs="Arial"/>
-        </w:rPr>
-        <w:t>or</w:t>
-      </w:r>
-      <w:proofErr w:type="gramEnd"/>
-      <w:r>
-        <w:rPr>
-          <w:rFonts w:ascii="Arial" w:hAnsi="Arial" w:cs="Arial"/>
-        </w:rPr>
-        <w:t xml:space="preserve"> not</w:t>
+        <w:t xml:space="preserve"> or not</w:t>
       </w:r>
       <w:r>
         <w:rPr>
@@ -6876,21 +8805,7 @@
         <w:rPr>
           <w:rFonts w:ascii="Arial" w:hAnsi="Arial" w:cs="Arial"/>
         </w:rPr>
-        <w:t xml:space="preserve"> It is based on the Jaro </w:t>
-      </w:r>
-      <w:proofErr w:type="gramStart"/>
-      <w:r>
-        <w:rPr>
-          <w:rFonts w:ascii="Arial" w:hAnsi="Arial" w:cs="Arial"/>
-        </w:rPr>
-        <w:t>similarity</w:t>
-      </w:r>
-      <w:proofErr w:type="gramEnd"/>
-      <w:r>
-        <w:rPr>
-          <w:rFonts w:ascii="Arial" w:hAnsi="Arial" w:cs="Arial"/>
-        </w:rPr>
-        <w:t xml:space="preserve"> algorithm, including the Winkler prefix adjustment.</w:t>
+        <w:t xml:space="preserve"> It is based on the Jaro similarity algorithm, including the Winkler prefix adjustment.</w:t>
       </w:r>
       <w:r>
         <w:rPr>
@@ -6996,27 +8911,13 @@
         <w:rPr>
           <w:rFonts w:ascii="Arial" w:hAnsi="Arial" w:cs="Arial"/>
         </w:rPr>
-        <w:t xml:space="preserve">The algorithm starts with lowercasing </w:t>
-      </w:r>
-      <w:proofErr w:type="gramStart"/>
-      <w:r>
-        <w:rPr>
-          <w:rFonts w:ascii="Arial" w:hAnsi="Arial" w:cs="Arial"/>
-        </w:rPr>
-        <w:t xml:space="preserve">both of the </w:t>
-      </w:r>
-      <w:r>
-        <w:rPr>
-          <w:rFonts w:ascii="Arial" w:hAnsi="Arial" w:cs="Arial"/>
-        </w:rPr>
-        <w:t>strings</w:t>
-      </w:r>
-      <w:proofErr w:type="gramEnd"/>
-      <w:r>
-        <w:rPr>
-          <w:rFonts w:ascii="Arial" w:hAnsi="Arial" w:cs="Arial"/>
-        </w:rPr>
-        <w:t>,</w:t>
+        <w:t xml:space="preserve">The algorithm starts with lowercasing both of the </w:t>
+      </w:r>
+      <w:r>
+        <w:rPr>
+          <w:rFonts w:ascii="Arial" w:hAnsi="Arial" w:cs="Arial"/>
+        </w:rPr>
+        <w:t>strings,</w:t>
       </w:r>
       <w:r>
         <w:rPr>
@@ -7028,21 +8929,7 @@
         <w:rPr>
           <w:rFonts w:ascii="Arial" w:hAnsi="Arial" w:cs="Arial"/>
         </w:rPr>
-        <w:t xml:space="preserve"> It checks if the strings match completely and returns 1. However, in most cases, the algorithm continues. </w:t>
-      </w:r>
-      <w:proofErr w:type="gramStart"/>
-      <w:r>
-        <w:rPr>
-          <w:rFonts w:ascii="Arial" w:hAnsi="Arial" w:cs="Arial"/>
-        </w:rPr>
-        <w:t>In order for</w:t>
-      </w:r>
-      <w:proofErr w:type="gramEnd"/>
-      <w:r>
-        <w:rPr>
-          <w:rFonts w:ascii="Arial" w:hAnsi="Arial" w:cs="Arial"/>
-        </w:rPr>
-        <w:t xml:space="preserve"> the letters to match, they need to be in a similar position in both strings. This is why the algorithm calculates the maximum distance two characters</w:t>
+        <w:t xml:space="preserve"> It checks if the strings match completely and returns 1. However, in most cases, the algorithm continues. In order for the letters to match, they need to be in a similar position in both strings. This is why the algorithm calculates the maximum distance two characters</w:t>
       </w:r>
       <w:r>
         <w:rPr>
@@ -7259,7 +9146,6 @@
           <w:rFonts w:ascii="Arial" w:hAnsi="Arial" w:cs="Arial"/>
           <w:noProof/>
         </w:rPr>
-        <w:lastRenderedPageBreak/>
         <mc:AlternateContent>
           <mc:Choice Requires="wps">
             <w:drawing>
@@ -7331,7 +9217,7 @@
           </mc:Choice>
           <mc:Fallback>
             <w:pict>
-              <v:shape w14:anchorId="1F266A87" id="_x0000_s1031" type="#_x0000_t202" style="position:absolute;left:0;text-align:left;margin-left:0;margin-top:88.65pt;width:453.2pt;height:.05pt;z-index:251715584;visibility:visible;mso-wrap-style:square;mso-wrap-distance-left:9pt;mso-wrap-distance-top:0;mso-wrap-distance-right:9pt;mso-wrap-distance-bottom:0;mso-position-horizontal:absolute;mso-position-horizontal-relative:text;mso-position-vertical:absolute;mso-position-vertical-relative:text;v-text-anchor:top" o:gfxdata="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" stroked="f">
+              <v:shape w14:anchorId="1F266A87" id="_x0000_s1032" type="#_x0000_t202" style="position:absolute;left:0;text-align:left;margin-left:0;margin-top:88.65pt;width:453.2pt;height:.05pt;z-index:251715584;visibility:visible;mso-wrap-style:square;mso-wrap-distance-left:9pt;mso-wrap-distance-top:0;mso-wrap-distance-right:9pt;mso-wrap-distance-bottom:0;mso-position-horizontal:absolute;mso-position-horizontal-relative:text;mso-position-vertical:absolute;mso-position-vertical-relative:text;v-text-anchor:top" o:gfxdata="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" stroked="f">
                 <v:textbox style="mso-fit-shape-to-text:t" inset="0,0,0,0">
                   <w:txbxContent>
                     <w:p>
@@ -7391,7 +9277,7 @@
                     </pic:cNvPicPr>
                   </pic:nvPicPr>
                   <pic:blipFill>
-                    <a:blip r:embed="rId12">
+                    <a:blip r:embed="rId13">
                       <a:extLst>
                         <a:ext uri="{28A0092B-C50C-407E-A947-70E740481C1C}">
                           <a14:useLocalDpi xmlns:a14="http://schemas.microsoft.com/office/drawing/2010/main" val="0"/>
@@ -7579,19 +9465,11 @@
           <w:rFonts w:ascii="Arial" w:hAnsi="Arial" w:cs="Arial"/>
         </w:rPr>
       </w:pPr>
-      <w:proofErr w:type="gramStart"/>
-      <w:r>
-        <w:rPr>
-          <w:rFonts w:ascii="Arial" w:hAnsi="Arial" w:cs="Arial"/>
-        </w:rPr>
-        <w:t>In order to</w:t>
-      </w:r>
-      <w:proofErr w:type="gramEnd"/>
-      <w:r>
-        <w:rPr>
-          <w:rFonts w:ascii="Arial" w:hAnsi="Arial" w:cs="Arial"/>
-        </w:rPr>
-        <w:t xml:space="preserve"> find the Jaro similarity, the following formula is used:</w:t>
+      <w:r>
+        <w:rPr>
+          <w:rFonts w:ascii="Arial" w:hAnsi="Arial" w:cs="Arial"/>
+        </w:rPr>
+        <w:t>In order to find the Jaro similarity, the following formula is used:</w:t>
       </w:r>
     </w:p>
     <w:p>
@@ -7781,21 +9659,7 @@
         <w:rPr>
           <w:rFonts w:ascii="Arial" w:hAnsi="Arial" w:cs="Arial"/>
         </w:rPr>
-        <w:t xml:space="preserve">m is the number of </w:t>
-      </w:r>
-      <w:proofErr w:type="gramStart"/>
-      <w:r>
-        <w:rPr>
-          <w:rFonts w:ascii="Arial" w:hAnsi="Arial" w:cs="Arial"/>
-        </w:rPr>
-        <w:t>all matching</w:t>
-      </w:r>
-      <w:proofErr w:type="gramEnd"/>
-      <w:r>
-        <w:rPr>
-          <w:rFonts w:ascii="Arial" w:hAnsi="Arial" w:cs="Arial"/>
-        </w:rPr>
-        <w:t xml:space="preserve"> characters.</w:t>
+        <w:t>m is the number of all matching characters.</w:t>
       </w:r>
     </w:p>
     <w:p>
@@ -7811,19 +9675,11 @@
           <w:rFonts w:ascii="Arial" w:hAnsi="Arial" w:cs="Arial"/>
         </w:rPr>
       </w:pPr>
-      <w:proofErr w:type="gramStart"/>
-      <w:r>
-        <w:rPr>
-          <w:rFonts w:ascii="Arial" w:hAnsi="Arial" w:cs="Arial"/>
-        </w:rPr>
-        <w:t>t is</w:t>
-      </w:r>
-      <w:proofErr w:type="gramEnd"/>
-      <w:r>
-        <w:rPr>
-          <w:rFonts w:ascii="Arial" w:hAnsi="Arial" w:cs="Arial"/>
-        </w:rPr>
-        <w:t xml:space="preserve"> half of the number of transpositions</w:t>
+      <w:r>
+        <w:rPr>
+          <w:rFonts w:ascii="Arial" w:hAnsi="Arial" w:cs="Arial"/>
+        </w:rPr>
+        <w:t>t is half of the number of transpositions</w:t>
       </w:r>
     </w:p>
     <w:p>
@@ -7997,21 +9853,7 @@
         <w:rPr>
           <w:rFonts w:ascii="Arial" w:hAnsi="Arial" w:cs="Arial"/>
         </w:rPr>
-        <w:t xml:space="preserve">SW is the </w:t>
-      </w:r>
-      <w:proofErr w:type="gramStart"/>
-      <w:r>
-        <w:rPr>
-          <w:rFonts w:ascii="Arial" w:hAnsi="Arial" w:cs="Arial"/>
-        </w:rPr>
-        <w:t>Jaro-Winkler similarity</w:t>
-      </w:r>
-      <w:proofErr w:type="gramEnd"/>
-      <w:r>
-        <w:rPr>
-          <w:rFonts w:ascii="Arial" w:hAnsi="Arial" w:cs="Arial"/>
-        </w:rPr>
-        <w:t>.</w:t>
+        <w:t>SW is the Jaro-Winkler similarity.</w:t>
       </w:r>
     </w:p>
     <w:p>
@@ -8278,29 +10120,13 @@
           <w:i/>
           <w:iCs/>
         </w:rPr>
-        <w:t xml:space="preserve">Big </w:t>
-      </w:r>
-      <w:proofErr w:type="gramStart"/>
-      <w:r>
-        <w:rPr>
-          <w:rFonts w:ascii="Arial" w:hAnsi="Arial" w:cs="Arial"/>
-          <w:i/>
-          <w:iCs/>
-        </w:rPr>
-        <w:t>Break!</w:t>
-      </w:r>
-      <w:r>
-        <w:rPr>
-          <w:rFonts w:ascii="Arial" w:hAnsi="Arial" w:cs="Arial"/>
-        </w:rPr>
-        <w:t>,</w:t>
-      </w:r>
-      <w:proofErr w:type="gramEnd"/>
-      <w:r>
-        <w:rPr>
-          <w:rFonts w:ascii="Arial" w:hAnsi="Arial" w:cs="Arial"/>
-        </w:rPr>
-        <w:t xml:space="preserve"> the</w:t>
+        <w:t>Big Break!</w:t>
+      </w:r>
+      <w:r>
+        <w:rPr>
+          <w:rFonts w:ascii="Arial" w:hAnsi="Arial" w:cs="Arial"/>
+        </w:rPr>
+        <w:t>, the</w:t>
       </w:r>
       <w:r>
         <w:rPr>
@@ -8408,7 +10234,6 @@
         <w:rPr>
           <w:rFonts w:ascii="Arial" w:hAnsi="Arial" w:cs="Arial"/>
         </w:rPr>
-        <w:lastRenderedPageBreak/>
         <w:t>The amount of space the scene takes up on a page is often used as a measure of time in the film industry.</w:t>
       </w:r>
       <w:r>
@@ -8465,64 +10290,32 @@
           <w:i/>
           <w:iCs/>
         </w:rPr>
-        <w:t xml:space="preserve">Big </w:t>
-      </w:r>
-      <w:proofErr w:type="gramStart"/>
+        <w:t xml:space="preserve">Big Break!, </w:t>
+      </w:r>
+      <w:r>
+        <w:rPr>
+          <w:rFonts w:ascii="Arial" w:hAnsi="Arial" w:cs="Arial"/>
+        </w:rPr>
+        <w:t>the</w:t>
+      </w:r>
+      <w:r>
+        <w:rPr>
+          <w:rFonts w:ascii="Arial" w:hAnsi="Arial" w:cs="Arial"/>
+        </w:rPr>
+        <w:t xml:space="preserve"> shooting days are 12-hour days, and around 5 pages are shot per day. This equates to around 40 eighths per day.</w:t>
+      </w:r>
+      <w:r>
+        <w:rPr>
+          <w:rFonts w:ascii="Arial" w:hAnsi="Arial" w:cs="Arial"/>
+        </w:rPr>
+        <w:t xml:space="preserve"> With the understanding that overtime is occasionally useful for a production, </w:t>
+      </w:r>
       <w:r>
         <w:rPr>
           <w:rFonts w:ascii="Arial" w:hAnsi="Arial" w:cs="Arial"/>
           <w:i/>
           <w:iCs/>
         </w:rPr>
-        <w:t>Break!,</w:t>
-      </w:r>
-      <w:proofErr w:type="gramEnd"/>
-      <w:r>
-        <w:rPr>
-          <w:rFonts w:ascii="Arial" w:hAnsi="Arial" w:cs="Arial"/>
-          <w:i/>
-          <w:iCs/>
-        </w:rPr>
-        <w:t xml:space="preserve"> </w:t>
-      </w:r>
-      <w:r>
-        <w:rPr>
-          <w:rFonts w:ascii="Arial" w:hAnsi="Arial" w:cs="Arial"/>
-        </w:rPr>
-        <w:t>the</w:t>
-      </w:r>
-      <w:r>
-        <w:rPr>
-          <w:rFonts w:ascii="Arial" w:hAnsi="Arial" w:cs="Arial"/>
-        </w:rPr>
-        <w:t xml:space="preserve"> shooting days are 12-hour days, and around 5 pages are shot per day. This equates to around 40 eighths per day.</w:t>
-      </w:r>
-      <w:r>
-        <w:rPr>
-          <w:rFonts w:ascii="Arial" w:hAnsi="Arial" w:cs="Arial"/>
-        </w:rPr>
-        <w:t xml:space="preserve"> With the understanding that overtime is occasionally useful for </w:t>
-      </w:r>
-      <w:proofErr w:type="gramStart"/>
-      <w:r>
-        <w:rPr>
-          <w:rFonts w:ascii="Arial" w:hAnsi="Arial" w:cs="Arial"/>
-        </w:rPr>
-        <w:t>a production</w:t>
-      </w:r>
-      <w:proofErr w:type="gramEnd"/>
-      <w:r>
-        <w:rPr>
-          <w:rFonts w:ascii="Arial" w:hAnsi="Arial" w:cs="Arial"/>
-        </w:rPr>
-        <w:t xml:space="preserve">, </w:t>
-      </w:r>
-      <w:r>
-        <w:rPr>
-          <w:rFonts w:ascii="Arial" w:hAnsi="Arial" w:cs="Arial"/>
-          <w:i/>
-          <w:iCs/>
-        </w:rPr>
         <w:t xml:space="preserve">Big Break! </w:t>
       </w:r>
       <w:r>
@@ -8559,6 +10352,7 @@
         <w:rPr>
           <w:rFonts w:ascii="Arial" w:hAnsi="Arial" w:cs="Arial"/>
         </w:rPr>
+        <w:lastRenderedPageBreak/>
         <w:t>M</w:t>
       </w:r>
       <w:r>
@@ -8589,21 +10383,7 @@
         <w:rPr>
           <w:rFonts w:ascii="Arial" w:hAnsi="Arial" w:cs="Arial"/>
         </w:rPr>
-        <w:t xml:space="preserve"> 8 eighths or 1 page. This is not reflected in the final page count for the day, so it is more easily digestible by the user. However, it is </w:t>
-      </w:r>
-      <w:proofErr w:type="gramStart"/>
-      <w:r>
-        <w:rPr>
-          <w:rFonts w:ascii="Arial" w:hAnsi="Arial" w:cs="Arial"/>
-        </w:rPr>
-        <w:t>taken into account</w:t>
-      </w:r>
-      <w:proofErr w:type="gramEnd"/>
-      <w:r>
-        <w:rPr>
-          <w:rFonts w:ascii="Arial" w:hAnsi="Arial" w:cs="Arial"/>
-        </w:rPr>
-        <w:t xml:space="preserve"> when computing time limits per day.</w:t>
+        <w:t xml:space="preserve"> 8 eighths or 1 page. This is not reflected in the final page count for the day, so it is more easily digestible by the user. However, it is taken into account when computing time limits per day.</w:t>
       </w:r>
     </w:p>
     <w:p>
@@ -8835,29 +10615,13 @@
           <w:i/>
           <w:iCs/>
         </w:rPr>
-        <w:t xml:space="preserve">Big </w:t>
-      </w:r>
-      <w:proofErr w:type="gramStart"/>
-      <w:r>
-        <w:rPr>
-          <w:rFonts w:ascii="Arial" w:eastAsiaTheme="minorEastAsia" w:hAnsi="Arial" w:cs="Arial"/>
-          <w:i/>
-          <w:iCs/>
-        </w:rPr>
-        <w:t>Break!</w:t>
-      </w:r>
-      <w:r>
-        <w:rPr>
-          <w:rFonts w:ascii="Arial" w:eastAsiaTheme="minorEastAsia" w:hAnsi="Arial" w:cs="Arial"/>
-        </w:rPr>
-        <w:t>,</w:t>
-      </w:r>
-      <w:proofErr w:type="gramEnd"/>
-      <w:r>
-        <w:rPr>
-          <w:rFonts w:ascii="Arial" w:eastAsiaTheme="minorEastAsia" w:hAnsi="Arial" w:cs="Arial"/>
-        </w:rPr>
-        <w:t xml:space="preserve"> </w:t>
+        <w:t>Big Break!</w:t>
+      </w:r>
+      <w:r>
+        <w:rPr>
+          <w:rFonts w:ascii="Arial" w:eastAsiaTheme="minorEastAsia" w:hAnsi="Arial" w:cs="Arial"/>
+        </w:rPr>
+        <w:t xml:space="preserve">, </w:t>
       </w:r>
       <w:r>
         <w:rPr>
@@ -9020,7 +10784,6 @@
         <w:rPr>
           <w:rFonts w:ascii="Arial" w:hAnsi="Arial" w:cs="Arial"/>
         </w:rPr>
-        <w:lastRenderedPageBreak/>
         <w:t xml:space="preserve">The Serial Schedule Generation Scheme is used by most heuristic methods to solve the RCPSP. </w:t>
       </w:r>
       <w:r>
@@ -9129,7 +10892,14 @@
         <w:rPr>
           <w:rFonts w:ascii="Arial" w:eastAsiaTheme="minorEastAsia" w:hAnsi="Arial" w:cs="Arial"/>
         </w:rPr>
-        <w:t xml:space="preserve"> In the general RCPSP case, many activities can become available at the same time, and the precedence graph can be complex.</w:t>
+        <w:t xml:space="preserve"> In the general </w:t>
+      </w:r>
+      <w:r>
+        <w:rPr>
+          <w:rFonts w:ascii="Arial" w:eastAsiaTheme="minorEastAsia" w:hAnsi="Arial" w:cs="Arial"/>
+        </w:rPr>
+        <w:lastRenderedPageBreak/>
+        <w:t>RCPSP case, many activities can become available at the same time, and the precedence graph can be complex.</w:t>
       </w:r>
     </w:p>
     <w:p>
@@ -9195,21 +10965,7 @@
         <w:rPr>
           <w:rFonts w:ascii="Arial" w:eastAsiaTheme="minorEastAsia" w:hAnsi="Arial" w:cs="Arial"/>
         </w:rPr>
-        <w:t xml:space="preserve">using </w:t>
-      </w:r>
-      <w:proofErr w:type="gramStart"/>
-      <w:r>
-        <w:rPr>
-          <w:rFonts w:ascii="Arial" w:eastAsiaTheme="minorEastAsia" w:hAnsi="Arial" w:cs="Arial"/>
-        </w:rPr>
-        <w:t>a LinkedHashMap</w:t>
-      </w:r>
-      <w:proofErr w:type="gramEnd"/>
-      <w:r>
-        <w:rPr>
-          <w:rFonts w:ascii="Arial" w:eastAsiaTheme="minorEastAsia" w:hAnsi="Arial" w:cs="Arial"/>
-        </w:rPr>
-        <w:t>.</w:t>
+        <w:t>using a LinkedHashMap.</w:t>
       </w:r>
       <w:r>
         <w:rPr>
@@ -9411,14 +11167,7 @@
         <w:rPr>
           <w:rFonts w:ascii="Arial" w:eastAsiaTheme="minorEastAsia" w:hAnsi="Arial" w:cs="Arial"/>
         </w:rPr>
-        <w:t xml:space="preserve"> a new one if the feasibility is not met. The day is considered </w:t>
-      </w:r>
-      <w:r>
-        <w:rPr>
-          <w:rFonts w:ascii="Arial" w:eastAsiaTheme="minorEastAsia" w:hAnsi="Arial" w:cs="Arial"/>
-        </w:rPr>
-        <w:lastRenderedPageBreak/>
-        <w:t>feasible if it meets the core</w:t>
+        <w:t xml:space="preserve"> a new one if the feasibility is not met. The day is considered feasible if it meets the core</w:t>
       </w:r>
       <w:r>
         <w:rPr>
@@ -9820,48 +11569,54 @@
         <w:rPr>
           <w:rFonts w:ascii="Arial" w:eastAsiaTheme="minorEastAsia" w:hAnsi="Arial" w:cs="Arial"/>
         </w:rPr>
+        <w:t xml:space="preserve">This algorithm solves </w:t>
+      </w:r>
+      <w:r>
+        <w:rPr>
+          <w:rFonts w:ascii="Arial" w:eastAsiaTheme="minorEastAsia" w:hAnsi="Arial" w:cs="Arial"/>
+        </w:rPr>
+        <w:t>multi</w:t>
+      </w:r>
+      <w:r>
+        <w:rPr>
+          <w:rFonts w:ascii="Arial" w:eastAsiaTheme="minorEastAsia" w:hAnsi="Arial" w:cs="Arial"/>
+        </w:rPr>
+        <w:t>-resource RCPSP with hierarchical priority constraints. A set of weighted priority rules computes a score for how well a scene can be scheduled in all already created days. They follow a hierarchical weight depending on their importance – location grouping, time-of-day grouping, resource capacity, cast clustering, and order similarity.</w:t>
+      </w:r>
+    </w:p>
+    <w:p>
+      <w:pPr>
+        <w:spacing w:line="360" w:lineRule="auto"/>
+        <w:rPr>
+          <w:rFonts w:ascii="Arial" w:eastAsiaTheme="minorEastAsia" w:hAnsi="Arial" w:cs="Arial"/>
+        </w:rPr>
+      </w:pPr>
+    </w:p>
+    <w:p>
+      <w:pPr>
+        <w:spacing w:line="360" w:lineRule="auto"/>
+        <w:rPr>
+          <w:rFonts w:ascii="Arial" w:eastAsiaTheme="minorEastAsia" w:hAnsi="Arial" w:cs="Arial"/>
+        </w:rPr>
+      </w:pPr>
+      <w:r>
+        <w:rPr>
+          <w:rFonts w:ascii="Arial" w:eastAsiaTheme="minorEastAsia" w:hAnsi="Arial" w:cs="Arial"/>
+        </w:rPr>
+        <w:t xml:space="preserve">The location grouping compares the current scene to the set of locations in the day. It tokenized the scene location and each entry of the location set. If they are completely the same, it produces a large boost. If they are not completely different, </w:t>
+      </w:r>
+      <w:r>
+        <w:rPr>
+          <w:rFonts w:ascii="Arial" w:eastAsiaTheme="minorEastAsia" w:hAnsi="Arial" w:cs="Arial"/>
+        </w:rPr>
+        <w:t xml:space="preserve">it </w:t>
+      </w:r>
+      <w:r>
+        <w:rPr>
+          <w:rFonts w:ascii="Arial" w:eastAsiaTheme="minorEastAsia" w:hAnsi="Arial" w:cs="Arial"/>
+        </w:rPr>
         <w:lastRenderedPageBreak/>
-        <w:t xml:space="preserve">This algorithm solves </w:t>
-      </w:r>
-      <w:r>
-        <w:rPr>
-          <w:rFonts w:ascii="Arial" w:eastAsiaTheme="minorEastAsia" w:hAnsi="Arial" w:cs="Arial"/>
-        </w:rPr>
-        <w:t>multi</w:t>
-      </w:r>
-      <w:r>
-        <w:rPr>
-          <w:rFonts w:ascii="Arial" w:eastAsiaTheme="minorEastAsia" w:hAnsi="Arial" w:cs="Arial"/>
-        </w:rPr>
-        <w:t>-resource RCPSP with hierarchical priority constraints. A set of weighted priority rules computes a score for how well a scene can be scheduled in all already created days. They follow a hierarchical weight depending on their importance – location grouping, time-of-day grouping, resource capacity, cast clustering, and order similarity.</w:t>
-      </w:r>
-    </w:p>
-    <w:p>
-      <w:pPr>
-        <w:spacing w:line="360" w:lineRule="auto"/>
-        <w:rPr>
-          <w:rFonts w:ascii="Arial" w:eastAsiaTheme="minorEastAsia" w:hAnsi="Arial" w:cs="Arial"/>
-        </w:rPr>
-      </w:pPr>
-    </w:p>
-    <w:p>
-      <w:pPr>
-        <w:spacing w:line="360" w:lineRule="auto"/>
-        <w:rPr>
-          <w:rFonts w:ascii="Arial" w:eastAsiaTheme="minorEastAsia" w:hAnsi="Arial" w:cs="Arial"/>
-        </w:rPr>
-      </w:pPr>
-      <w:r>
-        <w:rPr>
-          <w:rFonts w:ascii="Arial" w:eastAsiaTheme="minorEastAsia" w:hAnsi="Arial" w:cs="Arial"/>
-        </w:rPr>
-        <w:t xml:space="preserve">The location grouping compares the current scene to the set of locations in the day. It tokenized the scene location and each entry of the location set. If they are completely the same, it produces a large boost. If they are not completely different, </w:t>
-      </w:r>
-      <w:r>
-        <w:rPr>
-          <w:rFonts w:ascii="Arial" w:eastAsiaTheme="minorEastAsia" w:hAnsi="Arial" w:cs="Arial"/>
-        </w:rPr>
-        <w:t>it produces a small boost (JOEL’S APARTMENT/CLEMENTINE’S APARTMENT). This allows for potentially filling up the days with locations that might be created closer together.</w:t>
+        <w:t>produces a small boost (JOEL’S APARTMENT/CLEMENTINE’S APARTMENT). This allows for potentially filling up the days with locations that might be created closer together.</w:t>
       </w:r>
       <w:r>
         <w:rPr>
@@ -10003,7 +11758,6 @@
         <w:rPr>
           <w:rFonts w:ascii="Arial" w:eastAsiaTheme="minorEastAsia" w:hAnsi="Arial" w:cs="Arial"/>
         </w:rPr>
-        <w:lastRenderedPageBreak/>
         <w:t>The order score computes the script distance bet</w:t>
       </w:r>
       <w:r>
@@ -10076,6 +11830,7 @@
         <w:rPr>
           <w:rFonts w:ascii="Arial" w:eastAsiaTheme="minorEastAsia" w:hAnsi="Arial" w:cs="Arial"/>
         </w:rPr>
+        <w:lastRenderedPageBreak/>
         <w:t>A scene is scheduled in two ways – either by being not feasible anywhere or by choosing the day with the highest score. Both check all hard rules that were previously discussed for each day for the current scene.</w:t>
       </w:r>
     </w:p>
@@ -10104,21 +11859,7 @@
         <w:rPr>
           <w:rFonts w:ascii="Arial" w:eastAsiaTheme="minorEastAsia" w:hAnsi="Arial" w:cs="Arial"/>
         </w:rPr>
-        <w:t xml:space="preserve">the scene does not meet all the requirements of any day, so a new day is created for it. The initial shooting </w:t>
-      </w:r>
-      <w:proofErr w:type="gramStart"/>
-      <w:r>
-        <w:rPr>
-          <w:rFonts w:ascii="Arial" w:eastAsiaTheme="minorEastAsia" w:hAnsi="Arial" w:cs="Arial"/>
-        </w:rPr>
-        <w:t>day time</w:t>
-      </w:r>
-      <w:proofErr w:type="gramEnd"/>
-      <w:r>
-        <w:rPr>
-          <w:rFonts w:ascii="Arial" w:eastAsiaTheme="minorEastAsia" w:hAnsi="Arial" w:cs="Arial"/>
-        </w:rPr>
-        <w:t xml:space="preserve"> is assigned depending on whether the scene is DAY or NIGHT. </w:t>
+        <w:t xml:space="preserve">the scene does not meet all the requirements of any day, so a new day is created for it. The initial shooting day time is assigned depending on whether the scene is DAY or NIGHT. </w:t>
       </w:r>
       <w:r>
         <w:rPr>
@@ -10164,21 +11905,7 @@
         <w:rPr>
           <w:rFonts w:ascii="Arial" w:eastAsiaTheme="minorEastAsia" w:hAnsi="Arial" w:cs="Arial"/>
         </w:rPr>
-        <w:t xml:space="preserve">ks if the location of the scene is different from the rest and assigns its state to MOVE. Moreover, if a location move occurs, it adds 8 eighths to the current eighths of the day. The reason for that is that moving location during the shooting day takes time, but for bigger productions, it may be inevitable. In this scenario, the software checks if a NIGHT scene would cause the shooting </w:t>
-      </w:r>
-      <w:proofErr w:type="gramStart"/>
-      <w:r>
-        <w:rPr>
-          <w:rFonts w:ascii="Arial" w:eastAsiaTheme="minorEastAsia" w:hAnsi="Arial" w:cs="Arial"/>
-        </w:rPr>
-        <w:t>day time</w:t>
-      </w:r>
-      <w:proofErr w:type="gramEnd"/>
-      <w:r>
-        <w:rPr>
-          <w:rFonts w:ascii="Arial" w:eastAsiaTheme="minorEastAsia" w:hAnsi="Arial" w:cs="Arial"/>
-        </w:rPr>
-        <w:t xml:space="preserve"> to switch from DAY to DAY_NIGHT. This is realistic for film productions as it preserves time and creates smoother transitions.</w:t>
+        <w:t>ks if the location of the scene is different from the rest and assigns its state to MOVE. Moreover, if a location move occurs, it adds 8 eighths to the current eighths of the day. The reason for that is that moving location during the shooting day takes time, but for bigger productions, it may be inevitable. In this scenario, the software checks if a NIGHT scene would cause the shooting day time to switch from DAY to DAY_NIGHT. This is realistic for film productions as it preserves time and creates smoother transitions.</w:t>
       </w:r>
       <w:r>
         <w:rPr>
@@ -10243,7 +11970,6 @@
           <w:sz w:val="24"/>
           <w:szCs w:val="24"/>
         </w:rPr>
-        <w:lastRenderedPageBreak/>
         <w:t>Data Structures</w:t>
       </w:r>
     </w:p>
@@ -10309,29 +12035,70 @@
           <w:i/>
           <w:iCs/>
         </w:rPr>
-        <w:t xml:space="preserve">Big </w:t>
-      </w:r>
-      <w:proofErr w:type="gramStart"/>
+        <w:t>Big Break!</w:t>
+      </w:r>
+      <w:r>
+        <w:rPr>
+          <w:rFonts w:ascii="Arial" w:hAnsi="Arial" w:cs="Arial"/>
+        </w:rPr>
+        <w:t>, the Trie (Prefix Tree) data structure is used to compare extracted names to common first and last names. It avoids repeated linear searches over large name lists and supports fast prefix-based lookup.</w:t>
+      </w:r>
+    </w:p>
+    <w:p>
+      <w:pPr>
+        <w:spacing w:line="360" w:lineRule="auto"/>
+        <w:jc w:val="both"/>
+        <w:rPr>
+          <w:rFonts w:ascii="Arial" w:hAnsi="Arial" w:cs="Arial"/>
+        </w:rPr>
+      </w:pPr>
+    </w:p>
+    <w:p>
+      <w:pPr>
+        <w:spacing w:line="360" w:lineRule="auto"/>
+        <w:jc w:val="both"/>
+        <w:rPr>
+          <w:rFonts w:ascii="Arial" w:hAnsi="Arial" w:cs="Arial"/>
+        </w:rPr>
+      </w:pPr>
+      <w:r>
+        <w:rPr>
+          <w:rFonts w:ascii="Arial" w:hAnsi="Arial" w:cs="Arial"/>
+        </w:rPr>
+        <w:lastRenderedPageBreak/>
+        <w:t>The root node acts as a starting point and does not store any character (as in a letter).</w:t>
+      </w:r>
+      <w:r>
+        <w:rPr>
+          <w:rFonts w:ascii="Arial" w:hAnsi="Arial" w:cs="Arial"/>
+        </w:rPr>
+        <w:t xml:space="preserve"> A map is created to connect a character to its next node in the tree.</w:t>
+      </w:r>
+      <w:r>
+        <w:rPr>
+          <w:rFonts w:ascii="Arial" w:hAnsi="Arial" w:cs="Arial"/>
+        </w:rPr>
+        <w:t xml:space="preserve"> A Boolean </w:t>
+      </w:r>
       <w:r>
         <w:rPr>
           <w:rFonts w:ascii="Arial" w:hAnsi="Arial" w:cs="Arial"/>
           <w:i/>
           <w:iCs/>
         </w:rPr>
-        <w:t>Break!</w:t>
-      </w:r>
-      <w:r>
-        <w:rPr>
-          <w:rFonts w:ascii="Arial" w:hAnsi="Arial" w:cs="Arial"/>
-        </w:rPr>
-        <w:t>,</w:t>
-      </w:r>
-      <w:proofErr w:type="gramEnd"/>
-      <w:r>
-        <w:rPr>
-          <w:rFonts w:ascii="Arial" w:hAnsi="Arial" w:cs="Arial"/>
-        </w:rPr>
-        <w:t xml:space="preserve"> the Trie (Prefix Tree) data structure is used to compare extracted names to common first and last names. It avoids repeated linear searches over large name lists and supports fast prefix-based lookup.</w:t>
+        <w:t xml:space="preserve">isWord </w:t>
+      </w:r>
+      <w:r>
+        <w:rPr>
+          <w:rFonts w:ascii="Arial" w:hAnsi="Arial" w:cs="Arial"/>
+        </w:rPr>
+        <w:t>variable is introduced to track whether the path from the root to the current node forms a complete, valid word.</w:t>
+      </w:r>
+      <w:r>
+        <w:rPr>
+          <w:rFonts w:ascii="Arial" w:hAnsi="Arial" w:cs="Arial"/>
+        </w:rPr>
+        <w:t xml:space="preserve"> The operations executed are insert and contain.</w:t>
       </w:r>
     </w:p>
     <w:p>
@@ -10347,101 +12114,49 @@
       <w:pPr>
         <w:spacing w:line="360" w:lineRule="auto"/>
         <w:jc w:val="both"/>
-        <w:rPr>
-          <w:rFonts w:ascii="Arial" w:hAnsi="Arial" w:cs="Arial"/>
-        </w:rPr>
-      </w:pPr>
-      <w:r>
-        <w:rPr>
-          <w:rFonts w:ascii="Arial" w:hAnsi="Arial" w:cs="Arial"/>
-        </w:rPr>
-        <w:t>The root node acts as a starting point and does not store any character (as in a letter).</w:t>
-      </w:r>
-      <w:r>
-        <w:rPr>
-          <w:rFonts w:ascii="Arial" w:hAnsi="Arial" w:cs="Arial"/>
-        </w:rPr>
-        <w:t xml:space="preserve"> A map is created to connect a character to its next node in the tree.</w:t>
-      </w:r>
-      <w:r>
-        <w:rPr>
-          <w:rFonts w:ascii="Arial" w:hAnsi="Arial" w:cs="Arial"/>
-        </w:rPr>
-        <w:t xml:space="preserve"> A Boolean </w:t>
-      </w:r>
-      <w:r>
         <w:rPr>
           <w:rFonts w:ascii="Arial" w:hAnsi="Arial" w:cs="Arial"/>
           <w:i/>
           <w:iCs/>
         </w:rPr>
-        <w:t xml:space="preserve">isWord </w:t>
-      </w:r>
-      <w:r>
-        <w:rPr>
-          <w:rFonts w:ascii="Arial" w:hAnsi="Arial" w:cs="Arial"/>
-        </w:rPr>
-        <w:t>variable is introduced to track whether the path from the root to the current node forms a complete, valid word.</w:t>
-      </w:r>
-      <w:r>
-        <w:rPr>
-          <w:rFonts w:ascii="Arial" w:hAnsi="Arial" w:cs="Arial"/>
-        </w:rPr>
-        <w:t xml:space="preserve"> The operations executed are </w:t>
-      </w:r>
-      <w:proofErr w:type="gramStart"/>
-      <w:r>
-        <w:rPr>
-          <w:rFonts w:ascii="Arial" w:hAnsi="Arial" w:cs="Arial"/>
-        </w:rPr>
-        <w:t>insert</w:t>
-      </w:r>
-      <w:proofErr w:type="gramEnd"/>
-      <w:r>
-        <w:rPr>
-          <w:rFonts w:ascii="Arial" w:hAnsi="Arial" w:cs="Arial"/>
-        </w:rPr>
-        <w:t xml:space="preserve"> and </w:t>
-      </w:r>
-      <w:proofErr w:type="gramStart"/>
-      <w:r>
-        <w:rPr>
-          <w:rFonts w:ascii="Arial" w:hAnsi="Arial" w:cs="Arial"/>
-        </w:rPr>
-        <w:t>contain</w:t>
-      </w:r>
-      <w:proofErr w:type="gramEnd"/>
-      <w:r>
-        <w:rPr>
-          <w:rFonts w:ascii="Arial" w:hAnsi="Arial" w:cs="Arial"/>
-        </w:rPr>
-        <w:t>.</w:t>
-      </w:r>
-    </w:p>
-    <w:p>
-      <w:pPr>
-        <w:spacing w:line="360" w:lineRule="auto"/>
-        <w:jc w:val="both"/>
-        <w:rPr>
-          <w:rFonts w:ascii="Arial" w:hAnsi="Arial" w:cs="Arial"/>
-        </w:rPr>
-      </w:pPr>
-    </w:p>
-    <w:p>
-      <w:pPr>
-        <w:spacing w:line="360" w:lineRule="auto"/>
-        <w:jc w:val="both"/>
+      </w:pPr>
+      <w:r>
+        <w:rPr>
+          <w:rFonts w:ascii="Arial" w:hAnsi="Arial" w:cs="Arial"/>
+        </w:rPr>
+        <w:t xml:space="preserve">In the </w:t>
+      </w:r>
+      <w:r>
         <w:rPr>
           <w:rFonts w:ascii="Arial" w:hAnsi="Arial" w:cs="Arial"/>
           <w:i/>
           <w:iCs/>
         </w:rPr>
-      </w:pPr>
-      <w:r>
-        <w:rPr>
-          <w:rFonts w:ascii="Arial" w:hAnsi="Arial" w:cs="Arial"/>
-        </w:rPr>
-        <w:t xml:space="preserve">In the </w:t>
+        <w:t>insert</w:t>
+      </w:r>
+      <w:r>
+        <w:rPr>
+          <w:rFonts w:ascii="Arial" w:hAnsi="Arial" w:cs="Arial"/>
+        </w:rPr>
+        <w:t xml:space="preserve"> function, the system loops through each letter of the inserted word.</w:t>
+      </w:r>
+      <w:r>
+        <w:rPr>
+          <w:rFonts w:ascii="Arial" w:hAnsi="Arial" w:cs="Arial"/>
+        </w:rPr>
+        <w:t xml:space="preserve"> First, the root node has no characters associated with it</w:t>
+      </w:r>
+      <w:r>
+        <w:rPr>
+          <w:rFonts w:ascii="Arial" w:hAnsi="Arial" w:cs="Arial"/>
+        </w:rPr>
+        <w:t>,</w:t>
+      </w:r>
+      <w:r>
+        <w:rPr>
+          <w:rFonts w:ascii="Arial" w:hAnsi="Arial" w:cs="Arial"/>
+        </w:rPr>
+        <w:t xml:space="preserve"> and its </w:t>
       </w:r>
       <w:r>
         <w:rPr>
@@ -10449,31 +12164,13 @@
           <w:i/>
           <w:iCs/>
         </w:rPr>
-        <w:t>insert</w:t>
-      </w:r>
-      <w:r>
-        <w:rPr>
-          <w:rFonts w:ascii="Arial" w:hAnsi="Arial" w:cs="Arial"/>
-        </w:rPr>
-        <w:t xml:space="preserve"> function, the system loops through each letter of the inserted word.</w:t>
-      </w:r>
-      <w:r>
-        <w:rPr>
-          <w:rFonts w:ascii="Arial" w:hAnsi="Arial" w:cs="Arial"/>
-        </w:rPr>
-        <w:t xml:space="preserve"> First, the root node has no characters associated with it</w:t>
-      </w:r>
-      <w:r>
-        <w:rPr>
-          <w:rFonts w:ascii="Arial" w:hAnsi="Arial" w:cs="Arial"/>
-        </w:rPr>
-        <w:t>,</w:t>
-      </w:r>
-      <w:r>
-        <w:rPr>
-          <w:rFonts w:ascii="Arial" w:hAnsi="Arial" w:cs="Arial"/>
-        </w:rPr>
-        <w:t xml:space="preserve"> and its </w:t>
+        <w:t>isWord</w:t>
+      </w:r>
+      <w:r>
+        <w:rPr>
+          <w:rFonts w:ascii="Arial" w:hAnsi="Arial" w:cs="Arial"/>
+        </w:rPr>
+        <w:t xml:space="preserve"> is </w:t>
       </w:r>
       <w:r>
         <w:rPr>
@@ -10481,13 +12178,55 @@
           <w:i/>
           <w:iCs/>
         </w:rPr>
-        <w:t>isWord</w:t>
-      </w:r>
-      <w:r>
-        <w:rPr>
-          <w:rFonts w:ascii="Arial" w:hAnsi="Arial" w:cs="Arial"/>
-        </w:rPr>
-        <w:t xml:space="preserve"> is </w:t>
+        <w:t>false</w:t>
+      </w:r>
+      <w:r>
+        <w:rPr>
+          <w:rFonts w:ascii="Arial" w:hAnsi="Arial" w:cs="Arial"/>
+        </w:rPr>
+        <w:t>.</w:t>
+      </w:r>
+      <w:r>
+        <w:rPr>
+          <w:rFonts w:ascii="Arial" w:hAnsi="Arial" w:cs="Arial"/>
+        </w:rPr>
+        <w:t xml:space="preserve"> Then, each character is sequentially processed.</w:t>
+      </w:r>
+      <w:r>
+        <w:rPr>
+          <w:rFonts w:ascii="Arial" w:hAnsi="Arial" w:cs="Arial"/>
+        </w:rPr>
+        <w:t xml:space="preserve"> If the character has not already occurred in the Trie, a new node is attached to and returned.</w:t>
+      </w:r>
+      <w:r>
+        <w:rPr>
+          <w:rFonts w:ascii="Arial" w:hAnsi="Arial" w:cs="Arial"/>
+        </w:rPr>
+        <w:t xml:space="preserve"> If the character already exists, the system</w:t>
+      </w:r>
+      <w:r>
+        <w:rPr>
+          <w:rFonts w:ascii="Arial" w:hAnsi="Arial" w:cs="Arial"/>
+        </w:rPr>
+        <w:t xml:space="preserve"> </w:t>
+      </w:r>
+      <w:r>
+        <w:rPr>
+          <w:rFonts w:ascii="Arial" w:hAnsi="Arial" w:cs="Arial"/>
+        </w:rPr>
+        <w:t>returns it.</w:t>
+      </w:r>
+      <w:r>
+        <w:rPr>
+          <w:rFonts w:ascii="Arial" w:hAnsi="Arial" w:cs="Arial"/>
+        </w:rPr>
+        <w:t xml:space="preserve"> The Trie structure uses common prefixes and stores fewer characters.</w:t>
+      </w:r>
+      <w:r>
+        <w:rPr>
+          <w:rFonts w:ascii="Arial" w:hAnsi="Arial" w:cs="Arial"/>
+        </w:rPr>
+        <w:t xml:space="preserve"> After the last character, the node is marked with </w:t>
       </w:r>
       <w:r>
         <w:rPr>
@@ -10495,55 +12234,13 @@
           <w:i/>
           <w:iCs/>
         </w:rPr>
-        <w:t>false</w:t>
-      </w:r>
-      <w:r>
-        <w:rPr>
-          <w:rFonts w:ascii="Arial" w:hAnsi="Arial" w:cs="Arial"/>
-        </w:rPr>
-        <w:t>.</w:t>
-      </w:r>
-      <w:r>
-        <w:rPr>
-          <w:rFonts w:ascii="Arial" w:hAnsi="Arial" w:cs="Arial"/>
-        </w:rPr>
-        <w:t xml:space="preserve"> Then, each character is sequentially processed.</w:t>
-      </w:r>
-      <w:r>
-        <w:rPr>
-          <w:rFonts w:ascii="Arial" w:hAnsi="Arial" w:cs="Arial"/>
-        </w:rPr>
-        <w:t xml:space="preserve"> If the character has not already occurred in the Trie, a new node is attached to and returned.</w:t>
-      </w:r>
-      <w:r>
-        <w:rPr>
-          <w:rFonts w:ascii="Arial" w:hAnsi="Arial" w:cs="Arial"/>
-        </w:rPr>
-        <w:t xml:space="preserve"> If the character already exists, the system</w:t>
-      </w:r>
-      <w:r>
-        <w:rPr>
-          <w:rFonts w:ascii="Arial" w:hAnsi="Arial" w:cs="Arial"/>
-        </w:rPr>
-        <w:t xml:space="preserve"> </w:t>
-      </w:r>
-      <w:r>
-        <w:rPr>
-          <w:rFonts w:ascii="Arial" w:hAnsi="Arial" w:cs="Arial"/>
-        </w:rPr>
-        <w:t>returns it.</w:t>
-      </w:r>
-      <w:r>
-        <w:rPr>
-          <w:rFonts w:ascii="Arial" w:hAnsi="Arial" w:cs="Arial"/>
-        </w:rPr>
-        <w:t xml:space="preserve"> The Trie structure uses common prefixes and stores fewer characters.</w:t>
-      </w:r>
-      <w:r>
-        <w:rPr>
-          <w:rFonts w:ascii="Arial" w:hAnsi="Arial" w:cs="Arial"/>
-        </w:rPr>
-        <w:t xml:space="preserve"> After the last character, the node is marked with </w:t>
+        <w:t xml:space="preserve">isWord </w:t>
+      </w:r>
+      <w:r>
+        <w:rPr>
+          <w:rFonts w:ascii="Arial" w:hAnsi="Arial" w:cs="Arial"/>
+        </w:rPr>
+        <w:t xml:space="preserve">being </w:t>
       </w:r>
       <w:r>
         <w:rPr>
@@ -10551,13 +12248,25 @@
           <w:i/>
           <w:iCs/>
         </w:rPr>
-        <w:t xml:space="preserve">isWord </w:t>
-      </w:r>
-      <w:r>
-        <w:rPr>
-          <w:rFonts w:ascii="Arial" w:hAnsi="Arial" w:cs="Arial"/>
-        </w:rPr>
-        <w:t xml:space="preserve">being </w:t>
+        <w:t>true</w:t>
+      </w:r>
+      <w:r>
+        <w:rPr>
+          <w:rFonts w:ascii="Arial" w:hAnsi="Arial" w:cs="Arial"/>
+        </w:rPr>
+        <w:t>.</w:t>
+      </w:r>
+      <w:r>
+        <w:rPr>
+          <w:rFonts w:ascii="Arial" w:hAnsi="Arial" w:cs="Arial"/>
+        </w:rPr>
+        <w:t xml:space="preserve"> The time complexity of this operation is O(n), where n is the length of the word to insert, and the auxiliary space it takes is O(n) as well.</w:t>
+      </w:r>
+      <w:r>
+        <w:rPr>
+          <w:rFonts w:ascii="Arial" w:hAnsi="Arial" w:cs="Arial"/>
+        </w:rPr>
+        <w:t xml:space="preserve"> Here is an example of inserting </w:t>
       </w:r>
       <w:r>
         <w:rPr>
@@ -10565,25 +12274,13 @@
           <w:i/>
           <w:iCs/>
         </w:rPr>
-        <w:t>true</w:t>
-      </w:r>
-      <w:r>
-        <w:rPr>
-          <w:rFonts w:ascii="Arial" w:hAnsi="Arial" w:cs="Arial"/>
-        </w:rPr>
-        <w:t>.</w:t>
-      </w:r>
-      <w:r>
-        <w:rPr>
-          <w:rFonts w:ascii="Arial" w:hAnsi="Arial" w:cs="Arial"/>
-        </w:rPr>
-        <w:t xml:space="preserve"> The time complexity of this operation is O(n), where n is the length of the word to insert, and the auxiliary space it takes is O(n) as well.</w:t>
-      </w:r>
-      <w:r>
-        <w:rPr>
-          <w:rFonts w:ascii="Arial" w:hAnsi="Arial" w:cs="Arial"/>
-        </w:rPr>
-        <w:t xml:space="preserve"> Here is an example of inserting </w:t>
+        <w:t xml:space="preserve">Mary </w:t>
+      </w:r>
+      <w:r>
+        <w:rPr>
+          <w:rFonts w:ascii="Arial" w:hAnsi="Arial" w:cs="Arial"/>
+        </w:rPr>
+        <w:t xml:space="preserve">and </w:t>
       </w:r>
       <w:r>
         <w:rPr>
@@ -10591,20 +12288,6 @@
           <w:i/>
           <w:iCs/>
         </w:rPr>
-        <w:t xml:space="preserve">Mary </w:t>
-      </w:r>
-      <w:r>
-        <w:rPr>
-          <w:rFonts w:ascii="Arial" w:hAnsi="Arial" w:cs="Arial"/>
-        </w:rPr>
-        <w:t xml:space="preserve">and </w:t>
-      </w:r>
-      <w:r>
-        <w:rPr>
-          <w:rFonts w:ascii="Arial" w:hAnsi="Arial" w:cs="Arial"/>
-          <w:i/>
-          <w:iCs/>
-        </w:rPr>
         <w:t>Mari:</w:t>
       </w:r>
     </w:p>
@@ -10623,7 +12306,6 @@
           <w:rFonts w:ascii="Arial" w:hAnsi="Arial" w:cs="Arial"/>
           <w:noProof/>
         </w:rPr>
-        <w:lastRenderedPageBreak/>
         <w:drawing>
           <wp:anchor distT="0" distB="0" distL="114300" distR="114300" simplePos="0" relativeHeight="251726848" behindDoc="0" locked="0" layoutInCell="1" allowOverlap="1" wp14:anchorId="6A036678" wp14:editId="0EB3C8E1">
             <wp:simplePos x="0" y="0"/>
@@ -10640,7 +12322,7 @@
             <wp:cNvGraphicFramePr/>
             <a:graphic xmlns:a="http://schemas.openxmlformats.org/drawingml/2006/main">
               <a:graphicData uri="http://schemas.openxmlformats.org/drawingml/2006/diagram">
-                <dgm:relIds xmlns:dgm="http://schemas.openxmlformats.org/drawingml/2006/diagram" xmlns:r="http://schemas.openxmlformats.org/officeDocument/2006/relationships" r:dm="rId13" r:lo="rId14" r:qs="rId15" r:cs="rId16"/>
+                <dgm:relIds xmlns:dgm="http://schemas.openxmlformats.org/drawingml/2006/diagram" xmlns:r="http://schemas.openxmlformats.org/officeDocument/2006/relationships" r:dm="rId14" r:lo="rId15" r:qs="rId16" r:cs="rId17"/>
               </a:graphicData>
             </a:graphic>
             <wp14:sizeRelH relativeFrom="margin">
@@ -10722,7 +12404,7 @@
           </mc:Choice>
           <mc:Fallback>
             <w:pict>
-              <v:shape w14:anchorId="282931CA" id="_x0000_s1032" type="#_x0000_t202" style="position:absolute;left:0;text-align:left;margin-left:27pt;margin-top:279.75pt;width:432.6pt;height:.05pt;z-index:251728896;visibility:visible;mso-wrap-style:square;mso-wrap-distance-left:9pt;mso-wrap-distance-top:0;mso-wrap-distance-right:9pt;mso-wrap-distance-bottom:0;mso-position-horizontal:absolute;mso-position-horizontal-relative:margin;mso-position-vertical:absolute;mso-position-vertical-relative:text;v-text-anchor:top" o:gfxdata="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" stroked="f">
+              <v:shape w14:anchorId="282931CA" id="_x0000_s1033" type="#_x0000_t202" style="position:absolute;left:0;text-align:left;margin-left:27pt;margin-top:279.75pt;width:432.6pt;height:.05pt;z-index:251728896;visibility:visible;mso-wrap-style:square;mso-wrap-distance-left:9pt;mso-wrap-distance-top:0;mso-wrap-distance-right:9pt;mso-wrap-distance-bottom:0;mso-position-horizontal:absolute;mso-position-horizontal-relative:margin;mso-position-vertical:absolute;mso-position-vertical-relative:text;v-text-anchor:top" o:gfxdata="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" stroked="f">
                 <v:textbox style="mso-fit-shape-to-text:t" inset="0,0,0,0">
                   <w:txbxContent>
                     <w:p>
@@ -10783,7 +12465,14 @@
         <w:rPr>
           <w:rFonts w:ascii="Arial" w:hAnsi="Arial" w:cs="Arial"/>
         </w:rPr>
-        <w:t xml:space="preserve"> function, we check whether the character name is in the Trie structure. The software starts at the root of the prefix tree. It checks if any of its child nodes will match the first character of the name. If true, it moves to the next node and iterates through the following name characters. In case there is no child match for a character, it returns </w:t>
+        <w:t xml:space="preserve"> function, we check whether the character name is in the Trie structure. The software starts at the root of the prefix tree. It checks if any of its child nodes will match the first character of the name. If true, it moves to the next node and iterates </w:t>
+      </w:r>
+      <w:r>
+        <w:rPr>
+          <w:rFonts w:ascii="Arial" w:hAnsi="Arial" w:cs="Arial"/>
+        </w:rPr>
+        <w:lastRenderedPageBreak/>
+        <w:t xml:space="preserve">through the following name characters. In case there is no child match for a character, it returns </w:t>
       </w:r>
       <w:r>
         <w:rPr>
@@ -10911,25 +12600,7 @@
           <w:i/>
           <w:iCs/>
         </w:rPr>
-        <w:t xml:space="preserve">Big </w:t>
-      </w:r>
-      <w:proofErr w:type="gramStart"/>
-      <w:r>
-        <w:rPr>
-          <w:rFonts w:ascii="Arial" w:hAnsi="Arial" w:cs="Arial"/>
-          <w:i/>
-          <w:iCs/>
-        </w:rPr>
-        <w:t>Break!,</w:t>
-      </w:r>
-      <w:proofErr w:type="gramEnd"/>
-      <w:r>
-        <w:rPr>
-          <w:rFonts w:ascii="Arial" w:hAnsi="Arial" w:cs="Arial"/>
-          <w:i/>
-          <w:iCs/>
-        </w:rPr>
-        <w:t xml:space="preserve"> </w:t>
+        <w:t xml:space="preserve">Big Break!, </w:t>
       </w:r>
       <w:r>
         <w:rPr>
@@ -10966,7 +12637,6 @@
           <w:bCs/>
           <w:color w:val="auto"/>
         </w:rPr>
-        <w:lastRenderedPageBreak/>
         <w:t>Union-Find (Disjoint Set Union)</w:t>
       </w:r>
     </w:p>
@@ -11098,7 +12768,7 @@
                     </pic:cNvPicPr>
                   </pic:nvPicPr>
                   <pic:blipFill>
-                    <a:blip r:embed="rId18">
+                    <a:blip r:embed="rId19">
                       <a:extLst>
                         <a:ext uri="{28A0092B-C50C-407E-A947-70E740481C1C}">
                           <a14:useLocalDpi xmlns:a14="http://schemas.microsoft.com/office/drawing/2010/main" val="0"/>
@@ -11211,7 +12881,7 @@
           </mc:Choice>
           <mc:Fallback>
             <w:pict>
-              <v:shape w14:anchorId="45A4FB7E" id="_x0000_s1033" type="#_x0000_t202" style="position:absolute;left:0;text-align:left;margin-left:50.4pt;margin-top:214.65pt;width:380.3pt;height:.05pt;z-index:251718656;visibility:visible;mso-wrap-style:square;mso-wrap-distance-left:9pt;mso-wrap-distance-top:0;mso-wrap-distance-right:9pt;mso-wrap-distance-bottom:0;mso-position-horizontal:absolute;mso-position-horizontal-relative:text;mso-position-vertical:absolute;mso-position-vertical-relative:text;v-text-anchor:top" o:gfxdata="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" stroked="f">
+              <v:shape w14:anchorId="45A4FB7E" id="_x0000_s1034" type="#_x0000_t202" style="position:absolute;left:0;text-align:left;margin-left:50.4pt;margin-top:214.65pt;width:380.3pt;height:.05pt;z-index:251718656;visibility:visible;mso-wrap-style:square;mso-wrap-distance-left:9pt;mso-wrap-distance-top:0;mso-wrap-distance-right:9pt;mso-wrap-distance-bottom:0;mso-position-horizontal:absolute;mso-position-horizontal-relative:text;mso-position-vertical:absolute;mso-position-vertical-relative:text;v-text-anchor:top" o:gfxdata="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" stroked="f">
                 <v:textbox style="mso-fit-shape-to-text:t" inset="0,0,0,0">
                   <w:txbxContent>
                     <w:p>
@@ -11273,6 +12943,7 @@
         <w:rPr>
           <w:noProof/>
         </w:rPr>
+        <w:lastRenderedPageBreak/>
         <mc:AlternateContent>
           <mc:Choice Requires="wps">
             <w:drawing>
@@ -11345,7 +13016,7 @@
           </mc:Choice>
           <mc:Fallback>
             <w:pict>
-              <v:shape w14:anchorId="12412458" id="_x0000_s1034" type="#_x0000_t202" style="position:absolute;left:0;text-align:left;margin-left:50.15pt;margin-top:402.7pt;width:368.3pt;height:.05pt;z-index:251725824;visibility:visible;mso-wrap-style:square;mso-wrap-distance-left:9pt;mso-wrap-distance-top:0;mso-wrap-distance-right:9pt;mso-wrap-distance-bottom:0;mso-position-horizontal:absolute;mso-position-horizontal-relative:margin;mso-position-vertical:absolute;mso-position-vertical-relative:text;v-text-anchor:top" o:gfxdata="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" stroked="f">
+              <v:shape w14:anchorId="12412458" id="_x0000_s1035" type="#_x0000_t202" style="position:absolute;left:0;text-align:left;margin-left:50.15pt;margin-top:402.7pt;width:368.3pt;height:.05pt;z-index:251725824;visibility:visible;mso-wrap-style:square;mso-wrap-distance-left:9pt;mso-wrap-distance-top:0;mso-wrap-distance-right:9pt;mso-wrap-distance-bottom:0;mso-position-horizontal:absolute;mso-position-horizontal-relative:margin;mso-position-vertical:absolute;mso-position-vertical-relative:text;v-text-anchor:top" o:gfxdata="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" stroked="f">
                 <v:textbox style="mso-fit-shape-to-text:t" inset="0,0,0,0">
                   <w:txbxContent>
                     <w:p>
@@ -11406,7 +13077,7 @@
                     </pic:cNvPicPr>
                   </pic:nvPicPr>
                   <pic:blipFill>
-                    <a:blip r:embed="rId19">
+                    <a:blip r:embed="rId20">
                       <a:extLst>
                         <a:ext uri="{28A0092B-C50C-407E-A947-70E740481C1C}">
                           <a14:useLocalDpi xmlns:a14="http://schemas.microsoft.com/office/drawing/2010/main" val="0"/>
@@ -11511,56 +13182,7 @@
         <w:rPr>
           <w:rFonts w:ascii="Arial" w:hAnsi="Arial" w:cs="Arial"/>
         </w:rPr>
-        <w:t xml:space="preserve"> If this is not the case, it checks for similarity and difference between the names using the Levenshtein distance and the Jaro-Winkler </w:t>
-      </w:r>
-      <w:r>
-        <w:rPr>
-          <w:rFonts w:ascii="Arial" w:hAnsi="Arial" w:cs="Arial"/>
-        </w:rPr>
-        <w:lastRenderedPageBreak/>
-        <w:t xml:space="preserve">algorithm. A threshold value is created </w:t>
-      </w:r>
-      <w:proofErr w:type="gramStart"/>
-      <w:r>
-        <w:rPr>
-          <w:rFonts w:ascii="Arial" w:hAnsi="Arial" w:cs="Arial"/>
-        </w:rPr>
-        <w:t>in order to</w:t>
-      </w:r>
-      <w:proofErr w:type="gramEnd"/>
-      <w:r>
-        <w:rPr>
-          <w:rFonts w:ascii="Arial" w:hAnsi="Arial" w:cs="Arial"/>
-        </w:rPr>
-        <w:t xml:space="preserve"> catch small typos or name variations. This implementation of DSU makes the similarity transitive, meaning that if A is </w:t>
-      </w:r>
-      <w:proofErr w:type="gramStart"/>
-      <w:r>
-        <w:rPr>
-          <w:rFonts w:ascii="Arial" w:hAnsi="Arial" w:cs="Arial"/>
-        </w:rPr>
-        <w:t>similar to</w:t>
-      </w:r>
-      <w:proofErr w:type="gramEnd"/>
-      <w:r>
-        <w:rPr>
-          <w:rFonts w:ascii="Arial" w:hAnsi="Arial" w:cs="Arial"/>
-        </w:rPr>
-        <w:t xml:space="preserve"> B and B is </w:t>
-      </w:r>
-      <w:proofErr w:type="gramStart"/>
-      <w:r>
-        <w:rPr>
-          <w:rFonts w:ascii="Arial" w:hAnsi="Arial" w:cs="Arial"/>
-        </w:rPr>
-        <w:t>similar to</w:t>
-      </w:r>
-      <w:proofErr w:type="gramEnd"/>
-      <w:r>
-        <w:rPr>
-          <w:rFonts w:ascii="Arial" w:hAnsi="Arial" w:cs="Arial"/>
-        </w:rPr>
-        <w:t xml:space="preserve"> C, A and C will be part of the same cluster.</w:t>
+        <w:t xml:space="preserve"> If this is not the case, it checks for similarity and difference between the names using the Levenshtein distance and the Jaro-Winkler algorithm. A threshold value is created in order to catch small typos or name variations. This implementation of DSU makes the similarity transitive, meaning that if A is similar to B and B is similar to C, A and C will be part of the same cluster.</w:t>
       </w:r>
     </w:p>
     <w:p>
@@ -11663,133 +13285,6 @@
       </w:pPr>
       <w:r>
         <w:rPr>
-          <w:noProof/>
-        </w:rPr>
-        <mc:AlternateContent>
-          <mc:Choice Requires="wps">
-            <w:drawing>
-              <wp:anchor distT="0" distB="0" distL="114300" distR="114300" simplePos="0" relativeHeight="251731968" behindDoc="0" locked="0" layoutInCell="1" allowOverlap="1" wp14:anchorId="2414392F" wp14:editId="30A36560">
-                <wp:simplePos x="0" y="0"/>
-                <wp:positionH relativeFrom="column">
-                  <wp:posOffset>335280</wp:posOffset>
-                </wp:positionH>
-                <wp:positionV relativeFrom="paragraph">
-                  <wp:posOffset>3389630</wp:posOffset>
-                </wp:positionV>
-                <wp:extent cx="5421630" cy="635"/>
-                <wp:effectExtent l="0" t="0" r="0" b="0"/>
-                <wp:wrapTopAndBottom/>
-                <wp:docPr id="208022230" name="Text Box 1"/>
-                <wp:cNvGraphicFramePr/>
-                <a:graphic xmlns:a="http://schemas.openxmlformats.org/drawingml/2006/main">
-                  <a:graphicData uri="http://schemas.microsoft.com/office/word/2010/wordprocessingShape">
-                    <wps:wsp>
-                      <wps:cNvSpPr txBox="1"/>
-                      <wps:spPr>
-                        <a:xfrm>
-                          <a:off x="0" y="0"/>
-                          <a:ext cx="5421630" cy="635"/>
-                        </a:xfrm>
-                        <a:prstGeom prst="rect">
-                          <a:avLst/>
-                        </a:prstGeom>
-                        <a:solidFill>
-                          <a:prstClr val="white"/>
-                        </a:solidFill>
-                        <a:ln>
-                          <a:noFill/>
-                        </a:ln>
-                      </wps:spPr>
-                      <wps:txbx>
-                        <w:txbxContent>
-                          <w:p>
-                            <w:pPr>
-                              <w:pStyle w:val="Caption"/>
-                              <w:jc w:val="center"/>
-                              <w:rPr>
-                                <w:rFonts w:ascii="Arial" w:hAnsi="Arial" w:cs="Arial"/>
-                                <w:noProof/>
-                              </w:rPr>
-                            </w:pPr>
-                            <w:r>
-                              <w:t>Figure 9: Inheritance</w:t>
-                            </w:r>
-                          </w:p>
-                        </w:txbxContent>
-                      </wps:txbx>
-                      <wps:bodyPr rot="0" spcFirstLastPara="0" vertOverflow="overflow" horzOverflow="overflow" vert="horz" wrap="square" lIns="0" tIns="0" rIns="0" bIns="0" numCol="1" spcCol="0" rtlCol="0" fromWordArt="0" anchor="t" anchorCtr="0" forceAA="0" compatLnSpc="1">
-                        <a:prstTxWarp prst="textNoShape">
-                          <a:avLst/>
-                        </a:prstTxWarp>
-                        <a:spAutoFit/>
-                      </wps:bodyPr>
-                    </wps:wsp>
-                  </a:graphicData>
-                </a:graphic>
-              </wp:anchor>
-            </w:drawing>
-          </mc:Choice>
-          <mc:Fallback>
-            <w:pict>
-              <v:shape w14:anchorId="2414392F" id="_x0000_s1035" type="#_x0000_t202" style="position:absolute;left:0;text-align:left;margin-left:26.4pt;margin-top:266.9pt;width:426.9pt;height:.05pt;z-index:251731968;visibility:visible;mso-wrap-style:square;mso-wrap-distance-left:9pt;mso-wrap-distance-top:0;mso-wrap-distance-right:9pt;mso-wrap-distance-bottom:0;mso-position-horizontal:absolute;mso-position-horizontal-relative:text;mso-position-vertical:absolute;mso-position-vertical-relative:text;v-text-anchor:top" o:gfxdata="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" stroked="f">
-                <v:textbox style="mso-fit-shape-to-text:t" inset="0,0,0,0">
-                  <w:txbxContent>
-                    <w:p>
-                      <w:pPr>
-                        <w:pStyle w:val="Caption"/>
-                        <w:jc w:val="center"/>
-                        <w:rPr>
-                          <w:rFonts w:ascii="Arial" w:hAnsi="Arial" w:cs="Arial"/>
-                          <w:noProof/>
-                        </w:rPr>
-                      </w:pPr>
-                      <w:r>
-                        <w:t>Figure 9: Inheritance</w:t>
-                      </w:r>
-                    </w:p>
-                  </w:txbxContent>
-                </v:textbox>
-                <w10:wrap type="topAndBottom"/>
-              </v:shape>
-            </w:pict>
-          </mc:Fallback>
-        </mc:AlternateContent>
-      </w:r>
-      <w:r>
-        <w:rPr>
-          <w:rFonts w:ascii="Arial" w:hAnsi="Arial" w:cs="Arial"/>
-          <w:noProof/>
-        </w:rPr>
-        <w:drawing>
-          <wp:anchor distT="0" distB="0" distL="114300" distR="114300" simplePos="0" relativeHeight="251710464" behindDoc="0" locked="0" layoutInCell="1" allowOverlap="1" wp14:anchorId="3EFB5585" wp14:editId="606829B1">
-            <wp:simplePos x="0" y="0"/>
-            <wp:positionH relativeFrom="column">
-              <wp:posOffset>335280</wp:posOffset>
-            </wp:positionH>
-            <wp:positionV relativeFrom="paragraph">
-              <wp:posOffset>805180</wp:posOffset>
-            </wp:positionV>
-            <wp:extent cx="5421630" cy="2606040"/>
-            <wp:effectExtent l="57150" t="0" r="64770" b="0"/>
-            <wp:wrapTopAndBottom/>
-            <wp:docPr id="498882787" name="Diagram 13"/>
-            <wp:cNvGraphicFramePr/>
-            <a:graphic xmlns:a="http://schemas.openxmlformats.org/drawingml/2006/main">
-              <a:graphicData uri="http://schemas.openxmlformats.org/drawingml/2006/diagram">
-                <dgm:relIds xmlns:dgm="http://schemas.openxmlformats.org/drawingml/2006/diagram" xmlns:r="http://schemas.openxmlformats.org/officeDocument/2006/relationships" r:dm="rId20" r:lo="rId21" r:qs="rId22" r:cs="rId23"/>
-              </a:graphicData>
-            </a:graphic>
-            <wp14:sizeRelH relativeFrom="margin">
-              <wp14:pctWidth>0</wp14:pctWidth>
-            </wp14:sizeRelH>
-            <wp14:sizeRelV relativeFrom="margin">
-              <wp14:pctHeight>0</wp14:pctHeight>
-            </wp14:sizeRelV>
-          </wp:anchor>
-        </w:drawing>
-      </w:r>
-      <w:r>
-        <w:rPr>
           <w:rFonts w:ascii="Arial" w:hAnsi="Arial" w:cs="Arial"/>
         </w:rPr>
         <w:t xml:space="preserve">I have planned to implement inheritance of an ExtractableItem parent class and Character, Prop, and SetDressing as </w:t>
@@ -11812,11 +13307,48 @@
         </w:rPr>
         <w:t>methods.</w:t>
       </w:r>
-      <w:r>
-        <w:rPr>
-          <w:rFonts w:ascii="Arial" w:hAnsi="Arial" w:cs="Arial"/>
-        </w:rPr>
-        <w:t xml:space="preserve"> Here is a very basic visual of their relationship (</w:t>
+    </w:p>
+    <w:p>
+      <w:pPr>
+        <w:spacing w:line="360" w:lineRule="auto"/>
+        <w:jc w:val="both"/>
+        <w:rPr>
+          <w:rFonts w:ascii="Arial" w:hAnsi="Arial" w:cs="Arial"/>
+        </w:rPr>
+      </w:pPr>
+    </w:p>
+    <w:p>
+      <w:pPr>
+        <w:spacing w:line="360" w:lineRule="auto"/>
+        <w:jc w:val="both"/>
+        <w:rPr>
+          <w:rFonts w:ascii="Arial" w:hAnsi="Arial" w:cs="Arial"/>
+          <w:b/>
+          <w:bCs/>
+        </w:rPr>
+      </w:pPr>
+      <w:r>
+        <w:rPr>
+          <w:rFonts w:ascii="Arial" w:hAnsi="Arial" w:cs="Arial"/>
+          <w:b/>
+          <w:bCs/>
+        </w:rPr>
+        <w:t>Pipeline</w:t>
+      </w:r>
+    </w:p>
+    <w:p>
+      <w:pPr>
+        <w:spacing w:line="360" w:lineRule="auto"/>
+        <w:jc w:val="both"/>
+        <w:rPr>
+          <w:rFonts w:ascii="Arial" w:hAnsi="Arial" w:cs="Arial"/>
+        </w:rPr>
+      </w:pPr>
+      <w:r>
+        <w:rPr>
+          <w:rFonts w:ascii="Arial" w:hAnsi="Arial" w:cs="Arial"/>
+        </w:rPr>
+        <w:t xml:space="preserve">The pipeline in </w:t>
       </w:r>
       <w:r>
         <w:rPr>
@@ -11824,29 +13356,13 @@
           <w:i/>
           <w:iCs/>
         </w:rPr>
-        <w:t>Figure</w:t>
-      </w:r>
-      <w:r>
-        <w:rPr>
-          <w:rFonts w:ascii="Arial" w:hAnsi="Arial" w:cs="Arial"/>
-          <w:i/>
-          <w:iCs/>
-        </w:rPr>
-        <w:t xml:space="preserve"> </w:t>
-      </w:r>
-      <w:r>
-        <w:rPr>
-          <w:rFonts w:ascii="Arial" w:hAnsi="Arial" w:cs="Arial"/>
-          <w:i/>
-          <w:iCs/>
-        </w:rPr>
-        <w:t>9</w:t>
-      </w:r>
-      <w:r>
-        <w:rPr>
-          <w:rFonts w:ascii="Arial" w:hAnsi="Arial" w:cs="Arial"/>
-        </w:rPr>
-        <w:t>):</w:t>
+        <w:t>Big Break!</w:t>
+      </w:r>
+      <w:r>
+        <w:rPr>
+          <w:rFonts w:ascii="Arial" w:hAnsi="Arial" w:cs="Arial"/>
+        </w:rPr>
+        <w:t xml:space="preserve"> represents the flow of data and processing stages from the raw script into structured information for all scenes, characters, props, and set dressing. Here are all the stages, summarizing their input, process, and output:</w:t>
       </w:r>
     </w:p>
     <w:p>
@@ -11855,47 +13371,8 @@
         <w:jc w:val="both"/>
         <w:rPr>
           <w:rFonts w:ascii="Arial" w:hAnsi="Arial" w:cs="Arial"/>
-          <w:b/>
-          <w:bCs/>
-        </w:rPr>
-      </w:pPr>
-      <w:r>
-        <w:rPr>
-          <w:rFonts w:ascii="Arial" w:hAnsi="Arial" w:cs="Arial"/>
-          <w:b/>
-          <w:bCs/>
-        </w:rPr>
-        <w:t>Pipeline</w:t>
-      </w:r>
-    </w:p>
-    <w:p>
-      <w:pPr>
-        <w:spacing w:line="360" w:lineRule="auto"/>
-        <w:jc w:val="both"/>
-        <w:rPr>
-          <w:rFonts w:ascii="Arial" w:hAnsi="Arial" w:cs="Arial"/>
-        </w:rPr>
-      </w:pPr>
-      <w:r>
-        <w:rPr>
-          <w:rFonts w:ascii="Arial" w:hAnsi="Arial" w:cs="Arial"/>
-        </w:rPr>
-        <w:t xml:space="preserve">The pipeline in </w:t>
-      </w:r>
-      <w:r>
-        <w:rPr>
-          <w:rFonts w:ascii="Arial" w:hAnsi="Arial" w:cs="Arial"/>
-          <w:i/>
-          <w:iCs/>
-        </w:rPr>
-        <w:t>Big Break!</w:t>
-      </w:r>
-      <w:r>
-        <w:rPr>
-          <w:rFonts w:ascii="Arial" w:hAnsi="Arial" w:cs="Arial"/>
-        </w:rPr>
-        <w:t xml:space="preserve"> represents the flow of data and processing stages from the raw script into structured information for all scenes, characters, props, and set dressing. Here are all the stages, summarizing their input, process, and output:</w:t>
-      </w:r>
+        </w:rPr>
+      </w:pPr>
     </w:p>
     <w:tbl>
       <w:tblPr>
@@ -11933,7 +13410,6 @@
                 <w:rFonts w:ascii="Arial" w:hAnsi="Arial" w:cs="Arial"/>
                 <w:lang w:val="bg-BG"/>
               </w:rPr>
-              <w:lastRenderedPageBreak/>
               <w:t>№</w:t>
             </w:r>
           </w:p>
@@ -12762,6 +14238,7 @@
     <w:p>
       <w:pPr>
         <w:pStyle w:val="Heading2"/>
+        <w:spacing w:line="360" w:lineRule="auto"/>
         <w:rPr>
           <w:rFonts w:ascii="Arial" w:hAnsi="Arial" w:cs="Arial"/>
           <w:b/>
@@ -12787,6 +14264,7 @@
     </w:p>
     <w:p>
       <w:pPr>
+        <w:spacing w:line="360" w:lineRule="auto"/>
         <w:ind w:left="720"/>
         <w:jc w:val="both"/>
         <w:rPr>
@@ -12796,6 +14274,7 @@
     </w:p>
     <w:p>
       <w:pPr>
+        <w:spacing w:line="360" w:lineRule="auto"/>
         <w:jc w:val="both"/>
         <w:rPr>
           <w:rFonts w:ascii="Arial" w:hAnsi="Arial" w:cs="Arial"/>
@@ -12814,6 +14293,7 @@
     </w:p>
     <w:p>
       <w:pPr>
+        <w:spacing w:line="360" w:lineRule="auto"/>
         <w:jc w:val="both"/>
         <w:rPr>
           <w:rFonts w:ascii="Arial" w:hAnsi="Arial" w:cs="Arial"/>
@@ -12824,6 +14304,7 @@
     </w:p>
     <w:p>
       <w:pPr>
+        <w:spacing w:line="360" w:lineRule="auto"/>
         <w:jc w:val="both"/>
         <w:rPr>
           <w:rFonts w:ascii="Arial" w:hAnsi="Arial" w:cs="Arial"/>
@@ -12880,6 +14361,7 @@
     </w:p>
     <w:p>
       <w:pPr>
+        <w:spacing w:line="360" w:lineRule="auto"/>
         <w:jc w:val="both"/>
         <w:rPr>
           <w:rFonts w:ascii="Arial" w:hAnsi="Arial" w:cs="Arial"/>
@@ -12888,6 +14370,7 @@
     </w:p>
     <w:p>
       <w:pPr>
+        <w:spacing w:line="360" w:lineRule="auto"/>
         <w:jc w:val="both"/>
         <w:rPr>
           <w:rFonts w:ascii="Arial" w:hAnsi="Arial" w:cs="Arial"/>
@@ -12932,6 +14415,7 @@
     </w:p>
     <w:p>
       <w:pPr>
+        <w:spacing w:line="360" w:lineRule="auto"/>
         <w:ind w:left="720"/>
         <w:jc w:val="both"/>
         <w:rPr>
@@ -12941,6 +14425,7 @@
     </w:p>
     <w:p>
       <w:pPr>
+        <w:spacing w:line="360" w:lineRule="auto"/>
         <w:jc w:val="both"/>
         <w:rPr>
           <w:rFonts w:ascii="Arial" w:hAnsi="Arial" w:cs="Arial"/>
@@ -12950,22 +14435,7 @@
         <w:rPr>
           <w:rFonts w:ascii="Arial" w:hAnsi="Arial" w:cs="Arial"/>
         </w:rPr>
-        <w:lastRenderedPageBreak/>
-        <w:t xml:space="preserve">Java runs faster than most of the interpreted languages for </w:t>
-      </w:r>
-      <w:proofErr w:type="gramStart"/>
-      <w:r>
-        <w:rPr>
-          <w:rFonts w:ascii="Arial" w:hAnsi="Arial" w:cs="Arial"/>
-        </w:rPr>
-        <w:t>processing of</w:t>
-      </w:r>
-      <w:proofErr w:type="gramEnd"/>
-      <w:r>
-        <w:rPr>
-          <w:rFonts w:ascii="Arial" w:hAnsi="Arial" w:cs="Arial"/>
-        </w:rPr>
-        <w:t xml:space="preserve"> large </w:t>
+        <w:t xml:space="preserve">Java runs faster than most of the interpreted languages for processing of large </w:t>
       </w:r>
       <w:r>
         <w:rPr>
@@ -13006,6 +14476,7 @@
     </w:p>
     <w:p>
       <w:pPr>
+        <w:spacing w:line="360" w:lineRule="auto"/>
         <w:jc w:val="both"/>
         <w:rPr>
           <w:rFonts w:ascii="Arial" w:hAnsi="Arial" w:cs="Arial"/>
@@ -13020,6 +14491,7 @@
     </w:p>
     <w:p>
       <w:pPr>
+        <w:spacing w:line="360" w:lineRule="auto"/>
         <w:jc w:val="both"/>
         <w:rPr>
           <w:rFonts w:ascii="Arial" w:hAnsi="Arial" w:cs="Arial"/>
@@ -13054,6 +14526,7 @@
     </w:p>
     <w:p>
       <w:pPr>
+        <w:spacing w:line="360" w:lineRule="auto"/>
         <w:jc w:val="both"/>
         <w:rPr>
           <w:rFonts w:ascii="Arial" w:hAnsi="Arial" w:cs="Arial"/>
@@ -13077,6 +14550,7 @@
           <w:ilvl w:val="0"/>
           <w:numId w:val="14"/>
         </w:numPr>
+        <w:spacing w:line="360" w:lineRule="auto"/>
         <w:jc w:val="both"/>
         <w:rPr>
           <w:rFonts w:ascii="Arial" w:hAnsi="Arial" w:cs="Arial"/>
@@ -13095,6 +14569,7 @@
     </w:p>
     <w:p>
       <w:pPr>
+        <w:spacing w:line="360" w:lineRule="auto"/>
         <w:ind w:left="720"/>
         <w:jc w:val="both"/>
         <w:rPr>
@@ -13214,6 +14689,7 @@
     </w:p>
     <w:p>
       <w:pPr>
+        <w:spacing w:line="360" w:lineRule="auto"/>
         <w:jc w:val="both"/>
         <w:rPr>
           <w:rFonts w:ascii="Arial" w:hAnsi="Arial" w:cs="Arial"/>
@@ -13222,6 +14698,7 @@
     </w:p>
     <w:p>
       <w:pPr>
+        <w:spacing w:line="360" w:lineRule="auto"/>
         <w:ind w:left="720"/>
         <w:jc w:val="both"/>
         <w:rPr>
@@ -13256,7 +14733,14 @@
         <w:rPr>
           <w:rFonts w:ascii="Arial" w:hAnsi="Arial" w:cs="Arial"/>
         </w:rPr>
-        <w:t xml:space="preserve">, production-ready implementations for </w:t>
+        <w:t xml:space="preserve">, production-ready </w:t>
+      </w:r>
+      <w:r>
+        <w:rPr>
+          <w:rFonts w:ascii="Arial" w:hAnsi="Arial" w:cs="Arial"/>
+        </w:rPr>
+        <w:lastRenderedPageBreak/>
+        <w:t xml:space="preserve">implementations for </w:t>
       </w:r>
       <w:r>
         <w:rPr>
@@ -13291,6 +14775,7 @@
     </w:p>
     <w:p>
       <w:pPr>
+        <w:spacing w:line="360" w:lineRule="auto"/>
         <w:jc w:val="both"/>
         <w:rPr>
           <w:rFonts w:ascii="Arial" w:hAnsi="Arial" w:cs="Arial"/>
@@ -13304,6 +14789,7 @@
           <w:ilvl w:val="0"/>
           <w:numId w:val="14"/>
         </w:numPr>
+        <w:spacing w:line="360" w:lineRule="auto"/>
         <w:jc w:val="both"/>
         <w:rPr>
           <w:rFonts w:ascii="Arial" w:hAnsi="Arial" w:cs="Arial"/>
@@ -13322,6 +14808,7 @@
     </w:p>
     <w:p>
       <w:pPr>
+        <w:spacing w:line="360" w:lineRule="auto"/>
         <w:ind w:left="720"/>
         <w:jc w:val="both"/>
         <w:rPr>
@@ -13340,21 +14827,7 @@
         <w:rPr>
           <w:rFonts w:ascii="Arial" w:hAnsi="Arial" w:cs="Arial"/>
         </w:rPr>
-        <w:t xml:space="preserve"> uses React for its </w:t>
-      </w:r>
-      <w:proofErr w:type="gramStart"/>
-      <w:r>
-        <w:rPr>
-          <w:rFonts w:ascii="Arial" w:hAnsi="Arial" w:cs="Arial"/>
-        </w:rPr>
-        <w:t>frontend</w:t>
-      </w:r>
-      <w:proofErr w:type="gramEnd"/>
-      <w:r>
-        <w:rPr>
-          <w:rFonts w:ascii="Arial" w:hAnsi="Arial" w:cs="Arial"/>
-        </w:rPr>
-        <w:t xml:space="preserve">. One of the </w:t>
+        <w:t xml:space="preserve"> uses React for its frontend. One of the </w:t>
       </w:r>
       <w:r>
         <w:rPr>
@@ -13371,6 +14844,7 @@
     </w:p>
     <w:p>
       <w:pPr>
+        <w:spacing w:line="360" w:lineRule="auto"/>
         <w:ind w:left="720"/>
         <w:jc w:val="both"/>
         <w:rPr>
@@ -13380,6 +14854,7 @@
     </w:p>
     <w:p>
       <w:pPr>
+        <w:spacing w:line="360" w:lineRule="auto"/>
         <w:ind w:left="720"/>
         <w:jc w:val="both"/>
         <w:rPr>
@@ -13419,6 +14894,7 @@
     </w:p>
     <w:p>
       <w:pPr>
+        <w:spacing w:line="360" w:lineRule="auto"/>
         <w:ind w:left="1440"/>
         <w:jc w:val="both"/>
         <w:rPr>
@@ -13428,6 +14904,7 @@
     </w:p>
     <w:p>
       <w:pPr>
+        <w:spacing w:line="360" w:lineRule="auto"/>
         <w:ind w:left="720"/>
         <w:jc w:val="both"/>
         <w:rPr>
@@ -13452,21 +14929,7 @@
         <w:rPr>
           <w:rFonts w:ascii="Arial" w:hAnsi="Arial" w:cs="Arial"/>
         </w:rPr>
-        <w:t xml:space="preserve"> create </w:t>
-      </w:r>
-      <w:proofErr w:type="gramStart"/>
-      <w:r>
-        <w:rPr>
-          <w:rFonts w:ascii="Arial" w:hAnsi="Arial" w:cs="Arial"/>
-        </w:rPr>
-        <w:t>a modern</w:t>
-      </w:r>
-      <w:proofErr w:type="gramEnd"/>
-      <w:r>
-        <w:rPr>
-          <w:rFonts w:ascii="Arial" w:hAnsi="Arial" w:cs="Arial"/>
-        </w:rPr>
-        <w:t xml:space="preserve"> full-stack architecture.</w:t>
+        <w:t xml:space="preserve"> create a modern full-stack architecture.</w:t>
       </w:r>
     </w:p>
     <w:p>
@@ -13550,7 +15013,6 @@
         <w:rPr>
           <w:rFonts w:ascii="Arial" w:hAnsi="Arial" w:cs="Arial"/>
         </w:rPr>
-        <w:lastRenderedPageBreak/>
         <w:t xml:space="preserve">“Class Levenshteindistance.” </w:t>
       </w:r>
       <w:r>
@@ -13625,29 +15087,7 @@
           <w:i/>
           <w:iCs/>
         </w:rPr>
-        <w:t>Speech and Language Processing an Introduction to Natural Language Processing, Computational Linguistics, and Speech Recognition with Language Models Daniel Jurafsky, James H. Martin</w:t>
-      </w:r>
-      <w:r>
-        <w:rPr>
-          <w:rFonts w:ascii="Arial" w:hAnsi="Arial" w:cs="Arial"/>
-        </w:rPr>
-        <w:t>. 3rd ed., Stanford University, 2025.</w:t>
-      </w:r>
-    </w:p>
-    <w:p>
-      <w:pPr>
-        <w:pStyle w:val="NormalWeb"/>
-        <w:spacing w:line="360" w:lineRule="auto"/>
-        <w:ind w:left="720" w:hanging="720"/>
-        <w:rPr>
-          <w:rFonts w:ascii="Arial" w:hAnsi="Arial" w:cs="Arial"/>
-        </w:rPr>
-      </w:pPr>
-      <w:r>
-        <w:rPr>
-          <w:rFonts w:ascii="Arial" w:hAnsi="Arial" w:cs="Arial"/>
-        </w:rPr>
-        <w:t xml:space="preserve">kartik. “Introduction to Disjoint Set (Union-Find Data Structure).” </w:t>
+        <w:t xml:space="preserve">Speech and Language Processing an Introduction to Natural Language Processing, Computational Linguistics, and </w:t>
       </w:r>
       <w:r>
         <w:rPr>
@@ -13655,13 +15095,14 @@
           <w:i/>
           <w:iCs/>
         </w:rPr>
-        <w:t>GeeksforGeeks</w:t>
-      </w:r>
-      <w:r>
-        <w:rPr>
-          <w:rFonts w:ascii="Arial" w:hAnsi="Arial" w:cs="Arial"/>
-        </w:rPr>
-        <w:t>, GeeksforGeeks, 17 Jan. 2026, www.geeksforgeeks.org/dsa/introduction-to-disjoint-set-data-structure-or-union-find-algorithm/.</w:t>
+        <w:lastRenderedPageBreak/>
+        <w:t>Speech Recognition with Language Models Daniel Jurafsky, James H. Martin</w:t>
+      </w:r>
+      <w:r>
+        <w:rPr>
+          <w:rFonts w:ascii="Arial" w:hAnsi="Arial" w:cs="Arial"/>
+        </w:rPr>
+        <w:t>. 3rd ed., Stanford University, 2025.</w:t>
       </w:r>
     </w:p>
     <w:p>
@@ -13677,7 +15118,7 @@
         <w:rPr>
           <w:rFonts w:ascii="Arial" w:hAnsi="Arial" w:cs="Arial"/>
         </w:rPr>
-        <w:t xml:space="preserve">Kundu, Arnab. “Jaro and Jaro-Winkler Similarity.” </w:t>
+        <w:t xml:space="preserve">kartik. “Introduction to Disjoint Set (Union-Find Data Structure).” </w:t>
       </w:r>
       <w:r>
         <w:rPr>
@@ -13691,9 +15132,39 @@
         <w:rPr>
           <w:rFonts w:ascii="Arial" w:hAnsi="Arial" w:cs="Arial"/>
         </w:rPr>
+        <w:t>, GeeksforGeeks, 17 Jan. 2026, www.geeksforgeeks.org/dsa/introduction-to-disjoint-set-data-structure-or-union-find-algorithm/.</w:t>
+      </w:r>
+    </w:p>
+    <w:p>
+      <w:pPr>
+        <w:pStyle w:val="NormalWeb"/>
+        <w:spacing w:line="360" w:lineRule="auto"/>
+        <w:ind w:left="720" w:hanging="720"/>
+        <w:rPr>
+          <w:rFonts w:ascii="Arial" w:hAnsi="Arial" w:cs="Arial"/>
+        </w:rPr>
+      </w:pPr>
+      <w:r>
+        <w:rPr>
+          <w:rFonts w:ascii="Arial" w:hAnsi="Arial" w:cs="Arial"/>
+        </w:rPr>
+        <w:t xml:space="preserve">Kundu, Arnab. “Jaro and Jaro-Winkler Similarity.” </w:t>
+      </w:r>
+      <w:r>
+        <w:rPr>
+          <w:rFonts w:ascii="Arial" w:hAnsi="Arial" w:cs="Arial"/>
+          <w:i/>
+          <w:iCs/>
+        </w:rPr>
+        <w:t>GeeksforGeeks</w:t>
+      </w:r>
+      <w:r>
+        <w:rPr>
+          <w:rFonts w:ascii="Arial" w:hAnsi="Arial" w:cs="Arial"/>
+        </w:rPr>
         <w:t xml:space="preserve">, GeeksforGeeks, 16 May 2025, </w:t>
       </w:r>
-      <w:hyperlink r:id="rId25" w:history="1">
+      <w:hyperlink r:id="rId21" w:history="1">
         <w:r>
           <w:rPr>
             <w:rStyle w:val="Hyperlink"/>
@@ -13740,7 +15211,7 @@
       </w:r>
     </w:p>
     <w:sectPr>
-      <w:footerReference w:type="default" r:id="rId26"/>
+      <w:footerReference w:type="default" r:id="rId22"/>
       <w:pgSz w:w="11906" w:h="16838" w:code="9"/>
       <w:pgMar w:top="1440" w:right="1440" w:bottom="1440" w:left="1440" w:header="709" w:footer="709" w:gutter="0"/>
       <w:cols w:space="708"/>
@@ -16418,7 +17889,6 @@
   <w:style w:type="character" w:default="1" w:styleId="DefaultParagraphFont">
     <w:name w:val="Default Paragraph Font"/>
     <w:uiPriority w:val="1"/>
-    <w:semiHidden/>
     <w:unhideWhenUsed/>
   </w:style>
   <w:style w:type="table" w:default="1" w:styleId="TableNormal">
@@ -17635,881 +19105,6 @@
 </dgm:colorsDef>
 </file>
 
-<file path=word/diagrams/colors2.xml><?xml version="1.0" encoding="utf-8"?>
-<dgm:colorsDef xmlns:dgm="http://schemas.openxmlformats.org/drawingml/2006/diagram" xmlns:a="http://schemas.openxmlformats.org/drawingml/2006/main" uniqueId="urn:microsoft.com/office/officeart/2005/8/colors/accent1_3">
-  <dgm:title val=""/>
-  <dgm:desc val=""/>
-  <dgm:catLst>
-    <dgm:cat type="accent1" pri="11300"/>
-  </dgm:catLst>
-  <dgm:styleLbl name="node0">
-    <dgm:fillClrLst meth="repeat">
-      <a:schemeClr val="accent1">
-        <a:shade val="80000"/>
-      </a:schemeClr>
-    </dgm:fillClrLst>
-    <dgm:linClrLst meth="repeat">
-      <a:schemeClr val="lt1"/>
-    </dgm:linClrLst>
-    <dgm:effectClrLst/>
-    <dgm:txLinClrLst/>
-    <dgm:txFillClrLst/>
-    <dgm:txEffectClrLst/>
-  </dgm:styleLbl>
-  <dgm:styleLbl name="alignNode1">
-    <dgm:fillClrLst>
-      <a:schemeClr val="accent1">
-        <a:shade val="80000"/>
-      </a:schemeClr>
-      <a:schemeClr val="accent1">
-        <a:tint val="70000"/>
-      </a:schemeClr>
-    </dgm:fillClrLst>
-    <dgm:linClrLst>
-      <a:schemeClr val="accent1">
-        <a:shade val="80000"/>
-      </a:schemeClr>
-      <a:schemeClr val="accent1">
-        <a:tint val="70000"/>
-      </a:schemeClr>
-    </dgm:linClrLst>
-    <dgm:effectClrLst/>
-    <dgm:txLinClrLst/>
-    <dgm:txFillClrLst/>
-    <dgm:txEffectClrLst/>
-  </dgm:styleLbl>
-  <dgm:styleLbl name="node1">
-    <dgm:fillClrLst>
-      <a:schemeClr val="accent1">
-        <a:shade val="80000"/>
-      </a:schemeClr>
-      <a:schemeClr val="accent1">
-        <a:tint val="70000"/>
-      </a:schemeClr>
-    </dgm:fillClrLst>
-    <dgm:linClrLst meth="repeat">
-      <a:schemeClr val="lt1"/>
-    </dgm:linClrLst>
-    <dgm:effectClrLst/>
-    <dgm:txLinClrLst/>
-    <dgm:txFillClrLst/>
-    <dgm:txEffectClrLst/>
-  </dgm:styleLbl>
-  <dgm:styleLbl name="lnNode1">
-    <dgm:fillClrLst>
-      <a:schemeClr val="accent1">
-        <a:shade val="80000"/>
-      </a:schemeClr>
-      <a:schemeClr val="accent1">
-        <a:tint val="70000"/>
-      </a:schemeClr>
-    </dgm:fillClrLst>
-    <dgm:linClrLst meth="repeat">
-      <a:schemeClr val="lt1"/>
-    </dgm:linClrLst>
-    <dgm:effectClrLst/>
-    <dgm:txLinClrLst/>
-    <dgm:txFillClrLst/>
-    <dgm:txEffectClrLst/>
-  </dgm:styleLbl>
-  <dgm:styleLbl name="vennNode1">
-    <dgm:fillClrLst>
-      <a:schemeClr val="accent1">
-        <a:shade val="80000"/>
-        <a:alpha val="50000"/>
-      </a:schemeClr>
-      <a:schemeClr val="accent1">
-        <a:tint val="70000"/>
-        <a:alpha val="50000"/>
-      </a:schemeClr>
-    </dgm:fillClrLst>
-    <dgm:linClrLst meth="repeat">
-      <a:schemeClr val="lt1"/>
-    </dgm:linClrLst>
-    <dgm:effectClrLst/>
-    <dgm:txLinClrLst/>
-    <dgm:txFillClrLst/>
-    <dgm:txEffectClrLst/>
-  </dgm:styleLbl>
-  <dgm:styleLbl name="node2">
-    <dgm:fillClrLst>
-      <a:schemeClr val="accent1">
-        <a:tint val="99000"/>
-      </a:schemeClr>
-    </dgm:fillClrLst>
-    <dgm:linClrLst meth="repeat">
-      <a:schemeClr val="lt1"/>
-    </dgm:linClrLst>
-    <dgm:effectClrLst/>
-    <dgm:txLinClrLst/>
-    <dgm:txFillClrLst/>
-    <dgm:txEffectClrLst/>
-  </dgm:styleLbl>
-  <dgm:styleLbl name="node3">
-    <dgm:fillClrLst>
-      <a:schemeClr val="accent1">
-        <a:tint val="80000"/>
-      </a:schemeClr>
-    </dgm:fillClrLst>
-    <dgm:linClrLst meth="repeat">
-      <a:schemeClr val="lt1"/>
-    </dgm:linClrLst>
-    <dgm:effectClrLst/>
-    <dgm:txLinClrLst/>
-    <dgm:txFillClrLst/>
-    <dgm:txEffectClrLst/>
-  </dgm:styleLbl>
-  <dgm:styleLbl name="node4">
-    <dgm:fillClrLst>
-      <a:schemeClr val="accent1">
-        <a:tint val="70000"/>
-      </a:schemeClr>
-    </dgm:fillClrLst>
-    <dgm:linClrLst meth="repeat">
-      <a:schemeClr val="lt1"/>
-    </dgm:linClrLst>
-    <dgm:effectClrLst/>
-    <dgm:txLinClrLst/>
-    <dgm:txFillClrLst/>
-    <dgm:txEffectClrLst/>
-  </dgm:styleLbl>
-  <dgm:styleLbl name="fgImgPlace1">
-    <dgm:fillClrLst>
-      <a:schemeClr val="accent1">
-        <a:tint val="50000"/>
-      </a:schemeClr>
-      <a:schemeClr val="accent1">
-        <a:tint val="20000"/>
-      </a:schemeClr>
-    </dgm:fillClrLst>
-    <dgm:linClrLst meth="repeat">
-      <a:schemeClr val="lt1"/>
-    </dgm:linClrLst>
-    <dgm:effectClrLst/>
-    <dgm:txLinClrLst/>
-    <dgm:txFillClrLst meth="repeat">
-      <a:schemeClr val="lt1"/>
-    </dgm:txFillClrLst>
-    <dgm:txEffectClrLst/>
-  </dgm:styleLbl>
-  <dgm:styleLbl name="alignImgPlace1">
-    <dgm:fillClrLst>
-      <a:schemeClr val="accent1">
-        <a:tint val="50000"/>
-      </a:schemeClr>
-      <a:schemeClr val="accent1">
-        <a:tint val="20000"/>
-      </a:schemeClr>
-    </dgm:fillClrLst>
-    <dgm:linClrLst meth="repeat">
-      <a:schemeClr val="lt1"/>
-    </dgm:linClrLst>
-    <dgm:effectClrLst/>
-    <dgm:txLinClrLst/>
-    <dgm:txFillClrLst meth="repeat">
-      <a:schemeClr val="lt1"/>
-    </dgm:txFillClrLst>
-    <dgm:txEffectClrLst/>
-  </dgm:styleLbl>
-  <dgm:styleLbl name="bgImgPlace1">
-    <dgm:fillClrLst>
-      <a:schemeClr val="accent1">
-        <a:tint val="50000"/>
-      </a:schemeClr>
-      <a:schemeClr val="accent1">
-        <a:tint val="20000"/>
-      </a:schemeClr>
-    </dgm:fillClrLst>
-    <dgm:linClrLst meth="repeat">
-      <a:schemeClr val="lt1"/>
-    </dgm:linClrLst>
-    <dgm:effectClrLst/>
-    <dgm:txLinClrLst/>
-    <dgm:txFillClrLst meth="repeat">
-      <a:schemeClr val="lt1"/>
-    </dgm:txFillClrLst>
-    <dgm:txEffectClrLst/>
-  </dgm:styleLbl>
-  <dgm:styleLbl name="sibTrans2D1">
-    <dgm:fillClrLst>
-      <a:schemeClr val="accent1">
-        <a:shade val="90000"/>
-      </a:schemeClr>
-      <a:schemeClr val="accent1">
-        <a:tint val="70000"/>
-      </a:schemeClr>
-    </dgm:fillClrLst>
-    <dgm:linClrLst>
-      <a:schemeClr val="accent1">
-        <a:shade val="90000"/>
-      </a:schemeClr>
-      <a:schemeClr val="accent1">
-        <a:tint val="70000"/>
-      </a:schemeClr>
-    </dgm:linClrLst>
-    <dgm:effectClrLst/>
-    <dgm:txLinClrLst/>
-    <dgm:txFillClrLst/>
-    <dgm:txEffectClrLst/>
-  </dgm:styleLbl>
-  <dgm:styleLbl name="fgSibTrans2D1">
-    <dgm:fillClrLst>
-      <a:schemeClr val="accent1">
-        <a:shade val="90000"/>
-      </a:schemeClr>
-      <a:schemeClr val="accent1">
-        <a:tint val="70000"/>
-      </a:schemeClr>
-    </dgm:fillClrLst>
-    <dgm:linClrLst>
-      <a:schemeClr val="accent1">
-        <a:shade val="90000"/>
-      </a:schemeClr>
-      <a:schemeClr val="accent1">
-        <a:tint val="70000"/>
-      </a:schemeClr>
-    </dgm:linClrLst>
-    <dgm:effectClrLst/>
-    <dgm:txLinClrLst/>
-    <dgm:txFillClrLst meth="repeat">
-      <a:schemeClr val="lt1"/>
-    </dgm:txFillClrLst>
-    <dgm:txEffectClrLst/>
-  </dgm:styleLbl>
-  <dgm:styleLbl name="bgSibTrans2D1">
-    <dgm:fillClrLst>
-      <a:schemeClr val="accent1">
-        <a:shade val="90000"/>
-      </a:schemeClr>
-      <a:schemeClr val="accent1">
-        <a:tint val="70000"/>
-      </a:schemeClr>
-    </dgm:fillClrLst>
-    <dgm:linClrLst>
-      <a:schemeClr val="accent1">
-        <a:shade val="90000"/>
-      </a:schemeClr>
-      <a:schemeClr val="accent1">
-        <a:tint val="70000"/>
-      </a:schemeClr>
-    </dgm:linClrLst>
-    <dgm:effectClrLst/>
-    <dgm:txLinClrLst/>
-    <dgm:txFillClrLst meth="repeat">
-      <a:schemeClr val="lt1"/>
-    </dgm:txFillClrLst>
-    <dgm:txEffectClrLst/>
-  </dgm:styleLbl>
-  <dgm:styleLbl name="sibTrans1D1">
-    <dgm:fillClrLst>
-      <a:schemeClr val="accent1">
-        <a:shade val="90000"/>
-      </a:schemeClr>
-      <a:schemeClr val="accent1">
-        <a:tint val="70000"/>
-      </a:schemeClr>
-    </dgm:fillClrLst>
-    <dgm:linClrLst>
-      <a:schemeClr val="accent1">
-        <a:shade val="90000"/>
-      </a:schemeClr>
-      <a:schemeClr val="accent1">
-        <a:tint val="70000"/>
-      </a:schemeClr>
-    </dgm:linClrLst>
-    <dgm:effectClrLst/>
-    <dgm:txLinClrLst/>
-    <dgm:txFillClrLst meth="repeat">
-      <a:schemeClr val="tx1"/>
-    </dgm:txFillClrLst>
-    <dgm:txEffectClrLst/>
-  </dgm:styleLbl>
-  <dgm:styleLbl name="callout">
-    <dgm:fillClrLst meth="repeat">
-      <a:schemeClr val="accent1"/>
-    </dgm:fillClrLst>
-    <dgm:linClrLst meth="repeat">
-      <a:schemeClr val="accent1"/>
-    </dgm:linClrLst>
-    <dgm:effectClrLst/>
-    <dgm:txLinClrLst/>
-    <dgm:txFillClrLst meth="repeat">
-      <a:schemeClr val="tx1"/>
-    </dgm:txFillClrLst>
-    <dgm:txEffectClrLst/>
-  </dgm:styleLbl>
-  <dgm:styleLbl name="asst0">
-    <dgm:fillClrLst meth="repeat">
-      <a:schemeClr val="accent1">
-        <a:shade val="80000"/>
-      </a:schemeClr>
-    </dgm:fillClrLst>
-    <dgm:linClrLst meth="repeat">
-      <a:schemeClr val="lt1"/>
-    </dgm:linClrLst>
-    <dgm:effectClrLst/>
-    <dgm:txLinClrLst/>
-    <dgm:txFillClrLst/>
-    <dgm:txEffectClrLst/>
-  </dgm:styleLbl>
-  <dgm:styleLbl name="asst1">
-    <dgm:fillClrLst meth="repeat">
-      <a:schemeClr val="accent1">
-        <a:shade val="80000"/>
-      </a:schemeClr>
-    </dgm:fillClrLst>
-    <dgm:linClrLst meth="repeat">
-      <a:schemeClr val="lt1"/>
-    </dgm:linClrLst>
-    <dgm:effectClrLst/>
-    <dgm:txLinClrLst/>
-    <dgm:txFillClrLst/>
-    <dgm:txEffectClrLst/>
-  </dgm:styleLbl>
-  <dgm:styleLbl name="asst2">
-    <dgm:fillClrLst>
-      <a:schemeClr val="accent1">
-        <a:tint val="99000"/>
-      </a:schemeClr>
-    </dgm:fillClrLst>
-    <dgm:linClrLst meth="repeat">
-      <a:schemeClr val="lt1"/>
-    </dgm:linClrLst>
-    <dgm:effectClrLst/>
-    <dgm:txLinClrLst/>
-    <dgm:txFillClrLst/>
-    <dgm:txEffectClrLst/>
-  </dgm:styleLbl>
-  <dgm:styleLbl name="asst3">
-    <dgm:fillClrLst>
-      <a:schemeClr val="accent1">
-        <a:tint val="80000"/>
-      </a:schemeClr>
-    </dgm:fillClrLst>
-    <dgm:linClrLst meth="repeat">
-      <a:schemeClr val="lt1"/>
-    </dgm:linClrLst>
-    <dgm:effectClrLst/>
-    <dgm:txLinClrLst/>
-    <dgm:txFillClrLst/>
-    <dgm:txEffectClrLst/>
-  </dgm:styleLbl>
-  <dgm:styleLbl name="asst4">
-    <dgm:fillClrLst>
-      <a:schemeClr val="accent1">
-        <a:tint val="70000"/>
-      </a:schemeClr>
-    </dgm:fillClrLst>
-    <dgm:linClrLst meth="repeat">
-      <a:schemeClr val="lt1"/>
-    </dgm:linClrLst>
-    <dgm:effectClrLst/>
-    <dgm:txLinClrLst/>
-    <dgm:txFillClrLst/>
-    <dgm:txEffectClrLst/>
-  </dgm:styleLbl>
-  <dgm:styleLbl name="parChTrans2D1">
-    <dgm:fillClrLst meth="repeat">
-      <a:schemeClr val="accent1">
-        <a:tint val="60000"/>
-      </a:schemeClr>
-    </dgm:fillClrLst>
-    <dgm:linClrLst meth="repeat">
-      <a:schemeClr val="accent1">
-        <a:tint val="60000"/>
-      </a:schemeClr>
-    </dgm:linClrLst>
-    <dgm:effectClrLst/>
-    <dgm:txLinClrLst/>
-    <dgm:txFillClrLst meth="repeat">
-      <a:schemeClr val="lt1"/>
-    </dgm:txFillClrLst>
-    <dgm:txEffectClrLst/>
-  </dgm:styleLbl>
-  <dgm:styleLbl name="parChTrans2D2">
-    <dgm:fillClrLst meth="repeat">
-      <a:schemeClr val="accent1">
-        <a:tint val="90000"/>
-      </a:schemeClr>
-    </dgm:fillClrLst>
-    <dgm:linClrLst meth="repeat">
-      <a:schemeClr val="accent1">
-        <a:tint val="90000"/>
-      </a:schemeClr>
-    </dgm:linClrLst>
-    <dgm:effectClrLst/>
-    <dgm:txLinClrLst/>
-    <dgm:txFillClrLst/>
-    <dgm:txEffectClrLst/>
-  </dgm:styleLbl>
-  <dgm:styleLbl name="parChTrans2D3">
-    <dgm:fillClrLst meth="repeat">
-      <a:schemeClr val="accent1">
-        <a:tint val="70000"/>
-      </a:schemeClr>
-    </dgm:fillClrLst>
-    <dgm:linClrLst meth="repeat">
-      <a:schemeClr val="accent1">
-        <a:tint val="70000"/>
-      </a:schemeClr>
-    </dgm:linClrLst>
-    <dgm:effectClrLst/>
-    <dgm:txLinClrLst/>
-    <dgm:txFillClrLst/>
-    <dgm:txEffectClrLst/>
-  </dgm:styleLbl>
-  <dgm:styleLbl name="parChTrans2D4">
-    <dgm:fillClrLst meth="repeat">
-      <a:schemeClr val="accent1">
-        <a:tint val="50000"/>
-      </a:schemeClr>
-    </dgm:fillClrLst>
-    <dgm:linClrLst meth="repeat">
-      <a:schemeClr val="accent1">
-        <a:tint val="50000"/>
-      </a:schemeClr>
-    </dgm:linClrLst>
-    <dgm:effectClrLst/>
-    <dgm:txLinClrLst/>
-    <dgm:txFillClrLst meth="repeat">
-      <a:schemeClr val="lt1"/>
-    </dgm:txFillClrLst>
-    <dgm:txEffectClrLst/>
-  </dgm:styleLbl>
-  <dgm:styleLbl name="parChTrans1D1">
-    <dgm:fillClrLst meth="repeat">
-      <a:schemeClr val="accent1">
-        <a:shade val="80000"/>
-      </a:schemeClr>
-    </dgm:fillClrLst>
-    <dgm:linClrLst meth="repeat">
-      <a:schemeClr val="accent1">
-        <a:shade val="80000"/>
-      </a:schemeClr>
-    </dgm:linClrLst>
-    <dgm:effectClrLst/>
-    <dgm:txLinClrLst/>
-    <dgm:txFillClrLst meth="repeat">
-      <a:schemeClr val="tx1"/>
-    </dgm:txFillClrLst>
-    <dgm:txEffectClrLst/>
-  </dgm:styleLbl>
-  <dgm:styleLbl name="parChTrans1D2">
-    <dgm:fillClrLst meth="repeat">
-      <a:schemeClr val="accent1">
-        <a:tint val="99000"/>
-      </a:schemeClr>
-    </dgm:fillClrLst>
-    <dgm:linClrLst meth="repeat">
-      <a:schemeClr val="accent1">
-        <a:tint val="99000"/>
-      </a:schemeClr>
-    </dgm:linClrLst>
-    <dgm:effectClrLst/>
-    <dgm:txLinClrLst/>
-    <dgm:txFillClrLst meth="repeat">
-      <a:schemeClr val="tx1"/>
-    </dgm:txFillClrLst>
-    <dgm:txEffectClrLst/>
-  </dgm:styleLbl>
-  <dgm:styleLbl name="parChTrans1D3">
-    <dgm:fillClrLst meth="repeat">
-      <a:schemeClr val="accent1">
-        <a:tint val="80000"/>
-      </a:schemeClr>
-    </dgm:fillClrLst>
-    <dgm:linClrLst meth="repeat">
-      <a:schemeClr val="accent1">
-        <a:tint val="80000"/>
-      </a:schemeClr>
-    </dgm:linClrLst>
-    <dgm:effectClrLst/>
-    <dgm:txLinClrLst/>
-    <dgm:txFillClrLst meth="repeat">
-      <a:schemeClr val="tx1"/>
-    </dgm:txFillClrLst>
-    <dgm:txEffectClrLst/>
-  </dgm:styleLbl>
-  <dgm:styleLbl name="parChTrans1D4">
-    <dgm:fillClrLst meth="repeat">
-      <a:schemeClr val="accent1">
-        <a:tint val="70000"/>
-      </a:schemeClr>
-    </dgm:fillClrLst>
-    <dgm:linClrLst meth="repeat">
-      <a:schemeClr val="accent1">
-        <a:tint val="70000"/>
-      </a:schemeClr>
-    </dgm:linClrLst>
-    <dgm:effectClrLst/>
-    <dgm:txLinClrLst/>
-    <dgm:txFillClrLst meth="repeat">
-      <a:schemeClr val="tx1"/>
-    </dgm:txFillClrLst>
-    <dgm:txEffectClrLst/>
-  </dgm:styleLbl>
-  <dgm:styleLbl name="fgAcc1">
-    <dgm:fillClrLst meth="repeat">
-      <a:schemeClr val="lt1">
-        <a:alpha val="90000"/>
-      </a:schemeClr>
-    </dgm:fillClrLst>
-    <dgm:linClrLst>
-      <a:schemeClr val="accent1">
-        <a:shade val="80000"/>
-      </a:schemeClr>
-      <a:schemeClr val="accent1">
-        <a:tint val="70000"/>
-      </a:schemeClr>
-    </dgm:linClrLst>
-    <dgm:effectClrLst/>
-    <dgm:txLinClrLst/>
-    <dgm:txFillClrLst meth="repeat">
-      <a:schemeClr val="dk1"/>
-    </dgm:txFillClrLst>
-    <dgm:txEffectClrLst/>
-  </dgm:styleLbl>
-  <dgm:styleLbl name="conFgAcc1">
-    <dgm:fillClrLst meth="repeat">
-      <a:schemeClr val="lt1">
-        <a:alpha val="90000"/>
-      </a:schemeClr>
-    </dgm:fillClrLst>
-    <dgm:linClrLst>
-      <a:schemeClr val="accent1">
-        <a:shade val="80000"/>
-      </a:schemeClr>
-      <a:schemeClr val="accent1">
-        <a:tint val="70000"/>
-      </a:schemeClr>
-    </dgm:linClrLst>
-    <dgm:effectClrLst/>
-    <dgm:txLinClrLst/>
-    <dgm:txFillClrLst meth="repeat">
-      <a:schemeClr val="dk1"/>
-    </dgm:txFillClrLst>
-    <dgm:txEffectClrLst/>
-  </dgm:styleLbl>
-  <dgm:styleLbl name="alignAcc1">
-    <dgm:fillClrLst meth="repeat">
-      <a:schemeClr val="lt1">
-        <a:alpha val="90000"/>
-      </a:schemeClr>
-    </dgm:fillClrLst>
-    <dgm:linClrLst>
-      <a:schemeClr val="accent1">
-        <a:shade val="80000"/>
-      </a:schemeClr>
-      <a:schemeClr val="accent1">
-        <a:tint val="70000"/>
-      </a:schemeClr>
-    </dgm:linClrLst>
-    <dgm:effectClrLst/>
-    <dgm:txLinClrLst/>
-    <dgm:txFillClrLst meth="repeat">
-      <a:schemeClr val="dk1"/>
-    </dgm:txFillClrLst>
-    <dgm:txEffectClrLst/>
-  </dgm:styleLbl>
-  <dgm:styleLbl name="trAlignAcc1">
-    <dgm:fillClrLst meth="repeat">
-      <a:schemeClr val="lt1">
-        <a:alpha val="40000"/>
-      </a:schemeClr>
-    </dgm:fillClrLst>
-    <dgm:linClrLst meth="repeat">
-      <a:schemeClr val="accent1"/>
-    </dgm:linClrLst>
-    <dgm:effectClrLst/>
-    <dgm:txLinClrLst/>
-    <dgm:txFillClrLst meth="repeat">
-      <a:schemeClr val="dk1"/>
-    </dgm:txFillClrLst>
-    <dgm:txEffectClrLst/>
-  </dgm:styleLbl>
-  <dgm:styleLbl name="bgAcc1">
-    <dgm:fillClrLst meth="repeat">
-      <a:schemeClr val="lt1">
-        <a:alpha val="90000"/>
-      </a:schemeClr>
-    </dgm:fillClrLst>
-    <dgm:linClrLst>
-      <a:schemeClr val="accent1">
-        <a:shade val="80000"/>
-      </a:schemeClr>
-      <a:schemeClr val="accent1">
-        <a:tint val="70000"/>
-      </a:schemeClr>
-    </dgm:linClrLst>
-    <dgm:effectClrLst/>
-    <dgm:txLinClrLst/>
-    <dgm:txFillClrLst meth="repeat">
-      <a:schemeClr val="dk1"/>
-    </dgm:txFillClrLst>
-    <dgm:txEffectClrLst/>
-  </dgm:styleLbl>
-  <dgm:styleLbl name="solidFgAcc1">
-    <dgm:fillClrLst meth="repeat">
-      <a:schemeClr val="lt1"/>
-    </dgm:fillClrLst>
-    <dgm:linClrLst>
-      <a:schemeClr val="accent1">
-        <a:shade val="80000"/>
-      </a:schemeClr>
-      <a:schemeClr val="accent1">
-        <a:tint val="70000"/>
-      </a:schemeClr>
-    </dgm:linClrLst>
-    <dgm:effectClrLst/>
-    <dgm:txLinClrLst/>
-    <dgm:txFillClrLst meth="repeat">
-      <a:schemeClr val="dk1"/>
-    </dgm:txFillClrLst>
-    <dgm:txEffectClrLst/>
-  </dgm:styleLbl>
-  <dgm:styleLbl name="solidAlignAcc1">
-    <dgm:fillClrLst meth="repeat">
-      <a:schemeClr val="lt1"/>
-    </dgm:fillClrLst>
-    <dgm:linClrLst meth="repeat">
-      <a:schemeClr val="accent1"/>
-    </dgm:linClrLst>
-    <dgm:effectClrLst/>
-    <dgm:txLinClrLst/>
-    <dgm:txFillClrLst meth="repeat">
-      <a:schemeClr val="dk1"/>
-    </dgm:txFillClrLst>
-    <dgm:txEffectClrLst/>
-  </dgm:styleLbl>
-  <dgm:styleLbl name="solidBgAcc1">
-    <dgm:fillClrLst meth="repeat">
-      <a:schemeClr val="lt1"/>
-    </dgm:fillClrLst>
-    <dgm:linClrLst meth="repeat">
-      <a:schemeClr val="accent1"/>
-    </dgm:linClrLst>
-    <dgm:effectClrLst/>
-    <dgm:txLinClrLst/>
-    <dgm:txFillClrLst meth="repeat">
-      <a:schemeClr val="dk1"/>
-    </dgm:txFillClrLst>
-    <dgm:txEffectClrLst/>
-  </dgm:styleLbl>
-  <dgm:styleLbl name="fgAccFollowNode1">
-    <dgm:fillClrLst meth="repeat">
-      <a:schemeClr val="accent1">
-        <a:alpha val="90000"/>
-        <a:tint val="40000"/>
-      </a:schemeClr>
-    </dgm:fillClrLst>
-    <dgm:linClrLst meth="repeat">
-      <a:schemeClr val="accent1">
-        <a:alpha val="90000"/>
-        <a:tint val="40000"/>
-      </a:schemeClr>
-    </dgm:linClrLst>
-    <dgm:effectClrLst/>
-    <dgm:txLinClrLst/>
-    <dgm:txFillClrLst meth="repeat">
-      <a:schemeClr val="dk1"/>
-    </dgm:txFillClrLst>
-    <dgm:txEffectClrLst/>
-  </dgm:styleLbl>
-  <dgm:styleLbl name="alignAccFollowNode1">
-    <dgm:fillClrLst meth="repeat">
-      <a:schemeClr val="accent1">
-        <a:alpha val="90000"/>
-        <a:tint val="40000"/>
-      </a:schemeClr>
-    </dgm:fillClrLst>
-    <dgm:linClrLst meth="repeat">
-      <a:schemeClr val="accent1">
-        <a:alpha val="90000"/>
-        <a:tint val="40000"/>
-      </a:schemeClr>
-    </dgm:linClrLst>
-    <dgm:effectClrLst/>
-    <dgm:txLinClrLst/>
-    <dgm:txFillClrLst meth="repeat">
-      <a:schemeClr val="dk1"/>
-    </dgm:txFillClrLst>
-    <dgm:txEffectClrLst/>
-  </dgm:styleLbl>
-  <dgm:styleLbl name="bgAccFollowNode1">
-    <dgm:fillClrLst meth="repeat">
-      <a:schemeClr val="accent1">
-        <a:alpha val="90000"/>
-        <a:tint val="40000"/>
-      </a:schemeClr>
-    </dgm:fillClrLst>
-    <dgm:linClrLst meth="repeat">
-      <a:schemeClr val="lt1"/>
-    </dgm:linClrLst>
-    <dgm:effectClrLst/>
-    <dgm:txLinClrLst/>
-    <dgm:txFillClrLst meth="repeat">
-      <a:schemeClr val="dk1"/>
-    </dgm:txFillClrLst>
-    <dgm:txEffectClrLst/>
-  </dgm:styleLbl>
-  <dgm:styleLbl name="fgAcc0">
-    <dgm:fillClrLst meth="repeat">
-      <a:schemeClr val="lt1">
-        <a:alpha val="90000"/>
-      </a:schemeClr>
-    </dgm:fillClrLst>
-    <dgm:linClrLst meth="repeat">
-      <a:schemeClr val="accent1">
-        <a:shade val="80000"/>
-      </a:schemeClr>
-    </dgm:linClrLst>
-    <dgm:effectClrLst/>
-    <dgm:txLinClrLst/>
-    <dgm:txFillClrLst meth="repeat">
-      <a:schemeClr val="dk1"/>
-    </dgm:txFillClrLst>
-    <dgm:txEffectClrLst/>
-  </dgm:styleLbl>
-  <dgm:styleLbl name="fgAcc2">
-    <dgm:fillClrLst meth="repeat">
-      <a:schemeClr val="lt1">
-        <a:alpha val="90000"/>
-      </a:schemeClr>
-    </dgm:fillClrLst>
-    <dgm:linClrLst meth="repeat">
-      <a:schemeClr val="accent1">
-        <a:tint val="99000"/>
-      </a:schemeClr>
-    </dgm:linClrLst>
-    <dgm:effectClrLst/>
-    <dgm:txLinClrLst/>
-    <dgm:txFillClrLst meth="repeat">
-      <a:schemeClr val="dk1"/>
-    </dgm:txFillClrLst>
-    <dgm:txEffectClrLst/>
-  </dgm:styleLbl>
-  <dgm:styleLbl name="fgAcc3">
-    <dgm:fillClrLst meth="repeat">
-      <a:schemeClr val="lt1">
-        <a:alpha val="90000"/>
-      </a:schemeClr>
-    </dgm:fillClrLst>
-    <dgm:linClrLst meth="repeat">
-      <a:schemeClr val="accent1">
-        <a:tint val="80000"/>
-      </a:schemeClr>
-    </dgm:linClrLst>
-    <dgm:effectClrLst/>
-    <dgm:txLinClrLst/>
-    <dgm:txFillClrLst meth="repeat">
-      <a:schemeClr val="dk1"/>
-    </dgm:txFillClrLst>
-    <dgm:txEffectClrLst/>
-  </dgm:styleLbl>
-  <dgm:styleLbl name="fgAcc4">
-    <dgm:fillClrLst meth="repeat">
-      <a:schemeClr val="lt1">
-        <a:alpha val="90000"/>
-      </a:schemeClr>
-    </dgm:fillClrLst>
-    <dgm:linClrLst meth="repeat">
-      <a:schemeClr val="accent1">
-        <a:tint val="70000"/>
-      </a:schemeClr>
-    </dgm:linClrLst>
-    <dgm:effectClrLst/>
-    <dgm:txLinClrLst/>
-    <dgm:txFillClrLst meth="repeat">
-      <a:schemeClr val="dk1"/>
-    </dgm:txFillClrLst>
-    <dgm:txEffectClrLst/>
-  </dgm:styleLbl>
-  <dgm:styleLbl name="bgShp">
-    <dgm:fillClrLst meth="repeat">
-      <a:schemeClr val="accent1">
-        <a:tint val="40000"/>
-      </a:schemeClr>
-    </dgm:fillClrLst>
-    <dgm:linClrLst meth="repeat">
-      <a:schemeClr val="dk1"/>
-    </dgm:linClrLst>
-    <dgm:effectClrLst/>
-    <dgm:txLinClrLst/>
-    <dgm:txFillClrLst meth="repeat">
-      <a:schemeClr val="dk1"/>
-    </dgm:txFillClrLst>
-    <dgm:txEffectClrLst/>
-  </dgm:styleLbl>
-  <dgm:styleLbl name="dkBgShp">
-    <dgm:fillClrLst meth="repeat">
-      <a:schemeClr val="accent1">
-        <a:shade val="90000"/>
-      </a:schemeClr>
-    </dgm:fillClrLst>
-    <dgm:linClrLst meth="repeat">
-      <a:schemeClr val="dk1"/>
-    </dgm:linClrLst>
-    <dgm:effectClrLst/>
-    <dgm:txLinClrLst/>
-    <dgm:txFillClrLst meth="repeat">
-      <a:schemeClr val="lt1"/>
-    </dgm:txFillClrLst>
-    <dgm:txEffectClrLst/>
-  </dgm:styleLbl>
-  <dgm:styleLbl name="trBgShp">
-    <dgm:fillClrLst meth="repeat">
-      <a:schemeClr val="accent1">
-        <a:tint val="50000"/>
-        <a:alpha val="40000"/>
-      </a:schemeClr>
-    </dgm:fillClrLst>
-    <dgm:linClrLst meth="repeat">
-      <a:schemeClr val="accent1"/>
-    </dgm:linClrLst>
-    <dgm:effectClrLst/>
-    <dgm:txLinClrLst/>
-    <dgm:txFillClrLst meth="repeat">
-      <a:schemeClr val="lt1"/>
-    </dgm:txFillClrLst>
-    <dgm:txEffectClrLst/>
-  </dgm:styleLbl>
-  <dgm:styleLbl name="fgShp">
-    <dgm:fillClrLst meth="repeat">
-      <a:schemeClr val="accent1">
-        <a:tint val="40000"/>
-      </a:schemeClr>
-    </dgm:fillClrLst>
-    <dgm:linClrLst meth="repeat">
-      <a:schemeClr val="lt1"/>
-    </dgm:linClrLst>
-    <dgm:effectClrLst/>
-    <dgm:txLinClrLst/>
-    <dgm:txFillClrLst meth="repeat">
-      <a:schemeClr val="dk1"/>
-    </dgm:txFillClrLst>
-    <dgm:txEffectClrLst/>
-  </dgm:styleLbl>
-  <dgm:styleLbl name="revTx">
-    <dgm:fillClrLst meth="repeat">
-      <a:schemeClr val="lt1">
-        <a:alpha val="0"/>
-      </a:schemeClr>
-    </dgm:fillClrLst>
-    <dgm:linClrLst meth="repeat">
-      <a:schemeClr val="dk1">
-        <a:alpha val="0"/>
-      </a:schemeClr>
-    </dgm:linClrLst>
-    <dgm:effectClrLst/>
-    <dgm:txLinClrLst/>
-    <dgm:txFillClrLst meth="repeat">
-      <a:schemeClr val="tx1"/>
-    </dgm:txFillClrLst>
-    <dgm:txEffectClrLst/>
-  </dgm:styleLbl>
-</dgm:colorsDef>
-</file>
-
 <file path=word/diagrams/data1.xml><?xml version="1.0" encoding="utf-8"?>
 <dgm:dataModel xmlns:dgm="http://schemas.openxmlformats.org/drawingml/2006/diagram" xmlns:a="http://schemas.openxmlformats.org/drawingml/2006/main">
   <dgm:ptLst>
@@ -19229,374 +19824,7 @@
   <dgm:whole/>
   <dgm:extLst>
     <a:ext uri="http://schemas.microsoft.com/office/drawing/2008/diagram">
-      <dsp:dataModelExt xmlns:dsp="http://schemas.microsoft.com/office/drawing/2008/diagram" relId="rId17" minVer="http://schemas.openxmlformats.org/drawingml/2006/diagram"/>
-    </a:ext>
-  </dgm:extLst>
-</dgm:dataModel>
-</file>
-
-<file path=word/diagrams/data2.xml><?xml version="1.0" encoding="utf-8"?>
-<dgm:dataModel xmlns:dgm="http://schemas.openxmlformats.org/drawingml/2006/diagram" xmlns:a="http://schemas.openxmlformats.org/drawingml/2006/main">
-  <dgm:ptLst>
-    <dgm:pt modelId="{D5D691DC-D885-48A6-A267-1C0138A44F48}" type="doc">
-      <dgm:prSet loTypeId="urn:microsoft.com/office/officeart/2005/8/layout/orgChart1" loCatId="hierarchy" qsTypeId="urn:microsoft.com/office/officeart/2005/8/quickstyle/simple5" qsCatId="simple" csTypeId="urn:microsoft.com/office/officeart/2005/8/colors/accent1_3" csCatId="accent1" phldr="1"/>
-      <dgm:spPr/>
-      <dgm:t>
-        <a:bodyPr/>
-        <a:lstStyle/>
-        <a:p>
-          <a:endParaRPr lang="en-US"/>
-        </a:p>
-      </dgm:t>
-    </dgm:pt>
-    <dgm:pt modelId="{B018CC06-020C-453E-9306-B83E811871BC}">
-      <dgm:prSet phldrT="[Text]"/>
-      <dgm:spPr/>
-      <dgm:t>
-        <a:bodyPr/>
-        <a:lstStyle/>
-        <a:p>
-          <a:r>
-            <a:rPr lang="en-US"/>
-            <a:t>ExtractableItem</a:t>
-          </a:r>
-        </a:p>
-      </dgm:t>
-    </dgm:pt>
-    <dgm:pt modelId="{762696F7-1012-41E7-A30B-A3E056CCC6E8}" type="parTrans" cxnId="{4E8FE01F-0A5E-4FDE-A0C3-0A72034628F5}">
-      <dgm:prSet/>
-      <dgm:spPr/>
-      <dgm:t>
-        <a:bodyPr/>
-        <a:lstStyle/>
-        <a:p>
-          <a:endParaRPr lang="en-US"/>
-        </a:p>
-      </dgm:t>
-    </dgm:pt>
-    <dgm:pt modelId="{268D73EB-EBC8-4470-89E9-200F8DAE376F}" type="sibTrans" cxnId="{4E8FE01F-0A5E-4FDE-A0C3-0A72034628F5}">
-      <dgm:prSet/>
-      <dgm:spPr/>
-      <dgm:t>
-        <a:bodyPr/>
-        <a:lstStyle/>
-        <a:p>
-          <a:endParaRPr lang="en-US"/>
-        </a:p>
-      </dgm:t>
-    </dgm:pt>
-    <dgm:pt modelId="{E794B575-4EDE-4B6B-81FB-E81D241F4F76}">
-      <dgm:prSet phldrT="[Text]"/>
-      <dgm:spPr/>
-      <dgm:t>
-        <a:bodyPr/>
-        <a:lstStyle/>
-        <a:p>
-          <a:r>
-            <a:rPr lang="en-US"/>
-            <a:t>Character</a:t>
-          </a:r>
-        </a:p>
-      </dgm:t>
-    </dgm:pt>
-    <dgm:pt modelId="{71AB4828-EBB4-4659-A81F-976610ADE475}" type="parTrans" cxnId="{60E90270-A22C-48E8-8670-03ADA58B443F}">
-      <dgm:prSet/>
-      <dgm:spPr/>
-      <dgm:t>
-        <a:bodyPr/>
-        <a:lstStyle/>
-        <a:p>
-          <a:endParaRPr lang="en-US"/>
-        </a:p>
-      </dgm:t>
-    </dgm:pt>
-    <dgm:pt modelId="{2F99B6F2-7EA5-4B31-9914-36D4AADC084A}" type="sibTrans" cxnId="{60E90270-A22C-48E8-8670-03ADA58B443F}">
-      <dgm:prSet/>
-      <dgm:spPr/>
-      <dgm:t>
-        <a:bodyPr/>
-        <a:lstStyle/>
-        <a:p>
-          <a:endParaRPr lang="en-US"/>
-        </a:p>
-      </dgm:t>
-    </dgm:pt>
-    <dgm:pt modelId="{A61BA25A-B433-45F5-BE74-6820197E82CB}">
-      <dgm:prSet phldrT="[Text]"/>
-      <dgm:spPr/>
-      <dgm:t>
-        <a:bodyPr/>
-        <a:lstStyle/>
-        <a:p>
-          <a:r>
-            <a:rPr lang="en-US"/>
-            <a:t>Prop</a:t>
-          </a:r>
-        </a:p>
-      </dgm:t>
-    </dgm:pt>
-    <dgm:pt modelId="{FDA9F52B-E5C5-4C56-89B4-A3D2C4BFA01E}" type="parTrans" cxnId="{62716514-8F01-4724-AAE6-67B3ACAD3FA3}">
-      <dgm:prSet/>
-      <dgm:spPr/>
-      <dgm:t>
-        <a:bodyPr/>
-        <a:lstStyle/>
-        <a:p>
-          <a:endParaRPr lang="en-US"/>
-        </a:p>
-      </dgm:t>
-    </dgm:pt>
-    <dgm:pt modelId="{4EE4C195-C875-48BB-BA6F-EC3FF6EA903D}" type="sibTrans" cxnId="{62716514-8F01-4724-AAE6-67B3ACAD3FA3}">
-      <dgm:prSet/>
-      <dgm:spPr/>
-      <dgm:t>
-        <a:bodyPr/>
-        <a:lstStyle/>
-        <a:p>
-          <a:endParaRPr lang="en-US"/>
-        </a:p>
-      </dgm:t>
-    </dgm:pt>
-    <dgm:pt modelId="{0C120C6D-4336-47CB-A07B-4658B48A1315}">
-      <dgm:prSet phldrT="[Text]"/>
-      <dgm:spPr/>
-      <dgm:t>
-        <a:bodyPr/>
-        <a:lstStyle/>
-        <a:p>
-          <a:r>
-            <a:rPr lang="en-US"/>
-            <a:t>SetDressing</a:t>
-          </a:r>
-        </a:p>
-      </dgm:t>
-    </dgm:pt>
-    <dgm:pt modelId="{A53B76DB-1877-4867-8AAD-1CFEA73EF295}" type="parTrans" cxnId="{2514D979-3DA2-40C6-A090-877374755F5D}">
-      <dgm:prSet/>
-      <dgm:spPr/>
-      <dgm:t>
-        <a:bodyPr/>
-        <a:lstStyle/>
-        <a:p>
-          <a:endParaRPr lang="en-US"/>
-        </a:p>
-      </dgm:t>
-    </dgm:pt>
-    <dgm:pt modelId="{4868F9BA-BB42-4F63-901A-5C244C1EAF90}" type="sibTrans" cxnId="{2514D979-3DA2-40C6-A090-877374755F5D}">
-      <dgm:prSet/>
-      <dgm:spPr/>
-      <dgm:t>
-        <a:bodyPr/>
-        <a:lstStyle/>
-        <a:p>
-          <a:endParaRPr lang="en-US"/>
-        </a:p>
-      </dgm:t>
-    </dgm:pt>
-    <dgm:pt modelId="{35B0C164-A61E-4B93-9E52-795C1E24D612}" type="pres">
-      <dgm:prSet presAssocID="{D5D691DC-D885-48A6-A267-1C0138A44F48}" presName="hierChild1" presStyleCnt="0">
-        <dgm:presLayoutVars>
-          <dgm:orgChart val="1"/>
-          <dgm:chPref val="1"/>
-          <dgm:dir/>
-          <dgm:animOne val="branch"/>
-          <dgm:animLvl val="lvl"/>
-          <dgm:resizeHandles/>
-        </dgm:presLayoutVars>
-      </dgm:prSet>
-      <dgm:spPr/>
-    </dgm:pt>
-    <dgm:pt modelId="{F10BB9F4-F4D0-4302-A765-290C12989813}" type="pres">
-      <dgm:prSet presAssocID="{B018CC06-020C-453E-9306-B83E811871BC}" presName="hierRoot1" presStyleCnt="0">
-        <dgm:presLayoutVars>
-          <dgm:hierBranch val="init"/>
-        </dgm:presLayoutVars>
-      </dgm:prSet>
-      <dgm:spPr/>
-    </dgm:pt>
-    <dgm:pt modelId="{1C406DB0-F7DC-4D2C-A324-A953815CFFC0}" type="pres">
-      <dgm:prSet presAssocID="{B018CC06-020C-453E-9306-B83E811871BC}" presName="rootComposite1" presStyleCnt="0"/>
-      <dgm:spPr/>
-    </dgm:pt>
-    <dgm:pt modelId="{1830124F-3C81-43E7-8C19-282DEA784D5B}" type="pres">
-      <dgm:prSet presAssocID="{B018CC06-020C-453E-9306-B83E811871BC}" presName="rootText1" presStyleLbl="node0" presStyleIdx="0" presStyleCnt="1">
-        <dgm:presLayoutVars>
-          <dgm:chPref val="3"/>
-        </dgm:presLayoutVars>
-      </dgm:prSet>
-      <dgm:spPr/>
-    </dgm:pt>
-    <dgm:pt modelId="{D6499037-F956-4052-A0C1-4D6189DEDACF}" type="pres">
-      <dgm:prSet presAssocID="{B018CC06-020C-453E-9306-B83E811871BC}" presName="rootConnector1" presStyleLbl="node1" presStyleIdx="0" presStyleCnt="0"/>
-      <dgm:spPr/>
-    </dgm:pt>
-    <dgm:pt modelId="{586C19F6-0490-4662-80E4-C9B524F732E2}" type="pres">
-      <dgm:prSet presAssocID="{B018CC06-020C-453E-9306-B83E811871BC}" presName="hierChild2" presStyleCnt="0"/>
-      <dgm:spPr/>
-    </dgm:pt>
-    <dgm:pt modelId="{5B7CC379-E6D8-4B1F-8C1D-E4823D214B91}" type="pres">
-      <dgm:prSet presAssocID="{71AB4828-EBB4-4659-A81F-976610ADE475}" presName="Name37" presStyleLbl="parChTrans1D2" presStyleIdx="0" presStyleCnt="3"/>
-      <dgm:spPr/>
-    </dgm:pt>
-    <dgm:pt modelId="{38C74BBE-5424-4D07-82C6-F9E99C708582}" type="pres">
-      <dgm:prSet presAssocID="{E794B575-4EDE-4B6B-81FB-E81D241F4F76}" presName="hierRoot2" presStyleCnt="0">
-        <dgm:presLayoutVars>
-          <dgm:hierBranch val="init"/>
-        </dgm:presLayoutVars>
-      </dgm:prSet>
-      <dgm:spPr/>
-    </dgm:pt>
-    <dgm:pt modelId="{3104479E-2CE4-4CD7-964B-28939AABBF9C}" type="pres">
-      <dgm:prSet presAssocID="{E794B575-4EDE-4B6B-81FB-E81D241F4F76}" presName="rootComposite" presStyleCnt="0"/>
-      <dgm:spPr/>
-    </dgm:pt>
-    <dgm:pt modelId="{99E48AB9-96F2-42D3-A93A-3B25C89B97A5}" type="pres">
-      <dgm:prSet presAssocID="{E794B575-4EDE-4B6B-81FB-E81D241F4F76}" presName="rootText" presStyleLbl="node2" presStyleIdx="0" presStyleCnt="3">
-        <dgm:presLayoutVars>
-          <dgm:chPref val="3"/>
-        </dgm:presLayoutVars>
-      </dgm:prSet>
-      <dgm:spPr/>
-    </dgm:pt>
-    <dgm:pt modelId="{374AD8E1-1EFD-41E7-8271-C7E2603FA139}" type="pres">
-      <dgm:prSet presAssocID="{E794B575-4EDE-4B6B-81FB-E81D241F4F76}" presName="rootConnector" presStyleLbl="node2" presStyleIdx="0" presStyleCnt="3"/>
-      <dgm:spPr/>
-    </dgm:pt>
-    <dgm:pt modelId="{DB570DF6-625F-4F2E-8F3A-8B090D7AA69D}" type="pres">
-      <dgm:prSet presAssocID="{E794B575-4EDE-4B6B-81FB-E81D241F4F76}" presName="hierChild4" presStyleCnt="0"/>
-      <dgm:spPr/>
-    </dgm:pt>
-    <dgm:pt modelId="{2851C1D0-536A-43EC-8A51-97A8328AFA46}" type="pres">
-      <dgm:prSet presAssocID="{E794B575-4EDE-4B6B-81FB-E81D241F4F76}" presName="hierChild5" presStyleCnt="0"/>
-      <dgm:spPr/>
-    </dgm:pt>
-    <dgm:pt modelId="{42E412A8-CCB4-4FF4-83B6-4C11573F1C89}" type="pres">
-      <dgm:prSet presAssocID="{FDA9F52B-E5C5-4C56-89B4-A3D2C4BFA01E}" presName="Name37" presStyleLbl="parChTrans1D2" presStyleIdx="1" presStyleCnt="3"/>
-      <dgm:spPr/>
-    </dgm:pt>
-    <dgm:pt modelId="{47027958-9B58-4771-A261-6979837FB1CE}" type="pres">
-      <dgm:prSet presAssocID="{A61BA25A-B433-45F5-BE74-6820197E82CB}" presName="hierRoot2" presStyleCnt="0">
-        <dgm:presLayoutVars>
-          <dgm:hierBranch val="init"/>
-        </dgm:presLayoutVars>
-      </dgm:prSet>
-      <dgm:spPr/>
-    </dgm:pt>
-    <dgm:pt modelId="{84093085-9AD7-4DB6-A329-162AC6BDAFA4}" type="pres">
-      <dgm:prSet presAssocID="{A61BA25A-B433-45F5-BE74-6820197E82CB}" presName="rootComposite" presStyleCnt="0"/>
-      <dgm:spPr/>
-    </dgm:pt>
-    <dgm:pt modelId="{E639DA4F-6BB2-429B-BB52-8DFB5541075B}" type="pres">
-      <dgm:prSet presAssocID="{A61BA25A-B433-45F5-BE74-6820197E82CB}" presName="rootText" presStyleLbl="node2" presStyleIdx="1" presStyleCnt="3">
-        <dgm:presLayoutVars>
-          <dgm:chPref val="3"/>
-        </dgm:presLayoutVars>
-      </dgm:prSet>
-      <dgm:spPr/>
-    </dgm:pt>
-    <dgm:pt modelId="{F15371E9-ECE0-4483-90E6-41C778916909}" type="pres">
-      <dgm:prSet presAssocID="{A61BA25A-B433-45F5-BE74-6820197E82CB}" presName="rootConnector" presStyleLbl="node2" presStyleIdx="1" presStyleCnt="3"/>
-      <dgm:spPr/>
-    </dgm:pt>
-    <dgm:pt modelId="{1767CA9E-721F-45D5-9801-E9B4FD197769}" type="pres">
-      <dgm:prSet presAssocID="{A61BA25A-B433-45F5-BE74-6820197E82CB}" presName="hierChild4" presStyleCnt="0"/>
-      <dgm:spPr/>
-    </dgm:pt>
-    <dgm:pt modelId="{AD03971B-2591-403D-818A-FA4F17FF4D81}" type="pres">
-      <dgm:prSet presAssocID="{A61BA25A-B433-45F5-BE74-6820197E82CB}" presName="hierChild5" presStyleCnt="0"/>
-      <dgm:spPr/>
-    </dgm:pt>
-    <dgm:pt modelId="{1ADA19F6-A639-4D08-BEAD-A356977207D1}" type="pres">
-      <dgm:prSet presAssocID="{A53B76DB-1877-4867-8AAD-1CFEA73EF295}" presName="Name37" presStyleLbl="parChTrans1D2" presStyleIdx="2" presStyleCnt="3"/>
-      <dgm:spPr/>
-    </dgm:pt>
-    <dgm:pt modelId="{0A61A927-17C8-49BD-8ECC-0AE381626A36}" type="pres">
-      <dgm:prSet presAssocID="{0C120C6D-4336-47CB-A07B-4658B48A1315}" presName="hierRoot2" presStyleCnt="0">
-        <dgm:presLayoutVars>
-          <dgm:hierBranch val="init"/>
-        </dgm:presLayoutVars>
-      </dgm:prSet>
-      <dgm:spPr/>
-    </dgm:pt>
-    <dgm:pt modelId="{1990ABAB-44CA-4003-B269-F1B7CC5E137E}" type="pres">
-      <dgm:prSet presAssocID="{0C120C6D-4336-47CB-A07B-4658B48A1315}" presName="rootComposite" presStyleCnt="0"/>
-      <dgm:spPr/>
-    </dgm:pt>
-    <dgm:pt modelId="{0838E1AE-45B0-4908-B891-AEEB3D25F892}" type="pres">
-      <dgm:prSet presAssocID="{0C120C6D-4336-47CB-A07B-4658B48A1315}" presName="rootText" presStyleLbl="node2" presStyleIdx="2" presStyleCnt="3">
-        <dgm:presLayoutVars>
-          <dgm:chPref val="3"/>
-        </dgm:presLayoutVars>
-      </dgm:prSet>
-      <dgm:spPr/>
-    </dgm:pt>
-    <dgm:pt modelId="{B29D56EF-4F62-401A-8529-9240BC86AB54}" type="pres">
-      <dgm:prSet presAssocID="{0C120C6D-4336-47CB-A07B-4658B48A1315}" presName="rootConnector" presStyleLbl="node2" presStyleIdx="2" presStyleCnt="3"/>
-      <dgm:spPr/>
-    </dgm:pt>
-    <dgm:pt modelId="{E01BA4F2-A51C-435C-862C-FE604D4F721D}" type="pres">
-      <dgm:prSet presAssocID="{0C120C6D-4336-47CB-A07B-4658B48A1315}" presName="hierChild4" presStyleCnt="0"/>
-      <dgm:spPr/>
-    </dgm:pt>
-    <dgm:pt modelId="{4EC5D3B6-0F30-4ED6-AF43-60C44088A7CD}" type="pres">
-      <dgm:prSet presAssocID="{0C120C6D-4336-47CB-A07B-4658B48A1315}" presName="hierChild5" presStyleCnt="0"/>
-      <dgm:spPr/>
-    </dgm:pt>
-    <dgm:pt modelId="{5FB614AA-3685-4C2A-AC14-4EAE2C083B5C}" type="pres">
-      <dgm:prSet presAssocID="{B018CC06-020C-453E-9306-B83E811871BC}" presName="hierChild3" presStyleCnt="0"/>
-      <dgm:spPr/>
-    </dgm:pt>
-  </dgm:ptLst>
-  <dgm:cxnLst>
-    <dgm:cxn modelId="{62716514-8F01-4724-AAE6-67B3ACAD3FA3}" srcId="{B018CC06-020C-453E-9306-B83E811871BC}" destId="{A61BA25A-B433-45F5-BE74-6820197E82CB}" srcOrd="1" destOrd="0" parTransId="{FDA9F52B-E5C5-4C56-89B4-A3D2C4BFA01E}" sibTransId="{4EE4C195-C875-48BB-BA6F-EC3FF6EA903D}"/>
-    <dgm:cxn modelId="{4E8FE01F-0A5E-4FDE-A0C3-0A72034628F5}" srcId="{D5D691DC-D885-48A6-A267-1C0138A44F48}" destId="{B018CC06-020C-453E-9306-B83E811871BC}" srcOrd="0" destOrd="0" parTransId="{762696F7-1012-41E7-A30B-A3E056CCC6E8}" sibTransId="{268D73EB-EBC8-4470-89E9-200F8DAE376F}"/>
-    <dgm:cxn modelId="{97219D20-3184-4197-A6FA-B7FC8224B6D0}" type="presOf" srcId="{E794B575-4EDE-4B6B-81FB-E81D241F4F76}" destId="{374AD8E1-1EFD-41E7-8271-C7E2603FA139}" srcOrd="1" destOrd="0" presId="urn:microsoft.com/office/officeart/2005/8/layout/orgChart1"/>
-    <dgm:cxn modelId="{C43E934C-8E1B-4E40-8E67-1B1F22EFFCFB}" type="presOf" srcId="{B018CC06-020C-453E-9306-B83E811871BC}" destId="{1830124F-3C81-43E7-8C19-282DEA784D5B}" srcOrd="0" destOrd="0" presId="urn:microsoft.com/office/officeart/2005/8/layout/orgChart1"/>
-    <dgm:cxn modelId="{60E90270-A22C-48E8-8670-03ADA58B443F}" srcId="{B018CC06-020C-453E-9306-B83E811871BC}" destId="{E794B575-4EDE-4B6B-81FB-E81D241F4F76}" srcOrd="0" destOrd="0" parTransId="{71AB4828-EBB4-4659-A81F-976610ADE475}" sibTransId="{2F99B6F2-7EA5-4B31-9914-36D4AADC084A}"/>
-    <dgm:cxn modelId="{2514D979-3DA2-40C6-A090-877374755F5D}" srcId="{B018CC06-020C-453E-9306-B83E811871BC}" destId="{0C120C6D-4336-47CB-A07B-4658B48A1315}" srcOrd="2" destOrd="0" parTransId="{A53B76DB-1877-4867-8AAD-1CFEA73EF295}" sibTransId="{4868F9BA-BB42-4F63-901A-5C244C1EAF90}"/>
-    <dgm:cxn modelId="{800B7689-829F-46F8-A09B-F3059FE470E4}" type="presOf" srcId="{FDA9F52B-E5C5-4C56-89B4-A3D2C4BFA01E}" destId="{42E412A8-CCB4-4FF4-83B6-4C11573F1C89}" srcOrd="0" destOrd="0" presId="urn:microsoft.com/office/officeart/2005/8/layout/orgChart1"/>
-    <dgm:cxn modelId="{11FA1DA4-11BD-42C7-B123-B9D9B9FB74A0}" type="presOf" srcId="{0C120C6D-4336-47CB-A07B-4658B48A1315}" destId="{0838E1AE-45B0-4908-B891-AEEB3D25F892}" srcOrd="0" destOrd="0" presId="urn:microsoft.com/office/officeart/2005/8/layout/orgChart1"/>
-    <dgm:cxn modelId="{AC5F91B3-3243-45AD-A56B-BE0C0E4ADA9F}" type="presOf" srcId="{A53B76DB-1877-4867-8AAD-1CFEA73EF295}" destId="{1ADA19F6-A639-4D08-BEAD-A356977207D1}" srcOrd="0" destOrd="0" presId="urn:microsoft.com/office/officeart/2005/8/layout/orgChart1"/>
-    <dgm:cxn modelId="{80EC5ECC-6CE1-4848-BA0F-508E95F83CEC}" type="presOf" srcId="{71AB4828-EBB4-4659-A81F-976610ADE475}" destId="{5B7CC379-E6D8-4B1F-8C1D-E4823D214B91}" srcOrd="0" destOrd="0" presId="urn:microsoft.com/office/officeart/2005/8/layout/orgChart1"/>
-    <dgm:cxn modelId="{4E4B75CF-045F-4E8C-B2BC-6C94F89563D3}" type="presOf" srcId="{A61BA25A-B433-45F5-BE74-6820197E82CB}" destId="{E639DA4F-6BB2-429B-BB52-8DFB5541075B}" srcOrd="0" destOrd="0" presId="urn:microsoft.com/office/officeart/2005/8/layout/orgChart1"/>
-    <dgm:cxn modelId="{DD97FFD5-DC5A-42E7-B780-AE310C02437A}" type="presOf" srcId="{0C120C6D-4336-47CB-A07B-4658B48A1315}" destId="{B29D56EF-4F62-401A-8529-9240BC86AB54}" srcOrd="1" destOrd="0" presId="urn:microsoft.com/office/officeart/2005/8/layout/orgChart1"/>
-    <dgm:cxn modelId="{9D9A44D8-8DE1-4287-9011-5D23609AF047}" type="presOf" srcId="{E794B575-4EDE-4B6B-81FB-E81D241F4F76}" destId="{99E48AB9-96F2-42D3-A93A-3B25C89B97A5}" srcOrd="0" destOrd="0" presId="urn:microsoft.com/office/officeart/2005/8/layout/orgChart1"/>
-    <dgm:cxn modelId="{86A46BDC-97B4-434D-A193-169BA173C7DA}" type="presOf" srcId="{A61BA25A-B433-45F5-BE74-6820197E82CB}" destId="{F15371E9-ECE0-4483-90E6-41C778916909}" srcOrd="1" destOrd="0" presId="urn:microsoft.com/office/officeart/2005/8/layout/orgChart1"/>
-    <dgm:cxn modelId="{07E905E7-1BA6-4F24-962D-9DA8504B0909}" type="presOf" srcId="{B018CC06-020C-453E-9306-B83E811871BC}" destId="{D6499037-F956-4052-A0C1-4D6189DEDACF}" srcOrd="1" destOrd="0" presId="urn:microsoft.com/office/officeart/2005/8/layout/orgChart1"/>
-    <dgm:cxn modelId="{847DAEFE-68F5-485B-A6E8-B0118EBC5DFC}" type="presOf" srcId="{D5D691DC-D885-48A6-A267-1C0138A44F48}" destId="{35B0C164-A61E-4B93-9E52-795C1E24D612}" srcOrd="0" destOrd="0" presId="urn:microsoft.com/office/officeart/2005/8/layout/orgChart1"/>
-    <dgm:cxn modelId="{41C7D08F-A41A-4F20-8B49-A28FFA8E56E6}" type="presParOf" srcId="{35B0C164-A61E-4B93-9E52-795C1E24D612}" destId="{F10BB9F4-F4D0-4302-A765-290C12989813}" srcOrd="0" destOrd="0" presId="urn:microsoft.com/office/officeart/2005/8/layout/orgChart1"/>
-    <dgm:cxn modelId="{B26E33B9-CA3B-4F9C-9A1F-55B871AC7085}" type="presParOf" srcId="{F10BB9F4-F4D0-4302-A765-290C12989813}" destId="{1C406DB0-F7DC-4D2C-A324-A953815CFFC0}" srcOrd="0" destOrd="0" presId="urn:microsoft.com/office/officeart/2005/8/layout/orgChart1"/>
-    <dgm:cxn modelId="{5911C1D1-F8E8-4F30-8E7A-EF80A245BD45}" type="presParOf" srcId="{1C406DB0-F7DC-4D2C-A324-A953815CFFC0}" destId="{1830124F-3C81-43E7-8C19-282DEA784D5B}" srcOrd="0" destOrd="0" presId="urn:microsoft.com/office/officeart/2005/8/layout/orgChart1"/>
-    <dgm:cxn modelId="{5685D976-E8E7-441A-B9EC-EDEC27278125}" type="presParOf" srcId="{1C406DB0-F7DC-4D2C-A324-A953815CFFC0}" destId="{D6499037-F956-4052-A0C1-4D6189DEDACF}" srcOrd="1" destOrd="0" presId="urn:microsoft.com/office/officeart/2005/8/layout/orgChart1"/>
-    <dgm:cxn modelId="{C483FF59-BAAF-4C1B-8E76-6E2FA9ED19B5}" type="presParOf" srcId="{F10BB9F4-F4D0-4302-A765-290C12989813}" destId="{586C19F6-0490-4662-80E4-C9B524F732E2}" srcOrd="1" destOrd="0" presId="urn:microsoft.com/office/officeart/2005/8/layout/orgChart1"/>
-    <dgm:cxn modelId="{819A8F9F-429E-40D1-BBC0-8311461FDEB0}" type="presParOf" srcId="{586C19F6-0490-4662-80E4-C9B524F732E2}" destId="{5B7CC379-E6D8-4B1F-8C1D-E4823D214B91}" srcOrd="0" destOrd="0" presId="urn:microsoft.com/office/officeart/2005/8/layout/orgChart1"/>
-    <dgm:cxn modelId="{0026ECF9-1BFA-483A-9401-3DBC38B793AD}" type="presParOf" srcId="{586C19F6-0490-4662-80E4-C9B524F732E2}" destId="{38C74BBE-5424-4D07-82C6-F9E99C708582}" srcOrd="1" destOrd="0" presId="urn:microsoft.com/office/officeart/2005/8/layout/orgChart1"/>
-    <dgm:cxn modelId="{C50DA462-F460-431E-87A3-2E2350CC1D4A}" type="presParOf" srcId="{38C74BBE-5424-4D07-82C6-F9E99C708582}" destId="{3104479E-2CE4-4CD7-964B-28939AABBF9C}" srcOrd="0" destOrd="0" presId="urn:microsoft.com/office/officeart/2005/8/layout/orgChart1"/>
-    <dgm:cxn modelId="{FCAEEFD1-0A57-467C-805B-A80058E8EA63}" type="presParOf" srcId="{3104479E-2CE4-4CD7-964B-28939AABBF9C}" destId="{99E48AB9-96F2-42D3-A93A-3B25C89B97A5}" srcOrd="0" destOrd="0" presId="urn:microsoft.com/office/officeart/2005/8/layout/orgChart1"/>
-    <dgm:cxn modelId="{318972A8-0932-434C-9A53-3FE4140DD964}" type="presParOf" srcId="{3104479E-2CE4-4CD7-964B-28939AABBF9C}" destId="{374AD8E1-1EFD-41E7-8271-C7E2603FA139}" srcOrd="1" destOrd="0" presId="urn:microsoft.com/office/officeart/2005/8/layout/orgChart1"/>
-    <dgm:cxn modelId="{478CE270-BC43-4EDB-B7E1-E6111090874D}" type="presParOf" srcId="{38C74BBE-5424-4D07-82C6-F9E99C708582}" destId="{DB570DF6-625F-4F2E-8F3A-8B090D7AA69D}" srcOrd="1" destOrd="0" presId="urn:microsoft.com/office/officeart/2005/8/layout/orgChart1"/>
-    <dgm:cxn modelId="{5F9222D6-8437-4B92-B378-FC169CD39C7E}" type="presParOf" srcId="{38C74BBE-5424-4D07-82C6-F9E99C708582}" destId="{2851C1D0-536A-43EC-8A51-97A8328AFA46}" srcOrd="2" destOrd="0" presId="urn:microsoft.com/office/officeart/2005/8/layout/orgChart1"/>
-    <dgm:cxn modelId="{87E46A05-0267-4E42-8854-1051D27F5666}" type="presParOf" srcId="{586C19F6-0490-4662-80E4-C9B524F732E2}" destId="{42E412A8-CCB4-4FF4-83B6-4C11573F1C89}" srcOrd="2" destOrd="0" presId="urn:microsoft.com/office/officeart/2005/8/layout/orgChart1"/>
-    <dgm:cxn modelId="{8FC54703-5AC0-45F6-9E83-F2692CF4C135}" type="presParOf" srcId="{586C19F6-0490-4662-80E4-C9B524F732E2}" destId="{47027958-9B58-4771-A261-6979837FB1CE}" srcOrd="3" destOrd="0" presId="urn:microsoft.com/office/officeart/2005/8/layout/orgChart1"/>
-    <dgm:cxn modelId="{ADCA3E9B-3B0F-41EB-B2AB-9B6EA479071C}" type="presParOf" srcId="{47027958-9B58-4771-A261-6979837FB1CE}" destId="{84093085-9AD7-4DB6-A329-162AC6BDAFA4}" srcOrd="0" destOrd="0" presId="urn:microsoft.com/office/officeart/2005/8/layout/orgChart1"/>
-    <dgm:cxn modelId="{D9CE9500-768F-497E-AA4E-350B2E2D652E}" type="presParOf" srcId="{84093085-9AD7-4DB6-A329-162AC6BDAFA4}" destId="{E639DA4F-6BB2-429B-BB52-8DFB5541075B}" srcOrd="0" destOrd="0" presId="urn:microsoft.com/office/officeart/2005/8/layout/orgChart1"/>
-    <dgm:cxn modelId="{20924BCA-B0FA-4938-88AF-48B42B63D1EA}" type="presParOf" srcId="{84093085-9AD7-4DB6-A329-162AC6BDAFA4}" destId="{F15371E9-ECE0-4483-90E6-41C778916909}" srcOrd="1" destOrd="0" presId="urn:microsoft.com/office/officeart/2005/8/layout/orgChart1"/>
-    <dgm:cxn modelId="{5AF7B1FA-308F-44A9-8BC0-964B32D31E9E}" type="presParOf" srcId="{47027958-9B58-4771-A261-6979837FB1CE}" destId="{1767CA9E-721F-45D5-9801-E9B4FD197769}" srcOrd="1" destOrd="0" presId="urn:microsoft.com/office/officeart/2005/8/layout/orgChart1"/>
-    <dgm:cxn modelId="{473240AA-FD4F-4E69-8D46-823ADD5CEF3A}" type="presParOf" srcId="{47027958-9B58-4771-A261-6979837FB1CE}" destId="{AD03971B-2591-403D-818A-FA4F17FF4D81}" srcOrd="2" destOrd="0" presId="urn:microsoft.com/office/officeart/2005/8/layout/orgChart1"/>
-    <dgm:cxn modelId="{F13BFA12-CFAE-4377-884C-89F986B66555}" type="presParOf" srcId="{586C19F6-0490-4662-80E4-C9B524F732E2}" destId="{1ADA19F6-A639-4D08-BEAD-A356977207D1}" srcOrd="4" destOrd="0" presId="urn:microsoft.com/office/officeart/2005/8/layout/orgChart1"/>
-    <dgm:cxn modelId="{8796B57F-7214-4C7E-98F8-4E01D61A9AB6}" type="presParOf" srcId="{586C19F6-0490-4662-80E4-C9B524F732E2}" destId="{0A61A927-17C8-49BD-8ECC-0AE381626A36}" srcOrd="5" destOrd="0" presId="urn:microsoft.com/office/officeart/2005/8/layout/orgChart1"/>
-    <dgm:cxn modelId="{B3C2D47B-6B48-4E14-9F70-1F28BC8D5BBF}" type="presParOf" srcId="{0A61A927-17C8-49BD-8ECC-0AE381626A36}" destId="{1990ABAB-44CA-4003-B269-F1B7CC5E137E}" srcOrd="0" destOrd="0" presId="urn:microsoft.com/office/officeart/2005/8/layout/orgChart1"/>
-    <dgm:cxn modelId="{D51D5793-F937-46A1-9667-5BCAD55FA57A}" type="presParOf" srcId="{1990ABAB-44CA-4003-B269-F1B7CC5E137E}" destId="{0838E1AE-45B0-4908-B891-AEEB3D25F892}" srcOrd="0" destOrd="0" presId="urn:microsoft.com/office/officeart/2005/8/layout/orgChart1"/>
-    <dgm:cxn modelId="{9021AA20-0B25-4B28-8D97-4FFAC6BADC60}" type="presParOf" srcId="{1990ABAB-44CA-4003-B269-F1B7CC5E137E}" destId="{B29D56EF-4F62-401A-8529-9240BC86AB54}" srcOrd="1" destOrd="0" presId="urn:microsoft.com/office/officeart/2005/8/layout/orgChart1"/>
-    <dgm:cxn modelId="{481CACFE-82B2-4832-8C77-BFCB59504B88}" type="presParOf" srcId="{0A61A927-17C8-49BD-8ECC-0AE381626A36}" destId="{E01BA4F2-A51C-435C-862C-FE604D4F721D}" srcOrd="1" destOrd="0" presId="urn:microsoft.com/office/officeart/2005/8/layout/orgChart1"/>
-    <dgm:cxn modelId="{D202B6E1-287A-4F41-A278-9426AA147C12}" type="presParOf" srcId="{0A61A927-17C8-49BD-8ECC-0AE381626A36}" destId="{4EC5D3B6-0F30-4ED6-AF43-60C44088A7CD}" srcOrd="2" destOrd="0" presId="urn:microsoft.com/office/officeart/2005/8/layout/orgChart1"/>
-    <dgm:cxn modelId="{D30905FF-2D86-4DCF-89DF-AA8558C37BFE}" type="presParOf" srcId="{F10BB9F4-F4D0-4302-A765-290C12989813}" destId="{5FB614AA-3685-4C2A-AC14-4EAE2C083B5C}" srcOrd="2" destOrd="0" presId="urn:microsoft.com/office/officeart/2005/8/layout/orgChart1"/>
-  </dgm:cxnLst>
-  <dgm:bg/>
-  <dgm:whole/>
-  <dgm:extLst>
-    <a:ext uri="http://schemas.microsoft.com/office/drawing/2008/diagram">
-      <dsp:dataModelExt xmlns:dsp="http://schemas.microsoft.com/office/drawing/2008/diagram" relId="rId24" minVer="http://schemas.openxmlformats.org/drawingml/2006/diagram"/>
+      <dsp:dataModelExt xmlns:dsp="http://schemas.microsoft.com/office/drawing/2008/diagram" relId="rId18" minVer="http://schemas.openxmlformats.org/drawingml/2006/diagram"/>
     </a:ext>
   </dgm:extLst>
 </dgm:dataModel>
@@ -20800,630 +21028,6 @@
 </dsp:drawing>
 </file>
 
-<file path=word/diagrams/drawing2.xml><?xml version="1.0" encoding="utf-8"?>
-<dsp:drawing xmlns:dgm="http://schemas.openxmlformats.org/drawingml/2006/diagram" xmlns:dsp="http://schemas.microsoft.com/office/drawing/2008/diagram" xmlns:a="http://schemas.openxmlformats.org/drawingml/2006/main">
-  <dsp:spTree>
-    <dsp:nvGrpSpPr>
-      <dsp:cNvPr id="0" name=""/>
-      <dsp:cNvGrpSpPr/>
-    </dsp:nvGrpSpPr>
-    <dsp:grpSpPr/>
-    <dsp:sp modelId="{1ADA19F6-A639-4D08-BEAD-A356977207D1}">
-      <dsp:nvSpPr>
-        <dsp:cNvPr id="0" name=""/>
-        <dsp:cNvSpPr/>
-      </dsp:nvSpPr>
-      <dsp:spPr>
-        <a:xfrm>
-          <a:off x="2710815" y="1136588"/>
-          <a:ext cx="1917921" cy="332862"/>
-        </a:xfrm>
-        <a:custGeom>
-          <a:avLst/>
-          <a:gdLst/>
-          <a:ahLst/>
-          <a:cxnLst/>
-          <a:rect l="0" t="0" r="0" b="0"/>
-          <a:pathLst>
-            <a:path>
-              <a:moveTo>
-                <a:pt x="0" y="0"/>
-              </a:moveTo>
-              <a:lnTo>
-                <a:pt x="0" y="166431"/>
-              </a:lnTo>
-              <a:lnTo>
-                <a:pt x="1917921" y="166431"/>
-              </a:lnTo>
-              <a:lnTo>
-                <a:pt x="1917921" y="332862"/>
-              </a:lnTo>
-            </a:path>
-          </a:pathLst>
-        </a:custGeom>
-        <a:noFill/>
-        <a:ln w="12700" cap="flat" cmpd="sng" algn="ctr">
-          <a:solidFill>
-            <a:schemeClr val="accent1">
-              <a:tint val="99000"/>
-              <a:hueOff val="0"/>
-              <a:satOff val="0"/>
-              <a:lumOff val="0"/>
-              <a:alphaOff val="0"/>
-            </a:schemeClr>
-          </a:solidFill>
-          <a:prstDash val="solid"/>
-          <a:miter lim="800000"/>
-        </a:ln>
-        <a:effectLst/>
-      </dsp:spPr>
-      <dsp:style>
-        <a:lnRef idx="2">
-          <a:scrgbClr r="0" g="0" b="0"/>
-        </a:lnRef>
-        <a:fillRef idx="0">
-          <a:scrgbClr r="0" g="0" b="0"/>
-        </a:fillRef>
-        <a:effectRef idx="0">
-          <a:scrgbClr r="0" g="0" b="0"/>
-        </a:effectRef>
-        <a:fontRef idx="minor"/>
-      </dsp:style>
-    </dsp:sp>
-    <dsp:sp modelId="{42E412A8-CCB4-4FF4-83B6-4C11573F1C89}">
-      <dsp:nvSpPr>
-        <dsp:cNvPr id="0" name=""/>
-        <dsp:cNvSpPr/>
-      </dsp:nvSpPr>
-      <dsp:spPr>
-        <a:xfrm>
-          <a:off x="2665095" y="1136588"/>
-          <a:ext cx="91440" cy="332862"/>
-        </a:xfrm>
-        <a:custGeom>
-          <a:avLst/>
-          <a:gdLst/>
-          <a:ahLst/>
-          <a:cxnLst/>
-          <a:rect l="0" t="0" r="0" b="0"/>
-          <a:pathLst>
-            <a:path>
-              <a:moveTo>
-                <a:pt x="45720" y="0"/>
-              </a:moveTo>
-              <a:lnTo>
-                <a:pt x="45720" y="332862"/>
-              </a:lnTo>
-            </a:path>
-          </a:pathLst>
-        </a:custGeom>
-        <a:noFill/>
-        <a:ln w="12700" cap="flat" cmpd="sng" algn="ctr">
-          <a:solidFill>
-            <a:schemeClr val="accent1">
-              <a:tint val="99000"/>
-              <a:hueOff val="0"/>
-              <a:satOff val="0"/>
-              <a:lumOff val="0"/>
-              <a:alphaOff val="0"/>
-            </a:schemeClr>
-          </a:solidFill>
-          <a:prstDash val="solid"/>
-          <a:miter lim="800000"/>
-        </a:ln>
-        <a:effectLst/>
-      </dsp:spPr>
-      <dsp:style>
-        <a:lnRef idx="2">
-          <a:scrgbClr r="0" g="0" b="0"/>
-        </a:lnRef>
-        <a:fillRef idx="0">
-          <a:scrgbClr r="0" g="0" b="0"/>
-        </a:fillRef>
-        <a:effectRef idx="0">
-          <a:scrgbClr r="0" g="0" b="0"/>
-        </a:effectRef>
-        <a:fontRef idx="minor"/>
-      </dsp:style>
-    </dsp:sp>
-    <dsp:sp modelId="{5B7CC379-E6D8-4B1F-8C1D-E4823D214B91}">
-      <dsp:nvSpPr>
-        <dsp:cNvPr id="0" name=""/>
-        <dsp:cNvSpPr/>
-      </dsp:nvSpPr>
-      <dsp:spPr>
-        <a:xfrm>
-          <a:off x="792893" y="1136588"/>
-          <a:ext cx="1917921" cy="332862"/>
-        </a:xfrm>
-        <a:custGeom>
-          <a:avLst/>
-          <a:gdLst/>
-          <a:ahLst/>
-          <a:cxnLst/>
-          <a:rect l="0" t="0" r="0" b="0"/>
-          <a:pathLst>
-            <a:path>
-              <a:moveTo>
-                <a:pt x="1917921" y="0"/>
-              </a:moveTo>
-              <a:lnTo>
-                <a:pt x="1917921" y="166431"/>
-              </a:lnTo>
-              <a:lnTo>
-                <a:pt x="0" y="166431"/>
-              </a:lnTo>
-              <a:lnTo>
-                <a:pt x="0" y="332862"/>
-              </a:lnTo>
-            </a:path>
-          </a:pathLst>
-        </a:custGeom>
-        <a:noFill/>
-        <a:ln w="12700" cap="flat" cmpd="sng" algn="ctr">
-          <a:solidFill>
-            <a:schemeClr val="accent1">
-              <a:tint val="99000"/>
-              <a:hueOff val="0"/>
-              <a:satOff val="0"/>
-              <a:lumOff val="0"/>
-              <a:alphaOff val="0"/>
-            </a:schemeClr>
-          </a:solidFill>
-          <a:prstDash val="solid"/>
-          <a:miter lim="800000"/>
-        </a:ln>
-        <a:effectLst/>
-      </dsp:spPr>
-      <dsp:style>
-        <a:lnRef idx="2">
-          <a:scrgbClr r="0" g="0" b="0"/>
-        </a:lnRef>
-        <a:fillRef idx="0">
-          <a:scrgbClr r="0" g="0" b="0"/>
-        </a:fillRef>
-        <a:effectRef idx="0">
-          <a:scrgbClr r="0" g="0" b="0"/>
-        </a:effectRef>
-        <a:fontRef idx="minor"/>
-      </dsp:style>
-    </dsp:sp>
-    <dsp:sp modelId="{1830124F-3C81-43E7-8C19-282DEA784D5B}">
-      <dsp:nvSpPr>
-        <dsp:cNvPr id="0" name=""/>
-        <dsp:cNvSpPr/>
-      </dsp:nvSpPr>
-      <dsp:spPr>
-        <a:xfrm>
-          <a:off x="1918285" y="344059"/>
-          <a:ext cx="1585059" cy="792529"/>
-        </a:xfrm>
-        <a:prstGeom prst="rect">
-          <a:avLst/>
-        </a:prstGeom>
-        <a:gradFill rotWithShape="0">
-          <a:gsLst>
-            <a:gs pos="0">
-              <a:schemeClr val="accent1">
-                <a:shade val="80000"/>
-                <a:hueOff val="0"/>
-                <a:satOff val="0"/>
-                <a:lumOff val="0"/>
-                <a:alphaOff val="0"/>
-                <a:satMod val="103000"/>
-                <a:lumMod val="102000"/>
-                <a:tint val="94000"/>
-              </a:schemeClr>
-            </a:gs>
-            <a:gs pos="50000">
-              <a:schemeClr val="accent1">
-                <a:shade val="80000"/>
-                <a:hueOff val="0"/>
-                <a:satOff val="0"/>
-                <a:lumOff val="0"/>
-                <a:alphaOff val="0"/>
-                <a:satMod val="110000"/>
-                <a:lumMod val="100000"/>
-                <a:shade val="100000"/>
-              </a:schemeClr>
-            </a:gs>
-            <a:gs pos="100000">
-              <a:schemeClr val="accent1">
-                <a:shade val="80000"/>
-                <a:hueOff val="0"/>
-                <a:satOff val="0"/>
-                <a:lumOff val="0"/>
-                <a:alphaOff val="0"/>
-                <a:lumMod val="99000"/>
-                <a:satMod val="120000"/>
-                <a:shade val="78000"/>
-              </a:schemeClr>
-            </a:gs>
-          </a:gsLst>
-          <a:lin ang="5400000" scaled="0"/>
-        </a:gradFill>
-        <a:ln>
-          <a:noFill/>
-        </a:ln>
-        <a:effectLst>
-          <a:outerShdw blurRad="57150" dist="19050" dir="5400000" algn="ctr" rotWithShape="0">
-            <a:srgbClr val="000000">
-              <a:alpha val="63000"/>
-            </a:srgbClr>
-          </a:outerShdw>
-        </a:effectLst>
-      </dsp:spPr>
-      <dsp:style>
-        <a:lnRef idx="0">
-          <a:scrgbClr r="0" g="0" b="0"/>
-        </a:lnRef>
-        <a:fillRef idx="3">
-          <a:scrgbClr r="0" g="0" b="0"/>
-        </a:fillRef>
-        <a:effectRef idx="3">
-          <a:scrgbClr r="0" g="0" b="0"/>
-        </a:effectRef>
-        <a:fontRef idx="minor">
-          <a:schemeClr val="lt1"/>
-        </a:fontRef>
-      </dsp:style>
-      <dsp:txBody>
-        <a:bodyPr spcFirstLastPara="0" vert="horz" wrap="square" lIns="10795" tIns="10795" rIns="10795" bIns="10795" numCol="1" spcCol="1270" anchor="ctr" anchorCtr="0">
-          <a:noAutofit/>
-        </a:bodyPr>
-        <a:lstStyle/>
-        <a:p>
-          <a:pPr marL="0" lvl="0" indent="0" algn="ctr" defTabSz="755650">
-            <a:lnSpc>
-              <a:spcPct val="90000"/>
-            </a:lnSpc>
-            <a:spcBef>
-              <a:spcPct val="0"/>
-            </a:spcBef>
-            <a:spcAft>
-              <a:spcPct val="35000"/>
-            </a:spcAft>
-            <a:buNone/>
-          </a:pPr>
-          <a:r>
-            <a:rPr lang="en-US" sz="1700" kern="1200"/>
-            <a:t>ExtractableItem</a:t>
-          </a:r>
-        </a:p>
-      </dsp:txBody>
-      <dsp:txXfrm>
-        <a:off x="1918285" y="344059"/>
-        <a:ext cx="1585059" cy="792529"/>
-      </dsp:txXfrm>
-    </dsp:sp>
-    <dsp:sp modelId="{99E48AB9-96F2-42D3-A93A-3B25C89B97A5}">
-      <dsp:nvSpPr>
-        <dsp:cNvPr id="0" name=""/>
-        <dsp:cNvSpPr/>
-      </dsp:nvSpPr>
-      <dsp:spPr>
-        <a:xfrm>
-          <a:off x="364" y="1469451"/>
-          <a:ext cx="1585059" cy="792529"/>
-        </a:xfrm>
-        <a:prstGeom prst="rect">
-          <a:avLst/>
-        </a:prstGeom>
-        <a:gradFill rotWithShape="0">
-          <a:gsLst>
-            <a:gs pos="0">
-              <a:schemeClr val="accent1">
-                <a:tint val="99000"/>
-                <a:hueOff val="0"/>
-                <a:satOff val="0"/>
-                <a:lumOff val="0"/>
-                <a:alphaOff val="0"/>
-                <a:satMod val="103000"/>
-                <a:lumMod val="102000"/>
-                <a:tint val="94000"/>
-              </a:schemeClr>
-            </a:gs>
-            <a:gs pos="50000">
-              <a:schemeClr val="accent1">
-                <a:tint val="99000"/>
-                <a:hueOff val="0"/>
-                <a:satOff val="0"/>
-                <a:lumOff val="0"/>
-                <a:alphaOff val="0"/>
-                <a:satMod val="110000"/>
-                <a:lumMod val="100000"/>
-                <a:shade val="100000"/>
-              </a:schemeClr>
-            </a:gs>
-            <a:gs pos="100000">
-              <a:schemeClr val="accent1">
-                <a:tint val="99000"/>
-                <a:hueOff val="0"/>
-                <a:satOff val="0"/>
-                <a:lumOff val="0"/>
-                <a:alphaOff val="0"/>
-                <a:lumMod val="99000"/>
-                <a:satMod val="120000"/>
-                <a:shade val="78000"/>
-              </a:schemeClr>
-            </a:gs>
-          </a:gsLst>
-          <a:lin ang="5400000" scaled="0"/>
-        </a:gradFill>
-        <a:ln>
-          <a:noFill/>
-        </a:ln>
-        <a:effectLst>
-          <a:outerShdw blurRad="57150" dist="19050" dir="5400000" algn="ctr" rotWithShape="0">
-            <a:srgbClr val="000000">
-              <a:alpha val="63000"/>
-            </a:srgbClr>
-          </a:outerShdw>
-        </a:effectLst>
-      </dsp:spPr>
-      <dsp:style>
-        <a:lnRef idx="0">
-          <a:scrgbClr r="0" g="0" b="0"/>
-        </a:lnRef>
-        <a:fillRef idx="3">
-          <a:scrgbClr r="0" g="0" b="0"/>
-        </a:fillRef>
-        <a:effectRef idx="3">
-          <a:scrgbClr r="0" g="0" b="0"/>
-        </a:effectRef>
-        <a:fontRef idx="minor">
-          <a:schemeClr val="lt1"/>
-        </a:fontRef>
-      </dsp:style>
-      <dsp:txBody>
-        <a:bodyPr spcFirstLastPara="0" vert="horz" wrap="square" lIns="10795" tIns="10795" rIns="10795" bIns="10795" numCol="1" spcCol="1270" anchor="ctr" anchorCtr="0">
-          <a:noAutofit/>
-        </a:bodyPr>
-        <a:lstStyle/>
-        <a:p>
-          <a:pPr marL="0" lvl="0" indent="0" algn="ctr" defTabSz="755650">
-            <a:lnSpc>
-              <a:spcPct val="90000"/>
-            </a:lnSpc>
-            <a:spcBef>
-              <a:spcPct val="0"/>
-            </a:spcBef>
-            <a:spcAft>
-              <a:spcPct val="35000"/>
-            </a:spcAft>
-            <a:buNone/>
-          </a:pPr>
-          <a:r>
-            <a:rPr lang="en-US" sz="1700" kern="1200"/>
-            <a:t>Character</a:t>
-          </a:r>
-        </a:p>
-      </dsp:txBody>
-      <dsp:txXfrm>
-        <a:off x="364" y="1469451"/>
-        <a:ext cx="1585059" cy="792529"/>
-      </dsp:txXfrm>
-    </dsp:sp>
-    <dsp:sp modelId="{E639DA4F-6BB2-429B-BB52-8DFB5541075B}">
-      <dsp:nvSpPr>
-        <dsp:cNvPr id="0" name=""/>
-        <dsp:cNvSpPr/>
-      </dsp:nvSpPr>
-      <dsp:spPr>
-        <a:xfrm>
-          <a:off x="1918285" y="1469451"/>
-          <a:ext cx="1585059" cy="792529"/>
-        </a:xfrm>
-        <a:prstGeom prst="rect">
-          <a:avLst/>
-        </a:prstGeom>
-        <a:gradFill rotWithShape="0">
-          <a:gsLst>
-            <a:gs pos="0">
-              <a:schemeClr val="accent1">
-                <a:tint val="99000"/>
-                <a:hueOff val="0"/>
-                <a:satOff val="0"/>
-                <a:lumOff val="0"/>
-                <a:alphaOff val="0"/>
-                <a:satMod val="103000"/>
-                <a:lumMod val="102000"/>
-                <a:tint val="94000"/>
-              </a:schemeClr>
-            </a:gs>
-            <a:gs pos="50000">
-              <a:schemeClr val="accent1">
-                <a:tint val="99000"/>
-                <a:hueOff val="0"/>
-                <a:satOff val="0"/>
-                <a:lumOff val="0"/>
-                <a:alphaOff val="0"/>
-                <a:satMod val="110000"/>
-                <a:lumMod val="100000"/>
-                <a:shade val="100000"/>
-              </a:schemeClr>
-            </a:gs>
-            <a:gs pos="100000">
-              <a:schemeClr val="accent1">
-                <a:tint val="99000"/>
-                <a:hueOff val="0"/>
-                <a:satOff val="0"/>
-                <a:lumOff val="0"/>
-                <a:alphaOff val="0"/>
-                <a:lumMod val="99000"/>
-                <a:satMod val="120000"/>
-                <a:shade val="78000"/>
-              </a:schemeClr>
-            </a:gs>
-          </a:gsLst>
-          <a:lin ang="5400000" scaled="0"/>
-        </a:gradFill>
-        <a:ln>
-          <a:noFill/>
-        </a:ln>
-        <a:effectLst>
-          <a:outerShdw blurRad="57150" dist="19050" dir="5400000" algn="ctr" rotWithShape="0">
-            <a:srgbClr val="000000">
-              <a:alpha val="63000"/>
-            </a:srgbClr>
-          </a:outerShdw>
-        </a:effectLst>
-      </dsp:spPr>
-      <dsp:style>
-        <a:lnRef idx="0">
-          <a:scrgbClr r="0" g="0" b="0"/>
-        </a:lnRef>
-        <a:fillRef idx="3">
-          <a:scrgbClr r="0" g="0" b="0"/>
-        </a:fillRef>
-        <a:effectRef idx="3">
-          <a:scrgbClr r="0" g="0" b="0"/>
-        </a:effectRef>
-        <a:fontRef idx="minor">
-          <a:schemeClr val="lt1"/>
-        </a:fontRef>
-      </dsp:style>
-      <dsp:txBody>
-        <a:bodyPr spcFirstLastPara="0" vert="horz" wrap="square" lIns="10795" tIns="10795" rIns="10795" bIns="10795" numCol="1" spcCol="1270" anchor="ctr" anchorCtr="0">
-          <a:noAutofit/>
-        </a:bodyPr>
-        <a:lstStyle/>
-        <a:p>
-          <a:pPr marL="0" lvl="0" indent="0" algn="ctr" defTabSz="755650">
-            <a:lnSpc>
-              <a:spcPct val="90000"/>
-            </a:lnSpc>
-            <a:spcBef>
-              <a:spcPct val="0"/>
-            </a:spcBef>
-            <a:spcAft>
-              <a:spcPct val="35000"/>
-            </a:spcAft>
-            <a:buNone/>
-          </a:pPr>
-          <a:r>
-            <a:rPr lang="en-US" sz="1700" kern="1200"/>
-            <a:t>Prop</a:t>
-          </a:r>
-        </a:p>
-      </dsp:txBody>
-      <dsp:txXfrm>
-        <a:off x="1918285" y="1469451"/>
-        <a:ext cx="1585059" cy="792529"/>
-      </dsp:txXfrm>
-    </dsp:sp>
-    <dsp:sp modelId="{0838E1AE-45B0-4908-B891-AEEB3D25F892}">
-      <dsp:nvSpPr>
-        <dsp:cNvPr id="0" name=""/>
-        <dsp:cNvSpPr/>
-      </dsp:nvSpPr>
-      <dsp:spPr>
-        <a:xfrm>
-          <a:off x="3836206" y="1469451"/>
-          <a:ext cx="1585059" cy="792529"/>
-        </a:xfrm>
-        <a:prstGeom prst="rect">
-          <a:avLst/>
-        </a:prstGeom>
-        <a:gradFill rotWithShape="0">
-          <a:gsLst>
-            <a:gs pos="0">
-              <a:schemeClr val="accent1">
-                <a:tint val="99000"/>
-                <a:hueOff val="0"/>
-                <a:satOff val="0"/>
-                <a:lumOff val="0"/>
-                <a:alphaOff val="0"/>
-                <a:satMod val="103000"/>
-                <a:lumMod val="102000"/>
-                <a:tint val="94000"/>
-              </a:schemeClr>
-            </a:gs>
-            <a:gs pos="50000">
-              <a:schemeClr val="accent1">
-                <a:tint val="99000"/>
-                <a:hueOff val="0"/>
-                <a:satOff val="0"/>
-                <a:lumOff val="0"/>
-                <a:alphaOff val="0"/>
-                <a:satMod val="110000"/>
-                <a:lumMod val="100000"/>
-                <a:shade val="100000"/>
-              </a:schemeClr>
-            </a:gs>
-            <a:gs pos="100000">
-              <a:schemeClr val="accent1">
-                <a:tint val="99000"/>
-                <a:hueOff val="0"/>
-                <a:satOff val="0"/>
-                <a:lumOff val="0"/>
-                <a:alphaOff val="0"/>
-                <a:lumMod val="99000"/>
-                <a:satMod val="120000"/>
-                <a:shade val="78000"/>
-              </a:schemeClr>
-            </a:gs>
-          </a:gsLst>
-          <a:lin ang="5400000" scaled="0"/>
-        </a:gradFill>
-        <a:ln>
-          <a:noFill/>
-        </a:ln>
-        <a:effectLst>
-          <a:outerShdw blurRad="57150" dist="19050" dir="5400000" algn="ctr" rotWithShape="0">
-            <a:srgbClr val="000000">
-              <a:alpha val="63000"/>
-            </a:srgbClr>
-          </a:outerShdw>
-        </a:effectLst>
-      </dsp:spPr>
-      <dsp:style>
-        <a:lnRef idx="0">
-          <a:scrgbClr r="0" g="0" b="0"/>
-        </a:lnRef>
-        <a:fillRef idx="3">
-          <a:scrgbClr r="0" g="0" b="0"/>
-        </a:fillRef>
-        <a:effectRef idx="3">
-          <a:scrgbClr r="0" g="0" b="0"/>
-        </a:effectRef>
-        <a:fontRef idx="minor">
-          <a:schemeClr val="lt1"/>
-        </a:fontRef>
-      </dsp:style>
-      <dsp:txBody>
-        <a:bodyPr spcFirstLastPara="0" vert="horz" wrap="square" lIns="10795" tIns="10795" rIns="10795" bIns="10795" numCol="1" spcCol="1270" anchor="ctr" anchorCtr="0">
-          <a:noAutofit/>
-        </a:bodyPr>
-        <a:lstStyle/>
-        <a:p>
-          <a:pPr marL="0" lvl="0" indent="0" algn="ctr" defTabSz="755650">
-            <a:lnSpc>
-              <a:spcPct val="90000"/>
-            </a:lnSpc>
-            <a:spcBef>
-              <a:spcPct val="0"/>
-            </a:spcBef>
-            <a:spcAft>
-              <a:spcPct val="35000"/>
-            </a:spcAft>
-            <a:buNone/>
-          </a:pPr>
-          <a:r>
-            <a:rPr lang="en-US" sz="1700" kern="1200"/>
-            <a:t>SetDressing</a:t>
-          </a:r>
-        </a:p>
-      </dsp:txBody>
-      <dsp:txXfrm>
-        <a:off x="3836206" y="1469451"/>
-        <a:ext cx="1585059" cy="792529"/>
-      </dsp:txXfrm>
-    </dsp:sp>
-  </dsp:spTree>
-</dsp:drawing>
-</file>
-
 <file path=word/diagrams/layout1.xml><?xml version="1.0" encoding="utf-8"?>
 <dgm:layoutDef xmlns:dgm="http://schemas.openxmlformats.org/drawingml/2006/diagram" xmlns:a="http://schemas.openxmlformats.org/drawingml/2006/main" uniqueId="urn:microsoft.com/office/officeart/2008/layout/NameandTitleOrganizationalChart">
   <dgm:title val=""/>
@@ -22605,1152 +22209,6 @@
 </dgm:layoutDef>
 </file>
 
-<file path=word/diagrams/layout2.xml><?xml version="1.0" encoding="utf-8"?>
-<dgm:layoutDef xmlns:dgm="http://schemas.openxmlformats.org/drawingml/2006/diagram" xmlns:a="http://schemas.openxmlformats.org/drawingml/2006/main" uniqueId="urn:microsoft.com/office/officeart/2005/8/layout/orgChart1">
-  <dgm:title val=""/>
-  <dgm:desc val=""/>
-  <dgm:catLst>
-    <dgm:cat type="hierarchy" pri="1000"/>
-    <dgm:cat type="convert" pri="6000"/>
-  </dgm:catLst>
-  <dgm:sampData>
-    <dgm:dataModel>
-      <dgm:ptLst>
-        <dgm:pt modelId="0" type="doc"/>
-        <dgm:pt modelId="1">
-          <dgm:prSet phldr="1"/>
-        </dgm:pt>
-        <dgm:pt modelId="2" type="asst">
-          <dgm:prSet phldr="1"/>
-        </dgm:pt>
-        <dgm:pt modelId="3">
-          <dgm:prSet phldr="1"/>
-        </dgm:pt>
-        <dgm:pt modelId="4">
-          <dgm:prSet phldr="1"/>
-        </dgm:pt>
-        <dgm:pt modelId="5">
-          <dgm:prSet phldr="1"/>
-        </dgm:pt>
-      </dgm:ptLst>
-      <dgm:cxnLst>
-        <dgm:cxn modelId="5" srcId="0" destId="1" srcOrd="0" destOrd="0"/>
-        <dgm:cxn modelId="6" srcId="1" destId="2" srcOrd="0" destOrd="0"/>
-        <dgm:cxn modelId="7" srcId="1" destId="3" srcOrd="1" destOrd="0"/>
-        <dgm:cxn modelId="8" srcId="1" destId="4" srcOrd="2" destOrd="0"/>
-        <dgm:cxn modelId="9" srcId="1" destId="5" srcOrd="3" destOrd="0"/>
-      </dgm:cxnLst>
-      <dgm:bg/>
-      <dgm:whole/>
-    </dgm:dataModel>
-  </dgm:sampData>
-  <dgm:styleData>
-    <dgm:dataModel>
-      <dgm:ptLst>
-        <dgm:pt modelId="0" type="doc"/>
-        <dgm:pt modelId="1"/>
-        <dgm:pt modelId="12"/>
-        <dgm:pt modelId="13"/>
-      </dgm:ptLst>
-      <dgm:cxnLst>
-        <dgm:cxn modelId="2" srcId="0" destId="1" srcOrd="0" destOrd="0"/>
-        <dgm:cxn modelId="16" srcId="1" destId="12" srcOrd="1" destOrd="0"/>
-        <dgm:cxn modelId="17" srcId="1" destId="13" srcOrd="2" destOrd="0"/>
-      </dgm:cxnLst>
-      <dgm:bg/>
-      <dgm:whole/>
-    </dgm:dataModel>
-  </dgm:styleData>
-  <dgm:clrData>
-    <dgm:dataModel>
-      <dgm:ptLst>
-        <dgm:pt modelId="0" type="doc"/>
-        <dgm:pt modelId="1"/>
-        <dgm:pt modelId="11" type="asst"/>
-        <dgm:pt modelId="12"/>
-        <dgm:pt modelId="13"/>
-        <dgm:pt modelId="14"/>
-      </dgm:ptLst>
-      <dgm:cxnLst>
-        <dgm:cxn modelId="2" srcId="0" destId="1" srcOrd="0" destOrd="0"/>
-        <dgm:cxn modelId="15" srcId="1" destId="11" srcOrd="0" destOrd="0"/>
-        <dgm:cxn modelId="16" srcId="1" destId="12" srcOrd="1" destOrd="0"/>
-        <dgm:cxn modelId="17" srcId="1" destId="13" srcOrd="2" destOrd="0"/>
-        <dgm:cxn modelId="18" srcId="1" destId="14" srcOrd="2" destOrd="0"/>
-      </dgm:cxnLst>
-      <dgm:bg/>
-      <dgm:whole/>
-    </dgm:dataModel>
-  </dgm:clrData>
-  <dgm:layoutNode name="hierChild1">
-    <dgm:varLst>
-      <dgm:orgChart val="1"/>
-      <dgm:chPref val="1"/>
-      <dgm:dir/>
-      <dgm:animOne val="branch"/>
-      <dgm:animLvl val="lvl"/>
-      <dgm:resizeHandles/>
-    </dgm:varLst>
-    <dgm:choose name="Name0">
-      <dgm:if name="Name1" func="var" arg="dir" op="equ" val="norm">
-        <dgm:alg type="hierChild">
-          <dgm:param type="linDir" val="fromL"/>
-        </dgm:alg>
-      </dgm:if>
-      <dgm:else name="Name2">
-        <dgm:alg type="hierChild">
-          <dgm:param type="linDir" val="fromR"/>
-        </dgm:alg>
-      </dgm:else>
-    </dgm:choose>
-    <dgm:shape xmlns:r="http://schemas.openxmlformats.org/officeDocument/2006/relationships" r:blip="">
-      <dgm:adjLst/>
-    </dgm:shape>
-    <dgm:presOf/>
-    <dgm:constrLst>
-      <dgm:constr type="w" for="des" forName="rootComposite1" refType="w" fact="10"/>
-      <dgm:constr type="h" for="des" forName="rootComposite1" refType="w" refFor="des" refForName="rootComposite1" fact="0.5"/>
-      <dgm:constr type="w" for="des" forName="rootComposite" refType="w" fact="10"/>
-      <dgm:constr type="h" for="des" forName="rootComposite" refType="w" refFor="des" refForName="rootComposite1" fact="0.5"/>
-      <dgm:constr type="w" for="des" forName="rootComposite3" refType="w" fact="10"/>
-      <dgm:constr type="h" for="des" forName="rootComposite3" refType="w" refFor="des" refForName="rootComposite1" fact="0.5"/>
-      <dgm:constr type="primFontSz" for="des" ptType="node" op="equ"/>
-      <dgm:constr type="sp" for="des" op="equ"/>
-      <dgm:constr type="sp" for="des" forName="hierRoot1" refType="w" refFor="des" refForName="rootComposite1" fact="0.21"/>
-      <dgm:constr type="sp" for="des" forName="hierRoot2" refType="sp" refFor="des" refForName="hierRoot1"/>
-      <dgm:constr type="sp" for="des" forName="hierRoot3" refType="sp" refFor="des" refForName="hierRoot1"/>
-      <dgm:constr type="sibSp" refType="w" refFor="des" refForName="rootComposite1" fact="0.21"/>
-      <dgm:constr type="sibSp" for="des" forName="hierChild2" refType="sibSp"/>
-      <dgm:constr type="sibSp" for="des" forName="hierChild3" refType="sibSp"/>
-      <dgm:constr type="sibSp" for="des" forName="hierChild4" refType="sibSp"/>
-      <dgm:constr type="sibSp" for="des" forName="hierChild5" refType="sibSp"/>
-      <dgm:constr type="sibSp" for="des" forName="hierChild6" refType="sibSp"/>
-      <dgm:constr type="sibSp" for="des" forName="hierChild7" refType="sibSp"/>
-      <dgm:constr type="secSibSp" refType="w" refFor="des" refForName="rootComposite1" fact="0.21"/>
-      <dgm:constr type="secSibSp" for="des" forName="hierChild2" refType="secSibSp"/>
-      <dgm:constr type="secSibSp" for="des" forName="hierChild3" refType="secSibSp"/>
-      <dgm:constr type="secSibSp" for="des" forName="hierChild4" refType="secSibSp"/>
-      <dgm:constr type="secSibSp" for="des" forName="hierChild5" refType="secSibSp"/>
-      <dgm:constr type="secSibSp" for="des" forName="hierChild6" refType="secSibSp"/>
-      <dgm:constr type="secSibSp" for="des" forName="hierChild7" refType="secSibSp"/>
-    </dgm:constrLst>
-    <dgm:ruleLst/>
-    <dgm:forEach name="Name3" axis="ch">
-      <dgm:forEach name="Name4" axis="self" ptType="node">
-        <dgm:layoutNode name="hierRoot1">
-          <dgm:varLst>
-            <dgm:hierBranch val="init"/>
-          </dgm:varLst>
-          <dgm:choose name="Name5">
-            <dgm:if name="Name6" func="var" arg="hierBranch" op="equ" val="l">
-              <dgm:choose name="Name7">
-                <dgm:if name="Name8" axis="ch" ptType="asst" func="cnt" op="gte" val="1">
-                  <dgm:alg type="hierRoot">
-                    <dgm:param type="hierAlign" val="tR"/>
-                  </dgm:alg>
-                  <dgm:constrLst>
-                    <dgm:constr type="alignOff" val="0.65"/>
-                  </dgm:constrLst>
-                </dgm:if>
-                <dgm:else name="Name9">
-                  <dgm:alg type="hierRoot">
-                    <dgm:param type="hierAlign" val="tR"/>
-                  </dgm:alg>
-                  <dgm:constrLst>
-                    <dgm:constr type="alignOff" val="0.25"/>
-                  </dgm:constrLst>
-                </dgm:else>
-              </dgm:choose>
-            </dgm:if>
-            <dgm:if name="Name10" func="var" arg="hierBranch" op="equ" val="r">
-              <dgm:choose name="Name11">
-                <dgm:if name="Name12" axis="ch" ptType="asst" func="cnt" op="gte" val="1">
-                  <dgm:alg type="hierRoot">
-                    <dgm:param type="hierAlign" val="tL"/>
-                  </dgm:alg>
-                  <dgm:constrLst>
-                    <dgm:constr type="alignOff" val="0.65"/>
-                  </dgm:constrLst>
-                </dgm:if>
-                <dgm:else name="Name13">
-                  <dgm:alg type="hierRoot">
-                    <dgm:param type="hierAlign" val="tL"/>
-                  </dgm:alg>
-                  <dgm:constrLst>
-                    <dgm:constr type="alignOff" val="0.25"/>
-                  </dgm:constrLst>
-                </dgm:else>
-              </dgm:choose>
-            </dgm:if>
-            <dgm:if name="Name14" func="var" arg="hierBranch" op="equ" val="hang">
-              <dgm:alg type="hierRoot"/>
-              <dgm:constrLst>
-                <dgm:constr type="alignOff" val="0.65"/>
-              </dgm:constrLst>
-            </dgm:if>
-            <dgm:else name="Name15">
-              <dgm:alg type="hierRoot"/>
-              <dgm:constrLst>
-                <dgm:constr type="alignOff"/>
-                <dgm:constr type="bendDist" for="des" ptType="parTrans" refType="sp" fact="0.5"/>
-              </dgm:constrLst>
-            </dgm:else>
-          </dgm:choose>
-          <dgm:shape xmlns:r="http://schemas.openxmlformats.org/officeDocument/2006/relationships" r:blip="">
-            <dgm:adjLst/>
-          </dgm:shape>
-          <dgm:presOf/>
-          <dgm:ruleLst/>
-          <dgm:layoutNode name="rootComposite1">
-            <dgm:alg type="composite"/>
-            <dgm:shape xmlns:r="http://schemas.openxmlformats.org/officeDocument/2006/relationships" r:blip="">
-              <dgm:adjLst/>
-            </dgm:shape>
-            <dgm:presOf axis="self" ptType="node" cnt="1"/>
-            <dgm:choose name="Name16">
-              <dgm:if name="Name17" func="var" arg="hierBranch" op="equ" val="init">
-                <dgm:constrLst>
-                  <dgm:constr type="l" for="ch" forName="rootText1"/>
-                  <dgm:constr type="t" for="ch" forName="rootText1"/>
-                  <dgm:constr type="w" for="ch" forName="rootText1" refType="w"/>
-                  <dgm:constr type="h" for="ch" forName="rootText1" refType="h"/>
-                  <dgm:constr type="l" for="ch" forName="rootConnector1"/>
-                  <dgm:constr type="t" for="ch" forName="rootConnector1"/>
-                  <dgm:constr type="w" for="ch" forName="rootConnector1" refType="w" refFor="ch" refForName="rootText1" fact="0.2"/>
-                  <dgm:constr type="h" for="ch" forName="rootConnector1" refType="h" refFor="ch" refForName="rootText1"/>
-                </dgm:constrLst>
-              </dgm:if>
-              <dgm:if name="Name18" func="var" arg="hierBranch" op="equ" val="l">
-                <dgm:constrLst>
-                  <dgm:constr type="l" for="ch" forName="rootText1"/>
-                  <dgm:constr type="t" for="ch" forName="rootText1"/>
-                  <dgm:constr type="w" for="ch" forName="rootText1" refType="w"/>
-                  <dgm:constr type="h" for="ch" forName="rootText1" refType="h"/>
-                  <dgm:constr type="r" for="ch" forName="rootConnector1" refType="w"/>
-                  <dgm:constr type="t" for="ch" forName="rootConnector1"/>
-                  <dgm:constr type="w" for="ch" forName="rootConnector1" refType="w" refFor="ch" refForName="rootText1" fact="0.2"/>
-                  <dgm:constr type="h" for="ch" forName="rootConnector1" refType="h" refFor="ch" refForName="rootText1"/>
-                </dgm:constrLst>
-              </dgm:if>
-              <dgm:if name="Name19" func="var" arg="hierBranch" op="equ" val="r">
-                <dgm:constrLst>
-                  <dgm:constr type="l" for="ch" forName="rootText1"/>
-                  <dgm:constr type="t" for="ch" forName="rootText1"/>
-                  <dgm:constr type="w" for="ch" forName="rootText1" refType="w"/>
-                  <dgm:constr type="h" for="ch" forName="rootText1" refType="h"/>
-                  <dgm:constr type="l" for="ch" forName="rootConnector1"/>
-                  <dgm:constr type="t" for="ch" forName="rootConnector1"/>
-                  <dgm:constr type="w" for="ch" forName="rootConnector1" refType="w" refFor="ch" refForName="rootText1" fact="0.2"/>
-                  <dgm:constr type="h" for="ch" forName="rootConnector1" refType="h" refFor="ch" refForName="rootText1"/>
-                </dgm:constrLst>
-              </dgm:if>
-              <dgm:else name="Name20">
-                <dgm:constrLst>
-                  <dgm:constr type="l" for="ch" forName="rootText1"/>
-                  <dgm:constr type="t" for="ch" forName="rootText1"/>
-                  <dgm:constr type="w" for="ch" forName="rootText1" refType="w"/>
-                  <dgm:constr type="h" for="ch" forName="rootText1" refType="h"/>
-                  <dgm:constr type="r" for="ch" forName="rootConnector1" refType="w"/>
-                  <dgm:constr type="t" for="ch" forName="rootConnector1"/>
-                  <dgm:constr type="w" for="ch" forName="rootConnector1" refType="w" refFor="ch" refForName="rootText1" fact="0.2"/>
-                  <dgm:constr type="h" for="ch" forName="rootConnector1" refType="h" refFor="ch" refForName="rootText1"/>
-                </dgm:constrLst>
-              </dgm:else>
-            </dgm:choose>
-            <dgm:ruleLst/>
-            <dgm:layoutNode name="rootText1" styleLbl="node0">
-              <dgm:varLst>
-                <dgm:chPref val="3"/>
-              </dgm:varLst>
-              <dgm:alg type="tx"/>
-              <dgm:shape xmlns:r="http://schemas.openxmlformats.org/officeDocument/2006/relationships" type="rect" r:blip="">
-                <dgm:adjLst/>
-              </dgm:shape>
-              <dgm:presOf axis="self" ptType="node" cnt="1"/>
-              <dgm:constrLst>
-                <dgm:constr type="primFontSz" val="65"/>
-                <dgm:constr type="lMarg" refType="primFontSz" fact="0.05"/>
-                <dgm:constr type="rMarg" refType="primFontSz" fact="0.05"/>
-                <dgm:constr type="tMarg" refType="primFontSz" fact="0.05"/>
-                <dgm:constr type="bMarg" refType="primFontSz" fact="0.05"/>
-              </dgm:constrLst>
-              <dgm:ruleLst>
-                <dgm:rule type="primFontSz" val="5" fact="NaN" max="NaN"/>
-              </dgm:ruleLst>
-            </dgm:layoutNode>
-            <dgm:layoutNode name="rootConnector1" moveWith="rootText1">
-              <dgm:alg type="sp"/>
-              <dgm:shape xmlns:r="http://schemas.openxmlformats.org/officeDocument/2006/relationships" type="rect" r:blip="" hideGeom="1">
-                <dgm:adjLst/>
-              </dgm:shape>
-              <dgm:presOf axis="self" ptType="node" cnt="1"/>
-              <dgm:constrLst/>
-              <dgm:ruleLst/>
-            </dgm:layoutNode>
-          </dgm:layoutNode>
-          <dgm:layoutNode name="hierChild2">
-            <dgm:choose name="Name21">
-              <dgm:if name="Name22" func="var" arg="hierBranch" op="equ" val="l">
-                <dgm:alg type="hierChild">
-                  <dgm:param type="chAlign" val="r"/>
-                  <dgm:param type="linDir" val="fromT"/>
-                </dgm:alg>
-              </dgm:if>
-              <dgm:if name="Name23" func="var" arg="hierBranch" op="equ" val="r">
-                <dgm:alg type="hierChild">
-                  <dgm:param type="chAlign" val="l"/>
-                  <dgm:param type="linDir" val="fromT"/>
-                </dgm:alg>
-              </dgm:if>
-              <dgm:if name="Name24" func="var" arg="hierBranch" op="equ" val="hang">
-                <dgm:choose name="Name25">
-                  <dgm:if name="Name26" func="var" arg="dir" op="equ" val="norm">
-                    <dgm:alg type="hierChild">
-                      <dgm:param type="chAlign" val="l"/>
-                      <dgm:param type="linDir" val="fromL"/>
-                      <dgm:param type="secChAlign" val="t"/>
-                      <dgm:param type="secLinDir" val="fromT"/>
-                    </dgm:alg>
-                  </dgm:if>
-                  <dgm:else name="Name27">
-                    <dgm:alg type="hierChild">
-                      <dgm:param type="chAlign" val="l"/>
-                      <dgm:param type="linDir" val="fromR"/>
-                      <dgm:param type="secChAlign" val="t"/>
-                      <dgm:param type="secLinDir" val="fromT"/>
-                    </dgm:alg>
-                  </dgm:else>
-                </dgm:choose>
-              </dgm:if>
-              <dgm:else name="Name28">
-                <dgm:choose name="Name29">
-                  <dgm:if name="Name30" func="var" arg="dir" op="equ" val="norm">
-                    <dgm:alg type="hierChild"/>
-                  </dgm:if>
-                  <dgm:else name="Name31">
-                    <dgm:alg type="hierChild">
-                      <dgm:param type="linDir" val="fromR"/>
-                    </dgm:alg>
-                  </dgm:else>
-                </dgm:choose>
-              </dgm:else>
-            </dgm:choose>
-            <dgm:shape xmlns:r="http://schemas.openxmlformats.org/officeDocument/2006/relationships" r:blip="">
-              <dgm:adjLst/>
-            </dgm:shape>
-            <dgm:presOf/>
-            <dgm:constrLst/>
-            <dgm:ruleLst/>
-            <dgm:forEach name="rep2a" axis="ch" ptType="nonAsst">
-              <dgm:forEach name="Name32" axis="precedSib" ptType="parTrans" st="-1" cnt="1">
-                <dgm:choose name="Name33">
-                  <dgm:if name="Name34" func="var" arg="hierBranch" op="equ" val="std">
-                    <dgm:layoutNode name="Name35">
-                      <dgm:alg type="conn">
-                        <dgm:param type="connRout" val="bend"/>
-                        <dgm:param type="dim" val="1D"/>
-                        <dgm:param type="endSty" val="noArr"/>
-                        <dgm:param type="begPts" val="bCtr"/>
-                        <dgm:param type="endPts" val="tCtr"/>
-                        <dgm:param type="bendPt" val="end"/>
-                      </dgm:alg>
-                      <dgm:shape xmlns:r="http://schemas.openxmlformats.org/officeDocument/2006/relationships" type="conn" r:blip="" zOrderOff="-99999">
-                        <dgm:adjLst/>
-                      </dgm:shape>
-                      <dgm:presOf axis="self"/>
-                      <dgm:constrLst>
-                        <dgm:constr type="begPad"/>
-                        <dgm:constr type="endPad"/>
-                      </dgm:constrLst>
-                      <dgm:ruleLst/>
-                    </dgm:layoutNode>
-                  </dgm:if>
-                  <dgm:if name="Name36" func="var" arg="hierBranch" op="equ" val="init">
-                    <dgm:layoutNode name="Name37">
-                      <dgm:choose name="Name38">
-                        <dgm:if name="Name39" axis="self" func="depth" op="lte" val="2">
-                          <dgm:alg type="conn">
-                            <dgm:param type="connRout" val="bend"/>
-                            <dgm:param type="dim" val="1D"/>
-                            <dgm:param type="endSty" val="noArr"/>
-                            <dgm:param type="begPts" val="bCtr"/>
-                            <dgm:param type="endPts" val="tCtr"/>
-                            <dgm:param type="bendPt" val="end"/>
-                          </dgm:alg>
-                        </dgm:if>
-                        <dgm:else name="Name40">
-                          <dgm:choose name="Name41">
-                            <dgm:if name="Name42" axis="par des" func="maxDepth" op="lte" val="1">
-                              <dgm:choose name="Name43">
-                                <dgm:if name="Name44" axis="par ch" ptType="node asst" func="cnt" op="gte" val="1">
-                                  <dgm:alg type="conn">
-                                    <dgm:param type="connRout" val="bend"/>
-                                    <dgm:param type="dim" val="1D"/>
-                                    <dgm:param type="endSty" val="noArr"/>
-                                    <dgm:param type="begPts" val="bCtr"/>
-                                    <dgm:param type="endPts" val="midL midR"/>
-                                  </dgm:alg>
-                                </dgm:if>
-                                <dgm:else name="Name45">
-                                  <dgm:alg type="conn">
-                                    <dgm:param type="connRout" val="bend"/>
-                                    <dgm:param type="dim" val="1D"/>
-                                    <dgm:param type="endSty" val="noArr"/>
-                                    <dgm:param type="begPts" val="bCtr"/>
-                                    <dgm:param type="endPts" val="midL midR"/>
-                                    <dgm:param type="srcNode" val="rootConnector"/>
-                                  </dgm:alg>
-                                </dgm:else>
-                              </dgm:choose>
-                            </dgm:if>
-                            <dgm:else name="Name46">
-                              <dgm:alg type="conn">
-                                <dgm:param type="connRout" val="bend"/>
-                                <dgm:param type="dim" val="1D"/>
-                                <dgm:param type="endSty" val="noArr"/>
-                                <dgm:param type="begPts" val="bCtr"/>
-                                <dgm:param type="endPts" val="tCtr"/>
-                                <dgm:param type="bendPt" val="end"/>
-                              </dgm:alg>
-                            </dgm:else>
-                          </dgm:choose>
-                        </dgm:else>
-                      </dgm:choose>
-                      <dgm:shape xmlns:r="http://schemas.openxmlformats.org/officeDocument/2006/relationships" type="conn" r:blip="" zOrderOff="-99999">
-                        <dgm:adjLst/>
-                      </dgm:shape>
-                      <dgm:presOf axis="self"/>
-                      <dgm:constrLst>
-                        <dgm:constr type="begPad"/>
-                        <dgm:constr type="endPad"/>
-                      </dgm:constrLst>
-                      <dgm:ruleLst/>
-                    </dgm:layoutNode>
-                  </dgm:if>
-                  <dgm:if name="Name47" func="var" arg="hierBranch" op="equ" val="hang">
-                    <dgm:layoutNode name="Name48">
-                      <dgm:alg type="conn">
-                        <dgm:param type="connRout" val="bend"/>
-                        <dgm:param type="dim" val="1D"/>
-                        <dgm:param type="endSty" val="noArr"/>
-                        <dgm:param type="begPts" val="bCtr"/>
-                        <dgm:param type="endPts" val="midL midR"/>
-                      </dgm:alg>
-                      <dgm:shape xmlns:r="http://schemas.openxmlformats.org/officeDocument/2006/relationships" type="conn" r:blip="" zOrderOff="-99999">
-                        <dgm:adjLst/>
-                      </dgm:shape>
-                      <dgm:presOf axis="self"/>
-                      <dgm:constrLst>
-                        <dgm:constr type="begPad"/>
-                        <dgm:constr type="endPad"/>
-                      </dgm:constrLst>
-                      <dgm:ruleLst/>
-                    </dgm:layoutNode>
-                  </dgm:if>
-                  <dgm:else name="Name49">
-                    <dgm:layoutNode name="Name50">
-                      <dgm:choose name="Name51">
-                        <dgm:if name="Name52" axis="self" func="depth" op="lte" val="2">
-                          <dgm:choose name="Name53">
-                            <dgm:if name="Name54" axis="par ch" ptType="node asst" func="cnt" op="gte" val="1">
-                              <dgm:alg type="conn">
-                                <dgm:param type="connRout" val="bend"/>
-                                <dgm:param type="dim" val="1D"/>
-                                <dgm:param type="endSty" val="noArr"/>
-                                <dgm:param type="begPts" val="bCtr"/>
-                                <dgm:param type="endPts" val="midL midR"/>
-                              </dgm:alg>
-                            </dgm:if>
-                            <dgm:else name="Name55">
-                              <dgm:alg type="conn">
-                                <dgm:param type="connRout" val="bend"/>
-                                <dgm:param type="dim" val="1D"/>
-                                <dgm:param type="endSty" val="noArr"/>
-                                <dgm:param type="begPts" val="bCtr"/>
-                                <dgm:param type="endPts" val="midL midR"/>
-                                <dgm:param type="srcNode" val="rootConnector1"/>
-                              </dgm:alg>
-                            </dgm:else>
-                          </dgm:choose>
-                        </dgm:if>
-                        <dgm:else name="Name56">
-                          <dgm:choose name="Name57">
-                            <dgm:if name="Name58" axis="par ch" ptType="node asst" func="cnt" op="gte" val="1">
-                              <dgm:alg type="conn">
-                                <dgm:param type="connRout" val="bend"/>
-                                <dgm:param type="dim" val="1D"/>
-                                <dgm:param type="endSty" val="noArr"/>
-                                <dgm:param type="begPts" val="bCtr"/>
-                                <dgm:param type="endPts" val="midL midR"/>
-                              </dgm:alg>
-                            </dgm:if>
-                            <dgm:else name="Name59">
-                              <dgm:alg type="conn">
-                                <dgm:param type="connRout" val="bend"/>
-                                <dgm:param type="dim" val="1D"/>
-                                <dgm:param type="endSty" val="noArr"/>
-                                <dgm:param type="begPts" val="bCtr"/>
-                                <dgm:param type="endPts" val="midL midR"/>
-                                <dgm:param type="srcNode" val="rootConnector"/>
-                              </dgm:alg>
-                            </dgm:else>
-                          </dgm:choose>
-                        </dgm:else>
-                      </dgm:choose>
-                      <dgm:shape xmlns:r="http://schemas.openxmlformats.org/officeDocument/2006/relationships" type="conn" r:blip="" zOrderOff="-99999">
-                        <dgm:adjLst/>
-                      </dgm:shape>
-                      <dgm:presOf axis="self"/>
-                      <dgm:constrLst>
-                        <dgm:constr type="begPad"/>
-                        <dgm:constr type="endPad"/>
-                      </dgm:constrLst>
-                      <dgm:ruleLst/>
-                    </dgm:layoutNode>
-                  </dgm:else>
-                </dgm:choose>
-              </dgm:forEach>
-              <dgm:layoutNode name="hierRoot2">
-                <dgm:varLst>
-                  <dgm:hierBranch val="init"/>
-                </dgm:varLst>
-                <dgm:choose name="Name60">
-                  <dgm:if name="Name61" func="var" arg="hierBranch" op="equ" val="l">
-                    <dgm:choose name="Name62">
-                      <dgm:if name="Name63" axis="ch" ptType="asst" func="cnt" op="gte" val="1">
-                        <dgm:alg type="hierRoot">
-                          <dgm:param type="hierAlign" val="tR"/>
-                        </dgm:alg>
-                        <dgm:shape xmlns:r="http://schemas.openxmlformats.org/officeDocument/2006/relationships" r:blip="">
-                          <dgm:adjLst/>
-                        </dgm:shape>
-                        <dgm:presOf/>
-                        <dgm:constrLst>
-                          <dgm:constr type="alignOff" val="0.65"/>
-                        </dgm:constrLst>
-                      </dgm:if>
-                      <dgm:else name="Name64">
-                        <dgm:alg type="hierRoot">
-                          <dgm:param type="hierAlign" val="tR"/>
-                        </dgm:alg>
-                        <dgm:shape xmlns:r="http://schemas.openxmlformats.org/officeDocument/2006/relationships" r:blip="">
-                          <dgm:adjLst/>
-                        </dgm:shape>
-                        <dgm:presOf/>
-                        <dgm:constrLst>
-                          <dgm:constr type="alignOff" val="0.25"/>
-                        </dgm:constrLst>
-                      </dgm:else>
-                    </dgm:choose>
-                  </dgm:if>
-                  <dgm:if name="Name65" func="var" arg="hierBranch" op="equ" val="r">
-                    <dgm:choose name="Name66">
-                      <dgm:if name="Name67" axis="ch" ptType="asst" func="cnt" op="gte" val="1">
-                        <dgm:alg type="hierRoot">
-                          <dgm:param type="hierAlign" val="tL"/>
-                        </dgm:alg>
-                        <dgm:shape xmlns:r="http://schemas.openxmlformats.org/officeDocument/2006/relationships" r:blip="">
-                          <dgm:adjLst/>
-                        </dgm:shape>
-                        <dgm:presOf/>
-                        <dgm:constrLst>
-                          <dgm:constr type="alignOff" val="0.65"/>
-                        </dgm:constrLst>
-                      </dgm:if>
-                      <dgm:else name="Name68">
-                        <dgm:alg type="hierRoot">
-                          <dgm:param type="hierAlign" val="tL"/>
-                        </dgm:alg>
-                        <dgm:shape xmlns:r="http://schemas.openxmlformats.org/officeDocument/2006/relationships" r:blip="">
-                          <dgm:adjLst/>
-                        </dgm:shape>
-                        <dgm:presOf/>
-                        <dgm:constrLst>
-                          <dgm:constr type="alignOff" val="0.25"/>
-                        </dgm:constrLst>
-                      </dgm:else>
-                    </dgm:choose>
-                  </dgm:if>
-                  <dgm:if name="Name69" func="var" arg="hierBranch" op="equ" val="std">
-                    <dgm:alg type="hierRoot"/>
-                    <dgm:shape xmlns:r="http://schemas.openxmlformats.org/officeDocument/2006/relationships" r:blip="">
-                      <dgm:adjLst/>
-                    </dgm:shape>
-                    <dgm:presOf/>
-                    <dgm:constrLst>
-                      <dgm:constr type="alignOff"/>
-                      <dgm:constr type="bendDist" for="des" ptType="parTrans" refType="sp" fact="0.5"/>
-                    </dgm:constrLst>
-                  </dgm:if>
-                  <dgm:if name="Name70" func="var" arg="hierBranch" op="equ" val="init">
-                    <dgm:choose name="Name71">
-                      <dgm:if name="Name72" axis="des" func="maxDepth" op="lte" val="1">
-                        <dgm:choose name="Name73">
-                          <dgm:if name="Name74" axis="ch" ptType="asst" func="cnt" op="gte" val="1">
-                            <dgm:alg type="hierRoot">
-                              <dgm:param type="hierAlign" val="tL"/>
-                            </dgm:alg>
-                            <dgm:shape xmlns:r="http://schemas.openxmlformats.org/officeDocument/2006/relationships" r:blip="">
-                              <dgm:adjLst/>
-                            </dgm:shape>
-                            <dgm:presOf/>
-                            <dgm:constrLst>
-                              <dgm:constr type="alignOff" val="0.65"/>
-                            </dgm:constrLst>
-                          </dgm:if>
-                          <dgm:else name="Name75">
-                            <dgm:alg type="hierRoot">
-                              <dgm:param type="hierAlign" val="tL"/>
-                            </dgm:alg>
-                            <dgm:shape xmlns:r="http://schemas.openxmlformats.org/officeDocument/2006/relationships" r:blip="">
-                              <dgm:adjLst/>
-                            </dgm:shape>
-                            <dgm:presOf/>
-                            <dgm:constrLst>
-                              <dgm:constr type="alignOff" val="0.25"/>
-                            </dgm:constrLst>
-                          </dgm:else>
-                        </dgm:choose>
-                      </dgm:if>
-                      <dgm:else name="Name76">
-                        <dgm:alg type="hierRoot"/>
-                        <dgm:shape xmlns:r="http://schemas.openxmlformats.org/officeDocument/2006/relationships" r:blip="">
-                          <dgm:adjLst/>
-                        </dgm:shape>
-                        <dgm:presOf/>
-                        <dgm:constrLst>
-                          <dgm:constr type="alignOff"/>
-                          <dgm:constr type="bendDist" for="des" ptType="parTrans" refType="sp" fact="0.5"/>
-                        </dgm:constrLst>
-                      </dgm:else>
-                    </dgm:choose>
-                  </dgm:if>
-                  <dgm:else name="Name77">
-                    <dgm:alg type="hierRoot"/>
-                    <dgm:shape xmlns:r="http://schemas.openxmlformats.org/officeDocument/2006/relationships" r:blip="">
-                      <dgm:adjLst/>
-                    </dgm:shape>
-                    <dgm:presOf/>
-                    <dgm:constrLst>
-                      <dgm:constr type="alignOff" val="0.65"/>
-                    </dgm:constrLst>
-                  </dgm:else>
-                </dgm:choose>
-                <dgm:ruleLst/>
-                <dgm:layoutNode name="rootComposite">
-                  <dgm:alg type="composite"/>
-                  <dgm:shape xmlns:r="http://schemas.openxmlformats.org/officeDocument/2006/relationships" r:blip="">
-                    <dgm:adjLst/>
-                  </dgm:shape>
-                  <dgm:presOf axis="self" ptType="node" cnt="1"/>
-                  <dgm:choose name="Name78">
-                    <dgm:if name="Name79" func="var" arg="hierBranch" op="equ" val="init">
-                      <dgm:constrLst>
-                        <dgm:constr type="l" for="ch" forName="rootText"/>
-                        <dgm:constr type="t" for="ch" forName="rootText"/>
-                        <dgm:constr type="w" for="ch" forName="rootText" refType="w"/>
-                        <dgm:constr type="h" for="ch" forName="rootText" refType="h"/>
-                        <dgm:constr type="l" for="ch" forName="rootConnector"/>
-                        <dgm:constr type="t" for="ch" forName="rootConnector"/>
-                        <dgm:constr type="w" for="ch" forName="rootConnector" refType="w" refFor="ch" refForName="rootText" fact="0.2"/>
-                        <dgm:constr type="h" for="ch" forName="rootConnector" refType="h" refFor="ch" refForName="rootText"/>
-                      </dgm:constrLst>
-                    </dgm:if>
-                    <dgm:if name="Name80" func="var" arg="hierBranch" op="equ" val="l">
-                      <dgm:constrLst>
-                        <dgm:constr type="l" for="ch" forName="rootText"/>
-                        <dgm:constr type="t" for="ch" forName="rootText"/>
-                        <dgm:constr type="w" for="ch" forName="rootText" refType="w"/>
-                        <dgm:constr type="h" for="ch" forName="rootText" refType="h"/>
-                        <dgm:constr type="r" for="ch" forName="rootConnector" refType="w"/>
-                        <dgm:constr type="t" for="ch" forName="rootConnector"/>
-                        <dgm:constr type="w" for="ch" forName="rootConnector" refType="w" refFor="ch" refForName="rootText" fact="0.2"/>
-                        <dgm:constr type="h" for="ch" forName="rootConnector" refType="h" refFor="ch" refForName="rootText"/>
-                      </dgm:constrLst>
-                    </dgm:if>
-                    <dgm:if name="Name81" func="var" arg="hierBranch" op="equ" val="r">
-                      <dgm:constrLst>
-                        <dgm:constr type="l" for="ch" forName="rootText"/>
-                        <dgm:constr type="t" for="ch" forName="rootText"/>
-                        <dgm:constr type="w" for="ch" forName="rootText" refType="w"/>
-                        <dgm:constr type="h" for="ch" forName="rootText" refType="h"/>
-                        <dgm:constr type="l" for="ch" forName="rootConnector"/>
-                        <dgm:constr type="t" for="ch" forName="rootConnector"/>
-                        <dgm:constr type="w" for="ch" forName="rootConnector" refType="w" refFor="ch" refForName="rootText" fact="0.2"/>
-                        <dgm:constr type="h" for="ch" forName="rootConnector" refType="h" refFor="ch" refForName="rootText"/>
-                      </dgm:constrLst>
-                    </dgm:if>
-                    <dgm:else name="Name82">
-                      <dgm:constrLst>
-                        <dgm:constr type="l" for="ch" forName="rootText"/>
-                        <dgm:constr type="t" for="ch" forName="rootText"/>
-                        <dgm:constr type="w" for="ch" forName="rootText" refType="w"/>
-                        <dgm:constr type="h" for="ch" forName="rootText" refType="h"/>
-                        <dgm:constr type="r" for="ch" forName="rootConnector" refType="w"/>
-                        <dgm:constr type="t" for="ch" forName="rootConnector"/>
-                        <dgm:constr type="w" for="ch" forName="rootConnector" refType="w" refFor="ch" refForName="rootText" fact="0.2"/>
-                        <dgm:constr type="h" for="ch" forName="rootConnector" refType="h" refFor="ch" refForName="rootText"/>
-                      </dgm:constrLst>
-                    </dgm:else>
-                  </dgm:choose>
-                  <dgm:ruleLst/>
-                  <dgm:layoutNode name="rootText">
-                    <dgm:varLst>
-                      <dgm:chPref val="3"/>
-                    </dgm:varLst>
-                    <dgm:alg type="tx"/>
-                    <dgm:shape xmlns:r="http://schemas.openxmlformats.org/officeDocument/2006/relationships" type="rect" r:blip="">
-                      <dgm:adjLst/>
-                    </dgm:shape>
-                    <dgm:presOf axis="self" ptType="node" cnt="1"/>
-                    <dgm:constrLst>
-                      <dgm:constr type="primFontSz" val="65"/>
-                      <dgm:constr type="lMarg" refType="primFontSz" fact="0.05"/>
-                      <dgm:constr type="rMarg" refType="primFontSz" fact="0.05"/>
-                      <dgm:constr type="tMarg" refType="primFontSz" fact="0.05"/>
-                      <dgm:constr type="bMarg" refType="primFontSz" fact="0.05"/>
-                    </dgm:constrLst>
-                    <dgm:ruleLst>
-                      <dgm:rule type="primFontSz" val="5" fact="NaN" max="NaN"/>
-                    </dgm:ruleLst>
-                  </dgm:layoutNode>
-                  <dgm:layoutNode name="rootConnector" moveWith="rootText">
-                    <dgm:alg type="sp"/>
-                    <dgm:shape xmlns:r="http://schemas.openxmlformats.org/officeDocument/2006/relationships" type="rect" r:blip="" hideGeom="1">
-                      <dgm:adjLst/>
-                    </dgm:shape>
-                    <dgm:presOf axis="self" ptType="node" cnt="1"/>
-                    <dgm:constrLst/>
-                    <dgm:ruleLst/>
-                  </dgm:layoutNode>
-                </dgm:layoutNode>
-                <dgm:layoutNode name="hierChild4">
-                  <dgm:choose name="Name83">
-                    <dgm:if name="Name84" func="var" arg="hierBranch" op="equ" val="l">
-                      <dgm:alg type="hierChild">
-                        <dgm:param type="chAlign" val="r"/>
-                        <dgm:param type="linDir" val="fromT"/>
-                      </dgm:alg>
-                    </dgm:if>
-                    <dgm:if name="Name85" func="var" arg="hierBranch" op="equ" val="r">
-                      <dgm:alg type="hierChild">
-                        <dgm:param type="chAlign" val="l"/>
-                        <dgm:param type="linDir" val="fromT"/>
-                      </dgm:alg>
-                    </dgm:if>
-                    <dgm:if name="Name86" func="var" arg="hierBranch" op="equ" val="hang">
-                      <dgm:choose name="Name87">
-                        <dgm:if name="Name88" func="var" arg="dir" op="equ" val="norm">
-                          <dgm:alg type="hierChild">
-                            <dgm:param type="chAlign" val="l"/>
-                            <dgm:param type="linDir" val="fromL"/>
-                            <dgm:param type="secChAlign" val="t"/>
-                            <dgm:param type="secLinDir" val="fromT"/>
-                          </dgm:alg>
-                        </dgm:if>
-                        <dgm:else name="Name89">
-                          <dgm:alg type="hierChild">
-                            <dgm:param type="chAlign" val="l"/>
-                            <dgm:param type="linDir" val="fromR"/>
-                            <dgm:param type="secChAlign" val="t"/>
-                            <dgm:param type="secLinDir" val="fromT"/>
-                          </dgm:alg>
-                        </dgm:else>
-                      </dgm:choose>
-                    </dgm:if>
-                    <dgm:if name="Name90" func="var" arg="hierBranch" op="equ" val="std">
-                      <dgm:choose name="Name91">
-                        <dgm:if name="Name92" func="var" arg="dir" op="equ" val="norm">
-                          <dgm:alg type="hierChild"/>
-                        </dgm:if>
-                        <dgm:else name="Name93">
-                          <dgm:alg type="hierChild">
-                            <dgm:param type="linDir" val="fromR"/>
-                          </dgm:alg>
-                        </dgm:else>
-                      </dgm:choose>
-                    </dgm:if>
-                    <dgm:if name="Name94" func="var" arg="hierBranch" op="equ" val="init">
-                      <dgm:choose name="Name95">
-                        <dgm:if name="Name96" axis="des" func="maxDepth" op="lte" val="1">
-                          <dgm:alg type="hierChild">
-                            <dgm:param type="chAlign" val="l"/>
-                            <dgm:param type="linDir" val="fromT"/>
-                          </dgm:alg>
-                        </dgm:if>
-                        <dgm:else name="Name97">
-                          <dgm:choose name="Name98">
-                            <dgm:if name="Name99" func="var" arg="dir" op="equ" val="norm">
-                              <dgm:alg type="hierChild"/>
-                            </dgm:if>
-                            <dgm:else name="Name100">
-                              <dgm:alg type="hierChild">
-                                <dgm:param type="linDir" val="fromR"/>
-                              </dgm:alg>
-                            </dgm:else>
-                          </dgm:choose>
-                        </dgm:else>
-                      </dgm:choose>
-                    </dgm:if>
-                    <dgm:else name="Name101"/>
-                  </dgm:choose>
-                  <dgm:shape xmlns:r="http://schemas.openxmlformats.org/officeDocument/2006/relationships" r:blip="">
-                    <dgm:adjLst/>
-                  </dgm:shape>
-                  <dgm:presOf/>
-                  <dgm:constrLst/>
-                  <dgm:ruleLst/>
-                  <dgm:forEach name="Name102" ref="rep2a"/>
-                </dgm:layoutNode>
-                <dgm:layoutNode name="hierChild5">
-                  <dgm:choose name="Name103">
-                    <dgm:if name="Name104" func="var" arg="dir" op="equ" val="norm">
-                      <dgm:alg type="hierChild">
-                        <dgm:param type="chAlign" val="l"/>
-                        <dgm:param type="linDir" val="fromL"/>
-                        <dgm:param type="secChAlign" val="t"/>
-                        <dgm:param type="secLinDir" val="fromT"/>
-                      </dgm:alg>
-                    </dgm:if>
-                    <dgm:else name="Name105">
-                      <dgm:alg type="hierChild">
-                        <dgm:param type="chAlign" val="l"/>
-                        <dgm:param type="linDir" val="fromR"/>
-                        <dgm:param type="secChAlign" val="t"/>
-                        <dgm:param type="secLinDir" val="fromT"/>
-                      </dgm:alg>
-                    </dgm:else>
-                  </dgm:choose>
-                  <dgm:shape xmlns:r="http://schemas.openxmlformats.org/officeDocument/2006/relationships" r:blip="">
-                    <dgm:adjLst/>
-                  </dgm:shape>
-                  <dgm:presOf/>
-                  <dgm:constrLst/>
-                  <dgm:ruleLst/>
-                  <dgm:forEach name="Name106" ref="rep2b"/>
-                </dgm:layoutNode>
-              </dgm:layoutNode>
-            </dgm:forEach>
-          </dgm:layoutNode>
-          <dgm:layoutNode name="hierChild3">
-            <dgm:choose name="Name107">
-              <dgm:if name="Name108" func="var" arg="dir" op="equ" val="norm">
-                <dgm:alg type="hierChild">
-                  <dgm:param type="chAlign" val="l"/>
-                  <dgm:param type="linDir" val="fromL"/>
-                  <dgm:param type="secChAlign" val="t"/>
-                  <dgm:param type="secLinDir" val="fromT"/>
-                </dgm:alg>
-              </dgm:if>
-              <dgm:else name="Name109">
-                <dgm:alg type="hierChild">
-                  <dgm:param type="chAlign" val="l"/>
-                  <dgm:param type="linDir" val="fromR"/>
-                  <dgm:param type="secChAlign" val="t"/>
-                  <dgm:param type="secLinDir" val="fromT"/>
-                </dgm:alg>
-              </dgm:else>
-            </dgm:choose>
-            <dgm:shape xmlns:r="http://schemas.openxmlformats.org/officeDocument/2006/relationships" r:blip="">
-              <dgm:adjLst/>
-            </dgm:shape>
-            <dgm:presOf/>
-            <dgm:constrLst/>
-            <dgm:ruleLst/>
-            <dgm:forEach name="rep2b" axis="ch" ptType="asst">
-              <dgm:forEach name="Name110" axis="precedSib" ptType="parTrans" st="-1" cnt="1">
-                <dgm:layoutNode name="Name111">
-                  <dgm:alg type="conn">
-                    <dgm:param type="connRout" val="bend"/>
-                    <dgm:param type="dim" val="1D"/>
-                    <dgm:param type="endSty" val="noArr"/>
-                    <dgm:param type="begPts" val="bCtr"/>
-                    <dgm:param type="endPts" val="midL midR"/>
-                  </dgm:alg>
-                  <dgm:shape xmlns:r="http://schemas.openxmlformats.org/officeDocument/2006/relationships" type="conn" r:blip="" zOrderOff="-99999">
-                    <dgm:adjLst/>
-                  </dgm:shape>
-                  <dgm:presOf axis="self"/>
-                  <dgm:constrLst>
-                    <dgm:constr type="begPad"/>
-                    <dgm:constr type="endPad"/>
-                  </dgm:constrLst>
-                  <dgm:ruleLst/>
-                </dgm:layoutNode>
-              </dgm:forEach>
-              <dgm:layoutNode name="hierRoot3">
-                <dgm:varLst>
-                  <dgm:hierBranch val="init"/>
-                </dgm:varLst>
-                <dgm:choose name="Name112">
-                  <dgm:if name="Name113" func="var" arg="hierBranch" op="equ" val="l">
-                    <dgm:alg type="hierRoot">
-                      <dgm:param type="hierAlign" val="tR"/>
-                    </dgm:alg>
-                    <dgm:shape xmlns:r="http://schemas.openxmlformats.org/officeDocument/2006/relationships" r:blip="">
-                      <dgm:adjLst/>
-                    </dgm:shape>
-                    <dgm:presOf/>
-                    <dgm:constrLst>
-                      <dgm:constr type="alignOff" val="0.65"/>
-                    </dgm:constrLst>
-                  </dgm:if>
-                  <dgm:if name="Name114" func="var" arg="hierBranch" op="equ" val="r">
-                    <dgm:alg type="hierRoot">
-                      <dgm:param type="hierAlign" val="tL"/>
-                    </dgm:alg>
-                    <dgm:shape xmlns:r="http://schemas.openxmlformats.org/officeDocument/2006/relationships" r:blip="">
-                      <dgm:adjLst/>
-                    </dgm:shape>
-                    <dgm:presOf/>
-                    <dgm:constrLst>
-                      <dgm:constr type="alignOff" val="0.65"/>
-                    </dgm:constrLst>
-                  </dgm:if>
-                  <dgm:if name="Name115" func="var" arg="hierBranch" op="equ" val="hang">
-                    <dgm:alg type="hierRoot"/>
-                    <dgm:shape xmlns:r="http://schemas.openxmlformats.org/officeDocument/2006/relationships" r:blip="">
-                      <dgm:adjLst/>
-                    </dgm:shape>
-                    <dgm:presOf/>
-                    <dgm:constrLst>
-                      <dgm:constr type="alignOff" val="0.65"/>
-                    </dgm:constrLst>
-                  </dgm:if>
-                  <dgm:if name="Name116" func="var" arg="hierBranch" op="equ" val="std">
-                    <dgm:alg type="hierRoot"/>
-                    <dgm:shape xmlns:r="http://schemas.openxmlformats.org/officeDocument/2006/relationships" r:blip="">
-                      <dgm:adjLst/>
-                    </dgm:shape>
-                    <dgm:presOf/>
-                    <dgm:constrLst>
-                      <dgm:constr type="alignOff"/>
-                      <dgm:constr type="bendDist" for="des" ptType="parTrans" refType="sp" fact="0.5"/>
-                    </dgm:constrLst>
-                  </dgm:if>
-                  <dgm:if name="Name117" func="var" arg="hierBranch" op="equ" val="init">
-                    <dgm:choose name="Name118">
-                      <dgm:if name="Name119" axis="des" func="maxDepth" op="lte" val="1">
-                        <dgm:alg type="hierRoot">
-                          <dgm:param type="hierAlign" val="tL"/>
-                        </dgm:alg>
-                        <dgm:shape xmlns:r="http://schemas.openxmlformats.org/officeDocument/2006/relationships" r:blip="">
-                          <dgm:adjLst/>
-                        </dgm:shape>
-                        <dgm:presOf/>
-                        <dgm:constrLst>
-                          <dgm:constr type="alignOff" val="0.65"/>
-                        </dgm:constrLst>
-                      </dgm:if>
-                      <dgm:else name="Name120">
-                        <dgm:alg type="hierRoot"/>
-                        <dgm:shape xmlns:r="http://schemas.openxmlformats.org/officeDocument/2006/relationships" r:blip="">
-                          <dgm:adjLst/>
-                        </dgm:shape>
-                        <dgm:presOf/>
-                        <dgm:constrLst>
-                          <dgm:constr type="alignOff"/>
-                          <dgm:constr type="bendDist" for="des" ptType="parTrans" refType="sp" fact="0.5"/>
-                        </dgm:constrLst>
-                      </dgm:else>
-                    </dgm:choose>
-                  </dgm:if>
-                  <dgm:else name="Name121"/>
-                </dgm:choose>
-                <dgm:ruleLst/>
-                <dgm:layoutNode name="rootComposite3">
-                  <dgm:alg type="composite"/>
-                  <dgm:shape xmlns:r="http://schemas.openxmlformats.org/officeDocument/2006/relationships" r:blip="">
-                    <dgm:adjLst/>
-                  </dgm:shape>
-                  <dgm:presOf axis="self" ptType="node" cnt="1"/>
-                  <dgm:choose name="Name122">
-                    <dgm:if name="Name123" func="var" arg="hierBranch" op="equ" val="init">
-                      <dgm:constrLst>
-                        <dgm:constr type="l" for="ch" forName="rootText3"/>
-                        <dgm:constr type="t" for="ch" forName="rootText3"/>
-                        <dgm:constr type="w" for="ch" forName="rootText3" refType="w"/>
-                        <dgm:constr type="h" for="ch" forName="rootText3" refType="h"/>
-                        <dgm:constr type="l" for="ch" forName="rootConnector3"/>
-                        <dgm:constr type="t" for="ch" forName="rootConnector3"/>
-                        <dgm:constr type="w" for="ch" forName="rootConnector3" refType="w" refFor="ch" refForName="rootText3" fact="0.2"/>
-                        <dgm:constr type="h" for="ch" forName="rootConnector3" refType="h" refFor="ch" refForName="rootText3"/>
-                      </dgm:constrLst>
-                    </dgm:if>
-                    <dgm:if name="Name124" func="var" arg="hierBranch" op="equ" val="l">
-                      <dgm:constrLst>
-                        <dgm:constr type="l" for="ch" forName="rootText3"/>
-                        <dgm:constr type="t" for="ch" forName="rootText3"/>
-                        <dgm:constr type="w" for="ch" forName="rootText3" refType="w"/>
-                        <dgm:constr type="h" for="ch" forName="rootText3" refType="h"/>
-                        <dgm:constr type="r" for="ch" forName="rootConnector3" refType="w"/>
-                        <dgm:constr type="t" for="ch" forName="rootConnector3"/>
-                        <dgm:constr type="w" for="ch" forName="rootConnector3" refType="w" refFor="ch" refForName="rootText3" fact="0.2"/>
-                        <dgm:constr type="h" for="ch" forName="rootConnector3" refType="h" refFor="ch" refForName="rootText3"/>
-                      </dgm:constrLst>
-                    </dgm:if>
-                    <dgm:if name="Name125" func="var" arg="hierBranch" op="equ" val="r">
-                      <dgm:constrLst>
-                        <dgm:constr type="l" for="ch" forName="rootText3"/>
-                        <dgm:constr type="t" for="ch" forName="rootText3"/>
-                        <dgm:constr type="w" for="ch" forName="rootText3" refType="w"/>
-                        <dgm:constr type="h" for="ch" forName="rootText3" refType="h"/>
-                        <dgm:constr type="l" for="ch" forName="rootConnector3"/>
-                        <dgm:constr type="t" for="ch" forName="rootConnector3"/>
-                        <dgm:constr type="w" for="ch" forName="rootConnector3" refType="w" refFor="ch" refForName="rootText3" fact="0.2"/>
-                        <dgm:constr type="h" for="ch" forName="rootConnector3" refType="h" refFor="ch" refForName="rootText3"/>
-                      </dgm:constrLst>
-                    </dgm:if>
-                    <dgm:else name="Name126">
-                      <dgm:constrLst>
-                        <dgm:constr type="l" for="ch" forName="rootText3"/>
-                        <dgm:constr type="t" for="ch" forName="rootText3"/>
-                        <dgm:constr type="w" for="ch" forName="rootText3" refType="w"/>
-                        <dgm:constr type="h" for="ch" forName="rootText3" refType="h"/>
-                        <dgm:constr type="r" for="ch" forName="rootConnector3" refType="w"/>
-                        <dgm:constr type="t" for="ch" forName="rootConnector3"/>
-                        <dgm:constr type="w" for="ch" forName="rootConnector3" refType="w" refFor="ch" refForName="rootText3" fact="0.2"/>
-                        <dgm:constr type="h" for="ch" forName="rootConnector3" refType="h" refFor="ch" refForName="rootText3"/>
-                      </dgm:constrLst>
-                    </dgm:else>
-                  </dgm:choose>
-                  <dgm:ruleLst/>
-                  <dgm:layoutNode name="rootText3">
-                    <dgm:varLst>
-                      <dgm:chPref val="3"/>
-                    </dgm:varLst>
-                    <dgm:alg type="tx"/>
-                    <dgm:shape xmlns:r="http://schemas.openxmlformats.org/officeDocument/2006/relationships" type="rect" r:blip="">
-                      <dgm:adjLst/>
-                    </dgm:shape>
-                    <dgm:presOf axis="self" ptType="node" cnt="1"/>
-                    <dgm:constrLst>
-                      <dgm:constr type="primFontSz" val="65"/>
-                      <dgm:constr type="lMarg" refType="primFontSz" fact="0.05"/>
-                      <dgm:constr type="rMarg" refType="primFontSz" fact="0.05"/>
-                      <dgm:constr type="tMarg" refType="primFontSz" fact="0.05"/>
-                      <dgm:constr type="bMarg" refType="primFontSz" fact="0.05"/>
-                    </dgm:constrLst>
-                    <dgm:ruleLst>
-                      <dgm:rule type="primFontSz" val="5" fact="NaN" max="NaN"/>
-                    </dgm:ruleLst>
-                  </dgm:layoutNode>
-                  <dgm:layoutNode name="rootConnector3" moveWith="rootText1">
-                    <dgm:alg type="sp"/>
-                    <dgm:shape xmlns:r="http://schemas.openxmlformats.org/officeDocument/2006/relationships" type="rect" r:blip="" hideGeom="1">
-                      <dgm:adjLst/>
-                    </dgm:shape>
-                    <dgm:presOf axis="self" ptType="node" cnt="1"/>
-                    <dgm:constrLst/>
-                    <dgm:ruleLst/>
-                  </dgm:layoutNode>
-                </dgm:layoutNode>
-                <dgm:layoutNode name="hierChild6">
-                  <dgm:choose name="Name127">
-                    <dgm:if name="Name128" func="var" arg="hierBranch" op="equ" val="l">
-                      <dgm:alg type="hierChild">
-                        <dgm:param type="chAlign" val="r"/>
-                        <dgm:param type="linDir" val="fromT"/>
-                      </dgm:alg>
-                    </dgm:if>
-                    <dgm:if name="Name129" func="var" arg="hierBranch" op="equ" val="r">
-                      <dgm:alg type="hierChild">
-                        <dgm:param type="chAlign" val="l"/>
-                        <dgm:param type="linDir" val="fromT"/>
-                      </dgm:alg>
-                    </dgm:if>
-                    <dgm:if name="Name130" func="var" arg="hierBranch" op="equ" val="hang">
-                      <dgm:choose name="Name131">
-                        <dgm:if name="Name132" func="var" arg="dir" op="equ" val="norm">
-                          <dgm:alg type="hierChild">
-                            <dgm:param type="chAlign" val="l"/>
-                            <dgm:param type="linDir" val="fromL"/>
-                            <dgm:param type="secChAlign" val="t"/>
-                            <dgm:param type="secLinDir" val="fromT"/>
-                          </dgm:alg>
-                        </dgm:if>
-                        <dgm:else name="Name133">
-                          <dgm:alg type="hierChild">
-                            <dgm:param type="chAlign" val="l"/>
-                            <dgm:param type="linDir" val="fromR"/>
-                            <dgm:param type="secChAlign" val="t"/>
-                            <dgm:param type="secLinDir" val="fromT"/>
-                          </dgm:alg>
-                        </dgm:else>
-                      </dgm:choose>
-                    </dgm:if>
-                    <dgm:if name="Name134" func="var" arg="hierBranch" op="equ" val="std">
-                      <dgm:choose name="Name135">
-                        <dgm:if name="Name136" func="var" arg="dir" op="equ" val="norm">
-                          <dgm:alg type="hierChild"/>
-                        </dgm:if>
-                        <dgm:else name="Name137">
-                          <dgm:alg type="hierChild">
-                            <dgm:param type="linDir" val="fromR"/>
-                          </dgm:alg>
-                        </dgm:else>
-                      </dgm:choose>
-                    </dgm:if>
-                    <dgm:if name="Name138" func="var" arg="hierBranch" op="equ" val="init">
-                      <dgm:choose name="Name139">
-                        <dgm:if name="Name140" axis="des" func="maxDepth" op="lte" val="1">
-                          <dgm:alg type="hierChild">
-                            <dgm:param type="chAlign" val="l"/>
-                            <dgm:param type="linDir" val="fromT"/>
-                          </dgm:alg>
-                        </dgm:if>
-                        <dgm:else name="Name141">
-                          <dgm:alg type="hierChild"/>
-                        </dgm:else>
-                      </dgm:choose>
-                    </dgm:if>
-                    <dgm:else name="Name142"/>
-                  </dgm:choose>
-                  <dgm:shape xmlns:r="http://schemas.openxmlformats.org/officeDocument/2006/relationships" r:blip="">
-                    <dgm:adjLst/>
-                  </dgm:shape>
-                  <dgm:presOf/>
-                  <dgm:constrLst/>
-                  <dgm:ruleLst/>
-                  <dgm:forEach name="Name143" ref="rep2a"/>
-                </dgm:layoutNode>
-                <dgm:layoutNode name="hierChild7">
-                  <dgm:choose name="Name144">
-                    <dgm:if name="Name145" func="var" arg="dir" op="equ" val="norm">
-                      <dgm:alg type="hierChild">
-                        <dgm:param type="chAlign" val="l"/>
-                        <dgm:param type="linDir" val="fromL"/>
-                        <dgm:param type="secChAlign" val="t"/>
-                        <dgm:param type="secLinDir" val="fromT"/>
-                      </dgm:alg>
-                    </dgm:if>
-                    <dgm:else name="Name146">
-                      <dgm:alg type="hierChild">
-                        <dgm:param type="chAlign" val="l"/>
-                        <dgm:param type="linDir" val="fromR"/>
-                        <dgm:param type="secChAlign" val="t"/>
-                        <dgm:param type="secLinDir" val="fromT"/>
-                      </dgm:alg>
-                    </dgm:else>
-                  </dgm:choose>
-                  <dgm:shape xmlns:r="http://schemas.openxmlformats.org/officeDocument/2006/relationships" r:blip="">
-                    <dgm:adjLst/>
-                  </dgm:shape>
-                  <dgm:presOf/>
-                  <dgm:constrLst/>
-                  <dgm:ruleLst/>
-                  <dgm:forEach name="Name147" ref="rep2b"/>
-                </dgm:layoutNode>
-              </dgm:layoutNode>
-            </dgm:forEach>
-          </dgm:layoutNode>
-        </dgm:layoutNode>
-      </dgm:forEach>
-    </dgm:forEach>
-  </dgm:layoutNode>
-</dgm:layoutDef>
-</file>
-
 <file path=word/diagrams/quickStyle1.xml><?xml version="1.0" encoding="utf-8"?>
 <dgm:styleDef xmlns:dgm="http://schemas.openxmlformats.org/drawingml/2006/diagram" xmlns:a="http://schemas.openxmlformats.org/drawingml/2006/main" uniqueId="urn:microsoft.com/office/officeart/2005/8/quickstyle/simple1">
   <dgm:title val=""/>
@@ -24785,1040 +23243,6 @@
 </dgm:styleDef>
 </file>
 
-<file path=word/diagrams/quickStyle2.xml><?xml version="1.0" encoding="utf-8"?>
-<dgm:styleDef xmlns:dgm="http://schemas.openxmlformats.org/drawingml/2006/diagram" xmlns:a="http://schemas.openxmlformats.org/drawingml/2006/main" uniqueId="urn:microsoft.com/office/officeart/2005/8/quickstyle/simple5">
-  <dgm:title val=""/>
-  <dgm:desc val=""/>
-  <dgm:catLst>
-    <dgm:cat type="simple" pri="10500"/>
-  </dgm:catLst>
-  <dgm:scene3d>
-    <a:camera prst="orthographicFront"/>
-    <a:lightRig rig="threePt" dir="t"/>
-  </dgm:scene3d>
-  <dgm:styleLbl name="node0">
-    <dgm:scene3d>
-      <a:camera prst="orthographicFront"/>
-      <a:lightRig rig="threePt" dir="t"/>
-    </dgm:scene3d>
-    <dgm:sp3d/>
-    <dgm:txPr/>
-    <dgm:style>
-      <a:lnRef idx="0">
-        <a:scrgbClr r="0" g="0" b="0"/>
-      </a:lnRef>
-      <a:fillRef idx="3">
-        <a:scrgbClr r="0" g="0" b="0"/>
-      </a:fillRef>
-      <a:effectRef idx="3">
-        <a:scrgbClr r="0" g="0" b="0"/>
-      </a:effectRef>
-      <a:fontRef idx="minor">
-        <a:schemeClr val="lt1"/>
-      </a:fontRef>
-    </dgm:style>
-  </dgm:styleLbl>
-  <dgm:styleLbl name="lnNode1">
-    <dgm:scene3d>
-      <a:camera prst="orthographicFront"/>
-      <a:lightRig rig="threePt" dir="t"/>
-    </dgm:scene3d>
-    <dgm:sp3d/>
-    <dgm:txPr/>
-    <dgm:style>
-      <a:lnRef idx="0">
-        <a:scrgbClr r="0" g="0" b="0"/>
-      </a:lnRef>
-      <a:fillRef idx="3">
-        <a:scrgbClr r="0" g="0" b="0"/>
-      </a:fillRef>
-      <a:effectRef idx="3">
-        <a:scrgbClr r="0" g="0" b="0"/>
-      </a:effectRef>
-      <a:fontRef idx="minor">
-        <a:schemeClr val="lt1"/>
-      </a:fontRef>
-    </dgm:style>
-  </dgm:styleLbl>
-  <dgm:styleLbl name="vennNode1">
-    <dgm:scene3d>
-      <a:camera prst="orthographicFront"/>
-      <a:lightRig rig="threePt" dir="t"/>
-    </dgm:scene3d>
-    <dgm:sp3d/>
-    <dgm:txPr/>
-    <dgm:style>
-      <a:lnRef idx="0">
-        <a:scrgbClr r="0" g="0" b="0"/>
-      </a:lnRef>
-      <a:fillRef idx="3">
-        <a:scrgbClr r="0" g="0" b="0"/>
-      </a:fillRef>
-      <a:effectRef idx="3">
-        <a:scrgbClr r="0" g="0" b="0"/>
-      </a:effectRef>
-      <a:fontRef idx="minor">
-        <a:schemeClr val="tx1"/>
-      </a:fontRef>
-    </dgm:style>
-  </dgm:styleLbl>
-  <dgm:styleLbl name="alignNode1">
-    <dgm:scene3d>
-      <a:camera prst="orthographicFront"/>
-      <a:lightRig rig="threePt" dir="t"/>
-    </dgm:scene3d>
-    <dgm:sp3d/>
-    <dgm:txPr/>
-    <dgm:style>
-      <a:lnRef idx="1">
-        <a:scrgbClr r="0" g="0" b="0"/>
-      </a:lnRef>
-      <a:fillRef idx="3">
-        <a:scrgbClr r="0" g="0" b="0"/>
-      </a:fillRef>
-      <a:effectRef idx="3">
-        <a:scrgbClr r="0" g="0" b="0"/>
-      </a:effectRef>
-      <a:fontRef idx="minor">
-        <a:schemeClr val="lt1"/>
-      </a:fontRef>
-    </dgm:style>
-  </dgm:styleLbl>
-  <dgm:styleLbl name="node1">
-    <dgm:scene3d>
-      <a:camera prst="orthographicFront"/>
-      <a:lightRig rig="threePt" dir="t"/>
-    </dgm:scene3d>
-    <dgm:sp3d/>
-    <dgm:txPr/>
-    <dgm:style>
-      <a:lnRef idx="0">
-        <a:scrgbClr r="0" g="0" b="0"/>
-      </a:lnRef>
-      <a:fillRef idx="3">
-        <a:scrgbClr r="0" g="0" b="0"/>
-      </a:fillRef>
-      <a:effectRef idx="3">
-        <a:scrgbClr r="0" g="0" b="0"/>
-      </a:effectRef>
-      <a:fontRef idx="minor">
-        <a:schemeClr val="lt1"/>
-      </a:fontRef>
-    </dgm:style>
-  </dgm:styleLbl>
-  <dgm:styleLbl name="node2">
-    <dgm:scene3d>
-      <a:camera prst="orthographicFront"/>
-      <a:lightRig rig="threePt" dir="t"/>
-    </dgm:scene3d>
-    <dgm:sp3d/>
-    <dgm:txPr/>
-    <dgm:style>
-      <a:lnRef idx="0">
-        <a:scrgbClr r="0" g="0" b="0"/>
-      </a:lnRef>
-      <a:fillRef idx="3">
-        <a:scrgbClr r="0" g="0" b="0"/>
-      </a:fillRef>
-      <a:effectRef idx="3">
-        <a:scrgbClr r="0" g="0" b="0"/>
-      </a:effectRef>
-      <a:fontRef idx="minor">
-        <a:schemeClr val="lt1"/>
-      </a:fontRef>
-    </dgm:style>
-  </dgm:styleLbl>
-  <dgm:styleLbl name="node3">
-    <dgm:scene3d>
-      <a:camera prst="orthographicFront"/>
-      <a:lightRig rig="threePt" dir="t"/>
-    </dgm:scene3d>
-    <dgm:sp3d/>
-    <dgm:txPr/>
-    <dgm:style>
-      <a:lnRef idx="0">
-        <a:scrgbClr r="0" g="0" b="0"/>
-      </a:lnRef>
-      <a:fillRef idx="3">
-        <a:scrgbClr r="0" g="0" b="0"/>
-      </a:fillRef>
-      <a:effectRef idx="3">
-        <a:scrgbClr r="0" g="0" b="0"/>
-      </a:effectRef>
-      <a:fontRef idx="minor">
-        <a:schemeClr val="lt1"/>
-      </a:fontRef>
-    </dgm:style>
-  </dgm:styleLbl>
-  <dgm:styleLbl name="node4">
-    <dgm:scene3d>
-      <a:camera prst="orthographicFront"/>
-      <a:lightRig rig="threePt" dir="t"/>
-    </dgm:scene3d>
-    <dgm:sp3d/>
-    <dgm:txPr/>
-    <dgm:style>
-      <a:lnRef idx="0">
-        <a:scrgbClr r="0" g="0" b="0"/>
-      </a:lnRef>
-      <a:fillRef idx="3">
-        <a:scrgbClr r="0" g="0" b="0"/>
-      </a:fillRef>
-      <a:effectRef idx="3">
-        <a:scrgbClr r="0" g="0" b="0"/>
-      </a:effectRef>
-      <a:fontRef idx="minor">
-        <a:schemeClr val="lt1"/>
-      </a:fontRef>
-    </dgm:style>
-  </dgm:styleLbl>
-  <dgm:styleLbl name="fgImgPlace1">
-    <dgm:scene3d>
-      <a:camera prst="orthographicFront"/>
-      <a:lightRig rig="threePt" dir="t"/>
-    </dgm:scene3d>
-    <dgm:sp3d/>
-    <dgm:txPr/>
-    <dgm:style>
-      <a:lnRef idx="0">
-        <a:scrgbClr r="0" g="0" b="0"/>
-      </a:lnRef>
-      <a:fillRef idx="1">
-        <a:scrgbClr r="0" g="0" b="0"/>
-      </a:fillRef>
-      <a:effectRef idx="3">
-        <a:scrgbClr r="0" g="0" b="0"/>
-      </a:effectRef>
-      <a:fontRef idx="minor"/>
-    </dgm:style>
-  </dgm:styleLbl>
-  <dgm:styleLbl name="alignImgPlace1">
-    <dgm:scene3d>
-      <a:camera prst="orthographicFront"/>
-      <a:lightRig rig="threePt" dir="t"/>
-    </dgm:scene3d>
-    <dgm:sp3d/>
-    <dgm:txPr/>
-    <dgm:style>
-      <a:lnRef idx="0">
-        <a:scrgbClr r="0" g="0" b="0"/>
-      </a:lnRef>
-      <a:fillRef idx="1">
-        <a:scrgbClr r="0" g="0" b="0"/>
-      </a:fillRef>
-      <a:effectRef idx="3">
-        <a:scrgbClr r="0" g="0" b="0"/>
-      </a:effectRef>
-      <a:fontRef idx="minor"/>
-    </dgm:style>
-  </dgm:styleLbl>
-  <dgm:styleLbl name="bgImgPlace1">
-    <dgm:scene3d>
-      <a:camera prst="orthographicFront"/>
-      <a:lightRig rig="threePt" dir="t"/>
-    </dgm:scene3d>
-    <dgm:sp3d/>
-    <dgm:txPr/>
-    <dgm:style>
-      <a:lnRef idx="0">
-        <a:scrgbClr r="0" g="0" b="0"/>
-      </a:lnRef>
-      <a:fillRef idx="1">
-        <a:scrgbClr r="0" g="0" b="0"/>
-      </a:fillRef>
-      <a:effectRef idx="3">
-        <a:scrgbClr r="0" g="0" b="0"/>
-      </a:effectRef>
-      <a:fontRef idx="minor"/>
-    </dgm:style>
-  </dgm:styleLbl>
-  <dgm:styleLbl name="sibTrans2D1">
-    <dgm:scene3d>
-      <a:camera prst="orthographicFront"/>
-      <a:lightRig rig="threePt" dir="t"/>
-    </dgm:scene3d>
-    <dgm:sp3d/>
-    <dgm:txPr/>
-    <dgm:style>
-      <a:lnRef idx="0">
-        <a:scrgbClr r="0" g="0" b="0"/>
-      </a:lnRef>
-      <a:fillRef idx="3">
-        <a:scrgbClr r="0" g="0" b="0"/>
-      </a:fillRef>
-      <a:effectRef idx="3">
-        <a:scrgbClr r="0" g="0" b="0"/>
-      </a:effectRef>
-      <a:fontRef idx="minor">
-        <a:schemeClr val="lt1"/>
-      </a:fontRef>
-    </dgm:style>
-  </dgm:styleLbl>
-  <dgm:styleLbl name="fgSibTrans2D1">
-    <dgm:scene3d>
-      <a:camera prst="orthographicFront"/>
-      <a:lightRig rig="threePt" dir="t"/>
-    </dgm:scene3d>
-    <dgm:sp3d/>
-    <dgm:txPr/>
-    <dgm:style>
-      <a:lnRef idx="0">
-        <a:scrgbClr r="0" g="0" b="0"/>
-      </a:lnRef>
-      <a:fillRef idx="3">
-        <a:scrgbClr r="0" g="0" b="0"/>
-      </a:fillRef>
-      <a:effectRef idx="3">
-        <a:scrgbClr r="0" g="0" b="0"/>
-      </a:effectRef>
-      <a:fontRef idx="minor">
-        <a:schemeClr val="lt1"/>
-      </a:fontRef>
-    </dgm:style>
-  </dgm:styleLbl>
-  <dgm:styleLbl name="bgSibTrans2D1">
-    <dgm:scene3d>
-      <a:camera prst="orthographicFront"/>
-      <a:lightRig rig="threePt" dir="t"/>
-    </dgm:scene3d>
-    <dgm:sp3d/>
-    <dgm:txPr/>
-    <dgm:style>
-      <a:lnRef idx="0">
-        <a:scrgbClr r="0" g="0" b="0"/>
-      </a:lnRef>
-      <a:fillRef idx="3">
-        <a:scrgbClr r="0" g="0" b="0"/>
-      </a:fillRef>
-      <a:effectRef idx="3">
-        <a:scrgbClr r="0" g="0" b="0"/>
-      </a:effectRef>
-      <a:fontRef idx="minor">
-        <a:schemeClr val="lt1"/>
-      </a:fontRef>
-    </dgm:style>
-  </dgm:styleLbl>
-  <dgm:styleLbl name="sibTrans1D1">
-    <dgm:scene3d>
-      <a:camera prst="orthographicFront"/>
-      <a:lightRig rig="threePt" dir="t"/>
-    </dgm:scene3d>
-    <dgm:sp3d/>
-    <dgm:txPr/>
-    <dgm:style>
-      <a:lnRef idx="1">
-        <a:scrgbClr r="0" g="0" b="0"/>
-      </a:lnRef>
-      <a:fillRef idx="0">
-        <a:scrgbClr r="0" g="0" b="0"/>
-      </a:fillRef>
-      <a:effectRef idx="0">
-        <a:scrgbClr r="0" g="0" b="0"/>
-      </a:effectRef>
-      <a:fontRef idx="minor"/>
-    </dgm:style>
-  </dgm:styleLbl>
-  <dgm:styleLbl name="callout">
-    <dgm:scene3d>
-      <a:camera prst="orthographicFront"/>
-      <a:lightRig rig="threePt" dir="t"/>
-    </dgm:scene3d>
-    <dgm:sp3d/>
-    <dgm:txPr/>
-    <dgm:style>
-      <a:lnRef idx="1">
-        <a:scrgbClr r="0" g="0" b="0"/>
-      </a:lnRef>
-      <a:fillRef idx="0">
-        <a:scrgbClr r="0" g="0" b="0"/>
-      </a:fillRef>
-      <a:effectRef idx="1">
-        <a:scrgbClr r="0" g="0" b="0"/>
-      </a:effectRef>
-      <a:fontRef idx="minor"/>
-    </dgm:style>
-  </dgm:styleLbl>
-  <dgm:styleLbl name="asst0">
-    <dgm:scene3d>
-      <a:camera prst="orthographicFront"/>
-      <a:lightRig rig="threePt" dir="t"/>
-    </dgm:scene3d>
-    <dgm:sp3d/>
-    <dgm:txPr/>
-    <dgm:style>
-      <a:lnRef idx="0">
-        <a:scrgbClr r="0" g="0" b="0"/>
-      </a:lnRef>
-      <a:fillRef idx="3">
-        <a:scrgbClr r="0" g="0" b="0"/>
-      </a:fillRef>
-      <a:effectRef idx="3">
-        <a:scrgbClr r="0" g="0" b="0"/>
-      </a:effectRef>
-      <a:fontRef idx="minor">
-        <a:schemeClr val="lt1"/>
-      </a:fontRef>
-    </dgm:style>
-  </dgm:styleLbl>
-  <dgm:styleLbl name="asst1">
-    <dgm:scene3d>
-      <a:camera prst="orthographicFront"/>
-      <a:lightRig rig="threePt" dir="t"/>
-    </dgm:scene3d>
-    <dgm:sp3d/>
-    <dgm:txPr/>
-    <dgm:style>
-      <a:lnRef idx="0">
-        <a:scrgbClr r="0" g="0" b="0"/>
-      </a:lnRef>
-      <a:fillRef idx="3">
-        <a:scrgbClr r="0" g="0" b="0"/>
-      </a:fillRef>
-      <a:effectRef idx="3">
-        <a:scrgbClr r="0" g="0" b="0"/>
-      </a:effectRef>
-      <a:fontRef idx="minor">
-        <a:schemeClr val="lt1"/>
-      </a:fontRef>
-    </dgm:style>
-  </dgm:styleLbl>
-  <dgm:styleLbl name="asst2">
-    <dgm:scene3d>
-      <a:camera prst="orthographicFront"/>
-      <a:lightRig rig="threePt" dir="t"/>
-    </dgm:scene3d>
-    <dgm:sp3d/>
-    <dgm:txPr/>
-    <dgm:style>
-      <a:lnRef idx="0">
-        <a:scrgbClr r="0" g="0" b="0"/>
-      </a:lnRef>
-      <a:fillRef idx="3">
-        <a:scrgbClr r="0" g="0" b="0"/>
-      </a:fillRef>
-      <a:effectRef idx="3">
-        <a:scrgbClr r="0" g="0" b="0"/>
-      </a:effectRef>
-      <a:fontRef idx="minor">
-        <a:schemeClr val="lt1"/>
-      </a:fontRef>
-    </dgm:style>
-  </dgm:styleLbl>
-  <dgm:styleLbl name="asst3">
-    <dgm:scene3d>
-      <a:camera prst="orthographicFront"/>
-      <a:lightRig rig="threePt" dir="t"/>
-    </dgm:scene3d>
-    <dgm:sp3d/>
-    <dgm:txPr/>
-    <dgm:style>
-      <a:lnRef idx="0">
-        <a:scrgbClr r="0" g="0" b="0"/>
-      </a:lnRef>
-      <a:fillRef idx="3">
-        <a:scrgbClr r="0" g="0" b="0"/>
-      </a:fillRef>
-      <a:effectRef idx="3">
-        <a:scrgbClr r="0" g="0" b="0"/>
-      </a:effectRef>
-      <a:fontRef idx="minor">
-        <a:schemeClr val="lt1"/>
-      </a:fontRef>
-    </dgm:style>
-  </dgm:styleLbl>
-  <dgm:styleLbl name="asst4">
-    <dgm:scene3d>
-      <a:camera prst="orthographicFront"/>
-      <a:lightRig rig="threePt" dir="t"/>
-    </dgm:scene3d>
-    <dgm:sp3d/>
-    <dgm:txPr/>
-    <dgm:style>
-      <a:lnRef idx="0">
-        <a:scrgbClr r="0" g="0" b="0"/>
-      </a:lnRef>
-      <a:fillRef idx="3">
-        <a:scrgbClr r="0" g="0" b="0"/>
-      </a:fillRef>
-      <a:effectRef idx="3">
-        <a:scrgbClr r="0" g="0" b="0"/>
-      </a:effectRef>
-      <a:fontRef idx="minor">
-        <a:schemeClr val="lt1"/>
-      </a:fontRef>
-    </dgm:style>
-  </dgm:styleLbl>
-  <dgm:styleLbl name="parChTrans2D1">
-    <dgm:scene3d>
-      <a:camera prst="orthographicFront"/>
-      <a:lightRig rig="threePt" dir="t"/>
-    </dgm:scene3d>
-    <dgm:sp3d/>
-    <dgm:txPr/>
-    <dgm:style>
-      <a:lnRef idx="0">
-        <a:scrgbClr r="0" g="0" b="0"/>
-      </a:lnRef>
-      <a:fillRef idx="3">
-        <a:scrgbClr r="0" g="0" b="0"/>
-      </a:fillRef>
-      <a:effectRef idx="3">
-        <a:scrgbClr r="0" g="0" b="0"/>
-      </a:effectRef>
-      <a:fontRef idx="minor">
-        <a:schemeClr val="lt1"/>
-      </a:fontRef>
-    </dgm:style>
-  </dgm:styleLbl>
-  <dgm:styleLbl name="parChTrans2D2">
-    <dgm:scene3d>
-      <a:camera prst="orthographicFront"/>
-      <a:lightRig rig="threePt" dir="t"/>
-    </dgm:scene3d>
-    <dgm:sp3d/>
-    <dgm:txPr/>
-    <dgm:style>
-      <a:lnRef idx="0">
-        <a:scrgbClr r="0" g="0" b="0"/>
-      </a:lnRef>
-      <a:fillRef idx="3">
-        <a:scrgbClr r="0" g="0" b="0"/>
-      </a:fillRef>
-      <a:effectRef idx="3">
-        <a:scrgbClr r="0" g="0" b="0"/>
-      </a:effectRef>
-      <a:fontRef idx="minor">
-        <a:schemeClr val="lt1"/>
-      </a:fontRef>
-    </dgm:style>
-  </dgm:styleLbl>
-  <dgm:styleLbl name="parChTrans2D3">
-    <dgm:scene3d>
-      <a:camera prst="orthographicFront"/>
-      <a:lightRig rig="threePt" dir="t"/>
-    </dgm:scene3d>
-    <dgm:sp3d/>
-    <dgm:txPr/>
-    <dgm:style>
-      <a:lnRef idx="0">
-        <a:scrgbClr r="0" g="0" b="0"/>
-      </a:lnRef>
-      <a:fillRef idx="3">
-        <a:scrgbClr r="0" g="0" b="0"/>
-      </a:fillRef>
-      <a:effectRef idx="3">
-        <a:scrgbClr r="0" g="0" b="0"/>
-      </a:effectRef>
-      <a:fontRef idx="minor">
-        <a:schemeClr val="lt1"/>
-      </a:fontRef>
-    </dgm:style>
-  </dgm:styleLbl>
-  <dgm:styleLbl name="parChTrans2D4">
-    <dgm:scene3d>
-      <a:camera prst="orthographicFront"/>
-      <a:lightRig rig="threePt" dir="t"/>
-    </dgm:scene3d>
-    <dgm:sp3d/>
-    <dgm:txPr/>
-    <dgm:style>
-      <a:lnRef idx="0">
-        <a:scrgbClr r="0" g="0" b="0"/>
-      </a:lnRef>
-      <a:fillRef idx="3">
-        <a:scrgbClr r="0" g="0" b="0"/>
-      </a:fillRef>
-      <a:effectRef idx="3">
-        <a:scrgbClr r="0" g="0" b="0"/>
-      </a:effectRef>
-      <a:fontRef idx="minor">
-        <a:schemeClr val="lt1"/>
-      </a:fontRef>
-    </dgm:style>
-  </dgm:styleLbl>
-  <dgm:styleLbl name="parChTrans1D1">
-    <dgm:scene3d>
-      <a:camera prst="orthographicFront"/>
-      <a:lightRig rig="threePt" dir="t"/>
-    </dgm:scene3d>
-    <dgm:sp3d/>
-    <dgm:txPr/>
-    <dgm:style>
-      <a:lnRef idx="2">
-        <a:scrgbClr r="0" g="0" b="0"/>
-      </a:lnRef>
-      <a:fillRef idx="0">
-        <a:scrgbClr r="0" g="0" b="0"/>
-      </a:fillRef>
-      <a:effectRef idx="0">
-        <a:scrgbClr r="0" g="0" b="0"/>
-      </a:effectRef>
-      <a:fontRef idx="minor"/>
-    </dgm:style>
-  </dgm:styleLbl>
-  <dgm:styleLbl name="parChTrans1D2">
-    <dgm:scene3d>
-      <a:camera prst="orthographicFront"/>
-      <a:lightRig rig="threePt" dir="t"/>
-    </dgm:scene3d>
-    <dgm:sp3d/>
-    <dgm:txPr/>
-    <dgm:style>
-      <a:lnRef idx="2">
-        <a:scrgbClr r="0" g="0" b="0"/>
-      </a:lnRef>
-      <a:fillRef idx="0">
-        <a:scrgbClr r="0" g="0" b="0"/>
-      </a:fillRef>
-      <a:effectRef idx="0">
-        <a:scrgbClr r="0" g="0" b="0"/>
-      </a:effectRef>
-      <a:fontRef idx="minor"/>
-    </dgm:style>
-  </dgm:styleLbl>
-  <dgm:styleLbl name="parChTrans1D3">
-    <dgm:scene3d>
-      <a:camera prst="orthographicFront"/>
-      <a:lightRig rig="threePt" dir="t"/>
-    </dgm:scene3d>
-    <dgm:sp3d/>
-    <dgm:txPr/>
-    <dgm:style>
-      <a:lnRef idx="2">
-        <a:scrgbClr r="0" g="0" b="0"/>
-      </a:lnRef>
-      <a:fillRef idx="0">
-        <a:scrgbClr r="0" g="0" b="0"/>
-      </a:fillRef>
-      <a:effectRef idx="0">
-        <a:scrgbClr r="0" g="0" b="0"/>
-      </a:effectRef>
-      <a:fontRef idx="minor"/>
-    </dgm:style>
-  </dgm:styleLbl>
-  <dgm:styleLbl name="parChTrans1D4">
-    <dgm:scene3d>
-      <a:camera prst="orthographicFront"/>
-      <a:lightRig rig="threePt" dir="t"/>
-    </dgm:scene3d>
-    <dgm:sp3d/>
-    <dgm:txPr/>
-    <dgm:style>
-      <a:lnRef idx="2">
-        <a:scrgbClr r="0" g="0" b="0"/>
-      </a:lnRef>
-      <a:fillRef idx="0">
-        <a:scrgbClr r="0" g="0" b="0"/>
-      </a:fillRef>
-      <a:effectRef idx="0">
-        <a:scrgbClr r="0" g="0" b="0"/>
-      </a:effectRef>
-      <a:fontRef idx="minor"/>
-    </dgm:style>
-  </dgm:styleLbl>
-  <dgm:styleLbl name="fgAcc1">
-    <dgm:scene3d>
-      <a:camera prst="orthographicFront"/>
-      <a:lightRig rig="threePt" dir="t"/>
-    </dgm:scene3d>
-    <dgm:sp3d/>
-    <dgm:txPr/>
-    <dgm:style>
-      <a:lnRef idx="1">
-        <a:scrgbClr r="0" g="0" b="0"/>
-      </a:lnRef>
-      <a:fillRef idx="1">
-        <a:scrgbClr r="0" g="0" b="0"/>
-      </a:fillRef>
-      <a:effectRef idx="2">
-        <a:scrgbClr r="0" g="0" b="0"/>
-      </a:effectRef>
-      <a:fontRef idx="minor"/>
-    </dgm:style>
-  </dgm:styleLbl>
-  <dgm:styleLbl name="conFgAcc1">
-    <dgm:scene3d>
-      <a:camera prst="orthographicFront"/>
-      <a:lightRig rig="threePt" dir="t"/>
-    </dgm:scene3d>
-    <dgm:sp3d/>
-    <dgm:txPr/>
-    <dgm:style>
-      <a:lnRef idx="1">
-        <a:scrgbClr r="0" g="0" b="0"/>
-      </a:lnRef>
-      <a:fillRef idx="1">
-        <a:scrgbClr r="0" g="0" b="0"/>
-      </a:fillRef>
-      <a:effectRef idx="2">
-        <a:scrgbClr r="0" g="0" b="0"/>
-      </a:effectRef>
-      <a:fontRef idx="minor"/>
-    </dgm:style>
-  </dgm:styleLbl>
-  <dgm:styleLbl name="alignAcc1">
-    <dgm:scene3d>
-      <a:camera prst="orthographicFront"/>
-      <a:lightRig rig="threePt" dir="t"/>
-    </dgm:scene3d>
-    <dgm:sp3d/>
-    <dgm:txPr/>
-    <dgm:style>
-      <a:lnRef idx="1">
-        <a:scrgbClr r="0" g="0" b="0"/>
-      </a:lnRef>
-      <a:fillRef idx="1">
-        <a:scrgbClr r="0" g="0" b="0"/>
-      </a:fillRef>
-      <a:effectRef idx="2">
-        <a:scrgbClr r="0" g="0" b="0"/>
-      </a:effectRef>
-      <a:fontRef idx="minor"/>
-    </dgm:style>
-  </dgm:styleLbl>
-  <dgm:styleLbl name="trAlignAcc1">
-    <dgm:scene3d>
-      <a:camera prst="orthographicFront"/>
-      <a:lightRig rig="threePt" dir="t"/>
-    </dgm:scene3d>
-    <dgm:sp3d/>
-    <dgm:txPr/>
-    <dgm:style>
-      <a:lnRef idx="1">
-        <a:scrgbClr r="0" g="0" b="0"/>
-      </a:lnRef>
-      <a:fillRef idx="1">
-        <a:scrgbClr r="0" g="0" b="0"/>
-      </a:fillRef>
-      <a:effectRef idx="0">
-        <a:scrgbClr r="0" g="0" b="0"/>
-      </a:effectRef>
-      <a:fontRef idx="minor"/>
-    </dgm:style>
-  </dgm:styleLbl>
-  <dgm:styleLbl name="bgAcc1">
-    <dgm:scene3d>
-      <a:camera prst="orthographicFront"/>
-      <a:lightRig rig="threePt" dir="t"/>
-    </dgm:scene3d>
-    <dgm:sp3d/>
-    <dgm:txPr/>
-    <dgm:style>
-      <a:lnRef idx="1">
-        <a:scrgbClr r="0" g="0" b="0"/>
-      </a:lnRef>
-      <a:fillRef idx="1">
-        <a:scrgbClr r="0" g="0" b="0"/>
-      </a:fillRef>
-      <a:effectRef idx="2">
-        <a:scrgbClr r="0" g="0" b="0"/>
-      </a:effectRef>
-      <a:fontRef idx="minor"/>
-    </dgm:style>
-  </dgm:styleLbl>
-  <dgm:styleLbl name="solidFgAcc1">
-    <dgm:scene3d>
-      <a:camera prst="orthographicFront"/>
-      <a:lightRig rig="threePt" dir="t"/>
-    </dgm:scene3d>
-    <dgm:sp3d/>
-    <dgm:txPr/>
-    <dgm:style>
-      <a:lnRef idx="1">
-        <a:scrgbClr r="0" g="0" b="0"/>
-      </a:lnRef>
-      <a:fillRef idx="1">
-        <a:scrgbClr r="0" g="0" b="0"/>
-      </a:fillRef>
-      <a:effectRef idx="2">
-        <a:scrgbClr r="0" g="0" b="0"/>
-      </a:effectRef>
-      <a:fontRef idx="minor"/>
-    </dgm:style>
-  </dgm:styleLbl>
-  <dgm:styleLbl name="solidAlignAcc1">
-    <dgm:scene3d>
-      <a:camera prst="orthographicFront"/>
-      <a:lightRig rig="threePt" dir="t"/>
-    </dgm:scene3d>
-    <dgm:sp3d/>
-    <dgm:txPr/>
-    <dgm:style>
-      <a:lnRef idx="1">
-        <a:scrgbClr r="0" g="0" b="0"/>
-      </a:lnRef>
-      <a:fillRef idx="1">
-        <a:scrgbClr r="0" g="0" b="0"/>
-      </a:fillRef>
-      <a:effectRef idx="3">
-        <a:scrgbClr r="0" g="0" b="0"/>
-      </a:effectRef>
-      <a:fontRef idx="minor"/>
-    </dgm:style>
-  </dgm:styleLbl>
-  <dgm:styleLbl name="solidBgAcc1">
-    <dgm:scene3d>
-      <a:camera prst="orthographicFront"/>
-      <a:lightRig rig="threePt" dir="t"/>
-    </dgm:scene3d>
-    <dgm:sp3d/>
-    <dgm:txPr/>
-    <dgm:style>
-      <a:lnRef idx="1">
-        <a:scrgbClr r="0" g="0" b="0"/>
-      </a:lnRef>
-      <a:fillRef idx="1">
-        <a:scrgbClr r="0" g="0" b="0"/>
-      </a:fillRef>
-      <a:effectRef idx="3">
-        <a:scrgbClr r="0" g="0" b="0"/>
-      </a:effectRef>
-      <a:fontRef idx="minor"/>
-    </dgm:style>
-  </dgm:styleLbl>
-  <dgm:styleLbl name="fgAccFollowNode1">
-    <dgm:scene3d>
-      <a:camera prst="orthographicFront"/>
-      <a:lightRig rig="threePt" dir="t"/>
-    </dgm:scene3d>
-    <dgm:sp3d/>
-    <dgm:txPr/>
-    <dgm:style>
-      <a:lnRef idx="1">
-        <a:scrgbClr r="0" g="0" b="0"/>
-      </a:lnRef>
-      <a:fillRef idx="1">
-        <a:scrgbClr r="0" g="0" b="0"/>
-      </a:fillRef>
-      <a:effectRef idx="2">
-        <a:scrgbClr r="0" g="0" b="0"/>
-      </a:effectRef>
-      <a:fontRef idx="minor"/>
-    </dgm:style>
-  </dgm:styleLbl>
-  <dgm:styleLbl name="alignAccFollowNode1">
-    <dgm:scene3d>
-      <a:camera prst="orthographicFront"/>
-      <a:lightRig rig="threePt" dir="t"/>
-    </dgm:scene3d>
-    <dgm:sp3d/>
-    <dgm:txPr/>
-    <dgm:style>
-      <a:lnRef idx="1">
-        <a:scrgbClr r="0" g="0" b="0"/>
-      </a:lnRef>
-      <a:fillRef idx="1">
-        <a:scrgbClr r="0" g="0" b="0"/>
-      </a:fillRef>
-      <a:effectRef idx="2">
-        <a:scrgbClr r="0" g="0" b="0"/>
-      </a:effectRef>
-      <a:fontRef idx="minor"/>
-    </dgm:style>
-  </dgm:styleLbl>
-  <dgm:styleLbl name="bgAccFollowNode1">
-    <dgm:scene3d>
-      <a:camera prst="orthographicFront"/>
-      <a:lightRig rig="threePt" dir="t"/>
-    </dgm:scene3d>
-    <dgm:sp3d/>
-    <dgm:txPr/>
-    <dgm:style>
-      <a:lnRef idx="1">
-        <a:scrgbClr r="0" g="0" b="0"/>
-      </a:lnRef>
-      <a:fillRef idx="1">
-        <a:scrgbClr r="0" g="0" b="0"/>
-      </a:fillRef>
-      <a:effectRef idx="2">
-        <a:scrgbClr r="0" g="0" b="0"/>
-      </a:effectRef>
-      <a:fontRef idx="minor"/>
-    </dgm:style>
-  </dgm:styleLbl>
-  <dgm:styleLbl name="fgAcc0">
-    <dgm:scene3d>
-      <a:camera prst="orthographicFront"/>
-      <a:lightRig rig="threePt" dir="t"/>
-    </dgm:scene3d>
-    <dgm:sp3d/>
-    <dgm:txPr/>
-    <dgm:style>
-      <a:lnRef idx="1">
-        <a:scrgbClr r="0" g="0" b="0"/>
-      </a:lnRef>
-      <a:fillRef idx="1">
-        <a:scrgbClr r="0" g="0" b="0"/>
-      </a:fillRef>
-      <a:effectRef idx="2">
-        <a:scrgbClr r="0" g="0" b="0"/>
-      </a:effectRef>
-      <a:fontRef idx="minor"/>
-    </dgm:style>
-  </dgm:styleLbl>
-  <dgm:styleLbl name="fgAcc2">
-    <dgm:scene3d>
-      <a:camera prst="orthographicFront"/>
-      <a:lightRig rig="threePt" dir="t"/>
-    </dgm:scene3d>
-    <dgm:sp3d/>
-    <dgm:txPr/>
-    <dgm:style>
-      <a:lnRef idx="1">
-        <a:scrgbClr r="0" g="0" b="0"/>
-      </a:lnRef>
-      <a:fillRef idx="1">
-        <a:scrgbClr r="0" g="0" b="0"/>
-      </a:fillRef>
-      <a:effectRef idx="2">
-        <a:scrgbClr r="0" g="0" b="0"/>
-      </a:effectRef>
-      <a:fontRef idx="minor"/>
-    </dgm:style>
-  </dgm:styleLbl>
-  <dgm:styleLbl name="fgAcc3">
-    <dgm:scene3d>
-      <a:camera prst="orthographicFront"/>
-      <a:lightRig rig="threePt" dir="t"/>
-    </dgm:scene3d>
-    <dgm:sp3d/>
-    <dgm:txPr/>
-    <dgm:style>
-      <a:lnRef idx="1">
-        <a:scrgbClr r="0" g="0" b="0"/>
-      </a:lnRef>
-      <a:fillRef idx="1">
-        <a:scrgbClr r="0" g="0" b="0"/>
-      </a:fillRef>
-      <a:effectRef idx="2">
-        <a:scrgbClr r="0" g="0" b="0"/>
-      </a:effectRef>
-      <a:fontRef idx="minor"/>
-    </dgm:style>
-  </dgm:styleLbl>
-  <dgm:styleLbl name="fgAcc4">
-    <dgm:scene3d>
-      <a:camera prst="orthographicFront"/>
-      <a:lightRig rig="threePt" dir="t"/>
-    </dgm:scene3d>
-    <dgm:sp3d/>
-    <dgm:txPr/>
-    <dgm:style>
-      <a:lnRef idx="1">
-        <a:scrgbClr r="0" g="0" b="0"/>
-      </a:lnRef>
-      <a:fillRef idx="1">
-        <a:scrgbClr r="0" g="0" b="0"/>
-      </a:fillRef>
-      <a:effectRef idx="2">
-        <a:scrgbClr r="0" g="0" b="0"/>
-      </a:effectRef>
-      <a:fontRef idx="minor"/>
-    </dgm:style>
-  </dgm:styleLbl>
-  <dgm:styleLbl name="bgShp">
-    <dgm:scene3d>
-      <a:camera prst="orthographicFront"/>
-      <a:lightRig rig="threePt" dir="t"/>
-    </dgm:scene3d>
-    <dgm:sp3d/>
-    <dgm:txPr/>
-    <dgm:style>
-      <a:lnRef idx="0">
-        <a:scrgbClr r="0" g="0" b="0"/>
-      </a:lnRef>
-      <a:fillRef idx="1">
-        <a:scrgbClr r="0" g="0" b="0"/>
-      </a:fillRef>
-      <a:effectRef idx="2">
-        <a:scrgbClr r="0" g="0" b="0"/>
-      </a:effectRef>
-      <a:fontRef idx="minor"/>
-    </dgm:style>
-  </dgm:styleLbl>
-  <dgm:styleLbl name="dkBgShp">
-    <dgm:scene3d>
-      <a:camera prst="orthographicFront"/>
-      <a:lightRig rig="threePt" dir="t"/>
-    </dgm:scene3d>
-    <dgm:sp3d/>
-    <dgm:txPr/>
-    <dgm:style>
-      <a:lnRef idx="0">
-        <a:scrgbClr r="0" g="0" b="0"/>
-      </a:lnRef>
-      <a:fillRef idx="1">
-        <a:scrgbClr r="0" g="0" b="0"/>
-      </a:fillRef>
-      <a:effectRef idx="3">
-        <a:scrgbClr r="0" g="0" b="0"/>
-      </a:effectRef>
-      <a:fontRef idx="minor"/>
-    </dgm:style>
-  </dgm:styleLbl>
-  <dgm:styleLbl name="trBgShp">
-    <dgm:scene3d>
-      <a:camera prst="orthographicFront"/>
-      <a:lightRig rig="threePt" dir="t"/>
-    </dgm:scene3d>
-    <dgm:sp3d/>
-    <dgm:txPr/>
-    <dgm:style>
-      <a:lnRef idx="0">
-        <a:scrgbClr r="0" g="0" b="0"/>
-      </a:lnRef>
-      <a:fillRef idx="1">
-        <a:scrgbClr r="0" g="0" b="0"/>
-      </a:fillRef>
-      <a:effectRef idx="0">
-        <a:scrgbClr r="0" g="0" b="0"/>
-      </a:effectRef>
-      <a:fontRef idx="minor"/>
-    </dgm:style>
-  </dgm:styleLbl>
-  <dgm:styleLbl name="fgShp">
-    <dgm:scene3d>
-      <a:camera prst="orthographicFront"/>
-      <a:lightRig rig="threePt" dir="t"/>
-    </dgm:scene3d>
-    <dgm:sp3d/>
-    <dgm:txPr/>
-    <dgm:style>
-      <a:lnRef idx="0">
-        <a:scrgbClr r="0" g="0" b="0"/>
-      </a:lnRef>
-      <a:fillRef idx="3">
-        <a:scrgbClr r="0" g="0" b="0"/>
-      </a:fillRef>
-      <a:effectRef idx="3">
-        <a:scrgbClr r="0" g="0" b="0"/>
-      </a:effectRef>
-      <a:fontRef idx="minor"/>
-    </dgm:style>
-  </dgm:styleLbl>
-  <dgm:styleLbl name="revTx">
-    <dgm:scene3d>
-      <a:camera prst="orthographicFront"/>
-      <a:lightRig rig="threePt" dir="t"/>
-    </dgm:scene3d>
-    <dgm:sp3d/>
-    <dgm:txPr/>
-    <dgm:style>
-      <a:lnRef idx="0">
-        <a:scrgbClr r="0" g="0" b="0"/>
-      </a:lnRef>
-      <a:fillRef idx="0">
-        <a:scrgbClr r="0" g="0" b="0"/>
-      </a:fillRef>
-      <a:effectRef idx="0">
-        <a:scrgbClr r="0" g="0" b="0"/>
-      </a:effectRef>
-      <a:fontRef idx="minor"/>
-    </dgm:style>
-  </dgm:styleLbl>
-</dgm:styleDef>
-</file>
-
 <file path=word/theme/theme1.xml><?xml version="1.0" encoding="utf-8"?>
 <a:theme xmlns:a="http://schemas.openxmlformats.org/drawingml/2006/main" name="Office Theme">
   <a:themeElements>

--- a/docs/Vili-An_Doneva_Diploma_Thesis.docx
+++ b/docs/Vili-An_Doneva_Diploma_Thesis.docx
@@ -692,7 +692,21 @@
         <w:rPr>
           <w:rFonts w:ascii="Arial" w:hAnsi="Arial" w:cs="Arial"/>
         </w:rPr>
-        <w:t xml:space="preserve"> additionally uses a trie data structure to compare names to the common names file.</w:t>
+        <w:t xml:space="preserve"> additionally uses a </w:t>
+      </w:r>
+      <w:proofErr w:type="spellStart"/>
+      <w:r>
+        <w:rPr>
+          <w:rFonts w:ascii="Arial" w:hAnsi="Arial" w:cs="Arial"/>
+        </w:rPr>
+        <w:t>trie</w:t>
+      </w:r>
+      <w:proofErr w:type="spellEnd"/>
+      <w:r>
+        <w:rPr>
+          <w:rFonts w:ascii="Arial" w:hAnsi="Arial" w:cs="Arial"/>
+        </w:rPr>
+        <w:t xml:space="preserve"> data structure to compare names to the common names file.</w:t>
       </w:r>
       <w:r>
         <w:rPr>
@@ -722,7 +736,21 @@
         <w:rPr>
           <w:rFonts w:ascii="Arial" w:hAnsi="Arial" w:cs="Arial"/>
         </w:rPr>
-        <w:t>uses the Levenshtein distance</w:t>
+        <w:t xml:space="preserve">uses the </w:t>
+      </w:r>
+      <w:proofErr w:type="spellStart"/>
+      <w:r>
+        <w:rPr>
+          <w:rFonts w:ascii="Arial" w:hAnsi="Arial" w:cs="Arial"/>
+        </w:rPr>
+        <w:t>Levenshtein</w:t>
+      </w:r>
+      <w:proofErr w:type="spellEnd"/>
+      <w:r>
+        <w:rPr>
+          <w:rFonts w:ascii="Arial" w:hAnsi="Arial" w:cs="Arial"/>
+        </w:rPr>
+        <w:t xml:space="preserve"> distance</w:t>
       </w:r>
       <w:r>
         <w:rPr>
@@ -1372,7 +1400,21 @@
         <w:rPr>
           <w:rFonts w:ascii="Arial" w:hAnsi="Arial" w:cs="Arial"/>
         </w:rPr>
-        <w:t xml:space="preserve">, and the pre-trained Named Entity Recognition (NER) model – NameFinderME. </w:t>
+        <w:t xml:space="preserve">, and the pre-trained Named Entity Recognition (NER) model – </w:t>
+      </w:r>
+      <w:proofErr w:type="spellStart"/>
+      <w:r>
+        <w:rPr>
+          <w:rFonts w:ascii="Arial" w:hAnsi="Arial" w:cs="Arial"/>
+        </w:rPr>
+        <w:t>NameFinderME</w:t>
+      </w:r>
+      <w:proofErr w:type="spellEnd"/>
+      <w:r>
+        <w:rPr>
+          <w:rFonts w:ascii="Arial" w:hAnsi="Arial" w:cs="Arial"/>
+        </w:rPr>
+        <w:t xml:space="preserve">. </w:t>
       </w:r>
       <w:r>
         <w:rPr>
@@ -1500,14 +1542,30 @@
         <w:rPr>
           <w:rFonts w:ascii="Arial" w:hAnsi="Arial" w:cs="Arial"/>
         </w:rPr>
-        <w:t xml:space="preserve"> patterns. However, in-line names are more difficult to extract as they have no distinct position or format. This is why NameFinderME or the first-introduced logic is used. </w:t>
-      </w:r>
+        <w:t xml:space="preserve"> patterns. However, in-line names are more difficult to extract as they have no distinct position or format. This is why </w:t>
+      </w:r>
+      <w:proofErr w:type="spellStart"/>
       <w:r>
         <w:rPr>
           <w:rFonts w:ascii="Arial" w:hAnsi="Arial" w:cs="Arial"/>
         </w:rPr>
         <w:t>NameFinderME</w:t>
       </w:r>
+      <w:proofErr w:type="spellEnd"/>
+      <w:r>
+        <w:rPr>
+          <w:rFonts w:ascii="Arial" w:hAnsi="Arial" w:cs="Arial"/>
+        </w:rPr>
+        <w:t xml:space="preserve"> or the first-introduced logic is used. </w:t>
+      </w:r>
+      <w:proofErr w:type="spellStart"/>
+      <w:r>
+        <w:rPr>
+          <w:rFonts w:ascii="Arial" w:hAnsi="Arial" w:cs="Arial"/>
+        </w:rPr>
+        <w:t>NameFinderME</w:t>
+      </w:r>
+      <w:proofErr w:type="spellEnd"/>
       <w:r>
         <w:rPr>
           <w:rFonts w:ascii="Arial" w:hAnsi="Arial" w:cs="Arial"/>
@@ -1530,8 +1588,16 @@
         <w:rPr>
           <w:rFonts w:ascii="Arial" w:hAnsi="Arial" w:cs="Arial"/>
         </w:rPr>
-        <w:t>class in the Apache OpenNLP</w:t>
-      </w:r>
+        <w:t xml:space="preserve">class in the Apache </w:t>
+      </w:r>
+      <w:proofErr w:type="spellStart"/>
+      <w:r>
+        <w:rPr>
+          <w:rFonts w:ascii="Arial" w:hAnsi="Arial" w:cs="Arial"/>
+        </w:rPr>
+        <w:t>OpenNLP</w:t>
+      </w:r>
+      <w:proofErr w:type="spellEnd"/>
       <w:r>
         <w:rPr>
           <w:rFonts w:ascii="Arial" w:hAnsi="Arial" w:cs="Arial"/>
@@ -1613,7 +1679,21 @@
         <w:rPr>
           <w:rFonts w:ascii="Arial" w:hAnsi="Arial" w:cs="Arial"/>
         </w:rPr>
-        <w:t xml:space="preserve"> the Levenshtein distance algorithm</w:t>
+        <w:t xml:space="preserve"> the </w:t>
+      </w:r>
+      <w:proofErr w:type="spellStart"/>
+      <w:r>
+        <w:rPr>
+          <w:rFonts w:ascii="Arial" w:hAnsi="Arial" w:cs="Arial"/>
+        </w:rPr>
+        <w:t>Levenshtein</w:t>
+      </w:r>
+      <w:proofErr w:type="spellEnd"/>
+      <w:r>
+        <w:rPr>
+          <w:rFonts w:ascii="Arial" w:hAnsi="Arial" w:cs="Arial"/>
+        </w:rPr>
+        <w:t xml:space="preserve"> distance algorithm</w:t>
       </w:r>
       <w:r>
         <w:rPr>
@@ -1701,13 +1781,29 @@
           <w:i/>
           <w:iCs/>
         </w:rPr>
-        <w:t>Big Break!</w:t>
-      </w:r>
-      <w:r>
-        <w:rPr>
-          <w:rFonts w:ascii="Arial" w:hAnsi="Arial" w:cs="Arial"/>
-        </w:rPr>
-        <w:t xml:space="preserve">’s scheduling depends on various </w:t>
+        <w:t xml:space="preserve">Big </w:t>
+      </w:r>
+      <w:proofErr w:type="spellStart"/>
+      <w:r>
+        <w:rPr>
+          <w:rFonts w:ascii="Arial" w:hAnsi="Arial" w:cs="Arial"/>
+          <w:i/>
+          <w:iCs/>
+        </w:rPr>
+        <w:t>Break!</w:t>
+      </w:r>
+      <w:r>
+        <w:rPr>
+          <w:rFonts w:ascii="Arial" w:hAnsi="Arial" w:cs="Arial"/>
+        </w:rPr>
+        <w:t>’s</w:t>
+      </w:r>
+      <w:proofErr w:type="spellEnd"/>
+      <w:r>
+        <w:rPr>
+          <w:rFonts w:ascii="Arial" w:hAnsi="Arial" w:cs="Arial"/>
+        </w:rPr>
+        <w:t xml:space="preserve"> scheduling depends on various </w:t>
       </w:r>
       <w:r>
         <w:rPr>
@@ -2551,27 +2647,69 @@
         </w:rPr>
         <w:t xml:space="preserve"> </w:t>
       </w:r>
+      <w:proofErr w:type="spellStart"/>
       <w:r>
         <w:rPr>
           <w:rFonts w:ascii="Arial" w:hAnsi="Arial" w:cs="Arial"/>
           <w:i/>
           <w:iCs/>
         </w:rPr>
-        <w:t>loadScript (String filePath)</w:t>
-      </w:r>
+        <w:t>loadScript</w:t>
+      </w:r>
+      <w:proofErr w:type="spellEnd"/>
       <w:r>
         <w:rPr>
           <w:rFonts w:ascii="Arial" w:hAnsi="Arial" w:cs="Arial"/>
           <w:i/>
           <w:iCs/>
         </w:rPr>
+        <w:t xml:space="preserve"> (String </w:t>
+      </w:r>
+      <w:proofErr w:type="spellStart"/>
+      <w:r>
+        <w:rPr>
+          <w:rFonts w:ascii="Arial" w:hAnsi="Arial" w:cs="Arial"/>
+          <w:i/>
+          <w:iCs/>
+        </w:rPr>
+        <w:t>filePath</w:t>
+      </w:r>
+      <w:proofErr w:type="spellEnd"/>
+      <w:r>
+        <w:rPr>
+          <w:rFonts w:ascii="Arial" w:hAnsi="Arial" w:cs="Arial"/>
+          <w:i/>
+          <w:iCs/>
+        </w:rPr>
+        <w:t>)</w:t>
+      </w:r>
+      <w:r>
+        <w:rPr>
+          <w:rFonts w:ascii="Arial" w:hAnsi="Arial" w:cs="Arial"/>
+          <w:i/>
+          <w:iCs/>
+        </w:rPr>
         <w:t xml:space="preserve"> </w:t>
       </w:r>
       <w:r>
         <w:rPr>
           <w:rFonts w:ascii="Arial" w:hAnsi="Arial" w:cs="Arial"/>
         </w:rPr>
-        <w:t>to access the script .txt file and to normalize spaces and breaks, and removePageNumbers (String script) to remove page headers/footers and obvious page numbers.</w:t>
+        <w:t xml:space="preserve">to access the script .txt file and to normalize spaces and breaks, and </w:t>
+      </w:r>
+      <w:proofErr w:type="spellStart"/>
+      <w:r>
+        <w:rPr>
+          <w:rFonts w:ascii="Arial" w:hAnsi="Arial" w:cs="Arial"/>
+        </w:rPr>
+        <w:t>removePageNumbers</w:t>
+      </w:r>
+      <w:proofErr w:type="spellEnd"/>
+      <w:r>
+        <w:rPr>
+          <w:rFonts w:ascii="Arial" w:hAnsi="Arial" w:cs="Arial"/>
+        </w:rPr>
+        <w:t xml:space="preserve"> (String script) to remove page headers/footers and obvious page numbers.</w:t>
       </w:r>
       <w:r>
         <w:rPr>
@@ -2591,11 +2729,19 @@
         </w:rPr>
         <w:t xml:space="preserve">List &lt;Scene&gt; </w:t>
       </w:r>
-      <w:r>
-        <w:rPr>
-          <w:rFonts w:ascii="Arial" w:hAnsi="Arial" w:cs="Arial"/>
-        </w:rPr>
-        <w:t>splitScenes(String script)</w:t>
+      <w:proofErr w:type="spellStart"/>
+      <w:r>
+        <w:rPr>
+          <w:rFonts w:ascii="Arial" w:hAnsi="Arial" w:cs="Arial"/>
+        </w:rPr>
+        <w:t>splitScenes</w:t>
+      </w:r>
+      <w:proofErr w:type="spellEnd"/>
+      <w:r>
+        <w:rPr>
+          <w:rFonts w:ascii="Arial" w:hAnsi="Arial" w:cs="Arial"/>
+        </w:rPr>
+        <w:t>(String script)</w:t>
       </w:r>
       <w:r>
         <w:rPr>
@@ -2815,8 +2961,17 @@
                                 <w:sz w:val="20"/>
                                 <w:szCs w:val="20"/>
                               </w:rPr>
-                              <w:t xml:space="preserve"> splitScenes</w:t>
+                              <w:t xml:space="preserve"> </w:t>
                             </w:r>
+                            <w:proofErr w:type="spellStart"/>
+                            <w:r>
+                              <w:rPr>
+                                <w:sz w:val="20"/>
+                                <w:szCs w:val="20"/>
+                              </w:rPr>
+                              <w:t>splitScenes</w:t>
+                            </w:r>
+                            <w:proofErr w:type="spellEnd"/>
                             <w:r>
                               <w:rPr>
                                 <w:sz w:val="20"/>
@@ -2923,8 +3078,17 @@
                           <w:sz w:val="20"/>
                           <w:szCs w:val="20"/>
                         </w:rPr>
-                        <w:t xml:space="preserve"> splitScenes</w:t>
+                        <w:t xml:space="preserve"> </w:t>
                       </w:r>
+                      <w:proofErr w:type="spellStart"/>
+                      <w:r>
+                        <w:rPr>
+                          <w:sz w:val="20"/>
+                          <w:szCs w:val="20"/>
+                        </w:rPr>
+                        <w:t>splitScenes</w:t>
+                      </w:r>
+                      <w:proofErr w:type="spellEnd"/>
                       <w:r>
                         <w:rPr>
                           <w:sz w:val="20"/>
@@ -3290,7 +3454,21 @@
         <w:rPr>
           <w:rFonts w:ascii="Arial" w:hAnsi="Arial" w:cs="Arial"/>
         </w:rPr>
-        <w:t>The POS Tagger of Apache OpenNLP automatically determines grammatical roles</w:t>
+        <w:t xml:space="preserve">The POS Tagger of Apache </w:t>
+      </w:r>
+      <w:proofErr w:type="spellStart"/>
+      <w:r>
+        <w:rPr>
+          <w:rFonts w:ascii="Arial" w:hAnsi="Arial" w:cs="Arial"/>
+        </w:rPr>
+        <w:t>OpenNLP</w:t>
+      </w:r>
+      <w:proofErr w:type="spellEnd"/>
+      <w:r>
+        <w:rPr>
+          <w:rFonts w:ascii="Arial" w:hAnsi="Arial" w:cs="Arial"/>
+        </w:rPr>
+        <w:t xml:space="preserve"> automatically determines grammatical roles</w:t>
       </w:r>
       <w:r>
         <w:rPr>
@@ -3340,57 +3518,59 @@
           <w:i/>
           <w:iCs/>
         </w:rPr>
-        <w:t>String[] tags = posTagger.tag (sentence);</w:t>
-      </w:r>
-    </w:p>
-    <w:p>
-      <w:pPr>
-        <w:spacing w:line="360" w:lineRule="auto"/>
-        <w:jc w:val="both"/>
-        <w:rPr>
-          <w:rFonts w:ascii="Arial" w:hAnsi="Arial" w:cs="Arial"/>
-        </w:rPr>
-      </w:pPr>
-      <w:r>
-        <w:rPr>
-          <w:rFonts w:ascii="Arial" w:hAnsi="Arial" w:cs="Arial"/>
-        </w:rPr>
-        <w:t>Result:</w:t>
-      </w:r>
-    </w:p>
-    <w:p>
-      <w:pPr>
-        <w:spacing w:line="360" w:lineRule="auto"/>
-        <w:jc w:val="both"/>
+        <w:t xml:space="preserve">String[] tags = </w:t>
+      </w:r>
+      <w:proofErr w:type="spellStart"/>
+      <w:r>
         <w:rPr>
           <w:rFonts w:ascii="Arial" w:hAnsi="Arial" w:cs="Arial"/>
           <w:i/>
           <w:iCs/>
         </w:rPr>
-      </w:pPr>
+        <w:t>posTagger.tag</w:t>
+      </w:r>
+      <w:proofErr w:type="spellEnd"/>
       <w:r>
         <w:rPr>
           <w:rFonts w:ascii="Arial" w:hAnsi="Arial" w:cs="Arial"/>
           <w:i/>
           <w:iCs/>
         </w:rPr>
-        <w:t>Elphaba/NNP</w:t>
-      </w:r>
-      <w:r>
+        <w:t xml:space="preserve"> (sentence);</w:t>
+      </w:r>
+    </w:p>
+    <w:p>
+      <w:pPr>
+        <w:spacing w:line="360" w:lineRule="auto"/>
+        <w:jc w:val="both"/>
+        <w:rPr>
+          <w:rFonts w:ascii="Arial" w:hAnsi="Arial" w:cs="Arial"/>
+        </w:rPr>
+      </w:pPr>
+      <w:r>
+        <w:rPr>
+          <w:rFonts w:ascii="Arial" w:hAnsi="Arial" w:cs="Arial"/>
+        </w:rPr>
+        <w:t>Result:</w:t>
+      </w:r>
+    </w:p>
+    <w:p>
+      <w:pPr>
+        <w:spacing w:line="360" w:lineRule="auto"/>
+        <w:jc w:val="both"/>
         <w:rPr>
           <w:rFonts w:ascii="Arial" w:hAnsi="Arial" w:cs="Arial"/>
           <w:i/>
           <w:iCs/>
         </w:rPr>
-        <w:t xml:space="preserve"> (proper noun)</w:t>
-      </w:r>
+      </w:pPr>
       <w:r>
         <w:rPr>
           <w:rFonts w:ascii="Arial" w:hAnsi="Arial" w:cs="Arial"/>
           <w:i/>
           <w:iCs/>
         </w:rPr>
-        <w:t xml:space="preserve"> looked/VBD</w:t>
+        <w:t>Elphaba/NNP</w:t>
       </w:r>
       <w:r>
         <w:rPr>
@@ -3398,7 +3578,7 @@
           <w:i/>
           <w:iCs/>
         </w:rPr>
-        <w:t xml:space="preserve"> (verb)</w:t>
+        <w:t xml:space="preserve"> (proper noun)</w:t>
       </w:r>
       <w:r>
         <w:rPr>
@@ -3406,7 +3586,7 @@
           <w:i/>
           <w:iCs/>
         </w:rPr>
-        <w:t xml:space="preserve"> in/IN</w:t>
+        <w:t xml:space="preserve"> looked/VBD</w:t>
       </w:r>
       <w:r>
         <w:rPr>
@@ -3414,7 +3594,7 @@
           <w:i/>
           <w:iCs/>
         </w:rPr>
-        <w:t xml:space="preserve"> (preposition)</w:t>
+        <w:t xml:space="preserve"> (verb)</w:t>
       </w:r>
       <w:r>
         <w:rPr>
@@ -3422,7 +3602,7 @@
           <w:i/>
           <w:iCs/>
         </w:rPr>
-        <w:t xml:space="preserve"> the/DT </w:t>
+        <w:t xml:space="preserve"> in/IN</w:t>
       </w:r>
       <w:r>
         <w:rPr>
@@ -3430,7 +3610,7 @@
           <w:i/>
           <w:iCs/>
         </w:rPr>
-        <w:t xml:space="preserve">(determiner) </w:t>
+        <w:t xml:space="preserve"> (preposition)</w:t>
       </w:r>
       <w:r>
         <w:rPr>
@@ -3438,7 +3618,7 @@
           <w:i/>
           <w:iCs/>
         </w:rPr>
-        <w:t>mirror/NN</w:t>
+        <w:t xml:space="preserve"> the/DT </w:t>
       </w:r>
       <w:r>
         <w:rPr>
@@ -3446,7 +3626,7 @@
           <w:i/>
           <w:iCs/>
         </w:rPr>
-        <w:t xml:space="preserve"> (noun)</w:t>
+        <w:t xml:space="preserve">(determiner) </w:t>
       </w:r>
       <w:r>
         <w:rPr>
@@ -3454,6 +3634,22 @@
           <w:i/>
           <w:iCs/>
         </w:rPr>
+        <w:t>mirror/NN</w:t>
+      </w:r>
+      <w:r>
+        <w:rPr>
+          <w:rFonts w:ascii="Arial" w:hAnsi="Arial" w:cs="Arial"/>
+          <w:i/>
+          <w:iCs/>
+        </w:rPr>
+        <w:t xml:space="preserve"> (noun)</w:t>
+      </w:r>
+      <w:r>
+        <w:rPr>
+          <w:rFonts w:ascii="Arial" w:hAnsi="Arial" w:cs="Arial"/>
+          <w:i/>
+          <w:iCs/>
+        </w:rPr>
         <w:t xml:space="preserve"> ./.</w:t>
       </w:r>
     </w:p>
@@ -3487,7 +3683,14 @@
         <w:rPr>
           <w:rFonts w:ascii="Arial" w:hAnsi="Arial" w:cs="Arial"/>
         </w:rPr>
-        <w:t xml:space="preserve"> Adding a NameFinderM</w:t>
+        <w:t xml:space="preserve"> Adding a </w:t>
+      </w:r>
+      <w:proofErr w:type="spellStart"/>
+      <w:r>
+        <w:rPr>
+          <w:rFonts w:ascii="Arial" w:hAnsi="Arial" w:cs="Arial"/>
+        </w:rPr>
+        <w:t>NameFinderM</w:t>
       </w:r>
       <w:r>
         <w:rPr>
@@ -3495,6 +3698,7 @@
         </w:rPr>
         <w:t>E</w:t>
       </w:r>
+      <w:proofErr w:type="spellEnd"/>
       <w:r>
         <w:rPr>
           <w:rFonts w:ascii="Arial" w:hAnsi="Arial" w:cs="Arial"/>
@@ -3559,28 +3763,140 @@
         </w:rPr>
         <w:t xml:space="preserve">The characters are found in the script using several extractor methods: </w:t>
       </w:r>
+      <w:proofErr w:type="spellStart"/>
       <w:r>
         <w:rPr>
           <w:rFonts w:ascii="Arial" w:hAnsi="Arial" w:cs="Arial"/>
           <w:i/>
           <w:iCs/>
         </w:rPr>
-        <w:t>extractSpeakerCues, extractInlineName, extractPersonWord, and extractIntroCharacters</w:t>
-      </w:r>
-      <w:r>
-        <w:rPr>
-          <w:rFonts w:ascii="Arial" w:hAnsi="Arial" w:cs="Arial"/>
-        </w:rPr>
-        <w:t xml:space="preserve">. Several helper methods are also created – </w:t>
-      </w:r>
+        <w:t>extractSpeakerCues</w:t>
+      </w:r>
+      <w:proofErr w:type="spellEnd"/>
       <w:r>
         <w:rPr>
           <w:rFonts w:ascii="Arial" w:hAnsi="Arial" w:cs="Arial"/>
           <w:i/>
           <w:iCs/>
         </w:rPr>
-        <w:t>normalizeName, normalizeNameInline, isCharacterCue, isStopPhrase, and safeSnippet</w:t>
-      </w:r>
+        <w:t xml:space="preserve">, </w:t>
+      </w:r>
+      <w:proofErr w:type="spellStart"/>
+      <w:r>
+        <w:rPr>
+          <w:rFonts w:ascii="Arial" w:hAnsi="Arial" w:cs="Arial"/>
+          <w:i/>
+          <w:iCs/>
+        </w:rPr>
+        <w:t>extractInlineName</w:t>
+      </w:r>
+      <w:proofErr w:type="spellEnd"/>
+      <w:r>
+        <w:rPr>
+          <w:rFonts w:ascii="Arial" w:hAnsi="Arial" w:cs="Arial"/>
+          <w:i/>
+          <w:iCs/>
+        </w:rPr>
+        <w:t xml:space="preserve">, and </w:t>
+      </w:r>
+      <w:proofErr w:type="spellStart"/>
+      <w:r>
+        <w:rPr>
+          <w:rFonts w:ascii="Arial" w:hAnsi="Arial" w:cs="Arial"/>
+          <w:i/>
+          <w:iCs/>
+        </w:rPr>
+        <w:t>extractIntroCharacters</w:t>
+      </w:r>
+      <w:proofErr w:type="spellEnd"/>
+      <w:r>
+        <w:rPr>
+          <w:rFonts w:ascii="Arial" w:hAnsi="Arial" w:cs="Arial"/>
+        </w:rPr>
+        <w:t xml:space="preserve">. Several helper methods are also created – </w:t>
+      </w:r>
+      <w:proofErr w:type="spellStart"/>
+      <w:r>
+        <w:rPr>
+          <w:rFonts w:ascii="Arial" w:hAnsi="Arial" w:cs="Arial"/>
+          <w:i/>
+          <w:iCs/>
+        </w:rPr>
+        <w:t>normalizeName</w:t>
+      </w:r>
+      <w:proofErr w:type="spellEnd"/>
+      <w:r>
+        <w:rPr>
+          <w:rFonts w:ascii="Arial" w:hAnsi="Arial" w:cs="Arial"/>
+          <w:i/>
+          <w:iCs/>
+        </w:rPr>
+        <w:t xml:space="preserve">, </w:t>
+      </w:r>
+      <w:proofErr w:type="spellStart"/>
+      <w:r>
+        <w:rPr>
+          <w:rFonts w:ascii="Arial" w:hAnsi="Arial" w:cs="Arial"/>
+          <w:i/>
+          <w:iCs/>
+        </w:rPr>
+        <w:t>normalizeNameInline</w:t>
+      </w:r>
+      <w:proofErr w:type="spellEnd"/>
+      <w:r>
+        <w:rPr>
+          <w:rFonts w:ascii="Arial" w:hAnsi="Arial" w:cs="Arial"/>
+          <w:i/>
+          <w:iCs/>
+        </w:rPr>
+        <w:t xml:space="preserve">, </w:t>
+      </w:r>
+      <w:proofErr w:type="spellStart"/>
+      <w:r>
+        <w:rPr>
+          <w:rFonts w:ascii="Arial" w:hAnsi="Arial" w:cs="Arial"/>
+          <w:i/>
+          <w:iCs/>
+        </w:rPr>
+        <w:t>isCharacterCue</w:t>
+      </w:r>
+      <w:proofErr w:type="spellEnd"/>
+      <w:r>
+        <w:rPr>
+          <w:rFonts w:ascii="Arial" w:hAnsi="Arial" w:cs="Arial"/>
+          <w:i/>
+          <w:iCs/>
+        </w:rPr>
+        <w:t xml:space="preserve">, </w:t>
+      </w:r>
+      <w:proofErr w:type="spellStart"/>
+      <w:r>
+        <w:rPr>
+          <w:rFonts w:ascii="Arial" w:hAnsi="Arial" w:cs="Arial"/>
+          <w:i/>
+          <w:iCs/>
+        </w:rPr>
+        <w:t>isStopPhrase</w:t>
+      </w:r>
+      <w:proofErr w:type="spellEnd"/>
+      <w:r>
+        <w:rPr>
+          <w:rFonts w:ascii="Arial" w:hAnsi="Arial" w:cs="Arial"/>
+          <w:i/>
+          <w:iCs/>
+        </w:rPr>
+        <w:t xml:space="preserve">, and </w:t>
+      </w:r>
+      <w:proofErr w:type="spellStart"/>
+      <w:r>
+        <w:rPr>
+          <w:rFonts w:ascii="Arial" w:hAnsi="Arial" w:cs="Arial"/>
+          <w:i/>
+          <w:iCs/>
+        </w:rPr>
+        <w:t>safeSnippet</w:t>
+      </w:r>
+      <w:proofErr w:type="spellEnd"/>
       <w:r>
         <w:rPr>
           <w:rFonts w:ascii="Arial" w:hAnsi="Arial" w:cs="Arial"/>
@@ -3618,6 +3934,7 @@
         <w:lastRenderedPageBreak/>
         <w:t xml:space="preserve">The </w:t>
       </w:r>
+      <w:proofErr w:type="spellStart"/>
       <w:r>
         <w:rPr>
           <w:rFonts w:ascii="Arial" w:hAnsi="Arial" w:cs="Arial"/>
@@ -3626,6 +3943,7 @@
         </w:rPr>
         <w:t>extractSpeakerCues</w:t>
       </w:r>
+      <w:proofErr w:type="spellEnd"/>
       <w:r>
         <w:rPr>
           <w:rFonts w:ascii="Arial" w:hAnsi="Arial" w:cs="Arial"/>
@@ -3735,7 +4053,23 @@
                                 <w:sz w:val="20"/>
                                 <w:szCs w:val="20"/>
                               </w:rPr>
-                              <w:t xml:space="preserve"> Pseudocode for isCharacterCue (string line)</w:t>
+                              <w:t xml:space="preserve"> Pseudocode for </w:t>
+                            </w:r>
+                            <w:proofErr w:type="spellStart"/>
+                            <w:r>
+                              <w:rPr>
+                                <w:sz w:val="20"/>
+                                <w:szCs w:val="20"/>
+                              </w:rPr>
+                              <w:t>isCharacterCue</w:t>
+                            </w:r>
+                            <w:proofErr w:type="spellEnd"/>
+                            <w:r>
+                              <w:rPr>
+                                <w:sz w:val="20"/>
+                                <w:szCs w:val="20"/>
+                              </w:rPr>
+                              <w:t xml:space="preserve"> (string line)</w:t>
                             </w:r>
                           </w:p>
                         </w:txbxContent>
@@ -3793,7 +4127,23 @@
                           <w:sz w:val="20"/>
                           <w:szCs w:val="20"/>
                         </w:rPr>
-                        <w:t xml:space="preserve"> Pseudocode for isCharacterCue (string line)</w:t>
+                        <w:t xml:space="preserve"> Pseudocode for </w:t>
+                      </w:r>
+                      <w:proofErr w:type="spellStart"/>
+                      <w:r>
+                        <w:rPr>
+                          <w:sz w:val="20"/>
+                          <w:szCs w:val="20"/>
+                        </w:rPr>
+                        <w:t>isCharacterCue</w:t>
+                      </w:r>
+                      <w:proofErr w:type="spellEnd"/>
+                      <w:r>
+                        <w:rPr>
+                          <w:sz w:val="20"/>
+                          <w:szCs w:val="20"/>
+                        </w:rPr>
+                        <w:t xml:space="preserve"> (string line)</w:t>
                       </w:r>
                     </w:p>
                   </w:txbxContent>
@@ -3885,11 +4235,19 @@
         </w:rPr>
         <w:t xml:space="preserve">the </w:t>
       </w:r>
-      <w:r>
-        <w:rPr>
-          <w:rFonts w:ascii="Arial" w:hAnsi="Arial" w:cs="Arial"/>
-        </w:rPr>
-        <w:t>isCharacterCue(String line) method that is mainly responsible for obtaining characters on the initial heuristics side:</w:t>
+      <w:proofErr w:type="spellStart"/>
+      <w:r>
+        <w:rPr>
+          <w:rFonts w:ascii="Arial" w:hAnsi="Arial" w:cs="Arial"/>
+        </w:rPr>
+        <w:t>isCharacterCue</w:t>
+      </w:r>
+      <w:proofErr w:type="spellEnd"/>
+      <w:r>
+        <w:rPr>
+          <w:rFonts w:ascii="Arial" w:hAnsi="Arial" w:cs="Arial"/>
+        </w:rPr>
+        <w:t>(String line) method that is mainly responsible for obtaining characters on the initial heuristics side:</w:t>
       </w:r>
     </w:p>
     <w:p>
@@ -3970,7 +4328,35 @@
         <w:rPr>
           <w:rFonts w:ascii="Arial" w:hAnsi="Arial" w:cs="Arial"/>
         </w:rPr>
-        <w:t>The extractInlineNames covers the scenarios of names in a dialogue or scene descriptions. It is using the pre-trained model NameFinderME.</w:t>
+        <w:t xml:space="preserve">The </w:t>
+      </w:r>
+      <w:proofErr w:type="spellStart"/>
+      <w:r>
+        <w:rPr>
+          <w:rFonts w:ascii="Arial" w:hAnsi="Arial" w:cs="Arial"/>
+        </w:rPr>
+        <w:t>extractInlineNames</w:t>
+      </w:r>
+      <w:proofErr w:type="spellEnd"/>
+      <w:r>
+        <w:rPr>
+          <w:rFonts w:ascii="Arial" w:hAnsi="Arial" w:cs="Arial"/>
+        </w:rPr>
+        <w:t xml:space="preserve"> covers the scenarios of names in a dialogue or scene descriptions. It is using the pre-trained model </w:t>
+      </w:r>
+      <w:proofErr w:type="spellStart"/>
+      <w:r>
+        <w:rPr>
+          <w:rFonts w:ascii="Arial" w:hAnsi="Arial" w:cs="Arial"/>
+        </w:rPr>
+        <w:t>NameFinderME</w:t>
+      </w:r>
+      <w:proofErr w:type="spellEnd"/>
+      <w:r>
+        <w:rPr>
+          <w:rFonts w:ascii="Arial" w:hAnsi="Arial" w:cs="Arial"/>
+        </w:rPr>
+        <w:t>.</w:t>
       </w:r>
     </w:p>
     <w:p>
@@ -3994,28 +4380,22 @@
         <w:rPr>
           <w:rFonts w:ascii="Arial" w:hAnsi="Arial" w:cs="Arial"/>
         </w:rPr>
-        <w:t xml:space="preserve">The extractPersonWord extracts characters which are not proper names for characters that are unnamed. An example of that is </w:t>
-      </w:r>
-      <w:r>
-        <w:rPr>
-          <w:rFonts w:ascii="Arial" w:hAnsi="Arial" w:cs="Arial"/>
-          <w:i/>
-          <w:iCs/>
-        </w:rPr>
-        <w:t>OLD WOMAN</w:t>
-      </w:r>
-      <w:r>
-        <w:rPr>
-          <w:rFonts w:ascii="Arial" w:hAnsi="Arial" w:cs="Arial"/>
-        </w:rPr>
-        <w:t xml:space="preserve">. However, it checks </w:t>
-      </w:r>
-      <w:r>
-        <w:rPr>
-          <w:rFonts w:ascii="Arial" w:hAnsi="Arial" w:cs="Arial"/>
-        </w:rPr>
         <w:lastRenderedPageBreak/>
-        <w:t xml:space="preserve">different </w:t>
+        <w:t xml:space="preserve">The </w:t>
+      </w:r>
+      <w:proofErr w:type="spellStart"/>
+      <w:r>
+        <w:rPr>
+          <w:rFonts w:ascii="Arial" w:hAnsi="Arial" w:cs="Arial"/>
+        </w:rPr>
+        <w:t>extractIntroCharacters</w:t>
+      </w:r>
+      <w:proofErr w:type="spellEnd"/>
+      <w:r>
+        <w:rPr>
+          <w:rFonts w:ascii="Arial" w:hAnsi="Arial" w:cs="Arial"/>
+        </w:rPr>
+        <w:t xml:space="preserve"> method handles situations where the characters are first introduced, as they usually have specific formatting. This is done through matching </w:t>
       </w:r>
       <w:r>
         <w:rPr>
@@ -4027,43 +4407,7 @@
         <w:rPr>
           <w:rFonts w:ascii="Arial" w:hAnsi="Arial" w:cs="Arial"/>
         </w:rPr>
-        <w:t xml:space="preserve">es based on </w:t>
-      </w:r>
-      <w:r>
-        <w:rPr>
-          <w:rFonts w:ascii="Arial" w:hAnsi="Arial" w:cs="Arial"/>
-        </w:rPr>
-        <w:t>whether</w:t>
-      </w:r>
-      <w:r>
-        <w:rPr>
-          <w:rFonts w:ascii="Arial" w:hAnsi="Arial" w:cs="Arial"/>
-        </w:rPr>
-        <w:t xml:space="preserve"> the human-related word is </w:t>
-      </w:r>
-      <w:r>
-        <w:rPr>
-          <w:rFonts w:ascii="Arial" w:hAnsi="Arial" w:cs="Arial"/>
-        </w:rPr>
-        <w:t>an</w:t>
-      </w:r>
-      <w:r>
-        <w:rPr>
-          <w:rFonts w:ascii="Arial" w:hAnsi="Arial" w:cs="Arial"/>
-        </w:rPr>
-        <w:t xml:space="preserve"> adjective, noun, or voice connected word</w:t>
-      </w:r>
-      <w:r>
-        <w:rPr>
-          <w:rFonts w:ascii="Arial" w:hAnsi="Arial" w:cs="Arial"/>
-        </w:rPr>
-        <w:t xml:space="preserve">, positioned </w:t>
-      </w:r>
-      <w:r>
-        <w:rPr>
-          <w:rFonts w:ascii="Arial" w:hAnsi="Arial" w:cs="Arial"/>
-        </w:rPr>
-        <w:t>above dialogue.</w:t>
+        <w:t xml:space="preserve"> patterns.</w:t>
       </w:r>
     </w:p>
     <w:p>
@@ -4087,43 +4431,21 @@
         <w:rPr>
           <w:rFonts w:ascii="Arial" w:hAnsi="Arial" w:cs="Arial"/>
         </w:rPr>
-        <w:t xml:space="preserve">The extractIntroCharacters method handles situations where the characters are first introduced, as they usually have specific formatting. This is done through matching </w:t>
-      </w:r>
-      <w:r>
-        <w:rPr>
-          <w:rFonts w:ascii="Arial" w:hAnsi="Arial" w:cs="Arial"/>
-        </w:rPr>
-        <w:t>regex</w:t>
-      </w:r>
-      <w:r>
-        <w:rPr>
-          <w:rFonts w:ascii="Arial" w:hAnsi="Arial" w:cs="Arial"/>
-        </w:rPr>
-        <w:t xml:space="preserve"> patterns.</w:t>
-      </w:r>
-    </w:p>
-    <w:p>
-      <w:pPr>
-        <w:spacing w:line="360" w:lineRule="auto"/>
-        <w:jc w:val="both"/>
-        <w:rPr>
-          <w:rFonts w:ascii="Arial" w:hAnsi="Arial" w:cs="Arial"/>
-        </w:rPr>
-      </w:pPr>
-    </w:p>
-    <w:p>
-      <w:pPr>
-        <w:spacing w:line="360" w:lineRule="auto"/>
-        <w:jc w:val="both"/>
-        <w:rPr>
-          <w:rFonts w:ascii="Arial" w:hAnsi="Arial" w:cs="Arial"/>
-        </w:rPr>
-      </w:pPr>
-      <w:r>
-        <w:rPr>
-          <w:rFonts w:ascii="Arial" w:hAnsi="Arial" w:cs="Arial"/>
-        </w:rPr>
-        <w:t>The characters are extracted, clustered, and a canonical name is chosen for all. Then, only the unique characters for each scene are reset in the Scene class. This makes them easily viewed in the schedule. However, they would have a specific confidence score threshold they need to pass through because some of the NameFinderME findings are occasionally inaccurate. Nonetheless, the goal is also for them to be editable and for the director to see the ones that did not pass the threshold as suggestions. Also, new characters could be added manually by the Assistant Director.</w:t>
+        <w:t xml:space="preserve">The characters are extracted, clustered, and a canonical name is chosen for all. Then, only the unique characters for each scene are reset in the Scene class. This makes them easily viewed in the schedule. However, they would have a specific confidence score threshold they need to pass through because some of the </w:t>
+      </w:r>
+      <w:proofErr w:type="spellStart"/>
+      <w:r>
+        <w:rPr>
+          <w:rFonts w:ascii="Arial" w:hAnsi="Arial" w:cs="Arial"/>
+        </w:rPr>
+        <w:t>NameFinderME</w:t>
+      </w:r>
+      <w:proofErr w:type="spellEnd"/>
+      <w:r>
+        <w:rPr>
+          <w:rFonts w:ascii="Arial" w:hAnsi="Arial" w:cs="Arial"/>
+        </w:rPr>
+        <w:t xml:space="preserve"> findings are occasionally inaccurate. Nonetheless, the goal is also for them to be editable and for the director to see the ones that did not pass the threshold as suggestions. Also, new characters could be added manually by the Assistant Director.</w:t>
       </w:r>
     </w:p>
     <w:p>
@@ -4313,8 +4635,16 @@
         <w:rPr>
           <w:rFonts w:ascii="Arial" w:hAnsi="Arial" w:cs="Arial"/>
         </w:rPr>
-        <w:t xml:space="preserve"> the FileUploadController</w:t>
-      </w:r>
+        <w:t xml:space="preserve"> the </w:t>
+      </w:r>
+      <w:proofErr w:type="spellStart"/>
+      <w:r>
+        <w:rPr>
+          <w:rFonts w:ascii="Arial" w:hAnsi="Arial" w:cs="Arial"/>
+        </w:rPr>
+        <w:t>FileUploadController</w:t>
+      </w:r>
+      <w:proofErr w:type="spellEnd"/>
       <w:r>
         <w:rPr>
           <w:rFonts w:ascii="Arial" w:hAnsi="Arial" w:cs="Arial"/>
@@ -4325,51 +4655,173 @@
         <w:rPr>
           <w:rFonts w:ascii="Arial" w:hAnsi="Arial" w:cs="Arial"/>
         </w:rPr>
-        <w:t xml:space="preserve"> The endpoint is available at POST </w:t>
+        <w:t xml:space="preserve"> The endpoint is available at POST /</w:t>
+      </w:r>
+      <w:proofErr w:type="spellStart"/>
+      <w:r>
+        <w:rPr>
+          <w:rFonts w:ascii="Arial" w:hAnsi="Arial" w:cs="Arial"/>
+        </w:rPr>
+        <w:t>api</w:t>
+      </w:r>
+      <w:proofErr w:type="spellEnd"/>
+      <w:r>
+        <w:rPr>
+          <w:rFonts w:ascii="Arial" w:hAnsi="Arial" w:cs="Arial"/>
+        </w:rPr>
+        <w:t>/upload-script.</w:t>
+      </w:r>
+      <w:r>
+        <w:rPr>
+          <w:rFonts w:ascii="Arial" w:hAnsi="Arial" w:cs="Arial"/>
+        </w:rPr>
+        <w:t xml:space="preserve"> The endpoint accepts requests of type </w:t>
+      </w:r>
+      <w:r>
+        <w:rPr>
+          <w:rFonts w:ascii="Arial" w:hAnsi="Arial" w:cs="Arial"/>
+        </w:rPr>
+        <w:t>multipart/form-data</w:t>
+      </w:r>
+      <w:r>
+        <w:rPr>
+          <w:rFonts w:ascii="Arial" w:hAnsi="Arial" w:cs="Arial"/>
+        </w:rPr>
+        <w:t xml:space="preserve">, which accepts binary file uploads. </w:t>
+      </w:r>
+      <w:r>
+        <w:rPr>
+          <w:rFonts w:ascii="Arial" w:hAnsi="Arial" w:cs="Arial"/>
+        </w:rPr>
+        <w:t xml:space="preserve">Spring Boot automatically parses the multipart request and maps the file part named "file" to a </w:t>
+      </w:r>
+      <w:proofErr w:type="spellStart"/>
+      <w:r>
+        <w:rPr>
+          <w:rFonts w:ascii="Arial" w:hAnsi="Arial" w:cs="Arial"/>
+        </w:rPr>
+        <w:t>MultipartFile</w:t>
+      </w:r>
+      <w:proofErr w:type="spellEnd"/>
+      <w:r>
+        <w:rPr>
+          <w:rFonts w:ascii="Arial" w:hAnsi="Arial" w:cs="Arial"/>
+        </w:rPr>
+        <w:t xml:space="preserve"> object via the @RequestParam</w:t>
+      </w:r>
+      <w:r>
+        <w:rPr>
+          <w:rFonts w:ascii="Arial" w:hAnsi="Arial" w:cs="Arial"/>
+        </w:rPr>
+        <w:t>(“file”)</w:t>
+      </w:r>
+      <w:r>
+        <w:rPr>
+          <w:rFonts w:ascii="Arial" w:hAnsi="Arial" w:cs="Arial"/>
+        </w:rPr>
+        <w:t xml:space="preserve"> annotation. This</w:t>
+      </w:r>
+      <w:r>
+        <w:rPr>
+          <w:rFonts w:ascii="Arial" w:hAnsi="Arial" w:cs="Arial"/>
+        </w:rPr>
+        <w:t xml:space="preserve"> </w:t>
+      </w:r>
+      <w:r>
+        <w:rPr>
+          <w:rFonts w:ascii="Arial" w:hAnsi="Arial" w:cs="Arial"/>
+        </w:rPr>
+        <w:t xml:space="preserve">provides access to the file’s metadata and </w:t>
       </w:r>
       <w:r>
         <w:rPr>
           <w:rFonts w:ascii="Arial" w:hAnsi="Arial" w:cs="Arial"/>
         </w:rPr>
         <w:lastRenderedPageBreak/>
-        <w:t>/api/upload-script.</w:t>
-      </w:r>
-      <w:r>
-        <w:rPr>
-          <w:rFonts w:ascii="Arial" w:hAnsi="Arial" w:cs="Arial"/>
-        </w:rPr>
-        <w:t xml:space="preserve"> The endpoint accepts requests of type </w:t>
-      </w:r>
-      <w:r>
-        <w:rPr>
-          <w:rFonts w:ascii="Arial" w:hAnsi="Arial" w:cs="Arial"/>
-        </w:rPr>
-        <w:t>multipart/form-data</w:t>
-      </w:r>
-      <w:r>
-        <w:rPr>
-          <w:rFonts w:ascii="Arial" w:hAnsi="Arial" w:cs="Arial"/>
-        </w:rPr>
-        <w:t xml:space="preserve">, which accepts binary file uploads. </w:t>
-      </w:r>
-      <w:r>
-        <w:rPr>
-          <w:rFonts w:ascii="Arial" w:hAnsi="Arial" w:cs="Arial"/>
-        </w:rPr>
-        <w:t>Spring Boot automatically parses the multipart request and maps the file part named "file" to a MultipartFile object via the @RequestParam</w:t>
-      </w:r>
-      <w:r>
-        <w:rPr>
-          <w:rFonts w:ascii="Arial" w:hAnsi="Arial" w:cs="Arial"/>
-        </w:rPr>
-        <w:t>(“file”)</w:t>
-      </w:r>
-      <w:r>
-        <w:rPr>
-          <w:rFonts w:ascii="Arial" w:hAnsi="Arial" w:cs="Arial"/>
-        </w:rPr>
-        <w:t xml:space="preserve"> annotation. This</w:t>
-      </w:r>
+        <w:t>binary content without requiring manual request parsing.</w:t>
+      </w:r>
+      <w:r>
+        <w:rPr>
+          <w:rFonts w:ascii="Arial" w:hAnsi="Arial" w:cs="Arial"/>
+        </w:rPr>
+        <w:t xml:space="preserve"> The system reads the file into memory using the </w:t>
+      </w:r>
+      <w:proofErr w:type="spellStart"/>
+      <w:r>
+        <w:rPr>
+          <w:rFonts w:ascii="Arial" w:hAnsi="Arial" w:cs="Arial"/>
+        </w:rPr>
+        <w:t>getBytes</w:t>
+      </w:r>
+      <w:proofErr w:type="spellEnd"/>
+      <w:r>
+        <w:rPr>
+          <w:rFonts w:ascii="Arial" w:hAnsi="Arial" w:cs="Arial"/>
+        </w:rPr>
+        <w:t xml:space="preserve">() method and converts the byte array into a </w:t>
+      </w:r>
+      <w:r>
+        <w:rPr>
+          <w:rFonts w:ascii="Arial" w:hAnsi="Arial" w:cs="Arial"/>
+        </w:rPr>
+        <w:t>s</w:t>
+      </w:r>
+      <w:r>
+        <w:rPr>
+          <w:rFonts w:ascii="Arial" w:hAnsi="Arial" w:cs="Arial"/>
+        </w:rPr>
+        <w:t>tring object, which holds the screenplay’s text.</w:t>
+      </w:r>
+    </w:p>
+    <w:p>
+      <w:pPr>
+        <w:spacing w:line="360" w:lineRule="auto"/>
+        <w:rPr>
+          <w:rFonts w:ascii="Arial" w:hAnsi="Arial" w:cs="Arial"/>
+        </w:rPr>
+      </w:pPr>
+    </w:p>
+    <w:p>
+      <w:pPr>
+        <w:spacing w:line="360" w:lineRule="auto"/>
+        <w:rPr>
+          <w:rFonts w:ascii="Arial" w:hAnsi="Arial" w:cs="Arial"/>
+        </w:rPr>
+      </w:pPr>
+      <w:r>
+        <w:rPr>
+          <w:rFonts w:ascii="Arial" w:hAnsi="Arial" w:cs="Arial"/>
+        </w:rPr>
+        <w:t xml:space="preserve">The controller follows a layered architecture and </w:t>
+      </w:r>
+      <w:r>
+        <w:rPr>
+          <w:rFonts w:ascii="Arial" w:hAnsi="Arial" w:cs="Arial"/>
+        </w:rPr>
+        <w:t xml:space="preserve">delegates further processing of the script to the </w:t>
+      </w:r>
+      <w:proofErr w:type="spellStart"/>
+      <w:r>
+        <w:rPr>
+          <w:rFonts w:ascii="Arial" w:hAnsi="Arial" w:cs="Arial"/>
+        </w:rPr>
+        <w:t>ScriptProcessingService</w:t>
+      </w:r>
+      <w:proofErr w:type="spellEnd"/>
+      <w:r>
+        <w:rPr>
+          <w:rFonts w:ascii="Arial" w:hAnsi="Arial" w:cs="Arial"/>
+        </w:rPr>
+        <w:t xml:space="preserve">, which is responsible for script parsing and scene extraction. They are conducted through the </w:t>
+      </w:r>
+      <w:proofErr w:type="spellStart"/>
+      <w:r>
+        <w:rPr>
+          <w:rFonts w:ascii="Arial" w:hAnsi="Arial" w:cs="Arial"/>
+        </w:rPr>
+        <w:t>splitScenes</w:t>
+      </w:r>
+      <w:proofErr w:type="spellEnd"/>
       <w:r>
         <w:rPr>
           <w:rFonts w:ascii="Arial" w:hAnsi="Arial" w:cs="Arial"/>
@@ -4380,41 +4832,53 @@
         <w:rPr>
           <w:rFonts w:ascii="Arial" w:hAnsi="Arial" w:cs="Arial"/>
         </w:rPr>
-        <w:t>provides access to the file’s metadata and binary content without requiring manual request parsing.</w:t>
-      </w:r>
-      <w:r>
-        <w:rPr>
-          <w:rFonts w:ascii="Arial" w:hAnsi="Arial" w:cs="Arial"/>
-        </w:rPr>
-        <w:t xml:space="preserve"> The system reads the file into memory using the getBytes() method and converts the byte array into a String object, which holds the screenplay’s text.</w:t>
-      </w:r>
-    </w:p>
-    <w:p>
-      <w:pPr>
-        <w:spacing w:line="360" w:lineRule="auto"/>
-        <w:rPr>
-          <w:rFonts w:ascii="Arial" w:hAnsi="Arial" w:cs="Arial"/>
-        </w:rPr>
-      </w:pPr>
-    </w:p>
-    <w:p>
-      <w:pPr>
-        <w:spacing w:line="360" w:lineRule="auto"/>
-        <w:rPr>
-          <w:rFonts w:ascii="Arial" w:hAnsi="Arial" w:cs="Arial"/>
-        </w:rPr>
-      </w:pPr>
-      <w:r>
-        <w:rPr>
-          <w:rFonts w:ascii="Arial" w:hAnsi="Arial" w:cs="Arial"/>
-        </w:rPr>
-        <w:t xml:space="preserve">The controller follows a layered architecture and </w:t>
-      </w:r>
-      <w:r>
-        <w:rPr>
-          <w:rFonts w:ascii="Arial" w:hAnsi="Arial" w:cs="Arial"/>
-        </w:rPr>
-        <w:t>delegates further processing of the script to the ScriptProcessingService, which is responsible for script parsing and scene extraction. They are conducted through the splitScenes function of the ScriptParser class, which calls the removePageNumbers function of the same class.</w:t>
+        <w:t>method</w:t>
+      </w:r>
+      <w:r>
+        <w:rPr>
+          <w:rFonts w:ascii="Arial" w:hAnsi="Arial" w:cs="Arial"/>
+        </w:rPr>
+        <w:t xml:space="preserve"> of the </w:t>
+      </w:r>
+      <w:proofErr w:type="spellStart"/>
+      <w:r>
+        <w:rPr>
+          <w:rFonts w:ascii="Arial" w:hAnsi="Arial" w:cs="Arial"/>
+        </w:rPr>
+        <w:t>ScriptParser</w:t>
+      </w:r>
+      <w:proofErr w:type="spellEnd"/>
+      <w:r>
+        <w:rPr>
+          <w:rFonts w:ascii="Arial" w:hAnsi="Arial" w:cs="Arial"/>
+        </w:rPr>
+        <w:t xml:space="preserve"> class, which calls the </w:t>
+      </w:r>
+      <w:proofErr w:type="spellStart"/>
+      <w:r>
+        <w:rPr>
+          <w:rFonts w:ascii="Arial" w:hAnsi="Arial" w:cs="Arial"/>
+        </w:rPr>
+        <w:t>removePageNumbers</w:t>
+      </w:r>
+      <w:proofErr w:type="spellEnd"/>
+      <w:r>
+        <w:rPr>
+          <w:rFonts w:ascii="Arial" w:hAnsi="Arial" w:cs="Arial"/>
+        </w:rPr>
+        <w:t xml:space="preserve"> </w:t>
+      </w:r>
+      <w:r>
+        <w:rPr>
+          <w:rFonts w:ascii="Arial" w:hAnsi="Arial" w:cs="Arial"/>
+        </w:rPr>
+        <w:t>method</w:t>
+      </w:r>
+      <w:r>
+        <w:rPr>
+          <w:rFonts w:ascii="Arial" w:hAnsi="Arial" w:cs="Arial"/>
+        </w:rPr>
+        <w:t xml:space="preserve"> of the same class.</w:t>
       </w:r>
     </w:p>
     <w:p>
@@ -4460,7 +4924,33 @@
         <w:rPr>
           <w:rFonts w:ascii="Arial" w:hAnsi="Arial" w:cs="Arial"/>
         </w:rPr>
-        <w:t xml:space="preserve"> The removePageNumbers function splits the script’s string into lines. As the software goes through each line and trims it, it encounters two cases of numbers in a screenplay. The first one is the </w:t>
+        <w:t xml:space="preserve"> The </w:t>
+      </w:r>
+      <w:proofErr w:type="spellStart"/>
+      <w:r>
+        <w:rPr>
+          <w:rFonts w:ascii="Arial" w:hAnsi="Arial" w:cs="Arial"/>
+        </w:rPr>
+        <w:t>removePageNumbers</w:t>
+      </w:r>
+      <w:proofErr w:type="spellEnd"/>
+      <w:r>
+        <w:rPr>
+          <w:rFonts w:ascii="Arial" w:hAnsi="Arial" w:cs="Arial"/>
+        </w:rPr>
+        <w:t xml:space="preserve"> </w:t>
+      </w:r>
+      <w:r>
+        <w:rPr>
+          <w:rFonts w:ascii="Arial" w:hAnsi="Arial" w:cs="Arial"/>
+        </w:rPr>
+        <w:t>method</w:t>
+      </w:r>
+      <w:r>
+        <w:rPr>
+          <w:rFonts w:ascii="Arial" w:hAnsi="Arial" w:cs="Arial"/>
+        </w:rPr>
+        <w:t xml:space="preserve"> splits the script’s string into lines. As the software goes through each line and trims it, it encounters two cases of numbers in a screenplay. The first one is the </w:t>
       </w:r>
       <w:r>
         <w:rPr>
@@ -4546,7 +5036,7 @@
         <mc:AlternateContent>
           <mc:Choice Requires="wps">
             <w:drawing>
-              <wp:anchor distT="0" distB="0" distL="114300" distR="114300" simplePos="0" relativeHeight="251732992" behindDoc="0" locked="0" layoutInCell="1" allowOverlap="1" wp14:anchorId="7EBF0B40" wp14:editId="13D7C466">
+              <wp:anchor distT="0" distB="0" distL="114300" distR="114300" simplePos="0" relativeHeight="251732992" behindDoc="0" locked="0" layoutInCell="1" allowOverlap="1" wp14:anchorId="7EBF0B40" wp14:editId="7BF16460">
                 <wp:simplePos x="0" y="0"/>
                 <wp:positionH relativeFrom="margin">
                   <wp:align>left</wp:align>
@@ -4639,7 +5129,7 @@
           <w:noProof/>
         </w:rPr>
         <w:drawing>
-          <wp:anchor distT="0" distB="0" distL="114300" distR="114300" simplePos="0" relativeHeight="251734016" behindDoc="0" locked="0" layoutInCell="1" allowOverlap="1" wp14:anchorId="6EA04975" wp14:editId="1C629C3B">
+          <wp:anchor distT="0" distB="0" distL="114300" distR="114300" simplePos="0" relativeHeight="251738112" behindDoc="0" locked="0" layoutInCell="1" allowOverlap="1" wp14:anchorId="64D34F74" wp14:editId="1B126DC7">
             <wp:simplePos x="0" y="0"/>
             <wp:positionH relativeFrom="column">
               <wp:posOffset>0</wp:posOffset>
@@ -4648,9 +5138,9 @@
               <wp:posOffset>0</wp:posOffset>
             </wp:positionV>
             <wp:extent cx="5723255" cy="4491355"/>
-            <wp:effectExtent l="0" t="0" r="0" b="4445"/>
+            <wp:effectExtent l="0" t="0" r="0" b="0"/>
             <wp:wrapTopAndBottom/>
-            <wp:docPr id="1104109767" name="Picture 11"/>
+            <wp:docPr id="1424872625" name="Picture 11"/>
             <wp:cNvGraphicFramePr>
               <a:graphicFrameLocks xmlns:a="http://schemas.openxmlformats.org/drawingml/2006/main" noChangeAspect="1"/>
             </wp:cNvGraphicFramePr>
@@ -4658,7 +5148,7 @@
               <a:graphicData uri="http://schemas.openxmlformats.org/drawingml/2006/picture">
                 <pic:pic xmlns:pic="http://schemas.openxmlformats.org/drawingml/2006/picture">
                   <pic:nvPicPr>
-                    <pic:cNvPr id="0" name="Picture 3"/>
+                    <pic:cNvPr id="0" name="Picture 2"/>
                     <pic:cNvPicPr>
                       <a:picLocks noChangeAspect="1" noChangeArrowheads="1"/>
                     </pic:cNvPicPr>
@@ -4745,7 +5235,19 @@
         <w:rPr>
           <w:rFonts w:ascii="Arial" w:hAnsi="Arial" w:cs="Arial"/>
         </w:rPr>
-        <w:t>. It splits the screenplay String into an array of lines</w:t>
+        <w:t xml:space="preserve">. It splits the screenplay </w:t>
+      </w:r>
+      <w:r>
+        <w:rPr>
+          <w:rFonts w:ascii="Arial" w:hAnsi="Arial" w:cs="Arial"/>
+        </w:rPr>
+        <w:t>s</w:t>
+      </w:r>
+      <w:r>
+        <w:rPr>
+          <w:rFonts w:ascii="Arial" w:hAnsi="Arial" w:cs="Arial"/>
+        </w:rPr>
+        <w:t>tring into an array of lines</w:t>
       </w:r>
       <w:r>
         <w:rPr>
@@ -5517,6 +6019,12 @@
         <w:rPr>
           <w:rFonts w:ascii="Arial" w:hAnsi="Arial" w:cs="Arial"/>
         </w:rPr>
+        <w:t xml:space="preserve"> and if the heading keyword is not “OMITTED”</w:t>
+      </w:r>
+      <w:r>
+        <w:rPr>
+          <w:rFonts w:ascii="Arial" w:hAnsi="Arial" w:cs="Arial"/>
+        </w:rPr>
         <w:t xml:space="preserve">, as </w:t>
       </w:r>
       <w:r>
@@ -5767,7 +6275,21 @@
         <w:rPr>
           <w:rFonts w:ascii="Arial" w:hAnsi="Arial" w:cs="Arial"/>
         </w:rPr>
-        <w:t>the scene length would be displayed in eighths in the UI, but working with integers of eighths is easier for computation. This means that an integer number will be set into sceneLengthEights. For example, if the number set is 17, this would be converted into 2 1/8 pages (17 / 8 = 2</w:t>
+        <w:t xml:space="preserve">the scene length would be displayed in eighths in the UI, but working with integers of eighths is easier for computation. This means that an integer number will be set into </w:t>
+      </w:r>
+      <w:proofErr w:type="spellStart"/>
+      <w:r>
+        <w:rPr>
+          <w:rFonts w:ascii="Arial" w:hAnsi="Arial" w:cs="Arial"/>
+        </w:rPr>
+        <w:t>sceneLengthEights</w:t>
+      </w:r>
+      <w:proofErr w:type="spellEnd"/>
+      <w:r>
+        <w:rPr>
+          <w:rFonts w:ascii="Arial" w:hAnsi="Arial" w:cs="Arial"/>
+        </w:rPr>
+        <w:t>. For example, if the number set is 17, this would be converted into 2 1/8 pages (17 / 8 = 2</w:t>
       </w:r>
       <w:r>
         <w:rPr>
@@ -5864,7 +6386,19 @@
         <w:rPr>
           <w:rFonts w:ascii="Arial" w:hAnsi="Arial" w:cs="Arial"/>
         </w:rPr>
-        <w:t xml:space="preserve">he scene’s integer order number, the scene’s String number, </w:t>
+        <w:t xml:space="preserve">he scene’s integer order number, the scene’s </w:t>
+      </w:r>
+      <w:r>
+        <w:rPr>
+          <w:rFonts w:ascii="Arial" w:hAnsi="Arial" w:cs="Arial"/>
+        </w:rPr>
+        <w:t>st</w:t>
+      </w:r>
+      <w:r>
+        <w:rPr>
+          <w:rFonts w:ascii="Arial" w:hAnsi="Arial" w:cs="Arial"/>
+        </w:rPr>
+        <w:t xml:space="preserve">ring number, </w:t>
       </w:r>
       <w:r>
         <w:rPr>
@@ -6028,12 +6562,14 @@
         </w:rPr>
         <w:t xml:space="preserve">can create the current scene and add it to the </w:t>
       </w:r>
+      <w:proofErr w:type="spellStart"/>
       <w:r>
         <w:rPr>
           <w:rFonts w:ascii="Arial" w:hAnsi="Arial" w:cs="Arial"/>
         </w:rPr>
         <w:t>ArrayList</w:t>
       </w:r>
+      <w:proofErr w:type="spellEnd"/>
       <w:r>
         <w:rPr>
           <w:rFonts w:ascii="Arial" w:hAnsi="Arial" w:cs="Arial"/>
@@ -6145,7 +6681,47 @@
         <w:rPr>
           <w:rFonts w:ascii="Arial" w:hAnsi="Arial" w:cs="Arial"/>
         </w:rPr>
-        <w:t>At the end of the algorithm, the last scene is created and added to the ArrayList in a similar manner to the others. It checks if there is a current heading of a scene being composed. The integer scene counter is incremented. The scene length is computed in integer eighths. The scene is created with the arguments and added to the list. After that, splitScenes function returns the list of scenes</w:t>
+        <w:t xml:space="preserve">At the end of the algorithm, the last scene is created and added to the </w:t>
+      </w:r>
+      <w:proofErr w:type="spellStart"/>
+      <w:r>
+        <w:rPr>
+          <w:rFonts w:ascii="Arial" w:hAnsi="Arial" w:cs="Arial"/>
+        </w:rPr>
+        <w:t>ArrayList</w:t>
+      </w:r>
+      <w:proofErr w:type="spellEnd"/>
+      <w:r>
+        <w:rPr>
+          <w:rFonts w:ascii="Arial" w:hAnsi="Arial" w:cs="Arial"/>
+        </w:rPr>
+        <w:t xml:space="preserve"> in a similar manner to the others. It checks if there is a current heading of a scene being composed. The integer scene counter is incremented. The scene length is computed in integer eighths. The scene is created with the arguments and added to the list. After that, </w:t>
+      </w:r>
+      <w:proofErr w:type="spellStart"/>
+      <w:r>
+        <w:rPr>
+          <w:rFonts w:ascii="Arial" w:hAnsi="Arial" w:cs="Arial"/>
+        </w:rPr>
+        <w:t>splitScenes</w:t>
+      </w:r>
+      <w:proofErr w:type="spellEnd"/>
+      <w:r>
+        <w:rPr>
+          <w:rFonts w:ascii="Arial" w:hAnsi="Arial" w:cs="Arial"/>
+        </w:rPr>
+        <w:t xml:space="preserve"> </w:t>
+      </w:r>
+      <w:r>
+        <w:rPr>
+          <w:rFonts w:ascii="Arial" w:hAnsi="Arial" w:cs="Arial"/>
+        </w:rPr>
+        <w:t>method</w:t>
+      </w:r>
+      <w:r>
+        <w:rPr>
+          <w:rFonts w:ascii="Arial" w:hAnsi="Arial" w:cs="Arial"/>
+        </w:rPr>
+        <w:t xml:space="preserve"> returns the list of scenes</w:t>
       </w:r>
       <w:r>
         <w:rPr>
@@ -6177,16 +6753,28 @@
         <w:rPr>
           <w:rFonts w:ascii="Arial" w:hAnsi="Arial" w:cs="Arial"/>
         </w:rPr>
-        <w:t xml:space="preserve"> The result is returned to the ScriptProcessingService.</w:t>
-      </w:r>
-    </w:p>
-    <w:p>
-      <w:pPr>
-        <w:spacing w:line="360" w:lineRule="auto"/>
-        <w:rPr>
-          <w:rFonts w:ascii="Arial" w:hAnsi="Arial" w:cs="Arial"/>
-          <w:b/>
-          <w:bCs/>
+        <w:t xml:space="preserve"> The result is returned to the </w:t>
+      </w:r>
+      <w:proofErr w:type="spellStart"/>
+      <w:r>
+        <w:rPr>
+          <w:rFonts w:ascii="Arial" w:hAnsi="Arial" w:cs="Arial"/>
+        </w:rPr>
+        <w:t>ScriptProcessingService</w:t>
+      </w:r>
+      <w:proofErr w:type="spellEnd"/>
+      <w:r>
+        <w:rPr>
+          <w:rFonts w:ascii="Arial" w:hAnsi="Arial" w:cs="Arial"/>
+        </w:rPr>
+        <w:t>.</w:t>
+      </w:r>
+    </w:p>
+    <w:p>
+      <w:pPr>
+        <w:spacing w:line="360" w:lineRule="auto"/>
+        <w:rPr>
+          <w:rFonts w:ascii="Arial" w:hAnsi="Arial" w:cs="Arial"/>
         </w:rPr>
       </w:pPr>
     </w:p>
@@ -6194,7 +6782,6 @@
       <w:pPr>
         <w:pStyle w:val="Heading4"/>
         <w:spacing w:line="360" w:lineRule="auto"/>
-        <w:jc w:val="both"/>
         <w:rPr>
           <w:rFonts w:ascii="Arial" w:hAnsi="Arial" w:cs="Arial"/>
           <w:b/>
@@ -6209,16 +6796,3594 @@
           <w:bCs/>
           <w:color w:val="auto"/>
         </w:rPr>
-        <w:t>Levenshtein (Edit) Distance</w:t>
+        <w:t>Character Extractor</w:t>
       </w:r>
     </w:p>
     <w:p/>
     <w:p>
       <w:pPr>
         <w:spacing w:line="360" w:lineRule="auto"/>
+        <w:rPr>
+          <w:rFonts w:ascii="Arial" w:hAnsi="Arial" w:cs="Arial"/>
+          <w:lang w:val="bg-BG"/>
+        </w:rPr>
+      </w:pPr>
+      <w:r>
+        <w:rPr>
+          <w:rFonts w:ascii="Arial" w:hAnsi="Arial" w:cs="Arial"/>
+        </w:rPr>
+        <w:t>The Character Extraction module implements a hybrid Named Entity Recognition</w:t>
+      </w:r>
+      <w:r>
+        <w:rPr>
+          <w:rFonts w:ascii="Arial" w:hAnsi="Arial" w:cs="Arial"/>
+        </w:rPr>
+        <w:t xml:space="preserve"> (NER)</w:t>
+      </w:r>
+      <w:r>
+        <w:rPr>
+          <w:rFonts w:ascii="Arial" w:hAnsi="Arial" w:cs="Arial"/>
+        </w:rPr>
+        <w:t xml:space="preserve"> pipeline tailored to the semi-structured format of film scripts. The algorithm combines rule-based detection strategies (regex patterns, formatting heuristics, and blacklist filtering) with statistical NER using </w:t>
+      </w:r>
+      <w:r>
+        <w:rPr>
+          <w:rFonts w:ascii="Arial" w:hAnsi="Arial" w:cs="Arial"/>
+        </w:rPr>
+        <w:t xml:space="preserve">the pre-trained </w:t>
+      </w:r>
+      <w:r>
+        <w:rPr>
+          <w:rFonts w:ascii="Arial" w:hAnsi="Arial" w:cs="Arial"/>
+        </w:rPr>
+        <w:t xml:space="preserve">Apache </w:t>
+      </w:r>
+      <w:proofErr w:type="spellStart"/>
+      <w:r>
+        <w:rPr>
+          <w:rFonts w:ascii="Arial" w:hAnsi="Arial" w:cs="Arial"/>
+        </w:rPr>
+        <w:t>OpenNLP’s</w:t>
+      </w:r>
+      <w:proofErr w:type="spellEnd"/>
+      <w:r>
+        <w:rPr>
+          <w:rFonts w:ascii="Arial" w:hAnsi="Arial" w:cs="Arial"/>
+        </w:rPr>
+        <w:t xml:space="preserve"> </w:t>
+      </w:r>
+      <w:proofErr w:type="spellStart"/>
+      <w:r>
+        <w:rPr>
+          <w:rFonts w:ascii="Arial" w:hAnsi="Arial" w:cs="Arial"/>
+        </w:rPr>
+        <w:t>NameFinderME</w:t>
+      </w:r>
+      <w:proofErr w:type="spellEnd"/>
+      <w:r>
+        <w:rPr>
+          <w:rFonts w:ascii="Arial" w:hAnsi="Arial" w:cs="Arial"/>
+        </w:rPr>
+        <w:t xml:space="preserve"> model. Multiple extraction strategies operate </w:t>
+      </w:r>
+      <w:r>
+        <w:rPr>
+          <w:rFonts w:ascii="Arial" w:hAnsi="Arial" w:cs="Arial"/>
+        </w:rPr>
+        <w:t>together</w:t>
+      </w:r>
+      <w:r>
+        <w:rPr>
+          <w:rFonts w:ascii="Arial" w:hAnsi="Arial" w:cs="Arial"/>
+        </w:rPr>
+        <w:t>, including speaker cue detection, in</w:t>
+      </w:r>
+      <w:r>
+        <w:rPr>
+          <w:rFonts w:ascii="Arial" w:hAnsi="Arial" w:cs="Arial"/>
+        </w:rPr>
+        <w:t>-</w:t>
+      </w:r>
+      <w:r>
+        <w:rPr>
+          <w:rFonts w:ascii="Arial" w:hAnsi="Arial" w:cs="Arial"/>
+        </w:rPr>
+        <w:t xml:space="preserve">line entity recognition, person-word matching, and introduction pattern detection. Each candidate entity is normalized and assigned a confidence score using a custom heuristic that incorporates model probabilities and domain-specific validation through a </w:t>
+      </w:r>
+      <w:proofErr w:type="spellStart"/>
+      <w:r>
+        <w:rPr>
+          <w:rFonts w:ascii="Arial" w:hAnsi="Arial" w:cs="Arial"/>
+        </w:rPr>
+        <w:t>NameDatabase</w:t>
+      </w:r>
+      <w:proofErr w:type="spellEnd"/>
+      <w:r>
+        <w:rPr>
+          <w:rFonts w:ascii="Arial" w:hAnsi="Arial" w:cs="Arial"/>
+        </w:rPr>
+        <w:t>. This hybrid architecture significantly improves extraction precision in screenplay-specific contexts where generic NER systems perform poorly.</w:t>
+      </w:r>
+    </w:p>
+    <w:p>
+      <w:pPr>
+        <w:spacing w:line="360" w:lineRule="auto"/>
+        <w:rPr>
+          <w:rFonts w:ascii="Arial" w:hAnsi="Arial" w:cs="Arial"/>
+        </w:rPr>
+      </w:pPr>
+    </w:p>
+    <w:p>
+      <w:pPr>
+        <w:pStyle w:val="Heading5"/>
+        <w:spacing w:line="360" w:lineRule="auto"/>
+        <w:rPr>
+          <w:rFonts w:ascii="Arial" w:hAnsi="Arial" w:cs="Arial"/>
+          <w:b/>
+          <w:bCs/>
+          <w:i/>
+          <w:iCs/>
+          <w:color w:val="auto"/>
+        </w:rPr>
+      </w:pPr>
+      <w:r>
+        <w:rPr>
+          <w:rFonts w:ascii="Arial" w:hAnsi="Arial" w:cs="Arial"/>
+          <w:b/>
+          <w:bCs/>
+          <w:i/>
+          <w:iCs/>
+          <w:color w:val="auto"/>
+        </w:rPr>
+        <w:t>Speaker Cue Characters</w:t>
+      </w:r>
+    </w:p>
+    <w:p>
+      <w:pPr>
+        <w:spacing w:line="360" w:lineRule="auto"/>
+        <w:rPr>
+          <w:rFonts w:ascii="Arial" w:hAnsi="Arial" w:cs="Arial"/>
+        </w:rPr>
+      </w:pPr>
+    </w:p>
+    <w:p>
+      <w:pPr>
+        <w:spacing w:line="360" w:lineRule="auto"/>
+        <w:rPr>
+          <w:rFonts w:ascii="Arial" w:hAnsi="Arial" w:cs="Arial"/>
+        </w:rPr>
+      </w:pPr>
+      <w:r>
+        <w:rPr>
+          <w:rFonts w:ascii="Arial" w:hAnsi="Arial" w:cs="Arial"/>
+        </w:rPr>
+        <w:lastRenderedPageBreak/>
+        <w:t xml:space="preserve">The first step of the algorithm is the extraction of speaker-cue characters. An </w:t>
+      </w:r>
+      <w:proofErr w:type="spellStart"/>
+      <w:r>
+        <w:rPr>
+          <w:rFonts w:ascii="Arial" w:hAnsi="Arial" w:cs="Arial"/>
+        </w:rPr>
+        <w:t>ArrayList</w:t>
+      </w:r>
+      <w:proofErr w:type="spellEnd"/>
+      <w:r>
+        <w:rPr>
+          <w:rFonts w:ascii="Arial" w:hAnsi="Arial" w:cs="Arial"/>
+        </w:rPr>
+        <w:t xml:space="preserve"> is created to store the produce Character objects. The content of each scene is split into lines</w:t>
+      </w:r>
+      <w:r>
+        <w:rPr>
+          <w:rFonts w:ascii="Arial" w:hAnsi="Arial" w:cs="Arial"/>
+        </w:rPr>
+        <w:t xml:space="preserve"> and stored in an array.</w:t>
+      </w:r>
+      <w:r>
+        <w:rPr>
+          <w:rFonts w:ascii="Arial" w:hAnsi="Arial" w:cs="Arial"/>
+        </w:rPr>
+        <w:t xml:space="preserve"> </w:t>
+      </w:r>
+      <w:r>
+        <w:rPr>
+          <w:rFonts w:ascii="Arial" w:hAnsi="Arial" w:cs="Arial"/>
+        </w:rPr>
+        <w:t>All</w:t>
+      </w:r>
+      <w:r>
+        <w:rPr>
+          <w:rFonts w:ascii="Arial" w:hAnsi="Arial" w:cs="Arial"/>
+        </w:rPr>
+        <w:t xml:space="preserve"> </w:t>
+      </w:r>
+      <w:r>
+        <w:rPr>
+          <w:rFonts w:ascii="Arial" w:hAnsi="Arial" w:cs="Arial"/>
+        </w:rPr>
+        <w:t>empty lines are kept as array objects to preserve the original format.</w:t>
+      </w:r>
+      <w:r>
+        <w:rPr>
+          <w:rFonts w:ascii="Arial" w:hAnsi="Arial" w:cs="Arial"/>
+        </w:rPr>
+        <w:t xml:space="preserve"> </w:t>
+      </w:r>
+      <w:r>
+        <w:rPr>
+          <w:rFonts w:ascii="Arial" w:hAnsi="Arial" w:cs="Arial"/>
+        </w:rPr>
+        <w:t>The system loops through each line of the array and trims it. If</w:t>
+      </w:r>
+      <w:r>
+        <w:rPr>
+          <w:rFonts w:ascii="Arial" w:hAnsi="Arial" w:cs="Arial"/>
+        </w:rPr>
+        <w:t xml:space="preserve"> the line is empty, it moves to the next one.</w:t>
+      </w:r>
+      <w:r>
+        <w:rPr>
+          <w:rFonts w:ascii="Arial" w:hAnsi="Arial" w:cs="Arial"/>
+        </w:rPr>
+        <w:t xml:space="preserve"> </w:t>
+      </w:r>
+      <w:r>
+        <w:rPr>
+          <w:rFonts w:ascii="Arial" w:hAnsi="Arial" w:cs="Arial"/>
+          <w:i/>
+          <w:iCs/>
+        </w:rPr>
+        <w:t>Big Break!</w:t>
+      </w:r>
+      <w:r>
+        <w:rPr>
+          <w:rFonts w:ascii="Arial" w:hAnsi="Arial" w:cs="Arial"/>
+          <w:i/>
+          <w:iCs/>
+        </w:rPr>
+        <w:t xml:space="preserve"> </w:t>
+      </w:r>
+      <w:r>
+        <w:rPr>
+          <w:rFonts w:ascii="Arial" w:hAnsi="Arial" w:cs="Arial"/>
+        </w:rPr>
+        <w:t xml:space="preserve">divides the speaker cues into two cases – regular speaker above dialogue and character name followed by speaker parentheticals such as </w:t>
+      </w:r>
+      <w:r>
+        <w:rPr>
+          <w:rFonts w:ascii="Arial" w:hAnsi="Arial" w:cs="Arial"/>
+        </w:rPr>
+        <w:t>V.O./V/O</w:t>
+      </w:r>
+      <w:r>
+        <w:rPr>
+          <w:rFonts w:ascii="Arial" w:hAnsi="Arial" w:cs="Arial"/>
+        </w:rPr>
+        <w:t xml:space="preserve"> (voice-over)</w:t>
+      </w:r>
+      <w:r>
+        <w:rPr>
+          <w:rFonts w:ascii="Arial" w:hAnsi="Arial" w:cs="Arial"/>
+        </w:rPr>
+        <w:t>, O.S./O/S</w:t>
+      </w:r>
+      <w:r>
+        <w:rPr>
+          <w:rFonts w:ascii="Arial" w:hAnsi="Arial" w:cs="Arial"/>
+        </w:rPr>
+        <w:t xml:space="preserve"> (off-screen)</w:t>
+      </w:r>
+      <w:r>
+        <w:rPr>
+          <w:rFonts w:ascii="Arial" w:hAnsi="Arial" w:cs="Arial"/>
+        </w:rPr>
+        <w:t>, O.C./O/C</w:t>
+      </w:r>
+      <w:r>
+        <w:rPr>
+          <w:rFonts w:ascii="Arial" w:hAnsi="Arial" w:cs="Arial"/>
+        </w:rPr>
+        <w:t xml:space="preserve"> (off-camera)</w:t>
+      </w:r>
+      <w:r>
+        <w:rPr>
+          <w:rFonts w:ascii="Arial" w:hAnsi="Arial" w:cs="Arial"/>
+        </w:rPr>
+        <w:t>, or CONT'D</w:t>
+      </w:r>
+      <w:r>
+        <w:rPr>
+          <w:rFonts w:ascii="Arial" w:hAnsi="Arial" w:cs="Arial"/>
+        </w:rPr>
+        <w:t xml:space="preserve"> (continued)</w:t>
+      </w:r>
+      <w:r>
+        <w:rPr>
+          <w:rFonts w:ascii="Arial" w:hAnsi="Arial" w:cs="Arial"/>
+        </w:rPr>
+        <w:t>.</w:t>
+      </w:r>
+    </w:p>
+    <w:p>
+      <w:pPr>
+        <w:spacing w:line="360" w:lineRule="auto"/>
+        <w:rPr>
+          <w:rFonts w:ascii="Arial" w:hAnsi="Arial" w:cs="Arial"/>
+        </w:rPr>
+      </w:pPr>
+    </w:p>
+    <w:p>
+      <w:pPr>
+        <w:pStyle w:val="Heading6"/>
+        <w:rPr>
+          <w:rFonts w:ascii="Arial" w:hAnsi="Arial" w:cs="Arial"/>
+          <w:b/>
+          <w:bCs/>
+          <w:color w:val="auto"/>
+        </w:rPr>
+      </w:pPr>
+      <w:r>
+        <w:rPr>
+          <w:rFonts w:ascii="Arial" w:hAnsi="Arial" w:cs="Arial"/>
+          <w:b/>
+          <w:bCs/>
+          <w:color w:val="auto"/>
+        </w:rPr>
+        <w:t>Character Names + Speaker Parentheticals (V.O./O.S./O.C/CONT’D)</w:t>
+      </w:r>
+    </w:p>
+    <w:p>
+      <w:pPr>
+        <w:spacing w:line="360" w:lineRule="auto"/>
+        <w:rPr>
+          <w:rFonts w:ascii="Arial" w:hAnsi="Arial" w:cs="Arial"/>
+        </w:rPr>
+      </w:pPr>
+    </w:p>
+    <w:p>
+      <w:pPr>
+        <w:spacing w:line="360" w:lineRule="auto"/>
+        <w:rPr>
+          <w:rFonts w:ascii="Arial" w:hAnsi="Arial" w:cs="Arial"/>
+        </w:rPr>
+      </w:pPr>
+      <w:r>
+        <w:rPr>
+          <w:rFonts w:ascii="Arial" w:hAnsi="Arial" w:cs="Arial"/>
+        </w:rPr>
+        <w:t>For the latter, t</w:t>
+      </w:r>
+      <w:r>
+        <w:rPr>
+          <w:rFonts w:ascii="Arial" w:hAnsi="Arial" w:cs="Arial"/>
+        </w:rPr>
+        <w:t xml:space="preserve">he system </w:t>
+      </w:r>
+      <w:r>
+        <w:rPr>
+          <w:rFonts w:ascii="Arial" w:hAnsi="Arial" w:cs="Arial"/>
+        </w:rPr>
+        <w:t xml:space="preserve">tries to match the line with the </w:t>
+      </w:r>
+      <w:r>
+        <w:rPr>
+          <w:rFonts w:ascii="Arial" w:hAnsi="Arial" w:cs="Arial"/>
+        </w:rPr>
+        <w:t xml:space="preserve">regex of a </w:t>
+      </w:r>
+      <w:r>
+        <w:rPr>
+          <w:rFonts w:ascii="Arial" w:hAnsi="Arial" w:cs="Arial"/>
+        </w:rPr>
+        <w:t>character's</w:t>
+      </w:r>
+      <w:r>
+        <w:rPr>
+          <w:rFonts w:ascii="Arial" w:hAnsi="Arial" w:cs="Arial"/>
+        </w:rPr>
+        <w:t xml:space="preserve"> </w:t>
+      </w:r>
+      <w:r>
+        <w:rPr>
+          <w:rFonts w:ascii="Arial" w:hAnsi="Arial" w:cs="Arial"/>
+        </w:rPr>
+        <w:t>uppercased name</w:t>
+      </w:r>
+      <w:r>
+        <w:rPr>
+          <w:rFonts w:ascii="Arial" w:hAnsi="Arial" w:cs="Arial"/>
+        </w:rPr>
+        <w:t>,</w:t>
+      </w:r>
+      <w:r>
+        <w:rPr>
+          <w:rFonts w:ascii="Arial" w:hAnsi="Arial" w:cs="Arial"/>
+        </w:rPr>
+        <w:t xml:space="preserve"> followed by</w:t>
+      </w:r>
+      <w:r>
+        <w:rPr>
+          <w:rFonts w:ascii="Arial" w:hAnsi="Arial" w:cs="Arial"/>
+        </w:rPr>
+        <w:t xml:space="preserve"> an optional line description between parentheses (case-insensitive) and</w:t>
+      </w:r>
+      <w:r>
+        <w:rPr>
+          <w:rFonts w:ascii="Arial" w:hAnsi="Arial" w:cs="Arial"/>
+        </w:rPr>
+        <w:t xml:space="preserve"> speaker </w:t>
+      </w:r>
+      <w:r>
+        <w:rPr>
+          <w:rFonts w:ascii="Arial" w:hAnsi="Arial" w:cs="Arial"/>
+        </w:rPr>
+        <w:t>parenthetical</w:t>
+      </w:r>
+      <w:r>
+        <w:rPr>
+          <w:rFonts w:ascii="Arial" w:hAnsi="Arial" w:cs="Arial"/>
+        </w:rPr>
+        <w:t xml:space="preserve"> </w:t>
+      </w:r>
+      <w:r>
+        <w:rPr>
+          <w:rFonts w:ascii="Arial" w:hAnsi="Arial" w:cs="Arial"/>
+        </w:rPr>
+        <w:t>tags</w:t>
+      </w:r>
+      <w:r>
+        <w:rPr>
+          <w:rFonts w:ascii="Arial" w:hAnsi="Arial" w:cs="Arial"/>
+        </w:rPr>
+        <w:t xml:space="preserve"> (e.g., </w:t>
+      </w:r>
+      <w:r>
+        <w:rPr>
+          <w:rFonts w:ascii="Arial" w:hAnsi="Arial" w:cs="Arial"/>
+        </w:rPr>
+        <w:t>“</w:t>
+      </w:r>
+      <w:r>
+        <w:rPr>
+          <w:rFonts w:ascii="Arial" w:hAnsi="Arial" w:cs="Arial"/>
+        </w:rPr>
+        <w:t>BOB (crying) (O.S.)</w:t>
+      </w:r>
+      <w:r>
+        <w:rPr>
+          <w:rFonts w:ascii="Arial" w:hAnsi="Arial" w:cs="Arial"/>
+        </w:rPr>
+        <w:t>”</w:t>
+      </w:r>
+      <w:r>
+        <w:rPr>
+          <w:rFonts w:ascii="Arial" w:hAnsi="Arial" w:cs="Arial"/>
+        </w:rPr>
+        <w:t>)</w:t>
+      </w:r>
+      <w:r>
+        <w:rPr>
+          <w:rFonts w:ascii="Arial" w:hAnsi="Arial" w:cs="Arial"/>
+        </w:rPr>
+        <w:t xml:space="preserve">. </w:t>
+      </w:r>
+      <w:r>
+        <w:rPr>
+          <w:rFonts w:ascii="Arial" w:hAnsi="Arial" w:cs="Arial"/>
+        </w:rPr>
+        <w:t>The</w:t>
+      </w:r>
+      <w:r>
+        <w:rPr>
+          <w:rFonts w:ascii="Arial" w:hAnsi="Arial" w:cs="Arial"/>
+        </w:rPr>
+        <w:t xml:space="preserve"> tags and the descriptions</w:t>
+      </w:r>
+      <w:r>
+        <w:rPr>
+          <w:rFonts w:ascii="Arial" w:hAnsi="Arial" w:cs="Arial"/>
+        </w:rPr>
+        <w:t xml:space="preserve"> are occasionally used in</w:t>
+      </w:r>
+      <w:r>
+        <w:rPr>
+          <w:rFonts w:ascii="Arial" w:hAnsi="Arial" w:cs="Arial"/>
+        </w:rPr>
+        <w:t xml:space="preserve"> screenplay</w:t>
+      </w:r>
+      <w:r>
+        <w:rPr>
+          <w:rFonts w:ascii="Arial" w:hAnsi="Arial" w:cs="Arial"/>
+        </w:rPr>
+        <w:t xml:space="preserve"> speaker cues to specify how the </w:t>
+      </w:r>
+      <w:r>
+        <w:rPr>
+          <w:rFonts w:ascii="Arial" w:hAnsi="Arial" w:cs="Arial"/>
+        </w:rPr>
+        <w:t>character's</w:t>
+      </w:r>
+      <w:r>
+        <w:rPr>
+          <w:rFonts w:ascii="Arial" w:hAnsi="Arial" w:cs="Arial"/>
+        </w:rPr>
+        <w:t xml:space="preserve"> line is said.</w:t>
+      </w:r>
+      <w:r>
+        <w:rPr>
+          <w:rFonts w:ascii="Arial" w:hAnsi="Arial" w:cs="Arial"/>
+        </w:rPr>
+        <w:t xml:space="preserve"> The description is case-insensitive due to variations in script formatting.</w:t>
+      </w:r>
+      <w:r>
+        <w:rPr>
+          <w:rFonts w:ascii="Arial" w:hAnsi="Arial" w:cs="Arial"/>
+        </w:rPr>
+        <w:t xml:space="preserve"> Additionally, the regex allows</w:t>
+      </w:r>
+      <w:r>
+        <w:rPr>
+          <w:rFonts w:ascii="Arial" w:hAnsi="Arial" w:cs="Arial"/>
+        </w:rPr>
+        <w:t xml:space="preserve"> preceding honorific prefixes (MR., MRS., MS., DR.). The regular expression also matches </w:t>
+      </w:r>
+      <w:r>
+        <w:rPr>
+          <w:rFonts w:ascii="Arial" w:hAnsi="Arial" w:cs="Arial"/>
+        </w:rPr>
+        <w:t xml:space="preserve">longer character names consisting of several words. The system </w:t>
+      </w:r>
+      <w:r>
+        <w:rPr>
+          <w:rFonts w:ascii="Arial" w:hAnsi="Arial" w:cs="Arial"/>
+        </w:rPr>
+        <w:t xml:space="preserve">uses the </w:t>
+      </w:r>
+      <w:proofErr w:type="spellStart"/>
+      <w:r>
+        <w:rPr>
+          <w:rFonts w:ascii="Arial" w:hAnsi="Arial" w:cs="Arial"/>
+        </w:rPr>
+        <w:t>normalizeName</w:t>
+      </w:r>
+      <w:proofErr w:type="spellEnd"/>
+      <w:r>
+        <w:rPr>
+          <w:rFonts w:ascii="Arial" w:hAnsi="Arial" w:cs="Arial"/>
+        </w:rPr>
+        <w:t xml:space="preserve"> method for character cues for </w:t>
+      </w:r>
+      <w:proofErr w:type="spellStart"/>
+      <w:r>
+        <w:rPr>
+          <w:rFonts w:ascii="Arial" w:hAnsi="Arial" w:cs="Arial"/>
+        </w:rPr>
+        <w:t>normalisation</w:t>
+      </w:r>
+      <w:proofErr w:type="spellEnd"/>
+      <w:r>
+        <w:rPr>
+          <w:rFonts w:ascii="Arial" w:hAnsi="Arial" w:cs="Arial"/>
+        </w:rPr>
+        <w:t>. It adjusts</w:t>
+      </w:r>
+      <w:r>
+        <w:rPr>
+          <w:rFonts w:ascii="Arial" w:hAnsi="Arial" w:cs="Arial"/>
+        </w:rPr>
+        <w:t xml:space="preserve"> the apostrophes</w:t>
+      </w:r>
+      <w:r>
+        <w:rPr>
+          <w:rFonts w:ascii="Arial" w:hAnsi="Arial" w:cs="Arial"/>
+        </w:rPr>
+        <w:t xml:space="preserve"> and removes</w:t>
+      </w:r>
+      <w:r>
+        <w:rPr>
+          <w:rFonts w:ascii="Arial" w:hAnsi="Arial" w:cs="Arial"/>
+        </w:rPr>
+        <w:t xml:space="preserve"> spaces, parentheticals, leading or trailing punctuation, and scene-number formatting that the character name may include. Also, it removes “</w:t>
+      </w:r>
+      <w:r>
+        <w:rPr>
+          <w:rFonts w:ascii="Arial" w:hAnsi="Arial" w:cs="Arial"/>
+        </w:rPr>
+        <w:t>VOICE</w:t>
+      </w:r>
+      <w:r>
+        <w:rPr>
+          <w:rFonts w:ascii="Arial" w:hAnsi="Arial" w:cs="Arial"/>
+        </w:rPr>
+        <w:t>” after the name in order not to influence canonical names, as the longest representation of the name is chosen after clustering.</w:t>
+      </w:r>
+    </w:p>
+    <w:p>
+      <w:pPr>
+        <w:spacing w:line="360" w:lineRule="auto"/>
+        <w:rPr>
+          <w:rFonts w:ascii="Arial" w:hAnsi="Arial" w:cs="Arial"/>
+        </w:rPr>
+      </w:pPr>
+    </w:p>
+    <w:p>
+      <w:pPr>
+        <w:spacing w:line="360" w:lineRule="auto"/>
+        <w:rPr>
+          <w:rFonts w:ascii="Arial" w:hAnsi="Arial" w:cs="Arial"/>
+        </w:rPr>
+      </w:pPr>
+      <w:r>
+        <w:rPr>
+          <w:rFonts w:ascii="Arial" w:hAnsi="Arial" w:cs="Arial"/>
+        </w:rPr>
+        <w:t xml:space="preserve">The line is skipped if the normalized version of the name includes any words that are often uppercased in a </w:t>
+      </w:r>
+      <w:r>
+        <w:rPr>
+          <w:rFonts w:ascii="Arial" w:hAnsi="Arial" w:cs="Arial"/>
+        </w:rPr>
+        <w:t>script but</w:t>
+      </w:r>
+      <w:r>
+        <w:rPr>
+          <w:rFonts w:ascii="Arial" w:hAnsi="Arial" w:cs="Arial"/>
+        </w:rPr>
+        <w:t xml:space="preserve"> are not names. In most cases, these are camera direction verbs</w:t>
+      </w:r>
+      <w:r>
+        <w:rPr>
+          <w:rFonts w:ascii="Arial" w:hAnsi="Arial" w:cs="Arial"/>
+        </w:rPr>
+        <w:t xml:space="preserve"> (STAGE_VERBS set)</w:t>
+      </w:r>
+      <w:r>
+        <w:rPr>
+          <w:rFonts w:ascii="Arial" w:hAnsi="Arial" w:cs="Arial"/>
+        </w:rPr>
+        <w:t>, sounds, effects, actor directions, exclamations or other words that are not contained in a name</w:t>
+      </w:r>
+      <w:r>
+        <w:rPr>
+          <w:rFonts w:ascii="Arial" w:hAnsi="Arial" w:cs="Arial"/>
+        </w:rPr>
+        <w:t xml:space="preserve"> (BLACK_LIST set)</w:t>
+      </w:r>
+      <w:r>
+        <w:rPr>
+          <w:rFonts w:ascii="Arial" w:hAnsi="Arial" w:cs="Arial"/>
+        </w:rPr>
+        <w:t xml:space="preserve">. This is handled by the </w:t>
+      </w:r>
+      <w:proofErr w:type="spellStart"/>
+      <w:r>
+        <w:rPr>
+          <w:rFonts w:ascii="Arial" w:hAnsi="Arial" w:cs="Arial"/>
+        </w:rPr>
+        <w:t>isStopPhrase</w:t>
+      </w:r>
+      <w:proofErr w:type="spellEnd"/>
+      <w:r>
+        <w:rPr>
+          <w:rFonts w:ascii="Arial" w:hAnsi="Arial" w:cs="Arial"/>
+        </w:rPr>
+        <w:t xml:space="preserve"> helper </w:t>
+      </w:r>
+      <w:r>
+        <w:rPr>
+          <w:rFonts w:ascii="Arial" w:hAnsi="Arial" w:cs="Arial"/>
+        </w:rPr>
+        <w:t>method</w:t>
+      </w:r>
+      <w:r>
+        <w:rPr>
+          <w:rFonts w:ascii="Arial" w:hAnsi="Arial" w:cs="Arial"/>
+        </w:rPr>
+        <w:t xml:space="preserve">. </w:t>
+      </w:r>
+    </w:p>
+    <w:p>
+      <w:pPr>
+        <w:spacing w:line="360" w:lineRule="auto"/>
+        <w:rPr>
+          <w:rFonts w:ascii="Arial" w:hAnsi="Arial" w:cs="Arial"/>
+        </w:rPr>
+      </w:pPr>
+    </w:p>
+    <w:p>
+      <w:pPr>
+        <w:spacing w:line="360" w:lineRule="auto"/>
+        <w:rPr>
+          <w:rFonts w:ascii="Arial" w:hAnsi="Arial" w:cs="Arial"/>
+        </w:rPr>
+      </w:pPr>
+      <w:r>
+        <w:rPr>
+          <w:rFonts w:ascii="Arial" w:hAnsi="Arial" w:cs="Arial"/>
+        </w:rPr>
+        <w:lastRenderedPageBreak/>
+        <w:t xml:space="preserve">After ensuring that the name is not null or empty, the words included are tokenized using the Simple Tokenizer from the Apache </w:t>
+      </w:r>
+      <w:proofErr w:type="spellStart"/>
+      <w:r>
+        <w:rPr>
+          <w:rFonts w:ascii="Arial" w:hAnsi="Arial" w:cs="Arial"/>
+        </w:rPr>
+        <w:t>OpenNLP</w:t>
+      </w:r>
+      <w:proofErr w:type="spellEnd"/>
+      <w:r>
+        <w:rPr>
+          <w:rFonts w:ascii="Arial" w:hAnsi="Arial" w:cs="Arial"/>
+        </w:rPr>
+        <w:t xml:space="preserve"> library. Tokenization is the process of breaking a text into separate lexical units (tokens). One token can be a word, </w:t>
+      </w:r>
+      <w:r>
+        <w:rPr>
+          <w:rFonts w:ascii="Arial" w:hAnsi="Arial" w:cs="Arial"/>
+        </w:rPr>
+        <w:t xml:space="preserve">a </w:t>
+      </w:r>
+      <w:r>
+        <w:rPr>
+          <w:rFonts w:ascii="Arial" w:hAnsi="Arial" w:cs="Arial"/>
+        </w:rPr>
+        <w:t xml:space="preserve">number or </w:t>
+      </w:r>
+      <w:r>
+        <w:rPr>
+          <w:rFonts w:ascii="Arial" w:hAnsi="Arial" w:cs="Arial"/>
+        </w:rPr>
+        <w:t xml:space="preserve">a </w:t>
+      </w:r>
+      <w:r>
+        <w:rPr>
+          <w:rFonts w:ascii="Arial" w:hAnsi="Arial" w:cs="Arial"/>
+        </w:rPr>
+        <w:t>punctuation</w:t>
+      </w:r>
+      <w:r>
+        <w:rPr>
+          <w:rFonts w:ascii="Arial" w:hAnsi="Arial" w:cs="Arial"/>
+        </w:rPr>
+        <w:t xml:space="preserve"> mark</w:t>
+      </w:r>
+      <w:r>
+        <w:rPr>
+          <w:rFonts w:ascii="Arial" w:hAnsi="Arial" w:cs="Arial"/>
+        </w:rPr>
+        <w:t>.</w:t>
+      </w:r>
+      <w:r>
+        <w:rPr>
+          <w:rFonts w:ascii="Arial" w:hAnsi="Arial" w:cs="Arial"/>
+        </w:rPr>
+        <w:t xml:space="preserve"> For instance, this sentence needs to be tokenized: </w:t>
+      </w:r>
+    </w:p>
+    <w:p>
+      <w:pPr>
+        <w:spacing w:line="360" w:lineRule="auto"/>
+        <w:jc w:val="center"/>
+        <w:rPr>
+          <w:rFonts w:ascii="Arial" w:hAnsi="Arial" w:cs="Arial"/>
+        </w:rPr>
+      </w:pPr>
+      <w:r>
+        <w:rPr>
+          <w:rFonts w:ascii="Arial" w:hAnsi="Arial" w:cs="Arial"/>
+        </w:rPr>
+        <w:t>Original: “Vili-An is an office corgi.”</w:t>
+      </w:r>
+    </w:p>
+    <w:p>
+      <w:pPr>
+        <w:spacing w:line="360" w:lineRule="auto"/>
+        <w:jc w:val="center"/>
+        <w:rPr>
+          <w:rFonts w:ascii="Arial" w:hAnsi="Arial" w:cs="Arial"/>
+        </w:rPr>
+      </w:pPr>
+      <w:r>
+        <w:rPr>
+          <w:rFonts w:ascii="Arial" w:hAnsi="Arial" w:cs="Arial"/>
+        </w:rPr>
+        <w:t>Tokenized: [“Vili”, “-”, “An”, “is”, “an”, “office”, “corgi”, “.”]</w:t>
+      </w:r>
+    </w:p>
+    <w:p>
+      <w:pPr>
+        <w:spacing w:line="360" w:lineRule="auto"/>
+        <w:rPr>
+          <w:rFonts w:ascii="Arial" w:hAnsi="Arial" w:cs="Arial"/>
+        </w:rPr>
+      </w:pPr>
+    </w:p>
+    <w:p>
+      <w:pPr>
+        <w:spacing w:line="360" w:lineRule="auto"/>
+        <w:rPr>
+          <w:rFonts w:ascii="Arial" w:hAnsi="Arial" w:cs="Arial"/>
+        </w:rPr>
+      </w:pPr>
+      <w:r>
+        <w:rPr>
+          <w:rFonts w:ascii="Arial" w:hAnsi="Arial" w:cs="Arial"/>
+        </w:rPr>
+        <w:t>The system stores the tokenized strings in an array</w:t>
+      </w:r>
+      <w:r>
+        <w:rPr>
+          <w:rFonts w:ascii="Arial" w:hAnsi="Arial" w:cs="Arial"/>
+        </w:rPr>
+        <w:t>. It loops through every token of it</w:t>
+      </w:r>
+      <w:r>
+        <w:rPr>
+          <w:rFonts w:ascii="Arial" w:hAnsi="Arial" w:cs="Arial"/>
+        </w:rPr>
+        <w:t>. In a new variable, it stores only the uppercased letters of the name in order to accurately compare with the lists. If there is nothing left, it skips to the next token. The comparison part checks if the uppercased token is contained in the STAGE_VERBS</w:t>
+      </w:r>
+      <w:r>
+        <w:rPr>
+          <w:rFonts w:ascii="Arial" w:hAnsi="Arial" w:cs="Arial"/>
+        </w:rPr>
+        <w:t xml:space="preserve"> or BLACK_LIST and returns a </w:t>
+      </w:r>
+      <w:r>
+        <w:rPr>
+          <w:rFonts w:ascii="Arial" w:hAnsi="Arial" w:cs="Arial"/>
+        </w:rPr>
+        <w:t>Boolean</w:t>
+      </w:r>
+      <w:r>
+        <w:rPr>
+          <w:rFonts w:ascii="Arial" w:hAnsi="Arial" w:cs="Arial"/>
+        </w:rPr>
+        <w:t xml:space="preserve"> value. If the result of </w:t>
+      </w:r>
+      <w:proofErr w:type="spellStart"/>
+      <w:r>
+        <w:rPr>
+          <w:rFonts w:ascii="Arial" w:hAnsi="Arial" w:cs="Arial"/>
+        </w:rPr>
+        <w:t>isStopPhrase</w:t>
+      </w:r>
+      <w:proofErr w:type="spellEnd"/>
+      <w:r>
+        <w:rPr>
+          <w:rFonts w:ascii="Arial" w:hAnsi="Arial" w:cs="Arial"/>
+        </w:rPr>
+        <w:t xml:space="preserve"> is true, the line is skipped.</w:t>
+      </w:r>
+    </w:p>
+    <w:p>
+      <w:pPr>
+        <w:spacing w:line="360" w:lineRule="auto"/>
+        <w:rPr>
+          <w:rFonts w:ascii="Arial" w:hAnsi="Arial" w:cs="Arial"/>
+        </w:rPr>
+      </w:pPr>
+    </w:p>
+    <w:p>
+      <w:pPr>
+        <w:spacing w:line="360" w:lineRule="auto"/>
+        <w:rPr>
+          <w:rFonts w:ascii="Arial" w:hAnsi="Arial" w:cs="Arial"/>
+        </w:rPr>
+      </w:pPr>
+      <w:r>
+        <w:rPr>
+          <w:rFonts w:ascii="Arial" w:hAnsi="Arial" w:cs="Arial"/>
+        </w:rPr>
+        <w:t xml:space="preserve">However, if the outcome is false, the initial confidence score is set. </w:t>
+      </w:r>
+      <w:r>
+        <w:rPr>
+          <w:rFonts w:ascii="Arial" w:hAnsi="Arial" w:cs="Arial"/>
+        </w:rPr>
+        <w:t xml:space="preserve">The confidence score of a character corresponds to how certain the system is that they are a character. A starting confidence score is assigned to each character depending on which regular expression they match. The score is in the range 0-1. For the character with speaker parentheticals, the confidence score starts at 0.65 </w:t>
+      </w:r>
+      <w:r>
+        <w:rPr>
+          <w:rFonts w:ascii="Arial" w:hAnsi="Arial" w:cs="Arial"/>
+        </w:rPr>
+        <w:t>as names before speaker parentheticals are most often characters.</w:t>
+      </w:r>
+      <w:r>
+        <w:rPr>
+          <w:rFonts w:ascii="Arial" w:hAnsi="Arial" w:cs="Arial"/>
+        </w:rPr>
+        <w:t xml:space="preserve"> One of the confidence boosts can be provided by matching files to first-name and last-name text file databases.</w:t>
+      </w:r>
+      <w:r>
+        <w:rPr>
+          <w:rFonts w:ascii="Arial" w:hAnsi="Arial" w:cs="Arial"/>
+        </w:rPr>
+        <w:t xml:space="preserve"> Both first-name and last-name matches add a 0.4 confidence boost per name. As the confidence score cannot be larger than 1.0, the minimum value of the total boost and 1.0 is added to the original score.</w:t>
+      </w:r>
+      <w:r>
+        <w:rPr>
+          <w:rFonts w:ascii="Arial" w:hAnsi="Arial" w:cs="Arial"/>
+        </w:rPr>
+        <w:t xml:space="preserve"> The names are matched more efficiently using a Trie (Prefix Tree).</w:t>
+      </w:r>
+      <w:r>
+        <w:rPr>
+          <w:rFonts w:ascii="Arial" w:hAnsi="Arial" w:cs="Arial"/>
+        </w:rPr>
+        <w:t xml:space="preserve"> More information about this data structure can be found at the end of the Character Extractor section.</w:t>
+      </w:r>
+    </w:p>
+    <w:p>
+      <w:pPr>
+        <w:spacing w:line="360" w:lineRule="auto"/>
+        <w:rPr>
+          <w:rFonts w:ascii="Arial" w:hAnsi="Arial" w:cs="Arial"/>
+        </w:rPr>
+      </w:pPr>
+    </w:p>
+    <w:p>
+      <w:pPr>
+        <w:spacing w:line="360" w:lineRule="auto"/>
+        <w:rPr>
+          <w:rFonts w:ascii="Arial" w:hAnsi="Arial" w:cs="Arial"/>
+        </w:rPr>
+      </w:pPr>
+      <w:r>
+        <w:rPr>
+          <w:rFonts w:ascii="Arial" w:hAnsi="Arial" w:cs="Arial"/>
+        </w:rPr>
+        <w:t xml:space="preserve">After potentially boosting the confidence score, the name is once again tokenized in the same manner in order to check if it is contained in the PERSON_WORD set. </w:t>
+      </w:r>
+      <w:r>
+        <w:rPr>
+          <w:rFonts w:ascii="Arial" w:hAnsi="Arial" w:cs="Arial"/>
+        </w:rPr>
+        <w:lastRenderedPageBreak/>
+        <w:t>This set includes words related to humans, such as “MAN”, “WOMAN”, “TEACHER”, “DOCTOR”, etc.</w:t>
+      </w:r>
+      <w:r>
+        <w:rPr>
+          <w:rFonts w:ascii="Arial" w:hAnsi="Arial" w:cs="Arial"/>
+        </w:rPr>
+        <w:t xml:space="preserve"> If a token is found in the set, the confidence is boosted by 0.15. The reason is that “MAN (V.O.)” is most probably a character, as they are evidently talking in the script.</w:t>
+      </w:r>
+    </w:p>
+    <w:p>
+      <w:pPr>
+        <w:spacing w:line="360" w:lineRule="auto"/>
+        <w:rPr>
+          <w:rFonts w:ascii="Arial" w:hAnsi="Arial" w:cs="Arial"/>
+        </w:rPr>
+      </w:pPr>
+    </w:p>
+    <w:p>
+      <w:pPr>
+        <w:spacing w:line="360" w:lineRule="auto"/>
+        <w:rPr>
+          <w:rFonts w:ascii="Arial" w:hAnsi="Arial" w:cs="Arial"/>
+        </w:rPr>
+      </w:pPr>
+      <w:r>
+        <w:rPr>
+          <w:rFonts w:ascii="Arial" w:hAnsi="Arial" w:cs="Arial"/>
+        </w:rPr>
+        <w:t xml:space="preserve">The algorithm then checks if there is a next line of the text script. This </w:t>
+      </w:r>
+      <w:r>
+        <w:rPr>
+          <w:rFonts w:ascii="Arial" w:hAnsi="Arial" w:cs="Arial"/>
+        </w:rPr>
+        <w:t xml:space="preserve">next line and the currently processed line create a context snippet. This was mainly used when the project had custom model training, which it no longer does. However, the context snippet is preserved as it can be useful for debugging. It is normalized by the helper </w:t>
+      </w:r>
+      <w:r>
+        <w:rPr>
+          <w:rFonts w:ascii="Arial" w:hAnsi="Arial" w:cs="Arial"/>
+        </w:rPr>
+        <w:t>method</w:t>
+      </w:r>
+      <w:r>
+        <w:rPr>
+          <w:rFonts w:ascii="Arial" w:hAnsi="Arial" w:cs="Arial"/>
+        </w:rPr>
+        <w:t xml:space="preserve"> </w:t>
+      </w:r>
+      <w:proofErr w:type="spellStart"/>
+      <w:r>
+        <w:rPr>
+          <w:rFonts w:ascii="Arial" w:hAnsi="Arial" w:cs="Arial"/>
+        </w:rPr>
+        <w:t>safeSnippet</w:t>
+      </w:r>
+      <w:proofErr w:type="spellEnd"/>
+      <w:r>
+        <w:rPr>
+          <w:rFonts w:ascii="Arial" w:hAnsi="Arial" w:cs="Arial"/>
+        </w:rPr>
+        <w:t>, which makes it CSV compliant – removing unnecessary spaces and e</w:t>
+      </w:r>
+      <w:r>
+        <w:rPr>
+          <w:rFonts w:ascii="Arial" w:hAnsi="Arial" w:cs="Arial"/>
+        </w:rPr>
+        <w:t>scaping</w:t>
+      </w:r>
+      <w:r>
+        <w:rPr>
+          <w:rFonts w:ascii="Arial" w:hAnsi="Arial" w:cs="Arial"/>
+        </w:rPr>
+        <w:t xml:space="preserve"> double quotes.</w:t>
+      </w:r>
+    </w:p>
+    <w:p>
+      <w:pPr>
+        <w:spacing w:line="360" w:lineRule="auto"/>
+        <w:rPr>
+          <w:rFonts w:ascii="Arial" w:hAnsi="Arial" w:cs="Arial"/>
+        </w:rPr>
+      </w:pPr>
+    </w:p>
+    <w:p>
+      <w:pPr>
+        <w:spacing w:line="360" w:lineRule="auto"/>
+        <w:rPr>
+          <w:rFonts w:ascii="Arial" w:hAnsi="Arial" w:cs="Arial"/>
+        </w:rPr>
+      </w:pPr>
+      <w:r>
+        <w:rPr>
+          <w:rFonts w:ascii="Arial" w:hAnsi="Arial" w:cs="Arial"/>
+        </w:rPr>
+        <w:t>A character is finally added to the result list. The Character object is created using the scene integer number, the scene string number, a normalized version of the name, the rule or type of extraction (in this case, SPEAKER_WITH_VO_OS), the context snippet</w:t>
+      </w:r>
+      <w:r>
+        <w:rPr>
+          <w:rFonts w:ascii="Arial" w:hAnsi="Arial" w:cs="Arial"/>
+        </w:rPr>
+        <w:t>, and</w:t>
+      </w:r>
+      <w:r>
+        <w:rPr>
+          <w:rFonts w:ascii="Arial" w:hAnsi="Arial" w:cs="Arial"/>
+        </w:rPr>
+        <w:t xml:space="preserve"> the confidence score</w:t>
+      </w:r>
+      <w:r>
+        <w:rPr>
+          <w:rFonts w:ascii="Arial" w:hAnsi="Arial" w:cs="Arial"/>
+        </w:rPr>
+        <w:t>.</w:t>
+      </w:r>
+      <w:r>
+        <w:rPr>
+          <w:rFonts w:ascii="Arial" w:hAnsi="Arial" w:cs="Arial"/>
+        </w:rPr>
+        <w:t xml:space="preserve"> In case the line does not match the character with the speaker parentheticals, it goes to check the speaker-above-dialogue case. They cannot both match the same line.</w:t>
+      </w:r>
+    </w:p>
+    <w:p>
+      <w:pPr>
+        <w:spacing w:line="360" w:lineRule="auto"/>
+        <w:rPr>
+          <w:rFonts w:ascii="Arial" w:hAnsi="Arial" w:cs="Arial"/>
+        </w:rPr>
+      </w:pPr>
+    </w:p>
+    <w:p>
+      <w:pPr>
+        <w:pStyle w:val="Heading6"/>
+        <w:rPr>
+          <w:rFonts w:ascii="Arial" w:hAnsi="Arial" w:cs="Arial"/>
+          <w:b/>
+          <w:bCs/>
+          <w:color w:val="auto"/>
+        </w:rPr>
+      </w:pPr>
+      <w:r>
+        <w:rPr>
+          <w:rFonts w:ascii="Arial" w:hAnsi="Arial" w:cs="Arial"/>
+          <w:b/>
+          <w:bCs/>
+          <w:color w:val="auto"/>
+        </w:rPr>
+        <w:t>General Speaker Above Dialogue</w:t>
+      </w:r>
+    </w:p>
+    <w:p>
+      <w:pPr>
+        <w:spacing w:line="360" w:lineRule="auto"/>
+        <w:rPr>
+          <w:rFonts w:ascii="Arial" w:hAnsi="Arial" w:cs="Arial"/>
+        </w:rPr>
+      </w:pPr>
+    </w:p>
+    <w:p>
+      <w:pPr>
+        <w:spacing w:line="360" w:lineRule="auto"/>
+        <w:rPr>
+          <w:rFonts w:ascii="Arial" w:hAnsi="Arial" w:cs="Arial"/>
+        </w:rPr>
+      </w:pPr>
+      <w:r>
+        <w:rPr>
+          <w:rFonts w:ascii="Arial" w:hAnsi="Arial" w:cs="Arial"/>
+        </w:rPr>
+        <w:t>The speaker</w:t>
+      </w:r>
+      <w:r>
+        <w:rPr>
+          <w:rFonts w:ascii="Arial" w:hAnsi="Arial" w:cs="Arial"/>
+        </w:rPr>
+        <w:t>-</w:t>
+      </w:r>
+      <w:r>
+        <w:rPr>
+          <w:rFonts w:ascii="Arial" w:hAnsi="Arial" w:cs="Arial"/>
+        </w:rPr>
+        <w:t>above</w:t>
+      </w:r>
+      <w:r>
+        <w:rPr>
+          <w:rFonts w:ascii="Arial" w:hAnsi="Arial" w:cs="Arial"/>
+        </w:rPr>
+        <w:t>-</w:t>
+      </w:r>
+      <w:r>
+        <w:rPr>
+          <w:rFonts w:ascii="Arial" w:hAnsi="Arial" w:cs="Arial"/>
+        </w:rPr>
+        <w:t>dialogue</w:t>
+      </w:r>
+      <w:r>
+        <w:rPr>
+          <w:rFonts w:ascii="Arial" w:hAnsi="Arial" w:cs="Arial"/>
+        </w:rPr>
+        <w:t xml:space="preserve"> extraction type</w:t>
+      </w:r>
+      <w:r>
+        <w:rPr>
+          <w:rFonts w:ascii="Arial" w:hAnsi="Arial" w:cs="Arial"/>
+        </w:rPr>
+        <w:t xml:space="preserve"> </w:t>
+      </w:r>
+      <w:r>
+        <w:rPr>
+          <w:rFonts w:ascii="Arial" w:hAnsi="Arial" w:cs="Arial"/>
+        </w:rPr>
+        <w:t xml:space="preserve">needs to fulfill two initial requirements – matching the multi-word regex and returning true if </w:t>
+      </w:r>
+      <w:proofErr w:type="spellStart"/>
+      <w:r>
+        <w:rPr>
+          <w:rFonts w:ascii="Arial" w:hAnsi="Arial" w:cs="Arial"/>
+        </w:rPr>
+        <w:t>isCharacterCue</w:t>
+      </w:r>
+      <w:proofErr w:type="spellEnd"/>
+      <w:r>
+        <w:rPr>
+          <w:rFonts w:ascii="Arial" w:hAnsi="Arial" w:cs="Arial"/>
+        </w:rPr>
+        <w:t xml:space="preserve"> considers the line a speaker cue. Similar to the previous regular expression, it allows honorific prefixes</w:t>
+      </w:r>
+      <w:r>
+        <w:rPr>
+          <w:rFonts w:ascii="Arial" w:hAnsi="Arial" w:cs="Arial"/>
+        </w:rPr>
+        <w:t>,</w:t>
+      </w:r>
+      <w:r>
+        <w:rPr>
+          <w:rFonts w:ascii="Arial" w:hAnsi="Arial" w:cs="Arial"/>
+        </w:rPr>
+        <w:t xml:space="preserve"> multiple-word names</w:t>
+      </w:r>
+      <w:r>
+        <w:rPr>
+          <w:rFonts w:ascii="Arial" w:hAnsi="Arial" w:cs="Arial"/>
+        </w:rPr>
+        <w:t>, and optional case-insensitive descriptions in parentheses</w:t>
+      </w:r>
+      <w:r>
+        <w:rPr>
+          <w:rFonts w:ascii="Arial" w:hAnsi="Arial" w:cs="Arial"/>
+        </w:rPr>
+        <w:t>. However, the multi-word regex covers the cases of</w:t>
+      </w:r>
+      <w:r>
+        <w:rPr>
+          <w:rFonts w:ascii="Arial" w:hAnsi="Arial" w:cs="Arial"/>
+        </w:rPr>
+        <w:t xml:space="preserve"> optional</w:t>
+      </w:r>
+      <w:r>
+        <w:rPr>
+          <w:rFonts w:ascii="Arial" w:hAnsi="Arial" w:cs="Arial"/>
+        </w:rPr>
+        <w:t xml:space="preserve"> VOICE after the name (e.g., </w:t>
+      </w:r>
+      <w:r>
+        <w:rPr>
+          <w:rFonts w:ascii="Arial" w:hAnsi="Arial" w:cs="Arial"/>
+        </w:rPr>
+        <w:t>“</w:t>
+      </w:r>
+      <w:r>
+        <w:rPr>
+          <w:rFonts w:ascii="Arial" w:hAnsi="Arial" w:cs="Arial"/>
+        </w:rPr>
+        <w:t>BEN’S VOICE</w:t>
+      </w:r>
+      <w:r>
+        <w:rPr>
+          <w:rFonts w:ascii="Arial" w:hAnsi="Arial" w:cs="Arial"/>
+        </w:rPr>
+        <w:t>”</w:t>
+      </w:r>
+      <w:r>
+        <w:rPr>
+          <w:rFonts w:ascii="Arial" w:hAnsi="Arial" w:cs="Arial"/>
+        </w:rPr>
+        <w:t>)</w:t>
+      </w:r>
+      <w:r>
+        <w:rPr>
+          <w:rFonts w:ascii="Arial" w:hAnsi="Arial" w:cs="Arial"/>
+        </w:rPr>
+        <w:t xml:space="preserve">. As this regex covers various edge cases, making it more permissive, the </w:t>
+      </w:r>
+      <w:proofErr w:type="spellStart"/>
+      <w:r>
+        <w:rPr>
+          <w:rFonts w:ascii="Arial" w:hAnsi="Arial" w:cs="Arial"/>
+        </w:rPr>
+        <w:t>isCharacterCue</w:t>
+      </w:r>
+      <w:proofErr w:type="spellEnd"/>
+      <w:r>
+        <w:rPr>
+          <w:rFonts w:ascii="Arial" w:hAnsi="Arial" w:cs="Arial"/>
+        </w:rPr>
+        <w:t xml:space="preserve"> helper </w:t>
+      </w:r>
+      <w:r>
+        <w:rPr>
+          <w:rFonts w:ascii="Arial" w:hAnsi="Arial" w:cs="Arial"/>
+        </w:rPr>
+        <w:t>method</w:t>
+      </w:r>
+      <w:r>
+        <w:rPr>
+          <w:rFonts w:ascii="Arial" w:hAnsi="Arial" w:cs="Arial"/>
+        </w:rPr>
+        <w:t xml:space="preserve"> performs additional checks.</w:t>
+      </w:r>
+    </w:p>
+    <w:p>
+      <w:pPr>
+        <w:spacing w:line="360" w:lineRule="auto"/>
+        <w:rPr>
+          <w:rFonts w:ascii="Arial" w:hAnsi="Arial" w:cs="Arial"/>
+        </w:rPr>
+      </w:pPr>
+      <w:r>
+        <w:rPr>
+          <w:noProof/>
+        </w:rPr>
+        <w:lastRenderedPageBreak/>
+        <mc:AlternateContent>
+          <mc:Choice Requires="wps">
+            <w:drawing>
+              <wp:anchor distT="0" distB="0" distL="114300" distR="114300" simplePos="0" relativeHeight="251741184" behindDoc="0" locked="0" layoutInCell="1" allowOverlap="1" wp14:anchorId="24CC08B5" wp14:editId="4ACDF06F">
+                <wp:simplePos x="0" y="0"/>
+                <wp:positionH relativeFrom="column">
+                  <wp:posOffset>0</wp:posOffset>
+                </wp:positionH>
+                <wp:positionV relativeFrom="paragraph">
+                  <wp:posOffset>7098030</wp:posOffset>
+                </wp:positionV>
+                <wp:extent cx="5723890" cy="635"/>
+                <wp:effectExtent l="0" t="0" r="0" b="0"/>
+                <wp:wrapTopAndBottom/>
+                <wp:docPr id="1381440469" name="Text Box 1"/>
+                <wp:cNvGraphicFramePr/>
+                <a:graphic xmlns:a="http://schemas.openxmlformats.org/drawingml/2006/main">
+                  <a:graphicData uri="http://schemas.microsoft.com/office/word/2010/wordprocessingShape">
+                    <wps:wsp>
+                      <wps:cNvSpPr txBox="1"/>
+                      <wps:spPr>
+                        <a:xfrm>
+                          <a:off x="0" y="0"/>
+                          <a:ext cx="5723890" cy="635"/>
+                        </a:xfrm>
+                        <a:prstGeom prst="rect">
+                          <a:avLst/>
+                        </a:prstGeom>
+                        <a:solidFill>
+                          <a:prstClr val="white"/>
+                        </a:solidFill>
+                        <a:ln>
+                          <a:noFill/>
+                        </a:ln>
+                      </wps:spPr>
+                      <wps:txbx>
+                        <w:txbxContent>
+                          <w:p>
+                            <w:pPr>
+                              <w:pStyle w:val="Caption"/>
+                              <w:jc w:val="center"/>
+                              <w:rPr>
+                                <w:rFonts w:ascii="Arial" w:hAnsi="Arial" w:cs="Arial"/>
+                                <w:noProof/>
+                              </w:rPr>
+                            </w:pPr>
+                            <w:r>
+                              <w:t xml:space="preserve">Figure 5: </w:t>
+                            </w:r>
+                            <w:proofErr w:type="spellStart"/>
+                            <w:r>
+                              <w:t>isCharacterCue</w:t>
+                            </w:r>
+                            <w:proofErr w:type="spellEnd"/>
+                            <w:r>
+                              <w:t xml:space="preserve"> Flowchart</w:t>
+                            </w:r>
+                          </w:p>
+                        </w:txbxContent>
+                      </wps:txbx>
+                      <wps:bodyPr rot="0" spcFirstLastPara="0" vertOverflow="overflow" horzOverflow="overflow" vert="horz" wrap="square" lIns="0" tIns="0" rIns="0" bIns="0" numCol="1" spcCol="0" rtlCol="0" fromWordArt="0" anchor="t" anchorCtr="0" forceAA="0" compatLnSpc="1">
+                        <a:prstTxWarp prst="textNoShape">
+                          <a:avLst/>
+                        </a:prstTxWarp>
+                        <a:spAutoFit/>
+                      </wps:bodyPr>
+                    </wps:wsp>
+                  </a:graphicData>
+                </a:graphic>
+              </wp:anchor>
+            </w:drawing>
+          </mc:Choice>
+          <mc:Fallback>
+            <w:pict>
+              <v:shape w14:anchorId="24CC08B5" id="_x0000_s1030" type="#_x0000_t202" style="position:absolute;margin-left:0;margin-top:558.9pt;width:450.7pt;height:.05pt;z-index:251741184;visibility:visible;mso-wrap-style:square;mso-wrap-distance-left:9pt;mso-wrap-distance-top:0;mso-wrap-distance-right:9pt;mso-wrap-distance-bottom:0;mso-position-horizontal:absolute;mso-position-horizontal-relative:text;mso-position-vertical:absolute;mso-position-vertical-relative:text;v-text-anchor:top" o:gfxdata="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" stroked="f">
+                <v:textbox style="mso-fit-shape-to-text:t" inset="0,0,0,0">
+                  <w:txbxContent>
+                    <w:p>
+                      <w:pPr>
+                        <w:pStyle w:val="Caption"/>
+                        <w:jc w:val="center"/>
+                        <w:rPr>
+                          <w:rFonts w:ascii="Arial" w:hAnsi="Arial" w:cs="Arial"/>
+                          <w:noProof/>
+                        </w:rPr>
+                      </w:pPr>
+                      <w:r>
+                        <w:t xml:space="preserve">Figure 5: </w:t>
+                      </w:r>
+                      <w:proofErr w:type="spellStart"/>
+                      <w:r>
+                        <w:t>isCharacterCue</w:t>
+                      </w:r>
+                      <w:proofErr w:type="spellEnd"/>
+                      <w:r>
+                        <w:t xml:space="preserve"> Flowchart</w:t>
+                      </w:r>
+                    </w:p>
+                  </w:txbxContent>
+                </v:textbox>
+                <w10:wrap type="topAndBottom"/>
+              </v:shape>
+            </w:pict>
+          </mc:Fallback>
+        </mc:AlternateContent>
+      </w:r>
+      <w:r>
+        <w:rPr>
+          <w:rFonts w:ascii="Arial" w:hAnsi="Arial" w:cs="Arial"/>
+          <w:noProof/>
+        </w:rPr>
+        <w:drawing>
+          <wp:anchor distT="0" distB="0" distL="114300" distR="114300" simplePos="0" relativeHeight="251742208" behindDoc="0" locked="0" layoutInCell="1" allowOverlap="1" wp14:anchorId="2CA6BEAF" wp14:editId="58E505CE">
+            <wp:simplePos x="0" y="0"/>
+            <wp:positionH relativeFrom="column">
+              <wp:posOffset>0</wp:posOffset>
+            </wp:positionH>
+            <wp:positionV relativeFrom="paragraph">
+              <wp:posOffset>0</wp:posOffset>
+            </wp:positionV>
+            <wp:extent cx="5723890" cy="7040880"/>
+            <wp:effectExtent l="0" t="0" r="0" b="7620"/>
+            <wp:wrapTopAndBottom/>
+            <wp:docPr id="1197742852" name="Picture 12"/>
+            <wp:cNvGraphicFramePr>
+              <a:graphicFrameLocks xmlns:a="http://schemas.openxmlformats.org/drawingml/2006/main" noChangeAspect="1"/>
+            </wp:cNvGraphicFramePr>
+            <a:graphic xmlns:a="http://schemas.openxmlformats.org/drawingml/2006/main">
+              <a:graphicData uri="http://schemas.openxmlformats.org/drawingml/2006/picture">
+                <pic:pic xmlns:pic="http://schemas.openxmlformats.org/drawingml/2006/picture">
+                  <pic:nvPicPr>
+                    <pic:cNvPr id="0" name="Picture 3"/>
+                    <pic:cNvPicPr>
+                      <a:picLocks noChangeAspect="1" noChangeArrowheads="1"/>
+                    </pic:cNvPicPr>
+                  </pic:nvPicPr>
+                  <pic:blipFill>
+                    <a:blip r:embed="rId12">
+                      <a:extLst>
+                        <a:ext uri="{28A0092B-C50C-407E-A947-70E740481C1C}">
+                          <a14:useLocalDpi xmlns:a14="http://schemas.microsoft.com/office/drawing/2010/main" val="0"/>
+                        </a:ext>
+                      </a:extLst>
+                    </a:blip>
+                    <a:srcRect/>
+                    <a:stretch>
+                      <a:fillRect/>
+                    </a:stretch>
+                  </pic:blipFill>
+                  <pic:spPr bwMode="auto">
+                    <a:xfrm>
+                      <a:off x="0" y="0"/>
+                      <a:ext cx="5723890" cy="7040880"/>
+                    </a:xfrm>
+                    <a:prstGeom prst="rect">
+                      <a:avLst/>
+                    </a:prstGeom>
+                    <a:noFill/>
+                    <a:ln>
+                      <a:noFill/>
+                    </a:ln>
+                  </pic:spPr>
+                </pic:pic>
+              </a:graphicData>
+            </a:graphic>
+            <wp14:sizeRelH relativeFrom="page">
+              <wp14:pctWidth>0</wp14:pctWidth>
+            </wp14:sizeRelH>
+            <wp14:sizeRelV relativeFrom="page">
+              <wp14:pctHeight>0</wp14:pctHeight>
+            </wp14:sizeRelV>
+          </wp:anchor>
+        </w:drawing>
+      </w:r>
+    </w:p>
+    <w:p>
+      <w:pPr>
+        <w:spacing w:line="360" w:lineRule="auto"/>
+        <w:rPr>
+          <w:rFonts w:ascii="Arial" w:hAnsi="Arial" w:cs="Arial"/>
+        </w:rPr>
+      </w:pPr>
+      <w:r>
+        <w:rPr>
+          <w:rFonts w:ascii="Arial" w:hAnsi="Arial" w:cs="Arial"/>
+          <w:i/>
+          <w:iCs/>
+        </w:rPr>
+        <w:t xml:space="preserve">Figure 5 </w:t>
+      </w:r>
+      <w:r>
+        <w:rPr>
+          <w:rFonts w:ascii="Arial" w:hAnsi="Arial" w:cs="Arial"/>
+        </w:rPr>
+        <w:t xml:space="preserve"> shows that t</w:t>
+      </w:r>
+      <w:r>
+        <w:rPr>
+          <w:rFonts w:ascii="Arial" w:hAnsi="Arial" w:cs="Arial"/>
+        </w:rPr>
+        <w:t xml:space="preserve">he </w:t>
+      </w:r>
+      <w:r>
+        <w:rPr>
+          <w:rFonts w:ascii="Arial" w:hAnsi="Arial" w:cs="Arial"/>
+        </w:rPr>
+        <w:t xml:space="preserve">helper </w:t>
+      </w:r>
+      <w:r>
+        <w:rPr>
+          <w:rFonts w:ascii="Arial" w:hAnsi="Arial" w:cs="Arial"/>
+        </w:rPr>
+        <w:t xml:space="preserve">method starts </w:t>
+      </w:r>
+      <w:r>
+        <w:rPr>
+          <w:rFonts w:ascii="Arial" w:hAnsi="Arial" w:cs="Arial"/>
+        </w:rPr>
+        <w:t>by</w:t>
+      </w:r>
+      <w:r>
+        <w:rPr>
+          <w:rFonts w:ascii="Arial" w:hAnsi="Arial" w:cs="Arial"/>
+        </w:rPr>
+        <w:t xml:space="preserve"> ignoring very short lines which are less than </w:t>
+      </w:r>
+      <w:r>
+        <w:rPr>
+          <w:rFonts w:ascii="Arial" w:hAnsi="Arial" w:cs="Arial"/>
+        </w:rPr>
+        <w:t xml:space="preserve">2 letters long. It tokenizes the line in the same manner as the previous case and stores them in an array. </w:t>
+      </w:r>
+      <w:r>
+        <w:rPr>
+          <w:rFonts w:ascii="Arial" w:hAnsi="Arial" w:cs="Arial"/>
+        </w:rPr>
+        <w:t xml:space="preserve">The system creates local variables for a name </w:t>
+      </w:r>
+      <w:r>
+        <w:rPr>
+          <w:rFonts w:ascii="Arial" w:hAnsi="Arial" w:cs="Arial"/>
+        </w:rPr>
+        <w:lastRenderedPageBreak/>
+        <w:t xml:space="preserve">token counter, total token count, </w:t>
+      </w:r>
+      <w:r>
+        <w:rPr>
+          <w:rFonts w:ascii="Arial" w:hAnsi="Arial" w:cs="Arial"/>
+        </w:rPr>
+        <w:t>parenthesis</w:t>
+      </w:r>
+      <w:r>
+        <w:rPr>
+          <w:rFonts w:ascii="Arial" w:hAnsi="Arial" w:cs="Arial"/>
+        </w:rPr>
+        <w:t>-use counter, and an initial threshold percentage of the name token to total token ratio</w:t>
+      </w:r>
+      <w:r>
+        <w:rPr>
+          <w:rFonts w:ascii="Arial" w:hAnsi="Arial" w:cs="Arial"/>
+        </w:rPr>
+        <w:t xml:space="preserve"> (without counting </w:t>
+      </w:r>
+      <w:r>
+        <w:rPr>
+          <w:rFonts w:ascii="Arial" w:hAnsi="Arial" w:cs="Arial"/>
+        </w:rPr>
+        <w:t>parentheses</w:t>
+      </w:r>
+      <w:r>
+        <w:rPr>
+          <w:rFonts w:ascii="Arial" w:hAnsi="Arial" w:cs="Arial"/>
+        </w:rPr>
+        <w:t>)</w:t>
+      </w:r>
+      <w:r>
+        <w:rPr>
+          <w:rFonts w:ascii="Arial" w:hAnsi="Arial" w:cs="Arial"/>
+        </w:rPr>
+        <w:t>.</w:t>
+      </w:r>
+    </w:p>
+    <w:p>
+      <w:pPr>
+        <w:spacing w:line="360" w:lineRule="auto"/>
+        <w:rPr>
+          <w:rFonts w:ascii="Arial" w:hAnsi="Arial" w:cs="Arial"/>
+        </w:rPr>
+      </w:pPr>
+    </w:p>
+    <w:p>
+      <w:pPr>
+        <w:spacing w:line="360" w:lineRule="auto"/>
+        <w:rPr>
+          <w:rFonts w:ascii="Arial" w:hAnsi="Arial" w:cs="Arial"/>
+        </w:rPr>
+      </w:pPr>
+      <w:r>
+        <w:rPr>
+          <w:rFonts w:ascii="Arial" w:hAnsi="Arial" w:cs="Arial"/>
+        </w:rPr>
+        <w:t xml:space="preserve">The system </w:t>
+      </w:r>
+      <w:r>
+        <w:rPr>
+          <w:rFonts w:ascii="Arial" w:hAnsi="Arial" w:cs="Arial"/>
+        </w:rPr>
+        <w:t>iterates over each string token in</w:t>
+      </w:r>
+      <w:r>
+        <w:rPr>
+          <w:rFonts w:ascii="Arial" w:hAnsi="Arial" w:cs="Arial"/>
+        </w:rPr>
+        <w:t xml:space="preserve"> the array</w:t>
+      </w:r>
+      <w:r>
+        <w:rPr>
+          <w:rFonts w:ascii="Arial" w:hAnsi="Arial" w:cs="Arial"/>
+        </w:rPr>
+        <w:t>, as seen in the flowchart</w:t>
+      </w:r>
+      <w:r>
+        <w:rPr>
+          <w:rFonts w:ascii="Arial" w:hAnsi="Arial" w:cs="Arial"/>
+        </w:rPr>
+        <w:t xml:space="preserve">. It checks if any of the strings match an opening or closing </w:t>
+      </w:r>
+      <w:r>
+        <w:rPr>
+          <w:rFonts w:ascii="Arial" w:hAnsi="Arial" w:cs="Arial"/>
+        </w:rPr>
+        <w:t>parenthesis</w:t>
+      </w:r>
+      <w:r>
+        <w:rPr>
+          <w:rFonts w:ascii="Arial" w:hAnsi="Arial" w:cs="Arial"/>
+        </w:rPr>
+        <w:t xml:space="preserve">. In this case, it assigns them a lower </w:t>
+      </w:r>
+      <w:r>
+        <w:rPr>
+          <w:rFonts w:ascii="Arial" w:hAnsi="Arial" w:cs="Arial"/>
+        </w:rPr>
+        <w:t xml:space="preserve">ratio of 50% </w:t>
+      </w:r>
+      <w:r>
+        <w:rPr>
+          <w:rFonts w:ascii="Arial" w:hAnsi="Arial" w:cs="Arial"/>
+        </w:rPr>
+        <w:t>of the name tokens to all tokens</w:t>
+      </w:r>
+      <w:r>
+        <w:rPr>
+          <w:rFonts w:ascii="Arial" w:hAnsi="Arial" w:cs="Arial"/>
+        </w:rPr>
+        <w:t xml:space="preserve"> (without the </w:t>
+      </w:r>
+      <w:r>
+        <w:rPr>
+          <w:rFonts w:ascii="Arial" w:hAnsi="Arial" w:cs="Arial"/>
+        </w:rPr>
+        <w:t>parentheses</w:t>
+      </w:r>
+      <w:r>
+        <w:rPr>
+          <w:rFonts w:ascii="Arial" w:hAnsi="Arial" w:cs="Arial"/>
+        </w:rPr>
+        <w:t xml:space="preserve"> count)</w:t>
+      </w:r>
+      <w:r>
+        <w:rPr>
+          <w:rFonts w:ascii="Arial" w:hAnsi="Arial" w:cs="Arial"/>
+        </w:rPr>
+        <w:t>.</w:t>
+      </w:r>
+      <w:r>
+        <w:rPr>
+          <w:rFonts w:ascii="Arial" w:hAnsi="Arial" w:cs="Arial"/>
+        </w:rPr>
+        <w:t xml:space="preserve"> The system normalizes the token for matching. </w:t>
+      </w:r>
+      <w:r>
+        <w:rPr>
+          <w:rFonts w:ascii="Arial" w:hAnsi="Arial" w:cs="Arial"/>
+        </w:rPr>
+        <w:t>It checks if the string matches the NAME_TOKEN regular expression</w:t>
+      </w:r>
+      <w:r>
+        <w:rPr>
+          <w:rFonts w:ascii="Arial" w:hAnsi="Arial" w:cs="Arial"/>
+        </w:rPr>
+        <w:t>,</w:t>
+      </w:r>
+      <w:r>
+        <w:rPr>
+          <w:rFonts w:ascii="Arial" w:hAnsi="Arial" w:cs="Arial"/>
+        </w:rPr>
+        <w:t xml:space="preserve"> which </w:t>
+      </w:r>
+      <w:r>
+        <w:rPr>
+          <w:rFonts w:ascii="Arial" w:hAnsi="Arial" w:cs="Arial"/>
+        </w:rPr>
+        <w:t>catches</w:t>
+      </w:r>
+      <w:r>
+        <w:rPr>
+          <w:rFonts w:ascii="Arial" w:hAnsi="Arial" w:cs="Arial"/>
+        </w:rPr>
+        <w:t xml:space="preserve"> only fully uppercased words</w:t>
+      </w:r>
+      <w:r>
+        <w:rPr>
+          <w:rFonts w:ascii="Arial" w:hAnsi="Arial" w:cs="Arial"/>
+        </w:rPr>
+        <w:t>. If a name token is found, the name counter increments.</w:t>
+      </w:r>
+    </w:p>
+    <w:p>
+      <w:pPr>
+        <w:spacing w:line="360" w:lineRule="auto"/>
+        <w:rPr>
+          <w:rFonts w:ascii="Arial" w:hAnsi="Arial" w:cs="Arial"/>
+        </w:rPr>
+      </w:pPr>
+    </w:p>
+    <w:p>
+      <w:pPr>
+        <w:spacing w:line="360" w:lineRule="auto"/>
+        <w:rPr>
+          <w:rFonts w:ascii="Arial" w:hAnsi="Arial" w:cs="Arial"/>
+        </w:rPr>
+      </w:pPr>
+      <w:r>
+        <w:rPr>
+          <w:rFonts w:ascii="Arial" w:hAnsi="Arial" w:cs="Arial"/>
+        </w:rPr>
+        <w:t xml:space="preserve">After looping through all tokens of the line, the helper method returns false if there are no name tokens present. </w:t>
+      </w:r>
+      <w:r>
+        <w:rPr>
+          <w:rFonts w:ascii="Arial" w:hAnsi="Arial" w:cs="Arial"/>
+        </w:rPr>
+        <w:t>In</w:t>
+      </w:r>
+      <w:r>
+        <w:rPr>
+          <w:rFonts w:ascii="Arial" w:hAnsi="Arial" w:cs="Arial"/>
+        </w:rPr>
+        <w:t xml:space="preserve"> order to return true, the line should have name tokens primarily and not be too long. Here, the system checks the ratio of name tokens to all tokens (without counting </w:t>
+      </w:r>
+      <w:r>
+        <w:rPr>
+          <w:rFonts w:ascii="Arial" w:hAnsi="Arial" w:cs="Arial"/>
+        </w:rPr>
+        <w:t>parentheses</w:t>
+      </w:r>
+      <w:r>
+        <w:rPr>
+          <w:rFonts w:ascii="Arial" w:hAnsi="Arial" w:cs="Arial"/>
+        </w:rPr>
+        <w:t>) that was set previously.</w:t>
+      </w:r>
+      <w:r>
+        <w:rPr>
+          <w:rFonts w:ascii="Arial" w:hAnsi="Arial" w:cs="Arial"/>
+        </w:rPr>
+        <w:t xml:space="preserve"> T</w:t>
+      </w:r>
+      <w:r>
+        <w:rPr>
+          <w:rFonts w:ascii="Arial" w:hAnsi="Arial" w:cs="Arial"/>
+        </w:rPr>
+        <w:t>his threshold is lowered</w:t>
+      </w:r>
+      <w:r>
+        <w:rPr>
+          <w:rFonts w:ascii="Arial" w:hAnsi="Arial" w:cs="Arial"/>
+        </w:rPr>
+        <w:t xml:space="preserve"> from 65 to 50%</w:t>
+      </w:r>
+      <w:r>
+        <w:rPr>
+          <w:rFonts w:ascii="Arial" w:hAnsi="Arial" w:cs="Arial"/>
+        </w:rPr>
+        <w:t xml:space="preserve"> for lines with</w:t>
+      </w:r>
+      <w:r>
+        <w:rPr>
+          <w:rFonts w:ascii="Arial" w:hAnsi="Arial" w:cs="Arial"/>
+        </w:rPr>
+        <w:t xml:space="preserve"> parentheses. The reason is that</w:t>
+      </w:r>
+      <w:r>
+        <w:rPr>
+          <w:rFonts w:ascii="Arial" w:hAnsi="Arial" w:cs="Arial"/>
+        </w:rPr>
+        <w:t xml:space="preserve"> </w:t>
+      </w:r>
+      <w:r>
+        <w:rPr>
+          <w:rFonts w:ascii="Arial" w:hAnsi="Arial" w:cs="Arial"/>
+        </w:rPr>
+        <w:t>parentheses</w:t>
+      </w:r>
+      <w:r>
+        <w:rPr>
+          <w:rFonts w:ascii="Arial" w:hAnsi="Arial" w:cs="Arial"/>
+        </w:rPr>
+        <w:t xml:space="preserve"> count for two separate tokens, which makes it difficult for </w:t>
+      </w:r>
+      <w:r>
+        <w:rPr>
+          <w:rFonts w:ascii="Arial" w:hAnsi="Arial" w:cs="Arial"/>
+        </w:rPr>
+        <w:t xml:space="preserve">speaker cue </w:t>
+      </w:r>
+      <w:r>
+        <w:rPr>
+          <w:rFonts w:ascii="Arial" w:hAnsi="Arial" w:cs="Arial"/>
+        </w:rPr>
+        <w:t>lines like “BOB (laughing)” to pass, even though this is a common screenplay practice.</w:t>
+      </w:r>
+      <w:r>
+        <w:rPr>
+          <w:rFonts w:ascii="Arial" w:hAnsi="Arial" w:cs="Arial"/>
+        </w:rPr>
+        <w:t xml:space="preserve"> The total token count without the parentheses should also be less than or equal to 5, as longer lines are most likely not speaker cues.</w:t>
+      </w:r>
+      <w:r>
+        <w:rPr>
+          <w:rFonts w:ascii="Arial" w:hAnsi="Arial" w:cs="Arial"/>
+        </w:rPr>
+        <w:t xml:space="preserve"> Before returning true for </w:t>
+      </w:r>
+      <w:proofErr w:type="spellStart"/>
+      <w:r>
+        <w:rPr>
+          <w:rFonts w:ascii="Arial" w:hAnsi="Arial" w:cs="Arial"/>
+        </w:rPr>
+        <w:t>isCharacterCue</w:t>
+      </w:r>
+      <w:proofErr w:type="spellEnd"/>
+      <w:r>
+        <w:rPr>
+          <w:rFonts w:ascii="Arial" w:hAnsi="Arial" w:cs="Arial"/>
+        </w:rPr>
+        <w:t xml:space="preserve">, the flowchart shows that the system </w:t>
+      </w:r>
+      <w:r>
+        <w:rPr>
+          <w:rFonts w:ascii="Arial" w:hAnsi="Arial" w:cs="Arial"/>
+        </w:rPr>
+        <w:t>checks</w:t>
+      </w:r>
+      <w:r>
+        <w:rPr>
+          <w:rFonts w:ascii="Arial" w:hAnsi="Arial" w:cs="Arial"/>
+        </w:rPr>
+        <w:t xml:space="preserve"> for non-word punctuation (e.g., “!”, “?”, “;”, etc.)</w:t>
+      </w:r>
+    </w:p>
+    <w:p>
+      <w:pPr>
+        <w:spacing w:line="360" w:lineRule="auto"/>
+        <w:rPr>
+          <w:rFonts w:ascii="Arial" w:hAnsi="Arial" w:cs="Arial"/>
+        </w:rPr>
+      </w:pPr>
+    </w:p>
+    <w:p>
+      <w:pPr>
+        <w:spacing w:line="360" w:lineRule="auto"/>
+        <w:rPr>
+          <w:rFonts w:ascii="Arial" w:hAnsi="Arial" w:cs="Arial"/>
+        </w:rPr>
+      </w:pPr>
+      <w:r>
+        <w:rPr>
+          <w:rFonts w:ascii="Arial" w:hAnsi="Arial" w:cs="Arial"/>
+        </w:rPr>
+        <w:t xml:space="preserve">If both the helper method returns that the line is a character cue and the regular expression finds a match, the line enters the statement. The algorithm checks if the next not-empty line (if not the end of the script) is a speaker cue using the </w:t>
+      </w:r>
+      <w:proofErr w:type="spellStart"/>
+      <w:r>
+        <w:rPr>
+          <w:rFonts w:ascii="Arial" w:hAnsi="Arial" w:cs="Arial"/>
+        </w:rPr>
+        <w:t>isCharacterCue</w:t>
+      </w:r>
+      <w:proofErr w:type="spellEnd"/>
+      <w:r>
+        <w:rPr>
+          <w:rFonts w:ascii="Arial" w:hAnsi="Arial" w:cs="Arial"/>
+        </w:rPr>
+        <w:t xml:space="preserve"> method. If two sequential lines are speaker cues, the first one is ignored, and the system moves to the next one. If no character-cue cue line</w:t>
+      </w:r>
+      <w:r>
+        <w:rPr>
+          <w:rFonts w:ascii="Arial" w:hAnsi="Arial" w:cs="Arial"/>
+        </w:rPr>
+        <w:t xml:space="preserve"> is</w:t>
+      </w:r>
+      <w:r>
+        <w:rPr>
+          <w:rFonts w:ascii="Arial" w:hAnsi="Arial" w:cs="Arial"/>
+        </w:rPr>
+        <w:t xml:space="preserve"> found after the current one, the character candidate moves further</w:t>
+      </w:r>
+      <w:r>
+        <w:rPr>
+          <w:rFonts w:ascii="Arial" w:hAnsi="Arial" w:cs="Arial"/>
+        </w:rPr>
+        <w:t xml:space="preserve"> down in the if-statement.</w:t>
+      </w:r>
+    </w:p>
+    <w:p>
+      <w:pPr>
+        <w:spacing w:line="360" w:lineRule="auto"/>
+        <w:rPr>
+          <w:rFonts w:ascii="Arial" w:hAnsi="Arial" w:cs="Arial"/>
+        </w:rPr>
+      </w:pPr>
+    </w:p>
+    <w:p>
+      <w:pPr>
+        <w:spacing w:line="360" w:lineRule="auto"/>
+        <w:rPr>
+          <w:rFonts w:ascii="Arial" w:hAnsi="Arial" w:cs="Arial"/>
+        </w:rPr>
+      </w:pPr>
+      <w:r>
+        <w:rPr>
+          <w:rFonts w:ascii="Arial" w:hAnsi="Arial" w:cs="Arial"/>
+        </w:rPr>
+        <w:lastRenderedPageBreak/>
+        <w:t xml:space="preserve">The raw name is taken from the regex and stored in a local variable. The name is normalized as previously in the </w:t>
+      </w:r>
+      <w:r>
+        <w:rPr>
+          <w:rFonts w:ascii="Arial" w:hAnsi="Arial" w:cs="Arial"/>
+        </w:rPr>
+        <w:t xml:space="preserve">speaker-with-parentheticals logic using the </w:t>
+      </w:r>
+      <w:proofErr w:type="spellStart"/>
+      <w:r>
+        <w:rPr>
+          <w:rFonts w:ascii="Arial" w:hAnsi="Arial" w:cs="Arial"/>
+        </w:rPr>
+        <w:t>normalizeName</w:t>
+      </w:r>
+      <w:proofErr w:type="spellEnd"/>
+      <w:r>
+        <w:rPr>
+          <w:rFonts w:ascii="Arial" w:hAnsi="Arial" w:cs="Arial"/>
+        </w:rPr>
+        <w:t xml:space="preserve"> helper method. Another common method </w:t>
+      </w:r>
+      <w:proofErr w:type="spellStart"/>
+      <w:r>
+        <w:rPr>
+          <w:rFonts w:ascii="Arial" w:hAnsi="Arial" w:cs="Arial"/>
+        </w:rPr>
+        <w:t>isStopPhrase</w:t>
+      </w:r>
+      <w:proofErr w:type="spellEnd"/>
+      <w:r>
+        <w:rPr>
+          <w:rFonts w:ascii="Arial" w:hAnsi="Arial" w:cs="Arial"/>
+        </w:rPr>
+        <w:t xml:space="preserve"> is implemented to skip any candidates that correspond to uppercased camera directions, sounds, effects or other words which cannot be names but may be uppercased.</w:t>
+      </w:r>
+    </w:p>
+    <w:p>
+      <w:pPr>
+        <w:spacing w:line="360" w:lineRule="auto"/>
+        <w:rPr>
+          <w:rFonts w:ascii="Arial" w:hAnsi="Arial" w:cs="Arial"/>
+        </w:rPr>
+      </w:pPr>
+    </w:p>
+    <w:p>
+      <w:pPr>
+        <w:spacing w:line="360" w:lineRule="auto"/>
+        <w:rPr>
+          <w:rFonts w:ascii="Arial" w:hAnsi="Arial" w:cs="Arial"/>
+        </w:rPr>
+      </w:pPr>
+      <w:r>
+        <w:rPr>
+          <w:rFonts w:ascii="Arial" w:hAnsi="Arial" w:cs="Arial"/>
+        </w:rPr>
+        <w:t>The</w:t>
+      </w:r>
+      <w:r>
+        <w:rPr>
+          <w:rFonts w:ascii="Arial" w:hAnsi="Arial" w:cs="Arial"/>
+        </w:rPr>
+        <w:t xml:space="preserve"> initial</w:t>
+      </w:r>
+      <w:r>
+        <w:rPr>
+          <w:rFonts w:ascii="Arial" w:hAnsi="Arial" w:cs="Arial"/>
+        </w:rPr>
+        <w:t xml:space="preserve"> confidence score </w:t>
+      </w:r>
+      <w:r>
+        <w:rPr>
+          <w:rFonts w:ascii="Arial" w:hAnsi="Arial" w:cs="Arial"/>
+        </w:rPr>
+        <w:t>is set to 40% certainty. If the names match the name-files databases, the score is incremented by another 40% for each match. To introduce another possible score boost, the normalized candidate name is tokenized. The system checks if it contains common person-related words which are part of the PERSON_WORD set. These are nouns or adjectives which may relate to a person’s nationality, gender, race, occupation, age, etc. In the future, this list can be expanded and placed in a separate .txt database file and checked using a Trie data structure.</w:t>
+      </w:r>
+      <w:r>
+        <w:rPr>
+          <w:rFonts w:ascii="Arial" w:hAnsi="Arial" w:cs="Arial"/>
+        </w:rPr>
+        <w:t xml:space="preserve"> For each matched token, the boost to the confidence score is again 40%.</w:t>
+      </w:r>
+    </w:p>
+    <w:p>
+      <w:pPr>
+        <w:spacing w:line="360" w:lineRule="auto"/>
+        <w:rPr>
+          <w:rFonts w:ascii="Arial" w:hAnsi="Arial" w:cs="Arial"/>
+        </w:rPr>
+      </w:pPr>
+    </w:p>
+    <w:p>
+      <w:pPr>
+        <w:spacing w:line="360" w:lineRule="auto"/>
+        <w:rPr>
+          <w:rFonts w:ascii="Arial" w:hAnsi="Arial" w:cs="Arial"/>
+        </w:rPr>
+      </w:pPr>
+      <w:r>
+        <w:rPr>
+          <w:rFonts w:ascii="Arial" w:hAnsi="Arial" w:cs="Arial"/>
+        </w:rPr>
+        <w:t>The new Character object is created using the integer scene number, the String scene number, the normalized value of the name, “SPEAKER_ABOVE_DIALOGUE” extraction type</w:t>
+      </w:r>
+      <w:r>
+        <w:rPr>
+          <w:rFonts w:ascii="Arial" w:hAnsi="Arial" w:cs="Arial"/>
+        </w:rPr>
+        <w:t xml:space="preserve">, the context snippet, and a confidence score (maximum value is 1.0). This character is then added to the result list, which the </w:t>
+      </w:r>
+      <w:proofErr w:type="spellStart"/>
+      <w:r>
+        <w:rPr>
+          <w:rFonts w:ascii="Arial" w:hAnsi="Arial" w:cs="Arial"/>
+        </w:rPr>
+        <w:t>extractSpeakerCue</w:t>
+      </w:r>
+      <w:proofErr w:type="spellEnd"/>
+      <w:r>
+        <w:rPr>
+          <w:rFonts w:ascii="Arial" w:hAnsi="Arial" w:cs="Arial"/>
+        </w:rPr>
+        <w:t xml:space="preserve"> method returns.</w:t>
+      </w:r>
+    </w:p>
+    <w:p>
+      <w:pPr>
+        <w:spacing w:line="360" w:lineRule="auto"/>
+        <w:rPr>
+          <w:rFonts w:ascii="Arial" w:hAnsi="Arial" w:cs="Arial"/>
+        </w:rPr>
+      </w:pPr>
+    </w:p>
+    <w:p>
+      <w:pPr>
+        <w:pStyle w:val="Heading5"/>
+        <w:spacing w:line="360" w:lineRule="auto"/>
+        <w:rPr>
+          <w:rFonts w:ascii="Arial" w:hAnsi="Arial" w:cs="Arial"/>
+          <w:b/>
+          <w:bCs/>
+          <w:i/>
+          <w:iCs/>
+          <w:color w:val="auto"/>
+        </w:rPr>
+      </w:pPr>
+      <w:r>
+        <w:rPr>
+          <w:rFonts w:ascii="Arial" w:hAnsi="Arial" w:cs="Arial"/>
+          <w:b/>
+          <w:bCs/>
+          <w:i/>
+          <w:iCs/>
+          <w:color w:val="auto"/>
+        </w:rPr>
+        <w:t>In-Line Character Names</w:t>
+      </w:r>
+    </w:p>
+    <w:p/>
+    <w:p>
+      <w:pPr>
+        <w:spacing w:line="360" w:lineRule="auto"/>
+        <w:rPr>
+          <w:rFonts w:ascii="Arial" w:hAnsi="Arial" w:cs="Arial"/>
+        </w:rPr>
+      </w:pPr>
+      <w:r>
+        <w:rPr>
+          <w:rFonts w:ascii="Arial" w:hAnsi="Arial" w:cs="Arial"/>
+        </w:rPr>
+        <w:t xml:space="preserve">The </w:t>
+      </w:r>
+      <w:r>
+        <w:rPr>
+          <w:rFonts w:ascii="Arial" w:hAnsi="Arial" w:cs="Arial"/>
+        </w:rPr>
+        <w:t xml:space="preserve">characters in the in-line action description (all characters formatted regularly in a sentence) can be extracted using the </w:t>
+      </w:r>
+      <w:proofErr w:type="spellStart"/>
+      <w:r>
+        <w:rPr>
+          <w:rFonts w:ascii="Arial" w:hAnsi="Arial" w:cs="Arial"/>
+        </w:rPr>
+        <w:t>extractInlineName</w:t>
+      </w:r>
+      <w:proofErr w:type="spellEnd"/>
+      <w:r>
+        <w:rPr>
+          <w:rFonts w:ascii="Arial" w:hAnsi="Arial" w:cs="Arial"/>
+        </w:rPr>
+        <w:t xml:space="preserve"> method.</w:t>
+      </w:r>
+      <w:r>
+        <w:rPr>
+          <w:rFonts w:ascii="Arial" w:hAnsi="Arial" w:cs="Arial"/>
+        </w:rPr>
+        <w:t xml:space="preserve"> Similar to the speaker cue method, an </w:t>
+      </w:r>
+      <w:proofErr w:type="spellStart"/>
+      <w:r>
+        <w:rPr>
+          <w:rFonts w:ascii="Arial" w:hAnsi="Arial" w:cs="Arial"/>
+        </w:rPr>
+        <w:t>ArrayList</w:t>
+      </w:r>
+      <w:proofErr w:type="spellEnd"/>
+      <w:r>
+        <w:rPr>
+          <w:rFonts w:ascii="Arial" w:hAnsi="Arial" w:cs="Arial"/>
+        </w:rPr>
+        <w:t xml:space="preserve"> is used to store all the created characters. The system checks if the content </w:t>
+      </w:r>
+      <w:r>
+        <w:rPr>
+          <w:rFonts w:ascii="Arial" w:hAnsi="Arial" w:cs="Arial"/>
+        </w:rPr>
+        <w:t>exists</w:t>
+      </w:r>
+      <w:r>
+        <w:rPr>
+          <w:rFonts w:ascii="Arial" w:hAnsi="Arial" w:cs="Arial"/>
+        </w:rPr>
+        <w:t xml:space="preserve"> and is not empty</w:t>
+      </w:r>
+      <w:r>
+        <w:rPr>
+          <w:rFonts w:ascii="Arial" w:hAnsi="Arial" w:cs="Arial"/>
+        </w:rPr>
+        <w:t>, and splits the lines (preserving empty lines).</w:t>
+      </w:r>
+    </w:p>
+    <w:p>
+      <w:pPr>
+        <w:spacing w:line="360" w:lineRule="auto"/>
+        <w:rPr>
+          <w:rFonts w:ascii="Arial" w:hAnsi="Arial" w:cs="Arial"/>
+        </w:rPr>
+      </w:pPr>
+    </w:p>
+    <w:p>
+      <w:pPr>
+        <w:spacing w:line="360" w:lineRule="auto"/>
+        <w:rPr>
+          <w:rFonts w:ascii="Arial" w:hAnsi="Arial" w:cs="Arial"/>
+        </w:rPr>
+      </w:pPr>
+      <w:r>
+        <w:rPr>
+          <w:rFonts w:ascii="Arial" w:hAnsi="Arial" w:cs="Arial"/>
+        </w:rPr>
+        <w:lastRenderedPageBreak/>
+        <w:t xml:space="preserve">It iterates through each line and removes the speaker parentheticals if found. This is </w:t>
+      </w:r>
+      <w:r>
+        <w:rPr>
+          <w:rFonts w:ascii="Arial" w:hAnsi="Arial" w:cs="Arial"/>
+        </w:rPr>
+        <w:t xml:space="preserve">done in order to match a character cue line properly using the </w:t>
+      </w:r>
+      <w:proofErr w:type="spellStart"/>
+      <w:r>
+        <w:rPr>
+          <w:rFonts w:ascii="Arial" w:hAnsi="Arial" w:cs="Arial"/>
+        </w:rPr>
+        <w:t>isCharacterCue</w:t>
+      </w:r>
+      <w:proofErr w:type="spellEnd"/>
+      <w:r>
+        <w:rPr>
+          <w:rFonts w:ascii="Arial" w:hAnsi="Arial" w:cs="Arial"/>
+        </w:rPr>
+        <w:t xml:space="preserve"> method. The system appends to a string builder only the lines which are not character cues. </w:t>
+      </w:r>
+      <w:r>
+        <w:rPr>
+          <w:rFonts w:ascii="Arial" w:hAnsi="Arial" w:cs="Arial"/>
+          <w:i/>
+          <w:iCs/>
+        </w:rPr>
+        <w:t>Big Break!</w:t>
+      </w:r>
+      <w:r>
+        <w:rPr>
+          <w:rFonts w:ascii="Arial" w:hAnsi="Arial" w:cs="Arial"/>
+        </w:rPr>
+        <w:t xml:space="preserve"> does not pass speaker cues because they have already been extracted in the previous method</w:t>
+      </w:r>
+      <w:r>
+        <w:rPr>
+          <w:rFonts w:ascii="Arial" w:hAnsi="Arial" w:cs="Arial"/>
+        </w:rPr>
+        <w:t xml:space="preserve">. Additionally, the </w:t>
+      </w:r>
+      <w:proofErr w:type="spellStart"/>
+      <w:r>
+        <w:rPr>
+          <w:rFonts w:ascii="Arial" w:hAnsi="Arial" w:cs="Arial"/>
+        </w:rPr>
+        <w:t>NameFinderME</w:t>
+      </w:r>
+      <w:proofErr w:type="spellEnd"/>
+      <w:r>
+        <w:rPr>
+          <w:rFonts w:ascii="Arial" w:hAnsi="Arial" w:cs="Arial"/>
+        </w:rPr>
+        <w:t xml:space="preserve"> pre-trained model of the Apache </w:t>
+      </w:r>
+      <w:proofErr w:type="spellStart"/>
+      <w:r>
+        <w:rPr>
+          <w:rFonts w:ascii="Arial" w:hAnsi="Arial" w:cs="Arial"/>
+        </w:rPr>
+        <w:t>OpenNLP</w:t>
+      </w:r>
+      <w:proofErr w:type="spellEnd"/>
+      <w:r>
+        <w:rPr>
+          <w:rFonts w:ascii="Arial" w:hAnsi="Arial" w:cs="Arial"/>
+        </w:rPr>
+        <w:t xml:space="preserve"> library used in this method does not accurately catch most names with specific screenplay formatting.</w:t>
+      </w:r>
+    </w:p>
+    <w:p>
+      <w:pPr>
+        <w:spacing w:line="360" w:lineRule="auto"/>
+        <w:rPr>
+          <w:rFonts w:ascii="Arial" w:hAnsi="Arial" w:cs="Arial"/>
+        </w:rPr>
+      </w:pPr>
+    </w:p>
+    <w:p>
+      <w:pPr>
+        <w:spacing w:line="360" w:lineRule="auto"/>
+        <w:rPr>
+          <w:rFonts w:ascii="Arial" w:hAnsi="Arial" w:cs="Arial"/>
+        </w:rPr>
+      </w:pPr>
+      <w:r>
+        <w:rPr>
+          <w:rFonts w:ascii="Arial" w:hAnsi="Arial" w:cs="Arial"/>
+        </w:rPr>
+        <w:t xml:space="preserve">However, it performs </w:t>
+      </w:r>
+      <w:r>
+        <w:rPr>
+          <w:rFonts w:ascii="Arial" w:hAnsi="Arial" w:cs="Arial"/>
+        </w:rPr>
+        <w:t>well with regular sentences which cannot be efficiently caught with regexes or other heuristics. The string builder</w:t>
+      </w:r>
+      <w:r>
+        <w:rPr>
+          <w:rFonts w:ascii="Arial" w:hAnsi="Arial" w:cs="Arial"/>
+        </w:rPr>
+        <w:t xml:space="preserve"> holding all non-character-cue lines as a string</w:t>
+      </w:r>
+      <w:r>
+        <w:rPr>
+          <w:rFonts w:ascii="Arial" w:hAnsi="Arial" w:cs="Arial"/>
+        </w:rPr>
+        <w:t xml:space="preserve"> is tokenized and </w:t>
+      </w:r>
+      <w:r>
+        <w:rPr>
+          <w:rFonts w:ascii="Arial" w:hAnsi="Arial" w:cs="Arial"/>
+        </w:rPr>
+        <w:t>stored</w:t>
+      </w:r>
+      <w:r>
+        <w:rPr>
+          <w:rFonts w:ascii="Arial" w:hAnsi="Arial" w:cs="Arial"/>
+        </w:rPr>
+        <w:t xml:space="preserve"> in an array of tokens.</w:t>
+      </w:r>
+      <w:r>
+        <w:rPr>
+          <w:rFonts w:ascii="Arial" w:hAnsi="Arial" w:cs="Arial"/>
+        </w:rPr>
+        <w:t xml:space="preserve"> These tokens are passed to the find method of the </w:t>
+      </w:r>
+      <w:proofErr w:type="spellStart"/>
+      <w:r>
+        <w:rPr>
+          <w:rFonts w:ascii="Arial" w:hAnsi="Arial" w:cs="Arial"/>
+        </w:rPr>
+        <w:t>NameFinderME</w:t>
+      </w:r>
+      <w:proofErr w:type="spellEnd"/>
+      <w:r>
+        <w:rPr>
+          <w:rFonts w:ascii="Arial" w:hAnsi="Arial" w:cs="Arial"/>
+        </w:rPr>
+        <w:t xml:space="preserve"> instance, and all the character predictions are stored in spans.</w:t>
+      </w:r>
+      <w:r>
+        <w:rPr>
+          <w:rFonts w:ascii="Arial" w:hAnsi="Arial" w:cs="Arial"/>
+        </w:rPr>
+        <w:t xml:space="preserve"> Spans are continuous regions of tokens which </w:t>
+      </w:r>
+      <w:r>
+        <w:rPr>
+          <w:rFonts w:ascii="Arial" w:hAnsi="Arial" w:cs="Arial"/>
+        </w:rPr>
+        <w:t>the model considers named entities. They store the indices of the start token and end token of the candidate character names corresponding to their place in the tokenized content array. The algorithm iterates through the spans and creates a new string builder to compose the potential character name. Each span iterates through all tokens of the match and appends them to the string builder, adding spaces between them.</w:t>
+      </w:r>
+      <w:r>
+        <w:rPr>
+          <w:rFonts w:ascii="Arial" w:hAnsi="Arial" w:cs="Arial"/>
+        </w:rPr>
+        <w:t xml:space="preserve"> Then, the found name is assigned to a string, and its inner spacing punctuation is normalized (e.g., O ’ Connor -&gt; O’Connor).</w:t>
+      </w:r>
+    </w:p>
+    <w:p>
+      <w:pPr>
+        <w:spacing w:line="360" w:lineRule="auto"/>
+        <w:rPr>
+          <w:rFonts w:ascii="Arial" w:hAnsi="Arial" w:cs="Arial"/>
+        </w:rPr>
+      </w:pPr>
+    </w:p>
+    <w:p>
+      <w:pPr>
+        <w:spacing w:line="360" w:lineRule="auto"/>
+        <w:rPr>
+          <w:rFonts w:ascii="Arial" w:hAnsi="Arial" w:cs="Arial"/>
+        </w:rPr>
+      </w:pPr>
+      <w:r>
+        <w:rPr>
+          <w:rFonts w:ascii="Arial" w:hAnsi="Arial" w:cs="Arial"/>
+        </w:rPr>
+        <w:t xml:space="preserve">As in previous cases, the system checks if the name is filming direction, sound, effect, etc., using the </w:t>
+      </w:r>
+      <w:proofErr w:type="spellStart"/>
+      <w:r>
+        <w:rPr>
+          <w:rFonts w:ascii="Arial" w:hAnsi="Arial" w:cs="Arial"/>
+        </w:rPr>
+        <w:t>isStopPhrase</w:t>
+      </w:r>
+      <w:proofErr w:type="spellEnd"/>
+      <w:r>
+        <w:rPr>
+          <w:rFonts w:ascii="Arial" w:hAnsi="Arial" w:cs="Arial"/>
+        </w:rPr>
+        <w:t xml:space="preserve"> helper method.</w:t>
+      </w:r>
+      <w:r>
+        <w:rPr>
+          <w:rFonts w:ascii="Arial" w:hAnsi="Arial" w:cs="Arial"/>
+        </w:rPr>
+        <w:t xml:space="preserve"> The name is uppercased so it can still check the uppercased values in the STAGE_VERBS and BLACK_LIST sets. The context snippet here works slightly differently. The spans do not output specific lines, so a string is composed of the five tokens before the candidate’s name, the name and five tokens after. The string is passed through the </w:t>
+      </w:r>
+      <w:proofErr w:type="spellStart"/>
+      <w:r>
+        <w:rPr>
+          <w:rFonts w:ascii="Arial" w:hAnsi="Arial" w:cs="Arial"/>
+        </w:rPr>
+        <w:t>safeSnippet</w:t>
+      </w:r>
+      <w:proofErr w:type="spellEnd"/>
+      <w:r>
+        <w:rPr>
+          <w:rFonts w:ascii="Arial" w:hAnsi="Arial" w:cs="Arial"/>
+        </w:rPr>
+        <w:t xml:space="preserve"> method, providing CSV-compliant text. This was used for the previous version of the project that included training a model. Currently, the context snippet can be used only for debugging purposes, but it is preserved for potential future use.</w:t>
+      </w:r>
+    </w:p>
+    <w:p>
+      <w:pPr>
+        <w:spacing w:line="360" w:lineRule="auto"/>
+        <w:rPr>
+          <w:rFonts w:ascii="Arial" w:hAnsi="Arial" w:cs="Arial"/>
+        </w:rPr>
+      </w:pPr>
+    </w:p>
+    <w:p>
+      <w:pPr>
+        <w:spacing w:line="360" w:lineRule="auto"/>
+        <w:rPr>
+          <w:rFonts w:ascii="Arial" w:hAnsi="Arial" w:cs="Arial"/>
+        </w:rPr>
+      </w:pPr>
+      <w:r>
+        <w:rPr>
+          <w:rFonts w:ascii="Arial" w:hAnsi="Arial" w:cs="Arial"/>
+        </w:rPr>
+        <w:lastRenderedPageBreak/>
+        <w:t>The confidence score of the match is boosted if it matches the file-name databases, giving the usual 40% boost per match.</w:t>
+      </w:r>
+      <w:r>
+        <w:rPr>
+          <w:rFonts w:ascii="Arial" w:hAnsi="Arial" w:cs="Arial"/>
+        </w:rPr>
+        <w:t xml:space="preserve"> The Character object is constructed with a scene integer number, a scene string number, the normalized version of the name, handled by the </w:t>
+      </w:r>
+      <w:proofErr w:type="spellStart"/>
+      <w:r>
+        <w:rPr>
+          <w:rFonts w:ascii="Arial" w:hAnsi="Arial" w:cs="Arial"/>
+        </w:rPr>
+        <w:t>normalizeNameInline</w:t>
+      </w:r>
+      <w:proofErr w:type="spellEnd"/>
+      <w:r>
+        <w:rPr>
+          <w:rFonts w:ascii="Arial" w:hAnsi="Arial" w:cs="Arial"/>
+        </w:rPr>
+        <w:t xml:space="preserve"> helper function, extraction type “NAMEFINDER_ME”, the context snippet, and the confidence score (max 1.0). The normalization is similar to the speaker-cue one – converting to readable apostrophes, collapsing spaces, removing stray leading and trailing punctuation and accidental scene numbers. The main difference is that it is converted to uppercase for easier clustering. The Character object is added to the result list, and after all matches are iterated, the </w:t>
+      </w:r>
+      <w:proofErr w:type="spellStart"/>
+      <w:r>
+        <w:rPr>
+          <w:rFonts w:ascii="Arial" w:hAnsi="Arial" w:cs="Arial"/>
+        </w:rPr>
+        <w:t>extractInlineName</w:t>
+      </w:r>
+      <w:proofErr w:type="spellEnd"/>
+      <w:r>
+        <w:rPr>
+          <w:rFonts w:ascii="Arial" w:hAnsi="Arial" w:cs="Arial"/>
+        </w:rPr>
+        <w:t xml:space="preserve"> method returns the final list.</w:t>
+      </w:r>
+    </w:p>
+    <w:p>
+      <w:pPr>
+        <w:spacing w:line="360" w:lineRule="auto"/>
+        <w:rPr>
+          <w:rFonts w:ascii="Arial" w:hAnsi="Arial" w:cs="Arial"/>
+        </w:rPr>
+      </w:pPr>
+    </w:p>
+    <w:p>
+      <w:pPr>
+        <w:pStyle w:val="Heading5"/>
+        <w:rPr>
+          <w:rFonts w:ascii="Arial" w:hAnsi="Arial" w:cs="Arial"/>
+          <w:b/>
+          <w:bCs/>
+          <w:i/>
+          <w:iCs/>
+          <w:color w:val="auto"/>
+        </w:rPr>
+      </w:pPr>
+      <w:r>
+        <w:rPr>
+          <w:rFonts w:ascii="Arial" w:hAnsi="Arial" w:cs="Arial"/>
+          <w:b/>
+          <w:bCs/>
+          <w:i/>
+          <w:iCs/>
+          <w:color w:val="auto"/>
+        </w:rPr>
+        <w:t>Introduction Characters</w:t>
+      </w:r>
+    </w:p>
+    <w:p/>
+    <w:p>
+      <w:pPr>
+        <w:spacing w:line="360" w:lineRule="auto"/>
+        <w:rPr>
+          <w:rFonts w:ascii="Arial" w:hAnsi="Arial" w:cs="Arial"/>
+        </w:rPr>
+      </w:pPr>
+      <w:r>
+        <w:rPr>
+          <w:rFonts w:ascii="Arial" w:hAnsi="Arial" w:cs="Arial"/>
+        </w:rPr>
+        <w:t>In screenplays, there is a specific formatting when a character is introduced</w:t>
+      </w:r>
+      <w:r>
+        <w:rPr>
+          <w:rFonts w:ascii="Arial" w:hAnsi="Arial" w:cs="Arial"/>
+        </w:rPr>
+        <w:t xml:space="preserve"> in-line in the action description part</w:t>
+      </w:r>
+      <w:r>
+        <w:rPr>
+          <w:rFonts w:ascii="Arial" w:hAnsi="Arial" w:cs="Arial"/>
+        </w:rPr>
+        <w:t>.</w:t>
+      </w:r>
+      <w:r>
+        <w:rPr>
+          <w:rFonts w:ascii="Arial" w:hAnsi="Arial" w:cs="Arial"/>
+        </w:rPr>
+        <w:t xml:space="preserve"> There are two implementations that </w:t>
+      </w:r>
+      <w:r>
+        <w:rPr>
+          <w:rFonts w:ascii="Arial" w:hAnsi="Arial" w:cs="Arial"/>
+          <w:i/>
+          <w:iCs/>
+        </w:rPr>
+        <w:t xml:space="preserve">Big Break! </w:t>
+      </w:r>
+      <w:r>
+        <w:rPr>
+          <w:rFonts w:ascii="Arial" w:hAnsi="Arial" w:cs="Arial"/>
+        </w:rPr>
+        <w:t>uses to cover th</w:t>
+      </w:r>
+      <w:r>
+        <w:rPr>
+          <w:rFonts w:ascii="Arial" w:hAnsi="Arial" w:cs="Arial"/>
+        </w:rPr>
+        <w:t>ese</w:t>
+      </w:r>
+      <w:r>
+        <w:rPr>
+          <w:rFonts w:ascii="Arial" w:hAnsi="Arial" w:cs="Arial"/>
+        </w:rPr>
+        <w:t xml:space="preserve"> </w:t>
+      </w:r>
+      <w:r>
+        <w:rPr>
+          <w:rFonts w:ascii="Arial" w:hAnsi="Arial" w:cs="Arial"/>
+        </w:rPr>
+        <w:t>cases</w:t>
+      </w:r>
+      <w:r>
+        <w:rPr>
+          <w:rFonts w:ascii="Arial" w:hAnsi="Arial" w:cs="Arial"/>
+        </w:rPr>
+        <w:t>. One is using a</w:t>
+      </w:r>
+      <w:r>
+        <w:rPr>
+          <w:rFonts w:ascii="Arial" w:hAnsi="Arial" w:cs="Arial"/>
+        </w:rPr>
+        <w:t xml:space="preserve"> regex with an introduction phrase</w:t>
+      </w:r>
+      <w:r>
+        <w:rPr>
+          <w:rFonts w:ascii="Arial" w:hAnsi="Arial" w:cs="Arial"/>
+        </w:rPr>
+        <w:t>, followed by an uppercased name</w:t>
+      </w:r>
+      <w:r>
+        <w:rPr>
+          <w:rFonts w:ascii="Arial" w:hAnsi="Arial" w:cs="Arial"/>
+        </w:rPr>
+        <w:t xml:space="preserve"> (e.g., “Entering TOBY”)</w:t>
+      </w:r>
+      <w:r>
+        <w:rPr>
+          <w:rFonts w:ascii="Arial" w:hAnsi="Arial" w:cs="Arial"/>
+        </w:rPr>
+        <w:t>. The other is implementing a regex catching</w:t>
+      </w:r>
+      <w:r>
+        <w:rPr>
+          <w:rFonts w:ascii="Arial" w:hAnsi="Arial" w:cs="Arial"/>
+        </w:rPr>
+        <w:t xml:space="preserve"> an uppercased name, followed b</w:t>
+      </w:r>
+      <w:r>
+        <w:rPr>
+          <w:rFonts w:ascii="Arial" w:hAnsi="Arial" w:cs="Arial"/>
+        </w:rPr>
+        <w:t>y</w:t>
+      </w:r>
+      <w:r>
+        <w:rPr>
+          <w:rFonts w:ascii="Arial" w:hAnsi="Arial" w:cs="Arial"/>
+        </w:rPr>
+        <w:t xml:space="preserve"> </w:t>
+      </w:r>
+      <w:r>
+        <w:rPr>
+          <w:rFonts w:ascii="Arial" w:hAnsi="Arial" w:cs="Arial"/>
+        </w:rPr>
+        <w:t>age.</w:t>
+      </w:r>
+    </w:p>
+    <w:p>
+      <w:pPr>
+        <w:spacing w:line="360" w:lineRule="auto"/>
+        <w:rPr>
+          <w:rFonts w:ascii="Arial" w:hAnsi="Arial" w:cs="Arial"/>
+        </w:rPr>
+      </w:pPr>
+    </w:p>
+    <w:p>
+      <w:pPr>
+        <w:spacing w:line="360" w:lineRule="auto"/>
+        <w:rPr>
+          <w:rFonts w:ascii="Arial" w:hAnsi="Arial" w:cs="Arial"/>
+        </w:rPr>
+      </w:pPr>
+      <w:r>
+        <w:rPr>
+          <w:rFonts w:ascii="Arial" w:hAnsi="Arial" w:cs="Arial"/>
+        </w:rPr>
+        <w:t xml:space="preserve">For both scenarios, the algorithm creates an </w:t>
+      </w:r>
+      <w:proofErr w:type="spellStart"/>
+      <w:r>
+        <w:rPr>
+          <w:rFonts w:ascii="Arial" w:hAnsi="Arial" w:cs="Arial"/>
+        </w:rPr>
+        <w:t>ArrayList</w:t>
+      </w:r>
+      <w:proofErr w:type="spellEnd"/>
+      <w:r>
+        <w:rPr>
+          <w:rFonts w:ascii="Arial" w:hAnsi="Arial" w:cs="Arial"/>
+        </w:rPr>
+        <w:t xml:space="preserve"> to store the result</w:t>
+      </w:r>
+      <w:r>
+        <w:rPr>
+          <w:rFonts w:ascii="Arial" w:hAnsi="Arial" w:cs="Arial"/>
+        </w:rPr>
+        <w:t>. In case there is no content in the scene, it</w:t>
+      </w:r>
+      <w:r>
+        <w:rPr>
+          <w:rFonts w:ascii="Arial" w:hAnsi="Arial" w:cs="Arial"/>
+        </w:rPr>
+        <w:t xml:space="preserve"> returns the list directly. </w:t>
+      </w:r>
+      <w:r>
+        <w:rPr>
+          <w:rFonts w:ascii="Arial" w:hAnsi="Arial" w:cs="Arial"/>
+        </w:rPr>
+        <w:t>The initial confidence score is set to 40%, as in-line names are more difficult to catch accurately, and there might be false positives. The content is split into lines, and each line is iterated in the loop. If no content is found in the trimmed line, the algorithm continues to the next one.</w:t>
+      </w:r>
+    </w:p>
+    <w:p>
+      <w:pPr>
+        <w:spacing w:line="360" w:lineRule="auto"/>
+        <w:rPr>
+          <w:rFonts w:ascii="Arial" w:hAnsi="Arial" w:cs="Arial"/>
+        </w:rPr>
+      </w:pPr>
+    </w:p>
+    <w:p>
+      <w:pPr>
+        <w:pStyle w:val="Heading6"/>
+        <w:rPr>
+          <w:rFonts w:ascii="Arial" w:hAnsi="Arial" w:cs="Arial"/>
+          <w:b/>
+          <w:bCs/>
+          <w:color w:val="auto"/>
+        </w:rPr>
+      </w:pPr>
+      <w:r>
+        <w:rPr>
+          <w:rFonts w:ascii="Arial" w:hAnsi="Arial" w:cs="Arial"/>
+          <w:b/>
+          <w:bCs/>
+          <w:color w:val="auto"/>
+        </w:rPr>
+        <w:t>Introduction Phrase Characters</w:t>
+      </w:r>
+    </w:p>
+    <w:p/>
+    <w:p>
+      <w:pPr>
+        <w:spacing w:line="360" w:lineRule="auto"/>
+        <w:rPr>
+          <w:rFonts w:ascii="Arial" w:hAnsi="Arial" w:cs="Arial"/>
+        </w:rPr>
+      </w:pPr>
+      <w:r>
+        <w:rPr>
+          <w:rFonts w:ascii="Arial" w:hAnsi="Arial" w:cs="Arial"/>
+        </w:rPr>
+        <w:t>In this case</w:t>
+      </w:r>
+      <w:r>
+        <w:rPr>
+          <w:rFonts w:ascii="Arial" w:hAnsi="Arial" w:cs="Arial"/>
+        </w:rPr>
+        <w:t>, the line matches an intro phra</w:t>
+      </w:r>
+      <w:r>
+        <w:rPr>
+          <w:rFonts w:ascii="Arial" w:hAnsi="Arial" w:cs="Arial"/>
+        </w:rPr>
+        <w:t>se, followed by an uppercased word(s) and an optional space</w:t>
+      </w:r>
+      <w:r>
+        <w:rPr>
+          <w:rFonts w:ascii="Arial" w:hAnsi="Arial" w:cs="Arial"/>
+        </w:rPr>
+        <w:t>,</w:t>
+      </w:r>
+      <w:r>
+        <w:rPr>
+          <w:rFonts w:ascii="Arial" w:hAnsi="Arial" w:cs="Arial"/>
+        </w:rPr>
+        <w:t xml:space="preserve"> punctuation</w:t>
+      </w:r>
+      <w:r>
+        <w:rPr>
+          <w:rFonts w:ascii="Arial" w:hAnsi="Arial" w:cs="Arial"/>
+        </w:rPr>
+        <w:t>, or a string end</w:t>
+      </w:r>
+      <w:r>
+        <w:rPr>
+          <w:rFonts w:ascii="Arial" w:hAnsi="Arial" w:cs="Arial"/>
+        </w:rPr>
+        <w:t xml:space="preserve"> after it.</w:t>
+      </w:r>
+      <w:r>
+        <w:rPr>
+          <w:rFonts w:ascii="Arial" w:hAnsi="Arial" w:cs="Arial"/>
+        </w:rPr>
+        <w:t xml:space="preserve"> The regex allows up to three uppercased words for the name. It matches the name to the appropriate part of the regex and trims it, saving it to a local candidate name variable. The system </w:t>
+      </w:r>
+      <w:r>
+        <w:rPr>
+          <w:rFonts w:ascii="Arial" w:hAnsi="Arial" w:cs="Arial"/>
+        </w:rPr>
+        <w:lastRenderedPageBreak/>
+        <w:t xml:space="preserve">normalizes it, using the uppercased normalizer method – </w:t>
+      </w:r>
+      <w:proofErr w:type="spellStart"/>
+      <w:r>
+        <w:rPr>
+          <w:rFonts w:ascii="Arial" w:hAnsi="Arial" w:cs="Arial"/>
+        </w:rPr>
+        <w:t>normalizeName</w:t>
+      </w:r>
+      <w:proofErr w:type="spellEnd"/>
+      <w:r>
+        <w:rPr>
+          <w:rFonts w:ascii="Arial" w:hAnsi="Arial" w:cs="Arial"/>
+        </w:rPr>
+        <w:t xml:space="preserve">. It checks for any non-name words in the </w:t>
+      </w:r>
+      <w:proofErr w:type="spellStart"/>
+      <w:r>
+        <w:rPr>
+          <w:rFonts w:ascii="Arial" w:hAnsi="Arial" w:cs="Arial"/>
+        </w:rPr>
+        <w:t>isStopPhrase</w:t>
+      </w:r>
+      <w:proofErr w:type="spellEnd"/>
+      <w:r>
+        <w:rPr>
+          <w:rFonts w:ascii="Arial" w:hAnsi="Arial" w:cs="Arial"/>
+        </w:rPr>
+        <w:t xml:space="preserve"> helper function, checking the STAGE_VERBS and the BLACK_LIST sets as before. The confidence is boosted by the name-fi</w:t>
+      </w:r>
+      <w:r>
+        <w:rPr>
+          <w:rFonts w:ascii="Arial" w:hAnsi="Arial" w:cs="Arial"/>
+        </w:rPr>
+        <w:t>l</w:t>
+      </w:r>
+      <w:r>
+        <w:rPr>
+          <w:rFonts w:ascii="Arial" w:hAnsi="Arial" w:cs="Arial"/>
+        </w:rPr>
+        <w:t>e-databases check by 40% per word matched.</w:t>
+      </w:r>
+    </w:p>
+    <w:p>
+      <w:pPr>
+        <w:spacing w:line="360" w:lineRule="auto"/>
+        <w:rPr>
+          <w:rFonts w:ascii="Arial" w:hAnsi="Arial" w:cs="Arial"/>
+        </w:rPr>
+      </w:pPr>
+    </w:p>
+    <w:p>
+      <w:pPr>
+        <w:spacing w:line="360" w:lineRule="auto"/>
+        <w:rPr>
+          <w:rFonts w:ascii="Arial" w:hAnsi="Arial" w:cs="Arial"/>
+        </w:rPr>
+      </w:pPr>
+      <w:r>
+        <w:rPr>
+          <w:rFonts w:ascii="Arial" w:hAnsi="Arial" w:cs="Arial"/>
+        </w:rPr>
+        <w:t xml:space="preserve">The Character object is created using the integer scene number, the string scene number, the normalized value of the name, “PERSON_INTRO” extraction type, </w:t>
+      </w:r>
+      <w:r>
+        <w:rPr>
+          <w:rFonts w:ascii="Arial" w:hAnsi="Arial" w:cs="Arial"/>
+        </w:rPr>
+        <w:t>the context snippet, and the confidence</w:t>
+      </w:r>
+      <w:r>
+        <w:rPr>
+          <w:rFonts w:ascii="Arial" w:hAnsi="Arial" w:cs="Arial"/>
+        </w:rPr>
+        <w:t>,</w:t>
+      </w:r>
+      <w:r>
+        <w:rPr>
+          <w:rFonts w:ascii="Arial" w:hAnsi="Arial" w:cs="Arial"/>
+        </w:rPr>
+        <w:t xml:space="preserve"> which </w:t>
+      </w:r>
+      <w:r>
+        <w:rPr>
+          <w:rFonts w:ascii="Arial" w:hAnsi="Arial" w:cs="Arial"/>
+        </w:rPr>
+        <w:t xml:space="preserve">reaches maximum </w:t>
+      </w:r>
+      <w:r>
+        <w:rPr>
+          <w:rFonts w:ascii="Arial" w:hAnsi="Arial" w:cs="Arial"/>
+        </w:rPr>
+        <w:t xml:space="preserve">at 1.0. It is added to the </w:t>
+      </w:r>
+      <w:proofErr w:type="spellStart"/>
+      <w:r>
+        <w:rPr>
+          <w:rFonts w:ascii="Arial" w:hAnsi="Arial" w:cs="Arial"/>
+        </w:rPr>
+        <w:t>arrayList</w:t>
+      </w:r>
+      <w:proofErr w:type="spellEnd"/>
+      <w:r>
+        <w:rPr>
+          <w:rFonts w:ascii="Arial" w:hAnsi="Arial" w:cs="Arial"/>
+        </w:rPr>
+        <w:t xml:space="preserve"> with all successful matches.</w:t>
+      </w:r>
+      <w:r>
+        <w:rPr>
+          <w:rFonts w:ascii="Arial" w:hAnsi="Arial" w:cs="Arial"/>
+        </w:rPr>
+        <w:t xml:space="preserve"> If a line matches this case, it never goes to the second one in order to prevent duplicates.</w:t>
+      </w:r>
+    </w:p>
+    <w:p>
+      <w:pPr>
+        <w:spacing w:line="360" w:lineRule="auto"/>
+        <w:rPr>
+          <w:rFonts w:ascii="Arial" w:hAnsi="Arial" w:cs="Arial"/>
+        </w:rPr>
+      </w:pPr>
+    </w:p>
+    <w:p>
+      <w:pPr>
+        <w:pStyle w:val="Heading6"/>
+        <w:spacing w:line="360" w:lineRule="auto"/>
+        <w:rPr>
+          <w:rFonts w:ascii="Arial" w:hAnsi="Arial" w:cs="Arial"/>
+          <w:b/>
+          <w:bCs/>
+          <w:color w:val="auto"/>
+        </w:rPr>
+      </w:pPr>
+      <w:r>
+        <w:rPr>
+          <w:rFonts w:ascii="Arial" w:hAnsi="Arial" w:cs="Arial"/>
+          <w:b/>
+          <w:bCs/>
+          <w:color w:val="auto"/>
+        </w:rPr>
+        <w:t>Character + Age</w:t>
+      </w:r>
+    </w:p>
+    <w:p/>
+    <w:p>
+      <w:pPr>
+        <w:spacing w:line="360" w:lineRule="auto"/>
+        <w:rPr>
+          <w:rFonts w:ascii="Arial" w:hAnsi="Arial" w:cs="Arial"/>
+        </w:rPr>
+      </w:pPr>
+      <w:r>
+        <w:rPr>
+          <w:rFonts w:ascii="Arial" w:hAnsi="Arial" w:cs="Arial"/>
+        </w:rPr>
+        <w:t xml:space="preserve">In this scenario, the regex matches a line that contains one to three uppercased words, followed by </w:t>
+      </w:r>
+      <w:r>
+        <w:rPr>
+          <w:rFonts w:ascii="Arial" w:hAnsi="Arial" w:cs="Arial"/>
+        </w:rPr>
+        <w:t xml:space="preserve">an optional space and a comma or an opening </w:t>
+      </w:r>
+      <w:r>
+        <w:rPr>
+          <w:rFonts w:ascii="Arial" w:hAnsi="Arial" w:cs="Arial"/>
+        </w:rPr>
+        <w:t xml:space="preserve">parenthesis. Then the age is </w:t>
+      </w:r>
+      <w:r>
+        <w:rPr>
+          <w:rFonts w:ascii="Arial" w:hAnsi="Arial" w:cs="Arial"/>
+        </w:rPr>
+        <w:t>matched,</w:t>
+      </w:r>
+      <w:r>
+        <w:rPr>
+          <w:rFonts w:ascii="Arial" w:hAnsi="Arial" w:cs="Arial"/>
+        </w:rPr>
+        <w:t xml:space="preserve"> which can be one to three digits</w:t>
+      </w:r>
+      <w:r>
+        <w:rPr>
+          <w:rFonts w:ascii="Arial" w:hAnsi="Arial" w:cs="Arial"/>
+        </w:rPr>
+        <w:t>,</w:t>
+      </w:r>
+      <w:r>
+        <w:rPr>
+          <w:rFonts w:ascii="Arial" w:hAnsi="Arial" w:cs="Arial"/>
+        </w:rPr>
+        <w:t xml:space="preserve"> in order to be relatively realistic. After the number</w:t>
+      </w:r>
+      <w:r>
+        <w:rPr>
+          <w:rFonts w:ascii="Arial" w:hAnsi="Arial" w:cs="Arial"/>
+        </w:rPr>
+        <w:t>,</w:t>
+      </w:r>
+      <w:r>
+        <w:rPr>
+          <w:rFonts w:ascii="Arial" w:hAnsi="Arial" w:cs="Arial"/>
+        </w:rPr>
+        <w:t xml:space="preserve"> the regex allows approximate years (e.g., “BOB, 30s” or  “BOB (30’s)”. The pattern ends with an optional closing parenthesis.</w:t>
+      </w:r>
+    </w:p>
+    <w:p>
+      <w:pPr>
+        <w:spacing w:line="360" w:lineRule="auto"/>
+        <w:rPr>
+          <w:rFonts w:ascii="Arial" w:hAnsi="Arial" w:cs="Arial"/>
+        </w:rPr>
+      </w:pPr>
+    </w:p>
+    <w:p>
+      <w:pPr>
+        <w:spacing w:line="360" w:lineRule="auto"/>
+        <w:rPr>
+          <w:rFonts w:ascii="Arial" w:hAnsi="Arial" w:cs="Arial"/>
+        </w:rPr>
+      </w:pPr>
+      <w:r>
+        <w:rPr>
+          <w:rFonts w:ascii="Arial" w:hAnsi="Arial" w:cs="Arial"/>
+        </w:rPr>
+        <w:t>After the match, the processing of the name happens in the same way as in the case of the introduction phrase characters. There is a slight difference in the Character cons</w:t>
+      </w:r>
+      <w:r>
+        <w:rPr>
+          <w:rFonts w:ascii="Arial" w:hAnsi="Arial" w:cs="Arial"/>
+        </w:rPr>
+        <w:t xml:space="preserve">truction - </w:t>
+      </w:r>
+      <w:r>
+        <w:rPr>
+          <w:rFonts w:ascii="Arial" w:hAnsi="Arial" w:cs="Arial"/>
+        </w:rPr>
+        <w:t xml:space="preserve">the extraction type which is assigned to “PERSON_INTRO” </w:t>
+      </w:r>
+      <w:r>
+        <w:rPr>
+          <w:rFonts w:ascii="Arial" w:hAnsi="Arial" w:cs="Arial"/>
+        </w:rPr>
+        <w:t>in this case</w:t>
+      </w:r>
+      <w:r>
+        <w:rPr>
+          <w:rFonts w:ascii="Arial" w:hAnsi="Arial" w:cs="Arial"/>
+        </w:rPr>
+        <w:t xml:space="preserve">. The extraction types are added because they are useful for debugging and knowing which method was used to extract a character object. The </w:t>
+      </w:r>
+      <w:r>
+        <w:rPr>
+          <w:rFonts w:ascii="Arial" w:hAnsi="Arial" w:cs="Arial"/>
+        </w:rPr>
+        <w:t>Character object is added to the list which is returned at the end of the line loop.</w:t>
+      </w:r>
+    </w:p>
+    <w:p>
+      <w:pPr>
+        <w:spacing w:line="360" w:lineRule="auto"/>
+        <w:rPr>
+          <w:rFonts w:ascii="Arial" w:hAnsi="Arial" w:cs="Arial"/>
+        </w:rPr>
+      </w:pPr>
+    </w:p>
+    <w:p>
+      <w:pPr>
+        <w:pStyle w:val="Heading5"/>
+        <w:spacing w:line="360" w:lineRule="auto"/>
+        <w:rPr>
+          <w:rFonts w:ascii="Arial" w:hAnsi="Arial" w:cs="Arial"/>
+          <w:b/>
+          <w:bCs/>
+          <w:i/>
+          <w:iCs/>
+          <w:color w:val="auto"/>
+        </w:rPr>
+      </w:pPr>
+      <w:r>
+        <w:rPr>
+          <w:rFonts w:ascii="Arial" w:hAnsi="Arial" w:cs="Arial"/>
+          <w:b/>
+          <w:bCs/>
+          <w:i/>
+          <w:iCs/>
+          <w:color w:val="auto"/>
+        </w:rPr>
+        <w:t>Trie (Prefix Tree)</w:t>
+      </w:r>
+    </w:p>
+    <w:p>
+      <w:pPr>
+        <w:ind w:left="720"/>
         <w:jc w:val="both"/>
         <w:rPr>
           <w:rFonts w:ascii="Arial" w:hAnsi="Arial" w:cs="Arial"/>
+          <w:b/>
+          <w:bCs/>
+        </w:rPr>
+      </w:pPr>
+    </w:p>
+    <w:p>
+      <w:pPr>
+        <w:spacing w:line="360" w:lineRule="auto"/>
+        <w:jc w:val="both"/>
+        <w:rPr>
+          <w:rFonts w:ascii="Arial" w:hAnsi="Arial" w:cs="Arial"/>
+        </w:rPr>
+      </w:pPr>
+      <w:r>
+        <w:rPr>
+          <w:rFonts w:ascii="Arial" w:hAnsi="Arial" w:cs="Arial"/>
+        </w:rPr>
+        <w:lastRenderedPageBreak/>
+        <w:t xml:space="preserve">In </w:t>
+      </w:r>
+      <w:r>
+        <w:rPr>
+          <w:rFonts w:ascii="Arial" w:hAnsi="Arial" w:cs="Arial"/>
+          <w:i/>
+          <w:iCs/>
+        </w:rPr>
+        <w:t>Big Break!</w:t>
+      </w:r>
+      <w:r>
+        <w:rPr>
+          <w:rFonts w:ascii="Arial" w:hAnsi="Arial" w:cs="Arial"/>
+        </w:rPr>
+        <w:t>, the Trie (Prefix Tree) data structure is used to compare the extracted name to common first and last names. It avoids repeated linear searches over large name lists and supports fast prefix-based lookup.</w:t>
+      </w:r>
+    </w:p>
+    <w:p>
+      <w:pPr>
+        <w:spacing w:line="360" w:lineRule="auto"/>
+        <w:jc w:val="both"/>
+        <w:rPr>
+          <w:rFonts w:ascii="Arial" w:hAnsi="Arial" w:cs="Arial"/>
+        </w:rPr>
+      </w:pPr>
+    </w:p>
+    <w:p>
+      <w:pPr>
+        <w:spacing w:line="360" w:lineRule="auto"/>
+        <w:jc w:val="both"/>
+        <w:rPr>
+          <w:rFonts w:ascii="Arial" w:hAnsi="Arial" w:cs="Arial"/>
+        </w:rPr>
+      </w:pPr>
+      <w:r>
+        <w:rPr>
+          <w:rFonts w:ascii="Arial" w:hAnsi="Arial" w:cs="Arial"/>
+        </w:rPr>
+        <w:t xml:space="preserve">The root node acts as a starting point and does not store any characters (as in letters). A map is created to connect a character (letter) to its next node in the tree. A Boolean </w:t>
+      </w:r>
+      <w:proofErr w:type="spellStart"/>
+      <w:r>
+        <w:rPr>
+          <w:rFonts w:ascii="Arial" w:hAnsi="Arial" w:cs="Arial"/>
+          <w:i/>
+          <w:iCs/>
+        </w:rPr>
+        <w:t>isWord</w:t>
+      </w:r>
+      <w:proofErr w:type="spellEnd"/>
+      <w:r>
+        <w:rPr>
+          <w:rFonts w:ascii="Arial" w:hAnsi="Arial" w:cs="Arial"/>
+          <w:i/>
+          <w:iCs/>
+        </w:rPr>
+        <w:t xml:space="preserve"> </w:t>
+      </w:r>
+      <w:r>
+        <w:rPr>
+          <w:rFonts w:ascii="Arial" w:hAnsi="Arial" w:cs="Arial"/>
+        </w:rPr>
+        <w:t>variable is introduced to track whether the path from the root to the current node forms a complete, valid word. The operations executed are insert and contain.</w:t>
+      </w:r>
+    </w:p>
+    <w:p>
+      <w:pPr>
+        <w:spacing w:line="360" w:lineRule="auto"/>
+        <w:jc w:val="both"/>
+        <w:rPr>
+          <w:rFonts w:ascii="Arial" w:hAnsi="Arial" w:cs="Arial"/>
+        </w:rPr>
+      </w:pPr>
+    </w:p>
+    <w:p>
+      <w:pPr>
+        <w:spacing w:line="360" w:lineRule="auto"/>
+        <w:jc w:val="both"/>
+        <w:rPr>
+          <w:rFonts w:ascii="Arial" w:hAnsi="Arial" w:cs="Arial"/>
+          <w:i/>
+          <w:iCs/>
+        </w:rPr>
+      </w:pPr>
+      <w:r>
+        <w:rPr>
+          <w:rFonts w:ascii="Arial" w:hAnsi="Arial" w:cs="Arial"/>
+        </w:rPr>
+        <w:t xml:space="preserve">In the </w:t>
+      </w:r>
+      <w:r>
+        <w:rPr>
+          <w:rFonts w:ascii="Arial" w:hAnsi="Arial" w:cs="Arial"/>
+          <w:i/>
+          <w:iCs/>
+        </w:rPr>
+        <w:t>insert</w:t>
+      </w:r>
+      <w:r>
+        <w:rPr>
+          <w:rFonts w:ascii="Arial" w:hAnsi="Arial" w:cs="Arial"/>
+        </w:rPr>
+        <w:t xml:space="preserve"> </w:t>
+      </w:r>
+      <w:r>
+        <w:rPr>
+          <w:rFonts w:ascii="Arial" w:hAnsi="Arial" w:cs="Arial"/>
+        </w:rPr>
+        <w:t>method</w:t>
+      </w:r>
+      <w:r>
+        <w:rPr>
+          <w:rFonts w:ascii="Arial" w:hAnsi="Arial" w:cs="Arial"/>
+        </w:rPr>
+        <w:t xml:space="preserve">, the system loops through each letter of the inserted word. First, the root node has no characters associated with it, and its </w:t>
+      </w:r>
+      <w:proofErr w:type="spellStart"/>
+      <w:r>
+        <w:rPr>
+          <w:rFonts w:ascii="Arial" w:hAnsi="Arial" w:cs="Arial"/>
+          <w:i/>
+          <w:iCs/>
+        </w:rPr>
+        <w:t>isWord</w:t>
+      </w:r>
+      <w:proofErr w:type="spellEnd"/>
+      <w:r>
+        <w:rPr>
+          <w:rFonts w:ascii="Arial" w:hAnsi="Arial" w:cs="Arial"/>
+        </w:rPr>
+        <w:t xml:space="preserve"> is </w:t>
+      </w:r>
+      <w:r>
+        <w:rPr>
+          <w:rFonts w:ascii="Arial" w:hAnsi="Arial" w:cs="Arial"/>
+          <w:i/>
+          <w:iCs/>
+        </w:rPr>
+        <w:t>false</w:t>
+      </w:r>
+      <w:r>
+        <w:rPr>
+          <w:rFonts w:ascii="Arial" w:hAnsi="Arial" w:cs="Arial"/>
+        </w:rPr>
+        <w:t xml:space="preserve">. Then, each character is sequentially processed. If the character has not already occurred in the Trie, a new node is attached to and returned. If the character already exists, the system returns it. The Trie structure uses common prefixes and stores fewer characters. After the last character, the node is marked with </w:t>
+      </w:r>
+      <w:proofErr w:type="spellStart"/>
+      <w:r>
+        <w:rPr>
+          <w:rFonts w:ascii="Arial" w:hAnsi="Arial" w:cs="Arial"/>
+          <w:i/>
+          <w:iCs/>
+        </w:rPr>
+        <w:t>isWord</w:t>
+      </w:r>
+      <w:proofErr w:type="spellEnd"/>
+      <w:r>
+        <w:rPr>
+          <w:rFonts w:ascii="Arial" w:hAnsi="Arial" w:cs="Arial"/>
+          <w:i/>
+          <w:iCs/>
+        </w:rPr>
+        <w:t xml:space="preserve"> </w:t>
+      </w:r>
+      <w:r>
+        <w:rPr>
+          <w:rFonts w:ascii="Arial" w:hAnsi="Arial" w:cs="Arial"/>
+        </w:rPr>
+        <w:t xml:space="preserve">being </w:t>
+      </w:r>
+      <w:r>
+        <w:rPr>
+          <w:rFonts w:ascii="Arial" w:hAnsi="Arial" w:cs="Arial"/>
+          <w:i/>
+          <w:iCs/>
+        </w:rPr>
+        <w:t>true</w:t>
+      </w:r>
+      <w:r>
+        <w:rPr>
+          <w:rFonts w:ascii="Arial" w:hAnsi="Arial" w:cs="Arial"/>
+        </w:rPr>
+        <w:t xml:space="preserve">. The time complexity of this operation is O(n), where n is the length of the word to insert, and the auxiliary space it takes is O(n) as well. Here is an example of inserting </w:t>
+      </w:r>
+      <w:r>
+        <w:rPr>
+          <w:rFonts w:ascii="Arial" w:hAnsi="Arial" w:cs="Arial"/>
+          <w:i/>
+          <w:iCs/>
+        </w:rPr>
+        <w:t xml:space="preserve">Mary </w:t>
+      </w:r>
+      <w:r>
+        <w:rPr>
+          <w:rFonts w:ascii="Arial" w:hAnsi="Arial" w:cs="Arial"/>
+        </w:rPr>
+        <w:t xml:space="preserve">and </w:t>
+      </w:r>
+      <w:r>
+        <w:rPr>
+          <w:rFonts w:ascii="Arial" w:hAnsi="Arial" w:cs="Arial"/>
+          <w:i/>
+          <w:iCs/>
+        </w:rPr>
+        <w:t>Mari:</w:t>
+      </w:r>
+    </w:p>
+    <w:p>
+      <w:pPr>
+        <w:spacing w:line="360" w:lineRule="auto"/>
+        <w:ind w:left="720"/>
+        <w:jc w:val="both"/>
+        <w:rPr>
+          <w:rFonts w:ascii="Arial" w:hAnsi="Arial" w:cs="Arial"/>
+          <w:noProof/>
+        </w:rPr>
+      </w:pPr>
+      <w:r>
+        <w:rPr>
+          <w:rFonts w:ascii="Arial" w:hAnsi="Arial" w:cs="Arial"/>
+          <w:noProof/>
+        </w:rPr>
+        <w:drawing>
+          <wp:anchor distT="0" distB="0" distL="114300" distR="114300" simplePos="0" relativeHeight="251736064" behindDoc="0" locked="0" layoutInCell="1" allowOverlap="1" wp14:anchorId="2FD36AD7" wp14:editId="5CB679CB">
+            <wp:simplePos x="0" y="0"/>
+            <wp:positionH relativeFrom="margin">
+              <wp:posOffset>481330</wp:posOffset>
+            </wp:positionH>
+            <wp:positionV relativeFrom="paragraph">
+              <wp:posOffset>173355</wp:posOffset>
+            </wp:positionV>
+            <wp:extent cx="5349240" cy="3124200"/>
+            <wp:effectExtent l="0" t="0" r="0" b="57150"/>
+            <wp:wrapTopAndBottom/>
+            <wp:docPr id="1556839222" name="Diagram 13"/>
+            <wp:cNvGraphicFramePr/>
+            <a:graphic xmlns:a="http://schemas.openxmlformats.org/drawingml/2006/main">
+              <a:graphicData uri="http://schemas.openxmlformats.org/drawingml/2006/diagram">
+                <dgm:relIds xmlns:dgm="http://schemas.openxmlformats.org/drawingml/2006/diagram" xmlns:r="http://schemas.openxmlformats.org/officeDocument/2006/relationships" r:dm="rId13" r:lo="rId14" r:qs="rId15" r:cs="rId16"/>
+              </a:graphicData>
+            </a:graphic>
+            <wp14:sizeRelH relativeFrom="margin">
+              <wp14:pctWidth>0</wp14:pctWidth>
+            </wp14:sizeRelH>
+            <wp14:sizeRelV relativeFrom="margin">
+              <wp14:pctHeight>0</wp14:pctHeight>
+            </wp14:sizeRelV>
+          </wp:anchor>
+        </w:drawing>
+      </w:r>
+      <w:r>
+        <w:rPr>
+          <w:noProof/>
+        </w:rPr>
+        <mc:AlternateContent>
+          <mc:Choice Requires="wps">
+            <w:drawing>
+              <wp:anchor distT="0" distB="0" distL="114300" distR="114300" simplePos="0" relativeHeight="251737088" behindDoc="0" locked="0" layoutInCell="1" allowOverlap="1" wp14:anchorId="5F6B49B8" wp14:editId="31F8040B">
+                <wp:simplePos x="0" y="0"/>
+                <wp:positionH relativeFrom="margin">
+                  <wp:posOffset>342900</wp:posOffset>
+                </wp:positionH>
+                <wp:positionV relativeFrom="paragraph">
+                  <wp:posOffset>3552825</wp:posOffset>
+                </wp:positionV>
+                <wp:extent cx="5494020" cy="635"/>
+                <wp:effectExtent l="0" t="0" r="0" b="0"/>
+                <wp:wrapTopAndBottom/>
+                <wp:docPr id="1956737745" name="Text Box 1"/>
+                <wp:cNvGraphicFramePr/>
+                <a:graphic xmlns:a="http://schemas.openxmlformats.org/drawingml/2006/main">
+                  <a:graphicData uri="http://schemas.microsoft.com/office/word/2010/wordprocessingShape">
+                    <wps:wsp>
+                      <wps:cNvSpPr txBox="1"/>
+                      <wps:spPr>
+                        <a:xfrm>
+                          <a:off x="0" y="0"/>
+                          <a:ext cx="5494020" cy="635"/>
+                        </a:xfrm>
+                        <a:prstGeom prst="rect">
+                          <a:avLst/>
+                        </a:prstGeom>
+                        <a:solidFill>
+                          <a:prstClr val="white"/>
+                        </a:solidFill>
+                        <a:ln>
+                          <a:noFill/>
+                        </a:ln>
+                      </wps:spPr>
+                      <wps:txbx>
+                        <w:txbxContent>
+                          <w:p>
+                            <w:pPr>
+                              <w:pStyle w:val="Caption"/>
+                              <w:jc w:val="center"/>
+                              <w:rPr>
+                                <w:rFonts w:ascii="Arial" w:hAnsi="Arial" w:cs="Arial"/>
+                                <w:noProof/>
+                              </w:rPr>
+                            </w:pPr>
+                            <w:r>
+                              <w:t>Figure 6: Prefix tree Insertion</w:t>
+                            </w:r>
+                          </w:p>
+                        </w:txbxContent>
+                      </wps:txbx>
+                      <wps:bodyPr rot="0" spcFirstLastPara="0" vertOverflow="overflow" horzOverflow="overflow" vert="horz" wrap="square" lIns="0" tIns="0" rIns="0" bIns="0" numCol="1" spcCol="0" rtlCol="0" fromWordArt="0" anchor="t" anchorCtr="0" forceAA="0" compatLnSpc="1">
+                        <a:prstTxWarp prst="textNoShape">
+                          <a:avLst/>
+                        </a:prstTxWarp>
+                        <a:spAutoFit/>
+                      </wps:bodyPr>
+                    </wps:wsp>
+                  </a:graphicData>
+                </a:graphic>
+              </wp:anchor>
+            </w:drawing>
+          </mc:Choice>
+          <mc:Fallback>
+            <w:pict>
+              <v:shape w14:anchorId="5F6B49B8" id="_x0000_s1031" type="#_x0000_t202" style="position:absolute;left:0;text-align:left;margin-left:27pt;margin-top:279.75pt;width:432.6pt;height:.05pt;z-index:251737088;visibility:visible;mso-wrap-style:square;mso-wrap-distance-left:9pt;mso-wrap-distance-top:0;mso-wrap-distance-right:9pt;mso-wrap-distance-bottom:0;mso-position-horizontal:absolute;mso-position-horizontal-relative:margin;mso-position-vertical:absolute;mso-position-vertical-relative:text;v-text-anchor:top" o:gfxdata="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" stroked="f">
+                <v:textbox style="mso-fit-shape-to-text:t" inset="0,0,0,0">
+                  <w:txbxContent>
+                    <w:p>
+                      <w:pPr>
+                        <w:pStyle w:val="Caption"/>
+                        <w:jc w:val="center"/>
+                        <w:rPr>
+                          <w:rFonts w:ascii="Arial" w:hAnsi="Arial" w:cs="Arial"/>
+                          <w:noProof/>
+                        </w:rPr>
+                      </w:pPr>
+                      <w:r>
+                        <w:t>Figure 6: Prefix tree Insertion</w:t>
+                      </w:r>
+                    </w:p>
+                  </w:txbxContent>
+                </v:textbox>
+                <w10:wrap type="topAndBottom" anchorx="margin"/>
+              </v:shape>
+            </w:pict>
+          </mc:Fallback>
+        </mc:AlternateContent>
+      </w:r>
+    </w:p>
+    <w:p>
+      <w:pPr>
+        <w:spacing w:line="360" w:lineRule="auto"/>
+        <w:ind w:left="720"/>
+        <w:jc w:val="both"/>
+        <w:rPr>
+          <w:rFonts w:ascii="Arial" w:hAnsi="Arial" w:cs="Arial"/>
+        </w:rPr>
+      </w:pPr>
+    </w:p>
+    <w:p>
+      <w:pPr>
+        <w:spacing w:line="360" w:lineRule="auto"/>
+        <w:jc w:val="both"/>
+        <w:rPr>
+          <w:rFonts w:ascii="Arial" w:hAnsi="Arial" w:cs="Arial"/>
+        </w:rPr>
+      </w:pPr>
+      <w:r>
+        <w:rPr>
+          <w:rFonts w:ascii="Arial" w:hAnsi="Arial" w:cs="Arial"/>
+        </w:rPr>
+        <w:t xml:space="preserve">In the </w:t>
+      </w:r>
+      <w:r>
+        <w:rPr>
+          <w:rFonts w:ascii="Arial" w:hAnsi="Arial" w:cs="Arial"/>
+          <w:i/>
+          <w:iCs/>
+        </w:rPr>
+        <w:t>contain</w:t>
+      </w:r>
+      <w:r>
+        <w:rPr>
+          <w:rFonts w:ascii="Arial" w:hAnsi="Arial" w:cs="Arial"/>
+        </w:rPr>
+        <w:t xml:space="preserve"> </w:t>
+      </w:r>
+      <w:r>
+        <w:rPr>
+          <w:rFonts w:ascii="Arial" w:hAnsi="Arial" w:cs="Arial"/>
+        </w:rPr>
+        <w:t>method</w:t>
+      </w:r>
+      <w:r>
+        <w:rPr>
+          <w:rFonts w:ascii="Arial" w:hAnsi="Arial" w:cs="Arial"/>
+        </w:rPr>
+        <w:t xml:space="preserve">, we check whether the character name is in the Trie structure. The software starts at the root of the prefix tree. It checks if any of its child nodes will match the first character of the name. If true, it moves to the next node and iterates through the following name characters. In case there is no child match for a character, it returns </w:t>
+      </w:r>
+      <w:r>
+        <w:rPr>
+          <w:rFonts w:ascii="Arial" w:hAnsi="Arial" w:cs="Arial"/>
+          <w:i/>
+          <w:iCs/>
+        </w:rPr>
+        <w:t>false</w:t>
+      </w:r>
+      <w:r>
+        <w:rPr>
+          <w:rFonts w:ascii="Arial" w:hAnsi="Arial" w:cs="Arial"/>
+        </w:rPr>
+        <w:t xml:space="preserve"> and stops the search. After there are no characters left in the name and all characters have been matched, </w:t>
+      </w:r>
+      <w:r>
+        <w:rPr>
+          <w:rFonts w:ascii="Arial" w:hAnsi="Arial" w:cs="Arial"/>
+          <w:i/>
+          <w:iCs/>
+        </w:rPr>
+        <w:t>Big Break!</w:t>
+      </w:r>
+      <w:r>
+        <w:rPr>
+          <w:rFonts w:ascii="Arial" w:hAnsi="Arial" w:cs="Arial"/>
+        </w:rPr>
+        <w:t xml:space="preserve"> checks if the last node reached in the Trie is marked by </w:t>
+      </w:r>
+      <w:proofErr w:type="spellStart"/>
+      <w:r>
+        <w:rPr>
+          <w:rFonts w:ascii="Arial" w:hAnsi="Arial" w:cs="Arial"/>
+          <w:i/>
+          <w:iCs/>
+        </w:rPr>
+        <w:t>isWord</w:t>
+      </w:r>
+      <w:proofErr w:type="spellEnd"/>
+      <w:r>
+        <w:rPr>
+          <w:rFonts w:ascii="Arial" w:hAnsi="Arial" w:cs="Arial"/>
+          <w:i/>
+          <w:iCs/>
+        </w:rPr>
+        <w:t xml:space="preserve"> = true</w:t>
+      </w:r>
+      <w:r>
+        <w:rPr>
+          <w:rFonts w:ascii="Arial" w:hAnsi="Arial" w:cs="Arial"/>
+        </w:rPr>
+        <w:t xml:space="preserve"> (the end of a word). Depending on that, it returns either </w:t>
+      </w:r>
+      <w:r>
+        <w:rPr>
+          <w:rFonts w:ascii="Arial" w:hAnsi="Arial" w:cs="Arial"/>
+          <w:i/>
+          <w:iCs/>
+        </w:rPr>
+        <w:t>true</w:t>
+      </w:r>
+      <w:r>
+        <w:rPr>
+          <w:rFonts w:ascii="Arial" w:hAnsi="Arial" w:cs="Arial"/>
+        </w:rPr>
+        <w:t xml:space="preserve"> or </w:t>
+      </w:r>
+      <w:r>
+        <w:rPr>
+          <w:rFonts w:ascii="Arial" w:hAnsi="Arial" w:cs="Arial"/>
+          <w:i/>
+          <w:iCs/>
+        </w:rPr>
+        <w:t>false</w:t>
+      </w:r>
+      <w:r>
+        <w:rPr>
+          <w:rFonts w:ascii="Arial" w:hAnsi="Arial" w:cs="Arial"/>
+        </w:rPr>
+        <w:t xml:space="preserve">. The </w:t>
+      </w:r>
+      <w:r>
+        <w:rPr>
+          <w:rFonts w:ascii="Arial" w:hAnsi="Arial" w:cs="Arial"/>
+          <w:i/>
+          <w:iCs/>
+        </w:rPr>
+        <w:t xml:space="preserve">contain </w:t>
+      </w:r>
+      <w:r>
+        <w:rPr>
+          <w:rFonts w:ascii="Arial" w:hAnsi="Arial" w:cs="Arial"/>
+        </w:rPr>
+        <w:t>operation has O(n) time complexity, where n is the length of the word to search, and it takes O(1) auxiliary space.</w:t>
+      </w:r>
+    </w:p>
+    <w:p>
+      <w:pPr>
+        <w:spacing w:line="360" w:lineRule="auto"/>
+        <w:rPr>
+          <w:rFonts w:ascii="Arial" w:hAnsi="Arial" w:cs="Arial"/>
+          <w:b/>
+          <w:bCs/>
+        </w:rPr>
+      </w:pPr>
+    </w:p>
+    <w:p>
+      <w:pPr>
+        <w:pStyle w:val="Heading4"/>
+        <w:spacing w:line="360" w:lineRule="auto"/>
+        <w:jc w:val="both"/>
+        <w:rPr>
+          <w:rFonts w:ascii="Arial" w:hAnsi="Arial" w:cs="Arial"/>
+          <w:b/>
+          <w:bCs/>
+          <w:color w:val="auto"/>
+        </w:rPr>
+      </w:pPr>
+      <w:proofErr w:type="spellStart"/>
+      <w:r>
+        <w:rPr>
+          <w:rFonts w:ascii="Arial" w:hAnsi="Arial" w:cs="Arial"/>
+          <w:b/>
+          <w:bCs/>
+          <w:color w:val="auto"/>
+        </w:rPr>
+        <w:t>Levenshtein</w:t>
+      </w:r>
+      <w:proofErr w:type="spellEnd"/>
+      <w:r>
+        <w:rPr>
+          <w:rFonts w:ascii="Arial" w:hAnsi="Arial" w:cs="Arial"/>
+          <w:b/>
+          <w:bCs/>
+          <w:color w:val="auto"/>
+        </w:rPr>
+        <w:t xml:space="preserve"> (Edit) Distance</w:t>
+      </w:r>
+    </w:p>
+    <w:p/>
+    <w:p>
+      <w:pPr>
+        <w:spacing w:line="360" w:lineRule="auto"/>
+        <w:jc w:val="both"/>
+        <w:rPr>
+          <w:rFonts w:ascii="Arial" w:hAnsi="Arial" w:cs="Arial"/>
         </w:rPr>
       </w:pPr>
       <w:r>
@@ -6227,11 +10392,19 @@
         </w:rPr>
         <w:t xml:space="preserve">The </w:t>
       </w:r>
-      <w:r>
-        <w:rPr>
-          <w:rFonts w:ascii="Arial" w:hAnsi="Arial" w:cs="Arial"/>
-        </w:rPr>
-        <w:t>Levenshtein (edit) distance</w:t>
+      <w:proofErr w:type="spellStart"/>
+      <w:r>
+        <w:rPr>
+          <w:rFonts w:ascii="Arial" w:hAnsi="Arial" w:cs="Arial"/>
+        </w:rPr>
+        <w:t>Levenshtein</w:t>
+      </w:r>
+      <w:proofErr w:type="spellEnd"/>
+      <w:r>
+        <w:rPr>
+          <w:rFonts w:ascii="Arial" w:hAnsi="Arial" w:cs="Arial"/>
+        </w:rPr>
+        <w:t xml:space="preserve"> (edit) distance</w:t>
       </w:r>
       <w:r>
         <w:rPr>
@@ -6410,13 +10583,13 @@
         </w:rPr>
         <w:lastRenderedPageBreak/>
         <w:drawing>
-          <wp:anchor distT="0" distB="0" distL="114300" distR="114300" simplePos="0" relativeHeight="251677696" behindDoc="0" locked="0" layoutInCell="1" allowOverlap="1" wp14:anchorId="0A20CBBF" wp14:editId="2269F8BE">
+          <wp:anchor distT="0" distB="0" distL="114300" distR="114300" simplePos="0" relativeHeight="251677696" behindDoc="0" locked="0" layoutInCell="1" allowOverlap="1" wp14:anchorId="0A20CBBF" wp14:editId="2B3A370D">
             <wp:simplePos x="0" y="0"/>
             <wp:positionH relativeFrom="margin">
-              <wp:posOffset>800100</wp:posOffset>
+              <wp:posOffset>830580</wp:posOffset>
             </wp:positionH>
             <wp:positionV relativeFrom="paragraph">
-              <wp:posOffset>975360</wp:posOffset>
+              <wp:posOffset>1013460</wp:posOffset>
             </wp:positionV>
             <wp:extent cx="4411980" cy="2183765"/>
             <wp:effectExtent l="0" t="0" r="7620" b="6985"/>
@@ -6433,7 +10606,7 @@
                     <pic:cNvPicPr/>
                   </pic:nvPicPr>
                   <pic:blipFill rotWithShape="1">
-                    <a:blip r:embed="rId12">
+                    <a:blip r:embed="rId18">
                       <a:extLst>
                         <a:ext uri="{28A0092B-C50C-407E-A947-70E740481C1C}">
                           <a14:useLocalDpi xmlns:a14="http://schemas.microsoft.com/office/drawing/2010/main" val="0"/>
@@ -6484,7 +10657,21 @@
         <w:rPr>
           <w:rFonts w:ascii="Arial" w:hAnsi="Arial" w:cs="Arial"/>
         </w:rPr>
-        <w:t xml:space="preserve"> of the essential step of the Levenshtein distance algorithm – filling the matrix:</w:t>
+        <w:t xml:space="preserve"> of the essential step of the </w:t>
+      </w:r>
+      <w:proofErr w:type="spellStart"/>
+      <w:r>
+        <w:rPr>
+          <w:rFonts w:ascii="Arial" w:hAnsi="Arial" w:cs="Arial"/>
+        </w:rPr>
+        <w:t>Levenshtein</w:t>
+      </w:r>
+      <w:proofErr w:type="spellEnd"/>
+      <w:r>
+        <w:rPr>
+          <w:rFonts w:ascii="Arial" w:hAnsi="Arial" w:cs="Arial"/>
+        </w:rPr>
+        <w:t xml:space="preserve"> distance algorithm – filling the matrix:</w:t>
       </w:r>
     </w:p>
     <w:p>
@@ -6503,7 +10690,7 @@
         <mc:AlternateContent>
           <mc:Choice Requires="wps">
             <w:drawing>
-              <wp:anchor distT="0" distB="0" distL="114300" distR="114300" simplePos="0" relativeHeight="251723776" behindDoc="0" locked="0" layoutInCell="1" allowOverlap="1" wp14:anchorId="46AB6723" wp14:editId="2C03C944">
+              <wp:anchor distT="0" distB="0" distL="114300" distR="114300" simplePos="0" relativeHeight="251723776" behindDoc="0" locked="0" layoutInCell="1" allowOverlap="1" wp14:anchorId="46AB6723" wp14:editId="6CBB6708">
                 <wp:simplePos x="0" y="0"/>
                 <wp:positionH relativeFrom="column">
                   <wp:posOffset>777240</wp:posOffset>
@@ -6549,7 +10736,15 @@
                               <w:t xml:space="preserve">Figure 4: </w:t>
                             </w:r>
                             <w:r>
-                              <w:t>Pseudocode of the Levenshtein distance algorithm</w:t>
+                              <w:t xml:space="preserve">Pseudocode of the </w:t>
+                            </w:r>
+                            <w:proofErr w:type="spellStart"/>
+                            <w:r>
+                              <w:t>Levenshtein</w:t>
+                            </w:r>
+                            <w:proofErr w:type="spellEnd"/>
+                            <w:r>
+                              <w:t xml:space="preserve"> distance algorithm</w:t>
                             </w:r>
                           </w:p>
                         </w:txbxContent>
@@ -6568,7 +10763,7 @@
           </mc:Choice>
           <mc:Fallback>
             <w:pict>
-              <v:shape w14:anchorId="46AB6723" id="_x0000_s1030" type="#_x0000_t202" style="position:absolute;left:0;text-align:left;margin-left:61.2pt;margin-top:192.75pt;width:347.4pt;height:.05pt;z-index:251723776;visibility:visible;mso-wrap-style:square;mso-wrap-distance-left:9pt;mso-wrap-distance-top:0;mso-wrap-distance-right:9pt;mso-wrap-distance-bottom:0;mso-position-horizontal:absolute;mso-position-horizontal-relative:text;mso-position-vertical:absolute;mso-position-vertical-relative:text;v-text-anchor:top" o:gfxdata="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" stroked="f">
+              <v:shape w14:anchorId="46AB6723" id="_x0000_s1032" type="#_x0000_t202" style="position:absolute;left:0;text-align:left;margin-left:61.2pt;margin-top:192.75pt;width:347.4pt;height:.05pt;z-index:251723776;visibility:visible;mso-wrap-style:square;mso-wrap-distance-left:9pt;mso-wrap-distance-top:0;mso-wrap-distance-right:9pt;mso-wrap-distance-bottom:0;mso-position-horizontal:absolute;mso-position-horizontal-relative:text;mso-position-vertical:absolute;mso-position-vertical-relative:text;v-text-anchor:top" o:gfxdata="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" stroked="f">
                 <v:textbox style="mso-fit-shape-to-text:t" inset="0,0,0,0">
                   <w:txbxContent>
                     <w:p>
@@ -6583,7 +10778,15 @@
                         <w:t xml:space="preserve">Figure 4: </w:t>
                       </w:r>
                       <w:r>
-                        <w:t>Pseudocode of the Levenshtein distance algorithm</w:t>
+                        <w:t xml:space="preserve">Pseudocode of the </w:t>
+                      </w:r>
+                      <w:proofErr w:type="spellStart"/>
+                      <w:r>
+                        <w:t>Levenshtein</w:t>
+                      </w:r>
+                      <w:proofErr w:type="spellEnd"/>
+                      <w:r>
+                        <w:t xml:space="preserve"> distance algorithm</w:t>
                       </w:r>
                     </w:p>
                   </w:txbxContent>
@@ -7329,7 +11532,23 @@
                                 <w:sz w:val="20"/>
                                 <w:szCs w:val="20"/>
                               </w:rPr>
-                              <w:t>: Levenshtein distance algorithm example matrix</w:t>
+                              <w:t xml:space="preserve">: </w:t>
+                            </w:r>
+                            <w:proofErr w:type="spellStart"/>
+                            <w:r>
+                              <w:rPr>
+                                <w:sz w:val="20"/>
+                                <w:szCs w:val="20"/>
+                              </w:rPr>
+                              <w:t>Levenshtein</w:t>
+                            </w:r>
+                            <w:proofErr w:type="spellEnd"/>
+                            <w:r>
+                              <w:rPr>
+                                <w:sz w:val="20"/>
+                                <w:szCs w:val="20"/>
+                              </w:rPr>
+                              <w:t xml:space="preserve"> distance algorithm example matrix</w:t>
                             </w:r>
                           </w:p>
                         </w:txbxContent>
@@ -7354,7 +11573,7 @@
           </mc:Choice>
           <mc:Fallback>
             <w:pict>
-              <v:shape w14:anchorId="37E6F5C2" id="_x0000_s1031" type="#_x0000_t202" style="position:absolute;left:0;text-align:left;margin-left:40.9pt;margin-top:134.5pt;width:366pt;height:.05pt;z-index:251681792;visibility:visible;mso-wrap-style:square;mso-width-percent:0;mso-height-percent:0;mso-wrap-distance-left:9pt;mso-wrap-distance-top:0;mso-wrap-distance-right:9pt;mso-wrap-distance-bottom:0;mso-position-horizontal:absolute;mso-position-horizontal-relative:margin;mso-position-vertical:absolute;mso-position-vertical-relative:text;mso-width-percent:0;mso-height-percent:0;mso-width-relative:margin;mso-height-relative:margin;v-text-anchor:top" o:gfxdata="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" stroked="f">
+              <v:shape w14:anchorId="37E6F5C2" id="_x0000_s1033" type="#_x0000_t202" style="position:absolute;left:0;text-align:left;margin-left:40.9pt;margin-top:134.5pt;width:366pt;height:.05pt;z-index:251681792;visibility:visible;mso-wrap-style:square;mso-width-percent:0;mso-height-percent:0;mso-wrap-distance-left:9pt;mso-wrap-distance-top:0;mso-wrap-distance-right:9pt;mso-wrap-distance-bottom:0;mso-position-horizontal:absolute;mso-position-horizontal-relative:margin;mso-position-vertical:absolute;mso-position-vertical-relative:text;mso-width-percent:0;mso-height-percent:0;mso-width-relative:margin;mso-height-relative:margin;v-text-anchor:top" o:gfxdata="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" stroked="f">
                 <v:textbox style="mso-fit-shape-to-text:t" inset="0,0,0,0">
                   <w:txbxContent>
                     <w:p>
@@ -7416,7 +11635,23 @@
                           <w:sz w:val="20"/>
                           <w:szCs w:val="20"/>
                         </w:rPr>
-                        <w:t>: Levenshtein distance algorithm example matrix</w:t>
+                        <w:t xml:space="preserve">: </w:t>
+                      </w:r>
+                      <w:proofErr w:type="spellStart"/>
+                      <w:r>
+                        <w:rPr>
+                          <w:sz w:val="20"/>
+                          <w:szCs w:val="20"/>
+                        </w:rPr>
+                        <w:t>Levenshtein</w:t>
+                      </w:r>
+                      <w:proofErr w:type="spellEnd"/>
+                      <w:r>
+                        <w:rPr>
+                          <w:sz w:val="20"/>
+                          <w:szCs w:val="20"/>
+                        </w:rPr>
+                        <w:t xml:space="preserve"> distance algorithm example matrix</w:t>
                       </w:r>
                     </w:p>
                   </w:txbxContent>
@@ -7458,13 +11693,23 @@
         </w:rPr>
         <w:t xml:space="preserve"> </w:t>
       </w:r>
+      <w:proofErr w:type="spellStart"/>
       <w:r>
         <w:rPr>
           <w:rFonts w:ascii="Arial" w:hAnsi="Arial" w:cs="Arial"/>
           <w:i/>
           <w:iCs/>
         </w:rPr>
-        <w:t xml:space="preserve">dp </w:t>
+        <w:t>dp</w:t>
+      </w:r>
+      <w:proofErr w:type="spellEnd"/>
+      <w:r>
+        <w:rPr>
+          <w:rFonts w:ascii="Arial" w:hAnsi="Arial" w:cs="Arial"/>
+          <w:i/>
+          <w:iCs/>
+        </w:rPr>
+        <w:t xml:space="preserve"> </w:t>
       </w:r>
       <w:r>
         <w:rPr>
@@ -8689,13 +12934,23 @@
         </w:rPr>
         <w:t xml:space="preserve">. The algorithm has already explored all the different paths to determine each value of the matrix as the minimal edit cost. This makes the last value a product of all the minimal edits, resulting in having the ultimate value of the matrix as the total distance of changing </w:t>
       </w:r>
+      <w:proofErr w:type="spellStart"/>
       <w:r>
         <w:rPr>
           <w:rFonts w:ascii="Arial" w:eastAsiaTheme="minorEastAsia" w:hAnsi="Arial" w:cs="Arial"/>
           <w:i/>
           <w:iCs/>
         </w:rPr>
-        <w:t xml:space="preserve">a </w:t>
+        <w:t>a</w:t>
+      </w:r>
+      <w:proofErr w:type="spellEnd"/>
+      <w:r>
+        <w:rPr>
+          <w:rFonts w:ascii="Arial" w:eastAsiaTheme="minorEastAsia" w:hAnsi="Arial" w:cs="Arial"/>
+          <w:i/>
+          <w:iCs/>
+        </w:rPr>
+        <w:t xml:space="preserve"> </w:t>
       </w:r>
       <w:r>
         <w:rPr>
@@ -9217,7 +13472,7 @@
           </mc:Choice>
           <mc:Fallback>
             <w:pict>
-              <v:shape w14:anchorId="1F266A87" id="_x0000_s1032" type="#_x0000_t202" style="position:absolute;left:0;text-align:left;margin-left:0;margin-top:88.65pt;width:453.2pt;height:.05pt;z-index:251715584;visibility:visible;mso-wrap-style:square;mso-wrap-distance-left:9pt;mso-wrap-distance-top:0;mso-wrap-distance-right:9pt;mso-wrap-distance-bottom:0;mso-position-horizontal:absolute;mso-position-horizontal-relative:text;mso-position-vertical:absolute;mso-position-vertical-relative:text;v-text-anchor:top" o:gfxdata="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" stroked="f">
+              <v:shape w14:anchorId="1F266A87" id="_x0000_s1034" type="#_x0000_t202" style="position:absolute;left:0;text-align:left;margin-left:0;margin-top:88.65pt;width:453.2pt;height:.05pt;z-index:251715584;visibility:visible;mso-wrap-style:square;mso-wrap-distance-left:9pt;mso-wrap-distance-top:0;mso-wrap-distance-right:9pt;mso-wrap-distance-bottom:0;mso-position-horizontal:absolute;mso-position-horizontal-relative:text;mso-position-vertical:absolute;mso-position-vertical-relative:text;v-text-anchor:top" o:gfxdata="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" stroked="f">
                 <v:textbox style="mso-fit-shape-to-text:t" inset="0,0,0,0">
                   <w:txbxContent>
                     <w:p>
@@ -9277,7 +13532,7 @@
                     </pic:cNvPicPr>
                   </pic:nvPicPr>
                   <pic:blipFill>
-                    <a:blip r:embed="rId13">
+                    <a:blip r:embed="rId19">
                       <a:extLst>
                         <a:ext uri="{28A0092B-C50C-407E-A947-70E740481C1C}">
                           <a14:useLocalDpi xmlns:a14="http://schemas.microsoft.com/office/drawing/2010/main" val="0"/>
@@ -9445,7 +13700,21 @@
         <w:rPr>
           <w:rFonts w:ascii="Arial" w:hAnsi="Arial" w:cs="Arial"/>
         </w:rPr>
-        <w:t>If the match exists, it searches for another matched string in the other boolean array. If the characters are not the same, then the transposition count increases.</w:t>
+        <w:t xml:space="preserve">If the match exists, it searches for another matched string in the other </w:t>
+      </w:r>
+      <w:proofErr w:type="spellStart"/>
+      <w:r>
+        <w:rPr>
+          <w:rFonts w:ascii="Arial" w:hAnsi="Arial" w:cs="Arial"/>
+        </w:rPr>
+        <w:t>boolean</w:t>
+      </w:r>
+      <w:proofErr w:type="spellEnd"/>
+      <w:r>
+        <w:rPr>
+          <w:rFonts w:ascii="Arial" w:hAnsi="Arial" w:cs="Arial"/>
+        </w:rPr>
+        <w:t xml:space="preserve"> array. If the characters are not the same, then the transposition count increases.</w:t>
       </w:r>
     </w:p>
     <w:p>
@@ -10607,7 +14876,19 @@
         <w:rPr>
           <w:rFonts w:ascii="Arial" w:eastAsiaTheme="minorEastAsia" w:hAnsi="Arial" w:cs="Arial"/>
         </w:rPr>
-        <w:t xml:space="preserve"> The RCPSP includes optimization functions to select the best among all possible schedules. In </w:t>
+        <w:t xml:space="preserve"> The RCPSP includes optimization </w:t>
+      </w:r>
+      <w:r>
+        <w:rPr>
+          <w:rFonts w:ascii="Arial" w:eastAsiaTheme="minorEastAsia" w:hAnsi="Arial" w:cs="Arial"/>
+        </w:rPr>
+        <w:t>method</w:t>
+      </w:r>
+      <w:r>
+        <w:rPr>
+          <w:rFonts w:ascii="Arial" w:eastAsiaTheme="minorEastAsia" w:hAnsi="Arial" w:cs="Arial"/>
+        </w:rPr>
+        <w:t xml:space="preserve">s to select the best among all possible schedules. In </w:t>
       </w:r>
       <w:r>
         <w:rPr>
@@ -10633,7 +14914,19 @@
         <w:rPr>
           <w:rFonts w:ascii="Arial" w:eastAsiaTheme="minorEastAsia" w:hAnsi="Arial" w:cs="Arial"/>
         </w:rPr>
-        <w:t xml:space="preserve">these functions calculate a total score for placing </w:t>
+        <w:t xml:space="preserve">these </w:t>
+      </w:r>
+      <w:r>
+        <w:rPr>
+          <w:rFonts w:ascii="Arial" w:eastAsiaTheme="minorEastAsia" w:hAnsi="Arial" w:cs="Arial"/>
+        </w:rPr>
+        <w:t>method</w:t>
+      </w:r>
+      <w:r>
+        <w:rPr>
+          <w:rFonts w:ascii="Arial" w:eastAsiaTheme="minorEastAsia" w:hAnsi="Arial" w:cs="Arial"/>
+        </w:rPr>
+        <w:t xml:space="preserve">s calculate a total score for placing </w:t>
       </w:r>
       <w:r>
         <w:rPr>
@@ -10965,7 +15258,21 @@
         <w:rPr>
           <w:rFonts w:ascii="Arial" w:eastAsiaTheme="minorEastAsia" w:hAnsi="Arial" w:cs="Arial"/>
         </w:rPr>
-        <w:t>using a LinkedHashMap.</w:t>
+        <w:t xml:space="preserve">using a </w:t>
+      </w:r>
+      <w:proofErr w:type="spellStart"/>
+      <w:r>
+        <w:rPr>
+          <w:rFonts w:ascii="Arial" w:eastAsiaTheme="minorEastAsia" w:hAnsi="Arial" w:cs="Arial"/>
+        </w:rPr>
+        <w:t>LinkedHashMap</w:t>
+      </w:r>
+      <w:proofErr w:type="spellEnd"/>
+      <w:r>
+        <w:rPr>
+          <w:rFonts w:ascii="Arial" w:eastAsiaTheme="minorEastAsia" w:hAnsi="Arial" w:cs="Arial"/>
+        </w:rPr>
+        <w:t>.</w:t>
       </w:r>
       <w:r>
         <w:rPr>
@@ -11644,7 +15951,19 @@
         <w:rPr>
           <w:rFonts w:ascii="Arial" w:eastAsiaTheme="minorEastAsia" w:hAnsi="Arial" w:cs="Arial"/>
         </w:rPr>
-        <w:t xml:space="preserve">The time score function returns </w:t>
+        <w:t xml:space="preserve">The time score </w:t>
+      </w:r>
+      <w:r>
+        <w:rPr>
+          <w:rFonts w:ascii="Arial" w:eastAsiaTheme="minorEastAsia" w:hAnsi="Arial" w:cs="Arial"/>
+        </w:rPr>
+        <w:t>method</w:t>
+      </w:r>
+      <w:r>
+        <w:rPr>
+          <w:rFonts w:ascii="Arial" w:eastAsiaTheme="minorEastAsia" w:hAnsi="Arial" w:cs="Arial"/>
+        </w:rPr>
+        <w:t xml:space="preserve"> returns </w:t>
       </w:r>
       <w:r>
         <w:rPr>
@@ -11770,7 +16089,19 @@
         <w:rPr>
           <w:rFonts w:ascii="Arial" w:eastAsiaTheme="minorEastAsia" w:hAnsi="Arial" w:cs="Arial"/>
         </w:rPr>
-        <w:t xml:space="preserve"> The function takes the average script order</w:t>
+        <w:t xml:space="preserve"> The </w:t>
+      </w:r>
+      <w:r>
+        <w:rPr>
+          <w:rFonts w:ascii="Arial" w:eastAsiaTheme="minorEastAsia" w:hAnsi="Arial" w:cs="Arial"/>
+        </w:rPr>
+        <w:t>method</w:t>
+      </w:r>
+      <w:r>
+        <w:rPr>
+          <w:rFonts w:ascii="Arial" w:eastAsiaTheme="minorEastAsia" w:hAnsi="Arial" w:cs="Arial"/>
+        </w:rPr>
+        <w:t xml:space="preserve"> takes the average script order</w:t>
       </w:r>
       <w:r>
         <w:rPr>
@@ -11899,7 +16230,19 @@
         <w:rPr>
           <w:rFonts w:ascii="Arial" w:eastAsiaTheme="minorEastAsia" w:hAnsi="Arial" w:cs="Arial"/>
         </w:rPr>
-        <w:t>In the second case, the scene fulfills the feasibility requirements of at least one day. It computes the scores of the priority constraint functions and chooses the best one for scheduling the current scene. It chec</w:t>
+        <w:t xml:space="preserve">In the second case, the scene fulfills the feasibility requirements of at least one day. It computes the scores of the priority constraint </w:t>
+      </w:r>
+      <w:r>
+        <w:rPr>
+          <w:rFonts w:ascii="Arial" w:eastAsiaTheme="minorEastAsia" w:hAnsi="Arial" w:cs="Arial"/>
+        </w:rPr>
+        <w:t>method</w:t>
+      </w:r>
+      <w:r>
+        <w:rPr>
+          <w:rFonts w:ascii="Arial" w:eastAsiaTheme="minorEastAsia" w:hAnsi="Arial" w:cs="Arial"/>
+        </w:rPr>
+        <w:t>s and chooses the best one for scheduling the current scene. It chec</w:t>
       </w:r>
       <w:r>
         <w:rPr>
@@ -12001,642 +16344,6 @@
           <w:bCs/>
           <w:color w:val="auto"/>
         </w:rPr>
-        <w:t>Trie (Prefix Tree)</w:t>
-      </w:r>
-    </w:p>
-    <w:p>
-      <w:pPr>
-        <w:ind w:left="720"/>
-        <w:jc w:val="both"/>
-        <w:rPr>
-          <w:rFonts w:ascii="Arial" w:hAnsi="Arial" w:cs="Arial"/>
-          <w:b/>
-          <w:bCs/>
-        </w:rPr>
-      </w:pPr>
-    </w:p>
-    <w:p>
-      <w:pPr>
-        <w:spacing w:line="360" w:lineRule="auto"/>
-        <w:jc w:val="both"/>
-        <w:rPr>
-          <w:rFonts w:ascii="Arial" w:hAnsi="Arial" w:cs="Arial"/>
-        </w:rPr>
-      </w:pPr>
-      <w:r>
-        <w:rPr>
-          <w:rFonts w:ascii="Arial" w:hAnsi="Arial" w:cs="Arial"/>
-        </w:rPr>
-        <w:t xml:space="preserve">In </w:t>
-      </w:r>
-      <w:r>
-        <w:rPr>
-          <w:rFonts w:ascii="Arial" w:hAnsi="Arial" w:cs="Arial"/>
-          <w:i/>
-          <w:iCs/>
-        </w:rPr>
-        <w:t>Big Break!</w:t>
-      </w:r>
-      <w:r>
-        <w:rPr>
-          <w:rFonts w:ascii="Arial" w:hAnsi="Arial" w:cs="Arial"/>
-        </w:rPr>
-        <w:t>, the Trie (Prefix Tree) data structure is used to compare extracted names to common first and last names. It avoids repeated linear searches over large name lists and supports fast prefix-based lookup.</w:t>
-      </w:r>
-    </w:p>
-    <w:p>
-      <w:pPr>
-        <w:spacing w:line="360" w:lineRule="auto"/>
-        <w:jc w:val="both"/>
-        <w:rPr>
-          <w:rFonts w:ascii="Arial" w:hAnsi="Arial" w:cs="Arial"/>
-        </w:rPr>
-      </w:pPr>
-    </w:p>
-    <w:p>
-      <w:pPr>
-        <w:spacing w:line="360" w:lineRule="auto"/>
-        <w:jc w:val="both"/>
-        <w:rPr>
-          <w:rFonts w:ascii="Arial" w:hAnsi="Arial" w:cs="Arial"/>
-        </w:rPr>
-      </w:pPr>
-      <w:r>
-        <w:rPr>
-          <w:rFonts w:ascii="Arial" w:hAnsi="Arial" w:cs="Arial"/>
-        </w:rPr>
-        <w:lastRenderedPageBreak/>
-        <w:t>The root node acts as a starting point and does not store any character (as in a letter).</w:t>
-      </w:r>
-      <w:r>
-        <w:rPr>
-          <w:rFonts w:ascii="Arial" w:hAnsi="Arial" w:cs="Arial"/>
-        </w:rPr>
-        <w:t xml:space="preserve"> A map is created to connect a character to its next node in the tree.</w:t>
-      </w:r>
-      <w:r>
-        <w:rPr>
-          <w:rFonts w:ascii="Arial" w:hAnsi="Arial" w:cs="Arial"/>
-        </w:rPr>
-        <w:t xml:space="preserve"> A Boolean </w:t>
-      </w:r>
-      <w:r>
-        <w:rPr>
-          <w:rFonts w:ascii="Arial" w:hAnsi="Arial" w:cs="Arial"/>
-          <w:i/>
-          <w:iCs/>
-        </w:rPr>
-        <w:t xml:space="preserve">isWord </w:t>
-      </w:r>
-      <w:r>
-        <w:rPr>
-          <w:rFonts w:ascii="Arial" w:hAnsi="Arial" w:cs="Arial"/>
-        </w:rPr>
-        <w:t>variable is introduced to track whether the path from the root to the current node forms a complete, valid word.</w:t>
-      </w:r>
-      <w:r>
-        <w:rPr>
-          <w:rFonts w:ascii="Arial" w:hAnsi="Arial" w:cs="Arial"/>
-        </w:rPr>
-        <w:t xml:space="preserve"> The operations executed are insert and contain.</w:t>
-      </w:r>
-    </w:p>
-    <w:p>
-      <w:pPr>
-        <w:spacing w:line="360" w:lineRule="auto"/>
-        <w:jc w:val="both"/>
-        <w:rPr>
-          <w:rFonts w:ascii="Arial" w:hAnsi="Arial" w:cs="Arial"/>
-        </w:rPr>
-      </w:pPr>
-    </w:p>
-    <w:p>
-      <w:pPr>
-        <w:spacing w:line="360" w:lineRule="auto"/>
-        <w:jc w:val="both"/>
-        <w:rPr>
-          <w:rFonts w:ascii="Arial" w:hAnsi="Arial" w:cs="Arial"/>
-          <w:i/>
-          <w:iCs/>
-        </w:rPr>
-      </w:pPr>
-      <w:r>
-        <w:rPr>
-          <w:rFonts w:ascii="Arial" w:hAnsi="Arial" w:cs="Arial"/>
-        </w:rPr>
-        <w:t xml:space="preserve">In the </w:t>
-      </w:r>
-      <w:r>
-        <w:rPr>
-          <w:rFonts w:ascii="Arial" w:hAnsi="Arial" w:cs="Arial"/>
-          <w:i/>
-          <w:iCs/>
-        </w:rPr>
-        <w:t>insert</w:t>
-      </w:r>
-      <w:r>
-        <w:rPr>
-          <w:rFonts w:ascii="Arial" w:hAnsi="Arial" w:cs="Arial"/>
-        </w:rPr>
-        <w:t xml:space="preserve"> function, the system loops through each letter of the inserted word.</w:t>
-      </w:r>
-      <w:r>
-        <w:rPr>
-          <w:rFonts w:ascii="Arial" w:hAnsi="Arial" w:cs="Arial"/>
-        </w:rPr>
-        <w:t xml:space="preserve"> First, the root node has no characters associated with it</w:t>
-      </w:r>
-      <w:r>
-        <w:rPr>
-          <w:rFonts w:ascii="Arial" w:hAnsi="Arial" w:cs="Arial"/>
-        </w:rPr>
-        <w:t>,</w:t>
-      </w:r>
-      <w:r>
-        <w:rPr>
-          <w:rFonts w:ascii="Arial" w:hAnsi="Arial" w:cs="Arial"/>
-        </w:rPr>
-        <w:t xml:space="preserve"> and its </w:t>
-      </w:r>
-      <w:r>
-        <w:rPr>
-          <w:rFonts w:ascii="Arial" w:hAnsi="Arial" w:cs="Arial"/>
-          <w:i/>
-          <w:iCs/>
-        </w:rPr>
-        <w:t>isWord</w:t>
-      </w:r>
-      <w:r>
-        <w:rPr>
-          <w:rFonts w:ascii="Arial" w:hAnsi="Arial" w:cs="Arial"/>
-        </w:rPr>
-        <w:t xml:space="preserve"> is </w:t>
-      </w:r>
-      <w:r>
-        <w:rPr>
-          <w:rFonts w:ascii="Arial" w:hAnsi="Arial" w:cs="Arial"/>
-          <w:i/>
-          <w:iCs/>
-        </w:rPr>
-        <w:t>false</w:t>
-      </w:r>
-      <w:r>
-        <w:rPr>
-          <w:rFonts w:ascii="Arial" w:hAnsi="Arial" w:cs="Arial"/>
-        </w:rPr>
-        <w:t>.</w:t>
-      </w:r>
-      <w:r>
-        <w:rPr>
-          <w:rFonts w:ascii="Arial" w:hAnsi="Arial" w:cs="Arial"/>
-        </w:rPr>
-        <w:t xml:space="preserve"> Then, each character is sequentially processed.</w:t>
-      </w:r>
-      <w:r>
-        <w:rPr>
-          <w:rFonts w:ascii="Arial" w:hAnsi="Arial" w:cs="Arial"/>
-        </w:rPr>
-        <w:t xml:space="preserve"> If the character has not already occurred in the Trie, a new node is attached to and returned.</w:t>
-      </w:r>
-      <w:r>
-        <w:rPr>
-          <w:rFonts w:ascii="Arial" w:hAnsi="Arial" w:cs="Arial"/>
-        </w:rPr>
-        <w:t xml:space="preserve"> If the character already exists, the system</w:t>
-      </w:r>
-      <w:r>
-        <w:rPr>
-          <w:rFonts w:ascii="Arial" w:hAnsi="Arial" w:cs="Arial"/>
-        </w:rPr>
-        <w:t xml:space="preserve"> </w:t>
-      </w:r>
-      <w:r>
-        <w:rPr>
-          <w:rFonts w:ascii="Arial" w:hAnsi="Arial" w:cs="Arial"/>
-        </w:rPr>
-        <w:t>returns it.</w:t>
-      </w:r>
-      <w:r>
-        <w:rPr>
-          <w:rFonts w:ascii="Arial" w:hAnsi="Arial" w:cs="Arial"/>
-        </w:rPr>
-        <w:t xml:space="preserve"> The Trie structure uses common prefixes and stores fewer characters.</w:t>
-      </w:r>
-      <w:r>
-        <w:rPr>
-          <w:rFonts w:ascii="Arial" w:hAnsi="Arial" w:cs="Arial"/>
-        </w:rPr>
-        <w:t xml:space="preserve"> After the last character, the node is marked with </w:t>
-      </w:r>
-      <w:r>
-        <w:rPr>
-          <w:rFonts w:ascii="Arial" w:hAnsi="Arial" w:cs="Arial"/>
-          <w:i/>
-          <w:iCs/>
-        </w:rPr>
-        <w:t xml:space="preserve">isWord </w:t>
-      </w:r>
-      <w:r>
-        <w:rPr>
-          <w:rFonts w:ascii="Arial" w:hAnsi="Arial" w:cs="Arial"/>
-        </w:rPr>
-        <w:t xml:space="preserve">being </w:t>
-      </w:r>
-      <w:r>
-        <w:rPr>
-          <w:rFonts w:ascii="Arial" w:hAnsi="Arial" w:cs="Arial"/>
-          <w:i/>
-          <w:iCs/>
-        </w:rPr>
-        <w:t>true</w:t>
-      </w:r>
-      <w:r>
-        <w:rPr>
-          <w:rFonts w:ascii="Arial" w:hAnsi="Arial" w:cs="Arial"/>
-        </w:rPr>
-        <w:t>.</w:t>
-      </w:r>
-      <w:r>
-        <w:rPr>
-          <w:rFonts w:ascii="Arial" w:hAnsi="Arial" w:cs="Arial"/>
-        </w:rPr>
-        <w:t xml:space="preserve"> The time complexity of this operation is O(n), where n is the length of the word to insert, and the auxiliary space it takes is O(n) as well.</w:t>
-      </w:r>
-      <w:r>
-        <w:rPr>
-          <w:rFonts w:ascii="Arial" w:hAnsi="Arial" w:cs="Arial"/>
-        </w:rPr>
-        <w:t xml:space="preserve"> Here is an example of inserting </w:t>
-      </w:r>
-      <w:r>
-        <w:rPr>
-          <w:rFonts w:ascii="Arial" w:hAnsi="Arial" w:cs="Arial"/>
-          <w:i/>
-          <w:iCs/>
-        </w:rPr>
-        <w:t xml:space="preserve">Mary </w:t>
-      </w:r>
-      <w:r>
-        <w:rPr>
-          <w:rFonts w:ascii="Arial" w:hAnsi="Arial" w:cs="Arial"/>
-        </w:rPr>
-        <w:t xml:space="preserve">and </w:t>
-      </w:r>
-      <w:r>
-        <w:rPr>
-          <w:rFonts w:ascii="Arial" w:hAnsi="Arial" w:cs="Arial"/>
-          <w:i/>
-          <w:iCs/>
-        </w:rPr>
-        <w:t>Mari:</w:t>
-      </w:r>
-    </w:p>
-    <w:p>
-      <w:pPr>
-        <w:spacing w:line="360" w:lineRule="auto"/>
-        <w:ind w:left="720"/>
-        <w:jc w:val="both"/>
-        <w:rPr>
-          <w:rFonts w:ascii="Arial" w:hAnsi="Arial" w:cs="Arial"/>
-          <w:noProof/>
-        </w:rPr>
-      </w:pPr>
-      <w:r>
-        <w:rPr>
-          <w:rFonts w:ascii="Arial" w:hAnsi="Arial" w:cs="Arial"/>
-          <w:noProof/>
-        </w:rPr>
-        <w:drawing>
-          <wp:anchor distT="0" distB="0" distL="114300" distR="114300" simplePos="0" relativeHeight="251726848" behindDoc="0" locked="0" layoutInCell="1" allowOverlap="1" wp14:anchorId="6A036678" wp14:editId="0EB3C8E1">
-            <wp:simplePos x="0" y="0"/>
-            <wp:positionH relativeFrom="margin">
-              <wp:posOffset>481330</wp:posOffset>
-            </wp:positionH>
-            <wp:positionV relativeFrom="paragraph">
-              <wp:posOffset>173355</wp:posOffset>
-            </wp:positionV>
-            <wp:extent cx="5349240" cy="3124200"/>
-            <wp:effectExtent l="0" t="0" r="0" b="57150"/>
-            <wp:wrapTopAndBottom/>
-            <wp:docPr id="1556839222" name="Diagram 13"/>
-            <wp:cNvGraphicFramePr/>
-            <a:graphic xmlns:a="http://schemas.openxmlformats.org/drawingml/2006/main">
-              <a:graphicData uri="http://schemas.openxmlformats.org/drawingml/2006/diagram">
-                <dgm:relIds xmlns:dgm="http://schemas.openxmlformats.org/drawingml/2006/diagram" xmlns:r="http://schemas.openxmlformats.org/officeDocument/2006/relationships" r:dm="rId14" r:lo="rId15" r:qs="rId16" r:cs="rId17"/>
-              </a:graphicData>
-            </a:graphic>
-            <wp14:sizeRelH relativeFrom="margin">
-              <wp14:pctWidth>0</wp14:pctWidth>
-            </wp14:sizeRelH>
-            <wp14:sizeRelV relativeFrom="margin">
-              <wp14:pctHeight>0</wp14:pctHeight>
-            </wp14:sizeRelV>
-          </wp:anchor>
-        </w:drawing>
-      </w:r>
-      <w:r>
-        <w:rPr>
-          <w:noProof/>
-        </w:rPr>
-        <mc:AlternateContent>
-          <mc:Choice Requires="wps">
-            <w:drawing>
-              <wp:anchor distT="0" distB="0" distL="114300" distR="114300" simplePos="0" relativeHeight="251728896" behindDoc="0" locked="0" layoutInCell="1" allowOverlap="1" wp14:anchorId="282931CA" wp14:editId="42C16B09">
-                <wp:simplePos x="0" y="0"/>
-                <wp:positionH relativeFrom="margin">
-                  <wp:posOffset>342900</wp:posOffset>
-                </wp:positionH>
-                <wp:positionV relativeFrom="paragraph">
-                  <wp:posOffset>3552825</wp:posOffset>
-                </wp:positionV>
-                <wp:extent cx="5494020" cy="635"/>
-                <wp:effectExtent l="0" t="0" r="0" b="0"/>
-                <wp:wrapTopAndBottom/>
-                <wp:docPr id="1956737745" name="Text Box 1"/>
-                <wp:cNvGraphicFramePr/>
-                <a:graphic xmlns:a="http://schemas.openxmlformats.org/drawingml/2006/main">
-                  <a:graphicData uri="http://schemas.microsoft.com/office/word/2010/wordprocessingShape">
-                    <wps:wsp>
-                      <wps:cNvSpPr txBox="1"/>
-                      <wps:spPr>
-                        <a:xfrm>
-                          <a:off x="0" y="0"/>
-                          <a:ext cx="5494020" cy="635"/>
-                        </a:xfrm>
-                        <a:prstGeom prst="rect">
-                          <a:avLst/>
-                        </a:prstGeom>
-                        <a:solidFill>
-                          <a:prstClr val="white"/>
-                        </a:solidFill>
-                        <a:ln>
-                          <a:noFill/>
-                        </a:ln>
-                      </wps:spPr>
-                      <wps:txbx>
-                        <w:txbxContent>
-                          <w:p>
-                            <w:pPr>
-                              <w:pStyle w:val="Caption"/>
-                              <w:jc w:val="center"/>
-                              <w:rPr>
-                                <w:rFonts w:ascii="Arial" w:hAnsi="Arial" w:cs="Arial"/>
-                                <w:noProof/>
-                              </w:rPr>
-                            </w:pPr>
-                            <w:r>
-                              <w:t>Figure 6: Prefix tree Insertion</w:t>
-                            </w:r>
-                          </w:p>
-                        </w:txbxContent>
-                      </wps:txbx>
-                      <wps:bodyPr rot="0" spcFirstLastPara="0" vertOverflow="overflow" horzOverflow="overflow" vert="horz" wrap="square" lIns="0" tIns="0" rIns="0" bIns="0" numCol="1" spcCol="0" rtlCol="0" fromWordArt="0" anchor="t" anchorCtr="0" forceAA="0" compatLnSpc="1">
-                        <a:prstTxWarp prst="textNoShape">
-                          <a:avLst/>
-                        </a:prstTxWarp>
-                        <a:spAutoFit/>
-                      </wps:bodyPr>
-                    </wps:wsp>
-                  </a:graphicData>
-                </a:graphic>
-              </wp:anchor>
-            </w:drawing>
-          </mc:Choice>
-          <mc:Fallback>
-            <w:pict>
-              <v:shape w14:anchorId="282931CA" id="_x0000_s1033" type="#_x0000_t202" style="position:absolute;left:0;text-align:left;margin-left:27pt;margin-top:279.75pt;width:432.6pt;height:.05pt;z-index:251728896;visibility:visible;mso-wrap-style:square;mso-wrap-distance-left:9pt;mso-wrap-distance-top:0;mso-wrap-distance-right:9pt;mso-wrap-distance-bottom:0;mso-position-horizontal:absolute;mso-position-horizontal-relative:margin;mso-position-vertical:absolute;mso-position-vertical-relative:text;v-text-anchor:top" o:gfxdata="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" stroked="f">
-                <v:textbox style="mso-fit-shape-to-text:t" inset="0,0,0,0">
-                  <w:txbxContent>
-                    <w:p>
-                      <w:pPr>
-                        <w:pStyle w:val="Caption"/>
-                        <w:jc w:val="center"/>
-                        <w:rPr>
-                          <w:rFonts w:ascii="Arial" w:hAnsi="Arial" w:cs="Arial"/>
-                          <w:noProof/>
-                        </w:rPr>
-                      </w:pPr>
-                      <w:r>
-                        <w:t>Figure 6: Prefix tree Insertion</w:t>
-                      </w:r>
-                    </w:p>
-                  </w:txbxContent>
-                </v:textbox>
-                <w10:wrap type="topAndBottom" anchorx="margin"/>
-              </v:shape>
-            </w:pict>
-          </mc:Fallback>
-        </mc:AlternateContent>
-      </w:r>
-    </w:p>
-    <w:p>
-      <w:pPr>
-        <w:spacing w:line="360" w:lineRule="auto"/>
-        <w:ind w:left="720"/>
-        <w:jc w:val="both"/>
-        <w:rPr>
-          <w:rFonts w:ascii="Arial" w:hAnsi="Arial" w:cs="Arial"/>
-        </w:rPr>
-      </w:pPr>
-    </w:p>
-    <w:p>
-      <w:pPr>
-        <w:spacing w:line="360" w:lineRule="auto"/>
-        <w:jc w:val="both"/>
-        <w:rPr>
-          <w:rFonts w:ascii="Arial" w:hAnsi="Arial" w:cs="Arial"/>
-        </w:rPr>
-      </w:pPr>
-      <w:r>
-        <w:rPr>
-          <w:rFonts w:ascii="Arial" w:hAnsi="Arial" w:cs="Arial"/>
-        </w:rPr>
-        <w:t xml:space="preserve">In the </w:t>
-      </w:r>
-      <w:r>
-        <w:rPr>
-          <w:rFonts w:ascii="Arial" w:hAnsi="Arial" w:cs="Arial"/>
-          <w:i/>
-          <w:iCs/>
-        </w:rPr>
-        <w:t>contain</w:t>
-      </w:r>
-      <w:r>
-        <w:rPr>
-          <w:rFonts w:ascii="Arial" w:hAnsi="Arial" w:cs="Arial"/>
-        </w:rPr>
-        <w:t xml:space="preserve"> function, we check whether the character name is in the Trie structure. The software starts at the root of the prefix tree. It checks if any of its child nodes will match the first character of the name. If true, it moves to the next node and iterates </w:t>
-      </w:r>
-      <w:r>
-        <w:rPr>
-          <w:rFonts w:ascii="Arial" w:hAnsi="Arial" w:cs="Arial"/>
-        </w:rPr>
-        <w:lastRenderedPageBreak/>
-        <w:t xml:space="preserve">through the following name characters. In case there is no child match for a character, it returns </w:t>
-      </w:r>
-      <w:r>
-        <w:rPr>
-          <w:rFonts w:ascii="Arial" w:hAnsi="Arial" w:cs="Arial"/>
-          <w:i/>
-          <w:iCs/>
-        </w:rPr>
-        <w:t>false</w:t>
-      </w:r>
-      <w:r>
-        <w:rPr>
-          <w:rFonts w:ascii="Arial" w:hAnsi="Arial" w:cs="Arial"/>
-        </w:rPr>
-        <w:t xml:space="preserve"> and stops the search. After there are no characters left in the name and all characters have been matched, </w:t>
-      </w:r>
-      <w:r>
-        <w:rPr>
-          <w:rFonts w:ascii="Arial" w:hAnsi="Arial" w:cs="Arial"/>
-          <w:i/>
-          <w:iCs/>
-        </w:rPr>
-        <w:t>Big Break!</w:t>
-      </w:r>
-      <w:r>
-        <w:rPr>
-          <w:rFonts w:ascii="Arial" w:hAnsi="Arial" w:cs="Arial"/>
-        </w:rPr>
-        <w:t xml:space="preserve"> checks if the last node reached in the Trie is </w:t>
-      </w:r>
-      <w:r>
-        <w:rPr>
-          <w:rFonts w:ascii="Arial" w:hAnsi="Arial" w:cs="Arial"/>
-        </w:rPr>
-        <w:t xml:space="preserve">marked by </w:t>
-      </w:r>
-      <w:r>
-        <w:rPr>
-          <w:rFonts w:ascii="Arial" w:hAnsi="Arial" w:cs="Arial"/>
-          <w:i/>
-          <w:iCs/>
-        </w:rPr>
-        <w:t>isWord = true</w:t>
-      </w:r>
-      <w:r>
-        <w:rPr>
-          <w:rFonts w:ascii="Arial" w:hAnsi="Arial" w:cs="Arial"/>
-        </w:rPr>
-        <w:t xml:space="preserve"> (the end of a word). Depending on that, it returns either </w:t>
-      </w:r>
-      <w:r>
-        <w:rPr>
-          <w:rFonts w:ascii="Arial" w:hAnsi="Arial" w:cs="Arial"/>
-          <w:i/>
-          <w:iCs/>
-        </w:rPr>
-        <w:t>true</w:t>
-      </w:r>
-      <w:r>
-        <w:rPr>
-          <w:rFonts w:ascii="Arial" w:hAnsi="Arial" w:cs="Arial"/>
-        </w:rPr>
-        <w:t xml:space="preserve"> or </w:t>
-      </w:r>
-      <w:r>
-        <w:rPr>
-          <w:rFonts w:ascii="Arial" w:hAnsi="Arial" w:cs="Arial"/>
-          <w:i/>
-          <w:iCs/>
-        </w:rPr>
-        <w:t>false</w:t>
-      </w:r>
-      <w:r>
-        <w:rPr>
-          <w:rFonts w:ascii="Arial" w:hAnsi="Arial" w:cs="Arial"/>
-        </w:rPr>
-        <w:t>.</w:t>
-      </w:r>
-      <w:r>
-        <w:rPr>
-          <w:rFonts w:ascii="Arial" w:hAnsi="Arial" w:cs="Arial"/>
-        </w:rPr>
-        <w:t xml:space="preserve"> The </w:t>
-      </w:r>
-      <w:r>
-        <w:rPr>
-          <w:rFonts w:ascii="Arial" w:hAnsi="Arial" w:cs="Arial"/>
-          <w:i/>
-          <w:iCs/>
-        </w:rPr>
-        <w:t xml:space="preserve">contain </w:t>
-      </w:r>
-      <w:r>
-        <w:rPr>
-          <w:rFonts w:ascii="Arial" w:hAnsi="Arial" w:cs="Arial"/>
-        </w:rPr>
-        <w:t>operation has O(n) time complexity, where n is the length of the word to search, and it takes O(1) auxiliary space.</w:t>
-      </w:r>
-    </w:p>
-    <w:p>
-      <w:pPr>
-        <w:spacing w:line="360" w:lineRule="auto"/>
-        <w:jc w:val="both"/>
-        <w:rPr>
-          <w:rFonts w:ascii="Arial" w:hAnsi="Arial" w:cs="Arial"/>
-        </w:rPr>
-      </w:pPr>
-    </w:p>
-    <w:p>
-      <w:pPr>
-        <w:spacing w:line="360" w:lineRule="auto"/>
-        <w:jc w:val="both"/>
-        <w:rPr>
-          <w:rFonts w:ascii="Arial" w:hAnsi="Arial" w:cs="Arial"/>
-        </w:rPr>
-      </w:pPr>
-      <w:r>
-        <w:rPr>
-          <w:rFonts w:ascii="Arial" w:hAnsi="Arial" w:cs="Arial"/>
-        </w:rPr>
-        <w:t xml:space="preserve">In </w:t>
-      </w:r>
-      <w:r>
-        <w:rPr>
-          <w:rFonts w:ascii="Arial" w:hAnsi="Arial" w:cs="Arial"/>
-          <w:i/>
-          <w:iCs/>
-        </w:rPr>
-        <w:t xml:space="preserve">Big Break!, </w:t>
-      </w:r>
-      <w:r>
-        <w:rPr>
-          <w:rFonts w:ascii="Arial" w:hAnsi="Arial" w:cs="Arial"/>
-        </w:rPr>
-        <w:t>the Trie structure is used to validate names based on common first and last names. If it matches, it boosts the confidence of the match. However,  the first name’s match boosts more than the last name’s as it is more common, and the database contains more variety.</w:t>
-      </w:r>
-    </w:p>
-    <w:p>
-      <w:pPr>
-        <w:ind w:left="720"/>
-        <w:jc w:val="both"/>
-        <w:rPr>
-          <w:rFonts w:ascii="Arial" w:hAnsi="Arial" w:cs="Arial"/>
-          <w:b/>
-          <w:bCs/>
-        </w:rPr>
-      </w:pPr>
-    </w:p>
-    <w:p>
-      <w:pPr>
-        <w:pStyle w:val="Heading4"/>
-        <w:rPr>
-          <w:rFonts w:ascii="Arial" w:hAnsi="Arial" w:cs="Arial"/>
-          <w:b/>
-          <w:bCs/>
-          <w:color w:val="auto"/>
-        </w:rPr>
-      </w:pPr>
-      <w:r>
-        <w:rPr>
-          <w:rFonts w:ascii="Arial" w:hAnsi="Arial" w:cs="Arial"/>
-          <w:b/>
-          <w:bCs/>
-          <w:color w:val="auto"/>
-        </w:rPr>
         <w:t>Union-Find (Disjoint Set Union)</w:t>
       </w:r>
     </w:p>
@@ -12742,6 +16449,7 @@
           <w:rFonts w:ascii="Arial" w:hAnsi="Arial" w:cs="Arial"/>
           <w:noProof/>
         </w:rPr>
+        <w:lastRenderedPageBreak/>
         <w:drawing>
           <wp:anchor distT="0" distB="0" distL="114300" distR="114300" simplePos="0" relativeHeight="251716608" behindDoc="0" locked="0" layoutInCell="1" allowOverlap="1" wp14:anchorId="174C7C5C" wp14:editId="3B2AEE1F">
             <wp:simplePos x="0" y="0"/>
@@ -12768,7 +16476,7 @@
                     </pic:cNvPicPr>
                   </pic:nvPicPr>
                   <pic:blipFill>
-                    <a:blip r:embed="rId19">
+                    <a:blip r:embed="rId20">
                       <a:extLst>
                         <a:ext uri="{28A0092B-C50C-407E-A947-70E740481C1C}">
                           <a14:useLocalDpi xmlns:a14="http://schemas.microsoft.com/office/drawing/2010/main" val="0"/>
@@ -12881,7 +16589,7 @@
           </mc:Choice>
           <mc:Fallback>
             <w:pict>
-              <v:shape w14:anchorId="45A4FB7E" id="_x0000_s1034" type="#_x0000_t202" style="position:absolute;left:0;text-align:left;margin-left:50.4pt;margin-top:214.65pt;width:380.3pt;height:.05pt;z-index:251718656;visibility:visible;mso-wrap-style:square;mso-wrap-distance-left:9pt;mso-wrap-distance-top:0;mso-wrap-distance-right:9pt;mso-wrap-distance-bottom:0;mso-position-horizontal:absolute;mso-position-horizontal-relative:text;mso-position-vertical:absolute;mso-position-vertical-relative:text;v-text-anchor:top" o:gfxdata="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" stroked="f">
+              <v:shape w14:anchorId="45A4FB7E" id="_x0000_s1035" type="#_x0000_t202" style="position:absolute;left:0;text-align:left;margin-left:50.4pt;margin-top:214.65pt;width:380.3pt;height:.05pt;z-index:251718656;visibility:visible;mso-wrap-style:square;mso-wrap-distance-left:9pt;mso-wrap-distance-top:0;mso-wrap-distance-right:9pt;mso-wrap-distance-bottom:0;mso-position-horizontal:absolute;mso-position-horizontal-relative:text;mso-position-vertical:absolute;mso-position-vertical-relative:text;v-text-anchor:top" o:gfxdata="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" stroked="f">
                 <v:textbox style="mso-fit-shape-to-text:t" inset="0,0,0,0">
                   <w:txbxContent>
                     <w:p>
@@ -12928,7 +16636,13 @@
         <w:rPr>
           <w:rFonts w:ascii="Arial" w:hAnsi="Arial" w:cs="Arial"/>
         </w:rPr>
-        <w:t>function searches for the representative (parent) of the set of a given name. This is the root of the parent pointer tree. It is implemented by recursively traversing the parent array until we find the root node (parent of itself):</w:t>
+        <w:t>method</w:t>
+      </w:r>
+      <w:r>
+        <w:rPr>
+          <w:rFonts w:ascii="Arial" w:hAnsi="Arial" w:cs="Arial"/>
+        </w:rPr>
+        <w:t xml:space="preserve"> searches for the representative (parent) of the set of a given name. This is the root of the parent pointer tree. It is implemented by recursively traversing the parent array until we find the root node (parent of itself):</w:t>
       </w:r>
     </w:p>
     <w:p>
@@ -12943,7 +16657,6 @@
         <w:rPr>
           <w:noProof/>
         </w:rPr>
-        <w:lastRenderedPageBreak/>
         <mc:AlternateContent>
           <mc:Choice Requires="wps">
             <w:drawing>
@@ -13016,7 +16729,7 @@
           </mc:Choice>
           <mc:Fallback>
             <w:pict>
-              <v:shape w14:anchorId="12412458" id="_x0000_s1035" type="#_x0000_t202" style="position:absolute;left:0;text-align:left;margin-left:50.15pt;margin-top:402.7pt;width:368.3pt;height:.05pt;z-index:251725824;visibility:visible;mso-wrap-style:square;mso-wrap-distance-left:9pt;mso-wrap-distance-top:0;mso-wrap-distance-right:9pt;mso-wrap-distance-bottom:0;mso-position-horizontal:absolute;mso-position-horizontal-relative:margin;mso-position-vertical:absolute;mso-position-vertical-relative:text;v-text-anchor:top" o:gfxdata="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" stroked="f">
+              <v:shape w14:anchorId="12412458" id="_x0000_s1036" type="#_x0000_t202" style="position:absolute;left:0;text-align:left;margin-left:50.15pt;margin-top:402.7pt;width:368.3pt;height:.05pt;z-index:251725824;visibility:visible;mso-wrap-style:square;mso-wrap-distance-left:9pt;mso-wrap-distance-top:0;mso-wrap-distance-right:9pt;mso-wrap-distance-bottom:0;mso-position-horizontal:absolute;mso-position-horizontal-relative:margin;mso-position-vertical:absolute;mso-position-vertical-relative:text;v-text-anchor:top" o:gfxdata="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" stroked="f">
                 <v:textbox style="mso-fit-shape-to-text:t" inset="0,0,0,0">
                   <w:txbxContent>
                     <w:p>
@@ -13077,7 +16790,7 @@
                     </pic:cNvPicPr>
                   </pic:nvPicPr>
                   <pic:blipFill>
-                    <a:blip r:embed="rId20">
+                    <a:blip r:embed="rId21">
                       <a:extLst>
                         <a:ext uri="{28A0092B-C50C-407E-A947-70E740481C1C}">
                           <a14:useLocalDpi xmlns:a14="http://schemas.microsoft.com/office/drawing/2010/main" val="0"/>
@@ -13132,7 +16845,13 @@
         <w:rPr>
           <w:rFonts w:ascii="Arial" w:hAnsi="Arial" w:cs="Arial"/>
         </w:rPr>
-        <w:t xml:space="preserve">function combines two sets into one. It takes the indices of two names as input and finds their set representative using the </w:t>
+        <w:t>method</w:t>
+      </w:r>
+      <w:r>
+        <w:rPr>
+          <w:rFonts w:ascii="Arial" w:hAnsi="Arial" w:cs="Arial"/>
+        </w:rPr>
+        <w:t xml:space="preserve"> combines two sets into one. It takes the indices of two names as input and finds their set representative using the </w:t>
       </w:r>
       <w:r>
         <w:rPr>
@@ -13182,7 +16901,21 @@
         <w:rPr>
           <w:rFonts w:ascii="Arial" w:hAnsi="Arial" w:cs="Arial"/>
         </w:rPr>
-        <w:t xml:space="preserve"> If this is not the case, it checks for similarity and difference between the names using the Levenshtein distance and the Jaro-Winkler algorithm. A threshold value is created in order to catch small typos or name variations. This implementation of DSU makes the similarity transitive, meaning that if A is similar to B and B is similar to C, A and C will be part of the same cluster.</w:t>
+        <w:t xml:space="preserve"> If this is not the case, it checks for similarity and difference between the names using the </w:t>
+      </w:r>
+      <w:proofErr w:type="spellStart"/>
+      <w:r>
+        <w:rPr>
+          <w:rFonts w:ascii="Arial" w:hAnsi="Arial" w:cs="Arial"/>
+        </w:rPr>
+        <w:t>Levenshtein</w:t>
+      </w:r>
+      <w:proofErr w:type="spellEnd"/>
+      <w:r>
+        <w:rPr>
+          <w:rFonts w:ascii="Arial" w:hAnsi="Arial" w:cs="Arial"/>
+        </w:rPr>
+        <w:t xml:space="preserve"> distance and the Jaro-Winkler algorithm. A threshold value is created in order to catch small typos or name variations. This implementation of DSU makes the similarity transitive, meaning that if A is similar to B and B is similar to C, A and C will be part of the same cluster.</w:t>
       </w:r>
     </w:p>
     <w:p>
@@ -13287,7 +17020,35 @@
         <w:rPr>
           <w:rFonts w:ascii="Arial" w:hAnsi="Arial" w:cs="Arial"/>
         </w:rPr>
-        <w:t xml:space="preserve">I have planned to implement inheritance of an ExtractableItem parent class and Character, Prop, and SetDressing as </w:t>
+        <w:t xml:space="preserve">I have planned to implement inheritance of an </w:t>
+      </w:r>
+      <w:proofErr w:type="spellStart"/>
+      <w:r>
+        <w:rPr>
+          <w:rFonts w:ascii="Arial" w:hAnsi="Arial" w:cs="Arial"/>
+        </w:rPr>
+        <w:t>ExtractableItem</w:t>
+      </w:r>
+      <w:proofErr w:type="spellEnd"/>
+      <w:r>
+        <w:rPr>
+          <w:rFonts w:ascii="Arial" w:hAnsi="Arial" w:cs="Arial"/>
+        </w:rPr>
+        <w:t xml:space="preserve"> parent class and Character, Prop, and </w:t>
+      </w:r>
+      <w:proofErr w:type="spellStart"/>
+      <w:r>
+        <w:rPr>
+          <w:rFonts w:ascii="Arial" w:hAnsi="Arial" w:cs="Arial"/>
+        </w:rPr>
+        <w:t>SetDressing</w:t>
+      </w:r>
+      <w:proofErr w:type="spellEnd"/>
+      <w:r>
+        <w:rPr>
+          <w:rFonts w:ascii="Arial" w:hAnsi="Arial" w:cs="Arial"/>
+        </w:rPr>
+        <w:t xml:space="preserve"> as </w:t>
       </w:r>
       <w:r>
         <w:rPr>
@@ -14017,6 +17778,7 @@
               <w:rPr>
                 <w:rFonts w:ascii="Arial" w:hAnsi="Arial" w:cs="Arial"/>
               </w:rPr>
+              <w:lastRenderedPageBreak/>
               <w:t>6</w:t>
             </w:r>
           </w:p>
@@ -14326,7 +18088,21 @@
         <w:rPr>
           <w:rFonts w:ascii="Arial" w:hAnsi="Arial" w:cs="Arial"/>
         </w:rPr>
-        <w:t xml:space="preserve"> because it integrates Apache OpenNLP well</w:t>
+        <w:t xml:space="preserve"> because it integrates Apache </w:t>
+      </w:r>
+      <w:proofErr w:type="spellStart"/>
+      <w:r>
+        <w:rPr>
+          <w:rFonts w:ascii="Arial" w:hAnsi="Arial" w:cs="Arial"/>
+        </w:rPr>
+        <w:t>OpenNLP</w:t>
+      </w:r>
+      <w:proofErr w:type="spellEnd"/>
+      <w:r>
+        <w:rPr>
+          <w:rFonts w:ascii="Arial" w:hAnsi="Arial" w:cs="Arial"/>
+        </w:rPr>
+        <w:t xml:space="preserve"> well</w:t>
       </w:r>
       <w:r>
         <w:rPr>
@@ -14564,8 +18340,18 @@
           <w:b/>
           <w:bCs/>
         </w:rPr>
-        <w:t>Apache OpenNLP</w:t>
-      </w:r>
+        <w:t xml:space="preserve">Apache </w:t>
+      </w:r>
+      <w:proofErr w:type="spellStart"/>
+      <w:r>
+        <w:rPr>
+          <w:rFonts w:ascii="Arial" w:hAnsi="Arial" w:cs="Arial"/>
+          <w:b/>
+          <w:bCs/>
+        </w:rPr>
+        <w:t>OpenNLP</w:t>
+      </w:r>
+      <w:proofErr w:type="spellEnd"/>
     </w:p>
     <w:p>
       <w:pPr>
@@ -14582,13 +18368,28 @@
           <w:i/>
           <w:iCs/>
         </w:rPr>
+        <w:lastRenderedPageBreak/>
         <w:t>Big Break!</w:t>
       </w:r>
       <w:r>
         <w:rPr>
           <w:rFonts w:ascii="Arial" w:hAnsi="Arial" w:cs="Arial"/>
         </w:rPr>
-        <w:t xml:space="preserve"> uses Apache OpenNLP for tokenization, POS tagging, and </w:t>
+        <w:t xml:space="preserve"> uses Apache </w:t>
+      </w:r>
+      <w:proofErr w:type="spellStart"/>
+      <w:r>
+        <w:rPr>
+          <w:rFonts w:ascii="Arial" w:hAnsi="Arial" w:cs="Arial"/>
+        </w:rPr>
+        <w:t>OpenNLP</w:t>
+      </w:r>
+      <w:proofErr w:type="spellEnd"/>
+      <w:r>
+        <w:rPr>
+          <w:rFonts w:ascii="Arial" w:hAnsi="Arial" w:cs="Arial"/>
+        </w:rPr>
+        <w:t xml:space="preserve"> for tokenization, POS tagging, and </w:t>
       </w:r>
       <w:r>
         <w:rPr>
@@ -14660,7 +18461,21 @@
         <w:rPr>
           <w:rFonts w:ascii="Arial" w:hAnsi="Arial" w:cs="Arial"/>
         </w:rPr>
-        <w:t xml:space="preserve"> the Levenshtein distance algorithm</w:t>
+        <w:t xml:space="preserve"> the </w:t>
+      </w:r>
+      <w:proofErr w:type="spellStart"/>
+      <w:r>
+        <w:rPr>
+          <w:rFonts w:ascii="Arial" w:hAnsi="Arial" w:cs="Arial"/>
+        </w:rPr>
+        <w:t>Levenshtein</w:t>
+      </w:r>
+      <w:proofErr w:type="spellEnd"/>
+      <w:r>
+        <w:rPr>
+          <w:rFonts w:ascii="Arial" w:hAnsi="Arial" w:cs="Arial"/>
+        </w:rPr>
+        <w:t xml:space="preserve"> distance algorithm</w:t>
       </w:r>
       <w:r>
         <w:rPr>
@@ -14709,7 +18524,21 @@
         <w:rPr>
           <w:rFonts w:ascii="Arial" w:hAnsi="Arial" w:cs="Arial"/>
         </w:rPr>
-        <w:t>What is more, it integrates very well with a Java + Maven project. As previously discussed, OpenNLP is Java-native</w:t>
+        <w:t xml:space="preserve">What is more, it integrates very well with a Java + Maven project. As previously discussed, </w:t>
+      </w:r>
+      <w:proofErr w:type="spellStart"/>
+      <w:r>
+        <w:rPr>
+          <w:rFonts w:ascii="Arial" w:hAnsi="Arial" w:cs="Arial"/>
+        </w:rPr>
+        <w:t>OpenNLP</w:t>
+      </w:r>
+      <w:proofErr w:type="spellEnd"/>
+      <w:r>
+        <w:rPr>
+          <w:rFonts w:ascii="Arial" w:hAnsi="Arial" w:cs="Arial"/>
+        </w:rPr>
+        <w:t xml:space="preserve"> is Java-native</w:t>
       </w:r>
       <w:r>
         <w:rPr>
@@ -14733,14 +18562,7 @@
         <w:rPr>
           <w:rFonts w:ascii="Arial" w:hAnsi="Arial" w:cs="Arial"/>
         </w:rPr>
-        <w:t xml:space="preserve">, production-ready </w:t>
-      </w:r>
-      <w:r>
-        <w:rPr>
-          <w:rFonts w:ascii="Arial" w:hAnsi="Arial" w:cs="Arial"/>
-        </w:rPr>
-        <w:lastRenderedPageBreak/>
-        <w:t xml:space="preserve">implementations for </w:t>
+        <w:t xml:space="preserve">, production-ready implementations for </w:t>
       </w:r>
       <w:r>
         <w:rPr>
@@ -14839,7 +18661,21 @@
         <w:rPr>
           <w:rFonts w:ascii="Arial" w:hAnsi="Arial" w:cs="Arial"/>
         </w:rPr>
-        <w:t xml:space="preserve"> is that React’s component model (buttons, lists, token-highlighters) can map directly the needed UI pieces.</w:t>
+        <w:t xml:space="preserve"> is that </w:t>
+      </w:r>
+      <w:proofErr w:type="spellStart"/>
+      <w:r>
+        <w:rPr>
+          <w:rFonts w:ascii="Arial" w:hAnsi="Arial" w:cs="Arial"/>
+        </w:rPr>
+        <w:t>React’s</w:t>
+      </w:r>
+      <w:proofErr w:type="spellEnd"/>
+      <w:r>
+        <w:rPr>
+          <w:rFonts w:ascii="Arial" w:hAnsi="Arial" w:cs="Arial"/>
+        </w:rPr>
+        <w:t xml:space="preserve"> component model (buttons, lists, token-highlighters) can map directly the needed UI pieces.</w:t>
       </w:r>
     </w:p>
     <w:p>
@@ -14983,7 +18819,21 @@
         <w:rPr>
           <w:rFonts w:ascii="Arial" w:hAnsi="Arial" w:cs="Arial"/>
         </w:rPr>
-        <w:t xml:space="preserve">Carter. “Levenshtein Distance Explained.” </w:t>
+        <w:t>Carter. “</w:t>
+      </w:r>
+      <w:proofErr w:type="spellStart"/>
+      <w:r>
+        <w:rPr>
+          <w:rFonts w:ascii="Arial" w:hAnsi="Arial" w:cs="Arial"/>
+        </w:rPr>
+        <w:t>Levenshtein</w:t>
+      </w:r>
+      <w:proofErr w:type="spellEnd"/>
+      <w:r>
+        <w:rPr>
+          <w:rFonts w:ascii="Arial" w:hAnsi="Arial" w:cs="Arial"/>
+        </w:rPr>
+        <w:t xml:space="preserve"> Distance Explained.” </w:t>
       </w:r>
       <w:r>
         <w:rPr>
@@ -15013,57 +18863,52 @@
         <w:rPr>
           <w:rFonts w:ascii="Arial" w:hAnsi="Arial" w:cs="Arial"/>
         </w:rPr>
-        <w:t xml:space="preserve">“Class Levenshteindistance.” </w:t>
-      </w:r>
+        <w:lastRenderedPageBreak/>
+        <w:t xml:space="preserve">“Class </w:t>
+      </w:r>
+      <w:proofErr w:type="spellStart"/>
+      <w:r>
+        <w:rPr>
+          <w:rFonts w:ascii="Arial" w:hAnsi="Arial" w:cs="Arial"/>
+        </w:rPr>
+        <w:t>Levenshteindistance</w:t>
+      </w:r>
+      <w:proofErr w:type="spellEnd"/>
+      <w:r>
+        <w:rPr>
+          <w:rFonts w:ascii="Arial" w:hAnsi="Arial" w:cs="Arial"/>
+        </w:rPr>
+        <w:t xml:space="preserve">.” </w:t>
+      </w:r>
+      <w:proofErr w:type="spellStart"/>
       <w:r>
         <w:rPr>
           <w:rFonts w:ascii="Arial" w:hAnsi="Arial" w:cs="Arial"/>
           <w:i/>
           <w:iCs/>
         </w:rPr>
-        <w:t>LevenshteinDistance (Apache Commons Text 1.14.0 API)</w:t>
-      </w:r>
-      <w:r>
-        <w:rPr>
-          <w:rFonts w:ascii="Arial" w:hAnsi="Arial" w:cs="Arial"/>
-        </w:rPr>
-        <w:t>, commons.apache.org/proper/commons-text/apidocs/org/apache/commons/text/similarity/LevenshteinDistance.htm</w:t>
-      </w:r>
-      <w:r>
-        <w:rPr>
-          <w:rFonts w:ascii="Arial" w:hAnsi="Arial" w:cs="Arial"/>
-        </w:rPr>
-        <w:t>l</w:t>
-      </w:r>
-    </w:p>
-    <w:p>
-      <w:pPr>
-        <w:pStyle w:val="NormalWeb"/>
-        <w:spacing w:line="360" w:lineRule="auto"/>
-        <w:ind w:left="720" w:hanging="720"/>
-        <w:rPr>
-          <w:rFonts w:ascii="Arial" w:hAnsi="Arial" w:cs="Arial"/>
-        </w:rPr>
-      </w:pPr>
-      <w:r>
-        <w:rPr>
-          <w:rFonts w:ascii="Arial" w:hAnsi="Arial" w:cs="Arial"/>
-        </w:rPr>
-        <w:t xml:space="preserve">Gómez, Mario, and Enric Plaza. “Case-based Project Scheduling.” </w:t>
-      </w:r>
+        <w:t>LevenshteinDistance</w:t>
+      </w:r>
+      <w:proofErr w:type="spellEnd"/>
       <w:r>
         <w:rPr>
           <w:rFonts w:ascii="Arial" w:hAnsi="Arial" w:cs="Arial"/>
           <w:i/>
           <w:iCs/>
         </w:rPr>
-        <w:t>Lecture Notes in Computer Science</w:t>
-      </w:r>
-      <w:r>
-        <w:rPr>
-          <w:rFonts w:ascii="Arial" w:hAnsi="Arial" w:cs="Arial"/>
-        </w:rPr>
-        <w:t xml:space="preserve">, Sept. 2012, pp. 122–126, https://doi.org/10.1007/978-3-642-32986-9_11. </w:t>
+        <w:t xml:space="preserve"> (Apache Commons Text 1.14.0 API)</w:t>
+      </w:r>
+      <w:r>
+        <w:rPr>
+          <w:rFonts w:ascii="Arial" w:hAnsi="Arial" w:cs="Arial"/>
+        </w:rPr>
+        <w:t>, commons.apache.org/proper/commons-text/apidocs/org/apache/commons/text/similarity/LevenshteinDistance.htm</w:t>
+      </w:r>
+      <w:r>
+        <w:rPr>
+          <w:rFonts w:ascii="Arial" w:hAnsi="Arial" w:cs="Arial"/>
+        </w:rPr>
+        <w:t>l</w:t>
       </w:r>
     </w:p>
     <w:p>
@@ -15079,7 +18924,7 @@
         <w:rPr>
           <w:rFonts w:ascii="Arial" w:hAnsi="Arial" w:cs="Arial"/>
         </w:rPr>
-        <w:t xml:space="preserve">Jurafsky, Dan, and James H. Martin. </w:t>
+        <w:t xml:space="preserve">Gómez, Mario, and Enric Plaza. “Case-based Project Scheduling.” </w:t>
       </w:r>
       <w:r>
         <w:rPr>
@@ -15087,7 +18932,29 @@
           <w:i/>
           <w:iCs/>
         </w:rPr>
-        <w:t xml:space="preserve">Speech and Language Processing an Introduction to Natural Language Processing, Computational Linguistics, and </w:t>
+        <w:t>Lecture Notes in Computer Science</w:t>
+      </w:r>
+      <w:r>
+        <w:rPr>
+          <w:rFonts w:ascii="Arial" w:hAnsi="Arial" w:cs="Arial"/>
+        </w:rPr>
+        <w:t xml:space="preserve">, Sept. 2012, pp. 122–126, https://doi.org/10.1007/978-3-642-32986-9_11. </w:t>
+      </w:r>
+    </w:p>
+    <w:p>
+      <w:pPr>
+        <w:pStyle w:val="NormalWeb"/>
+        <w:spacing w:line="360" w:lineRule="auto"/>
+        <w:ind w:left="720" w:hanging="720"/>
+        <w:rPr>
+          <w:rFonts w:ascii="Arial" w:hAnsi="Arial" w:cs="Arial"/>
+        </w:rPr>
+      </w:pPr>
+      <w:r>
+        <w:rPr>
+          <w:rFonts w:ascii="Arial" w:hAnsi="Arial" w:cs="Arial"/>
+        </w:rPr>
+        <w:t xml:space="preserve">Jurafsky, Dan, and James H. Martin. </w:t>
       </w:r>
       <w:r>
         <w:rPr>
@@ -15095,8 +18962,7 @@
           <w:i/>
           <w:iCs/>
         </w:rPr>
-        <w:lastRenderedPageBreak/>
-        <w:t>Speech Recognition with Language Models Daniel Jurafsky, James H. Martin</w:t>
+        <w:t>Speech and Language Processing an Introduction to Natural Language Processing, Computational Linguistics, and Speech Recognition with Language Models Daniel Jurafsky, James H. Martin</w:t>
       </w:r>
       <w:r>
         <w:rPr>
@@ -15114,12 +18980,21 @@
           <w:rFonts w:ascii="Arial" w:hAnsi="Arial" w:cs="Arial"/>
         </w:rPr>
       </w:pPr>
-      <w:r>
-        <w:rPr>
-          <w:rFonts w:ascii="Arial" w:hAnsi="Arial" w:cs="Arial"/>
-        </w:rPr>
-        <w:t xml:space="preserve">kartik. “Introduction to Disjoint Set (Union-Find Data Structure).” </w:t>
-      </w:r>
+      <w:proofErr w:type="spellStart"/>
+      <w:r>
+        <w:rPr>
+          <w:rFonts w:ascii="Arial" w:hAnsi="Arial" w:cs="Arial"/>
+        </w:rPr>
+        <w:t>kartik</w:t>
+      </w:r>
+      <w:proofErr w:type="spellEnd"/>
+      <w:r>
+        <w:rPr>
+          <w:rFonts w:ascii="Arial" w:hAnsi="Arial" w:cs="Arial"/>
+        </w:rPr>
+        <w:t xml:space="preserve">. “Introduction to Disjoint Set (Union-Find Data Structure).” </w:t>
+      </w:r>
+      <w:proofErr w:type="spellStart"/>
       <w:r>
         <w:rPr>
           <w:rFonts w:ascii="Arial" w:hAnsi="Arial" w:cs="Arial"/>
@@ -15128,11 +19003,26 @@
         </w:rPr>
         <w:t>GeeksforGeeks</w:t>
       </w:r>
-      <w:r>
-        <w:rPr>
-          <w:rFonts w:ascii="Arial" w:hAnsi="Arial" w:cs="Arial"/>
-        </w:rPr>
-        <w:t>, GeeksforGeeks, 17 Jan. 2026, www.geeksforgeeks.org/dsa/introduction-to-disjoint-set-data-structure-or-union-find-algorithm/.</w:t>
+      <w:proofErr w:type="spellEnd"/>
+      <w:r>
+        <w:rPr>
+          <w:rFonts w:ascii="Arial" w:hAnsi="Arial" w:cs="Arial"/>
+        </w:rPr>
+        <w:t xml:space="preserve">, </w:t>
+      </w:r>
+      <w:proofErr w:type="spellStart"/>
+      <w:r>
+        <w:rPr>
+          <w:rFonts w:ascii="Arial" w:hAnsi="Arial" w:cs="Arial"/>
+        </w:rPr>
+        <w:t>GeeksforGeeks</w:t>
+      </w:r>
+      <w:proofErr w:type="spellEnd"/>
+      <w:r>
+        <w:rPr>
+          <w:rFonts w:ascii="Arial" w:hAnsi="Arial" w:cs="Arial"/>
+        </w:rPr>
+        <w:t>, 17 Jan. 2026, www.geeksforgeeks.org/dsa/introduction-to-disjoint-set-data-structure-or-union-find-algorithm/.</w:t>
       </w:r>
     </w:p>
     <w:p>
@@ -15150,6 +19040,7 @@
         </w:rPr>
         <w:t xml:space="preserve">Kundu, Arnab. “Jaro and Jaro-Winkler Similarity.” </w:t>
       </w:r>
+      <w:proofErr w:type="spellStart"/>
       <w:r>
         <w:rPr>
           <w:rFonts w:ascii="Arial" w:hAnsi="Arial" w:cs="Arial"/>
@@ -15158,13 +19049,28 @@
         </w:rPr>
         <w:t>GeeksforGeeks</w:t>
       </w:r>
-      <w:r>
-        <w:rPr>
-          <w:rFonts w:ascii="Arial" w:hAnsi="Arial" w:cs="Arial"/>
-        </w:rPr>
-        <w:t xml:space="preserve">, GeeksforGeeks, 16 May 2025, </w:t>
-      </w:r>
-      <w:hyperlink r:id="rId21" w:history="1">
+      <w:proofErr w:type="spellEnd"/>
+      <w:r>
+        <w:rPr>
+          <w:rFonts w:ascii="Arial" w:hAnsi="Arial" w:cs="Arial"/>
+        </w:rPr>
+        <w:t xml:space="preserve">, </w:t>
+      </w:r>
+      <w:proofErr w:type="spellStart"/>
+      <w:r>
+        <w:rPr>
+          <w:rFonts w:ascii="Arial" w:hAnsi="Arial" w:cs="Arial"/>
+        </w:rPr>
+        <w:t>GeeksforGeeks</w:t>
+      </w:r>
+      <w:proofErr w:type="spellEnd"/>
+      <w:r>
+        <w:rPr>
+          <w:rFonts w:ascii="Arial" w:hAnsi="Arial" w:cs="Arial"/>
+        </w:rPr>
+        <w:t xml:space="preserve">, 16 May 2025, </w:t>
+      </w:r>
+      <w:hyperlink r:id="rId22" w:history="1">
         <w:r>
           <w:rPr>
             <w:rStyle w:val="Hyperlink"/>
@@ -15195,6 +19101,7 @@
         </w:rPr>
         <w:t xml:space="preserve">VR. “Trie Data Structure.” </w:t>
       </w:r>
+      <w:proofErr w:type="spellStart"/>
       <w:r>
         <w:rPr>
           <w:rFonts w:ascii="Arial" w:hAnsi="Arial" w:cs="Arial"/>
@@ -15203,15 +19110,30 @@
         </w:rPr>
         <w:t>GeeksforGeeks</w:t>
       </w:r>
-      <w:r>
-        <w:rPr>
-          <w:rFonts w:ascii="Arial" w:hAnsi="Arial" w:cs="Arial"/>
-        </w:rPr>
-        <w:t>, GeeksforGeeks, 18 Jan. 2026, www.geeksforgeeks.org/dsa/trie-insert-and-search/.</w:t>
+      <w:proofErr w:type="spellEnd"/>
+      <w:r>
+        <w:rPr>
+          <w:rFonts w:ascii="Arial" w:hAnsi="Arial" w:cs="Arial"/>
+        </w:rPr>
+        <w:t xml:space="preserve">, </w:t>
+      </w:r>
+      <w:proofErr w:type="spellStart"/>
+      <w:r>
+        <w:rPr>
+          <w:rFonts w:ascii="Arial" w:hAnsi="Arial" w:cs="Arial"/>
+        </w:rPr>
+        <w:t>GeeksforGeeks</w:t>
+      </w:r>
+      <w:proofErr w:type="spellEnd"/>
+      <w:r>
+        <w:rPr>
+          <w:rFonts w:ascii="Arial" w:hAnsi="Arial" w:cs="Arial"/>
+        </w:rPr>
+        <w:t>, 18 Jan. 2026, www.geeksforgeeks.org/dsa/trie-insert-and-search/.</w:t>
       </w:r>
     </w:p>
     <w:sectPr>
-      <w:footerReference w:type="default" r:id="rId22"/>
+      <w:footerReference w:type="default" r:id="rId23"/>
       <w:pgSz w:w="11906" w:h="16838" w:code="9"/>
       <w:pgMar w:top="1440" w:right="1440" w:bottom="1440" w:left="1440" w:header="709" w:footer="709" w:gutter="0"/>
       <w:cols w:space="708"/>
@@ -17804,7 +21726,6 @@
     <w:next w:val="Normal"/>
     <w:link w:val="Heading6Char"/>
     <w:uiPriority w:val="9"/>
-    <w:semiHidden/>
     <w:unhideWhenUsed/>
     <w:qFormat/>
     <w:rsid w:val="00923A00"/>
@@ -17889,6 +21810,7 @@
   <w:style w:type="character" w:default="1" w:styleId="DefaultParagraphFont">
     <w:name w:val="Default Paragraph Font"/>
     <w:uiPriority w:val="1"/>
+    <w:semiHidden/>
     <w:unhideWhenUsed/>
   </w:style>
   <w:style w:type="table" w:default="1" w:styleId="TableNormal">
@@ -17980,7 +21902,6 @@
     <w:basedOn w:val="DefaultParagraphFont"/>
     <w:link w:val="Heading6"/>
     <w:uiPriority w:val="9"/>
-    <w:semiHidden/>
     <w:rsid w:val="00923A00"/>
     <w:rPr>
       <w:rFonts w:eastAsiaTheme="majorEastAsia" w:cstheme="majorBidi"/>
@@ -18353,6 +22274,36 @@
     <w:rPr>
       <w:color w:val="96607D" w:themeColor="followedHyperlink"/>
       <w:u w:val="single"/>
+    </w:rPr>
+  </w:style>
+  <w:style w:type="paragraph" w:styleId="HTMLPreformatted">
+    <w:name w:val="HTML Preformatted"/>
+    <w:basedOn w:val="Normal"/>
+    <w:link w:val="HTMLPreformattedChar"/>
+    <w:uiPriority w:val="99"/>
+    <w:semiHidden/>
+    <w:unhideWhenUsed/>
+    <w:rsid w:val="00723428"/>
+    <w:pPr>
+      <w:spacing w:after="0" w:line="240" w:lineRule="auto"/>
+    </w:pPr>
+    <w:rPr>
+      <w:rFonts w:ascii="Consolas" w:hAnsi="Consolas"/>
+      <w:sz w:val="20"/>
+      <w:szCs w:val="20"/>
+    </w:rPr>
+  </w:style>
+  <w:style w:type="character" w:customStyle="1" w:styleId="HTMLPreformattedChar">
+    <w:name w:val="HTML Preformatted Char"/>
+    <w:basedOn w:val="DefaultParagraphFont"/>
+    <w:link w:val="HTMLPreformatted"/>
+    <w:uiPriority w:val="99"/>
+    <w:semiHidden/>
+    <w:rsid w:val="00723428"/>
+    <w:rPr>
+      <w:rFonts w:ascii="Consolas" w:hAnsi="Consolas"/>
+      <w:sz w:val="20"/>
+      <w:szCs w:val="20"/>
     </w:rPr>
   </w:style>
 </w:styles>
@@ -19824,7 +23775,7 @@
   <dgm:whole/>
   <dgm:extLst>
     <a:ext uri="http://schemas.microsoft.com/office/drawing/2008/diagram">
-      <dsp:dataModelExt xmlns:dsp="http://schemas.microsoft.com/office/drawing/2008/diagram" relId="rId18" minVer="http://schemas.openxmlformats.org/drawingml/2006/diagram"/>
+      <dsp:dataModelExt xmlns:dsp="http://schemas.microsoft.com/office/drawing/2008/diagram" relId="rId17" minVer="http://schemas.openxmlformats.org/drawingml/2006/diagram"/>
     </a:ext>
   </dgm:extLst>
 </dgm:dataModel>

--- a/docs/Vili-An_Doneva_Diploma_Thesis.docx
+++ b/docs/Vili-An_Doneva_Diploma_Thesis.docx
@@ -1849,7 +1849,19 @@
         <w:rPr>
           <w:rFonts w:ascii="Arial" w:hAnsi="Arial" w:cs="Arial"/>
         </w:rPr>
-        <w:t xml:space="preserve">The program uses Spring Boot to connect through a REST API to the React frontend. Having the visual aspect of </w:t>
+        <w:t>The program uses Spring Boot to connect through a REST</w:t>
+      </w:r>
+      <w:r>
+        <w:rPr>
+          <w:rFonts w:ascii="Arial" w:hAnsi="Arial" w:cs="Arial"/>
+        </w:rPr>
+        <w:t>ful</w:t>
+      </w:r>
+      <w:r>
+        <w:rPr>
+          <w:rFonts w:ascii="Arial" w:hAnsi="Arial" w:cs="Arial"/>
+        </w:rPr>
+        <w:t xml:space="preserve"> API to the React frontend. Having the visual aspect of </w:t>
       </w:r>
       <w:r>
         <w:rPr>
@@ -4611,7 +4623,19 @@
         <w:rPr>
           <w:rFonts w:ascii="Arial" w:hAnsi="Arial" w:cs="Arial"/>
         </w:rPr>
-        <w:t xml:space="preserve">The script file is uploaded through a REST </w:t>
+        <w:t>The script file is uploaded through a REST</w:t>
+      </w:r>
+      <w:r>
+        <w:rPr>
+          <w:rFonts w:ascii="Arial" w:hAnsi="Arial" w:cs="Arial"/>
+        </w:rPr>
+        <w:t>ful</w:t>
+      </w:r>
+      <w:r>
+        <w:rPr>
+          <w:rFonts w:ascii="Arial" w:hAnsi="Arial" w:cs="Arial"/>
+        </w:rPr>
+        <w:t xml:space="preserve"> </w:t>
       </w:r>
       <w:r>
         <w:rPr>
@@ -9245,6 +9269,7 @@
     <w:p>
       <w:pPr>
         <w:pStyle w:val="Heading5"/>
+        <w:spacing w:line="360" w:lineRule="auto"/>
         <w:rPr>
           <w:rFonts w:ascii="Arial" w:hAnsi="Arial" w:cs="Arial"/>
           <w:b/>
@@ -10348,7 +10373,6 @@
       <w:pPr>
         <w:pStyle w:val="Heading4"/>
         <w:spacing w:line="360" w:lineRule="auto"/>
-        <w:jc w:val="both"/>
         <w:rPr>
           <w:rFonts w:ascii="Arial" w:hAnsi="Arial" w:cs="Arial"/>
           <w:b/>
@@ -10356,7 +10380,6 @@
           <w:color w:val="auto"/>
         </w:rPr>
       </w:pPr>
-      <w:proofErr w:type="spellStart"/>
       <w:r>
         <w:rPr>
           <w:rFonts w:ascii="Arial" w:hAnsi="Arial" w:cs="Arial"/>
@@ -10364,16 +10387,2483 @@
           <w:bCs/>
           <w:color w:val="auto"/>
         </w:rPr>
+        <w:t>Character Cluster</w:t>
+      </w:r>
+    </w:p>
+    <w:p>
+      <w:pPr>
+        <w:spacing w:line="360" w:lineRule="auto"/>
+        <w:rPr>
+          <w:rFonts w:ascii="Arial" w:hAnsi="Arial" w:cs="Arial"/>
+          <w:b/>
+          <w:bCs/>
+        </w:rPr>
+      </w:pPr>
+    </w:p>
+    <w:p>
+      <w:pPr>
+        <w:spacing w:line="360" w:lineRule="auto"/>
+        <w:rPr>
+          <w:rFonts w:ascii="Arial" w:hAnsi="Arial" w:cs="Arial"/>
+        </w:rPr>
+      </w:pPr>
+      <w:r>
+        <w:rPr>
+          <w:rFonts w:ascii="Arial" w:hAnsi="Arial" w:cs="Arial"/>
+        </w:rPr>
+        <w:t>I</w:t>
+      </w:r>
+      <w:r>
+        <w:rPr>
+          <w:rFonts w:ascii="Arial" w:hAnsi="Arial" w:cs="Arial"/>
+        </w:rPr>
+        <w:t xml:space="preserve">n </w:t>
+      </w:r>
+      <w:proofErr w:type="spellStart"/>
+      <w:r>
+        <w:rPr>
+          <w:rFonts w:ascii="Arial" w:hAnsi="Arial" w:cs="Arial"/>
+        </w:rPr>
+        <w:t>CharacterClusterer</w:t>
+      </w:r>
+      <w:proofErr w:type="spellEnd"/>
+      <w:r>
+        <w:rPr>
+          <w:rFonts w:ascii="Arial" w:hAnsi="Arial" w:cs="Arial"/>
+        </w:rPr>
+        <w:t xml:space="preserve"> class, </w:t>
+      </w:r>
+      <w:r>
+        <w:rPr>
+          <w:rFonts w:ascii="Arial" w:hAnsi="Arial" w:cs="Arial"/>
+          <w:i/>
+          <w:iCs/>
+        </w:rPr>
+        <w:t xml:space="preserve">Big Break! </w:t>
+      </w:r>
+      <w:r>
+        <w:rPr>
+          <w:rFonts w:ascii="Arial" w:hAnsi="Arial" w:cs="Arial"/>
+        </w:rPr>
+        <w:t xml:space="preserve">implements the clustering of character names and sets a canonical name for each cluster. </w:t>
+      </w:r>
+      <w:r>
+        <w:rPr>
+          <w:rFonts w:ascii="Arial" w:hAnsi="Arial" w:cs="Arial"/>
+        </w:rPr>
+        <w:t>This process</w:t>
+      </w:r>
+      <w:r>
+        <w:rPr>
+          <w:rFonts w:ascii="Arial" w:hAnsi="Arial" w:cs="Arial"/>
+        </w:rPr>
+        <w:t xml:space="preserve"> is necessary</w:t>
+      </w:r>
+      <w:r>
+        <w:rPr>
+          <w:rFonts w:ascii="Arial" w:hAnsi="Arial" w:cs="Arial"/>
+        </w:rPr>
+        <w:t xml:space="preserve"> for the project</w:t>
+      </w:r>
+      <w:r>
+        <w:rPr>
+          <w:rFonts w:ascii="Arial" w:hAnsi="Arial" w:cs="Arial"/>
+        </w:rPr>
+        <w:t xml:space="preserve"> to resolve </w:t>
+      </w:r>
+      <w:r>
+        <w:rPr>
+          <w:rFonts w:ascii="Arial" w:hAnsi="Arial" w:cs="Arial"/>
+        </w:rPr>
+        <w:t>various screenplay mentions</w:t>
+      </w:r>
+      <w:r>
+        <w:rPr>
+          <w:rFonts w:ascii="Arial" w:hAnsi="Arial" w:cs="Arial"/>
+        </w:rPr>
+        <w:t xml:space="preserve"> of the same character into a single canonical entity. Screenplays frequently refer to characters using abbreviated forms, honorifics, and contextual variations (e.g., “JOHN”, “MR. SMITH”, “JOHN </w:t>
+      </w:r>
+      <w:r>
+        <w:rPr>
+          <w:rFonts w:ascii="Arial" w:hAnsi="Arial" w:cs="Arial"/>
+        </w:rPr>
+        <w:t>SMITH</w:t>
+      </w:r>
+      <w:r>
+        <w:rPr>
+          <w:rFonts w:ascii="Arial" w:hAnsi="Arial" w:cs="Arial"/>
+        </w:rPr>
+        <w:t xml:space="preserve">”). Without clustering, these variants would be treated as distinct entities, leading to character </w:t>
+      </w:r>
+      <w:r>
+        <w:rPr>
+          <w:rFonts w:ascii="Arial" w:hAnsi="Arial" w:cs="Arial"/>
+        </w:rPr>
+        <w:t>duplicates</w:t>
+      </w:r>
+      <w:r>
+        <w:rPr>
+          <w:rFonts w:ascii="Arial" w:hAnsi="Arial" w:cs="Arial"/>
+        </w:rPr>
+        <w:t xml:space="preserve"> and inaccurate analysis. The clustering stage transform</w:t>
+      </w:r>
+      <w:r>
+        <w:rPr>
+          <w:rFonts w:ascii="Arial" w:hAnsi="Arial" w:cs="Arial"/>
+        </w:rPr>
+        <w:t>s</w:t>
+      </w:r>
+      <w:r>
+        <w:rPr>
+          <w:rFonts w:ascii="Arial" w:hAnsi="Arial" w:cs="Arial"/>
+        </w:rPr>
+        <w:t xml:space="preserve"> mention-level detections into entity-level representations.</w:t>
+      </w:r>
+    </w:p>
+    <w:p>
+      <w:pPr>
+        <w:spacing w:line="360" w:lineRule="auto"/>
+        <w:rPr>
+          <w:rFonts w:ascii="Arial" w:hAnsi="Arial" w:cs="Arial"/>
+        </w:rPr>
+      </w:pPr>
+    </w:p>
+    <w:p>
+      <w:pPr>
+        <w:spacing w:line="360" w:lineRule="auto"/>
+        <w:rPr>
+          <w:rFonts w:ascii="Arial" w:hAnsi="Arial" w:cs="Arial"/>
+        </w:rPr>
+      </w:pPr>
+      <w:r>
+        <w:rPr>
+          <w:rFonts w:ascii="Arial" w:hAnsi="Arial" w:cs="Arial"/>
+        </w:rPr>
+        <w:t xml:space="preserve">The clustering starts in the </w:t>
+      </w:r>
+      <w:proofErr w:type="spellStart"/>
+      <w:r>
+        <w:rPr>
+          <w:rFonts w:ascii="Arial" w:hAnsi="Arial" w:cs="Arial"/>
+        </w:rPr>
+        <w:t>buildCanonicalMap</w:t>
+      </w:r>
+      <w:proofErr w:type="spellEnd"/>
+      <w:r>
+        <w:rPr>
+          <w:rFonts w:ascii="Arial" w:hAnsi="Arial" w:cs="Arial"/>
+        </w:rPr>
+        <w:t>(</w:t>
+      </w:r>
+      <w:proofErr w:type="spellStart"/>
+      <w:r>
+        <w:rPr>
+          <w:rFonts w:ascii="Arial" w:hAnsi="Arial" w:cs="Arial"/>
+        </w:rPr>
+        <w:t>LinkedHashSet</w:t>
+      </w:r>
+      <w:proofErr w:type="spellEnd"/>
+      <w:r>
+        <w:rPr>
+          <w:rFonts w:ascii="Arial" w:hAnsi="Arial" w:cs="Arial"/>
+        </w:rPr>
+        <w:t xml:space="preserve"> &lt;String&gt; </w:t>
+      </w:r>
+      <w:proofErr w:type="spellStart"/>
+      <w:r>
+        <w:rPr>
+          <w:rFonts w:ascii="Arial" w:hAnsi="Arial" w:cs="Arial"/>
+        </w:rPr>
+        <w:t>rawNames</w:t>
+      </w:r>
+      <w:proofErr w:type="spellEnd"/>
+      <w:r>
+        <w:rPr>
+          <w:rFonts w:ascii="Arial" w:hAnsi="Arial" w:cs="Arial"/>
+        </w:rPr>
+        <w:t>).</w:t>
+      </w:r>
+      <w:r>
+        <w:rPr>
+          <w:rFonts w:ascii="Arial" w:hAnsi="Arial" w:cs="Arial"/>
+        </w:rPr>
+        <w:t xml:space="preserve"> Checks are conducted to ensure the </w:t>
+      </w:r>
+      <w:proofErr w:type="spellStart"/>
+      <w:r>
+        <w:rPr>
+          <w:rFonts w:ascii="Arial" w:hAnsi="Arial" w:cs="Arial"/>
+        </w:rPr>
+        <w:t>rawNames</w:t>
+      </w:r>
+      <w:proofErr w:type="spellEnd"/>
+      <w:r>
+        <w:rPr>
+          <w:rFonts w:ascii="Arial" w:hAnsi="Arial" w:cs="Arial"/>
+        </w:rPr>
+        <w:t xml:space="preserve"> set is not empty or null. </w:t>
+      </w:r>
+      <w:r>
+        <w:rPr>
+          <w:rFonts w:ascii="Arial" w:hAnsi="Arial" w:cs="Arial"/>
+        </w:rPr>
+        <w:t xml:space="preserve">The </w:t>
+      </w:r>
+      <w:proofErr w:type="spellStart"/>
+      <w:r>
+        <w:rPr>
+          <w:rFonts w:ascii="Arial" w:hAnsi="Arial" w:cs="Arial"/>
+        </w:rPr>
+        <w:t>LinkedHashSet</w:t>
+      </w:r>
+      <w:proofErr w:type="spellEnd"/>
+      <w:r>
+        <w:rPr>
+          <w:rFonts w:ascii="Arial" w:hAnsi="Arial" w:cs="Arial"/>
+        </w:rPr>
+        <w:t xml:space="preserve"> of raw character names is</w:t>
+      </w:r>
+      <w:r>
+        <w:rPr>
+          <w:rFonts w:ascii="Arial" w:hAnsi="Arial" w:cs="Arial"/>
+        </w:rPr>
+        <w:t xml:space="preserve"> then</w:t>
+      </w:r>
+      <w:r>
+        <w:rPr>
+          <w:rFonts w:ascii="Arial" w:hAnsi="Arial" w:cs="Arial"/>
+        </w:rPr>
+        <w:t xml:space="preserve"> converted into an </w:t>
+      </w:r>
+      <w:proofErr w:type="spellStart"/>
+      <w:r>
+        <w:rPr>
+          <w:rFonts w:ascii="Arial" w:hAnsi="Arial" w:cs="Arial"/>
+        </w:rPr>
+        <w:t>ArrayList</w:t>
+      </w:r>
+      <w:proofErr w:type="spellEnd"/>
+      <w:r>
+        <w:rPr>
+          <w:rFonts w:ascii="Arial" w:hAnsi="Arial" w:cs="Arial"/>
+        </w:rPr>
+        <w:t xml:space="preserve"> to</w:t>
+      </w:r>
+      <w:r>
+        <w:rPr>
+          <w:rFonts w:ascii="Arial" w:hAnsi="Arial" w:cs="Arial"/>
+        </w:rPr>
+        <w:t xml:space="preserve"> allow </w:t>
+      </w:r>
+      <w:r>
+        <w:rPr>
+          <w:rFonts w:ascii="Arial" w:hAnsi="Arial" w:cs="Arial"/>
+        </w:rPr>
+        <w:t>assigning</w:t>
+      </w:r>
+      <w:r>
+        <w:rPr>
+          <w:rFonts w:ascii="Arial" w:hAnsi="Arial" w:cs="Arial"/>
+        </w:rPr>
+        <w:t xml:space="preserve"> </w:t>
+      </w:r>
+      <w:r>
+        <w:rPr>
+          <w:rFonts w:ascii="Arial" w:hAnsi="Arial" w:cs="Arial"/>
+        </w:rPr>
+        <w:t>a stable positional index</w:t>
+      </w:r>
+      <w:r>
+        <w:rPr>
+          <w:rFonts w:ascii="Arial" w:hAnsi="Arial" w:cs="Arial"/>
+        </w:rPr>
+        <w:t xml:space="preserve"> to each name</w:t>
+      </w:r>
+      <w:r>
+        <w:rPr>
+          <w:rFonts w:ascii="Arial" w:hAnsi="Arial" w:cs="Arial"/>
+        </w:rPr>
+        <w:t>. Indices are required</w:t>
+      </w:r>
+      <w:r>
+        <w:rPr>
+          <w:rFonts w:ascii="Arial" w:hAnsi="Arial" w:cs="Arial"/>
+        </w:rPr>
+        <w:t xml:space="preserve"> </w:t>
+      </w:r>
+      <w:r>
+        <w:rPr>
+          <w:rFonts w:ascii="Arial" w:hAnsi="Arial" w:cs="Arial"/>
+        </w:rPr>
+        <w:t>s</w:t>
+      </w:r>
+      <w:r>
+        <w:rPr>
+          <w:rFonts w:ascii="Arial" w:hAnsi="Arial" w:cs="Arial"/>
+        </w:rPr>
+        <w:t xml:space="preserve">ince </w:t>
+      </w:r>
+      <w:r>
+        <w:rPr>
+          <w:rFonts w:ascii="Arial" w:hAnsi="Arial" w:cs="Arial"/>
+        </w:rPr>
+        <w:t xml:space="preserve">the </w:t>
+      </w:r>
+      <w:r>
+        <w:rPr>
+          <w:rFonts w:ascii="Arial" w:hAnsi="Arial" w:cs="Arial"/>
+        </w:rPr>
+        <w:t>Union-Find</w:t>
+      </w:r>
+      <w:r>
+        <w:rPr>
+          <w:rFonts w:ascii="Arial" w:hAnsi="Arial" w:cs="Arial"/>
+        </w:rPr>
+        <w:t xml:space="preserve"> (Disjoint Set Union - DSU) data structure u</w:t>
+      </w:r>
+      <w:r>
+        <w:rPr>
+          <w:rFonts w:ascii="Arial" w:hAnsi="Arial" w:cs="Arial"/>
+        </w:rPr>
+        <w:t>s</w:t>
+      </w:r>
+      <w:r>
+        <w:rPr>
+          <w:rFonts w:ascii="Arial" w:hAnsi="Arial" w:cs="Arial"/>
+        </w:rPr>
+        <w:t>ed for clustering</w:t>
+      </w:r>
+      <w:r>
+        <w:rPr>
+          <w:rFonts w:ascii="Arial" w:hAnsi="Arial" w:cs="Arial"/>
+        </w:rPr>
+        <w:t xml:space="preserve"> </w:t>
+      </w:r>
+      <w:r>
+        <w:rPr>
+          <w:rFonts w:ascii="Arial" w:hAnsi="Arial" w:cs="Arial"/>
+        </w:rPr>
+        <w:t>accesses names</w:t>
+      </w:r>
+      <w:r>
+        <w:rPr>
+          <w:rFonts w:ascii="Arial" w:hAnsi="Arial" w:cs="Arial"/>
+        </w:rPr>
+        <w:t xml:space="preserve"> </w:t>
+      </w:r>
+      <w:r>
+        <w:rPr>
+          <w:rFonts w:ascii="Arial" w:hAnsi="Arial" w:cs="Arial"/>
+        </w:rPr>
+        <w:t xml:space="preserve">based </w:t>
+      </w:r>
+      <w:r>
+        <w:rPr>
+          <w:rFonts w:ascii="Arial" w:hAnsi="Arial" w:cs="Arial"/>
+        </w:rPr>
+        <w:t>on integer indices rather than object references</w:t>
+      </w:r>
+      <w:r>
+        <w:rPr>
+          <w:rFonts w:ascii="Arial" w:hAnsi="Arial" w:cs="Arial"/>
+        </w:rPr>
+        <w:t>.</w:t>
+      </w:r>
+    </w:p>
+    <w:p>
+      <w:pPr>
+        <w:spacing w:line="360" w:lineRule="auto"/>
+        <w:rPr>
+          <w:rFonts w:ascii="Arial" w:hAnsi="Arial" w:cs="Arial"/>
+        </w:rPr>
+      </w:pPr>
+    </w:p>
+    <w:p>
+      <w:pPr>
+        <w:spacing w:line="360" w:lineRule="auto"/>
+        <w:rPr>
+          <w:rFonts w:ascii="Arial" w:hAnsi="Arial" w:cs="Arial"/>
+        </w:rPr>
+      </w:pPr>
+      <w:r>
+        <w:rPr>
+          <w:rFonts w:ascii="Arial" w:hAnsi="Arial" w:cs="Arial"/>
+        </w:rPr>
+        <w:lastRenderedPageBreak/>
+        <w:t xml:space="preserve">The Union-Find object instance is created by calling its constructor on the size of the </w:t>
+      </w:r>
+      <w:proofErr w:type="spellStart"/>
+      <w:r>
+        <w:rPr>
+          <w:rFonts w:ascii="Arial" w:hAnsi="Arial" w:cs="Arial"/>
+        </w:rPr>
+        <w:t>ArrayList</w:t>
+      </w:r>
+      <w:proofErr w:type="spellEnd"/>
+      <w:r>
+        <w:rPr>
+          <w:rFonts w:ascii="Arial" w:hAnsi="Arial" w:cs="Arial"/>
+        </w:rPr>
+        <w:t xml:space="preserve">. As explained in the </w:t>
+      </w:r>
+      <w:hyperlink w:anchor="_Union-Find_(Disjoint_Set" w:history="1">
+        <w:r>
+          <w:rPr>
+            <w:rStyle w:val="Hyperlink"/>
+            <w:rFonts w:ascii="Arial" w:hAnsi="Arial" w:cs="Arial"/>
+          </w:rPr>
+          <w:t>Union-Find</w:t>
+        </w:r>
+      </w:hyperlink>
+      <w:r>
+        <w:rPr>
+          <w:rFonts w:ascii="Arial" w:hAnsi="Arial" w:cs="Arial"/>
+        </w:rPr>
+        <w:t xml:space="preserve"> section, this puts all name indices in separate</w:t>
+      </w:r>
+      <w:r>
+        <w:rPr>
+          <w:rFonts w:ascii="Arial" w:hAnsi="Arial" w:cs="Arial"/>
+        </w:rPr>
+        <w:t xml:space="preserve"> parent pointer trees</w:t>
+      </w:r>
+      <w:r>
+        <w:rPr>
+          <w:rFonts w:ascii="Arial" w:hAnsi="Arial" w:cs="Arial"/>
+        </w:rPr>
+        <w:t xml:space="preserve"> (containing the index-referenced connections)</w:t>
+      </w:r>
+      <w:r>
+        <w:rPr>
+          <w:rFonts w:ascii="Arial" w:hAnsi="Arial" w:cs="Arial"/>
+        </w:rPr>
+        <w:t>,</w:t>
+      </w:r>
+      <w:r>
+        <w:rPr>
+          <w:rFonts w:ascii="Arial" w:hAnsi="Arial" w:cs="Arial"/>
+        </w:rPr>
+        <w:t xml:space="preserve"> which are</w:t>
+      </w:r>
+      <w:r>
+        <w:rPr>
+          <w:rFonts w:ascii="Arial" w:hAnsi="Arial" w:cs="Arial"/>
+        </w:rPr>
+        <w:t xml:space="preserve"> later</w:t>
+      </w:r>
+      <w:r>
+        <w:rPr>
+          <w:rFonts w:ascii="Arial" w:hAnsi="Arial" w:cs="Arial"/>
+        </w:rPr>
+        <w:t xml:space="preserve"> extracted as clusters</w:t>
+      </w:r>
+      <w:r>
+        <w:rPr>
+          <w:rFonts w:ascii="Arial" w:hAnsi="Arial" w:cs="Arial"/>
+        </w:rPr>
+        <w:t xml:space="preserve"> (semantic groups storing names)</w:t>
+      </w:r>
+      <w:r>
+        <w:rPr>
+          <w:rFonts w:ascii="Arial" w:hAnsi="Arial" w:cs="Arial"/>
+        </w:rPr>
+        <w:t xml:space="preserve"> further down</w:t>
+      </w:r>
+      <w:r>
+        <w:rPr>
+          <w:rFonts w:ascii="Arial" w:hAnsi="Arial" w:cs="Arial"/>
+        </w:rPr>
+        <w:t xml:space="preserve">. They are the only members, consequently also the parents of the </w:t>
+      </w:r>
+      <w:r>
+        <w:rPr>
+          <w:rFonts w:ascii="Arial" w:hAnsi="Arial" w:cs="Arial"/>
+        </w:rPr>
+        <w:t>pointer tree</w:t>
+      </w:r>
+      <w:r>
+        <w:rPr>
+          <w:rFonts w:ascii="Arial" w:hAnsi="Arial" w:cs="Arial"/>
+        </w:rPr>
+        <w:t>.</w:t>
+      </w:r>
+    </w:p>
+    <w:p>
+      <w:pPr>
+        <w:spacing w:line="360" w:lineRule="auto"/>
+        <w:rPr>
+          <w:rFonts w:ascii="Arial" w:hAnsi="Arial" w:cs="Arial"/>
+        </w:rPr>
+      </w:pPr>
+    </w:p>
+    <w:p>
+      <w:pPr>
+        <w:spacing w:line="360" w:lineRule="auto"/>
+        <w:jc w:val="both"/>
+        <w:rPr>
+          <w:rFonts w:ascii="Arial" w:hAnsi="Arial" w:cs="Arial"/>
+        </w:rPr>
+      </w:pPr>
+      <w:r>
+        <w:rPr>
+          <w:rFonts w:ascii="Arial" w:hAnsi="Arial" w:cs="Arial"/>
+        </w:rPr>
+        <w:t>Every pair of names is compared.</w:t>
+      </w:r>
+      <w:r>
+        <w:rPr>
+          <w:rFonts w:ascii="Arial" w:hAnsi="Arial" w:cs="Arial"/>
+        </w:rPr>
+        <w:t xml:space="preserve"> They are extracted from their list indices and checked if they are equal to or smaller than two. If this is the case, they are not clustered together with any other names because a very short name might be </w:t>
+      </w:r>
+      <w:r>
+        <w:rPr>
+          <w:rFonts w:ascii="Arial" w:hAnsi="Arial" w:cs="Arial"/>
+        </w:rPr>
+        <w:t>grouped</w:t>
+      </w:r>
+      <w:r>
+        <w:rPr>
+          <w:rFonts w:ascii="Arial" w:hAnsi="Arial" w:cs="Arial"/>
+        </w:rPr>
+        <w:t xml:space="preserve"> inaccurately by the </w:t>
+      </w:r>
+      <w:proofErr w:type="spellStart"/>
+      <w:r>
+        <w:rPr>
+          <w:rFonts w:ascii="Arial" w:hAnsi="Arial" w:cs="Arial"/>
+        </w:rPr>
         <w:t>Levenshtein</w:t>
       </w:r>
       <w:proofErr w:type="spellEnd"/>
       <w:r>
+        <w:rPr>
+          <w:rFonts w:ascii="Arial" w:hAnsi="Arial" w:cs="Arial"/>
+        </w:rPr>
+        <w:t xml:space="preserve"> (edit) distance</w:t>
+      </w:r>
+      <w:r>
+        <w:rPr>
+          <w:rFonts w:ascii="Arial" w:hAnsi="Arial" w:cs="Arial"/>
+        </w:rPr>
+        <w:t xml:space="preserve"> and the Jaro-Wrinkler similarity</w:t>
+      </w:r>
+      <w:r>
+        <w:rPr>
+          <w:rFonts w:ascii="Arial" w:hAnsi="Arial" w:cs="Arial"/>
+        </w:rPr>
+        <w:t xml:space="preserve"> algorithm</w:t>
+      </w:r>
+      <w:r>
+        <w:rPr>
+          <w:rFonts w:ascii="Arial" w:hAnsi="Arial" w:cs="Arial"/>
+        </w:rPr>
+        <w:t>s.</w:t>
+      </w:r>
+    </w:p>
+    <w:p>
+      <w:pPr>
+        <w:spacing w:line="360" w:lineRule="auto"/>
+        <w:jc w:val="both"/>
+        <w:rPr>
+          <w:rFonts w:ascii="Arial" w:hAnsi="Arial" w:cs="Arial"/>
+        </w:rPr>
+      </w:pPr>
+    </w:p>
+    <w:p>
+      <w:pPr>
+        <w:spacing w:line="360" w:lineRule="auto"/>
+        <w:jc w:val="both"/>
+        <w:rPr>
+          <w:rFonts w:ascii="Arial" w:hAnsi="Arial" w:cs="Arial"/>
+        </w:rPr>
+      </w:pPr>
+      <w:r>
+        <w:rPr>
+          <w:rFonts w:ascii="Arial" w:hAnsi="Arial" w:cs="Arial"/>
+        </w:rPr>
+        <w:t xml:space="preserve">If the name is longer, it is tokenized using the Simple Tokenizer of the Apache </w:t>
+      </w:r>
+      <w:proofErr w:type="spellStart"/>
+      <w:r>
+        <w:rPr>
+          <w:rFonts w:ascii="Arial" w:hAnsi="Arial" w:cs="Arial"/>
+        </w:rPr>
+        <w:t>OpenNLP</w:t>
+      </w:r>
+      <w:proofErr w:type="spellEnd"/>
+      <w:r>
+        <w:rPr>
+          <w:rFonts w:ascii="Arial" w:hAnsi="Arial" w:cs="Arial"/>
+        </w:rPr>
+        <w:t xml:space="preserve"> library.</w:t>
+      </w:r>
+      <w:r>
+        <w:rPr>
+          <w:rFonts w:ascii="Arial" w:hAnsi="Arial" w:cs="Arial"/>
+        </w:rPr>
+        <w:t xml:space="preserve"> </w:t>
+      </w:r>
+      <w:r>
+        <w:rPr>
+          <w:rFonts w:ascii="Arial" w:hAnsi="Arial" w:cs="Arial"/>
+        </w:rPr>
+        <w:t xml:space="preserve">The software checks if any of the names in the pair contain the tokens “MAN” or “WOMAN”. In this scenario, it moves to the next pair as characters and does not </w:t>
+      </w:r>
+      <w:r>
+        <w:rPr>
+          <w:rFonts w:ascii="Arial" w:hAnsi="Arial" w:cs="Arial"/>
+        </w:rPr>
+        <w:t>group</w:t>
+      </w:r>
+      <w:r>
+        <w:rPr>
+          <w:rFonts w:ascii="Arial" w:hAnsi="Arial" w:cs="Arial"/>
+        </w:rPr>
+        <w:t xml:space="preserve"> them together. The point of this process is to have names including “MAN” or “WOMAN” as their separate </w:t>
+      </w:r>
+      <w:r>
+        <w:rPr>
+          <w:rFonts w:ascii="Arial" w:hAnsi="Arial" w:cs="Arial"/>
+        </w:rPr>
+        <w:t>parent pointer trees (later clusters)</w:t>
+      </w:r>
+      <w:r>
+        <w:rPr>
+          <w:rFonts w:ascii="Arial" w:hAnsi="Arial" w:cs="Arial"/>
+        </w:rPr>
+        <w:t xml:space="preserve"> with a single element, as they are too generic and are often used multiple times in a script. This means that they can refer to different people. Additionally, choosing a canonical name in this software is picked by taking the longest name of the cluster, which usually makes clustering these very generic words together inaccurate.</w:t>
+      </w:r>
+    </w:p>
+    <w:p>
+      <w:pPr>
+        <w:spacing w:line="360" w:lineRule="auto"/>
+        <w:jc w:val="both"/>
+        <w:rPr>
+          <w:rFonts w:ascii="Arial" w:hAnsi="Arial" w:cs="Arial"/>
+        </w:rPr>
+      </w:pPr>
+    </w:p>
+    <w:p>
+      <w:pPr>
+        <w:spacing w:line="360" w:lineRule="auto"/>
+        <w:jc w:val="both"/>
+        <w:rPr>
+          <w:rFonts w:ascii="Arial" w:hAnsi="Arial" w:cs="Arial"/>
+        </w:rPr>
+      </w:pPr>
+      <w:r>
+        <w:rPr>
+          <w:rFonts w:ascii="Arial" w:hAnsi="Arial" w:cs="Arial"/>
+        </w:rPr>
+        <w:t xml:space="preserve">If the name </w:t>
+      </w:r>
+      <w:r>
+        <w:rPr>
+          <w:rFonts w:ascii="Arial" w:hAnsi="Arial" w:cs="Arial"/>
+        </w:rPr>
+        <w:t>does not contain either “MAN” or “WOMAN”, t</w:t>
+      </w:r>
+      <w:r>
+        <w:rPr>
+          <w:rFonts w:ascii="Arial" w:hAnsi="Arial" w:cs="Arial"/>
+        </w:rPr>
+        <w:t xml:space="preserve">he software checks </w:t>
+      </w:r>
+      <w:r>
+        <w:rPr>
+          <w:rFonts w:ascii="Arial" w:hAnsi="Arial" w:cs="Arial"/>
+        </w:rPr>
+        <w:t>in the character pair if</w:t>
+      </w:r>
+      <w:r>
+        <w:rPr>
+          <w:rFonts w:ascii="Arial" w:hAnsi="Arial" w:cs="Arial"/>
+        </w:rPr>
+        <w:t xml:space="preserve"> one name is</w:t>
+      </w:r>
+      <w:r>
+        <w:rPr>
+          <w:rFonts w:ascii="Arial" w:hAnsi="Arial" w:cs="Arial"/>
+        </w:rPr>
+        <w:t xml:space="preserve"> a subset</w:t>
+      </w:r>
+      <w:r>
+        <w:rPr>
+          <w:rFonts w:ascii="Arial" w:hAnsi="Arial" w:cs="Arial"/>
+        </w:rPr>
+        <w:t xml:space="preserve"> </w:t>
+      </w:r>
+      <w:r>
+        <w:rPr>
+          <w:rFonts w:ascii="Arial" w:hAnsi="Arial" w:cs="Arial"/>
+        </w:rPr>
+        <w:t>of</w:t>
+      </w:r>
+      <w:r>
+        <w:rPr>
+          <w:rFonts w:ascii="Arial" w:hAnsi="Arial" w:cs="Arial"/>
+        </w:rPr>
+        <w:t xml:space="preserve"> the other</w:t>
+      </w:r>
+      <w:r>
+        <w:rPr>
+          <w:rFonts w:ascii="Arial" w:hAnsi="Arial" w:cs="Arial"/>
+        </w:rPr>
+        <w:t xml:space="preserve"> (e.g., “BOB” and “BOB SMITH”)</w:t>
+      </w:r>
+      <w:r>
+        <w:rPr>
+          <w:rFonts w:ascii="Arial" w:hAnsi="Arial" w:cs="Arial"/>
+        </w:rPr>
+        <w:t>.</w:t>
+      </w:r>
+      <w:r>
+        <w:rPr>
+          <w:rFonts w:ascii="Arial" w:hAnsi="Arial" w:cs="Arial"/>
+        </w:rPr>
+        <w:t xml:space="preserve"> If this is the case, it performs </w:t>
+      </w:r>
+      <w:hyperlink w:anchor="_Union-Find_(Disjoint_Set" w:history="1">
+        <w:r>
+          <w:rPr>
+            <w:rStyle w:val="Hyperlink"/>
+            <w:rFonts w:ascii="Arial" w:hAnsi="Arial" w:cs="Arial"/>
+          </w:rPr>
+          <w:t>Union-Find’s union(int a, int b) method</w:t>
+        </w:r>
+      </w:hyperlink>
+      <w:r>
+        <w:rPr>
+          <w:rFonts w:ascii="Arial" w:hAnsi="Arial" w:cs="Arial"/>
+        </w:rPr>
+        <w:t xml:space="preserve"> to </w:t>
+      </w:r>
+      <w:r>
+        <w:rPr>
+          <w:rFonts w:ascii="Arial" w:hAnsi="Arial" w:cs="Arial"/>
+        </w:rPr>
+        <w:t>group the names, creating a parent pointer tree</w:t>
+      </w:r>
+      <w:r>
+        <w:rPr>
+          <w:rFonts w:ascii="Arial" w:hAnsi="Arial" w:cs="Arial"/>
+        </w:rPr>
+        <w:t>.</w:t>
+      </w:r>
+      <w:r>
+        <w:rPr>
+          <w:rFonts w:ascii="Arial" w:hAnsi="Arial" w:cs="Arial"/>
+        </w:rPr>
+        <w:t xml:space="preserve"> </w:t>
+      </w:r>
+    </w:p>
+    <w:p>
+      <w:pPr>
+        <w:spacing w:line="360" w:lineRule="auto"/>
+        <w:jc w:val="both"/>
+        <w:rPr>
+          <w:rFonts w:ascii="Arial" w:hAnsi="Arial" w:cs="Arial"/>
+        </w:rPr>
+      </w:pPr>
+    </w:p>
+    <w:p>
+      <w:pPr>
+        <w:spacing w:line="360" w:lineRule="auto"/>
+        <w:jc w:val="both"/>
+        <w:rPr>
+          <w:rFonts w:ascii="Arial" w:hAnsi="Arial" w:cs="Arial"/>
+          <w:lang w:val="bg-BG"/>
+        </w:rPr>
+      </w:pPr>
+      <w:r>
+        <w:rPr>
+          <w:rFonts w:ascii="Arial" w:hAnsi="Arial" w:cs="Arial"/>
+        </w:rPr>
+        <w:t xml:space="preserve">If </w:t>
+      </w:r>
+      <w:r>
+        <w:rPr>
+          <w:rFonts w:ascii="Arial" w:hAnsi="Arial" w:cs="Arial"/>
+        </w:rPr>
+        <w:t>no name is a subset of the other</w:t>
+      </w:r>
+      <w:r>
+        <w:rPr>
+          <w:rFonts w:ascii="Arial" w:hAnsi="Arial" w:cs="Arial"/>
+        </w:rPr>
+        <w:t xml:space="preserve">, it checks for similarity and difference between the names using the </w:t>
+      </w:r>
+      <w:hyperlink w:anchor="_Levenshtein_(Edit)_Distance" w:history="1">
+        <w:proofErr w:type="spellStart"/>
+        <w:r>
+          <w:rPr>
+            <w:rStyle w:val="Hyperlink"/>
+            <w:rFonts w:ascii="Arial" w:hAnsi="Arial" w:cs="Arial"/>
+          </w:rPr>
+          <w:t>Levenshtein</w:t>
+        </w:r>
+        <w:proofErr w:type="spellEnd"/>
+        <w:r>
+          <w:rPr>
+            <w:rStyle w:val="Hyperlink"/>
+            <w:rFonts w:ascii="Arial" w:hAnsi="Arial" w:cs="Arial"/>
+          </w:rPr>
+          <w:t xml:space="preserve"> (edit)</w:t>
+        </w:r>
+        <w:r>
+          <w:rPr>
+            <w:rStyle w:val="Hyperlink"/>
+            <w:rFonts w:ascii="Arial" w:hAnsi="Arial" w:cs="Arial"/>
+          </w:rPr>
+          <w:t xml:space="preserve"> </w:t>
+        </w:r>
+        <w:r>
+          <w:rPr>
+            <w:rStyle w:val="Hyperlink"/>
+            <w:rFonts w:ascii="Arial" w:hAnsi="Arial" w:cs="Arial"/>
+          </w:rPr>
+          <w:t>d</w:t>
+        </w:r>
+        <w:r>
+          <w:rPr>
+            <w:rStyle w:val="Hyperlink"/>
+            <w:rFonts w:ascii="Arial" w:hAnsi="Arial" w:cs="Arial"/>
+          </w:rPr>
+          <w:t>istance</w:t>
+        </w:r>
+      </w:hyperlink>
+      <w:r>
+        <w:rPr>
+          <w:rFonts w:ascii="Arial" w:hAnsi="Arial" w:cs="Arial"/>
+        </w:rPr>
+        <w:t xml:space="preserve"> and the </w:t>
+      </w:r>
+      <w:hyperlink w:anchor="_Jaro-Winkler_similarity" w:history="1">
+        <w:r>
+          <w:rPr>
+            <w:rStyle w:val="Hyperlink"/>
+            <w:rFonts w:ascii="Arial" w:hAnsi="Arial" w:cs="Arial"/>
+          </w:rPr>
+          <w:t xml:space="preserve">Jaro-Winkler </w:t>
+        </w:r>
+        <w:r>
+          <w:rPr>
+            <w:rStyle w:val="Hyperlink"/>
+            <w:rFonts w:ascii="Arial" w:hAnsi="Arial" w:cs="Arial"/>
+          </w:rPr>
+          <w:t>similarity</w:t>
+        </w:r>
+      </w:hyperlink>
+      <w:r>
+        <w:rPr>
+          <w:rFonts w:ascii="Arial" w:hAnsi="Arial" w:cs="Arial"/>
+        </w:rPr>
+        <w:t xml:space="preserve"> </w:t>
+      </w:r>
+      <w:r>
+        <w:rPr>
+          <w:rFonts w:ascii="Arial" w:hAnsi="Arial" w:cs="Arial"/>
+        </w:rPr>
+        <w:t>algorithm</w:t>
+      </w:r>
+      <w:r>
+        <w:rPr>
+          <w:rFonts w:ascii="Arial" w:hAnsi="Arial" w:cs="Arial"/>
+        </w:rPr>
+        <w:t>s</w:t>
+      </w:r>
+      <w:r>
+        <w:rPr>
+          <w:rFonts w:ascii="Arial" w:hAnsi="Arial" w:cs="Arial"/>
+        </w:rPr>
+        <w:t xml:space="preserve">. A threshold value is created in order to catch small typos or name </w:t>
+      </w:r>
+      <w:r>
+        <w:rPr>
+          <w:rFonts w:ascii="Arial" w:hAnsi="Arial" w:cs="Arial"/>
+        </w:rPr>
+        <w:lastRenderedPageBreak/>
+        <w:t>variations.</w:t>
+      </w:r>
+      <w:r>
+        <w:rPr>
+          <w:rFonts w:ascii="Arial" w:hAnsi="Arial" w:cs="Arial"/>
+        </w:rPr>
+        <w:t xml:space="preserve"> The 96% similarity and 1 letter difference threshold is chosen in a trial-and-error process of</w:t>
+      </w:r>
+      <w:r>
+        <w:rPr>
+          <w:rFonts w:ascii="Arial" w:hAnsi="Arial" w:cs="Arial"/>
+        </w:rPr>
+        <w:t xml:space="preserve"> real</w:t>
+      </w:r>
+      <w:r>
+        <w:rPr>
+          <w:rFonts w:ascii="Arial" w:hAnsi="Arial" w:cs="Arial"/>
+        </w:rPr>
+        <w:t xml:space="preserve"> clustering cases, which the subsets functionality cannot catch, while still </w:t>
+      </w:r>
+      <w:r>
+        <w:rPr>
+          <w:rFonts w:ascii="Arial" w:hAnsi="Arial" w:cs="Arial"/>
+        </w:rPr>
+        <w:t>grouping</w:t>
+      </w:r>
+      <w:r>
+        <w:rPr>
+          <w:rFonts w:ascii="Arial" w:hAnsi="Arial" w:cs="Arial"/>
+        </w:rPr>
+        <w:t xml:space="preserve"> the names which refer to the same character.</w:t>
+      </w:r>
+      <w:r>
+        <w:rPr>
+          <w:rFonts w:ascii="Arial" w:hAnsi="Arial" w:cs="Arial"/>
+        </w:rPr>
+        <w:t xml:space="preserve"> If the names are similar enough to pass the threshold, the </w:t>
+      </w:r>
+      <w:hyperlink w:anchor="_Union-Find_(Disjoint_Set" w:history="1">
+        <w:r>
+          <w:rPr>
+            <w:rStyle w:val="Hyperlink"/>
+            <w:rFonts w:ascii="Arial" w:hAnsi="Arial" w:cs="Arial"/>
+          </w:rPr>
+          <w:t>Union-Find’s union(int a, int b)</w:t>
+        </w:r>
+      </w:hyperlink>
+      <w:r>
+        <w:rPr>
+          <w:rFonts w:ascii="Arial" w:hAnsi="Arial" w:cs="Arial"/>
+        </w:rPr>
+        <w:t xml:space="preserve"> method is used to </w:t>
+      </w:r>
+      <w:r>
+        <w:rPr>
+          <w:rFonts w:ascii="Arial" w:hAnsi="Arial" w:cs="Arial"/>
+        </w:rPr>
+        <w:t>group</w:t>
+      </w:r>
+      <w:r>
+        <w:rPr>
+          <w:rFonts w:ascii="Arial" w:hAnsi="Arial" w:cs="Arial"/>
+        </w:rPr>
+        <w:t xml:space="preserve"> them </w:t>
+      </w:r>
+      <w:r>
+        <w:rPr>
+          <w:rFonts w:ascii="Arial" w:hAnsi="Arial" w:cs="Arial"/>
+        </w:rPr>
+        <w:t>in a parent pointer tree</w:t>
+      </w:r>
+      <w:r>
+        <w:rPr>
+          <w:rFonts w:ascii="Arial" w:hAnsi="Arial" w:cs="Arial"/>
+        </w:rPr>
+        <w:t>.</w:t>
+      </w:r>
+      <w:r>
+        <w:rPr>
+          <w:rFonts w:ascii="Arial" w:hAnsi="Arial" w:cs="Arial"/>
+        </w:rPr>
+        <w:t xml:space="preserve"> This implementation of DSU makes the similarity transitive, meaning that if A is similar to B and B is similar to C, A and C will be part of the same </w:t>
+      </w:r>
+      <w:r>
+        <w:rPr>
+          <w:rFonts w:ascii="Arial" w:hAnsi="Arial" w:cs="Arial"/>
+        </w:rPr>
+        <w:t>group</w:t>
+      </w:r>
+      <w:r>
+        <w:rPr>
+          <w:rFonts w:ascii="Arial" w:hAnsi="Arial" w:cs="Arial"/>
+        </w:rPr>
+        <w:t>.</w:t>
+      </w:r>
+    </w:p>
+    <w:p>
+      <w:pPr>
+        <w:spacing w:line="360" w:lineRule="auto"/>
+        <w:jc w:val="both"/>
+        <w:rPr>
+          <w:rFonts w:ascii="Arial" w:hAnsi="Arial" w:cs="Arial"/>
+        </w:rPr>
+      </w:pPr>
+      <w:r>
+        <w:rPr>
+          <w:rFonts w:ascii="Arial" w:hAnsi="Arial" w:cs="Arial"/>
+        </w:rPr>
+        <w:tab/>
+      </w:r>
+    </w:p>
+    <w:p>
+      <w:pPr>
+        <w:spacing w:line="360" w:lineRule="auto"/>
+        <w:jc w:val="both"/>
+        <w:rPr>
+          <w:rFonts w:ascii="Arial" w:hAnsi="Arial" w:cs="Arial"/>
+        </w:rPr>
+      </w:pPr>
+      <w:r>
+        <w:rPr>
+          <w:rFonts w:ascii="Arial" w:hAnsi="Arial" w:cs="Arial"/>
+        </w:rPr>
+        <w:t xml:space="preserve">After all unions are set, the </w:t>
+      </w:r>
+      <w:r>
+        <w:rPr>
+          <w:rFonts w:ascii="Arial" w:hAnsi="Arial" w:cs="Arial"/>
+        </w:rPr>
+        <w:t xml:space="preserve">actual </w:t>
+      </w:r>
+      <w:r>
+        <w:rPr>
+          <w:rFonts w:ascii="Arial" w:hAnsi="Arial" w:cs="Arial"/>
+        </w:rPr>
+        <w:t>clusters are extracted from the parent pointer tree</w:t>
+      </w:r>
+      <w:r>
+        <w:rPr>
+          <w:rFonts w:ascii="Arial" w:hAnsi="Arial" w:cs="Arial"/>
+        </w:rPr>
+        <w:t xml:space="preserve"> and a clusters map is built</w:t>
+      </w:r>
+      <w:r>
+        <w:rPr>
+          <w:rFonts w:ascii="Arial" w:hAnsi="Arial" w:cs="Arial"/>
+        </w:rPr>
+        <w:t>. The root of each name node is found</w:t>
+      </w:r>
+      <w:r>
+        <w:rPr>
+          <w:rFonts w:ascii="Arial" w:hAnsi="Arial" w:cs="Arial"/>
+          <w:lang w:val="bg-BG"/>
+        </w:rPr>
+        <w:t xml:space="preserve"> </w:t>
+      </w:r>
+      <w:r>
+        <w:rPr>
+          <w:rFonts w:ascii="Arial" w:hAnsi="Arial" w:cs="Arial"/>
+        </w:rPr>
+        <w:t xml:space="preserve">using the </w:t>
+      </w:r>
+      <w:hyperlink w:anchor="_Union-Find_(Disjoint_Set" w:history="1">
+        <w:r>
+          <w:rPr>
+            <w:rStyle w:val="Hyperlink"/>
+            <w:rFonts w:ascii="Arial" w:hAnsi="Arial" w:cs="Arial"/>
+          </w:rPr>
+          <w:t xml:space="preserve">find(int x) method of the </w:t>
+        </w:r>
+        <w:proofErr w:type="spellStart"/>
+        <w:r>
+          <w:rPr>
+            <w:rStyle w:val="Hyperlink"/>
+            <w:rFonts w:ascii="Arial" w:hAnsi="Arial" w:cs="Arial"/>
+          </w:rPr>
+          <w:t>UnionFind</w:t>
+        </w:r>
+        <w:proofErr w:type="spellEnd"/>
+        <w:r>
+          <w:rPr>
+            <w:rStyle w:val="Hyperlink"/>
+            <w:rFonts w:ascii="Arial" w:hAnsi="Arial" w:cs="Arial"/>
+          </w:rPr>
+          <w:t xml:space="preserve"> class</w:t>
+        </w:r>
+      </w:hyperlink>
+      <w:r>
+        <w:rPr>
+          <w:rFonts w:ascii="Arial" w:hAnsi="Arial" w:cs="Arial"/>
+        </w:rPr>
+        <w:t>. If a cluster with this root exists, the name node is added to the cluster. If no such cluster is found, a new one is created.</w:t>
+      </w:r>
+      <w:r>
+        <w:rPr>
+          <w:rFonts w:ascii="Arial" w:hAnsi="Arial" w:cs="Arial"/>
+        </w:rPr>
+        <w:t xml:space="preserve"> A</w:t>
+      </w:r>
+      <w:r>
+        <w:rPr>
+          <w:rFonts w:ascii="Arial" w:hAnsi="Arial" w:cs="Arial"/>
+        </w:rPr>
+        <w:t>n</w:t>
+      </w:r>
+      <w:r>
+        <w:rPr>
+          <w:rFonts w:ascii="Arial" w:hAnsi="Arial" w:cs="Arial"/>
+        </w:rPr>
+        <w:t xml:space="preserve"> example of the transformation:</w:t>
+      </w:r>
+    </w:p>
+    <w:p>
+      <w:pPr>
+        <w:spacing w:line="360" w:lineRule="auto"/>
+        <w:jc w:val="center"/>
+        <w:rPr>
+          <w:rFonts w:ascii="Arial" w:hAnsi="Arial" w:cs="Arial"/>
+        </w:rPr>
+      </w:pPr>
+      <w:r>
+        <w:rPr>
+          <w:rFonts w:ascii="Arial" w:hAnsi="Arial" w:cs="Arial"/>
+        </w:rPr>
+        <w:t xml:space="preserve">From </w:t>
+      </w:r>
+      <w:r>
+        <w:rPr>
+          <w:rFonts w:ascii="Arial" w:hAnsi="Arial" w:cs="Arial"/>
+        </w:rPr>
+        <w:t>parent pointer array</w:t>
+      </w:r>
+      <w:r>
+        <w:rPr>
+          <w:rFonts w:ascii="Arial" w:hAnsi="Arial" w:cs="Arial"/>
+        </w:rPr>
+        <w:t>:</w:t>
+      </w:r>
+    </w:p>
+    <w:p>
+      <w:pPr>
+        <w:spacing w:line="360" w:lineRule="auto"/>
+        <w:jc w:val="center"/>
+        <w:rPr>
+          <w:rFonts w:ascii="Arial" w:eastAsiaTheme="minorEastAsia" w:hAnsi="Arial" w:cs="Arial"/>
+        </w:rPr>
+      </w:pPr>
+      <m:oMathPara>
+        <m:oMath>
+          <m:r>
+            <w:rPr>
+              <w:rFonts w:ascii="Cambria Math" w:hAnsi="Cambria Math" w:cs="Arial"/>
+            </w:rPr>
+            <m:t>parent = [0, 0, 0, 3, 3, 5]</m:t>
+          </m:r>
+        </m:oMath>
+      </m:oMathPara>
+    </w:p>
+    <w:p>
+      <w:pPr>
+        <w:spacing w:line="360" w:lineRule="auto"/>
+        <w:jc w:val="center"/>
+        <w:rPr>
+          <w:rFonts w:ascii="Arial" w:hAnsi="Arial" w:cs="Arial"/>
+        </w:rPr>
+      </w:pPr>
+      <w:r>
+        <w:rPr>
+          <w:rFonts w:ascii="Arial" w:hAnsi="Arial" w:cs="Arial"/>
+        </w:rPr>
+        <w:t>T</w:t>
+      </w:r>
+      <w:r>
+        <w:rPr>
+          <w:rFonts w:ascii="Arial" w:hAnsi="Arial" w:cs="Arial"/>
+        </w:rPr>
+        <w:t>o clusters map:</w:t>
+      </w:r>
+    </w:p>
+    <w:p>
+      <w:pPr>
+        <w:spacing w:line="360" w:lineRule="auto"/>
+        <w:jc w:val="center"/>
+        <w:rPr>
+          <w:rFonts w:ascii="Cambria Math" w:hAnsi="Cambria Math" w:cs="Arial"/>
+          <w:oMath/>
+        </w:rPr>
+      </w:pPr>
+      <m:oMathPara>
+        <m:oMath>
+          <m:r>
+            <w:rPr>
+              <w:rFonts w:ascii="Cambria Math" w:hAnsi="Cambria Math" w:cs="Arial"/>
+            </w:rPr>
+            <m:t xml:space="preserve">0 </m:t>
+          </m:r>
+          <m:r>
+            <w:rPr>
+              <w:rFonts w:ascii="Cambria Math" w:hAnsi="Cambria Math" w:cs="Arial"/>
+            </w:rPr>
+            <m:t xml:space="preserve">(root) </m:t>
+          </m:r>
+          <m:r>
+            <w:rPr>
+              <w:rFonts w:ascii="Cambria Math" w:hAnsi="Cambria Math" w:cs="Arial"/>
+            </w:rPr>
+            <m:t>-&gt; [1, 2, 3]</m:t>
+          </m:r>
+          <m:r>
+            <w:rPr>
+              <w:rFonts w:ascii="Cambria Math" w:hAnsi="Cambria Math" w:cs="Arial"/>
+            </w:rPr>
+            <m:t xml:space="preserve"> (cluster members)</m:t>
+          </m:r>
+        </m:oMath>
+      </m:oMathPara>
+    </w:p>
+    <w:p>
+      <w:pPr>
+        <w:spacing w:line="360" w:lineRule="auto"/>
+        <w:jc w:val="center"/>
+        <w:rPr>
+          <w:rFonts w:ascii="Cambria Math" w:hAnsi="Cambria Math" w:cs="Arial"/>
+          <w:oMath/>
+        </w:rPr>
+      </w:pPr>
+      <m:oMathPara>
+        <m:oMath>
+          <m:r>
+            <w:rPr>
+              <w:rFonts w:ascii="Cambria Math" w:hAnsi="Cambria Math" w:cs="Arial"/>
+            </w:rPr>
+            <m:t>3 -&gt; [3, 4]</m:t>
+          </m:r>
+        </m:oMath>
+      </m:oMathPara>
+    </w:p>
+    <w:p>
+      <w:pPr>
+        <w:spacing w:line="360" w:lineRule="auto"/>
+        <w:jc w:val="center"/>
+        <w:rPr>
+          <w:rFonts w:ascii="Cambria Math" w:hAnsi="Cambria Math" w:cs="Arial"/>
+          <w:oMath/>
+        </w:rPr>
+      </w:pPr>
+      <m:oMathPara>
+        <m:oMath>
+          <m:r>
+            <w:rPr>
+              <w:rFonts w:ascii="Cambria Math" w:hAnsi="Cambria Math" w:cs="Arial"/>
+            </w:rPr>
+            <m:t>5 -&gt; [5]</m:t>
+          </m:r>
+        </m:oMath>
+      </m:oMathPara>
+    </w:p>
+    <w:p>
+      <w:pPr>
+        <w:spacing w:line="360" w:lineRule="auto"/>
+        <w:ind w:left="720"/>
+        <w:jc w:val="both"/>
+        <w:rPr>
+          <w:rFonts w:ascii="Arial" w:hAnsi="Arial" w:cs="Arial"/>
+        </w:rPr>
+      </w:pPr>
+    </w:p>
+    <w:p>
+      <w:pPr>
+        <w:spacing w:line="360" w:lineRule="auto"/>
+        <w:jc w:val="both"/>
+        <w:rPr>
+          <w:rFonts w:ascii="Arial" w:hAnsi="Arial" w:cs="Arial"/>
+        </w:rPr>
+      </w:pPr>
+      <w:r>
+        <w:rPr>
+          <w:rFonts w:ascii="Arial" w:hAnsi="Arial" w:cs="Arial"/>
+        </w:rPr>
+        <w:t xml:space="preserve">Lastly, a canonical name is chosen to </w:t>
+      </w:r>
+      <w:r>
+        <w:rPr>
+          <w:rFonts w:ascii="Arial" w:hAnsi="Arial" w:cs="Arial"/>
+        </w:rPr>
+        <w:t>have</w:t>
+      </w:r>
+      <w:r>
+        <w:rPr>
+          <w:rFonts w:ascii="Arial" w:hAnsi="Arial" w:cs="Arial"/>
+        </w:rPr>
+        <w:t xml:space="preserve"> a standardized </w:t>
+      </w:r>
+      <w:r>
+        <w:rPr>
+          <w:rFonts w:ascii="Arial" w:hAnsi="Arial" w:cs="Arial"/>
+        </w:rPr>
+        <w:t>reference way</w:t>
+      </w:r>
+      <w:r>
+        <w:rPr>
+          <w:rFonts w:ascii="Arial" w:hAnsi="Arial" w:cs="Arial"/>
+        </w:rPr>
+        <w:t xml:space="preserve"> to each character</w:t>
+      </w:r>
+      <w:r>
+        <w:rPr>
+          <w:rFonts w:ascii="Arial" w:hAnsi="Arial" w:cs="Arial"/>
+        </w:rPr>
+        <w:t xml:space="preserve"> (e.g., “BOB”, “BOB STUART”, and “STUART” will all be displayed as “BOBE STUART”)</w:t>
+      </w:r>
+      <w:r>
+        <w:rPr>
+          <w:rFonts w:ascii="Arial" w:hAnsi="Arial" w:cs="Arial"/>
+        </w:rPr>
+        <w:t>.</w:t>
+      </w:r>
+      <w:r>
+        <w:rPr>
+          <w:rFonts w:ascii="Arial" w:hAnsi="Arial" w:cs="Arial"/>
+        </w:rPr>
+        <w:t xml:space="preserve"> This makes scheduling and computing case overlaps for scenes easier.</w:t>
+      </w:r>
+    </w:p>
+    <w:p>
+      <w:pPr>
+        <w:spacing w:line="360" w:lineRule="auto"/>
+        <w:jc w:val="both"/>
+        <w:rPr>
+          <w:rFonts w:ascii="Arial" w:hAnsi="Arial" w:cs="Arial"/>
+        </w:rPr>
+      </w:pPr>
+    </w:p>
+    <w:p>
+      <w:pPr>
+        <w:spacing w:line="360" w:lineRule="auto"/>
+        <w:jc w:val="both"/>
+        <w:rPr>
+          <w:rFonts w:ascii="Arial" w:hAnsi="Arial" w:cs="Arial"/>
+        </w:rPr>
+      </w:pPr>
+      <w:r>
+        <w:rPr>
+          <w:rFonts w:ascii="Arial" w:hAnsi="Arial" w:cs="Arial"/>
+        </w:rPr>
+        <w:t xml:space="preserve">The </w:t>
+      </w:r>
+      <w:r>
+        <w:rPr>
+          <w:rFonts w:ascii="Arial" w:hAnsi="Arial" w:cs="Arial"/>
+        </w:rPr>
+        <w:t xml:space="preserve">system iterates through the names of each cluster. It maps the indices back to the raw names. It chooses the longest name as a canonical name, as it usually carries the most information. If the cluster is empty, </w:t>
+      </w:r>
+      <w:r>
+        <w:rPr>
+          <w:rFonts w:ascii="Arial" w:hAnsi="Arial" w:cs="Arial"/>
+          <w:i/>
+          <w:iCs/>
+        </w:rPr>
+        <w:t xml:space="preserve">Big Break! </w:t>
+      </w:r>
+      <w:r>
+        <w:rPr>
+          <w:rFonts w:ascii="Arial" w:hAnsi="Arial" w:cs="Arial"/>
+        </w:rPr>
+        <w:t>throws an error.</w:t>
+      </w:r>
+    </w:p>
+    <w:p>
+      <w:pPr>
+        <w:spacing w:line="360" w:lineRule="auto"/>
+        <w:jc w:val="both"/>
+        <w:rPr>
+          <w:rFonts w:ascii="Arial" w:hAnsi="Arial" w:cs="Arial"/>
+        </w:rPr>
+      </w:pPr>
+    </w:p>
+    <w:p>
+      <w:pPr>
+        <w:spacing w:line="360" w:lineRule="auto"/>
+        <w:jc w:val="both"/>
+        <w:rPr>
+          <w:rFonts w:ascii="Arial" w:hAnsi="Arial" w:cs="Arial"/>
+        </w:rPr>
+      </w:pPr>
+      <w:r>
+        <w:rPr>
+          <w:rFonts w:ascii="Arial" w:hAnsi="Arial" w:cs="Arial"/>
+        </w:rPr>
+        <w:lastRenderedPageBreak/>
+        <w:t xml:space="preserve">The system loops through each index of the cluster and gets the raw name corresponding to this index. It creates a map of the raw name and the canonical (standard) name which the </w:t>
+      </w:r>
+      <w:proofErr w:type="spellStart"/>
+      <w:r>
+        <w:rPr>
+          <w:rFonts w:ascii="Arial" w:hAnsi="Arial" w:cs="Arial"/>
+        </w:rPr>
+        <w:t>buildCanonicalMap</w:t>
+      </w:r>
+      <w:proofErr w:type="spellEnd"/>
+      <w:r>
+        <w:rPr>
+          <w:rFonts w:ascii="Arial" w:hAnsi="Arial" w:cs="Arial"/>
+        </w:rPr>
+        <w:t>(</w:t>
+      </w:r>
+      <w:proofErr w:type="spellStart"/>
+      <w:r>
+        <w:rPr>
+          <w:rFonts w:ascii="Arial" w:hAnsi="Arial" w:cs="Arial"/>
+        </w:rPr>
+        <w:t>LinkedHashSet</w:t>
+      </w:r>
+      <w:proofErr w:type="spellEnd"/>
+      <w:r>
+        <w:rPr>
+          <w:rFonts w:ascii="Arial" w:hAnsi="Arial" w:cs="Arial"/>
+        </w:rPr>
+        <w:t xml:space="preserve">&lt;String&gt; </w:t>
+      </w:r>
+      <w:proofErr w:type="spellStart"/>
+      <w:r>
+        <w:rPr>
+          <w:rFonts w:ascii="Arial" w:hAnsi="Arial" w:cs="Arial"/>
+        </w:rPr>
+        <w:t>rawNames</w:t>
+      </w:r>
+      <w:proofErr w:type="spellEnd"/>
+      <w:r>
+        <w:rPr>
+          <w:rFonts w:ascii="Arial" w:hAnsi="Arial" w:cs="Arial"/>
+        </w:rPr>
+        <w:t>) returns.</w:t>
+      </w:r>
+    </w:p>
+    <w:p>
+      <w:pPr>
+        <w:spacing w:line="360" w:lineRule="auto"/>
+        <w:rPr>
+          <w:rFonts w:ascii="Arial" w:hAnsi="Arial" w:cs="Arial"/>
+          <w:b/>
+          <w:bCs/>
+        </w:rPr>
+      </w:pPr>
+    </w:p>
+    <w:p>
+      <w:pPr>
+        <w:pStyle w:val="Heading5"/>
+        <w:spacing w:line="360" w:lineRule="auto"/>
+        <w:rPr>
+          <w:rFonts w:ascii="Arial" w:hAnsi="Arial" w:cs="Arial"/>
+          <w:b/>
+          <w:bCs/>
+          <w:i/>
+          <w:iCs/>
+          <w:color w:val="auto"/>
+        </w:rPr>
+      </w:pPr>
+      <w:bookmarkStart w:id="0" w:name="_Union-Find_(Disjoint_Set"/>
+      <w:bookmarkEnd w:id="0"/>
+      <w:r>
+        <w:rPr>
+          <w:rFonts w:ascii="Arial" w:hAnsi="Arial" w:cs="Arial"/>
+          <w:b/>
+          <w:bCs/>
+          <w:i/>
+          <w:iCs/>
+          <w:color w:val="auto"/>
+        </w:rPr>
+        <w:t>Union-Find (Disjoint Set Union)</w:t>
+      </w:r>
+    </w:p>
+    <w:p>
+      <w:pPr>
+        <w:spacing w:line="360" w:lineRule="auto"/>
+        <w:ind w:left="720"/>
+        <w:jc w:val="both"/>
+        <w:rPr>
+          <w:rFonts w:ascii="Arial" w:hAnsi="Arial" w:cs="Arial"/>
+          <w:b/>
+          <w:bCs/>
+          <w:i/>
+          <w:iCs/>
+        </w:rPr>
+      </w:pPr>
+    </w:p>
+    <w:p>
+      <w:pPr>
+        <w:spacing w:line="360" w:lineRule="auto"/>
+        <w:jc w:val="both"/>
+        <w:rPr>
+          <w:rFonts w:ascii="Arial" w:hAnsi="Arial" w:cs="Arial"/>
+        </w:rPr>
+      </w:pPr>
+      <w:r>
+        <w:rPr>
+          <w:rFonts w:ascii="Arial" w:hAnsi="Arial" w:cs="Arial"/>
+        </w:rPr>
+        <w:t>The software uses the Union-Find (Disjoint Set Union - DSU) as a graph clustering structure.</w:t>
+      </w:r>
+      <w:r>
+        <w:rPr>
+          <w:rFonts w:ascii="Arial" w:hAnsi="Arial" w:cs="Arial"/>
+        </w:rPr>
+        <w:t xml:space="preserve"> It</w:t>
+      </w:r>
+      <w:r>
+        <w:rPr>
+          <w:rFonts w:ascii="Arial" w:hAnsi="Arial" w:cs="Arial"/>
+        </w:rPr>
+        <w:t xml:space="preserve"> represents clusters as a parent-pointer forest, where each element stores a reference to its parent.</w:t>
+      </w:r>
+      <w:r>
+        <w:rPr>
+          <w:rFonts w:ascii="Arial" w:hAnsi="Arial" w:cs="Arial"/>
+        </w:rPr>
+        <w:t xml:space="preserve"> I</w:t>
+      </w:r>
+      <w:r>
+        <w:rPr>
+          <w:rFonts w:ascii="Arial" w:hAnsi="Arial" w:cs="Arial"/>
+        </w:rPr>
+        <w:t>n this project, it</w:t>
+      </w:r>
+      <w:r>
+        <w:rPr>
+          <w:rFonts w:ascii="Arial" w:hAnsi="Arial" w:cs="Arial"/>
+        </w:rPr>
+        <w:t xml:space="preserve"> searches for whether two names should belong to the same cluster based on how similar they are. The process starts with each character name being its own parent in a separate </w:t>
+      </w:r>
+      <w:r>
+        <w:rPr>
+          <w:rFonts w:ascii="Arial" w:hAnsi="Arial" w:cs="Arial"/>
+        </w:rPr>
+        <w:t>parent pointer tree</w:t>
+      </w:r>
+      <w:r>
+        <w:rPr>
+          <w:rFonts w:ascii="Arial" w:hAnsi="Arial" w:cs="Arial"/>
+        </w:rPr>
+        <w:t xml:space="preserve"> when the Union-Find constructor is called</w:t>
+      </w:r>
+      <w:r>
+        <w:rPr>
+          <w:rFonts w:ascii="Arial" w:hAnsi="Arial" w:cs="Arial"/>
+        </w:rPr>
+        <w:t xml:space="preserve">. </w:t>
+      </w:r>
+      <w:r>
+        <w:rPr>
+          <w:rFonts w:ascii="Arial" w:hAnsi="Arial" w:cs="Arial"/>
+        </w:rPr>
+        <w:t xml:space="preserve">The Union-Find structure internally represents </w:t>
+      </w:r>
+      <w:r>
+        <w:rPr>
+          <w:rFonts w:ascii="Arial" w:hAnsi="Arial" w:cs="Arial"/>
+        </w:rPr>
+        <w:t xml:space="preserve">the names’ </w:t>
+      </w:r>
+      <w:r>
+        <w:rPr>
+          <w:rFonts w:ascii="Arial" w:hAnsi="Arial" w:cs="Arial"/>
+        </w:rPr>
+        <w:t xml:space="preserve">connectivity using a parent pointer tree, where each element maintains a reference to </w:t>
+      </w:r>
+      <w:r>
+        <w:rPr>
+          <w:rFonts w:ascii="Arial" w:hAnsi="Arial" w:cs="Arial"/>
+        </w:rPr>
+        <w:t>the parent</w:t>
+      </w:r>
+      <w:r>
+        <w:rPr>
+          <w:rFonts w:ascii="Arial" w:hAnsi="Arial" w:cs="Arial"/>
+        </w:rPr>
+        <w:t xml:space="preserve"> root.</w:t>
+      </w:r>
+      <w:r>
+        <w:rPr>
+          <w:rFonts w:ascii="Arial" w:hAnsi="Arial" w:cs="Arial"/>
+        </w:rPr>
+        <w:t xml:space="preserve"> </w:t>
+      </w:r>
+      <w:r>
+        <w:rPr>
+          <w:rFonts w:ascii="Arial" w:hAnsi="Arial" w:cs="Arial"/>
+        </w:rPr>
+        <w:t>DSU uses two distinct operations – find and union.</w:t>
+      </w:r>
+    </w:p>
+    <w:p>
+      <w:pPr>
+        <w:spacing w:line="360" w:lineRule="auto"/>
+        <w:jc w:val="both"/>
+        <w:rPr>
+          <w:rFonts w:ascii="Arial" w:hAnsi="Arial" w:cs="Arial"/>
+        </w:rPr>
+      </w:pPr>
+    </w:p>
+    <w:p>
+      <w:pPr>
+        <w:pStyle w:val="ListParagraph"/>
+        <w:numPr>
+          <w:ilvl w:val="0"/>
+          <w:numId w:val="19"/>
+        </w:numPr>
+        <w:spacing w:line="360" w:lineRule="auto"/>
+        <w:jc w:val="both"/>
+        <w:rPr>
+          <w:rFonts w:ascii="Arial" w:hAnsi="Arial" w:cs="Arial"/>
+        </w:rPr>
+      </w:pPr>
+      <w:r>
+        <w:rPr>
+          <w:rFonts w:ascii="Arial" w:hAnsi="Arial" w:cs="Arial"/>
+        </w:rPr>
+        <w:t>find(int x)</w:t>
+      </w:r>
+    </w:p>
+    <w:p>
+      <w:pPr>
+        <w:spacing w:line="360" w:lineRule="auto"/>
+        <w:ind w:left="360"/>
+        <w:jc w:val="both"/>
+        <w:rPr>
+          <w:rFonts w:ascii="Arial" w:hAnsi="Arial" w:cs="Arial"/>
+        </w:rPr>
+      </w:pPr>
+      <w:r>
+        <w:rPr>
+          <w:noProof/>
+        </w:rPr>
+        <w:drawing>
+          <wp:anchor distT="0" distB="0" distL="114300" distR="114300" simplePos="0" relativeHeight="251749376" behindDoc="0" locked="0" layoutInCell="1" allowOverlap="1" wp14:anchorId="6D82E1CB" wp14:editId="4CC2AC49">
+            <wp:simplePos x="0" y="0"/>
+            <wp:positionH relativeFrom="margin">
+              <wp:align>right</wp:align>
+            </wp:positionH>
+            <wp:positionV relativeFrom="margin">
+              <wp:posOffset>5982335</wp:posOffset>
+            </wp:positionV>
+            <wp:extent cx="4829810" cy="1838325"/>
+            <wp:effectExtent l="0" t="0" r="8890" b="9525"/>
+            <wp:wrapTopAndBottom/>
+            <wp:docPr id="258132071" name="Picture 8"/>
+            <wp:cNvGraphicFramePr>
+              <a:graphicFrameLocks xmlns:a="http://schemas.openxmlformats.org/drawingml/2006/main" noChangeAspect="1"/>
+            </wp:cNvGraphicFramePr>
+            <a:graphic xmlns:a="http://schemas.openxmlformats.org/drawingml/2006/main">
+              <a:graphicData uri="http://schemas.openxmlformats.org/drawingml/2006/picture">
+                <pic:pic xmlns:pic="http://schemas.openxmlformats.org/drawingml/2006/picture">
+                  <pic:nvPicPr>
+                    <pic:cNvPr id="0" name="Picture 2"/>
+                    <pic:cNvPicPr>
+                      <a:picLocks noChangeAspect="1" noChangeArrowheads="1"/>
+                    </pic:cNvPicPr>
+                  </pic:nvPicPr>
+                  <pic:blipFill>
+                    <a:blip r:embed="rId18">
+                      <a:extLst>
+                        <a:ext uri="{28A0092B-C50C-407E-A947-70E740481C1C}">
+                          <a14:useLocalDpi xmlns:a14="http://schemas.microsoft.com/office/drawing/2010/main" val="0"/>
+                        </a:ext>
+                      </a:extLst>
+                    </a:blip>
+                    <a:srcRect/>
+                    <a:stretch>
+                      <a:fillRect/>
+                    </a:stretch>
+                  </pic:blipFill>
+                  <pic:spPr bwMode="auto">
+                    <a:xfrm>
+                      <a:off x="0" y="0"/>
+                      <a:ext cx="4829810" cy="1838325"/>
+                    </a:xfrm>
+                    <a:prstGeom prst="rect">
+                      <a:avLst/>
+                    </a:prstGeom>
+                    <a:noFill/>
+                    <a:ln>
+                      <a:noFill/>
+                    </a:ln>
+                  </pic:spPr>
+                </pic:pic>
+              </a:graphicData>
+            </a:graphic>
+            <wp14:sizeRelH relativeFrom="page">
+              <wp14:pctWidth>0</wp14:pctWidth>
+            </wp14:sizeRelH>
+            <wp14:sizeRelV relativeFrom="page">
+              <wp14:pctHeight>0</wp14:pctHeight>
+            </wp14:sizeRelV>
+          </wp:anchor>
+        </w:drawing>
+      </w:r>
+      <w:r>
+        <w:rPr>
+          <w:noProof/>
+        </w:rPr>
+        <mc:AlternateContent>
+          <mc:Choice Requires="wps">
+            <w:drawing>
+              <wp:anchor distT="0" distB="0" distL="114300" distR="114300" simplePos="0" relativeHeight="251750400" behindDoc="0" locked="0" layoutInCell="1" allowOverlap="1" wp14:anchorId="652EF5D1" wp14:editId="0EC7AA0F">
+                <wp:simplePos x="0" y="0"/>
+                <wp:positionH relativeFrom="column">
+                  <wp:posOffset>655320</wp:posOffset>
+                </wp:positionH>
+                <wp:positionV relativeFrom="paragraph">
+                  <wp:posOffset>2825115</wp:posOffset>
+                </wp:positionV>
+                <wp:extent cx="4829810" cy="635"/>
+                <wp:effectExtent l="0" t="0" r="0" b="0"/>
+                <wp:wrapTopAndBottom/>
+                <wp:docPr id="366640771" name="Text Box 1"/>
+                <wp:cNvGraphicFramePr/>
+                <a:graphic xmlns:a="http://schemas.openxmlformats.org/drawingml/2006/main">
+                  <a:graphicData uri="http://schemas.microsoft.com/office/word/2010/wordprocessingShape">
+                    <wps:wsp>
+                      <wps:cNvSpPr txBox="1"/>
+                      <wps:spPr>
+                        <a:xfrm>
+                          <a:off x="0" y="0"/>
+                          <a:ext cx="4829810" cy="635"/>
+                        </a:xfrm>
+                        <a:prstGeom prst="rect">
+                          <a:avLst/>
+                        </a:prstGeom>
+                        <a:solidFill>
+                          <a:prstClr val="white"/>
+                        </a:solidFill>
+                        <a:ln>
+                          <a:noFill/>
+                        </a:ln>
+                      </wps:spPr>
+                      <wps:txbx>
+                        <w:txbxContent>
+                          <w:p>
+                            <w:pPr>
+                              <w:pStyle w:val="Caption"/>
+                              <w:jc w:val="center"/>
+                              <w:rPr>
+                                <w:noProof/>
+                              </w:rPr>
+                            </w:pPr>
+                            <w:r>
+                              <w:t>Figure 7: Find Function</w:t>
+                            </w:r>
+                          </w:p>
+                        </w:txbxContent>
+                      </wps:txbx>
+                      <wps:bodyPr rot="0" spcFirstLastPara="0" vertOverflow="overflow" horzOverflow="overflow" vert="horz" wrap="square" lIns="0" tIns="0" rIns="0" bIns="0" numCol="1" spcCol="0" rtlCol="0" fromWordArt="0" anchor="t" anchorCtr="0" forceAA="0" compatLnSpc="1">
+                        <a:prstTxWarp prst="textNoShape">
+                          <a:avLst/>
+                        </a:prstTxWarp>
+                        <a:spAutoFit/>
+                      </wps:bodyPr>
+                    </wps:wsp>
+                  </a:graphicData>
+                </a:graphic>
+              </wp:anchor>
+            </w:drawing>
+          </mc:Choice>
+          <mc:Fallback>
+            <w:pict>
+              <v:shape w14:anchorId="652EF5D1" id="_x0000_s1032" type="#_x0000_t202" style="position:absolute;left:0;text-align:left;margin-left:51.6pt;margin-top:222.45pt;width:380.3pt;height:.05pt;z-index:251750400;visibility:visible;mso-wrap-style:square;mso-wrap-distance-left:9pt;mso-wrap-distance-top:0;mso-wrap-distance-right:9pt;mso-wrap-distance-bottom:0;mso-position-horizontal:absolute;mso-position-horizontal-relative:text;mso-position-vertical:absolute;mso-position-vertical-relative:text;v-text-anchor:top" o:gfxdata="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" stroked="f">
+                <v:textbox style="mso-fit-shape-to-text:t" inset="0,0,0,0">
+                  <w:txbxContent>
+                    <w:p>
+                      <w:pPr>
+                        <w:pStyle w:val="Caption"/>
+                        <w:jc w:val="center"/>
+                        <w:rPr>
+                          <w:noProof/>
+                        </w:rPr>
+                      </w:pPr>
+                      <w:r>
+                        <w:t>Figure 7: Find Function</w:t>
+                      </w:r>
+                    </w:p>
+                  </w:txbxContent>
+                </v:textbox>
+                <w10:wrap type="topAndBottom"/>
+              </v:shape>
+            </w:pict>
+          </mc:Fallback>
+        </mc:AlternateContent>
+      </w:r>
+      <w:r>
+        <w:rPr>
+          <w:rFonts w:ascii="Arial" w:hAnsi="Arial" w:cs="Arial"/>
+        </w:rPr>
+        <w:t>The</w:t>
+      </w:r>
+      <w:r>
+        <w:rPr>
+          <w:rFonts w:ascii="Arial" w:hAnsi="Arial" w:cs="Arial"/>
+          <w:i/>
+          <w:iCs/>
+        </w:rPr>
+        <w:t xml:space="preserve"> find </w:t>
+      </w:r>
+      <w:r>
+        <w:rPr>
+          <w:rFonts w:ascii="Arial" w:hAnsi="Arial" w:cs="Arial"/>
+        </w:rPr>
+        <w:t>method searches for the representative (parent) of the set of a given name. This is the root of the parent pointer tree. It is implemented by recursively traversing the parent array until we find the root node (parent of itself):</w:t>
+      </w:r>
+    </w:p>
+    <w:p>
+      <w:pPr>
+        <w:spacing w:line="360" w:lineRule="auto"/>
+        <w:jc w:val="both"/>
+        <w:rPr>
+          <w:rFonts w:ascii="Arial" w:hAnsi="Arial" w:cs="Arial"/>
+        </w:rPr>
+      </w:pPr>
+    </w:p>
+    <w:p>
+      <w:pPr>
+        <w:pStyle w:val="ListParagraph"/>
+        <w:numPr>
+          <w:ilvl w:val="0"/>
+          <w:numId w:val="19"/>
+        </w:numPr>
+        <w:spacing w:line="360" w:lineRule="auto"/>
+        <w:jc w:val="both"/>
+        <w:rPr>
+          <w:rFonts w:ascii="Arial" w:hAnsi="Arial" w:cs="Arial"/>
+        </w:rPr>
+      </w:pPr>
+      <w:r>
+        <w:rPr>
+          <w:rFonts w:ascii="Arial" w:hAnsi="Arial" w:cs="Arial"/>
+        </w:rPr>
+        <w:t>union(int a, int b)</w:t>
+      </w:r>
+    </w:p>
+    <w:p>
+      <w:pPr>
+        <w:spacing w:line="360" w:lineRule="auto"/>
+        <w:jc w:val="both"/>
+        <w:rPr>
+          <w:rFonts w:ascii="Arial" w:hAnsi="Arial" w:cs="Arial"/>
+        </w:rPr>
+      </w:pPr>
+      <w:r>
+        <w:rPr>
+          <w:rFonts w:ascii="Arial" w:hAnsi="Arial" w:cs="Arial"/>
+          <w:noProof/>
+        </w:rPr>
+        <w:lastRenderedPageBreak/>
+        <w:drawing>
+          <wp:anchor distT="0" distB="0" distL="114300" distR="114300" simplePos="0" relativeHeight="251746304" behindDoc="0" locked="0" layoutInCell="1" allowOverlap="1" wp14:anchorId="14706323" wp14:editId="291856D2">
+            <wp:simplePos x="0" y="0"/>
+            <wp:positionH relativeFrom="margin">
+              <wp:posOffset>629285</wp:posOffset>
+            </wp:positionH>
+            <wp:positionV relativeFrom="margin">
+              <wp:posOffset>944880</wp:posOffset>
+            </wp:positionV>
+            <wp:extent cx="4677410" cy="1962150"/>
+            <wp:effectExtent l="0" t="0" r="8890" b="0"/>
+            <wp:wrapTopAndBottom/>
+            <wp:docPr id="1218775849" name="Picture 9"/>
+            <wp:cNvGraphicFramePr>
+              <a:graphicFrameLocks xmlns:a="http://schemas.openxmlformats.org/drawingml/2006/main" noChangeAspect="1"/>
+            </wp:cNvGraphicFramePr>
+            <a:graphic xmlns:a="http://schemas.openxmlformats.org/drawingml/2006/main">
+              <a:graphicData uri="http://schemas.openxmlformats.org/drawingml/2006/picture">
+                <pic:pic xmlns:pic="http://schemas.openxmlformats.org/drawingml/2006/picture">
+                  <pic:nvPicPr>
+                    <pic:cNvPr id="0" name="Picture 3"/>
+                    <pic:cNvPicPr>
+                      <a:picLocks noChangeAspect="1" noChangeArrowheads="1"/>
+                    </pic:cNvPicPr>
+                  </pic:nvPicPr>
+                  <pic:blipFill>
+                    <a:blip r:embed="rId19">
+                      <a:extLst>
+                        <a:ext uri="{28A0092B-C50C-407E-A947-70E740481C1C}">
+                          <a14:useLocalDpi xmlns:a14="http://schemas.microsoft.com/office/drawing/2010/main" val="0"/>
+                        </a:ext>
+                      </a:extLst>
+                    </a:blip>
+                    <a:srcRect/>
+                    <a:stretch>
+                      <a:fillRect/>
+                    </a:stretch>
+                  </pic:blipFill>
+                  <pic:spPr bwMode="auto">
+                    <a:xfrm>
+                      <a:off x="0" y="0"/>
+                      <a:ext cx="4677410" cy="1962150"/>
+                    </a:xfrm>
+                    <a:prstGeom prst="rect">
+                      <a:avLst/>
+                    </a:prstGeom>
+                    <a:noFill/>
+                    <a:ln>
+                      <a:noFill/>
+                    </a:ln>
+                  </pic:spPr>
+                </pic:pic>
+              </a:graphicData>
+            </a:graphic>
+            <wp14:sizeRelH relativeFrom="page">
+              <wp14:pctWidth>0</wp14:pctWidth>
+            </wp14:sizeRelH>
+            <wp14:sizeRelV relativeFrom="page">
+              <wp14:pctHeight>0</wp14:pctHeight>
+            </wp14:sizeRelV>
+          </wp:anchor>
+        </w:drawing>
+      </w:r>
+      <w:r>
+        <w:rPr>
+          <w:noProof/>
+        </w:rPr>
+        <mc:AlternateContent>
+          <mc:Choice Requires="wps">
+            <w:drawing>
+              <wp:anchor distT="0" distB="0" distL="114300" distR="114300" simplePos="0" relativeHeight="251747328" behindDoc="0" locked="0" layoutInCell="1" allowOverlap="1" wp14:anchorId="486E4F00" wp14:editId="4DA6B8F5">
+                <wp:simplePos x="0" y="0"/>
+                <wp:positionH relativeFrom="margin">
+                  <wp:align>center</wp:align>
+                </wp:positionH>
+                <wp:positionV relativeFrom="paragraph">
+                  <wp:posOffset>3092450</wp:posOffset>
+                </wp:positionV>
+                <wp:extent cx="4677410" cy="635"/>
+                <wp:effectExtent l="0" t="0" r="8890" b="0"/>
+                <wp:wrapTopAndBottom/>
+                <wp:docPr id="1069413852" name="Text Box 1"/>
+                <wp:cNvGraphicFramePr/>
+                <a:graphic xmlns:a="http://schemas.openxmlformats.org/drawingml/2006/main">
+                  <a:graphicData uri="http://schemas.microsoft.com/office/word/2010/wordprocessingShape">
+                    <wps:wsp>
+                      <wps:cNvSpPr txBox="1"/>
+                      <wps:spPr>
+                        <a:xfrm>
+                          <a:off x="0" y="0"/>
+                          <a:ext cx="4677410" cy="635"/>
+                        </a:xfrm>
+                        <a:prstGeom prst="rect">
+                          <a:avLst/>
+                        </a:prstGeom>
+                        <a:solidFill>
+                          <a:prstClr val="white"/>
+                        </a:solidFill>
+                        <a:ln>
+                          <a:noFill/>
+                        </a:ln>
+                      </wps:spPr>
+                      <wps:txbx>
+                        <w:txbxContent>
+                          <w:p>
+                            <w:pPr>
+                              <w:pStyle w:val="Caption"/>
+                              <w:jc w:val="center"/>
+                              <w:rPr>
+                                <w:rFonts w:ascii="Arial" w:hAnsi="Arial" w:cs="Arial"/>
+                                <w:noProof/>
+                              </w:rPr>
+                            </w:pPr>
+                            <w:r>
+                              <w:t>Figure 8: Union Function</w:t>
+                            </w:r>
+                          </w:p>
+                        </w:txbxContent>
+                      </wps:txbx>
+                      <wps:bodyPr rot="0" spcFirstLastPara="0" vertOverflow="overflow" horzOverflow="overflow" vert="horz" wrap="square" lIns="0" tIns="0" rIns="0" bIns="0" numCol="1" spcCol="0" rtlCol="0" fromWordArt="0" anchor="t" anchorCtr="0" forceAA="0" compatLnSpc="1">
+                        <a:prstTxWarp prst="textNoShape">
+                          <a:avLst/>
+                        </a:prstTxWarp>
+                        <a:spAutoFit/>
+                      </wps:bodyPr>
+                    </wps:wsp>
+                  </a:graphicData>
+                </a:graphic>
+              </wp:anchor>
+            </w:drawing>
+          </mc:Choice>
+          <mc:Fallback>
+            <w:pict>
+              <v:shape w14:anchorId="486E4F00" id="_x0000_s1033" type="#_x0000_t202" style="position:absolute;left:0;text-align:left;margin-left:0;margin-top:243.5pt;width:368.3pt;height:.05pt;z-index:251747328;visibility:visible;mso-wrap-style:square;mso-wrap-distance-left:9pt;mso-wrap-distance-top:0;mso-wrap-distance-right:9pt;mso-wrap-distance-bottom:0;mso-position-horizontal:center;mso-position-horizontal-relative:margin;mso-position-vertical:absolute;mso-position-vertical-relative:text;v-text-anchor:top" o:gfxdata="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" stroked="f">
+                <v:textbox style="mso-fit-shape-to-text:t" inset="0,0,0,0">
+                  <w:txbxContent>
+                    <w:p>
+                      <w:pPr>
+                        <w:pStyle w:val="Caption"/>
+                        <w:jc w:val="center"/>
+                        <w:rPr>
+                          <w:rFonts w:ascii="Arial" w:hAnsi="Arial" w:cs="Arial"/>
+                          <w:noProof/>
+                        </w:rPr>
+                      </w:pPr>
+                      <w:r>
+                        <w:t>Figure 8: Union Function</w:t>
+                      </w:r>
+                    </w:p>
+                  </w:txbxContent>
+                </v:textbox>
+                <w10:wrap type="topAndBottom" anchorx="margin"/>
+              </v:shape>
+            </w:pict>
+          </mc:Fallback>
+        </mc:AlternateContent>
+      </w:r>
+      <w:r>
+        <w:rPr>
+          <w:rFonts w:ascii="Arial" w:hAnsi="Arial" w:cs="Arial"/>
+        </w:rPr>
+        <w:t xml:space="preserve">The </w:t>
+      </w:r>
+      <w:r>
+        <w:rPr>
+          <w:rFonts w:ascii="Arial" w:hAnsi="Arial" w:cs="Arial"/>
+          <w:i/>
+          <w:iCs/>
+        </w:rPr>
+        <w:t xml:space="preserve">union </w:t>
+      </w:r>
+      <w:r>
+        <w:rPr>
+          <w:rFonts w:ascii="Arial" w:hAnsi="Arial" w:cs="Arial"/>
+        </w:rPr>
+        <w:t>method</w:t>
+      </w:r>
+      <w:r>
+        <w:rPr>
+          <w:rFonts w:ascii="Arial" w:hAnsi="Arial" w:cs="Arial"/>
+        </w:rPr>
+        <w:t xml:space="preserve"> combines two sets into one. It takes the indices of two names as input and finds their set representative using the </w:t>
+      </w:r>
+      <w:r>
+        <w:rPr>
+          <w:rFonts w:ascii="Arial" w:hAnsi="Arial" w:cs="Arial"/>
+          <w:i/>
+          <w:iCs/>
+        </w:rPr>
+        <w:t>find</w:t>
+      </w:r>
+      <w:r>
+        <w:rPr>
+          <w:rFonts w:ascii="Arial" w:hAnsi="Arial" w:cs="Arial"/>
+        </w:rPr>
+        <w:t xml:space="preserve"> operation. It </w:t>
+      </w:r>
+      <w:r>
+        <w:rPr>
+          <w:rFonts w:ascii="Arial" w:hAnsi="Arial" w:cs="Arial"/>
+        </w:rPr>
+        <w:t>puts the second pointer tree under the root of the first one:</w:t>
+      </w:r>
+    </w:p>
+    <w:p>
+      <w:pPr>
+        <w:spacing w:line="360" w:lineRule="auto"/>
+        <w:jc w:val="both"/>
+        <w:rPr>
+          <w:rFonts w:ascii="Arial" w:hAnsi="Arial" w:cs="Arial"/>
+        </w:rPr>
+      </w:pPr>
+    </w:p>
+    <w:p>
+      <w:pPr>
+        <w:spacing w:line="360" w:lineRule="auto"/>
+        <w:jc w:val="both"/>
+        <w:rPr>
+          <w:rFonts w:ascii="Arial" w:hAnsi="Arial" w:cs="Arial"/>
+        </w:rPr>
+      </w:pPr>
+      <w:r>
+        <w:rPr>
+          <w:rFonts w:ascii="Arial" w:hAnsi="Arial" w:cs="Arial"/>
+        </w:rPr>
+        <w:t>Visual example of the assignment process</w:t>
+      </w:r>
+      <w:r>
+        <w:rPr>
+          <w:rFonts w:ascii="Arial" w:hAnsi="Arial" w:cs="Arial"/>
+        </w:rPr>
+        <w:t xml:space="preserve"> in </w:t>
+      </w:r>
+      <w:r>
+        <w:rPr>
+          <w:rFonts w:ascii="Arial" w:hAnsi="Arial" w:cs="Arial"/>
+          <w:i/>
+          <w:iCs/>
+        </w:rPr>
+        <w:t>Figure 8</w:t>
+      </w:r>
+      <w:r>
+        <w:rPr>
+          <w:rFonts w:ascii="Arial" w:hAnsi="Arial" w:cs="Arial"/>
+        </w:rPr>
+        <w:t xml:space="preserve"> when calling union(0, 1), where 0 is the index of “BOB”, 1 is the index of “BOB SMITH”, and 2 is the index of “TONI”:</w:t>
+      </w:r>
+    </w:p>
+    <w:p>
+      <w:pPr>
+        <w:spacing w:line="360" w:lineRule="auto"/>
+        <w:jc w:val="center"/>
+        <w:rPr>
+          <w:rFonts w:ascii="Arial" w:eastAsiaTheme="minorEastAsia" w:hAnsi="Arial" w:cs="Arial"/>
+        </w:rPr>
+      </w:pPr>
+      <m:oMath>
+        <m:r>
+          <w:rPr>
+            <w:rFonts w:ascii="Cambria Math" w:eastAsiaTheme="minorEastAsia" w:hAnsi="Cambria Math" w:cs="Arial"/>
+          </w:rPr>
+          <m:t>parent = [0, 1, 2]</m:t>
+        </m:r>
+      </m:oMath>
+      <w:r>
+        <w:rPr>
+          <w:rFonts w:ascii="Arial" w:eastAsiaTheme="minorEastAsia" w:hAnsi="Arial" w:cs="Arial"/>
+        </w:rPr>
+        <w:t xml:space="preserve"> (array of all parents; before calling union (0,1), each node is its own root)</w:t>
+      </w:r>
+    </w:p>
+    <w:p>
+      <w:pPr>
+        <w:spacing w:line="360" w:lineRule="auto"/>
+        <w:jc w:val="center"/>
+        <w:rPr>
+          <w:rFonts w:ascii="Arial" w:eastAsiaTheme="minorEastAsia" w:hAnsi="Arial" w:cs="Arial"/>
+        </w:rPr>
+      </w:pPr>
+      <m:oMathPara>
+        <m:oMath>
+          <m:r>
+            <w:rPr>
+              <w:rFonts w:ascii="Cambria Math" w:eastAsiaTheme="minorEastAsia" w:hAnsi="Cambria Math" w:cs="Arial"/>
+            </w:rPr>
+            <m:t>uf.union(0,1);</m:t>
+          </m:r>
+        </m:oMath>
+      </m:oMathPara>
+    </w:p>
+    <w:p>
+      <w:pPr>
+        <w:spacing w:line="360" w:lineRule="auto"/>
+        <w:jc w:val="center"/>
+        <w:rPr>
+          <w:rFonts w:ascii="Arial" w:eastAsiaTheme="minorEastAsia" w:hAnsi="Arial" w:cs="Arial"/>
+        </w:rPr>
+      </w:pPr>
+      <m:oMath>
+        <m:r>
+          <w:rPr>
+            <w:rFonts w:ascii="Cambria Math" w:hAnsi="Cambria Math" w:cs="Arial"/>
+          </w:rPr>
+          <m:t>rootA=</m:t>
+        </m:r>
+        <m:r>
+          <w:rPr>
+            <w:rFonts w:ascii="Cambria Math" w:hAnsi="Cambria Math" w:cs="Arial"/>
+          </w:rPr>
+          <m:t>0</m:t>
+        </m:r>
+      </m:oMath>
+      <w:r>
+        <w:rPr>
+          <w:rFonts w:ascii="Arial" w:eastAsiaTheme="minorEastAsia" w:hAnsi="Arial" w:cs="Arial"/>
+        </w:rPr>
+        <w:t>;</w:t>
+      </w:r>
+      <m:oMath>
+        <m:r>
+          <w:rPr>
+            <w:rFonts w:ascii="Cambria Math" w:eastAsiaTheme="minorEastAsia" w:hAnsi="Cambria Math" w:cs="Arial"/>
+          </w:rPr>
+          <m:t xml:space="preserve"> </m:t>
+        </m:r>
+        <m:r>
+          <w:rPr>
+            <w:rFonts w:ascii="Cambria Math" w:hAnsi="Cambria Math" w:cs="Arial"/>
+          </w:rPr>
+          <m:t xml:space="preserve"> </m:t>
+        </m:r>
+        <m:r>
+          <w:rPr>
+            <w:rFonts w:ascii="Cambria Math" w:hAnsi="Cambria Math" w:cs="Arial"/>
+          </w:rPr>
+          <m:t>root</m:t>
+        </m:r>
+        <m:r>
+          <w:rPr>
+            <w:rFonts w:ascii="Cambria Math" w:hAnsi="Cambria Math" w:cs="Arial"/>
+          </w:rPr>
+          <m:t>B</m:t>
+        </m:r>
+        <m:r>
+          <w:rPr>
+            <w:rFonts w:ascii="Cambria Math" w:hAnsi="Cambria Math" w:cs="Arial"/>
+          </w:rPr>
+          <m:t xml:space="preserve"> = </m:t>
+        </m:r>
+        <m:r>
+          <w:rPr>
+            <w:rFonts w:ascii="Cambria Math" w:hAnsi="Cambria Math" w:cs="Arial"/>
+          </w:rPr>
+          <m:t>1</m:t>
+        </m:r>
+      </m:oMath>
+    </w:p>
+    <w:p>
+      <w:pPr>
+        <w:spacing w:line="360" w:lineRule="auto"/>
+        <w:rPr>
+          <w:rFonts w:ascii="Arial" w:eastAsiaTheme="minorEastAsia" w:hAnsi="Arial" w:cs="Arial"/>
+        </w:rPr>
+      </w:pPr>
+      <w:r>
+        <w:rPr>
+          <w:rFonts w:ascii="Arial" w:eastAsiaTheme="minorEastAsia" w:hAnsi="Arial" w:cs="Arial"/>
+        </w:rPr>
+        <w:tab/>
+      </w:r>
+      <w:r>
+        <w:rPr>
+          <w:rFonts w:ascii="Arial" w:eastAsiaTheme="minorEastAsia" w:hAnsi="Arial" w:cs="Arial"/>
+        </w:rPr>
+        <w:tab/>
+      </w:r>
+      <w:r>
+        <w:rPr>
+          <w:rFonts w:ascii="Arial" w:eastAsiaTheme="minorEastAsia" w:hAnsi="Arial" w:cs="Arial"/>
+        </w:rPr>
+        <w:tab/>
+        <w:t xml:space="preserve">            Tree 1:</w:t>
+      </w:r>
+      <w:r>
+        <w:rPr>
+          <w:rFonts w:ascii="Arial" w:eastAsiaTheme="minorEastAsia" w:hAnsi="Arial" w:cs="Arial"/>
+        </w:rPr>
+        <w:tab/>
+      </w:r>
+      <w:r>
+        <w:rPr>
+          <w:rFonts w:ascii="Arial" w:eastAsiaTheme="minorEastAsia" w:hAnsi="Arial" w:cs="Arial"/>
+        </w:rPr>
+        <w:tab/>
+      </w:r>
+      <w:r>
+        <w:rPr>
+          <w:rFonts w:ascii="Arial" w:eastAsiaTheme="minorEastAsia" w:hAnsi="Arial" w:cs="Arial"/>
+        </w:rPr>
+        <w:tab/>
+      </w:r>
+      <w:r>
+        <w:rPr>
+          <w:rFonts w:ascii="Arial" w:eastAsiaTheme="minorEastAsia" w:hAnsi="Arial" w:cs="Arial"/>
+        </w:rPr>
+        <w:tab/>
+      </w:r>
+      <w:r>
+        <w:rPr>
+          <w:rFonts w:ascii="Arial" w:eastAsiaTheme="minorEastAsia" w:hAnsi="Arial" w:cs="Arial"/>
+        </w:rPr>
+        <w:tab/>
+        <w:t>Tree 2:</w:t>
+      </w:r>
+    </w:p>
+    <w:p>
+      <w:pPr>
+        <w:spacing w:line="360" w:lineRule="auto"/>
+        <w:ind w:left="2160"/>
+        <w:rPr>
+          <w:rFonts w:ascii="Arial" w:eastAsiaTheme="minorEastAsia" w:hAnsi="Arial" w:cs="Arial"/>
+        </w:rPr>
+      </w:pPr>
+      <w:r>
+        <w:rPr>
+          <w:rFonts w:ascii="Arial" w:eastAsiaTheme="minorEastAsia" w:hAnsi="Arial" w:cs="Arial"/>
+        </w:rPr>
+        <w:t xml:space="preserve">    </w:t>
+      </w:r>
+      <w:r>
+        <w:rPr>
+          <w:rFonts w:ascii="Arial" w:eastAsiaTheme="minorEastAsia" w:hAnsi="Arial" w:cs="Arial"/>
+        </w:rPr>
+        <w:t>0 (</w:t>
+      </w:r>
+      <w:r>
+        <w:rPr>
+          <w:rFonts w:ascii="Arial" w:eastAsiaTheme="minorEastAsia" w:hAnsi="Arial" w:cs="Arial"/>
+        </w:rPr>
+        <w:t>BOB</w:t>
+      </w:r>
+      <w:r>
+        <w:rPr>
+          <w:rFonts w:ascii="Arial" w:eastAsiaTheme="minorEastAsia" w:hAnsi="Arial" w:cs="Arial"/>
+        </w:rPr>
+        <w:t>)</w:t>
+      </w:r>
+      <w:r>
+        <w:rPr>
+          <w:rFonts w:ascii="Arial" w:eastAsiaTheme="minorEastAsia" w:hAnsi="Arial" w:cs="Arial"/>
+        </w:rPr>
+        <w:t xml:space="preserve"> (parent)</w:t>
+      </w:r>
+      <w:r>
+        <w:rPr>
+          <w:rFonts w:ascii="Arial" w:eastAsiaTheme="minorEastAsia" w:hAnsi="Arial" w:cs="Arial"/>
+        </w:rPr>
+        <w:tab/>
+      </w:r>
+      <w:r>
+        <w:rPr>
+          <w:rFonts w:ascii="Arial" w:eastAsiaTheme="minorEastAsia" w:hAnsi="Arial" w:cs="Arial"/>
+        </w:rPr>
+        <w:tab/>
+      </w:r>
+      <w:r>
+        <w:rPr>
+          <w:rFonts w:ascii="Arial" w:eastAsiaTheme="minorEastAsia" w:hAnsi="Arial" w:cs="Arial"/>
+        </w:rPr>
+        <w:tab/>
+      </w:r>
+      <w:r>
+        <w:rPr>
+          <w:rFonts w:ascii="Arial" w:eastAsiaTheme="minorEastAsia" w:hAnsi="Arial" w:cs="Arial"/>
+        </w:rPr>
+        <w:tab/>
+      </w:r>
+      <w:r>
+        <w:rPr>
+          <w:rFonts w:ascii="Arial" w:eastAsiaTheme="minorEastAsia" w:hAnsi="Arial" w:cs="Arial"/>
+        </w:rPr>
+        <w:t>2 (</w:t>
+      </w:r>
+      <w:r>
+        <w:rPr>
+          <w:rFonts w:ascii="Arial" w:eastAsiaTheme="minorEastAsia" w:hAnsi="Arial" w:cs="Arial"/>
+        </w:rPr>
+        <w:t>TONI</w:t>
+      </w:r>
+      <w:r>
+        <w:rPr>
+          <w:rFonts w:ascii="Arial" w:eastAsiaTheme="minorEastAsia" w:hAnsi="Arial" w:cs="Arial"/>
+        </w:rPr>
+        <w:t>)</w:t>
+      </w:r>
+      <w:r>
+        <w:rPr>
+          <w:rFonts w:ascii="Arial" w:eastAsiaTheme="minorEastAsia" w:hAnsi="Arial" w:cs="Arial"/>
+        </w:rPr>
+        <w:t xml:space="preserve"> (parent)</w:t>
+      </w:r>
+    </w:p>
+    <w:p>
+      <w:pPr>
+        <w:spacing w:line="360" w:lineRule="auto"/>
+        <w:ind w:left="1440" w:firstLine="720"/>
+        <w:rPr>
+          <w:rFonts w:ascii="Arial" w:eastAsiaTheme="minorEastAsia" w:hAnsi="Arial" w:cs="Arial"/>
+        </w:rPr>
+      </w:pPr>
+      <w:r>
+        <w:rPr>
+          <w:rFonts w:ascii="Arial" w:eastAsiaTheme="minorEastAsia" w:hAnsi="Arial" w:cs="Arial"/>
+        </w:rPr>
+        <w:t xml:space="preserve">       </w:t>
+      </w:r>
+      <w:r>
+        <w:rPr>
+          <w:rFonts w:ascii="Arial" w:eastAsiaTheme="minorEastAsia" w:hAnsi="Arial" w:cs="Arial"/>
+        </w:rPr>
+        <w:t xml:space="preserve">        </w:t>
+      </w:r>
+      <w:r>
+        <w:rPr>
+          <w:rFonts w:ascii="Arial" w:eastAsiaTheme="minorEastAsia" w:hAnsi="Arial" w:cs="Arial"/>
+        </w:rPr>
+        <w:t>|</w:t>
+      </w:r>
+    </w:p>
+    <w:p>
+      <w:pPr>
+        <w:spacing w:line="360" w:lineRule="auto"/>
+        <w:ind w:left="2160"/>
+        <w:rPr>
+          <w:rFonts w:ascii="Arial" w:eastAsiaTheme="minorEastAsia" w:hAnsi="Arial" w:cs="Arial"/>
+        </w:rPr>
+      </w:pPr>
+      <w:r>
+        <w:rPr>
+          <w:rFonts w:ascii="Arial" w:eastAsiaTheme="minorEastAsia" w:hAnsi="Arial" w:cs="Arial"/>
+        </w:rPr>
+        <w:t xml:space="preserve">   </w:t>
+      </w:r>
+      <w:r>
+        <w:rPr>
+          <w:rFonts w:ascii="Arial" w:eastAsiaTheme="minorEastAsia" w:hAnsi="Arial" w:cs="Arial"/>
+        </w:rPr>
+        <w:t>1 (</w:t>
+      </w:r>
+      <w:r>
+        <w:rPr>
+          <w:rFonts w:ascii="Arial" w:eastAsiaTheme="minorEastAsia" w:hAnsi="Arial" w:cs="Arial"/>
+        </w:rPr>
+        <w:t>BOB SMITH</w:t>
+      </w:r>
+      <w:r>
+        <w:rPr>
+          <w:rFonts w:ascii="Arial" w:eastAsiaTheme="minorEastAsia" w:hAnsi="Arial" w:cs="Arial"/>
+        </w:rPr>
+        <w:t>)</w:t>
+      </w:r>
+    </w:p>
+    <w:p>
+      <w:pPr>
+        <w:spacing w:line="360" w:lineRule="auto"/>
+        <w:jc w:val="center"/>
+        <w:rPr>
+          <w:rFonts w:ascii="Cambria Math" w:hAnsi="Cambria Math" w:cs="Arial"/>
+          <w:oMath/>
+        </w:rPr>
+      </w:pPr>
+      <m:oMath>
+        <m:r>
+          <w:rPr>
+            <w:rFonts w:ascii="Cambria Math" w:hAnsi="Cambria Math" w:cs="Arial"/>
+          </w:rPr>
+          <m:t>parent = [0, 0, 1]</m:t>
+        </m:r>
+      </m:oMath>
+      <w:r>
+        <w:rPr>
+          <w:rFonts w:ascii="Arial" w:eastAsiaTheme="minorEastAsia" w:hAnsi="Arial" w:cs="Arial"/>
+        </w:rPr>
+        <w:t xml:space="preserve"> (parent array after union (0, 1)</w:t>
+      </w:r>
+    </w:p>
+    <w:p>
+      <w:pPr>
+        <w:spacing w:line="360" w:lineRule="auto"/>
+        <w:rPr>
+          <w:rFonts w:ascii="Arial" w:hAnsi="Arial" w:cs="Arial"/>
+          <w:b/>
+          <w:bCs/>
+        </w:rPr>
+      </w:pPr>
+    </w:p>
+    <w:p>
+      <w:pPr>
+        <w:pStyle w:val="Heading4"/>
+        <w:spacing w:line="360" w:lineRule="auto"/>
+        <w:jc w:val="both"/>
         <w:rPr>
           <w:rFonts w:ascii="Arial" w:hAnsi="Arial" w:cs="Arial"/>
           <w:b/>
           <w:bCs/>
           <w:color w:val="auto"/>
         </w:rPr>
+      </w:pPr>
+      <w:bookmarkStart w:id="1" w:name="_Levenshtein_(Edit)_Distance"/>
+      <w:bookmarkEnd w:id="1"/>
+      <w:proofErr w:type="spellStart"/>
+      <w:r>
+        <w:rPr>
+          <w:rFonts w:ascii="Arial" w:hAnsi="Arial" w:cs="Arial"/>
+          <w:b/>
+          <w:bCs/>
+          <w:color w:val="auto"/>
+        </w:rPr>
+        <w:t>Levenshtein</w:t>
+      </w:r>
+      <w:proofErr w:type="spellEnd"/>
+      <w:r>
+        <w:rPr>
+          <w:rFonts w:ascii="Arial" w:hAnsi="Arial" w:cs="Arial"/>
+          <w:b/>
+          <w:bCs/>
+          <w:color w:val="auto"/>
+        </w:rPr>
         <w:t xml:space="preserve"> (Edit) Distance</w:t>
       </w:r>
     </w:p>
@@ -10434,7 +12924,14 @@
         <w:rPr>
           <w:rFonts w:ascii="Arial" w:hAnsi="Arial" w:cs="Arial"/>
         </w:rPr>
-        <w:t xml:space="preserve"> In the program, the algorithm helps perform clustering of similar names, props, or set dressings together that likely refer to the same character or object.</w:t>
+        <w:t xml:space="preserve"> In the program, the algorithm helps perform clustering of similar names, props, or set dressings together that likely refer to the same character or </w:t>
+      </w:r>
+      <w:r>
+        <w:rPr>
+          <w:rFonts w:ascii="Arial" w:hAnsi="Arial" w:cs="Arial"/>
+        </w:rPr>
+        <w:lastRenderedPageBreak/>
+        <w:t>object.</w:t>
       </w:r>
       <w:r>
         <w:rPr>
@@ -10581,18 +13078,17 @@
         <w:rPr>
           <w:noProof/>
         </w:rPr>
-        <w:lastRenderedPageBreak/>
         <w:drawing>
-          <wp:anchor distT="0" distB="0" distL="114300" distR="114300" simplePos="0" relativeHeight="251677696" behindDoc="0" locked="0" layoutInCell="1" allowOverlap="1" wp14:anchorId="0A20CBBF" wp14:editId="2B3A370D">
+          <wp:anchor distT="0" distB="0" distL="114300" distR="114300" simplePos="0" relativeHeight="251677696" behindDoc="0" locked="0" layoutInCell="1" allowOverlap="1" wp14:anchorId="0A20CBBF" wp14:editId="7F929A3F">
             <wp:simplePos x="0" y="0"/>
             <wp:positionH relativeFrom="margin">
-              <wp:posOffset>830580</wp:posOffset>
+              <wp:posOffset>662940</wp:posOffset>
             </wp:positionH>
             <wp:positionV relativeFrom="paragraph">
-              <wp:posOffset>1013460</wp:posOffset>
+              <wp:posOffset>913765</wp:posOffset>
             </wp:positionV>
-            <wp:extent cx="4411980" cy="2183765"/>
-            <wp:effectExtent l="0" t="0" r="7620" b="6985"/>
+            <wp:extent cx="4411980" cy="1508760"/>
+            <wp:effectExtent l="0" t="0" r="7620" b="0"/>
             <wp:wrapTopAndBottom/>
             <wp:docPr id="668554585" name="Picture 6" descr="A screenshot of a computer program&#10;&#10;AI-generated content may be incorrect."/>
             <wp:cNvGraphicFramePr>
@@ -10606,14 +13102,14 @@
                     <pic:cNvPicPr/>
                   </pic:nvPicPr>
                   <pic:blipFill rotWithShape="1">
-                    <a:blip r:embed="rId18">
+                    <a:blip r:embed="rId20">
                       <a:extLst>
                         <a:ext uri="{28A0092B-C50C-407E-A947-70E740481C1C}">
                           <a14:useLocalDpi xmlns:a14="http://schemas.microsoft.com/office/drawing/2010/main" val="0"/>
                         </a:ext>
                       </a:extLst>
                     </a:blip>
-                    <a:srcRect t="36905" b="11735"/>
+                    <a:srcRect t="51062" b="13453"/>
                     <a:stretch>
                       <a:fillRect/>
                     </a:stretch>
@@ -10621,7 +13117,7 @@
                   <pic:spPr bwMode="auto">
                     <a:xfrm>
                       <a:off x="0" y="0"/>
-                      <a:ext cx="4411980" cy="2183765"/>
+                      <a:ext cx="4411980" cy="1508760"/>
                     </a:xfrm>
                     <a:prstGeom prst="rect">
                       <a:avLst/>
@@ -10690,16 +13186,16 @@
         <mc:AlternateContent>
           <mc:Choice Requires="wps">
             <w:drawing>
-              <wp:anchor distT="0" distB="0" distL="114300" distR="114300" simplePos="0" relativeHeight="251723776" behindDoc="0" locked="0" layoutInCell="1" allowOverlap="1" wp14:anchorId="46AB6723" wp14:editId="6CBB6708">
+              <wp:anchor distT="0" distB="0" distL="114300" distR="114300" simplePos="0" relativeHeight="251723776" behindDoc="0" locked="0" layoutInCell="1" allowOverlap="1" wp14:anchorId="46AB6723" wp14:editId="29685F61">
                 <wp:simplePos x="0" y="0"/>
-                <wp:positionH relativeFrom="column">
-                  <wp:posOffset>777240</wp:posOffset>
+                <wp:positionH relativeFrom="margin">
+                  <wp:align>center</wp:align>
                 </wp:positionH>
                 <wp:positionV relativeFrom="paragraph">
-                  <wp:posOffset>2447925</wp:posOffset>
+                  <wp:posOffset>1754505</wp:posOffset>
                 </wp:positionV>
                 <wp:extent cx="4411980" cy="635"/>
-                <wp:effectExtent l="0" t="0" r="0" b="0"/>
+                <wp:effectExtent l="0" t="0" r="7620" b="0"/>
                 <wp:wrapTopAndBottom/>
                 <wp:docPr id="1553243084" name="Text Box 1"/>
                 <wp:cNvGraphicFramePr/>
@@ -10763,7 +13259,7 @@
           </mc:Choice>
           <mc:Fallback>
             <w:pict>
-              <v:shape w14:anchorId="46AB6723" id="_x0000_s1032" type="#_x0000_t202" style="position:absolute;left:0;text-align:left;margin-left:61.2pt;margin-top:192.75pt;width:347.4pt;height:.05pt;z-index:251723776;visibility:visible;mso-wrap-style:square;mso-wrap-distance-left:9pt;mso-wrap-distance-top:0;mso-wrap-distance-right:9pt;mso-wrap-distance-bottom:0;mso-position-horizontal:absolute;mso-position-horizontal-relative:text;mso-position-vertical:absolute;mso-position-vertical-relative:text;v-text-anchor:top" o:gfxdata="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" stroked="f">
+              <v:shape w14:anchorId="46AB6723" id="_x0000_s1034" type="#_x0000_t202" style="position:absolute;left:0;text-align:left;margin-left:0;margin-top:138.15pt;width:347.4pt;height:.05pt;z-index:251723776;visibility:visible;mso-wrap-style:square;mso-wrap-distance-left:9pt;mso-wrap-distance-top:0;mso-wrap-distance-right:9pt;mso-wrap-distance-bottom:0;mso-position-horizontal:center;mso-position-horizontal-relative:margin;mso-position-vertical:absolute;mso-position-vertical-relative:text;v-text-anchor:top" o:gfxdata="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" stroked="f">
                 <v:textbox style="mso-fit-shape-to-text:t" inset="0,0,0,0">
                   <w:txbxContent>
                     <w:p>
@@ -10791,7 +13287,7 @@
                     </w:p>
                   </w:txbxContent>
                 </v:textbox>
-                <w10:wrap type="topAndBottom"/>
+                <w10:wrap type="topAndBottom" anchorx="margin"/>
               </v:shape>
             </w:pict>
           </mc:Fallback>
@@ -10801,18 +13297,11 @@
     <w:p>
       <w:pPr>
         <w:spacing w:line="360" w:lineRule="auto"/>
-        <w:ind w:left="720"/>
         <w:jc w:val="both"/>
         <w:rPr>
           <w:rFonts w:ascii="Arial" w:hAnsi="Arial" w:cs="Arial"/>
         </w:rPr>
       </w:pPr>
-      <w:r>
-        <w:rPr>
-          <w:rFonts w:ascii="Arial" w:hAnsi="Arial" w:cs="Arial"/>
-        </w:rPr>
-        <w:tab/>
-      </w:r>
     </w:p>
     <w:p>
       <w:pPr>
@@ -11432,6 +13921,25 @@
           <w:rFonts w:ascii="Arial" w:hAnsi="Arial" w:cs="Arial"/>
         </w:rPr>
       </w:pPr>
+    </w:p>
+    <w:p>
+      <w:pPr>
+        <w:spacing w:line="360" w:lineRule="auto"/>
+        <w:ind w:left="360"/>
+        <w:jc w:val="both"/>
+        <w:rPr>
+          <w:rFonts w:ascii="Arial" w:hAnsi="Arial" w:cs="Arial"/>
+        </w:rPr>
+      </w:pPr>
+    </w:p>
+    <w:p>
+      <w:pPr>
+        <w:spacing w:line="360" w:lineRule="auto"/>
+        <w:jc w:val="both"/>
+        <w:rPr>
+          <w:rFonts w:ascii="Arial" w:eastAsiaTheme="minorEastAsia" w:hAnsi="Arial" w:cs="Arial"/>
+        </w:rPr>
+      </w:pPr>
       <w:r>
         <w:rPr>
           <w:noProof/>
@@ -11439,13 +13947,13 @@
         <mc:AlternateContent>
           <mc:Choice Requires="wps">
             <w:drawing>
-              <wp:anchor distT="0" distB="0" distL="114300" distR="114300" simplePos="0" relativeHeight="251681792" behindDoc="0" locked="0" layoutInCell="1" allowOverlap="1" wp14:anchorId="37E6F5C2" wp14:editId="0E425FD5">
+              <wp:anchor distT="0" distB="0" distL="114300" distR="114300" simplePos="0" relativeHeight="251681792" behindDoc="0" locked="0" layoutInCell="1" allowOverlap="1" wp14:anchorId="37E6F5C2" wp14:editId="7C8E3148">
                 <wp:simplePos x="0" y="0"/>
                 <wp:positionH relativeFrom="margin">
                   <wp:posOffset>519430</wp:posOffset>
                 </wp:positionH>
                 <wp:positionV relativeFrom="paragraph">
-                  <wp:posOffset>1708150</wp:posOffset>
+                  <wp:posOffset>887730</wp:posOffset>
                 </wp:positionV>
                 <wp:extent cx="4648200" cy="635"/>
                 <wp:effectExtent l="0" t="0" r="0" b="3810"/>
@@ -11573,7 +14081,7 @@
           </mc:Choice>
           <mc:Fallback>
             <w:pict>
-              <v:shape w14:anchorId="37E6F5C2" id="_x0000_s1033" type="#_x0000_t202" style="position:absolute;left:0;text-align:left;margin-left:40.9pt;margin-top:134.5pt;width:366pt;height:.05pt;z-index:251681792;visibility:visible;mso-wrap-style:square;mso-width-percent:0;mso-height-percent:0;mso-wrap-distance-left:9pt;mso-wrap-distance-top:0;mso-wrap-distance-right:9pt;mso-wrap-distance-bottom:0;mso-position-horizontal:absolute;mso-position-horizontal-relative:margin;mso-position-vertical:absolute;mso-position-vertical-relative:text;mso-width-percent:0;mso-height-percent:0;mso-width-relative:margin;mso-height-relative:margin;v-text-anchor:top" o:gfxdata="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" stroked="f">
+              <v:shape w14:anchorId="37E6F5C2" id="_x0000_s1035" type="#_x0000_t202" style="position:absolute;left:0;text-align:left;margin-left:40.9pt;margin-top:69.9pt;width:366pt;height:.05pt;z-index:251681792;visibility:visible;mso-wrap-style:square;mso-width-percent:0;mso-height-percent:0;mso-wrap-distance-left:9pt;mso-wrap-distance-top:0;mso-wrap-distance-right:9pt;mso-wrap-distance-bottom:0;mso-position-horizontal:absolute;mso-position-horizontal-relative:margin;mso-position-vertical:absolute;mso-position-vertical-relative:text;mso-width-percent:0;mso-height-percent:0;mso-width-relative:margin;mso-height-relative:margin;v-text-anchor:top" o:gfxdata="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" stroked="f">
                 <v:textbox style="mso-fit-shape-to-text:t" inset="0,0,0,0">
                   <w:txbxContent>
                     <w:p>
@@ -11662,25 +14170,6 @@
           </mc:Fallback>
         </mc:AlternateContent>
       </w:r>
-    </w:p>
-    <w:p>
-      <w:pPr>
-        <w:spacing w:line="360" w:lineRule="auto"/>
-        <w:ind w:left="360"/>
-        <w:jc w:val="both"/>
-        <w:rPr>
-          <w:rFonts w:ascii="Arial" w:hAnsi="Arial" w:cs="Arial"/>
-        </w:rPr>
-      </w:pPr>
-    </w:p>
-    <w:p>
-      <w:pPr>
-        <w:spacing w:line="360" w:lineRule="auto"/>
-        <w:jc w:val="both"/>
-        <w:rPr>
-          <w:rFonts w:ascii="Arial" w:eastAsiaTheme="minorEastAsia" w:hAnsi="Arial" w:cs="Arial"/>
-        </w:rPr>
-      </w:pPr>
       <w:r>
         <w:rPr>
           <w:rFonts w:ascii="Arial" w:hAnsi="Arial" w:cs="Arial"/>
@@ -11762,7 +14251,6 @@
         <w:rPr>
           <w:rFonts w:ascii="Arial" w:eastAsiaTheme="minorEastAsia" w:hAnsi="Arial" w:cs="Arial"/>
         </w:rPr>
-        <w:lastRenderedPageBreak/>
         <w:t xml:space="preserve">the current character of </w:t>
       </w:r>
       <w:r>
@@ -12890,6 +15378,7 @@
         <w:rPr>
           <w:rFonts w:ascii="Arial" w:eastAsiaTheme="minorEastAsia" w:hAnsi="Arial" w:cs="Arial"/>
         </w:rPr>
+        <w:lastRenderedPageBreak/>
         <w:t xml:space="preserve">All other character sequences are compared in the same manner. The last cell of the matrix table (can be seen in </w:t>
       </w:r>
       <w:r>
@@ -12995,6 +15484,8 @@
           <w:color w:val="auto"/>
         </w:rPr>
       </w:pPr>
+      <w:bookmarkStart w:id="2" w:name="_Jaro-Winkler_similarity"/>
+      <w:bookmarkEnd w:id="2"/>
       <w:r>
         <w:rPr>
           <w:rFonts w:ascii="Arial" w:hAnsi="Arial" w:cs="Arial"/>
@@ -13401,6 +15892,7 @@
           <w:rFonts w:ascii="Arial" w:hAnsi="Arial" w:cs="Arial"/>
           <w:noProof/>
         </w:rPr>
+        <w:lastRenderedPageBreak/>
         <mc:AlternateContent>
           <mc:Choice Requires="wps">
             <w:drawing>
@@ -13472,7 +15964,7 @@
           </mc:Choice>
           <mc:Fallback>
             <w:pict>
-              <v:shape w14:anchorId="1F266A87" id="_x0000_s1034" type="#_x0000_t202" style="position:absolute;left:0;text-align:left;margin-left:0;margin-top:88.65pt;width:453.2pt;height:.05pt;z-index:251715584;visibility:visible;mso-wrap-style:square;mso-wrap-distance-left:9pt;mso-wrap-distance-top:0;mso-wrap-distance-right:9pt;mso-wrap-distance-bottom:0;mso-position-horizontal:absolute;mso-position-horizontal-relative:text;mso-position-vertical:absolute;mso-position-vertical-relative:text;v-text-anchor:top" o:gfxdata="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" stroked="f">
+              <v:shape w14:anchorId="1F266A87" id="_x0000_s1036" type="#_x0000_t202" style="position:absolute;left:0;text-align:left;margin-left:0;margin-top:88.65pt;width:453.2pt;height:.05pt;z-index:251715584;visibility:visible;mso-wrap-style:square;mso-wrap-distance-left:9pt;mso-wrap-distance-top:0;mso-wrap-distance-right:9pt;mso-wrap-distance-bottom:0;mso-position-horizontal:absolute;mso-position-horizontal-relative:text;mso-position-vertical:absolute;mso-position-vertical-relative:text;v-text-anchor:top" o:gfxdata="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" stroked="f">
                 <v:textbox style="mso-fit-shape-to-text:t" inset="0,0,0,0">
                   <w:txbxContent>
                     <w:p>
@@ -13532,7 +16024,7 @@
                     </pic:cNvPicPr>
                   </pic:nvPicPr>
                   <pic:blipFill>
-                    <a:blip r:embed="rId19">
+                    <a:blip r:embed="rId21">
                       <a:extLst>
                         <a:ext uri="{28A0092B-C50C-407E-A947-70E740481C1C}">
                           <a14:useLocalDpi xmlns:a14="http://schemas.microsoft.com/office/drawing/2010/main" val="0"/>
@@ -14503,6 +16995,7 @@
         <w:rPr>
           <w:rFonts w:ascii="Arial" w:hAnsi="Arial" w:cs="Arial"/>
         </w:rPr>
+        <w:lastRenderedPageBreak/>
         <w:t>The amount of space the scene takes up on a page is often used as a measure of time in the film industry.</w:t>
       </w:r>
       <w:r>
@@ -14621,7 +17114,6 @@
         <w:rPr>
           <w:rFonts w:ascii="Arial" w:hAnsi="Arial" w:cs="Arial"/>
         </w:rPr>
-        <w:lastRenderedPageBreak/>
         <w:t>M</w:t>
       </w:r>
       <w:r>
@@ -15077,6 +17569,7 @@
         <w:rPr>
           <w:rFonts w:ascii="Arial" w:hAnsi="Arial" w:cs="Arial"/>
         </w:rPr>
+        <w:lastRenderedPageBreak/>
         <w:t xml:space="preserve">The Serial Schedule Generation Scheme is used by most heuristic methods to solve the RCPSP. </w:t>
       </w:r>
       <w:r>
@@ -15185,14 +17678,7 @@
         <w:rPr>
           <w:rFonts w:ascii="Arial" w:eastAsiaTheme="minorEastAsia" w:hAnsi="Arial" w:cs="Arial"/>
         </w:rPr>
-        <w:t xml:space="preserve"> In the general </w:t>
-      </w:r>
-      <w:r>
-        <w:rPr>
-          <w:rFonts w:ascii="Arial" w:eastAsiaTheme="minorEastAsia" w:hAnsi="Arial" w:cs="Arial"/>
-        </w:rPr>
-        <w:lastRenderedPageBreak/>
-        <w:t>RCPSP case, many activities can become available at the same time, and the precedence graph can be complex.</w:t>
+        <w:t xml:space="preserve"> In the general RCPSP case, many activities can become available at the same time, and the precedence graph can be complex.</w:t>
       </w:r>
     </w:p>
     <w:p>
@@ -15474,7 +17960,14 @@
         <w:rPr>
           <w:rFonts w:ascii="Arial" w:eastAsiaTheme="minorEastAsia" w:hAnsi="Arial" w:cs="Arial"/>
         </w:rPr>
-        <w:t xml:space="preserve"> a new one if the feasibility is not met. The day is considered feasible if it meets the core</w:t>
+        <w:t xml:space="preserve"> a new one if the feasibility is not met. The day is considered </w:t>
+      </w:r>
+      <w:r>
+        <w:rPr>
+          <w:rFonts w:ascii="Arial" w:eastAsiaTheme="minorEastAsia" w:hAnsi="Arial" w:cs="Arial"/>
+        </w:rPr>
+        <w:lastRenderedPageBreak/>
+        <w:t>feasible if it meets the core</w:t>
       </w:r>
       <w:r>
         <w:rPr>
@@ -15498,119 +17991,13 @@
         <w:rPr>
           <w:rFonts w:ascii="Arial" w:eastAsiaTheme="minorEastAsia" w:hAnsi="Arial" w:cs="Arial"/>
         </w:rPr>
-        <w:t>rest time jurisdictions, and location moves per day.</w:t>
-      </w:r>
-    </w:p>
-    <w:p>
-      <w:pPr>
-        <w:spacing w:line="360" w:lineRule="auto"/>
-        <w:rPr>
-          <w:rFonts w:ascii="Arial" w:eastAsiaTheme="minorEastAsia" w:hAnsi="Arial" w:cs="Arial"/>
-        </w:rPr>
-      </w:pPr>
-    </w:p>
-    <w:p>
-      <w:pPr>
-        <w:spacing w:line="360" w:lineRule="auto"/>
-        <w:rPr>
-          <w:rFonts w:ascii="Arial" w:eastAsiaTheme="minorEastAsia" w:hAnsi="Arial" w:cs="Arial"/>
-        </w:rPr>
-      </w:pPr>
-      <w:r>
-        <w:rPr>
-          <w:rFonts w:ascii="Arial" w:eastAsiaTheme="minorEastAsia" w:hAnsi="Arial" w:cs="Arial"/>
-        </w:rPr>
-        <w:t>The renewable resources here are time</w:t>
-      </w:r>
-      <w:r>
-        <w:rPr>
-          <w:rFonts w:ascii="Arial" w:eastAsiaTheme="minorEastAsia" w:hAnsi="Arial" w:cs="Arial"/>
-        </w:rPr>
-        <w:t>,</w:t>
-      </w:r>
-      <w:r>
-        <w:rPr>
-          <w:rFonts w:ascii="Arial" w:eastAsiaTheme="minorEastAsia" w:hAnsi="Arial" w:cs="Arial"/>
-        </w:rPr>
-        <w:t xml:space="preserve"> move counts,</w:t>
-      </w:r>
-      <w:r>
-        <w:rPr>
-          <w:rFonts w:ascii="Arial" w:eastAsiaTheme="minorEastAsia" w:hAnsi="Arial" w:cs="Arial"/>
-        </w:rPr>
-        <w:t xml:space="preserve"> and the shooting phase</w:t>
-      </w:r>
-      <w:r>
-        <w:rPr>
-          <w:rFonts w:ascii="Arial" w:eastAsiaTheme="minorEastAsia" w:hAnsi="Arial" w:cs="Arial"/>
-        </w:rPr>
-        <w:t xml:space="preserve"> as they regenerate per day. The</w:t>
-      </w:r>
-      <w:r>
-        <w:rPr>
-          <w:rFonts w:ascii="Arial" w:eastAsiaTheme="minorEastAsia" w:hAnsi="Arial" w:cs="Arial"/>
-        </w:rPr>
-        <w:t>y</w:t>
-      </w:r>
-      <w:r>
-        <w:rPr>
-          <w:rFonts w:ascii="Arial" w:eastAsiaTheme="minorEastAsia" w:hAnsi="Arial" w:cs="Arial"/>
-        </w:rPr>
-        <w:t xml:space="preserve"> set</w:t>
-      </w:r>
-      <w:r>
-        <w:rPr>
-          <w:rFonts w:ascii="Arial" w:eastAsiaTheme="minorEastAsia" w:hAnsi="Arial" w:cs="Arial"/>
-        </w:rPr>
-        <w:t xml:space="preserve"> t</w:t>
-      </w:r>
-      <w:r>
-        <w:rPr>
-          <w:rFonts w:ascii="Arial" w:eastAsiaTheme="minorEastAsia" w:hAnsi="Arial" w:cs="Arial"/>
-        </w:rPr>
-        <w:t>hree</w:t>
-      </w:r>
-      <w:r>
-        <w:rPr>
-          <w:rFonts w:ascii="Arial" w:eastAsiaTheme="minorEastAsia" w:hAnsi="Arial" w:cs="Arial"/>
-        </w:rPr>
-        <w:t xml:space="preserve"> hard rules</w:t>
-      </w:r>
-      <w:r>
-        <w:rPr>
-          <w:rFonts w:ascii="Arial" w:eastAsiaTheme="minorEastAsia" w:hAnsi="Arial" w:cs="Arial"/>
-        </w:rPr>
-        <w:t>.</w:t>
-      </w:r>
-      <w:r>
-        <w:rPr>
-          <w:rFonts w:ascii="Arial" w:eastAsiaTheme="minorEastAsia" w:hAnsi="Arial" w:cs="Arial"/>
-        </w:rPr>
-        <w:t xml:space="preserve"> </w:t>
-      </w:r>
-      <w:r>
-        <w:rPr>
-          <w:rFonts w:ascii="Arial" w:eastAsiaTheme="minorEastAsia" w:hAnsi="Arial" w:cs="Arial"/>
-        </w:rPr>
-        <w:t>The first one is that d</w:t>
-      </w:r>
-      <w:r>
-        <w:rPr>
-          <w:rFonts w:ascii="Arial" w:eastAsiaTheme="minorEastAsia" w:hAnsi="Arial" w:cs="Arial"/>
-        </w:rPr>
-        <w:t>ays cannot include more than 45 eighths per day, including moving time (8 eighths per move)</w:t>
-      </w:r>
-      <w:r>
-        <w:rPr>
-          <w:rFonts w:ascii="Arial" w:eastAsiaTheme="minorEastAsia" w:hAnsi="Arial" w:cs="Arial"/>
-        </w:rPr>
-        <w:t xml:space="preserve">. The only exception </w:t>
-      </w:r>
-      <w:r>
-        <w:rPr>
-          <w:rFonts w:ascii="Arial" w:eastAsiaTheme="minorEastAsia" w:hAnsi="Arial" w:cs="Arial"/>
-        </w:rPr>
-        <w:t xml:space="preserve">to this rule is scenes larger than 45 eighths, as the </w:t>
+        <w:t>rest time jurisdictions, and location moves per day</w:t>
+      </w:r>
+      <w:r>
+        <w:rPr>
+          <w:rFonts w:ascii="Arial" w:eastAsiaTheme="minorEastAsia" w:hAnsi="Arial" w:cs="Arial"/>
+        </w:rPr>
+        <w:t xml:space="preserve">, as shown in </w:t>
       </w:r>
       <w:r>
         <w:rPr>
@@ -15618,169 +18005,7 @@
           <w:i/>
           <w:iCs/>
         </w:rPr>
-        <w:t>Big Break!</w:t>
-      </w:r>
-      <w:r>
-        <w:rPr>
-          <w:rFonts w:ascii="Arial" w:eastAsiaTheme="minorEastAsia" w:hAnsi="Arial" w:cs="Arial"/>
-        </w:rPr>
-        <w:t xml:space="preserve"> software still cannot split a scene into two days.</w:t>
-      </w:r>
-    </w:p>
-    <w:p>
-      <w:pPr>
-        <w:spacing w:line="360" w:lineRule="auto"/>
-        <w:rPr>
-          <w:rFonts w:ascii="Arial" w:eastAsiaTheme="minorEastAsia" w:hAnsi="Arial" w:cs="Arial"/>
-        </w:rPr>
-      </w:pPr>
-    </w:p>
-    <w:p>
-      <w:pPr>
-        <w:spacing w:line="360" w:lineRule="auto"/>
-        <w:rPr>
-          <w:rFonts w:ascii="Arial" w:eastAsiaTheme="minorEastAsia" w:hAnsi="Arial" w:cs="Arial"/>
-        </w:rPr>
-      </w:pPr>
-      <w:r>
-        <w:rPr>
-          <w:rFonts w:ascii="Arial" w:eastAsiaTheme="minorEastAsia" w:hAnsi="Arial" w:cs="Arial"/>
-        </w:rPr>
-        <w:t>The other hard rule</w:t>
-      </w:r>
-      <w:r>
-        <w:rPr>
-          <w:rFonts w:ascii="Arial" w:eastAsiaTheme="minorEastAsia" w:hAnsi="Arial" w:cs="Arial"/>
-        </w:rPr>
-        <w:t xml:space="preserve"> is that location moves cannot be more than 3 per day.</w:t>
-      </w:r>
-      <w:r>
-        <w:rPr>
-          <w:rFonts w:ascii="Arial" w:eastAsiaTheme="minorEastAsia" w:hAnsi="Arial" w:cs="Arial"/>
-        </w:rPr>
-        <w:t xml:space="preserve"> This is set because moving locations during the day can lose a significant amount of time, but most scripts available online have various locations and large budgets. In most cases, they work with two units (crews)</w:t>
-      </w:r>
-      <w:r>
-        <w:rPr>
-          <w:rFonts w:ascii="Arial" w:eastAsiaTheme="minorEastAsia" w:hAnsi="Arial" w:cs="Arial"/>
-        </w:rPr>
-        <w:t>,</w:t>
-      </w:r>
-      <w:r>
-        <w:rPr>
-          <w:rFonts w:ascii="Arial" w:eastAsiaTheme="minorEastAsia" w:hAnsi="Arial" w:cs="Arial"/>
-        </w:rPr>
-        <w:t xml:space="preserve"> which can work simultaneously in different locations. This may be a potential feature to consider for the future development of the project.</w:t>
-      </w:r>
-    </w:p>
-    <w:p>
-      <w:pPr>
-        <w:spacing w:line="360" w:lineRule="auto"/>
-        <w:rPr>
-          <w:rFonts w:ascii="Arial" w:eastAsiaTheme="minorEastAsia" w:hAnsi="Arial" w:cs="Arial"/>
-        </w:rPr>
-      </w:pPr>
-    </w:p>
-    <w:p>
-      <w:pPr>
-        <w:spacing w:line="360" w:lineRule="auto"/>
-        <w:rPr>
-          <w:rFonts w:ascii="Arial" w:eastAsiaTheme="minorEastAsia" w:hAnsi="Arial" w:cs="Arial"/>
-        </w:rPr>
-      </w:pPr>
-      <w:r>
-        <w:rPr>
-          <w:rFonts w:ascii="Arial" w:eastAsiaTheme="minorEastAsia" w:hAnsi="Arial" w:cs="Arial"/>
-        </w:rPr>
-        <w:t xml:space="preserve">The third </w:t>
-      </w:r>
-      <w:r>
-        <w:rPr>
-          <w:rFonts w:ascii="Arial" w:eastAsiaTheme="minorEastAsia" w:hAnsi="Arial" w:cs="Arial"/>
-        </w:rPr>
-        <w:t xml:space="preserve">hard rule </w:t>
-      </w:r>
-      <w:r>
-        <w:rPr>
-          <w:rFonts w:ascii="Arial" w:eastAsiaTheme="minorEastAsia" w:hAnsi="Arial" w:cs="Arial"/>
-        </w:rPr>
-        <w:t>is that</w:t>
-      </w:r>
-      <w:r>
-        <w:rPr>
-          <w:rFonts w:ascii="Arial" w:eastAsiaTheme="minorEastAsia" w:hAnsi="Arial" w:cs="Arial"/>
-        </w:rPr>
-        <w:t xml:space="preserve"> a day scene cannot be scheduled</w:t>
-      </w:r>
-      <w:r>
-        <w:rPr>
-          <w:rFonts w:ascii="Arial" w:eastAsiaTheme="minorEastAsia" w:hAnsi="Arial" w:cs="Arial"/>
-        </w:rPr>
-        <w:t xml:space="preserve"> in a day that has already started its night phase (</w:t>
-      </w:r>
-      <w:r>
-        <w:rPr>
-          <w:rFonts w:ascii="Arial" w:eastAsiaTheme="minorEastAsia" w:hAnsi="Arial" w:cs="Arial"/>
-        </w:rPr>
-        <w:t xml:space="preserve">a day assigned with NIGHT or DAY_NIGHT). </w:t>
-      </w:r>
-      <w:r>
-        <w:rPr>
-          <w:rFonts w:ascii="Arial" w:eastAsiaTheme="minorEastAsia" w:hAnsi="Arial" w:cs="Arial"/>
-        </w:rPr>
-        <w:t>This constraint is created because night-to-day shoots are very unlikely in the film industry, and day-to-night-to-day shoots would break the European rest laws, which require a 12-hour break between work shifts.</w:t>
-      </w:r>
-      <w:r>
-        <w:rPr>
-          <w:rFonts w:ascii="Arial" w:eastAsiaTheme="minorEastAsia" w:hAnsi="Arial" w:cs="Arial"/>
-        </w:rPr>
-        <w:t xml:space="preserve"> This makes the time-of-day a renewable resource dimension.</w:t>
-      </w:r>
-    </w:p>
-    <w:p>
-      <w:pPr>
-        <w:spacing w:line="360" w:lineRule="auto"/>
-        <w:rPr>
-          <w:rFonts w:ascii="Arial" w:eastAsiaTheme="minorEastAsia" w:hAnsi="Arial" w:cs="Arial"/>
-        </w:rPr>
-      </w:pPr>
-    </w:p>
-    <w:p>
-      <w:pPr>
-        <w:spacing w:line="360" w:lineRule="auto"/>
-        <w:rPr>
-          <w:rFonts w:ascii="Arial" w:eastAsiaTheme="minorEastAsia" w:hAnsi="Arial" w:cs="Arial"/>
-        </w:rPr>
-      </w:pPr>
-      <w:r>
-        <w:rPr>
-          <w:rFonts w:ascii="Arial" w:eastAsiaTheme="minorEastAsia" w:hAnsi="Arial" w:cs="Arial"/>
-        </w:rPr>
-        <w:t>The only feasible resource constraint that would not be necessarily considered renewable is forbidding a</w:t>
-      </w:r>
-      <w:r>
-        <w:rPr>
-          <w:rFonts w:ascii="Arial" w:eastAsiaTheme="minorEastAsia" w:hAnsi="Arial" w:cs="Arial"/>
-        </w:rPr>
-        <w:t xml:space="preserve">n </w:t>
-      </w:r>
-      <w:r>
-        <w:rPr>
-          <w:rFonts w:ascii="Arial" w:eastAsiaTheme="minorEastAsia" w:hAnsi="Arial" w:cs="Arial"/>
-        </w:rPr>
-        <w:t xml:space="preserve">exclusively day shoot after </w:t>
-      </w:r>
-      <w:r>
-        <w:rPr>
-          <w:rFonts w:ascii="Arial" w:eastAsiaTheme="minorEastAsia" w:hAnsi="Arial" w:cs="Arial"/>
-        </w:rPr>
-        <w:t>an</w:t>
-      </w:r>
-      <w:r>
-        <w:rPr>
-          <w:rFonts w:ascii="Arial" w:eastAsiaTheme="minorEastAsia" w:hAnsi="Arial" w:cs="Arial"/>
-        </w:rPr>
-        <w:t xml:space="preserve"> exclusively night shoot. It is set because of the Europeans rest laws</w:t>
+        <w:t>Figure 7</w:t>
       </w:r>
       <w:r>
         <w:rPr>
@@ -15788,751 +18013,41 @@
         </w:rPr>
         <w:t>.</w:t>
       </w:r>
-      <w:r>
-        <w:rPr>
-          <w:rFonts w:ascii="Arial" w:eastAsiaTheme="minorEastAsia" w:hAnsi="Arial" w:cs="Arial"/>
-        </w:rPr>
-        <w:t xml:space="preserve"> The only exception </w:t>
-      </w:r>
-      <w:r>
-        <w:rPr>
-          <w:rFonts w:ascii="Arial" w:eastAsiaTheme="minorEastAsia" w:hAnsi="Arial" w:cs="Arial"/>
-        </w:rPr>
-        <w:t xml:space="preserve">to this </w:t>
-      </w:r>
-      <w:r>
-        <w:rPr>
-          <w:rFonts w:ascii="Arial" w:eastAsiaTheme="minorEastAsia" w:hAnsi="Arial" w:cs="Arial"/>
-        </w:rPr>
-        <w:t xml:space="preserve">constraint is when a scene is not feasible </w:t>
-      </w:r>
-      <w:r>
-        <w:rPr>
-          <w:rFonts w:ascii="Arial" w:eastAsiaTheme="minorEastAsia" w:hAnsi="Arial" w:cs="Arial"/>
-        </w:rPr>
-        <w:t>on</w:t>
-      </w:r>
-      <w:r>
-        <w:rPr>
-          <w:rFonts w:ascii="Arial" w:eastAsiaTheme="minorEastAsia" w:hAnsi="Arial" w:cs="Arial"/>
-        </w:rPr>
-        <w:t xml:space="preserve"> any other </w:t>
-      </w:r>
-      <w:r>
-        <w:rPr>
-          <w:rFonts w:ascii="Arial" w:eastAsiaTheme="minorEastAsia" w:hAnsi="Arial" w:cs="Arial"/>
-        </w:rPr>
-        <w:t>day</w:t>
-      </w:r>
-      <w:r>
-        <w:rPr>
-          <w:rFonts w:ascii="Arial" w:eastAsiaTheme="minorEastAsia" w:hAnsi="Arial" w:cs="Arial"/>
-        </w:rPr>
-        <w:t xml:space="preserve">, and </w:t>
-      </w:r>
-      <w:r>
-        <w:rPr>
-          <w:rFonts w:ascii="Arial" w:eastAsiaTheme="minorEastAsia" w:hAnsi="Arial" w:cs="Arial"/>
-          <w:i/>
-          <w:iCs/>
-        </w:rPr>
-        <w:t>Big Break!</w:t>
-      </w:r>
-      <w:r>
-        <w:rPr>
-          <w:rFonts w:ascii="Arial" w:eastAsiaTheme="minorEastAsia" w:hAnsi="Arial" w:cs="Arial"/>
-        </w:rPr>
-        <w:t xml:space="preserve"> needs to </w:t>
-      </w:r>
-      <w:r>
-        <w:rPr>
-          <w:rFonts w:ascii="Arial" w:eastAsiaTheme="minorEastAsia" w:hAnsi="Arial" w:cs="Arial"/>
-        </w:rPr>
-        <w:t>put a new DAY scene in a new day</w:t>
-      </w:r>
-      <w:r>
-        <w:rPr>
-          <w:rFonts w:ascii="Arial" w:eastAsiaTheme="minorEastAsia" w:hAnsi="Arial" w:cs="Arial"/>
-        </w:rPr>
-        <w:t xml:space="preserve"> after an exclusively night shooting day.</w:t>
-      </w:r>
-    </w:p>
-    <w:p>
-      <w:pPr>
-        <w:spacing w:line="360" w:lineRule="auto"/>
-        <w:rPr>
-          <w:rFonts w:ascii="Arial" w:eastAsiaTheme="minorEastAsia" w:hAnsi="Arial" w:cs="Arial"/>
-        </w:rPr>
-      </w:pPr>
-    </w:p>
-    <w:p>
-      <w:pPr>
-        <w:spacing w:line="360" w:lineRule="auto"/>
-        <w:rPr>
-          <w:rFonts w:ascii="Arial" w:eastAsiaTheme="minorEastAsia" w:hAnsi="Arial" w:cs="Arial"/>
-        </w:rPr>
-      </w:pPr>
-      <w:r>
-        <w:rPr>
-          <w:rFonts w:ascii="Arial" w:eastAsiaTheme="minorEastAsia" w:hAnsi="Arial" w:cs="Arial"/>
-        </w:rPr>
-        <w:t xml:space="preserve">This algorithm solves </w:t>
-      </w:r>
-      <w:r>
-        <w:rPr>
-          <w:rFonts w:ascii="Arial" w:eastAsiaTheme="minorEastAsia" w:hAnsi="Arial" w:cs="Arial"/>
-        </w:rPr>
-        <w:t>multi</w:t>
-      </w:r>
-      <w:r>
-        <w:rPr>
-          <w:rFonts w:ascii="Arial" w:eastAsiaTheme="minorEastAsia" w:hAnsi="Arial" w:cs="Arial"/>
-        </w:rPr>
-        <w:t>-resource RCPSP with hierarchical priority constraints. A set of weighted priority rules computes a score for how well a scene can be scheduled in all already created days. They follow a hierarchical weight depending on their importance – location grouping, time-of-day grouping, resource capacity, cast clustering, and order similarity.</w:t>
-      </w:r>
-    </w:p>
-    <w:p>
-      <w:pPr>
-        <w:spacing w:line="360" w:lineRule="auto"/>
-        <w:rPr>
-          <w:rFonts w:ascii="Arial" w:eastAsiaTheme="minorEastAsia" w:hAnsi="Arial" w:cs="Arial"/>
-        </w:rPr>
-      </w:pPr>
-    </w:p>
-    <w:p>
-      <w:pPr>
-        <w:spacing w:line="360" w:lineRule="auto"/>
-        <w:rPr>
-          <w:rFonts w:ascii="Arial" w:eastAsiaTheme="minorEastAsia" w:hAnsi="Arial" w:cs="Arial"/>
-        </w:rPr>
-      </w:pPr>
-      <w:r>
-        <w:rPr>
-          <w:rFonts w:ascii="Arial" w:eastAsiaTheme="minorEastAsia" w:hAnsi="Arial" w:cs="Arial"/>
-        </w:rPr>
-        <w:t xml:space="preserve">The location grouping compares the current scene to the set of locations in the day. It tokenized the scene location and each entry of the location set. If they are completely the same, it produces a large boost. If they are not completely different, </w:t>
-      </w:r>
-      <w:r>
-        <w:rPr>
-          <w:rFonts w:ascii="Arial" w:eastAsiaTheme="minorEastAsia" w:hAnsi="Arial" w:cs="Arial"/>
-        </w:rPr>
-        <w:t xml:space="preserve">it </w:t>
-      </w:r>
-      <w:r>
-        <w:rPr>
-          <w:rFonts w:ascii="Arial" w:eastAsiaTheme="minorEastAsia" w:hAnsi="Arial" w:cs="Arial"/>
-        </w:rPr>
-        <w:lastRenderedPageBreak/>
-        <w:t>produces a small boost (JOEL’S APARTMENT/CLEMENTINE’S APARTMENT). This allows for potentially filling up the days with locations that might be created closer together.</w:t>
-      </w:r>
-      <w:r>
-        <w:rPr>
-          <w:rFonts w:ascii="Arial" w:eastAsiaTheme="minorEastAsia" w:hAnsi="Arial" w:cs="Arial"/>
-        </w:rPr>
-        <w:t xml:space="preserve"> If the locations have nothing in common, a penalty is set.</w:t>
-      </w:r>
-    </w:p>
-    <w:p>
-      <w:pPr>
-        <w:spacing w:line="360" w:lineRule="auto"/>
-        <w:rPr>
-          <w:rFonts w:ascii="Arial" w:eastAsiaTheme="minorEastAsia" w:hAnsi="Arial" w:cs="Arial"/>
-        </w:rPr>
-      </w:pPr>
-    </w:p>
-    <w:p>
-      <w:pPr>
-        <w:spacing w:line="360" w:lineRule="auto"/>
-        <w:rPr>
-          <w:rFonts w:ascii="Arial" w:eastAsiaTheme="minorEastAsia" w:hAnsi="Arial" w:cs="Arial"/>
-        </w:rPr>
-      </w:pPr>
-      <w:r>
-        <w:rPr>
-          <w:rFonts w:ascii="Arial" w:eastAsiaTheme="minorEastAsia" w:hAnsi="Arial" w:cs="Arial"/>
-        </w:rPr>
-        <w:t xml:space="preserve">The time score </w:t>
-      </w:r>
-      <w:r>
-        <w:rPr>
-          <w:rFonts w:ascii="Arial" w:eastAsiaTheme="minorEastAsia" w:hAnsi="Arial" w:cs="Arial"/>
-        </w:rPr>
-        <w:t>method</w:t>
-      </w:r>
-      <w:r>
-        <w:rPr>
-          <w:rFonts w:ascii="Arial" w:eastAsiaTheme="minorEastAsia" w:hAnsi="Arial" w:cs="Arial"/>
-        </w:rPr>
-        <w:t xml:space="preserve"> returns </w:t>
-      </w:r>
-      <w:r>
-        <w:rPr>
-          <w:rFonts w:ascii="Arial" w:eastAsiaTheme="minorEastAsia" w:hAnsi="Arial" w:cs="Arial"/>
-        </w:rPr>
-        <w:t>a boost when the scene time corresponds to the overall day time so far. If it doesn’t, it returns an equal penalty.</w:t>
-      </w:r>
-    </w:p>
-    <w:p>
-      <w:pPr>
-        <w:spacing w:line="360" w:lineRule="auto"/>
-        <w:rPr>
-          <w:rFonts w:ascii="Arial" w:eastAsiaTheme="minorEastAsia" w:hAnsi="Arial" w:cs="Arial"/>
-        </w:rPr>
-      </w:pPr>
-    </w:p>
-    <w:p>
-      <w:pPr>
-        <w:spacing w:line="360" w:lineRule="auto"/>
-        <w:rPr>
-          <w:rFonts w:ascii="Arial" w:eastAsiaTheme="minorEastAsia" w:hAnsi="Arial" w:cs="Arial"/>
-        </w:rPr>
-      </w:pPr>
-      <w:r>
-        <w:rPr>
-          <w:rFonts w:ascii="Arial" w:eastAsiaTheme="minorEastAsia" w:hAnsi="Arial" w:cs="Arial"/>
-        </w:rPr>
-        <w:t>The resource capacity encourages fuller days while penalizing going into overtime. It computes the load of the day so far, adding to it the current scene. Then, it computes a ratio score, relative to the maximum number of pages per day before overtime (40 eighths per day). If the ratio is larger than 1.0, this means that the day has gone into overtime and a -200 penalty is introduced to the score. If the ratio is smaller than 1.0, the score is boosted by ratio * 200. This flattening of the positive score is implemented</w:t>
-      </w:r>
-      <w:r>
-        <w:rPr>
-          <w:rFonts w:ascii="Arial" w:eastAsiaTheme="minorEastAsia" w:hAnsi="Arial" w:cs="Arial"/>
-        </w:rPr>
-        <w:t xml:space="preserve"> to relate directly to the load of the day so far. In addition,</w:t>
-      </w:r>
-      <w:r>
-        <w:rPr>
-          <w:rFonts w:ascii="Arial" w:eastAsiaTheme="minorEastAsia" w:hAnsi="Arial" w:cs="Arial"/>
-        </w:rPr>
-        <w:t xml:space="preserve"> </w:t>
-      </w:r>
-      <w:r>
-        <w:rPr>
-          <w:rFonts w:ascii="Arial" w:eastAsiaTheme="minorEastAsia" w:hAnsi="Arial" w:cs="Arial"/>
-        </w:rPr>
-        <w:t>it boosts moderately</w:t>
-      </w:r>
-      <w:r>
-        <w:rPr>
-          <w:rFonts w:ascii="Arial" w:eastAsiaTheme="minorEastAsia" w:hAnsi="Arial" w:cs="Arial"/>
-        </w:rPr>
-        <w:t>,</w:t>
-      </w:r>
-      <w:r>
-        <w:rPr>
-          <w:rFonts w:ascii="Arial" w:eastAsiaTheme="minorEastAsia" w:hAnsi="Arial" w:cs="Arial"/>
-        </w:rPr>
-        <w:t xml:space="preserve"> </w:t>
-      </w:r>
-      <w:r>
-        <w:rPr>
-          <w:rFonts w:ascii="Arial" w:eastAsiaTheme="minorEastAsia" w:hAnsi="Arial" w:cs="Arial"/>
-        </w:rPr>
-        <w:t>corresponding to the priority of the</w:t>
-      </w:r>
-      <w:r>
-        <w:rPr>
-          <w:rFonts w:ascii="Arial" w:eastAsiaTheme="minorEastAsia" w:hAnsi="Arial" w:cs="Arial"/>
-        </w:rPr>
-        <w:t xml:space="preserve"> resource capacity compared to other constraints.</w:t>
-      </w:r>
-    </w:p>
-    <w:p>
-      <w:pPr>
-        <w:spacing w:line="360" w:lineRule="auto"/>
-        <w:rPr>
-          <w:rFonts w:ascii="Arial" w:eastAsiaTheme="minorEastAsia" w:hAnsi="Arial" w:cs="Arial"/>
-        </w:rPr>
-      </w:pPr>
-    </w:p>
-    <w:p>
-      <w:pPr>
-        <w:spacing w:line="360" w:lineRule="auto"/>
-        <w:rPr>
-          <w:rFonts w:ascii="Arial" w:eastAsiaTheme="minorEastAsia" w:hAnsi="Arial" w:cs="Arial"/>
-        </w:rPr>
-      </w:pPr>
-      <w:r>
-        <w:rPr>
-          <w:rFonts w:ascii="Arial" w:eastAsiaTheme="minorEastAsia" w:hAnsi="Arial" w:cs="Arial"/>
-        </w:rPr>
-        <w:t>The cast overlap score checks how many of the unique characters (their canonical names) included in the scene are part of the total character set of the day. It returns the overlap and multiplies it by 20 to add more weight.</w:t>
-      </w:r>
-    </w:p>
-    <w:p>
-      <w:pPr>
-        <w:spacing w:line="360" w:lineRule="auto"/>
-        <w:rPr>
-          <w:rFonts w:ascii="Arial" w:eastAsiaTheme="minorEastAsia" w:hAnsi="Arial" w:cs="Arial"/>
-        </w:rPr>
-      </w:pPr>
-    </w:p>
-    <w:p>
-      <w:pPr>
-        <w:spacing w:line="360" w:lineRule="auto"/>
-        <w:rPr>
-          <w:rFonts w:ascii="Arial" w:eastAsiaTheme="minorEastAsia" w:hAnsi="Arial" w:cs="Arial"/>
-        </w:rPr>
-      </w:pPr>
-      <w:r>
-        <w:rPr>
-          <w:rFonts w:ascii="Arial" w:eastAsiaTheme="minorEastAsia" w:hAnsi="Arial" w:cs="Arial"/>
-        </w:rPr>
-        <w:t>The order score computes the script distance bet</w:t>
-      </w:r>
-      <w:r>
-        <w:rPr>
-          <w:rFonts w:ascii="Arial" w:eastAsiaTheme="minorEastAsia" w:hAnsi="Arial" w:cs="Arial"/>
-        </w:rPr>
-        <w:t>ween the current scenes in the day and the scene being considered.</w:t>
-      </w:r>
-      <w:r>
-        <w:rPr>
-          <w:rFonts w:ascii="Arial" w:eastAsiaTheme="minorEastAsia" w:hAnsi="Arial" w:cs="Arial"/>
-        </w:rPr>
-        <w:t xml:space="preserve"> The </w:t>
-      </w:r>
-      <w:r>
-        <w:rPr>
-          <w:rFonts w:ascii="Arial" w:eastAsiaTheme="minorEastAsia" w:hAnsi="Arial" w:cs="Arial"/>
-        </w:rPr>
-        <w:t>method</w:t>
-      </w:r>
-      <w:r>
-        <w:rPr>
-          <w:rFonts w:ascii="Arial" w:eastAsiaTheme="minorEastAsia" w:hAnsi="Arial" w:cs="Arial"/>
-        </w:rPr>
-        <w:t xml:space="preserve"> takes the average script order</w:t>
-      </w:r>
-      <w:r>
-        <w:rPr>
-          <w:rFonts w:ascii="Arial" w:eastAsiaTheme="minorEastAsia" w:hAnsi="Arial" w:cs="Arial"/>
-        </w:rPr>
-        <w:t>,</w:t>
-      </w:r>
-      <w:r>
-        <w:rPr>
-          <w:rFonts w:ascii="Arial" w:eastAsiaTheme="minorEastAsia" w:hAnsi="Arial" w:cs="Arial"/>
-        </w:rPr>
-        <w:t xml:space="preserve"> which is the sum of all integer </w:t>
-      </w:r>
-      <w:r>
-        <w:rPr>
-          <w:rFonts w:ascii="Arial" w:eastAsiaTheme="minorEastAsia" w:hAnsi="Arial" w:cs="Arial"/>
-        </w:rPr>
-        <w:t xml:space="preserve">scene numbers divided by the total scene </w:t>
-      </w:r>
-      <w:r>
-        <w:rPr>
-          <w:rFonts w:ascii="Arial" w:eastAsiaTheme="minorEastAsia" w:hAnsi="Arial" w:cs="Arial"/>
-        </w:rPr>
-        <w:t xml:space="preserve">size. The candidate scene’s integer scene number is subtracted from the average. </w:t>
-      </w:r>
-      <w:r>
-        <w:rPr>
-          <w:rFonts w:ascii="Arial" w:eastAsiaTheme="minorEastAsia" w:hAnsi="Arial" w:cs="Arial"/>
-          <w:i/>
-          <w:iCs/>
-        </w:rPr>
-        <w:t>Big Break!</w:t>
-      </w:r>
-      <w:r>
-        <w:rPr>
-          <w:rFonts w:ascii="Arial" w:eastAsiaTheme="minorEastAsia" w:hAnsi="Arial" w:cs="Arial"/>
-        </w:rPr>
-        <w:t xml:space="preserve"> gets the absolute value of that and negates it, making larger distances create bigger penalties.</w:t>
-      </w:r>
-    </w:p>
-    <w:p>
-      <w:pPr>
-        <w:spacing w:line="360" w:lineRule="auto"/>
-        <w:rPr>
-          <w:rFonts w:ascii="Arial" w:eastAsiaTheme="minorEastAsia" w:hAnsi="Arial" w:cs="Arial"/>
-        </w:rPr>
-      </w:pPr>
-    </w:p>
-    <w:p>
-      <w:pPr>
-        <w:spacing w:line="360" w:lineRule="auto"/>
-        <w:rPr>
-          <w:rFonts w:ascii="Arial" w:eastAsiaTheme="minorEastAsia" w:hAnsi="Arial" w:cs="Arial"/>
-        </w:rPr>
-      </w:pPr>
-      <w:r>
-        <w:rPr>
-          <w:rFonts w:ascii="Arial" w:eastAsiaTheme="minorEastAsia" w:hAnsi="Arial" w:cs="Arial"/>
-        </w:rPr>
-        <w:lastRenderedPageBreak/>
-        <w:t>A scene is scheduled in two ways – either by being not feasible anywhere or by choosing the day with the highest score. Both check all hard rules that were previously discussed for each day for the current scene.</w:t>
-      </w:r>
-    </w:p>
-    <w:p>
-      <w:pPr>
-        <w:spacing w:line="360" w:lineRule="auto"/>
-        <w:rPr>
-          <w:rFonts w:ascii="Arial" w:eastAsiaTheme="minorEastAsia" w:hAnsi="Arial" w:cs="Arial"/>
-        </w:rPr>
-      </w:pPr>
-    </w:p>
-    <w:p>
-      <w:pPr>
-        <w:spacing w:line="360" w:lineRule="auto"/>
-        <w:rPr>
-          <w:rFonts w:ascii="Arial" w:eastAsiaTheme="minorEastAsia" w:hAnsi="Arial" w:cs="Arial"/>
-        </w:rPr>
-      </w:pPr>
-      <w:r>
-        <w:rPr>
-          <w:rFonts w:ascii="Arial" w:eastAsiaTheme="minorEastAsia" w:hAnsi="Arial" w:cs="Arial"/>
-        </w:rPr>
-        <w:t xml:space="preserve">In the first case, </w:t>
-      </w:r>
-      <w:r>
-        <w:rPr>
-          <w:rFonts w:ascii="Arial" w:eastAsiaTheme="minorEastAsia" w:hAnsi="Arial" w:cs="Arial"/>
-        </w:rPr>
-        <w:t xml:space="preserve">the scene does not meet all the requirements of any day, so a new day is created for it. The initial shooting day time is assigned depending on whether the scene is DAY or NIGHT. </w:t>
-      </w:r>
-      <w:r>
-        <w:rPr>
-          <w:rFonts w:ascii="Arial" w:eastAsiaTheme="minorEastAsia" w:hAnsi="Arial" w:cs="Arial"/>
-        </w:rPr>
-        <w:t xml:space="preserve">It then maps </w:t>
-      </w:r>
-      <w:r>
-        <w:rPr>
-          <w:rFonts w:ascii="Arial" w:eastAsiaTheme="minorEastAsia" w:hAnsi="Arial" w:cs="Arial"/>
-        </w:rPr>
-        <w:t>high- and low-confidence character names to display-specific fields so they can be easily updated by the user via the graphical user interface.</w:t>
-      </w:r>
-      <w:r>
-        <w:rPr>
-          <w:rFonts w:ascii="Arial" w:eastAsiaTheme="minorEastAsia" w:hAnsi="Arial" w:cs="Arial"/>
-        </w:rPr>
-        <w:t xml:space="preserve"> Additionally, the move state is initially set to NO_MOVE, as no other locations have been added.</w:t>
-      </w:r>
-    </w:p>
-    <w:p>
-      <w:pPr>
-        <w:spacing w:line="360" w:lineRule="auto"/>
-        <w:rPr>
-          <w:rFonts w:ascii="Arial" w:eastAsiaTheme="minorEastAsia" w:hAnsi="Arial" w:cs="Arial"/>
-        </w:rPr>
-      </w:pPr>
-    </w:p>
-    <w:p>
-      <w:pPr>
-        <w:spacing w:line="360" w:lineRule="auto"/>
-        <w:rPr>
-          <w:rFonts w:ascii="Arial" w:eastAsiaTheme="minorEastAsia" w:hAnsi="Arial" w:cs="Arial"/>
-        </w:rPr>
-      </w:pPr>
-      <w:r>
-        <w:rPr>
-          <w:rFonts w:ascii="Arial" w:eastAsiaTheme="minorEastAsia" w:hAnsi="Arial" w:cs="Arial"/>
-        </w:rPr>
-        <w:t xml:space="preserve">In the second case, the scene fulfills the feasibility requirements of at least one day. It computes the scores of the priority constraint </w:t>
-      </w:r>
-      <w:r>
-        <w:rPr>
-          <w:rFonts w:ascii="Arial" w:eastAsiaTheme="minorEastAsia" w:hAnsi="Arial" w:cs="Arial"/>
-        </w:rPr>
-        <w:t>method</w:t>
-      </w:r>
-      <w:r>
-        <w:rPr>
-          <w:rFonts w:ascii="Arial" w:eastAsiaTheme="minorEastAsia" w:hAnsi="Arial" w:cs="Arial"/>
-        </w:rPr>
-        <w:t>s and chooses the best one for scheduling the current scene. It chec</w:t>
-      </w:r>
-      <w:r>
-        <w:rPr>
-          <w:rFonts w:ascii="Arial" w:eastAsiaTheme="minorEastAsia" w:hAnsi="Arial" w:cs="Arial"/>
-        </w:rPr>
-        <w:t>ks if the location of the scene is different from the rest and assigns its state to MOVE. Moreover, if a location move occurs, it adds 8 eighths to the current eighths of the day. The reason for that is that moving location during the shooting day takes time, but for bigger productions, it may be inevitable. In this scenario, the software checks if a NIGHT scene would cause the shooting day time to switch from DAY to DAY_NIGHT. This is realistic for film productions as it preserves time and creates smoother transitions.</w:t>
-      </w:r>
-      <w:r>
-        <w:rPr>
-          <w:rFonts w:ascii="Arial" w:eastAsiaTheme="minorEastAsia" w:hAnsi="Arial" w:cs="Arial"/>
-        </w:rPr>
-        <w:t xml:space="preserve"> Then, the high- and low-confidence characters are mapped in the same manner as case one</w:t>
-      </w:r>
-      <w:r>
-        <w:rPr>
-          <w:rFonts w:ascii="Arial" w:eastAsiaTheme="minorEastAsia" w:hAnsi="Arial" w:cs="Arial"/>
-        </w:rPr>
-        <w:t>,</w:t>
-      </w:r>
-      <w:r>
-        <w:rPr>
-          <w:rFonts w:ascii="Arial" w:eastAsiaTheme="minorEastAsia" w:hAnsi="Arial" w:cs="Arial"/>
-        </w:rPr>
-        <w:t xml:space="preserve"> and the scene is added</w:t>
-      </w:r>
-      <w:r>
-        <w:rPr>
-          <w:rFonts w:ascii="Arial" w:eastAsiaTheme="minorEastAsia" w:hAnsi="Arial" w:cs="Arial"/>
-        </w:rPr>
-        <w:t xml:space="preserve"> to the most suitable day</w:t>
-      </w:r>
-      <w:r>
-        <w:rPr>
-          <w:rFonts w:ascii="Arial" w:eastAsiaTheme="minorEastAsia" w:hAnsi="Arial" w:cs="Arial"/>
-        </w:rPr>
-        <w:t>.</w:t>
-      </w:r>
-    </w:p>
-    <w:p>
-      <w:pPr>
-        <w:ind w:left="720"/>
-        <w:jc w:val="both"/>
-        <w:rPr>
-          <w:rFonts w:ascii="Arial" w:hAnsi="Arial" w:cs="Arial"/>
-          <w:b/>
-          <w:bCs/>
-        </w:rPr>
-      </w:pPr>
-    </w:p>
-    <w:p>
-      <w:pPr>
-        <w:pStyle w:val="Heading3"/>
-        <w:rPr>
-          <w:rFonts w:ascii="Arial" w:hAnsi="Arial" w:cs="Arial"/>
-          <w:b/>
-          <w:bCs/>
-          <w:color w:val="auto"/>
-          <w:sz w:val="24"/>
-          <w:szCs w:val="24"/>
-        </w:rPr>
-      </w:pPr>
-      <w:r>
-        <w:rPr>
-          <w:rFonts w:ascii="Arial" w:hAnsi="Arial" w:cs="Arial"/>
-          <w:b/>
-          <w:bCs/>
-          <w:color w:val="auto"/>
-          <w:sz w:val="24"/>
-          <w:szCs w:val="24"/>
-        </w:rPr>
-        <w:t>Data Structures</w:t>
-      </w:r>
-    </w:p>
-    <w:p>
-      <w:pPr>
-        <w:ind w:left="720"/>
-        <w:jc w:val="both"/>
-        <w:rPr>
-          <w:rFonts w:ascii="Arial" w:hAnsi="Arial" w:cs="Arial"/>
-          <w:b/>
-          <w:bCs/>
-        </w:rPr>
-      </w:pPr>
-    </w:p>
-    <w:p>
-      <w:pPr>
-        <w:pStyle w:val="Heading4"/>
-        <w:rPr>
-          <w:rFonts w:ascii="Arial" w:hAnsi="Arial" w:cs="Arial"/>
-          <w:b/>
-          <w:bCs/>
-          <w:color w:val="auto"/>
-        </w:rPr>
-      </w:pPr>
-      <w:r>
-        <w:rPr>
-          <w:rFonts w:ascii="Arial" w:hAnsi="Arial" w:cs="Arial"/>
-          <w:b/>
-          <w:bCs/>
-          <w:color w:val="auto"/>
-        </w:rPr>
-        <w:t>Union-Find (Disjoint Set Union)</w:t>
-      </w:r>
-    </w:p>
-    <w:p>
-      <w:pPr>
-        <w:spacing w:line="360" w:lineRule="auto"/>
-        <w:ind w:left="720"/>
-        <w:jc w:val="both"/>
-        <w:rPr>
-          <w:rFonts w:ascii="Arial" w:hAnsi="Arial" w:cs="Arial"/>
-          <w:b/>
-          <w:bCs/>
-          <w:i/>
-          <w:iCs/>
-        </w:rPr>
-      </w:pPr>
-    </w:p>
-    <w:p>
-      <w:pPr>
-        <w:spacing w:line="360" w:lineRule="auto"/>
-        <w:jc w:val="both"/>
-        <w:rPr>
-          <w:rFonts w:ascii="Arial" w:hAnsi="Arial" w:cs="Arial"/>
-        </w:rPr>
-      </w:pPr>
-      <w:r>
-        <w:rPr>
-          <w:rFonts w:ascii="Arial" w:hAnsi="Arial" w:cs="Arial"/>
-        </w:rPr>
-        <w:t>The software uses the Union-Find (Disjoint Set Union</w:t>
-      </w:r>
-      <w:r>
-        <w:rPr>
-          <w:rFonts w:ascii="Arial" w:hAnsi="Arial" w:cs="Arial"/>
-        </w:rPr>
-        <w:t xml:space="preserve"> - DSU</w:t>
-      </w:r>
-      <w:r>
-        <w:rPr>
-          <w:rFonts w:ascii="Arial" w:hAnsi="Arial" w:cs="Arial"/>
-        </w:rPr>
-        <w:t xml:space="preserve">) </w:t>
-      </w:r>
-      <w:r>
-        <w:rPr>
-          <w:rFonts w:ascii="Arial" w:hAnsi="Arial" w:cs="Arial"/>
-        </w:rPr>
-        <w:t>as a graph clustering</w:t>
-      </w:r>
-      <w:r>
-        <w:rPr>
-          <w:rFonts w:ascii="Arial" w:hAnsi="Arial" w:cs="Arial"/>
-        </w:rPr>
-        <w:t xml:space="preserve"> structure. It searches for whether two names should belong to the same cluster based on </w:t>
-      </w:r>
-      <w:r>
-        <w:rPr>
-          <w:rFonts w:ascii="Arial" w:hAnsi="Arial" w:cs="Arial"/>
-        </w:rPr>
-        <w:t>how similar they are</w:t>
-      </w:r>
-      <w:r>
-        <w:rPr>
-          <w:rFonts w:ascii="Arial" w:hAnsi="Arial" w:cs="Arial"/>
-        </w:rPr>
-        <w:t>.</w:t>
-      </w:r>
-      <w:r>
-        <w:rPr>
-          <w:rFonts w:ascii="Arial" w:hAnsi="Arial" w:cs="Arial"/>
-        </w:rPr>
-        <w:t xml:space="preserve"> The process starts with each character name being its own parent in a separate </w:t>
-      </w:r>
-      <w:r>
-        <w:rPr>
-          <w:rFonts w:ascii="Arial" w:hAnsi="Arial" w:cs="Arial"/>
-        </w:rPr>
-        <w:t>set</w:t>
-      </w:r>
-      <w:r>
-        <w:rPr>
-          <w:rFonts w:ascii="Arial" w:hAnsi="Arial" w:cs="Arial"/>
-        </w:rPr>
-        <w:t>.</w:t>
-      </w:r>
-      <w:r>
-        <w:rPr>
-          <w:rFonts w:ascii="Arial" w:hAnsi="Arial" w:cs="Arial"/>
-        </w:rPr>
-        <w:t xml:space="preserve"> DSU uses two distinct operations – find and union.</w:t>
-      </w:r>
-    </w:p>
-    <w:p>
-      <w:pPr>
-        <w:spacing w:line="360" w:lineRule="auto"/>
-        <w:jc w:val="both"/>
-        <w:rPr>
-          <w:rFonts w:ascii="Arial" w:hAnsi="Arial" w:cs="Arial"/>
-        </w:rPr>
-      </w:pPr>
-      <w:r>
-        <w:rPr>
-          <w:rFonts w:ascii="Arial" w:hAnsi="Arial" w:cs="Arial"/>
-          <w:noProof/>
-        </w:rPr>
-        <w:lastRenderedPageBreak/>
-        <w:drawing>
-          <wp:anchor distT="0" distB="0" distL="114300" distR="114300" simplePos="0" relativeHeight="251716608" behindDoc="0" locked="0" layoutInCell="1" allowOverlap="1" wp14:anchorId="174C7C5C" wp14:editId="3B2AEE1F">
-            <wp:simplePos x="0" y="0"/>
-            <wp:positionH relativeFrom="margin">
-              <wp:posOffset>522605</wp:posOffset>
-            </wp:positionH>
-            <wp:positionV relativeFrom="margin">
-              <wp:posOffset>2581275</wp:posOffset>
-            </wp:positionV>
-            <wp:extent cx="4829810" cy="1838325"/>
-            <wp:effectExtent l="0" t="0" r="8890" b="9525"/>
-            <wp:wrapTopAndBottom/>
-            <wp:docPr id="258132071" name="Picture 8"/>
-            <wp:cNvGraphicFramePr>
-              <a:graphicFrameLocks xmlns:a="http://schemas.openxmlformats.org/drawingml/2006/main" noChangeAspect="1"/>
-            </wp:cNvGraphicFramePr>
-            <a:graphic xmlns:a="http://schemas.openxmlformats.org/drawingml/2006/main">
-              <a:graphicData uri="http://schemas.openxmlformats.org/drawingml/2006/picture">
-                <pic:pic xmlns:pic="http://schemas.openxmlformats.org/drawingml/2006/picture">
-                  <pic:nvPicPr>
-                    <pic:cNvPr id="0" name="Picture 2"/>
-                    <pic:cNvPicPr>
-                      <a:picLocks noChangeAspect="1" noChangeArrowheads="1"/>
-                    </pic:cNvPicPr>
-                  </pic:nvPicPr>
-                  <pic:blipFill>
-                    <a:blip r:embed="rId20">
-                      <a:extLst>
-                        <a:ext uri="{28A0092B-C50C-407E-A947-70E740481C1C}">
-                          <a14:useLocalDpi xmlns:a14="http://schemas.microsoft.com/office/drawing/2010/main" val="0"/>
-                        </a:ext>
-                      </a:extLst>
-                    </a:blip>
-                    <a:srcRect/>
-                    <a:stretch>
-                      <a:fillRect/>
-                    </a:stretch>
-                  </pic:blipFill>
-                  <pic:spPr bwMode="auto">
-                    <a:xfrm>
-                      <a:off x="0" y="0"/>
-                      <a:ext cx="4829810" cy="1838325"/>
-                    </a:xfrm>
-                    <a:prstGeom prst="rect">
-                      <a:avLst/>
-                    </a:prstGeom>
-                    <a:noFill/>
-                    <a:ln>
-                      <a:noFill/>
-                    </a:ln>
-                  </pic:spPr>
-                </pic:pic>
-              </a:graphicData>
-            </a:graphic>
-            <wp14:sizeRelH relativeFrom="page">
-              <wp14:pctWidth>0</wp14:pctWidth>
-            </wp14:sizeRelH>
-            <wp14:sizeRelV relativeFrom="page">
-              <wp14:pctHeight>0</wp14:pctHeight>
-            </wp14:sizeRelV>
-          </wp:anchor>
-        </w:drawing>
-      </w:r>
-      <w:r>
-        <w:rPr>
-          <w:rFonts w:ascii="Arial" w:hAnsi="Arial" w:cs="Arial"/>
+    </w:p>
+    <w:p>
+      <w:pPr>
+        <w:spacing w:line="360" w:lineRule="auto"/>
+        <w:rPr>
+          <w:rFonts w:ascii="Arial" w:eastAsiaTheme="minorEastAsia" w:hAnsi="Arial" w:cs="Arial"/>
+        </w:rPr>
+      </w:pPr>
+    </w:p>
+    <w:p>
+      <w:pPr>
+        <w:spacing w:line="360" w:lineRule="auto"/>
+        <w:rPr>
+          <w:rFonts w:ascii="Arial" w:eastAsiaTheme="minorEastAsia" w:hAnsi="Arial" w:cs="Arial"/>
+        </w:rPr>
+      </w:pPr>
+      <w:r>
+        <w:rPr>
           <w:noProof/>
         </w:rPr>
         <mc:AlternateContent>
           <mc:Choice Requires="wps">
             <w:drawing>
-              <wp:anchor distT="0" distB="0" distL="114300" distR="114300" simplePos="0" relativeHeight="251718656" behindDoc="0" locked="0" layoutInCell="1" allowOverlap="1" wp14:anchorId="45A4FB7E" wp14:editId="588CFE80">
+              <wp:anchor distT="0" distB="0" distL="114300" distR="114300" simplePos="0" relativeHeight="251756544" behindDoc="0" locked="0" layoutInCell="1" allowOverlap="1" wp14:anchorId="31944F82" wp14:editId="612381C1">
                 <wp:simplePos x="0" y="0"/>
                 <wp:positionH relativeFrom="column">
-                  <wp:posOffset>640080</wp:posOffset>
+                  <wp:posOffset>0</wp:posOffset>
                 </wp:positionH>
                 <wp:positionV relativeFrom="paragraph">
-                  <wp:posOffset>2726055</wp:posOffset>
+                  <wp:posOffset>4631690</wp:posOffset>
                 </wp:positionV>
-                <wp:extent cx="4829810" cy="635"/>
+                <wp:extent cx="5730875" cy="635"/>
                 <wp:effectExtent l="0" t="0" r="0" b="0"/>
                 <wp:wrapTopAndBottom/>
-                <wp:docPr id="366640771" name="Text Box 1"/>
+                <wp:docPr id="969029478" name="Text Box 1"/>
                 <wp:cNvGraphicFramePr/>
                 <a:graphic xmlns:a="http://schemas.openxmlformats.org/drawingml/2006/main">
                   <a:graphicData uri="http://schemas.microsoft.com/office/word/2010/wordprocessingShape">
@@ -16541,146 +18056,7 @@
                       <wps:spPr>
                         <a:xfrm>
                           <a:off x="0" y="0"/>
-                          <a:ext cx="4829810" cy="635"/>
-                        </a:xfrm>
-                        <a:prstGeom prst="rect">
-                          <a:avLst/>
-                        </a:prstGeom>
-                        <a:solidFill>
-                          <a:prstClr val="white"/>
-                        </a:solidFill>
-                        <a:ln>
-                          <a:noFill/>
-                        </a:ln>
-                      </wps:spPr>
-                      <wps:txbx>
-                        <w:txbxContent>
-                          <w:p>
-                            <w:pPr>
-                              <w:pStyle w:val="Caption"/>
-                              <w:jc w:val="center"/>
-                              <w:rPr>
-                                <w:noProof/>
-                              </w:rPr>
-                            </w:pPr>
-                            <w:r>
-                              <w:t xml:space="preserve">Figure </w:t>
-                            </w:r>
-                            <w:r>
-                              <w:t>7</w:t>
-                            </w:r>
-                            <w:r>
-                              <w:t>: Find Function</w:t>
-                            </w:r>
-                          </w:p>
-                        </w:txbxContent>
-                      </wps:txbx>
-                      <wps:bodyPr rot="0" spcFirstLastPara="0" vertOverflow="overflow" horzOverflow="overflow" vert="horz" wrap="square" lIns="0" tIns="0" rIns="0" bIns="0" numCol="1" spcCol="0" rtlCol="0" fromWordArt="0" anchor="t" anchorCtr="0" forceAA="0" compatLnSpc="1">
-                        <a:prstTxWarp prst="textNoShape">
-                          <a:avLst/>
-                        </a:prstTxWarp>
-                        <a:spAutoFit/>
-                      </wps:bodyPr>
-                    </wps:wsp>
-                  </a:graphicData>
-                </a:graphic>
-              </wp:anchor>
-            </w:drawing>
-          </mc:Choice>
-          <mc:Fallback>
-            <w:pict>
-              <v:shape w14:anchorId="45A4FB7E" id="_x0000_s1035" type="#_x0000_t202" style="position:absolute;left:0;text-align:left;margin-left:50.4pt;margin-top:214.65pt;width:380.3pt;height:.05pt;z-index:251718656;visibility:visible;mso-wrap-style:square;mso-wrap-distance-left:9pt;mso-wrap-distance-top:0;mso-wrap-distance-right:9pt;mso-wrap-distance-bottom:0;mso-position-horizontal:absolute;mso-position-horizontal-relative:text;mso-position-vertical:absolute;mso-position-vertical-relative:text;v-text-anchor:top" o:gfxdata="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" stroked="f">
-                <v:textbox style="mso-fit-shape-to-text:t" inset="0,0,0,0">
-                  <w:txbxContent>
-                    <w:p>
-                      <w:pPr>
-                        <w:pStyle w:val="Caption"/>
-                        <w:jc w:val="center"/>
-                        <w:rPr>
-                          <w:noProof/>
-                        </w:rPr>
-                      </w:pPr>
-                      <w:r>
-                        <w:t xml:space="preserve">Figure </w:t>
-                      </w:r>
-                      <w:r>
-                        <w:t>7</w:t>
-                      </w:r>
-                      <w:r>
-                        <w:t>: Find Function</w:t>
-                      </w:r>
-                    </w:p>
-                  </w:txbxContent>
-                </v:textbox>
-                <w10:wrap type="topAndBottom"/>
-              </v:shape>
-            </w:pict>
-          </mc:Fallback>
-        </mc:AlternateContent>
-      </w:r>
-      <w:r>
-        <w:rPr>
-          <w:rFonts w:ascii="Arial" w:hAnsi="Arial" w:cs="Arial"/>
-        </w:rPr>
-        <w:t>The</w:t>
-      </w:r>
-      <w:r>
-        <w:rPr>
-          <w:rFonts w:ascii="Arial" w:hAnsi="Arial" w:cs="Arial"/>
-          <w:i/>
-          <w:iCs/>
-        </w:rPr>
-        <w:t xml:space="preserve"> find </w:t>
-      </w:r>
-      <w:r>
-        <w:rPr>
-          <w:rFonts w:ascii="Arial" w:hAnsi="Arial" w:cs="Arial"/>
-        </w:rPr>
-        <w:t>method</w:t>
-      </w:r>
-      <w:r>
-        <w:rPr>
-          <w:rFonts w:ascii="Arial" w:hAnsi="Arial" w:cs="Arial"/>
-        </w:rPr>
-        <w:t xml:space="preserve"> searches for the representative (parent) of the set of a given name. This is the root of the parent pointer tree. It is implemented by recursively traversing the parent array until we find the root node (parent of itself):</w:t>
-      </w:r>
-    </w:p>
-    <w:p>
-      <w:pPr>
-        <w:spacing w:line="360" w:lineRule="auto"/>
-        <w:jc w:val="both"/>
-        <w:rPr>
-          <w:rFonts w:ascii="Arial" w:hAnsi="Arial" w:cs="Arial"/>
-        </w:rPr>
-      </w:pPr>
-      <w:r>
-        <w:rPr>
-          <w:noProof/>
-        </w:rPr>
-        <mc:AlternateContent>
-          <mc:Choice Requires="wps">
-            <w:drawing>
-              <wp:anchor distT="0" distB="0" distL="114300" distR="114300" simplePos="0" relativeHeight="251725824" behindDoc="0" locked="0" layoutInCell="1" allowOverlap="1" wp14:anchorId="12412458" wp14:editId="6350D6BA">
-                <wp:simplePos x="0" y="0"/>
-                <wp:positionH relativeFrom="margin">
-                  <wp:posOffset>636905</wp:posOffset>
-                </wp:positionH>
-                <wp:positionV relativeFrom="paragraph">
-                  <wp:posOffset>5114290</wp:posOffset>
-                </wp:positionV>
-                <wp:extent cx="4677410" cy="635"/>
-                <wp:effectExtent l="0" t="0" r="8890" b="0"/>
-                <wp:wrapTopAndBottom/>
-                <wp:docPr id="1069413852" name="Text Box 1"/>
-                <wp:cNvGraphicFramePr/>
-                <a:graphic xmlns:a="http://schemas.openxmlformats.org/drawingml/2006/main">
-                  <a:graphicData uri="http://schemas.microsoft.com/office/word/2010/wordprocessingShape">
-                    <wps:wsp>
-                      <wps:cNvSpPr txBox="1"/>
-                      <wps:spPr>
-                        <a:xfrm>
-                          <a:off x="0" y="0"/>
-                          <a:ext cx="4677410" cy="635"/>
+                          <a:ext cx="5730875" cy="635"/>
                         </a:xfrm>
                         <a:prstGeom prst="rect">
                           <a:avLst/>
@@ -16704,13 +18080,7 @@
                               </w:rPr>
                             </w:pPr>
                             <w:r>
-                              <w:t xml:space="preserve">Figure </w:t>
-                            </w:r>
-                            <w:r>
-                              <w:t>8</w:t>
-                            </w:r>
-                            <w:r>
-                              <w:t>: Union Function</w:t>
+                              <w:t>Figure 7: Feasible Check Flowchart</w:t>
                             </w:r>
                           </w:p>
                         </w:txbxContent>
@@ -16729,7 +18099,7 @@
           </mc:Choice>
           <mc:Fallback>
             <w:pict>
-              <v:shape w14:anchorId="12412458" id="_x0000_s1036" type="#_x0000_t202" style="position:absolute;left:0;text-align:left;margin-left:50.15pt;margin-top:402.7pt;width:368.3pt;height:.05pt;z-index:251725824;visibility:visible;mso-wrap-style:square;mso-wrap-distance-left:9pt;mso-wrap-distance-top:0;mso-wrap-distance-right:9pt;mso-wrap-distance-bottom:0;mso-position-horizontal:absolute;mso-position-horizontal-relative:margin;mso-position-vertical:absolute;mso-position-vertical-relative:text;v-text-anchor:top" o:gfxdata="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" stroked="f">
+              <v:shape w14:anchorId="31944F82" id="_x0000_s1037" type="#_x0000_t202" style="position:absolute;margin-left:0;margin-top:364.7pt;width:451.25pt;height:.05pt;z-index:251756544;visibility:visible;mso-wrap-style:square;mso-wrap-distance-left:9pt;mso-wrap-distance-top:0;mso-wrap-distance-right:9pt;mso-wrap-distance-bottom:0;mso-position-horizontal:absolute;mso-position-horizontal-relative:text;mso-position-vertical:absolute;mso-position-vertical-relative:text;v-text-anchor:top" o:gfxdata="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" stroked="f">
                 <v:textbox style="mso-fit-shape-to-text:t" inset="0,0,0,0">
                   <w:txbxContent>
                     <w:p>
@@ -16742,18 +18112,12 @@
                         </w:rPr>
                       </w:pPr>
                       <w:r>
-                        <w:t xml:space="preserve">Figure </w:t>
-                      </w:r>
-                      <w:r>
-                        <w:t>8</w:t>
-                      </w:r>
-                      <w:r>
-                        <w:t>: Union Function</w:t>
+                        <w:t>Figure 7: Feasible Check Flowchart</w:t>
                       </w:r>
                     </w:p>
                   </w:txbxContent>
                 </v:textbox>
-                <w10:wrap type="topAndBottom" anchorx="margin"/>
+                <w10:wrap type="topAndBottom"/>
               </v:shape>
             </w:pict>
           </mc:Fallback>
@@ -16761,22 +18125,22 @@
       </w:r>
       <w:r>
         <w:rPr>
-          <w:rFonts w:ascii="Arial" w:hAnsi="Arial" w:cs="Arial"/>
+          <w:rFonts w:ascii="Arial" w:eastAsiaTheme="minorEastAsia" w:hAnsi="Arial" w:cs="Arial"/>
           <w:noProof/>
         </w:rPr>
         <w:drawing>
-          <wp:anchor distT="0" distB="0" distL="114300" distR="114300" simplePos="0" relativeHeight="251719680" behindDoc="0" locked="0" layoutInCell="1" allowOverlap="1" wp14:anchorId="24C68F00" wp14:editId="12BD5018">
+          <wp:anchor distT="0" distB="0" distL="114300" distR="114300" simplePos="0" relativeHeight="251757568" behindDoc="0" locked="0" layoutInCell="1" allowOverlap="1" wp14:anchorId="2683C604" wp14:editId="6E79CF1D">
             <wp:simplePos x="0" y="0"/>
-            <wp:positionH relativeFrom="margin">
-              <wp:posOffset>644525</wp:posOffset>
+            <wp:positionH relativeFrom="column">
+              <wp:posOffset>0</wp:posOffset>
             </wp:positionH>
-            <wp:positionV relativeFrom="margin">
-              <wp:posOffset>5463540</wp:posOffset>
+            <wp:positionV relativeFrom="paragraph">
+              <wp:posOffset>0</wp:posOffset>
             </wp:positionV>
-            <wp:extent cx="4677410" cy="1962150"/>
-            <wp:effectExtent l="0" t="0" r="8890" b="0"/>
+            <wp:extent cx="5728335" cy="4542155"/>
+            <wp:effectExtent l="0" t="0" r="5715" b="0"/>
             <wp:wrapTopAndBottom/>
-            <wp:docPr id="1218775849" name="Picture 9"/>
+            <wp:docPr id="714162621" name="Picture 15"/>
             <wp:cNvGraphicFramePr>
               <a:graphicFrameLocks xmlns:a="http://schemas.openxmlformats.org/drawingml/2006/main" noChangeAspect="1"/>
             </wp:cNvGraphicFramePr>
@@ -16784,13 +18148,13 @@
               <a:graphicData uri="http://schemas.openxmlformats.org/drawingml/2006/picture">
                 <pic:pic xmlns:pic="http://schemas.openxmlformats.org/drawingml/2006/picture">
                   <pic:nvPicPr>
-                    <pic:cNvPr id="0" name="Picture 3"/>
+                    <pic:cNvPr id="0" name="Picture 5"/>
                     <pic:cNvPicPr>
                       <a:picLocks noChangeAspect="1" noChangeArrowheads="1"/>
                     </pic:cNvPicPr>
                   </pic:nvPicPr>
                   <pic:blipFill>
-                    <a:blip r:embed="rId21">
+                    <a:blip r:embed="rId22">
                       <a:extLst>
                         <a:ext uri="{28A0092B-C50C-407E-A947-70E740481C1C}">
                           <a14:useLocalDpi xmlns:a14="http://schemas.microsoft.com/office/drawing/2010/main" val="0"/>
@@ -16805,7 +18169,7 @@
                   <pic:spPr bwMode="auto">
                     <a:xfrm>
                       <a:off x="0" y="0"/>
-                      <a:ext cx="4677410" cy="1962150"/>
+                      <a:ext cx="5728335" cy="4542155"/>
                     </a:xfrm>
                     <a:prstGeom prst="rect">
                       <a:avLst/>
@@ -16827,166 +18191,1147 @@
           </wp:anchor>
         </w:drawing>
       </w:r>
-      <w:r>
-        <w:rPr>
-          <w:rFonts w:ascii="Arial" w:hAnsi="Arial" w:cs="Arial"/>
-        </w:rPr>
-        <w:t xml:space="preserve">The </w:t>
-      </w:r>
-      <w:r>
-        <w:rPr>
-          <w:rFonts w:ascii="Arial" w:hAnsi="Arial" w:cs="Arial"/>
+    </w:p>
+    <w:p>
+      <w:pPr>
+        <w:spacing w:line="360" w:lineRule="auto"/>
+        <w:rPr>
+          <w:rFonts w:ascii="Arial" w:eastAsiaTheme="minorEastAsia" w:hAnsi="Arial" w:cs="Arial"/>
+        </w:rPr>
+      </w:pPr>
+      <w:r>
+        <w:rPr>
+          <w:rFonts w:ascii="Arial" w:eastAsiaTheme="minorEastAsia" w:hAnsi="Arial" w:cs="Arial"/>
+        </w:rPr>
+        <w:t>The renewable resources here are time</w:t>
+      </w:r>
+      <w:r>
+        <w:rPr>
+          <w:rFonts w:ascii="Arial" w:eastAsiaTheme="minorEastAsia" w:hAnsi="Arial" w:cs="Arial"/>
+        </w:rPr>
+        <w:t>,</w:t>
+      </w:r>
+      <w:r>
+        <w:rPr>
+          <w:rFonts w:ascii="Arial" w:eastAsiaTheme="minorEastAsia" w:hAnsi="Arial" w:cs="Arial"/>
+        </w:rPr>
+        <w:t xml:space="preserve"> move counts,</w:t>
+      </w:r>
+      <w:r>
+        <w:rPr>
+          <w:rFonts w:ascii="Arial" w:eastAsiaTheme="minorEastAsia" w:hAnsi="Arial" w:cs="Arial"/>
+        </w:rPr>
+        <w:t xml:space="preserve"> and the shooting phase</w:t>
+      </w:r>
+      <w:r>
+        <w:rPr>
+          <w:rFonts w:ascii="Arial" w:eastAsiaTheme="minorEastAsia" w:hAnsi="Arial" w:cs="Arial"/>
+        </w:rPr>
+        <w:t xml:space="preserve"> as they regenerate per day. The</w:t>
+      </w:r>
+      <w:r>
+        <w:rPr>
+          <w:rFonts w:ascii="Arial" w:eastAsiaTheme="minorEastAsia" w:hAnsi="Arial" w:cs="Arial"/>
+        </w:rPr>
+        <w:t>y</w:t>
+      </w:r>
+      <w:r>
+        <w:rPr>
+          <w:rFonts w:ascii="Arial" w:eastAsiaTheme="minorEastAsia" w:hAnsi="Arial" w:cs="Arial"/>
+        </w:rPr>
+        <w:t xml:space="preserve"> set</w:t>
+      </w:r>
+      <w:r>
+        <w:rPr>
+          <w:rFonts w:ascii="Arial" w:eastAsiaTheme="minorEastAsia" w:hAnsi="Arial" w:cs="Arial"/>
+        </w:rPr>
+        <w:t xml:space="preserve"> t</w:t>
+      </w:r>
+      <w:r>
+        <w:rPr>
+          <w:rFonts w:ascii="Arial" w:eastAsiaTheme="minorEastAsia" w:hAnsi="Arial" w:cs="Arial"/>
+        </w:rPr>
+        <w:t>hree</w:t>
+      </w:r>
+      <w:r>
+        <w:rPr>
+          <w:rFonts w:ascii="Arial" w:eastAsiaTheme="minorEastAsia" w:hAnsi="Arial" w:cs="Arial"/>
+        </w:rPr>
+        <w:t xml:space="preserve"> hard rules</w:t>
+      </w:r>
+      <w:r>
+        <w:rPr>
+          <w:rFonts w:ascii="Arial" w:eastAsiaTheme="minorEastAsia" w:hAnsi="Arial" w:cs="Arial"/>
+        </w:rPr>
+        <w:t>.</w:t>
+      </w:r>
+      <w:r>
+        <w:rPr>
+          <w:rFonts w:ascii="Arial" w:eastAsiaTheme="minorEastAsia" w:hAnsi="Arial" w:cs="Arial"/>
+        </w:rPr>
+        <w:t xml:space="preserve"> </w:t>
+      </w:r>
+      <w:r>
+        <w:rPr>
+          <w:rFonts w:ascii="Arial" w:eastAsiaTheme="minorEastAsia" w:hAnsi="Arial" w:cs="Arial"/>
+        </w:rPr>
+        <w:t xml:space="preserve">As </w:t>
+      </w:r>
+      <w:r>
+        <w:rPr>
+          <w:rFonts w:ascii="Arial" w:eastAsiaTheme="minorEastAsia" w:hAnsi="Arial" w:cs="Arial"/>
           <w:i/>
           <w:iCs/>
         </w:rPr>
-        <w:t xml:space="preserve">union </w:t>
-      </w:r>
-      <w:r>
-        <w:rPr>
-          <w:rFonts w:ascii="Arial" w:hAnsi="Arial" w:cs="Arial"/>
-        </w:rPr>
-        <w:t>method</w:t>
-      </w:r>
-      <w:r>
-        <w:rPr>
-          <w:rFonts w:ascii="Arial" w:hAnsi="Arial" w:cs="Arial"/>
-        </w:rPr>
-        <w:t xml:space="preserve"> combines two sets into one. It takes the indices of two names as input and finds their set representative using the </w:t>
-      </w:r>
-      <w:r>
-        <w:rPr>
-          <w:rFonts w:ascii="Arial" w:hAnsi="Arial" w:cs="Arial"/>
+        <w:t xml:space="preserve">Figure </w:t>
+      </w:r>
+      <w:r>
+        <w:rPr>
+          <w:rFonts w:ascii="Arial" w:eastAsiaTheme="minorEastAsia" w:hAnsi="Arial" w:cs="Arial"/>
+        </w:rPr>
+        <w:t>7</w:t>
+      </w:r>
+      <w:r>
+        <w:rPr>
+          <w:rFonts w:ascii="Arial" w:eastAsiaTheme="minorEastAsia" w:hAnsi="Arial" w:cs="Arial"/>
+        </w:rPr>
+        <w:t xml:space="preserve"> flowchart shows, t</w:t>
+      </w:r>
+      <w:r>
+        <w:rPr>
+          <w:rFonts w:ascii="Arial" w:eastAsiaTheme="minorEastAsia" w:hAnsi="Arial" w:cs="Arial"/>
+        </w:rPr>
+        <w:t>he</w:t>
+      </w:r>
+      <w:r>
+        <w:rPr>
+          <w:rFonts w:ascii="Arial" w:eastAsiaTheme="minorEastAsia" w:hAnsi="Arial" w:cs="Arial"/>
+        </w:rPr>
+        <w:t xml:space="preserve"> first </w:t>
+      </w:r>
+      <w:r>
+        <w:rPr>
+          <w:rFonts w:ascii="Arial" w:eastAsiaTheme="minorEastAsia" w:hAnsi="Arial" w:cs="Arial"/>
+        </w:rPr>
+        <w:t>rule i</w:t>
+      </w:r>
+      <w:r>
+        <w:rPr>
+          <w:rFonts w:ascii="Arial" w:eastAsiaTheme="minorEastAsia" w:hAnsi="Arial" w:cs="Arial"/>
+        </w:rPr>
+        <w:t>s that d</w:t>
+      </w:r>
+      <w:r>
+        <w:rPr>
+          <w:rFonts w:ascii="Arial" w:eastAsiaTheme="minorEastAsia" w:hAnsi="Arial" w:cs="Arial"/>
+        </w:rPr>
+        <w:t>ays cannot include more than 45 eighths per day, including moving time (8 eighths per move)</w:t>
+      </w:r>
+      <w:r>
+        <w:rPr>
+          <w:rFonts w:ascii="Arial" w:eastAsiaTheme="minorEastAsia" w:hAnsi="Arial" w:cs="Arial"/>
+        </w:rPr>
+        <w:t xml:space="preserve">. The only exception </w:t>
+      </w:r>
+      <w:r>
+        <w:rPr>
+          <w:rFonts w:ascii="Arial" w:eastAsiaTheme="minorEastAsia" w:hAnsi="Arial" w:cs="Arial"/>
+        </w:rPr>
+        <w:t xml:space="preserve">to this rule is scenes larger than 45 eighths, as the </w:t>
+      </w:r>
+      <w:r>
+        <w:rPr>
+          <w:rFonts w:ascii="Arial" w:eastAsiaTheme="minorEastAsia" w:hAnsi="Arial" w:cs="Arial"/>
           <w:i/>
           <w:iCs/>
         </w:rPr>
-        <w:t>find</w:t>
-      </w:r>
-      <w:r>
-        <w:rPr>
-          <w:rFonts w:ascii="Arial" w:hAnsi="Arial" w:cs="Arial"/>
-        </w:rPr>
-        <w:t xml:space="preserve"> operation. It </w:t>
-      </w:r>
-      <w:r>
-        <w:rPr>
-          <w:rFonts w:ascii="Arial" w:hAnsi="Arial" w:cs="Arial"/>
-        </w:rPr>
-        <w:t>puts the second pointer tree under the root of the first one:</w:t>
-      </w:r>
-    </w:p>
-    <w:p>
-      <w:pPr>
-        <w:spacing w:line="360" w:lineRule="auto"/>
-        <w:jc w:val="both"/>
-        <w:rPr>
-          <w:rFonts w:ascii="Arial" w:hAnsi="Arial" w:cs="Arial"/>
-        </w:rPr>
-      </w:pPr>
-    </w:p>
-    <w:p>
-      <w:pPr>
-        <w:spacing w:line="360" w:lineRule="auto"/>
-        <w:jc w:val="both"/>
-        <w:rPr>
-          <w:rFonts w:ascii="Arial" w:hAnsi="Arial" w:cs="Arial"/>
-        </w:rPr>
-      </w:pPr>
-      <w:r>
-        <w:rPr>
-          <w:rFonts w:ascii="Arial" w:hAnsi="Arial" w:cs="Arial"/>
-        </w:rPr>
-        <w:t>Every pair of names is compared. First, the software checks if a name token of one name is contained in the other.</w:t>
-      </w:r>
-      <w:r>
-        <w:rPr>
-          <w:rFonts w:ascii="Arial" w:hAnsi="Arial" w:cs="Arial"/>
-        </w:rPr>
-        <w:t xml:space="preserve"> If this is not the case, it checks for similarity and difference between the names using the </w:t>
-      </w:r>
-      <w:proofErr w:type="spellStart"/>
-      <w:r>
-        <w:rPr>
-          <w:rFonts w:ascii="Arial" w:hAnsi="Arial" w:cs="Arial"/>
-        </w:rPr>
-        <w:t>Levenshtein</w:t>
-      </w:r>
-      <w:proofErr w:type="spellEnd"/>
-      <w:r>
-        <w:rPr>
-          <w:rFonts w:ascii="Arial" w:hAnsi="Arial" w:cs="Arial"/>
-        </w:rPr>
-        <w:t xml:space="preserve"> distance and the Jaro-Winkler algorithm. A threshold value is created in order to catch small typos or name variations. This implementation of DSU makes the similarity transitive, meaning that if A is similar to B and B is similar to C, A and C will be part of the same cluster.</w:t>
-      </w:r>
-    </w:p>
-    <w:p>
-      <w:pPr>
-        <w:spacing w:line="360" w:lineRule="auto"/>
-        <w:jc w:val="both"/>
-        <w:rPr>
-          <w:rFonts w:ascii="Arial" w:hAnsi="Arial" w:cs="Arial"/>
-        </w:rPr>
-      </w:pPr>
-      <w:r>
-        <w:rPr>
-          <w:rFonts w:ascii="Arial" w:hAnsi="Arial" w:cs="Arial"/>
-        </w:rPr>
-        <w:tab/>
-      </w:r>
-    </w:p>
-    <w:p>
-      <w:pPr>
-        <w:spacing w:line="360" w:lineRule="auto"/>
-        <w:jc w:val="both"/>
-        <w:rPr>
-          <w:rFonts w:ascii="Arial" w:hAnsi="Arial" w:cs="Arial"/>
-        </w:rPr>
-      </w:pPr>
-      <w:r>
-        <w:rPr>
-          <w:rFonts w:ascii="Arial" w:hAnsi="Arial" w:cs="Arial"/>
-        </w:rPr>
-        <w:t>After all unions are set, the clusters are extracted from the parent pointer tree. The root of each name node</w:t>
-      </w:r>
-      <w:r>
-        <w:rPr>
-          <w:rFonts w:ascii="Arial" w:hAnsi="Arial" w:cs="Arial"/>
-        </w:rPr>
-        <w:t xml:space="preserve"> is found. If a cluster with this root exists, the name node is added to the cluster. If no such cluster is found, a new one is created.</w:t>
-      </w:r>
-    </w:p>
-    <w:p>
-      <w:pPr>
-        <w:spacing w:line="360" w:lineRule="auto"/>
-        <w:ind w:left="720"/>
-        <w:jc w:val="both"/>
-        <w:rPr>
-          <w:rFonts w:ascii="Arial" w:hAnsi="Arial" w:cs="Arial"/>
-        </w:rPr>
-      </w:pPr>
-    </w:p>
-    <w:p>
-      <w:pPr>
-        <w:spacing w:line="360" w:lineRule="auto"/>
-        <w:jc w:val="both"/>
-        <w:rPr>
-          <w:rFonts w:ascii="Arial" w:hAnsi="Arial" w:cs="Arial"/>
-        </w:rPr>
-      </w:pPr>
-      <w:r>
-        <w:rPr>
-          <w:rFonts w:ascii="Arial" w:hAnsi="Arial" w:cs="Arial"/>
-        </w:rPr>
-        <w:t>Lastly, a canonical name is chosen to have a standardized way to refer to each character. The longest name is chosen because it is often the most descriptive and unlikely to overlap with another in the script.</w:t>
-      </w:r>
-    </w:p>
-    <w:p>
-      <w:pPr>
-        <w:pStyle w:val="Heading3"/>
-        <w:jc w:val="both"/>
-        <w:rPr>
-          <w:b/>
-          <w:bCs/>
-          <w:color w:val="auto"/>
+        <w:t>Big Break!</w:t>
+      </w:r>
+      <w:r>
+        <w:rPr>
+          <w:rFonts w:ascii="Arial" w:eastAsiaTheme="minorEastAsia" w:hAnsi="Arial" w:cs="Arial"/>
+        </w:rPr>
+        <w:t xml:space="preserve"> software still cannot split a scene into two days.</w:t>
+      </w:r>
+    </w:p>
+    <w:p>
+      <w:pPr>
+        <w:spacing w:line="360" w:lineRule="auto"/>
+        <w:rPr>
+          <w:rFonts w:ascii="Arial" w:eastAsiaTheme="minorEastAsia" w:hAnsi="Arial" w:cs="Arial"/>
+        </w:rPr>
+      </w:pPr>
+    </w:p>
+    <w:p>
+      <w:pPr>
+        <w:spacing w:line="360" w:lineRule="auto"/>
+        <w:rPr>
+          <w:rFonts w:ascii="Arial" w:eastAsiaTheme="minorEastAsia" w:hAnsi="Arial" w:cs="Arial"/>
+        </w:rPr>
+      </w:pPr>
+      <w:r>
+        <w:rPr>
+          <w:rFonts w:ascii="Arial" w:eastAsiaTheme="minorEastAsia" w:hAnsi="Arial" w:cs="Arial"/>
+        </w:rPr>
+        <w:t>The other hard rule</w:t>
+      </w:r>
+      <w:r>
+        <w:rPr>
+          <w:rFonts w:ascii="Arial" w:eastAsiaTheme="minorEastAsia" w:hAnsi="Arial" w:cs="Arial"/>
+        </w:rPr>
+        <w:t xml:space="preserve"> the chart shows</w:t>
+      </w:r>
+      <w:r>
+        <w:rPr>
+          <w:rFonts w:ascii="Arial" w:eastAsiaTheme="minorEastAsia" w:hAnsi="Arial" w:cs="Arial"/>
+        </w:rPr>
+        <w:t xml:space="preserve"> is that location moves cannot be more than 3 per day.</w:t>
+      </w:r>
+      <w:r>
+        <w:rPr>
+          <w:rFonts w:ascii="Arial" w:eastAsiaTheme="minorEastAsia" w:hAnsi="Arial" w:cs="Arial"/>
+        </w:rPr>
+        <w:t xml:space="preserve"> This is set because moving locations during the day can lose a significant amount of time, but most scripts available online have various locations and large </w:t>
+      </w:r>
+      <w:r>
+        <w:rPr>
+          <w:rFonts w:ascii="Arial" w:eastAsiaTheme="minorEastAsia" w:hAnsi="Arial" w:cs="Arial"/>
+        </w:rPr>
+        <w:lastRenderedPageBreak/>
+        <w:t>budgets. In most cases, they work with two units (crews)</w:t>
+      </w:r>
+      <w:r>
+        <w:rPr>
+          <w:rFonts w:ascii="Arial" w:eastAsiaTheme="minorEastAsia" w:hAnsi="Arial" w:cs="Arial"/>
+        </w:rPr>
+        <w:t>,</w:t>
+      </w:r>
+      <w:r>
+        <w:rPr>
+          <w:rFonts w:ascii="Arial" w:eastAsiaTheme="minorEastAsia" w:hAnsi="Arial" w:cs="Arial"/>
+        </w:rPr>
+        <w:t xml:space="preserve"> which can work simultaneously in different locations. This may be a potential feature to consider for the future development of the project.</w:t>
+      </w:r>
+    </w:p>
+    <w:p>
+      <w:pPr>
+        <w:spacing w:line="360" w:lineRule="auto"/>
+        <w:rPr>
+          <w:rFonts w:ascii="Arial" w:eastAsiaTheme="minorEastAsia" w:hAnsi="Arial" w:cs="Arial"/>
+        </w:rPr>
+      </w:pPr>
+    </w:p>
+    <w:p>
+      <w:pPr>
+        <w:spacing w:line="360" w:lineRule="auto"/>
+        <w:rPr>
+          <w:rFonts w:ascii="Arial" w:eastAsiaTheme="minorEastAsia" w:hAnsi="Arial" w:cs="Arial"/>
+        </w:rPr>
+      </w:pPr>
+      <w:r>
+        <w:rPr>
+          <w:rFonts w:ascii="Arial" w:eastAsiaTheme="minorEastAsia" w:hAnsi="Arial" w:cs="Arial"/>
+        </w:rPr>
+        <w:t xml:space="preserve">The third </w:t>
+      </w:r>
+      <w:r>
+        <w:rPr>
+          <w:rFonts w:ascii="Arial" w:eastAsiaTheme="minorEastAsia" w:hAnsi="Arial" w:cs="Arial"/>
+        </w:rPr>
+        <w:t>hard rule</w:t>
+      </w:r>
+      <w:r>
+        <w:rPr>
+          <w:rFonts w:ascii="Arial" w:eastAsiaTheme="minorEastAsia" w:hAnsi="Arial" w:cs="Arial"/>
+        </w:rPr>
+        <w:t xml:space="preserve"> seen in </w:t>
+      </w:r>
+      <w:r>
+        <w:rPr>
+          <w:rFonts w:ascii="Arial" w:eastAsiaTheme="minorEastAsia" w:hAnsi="Arial" w:cs="Arial"/>
+          <w:i/>
+          <w:iCs/>
+        </w:rPr>
+        <w:t>Figure 7</w:t>
+      </w:r>
+      <w:r>
+        <w:rPr>
+          <w:rFonts w:ascii="Arial" w:eastAsiaTheme="minorEastAsia" w:hAnsi="Arial" w:cs="Arial"/>
+        </w:rPr>
+        <w:t xml:space="preserve"> </w:t>
+      </w:r>
+      <w:r>
+        <w:rPr>
+          <w:rFonts w:ascii="Arial" w:eastAsiaTheme="minorEastAsia" w:hAnsi="Arial" w:cs="Arial"/>
+        </w:rPr>
+        <w:t>is that</w:t>
+      </w:r>
+      <w:r>
+        <w:rPr>
+          <w:rFonts w:ascii="Arial" w:eastAsiaTheme="minorEastAsia" w:hAnsi="Arial" w:cs="Arial"/>
+        </w:rPr>
+        <w:t xml:space="preserve"> a day scene cannot be scheduled</w:t>
+      </w:r>
+      <w:r>
+        <w:rPr>
+          <w:rFonts w:ascii="Arial" w:eastAsiaTheme="minorEastAsia" w:hAnsi="Arial" w:cs="Arial"/>
+        </w:rPr>
+        <w:t xml:space="preserve"> in a day that has already started its night phase (</w:t>
+      </w:r>
+      <w:r>
+        <w:rPr>
+          <w:rFonts w:ascii="Arial" w:eastAsiaTheme="minorEastAsia" w:hAnsi="Arial" w:cs="Arial"/>
+        </w:rPr>
+        <w:t xml:space="preserve">a day assigned with NIGHT or DAY_NIGHT). </w:t>
+      </w:r>
+      <w:r>
+        <w:rPr>
+          <w:rFonts w:ascii="Arial" w:eastAsiaTheme="minorEastAsia" w:hAnsi="Arial" w:cs="Arial"/>
+        </w:rPr>
+        <w:t>This constraint is created because night-to-day shoots are very unlikely in the film industry, and day-to-night-to-day shoots would break the European rest laws, which require a 12-hour break between work shifts.</w:t>
+      </w:r>
+      <w:r>
+        <w:rPr>
+          <w:rFonts w:ascii="Arial" w:eastAsiaTheme="minorEastAsia" w:hAnsi="Arial" w:cs="Arial"/>
+        </w:rPr>
+        <w:t xml:space="preserve"> This makes the time-of-day a renewable resource dimension.</w:t>
+      </w:r>
+    </w:p>
+    <w:p>
+      <w:pPr>
+        <w:spacing w:line="360" w:lineRule="auto"/>
+        <w:rPr>
+          <w:rFonts w:ascii="Arial" w:eastAsiaTheme="minorEastAsia" w:hAnsi="Arial" w:cs="Arial"/>
+        </w:rPr>
+      </w:pPr>
+    </w:p>
+    <w:p>
+      <w:pPr>
+        <w:spacing w:line="360" w:lineRule="auto"/>
+        <w:rPr>
+          <w:rFonts w:ascii="Arial" w:eastAsiaTheme="minorEastAsia" w:hAnsi="Arial" w:cs="Arial"/>
+        </w:rPr>
+      </w:pPr>
+      <w:r>
+        <w:rPr>
+          <w:rFonts w:ascii="Arial" w:eastAsiaTheme="minorEastAsia" w:hAnsi="Arial" w:cs="Arial"/>
+        </w:rPr>
+        <w:t>The only feasible resource constraint that would not be necessarily considered renewable</w:t>
+      </w:r>
+      <w:r>
+        <w:rPr>
+          <w:rFonts w:ascii="Arial" w:eastAsiaTheme="minorEastAsia" w:hAnsi="Arial" w:cs="Arial"/>
+        </w:rPr>
+        <w:t xml:space="preserve"> but is still part of the chart</w:t>
+      </w:r>
+      <w:r>
+        <w:rPr>
+          <w:rFonts w:ascii="Arial" w:eastAsiaTheme="minorEastAsia" w:hAnsi="Arial" w:cs="Arial"/>
+        </w:rPr>
+        <w:t xml:space="preserve"> is forbidding a</w:t>
+      </w:r>
+      <w:r>
+        <w:rPr>
+          <w:rFonts w:ascii="Arial" w:eastAsiaTheme="minorEastAsia" w:hAnsi="Arial" w:cs="Arial"/>
+        </w:rPr>
+        <w:t xml:space="preserve">n </w:t>
+      </w:r>
+      <w:r>
+        <w:rPr>
+          <w:rFonts w:ascii="Arial" w:eastAsiaTheme="minorEastAsia" w:hAnsi="Arial" w:cs="Arial"/>
+        </w:rPr>
+        <w:t xml:space="preserve">exclusively day shoot after </w:t>
+      </w:r>
+      <w:r>
+        <w:rPr>
+          <w:rFonts w:ascii="Arial" w:eastAsiaTheme="minorEastAsia" w:hAnsi="Arial" w:cs="Arial"/>
+        </w:rPr>
+        <w:t>an</w:t>
+      </w:r>
+      <w:r>
+        <w:rPr>
+          <w:rFonts w:ascii="Arial" w:eastAsiaTheme="minorEastAsia" w:hAnsi="Arial" w:cs="Arial"/>
+        </w:rPr>
+        <w:t xml:space="preserve"> exclusively night shoot. It is set because of the Europeans rest laws</w:t>
+      </w:r>
+      <w:r>
+        <w:rPr>
+          <w:rFonts w:ascii="Arial" w:eastAsiaTheme="minorEastAsia" w:hAnsi="Arial" w:cs="Arial"/>
+        </w:rPr>
+        <w:t>.</w:t>
+      </w:r>
+      <w:r>
+        <w:rPr>
+          <w:rFonts w:ascii="Arial" w:eastAsiaTheme="minorEastAsia" w:hAnsi="Arial" w:cs="Arial"/>
+        </w:rPr>
+        <w:t xml:space="preserve"> The only exception </w:t>
+      </w:r>
+      <w:r>
+        <w:rPr>
+          <w:rFonts w:ascii="Arial" w:eastAsiaTheme="minorEastAsia" w:hAnsi="Arial" w:cs="Arial"/>
+        </w:rPr>
+        <w:t xml:space="preserve">to this </w:t>
+      </w:r>
+      <w:r>
+        <w:rPr>
+          <w:rFonts w:ascii="Arial" w:eastAsiaTheme="minorEastAsia" w:hAnsi="Arial" w:cs="Arial"/>
+        </w:rPr>
+        <w:t xml:space="preserve">constraint is when a scene is not feasible </w:t>
+      </w:r>
+      <w:r>
+        <w:rPr>
+          <w:rFonts w:ascii="Arial" w:eastAsiaTheme="minorEastAsia" w:hAnsi="Arial" w:cs="Arial"/>
+        </w:rPr>
+        <w:t>on</w:t>
+      </w:r>
+      <w:r>
+        <w:rPr>
+          <w:rFonts w:ascii="Arial" w:eastAsiaTheme="minorEastAsia" w:hAnsi="Arial" w:cs="Arial"/>
+        </w:rPr>
+        <w:t xml:space="preserve"> any other </w:t>
+      </w:r>
+      <w:r>
+        <w:rPr>
+          <w:rFonts w:ascii="Arial" w:eastAsiaTheme="minorEastAsia" w:hAnsi="Arial" w:cs="Arial"/>
+        </w:rPr>
+        <w:t>day</w:t>
+      </w:r>
+      <w:r>
+        <w:rPr>
+          <w:rFonts w:ascii="Arial" w:eastAsiaTheme="minorEastAsia" w:hAnsi="Arial" w:cs="Arial"/>
+        </w:rPr>
+        <w:t xml:space="preserve">, and </w:t>
+      </w:r>
+      <w:r>
+        <w:rPr>
+          <w:rFonts w:ascii="Arial" w:eastAsiaTheme="minorEastAsia" w:hAnsi="Arial" w:cs="Arial"/>
+          <w:i/>
+          <w:iCs/>
+        </w:rPr>
+        <w:t>Big Break!</w:t>
+      </w:r>
+      <w:r>
+        <w:rPr>
+          <w:rFonts w:ascii="Arial" w:eastAsiaTheme="minorEastAsia" w:hAnsi="Arial" w:cs="Arial"/>
+        </w:rPr>
+        <w:t xml:space="preserve"> needs to </w:t>
+      </w:r>
+      <w:r>
+        <w:rPr>
+          <w:rFonts w:ascii="Arial" w:eastAsiaTheme="minorEastAsia" w:hAnsi="Arial" w:cs="Arial"/>
+        </w:rPr>
+        <w:t>put a new DAY scene in a new day</w:t>
+      </w:r>
+      <w:r>
+        <w:rPr>
+          <w:rFonts w:ascii="Arial" w:eastAsiaTheme="minorEastAsia" w:hAnsi="Arial" w:cs="Arial"/>
+        </w:rPr>
+        <w:t xml:space="preserve"> after an exclusively night shooting day.</w:t>
+      </w:r>
+    </w:p>
+    <w:p>
+      <w:pPr>
+        <w:spacing w:line="360" w:lineRule="auto"/>
+        <w:rPr>
+          <w:rFonts w:ascii="Arial" w:eastAsiaTheme="minorEastAsia" w:hAnsi="Arial" w:cs="Arial"/>
+        </w:rPr>
+      </w:pPr>
+    </w:p>
+    <w:p>
+      <w:pPr>
+        <w:spacing w:line="360" w:lineRule="auto"/>
+        <w:rPr>
+          <w:rFonts w:ascii="Arial" w:eastAsiaTheme="minorEastAsia" w:hAnsi="Arial" w:cs="Arial"/>
+        </w:rPr>
+      </w:pPr>
+      <w:r>
+        <w:rPr>
+          <w:rFonts w:ascii="Arial" w:eastAsiaTheme="minorEastAsia" w:hAnsi="Arial" w:cs="Arial"/>
+        </w:rPr>
+        <w:t xml:space="preserve">This algorithm solves </w:t>
+      </w:r>
+      <w:r>
+        <w:rPr>
+          <w:rFonts w:ascii="Arial" w:eastAsiaTheme="minorEastAsia" w:hAnsi="Arial" w:cs="Arial"/>
+        </w:rPr>
+        <w:t>multi</w:t>
+      </w:r>
+      <w:r>
+        <w:rPr>
+          <w:rFonts w:ascii="Arial" w:eastAsiaTheme="minorEastAsia" w:hAnsi="Arial" w:cs="Arial"/>
+        </w:rPr>
+        <w:t>-resource RCPSP with hierarchical priority constraints. A set of weighted priority rules computes a score for how well a scene can be scheduled in all already created days. They follow a hierarchical weight depending on their importance – location grouping, time-of-day grouping, resource capacity, cast clustering, and order similarity.</w:t>
+      </w:r>
+    </w:p>
+    <w:p>
+      <w:pPr>
+        <w:spacing w:line="360" w:lineRule="auto"/>
+        <w:rPr>
+          <w:rFonts w:ascii="Arial" w:eastAsiaTheme="minorEastAsia" w:hAnsi="Arial" w:cs="Arial"/>
+        </w:rPr>
+      </w:pPr>
+    </w:p>
+    <w:p>
+      <w:pPr>
+        <w:spacing w:line="360" w:lineRule="auto"/>
+        <w:rPr>
+          <w:rFonts w:ascii="Arial" w:eastAsiaTheme="minorEastAsia" w:hAnsi="Arial" w:cs="Arial"/>
+        </w:rPr>
+      </w:pPr>
+      <w:r>
+        <w:rPr>
+          <w:rFonts w:ascii="Arial" w:eastAsiaTheme="minorEastAsia" w:hAnsi="Arial" w:cs="Arial"/>
+        </w:rPr>
+        <w:t xml:space="preserve">The location grouping compares the current scene to the set of locations in the day. It tokenized the scene location and each entry of the location set. If they are completely the same, it produces a large boost. If they are not completely different, </w:t>
+      </w:r>
+      <w:r>
+        <w:rPr>
+          <w:rFonts w:ascii="Arial" w:eastAsiaTheme="minorEastAsia" w:hAnsi="Arial" w:cs="Arial"/>
+        </w:rPr>
+        <w:t>it produces a small boost (JOEL’S APARTMENT/CLEMENTINE’S APARTMENT). This allows for potentially filling up the days with locations that might be created closer together.</w:t>
+      </w:r>
+      <w:r>
+        <w:rPr>
+          <w:rFonts w:ascii="Arial" w:eastAsiaTheme="minorEastAsia" w:hAnsi="Arial" w:cs="Arial"/>
+        </w:rPr>
+        <w:t xml:space="preserve"> If the locations have nothing in common, a penalty is set.</w:t>
+      </w:r>
+    </w:p>
+    <w:p>
+      <w:pPr>
+        <w:spacing w:line="360" w:lineRule="auto"/>
+        <w:rPr>
+          <w:rFonts w:ascii="Arial" w:eastAsiaTheme="minorEastAsia" w:hAnsi="Arial" w:cs="Arial"/>
+        </w:rPr>
+      </w:pPr>
+    </w:p>
+    <w:p>
+      <w:pPr>
+        <w:spacing w:line="360" w:lineRule="auto"/>
+        <w:rPr>
+          <w:rFonts w:ascii="Arial" w:eastAsiaTheme="minorEastAsia" w:hAnsi="Arial" w:cs="Arial"/>
+        </w:rPr>
+      </w:pPr>
+      <w:r>
+        <w:rPr>
+          <w:rFonts w:ascii="Arial" w:eastAsiaTheme="minorEastAsia" w:hAnsi="Arial" w:cs="Arial"/>
+        </w:rPr>
+        <w:t xml:space="preserve">The time score </w:t>
+      </w:r>
+      <w:r>
+        <w:rPr>
+          <w:rFonts w:ascii="Arial" w:eastAsiaTheme="minorEastAsia" w:hAnsi="Arial" w:cs="Arial"/>
+        </w:rPr>
+        <w:t>method</w:t>
+      </w:r>
+      <w:r>
+        <w:rPr>
+          <w:rFonts w:ascii="Arial" w:eastAsiaTheme="minorEastAsia" w:hAnsi="Arial" w:cs="Arial"/>
+        </w:rPr>
+        <w:t xml:space="preserve"> returns </w:t>
+      </w:r>
+      <w:r>
+        <w:rPr>
+          <w:rFonts w:ascii="Arial" w:eastAsiaTheme="minorEastAsia" w:hAnsi="Arial" w:cs="Arial"/>
+        </w:rPr>
+        <w:t>a boost when the scene time corresponds to the overall day time so far. If it doesn’t, it returns an equal penalty.</w:t>
+      </w:r>
+    </w:p>
+    <w:p>
+      <w:pPr>
+        <w:spacing w:line="360" w:lineRule="auto"/>
+        <w:rPr>
+          <w:rFonts w:ascii="Arial" w:eastAsiaTheme="minorEastAsia" w:hAnsi="Arial" w:cs="Arial"/>
+        </w:rPr>
+      </w:pPr>
+    </w:p>
+    <w:p>
+      <w:pPr>
+        <w:spacing w:line="360" w:lineRule="auto"/>
+        <w:rPr>
+          <w:rFonts w:ascii="Arial" w:eastAsiaTheme="minorEastAsia" w:hAnsi="Arial" w:cs="Arial"/>
+        </w:rPr>
+      </w:pPr>
+      <w:r>
+        <w:rPr>
+          <w:rFonts w:ascii="Arial" w:eastAsiaTheme="minorEastAsia" w:hAnsi="Arial" w:cs="Arial"/>
+        </w:rPr>
+        <w:t>The resource capacity encourages fuller days while penalizing going into overtime. It computes the load of the day so far, adding to it the current scene. Then, it computes a ratio score, relative to the maximum number of pages per day before overtime (40 eighths per day). If the ratio is larger than 1.0, this means that the day has gone into overtime and a -200 penalty is introduced to the score. If the ratio is smaller than 1.0, the score is boosted by ratio * 200. This flattening of the positive score is implemented</w:t>
+      </w:r>
+      <w:r>
+        <w:rPr>
+          <w:rFonts w:ascii="Arial" w:eastAsiaTheme="minorEastAsia" w:hAnsi="Arial" w:cs="Arial"/>
+        </w:rPr>
+        <w:t xml:space="preserve"> to relate directly to the load of the day so far. In addition,</w:t>
+      </w:r>
+      <w:r>
+        <w:rPr>
+          <w:rFonts w:ascii="Arial" w:eastAsiaTheme="minorEastAsia" w:hAnsi="Arial" w:cs="Arial"/>
+        </w:rPr>
+        <w:t xml:space="preserve"> </w:t>
+      </w:r>
+      <w:r>
+        <w:rPr>
+          <w:rFonts w:ascii="Arial" w:eastAsiaTheme="minorEastAsia" w:hAnsi="Arial" w:cs="Arial"/>
+        </w:rPr>
+        <w:t>it boosts moderately</w:t>
+      </w:r>
+      <w:r>
+        <w:rPr>
+          <w:rFonts w:ascii="Arial" w:eastAsiaTheme="minorEastAsia" w:hAnsi="Arial" w:cs="Arial"/>
+        </w:rPr>
+        <w:t>,</w:t>
+      </w:r>
+      <w:r>
+        <w:rPr>
+          <w:rFonts w:ascii="Arial" w:eastAsiaTheme="minorEastAsia" w:hAnsi="Arial" w:cs="Arial"/>
+        </w:rPr>
+        <w:t xml:space="preserve"> </w:t>
+      </w:r>
+      <w:r>
+        <w:rPr>
+          <w:rFonts w:ascii="Arial" w:eastAsiaTheme="minorEastAsia" w:hAnsi="Arial" w:cs="Arial"/>
+        </w:rPr>
+        <w:t>corresponding to the priority of the</w:t>
+      </w:r>
+      <w:r>
+        <w:rPr>
+          <w:rFonts w:ascii="Arial" w:eastAsiaTheme="minorEastAsia" w:hAnsi="Arial" w:cs="Arial"/>
+        </w:rPr>
+        <w:t xml:space="preserve"> resource capacity compared to other constraints.</w:t>
+      </w:r>
+    </w:p>
+    <w:p>
+      <w:pPr>
+        <w:spacing w:line="360" w:lineRule="auto"/>
+        <w:rPr>
+          <w:rFonts w:ascii="Arial" w:eastAsiaTheme="minorEastAsia" w:hAnsi="Arial" w:cs="Arial"/>
+        </w:rPr>
+      </w:pPr>
+    </w:p>
+    <w:p>
+      <w:pPr>
+        <w:spacing w:line="360" w:lineRule="auto"/>
+        <w:rPr>
+          <w:rFonts w:ascii="Arial" w:eastAsiaTheme="minorEastAsia" w:hAnsi="Arial" w:cs="Arial"/>
+        </w:rPr>
+      </w:pPr>
+      <w:r>
+        <w:rPr>
+          <w:rFonts w:ascii="Arial" w:eastAsiaTheme="minorEastAsia" w:hAnsi="Arial" w:cs="Arial"/>
+        </w:rPr>
+        <w:t>The cast overlap score checks how many of the unique characters (their canonical names) included in the scene are part of the total character set of the day. It returns the overlap and multiplies it by 20 to add more weight.</w:t>
+      </w:r>
+    </w:p>
+    <w:p>
+      <w:pPr>
+        <w:spacing w:line="360" w:lineRule="auto"/>
+        <w:rPr>
+          <w:rFonts w:ascii="Arial" w:eastAsiaTheme="minorEastAsia" w:hAnsi="Arial" w:cs="Arial"/>
+        </w:rPr>
+      </w:pPr>
+    </w:p>
+    <w:p>
+      <w:pPr>
+        <w:spacing w:line="360" w:lineRule="auto"/>
+        <w:rPr>
+          <w:rFonts w:ascii="Arial" w:eastAsiaTheme="minorEastAsia" w:hAnsi="Arial" w:cs="Arial"/>
+        </w:rPr>
+      </w:pPr>
+      <w:r>
+        <w:rPr>
+          <w:rFonts w:ascii="Arial" w:eastAsiaTheme="minorEastAsia" w:hAnsi="Arial" w:cs="Arial"/>
+        </w:rPr>
+        <w:t>The order score computes the script distance bet</w:t>
+      </w:r>
+      <w:r>
+        <w:rPr>
+          <w:rFonts w:ascii="Arial" w:eastAsiaTheme="minorEastAsia" w:hAnsi="Arial" w:cs="Arial"/>
+        </w:rPr>
+        <w:t>ween the current scenes in the day and the scene being considered.</w:t>
+      </w:r>
+      <w:r>
+        <w:rPr>
+          <w:rFonts w:ascii="Arial" w:eastAsiaTheme="minorEastAsia" w:hAnsi="Arial" w:cs="Arial"/>
+        </w:rPr>
+        <w:t xml:space="preserve"> The </w:t>
+      </w:r>
+      <w:r>
+        <w:rPr>
+          <w:rFonts w:ascii="Arial" w:eastAsiaTheme="minorEastAsia" w:hAnsi="Arial" w:cs="Arial"/>
+        </w:rPr>
+        <w:t>method</w:t>
+      </w:r>
+      <w:r>
+        <w:rPr>
+          <w:rFonts w:ascii="Arial" w:eastAsiaTheme="minorEastAsia" w:hAnsi="Arial" w:cs="Arial"/>
+        </w:rPr>
+        <w:t xml:space="preserve"> takes the average script order</w:t>
+      </w:r>
+      <w:r>
+        <w:rPr>
+          <w:rFonts w:ascii="Arial" w:eastAsiaTheme="minorEastAsia" w:hAnsi="Arial" w:cs="Arial"/>
+        </w:rPr>
+        <w:t>,</w:t>
+      </w:r>
+      <w:r>
+        <w:rPr>
+          <w:rFonts w:ascii="Arial" w:eastAsiaTheme="minorEastAsia" w:hAnsi="Arial" w:cs="Arial"/>
+        </w:rPr>
+        <w:t xml:space="preserve"> which is the sum of all integer </w:t>
+      </w:r>
+      <w:r>
+        <w:rPr>
+          <w:rFonts w:ascii="Arial" w:eastAsiaTheme="minorEastAsia" w:hAnsi="Arial" w:cs="Arial"/>
+        </w:rPr>
+        <w:t xml:space="preserve">scene numbers divided by the total scene </w:t>
+      </w:r>
+      <w:r>
+        <w:rPr>
+          <w:rFonts w:ascii="Arial" w:eastAsiaTheme="minorEastAsia" w:hAnsi="Arial" w:cs="Arial"/>
+        </w:rPr>
+        <w:t xml:space="preserve">size. The candidate scene’s integer scene number is subtracted from the average. </w:t>
+      </w:r>
+      <w:r>
+        <w:rPr>
+          <w:rFonts w:ascii="Arial" w:eastAsiaTheme="minorEastAsia" w:hAnsi="Arial" w:cs="Arial"/>
+          <w:i/>
+          <w:iCs/>
+        </w:rPr>
+        <w:t>Big Break!</w:t>
+      </w:r>
+      <w:r>
+        <w:rPr>
+          <w:rFonts w:ascii="Arial" w:eastAsiaTheme="minorEastAsia" w:hAnsi="Arial" w:cs="Arial"/>
+        </w:rPr>
+        <w:t xml:space="preserve"> gets the absolute value of that and negates it, making larger distances create bigger penalties.</w:t>
+      </w:r>
+    </w:p>
+    <w:p>
+      <w:pPr>
+        <w:spacing w:line="360" w:lineRule="auto"/>
+        <w:rPr>
+          <w:rFonts w:ascii="Arial" w:eastAsiaTheme="minorEastAsia" w:hAnsi="Arial" w:cs="Arial"/>
+        </w:rPr>
+      </w:pPr>
+    </w:p>
+    <w:p>
+      <w:pPr>
+        <w:spacing w:line="360" w:lineRule="auto"/>
+        <w:rPr>
+          <w:rFonts w:ascii="Arial" w:eastAsiaTheme="minorEastAsia" w:hAnsi="Arial" w:cs="Arial"/>
+        </w:rPr>
+      </w:pPr>
+      <w:r>
+        <w:rPr>
+          <w:rFonts w:ascii="Arial" w:eastAsiaTheme="minorEastAsia" w:hAnsi="Arial" w:cs="Arial"/>
+          <w:noProof/>
+        </w:rPr>
+        <w:lastRenderedPageBreak/>
+        <w:drawing>
+          <wp:anchor distT="0" distB="0" distL="114300" distR="114300" simplePos="0" relativeHeight="251751424" behindDoc="0" locked="0" layoutInCell="1" allowOverlap="1" wp14:anchorId="4CA9EA9D" wp14:editId="7285CC0F">
+            <wp:simplePos x="0" y="0"/>
+            <wp:positionH relativeFrom="margin">
+              <wp:posOffset>753110</wp:posOffset>
+            </wp:positionH>
+            <wp:positionV relativeFrom="paragraph">
+              <wp:posOffset>948055</wp:posOffset>
+            </wp:positionV>
+            <wp:extent cx="4401185" cy="6391910"/>
+            <wp:effectExtent l="0" t="0" r="0" b="8890"/>
+            <wp:wrapTopAndBottom/>
+            <wp:docPr id="417294874" name="Picture 12"/>
+            <wp:cNvGraphicFramePr>
+              <a:graphicFrameLocks xmlns:a="http://schemas.openxmlformats.org/drawingml/2006/main" noChangeAspect="1"/>
+            </wp:cNvGraphicFramePr>
+            <a:graphic xmlns:a="http://schemas.openxmlformats.org/drawingml/2006/main">
+              <a:graphicData uri="http://schemas.openxmlformats.org/drawingml/2006/picture">
+                <pic:pic xmlns:pic="http://schemas.openxmlformats.org/drawingml/2006/picture">
+                  <pic:nvPicPr>
+                    <pic:cNvPr id="0" name="Picture 2"/>
+                    <pic:cNvPicPr>
+                      <a:picLocks noChangeAspect="1" noChangeArrowheads="1"/>
+                    </pic:cNvPicPr>
+                  </pic:nvPicPr>
+                  <pic:blipFill>
+                    <a:blip r:embed="rId23">
+                      <a:extLst>
+                        <a:ext uri="{28A0092B-C50C-407E-A947-70E740481C1C}">
+                          <a14:useLocalDpi xmlns:a14="http://schemas.microsoft.com/office/drawing/2010/main" val="0"/>
+                        </a:ext>
+                      </a:extLst>
+                    </a:blip>
+                    <a:srcRect/>
+                    <a:stretch>
+                      <a:fillRect/>
+                    </a:stretch>
+                  </pic:blipFill>
+                  <pic:spPr bwMode="auto">
+                    <a:xfrm>
+                      <a:off x="0" y="0"/>
+                      <a:ext cx="4401185" cy="6391910"/>
+                    </a:xfrm>
+                    <a:prstGeom prst="rect">
+                      <a:avLst/>
+                    </a:prstGeom>
+                    <a:noFill/>
+                    <a:ln>
+                      <a:noFill/>
+                    </a:ln>
+                  </pic:spPr>
+                </pic:pic>
+              </a:graphicData>
+            </a:graphic>
+            <wp14:sizeRelH relativeFrom="page">
+              <wp14:pctWidth>0</wp14:pctWidth>
+            </wp14:sizeRelH>
+            <wp14:sizeRelV relativeFrom="page">
+              <wp14:pctHeight>0</wp14:pctHeight>
+            </wp14:sizeRelV>
+          </wp:anchor>
+        </w:drawing>
+      </w:r>
+      <w:r>
+        <w:rPr>
+          <w:rFonts w:ascii="Arial" w:eastAsiaTheme="minorEastAsia" w:hAnsi="Arial" w:cs="Arial"/>
+        </w:rPr>
+        <w:t>A scene is scheduled in two ways – either by being not feasible anywhere or by choosing the day with the highest score. Both check all hard rules that were previously discussed for each day for the current scene.</w:t>
+      </w:r>
+    </w:p>
+    <w:p>
+      <w:pPr>
+        <w:spacing w:line="360" w:lineRule="auto"/>
+        <w:rPr>
+          <w:rFonts w:ascii="Arial" w:eastAsiaTheme="minorEastAsia" w:hAnsi="Arial" w:cs="Arial"/>
+        </w:rPr>
+      </w:pPr>
+      <w:r>
+        <w:rPr>
+          <w:noProof/>
+        </w:rPr>
+        <mc:AlternateContent>
+          <mc:Choice Requires="wps">
+            <w:drawing>
+              <wp:anchor distT="0" distB="0" distL="114300" distR="114300" simplePos="0" relativeHeight="251753472" behindDoc="0" locked="0" layoutInCell="1" allowOverlap="1" wp14:anchorId="23479215" wp14:editId="16406F0C">
+                <wp:simplePos x="0" y="0"/>
+                <wp:positionH relativeFrom="column">
+                  <wp:posOffset>862330</wp:posOffset>
+                </wp:positionH>
+                <wp:positionV relativeFrom="paragraph">
+                  <wp:posOffset>6791960</wp:posOffset>
+                </wp:positionV>
+                <wp:extent cx="4080510" cy="635"/>
+                <wp:effectExtent l="0" t="0" r="0" b="0"/>
+                <wp:wrapTopAndBottom/>
+                <wp:docPr id="491795552" name="Text Box 1"/>
+                <wp:cNvGraphicFramePr/>
+                <a:graphic xmlns:a="http://schemas.openxmlformats.org/drawingml/2006/main">
+                  <a:graphicData uri="http://schemas.microsoft.com/office/word/2010/wordprocessingShape">
+                    <wps:wsp>
+                      <wps:cNvSpPr txBox="1"/>
+                      <wps:spPr>
+                        <a:xfrm>
+                          <a:off x="0" y="0"/>
+                          <a:ext cx="4080510" cy="635"/>
+                        </a:xfrm>
+                        <a:prstGeom prst="rect">
+                          <a:avLst/>
+                        </a:prstGeom>
+                        <a:solidFill>
+                          <a:prstClr val="white"/>
+                        </a:solidFill>
+                        <a:ln>
+                          <a:noFill/>
+                        </a:ln>
+                      </wps:spPr>
+                      <wps:txbx>
+                        <w:txbxContent>
+                          <w:p>
+                            <w:pPr>
+                              <w:pStyle w:val="Caption"/>
+                              <w:jc w:val="center"/>
+                              <w:rPr>
+                                <w:rFonts w:ascii="Arial" w:hAnsi="Arial" w:cs="Arial"/>
+                                <w:noProof/>
+                              </w:rPr>
+                            </w:pPr>
+                            <w:r>
+                              <w:t>Figure</w:t>
+                            </w:r>
+                            <w:r>
+                              <w:t xml:space="preserve"> 8</w:t>
+                            </w:r>
+                            <w:r>
+                              <w:t>: Scheduling Flowchart</w:t>
+                            </w:r>
+                          </w:p>
+                        </w:txbxContent>
+                      </wps:txbx>
+                      <wps:bodyPr rot="0" spcFirstLastPara="0" vertOverflow="overflow" horzOverflow="overflow" vert="horz" wrap="square" lIns="0" tIns="0" rIns="0" bIns="0" numCol="1" spcCol="0" rtlCol="0" fromWordArt="0" anchor="t" anchorCtr="0" forceAA="0" compatLnSpc="1">
+                        <a:prstTxWarp prst="textNoShape">
+                          <a:avLst/>
+                        </a:prstTxWarp>
+                        <a:spAutoFit/>
+                      </wps:bodyPr>
+                    </wps:wsp>
+                  </a:graphicData>
+                </a:graphic>
+              </wp:anchor>
+            </w:drawing>
+          </mc:Choice>
+          <mc:Fallback>
+            <w:pict>
+              <v:shape w14:anchorId="23479215" id="_x0000_s1038" type="#_x0000_t202" style="position:absolute;margin-left:67.9pt;margin-top:534.8pt;width:321.3pt;height:.05pt;z-index:251753472;visibility:visible;mso-wrap-style:square;mso-wrap-distance-left:9pt;mso-wrap-distance-top:0;mso-wrap-distance-right:9pt;mso-wrap-distance-bottom:0;mso-position-horizontal:absolute;mso-position-horizontal-relative:text;mso-position-vertical:absolute;mso-position-vertical-relative:text;v-text-anchor:top" o:gfxdata="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" stroked="f">
+                <v:textbox style="mso-fit-shape-to-text:t" inset="0,0,0,0">
+                  <w:txbxContent>
+                    <w:p>
+                      <w:pPr>
+                        <w:pStyle w:val="Caption"/>
+                        <w:jc w:val="center"/>
+                        <w:rPr>
+                          <w:rFonts w:ascii="Arial" w:hAnsi="Arial" w:cs="Arial"/>
+                          <w:noProof/>
+                        </w:rPr>
+                      </w:pPr>
+                      <w:r>
+                        <w:t>Figure</w:t>
+                      </w:r>
+                      <w:r>
+                        <w:t xml:space="preserve"> 8</w:t>
+                      </w:r>
+                      <w:r>
+                        <w:t>: Scheduling Flowchart</w:t>
+                      </w:r>
+                    </w:p>
+                  </w:txbxContent>
+                </v:textbox>
+                <w10:wrap type="topAndBottom"/>
+              </v:shape>
+            </w:pict>
+          </mc:Fallback>
+        </mc:AlternateContent>
+      </w:r>
+    </w:p>
+    <w:p>
+      <w:pPr>
+        <w:spacing w:line="360" w:lineRule="auto"/>
+        <w:rPr>
+          <w:rFonts w:ascii="Arial" w:eastAsiaTheme="minorEastAsia" w:hAnsi="Arial" w:cs="Arial"/>
+        </w:rPr>
+      </w:pPr>
+    </w:p>
+    <w:p>
+      <w:pPr>
+        <w:spacing w:line="360" w:lineRule="auto"/>
+        <w:rPr>
+          <w:rFonts w:ascii="Arial" w:eastAsiaTheme="minorEastAsia" w:hAnsi="Arial" w:cs="Arial"/>
+        </w:rPr>
+      </w:pPr>
+      <w:r>
+        <w:rPr>
+          <w:rFonts w:ascii="Arial" w:eastAsiaTheme="minorEastAsia" w:hAnsi="Arial" w:cs="Arial"/>
+        </w:rPr>
+        <w:t xml:space="preserve">In the first case, </w:t>
+      </w:r>
+      <w:r>
+        <w:rPr>
+          <w:rFonts w:ascii="Arial" w:eastAsiaTheme="minorEastAsia" w:hAnsi="Arial" w:cs="Arial"/>
+        </w:rPr>
+        <w:t>the scene does not meet all the requirements of any day, so a new day is created for it</w:t>
+      </w:r>
+      <w:r>
+        <w:rPr>
+          <w:rFonts w:ascii="Arial" w:eastAsiaTheme="minorEastAsia" w:hAnsi="Arial" w:cs="Arial"/>
+        </w:rPr>
+        <w:t xml:space="preserve">, following the “No” path of </w:t>
+      </w:r>
+      <w:r>
+        <w:rPr>
+          <w:rFonts w:ascii="Arial" w:eastAsiaTheme="minorEastAsia" w:hAnsi="Arial" w:cs="Arial"/>
+          <w:i/>
+          <w:iCs/>
+        </w:rPr>
+        <w:t>Figure 8</w:t>
+      </w:r>
+      <w:r>
+        <w:rPr>
+          <w:rFonts w:ascii="Arial" w:eastAsiaTheme="minorEastAsia" w:hAnsi="Arial" w:cs="Arial"/>
+        </w:rPr>
+        <w:t xml:space="preserve">. The initial shooting day time </w:t>
+      </w:r>
+      <w:r>
+        <w:rPr>
+          <w:rFonts w:ascii="Arial" w:eastAsiaTheme="minorEastAsia" w:hAnsi="Arial" w:cs="Arial"/>
+        </w:rPr>
+        <w:lastRenderedPageBreak/>
+        <w:t xml:space="preserve">is assigned depending on whether the scene is DAY or NIGHT. </w:t>
+      </w:r>
+      <w:r>
+        <w:rPr>
+          <w:rFonts w:ascii="Arial" w:eastAsiaTheme="minorEastAsia" w:hAnsi="Arial" w:cs="Arial"/>
+        </w:rPr>
+        <w:t xml:space="preserve">It then maps </w:t>
+      </w:r>
+      <w:r>
+        <w:rPr>
+          <w:rFonts w:ascii="Arial" w:eastAsiaTheme="minorEastAsia" w:hAnsi="Arial" w:cs="Arial"/>
+        </w:rPr>
+        <w:t>high- and low-confidence character names to display-specific fields so they can be easily updated by the user via the graphical user interface.</w:t>
+      </w:r>
+      <w:r>
+        <w:rPr>
+          <w:rFonts w:ascii="Arial" w:eastAsiaTheme="minorEastAsia" w:hAnsi="Arial" w:cs="Arial"/>
+        </w:rPr>
+        <w:t xml:space="preserve"> Additionally, the move state is initially set to NO_MOVE, as no other locations have been added.</w:t>
+      </w:r>
+    </w:p>
+    <w:p>
+      <w:pPr>
+        <w:spacing w:line="360" w:lineRule="auto"/>
+        <w:rPr>
+          <w:rFonts w:ascii="Arial" w:eastAsiaTheme="minorEastAsia" w:hAnsi="Arial" w:cs="Arial"/>
+        </w:rPr>
+      </w:pPr>
+    </w:p>
+    <w:p>
+      <w:pPr>
+        <w:spacing w:line="360" w:lineRule="auto"/>
+        <w:rPr>
+          <w:rFonts w:ascii="Arial" w:eastAsiaTheme="minorEastAsia" w:hAnsi="Arial" w:cs="Arial"/>
+        </w:rPr>
+      </w:pPr>
+      <w:r>
+        <w:rPr>
+          <w:rFonts w:ascii="Arial" w:eastAsiaTheme="minorEastAsia" w:hAnsi="Arial" w:cs="Arial"/>
+        </w:rPr>
+        <w:t>T</w:t>
+      </w:r>
+      <w:r>
+        <w:rPr>
+          <w:rFonts w:ascii="Arial" w:eastAsiaTheme="minorEastAsia" w:hAnsi="Arial" w:cs="Arial"/>
+        </w:rPr>
+        <w:t>he second case</w:t>
+      </w:r>
+      <w:r>
+        <w:rPr>
+          <w:rFonts w:ascii="Arial" w:eastAsiaTheme="minorEastAsia" w:hAnsi="Arial" w:cs="Arial"/>
+        </w:rPr>
+        <w:t xml:space="preserve"> follows the path in </w:t>
+      </w:r>
+      <w:r>
+        <w:rPr>
+          <w:rFonts w:ascii="Arial" w:eastAsiaTheme="minorEastAsia" w:hAnsi="Arial" w:cs="Arial"/>
+          <w:i/>
+          <w:iCs/>
+        </w:rPr>
+        <w:t>Figure 8</w:t>
+      </w:r>
+      <w:r>
+        <w:rPr>
+          <w:rFonts w:ascii="Arial" w:eastAsiaTheme="minorEastAsia" w:hAnsi="Arial" w:cs="Arial"/>
+        </w:rPr>
+        <w:t xml:space="preserve"> where</w:t>
+      </w:r>
+      <w:r>
+        <w:rPr>
+          <w:rFonts w:ascii="Arial" w:eastAsiaTheme="minorEastAsia" w:hAnsi="Arial" w:cs="Arial"/>
+        </w:rPr>
+        <w:t xml:space="preserve"> the scene fulfills the feasibility requirements of at least one day. It computes the scores of the priority constraint </w:t>
+      </w:r>
+      <w:r>
+        <w:rPr>
+          <w:rFonts w:ascii="Arial" w:eastAsiaTheme="minorEastAsia" w:hAnsi="Arial" w:cs="Arial"/>
+        </w:rPr>
+        <w:t>method</w:t>
+      </w:r>
+      <w:r>
+        <w:rPr>
+          <w:rFonts w:ascii="Arial" w:eastAsiaTheme="minorEastAsia" w:hAnsi="Arial" w:cs="Arial"/>
+        </w:rPr>
+        <w:t xml:space="preserve">s and chooses the best one for scheduling the current scene. </w:t>
+      </w:r>
+      <w:r>
+        <w:rPr>
+          <w:rFonts w:ascii="Arial" w:eastAsiaTheme="minorEastAsia" w:hAnsi="Arial" w:cs="Arial"/>
+        </w:rPr>
+        <w:t xml:space="preserve">As seen in </w:t>
+      </w:r>
+      <w:r>
+        <w:rPr>
+          <w:rFonts w:ascii="Arial" w:eastAsiaTheme="minorEastAsia" w:hAnsi="Arial" w:cs="Arial"/>
+          <w:i/>
+          <w:iCs/>
+        </w:rPr>
+        <w:t xml:space="preserve">Figure </w:t>
+      </w:r>
+      <w:r>
+        <w:rPr>
+          <w:rFonts w:ascii="Arial" w:eastAsiaTheme="minorEastAsia" w:hAnsi="Arial" w:cs="Arial"/>
+        </w:rPr>
+        <w:t>8</w:t>
+      </w:r>
+      <w:r>
+        <w:rPr>
+          <w:rFonts w:ascii="Arial" w:eastAsiaTheme="minorEastAsia" w:hAnsi="Arial" w:cs="Arial"/>
+        </w:rPr>
+        <w:t xml:space="preserve">’s flowchart, </w:t>
+      </w:r>
+      <w:r>
+        <w:rPr>
+          <w:rFonts w:ascii="Arial" w:eastAsiaTheme="minorEastAsia" w:hAnsi="Arial" w:cs="Arial"/>
+          <w:i/>
+          <w:iCs/>
+        </w:rPr>
+        <w:t>Big Break!</w:t>
+      </w:r>
+      <w:r>
+        <w:rPr>
+          <w:rFonts w:ascii="Arial" w:eastAsiaTheme="minorEastAsia" w:hAnsi="Arial" w:cs="Arial"/>
+        </w:rPr>
+        <w:t xml:space="preserve"> chec</w:t>
+      </w:r>
+      <w:r>
+        <w:rPr>
+          <w:rFonts w:ascii="Arial" w:eastAsiaTheme="minorEastAsia" w:hAnsi="Arial" w:cs="Arial"/>
+        </w:rPr>
+        <w:t>ks if the location of the scene is different from the rest and assigns its state to MOVE. Moreover, if a location move occurs, it adds 8 eighths to the current eighths of the day. The reason for that is that moving location during the shooting day takes time, but for bigger productions, it may be inevitable. In this scenario, the software checks if a NIGHT scene would cause the shooting day time to switch from DAY to DAY_NIGHT. This is realistic for film productions as it preserves time and creates smoother transitions.</w:t>
+      </w:r>
+      <w:r>
+        <w:rPr>
+          <w:rFonts w:ascii="Arial" w:eastAsiaTheme="minorEastAsia" w:hAnsi="Arial" w:cs="Arial"/>
+        </w:rPr>
+        <w:t xml:space="preserve"> Then, the high- and low-confidence characters are mapped in the same manner as case one</w:t>
+      </w:r>
+      <w:r>
+        <w:rPr>
+          <w:rFonts w:ascii="Arial" w:eastAsiaTheme="minorEastAsia" w:hAnsi="Arial" w:cs="Arial"/>
+        </w:rPr>
+        <w:t>,</w:t>
+      </w:r>
+      <w:r>
+        <w:rPr>
+          <w:rFonts w:ascii="Arial" w:eastAsiaTheme="minorEastAsia" w:hAnsi="Arial" w:cs="Arial"/>
+        </w:rPr>
+        <w:t xml:space="preserve"> and the scene is added</w:t>
+      </w:r>
+      <w:r>
+        <w:rPr>
+          <w:rFonts w:ascii="Arial" w:eastAsiaTheme="minorEastAsia" w:hAnsi="Arial" w:cs="Arial"/>
+        </w:rPr>
+        <w:t xml:space="preserve"> to the most suitable day</w:t>
+      </w:r>
+      <w:r>
+        <w:rPr>
+          <w:rFonts w:ascii="Arial" w:eastAsiaTheme="minorEastAsia" w:hAnsi="Arial" w:cs="Arial"/>
+        </w:rPr>
+        <w:t>.</w:t>
+      </w:r>
+    </w:p>
+    <w:p>
+      <w:pPr>
+        <w:spacing w:line="360" w:lineRule="auto"/>
+        <w:rPr>
+          <w:rFonts w:ascii="Arial" w:eastAsiaTheme="minorEastAsia" w:hAnsi="Arial" w:cs="Arial"/>
         </w:rPr>
       </w:pPr>
     </w:p>
@@ -17272,6 +19617,7 @@
               <w:rPr>
                 <w:rFonts w:ascii="Arial" w:hAnsi="Arial" w:cs="Arial"/>
               </w:rPr>
+              <w:lastRenderedPageBreak/>
               <w:t>1</w:t>
             </w:r>
           </w:p>
@@ -17778,7 +20124,6 @@
               <w:rPr>
                 <w:rFonts w:ascii="Arial" w:hAnsi="Arial" w:cs="Arial"/>
               </w:rPr>
-              <w:lastRenderedPageBreak/>
               <w:t>6</w:t>
             </w:r>
           </w:p>
@@ -17999,6 +20344,19 @@
     </w:p>
     <w:p>
       <w:pPr>
+        <w:jc w:val="both"/>
+        <w:rPr>
+          <w:rFonts w:ascii="Arial" w:hAnsi="Arial" w:cs="Arial"/>
+          <w:b/>
+          <w:bCs/>
+          <w:sz w:val="28"/>
+          <w:szCs w:val="28"/>
+          <w:u w:val="single"/>
+        </w:rPr>
+      </w:pPr>
+    </w:p>
+    <w:p>
+      <w:pPr>
         <w:pStyle w:val="Heading2"/>
         <w:spacing w:line="360" w:lineRule="auto"/>
         <w:rPr>
@@ -18156,6 +20514,7 @@
         <w:rPr>
           <w:rFonts w:ascii="Arial" w:hAnsi="Arial" w:cs="Arial"/>
         </w:rPr>
+        <w:lastRenderedPageBreak/>
         <w:t xml:space="preserve">Java has a strong </w:t>
       </w:r>
       <w:r>
@@ -18368,7 +20727,6 @@
           <w:i/>
           <w:iCs/>
         </w:rPr>
-        <w:lastRenderedPageBreak/>
         <w:t>Big Break!</w:t>
       </w:r>
       <w:r>
@@ -18701,6 +21059,7 @@
         <w:rPr>
           <w:rFonts w:ascii="Arial" w:hAnsi="Arial" w:cs="Arial"/>
         </w:rPr>
+        <w:lastRenderedPageBreak/>
         <w:t>React state + controlled components can show model prediction</w:t>
       </w:r>
       <w:r>
@@ -18751,7 +21110,19 @@
         <w:rPr>
           <w:rFonts w:ascii="Arial" w:hAnsi="Arial" w:cs="Arial"/>
         </w:rPr>
-        <w:t xml:space="preserve">React allows for clean separation between the frontend and the backend. React talks to it through REST endpoints. This helps </w:t>
+        <w:t>React allows for clean separation between the frontend and the backend. React talks to it through REST</w:t>
+      </w:r>
+      <w:r>
+        <w:rPr>
+          <w:rFonts w:ascii="Arial" w:hAnsi="Arial" w:cs="Arial"/>
+        </w:rPr>
+        <w:t>ful</w:t>
+      </w:r>
+      <w:r>
+        <w:rPr>
+          <w:rFonts w:ascii="Arial" w:hAnsi="Arial" w:cs="Arial"/>
+        </w:rPr>
+        <w:t xml:space="preserve"> endpoints. This helps </w:t>
       </w:r>
       <w:r>
         <w:rPr>
@@ -18863,7 +21234,6 @@
         <w:rPr>
           <w:rFonts w:ascii="Arial" w:hAnsi="Arial" w:cs="Arial"/>
         </w:rPr>
-        <w:lastRenderedPageBreak/>
         <w:t xml:space="preserve">“Class </w:t>
       </w:r>
       <w:proofErr w:type="spellStart"/>
@@ -19070,7 +21440,7 @@
         </w:rPr>
         <w:t xml:space="preserve">, 16 May 2025, </w:t>
       </w:r>
-      <w:hyperlink r:id="rId22" w:history="1">
+      <w:hyperlink r:id="rId24" w:history="1">
         <w:r>
           <w:rPr>
             <w:rStyle w:val="Hyperlink"/>
@@ -19099,6 +21469,7 @@
         <w:rPr>
           <w:rFonts w:ascii="Arial" w:hAnsi="Arial" w:cs="Arial"/>
         </w:rPr>
+        <w:lastRenderedPageBreak/>
         <w:t xml:space="preserve">VR. “Trie Data Structure.” </w:t>
       </w:r>
       <w:proofErr w:type="spellStart"/>
@@ -19133,7 +21504,7 @@
       </w:r>
     </w:p>
     <w:sectPr>
-      <w:footerReference w:type="default" r:id="rId23"/>
+      <w:footerReference w:type="default" r:id="rId25"/>
       <w:pgSz w:w="11906" w:h="16838" w:code="9"/>
       <w:pgMar w:top="1440" w:right="1440" w:bottom="1440" w:left="1440" w:header="709" w:footer="709" w:gutter="0"/>
       <w:cols w:space="708"/>
@@ -19557,6 +21928,119 @@
     </w:lvl>
   </w:abstractNum>
   <w:abstractNum w:abstractNumId="3" w15:restartNumberingAfterBreak="0">
+    <w:nsid w:val="174E320B"/>
+    <w:multiLevelType w:val="hybridMultilevel"/>
+    <w:tmpl w:val="9D126CE4"/>
+    <w:lvl w:ilvl="0" w:tplc="04090001">
+      <w:start w:val="1"/>
+      <w:numFmt w:val="bullet"/>
+      <w:lvlText w:val=""/>
+      <w:lvlJc w:val="left"/>
+      <w:pPr>
+        <w:ind w:left="720" w:hanging="360"/>
+      </w:pPr>
+      <w:rPr>
+        <w:rFonts w:ascii="Symbol" w:hAnsi="Symbol" w:hint="default"/>
+      </w:rPr>
+    </w:lvl>
+    <w:lvl w:ilvl="1" w:tplc="04090003" w:tentative="1">
+      <w:start w:val="1"/>
+      <w:numFmt w:val="bullet"/>
+      <w:lvlText w:val="o"/>
+      <w:lvlJc w:val="left"/>
+      <w:pPr>
+        <w:ind w:left="1440" w:hanging="360"/>
+      </w:pPr>
+      <w:rPr>
+        <w:rFonts w:ascii="Courier New" w:hAnsi="Courier New" w:cs="Courier New" w:hint="default"/>
+      </w:rPr>
+    </w:lvl>
+    <w:lvl w:ilvl="2" w:tplc="04090005" w:tentative="1">
+      <w:start w:val="1"/>
+      <w:numFmt w:val="bullet"/>
+      <w:lvlText w:val=""/>
+      <w:lvlJc w:val="left"/>
+      <w:pPr>
+        <w:ind w:left="2160" w:hanging="360"/>
+      </w:pPr>
+      <w:rPr>
+        <w:rFonts w:ascii="Wingdings" w:hAnsi="Wingdings" w:hint="default"/>
+      </w:rPr>
+    </w:lvl>
+    <w:lvl w:ilvl="3" w:tplc="04090001" w:tentative="1">
+      <w:start w:val="1"/>
+      <w:numFmt w:val="bullet"/>
+      <w:lvlText w:val=""/>
+      <w:lvlJc w:val="left"/>
+      <w:pPr>
+        <w:ind w:left="2880" w:hanging="360"/>
+      </w:pPr>
+      <w:rPr>
+        <w:rFonts w:ascii="Symbol" w:hAnsi="Symbol" w:hint="default"/>
+      </w:rPr>
+    </w:lvl>
+    <w:lvl w:ilvl="4" w:tplc="04090003" w:tentative="1">
+      <w:start w:val="1"/>
+      <w:numFmt w:val="bullet"/>
+      <w:lvlText w:val="o"/>
+      <w:lvlJc w:val="left"/>
+      <w:pPr>
+        <w:ind w:left="3600" w:hanging="360"/>
+      </w:pPr>
+      <w:rPr>
+        <w:rFonts w:ascii="Courier New" w:hAnsi="Courier New" w:cs="Courier New" w:hint="default"/>
+      </w:rPr>
+    </w:lvl>
+    <w:lvl w:ilvl="5" w:tplc="04090005" w:tentative="1">
+      <w:start w:val="1"/>
+      <w:numFmt w:val="bullet"/>
+      <w:lvlText w:val=""/>
+      <w:lvlJc w:val="left"/>
+      <w:pPr>
+        <w:ind w:left="4320" w:hanging="360"/>
+      </w:pPr>
+      <w:rPr>
+        <w:rFonts w:ascii="Wingdings" w:hAnsi="Wingdings" w:hint="default"/>
+      </w:rPr>
+    </w:lvl>
+    <w:lvl w:ilvl="6" w:tplc="04090001" w:tentative="1">
+      <w:start w:val="1"/>
+      <w:numFmt w:val="bullet"/>
+      <w:lvlText w:val=""/>
+      <w:lvlJc w:val="left"/>
+      <w:pPr>
+        <w:ind w:left="5040" w:hanging="360"/>
+      </w:pPr>
+      <w:rPr>
+        <w:rFonts w:ascii="Symbol" w:hAnsi="Symbol" w:hint="default"/>
+      </w:rPr>
+    </w:lvl>
+    <w:lvl w:ilvl="7" w:tplc="04090003" w:tentative="1">
+      <w:start w:val="1"/>
+      <w:numFmt w:val="bullet"/>
+      <w:lvlText w:val="o"/>
+      <w:lvlJc w:val="left"/>
+      <w:pPr>
+        <w:ind w:left="5760" w:hanging="360"/>
+      </w:pPr>
+      <w:rPr>
+        <w:rFonts w:ascii="Courier New" w:hAnsi="Courier New" w:cs="Courier New" w:hint="default"/>
+      </w:rPr>
+    </w:lvl>
+    <w:lvl w:ilvl="8" w:tplc="04090005" w:tentative="1">
+      <w:start w:val="1"/>
+      <w:numFmt w:val="bullet"/>
+      <w:lvlText w:val=""/>
+      <w:lvlJc w:val="left"/>
+      <w:pPr>
+        <w:ind w:left="6480" w:hanging="360"/>
+      </w:pPr>
+      <w:rPr>
+        <w:rFonts w:ascii="Wingdings" w:hAnsi="Wingdings" w:hint="default"/>
+      </w:rPr>
+    </w:lvl>
+  </w:abstractNum>
+  <w:abstractNum w:abstractNumId="4" w15:restartNumberingAfterBreak="0">
     <w:nsid w:val="1F471229"/>
     <w:multiLevelType w:val="hybridMultilevel"/>
     <w:tmpl w:val="694E52C2"/>
@@ -19645,7 +22129,7 @@
       </w:pPr>
     </w:lvl>
   </w:abstractNum>
-  <w:abstractNum w:abstractNumId="4" w15:restartNumberingAfterBreak="0">
+  <w:abstractNum w:abstractNumId="5" w15:restartNumberingAfterBreak="0">
     <w:nsid w:val="28F8719D"/>
     <w:multiLevelType w:val="hybridMultilevel"/>
     <w:tmpl w:val="DD0831FC"/>
@@ -19758,7 +22242,7 @@
       </w:rPr>
     </w:lvl>
   </w:abstractNum>
-  <w:abstractNum w:abstractNumId="5" w15:restartNumberingAfterBreak="0">
+  <w:abstractNum w:abstractNumId="6" w15:restartNumberingAfterBreak="0">
     <w:nsid w:val="2E0C4811"/>
     <w:multiLevelType w:val="hybridMultilevel"/>
     <w:tmpl w:val="8C3A320A"/>
@@ -19847,7 +22331,7 @@
       </w:pPr>
     </w:lvl>
   </w:abstractNum>
-  <w:abstractNum w:abstractNumId="6" w15:restartNumberingAfterBreak="0">
+  <w:abstractNum w:abstractNumId="7" w15:restartNumberingAfterBreak="0">
     <w:nsid w:val="36A065D2"/>
     <w:multiLevelType w:val="hybridMultilevel"/>
     <w:tmpl w:val="EB6AF34E"/>
@@ -19960,7 +22444,7 @@
       </w:rPr>
     </w:lvl>
   </w:abstractNum>
-  <w:abstractNum w:abstractNumId="7" w15:restartNumberingAfterBreak="0">
+  <w:abstractNum w:abstractNumId="8" w15:restartNumberingAfterBreak="0">
     <w:nsid w:val="3E6D1B8F"/>
     <w:multiLevelType w:val="hybridMultilevel"/>
     <w:tmpl w:val="F89E4C04"/>
@@ -20073,7 +22557,7 @@
       </w:rPr>
     </w:lvl>
   </w:abstractNum>
-  <w:abstractNum w:abstractNumId="8" w15:restartNumberingAfterBreak="0">
+  <w:abstractNum w:abstractNumId="9" w15:restartNumberingAfterBreak="0">
     <w:nsid w:val="3E951BD5"/>
     <w:multiLevelType w:val="hybridMultilevel"/>
     <w:tmpl w:val="B94058DE"/>
@@ -20162,7 +22646,7 @@
       </w:pPr>
     </w:lvl>
   </w:abstractNum>
-  <w:abstractNum w:abstractNumId="9" w15:restartNumberingAfterBreak="0">
+  <w:abstractNum w:abstractNumId="10" w15:restartNumberingAfterBreak="0">
     <w:nsid w:val="44105DB1"/>
     <w:multiLevelType w:val="hybridMultilevel"/>
     <w:tmpl w:val="4762DB46"/>
@@ -20275,7 +22759,7 @@
       </w:rPr>
     </w:lvl>
   </w:abstractNum>
-  <w:abstractNum w:abstractNumId="10" w15:restartNumberingAfterBreak="0">
+  <w:abstractNum w:abstractNumId="11" w15:restartNumberingAfterBreak="0">
     <w:nsid w:val="45D07E82"/>
     <w:multiLevelType w:val="hybridMultilevel"/>
     <w:tmpl w:val="3FD427B8"/>
@@ -20388,7 +22872,7 @@
       </w:rPr>
     </w:lvl>
   </w:abstractNum>
-  <w:abstractNum w:abstractNumId="11" w15:restartNumberingAfterBreak="0">
+  <w:abstractNum w:abstractNumId="12" w15:restartNumberingAfterBreak="0">
     <w:nsid w:val="4D364BD5"/>
     <w:multiLevelType w:val="hybridMultilevel"/>
     <w:tmpl w:val="2E5CDA38"/>
@@ -20501,7 +22985,7 @@
       </w:rPr>
     </w:lvl>
   </w:abstractNum>
-  <w:abstractNum w:abstractNumId="12" w15:restartNumberingAfterBreak="0">
+  <w:abstractNum w:abstractNumId="13" w15:restartNumberingAfterBreak="0">
     <w:nsid w:val="55612138"/>
     <w:multiLevelType w:val="hybridMultilevel"/>
     <w:tmpl w:val="1A42CAC0"/>
@@ -20614,7 +23098,7 @@
       </w:rPr>
     </w:lvl>
   </w:abstractNum>
-  <w:abstractNum w:abstractNumId="13" w15:restartNumberingAfterBreak="0">
+  <w:abstractNum w:abstractNumId="14" w15:restartNumberingAfterBreak="0">
     <w:nsid w:val="5F56413D"/>
     <w:multiLevelType w:val="hybridMultilevel"/>
     <w:tmpl w:val="110A0446"/>
@@ -20727,7 +23211,7 @@
       </w:rPr>
     </w:lvl>
   </w:abstractNum>
-  <w:abstractNum w:abstractNumId="14" w15:restartNumberingAfterBreak="0">
+  <w:abstractNum w:abstractNumId="15" w15:restartNumberingAfterBreak="0">
     <w:nsid w:val="6049249E"/>
     <w:multiLevelType w:val="hybridMultilevel"/>
     <w:tmpl w:val="4E3256B2"/>
@@ -20840,7 +23324,7 @@
       </w:rPr>
     </w:lvl>
   </w:abstractNum>
-  <w:abstractNum w:abstractNumId="15" w15:restartNumberingAfterBreak="0">
+  <w:abstractNum w:abstractNumId="16" w15:restartNumberingAfterBreak="0">
     <w:nsid w:val="614E293A"/>
     <w:multiLevelType w:val="hybridMultilevel"/>
     <w:tmpl w:val="C6621A16"/>
@@ -20953,7 +23437,7 @@
       </w:rPr>
     </w:lvl>
   </w:abstractNum>
-  <w:abstractNum w:abstractNumId="16" w15:restartNumberingAfterBreak="0">
+  <w:abstractNum w:abstractNumId="17" w15:restartNumberingAfterBreak="0">
     <w:nsid w:val="6CDB61DB"/>
     <w:multiLevelType w:val="hybridMultilevel"/>
     <w:tmpl w:val="E208D550"/>
@@ -21042,7 +23526,7 @@
       </w:pPr>
     </w:lvl>
   </w:abstractNum>
-  <w:abstractNum w:abstractNumId="17" w15:restartNumberingAfterBreak="0">
+  <w:abstractNum w:abstractNumId="18" w15:restartNumberingAfterBreak="0">
     <w:nsid w:val="75C54926"/>
     <w:multiLevelType w:val="hybridMultilevel"/>
     <w:tmpl w:val="198460FA"/>
@@ -21159,55 +23643,58 @@
     <w:abstractNumId w:val="0"/>
   </w:num>
   <w:num w:numId="2" w16cid:durableId="2112388133">
+    <w:abstractNumId w:val="17"/>
+  </w:num>
+  <w:num w:numId="3" w16cid:durableId="883492402">
+    <w:abstractNumId w:val="14"/>
+  </w:num>
+  <w:num w:numId="4" w16cid:durableId="1559971712">
+    <w:abstractNumId w:val="10"/>
+  </w:num>
+  <w:num w:numId="5" w16cid:durableId="6449580">
+    <w:abstractNumId w:val="7"/>
+  </w:num>
+  <w:num w:numId="6" w16cid:durableId="1480655009">
+    <w:abstractNumId w:val="9"/>
+  </w:num>
+  <w:num w:numId="7" w16cid:durableId="273286925">
+    <w:abstractNumId w:val="4"/>
+  </w:num>
+  <w:num w:numId="8" w16cid:durableId="554439639">
+    <w:abstractNumId w:val="15"/>
+  </w:num>
+  <w:num w:numId="9" w16cid:durableId="1246571765">
     <w:abstractNumId w:val="16"/>
   </w:num>
-  <w:num w:numId="3" w16cid:durableId="883492402">
-    <w:abstractNumId w:val="13"/>
-  </w:num>
-  <w:num w:numId="4" w16cid:durableId="1559971712">
-    <w:abstractNumId w:val="9"/>
-  </w:num>
-  <w:num w:numId="5" w16cid:durableId="6449580">
-    <w:abstractNumId w:val="6"/>
-  </w:num>
-  <w:num w:numId="6" w16cid:durableId="1480655009">
-    <w:abstractNumId w:val="8"/>
-  </w:num>
-  <w:num w:numId="7" w16cid:durableId="273286925">
-    <w:abstractNumId w:val="3"/>
-  </w:num>
-  <w:num w:numId="8" w16cid:durableId="554439639">
-    <w:abstractNumId w:val="14"/>
-  </w:num>
-  <w:num w:numId="9" w16cid:durableId="1246571765">
-    <w:abstractNumId w:val="15"/>
-  </w:num>
   <w:num w:numId="10" w16cid:durableId="1769226752">
-    <w:abstractNumId w:val="10"/>
+    <w:abstractNumId w:val="11"/>
   </w:num>
   <w:num w:numId="11" w16cid:durableId="96026933">
-    <w:abstractNumId w:val="5"/>
+    <w:abstractNumId w:val="6"/>
   </w:num>
   <w:num w:numId="12" w16cid:durableId="1647778188">
     <w:abstractNumId w:val="2"/>
   </w:num>
   <w:num w:numId="13" w16cid:durableId="1937322079">
-    <w:abstractNumId w:val="17"/>
+    <w:abstractNumId w:val="18"/>
   </w:num>
   <w:num w:numId="14" w16cid:durableId="1952275987">
+    <w:abstractNumId w:val="13"/>
+  </w:num>
+  <w:num w:numId="15" w16cid:durableId="1572888867">
     <w:abstractNumId w:val="12"/>
   </w:num>
-  <w:num w:numId="15" w16cid:durableId="1572888867">
-    <w:abstractNumId w:val="11"/>
-  </w:num>
   <w:num w:numId="16" w16cid:durableId="1494831710">
-    <w:abstractNumId w:val="4"/>
+    <w:abstractNumId w:val="5"/>
   </w:num>
   <w:num w:numId="17" w16cid:durableId="1942764107">
     <w:abstractNumId w:val="1"/>
   </w:num>
   <w:num w:numId="18" w16cid:durableId="1047603684">
-    <w:abstractNumId w:val="7"/>
+    <w:abstractNumId w:val="8"/>
+  </w:num>
+  <w:num w:numId="19" w16cid:durableId="35401053">
+    <w:abstractNumId w:val="3"/>
   </w:num>
 </w:numbering>
 </file>
@@ -21810,7 +24297,6 @@
   <w:style w:type="character" w:default="1" w:styleId="DefaultParagraphFont">
     <w:name w:val="Default Paragraph Font"/>
     <w:uiPriority w:val="1"/>
-    <w:semiHidden/>
     <w:unhideWhenUsed/>
   </w:style>
   <w:style w:type="table" w:default="1" w:styleId="TableNormal">

--- a/docs/Vili-An_Doneva_Diploma_Thesis.docx
+++ b/docs/Vili-An_Doneva_Diploma_Thesis.docx
@@ -199,6 +199,7 @@
           <w:szCs w:val="32"/>
         </w:rPr>
       </w:pPr>
+      <w:proofErr w:type="gramStart"/>
       <w:r>
         <w:rPr>
           <w:rFonts w:ascii="Arial" w:hAnsi="Arial" w:cs="Arial"/>
@@ -227,7 +228,18 @@
           <w:sz w:val="32"/>
           <w:szCs w:val="32"/>
         </w:rPr>
-        <w:t xml:space="preserve">, </w:t>
+        <w:t>,</w:t>
+      </w:r>
+      <w:proofErr w:type="gramEnd"/>
+      <w:r>
+        <w:rPr>
+          <w:rFonts w:ascii="Arial" w:hAnsi="Arial" w:cs="Arial"/>
+          <w:b/>
+          <w:bCs/>
+          <w:sz w:val="32"/>
+          <w:szCs w:val="32"/>
+        </w:rPr>
+        <w:t xml:space="preserve"> </w:t>
       </w:r>
       <w:r>
         <w:rPr>
@@ -748,7 +760,21 @@
         <w:rPr>
           <w:rFonts w:ascii="Arial" w:hAnsi="Arial" w:cs="Arial"/>
         </w:rPr>
-        <w:t xml:space="preserve"> additionally uses a </w:t>
+        <w:t xml:space="preserve"> </w:t>
+      </w:r>
+      <w:proofErr w:type="gramStart"/>
+      <w:r>
+        <w:rPr>
+          <w:rFonts w:ascii="Arial" w:hAnsi="Arial" w:cs="Arial"/>
+        </w:rPr>
+        <w:t>additionally</w:t>
+      </w:r>
+      <w:proofErr w:type="gramEnd"/>
+      <w:r>
+        <w:rPr>
+          <w:rFonts w:ascii="Arial" w:hAnsi="Arial" w:cs="Arial"/>
+        </w:rPr>
+        <w:t xml:space="preserve"> uses a </w:t>
       </w:r>
       <w:r>
         <w:rPr>
@@ -1098,6 +1124,7 @@
         </w:rPr>
         <w:t xml:space="preserve">cited in the text and in the Reference </w:t>
       </w:r>
+      <w:proofErr w:type="gramStart"/>
       <w:r>
         <w:rPr>
           <w:rFonts w:ascii="Arial" w:hAnsi="Arial" w:cs="Arial"/>
@@ -1110,6 +1137,7 @@
         </w:rPr>
         <w:t>”</w:t>
       </w:r>
+      <w:proofErr w:type="gramEnd"/>
     </w:p>
     <w:p>
       <w:pPr>
@@ -1148,12 +1176,14 @@
     <w:sdt>
       <w:sdtPr>
         <w:rPr>
-          <w:rFonts w:ascii="Arial" w:hAnsi="Arial" w:cs="Arial"/>
+          <w:rFonts w:ascii="Arial" w:eastAsiaTheme="minorHAnsi" w:hAnsi="Arial" w:cs="Arial"/>
           <w:b/>
           <w:bCs/>
           <w:color w:val="auto"/>
+          <w:kern w:val="2"/>
           <w:sz w:val="28"/>
           <w:szCs w:val="28"/>
+          <w14:ligatures w14:val="standardContextual"/>
         </w:rPr>
         <w:id w:val="333577216"/>
         <w:docPartObj>
@@ -1163,12 +1193,10 @@
       </w:sdtPr>
       <w:sdtEndPr>
         <w:rPr>
-          <w:rFonts w:asciiTheme="minorHAnsi" w:eastAsiaTheme="minorHAnsi" w:hAnsiTheme="minorHAnsi" w:cstheme="minorBidi"/>
+          <w:rFonts w:asciiTheme="minorHAnsi" w:hAnsiTheme="minorHAnsi" w:cstheme="minorBidi"/>
           <w:noProof/>
-          <w:kern w:val="2"/>
           <w:sz w:val="24"/>
           <w:szCs w:val="24"/>
-          <w14:ligatures w14:val="standardContextual"/>
         </w:rPr>
       </w:sdtEndPr>
       <w:sdtContent>
@@ -6482,7 +6510,21 @@
         <w:rPr>
           <w:rFonts w:ascii="Arial" w:hAnsi="Arial" w:cs="Arial"/>
         </w:rPr>
-        <w:t>Most cases are covered by the heuristic logic</w:t>
+        <w:t xml:space="preserve">Most cases are covered by </w:t>
+      </w:r>
+      <w:proofErr w:type="gramStart"/>
+      <w:r>
+        <w:rPr>
+          <w:rFonts w:ascii="Arial" w:hAnsi="Arial" w:cs="Arial"/>
+        </w:rPr>
+        <w:t>the heuristic</w:t>
+      </w:r>
+      <w:proofErr w:type="gramEnd"/>
+      <w:r>
+        <w:rPr>
+          <w:rFonts w:ascii="Arial" w:hAnsi="Arial" w:cs="Arial"/>
+        </w:rPr>
+        <w:t xml:space="preserve"> logic</w:t>
       </w:r>
       <w:r>
         <w:rPr>
@@ -6889,11 +6931,19 @@
         </w:rPr>
         <w:t xml:space="preserve">Big Break! </w:t>
       </w:r>
-      <w:r>
-        <w:rPr>
-          <w:rFonts w:ascii="Arial" w:hAnsi="Arial" w:cs="Arial"/>
-        </w:rPr>
-        <w:t>as my senior project is majorly connected to my interest in fil</w:t>
+      <w:proofErr w:type="gramStart"/>
+      <w:r>
+        <w:rPr>
+          <w:rFonts w:ascii="Arial" w:hAnsi="Arial" w:cs="Arial"/>
+        </w:rPr>
+        <w:t>as</w:t>
+      </w:r>
+      <w:proofErr w:type="gramEnd"/>
+      <w:r>
+        <w:rPr>
+          <w:rFonts w:ascii="Arial" w:hAnsi="Arial" w:cs="Arial"/>
+        </w:rPr>
+        <w:t xml:space="preserve"> my senior project is majorly connected to my interest in fil</w:t>
       </w:r>
       <w:r>
         <w:rPr>
@@ -7760,13 +7810,7 @@
         <w:rPr>
           <w:rFonts w:ascii="Arial" w:hAnsi="Arial" w:cs="Arial"/>
         </w:rPr>
-        <w:t xml:space="preserve"> </w:t>
-      </w:r>
-      <w:r>
-        <w:rPr>
-          <w:rFonts w:ascii="Arial" w:hAnsi="Arial" w:cs="Arial"/>
-        </w:rPr>
-        <w:t>(</w:t>
+        <w:t xml:space="preserve"> (</w:t>
       </w:r>
       <w:proofErr w:type="spellStart"/>
       <w:r>
@@ -7915,13 +7959,29 @@
           <w:i/>
           <w:iCs/>
         </w:rPr>
-        <w:t>Big Break!</w:t>
-      </w:r>
-      <w:r>
-        <w:rPr>
-          <w:rFonts w:ascii="Arial" w:hAnsi="Arial" w:cs="Arial"/>
-        </w:rPr>
-        <w:t>, as the main goal of the system is to generate a shooting plan. The schedule must be presented in a structured and easily digestible format to the user. After script parsing, character extraction, character clustering, and scheduling are complemented on the backend side, the generated list of shooting days is returned to the React frontend through a RESTful API and rendered dynamically.</w:t>
+        <w:t xml:space="preserve">Big </w:t>
+      </w:r>
+      <w:proofErr w:type="gramStart"/>
+      <w:r>
+        <w:rPr>
+          <w:rFonts w:ascii="Arial" w:hAnsi="Arial" w:cs="Arial"/>
+          <w:i/>
+          <w:iCs/>
+        </w:rPr>
+        <w:t>Break!</w:t>
+      </w:r>
+      <w:r>
+        <w:rPr>
+          <w:rFonts w:ascii="Arial" w:hAnsi="Arial" w:cs="Arial"/>
+        </w:rPr>
+        <w:t>,</w:t>
+      </w:r>
+      <w:proofErr w:type="gramEnd"/>
+      <w:r>
+        <w:rPr>
+          <w:rFonts w:ascii="Arial" w:hAnsi="Arial" w:cs="Arial"/>
+        </w:rPr>
+        <w:t xml:space="preserve"> as the main goal of the system is to generate a shooting plan. The schedule must be presented in a structured and easily digestible format to the user. After script parsing, character extraction, character clustering, and scheduling are complemented on the backend side, the generated list of shooting days is returned to the React frontend through a RESTful API and rendered dynamically.</w:t>
       </w:r>
     </w:p>
     <w:p>
@@ -8054,7 +8114,21 @@
           <w:rFonts w:ascii="Arial" w:hAnsi="Arial" w:cs="Arial"/>
         </w:rPr>
         <w:lastRenderedPageBreak/>
-        <w:t>treated as separate entities, the system would incorrectly interpret them as different characters. This would lead to inaccurate cast overlap calculations in scheduling, making the schedule disregard the importance of having similar characters in consecutively shot scenes. It would also produce confusing output in the final schedule view. This is why the system needs to standardize all name variants of the same character in one canonical representation.</w:t>
+        <w:t xml:space="preserve">treated as separate entities, the system would incorrectly interpret them as different characters. This would lead to inaccurate cast overlap calculations in scheduling, making the schedule disregard the importance of having similar characters in consecutively shot scenes. It would also produce confusing output in the final </w:t>
+      </w:r>
+      <w:proofErr w:type="gramStart"/>
+      <w:r>
+        <w:rPr>
+          <w:rFonts w:ascii="Arial" w:hAnsi="Arial" w:cs="Arial"/>
+        </w:rPr>
+        <w:t>schedule view</w:t>
+      </w:r>
+      <w:proofErr w:type="gramEnd"/>
+      <w:r>
+        <w:rPr>
+          <w:rFonts w:ascii="Arial" w:hAnsi="Arial" w:cs="Arial"/>
+        </w:rPr>
+        <w:t>. This is why the system needs to standardize all name variants of the same character in one canonical representation.</w:t>
       </w:r>
     </w:p>
     <w:p>
@@ -8844,7 +8918,21 @@
         <w:rPr>
           <w:rFonts w:ascii="Arial" w:hAnsi="Arial" w:cs="Arial"/>
         </w:rPr>
-        <w:t>. The system achieved a precision of 87.7%, meaning that the majority of extracted character names were correct and only a limited number of false positives (43) were introduced. Additionally, the recall reached 85.99%, indicating that most of the characters present in the verified ground truth (307 out of 357 total relevant instances) were successfully identified, with 50 missed instances. These results demonstrate that the character extraction component performs reliably both in avoiding incorrect detections and in capturing relevant character mentions across scenes.</w:t>
+        <w:t xml:space="preserve">. The system achieved a precision of 87.7%, meaning that </w:t>
+      </w:r>
+      <w:proofErr w:type="gramStart"/>
+      <w:r>
+        <w:rPr>
+          <w:rFonts w:ascii="Arial" w:hAnsi="Arial" w:cs="Arial"/>
+        </w:rPr>
+        <w:t>the majority of</w:t>
+      </w:r>
+      <w:proofErr w:type="gramEnd"/>
+      <w:r>
+        <w:rPr>
+          <w:rFonts w:ascii="Arial" w:hAnsi="Arial" w:cs="Arial"/>
+        </w:rPr>
+        <w:t xml:space="preserve"> extracted character names were correct and only a limited number of false positives (43) were introduced. Additionally, the recall reached 85.99%, indicating that most of the characters present in the verified ground truth (307 out of 357 total relevant instances) were successfully identified, with 50 missed instances. These results demonstrate that the character extraction component performs reliably both in avoiding incorrect detections and in capturing relevant character mentions across scenes.</w:t>
       </w:r>
     </w:p>
     <w:p>
@@ -9389,7 +9477,21 @@
         <w:rPr>
           <w:rFonts w:ascii="Arial" w:hAnsi="Arial" w:cs="Arial"/>
         </w:rPr>
-        <w:t>is responsible for the rendering of the shooting schedule, handling file upload, enabling drag-and-drop reordering, displaying scene editing modals, and sending user-triggered updates to the backend. The main technologies used are React, JSX, @dnd-kit (a lightweight React-based drag-and-drop library), Fetch API for HTTP communication, and Vite (a front-end build tool and development server).</w:t>
+        <w:t xml:space="preserve">is responsible for the rendering of the shooting schedule, handling file upload, enabling drag-and-drop reordering, displaying scene editing modals, and sending user-triggered updates to the backend. The main technologies used are React, </w:t>
+      </w:r>
+      <w:proofErr w:type="gramStart"/>
+      <w:r>
+        <w:rPr>
+          <w:rFonts w:ascii="Arial" w:hAnsi="Arial" w:cs="Arial"/>
+        </w:rPr>
+        <w:t>JSX, @</w:t>
+      </w:r>
+      <w:proofErr w:type="gramEnd"/>
+      <w:r>
+        <w:rPr>
+          <w:rFonts w:ascii="Arial" w:hAnsi="Arial" w:cs="Arial"/>
+        </w:rPr>
+        <w:t>dnd-kit (a lightweight React-based drag-and-drop library), Fetch API for HTTP communication, and Vite (a front-end build tool and development server).</w:t>
       </w:r>
     </w:p>
     <w:p>
@@ -9549,7 +9651,21 @@
         <w:rPr>
           <w:rFonts w:ascii="Arial" w:hAnsi="Arial" w:cs="Arial"/>
         </w:rPr>
-        <w:t>. After the script is processed, it returns the generated schedule to the frontend.</w:t>
+        <w:t xml:space="preserve">. After the script is processed, it returns the generated schedule to the </w:t>
+      </w:r>
+      <w:proofErr w:type="gramStart"/>
+      <w:r>
+        <w:rPr>
+          <w:rFonts w:ascii="Arial" w:hAnsi="Arial" w:cs="Arial"/>
+        </w:rPr>
+        <w:t>frontend</w:t>
+      </w:r>
+      <w:proofErr w:type="gramEnd"/>
+      <w:r>
+        <w:rPr>
+          <w:rFonts w:ascii="Arial" w:hAnsi="Arial" w:cs="Arial"/>
+        </w:rPr>
+        <w:t>.</w:t>
       </w:r>
     </w:p>
     <w:p>
@@ -9591,7 +9707,21 @@
         <w:rPr>
           <w:rFonts w:ascii="Arial" w:hAnsi="Arial" w:cs="Arial"/>
         </w:rPr>
-        <w:t>updates the script when scenes are reordered or characters are edited. In order to accomplish that, React first sends the fully updated schedule JSON (</w:t>
+        <w:t xml:space="preserve">updates the script when scenes are reordered or characters are edited. </w:t>
+      </w:r>
+      <w:proofErr w:type="gramStart"/>
+      <w:r>
+        <w:rPr>
+          <w:rFonts w:ascii="Arial" w:hAnsi="Arial" w:cs="Arial"/>
+        </w:rPr>
+        <w:t>In order to</w:t>
+      </w:r>
+      <w:proofErr w:type="gramEnd"/>
+      <w:r>
+        <w:rPr>
+          <w:rFonts w:ascii="Arial" w:hAnsi="Arial" w:cs="Arial"/>
+        </w:rPr>
+        <w:t xml:space="preserve"> accomplish that, React first sends the fully updated schedule JSON (</w:t>
       </w:r>
       <w:proofErr w:type="spellStart"/>
       <w:r>
@@ -9661,7 +9791,21 @@
         <w:rPr>
           <w:rFonts w:ascii="Arial" w:hAnsi="Arial" w:cs="Arial"/>
         </w:rPr>
-        <w:t xml:space="preserve">Data Transfer Objects (DTOs) are objects used to transfer data between the layers. They contain only data and no business logic. They protect internal logic from being exposed to the frontend, allow changes to the domain model without breaking the frontend, prevent frontend and backend over-coupling and improve security. </w:t>
+        <w:t xml:space="preserve">Data Transfer Objects (DTOs) are objects used to transfer data between the layers. They contain only data and no business logic. They protect internal logic from being exposed to the frontend, allow changes to the domain model without breaking the frontend, </w:t>
+      </w:r>
+      <w:proofErr w:type="gramStart"/>
+      <w:r>
+        <w:rPr>
+          <w:rFonts w:ascii="Arial" w:hAnsi="Arial" w:cs="Arial"/>
+        </w:rPr>
+        <w:t>prevent</w:t>
+      </w:r>
+      <w:proofErr w:type="gramEnd"/>
+      <w:r>
+        <w:rPr>
+          <w:rFonts w:ascii="Arial" w:hAnsi="Arial" w:cs="Arial"/>
+        </w:rPr>
+        <w:t xml:space="preserve"> frontend and backend over-coupling and improve security. </w:t>
       </w:r>
       <w:r>
         <w:rPr>
@@ -9865,7 +10009,21 @@
         <w:rPr>
           <w:rFonts w:ascii="Arial" w:hAnsi="Arial" w:cs="Arial"/>
         </w:rPr>
-        <w:t xml:space="preserve"> from React to Shooting Day and Scene. It updates the values and maps them back to the DTOs to display them in the frontend.</w:t>
+        <w:t xml:space="preserve"> from React to Shooting Day and Scene. It updates the values and maps them back to the DTOs to display them in the </w:t>
+      </w:r>
+      <w:proofErr w:type="gramStart"/>
+      <w:r>
+        <w:rPr>
+          <w:rFonts w:ascii="Arial" w:hAnsi="Arial" w:cs="Arial"/>
+        </w:rPr>
+        <w:t>frontend</w:t>
+      </w:r>
+      <w:proofErr w:type="gramEnd"/>
+      <w:r>
+        <w:rPr>
+          <w:rFonts w:ascii="Arial" w:hAnsi="Arial" w:cs="Arial"/>
+        </w:rPr>
+        <w:t>.</w:t>
       </w:r>
     </w:p>
     <w:p>
@@ -10243,7 +10401,21 @@
         <w:rPr>
           <w:rFonts w:ascii="Arial" w:hAnsi="Arial" w:cs="Arial"/>
         </w:rPr>
-        <w:t xml:space="preserve"> The endpoint accepts requests of type </w:t>
+        <w:t xml:space="preserve"> The endpoint accepts requests </w:t>
+      </w:r>
+      <w:proofErr w:type="gramStart"/>
+      <w:r>
+        <w:rPr>
+          <w:rFonts w:ascii="Arial" w:hAnsi="Arial" w:cs="Arial"/>
+        </w:rPr>
+        <w:t>of type</w:t>
+      </w:r>
+      <w:proofErr w:type="gramEnd"/>
+      <w:r>
+        <w:rPr>
+          <w:rFonts w:ascii="Arial" w:hAnsi="Arial" w:cs="Arial"/>
+        </w:rPr>
+        <w:t xml:space="preserve"> </w:t>
       </w:r>
       <w:r>
         <w:rPr>
@@ -10413,7 +10585,21 @@
         <w:rPr>
           <w:rFonts w:ascii="Arial" w:hAnsi="Arial" w:cs="Arial"/>
         </w:rPr>
-        <w:t xml:space="preserve"> class, which calls the </w:t>
+        <w:t xml:space="preserve"> class, which </w:t>
+      </w:r>
+      <w:proofErr w:type="gramStart"/>
+      <w:r>
+        <w:rPr>
+          <w:rFonts w:ascii="Arial" w:hAnsi="Arial" w:cs="Arial"/>
+        </w:rPr>
+        <w:t>calls</w:t>
+      </w:r>
+      <w:proofErr w:type="gramEnd"/>
+      <w:r>
+        <w:rPr>
+          <w:rFonts w:ascii="Arial" w:hAnsi="Arial" w:cs="Arial"/>
+        </w:rPr>
+        <w:t xml:space="preserve"> the </w:t>
       </w:r>
       <w:proofErr w:type="spellStart"/>
       <w:r>
@@ -10565,7 +10751,21 @@
         <w:rPr>
           <w:rFonts w:ascii="Arial" w:hAnsi="Arial" w:cs="Arial"/>
         </w:rPr>
-        <w:t xml:space="preserve"> allows . and * after the number</w:t>
+        <w:t xml:space="preserve"> </w:t>
+      </w:r>
+      <w:proofErr w:type="gramStart"/>
+      <w:r>
+        <w:rPr>
+          <w:rFonts w:ascii="Arial" w:hAnsi="Arial" w:cs="Arial"/>
+        </w:rPr>
+        <w:t xml:space="preserve">allows </w:t>
+      </w:r>
+      <w:proofErr w:type="gramEnd"/>
+      <w:r>
+        <w:rPr>
+          <w:rFonts w:ascii="Arial" w:hAnsi="Arial" w:cs="Arial"/>
+        </w:rPr>
+        <w:t>. and * after the number</w:t>
       </w:r>
       <w:r>
         <w:rPr>
@@ -10583,13 +10783,7 @@
         <w:rPr>
           <w:rFonts w:ascii="Arial" w:hAnsi="Arial" w:cs="Arial"/>
         </w:rPr>
-        <w:t xml:space="preserve"> </w:t>
-      </w:r>
-      <w:r>
-        <w:rPr>
-          <w:rFonts w:ascii="Arial" w:hAnsi="Arial" w:cs="Arial"/>
-        </w:rPr>
-        <w:t>(</w:t>
+        <w:t xml:space="preserve"> (</w:t>
       </w:r>
       <w:proofErr w:type="spellStart"/>
       <w:r>
@@ -10990,7 +11184,14 @@
         <w:rPr>
           <w:rFonts w:ascii="Arial" w:hAnsi="Arial" w:cs="Arial"/>
         </w:rPr>
-        <w:t xml:space="preserve"> iterates through each line, trims it from any leading or trailing spaces, but still </w:t>
+        <w:t xml:space="preserve"> iterates through each line, trims it from any leading or trailing spaces, but </w:t>
+      </w:r>
+      <w:proofErr w:type="gramStart"/>
+      <w:r>
+        <w:rPr>
+          <w:rFonts w:ascii="Arial" w:hAnsi="Arial" w:cs="Arial"/>
+        </w:rPr>
+        <w:t xml:space="preserve">still </w:t>
       </w:r>
       <w:r>
         <w:rPr>
@@ -10998,6 +11199,7 @@
         </w:rPr>
         <w:t>keeps</w:t>
       </w:r>
+      <w:proofErr w:type="gramEnd"/>
       <w:r>
         <w:rPr>
           <w:rFonts w:ascii="Arial" w:hAnsi="Arial" w:cs="Arial"/>
@@ -11038,7 +11240,21 @@
         <w:rPr>
           <w:rFonts w:ascii="Arial" w:hAnsi="Arial" w:cs="Arial"/>
         </w:rPr>
-        <w:t>. It counts all the empty lines inside the content of a scene as part of the total count of lines in order to mirror the original page formatting better.</w:t>
+        <w:t xml:space="preserve">. It counts all the empty lines inside the content of a scene as part of the total count of lines </w:t>
+      </w:r>
+      <w:proofErr w:type="gramStart"/>
+      <w:r>
+        <w:rPr>
+          <w:rFonts w:ascii="Arial" w:hAnsi="Arial" w:cs="Arial"/>
+        </w:rPr>
+        <w:t>in order to</w:t>
+      </w:r>
+      <w:proofErr w:type="gramEnd"/>
+      <w:r>
+        <w:rPr>
+          <w:rFonts w:ascii="Arial" w:hAnsi="Arial" w:cs="Arial"/>
+        </w:rPr>
+        <w:t xml:space="preserve"> mirror the original page formatting better.</w:t>
       </w:r>
       <w:r>
         <w:rPr>
@@ -11180,13 +11396,7 @@
         <w:rPr>
           <w:rFonts w:ascii="Arial" w:hAnsi="Arial" w:cs="Arial"/>
         </w:rPr>
-        <w:t xml:space="preserve"> </w:t>
-      </w:r>
-      <w:r>
-        <w:rPr>
-          <w:rFonts w:ascii="Arial" w:hAnsi="Arial" w:cs="Arial"/>
-        </w:rPr>
-        <w:t>(</w:t>
+        <w:t xml:space="preserve"> (</w:t>
       </w:r>
       <w:proofErr w:type="spellStart"/>
       <w:r>
@@ -11378,13 +11588,7 @@
         <w:rPr>
           <w:rFonts w:ascii="Arial" w:hAnsi="Arial" w:cs="Arial"/>
         </w:rPr>
-        <w:t xml:space="preserve"> </w:t>
-      </w:r>
-      <w:r>
-        <w:rPr>
-          <w:rFonts w:ascii="Arial" w:hAnsi="Arial" w:cs="Arial"/>
-        </w:rPr>
-        <w:t>(</w:t>
+        <w:t xml:space="preserve"> (</w:t>
       </w:r>
       <w:proofErr w:type="spellStart"/>
       <w:r>
@@ -11651,51 +11855,111 @@
         <w:rPr>
           <w:rFonts w:ascii="Arial" w:hAnsi="Arial" w:cs="Arial"/>
         </w:rPr>
+        <w:t xml:space="preserve"> (</w:t>
+      </w:r>
+      <w:proofErr w:type="spellStart"/>
+      <w:r>
+        <w:rPr>
+          <w:rFonts w:ascii="Arial" w:hAnsi="Arial" w:cs="Arial"/>
+        </w:rPr>
+        <w:t>Jurafsky</w:t>
+      </w:r>
+      <w:proofErr w:type="spellEnd"/>
+      <w:r>
+        <w:rPr>
+          <w:rFonts w:ascii="Arial" w:hAnsi="Arial" w:cs="Arial"/>
+        </w:rPr>
+        <w:t xml:space="preserve"> and James)</w:t>
+      </w:r>
+      <w:r>
+        <w:rPr>
+          <w:rFonts w:ascii="Arial" w:hAnsi="Arial" w:cs="Arial"/>
+        </w:rPr>
+        <w:t xml:space="preserve">. The </w:t>
+      </w:r>
+      <w:r>
+        <w:rPr>
+          <w:rFonts w:ascii="Arial" w:hAnsi="Arial" w:cs="Arial"/>
+        </w:rPr>
+        <w:t>reason</w:t>
+      </w:r>
+      <w:r>
+        <w:rPr>
+          <w:rFonts w:ascii="Arial" w:hAnsi="Arial" w:cs="Arial"/>
+        </w:rPr>
+        <w:t xml:space="preserve"> behind this is that screenplays usually divide the location and the time with a dash or end with a new line if no time value</w:t>
+      </w:r>
+      <w:r>
+        <w:rPr>
+          <w:rFonts w:ascii="Arial" w:hAnsi="Arial" w:cs="Arial"/>
+        </w:rPr>
+        <w:t xml:space="preserve"> or trailing scene number</w:t>
+      </w:r>
+      <w:r>
+        <w:rPr>
+          <w:rFonts w:ascii="Arial" w:hAnsi="Arial" w:cs="Arial"/>
+        </w:rPr>
         <w:t xml:space="preserve"> </w:t>
       </w:r>
       <w:r>
         <w:rPr>
           <w:rFonts w:ascii="Arial" w:hAnsi="Arial" w:cs="Arial"/>
         </w:rPr>
-        <w:t>(</w:t>
-      </w:r>
-      <w:proofErr w:type="spellStart"/>
-      <w:r>
-        <w:rPr>
-          <w:rFonts w:ascii="Arial" w:hAnsi="Arial" w:cs="Arial"/>
-        </w:rPr>
-        <w:t>Jurafsky</w:t>
-      </w:r>
-      <w:proofErr w:type="spellEnd"/>
-      <w:r>
-        <w:rPr>
-          <w:rFonts w:ascii="Arial" w:hAnsi="Arial" w:cs="Arial"/>
-        </w:rPr>
-        <w:t xml:space="preserve"> and James)</w:t>
-      </w:r>
-      <w:r>
-        <w:rPr>
-          <w:rFonts w:ascii="Arial" w:hAnsi="Arial" w:cs="Arial"/>
-        </w:rPr>
-        <w:t xml:space="preserve">. The </w:t>
-      </w:r>
-      <w:r>
-        <w:rPr>
-          <w:rFonts w:ascii="Arial" w:hAnsi="Arial" w:cs="Arial"/>
-        </w:rPr>
-        <w:t>reason</w:t>
-      </w:r>
-      <w:r>
-        <w:rPr>
-          <w:rFonts w:ascii="Arial" w:hAnsi="Arial" w:cs="Arial"/>
-        </w:rPr>
-        <w:t xml:space="preserve"> behind this is that screenplays usually divide the location and the time with a dash or end with a new line if no time value</w:t>
-      </w:r>
-      <w:r>
-        <w:rPr>
-          <w:rFonts w:ascii="Arial" w:hAnsi="Arial" w:cs="Arial"/>
-        </w:rPr>
-        <w:t xml:space="preserve"> or trailing scene number</w:t>
+        <w:t>is</w:t>
+      </w:r>
+      <w:r>
+        <w:rPr>
+          <w:rFonts w:ascii="Arial" w:hAnsi="Arial" w:cs="Arial"/>
+        </w:rPr>
+        <w:t xml:space="preserve"> available.</w:t>
+      </w:r>
+      <w:r>
+        <w:rPr>
+          <w:rFonts w:ascii="Arial" w:hAnsi="Arial" w:cs="Arial"/>
+        </w:rPr>
+        <w:t xml:space="preserve"> The matching is lazy, meaning that it would match the least amount possible </w:t>
+      </w:r>
+      <w:r>
+        <w:rPr>
+          <w:rFonts w:ascii="Arial" w:hAnsi="Arial" w:cs="Arial"/>
+        </w:rPr>
+        <w:t>for</w:t>
+      </w:r>
+      <w:r>
+        <w:rPr>
+          <w:rFonts w:ascii="Arial" w:hAnsi="Arial" w:cs="Arial"/>
+        </w:rPr>
+        <w:t xml:space="preserve"> the</w:t>
+      </w:r>
+      <w:r>
+        <w:rPr>
+          <w:rFonts w:ascii="Arial" w:hAnsi="Arial" w:cs="Arial"/>
+        </w:rPr>
+        <w:t xml:space="preserve"> entire</w:t>
+      </w:r>
+      <w:r>
+        <w:rPr>
+          <w:rFonts w:ascii="Arial" w:hAnsi="Arial" w:cs="Arial"/>
+        </w:rPr>
+        <w:t xml:space="preserve"> regular expression</w:t>
+      </w:r>
+      <w:r>
+        <w:rPr>
+          <w:rFonts w:ascii="Arial" w:hAnsi="Arial" w:cs="Arial"/>
+        </w:rPr>
+        <w:t xml:space="preserve"> to still succeed</w:t>
+      </w:r>
+      <w:r>
+        <w:rPr>
+          <w:rFonts w:ascii="Arial" w:hAnsi="Arial" w:cs="Arial"/>
+        </w:rPr>
+        <w:t>.</w:t>
+      </w:r>
+      <w:r>
+        <w:rPr>
+          <w:rFonts w:ascii="Arial" w:hAnsi="Arial" w:cs="Arial"/>
+        </w:rPr>
+        <w:t xml:space="preserve"> This means that the location description part would stop matching at the first sign of a dash or a new line.</w:t>
       </w:r>
       <w:r>
         <w:rPr>
@@ -11703,6 +11967,46 @@
         </w:rPr>
         <w:t xml:space="preserve"> </w:t>
       </w:r>
+    </w:p>
+    <w:p>
+      <w:pPr>
+        <w:spacing w:line="360" w:lineRule="auto"/>
+        <w:rPr>
+          <w:rFonts w:ascii="Arial" w:hAnsi="Arial" w:cs="Arial"/>
+        </w:rPr>
+      </w:pPr>
+    </w:p>
+    <w:p>
+      <w:pPr>
+        <w:spacing w:line="360" w:lineRule="auto"/>
+        <w:rPr>
+          <w:rFonts w:ascii="Arial" w:hAnsi="Arial" w:cs="Arial"/>
+        </w:rPr>
+      </w:pPr>
+      <w:r>
+        <w:rPr>
+          <w:rFonts w:ascii="Arial" w:hAnsi="Arial" w:cs="Arial"/>
+        </w:rPr>
+        <w:t>T</w:t>
+      </w:r>
+      <w:r>
+        <w:rPr>
+          <w:rFonts w:ascii="Arial" w:hAnsi="Arial" w:cs="Arial"/>
+        </w:rPr>
+        <w:t>he t</w:t>
+      </w:r>
+      <w:r>
+        <w:rPr>
+          <w:rFonts w:ascii="Arial" w:hAnsi="Arial" w:cs="Arial"/>
+        </w:rPr>
+        <w:t xml:space="preserve">ime </w:t>
+      </w:r>
+      <w:r>
+        <w:rPr>
+          <w:rFonts w:ascii="Arial" w:hAnsi="Arial" w:cs="Arial"/>
+        </w:rPr>
+        <w:t xml:space="preserve">of the scene </w:t>
+      </w:r>
       <w:r>
         <w:rPr>
           <w:rFonts w:ascii="Arial" w:hAnsi="Arial" w:cs="Arial"/>
@@ -11713,112 +12017,6 @@
         <w:rPr>
           <w:rFonts w:ascii="Arial" w:hAnsi="Arial" w:cs="Arial"/>
         </w:rPr>
-        <w:t xml:space="preserve"> available.</w:t>
-      </w:r>
-      <w:r>
-        <w:rPr>
-          <w:rFonts w:ascii="Arial" w:hAnsi="Arial" w:cs="Arial"/>
-        </w:rPr>
-        <w:t xml:space="preserve"> The matching is lazy, meaning that it would match the least amount possible </w:t>
-      </w:r>
-      <w:r>
-        <w:rPr>
-          <w:rFonts w:ascii="Arial" w:hAnsi="Arial" w:cs="Arial"/>
-        </w:rPr>
-        <w:t>for</w:t>
-      </w:r>
-      <w:r>
-        <w:rPr>
-          <w:rFonts w:ascii="Arial" w:hAnsi="Arial" w:cs="Arial"/>
-        </w:rPr>
-        <w:t xml:space="preserve"> the</w:t>
-      </w:r>
-      <w:r>
-        <w:rPr>
-          <w:rFonts w:ascii="Arial" w:hAnsi="Arial" w:cs="Arial"/>
-        </w:rPr>
-        <w:t xml:space="preserve"> entire</w:t>
-      </w:r>
-      <w:r>
-        <w:rPr>
-          <w:rFonts w:ascii="Arial" w:hAnsi="Arial" w:cs="Arial"/>
-        </w:rPr>
-        <w:t xml:space="preserve"> regular expression</w:t>
-      </w:r>
-      <w:r>
-        <w:rPr>
-          <w:rFonts w:ascii="Arial" w:hAnsi="Arial" w:cs="Arial"/>
-        </w:rPr>
-        <w:t xml:space="preserve"> to still succeed</w:t>
-      </w:r>
-      <w:r>
-        <w:rPr>
-          <w:rFonts w:ascii="Arial" w:hAnsi="Arial" w:cs="Arial"/>
-        </w:rPr>
-        <w:t>.</w:t>
-      </w:r>
-      <w:r>
-        <w:rPr>
-          <w:rFonts w:ascii="Arial" w:hAnsi="Arial" w:cs="Arial"/>
-        </w:rPr>
-        <w:t xml:space="preserve"> This means that the location description part would stop matching at the first sign of a dash or a new line.</w:t>
-      </w:r>
-      <w:r>
-        <w:rPr>
-          <w:rFonts w:ascii="Arial" w:hAnsi="Arial" w:cs="Arial"/>
-        </w:rPr>
-        <w:t xml:space="preserve"> </w:t>
-      </w:r>
-    </w:p>
-    <w:p>
-      <w:pPr>
-        <w:spacing w:line="360" w:lineRule="auto"/>
-        <w:rPr>
-          <w:rFonts w:ascii="Arial" w:hAnsi="Arial" w:cs="Arial"/>
-        </w:rPr>
-      </w:pPr>
-    </w:p>
-    <w:p>
-      <w:pPr>
-        <w:spacing w:line="360" w:lineRule="auto"/>
-        <w:rPr>
-          <w:rFonts w:ascii="Arial" w:hAnsi="Arial" w:cs="Arial"/>
-        </w:rPr>
-      </w:pPr>
-      <w:r>
-        <w:rPr>
-          <w:rFonts w:ascii="Arial" w:hAnsi="Arial" w:cs="Arial"/>
-        </w:rPr>
-        <w:t>T</w:t>
-      </w:r>
-      <w:r>
-        <w:rPr>
-          <w:rFonts w:ascii="Arial" w:hAnsi="Arial" w:cs="Arial"/>
-        </w:rPr>
-        <w:t>he t</w:t>
-      </w:r>
-      <w:r>
-        <w:rPr>
-          <w:rFonts w:ascii="Arial" w:hAnsi="Arial" w:cs="Arial"/>
-        </w:rPr>
-        <w:t xml:space="preserve">ime </w:t>
-      </w:r>
-      <w:r>
-        <w:rPr>
-          <w:rFonts w:ascii="Arial" w:hAnsi="Arial" w:cs="Arial"/>
-        </w:rPr>
-        <w:t xml:space="preserve">of the scene </w:t>
-      </w:r>
-      <w:r>
-        <w:rPr>
-          <w:rFonts w:ascii="Arial" w:hAnsi="Arial" w:cs="Arial"/>
-        </w:rPr>
-        <w:t>is</w:t>
-      </w:r>
-      <w:r>
-        <w:rPr>
-          <w:rFonts w:ascii="Arial" w:hAnsi="Arial" w:cs="Arial"/>
-        </w:rPr>
         <w:t xml:space="preserve"> optional</w:t>
       </w:r>
       <w:r>
@@ -11867,13 +12065,7 @@
         <w:rPr>
           <w:rFonts w:ascii="Arial" w:hAnsi="Arial" w:cs="Arial"/>
         </w:rPr>
-        <w:t xml:space="preserve"> </w:t>
-      </w:r>
-      <w:r>
-        <w:rPr>
-          <w:rFonts w:ascii="Arial" w:hAnsi="Arial" w:cs="Arial"/>
-        </w:rPr>
-        <w:t>(</w:t>
+        <w:t xml:space="preserve"> (</w:t>
       </w:r>
       <w:proofErr w:type="spellStart"/>
       <w:r>
@@ -12101,7 +12293,21 @@
         <w:rPr>
           <w:rFonts w:ascii="Arial" w:hAnsi="Arial" w:cs="Arial"/>
         </w:rPr>
-        <w:t>It is used as a scene ID when the user edits the characters or the scene order, and it is essential for communication between the backend and frontend. It is also used when computing the order score of the scheduler that computes the distance between scenes in order to encourage continuity.</w:t>
+        <w:t xml:space="preserve">It is used as a scene ID when the user edits the characters or the scene order, and it is essential for communication between the backend and frontend. It is also used when computing the order score of the scheduler that computes the distance between scenes </w:t>
+      </w:r>
+      <w:proofErr w:type="gramStart"/>
+      <w:r>
+        <w:rPr>
+          <w:rFonts w:ascii="Arial" w:hAnsi="Arial" w:cs="Arial"/>
+        </w:rPr>
+        <w:t>in order to</w:t>
+      </w:r>
+      <w:proofErr w:type="gramEnd"/>
+      <w:r>
+        <w:rPr>
+          <w:rFonts w:ascii="Arial" w:hAnsi="Arial" w:cs="Arial"/>
+        </w:rPr>
+        <w:t xml:space="preserve"> encourage continuity.</w:t>
       </w:r>
     </w:p>
     <w:p>
@@ -12160,199 +12366,149 @@
           <w:i/>
           <w:iCs/>
         </w:rPr>
-        <w:t>Big Break!</w:t>
-      </w:r>
-      <w:r>
-        <w:rPr>
-          <w:rFonts w:ascii="Arial" w:hAnsi="Arial" w:cs="Arial"/>
-        </w:rPr>
-        <w:t>, it</w:t>
-      </w:r>
-      <w:r>
-        <w:rPr>
-          <w:rFonts w:ascii="Arial" w:hAnsi="Arial" w:cs="Arial"/>
-        </w:rPr>
-        <w:t xml:space="preserve"> is computed</w:t>
-      </w:r>
-      <w:r>
-        <w:rPr>
-          <w:rFonts w:ascii="Arial" w:hAnsi="Arial" w:cs="Arial"/>
-        </w:rPr>
-        <w:t xml:space="preserve"> before creating the new scene</w:t>
-      </w:r>
-      <w:r>
-        <w:rPr>
-          <w:rFonts w:ascii="Arial" w:hAnsi="Arial" w:cs="Arial"/>
-        </w:rPr>
-        <w:t xml:space="preserve"> by dividing the total number of content lines in the scene by 55.0 (the relative number of lines contained in one page). This is multiplied by 8</w:t>
-      </w:r>
-      <w:r>
-        <w:rPr>
-          <w:rFonts w:ascii="Arial" w:hAnsi="Arial" w:cs="Arial"/>
-        </w:rPr>
-        <w:t xml:space="preserve"> and rounded</w:t>
-      </w:r>
-      <w:r>
-        <w:rPr>
-          <w:rFonts w:ascii="Arial" w:hAnsi="Arial" w:cs="Arial"/>
-        </w:rPr>
-        <w:t xml:space="preserve">, as </w:t>
-      </w:r>
-      <w:r>
-        <w:rPr>
-          <w:rFonts w:ascii="Arial" w:hAnsi="Arial" w:cs="Arial"/>
-        </w:rPr>
-        <w:t xml:space="preserve">the scene length would be displayed in eighths in the UI, but working with integers of eighths is easier for computation. This means that an integer number will be set into </w:t>
-      </w:r>
-      <w:proofErr w:type="spellStart"/>
-      <w:r>
-        <w:rPr>
-          <w:rFonts w:ascii="Arial" w:hAnsi="Arial" w:cs="Arial"/>
-        </w:rPr>
-        <w:t>sceneLengthEights</w:t>
-      </w:r>
-      <w:proofErr w:type="spellEnd"/>
-      <w:r>
-        <w:rPr>
-          <w:rFonts w:ascii="Arial" w:hAnsi="Arial" w:cs="Arial"/>
-        </w:rPr>
-        <w:t>. For example, if the number set is 17, this would be converted into 2 1/8 pages (17 / 8 = 2</w:t>
-      </w:r>
-      <w:r>
-        <w:rPr>
-          <w:rFonts w:ascii="Arial" w:hAnsi="Arial" w:cs="Arial"/>
-        </w:rPr>
-        <w:t xml:space="preserve"> (integer division)</w:t>
-      </w:r>
-      <w:r>
-        <w:rPr>
-          <w:rFonts w:ascii="Arial" w:hAnsi="Arial" w:cs="Arial"/>
-        </w:rPr>
-        <w:t xml:space="preserve"> and 17 % 8</w:t>
-      </w:r>
-      <w:r>
-        <w:rPr>
-          <w:rFonts w:ascii="Arial" w:hAnsi="Arial" w:cs="Arial"/>
-        </w:rPr>
-        <w:t xml:space="preserve"> (remainder division)</w:t>
-      </w:r>
-      <w:r>
-        <w:rPr>
-          <w:rFonts w:ascii="Arial" w:hAnsi="Arial" w:cs="Arial"/>
-        </w:rPr>
-        <w:t xml:space="preserve"> = 1) in the UI.</w:t>
-      </w:r>
-      <w:r>
-        <w:rPr>
-          <w:rFonts w:ascii="Arial" w:hAnsi="Arial" w:cs="Arial"/>
-        </w:rPr>
-        <w:t xml:space="preserve"> If the scene length in eighths is rounded to 0, it is reassigned to 1, as shooting even a very small scene takes time, and it should be computed when scheduling.</w:t>
-      </w:r>
-    </w:p>
-    <w:p>
-      <w:pPr>
-        <w:spacing w:line="360" w:lineRule="auto"/>
-        <w:rPr>
-          <w:rFonts w:ascii="Arial" w:hAnsi="Arial" w:cs="Arial"/>
-        </w:rPr>
-      </w:pPr>
-    </w:p>
-    <w:p>
-      <w:pPr>
-        <w:spacing w:line="360" w:lineRule="auto"/>
-        <w:rPr>
-          <w:rFonts w:ascii="Arial" w:hAnsi="Arial" w:cs="Arial"/>
-        </w:rPr>
-      </w:pPr>
-      <w:r>
-        <w:rPr>
-          <w:rFonts w:ascii="Arial" w:hAnsi="Arial" w:cs="Arial"/>
-        </w:rPr>
-        <w:t>After</w:t>
-      </w:r>
-      <w:r>
-        <w:rPr>
-          <w:rFonts w:ascii="Arial" w:hAnsi="Arial" w:cs="Arial"/>
-        </w:rPr>
-        <w:t>,</w:t>
-      </w:r>
-      <w:r>
-        <w:rPr>
-          <w:rFonts w:ascii="Arial" w:hAnsi="Arial" w:cs="Arial"/>
-        </w:rPr>
-        <w:t xml:space="preserve"> a new Scene object is created with</w:t>
-      </w:r>
-      <w:r>
-        <w:rPr>
-          <w:rFonts w:ascii="Arial" w:hAnsi="Arial" w:cs="Arial"/>
-        </w:rPr>
-        <w:t xml:space="preserve"> arguments that have mostly been computed in the previous iteration of the loop. </w:t>
-      </w:r>
+        <w:t xml:space="preserve">Big </w:t>
+      </w:r>
+      <w:proofErr w:type="gramStart"/>
       <w:r>
         <w:rPr>
           <w:rFonts w:ascii="Arial" w:hAnsi="Arial" w:cs="Arial"/>
           <w:i/>
           <w:iCs/>
         </w:rPr>
-        <w:t>Big Break!</w:t>
-      </w:r>
-      <w:r>
-        <w:rPr>
-          <w:rFonts w:ascii="Arial" w:hAnsi="Arial" w:cs="Arial"/>
-        </w:rPr>
-        <w:t xml:space="preserve"> assigns these arguments to the constructor - t</w:t>
-      </w:r>
-      <w:r>
-        <w:rPr>
-          <w:rFonts w:ascii="Arial" w:hAnsi="Arial" w:cs="Arial"/>
-        </w:rPr>
-        <w:t xml:space="preserve">he scene’s integer order number, the scene’s </w:t>
-      </w:r>
-      <w:r>
-        <w:rPr>
-          <w:rFonts w:ascii="Arial" w:hAnsi="Arial" w:cs="Arial"/>
-        </w:rPr>
-        <w:t>st</w:t>
-      </w:r>
-      <w:r>
-        <w:rPr>
-          <w:rFonts w:ascii="Arial" w:hAnsi="Arial" w:cs="Arial"/>
-        </w:rPr>
-        <w:t xml:space="preserve">ring number, </w:t>
-      </w:r>
-      <w:r>
-        <w:rPr>
-          <w:rFonts w:ascii="Arial" w:hAnsi="Arial" w:cs="Arial"/>
-        </w:rPr>
-        <w:t>the full heading line, the content, the location keyword, the location, the time, and the scene length in eighths. The Scene object is added to the list of scenes to maintain the insertion order.</w:t>
-      </w:r>
-      <w:r>
-        <w:rPr>
-          <w:rFonts w:ascii="Arial" w:hAnsi="Arial" w:cs="Arial"/>
-        </w:rPr>
-        <w:t xml:space="preserve"> After adding the scene, all the argument variables are either set to null or zero to accommodate the scene of the current iteration.</w:t>
-      </w:r>
-    </w:p>
-    <w:p>
-      <w:pPr>
-        <w:spacing w:line="360" w:lineRule="auto"/>
-        <w:rPr>
-          <w:rFonts w:ascii="Arial" w:hAnsi="Arial" w:cs="Arial"/>
-        </w:rPr>
-      </w:pPr>
-    </w:p>
-    <w:p>
-      <w:pPr>
-        <w:spacing w:line="360" w:lineRule="auto"/>
-        <w:rPr>
-          <w:rFonts w:ascii="Arial" w:hAnsi="Arial" w:cs="Arial"/>
-        </w:rPr>
-      </w:pPr>
-      <w:r>
-        <w:rPr>
-          <w:rFonts w:ascii="Arial" w:hAnsi="Arial" w:cs="Arial"/>
-        </w:rPr>
-        <w:t xml:space="preserve">Setting the scene number for the current scene is the next step in the algorithm. </w:t>
+        <w:t>Break!</w:t>
+      </w:r>
+      <w:r>
+        <w:rPr>
+          <w:rFonts w:ascii="Arial" w:hAnsi="Arial" w:cs="Arial"/>
+        </w:rPr>
+        <w:t>,</w:t>
+      </w:r>
+      <w:proofErr w:type="gramEnd"/>
+      <w:r>
+        <w:rPr>
+          <w:rFonts w:ascii="Arial" w:hAnsi="Arial" w:cs="Arial"/>
+        </w:rPr>
+        <w:t xml:space="preserve"> it</w:t>
+      </w:r>
+      <w:r>
+        <w:rPr>
+          <w:rFonts w:ascii="Arial" w:hAnsi="Arial" w:cs="Arial"/>
+        </w:rPr>
+        <w:t xml:space="preserve"> is computed</w:t>
+      </w:r>
+      <w:r>
+        <w:rPr>
+          <w:rFonts w:ascii="Arial" w:hAnsi="Arial" w:cs="Arial"/>
+        </w:rPr>
+        <w:t xml:space="preserve"> before creating the new scene</w:t>
+      </w:r>
+      <w:r>
+        <w:rPr>
+          <w:rFonts w:ascii="Arial" w:hAnsi="Arial" w:cs="Arial"/>
+        </w:rPr>
+        <w:t xml:space="preserve"> by dividing the total number of content lines in the scene by 55.0 (the relative number of lines contained in one page). This is multiplied by 8</w:t>
+      </w:r>
+      <w:r>
+        <w:rPr>
+          <w:rFonts w:ascii="Arial" w:hAnsi="Arial" w:cs="Arial"/>
+        </w:rPr>
+        <w:t xml:space="preserve"> and rounded</w:t>
+      </w:r>
+      <w:r>
+        <w:rPr>
+          <w:rFonts w:ascii="Arial" w:hAnsi="Arial" w:cs="Arial"/>
+        </w:rPr>
+        <w:t xml:space="preserve">, as </w:t>
+      </w:r>
+      <w:r>
+        <w:rPr>
+          <w:rFonts w:ascii="Arial" w:hAnsi="Arial" w:cs="Arial"/>
+        </w:rPr>
+        <w:t xml:space="preserve">the scene length would be displayed in eighths in the UI, but working with integers of eighths is easier for computation. This means that an integer number will be set into </w:t>
+      </w:r>
+      <w:proofErr w:type="spellStart"/>
+      <w:r>
+        <w:rPr>
+          <w:rFonts w:ascii="Arial" w:hAnsi="Arial" w:cs="Arial"/>
+        </w:rPr>
+        <w:t>sceneLengthEights</w:t>
+      </w:r>
+      <w:proofErr w:type="spellEnd"/>
+      <w:r>
+        <w:rPr>
+          <w:rFonts w:ascii="Arial" w:hAnsi="Arial" w:cs="Arial"/>
+        </w:rPr>
+        <w:t>. For example, if the number set is 17, this would be converted into 2 1/8 pages (17 / 8 = 2</w:t>
+      </w:r>
+      <w:r>
+        <w:rPr>
+          <w:rFonts w:ascii="Arial" w:hAnsi="Arial" w:cs="Arial"/>
+        </w:rPr>
+        <w:t xml:space="preserve"> (integer division)</w:t>
+      </w:r>
+      <w:r>
+        <w:rPr>
+          <w:rFonts w:ascii="Arial" w:hAnsi="Arial" w:cs="Arial"/>
+        </w:rPr>
+        <w:t xml:space="preserve"> and 17 % 8</w:t>
+      </w:r>
+      <w:r>
+        <w:rPr>
+          <w:rFonts w:ascii="Arial" w:hAnsi="Arial" w:cs="Arial"/>
+        </w:rPr>
+        <w:t xml:space="preserve"> (remainder division)</w:t>
+      </w:r>
+      <w:r>
+        <w:rPr>
+          <w:rFonts w:ascii="Arial" w:hAnsi="Arial" w:cs="Arial"/>
+        </w:rPr>
+        <w:t xml:space="preserve"> = 1) in the UI.</w:t>
+      </w:r>
+      <w:r>
+        <w:rPr>
+          <w:rFonts w:ascii="Arial" w:hAnsi="Arial" w:cs="Arial"/>
+        </w:rPr>
+        <w:t xml:space="preserve"> If the scene length in eighths is rounded to 0, it is reassigned to 1, as shooting even a very small scene takes time, and it should be computed when scheduling.</w:t>
+      </w:r>
+    </w:p>
+    <w:p>
+      <w:pPr>
+        <w:spacing w:line="360" w:lineRule="auto"/>
+        <w:rPr>
+          <w:rFonts w:ascii="Arial" w:hAnsi="Arial" w:cs="Arial"/>
+        </w:rPr>
+      </w:pPr>
+    </w:p>
+    <w:p>
+      <w:pPr>
+        <w:spacing w:line="360" w:lineRule="auto"/>
+        <w:rPr>
+          <w:rFonts w:ascii="Arial" w:hAnsi="Arial" w:cs="Arial"/>
+        </w:rPr>
+      </w:pPr>
+      <w:r>
+        <w:rPr>
+          <w:rFonts w:ascii="Arial" w:hAnsi="Arial" w:cs="Arial"/>
+        </w:rPr>
+        <w:t>After</w:t>
+      </w:r>
+      <w:r>
+        <w:rPr>
+          <w:rFonts w:ascii="Arial" w:hAnsi="Arial" w:cs="Arial"/>
+        </w:rPr>
+        <w:t>,</w:t>
+      </w:r>
+      <w:r>
+        <w:rPr>
+          <w:rFonts w:ascii="Arial" w:hAnsi="Arial" w:cs="Arial"/>
+        </w:rPr>
+        <w:t xml:space="preserve"> a new Scene object is created with</w:t>
+      </w:r>
+      <w:r>
+        <w:rPr>
+          <w:rFonts w:ascii="Arial" w:hAnsi="Arial" w:cs="Arial"/>
+        </w:rPr>
+        <w:t xml:space="preserve"> arguments that have mostly been computed in the previous iteration of the loop. </w:t>
       </w:r>
       <w:r>
         <w:rPr>
@@ -12366,161 +12522,59 @@
         <w:rPr>
           <w:rFonts w:ascii="Arial" w:hAnsi="Arial" w:cs="Arial"/>
         </w:rPr>
-        <w:t xml:space="preserve"> </w:t>
-      </w:r>
-      <w:r>
-        <w:rPr>
-          <w:rFonts w:ascii="Arial" w:hAnsi="Arial" w:cs="Arial"/>
-        </w:rPr>
-        <w:t>prioritizes the scene closest to the heading, meaning that scene numbers in-line with the heading have a higher priority than the pending scene number from a line above the heading. This is why it first checks the scene number’s heading regex group and assigns it if it exists. In case the group is equal to null, it checks the pending scene number and sets it. If both are null, it leaves the scene number empty.</w:t>
-      </w:r>
-    </w:p>
-    <w:p>
-      <w:pPr>
-        <w:spacing w:line="360" w:lineRule="auto"/>
-        <w:rPr>
-          <w:rFonts w:ascii="Arial" w:hAnsi="Arial" w:cs="Arial"/>
-        </w:rPr>
-      </w:pPr>
-    </w:p>
-    <w:p>
-      <w:pPr>
-        <w:spacing w:line="360" w:lineRule="auto"/>
-        <w:rPr>
-          <w:rFonts w:ascii="Arial" w:hAnsi="Arial" w:cs="Arial"/>
-        </w:rPr>
-      </w:pPr>
-      <w:r>
-        <w:rPr>
-          <w:rFonts w:ascii="Arial" w:hAnsi="Arial" w:cs="Arial"/>
-        </w:rPr>
-        <w:t xml:space="preserve">In this case, </w:t>
-      </w:r>
-      <w:r>
-        <w:rPr>
-          <w:rFonts w:ascii="Arial" w:hAnsi="Arial" w:cs="Arial"/>
-        </w:rPr>
-        <w:t>the software checks if a second scene number exists after the heading’s time and assigns it to the scene number.</w:t>
-      </w:r>
-      <w:r>
-        <w:rPr>
-          <w:rFonts w:ascii="Arial" w:hAnsi="Arial" w:cs="Arial"/>
-        </w:rPr>
-        <w:t xml:space="preserve"> However, if the scene number is not empty but it is different from the trailing scene number, the first one is chosen.</w:t>
-      </w:r>
-      <w:r>
-        <w:rPr>
-          <w:rFonts w:ascii="Arial" w:hAnsi="Arial" w:cs="Arial"/>
-        </w:rPr>
-        <w:t xml:space="preserve"> If there is no scene number</w:t>
-      </w:r>
-      <w:r>
-        <w:rPr>
-          <w:rFonts w:ascii="Arial" w:hAnsi="Arial" w:cs="Arial"/>
-        </w:rPr>
-        <w:t xml:space="preserve"> at all</w:t>
-      </w:r>
-      <w:r>
-        <w:rPr>
-          <w:rFonts w:ascii="Arial" w:hAnsi="Arial" w:cs="Arial"/>
-        </w:rPr>
-        <w:t xml:space="preserve"> for this scene, a fallback counter value is assigned to it. It starts at 1 and is incremented according to the last numeric value of the scene number the parser has encountered. In this way, if a scene number is omitted or there are no scene numbers in the screenplay, the scenes would still be numbered in order.</w:t>
-      </w:r>
-    </w:p>
-    <w:p>
-      <w:pPr>
-        <w:spacing w:line="360" w:lineRule="auto"/>
-        <w:rPr>
-          <w:rFonts w:ascii="Arial" w:hAnsi="Arial" w:cs="Arial"/>
-        </w:rPr>
-      </w:pPr>
-    </w:p>
-    <w:p>
-      <w:pPr>
-        <w:spacing w:line="360" w:lineRule="auto"/>
-        <w:rPr>
-          <w:rFonts w:ascii="Arial" w:hAnsi="Arial" w:cs="Arial"/>
-        </w:rPr>
-      </w:pPr>
-      <w:r>
-        <w:rPr>
-          <w:rFonts w:ascii="Arial" w:hAnsi="Arial" w:cs="Arial"/>
-        </w:rPr>
-        <w:t xml:space="preserve">After the scene number is set, </w:t>
-      </w:r>
-      <w:r>
-        <w:rPr>
-          <w:rFonts w:ascii="Arial" w:hAnsi="Arial" w:cs="Arial"/>
-        </w:rPr>
-        <w:t>the uppercased location keyword, location, and time are extracted from the regex groups</w:t>
-      </w:r>
-      <w:r>
-        <w:rPr>
-          <w:rFonts w:ascii="Arial" w:hAnsi="Arial" w:cs="Arial"/>
-        </w:rPr>
-        <w:t xml:space="preserve"> </w:t>
-      </w:r>
-      <w:r>
-        <w:rPr>
-          <w:rFonts w:ascii="Arial" w:hAnsi="Arial" w:cs="Arial"/>
-        </w:rPr>
-        <w:t>(</w:t>
-      </w:r>
-      <w:proofErr w:type="spellStart"/>
-      <w:r>
-        <w:rPr>
-          <w:rFonts w:ascii="Arial" w:hAnsi="Arial" w:cs="Arial"/>
-        </w:rPr>
-        <w:t>Jurafsky</w:t>
-      </w:r>
-      <w:proofErr w:type="spellEnd"/>
-      <w:r>
-        <w:rPr>
-          <w:rFonts w:ascii="Arial" w:hAnsi="Arial" w:cs="Arial"/>
-        </w:rPr>
-        <w:t xml:space="preserve"> and James)</w:t>
-      </w:r>
-      <w:r>
-        <w:rPr>
-          <w:rFonts w:ascii="Arial" w:hAnsi="Arial" w:cs="Arial"/>
-        </w:rPr>
-        <w:t>. The location is normalized by removing any trailing scene numbers, leading dots and spaces at the start, and trims leftover whitespace.</w:t>
-      </w:r>
-      <w:r>
-        <w:rPr>
-          <w:rFonts w:ascii="Arial" w:hAnsi="Arial" w:cs="Arial"/>
-        </w:rPr>
-        <w:t xml:space="preserve"> It creates a displayed heading variable and assigns to it the location keyword, the location normalized if it exists and the time if it is not empty.</w:t>
-      </w:r>
-      <w:r>
-        <w:rPr>
-          <w:rFonts w:ascii="Arial" w:hAnsi="Arial" w:cs="Arial"/>
-        </w:rPr>
-        <w:t xml:space="preserve"> This will be displayed in the UI as the heading.</w:t>
-      </w:r>
-      <w:r>
-        <w:rPr>
-          <w:rFonts w:ascii="Arial" w:hAnsi="Arial" w:cs="Arial"/>
-        </w:rPr>
-        <w:t xml:space="preserve"> It sets all the local scene variables to the ones</w:t>
-      </w:r>
-      <w:r>
-        <w:rPr>
-          <w:rFonts w:ascii="Arial" w:hAnsi="Arial" w:cs="Arial"/>
-        </w:rPr>
-        <w:t xml:space="preserve"> outside the loop</w:t>
-      </w:r>
-      <w:r>
-        <w:rPr>
-          <w:rFonts w:ascii="Arial" w:hAnsi="Arial" w:cs="Arial"/>
-        </w:rPr>
-        <w:t>,</w:t>
-      </w:r>
-      <w:r>
-        <w:rPr>
-          <w:rFonts w:ascii="Arial" w:hAnsi="Arial" w:cs="Arial"/>
-        </w:rPr>
-        <w:t xml:space="preserve"> so </w:t>
+        <w:t xml:space="preserve"> assigns these arguments to the constructor - t</w:t>
+      </w:r>
+      <w:r>
+        <w:rPr>
+          <w:rFonts w:ascii="Arial" w:hAnsi="Arial" w:cs="Arial"/>
+        </w:rPr>
+        <w:t xml:space="preserve">he scene’s integer order number, the scene’s </w:t>
+      </w:r>
+      <w:r>
+        <w:rPr>
+          <w:rFonts w:ascii="Arial" w:hAnsi="Arial" w:cs="Arial"/>
+        </w:rPr>
+        <w:t>st</w:t>
+      </w:r>
+      <w:r>
+        <w:rPr>
+          <w:rFonts w:ascii="Arial" w:hAnsi="Arial" w:cs="Arial"/>
+        </w:rPr>
+        <w:t xml:space="preserve">ring number, </w:t>
+      </w:r>
+      <w:r>
+        <w:rPr>
+          <w:rFonts w:ascii="Arial" w:hAnsi="Arial" w:cs="Arial"/>
+        </w:rPr>
+        <w:t>the full heading line, the content, the location keyword, the location, the time, and the scene length in eighths. The Scene object is added to the list of scenes to maintain the insertion order.</w:t>
+      </w:r>
+      <w:r>
+        <w:rPr>
+          <w:rFonts w:ascii="Arial" w:hAnsi="Arial" w:cs="Arial"/>
+        </w:rPr>
+        <w:t xml:space="preserve"> After adding the scene, all the argument variables are either set to null or zero to accommodate the scene of the current iteration.</w:t>
+      </w:r>
+    </w:p>
+    <w:p>
+      <w:pPr>
+        <w:spacing w:line="360" w:lineRule="auto"/>
+        <w:rPr>
+          <w:rFonts w:ascii="Arial" w:hAnsi="Arial" w:cs="Arial"/>
+        </w:rPr>
+      </w:pPr>
+    </w:p>
+    <w:p>
+      <w:pPr>
+        <w:spacing w:line="360" w:lineRule="auto"/>
+        <w:rPr>
+          <w:rFonts w:ascii="Arial" w:hAnsi="Arial" w:cs="Arial"/>
+        </w:rPr>
+      </w:pPr>
+      <w:r>
+        <w:rPr>
+          <w:rFonts w:ascii="Arial" w:hAnsi="Arial" w:cs="Arial"/>
+        </w:rPr>
+        <w:t xml:space="preserve">Setting the scene number for the current scene is the next step in the algorithm. </w:t>
       </w:r>
       <w:r>
         <w:rPr>
@@ -12528,61 +12582,161 @@
           <w:i/>
           <w:iCs/>
         </w:rPr>
-        <w:t xml:space="preserve">Big Break! </w:t>
-      </w:r>
-      <w:r>
-        <w:rPr>
-          <w:rFonts w:ascii="Arial" w:hAnsi="Arial" w:cs="Arial"/>
-        </w:rPr>
-        <w:t xml:space="preserve">can create the current scene and add it to the </w:t>
+        <w:t>Big Break!</w:t>
+      </w:r>
+      <w:r>
+        <w:rPr>
+          <w:rFonts w:ascii="Arial" w:hAnsi="Arial" w:cs="Arial"/>
+        </w:rPr>
+        <w:t xml:space="preserve"> </w:t>
+      </w:r>
+      <w:r>
+        <w:rPr>
+          <w:rFonts w:ascii="Arial" w:hAnsi="Arial" w:cs="Arial"/>
+        </w:rPr>
+        <w:t>prioritizes the scene closest to the heading, meaning that scene numbers in-line with the heading have a higher priority than the pending scene number from a line above the heading. This is why it first checks the scene number’s heading regex group and assigns it if it exists. In case the group is equal to null, it checks the pending scene number and sets it. If both are null, it leaves the scene number empty.</w:t>
+      </w:r>
+    </w:p>
+    <w:p>
+      <w:pPr>
+        <w:spacing w:line="360" w:lineRule="auto"/>
+        <w:rPr>
+          <w:rFonts w:ascii="Arial" w:hAnsi="Arial" w:cs="Arial"/>
+        </w:rPr>
+      </w:pPr>
+    </w:p>
+    <w:p>
+      <w:pPr>
+        <w:spacing w:line="360" w:lineRule="auto"/>
+        <w:rPr>
+          <w:rFonts w:ascii="Arial" w:hAnsi="Arial" w:cs="Arial"/>
+        </w:rPr>
+      </w:pPr>
+      <w:r>
+        <w:rPr>
+          <w:rFonts w:ascii="Arial" w:hAnsi="Arial" w:cs="Arial"/>
+        </w:rPr>
+        <w:t xml:space="preserve">In this case, </w:t>
+      </w:r>
+      <w:r>
+        <w:rPr>
+          <w:rFonts w:ascii="Arial" w:hAnsi="Arial" w:cs="Arial"/>
+        </w:rPr>
+        <w:t>the software checks if a second scene number exists after the heading’s time and assigns it to the scene number.</w:t>
+      </w:r>
+      <w:r>
+        <w:rPr>
+          <w:rFonts w:ascii="Arial" w:hAnsi="Arial" w:cs="Arial"/>
+        </w:rPr>
+        <w:t xml:space="preserve"> However, if the scene number is not empty but it is different from the trailing scene number, the first one is chosen.</w:t>
+      </w:r>
+      <w:r>
+        <w:rPr>
+          <w:rFonts w:ascii="Arial" w:hAnsi="Arial" w:cs="Arial"/>
+        </w:rPr>
+        <w:t xml:space="preserve"> If there is no scene number</w:t>
+      </w:r>
+      <w:r>
+        <w:rPr>
+          <w:rFonts w:ascii="Arial" w:hAnsi="Arial" w:cs="Arial"/>
+        </w:rPr>
+        <w:t xml:space="preserve"> at all</w:t>
+      </w:r>
+      <w:r>
+        <w:rPr>
+          <w:rFonts w:ascii="Arial" w:hAnsi="Arial" w:cs="Arial"/>
+        </w:rPr>
+        <w:t xml:space="preserve"> for this scene, a fallback counter value is assigned to it. It starts at 1 and is incremented according to the last numeric value of the scene number the parser has encountered. In this way, if a scene number is omitted or there are no scene numbers in the screenplay, the scenes would still be numbered in order.</w:t>
+      </w:r>
+    </w:p>
+    <w:p>
+      <w:pPr>
+        <w:spacing w:line="360" w:lineRule="auto"/>
+        <w:rPr>
+          <w:rFonts w:ascii="Arial" w:hAnsi="Arial" w:cs="Arial"/>
+        </w:rPr>
+      </w:pPr>
+    </w:p>
+    <w:p>
+      <w:pPr>
+        <w:spacing w:line="360" w:lineRule="auto"/>
+        <w:rPr>
+          <w:rFonts w:ascii="Arial" w:hAnsi="Arial" w:cs="Arial"/>
+        </w:rPr>
+      </w:pPr>
+      <w:r>
+        <w:rPr>
+          <w:rFonts w:ascii="Arial" w:hAnsi="Arial" w:cs="Arial"/>
+        </w:rPr>
+        <w:t xml:space="preserve">After the scene number is set, </w:t>
+      </w:r>
+      <w:r>
+        <w:rPr>
+          <w:rFonts w:ascii="Arial" w:hAnsi="Arial" w:cs="Arial"/>
+        </w:rPr>
+        <w:t>the uppercased location keyword, location, and time are extracted from the regex groups</w:t>
+      </w:r>
+      <w:r>
+        <w:rPr>
+          <w:rFonts w:ascii="Arial" w:hAnsi="Arial" w:cs="Arial"/>
+        </w:rPr>
+        <w:t xml:space="preserve"> (</w:t>
       </w:r>
       <w:proofErr w:type="spellStart"/>
       <w:r>
         <w:rPr>
           <w:rFonts w:ascii="Arial" w:hAnsi="Arial" w:cs="Arial"/>
         </w:rPr>
-        <w:t>ArrayList</w:t>
+        <w:t>Jurafsky</w:t>
       </w:r>
       <w:proofErr w:type="spellEnd"/>
       <w:r>
         <w:rPr>
           <w:rFonts w:ascii="Arial" w:hAnsi="Arial" w:cs="Arial"/>
         </w:rPr>
-        <w:t xml:space="preserve"> </w:t>
-      </w:r>
-      <w:r>
-        <w:rPr>
-          <w:rFonts w:ascii="Arial" w:hAnsi="Arial" w:cs="Arial"/>
-        </w:rPr>
-        <w:t>when the next heading line is encountered</w:t>
-      </w:r>
-      <w:r>
-        <w:rPr>
-          <w:rFonts w:ascii="Arial" w:hAnsi="Arial" w:cs="Arial"/>
-        </w:rPr>
-        <w:t>.</w:t>
-      </w:r>
-    </w:p>
-    <w:p>
-      <w:pPr>
-        <w:spacing w:line="360" w:lineRule="auto"/>
-        <w:rPr>
-          <w:rFonts w:ascii="Arial" w:hAnsi="Arial" w:cs="Arial"/>
-        </w:rPr>
-      </w:pPr>
-    </w:p>
-    <w:p>
-      <w:pPr>
-        <w:spacing w:line="360" w:lineRule="auto"/>
-        <w:rPr>
-          <w:rFonts w:ascii="Arial" w:hAnsi="Arial" w:cs="Arial"/>
-        </w:rPr>
-      </w:pPr>
-      <w:r>
-        <w:rPr>
-          <w:rFonts w:ascii="Arial" w:hAnsi="Arial" w:cs="Arial"/>
-        </w:rPr>
-        <w:t xml:space="preserve">As seen in </w:t>
+        <w:t xml:space="preserve"> and James)</w:t>
+      </w:r>
+      <w:r>
+        <w:rPr>
+          <w:rFonts w:ascii="Arial" w:hAnsi="Arial" w:cs="Arial"/>
+        </w:rPr>
+        <w:t>. The location is normalized by removing any trailing scene numbers, leading dots and spaces at the start, and trims leftover whitespace.</w:t>
+      </w:r>
+      <w:r>
+        <w:rPr>
+          <w:rFonts w:ascii="Arial" w:hAnsi="Arial" w:cs="Arial"/>
+        </w:rPr>
+        <w:t xml:space="preserve"> It creates a displayed heading variable and assigns to it the location keyword, the location normalized if it exists and the time if it is not empty.</w:t>
+      </w:r>
+      <w:r>
+        <w:rPr>
+          <w:rFonts w:ascii="Arial" w:hAnsi="Arial" w:cs="Arial"/>
+        </w:rPr>
+        <w:t xml:space="preserve"> This will be displayed in the UI as the heading.</w:t>
+      </w:r>
+      <w:r>
+        <w:rPr>
+          <w:rFonts w:ascii="Arial" w:hAnsi="Arial" w:cs="Arial"/>
+        </w:rPr>
+        <w:t xml:space="preserve"> It sets all the local scene variables to the ones</w:t>
+      </w:r>
+      <w:r>
+        <w:rPr>
+          <w:rFonts w:ascii="Arial" w:hAnsi="Arial" w:cs="Arial"/>
+        </w:rPr>
+        <w:t xml:space="preserve"> outside the loop</w:t>
+      </w:r>
+      <w:r>
+        <w:rPr>
+          <w:rFonts w:ascii="Arial" w:hAnsi="Arial" w:cs="Arial"/>
+        </w:rPr>
+        <w:t>,</w:t>
+      </w:r>
+      <w:r>
+        <w:rPr>
+          <w:rFonts w:ascii="Arial" w:hAnsi="Arial" w:cs="Arial"/>
+        </w:rPr>
+        <w:t xml:space="preserve"> so </w:t>
       </w:r>
       <w:r>
         <w:rPr>
@@ -12590,7 +12744,61 @@
           <w:i/>
           <w:iCs/>
         </w:rPr>
-        <w:t xml:space="preserve">Figure </w:t>
+        <w:t xml:space="preserve">Big Break! </w:t>
+      </w:r>
+      <w:r>
+        <w:rPr>
+          <w:rFonts w:ascii="Arial" w:hAnsi="Arial" w:cs="Arial"/>
+        </w:rPr>
+        <w:t xml:space="preserve">can create the current scene and add it to the </w:t>
+      </w:r>
+      <w:proofErr w:type="spellStart"/>
+      <w:r>
+        <w:rPr>
+          <w:rFonts w:ascii="Arial" w:hAnsi="Arial" w:cs="Arial"/>
+        </w:rPr>
+        <w:t>ArrayList</w:t>
+      </w:r>
+      <w:proofErr w:type="spellEnd"/>
+      <w:r>
+        <w:rPr>
+          <w:rFonts w:ascii="Arial" w:hAnsi="Arial" w:cs="Arial"/>
+        </w:rPr>
+        <w:t xml:space="preserve"> </w:t>
+      </w:r>
+      <w:r>
+        <w:rPr>
+          <w:rFonts w:ascii="Arial" w:hAnsi="Arial" w:cs="Arial"/>
+        </w:rPr>
+        <w:t>when the next heading line is encountered</w:t>
+      </w:r>
+      <w:r>
+        <w:rPr>
+          <w:rFonts w:ascii="Arial" w:hAnsi="Arial" w:cs="Arial"/>
+        </w:rPr>
+        <w:t>.</w:t>
+      </w:r>
+    </w:p>
+    <w:p>
+      <w:pPr>
+        <w:spacing w:line="360" w:lineRule="auto"/>
+        <w:rPr>
+          <w:rFonts w:ascii="Arial" w:hAnsi="Arial" w:cs="Arial"/>
+        </w:rPr>
+      </w:pPr>
+    </w:p>
+    <w:p>
+      <w:pPr>
+        <w:spacing w:line="360" w:lineRule="auto"/>
+        <w:rPr>
+          <w:rFonts w:ascii="Arial" w:hAnsi="Arial" w:cs="Arial"/>
+        </w:rPr>
+      </w:pPr>
+      <w:r>
+        <w:rPr>
+          <w:rFonts w:ascii="Arial" w:hAnsi="Arial" w:cs="Arial"/>
+        </w:rPr>
+        <w:t xml:space="preserve">As seen in </w:t>
       </w:r>
       <w:r>
         <w:rPr>
@@ -12598,7 +12806,7 @@
           <w:i/>
           <w:iCs/>
         </w:rPr>
-        <w:t>2</w:t>
+        <w:t xml:space="preserve">Figure </w:t>
       </w:r>
       <w:r>
         <w:rPr>
@@ -12606,6 +12814,14 @@
           <w:i/>
           <w:iCs/>
         </w:rPr>
+        <w:t>2</w:t>
+      </w:r>
+      <w:r>
+        <w:rPr>
+          <w:rFonts w:ascii="Arial" w:hAnsi="Arial" w:cs="Arial"/>
+          <w:i/>
+          <w:iCs/>
+        </w:rPr>
         <w:t xml:space="preserve">, </w:t>
       </w:r>
       <w:r>
@@ -12636,7 +12852,35 @@
         <w:rPr>
           <w:rFonts w:ascii="Arial" w:hAnsi="Arial" w:cs="Arial"/>
         </w:rPr>
-        <w:t xml:space="preserve"> If the current content is not empty (meaning not the first content line of the scene’s content), a new line is appended in order to preserve the original formatting of lines and </w:t>
+        <w:t xml:space="preserve"> If the current content is not empty (meaning not the first content line of the scene’s content), a new line is appended </w:t>
+      </w:r>
+      <w:proofErr w:type="gramStart"/>
+      <w:r>
+        <w:rPr>
+          <w:rFonts w:ascii="Arial" w:hAnsi="Arial" w:cs="Arial"/>
+        </w:rPr>
+        <w:t>in order to</w:t>
+      </w:r>
+      <w:proofErr w:type="gramEnd"/>
+      <w:r>
+        <w:rPr>
+          <w:rFonts w:ascii="Arial" w:hAnsi="Arial" w:cs="Arial"/>
+        </w:rPr>
+        <w:t xml:space="preserve"> preserve the original formatting of </w:t>
+      </w:r>
+      <w:proofErr w:type="gramStart"/>
+      <w:r>
+        <w:rPr>
+          <w:rFonts w:ascii="Arial" w:hAnsi="Arial" w:cs="Arial"/>
+        </w:rPr>
+        <w:t>lines</w:t>
+      </w:r>
+      <w:proofErr w:type="gramEnd"/>
+      <w:r>
+        <w:rPr>
+          <w:rFonts w:ascii="Arial" w:hAnsi="Arial" w:cs="Arial"/>
+        </w:rPr>
+        <w:t xml:space="preserve"> and </w:t>
       </w:r>
       <w:r>
         <w:rPr>
@@ -13068,7 +13312,21 @@
         <w:rPr>
           <w:rFonts w:ascii="Arial" w:hAnsi="Arial" w:cs="Arial"/>
         </w:rPr>
-        <w:t xml:space="preserve"> is created to store the produce Character objects. The content of each scene is split into lines</w:t>
+        <w:t xml:space="preserve"> </w:t>
+      </w:r>
+      <w:proofErr w:type="gramStart"/>
+      <w:r>
+        <w:rPr>
+          <w:rFonts w:ascii="Arial" w:hAnsi="Arial" w:cs="Arial"/>
+        </w:rPr>
+        <w:t>is</w:t>
+      </w:r>
+      <w:proofErr w:type="gramEnd"/>
+      <w:r>
+        <w:rPr>
+          <w:rFonts w:ascii="Arial" w:hAnsi="Arial" w:cs="Arial"/>
+        </w:rPr>
+        <w:t xml:space="preserve"> created to store the produce Character objects. The content of each scene is split into lines</w:t>
       </w:r>
       <w:r>
         <w:rPr>
@@ -13376,13 +13634,7 @@
         <w:rPr>
           <w:rFonts w:ascii="Arial" w:hAnsi="Arial" w:cs="Arial"/>
         </w:rPr>
-        <w:t xml:space="preserve"> </w:t>
-      </w:r>
-      <w:r>
-        <w:rPr>
-          <w:rFonts w:ascii="Arial" w:hAnsi="Arial" w:cs="Arial"/>
-        </w:rPr>
-        <w:t>(</w:t>
+        <w:t xml:space="preserve"> (</w:t>
       </w:r>
       <w:proofErr w:type="spellStart"/>
       <w:r>
@@ -13468,13 +13720,7 @@
         <w:rPr>
           <w:rFonts w:ascii="Arial" w:hAnsi="Arial" w:cs="Arial"/>
         </w:rPr>
-        <w:t xml:space="preserve"> </w:t>
-      </w:r>
-      <w:r>
-        <w:rPr>
-          <w:rFonts w:ascii="Arial" w:hAnsi="Arial" w:cs="Arial"/>
-        </w:rPr>
-        <w:t>(</w:t>
+        <w:t xml:space="preserve"> (</w:t>
       </w:r>
       <w:proofErr w:type="spellStart"/>
       <w:r>
@@ -13690,13 +13936,7 @@
         <w:rPr>
           <w:rFonts w:ascii="Arial" w:hAnsi="Arial" w:cs="Arial"/>
         </w:rPr>
-        <w:t xml:space="preserve"> </w:t>
-      </w:r>
-      <w:r>
-        <w:rPr>
-          <w:rFonts w:ascii="Arial" w:hAnsi="Arial" w:cs="Arial"/>
-        </w:rPr>
-        <w:t>(</w:t>
+        <w:t xml:space="preserve"> (</w:t>
       </w:r>
       <w:r>
         <w:rPr>
@@ -13729,13 +13969,7 @@
         <w:rPr>
           <w:rFonts w:ascii="Arial" w:hAnsi="Arial" w:cs="Arial"/>
         </w:rPr>
-        <w:t xml:space="preserve"> 18-20</w:t>
-      </w:r>
-      <w:r>
-        <w:rPr>
-          <w:rFonts w:ascii="Arial" w:hAnsi="Arial" w:cs="Arial"/>
-        </w:rPr>
-        <w:t>)</w:t>
+        <w:t xml:space="preserve"> 18-20)</w:t>
       </w:r>
       <w:r>
         <w:rPr>
@@ -13847,7 +14081,21 @@
         <w:rPr>
           <w:rFonts w:ascii="Arial" w:hAnsi="Arial" w:cs="Arial"/>
         </w:rPr>
-        <w:t>. In a new variable, it stores only the uppercased letters of the name in order to accurately compare with the lists. If there is nothing left, it skips to the next token. The comparison part checks if the uppercased token is contained in the STAGE_VERBS</w:t>
+        <w:t xml:space="preserve">. In a new variable, it stores only the uppercased letters of the name </w:t>
+      </w:r>
+      <w:proofErr w:type="gramStart"/>
+      <w:r>
+        <w:rPr>
+          <w:rFonts w:ascii="Arial" w:hAnsi="Arial" w:cs="Arial"/>
+        </w:rPr>
+        <w:t>in order to</w:t>
+      </w:r>
+      <w:proofErr w:type="gramEnd"/>
+      <w:r>
+        <w:rPr>
+          <w:rFonts w:ascii="Arial" w:hAnsi="Arial" w:cs="Arial"/>
+        </w:rPr>
+        <w:t xml:space="preserve"> accurately compare with the lists. If there is nothing left, it skips to the next token. The comparison part checks if the uppercased token is contained in the STAGE_VERBS</w:t>
       </w:r>
       <w:r>
         <w:rPr>
@@ -13907,7 +14155,21 @@
         <w:rPr>
           <w:rFonts w:ascii="Arial" w:hAnsi="Arial" w:cs="Arial"/>
         </w:rPr>
-        <w:t xml:space="preserve">The confidence score of a character corresponds to how certain the system is that they are a character. A starting confidence score is assigned to each character depending on which regular expression they match. The score is in the range 0-1. For the character with speaker parentheticals, the confidence score starts at 0.65 </w:t>
+        <w:t xml:space="preserve">The confidence score of a character corresponds to how certain the system is that they are a character. A starting confidence score is assigned to each character depending on which regular expression they match. The score </w:t>
+      </w:r>
+      <w:proofErr w:type="gramStart"/>
+      <w:r>
+        <w:rPr>
+          <w:rFonts w:ascii="Arial" w:hAnsi="Arial" w:cs="Arial"/>
+        </w:rPr>
+        <w:t>is in the range</w:t>
+      </w:r>
+      <w:proofErr w:type="gramEnd"/>
+      <w:r>
+        <w:rPr>
+          <w:rFonts w:ascii="Arial" w:hAnsi="Arial" w:cs="Arial"/>
+        </w:rPr>
+        <w:t xml:space="preserve"> 0-1. For the character with speaker parentheticals, the confidence score starts at 0.65 </w:t>
       </w:r>
       <w:r>
         <w:rPr>
@@ -13919,13 +14181,41 @@
         <w:rPr>
           <w:rFonts w:ascii="Arial" w:hAnsi="Arial" w:cs="Arial"/>
         </w:rPr>
-        <w:t xml:space="preserve"> One of the confidence boosts can be provided by matching files to first-name and last-name text file databases.</w:t>
-      </w:r>
-      <w:r>
-        <w:rPr>
-          <w:rFonts w:ascii="Arial" w:hAnsi="Arial" w:cs="Arial"/>
-        </w:rPr>
-        <w:t xml:space="preserve"> Both first-name and last-name matches add a 0.4 confidence boost per name. As the confidence score cannot be larger than 1.0, the minimum value of the total boost and 1.0 is added to the original score.</w:t>
+        <w:t xml:space="preserve"> One of the confidence boosts can be provided by matching files to </w:t>
+      </w:r>
+      <w:proofErr w:type="gramStart"/>
+      <w:r>
+        <w:rPr>
+          <w:rFonts w:ascii="Arial" w:hAnsi="Arial" w:cs="Arial"/>
+        </w:rPr>
+        <w:t>first-name</w:t>
+      </w:r>
+      <w:proofErr w:type="gramEnd"/>
+      <w:r>
+        <w:rPr>
+          <w:rFonts w:ascii="Arial" w:hAnsi="Arial" w:cs="Arial"/>
+        </w:rPr>
+        <w:t xml:space="preserve"> and last-name text file databases.</w:t>
+      </w:r>
+      <w:r>
+        <w:rPr>
+          <w:rFonts w:ascii="Arial" w:hAnsi="Arial" w:cs="Arial"/>
+        </w:rPr>
+        <w:t xml:space="preserve"> Both </w:t>
+      </w:r>
+      <w:proofErr w:type="gramStart"/>
+      <w:r>
+        <w:rPr>
+          <w:rFonts w:ascii="Arial" w:hAnsi="Arial" w:cs="Arial"/>
+        </w:rPr>
+        <w:t>first-name</w:t>
+      </w:r>
+      <w:proofErr w:type="gramEnd"/>
+      <w:r>
+        <w:rPr>
+          <w:rFonts w:ascii="Arial" w:hAnsi="Arial" w:cs="Arial"/>
+        </w:rPr>
+        <w:t xml:space="preserve"> and last-name matches add a 0.4 confidence boost per name. As the confidence score cannot be larger than 1.0, the minimum value of the total boost and 1.0 is added to the original score.</w:t>
       </w:r>
       <w:r>
         <w:rPr>
@@ -13959,7 +14249,21 @@
         <w:rPr>
           <w:rFonts w:ascii="Arial" w:hAnsi="Arial" w:cs="Arial"/>
         </w:rPr>
-        <w:t>After potentially boosting the confidence score, the name is once again tokenized in the same manner in order to check if it is contained in the PERSON_WORD set. This set includes words related to humans, such as “MAN”, “WOMAN”, “TEACHER”, “DOCTOR”, etc.</w:t>
+        <w:t xml:space="preserve">After potentially boosting the confidence score, the name is once again tokenized in the same manner </w:t>
+      </w:r>
+      <w:proofErr w:type="gramStart"/>
+      <w:r>
+        <w:rPr>
+          <w:rFonts w:ascii="Arial" w:hAnsi="Arial" w:cs="Arial"/>
+        </w:rPr>
+        <w:t>in order to</w:t>
+      </w:r>
+      <w:proofErr w:type="gramEnd"/>
+      <w:r>
+        <w:rPr>
+          <w:rFonts w:ascii="Arial" w:hAnsi="Arial" w:cs="Arial"/>
+        </w:rPr>
+        <w:t xml:space="preserve"> check if it is contained in the PERSON_WORD set. This set includes words related to humans, such as “MAN”, “WOMAN”, “TEACHER”, “DOCTOR”, etc.</w:t>
       </w:r>
       <w:r>
         <w:rPr>
@@ -14196,7 +14500,21 @@
         <w:rPr>
           <w:rFonts w:ascii="Arial" w:hAnsi="Arial" w:cs="Arial"/>
         </w:rPr>
-        <w:t xml:space="preserve"> considers the line a speaker cue. Similar to the previous regular expression, it allows honorific prefixes</w:t>
+        <w:t xml:space="preserve"> considers the line a speaker cue. </w:t>
+      </w:r>
+      <w:proofErr w:type="gramStart"/>
+      <w:r>
+        <w:rPr>
+          <w:rFonts w:ascii="Arial" w:hAnsi="Arial" w:cs="Arial"/>
+        </w:rPr>
+        <w:t>Similar to</w:t>
+      </w:r>
+      <w:proofErr w:type="gramEnd"/>
+      <w:r>
+        <w:rPr>
+          <w:rFonts w:ascii="Arial" w:hAnsi="Arial" w:cs="Arial"/>
+        </w:rPr>
+        <w:t xml:space="preserve"> the previous regular expression, it allows honorific prefixes</w:t>
       </w:r>
       <w:r>
         <w:rPr>
@@ -14262,13 +14580,7 @@
         <w:rPr>
           <w:rFonts w:ascii="Arial" w:hAnsi="Arial" w:cs="Arial"/>
         </w:rPr>
-        <w:t xml:space="preserve"> </w:t>
-      </w:r>
-      <w:r>
-        <w:rPr>
-          <w:rFonts w:ascii="Arial" w:hAnsi="Arial" w:cs="Arial"/>
-        </w:rPr>
-        <w:t>(</w:t>
+        <w:t xml:space="preserve"> (</w:t>
       </w:r>
       <w:proofErr w:type="spellStart"/>
       <w:r>
@@ -14802,6 +15114,7 @@
         </w:rPr>
         <w:t xml:space="preserve">After looping through all tokens of the line, the helper method returns false if there are no name tokens present. </w:t>
       </w:r>
+      <w:proofErr w:type="gramStart"/>
       <w:r>
         <w:rPr>
           <w:rFonts w:ascii="Arial" w:hAnsi="Arial" w:cs="Arial"/>
@@ -14812,7 +15125,14 @@
         <w:rPr>
           <w:rFonts w:ascii="Arial" w:hAnsi="Arial" w:cs="Arial"/>
         </w:rPr>
-        <w:t xml:space="preserve"> order to return true, the line should have name tokens primarily and not be too long. Here, the system checks the ratio of name tokens to all tokens (without counting </w:t>
+        <w:t xml:space="preserve"> order to</w:t>
+      </w:r>
+      <w:proofErr w:type="gramEnd"/>
+      <w:r>
+        <w:rPr>
+          <w:rFonts w:ascii="Arial" w:hAnsi="Arial" w:cs="Arial"/>
+        </w:rPr>
+        <w:t xml:space="preserve"> return true, the line should have name tokens primarily and not be too long. Here, the system checks the ratio of name tokens to all tokens (without counting </w:t>
       </w:r>
       <w:r>
         <w:rPr>
@@ -14944,7 +15264,21 @@
         <w:rPr>
           <w:rFonts w:ascii="Arial" w:hAnsi="Arial" w:cs="Arial"/>
         </w:rPr>
-        <w:t xml:space="preserve">If both the helper method returns that the line is a character cue and the regular expression finds a match, the line enters the statement. The algorithm checks if the next not-empty line (if not the end of the script) is a speaker cue using the </w:t>
+        <w:t xml:space="preserve">If both the helper </w:t>
+      </w:r>
+      <w:proofErr w:type="gramStart"/>
+      <w:r>
+        <w:rPr>
+          <w:rFonts w:ascii="Arial" w:hAnsi="Arial" w:cs="Arial"/>
+        </w:rPr>
+        <w:t>method returns</w:t>
+      </w:r>
+      <w:proofErr w:type="gramEnd"/>
+      <w:r>
+        <w:rPr>
+          <w:rFonts w:ascii="Arial" w:hAnsi="Arial" w:cs="Arial"/>
+        </w:rPr>
+        <w:t xml:space="preserve"> that the line is a character cue and the regular expression finds a match, the line enters the statement. The algorithm checks if the next not-empty line (if not the end of the script) is a speaker cue using the </w:t>
       </w:r>
       <w:proofErr w:type="spellStart"/>
       <w:r>
@@ -15073,7 +15407,21 @@
         <w:rPr>
           <w:rFonts w:ascii="Arial" w:hAnsi="Arial" w:cs="Arial"/>
         </w:rPr>
-        <w:t>is set to 40% certainty. If the names match the name-files databases, the score is incremented by another 40% for each match. To introduce another possible score boost, the normalized candidate name is tokenized. The system checks if it contains common person-related words which are part of the PERSON_WORD set. These are nouns or adjectives which may relate to a person’s nationality, gender, race, occupation, age, etc. In the future, this list can be expanded and placed in a separate .txt database file and checked using a Trie data structure.</w:t>
+        <w:t xml:space="preserve">is set to 40% certainty. If the names match the name-files databases, the score is </w:t>
+      </w:r>
+      <w:proofErr w:type="gramStart"/>
+      <w:r>
+        <w:rPr>
+          <w:rFonts w:ascii="Arial" w:hAnsi="Arial" w:cs="Arial"/>
+        </w:rPr>
+        <w:t>incremented</w:t>
+      </w:r>
+      <w:proofErr w:type="gramEnd"/>
+      <w:r>
+        <w:rPr>
+          <w:rFonts w:ascii="Arial" w:hAnsi="Arial" w:cs="Arial"/>
+        </w:rPr>
+        <w:t xml:space="preserve"> by another 40% for each match. To introduce another possible score boost, the normalized candidate name is tokenized. The system checks if it contains common person-related words which are part of the PERSON_WORD set. These are nouns or adjectives which may relate to a person’s nationality, gender, race, occupation, age, etc. In the future, this list can be expanded and placed in a separate .txt database file and checked using a Trie data structure.</w:t>
       </w:r>
       <w:r>
         <w:rPr>
@@ -15170,7 +15518,21 @@
         <w:rPr>
           <w:rFonts w:ascii="Arial" w:hAnsi="Arial" w:cs="Arial"/>
         </w:rPr>
-        <w:t xml:space="preserve">Then, there is another line loop which contains regex matching, tokenization of short lines, next non-empty line checks, and set lookups, which equals time complexity of O(L) where L is the number of lines in a content block. This is due to the fact that the operations after the regex matching are either constant or very short. However, the number of lines is smaller than the number of characters in </w:t>
+        <w:t xml:space="preserve">Then, there is another line loop which contains regex matching, tokenization of short lines, next non-empty line checks, and set lookups, which equals time complexity of O(L) where L is the number of lines in a content block. This is </w:t>
+      </w:r>
+      <w:proofErr w:type="gramStart"/>
+      <w:r>
+        <w:rPr>
+          <w:rFonts w:ascii="Arial" w:hAnsi="Arial" w:cs="Arial"/>
+        </w:rPr>
+        <w:t>due to the fact that</w:t>
+      </w:r>
+      <w:proofErr w:type="gramEnd"/>
+      <w:r>
+        <w:rPr>
+          <w:rFonts w:ascii="Arial" w:hAnsi="Arial" w:cs="Arial"/>
+        </w:rPr>
+        <w:t xml:space="preserve"> the operations after the regex matching are either constant or very short. However, the number of lines is smaller than the number of characters in </w:t>
       </w:r>
       <w:r>
         <w:rPr>
@@ -15271,7 +15633,21 @@
         <w:rPr>
           <w:rFonts w:ascii="Arial" w:hAnsi="Arial" w:cs="Arial"/>
         </w:rPr>
-        <w:t xml:space="preserve"> Similar to the speaker cue method, an </w:t>
+        <w:t xml:space="preserve"> </w:t>
+      </w:r>
+      <w:proofErr w:type="gramStart"/>
+      <w:r>
+        <w:rPr>
+          <w:rFonts w:ascii="Arial" w:hAnsi="Arial" w:cs="Arial"/>
+        </w:rPr>
+        <w:t>Similar to</w:t>
+      </w:r>
+      <w:proofErr w:type="gramEnd"/>
+      <w:r>
+        <w:rPr>
+          <w:rFonts w:ascii="Arial" w:hAnsi="Arial" w:cs="Arial"/>
+        </w:rPr>
+        <w:t xml:space="preserve"> the speaker cue method, an </w:t>
       </w:r>
       <w:proofErr w:type="spellStart"/>
       <w:r>
@@ -15297,13 +15673,27 @@
         <w:rPr>
           <w:rFonts w:ascii="Arial" w:hAnsi="Arial" w:cs="Arial"/>
         </w:rPr>
-        <w:t xml:space="preserve"> and is not empty</w:t>
-      </w:r>
-      <w:r>
-        <w:rPr>
-          <w:rFonts w:ascii="Arial" w:hAnsi="Arial" w:cs="Arial"/>
-        </w:rPr>
-        <w:t>, and splits the lines (preserving empty lines).</w:t>
+        <w:t xml:space="preserve"> and is not </w:t>
+      </w:r>
+      <w:proofErr w:type="gramStart"/>
+      <w:r>
+        <w:rPr>
+          <w:rFonts w:ascii="Arial" w:hAnsi="Arial" w:cs="Arial"/>
+        </w:rPr>
+        <w:t>empty</w:t>
+      </w:r>
+      <w:r>
+        <w:rPr>
+          <w:rFonts w:ascii="Arial" w:hAnsi="Arial" w:cs="Arial"/>
+        </w:rPr>
+        <w:t>, and</w:t>
+      </w:r>
+      <w:proofErr w:type="gramEnd"/>
+      <w:r>
+        <w:rPr>
+          <w:rFonts w:ascii="Arial" w:hAnsi="Arial" w:cs="Arial"/>
+        </w:rPr>
+        <w:t xml:space="preserve"> splits the lines (preserving empty lines).</w:t>
       </w:r>
     </w:p>
     <w:p>
@@ -15331,7 +15721,21 @@
         <w:rPr>
           <w:rFonts w:ascii="Arial" w:hAnsi="Arial" w:cs="Arial"/>
         </w:rPr>
-        <w:t xml:space="preserve">done in order to match a character cue line properly using the </w:t>
+        <w:t xml:space="preserve">done </w:t>
+      </w:r>
+      <w:proofErr w:type="gramStart"/>
+      <w:r>
+        <w:rPr>
+          <w:rFonts w:ascii="Arial" w:hAnsi="Arial" w:cs="Arial"/>
+        </w:rPr>
+        <w:t>in order to</w:t>
+      </w:r>
+      <w:proofErr w:type="gramEnd"/>
+      <w:r>
+        <w:rPr>
+          <w:rFonts w:ascii="Arial" w:hAnsi="Arial" w:cs="Arial"/>
+        </w:rPr>
+        <w:t xml:space="preserve"> match a character cue line properly using the </w:t>
       </w:r>
       <w:proofErr w:type="spellStart"/>
       <w:r>
@@ -15607,7 +16011,21 @@
         <w:rPr>
           <w:rFonts w:ascii="Arial" w:hAnsi="Arial" w:cs="Arial"/>
         </w:rPr>
-        <w:t xml:space="preserve"> helper function, extraction type “NAMEFINDER_ME”, the context snippet, and the confidence score (max 1.0). The normalization is similar to the speaker-cue one – converting to readable apostrophes, collapsing spaces, removing stray leading and trailing punctuation and accidental scene numbers. The main difference is that it is converted to uppercase for easier clustering. The Character object is added to the result list, and after all matches are iterated, the </w:t>
+        <w:t xml:space="preserve"> helper function, extraction type “NAMEFINDER_ME”, the context snippet, and the confidence score (max 1.0). The normalization is </w:t>
+      </w:r>
+      <w:proofErr w:type="gramStart"/>
+      <w:r>
+        <w:rPr>
+          <w:rFonts w:ascii="Arial" w:hAnsi="Arial" w:cs="Arial"/>
+        </w:rPr>
+        <w:t>similar to</w:t>
+      </w:r>
+      <w:proofErr w:type="gramEnd"/>
+      <w:r>
+        <w:rPr>
+          <w:rFonts w:ascii="Arial" w:hAnsi="Arial" w:cs="Arial"/>
+        </w:rPr>
+        <w:t xml:space="preserve"> the speaker-cue one – converting to readable apostrophes, collapsing spaces, removing stray leading and trailing punctuation and accidental scene numbers. The main difference is that it is converted to uppercase for easier clustering. The Character object is added to the result list, and after all matches are iterated, the </w:t>
       </w:r>
       <w:proofErr w:type="spellStart"/>
       <w:r>
@@ -15621,7 +16039,21 @@
         <w:rPr>
           <w:rFonts w:ascii="Arial" w:hAnsi="Arial" w:cs="Arial"/>
         </w:rPr>
-        <w:t xml:space="preserve"> method returns the final list.</w:t>
+        <w:t xml:space="preserve"> method </w:t>
+      </w:r>
+      <w:proofErr w:type="gramStart"/>
+      <w:r>
+        <w:rPr>
+          <w:rFonts w:ascii="Arial" w:hAnsi="Arial" w:cs="Arial"/>
+        </w:rPr>
+        <w:t>returns</w:t>
+      </w:r>
+      <w:proofErr w:type="gramEnd"/>
+      <w:r>
+        <w:rPr>
+          <w:rFonts w:ascii="Arial" w:hAnsi="Arial" w:cs="Arial"/>
+        </w:rPr>
+        <w:t xml:space="preserve"> the final list.</w:t>
       </w:r>
     </w:p>
     <w:p>
@@ -15780,7 +16212,21 @@
         <w:rPr>
           <w:rFonts w:ascii="Arial" w:hAnsi="Arial" w:cs="Arial"/>
         </w:rPr>
-        <w:t xml:space="preserve"> time complexity and the snap loop one are both also O(T). </w:t>
+        <w:t xml:space="preserve"> time complexity and the snap loop one </w:t>
+      </w:r>
+      <w:proofErr w:type="gramStart"/>
+      <w:r>
+        <w:rPr>
+          <w:rFonts w:ascii="Arial" w:hAnsi="Arial" w:cs="Arial"/>
+        </w:rPr>
+        <w:t>are</w:t>
+      </w:r>
+      <w:proofErr w:type="gramEnd"/>
+      <w:r>
+        <w:rPr>
+          <w:rFonts w:ascii="Arial" w:hAnsi="Arial" w:cs="Arial"/>
+        </w:rPr>
+        <w:t xml:space="preserve"> both also O(T). </w:t>
       </w:r>
       <w:r>
         <w:rPr>
@@ -15956,13 +16402,7 @@
         <w:rPr>
           <w:rFonts w:ascii="Arial" w:hAnsi="Arial" w:cs="Arial"/>
         </w:rPr>
-        <w:t xml:space="preserve"> </w:t>
-      </w:r>
-      <w:r>
-        <w:rPr>
-          <w:rFonts w:ascii="Arial" w:hAnsi="Arial" w:cs="Arial"/>
-        </w:rPr>
-        <w:t>(</w:t>
+        <w:t xml:space="preserve"> (</w:t>
       </w:r>
       <w:proofErr w:type="spellStart"/>
       <w:r>
@@ -16069,7 +16509,27 @@
           <w:bCs/>
           <w:color w:val="auto"/>
         </w:rPr>
-        <w:t>Introduction Phrase Characters</w:t>
+        <w:t xml:space="preserve">Introduction </w:t>
+      </w:r>
+      <w:proofErr w:type="gramStart"/>
+      <w:r>
+        <w:rPr>
+          <w:rFonts w:ascii="Arial" w:hAnsi="Arial" w:cs="Arial"/>
+          <w:b/>
+          <w:bCs/>
+          <w:color w:val="auto"/>
+        </w:rPr>
+        <w:t>Phrase</w:t>
+      </w:r>
+      <w:proofErr w:type="gramEnd"/>
+      <w:r>
+        <w:rPr>
+          <w:rFonts w:ascii="Arial" w:hAnsi="Arial" w:cs="Arial"/>
+          <w:b/>
+          <w:bCs/>
+          <w:color w:val="auto"/>
+        </w:rPr>
+        <w:t xml:space="preserve"> Characters</w:t>
       </w:r>
       <w:bookmarkEnd w:id="16"/>
     </w:p>
@@ -16133,13 +16593,7 @@
         <w:rPr>
           <w:rFonts w:ascii="Arial" w:hAnsi="Arial" w:cs="Arial"/>
         </w:rPr>
-        <w:t xml:space="preserve"> </w:t>
-      </w:r>
-      <w:r>
-        <w:rPr>
-          <w:rFonts w:ascii="Arial" w:hAnsi="Arial" w:cs="Arial"/>
-        </w:rPr>
-        <w:t>(</w:t>
+        <w:t xml:space="preserve"> (</w:t>
       </w:r>
       <w:proofErr w:type="spellStart"/>
       <w:r>
@@ -16255,6 +16709,7 @@
         <w:t xml:space="preserve">at 1.0. It is added to the </w:t>
       </w:r>
       <w:proofErr w:type="spellStart"/>
+      <w:proofErr w:type="gramStart"/>
       <w:r>
         <w:rPr>
           <w:rFonts w:ascii="Arial" w:hAnsi="Arial" w:cs="Arial"/>
@@ -16262,6 +16717,7 @@
         <w:t>arrayList</w:t>
       </w:r>
       <w:proofErr w:type="spellEnd"/>
+      <w:proofErr w:type="gramEnd"/>
       <w:r>
         <w:rPr>
           <w:rFonts w:ascii="Arial" w:hAnsi="Arial" w:cs="Arial"/>
@@ -16272,7 +16728,21 @@
         <w:rPr>
           <w:rFonts w:ascii="Arial" w:hAnsi="Arial" w:cs="Arial"/>
         </w:rPr>
-        <w:t xml:space="preserve"> If a line matches this case, it never goes to the second one in order to prevent duplicates.</w:t>
+        <w:t xml:space="preserve"> If a line matches this case, it never goes to the second one </w:t>
+      </w:r>
+      <w:proofErr w:type="gramStart"/>
+      <w:r>
+        <w:rPr>
+          <w:rFonts w:ascii="Arial" w:hAnsi="Arial" w:cs="Arial"/>
+        </w:rPr>
+        <w:t>in order to</w:t>
+      </w:r>
+      <w:proofErr w:type="gramEnd"/>
+      <w:r>
+        <w:rPr>
+          <w:rFonts w:ascii="Arial" w:hAnsi="Arial" w:cs="Arial"/>
+        </w:rPr>
+        <w:t xml:space="preserve"> prevent duplicates.</w:t>
       </w:r>
     </w:p>
     <w:p>
@@ -16358,7 +16828,21 @@
         <w:rPr>
           <w:rFonts w:ascii="Arial" w:hAnsi="Arial" w:cs="Arial"/>
         </w:rPr>
-        <w:t xml:space="preserve"> in order to be relatively realistic. After the number</w:t>
+        <w:t xml:space="preserve"> </w:t>
+      </w:r>
+      <w:proofErr w:type="gramStart"/>
+      <w:r>
+        <w:rPr>
+          <w:rFonts w:ascii="Arial" w:hAnsi="Arial" w:cs="Arial"/>
+        </w:rPr>
+        <w:t>in order to</w:t>
+      </w:r>
+      <w:proofErr w:type="gramEnd"/>
+      <w:r>
+        <w:rPr>
+          <w:rFonts w:ascii="Arial" w:hAnsi="Arial" w:cs="Arial"/>
+        </w:rPr>
+        <w:t xml:space="preserve"> be relatively realistic. After the number</w:t>
       </w:r>
       <w:r>
         <w:rPr>
@@ -16376,13 +16860,7 @@
         <w:rPr>
           <w:rFonts w:ascii="Arial" w:hAnsi="Arial" w:cs="Arial"/>
         </w:rPr>
-        <w:t xml:space="preserve"> </w:t>
-      </w:r>
-      <w:r>
-        <w:rPr>
-          <w:rFonts w:ascii="Arial" w:hAnsi="Arial" w:cs="Arial"/>
-        </w:rPr>
-        <w:t>(</w:t>
+        <w:t xml:space="preserve"> (</w:t>
       </w:r>
       <w:proofErr w:type="spellStart"/>
       <w:r>
@@ -16597,61 +17075,91 @@
           <w:i/>
           <w:iCs/>
         </w:rPr>
-        <w:t>Big Break!</w:t>
-      </w:r>
-      <w:r>
-        <w:rPr>
-          <w:rFonts w:ascii="Arial" w:hAnsi="Arial" w:cs="Arial"/>
-        </w:rPr>
-        <w:t>, the Trie (Prefix Tree) data structure is used to compare the extracted name to common first and last names. It avoids repeated linear searches over large name lists and supports fast prefix-based lookup.</w:t>
-      </w:r>
-    </w:p>
-    <w:p>
-      <w:pPr>
-        <w:spacing w:line="360" w:lineRule="auto"/>
-        <w:jc w:val="both"/>
-        <w:rPr>
-          <w:rFonts w:ascii="Arial" w:hAnsi="Arial" w:cs="Arial"/>
-        </w:rPr>
-      </w:pPr>
-    </w:p>
-    <w:p>
-      <w:pPr>
-        <w:spacing w:line="360" w:lineRule="auto"/>
-        <w:jc w:val="both"/>
-        <w:rPr>
-          <w:rFonts w:ascii="Arial" w:hAnsi="Arial" w:cs="Arial"/>
-        </w:rPr>
-      </w:pPr>
-      <w:r>
-        <w:rPr>
-          <w:rFonts w:ascii="Arial" w:hAnsi="Arial" w:cs="Arial"/>
-        </w:rPr>
-        <w:t xml:space="preserve">The root node acts as a starting point and does not store any characters (as in letters). A map is created to connect a character (letter) to its next node in the tree. A Boolean </w:t>
-      </w:r>
-      <w:proofErr w:type="spellStart"/>
+        <w:t xml:space="preserve">Big </w:t>
+      </w:r>
+      <w:proofErr w:type="gramStart"/>
       <w:r>
         <w:rPr>
           <w:rFonts w:ascii="Arial" w:hAnsi="Arial" w:cs="Arial"/>
           <w:i/>
           <w:iCs/>
         </w:rPr>
-        <w:t>isWord</w:t>
-      </w:r>
-      <w:proofErr w:type="spellEnd"/>
+        <w:t>Break!</w:t>
+      </w:r>
+      <w:r>
+        <w:rPr>
+          <w:rFonts w:ascii="Arial" w:hAnsi="Arial" w:cs="Arial"/>
+        </w:rPr>
+        <w:t>,</w:t>
+      </w:r>
+      <w:proofErr w:type="gramEnd"/>
+      <w:r>
+        <w:rPr>
+          <w:rFonts w:ascii="Arial" w:hAnsi="Arial" w:cs="Arial"/>
+        </w:rPr>
+        <w:t xml:space="preserve"> the Trie (Prefix Tree) data structure is used to compare the extracted name to common first and last names. It avoids repeated linear searches over large name lists and supports fast prefix-based lookup.</w:t>
+      </w:r>
+    </w:p>
+    <w:p>
+      <w:pPr>
+        <w:spacing w:line="360" w:lineRule="auto"/>
+        <w:jc w:val="both"/>
+        <w:rPr>
+          <w:rFonts w:ascii="Arial" w:hAnsi="Arial" w:cs="Arial"/>
+        </w:rPr>
+      </w:pPr>
+    </w:p>
+    <w:p>
+      <w:pPr>
+        <w:spacing w:line="360" w:lineRule="auto"/>
+        <w:jc w:val="both"/>
+        <w:rPr>
+          <w:rFonts w:ascii="Arial" w:hAnsi="Arial" w:cs="Arial"/>
+        </w:rPr>
+      </w:pPr>
+      <w:r>
+        <w:rPr>
+          <w:rFonts w:ascii="Arial" w:hAnsi="Arial" w:cs="Arial"/>
+        </w:rPr>
+        <w:t xml:space="preserve">The root node acts as a starting point and does not store any characters (as in letters). A map is created to connect a character (letter) to its next node in the tree. A Boolean </w:t>
+      </w:r>
+      <w:proofErr w:type="spellStart"/>
       <w:r>
         <w:rPr>
           <w:rFonts w:ascii="Arial" w:hAnsi="Arial" w:cs="Arial"/>
           <w:i/>
           <w:iCs/>
         </w:rPr>
+        <w:t>isWord</w:t>
+      </w:r>
+      <w:proofErr w:type="spellEnd"/>
+      <w:r>
+        <w:rPr>
+          <w:rFonts w:ascii="Arial" w:hAnsi="Arial" w:cs="Arial"/>
+          <w:i/>
+          <w:iCs/>
+        </w:rPr>
         <w:t xml:space="preserve"> </w:t>
       </w:r>
       <w:r>
         <w:rPr>
           <w:rFonts w:ascii="Arial" w:hAnsi="Arial" w:cs="Arial"/>
         </w:rPr>
-        <w:t>variable is introduced to track whether the path from the root to the current node forms a complete, valid word. The operations executed are insert and contain</w:t>
+        <w:t xml:space="preserve">variable is introduced to track whether the path from the root to the current node forms a complete, valid word. The operations executed are </w:t>
+      </w:r>
+      <w:proofErr w:type="gramStart"/>
+      <w:r>
+        <w:rPr>
+          <w:rFonts w:ascii="Arial" w:hAnsi="Arial" w:cs="Arial"/>
+        </w:rPr>
+        <w:t>insert</w:t>
+      </w:r>
+      <w:proofErr w:type="gramEnd"/>
+      <w:r>
+        <w:rPr>
+          <w:rFonts w:ascii="Arial" w:hAnsi="Arial" w:cs="Arial"/>
+        </w:rPr>
+        <w:t xml:space="preserve"> and contain</w:t>
       </w:r>
       <w:r>
         <w:rPr>
@@ -16934,7 +17442,21 @@
         <w:rPr>
           <w:rFonts w:ascii="Arial" w:hAnsi="Arial" w:cs="Arial"/>
         </w:rPr>
-        <w:t>. The time complexity of this operation is O(n), where n is the length of the word to insert, and the auxiliary space it takes is O(n) as well</w:t>
+        <w:t xml:space="preserve">. </w:t>
+      </w:r>
+      <w:proofErr w:type="gramStart"/>
+      <w:r>
+        <w:rPr>
+          <w:rFonts w:ascii="Arial" w:hAnsi="Arial" w:cs="Arial"/>
+        </w:rPr>
+        <w:t>The time</w:t>
+      </w:r>
+      <w:proofErr w:type="gramEnd"/>
+      <w:r>
+        <w:rPr>
+          <w:rFonts w:ascii="Arial" w:hAnsi="Arial" w:cs="Arial"/>
+        </w:rPr>
+        <w:t xml:space="preserve"> complexity of this operation is O(n), where n is the length of the word to insert, and the auxiliary space it takes is O(n) as well</w:t>
       </w:r>
       <w:r>
         <w:rPr>
@@ -17018,6 +17540,7 @@
         </w:rPr>
         <w:t xml:space="preserve">In the </w:t>
       </w:r>
+      <w:proofErr w:type="gramStart"/>
       <w:r>
         <w:rPr>
           <w:rFonts w:ascii="Arial" w:hAnsi="Arial" w:cs="Arial"/>
@@ -17026,6 +17549,7 @@
         </w:rPr>
         <w:t>contain</w:t>
       </w:r>
+      <w:proofErr w:type="gramEnd"/>
       <w:r>
         <w:rPr>
           <w:rFonts w:ascii="Arial" w:hAnsi="Arial" w:cs="Arial"/>
@@ -17142,13 +17666,7 @@
         <w:rPr>
           <w:rFonts w:ascii="Arial" w:hAnsi="Arial" w:cs="Arial"/>
         </w:rPr>
-        <w:t xml:space="preserve"> </w:t>
-      </w:r>
-      <w:r>
-        <w:rPr>
-          <w:rFonts w:ascii="Arial" w:hAnsi="Arial" w:cs="Arial"/>
-        </w:rPr>
-        <w:t>(</w:t>
+        <w:t xml:space="preserve"> (</w:t>
       </w:r>
       <w:r>
         <w:rPr>
@@ -18067,7 +18585,21 @@
         <w:rPr>
           <w:rFonts w:ascii="Arial" w:hAnsi="Arial" w:cs="Arial"/>
         </w:rPr>
-        <w:t xml:space="preserve">. A threshold value is created in order to catch small typos or name </w:t>
+        <w:t xml:space="preserve">. A threshold value is created </w:t>
+      </w:r>
+      <w:proofErr w:type="gramStart"/>
+      <w:r>
+        <w:rPr>
+          <w:rFonts w:ascii="Arial" w:hAnsi="Arial" w:cs="Arial"/>
+        </w:rPr>
+        <w:t>in order to</w:t>
+      </w:r>
+      <w:proofErr w:type="gramEnd"/>
+      <w:r>
+        <w:rPr>
+          <w:rFonts w:ascii="Arial" w:hAnsi="Arial" w:cs="Arial"/>
+        </w:rPr>
+        <w:t xml:space="preserve"> catch small typos or name </w:t>
       </w:r>
       <w:r>
         <w:rPr>
@@ -18155,7 +18687,35 @@
         <w:rPr>
           <w:rFonts w:ascii="Arial" w:hAnsi="Arial" w:cs="Arial"/>
         </w:rPr>
-        <w:t xml:space="preserve"> This implementation of DSU makes the similarity transitive, meaning that if A is similar to B and B is similar to C, A and C will be part of the same </w:t>
+        <w:t xml:space="preserve"> This implementation of DSU makes the similarity transitive, meaning that if A is </w:t>
+      </w:r>
+      <w:proofErr w:type="gramStart"/>
+      <w:r>
+        <w:rPr>
+          <w:rFonts w:ascii="Arial" w:hAnsi="Arial" w:cs="Arial"/>
+        </w:rPr>
+        <w:t>similar to</w:t>
+      </w:r>
+      <w:proofErr w:type="gramEnd"/>
+      <w:r>
+        <w:rPr>
+          <w:rFonts w:ascii="Arial" w:hAnsi="Arial" w:cs="Arial"/>
+        </w:rPr>
+        <w:t xml:space="preserve"> B and B is </w:t>
+      </w:r>
+      <w:proofErr w:type="gramStart"/>
+      <w:r>
+        <w:rPr>
+          <w:rFonts w:ascii="Arial" w:hAnsi="Arial" w:cs="Arial"/>
+        </w:rPr>
+        <w:t>similar to</w:t>
+      </w:r>
+      <w:proofErr w:type="gramEnd"/>
+      <w:r>
+        <w:rPr>
+          <w:rFonts w:ascii="Arial" w:hAnsi="Arial" w:cs="Arial"/>
+        </w:rPr>
+        <w:t xml:space="preserve"> C, A and C will be part of the same </w:t>
       </w:r>
       <w:r>
         <w:rPr>
@@ -18209,8 +18769,16 @@
         <w:rPr>
           <w:rFonts w:ascii="Arial" w:hAnsi="Arial" w:cs="Arial"/>
         </w:rPr>
-        <w:t>clusters are extracted from the parent pointer tree</w:t>
-      </w:r>
+        <w:t xml:space="preserve">clusters are extracted from the parent pointer </w:t>
+      </w:r>
+      <w:proofErr w:type="gramStart"/>
+      <w:r>
+        <w:rPr>
+          <w:rFonts w:ascii="Arial" w:hAnsi="Arial" w:cs="Arial"/>
+        </w:rPr>
+        <w:t>tree</w:t>
+      </w:r>
+      <w:proofErr w:type="gramEnd"/>
       <w:r>
         <w:rPr>
           <w:rFonts w:ascii="Arial" w:hAnsi="Arial" w:cs="Arial"/>
@@ -19911,12 +20479,14 @@
         </w:rPr>
         <w:t xml:space="preserve"> measures the difference between </w:t>
       </w:r>
+      <w:proofErr w:type="gramStart"/>
       <w:r>
         <w:rPr>
           <w:rFonts w:ascii="Arial" w:hAnsi="Arial" w:cs="Arial"/>
         </w:rPr>
         <w:t>two character</w:t>
       </w:r>
+      <w:proofErr w:type="gramEnd"/>
       <w:r>
         <w:rPr>
           <w:rFonts w:ascii="Arial" w:hAnsi="Arial" w:cs="Arial"/>
@@ -21483,7 +22053,14 @@
         <w:rPr>
           <w:rFonts w:ascii="Arial" w:eastAsiaTheme="minorEastAsia" w:hAnsi="Arial" w:cs="Arial"/>
         </w:rPr>
-        <w:t xml:space="preserve">as a preparation to insert it into the </w:t>
+        <w:t xml:space="preserve">as a preparation to insert it into </w:t>
+      </w:r>
+      <w:proofErr w:type="gramStart"/>
+      <w:r>
+        <w:rPr>
+          <w:rFonts w:ascii="Arial" w:eastAsiaTheme="minorEastAsia" w:hAnsi="Arial" w:cs="Arial"/>
+        </w:rPr>
+        <w:t xml:space="preserve">the </w:t>
       </w:r>
       <w:r>
         <w:rPr>
@@ -21491,7 +22068,16 @@
           <w:i/>
           <w:iCs/>
         </w:rPr>
-        <w:t xml:space="preserve">a </w:t>
+        <w:t>a</w:t>
+      </w:r>
+      <w:proofErr w:type="gramEnd"/>
+      <w:r>
+        <w:rPr>
+          <w:rFonts w:ascii="Arial" w:eastAsiaTheme="minorEastAsia" w:hAnsi="Arial" w:cs="Arial"/>
+          <w:i/>
+          <w:iCs/>
+        </w:rPr>
+        <w:t xml:space="preserve"> </w:t>
       </w:r>
       <w:r>
         <w:rPr>
@@ -22490,7 +23076,21 @@
         <w:rPr>
           <w:rFonts w:ascii="Arial" w:eastAsiaTheme="minorEastAsia" w:hAnsi="Arial" w:cs="Arial"/>
         </w:rPr>
-        <w:t xml:space="preserve">. The algorithm has already explored all the different paths to determine each value of the matrix as the minimal edit cost. This makes the last value a product of all the minimal edits, resulting in having the ultimate value of the matrix as the total distance of changing </w:t>
+        <w:t xml:space="preserve">. The algorithm has already explored all the different paths to determine each value of the matrix as the minimal edit cost. This makes the last </w:t>
+      </w:r>
+      <w:proofErr w:type="gramStart"/>
+      <w:r>
+        <w:rPr>
+          <w:rFonts w:ascii="Arial" w:eastAsiaTheme="minorEastAsia" w:hAnsi="Arial" w:cs="Arial"/>
+        </w:rPr>
+        <w:t>value</w:t>
+      </w:r>
+      <w:proofErr w:type="gramEnd"/>
+      <w:r>
+        <w:rPr>
+          <w:rFonts w:ascii="Arial" w:eastAsiaTheme="minorEastAsia" w:hAnsi="Arial" w:cs="Arial"/>
+        </w:rPr>
+        <w:t xml:space="preserve"> a product of all the minimal edits, resulting in having the ultimate value of the matrix as the total distance of changing </w:t>
       </w:r>
       <w:proofErr w:type="spellStart"/>
       <w:r>
@@ -22603,7 +23203,21 @@
         <w:rPr>
           <w:rFonts w:ascii="Arial" w:hAnsi="Arial" w:cs="Arial"/>
         </w:rPr>
-        <w:t xml:space="preserve"> or not</w:t>
+        <w:t xml:space="preserve"> </w:t>
+      </w:r>
+      <w:proofErr w:type="gramStart"/>
+      <w:r>
+        <w:rPr>
+          <w:rFonts w:ascii="Arial" w:hAnsi="Arial" w:cs="Arial"/>
+        </w:rPr>
+        <w:t>or</w:t>
+      </w:r>
+      <w:proofErr w:type="gramEnd"/>
+      <w:r>
+        <w:rPr>
+          <w:rFonts w:ascii="Arial" w:hAnsi="Arial" w:cs="Arial"/>
+        </w:rPr>
+        <w:t xml:space="preserve"> not</w:t>
       </w:r>
       <w:r>
         <w:rPr>
@@ -22769,13 +23383,27 @@
         <w:rPr>
           <w:rFonts w:ascii="Arial" w:hAnsi="Arial" w:cs="Arial"/>
         </w:rPr>
-        <w:t xml:space="preserve">The algorithm starts with lowercasing both of the </w:t>
-      </w:r>
-      <w:r>
-        <w:rPr>
-          <w:rFonts w:ascii="Arial" w:hAnsi="Arial" w:cs="Arial"/>
-        </w:rPr>
-        <w:t>strings,</w:t>
+        <w:t xml:space="preserve">The algorithm starts with lowercasing </w:t>
+      </w:r>
+      <w:proofErr w:type="gramStart"/>
+      <w:r>
+        <w:rPr>
+          <w:rFonts w:ascii="Arial" w:hAnsi="Arial" w:cs="Arial"/>
+        </w:rPr>
+        <w:t xml:space="preserve">both of the </w:t>
+      </w:r>
+      <w:r>
+        <w:rPr>
+          <w:rFonts w:ascii="Arial" w:hAnsi="Arial" w:cs="Arial"/>
+        </w:rPr>
+        <w:t>strings</w:t>
+      </w:r>
+      <w:proofErr w:type="gramEnd"/>
+      <w:r>
+        <w:rPr>
+          <w:rFonts w:ascii="Arial" w:hAnsi="Arial" w:cs="Arial"/>
+        </w:rPr>
+        <w:t>,</w:t>
       </w:r>
       <w:r>
         <w:rPr>
@@ -22787,7 +23415,21 @@
         <w:rPr>
           <w:rFonts w:ascii="Arial" w:hAnsi="Arial" w:cs="Arial"/>
         </w:rPr>
-        <w:t xml:space="preserve"> It checks if the strings match completely and returns 1. However, in most cases, the algorithm continues. In order for the letters to match, they need to be in a similar position in both strings. This is why the algorithm calculates the maximum distance two characters</w:t>
+        <w:t xml:space="preserve"> It checks if the strings match completely and returns 1. However, in most cases, the algorithm continues. </w:t>
+      </w:r>
+      <w:proofErr w:type="gramStart"/>
+      <w:r>
+        <w:rPr>
+          <w:rFonts w:ascii="Arial" w:hAnsi="Arial" w:cs="Arial"/>
+        </w:rPr>
+        <w:t>In order for</w:t>
+      </w:r>
+      <w:proofErr w:type="gramEnd"/>
+      <w:r>
+        <w:rPr>
+          <w:rFonts w:ascii="Arial" w:hAnsi="Arial" w:cs="Arial"/>
+        </w:rPr>
+        <w:t xml:space="preserve"> the letters to match, they need to be in a similar position in both strings. This is why the algorithm calculates the maximum distance two characters</w:t>
       </w:r>
       <w:r>
         <w:rPr>
@@ -22995,13 +23637,7 @@
         <w:rPr>
           <w:rFonts w:ascii="Arial" w:hAnsi="Arial" w:cs="Arial"/>
         </w:rPr>
-        <w:t xml:space="preserve"> </w:t>
-      </w:r>
-      <w:r>
-        <w:rPr>
-          <w:rFonts w:ascii="Arial" w:hAnsi="Arial" w:cs="Arial"/>
-        </w:rPr>
-        <w:t>(</w:t>
+        <w:t xml:space="preserve"> (</w:t>
       </w:r>
       <w:r>
         <w:rPr>
@@ -23331,11 +23967,19 @@
         </w:rPr>
         <w:t xml:space="preserve"> </w:t>
       </w:r>
-      <w:r>
-        <w:rPr>
-          <w:rFonts w:ascii="Arial" w:hAnsi="Arial" w:cs="Arial"/>
-        </w:rPr>
-        <w:t>In order to find the Jaro similarity, the following formula is used:</w:t>
+      <w:proofErr w:type="gramStart"/>
+      <w:r>
+        <w:rPr>
+          <w:rFonts w:ascii="Arial" w:hAnsi="Arial" w:cs="Arial"/>
+        </w:rPr>
+        <w:t>In order to</w:t>
+      </w:r>
+      <w:proofErr w:type="gramEnd"/>
+      <w:r>
+        <w:rPr>
+          <w:rFonts w:ascii="Arial" w:hAnsi="Arial" w:cs="Arial"/>
+        </w:rPr>
+        <w:t xml:space="preserve"> find the Jaro similarity, the following formula is used:</w:t>
       </w:r>
     </w:p>
     <w:p>
@@ -23525,7 +24169,21 @@
         <w:rPr>
           <w:rFonts w:ascii="Arial" w:hAnsi="Arial" w:cs="Arial"/>
         </w:rPr>
-        <w:t>m is the number of all matching characters.</w:t>
+        <w:t xml:space="preserve">m is the number of </w:t>
+      </w:r>
+      <w:proofErr w:type="gramStart"/>
+      <w:r>
+        <w:rPr>
+          <w:rFonts w:ascii="Arial" w:hAnsi="Arial" w:cs="Arial"/>
+        </w:rPr>
+        <w:t>all matching</w:t>
+      </w:r>
+      <w:proofErr w:type="gramEnd"/>
+      <w:r>
+        <w:rPr>
+          <w:rFonts w:ascii="Arial" w:hAnsi="Arial" w:cs="Arial"/>
+        </w:rPr>
+        <w:t xml:space="preserve"> characters.</w:t>
       </w:r>
     </w:p>
     <w:p>
@@ -23541,11 +24199,19 @@
           <w:rFonts w:ascii="Arial" w:hAnsi="Arial" w:cs="Arial"/>
         </w:rPr>
       </w:pPr>
-      <w:r>
-        <w:rPr>
-          <w:rFonts w:ascii="Arial" w:hAnsi="Arial" w:cs="Arial"/>
-        </w:rPr>
-        <w:t>t is half of the number of transpositions</w:t>
+      <w:proofErr w:type="gramStart"/>
+      <w:r>
+        <w:rPr>
+          <w:rFonts w:ascii="Arial" w:hAnsi="Arial" w:cs="Arial"/>
+        </w:rPr>
+        <w:t>t is</w:t>
+      </w:r>
+      <w:proofErr w:type="gramEnd"/>
+      <w:r>
+        <w:rPr>
+          <w:rFonts w:ascii="Arial" w:hAnsi="Arial" w:cs="Arial"/>
+        </w:rPr>
+        <w:t xml:space="preserve"> half of the number of transpositions</w:t>
       </w:r>
     </w:p>
     <w:p>
@@ -23660,13 +24326,7 @@
         <w:rPr>
           <w:rFonts w:ascii="Arial" w:hAnsi="Arial" w:cs="Arial"/>
         </w:rPr>
-        <w:t xml:space="preserve"> </w:t>
-      </w:r>
-      <w:r>
-        <w:rPr>
-          <w:rFonts w:ascii="Arial" w:hAnsi="Arial" w:cs="Arial"/>
-        </w:rPr>
-        <w:t>(</w:t>
+        <w:t xml:space="preserve"> (</w:t>
       </w:r>
       <w:r>
         <w:rPr>
@@ -23749,7 +24409,21 @@
           <w:rFonts w:ascii="Arial" w:hAnsi="Arial" w:cs="Arial"/>
         </w:rPr>
         <w:lastRenderedPageBreak/>
-        <w:t>SW is the Jaro-Winkler similarity.</w:t>
+        <w:t xml:space="preserve">SW is the </w:t>
+      </w:r>
+      <w:proofErr w:type="gramStart"/>
+      <w:r>
+        <w:rPr>
+          <w:rFonts w:ascii="Arial" w:hAnsi="Arial" w:cs="Arial"/>
+        </w:rPr>
+        <w:t>Jaro-Winkler similarity</w:t>
+      </w:r>
+      <w:proofErr w:type="gramEnd"/>
+      <w:r>
+        <w:rPr>
+          <w:rFonts w:ascii="Arial" w:hAnsi="Arial" w:cs="Arial"/>
+        </w:rPr>
+        <w:t>.</w:t>
       </w:r>
     </w:p>
     <w:p>
@@ -24034,13 +24708,29 @@
           <w:i/>
           <w:iCs/>
         </w:rPr>
-        <w:t>Big Break!</w:t>
-      </w:r>
-      <w:r>
-        <w:rPr>
-          <w:rFonts w:ascii="Arial" w:hAnsi="Arial" w:cs="Arial"/>
-        </w:rPr>
-        <w:t>, the</w:t>
+        <w:t xml:space="preserve">Big </w:t>
+      </w:r>
+      <w:proofErr w:type="gramStart"/>
+      <w:r>
+        <w:rPr>
+          <w:rFonts w:ascii="Arial" w:hAnsi="Arial" w:cs="Arial"/>
+          <w:i/>
+          <w:iCs/>
+        </w:rPr>
+        <w:t>Break!</w:t>
+      </w:r>
+      <w:r>
+        <w:rPr>
+          <w:rFonts w:ascii="Arial" w:hAnsi="Arial" w:cs="Arial"/>
+        </w:rPr>
+        <w:t>,</w:t>
+      </w:r>
+      <w:proofErr w:type="gramEnd"/>
+      <w:r>
+        <w:rPr>
+          <w:rFonts w:ascii="Arial" w:hAnsi="Arial" w:cs="Arial"/>
+        </w:rPr>
+        <w:t xml:space="preserve"> the</w:t>
       </w:r>
       <w:r>
         <w:rPr>
@@ -24228,7 +24918,25 @@
           <w:i/>
           <w:iCs/>
         </w:rPr>
-        <w:t xml:space="preserve">Big Break!, </w:t>
+        <w:t xml:space="preserve">Big </w:t>
+      </w:r>
+      <w:proofErr w:type="gramStart"/>
+      <w:r>
+        <w:rPr>
+          <w:rFonts w:ascii="Arial" w:hAnsi="Arial" w:cs="Arial"/>
+          <w:i/>
+          <w:iCs/>
+        </w:rPr>
+        <w:t>Break!,</w:t>
+      </w:r>
+      <w:proofErr w:type="gramEnd"/>
+      <w:r>
+        <w:rPr>
+          <w:rFonts w:ascii="Arial" w:hAnsi="Arial" w:cs="Arial"/>
+          <w:i/>
+          <w:iCs/>
+        </w:rPr>
+        <w:t xml:space="preserve"> </w:t>
       </w:r>
       <w:r>
         <w:rPr>
@@ -24253,7 +24961,21 @@
         <w:rPr>
           <w:rFonts w:ascii="Arial" w:hAnsi="Arial" w:cs="Arial"/>
         </w:rPr>
-        <w:t xml:space="preserve"> With the understanding that overtime is occasionally useful for a production, </w:t>
+        <w:t xml:space="preserve"> With the understanding that overtime is occasionally useful for </w:t>
+      </w:r>
+      <w:proofErr w:type="gramStart"/>
+      <w:r>
+        <w:rPr>
+          <w:rFonts w:ascii="Arial" w:hAnsi="Arial" w:cs="Arial"/>
+        </w:rPr>
+        <w:t>a production</w:t>
+      </w:r>
+      <w:proofErr w:type="gramEnd"/>
+      <w:r>
+        <w:rPr>
+          <w:rFonts w:ascii="Arial" w:hAnsi="Arial" w:cs="Arial"/>
+        </w:rPr>
+        <w:t xml:space="preserve">, </w:t>
       </w:r>
       <w:r>
         <w:rPr>
@@ -24327,7 +25049,21 @@
         <w:rPr>
           <w:rFonts w:ascii="Arial" w:hAnsi="Arial" w:cs="Arial"/>
         </w:rPr>
-        <w:t xml:space="preserve"> 8 eighths or 1 page. This is not reflected in the final page count for the day, so it is more easily digestible by the user. However, it is taken into account when computing time limits per day.</w:t>
+        <w:t xml:space="preserve"> 8 eighths or 1 page. This is not reflected in the final page count for the day, so it is more easily digestible by the user. However, it is </w:t>
+      </w:r>
+      <w:proofErr w:type="gramStart"/>
+      <w:r>
+        <w:rPr>
+          <w:rFonts w:ascii="Arial" w:hAnsi="Arial" w:cs="Arial"/>
+        </w:rPr>
+        <w:t>taken into account</w:t>
+      </w:r>
+      <w:proofErr w:type="gramEnd"/>
+      <w:r>
+        <w:rPr>
+          <w:rFonts w:ascii="Arial" w:hAnsi="Arial" w:cs="Arial"/>
+        </w:rPr>
+        <w:t xml:space="preserve"> when computing time limits per day.</w:t>
       </w:r>
     </w:p>
     <w:p>
@@ -24427,7 +25163,21 @@
         <w:rPr>
           <w:rFonts w:ascii="Arial" w:eastAsiaTheme="minorEastAsia" w:hAnsi="Arial" w:cs="Arial"/>
         </w:rPr>
-        <w:t xml:space="preserve"> the number of location moves allowed per day, which is currently three</w:t>
+        <w:t xml:space="preserve"> the number of </w:t>
+      </w:r>
+      <w:proofErr w:type="gramStart"/>
+      <w:r>
+        <w:rPr>
+          <w:rFonts w:ascii="Arial" w:eastAsiaTheme="minorEastAsia" w:hAnsi="Arial" w:cs="Arial"/>
+        </w:rPr>
+        <w:t>location</w:t>
+      </w:r>
+      <w:proofErr w:type="gramEnd"/>
+      <w:r>
+        <w:rPr>
+          <w:rFonts w:ascii="Arial" w:eastAsiaTheme="minorEastAsia" w:hAnsi="Arial" w:cs="Arial"/>
+        </w:rPr>
+        <w:t xml:space="preserve"> moves allowed per day, which is currently three</w:t>
       </w:r>
       <w:r>
         <w:rPr>
@@ -24631,13 +25381,29 @@
           <w:i/>
           <w:iCs/>
         </w:rPr>
-        <w:t>Big Break!</w:t>
-      </w:r>
-      <w:r>
-        <w:rPr>
-          <w:rFonts w:ascii="Arial" w:eastAsiaTheme="minorEastAsia" w:hAnsi="Arial" w:cs="Arial"/>
-        </w:rPr>
-        <w:t xml:space="preserve">, </w:t>
+        <w:t xml:space="preserve">Big </w:t>
+      </w:r>
+      <w:proofErr w:type="gramStart"/>
+      <w:r>
+        <w:rPr>
+          <w:rFonts w:ascii="Arial" w:eastAsiaTheme="minorEastAsia" w:hAnsi="Arial" w:cs="Arial"/>
+          <w:i/>
+          <w:iCs/>
+        </w:rPr>
+        <w:t>Break!</w:t>
+      </w:r>
+      <w:r>
+        <w:rPr>
+          <w:rFonts w:ascii="Arial" w:eastAsiaTheme="minorEastAsia" w:hAnsi="Arial" w:cs="Arial"/>
+        </w:rPr>
+        <w:t>,</w:t>
+      </w:r>
+      <w:proofErr w:type="gramEnd"/>
+      <w:r>
+        <w:rPr>
+          <w:rFonts w:ascii="Arial" w:eastAsiaTheme="minorEastAsia" w:hAnsi="Arial" w:cs="Arial"/>
+        </w:rPr>
+        <w:t xml:space="preserve"> </w:t>
       </w:r>
       <w:r>
         <w:rPr>
@@ -24830,13 +25596,7 @@
         <w:rPr>
           <w:rFonts w:ascii="Arial" w:hAnsi="Arial" w:cs="Arial"/>
         </w:rPr>
-        <w:t xml:space="preserve"> </w:t>
-      </w:r>
-      <w:r>
-        <w:rPr>
-          <w:rFonts w:ascii="Arial" w:hAnsi="Arial" w:cs="Arial"/>
-        </w:rPr>
-        <w:t>(</w:t>
+        <w:t xml:space="preserve"> (</w:t>
       </w:r>
       <w:r>
         <w:rPr>
@@ -25053,7 +25813,14 @@
         <w:rPr>
           <w:rFonts w:ascii="Arial" w:eastAsiaTheme="minorEastAsia" w:hAnsi="Arial" w:cs="Arial"/>
         </w:rPr>
-        <w:t xml:space="preserve">using a </w:t>
+        <w:t xml:space="preserve">using </w:t>
+      </w:r>
+      <w:proofErr w:type="gramStart"/>
+      <w:r>
+        <w:rPr>
+          <w:rFonts w:ascii="Arial" w:eastAsiaTheme="minorEastAsia" w:hAnsi="Arial" w:cs="Arial"/>
+        </w:rPr>
+        <w:t xml:space="preserve">a </w:t>
       </w:r>
       <w:proofErr w:type="spellStart"/>
       <w:r>
@@ -25063,6 +25830,7 @@
         <w:t>LinkedHashMap</w:t>
       </w:r>
       <w:proofErr w:type="spellEnd"/>
+      <w:proofErr w:type="gramEnd"/>
       <w:r>
         <w:rPr>
           <w:rFonts w:ascii="Arial" w:eastAsiaTheme="minorEastAsia" w:hAnsi="Arial" w:cs="Arial"/>
@@ -26095,7 +26863,21 @@
         <w:rPr>
           <w:rFonts w:ascii="Arial" w:eastAsiaTheme="minorEastAsia" w:hAnsi="Arial" w:cs="Arial"/>
         </w:rPr>
-        <w:t xml:space="preserve"> returns </w:t>
+        <w:t xml:space="preserve"> </w:t>
+      </w:r>
+      <w:proofErr w:type="gramStart"/>
+      <w:r>
+        <w:rPr>
+          <w:rFonts w:ascii="Arial" w:eastAsiaTheme="minorEastAsia" w:hAnsi="Arial" w:cs="Arial"/>
+        </w:rPr>
+        <w:t>returns</w:t>
+      </w:r>
+      <w:proofErr w:type="gramEnd"/>
+      <w:r>
+        <w:rPr>
+          <w:rFonts w:ascii="Arial" w:eastAsiaTheme="minorEastAsia" w:hAnsi="Arial" w:cs="Arial"/>
+        </w:rPr>
+        <w:t xml:space="preserve"> </w:t>
       </w:r>
       <w:r>
         <w:rPr>
@@ -26522,7 +27304,21 @@
         <w:rPr>
           <w:rFonts w:ascii="Arial" w:eastAsiaTheme="minorEastAsia" w:hAnsi="Arial" w:cs="Arial"/>
         </w:rPr>
-        <w:t xml:space="preserve">. The initial shooting day time </w:t>
+        <w:t xml:space="preserve">. The initial shooting </w:t>
+      </w:r>
+      <w:proofErr w:type="gramStart"/>
+      <w:r>
+        <w:rPr>
+          <w:rFonts w:ascii="Arial" w:eastAsiaTheme="minorEastAsia" w:hAnsi="Arial" w:cs="Arial"/>
+        </w:rPr>
+        <w:t>day time</w:t>
+      </w:r>
+      <w:proofErr w:type="gramEnd"/>
+      <w:r>
+        <w:rPr>
+          <w:rFonts w:ascii="Arial" w:eastAsiaTheme="minorEastAsia" w:hAnsi="Arial" w:cs="Arial"/>
+        </w:rPr>
+        <w:t xml:space="preserve"> </w:t>
       </w:r>
       <w:r>
         <w:rPr>
@@ -26659,7 +27455,21 @@
         <w:rPr>
           <w:rFonts w:ascii="Arial" w:eastAsiaTheme="minorEastAsia" w:hAnsi="Arial" w:cs="Arial"/>
         </w:rPr>
-        <w:t>ks if the location of the scene is different from the rest and assigns its state to MOVE. Moreover, if a location move occurs, it adds 8 eighths to the current eighths of the day. The reason for that is that moving location during the shooting day takes time, but for bigger productions, it may be inevitable. In this scenario, the software checks if a NIGHT scene would cause the shooting day time to switch from DAY to DAY_NIGHT. This is realistic for film productions as it preserves time and creates smoother transitions.</w:t>
+        <w:t xml:space="preserve">ks if the location of the scene is different from the rest and assigns its state to MOVE. Moreover, if a location move occurs, it adds 8 eighths to the current eighths of the day. The reason for that is that moving location during the shooting day takes time, but for bigger productions, it may be inevitable. In this scenario, the software checks if a NIGHT scene would cause the shooting </w:t>
+      </w:r>
+      <w:proofErr w:type="gramStart"/>
+      <w:r>
+        <w:rPr>
+          <w:rFonts w:ascii="Arial" w:eastAsiaTheme="minorEastAsia" w:hAnsi="Arial" w:cs="Arial"/>
+        </w:rPr>
+        <w:t>day time</w:t>
+      </w:r>
+      <w:proofErr w:type="gramEnd"/>
+      <w:r>
+        <w:rPr>
+          <w:rFonts w:ascii="Arial" w:eastAsiaTheme="minorEastAsia" w:hAnsi="Arial" w:cs="Arial"/>
+        </w:rPr>
+        <w:t xml:space="preserve"> to switch from DAY to DAY_NIGHT. This is realistic for film productions as it preserves time and creates smoother transitions.</w:t>
       </w:r>
       <w:r>
         <w:rPr>
@@ -27086,7 +27896,21 @@
         <w:rPr>
           <w:rFonts w:ascii="Arial" w:hAnsi="Arial" w:cs="Arial"/>
         </w:rPr>
-        <w:t xml:space="preserve"> They are extracting parameters (@RequestParam, @RequestBody) and returning JSON responses.</w:t>
+        <w:t xml:space="preserve"> They are extracting </w:t>
+      </w:r>
+      <w:proofErr w:type="gramStart"/>
+      <w:r>
+        <w:rPr>
+          <w:rFonts w:ascii="Arial" w:hAnsi="Arial" w:cs="Arial"/>
+        </w:rPr>
+        <w:t>parameters (@RequestParam, @</w:t>
+      </w:r>
+      <w:proofErr w:type="gramEnd"/>
+      <w:r>
+        <w:rPr>
+          <w:rFonts w:ascii="Arial" w:hAnsi="Arial" w:cs="Arial"/>
+        </w:rPr>
+        <w:t>RequestBody) and returning JSON responses.</w:t>
       </w:r>
       <w:r>
         <w:rPr>
@@ -27256,6 +28080,7 @@
         <w:t xml:space="preserve">/upload-script. The file is sent as </w:t>
       </w:r>
       <w:proofErr w:type="spellStart"/>
+      <w:proofErr w:type="gramStart"/>
       <w:r>
         <w:rPr>
           <w:rFonts w:ascii="Arial" w:hAnsi="Arial" w:cs="Arial"/>
@@ -27263,11 +28088,26 @@
         <w:t>FormData</w:t>
       </w:r>
       <w:proofErr w:type="spellEnd"/>
-      <w:r>
-        <w:rPr>
-          <w:rFonts w:ascii="Arial" w:hAnsi="Arial" w:cs="Arial"/>
-        </w:rPr>
-        <w:t xml:space="preserve"> and the backend parses the screenplay and returns structured schedule data in JSON format. After receiving the response</w:t>
+      <w:proofErr w:type="gramEnd"/>
+      <w:r>
+        <w:rPr>
+          <w:rFonts w:ascii="Arial" w:hAnsi="Arial" w:cs="Arial"/>
+        </w:rPr>
+        <w:t xml:space="preserve"> and the backend </w:t>
+      </w:r>
+      <w:proofErr w:type="gramStart"/>
+      <w:r>
+        <w:rPr>
+          <w:rFonts w:ascii="Arial" w:hAnsi="Arial" w:cs="Arial"/>
+        </w:rPr>
+        <w:t>parses</w:t>
+      </w:r>
+      <w:proofErr w:type="gramEnd"/>
+      <w:r>
+        <w:rPr>
+          <w:rFonts w:ascii="Arial" w:hAnsi="Arial" w:cs="Arial"/>
+        </w:rPr>
+        <w:t xml:space="preserve"> the screenplay and returns structured schedule data in JSON format. After receiving the response</w:t>
       </w:r>
       <w:r>
         <w:rPr>
@@ -27652,7 +28492,21 @@
         <w:rPr>
           <w:rFonts w:ascii="Arial" w:hAnsi="Arial" w:cs="Arial"/>
         </w:rPr>
-        <w:t xml:space="preserve">The drag-and-drop is implemented using the @dnd-kit library. The entire schedule is wrapped in a </w:t>
+        <w:t xml:space="preserve">The drag-and-drop is implemented using </w:t>
+      </w:r>
+      <w:proofErr w:type="gramStart"/>
+      <w:r>
+        <w:rPr>
+          <w:rFonts w:ascii="Arial" w:hAnsi="Arial" w:cs="Arial"/>
+        </w:rPr>
+        <w:t>the @dnd</w:t>
+      </w:r>
+      <w:proofErr w:type="gramEnd"/>
+      <w:r>
+        <w:rPr>
+          <w:rFonts w:ascii="Arial" w:hAnsi="Arial" w:cs="Arial"/>
+        </w:rPr>
+        <w:t xml:space="preserve">-kit library. The entire schedule is wrapped in a </w:t>
       </w:r>
       <w:proofErr w:type="spellStart"/>
       <w:r>
@@ -28504,14 +29358,44 @@
         <w:rPr>
           <w:rFonts w:ascii="Arial" w:hAnsi="Arial" w:cs="Arial"/>
         </w:rPr>
-        <w:t xml:space="preserve"> function converts the eighths length of a scene or the total eighths in a day into a readable production format. It divides the eighths by 8 and floors the number to the smaller integer, producing the full page count. While the rest of the page count is computed by modulus division of the eighths used by 8. For example, if the </w:t>
-      </w:r>
+        <w:t xml:space="preserve"> function converts the </w:t>
+      </w:r>
+      <w:proofErr w:type="gramStart"/>
       <w:r>
         <w:rPr>
           <w:rFonts w:ascii="Arial" w:hAnsi="Arial" w:cs="Arial"/>
         </w:rPr>
         <w:t>eighths</w:t>
       </w:r>
+      <w:proofErr w:type="gramEnd"/>
+      <w:r>
+        <w:rPr>
+          <w:rFonts w:ascii="Arial" w:hAnsi="Arial" w:cs="Arial"/>
+        </w:rPr>
+        <w:t xml:space="preserve"> length of a scene or the total eighths in a day into a readable production format. It divides the eighths by 8 and floors the number to the smaller integer, producing the </w:t>
+      </w:r>
+      <w:proofErr w:type="gramStart"/>
+      <w:r>
+        <w:rPr>
+          <w:rFonts w:ascii="Arial" w:hAnsi="Arial" w:cs="Arial"/>
+        </w:rPr>
+        <w:t>full page</w:t>
+      </w:r>
+      <w:proofErr w:type="gramEnd"/>
+      <w:r>
+        <w:rPr>
+          <w:rFonts w:ascii="Arial" w:hAnsi="Arial" w:cs="Arial"/>
+        </w:rPr>
+        <w:t xml:space="preserve"> count. While the rest of the page count is computed by modulus division of the eighths used by 8. For example, if the </w:t>
+      </w:r>
+      <w:proofErr w:type="gramStart"/>
+      <w:r>
+        <w:rPr>
+          <w:rFonts w:ascii="Arial" w:hAnsi="Arial" w:cs="Arial"/>
+        </w:rPr>
+        <w:t>eighths</w:t>
+      </w:r>
+      <w:proofErr w:type="gramEnd"/>
       <w:r>
         <w:rPr>
           <w:rFonts w:ascii="Arial" w:hAnsi="Arial" w:cs="Arial"/>
@@ -28602,7 +29486,21 @@
         <w:rPr>
           <w:rFonts w:ascii="Arial" w:hAnsi="Arial" w:cs="Arial"/>
         </w:rPr>
-        <w:t xml:space="preserve"> as child classes was planned</w:t>
+        <w:t xml:space="preserve"> as child classes </w:t>
+      </w:r>
+      <w:proofErr w:type="gramStart"/>
+      <w:r>
+        <w:rPr>
+          <w:rFonts w:ascii="Arial" w:hAnsi="Arial" w:cs="Arial"/>
+        </w:rPr>
+        <w:t>was</w:t>
+      </w:r>
+      <w:proofErr w:type="gramEnd"/>
+      <w:r>
+        <w:rPr>
+          <w:rFonts w:ascii="Arial" w:hAnsi="Arial" w:cs="Arial"/>
+        </w:rPr>
+        <w:t xml:space="preserve"> planned</w:t>
       </w:r>
       <w:r>
         <w:rPr>
@@ -28950,7 +29848,21 @@
         <w:rPr>
           <w:rFonts w:ascii="Arial" w:hAnsi="Arial" w:cs="Arial"/>
         </w:rPr>
-        <w:t xml:space="preserve">, and JUnit. For the frontend, Node.js (LTS version recommended) and </w:t>
+        <w:t xml:space="preserve">, and JUnit. For the </w:t>
+      </w:r>
+      <w:proofErr w:type="gramStart"/>
+      <w:r>
+        <w:rPr>
+          <w:rFonts w:ascii="Arial" w:hAnsi="Arial" w:cs="Arial"/>
+        </w:rPr>
+        <w:t>frontend</w:t>
+      </w:r>
+      <w:proofErr w:type="gramEnd"/>
+      <w:r>
+        <w:rPr>
+          <w:rFonts w:ascii="Arial" w:hAnsi="Arial" w:cs="Arial"/>
+        </w:rPr>
+        <w:t xml:space="preserve">, Node.js (LTS version recommended) and </w:t>
       </w:r>
       <w:proofErr w:type="spellStart"/>
       <w:r>
@@ -29026,13 +29938,7 @@
         <w:rPr>
           <w:rFonts w:ascii="Arial" w:hAnsi="Arial" w:cs="Arial"/>
         </w:rPr>
-        <w:t>), so no manual library installation is needed beyond initial setup commands</w:t>
-      </w:r>
-      <w:r>
-        <w:rPr>
-          <w:rFonts w:ascii="Arial" w:hAnsi="Arial" w:cs="Arial"/>
-        </w:rPr>
-        <w:t>.</w:t>
+        <w:t>), so no manual library installation is needed beyond initial setup commands.</w:t>
       </w:r>
     </w:p>
     <w:p/>
@@ -29929,7 +30835,21 @@
         <w:rPr>
           <w:rFonts w:ascii="Arial" w:hAnsi="Arial" w:cs="Arial"/>
         </w:rPr>
-        <w:t xml:space="preserve">. Spring Boot is particularly suitable for this project because it simplifies backend development through auto-configuration, embedded server support, and seamless dependency management, allowing the system to be developed and run without complex manual setup. Its integration with Java-based libraries such as Apache </w:t>
+        <w:t xml:space="preserve">. Spring Boot is particularly suitable for this project because it simplifies backend development through </w:t>
+      </w:r>
+      <w:proofErr w:type="gramStart"/>
+      <w:r>
+        <w:rPr>
+          <w:rFonts w:ascii="Arial" w:hAnsi="Arial" w:cs="Arial"/>
+        </w:rPr>
+        <w:t>auto-configuration</w:t>
+      </w:r>
+      <w:proofErr w:type="gramEnd"/>
+      <w:r>
+        <w:rPr>
+          <w:rFonts w:ascii="Arial" w:hAnsi="Arial" w:cs="Arial"/>
+        </w:rPr>
+        <w:t xml:space="preserve">, embedded server support, and seamless dependency management, allowing the system to be developed and run without complex manual setup. Its integration with Java-based libraries such as Apache </w:t>
       </w:r>
       <w:proofErr w:type="spellStart"/>
       <w:r>
@@ -30012,15 +30932,7 @@
           <w:i/>
           <w:iCs/>
         </w:rPr>
-        <w:t>Big Break</w:t>
-      </w:r>
-      <w:r>
-        <w:rPr>
-          <w:rFonts w:ascii="Arial" w:hAnsi="Arial" w:cs="Arial"/>
-          <w:i/>
-          <w:iCs/>
-        </w:rPr>
-        <w:t>!</w:t>
+        <w:t>Big Break!</w:t>
       </w:r>
       <w:r>
         <w:rPr>
@@ -30183,7 +31095,49 @@
         <w:rPr>
           <w:rFonts w:ascii="Arial" w:hAnsi="Arial" w:cs="Arial"/>
         </w:rPr>
-        <w:t>Manual acceptance testing was conducted to validate the file type restriction requirement. The system was tested by attempting to upload both supported (.txt) and unsupported file formats (e.g., .pdf). When a valid .txt file was selected, the script was successfully processed and the shooting schedule was generated. In contrast, when a .pdf file was uploaded, the backend validation logic correctly rejected the request and returned an HTTP 400 response with the message “Only .txt files are allowed,” which was displayed in the frontend interface. The accompanying screenshot demonstrates this behavior, confirming that file type validation is enforced at both the user interface and backend levels</w:t>
+        <w:t xml:space="preserve">Manual acceptance testing was conducted to validate the file type restriction requirement. The system was tested by attempting to upload both </w:t>
+      </w:r>
+      <w:proofErr w:type="gramStart"/>
+      <w:r>
+        <w:rPr>
+          <w:rFonts w:ascii="Arial" w:hAnsi="Arial" w:cs="Arial"/>
+        </w:rPr>
+        <w:t>supported (.</w:t>
+      </w:r>
+      <w:proofErr w:type="gramEnd"/>
+      <w:r>
+        <w:rPr>
+          <w:rFonts w:ascii="Arial" w:hAnsi="Arial" w:cs="Arial"/>
+        </w:rPr>
+        <w:t xml:space="preserve">txt) and unsupported file formats (e.g., .pdf). When </w:t>
+      </w:r>
+      <w:proofErr w:type="gramStart"/>
+      <w:r>
+        <w:rPr>
+          <w:rFonts w:ascii="Arial" w:hAnsi="Arial" w:cs="Arial"/>
+        </w:rPr>
+        <w:t>a valid</w:t>
+      </w:r>
+      <w:proofErr w:type="gramEnd"/>
+      <w:r>
+        <w:rPr>
+          <w:rFonts w:ascii="Arial" w:hAnsi="Arial" w:cs="Arial"/>
+        </w:rPr>
+        <w:t xml:space="preserve"> .txt file was selected, the script was successfully </w:t>
+      </w:r>
+      <w:proofErr w:type="gramStart"/>
+      <w:r>
+        <w:rPr>
+          <w:rFonts w:ascii="Arial" w:hAnsi="Arial" w:cs="Arial"/>
+        </w:rPr>
+        <w:t>processed</w:t>
+      </w:r>
+      <w:proofErr w:type="gramEnd"/>
+      <w:r>
+        <w:rPr>
+          <w:rFonts w:ascii="Arial" w:hAnsi="Arial" w:cs="Arial"/>
+        </w:rPr>
+        <w:t xml:space="preserve"> and the shooting schedule was generated. In contrast, when a .pdf file was uploaded, the backend validation logic correctly rejected the request and returned an HTTP 400 response with the message “Only .txt files are allowed,” which was displayed in the frontend interface. The accompanying screenshot demonstrates this behavior, confirming that file type validation is enforced at both the user interface and backend levels</w:t>
       </w:r>
       <w:r>
         <w:rPr>
@@ -30778,7 +31732,7 @@
           <w:noProof/>
         </w:rPr>
         <w:drawing>
-          <wp:anchor distT="0" distB="0" distL="114300" distR="114300" simplePos="0" relativeHeight="251767808" behindDoc="0" locked="0" layoutInCell="1" allowOverlap="1" wp14:anchorId="47E80063" wp14:editId="70C76500">
+          <wp:anchor distT="0" distB="0" distL="114300" distR="114300" simplePos="0" relativeHeight="251767808" behindDoc="0" locked="0" layoutInCell="1" allowOverlap="1" wp14:anchorId="47E80063" wp14:editId="48AC9BE0">
             <wp:simplePos x="0" y="0"/>
             <wp:positionH relativeFrom="margin">
               <wp:align>left</wp:align>
@@ -31108,7 +32062,21 @@
         <w:rPr>
           <w:rFonts w:ascii="Arial" w:hAnsi="Arial" w:cs="Arial"/>
         </w:rPr>
-        <w:t>, and confirming that the updated information was correctly reflected in the interface. The results demonstrate that users are able to both access and modify scene-level character data as specified in the system requirements.</w:t>
+        <w:t xml:space="preserve">, and confirming that the updated information was correctly reflected in the interface. The results demonstrate that users </w:t>
+      </w:r>
+      <w:proofErr w:type="gramStart"/>
+      <w:r>
+        <w:rPr>
+          <w:rFonts w:ascii="Arial" w:hAnsi="Arial" w:cs="Arial"/>
+        </w:rPr>
+        <w:t>are able to</w:t>
+      </w:r>
+      <w:proofErr w:type="gramEnd"/>
+      <w:r>
+        <w:rPr>
+          <w:rFonts w:ascii="Arial" w:hAnsi="Arial" w:cs="Arial"/>
+        </w:rPr>
+        <w:t xml:space="preserve"> both access and modify scene-level character data as specified in the system requirements.</w:t>
       </w:r>
     </w:p>
     <w:p>
@@ -31476,13 +32444,7 @@
         <w:rPr>
           <w:rFonts w:ascii="Arial" w:hAnsi="Arial" w:cs="Arial"/>
         </w:rPr>
-        <w:t>I</w:t>
-      </w:r>
-      <w:r>
-        <w:rPr>
-          <w:rFonts w:ascii="Arial" w:hAnsi="Arial" w:cs="Arial"/>
-        </w:rPr>
-        <w:t xml:space="preserve">ntegration testing was performed to validate the correct interaction between the screenplay parsing, character extraction, normalization, and scheduling modules. The </w:t>
+        <w:t xml:space="preserve">Integration testing was performed to validate the correct interaction between the screenplay parsing, character extraction, normalization, and scheduling modules. The </w:t>
       </w:r>
       <w:proofErr w:type="spellStart"/>
       <w:r>
@@ -31717,7 +32679,21 @@
           <w:rFonts w:ascii="Arial" w:hAnsi="Arial" w:cs="Arial"/>
         </w:rPr>
         <w:lastRenderedPageBreak/>
-        <w:t>before freezing the model, which took a very long time to annotate. Consequently, when the model was frozen after training on four-five screenplays, it performed very poorly. This is why the focus was shifted from spending time on annotating script names to implementing more interesting algorithms and data structures.</w:t>
+        <w:t xml:space="preserve">before freezing the model, which took a very long time to annotate. Consequently, when the model </w:t>
+      </w:r>
+      <w:proofErr w:type="gramStart"/>
+      <w:r>
+        <w:rPr>
+          <w:rFonts w:ascii="Arial" w:hAnsi="Arial" w:cs="Arial"/>
+        </w:rPr>
+        <w:t>was frozen</w:t>
+      </w:r>
+      <w:proofErr w:type="gramEnd"/>
+      <w:r>
+        <w:rPr>
+          <w:rFonts w:ascii="Arial" w:hAnsi="Arial" w:cs="Arial"/>
+        </w:rPr>
+        <w:t xml:space="preserve"> after training on four-five screenplays, it performed very poorly. This is why the focus was shifted from spending time on annotating script names to implementing more interesting algorithms and data structures.</w:t>
       </w:r>
     </w:p>
     <w:p>
@@ -31847,13 +32823,7 @@
         <w:rPr>
           <w:rFonts w:ascii="Arial" w:hAnsi="Arial" w:cs="Arial"/>
         </w:rPr>
-        <w:t xml:space="preserve"> </w:t>
-      </w:r>
-      <w:r>
-        <w:rPr>
-          <w:rFonts w:ascii="Arial" w:hAnsi="Arial" w:cs="Arial"/>
-        </w:rPr>
-        <w:t>(</w:t>
+        <w:t xml:space="preserve"> (</w:t>
       </w:r>
       <w:proofErr w:type="spellStart"/>
       <w:r>
@@ -32603,11 +33573,60 @@
         <w:rPr>
           <w:rFonts w:ascii="Arial" w:hAnsi="Arial" w:cs="Arial"/>
         </w:rPr>
-        <w:t>, 18 Jan. 2026, www.geeksforgeeks.org/dsa/trie-insert-and-search/.</w:t>
-      </w:r>
+        <w:t xml:space="preserve">, 18 Jan. 2026, </w:t>
+      </w:r>
+      <w:hyperlink r:id="rId25" w:history="1">
+        <w:r>
+          <w:rPr>
+            <w:rStyle w:val="Hyperlink"/>
+            <w:rFonts w:ascii="Arial" w:hAnsi="Arial" w:cs="Arial"/>
+          </w:rPr>
+          <w:t>www.geeksforgeeks.org/dsa/trie-insert-and-search/</w:t>
+        </w:r>
+      </w:hyperlink>
+      <w:r>
+        <w:rPr>
+          <w:rFonts w:ascii="Arial" w:hAnsi="Arial" w:cs="Arial"/>
+        </w:rPr>
+        <w:t>.</w:t>
+      </w:r>
+    </w:p>
+    <w:p>
+      <w:pPr>
+        <w:pStyle w:val="NormalWeb"/>
+        <w:spacing w:line="360" w:lineRule="auto"/>
+        <w:ind w:left="720" w:hanging="720"/>
+        <w:rPr>
+          <w:rFonts w:ascii="Arial" w:hAnsi="Arial" w:cs="Arial"/>
+        </w:rPr>
+      </w:pPr>
+    </w:p>
+    <w:p>
+      <w:pPr>
+        <w:spacing w:line="360" w:lineRule="auto"/>
+        <w:rPr>
+          <w:rFonts w:ascii="Arial" w:hAnsi="Arial" w:cs="Arial"/>
+        </w:rPr>
+      </w:pPr>
+      <w:r>
+        <w:rPr>
+          <w:rFonts w:ascii="Arial" w:eastAsia="Times New Roman" w:hAnsi="Arial" w:cs="Arial"/>
+          <w:color w:val="000000" w:themeColor="text1"/>
+        </w:rPr>
+        <w:t xml:space="preserve">GitHub repository: </w:t>
+      </w:r>
+      <w:hyperlink r:id="rId26">
+        <w:r>
+          <w:rPr>
+            <w:rStyle w:val="Hyperlink"/>
+            <w:rFonts w:ascii="Arial" w:eastAsia="Times New Roman" w:hAnsi="Arial" w:cs="Arial"/>
+          </w:rPr>
+          <w:t>LINK HERE</w:t>
+        </w:r>
+      </w:hyperlink>
     </w:p>
     <w:sectPr>
-      <w:footerReference w:type="default" r:id="rId25"/>
+      <w:footerReference w:type="default" r:id="rId27"/>
       <w:pgSz w:w="11906" w:h="16838" w:code="9"/>
       <w:pgMar w:top="1440" w:right="1440" w:bottom="1440" w:left="1440" w:header="709" w:footer="709" w:gutter="0"/>
       <w:cols w:space="708"/>
@@ -34436,6 +35455,119 @@
     </w:lvl>
   </w:abstractNum>
   <w:abstractNum w:abstractNumId="16" w15:restartNumberingAfterBreak="0">
+    <w:nsid w:val="532A3CDC"/>
+    <w:multiLevelType w:val="hybridMultilevel"/>
+    <w:tmpl w:val="5C34CD9E"/>
+    <w:lvl w:ilvl="0" w:tplc="04090001">
+      <w:start w:val="1"/>
+      <w:numFmt w:val="bullet"/>
+      <w:lvlText w:val=""/>
+      <w:lvlJc w:val="left"/>
+      <w:pPr>
+        <w:ind w:left="720" w:hanging="360"/>
+      </w:pPr>
+      <w:rPr>
+        <w:rFonts w:ascii="Symbol" w:hAnsi="Symbol" w:hint="default"/>
+      </w:rPr>
+    </w:lvl>
+    <w:lvl w:ilvl="1" w:tplc="04090003">
+      <w:start w:val="1"/>
+      <w:numFmt w:val="bullet"/>
+      <w:lvlText w:val="o"/>
+      <w:lvlJc w:val="left"/>
+      <w:pPr>
+        <w:ind w:left="1440" w:hanging="360"/>
+      </w:pPr>
+      <w:rPr>
+        <w:rFonts w:ascii="Courier New" w:hAnsi="Courier New" w:cs="Courier New" w:hint="default"/>
+      </w:rPr>
+    </w:lvl>
+    <w:lvl w:ilvl="2" w:tplc="04090005">
+      <w:start w:val="1"/>
+      <w:numFmt w:val="bullet"/>
+      <w:lvlText w:val=""/>
+      <w:lvlJc w:val="left"/>
+      <w:pPr>
+        <w:ind w:left="2160" w:hanging="360"/>
+      </w:pPr>
+      <w:rPr>
+        <w:rFonts w:ascii="Wingdings" w:hAnsi="Wingdings" w:hint="default"/>
+      </w:rPr>
+    </w:lvl>
+    <w:lvl w:ilvl="3" w:tplc="04090001" w:tentative="1">
+      <w:start w:val="1"/>
+      <w:numFmt w:val="bullet"/>
+      <w:lvlText w:val=""/>
+      <w:lvlJc w:val="left"/>
+      <w:pPr>
+        <w:ind w:left="2880" w:hanging="360"/>
+      </w:pPr>
+      <w:rPr>
+        <w:rFonts w:ascii="Symbol" w:hAnsi="Symbol" w:hint="default"/>
+      </w:rPr>
+    </w:lvl>
+    <w:lvl w:ilvl="4" w:tplc="04090003" w:tentative="1">
+      <w:start w:val="1"/>
+      <w:numFmt w:val="bullet"/>
+      <w:lvlText w:val="o"/>
+      <w:lvlJc w:val="left"/>
+      <w:pPr>
+        <w:ind w:left="3600" w:hanging="360"/>
+      </w:pPr>
+      <w:rPr>
+        <w:rFonts w:ascii="Courier New" w:hAnsi="Courier New" w:cs="Courier New" w:hint="default"/>
+      </w:rPr>
+    </w:lvl>
+    <w:lvl w:ilvl="5" w:tplc="04090005" w:tentative="1">
+      <w:start w:val="1"/>
+      <w:numFmt w:val="bullet"/>
+      <w:lvlText w:val=""/>
+      <w:lvlJc w:val="left"/>
+      <w:pPr>
+        <w:ind w:left="4320" w:hanging="360"/>
+      </w:pPr>
+      <w:rPr>
+        <w:rFonts w:ascii="Wingdings" w:hAnsi="Wingdings" w:hint="default"/>
+      </w:rPr>
+    </w:lvl>
+    <w:lvl w:ilvl="6" w:tplc="04090001" w:tentative="1">
+      <w:start w:val="1"/>
+      <w:numFmt w:val="bullet"/>
+      <w:lvlText w:val=""/>
+      <w:lvlJc w:val="left"/>
+      <w:pPr>
+        <w:ind w:left="5040" w:hanging="360"/>
+      </w:pPr>
+      <w:rPr>
+        <w:rFonts w:ascii="Symbol" w:hAnsi="Symbol" w:hint="default"/>
+      </w:rPr>
+    </w:lvl>
+    <w:lvl w:ilvl="7" w:tplc="04090003" w:tentative="1">
+      <w:start w:val="1"/>
+      <w:numFmt w:val="bullet"/>
+      <w:lvlText w:val="o"/>
+      <w:lvlJc w:val="left"/>
+      <w:pPr>
+        <w:ind w:left="5760" w:hanging="360"/>
+      </w:pPr>
+      <w:rPr>
+        <w:rFonts w:ascii="Courier New" w:hAnsi="Courier New" w:cs="Courier New" w:hint="default"/>
+      </w:rPr>
+    </w:lvl>
+    <w:lvl w:ilvl="8" w:tplc="04090005" w:tentative="1">
+      <w:start w:val="1"/>
+      <w:numFmt w:val="bullet"/>
+      <w:lvlText w:val=""/>
+      <w:lvlJc w:val="left"/>
+      <w:pPr>
+        <w:ind w:left="6480" w:hanging="360"/>
+      </w:pPr>
+      <w:rPr>
+        <w:rFonts w:ascii="Wingdings" w:hAnsi="Wingdings" w:hint="default"/>
+      </w:rPr>
+    </w:lvl>
+  </w:abstractNum>
+  <w:abstractNum w:abstractNumId="17" w15:restartNumberingAfterBreak="0">
     <w:nsid w:val="55612138"/>
     <w:multiLevelType w:val="hybridMultilevel"/>
     <w:tmpl w:val="1A42CAC0"/>
@@ -34548,7 +35680,7 @@
       </w:rPr>
     </w:lvl>
   </w:abstractNum>
-  <w:abstractNum w:abstractNumId="17" w15:restartNumberingAfterBreak="0">
+  <w:abstractNum w:abstractNumId="18" w15:restartNumberingAfterBreak="0">
     <w:nsid w:val="5F56413D"/>
     <w:multiLevelType w:val="hybridMultilevel"/>
     <w:tmpl w:val="110A0446"/>
@@ -34661,7 +35793,7 @@
       </w:rPr>
     </w:lvl>
   </w:abstractNum>
-  <w:abstractNum w:abstractNumId="18" w15:restartNumberingAfterBreak="0">
+  <w:abstractNum w:abstractNumId="19" w15:restartNumberingAfterBreak="0">
     <w:nsid w:val="6049249E"/>
     <w:multiLevelType w:val="hybridMultilevel"/>
     <w:tmpl w:val="4E3256B2"/>
@@ -34774,7 +35906,7 @@
       </w:rPr>
     </w:lvl>
   </w:abstractNum>
-  <w:abstractNum w:abstractNumId="19" w15:restartNumberingAfterBreak="0">
+  <w:abstractNum w:abstractNumId="20" w15:restartNumberingAfterBreak="0">
     <w:nsid w:val="614E293A"/>
     <w:multiLevelType w:val="hybridMultilevel"/>
     <w:tmpl w:val="C6621A16"/>
@@ -34887,7 +36019,7 @@
       </w:rPr>
     </w:lvl>
   </w:abstractNum>
-  <w:abstractNum w:abstractNumId="20" w15:restartNumberingAfterBreak="0">
+  <w:abstractNum w:abstractNumId="21" w15:restartNumberingAfterBreak="0">
     <w:nsid w:val="6410167B"/>
     <w:multiLevelType w:val="hybridMultilevel"/>
     <w:tmpl w:val="4DAE9FA2"/>
@@ -34976,7 +36108,7 @@
       </w:pPr>
     </w:lvl>
   </w:abstractNum>
-  <w:abstractNum w:abstractNumId="21" w15:restartNumberingAfterBreak="0">
+  <w:abstractNum w:abstractNumId="22" w15:restartNumberingAfterBreak="0">
     <w:nsid w:val="6CDB61DB"/>
     <w:multiLevelType w:val="hybridMultilevel"/>
     <w:tmpl w:val="E208D550"/>
@@ -35065,7 +36197,7 @@
       </w:pPr>
     </w:lvl>
   </w:abstractNum>
-  <w:abstractNum w:abstractNumId="22" w15:restartNumberingAfterBreak="0">
+  <w:abstractNum w:abstractNumId="23" w15:restartNumberingAfterBreak="0">
     <w:nsid w:val="75C54926"/>
     <w:multiLevelType w:val="hybridMultilevel"/>
     <w:tmpl w:val="198460FA"/>
@@ -35182,10 +36314,10 @@
     <w:abstractNumId w:val="0"/>
   </w:num>
   <w:num w:numId="2" w16cid:durableId="2112388133">
-    <w:abstractNumId w:val="21"/>
+    <w:abstractNumId w:val="22"/>
   </w:num>
   <w:num w:numId="3" w16cid:durableId="883492402">
-    <w:abstractNumId w:val="17"/>
+    <w:abstractNumId w:val="18"/>
   </w:num>
   <w:num w:numId="4" w16cid:durableId="1559971712">
     <w:abstractNumId w:val="10"/>
@@ -35200,10 +36332,10 @@
     <w:abstractNumId w:val="4"/>
   </w:num>
   <w:num w:numId="8" w16cid:durableId="554439639">
-    <w:abstractNumId w:val="18"/>
+    <w:abstractNumId w:val="19"/>
   </w:num>
   <w:num w:numId="9" w16cid:durableId="1246571765">
-    <w:abstractNumId w:val="19"/>
+    <w:abstractNumId w:val="20"/>
   </w:num>
   <w:num w:numId="10" w16cid:durableId="1769226752">
     <w:abstractNumId w:val="11"/>
@@ -35215,10 +36347,10 @@
     <w:abstractNumId w:val="2"/>
   </w:num>
   <w:num w:numId="13" w16cid:durableId="1937322079">
-    <w:abstractNumId w:val="22"/>
+    <w:abstractNumId w:val="23"/>
   </w:num>
   <w:num w:numId="14" w16cid:durableId="1952275987">
-    <w:abstractNumId w:val="16"/>
+    <w:abstractNumId w:val="17"/>
   </w:num>
   <w:num w:numId="15" w16cid:durableId="1572888867">
     <w:abstractNumId w:val="12"/>
@@ -35245,7 +36377,10 @@
     <w:abstractNumId w:val="15"/>
   </w:num>
   <w:num w:numId="23" w16cid:durableId="1210454684">
-    <w:abstractNumId w:val="20"/>
+    <w:abstractNumId w:val="21"/>
+  </w:num>
+  <w:num w:numId="24" w16cid:durableId="1224875488">
+    <w:abstractNumId w:val="16"/>
   </w:num>
 </w:numbering>
 </file>
@@ -35848,6 +36983,7 @@
   <w:style w:type="character" w:default="1" w:styleId="DefaultParagraphFont">
     <w:name w:val="Default Paragraph Font"/>
     <w:uiPriority w:val="1"/>
+    <w:semiHidden/>
     <w:unhideWhenUsed/>
   </w:style>
   <w:style w:type="table" w:default="1" w:styleId="TableNormal">

--- a/docs/Vili-An_Doneva_Diploma_Thesis.docx
+++ b/docs/Vili-An_Doneva_Diploma_Thesis.docx
@@ -9477,21 +9477,7 @@
         <w:rPr>
           <w:rFonts w:ascii="Arial" w:hAnsi="Arial" w:cs="Arial"/>
         </w:rPr>
-        <w:t xml:space="preserve">is responsible for the rendering of the shooting schedule, handling file upload, enabling drag-and-drop reordering, displaying scene editing modals, and sending user-triggered updates to the backend. The main technologies used are React, </w:t>
-      </w:r>
-      <w:proofErr w:type="gramStart"/>
-      <w:r>
-        <w:rPr>
-          <w:rFonts w:ascii="Arial" w:hAnsi="Arial" w:cs="Arial"/>
-        </w:rPr>
-        <w:t>JSX, @</w:t>
-      </w:r>
-      <w:proofErr w:type="gramEnd"/>
-      <w:r>
-        <w:rPr>
-          <w:rFonts w:ascii="Arial" w:hAnsi="Arial" w:cs="Arial"/>
-        </w:rPr>
-        <w:t>dnd-kit (a lightweight React-based drag-and-drop library), Fetch API for HTTP communication, and Vite (a front-end build tool and development server).</w:t>
+        <w:t>is responsible for the rendering of the shooting schedule, handling file upload, enabling drag-and-drop reordering, displaying scene editing modals, and sending user-triggered updates to the backend. The main technologies used are React, JSX, @dnd-kit (a lightweight React-based drag-and-drop library), Fetch API for HTTP communication, and Vite (a front-end build tool and development server).</w:t>
       </w:r>
     </w:p>
     <w:p>
@@ -9651,21 +9637,7 @@
         <w:rPr>
           <w:rFonts w:ascii="Arial" w:hAnsi="Arial" w:cs="Arial"/>
         </w:rPr>
-        <w:t xml:space="preserve">. After the script is processed, it returns the generated schedule to the </w:t>
-      </w:r>
-      <w:proofErr w:type="gramStart"/>
-      <w:r>
-        <w:rPr>
-          <w:rFonts w:ascii="Arial" w:hAnsi="Arial" w:cs="Arial"/>
-        </w:rPr>
-        <w:t>frontend</w:t>
-      </w:r>
-      <w:proofErr w:type="gramEnd"/>
-      <w:r>
-        <w:rPr>
-          <w:rFonts w:ascii="Arial" w:hAnsi="Arial" w:cs="Arial"/>
-        </w:rPr>
-        <w:t>.</w:t>
+        <w:t>. After the script is processed, it returns the generated schedule to the frontend.</w:t>
       </w:r>
     </w:p>
     <w:p>
@@ -9707,21 +9679,7 @@
         <w:rPr>
           <w:rFonts w:ascii="Arial" w:hAnsi="Arial" w:cs="Arial"/>
         </w:rPr>
-        <w:t xml:space="preserve">updates the script when scenes are reordered or characters are edited. </w:t>
-      </w:r>
-      <w:proofErr w:type="gramStart"/>
-      <w:r>
-        <w:rPr>
-          <w:rFonts w:ascii="Arial" w:hAnsi="Arial" w:cs="Arial"/>
-        </w:rPr>
-        <w:t>In order to</w:t>
-      </w:r>
-      <w:proofErr w:type="gramEnd"/>
-      <w:r>
-        <w:rPr>
-          <w:rFonts w:ascii="Arial" w:hAnsi="Arial" w:cs="Arial"/>
-        </w:rPr>
-        <w:t xml:space="preserve"> accomplish that, React first sends the fully updated schedule JSON (</w:t>
+        <w:t>updates the script when scenes are reordered or characters are edited. In order to accomplish that, React first sends the fully updated schedule JSON (</w:t>
       </w:r>
       <w:proofErr w:type="spellStart"/>
       <w:r>
@@ -9791,21 +9749,7 @@
         <w:rPr>
           <w:rFonts w:ascii="Arial" w:hAnsi="Arial" w:cs="Arial"/>
         </w:rPr>
-        <w:t xml:space="preserve">Data Transfer Objects (DTOs) are objects used to transfer data between the layers. They contain only data and no business logic. They protect internal logic from being exposed to the frontend, allow changes to the domain model without breaking the frontend, </w:t>
-      </w:r>
-      <w:proofErr w:type="gramStart"/>
-      <w:r>
-        <w:rPr>
-          <w:rFonts w:ascii="Arial" w:hAnsi="Arial" w:cs="Arial"/>
-        </w:rPr>
-        <w:t>prevent</w:t>
-      </w:r>
-      <w:proofErr w:type="gramEnd"/>
-      <w:r>
-        <w:rPr>
-          <w:rFonts w:ascii="Arial" w:hAnsi="Arial" w:cs="Arial"/>
-        </w:rPr>
-        <w:t xml:space="preserve"> frontend and backend over-coupling and improve security. </w:t>
+        <w:t xml:space="preserve">Data Transfer Objects (DTOs) are objects used to transfer data between the layers. They contain only data and no business logic. They protect internal logic from being exposed to the frontend, allow changes to the domain model without breaking the frontend, prevent frontend and backend over-coupling and improve security. </w:t>
       </w:r>
       <w:r>
         <w:rPr>
@@ -10009,21 +9953,7 @@
         <w:rPr>
           <w:rFonts w:ascii="Arial" w:hAnsi="Arial" w:cs="Arial"/>
         </w:rPr>
-        <w:t xml:space="preserve"> from React to Shooting Day and Scene. It updates the values and maps them back to the DTOs to display them in the </w:t>
-      </w:r>
-      <w:proofErr w:type="gramStart"/>
-      <w:r>
-        <w:rPr>
-          <w:rFonts w:ascii="Arial" w:hAnsi="Arial" w:cs="Arial"/>
-        </w:rPr>
-        <w:t>frontend</w:t>
-      </w:r>
-      <w:proofErr w:type="gramEnd"/>
-      <w:r>
-        <w:rPr>
-          <w:rFonts w:ascii="Arial" w:hAnsi="Arial" w:cs="Arial"/>
-        </w:rPr>
-        <w:t>.</w:t>
+        <w:t xml:space="preserve"> from React to Shooting Day and Scene. It updates the values and maps them back to the DTOs to display them in the frontend.</w:t>
       </w:r>
     </w:p>
     <w:p>
@@ -10401,16 +10331,52 @@
         <w:rPr>
           <w:rFonts w:ascii="Arial" w:hAnsi="Arial" w:cs="Arial"/>
         </w:rPr>
-        <w:t xml:space="preserve"> The endpoint accepts requests </w:t>
-      </w:r>
-      <w:proofErr w:type="gramStart"/>
-      <w:r>
-        <w:rPr>
-          <w:rFonts w:ascii="Arial" w:hAnsi="Arial" w:cs="Arial"/>
-        </w:rPr>
-        <w:t>of type</w:t>
-      </w:r>
-      <w:proofErr w:type="gramEnd"/>
+        <w:t xml:space="preserve"> The endpoint accepts requests of type </w:t>
+      </w:r>
+      <w:r>
+        <w:rPr>
+          <w:rFonts w:ascii="Arial" w:hAnsi="Arial" w:cs="Arial"/>
+        </w:rPr>
+        <w:t>multipart/form-data</w:t>
+      </w:r>
+      <w:r>
+        <w:rPr>
+          <w:rFonts w:ascii="Arial" w:hAnsi="Arial" w:cs="Arial"/>
+        </w:rPr>
+        <w:t xml:space="preserve">, which accepts binary file uploads. </w:t>
+      </w:r>
+      <w:r>
+        <w:rPr>
+          <w:rFonts w:ascii="Arial" w:hAnsi="Arial" w:cs="Arial"/>
+        </w:rPr>
+        <w:t xml:space="preserve">Spring Boot automatically parses the multipart request and maps the file part named "file" to a </w:t>
+      </w:r>
+      <w:proofErr w:type="spellStart"/>
+      <w:r>
+        <w:rPr>
+          <w:rFonts w:ascii="Arial" w:hAnsi="Arial" w:cs="Arial"/>
+        </w:rPr>
+        <w:t>MultipartFile</w:t>
+      </w:r>
+      <w:proofErr w:type="spellEnd"/>
+      <w:r>
+        <w:rPr>
+          <w:rFonts w:ascii="Arial" w:hAnsi="Arial" w:cs="Arial"/>
+        </w:rPr>
+        <w:t xml:space="preserve"> object via the @RequestParam</w:t>
+      </w:r>
+      <w:r>
+        <w:rPr>
+          <w:rFonts w:ascii="Arial" w:hAnsi="Arial" w:cs="Arial"/>
+        </w:rPr>
+        <w:t>(“file”)</w:t>
+      </w:r>
+      <w:r>
+        <w:rPr>
+          <w:rFonts w:ascii="Arial" w:hAnsi="Arial" w:cs="Arial"/>
+        </w:rPr>
+        <w:t xml:space="preserve"> annotation. This</w:t>
+      </w:r>
       <w:r>
         <w:rPr>
           <w:rFonts w:ascii="Arial" w:hAnsi="Arial" w:cs="Arial"/>
@@ -10421,46 +10387,90 @@
         <w:rPr>
           <w:rFonts w:ascii="Arial" w:hAnsi="Arial" w:cs="Arial"/>
         </w:rPr>
-        <w:t>multipart/form-data</w:t>
-      </w:r>
-      <w:r>
-        <w:rPr>
-          <w:rFonts w:ascii="Arial" w:hAnsi="Arial" w:cs="Arial"/>
-        </w:rPr>
-        <w:t xml:space="preserve">, which accepts binary file uploads. </w:t>
-      </w:r>
-      <w:r>
-        <w:rPr>
-          <w:rFonts w:ascii="Arial" w:hAnsi="Arial" w:cs="Arial"/>
-        </w:rPr>
-        <w:t xml:space="preserve">Spring Boot automatically parses the multipart request and maps the file part named "file" to a </w:t>
+        <w:t>provides access to the file’s metadata and binary content without requiring manual request parsing.</w:t>
+      </w:r>
+      <w:r>
+        <w:rPr>
+          <w:rFonts w:ascii="Arial" w:hAnsi="Arial" w:cs="Arial"/>
+        </w:rPr>
+        <w:t xml:space="preserve"> The system reads the file into memory using the </w:t>
       </w:r>
       <w:proofErr w:type="spellStart"/>
       <w:r>
         <w:rPr>
           <w:rFonts w:ascii="Arial" w:hAnsi="Arial" w:cs="Arial"/>
         </w:rPr>
-        <w:t>MultipartFile</w:t>
+        <w:t>getBytes</w:t>
       </w:r>
       <w:proofErr w:type="spellEnd"/>
       <w:r>
         <w:rPr>
           <w:rFonts w:ascii="Arial" w:hAnsi="Arial" w:cs="Arial"/>
         </w:rPr>
-        <w:t xml:space="preserve"> object via the @RequestParam</w:t>
-      </w:r>
-      <w:r>
-        <w:rPr>
-          <w:rFonts w:ascii="Arial" w:hAnsi="Arial" w:cs="Arial"/>
-        </w:rPr>
-        <w:t>(“file”)</w:t>
-      </w:r>
-      <w:r>
-        <w:rPr>
-          <w:rFonts w:ascii="Arial" w:hAnsi="Arial" w:cs="Arial"/>
-        </w:rPr>
-        <w:t xml:space="preserve"> annotation. This</w:t>
-      </w:r>
+        <w:t xml:space="preserve">() method and converts the byte array into a </w:t>
+      </w:r>
+      <w:r>
+        <w:rPr>
+          <w:rFonts w:ascii="Arial" w:hAnsi="Arial" w:cs="Arial"/>
+        </w:rPr>
+        <w:t>s</w:t>
+      </w:r>
+      <w:r>
+        <w:rPr>
+          <w:rFonts w:ascii="Arial" w:hAnsi="Arial" w:cs="Arial"/>
+        </w:rPr>
+        <w:t>tring object, which holds the screenplay’s text.</w:t>
+      </w:r>
+    </w:p>
+    <w:p>
+      <w:pPr>
+        <w:spacing w:line="360" w:lineRule="auto"/>
+        <w:rPr>
+          <w:rFonts w:ascii="Arial" w:hAnsi="Arial" w:cs="Arial"/>
+        </w:rPr>
+      </w:pPr>
+    </w:p>
+    <w:p>
+      <w:pPr>
+        <w:spacing w:line="360" w:lineRule="auto"/>
+        <w:rPr>
+          <w:rFonts w:ascii="Arial" w:hAnsi="Arial" w:cs="Arial"/>
+        </w:rPr>
+      </w:pPr>
+      <w:r>
+        <w:rPr>
+          <w:rFonts w:ascii="Arial" w:hAnsi="Arial" w:cs="Arial"/>
+        </w:rPr>
+        <w:t xml:space="preserve">The controller follows a layered architecture and </w:t>
+      </w:r>
+      <w:r>
+        <w:rPr>
+          <w:rFonts w:ascii="Arial" w:hAnsi="Arial" w:cs="Arial"/>
+        </w:rPr>
+        <w:t xml:space="preserve">delegates further processing of the script to the </w:t>
+      </w:r>
+      <w:proofErr w:type="spellStart"/>
+      <w:r>
+        <w:rPr>
+          <w:rFonts w:ascii="Arial" w:hAnsi="Arial" w:cs="Arial"/>
+        </w:rPr>
+        <w:t>ScriptProcessingService</w:t>
+      </w:r>
+      <w:proofErr w:type="spellEnd"/>
+      <w:r>
+        <w:rPr>
+          <w:rFonts w:ascii="Arial" w:hAnsi="Arial" w:cs="Arial"/>
+        </w:rPr>
+        <w:t xml:space="preserve">, which is responsible for script parsing and scene extraction. They are conducted through the </w:t>
+      </w:r>
+      <w:proofErr w:type="spellStart"/>
+      <w:r>
+        <w:rPr>
+          <w:rFonts w:ascii="Arial" w:hAnsi="Arial" w:cs="Arial"/>
+        </w:rPr>
+        <w:t>splitScenes</w:t>
+      </w:r>
+      <w:proofErr w:type="spellEnd"/>
       <w:r>
         <w:rPr>
           <w:rFonts w:ascii="Arial" w:hAnsi="Arial" w:cs="Arial"/>
@@ -10471,94 +10481,118 @@
         <w:rPr>
           <w:rFonts w:ascii="Arial" w:hAnsi="Arial" w:cs="Arial"/>
         </w:rPr>
-        <w:t>provides access to the file’s metadata and binary content without requiring manual request parsing.</w:t>
-      </w:r>
-      <w:r>
-        <w:rPr>
-          <w:rFonts w:ascii="Arial" w:hAnsi="Arial" w:cs="Arial"/>
-        </w:rPr>
-        <w:t xml:space="preserve"> The system reads the file into memory using the </w:t>
+        <w:t>method</w:t>
+      </w:r>
+      <w:r>
+        <w:rPr>
+          <w:rFonts w:ascii="Arial" w:hAnsi="Arial" w:cs="Arial"/>
+        </w:rPr>
+        <w:t xml:space="preserve"> of the </w:t>
       </w:r>
       <w:proofErr w:type="spellStart"/>
       <w:r>
         <w:rPr>
           <w:rFonts w:ascii="Arial" w:hAnsi="Arial" w:cs="Arial"/>
         </w:rPr>
-        <w:t>getBytes</w:t>
+        <w:t>ScriptParser</w:t>
       </w:r>
       <w:proofErr w:type="spellEnd"/>
       <w:r>
         <w:rPr>
           <w:rFonts w:ascii="Arial" w:hAnsi="Arial" w:cs="Arial"/>
         </w:rPr>
-        <w:t xml:space="preserve">() method and converts the byte array into a </w:t>
-      </w:r>
-      <w:r>
-        <w:rPr>
-          <w:rFonts w:ascii="Arial" w:hAnsi="Arial" w:cs="Arial"/>
-        </w:rPr>
-        <w:t>s</w:t>
-      </w:r>
-      <w:r>
-        <w:rPr>
-          <w:rFonts w:ascii="Arial" w:hAnsi="Arial" w:cs="Arial"/>
-        </w:rPr>
-        <w:t>tring object, which holds the screenplay’s text.</w:t>
-      </w:r>
-    </w:p>
-    <w:p>
-      <w:pPr>
-        <w:spacing w:line="360" w:lineRule="auto"/>
-        <w:rPr>
-          <w:rFonts w:ascii="Arial" w:hAnsi="Arial" w:cs="Arial"/>
-        </w:rPr>
-      </w:pPr>
-    </w:p>
-    <w:p>
-      <w:pPr>
-        <w:spacing w:line="360" w:lineRule="auto"/>
-        <w:rPr>
-          <w:rFonts w:ascii="Arial" w:hAnsi="Arial" w:cs="Arial"/>
-        </w:rPr>
-      </w:pPr>
-      <w:r>
-        <w:rPr>
-          <w:rFonts w:ascii="Arial" w:hAnsi="Arial" w:cs="Arial"/>
-        </w:rPr>
-        <w:t xml:space="preserve">The controller follows a layered architecture and </w:t>
-      </w:r>
-      <w:r>
-        <w:rPr>
-          <w:rFonts w:ascii="Arial" w:hAnsi="Arial" w:cs="Arial"/>
-        </w:rPr>
-        <w:t xml:space="preserve">delegates further processing of the script to the </w:t>
+        <w:t xml:space="preserve"> class, which calls the </w:t>
       </w:r>
       <w:proofErr w:type="spellStart"/>
       <w:r>
         <w:rPr>
           <w:rFonts w:ascii="Arial" w:hAnsi="Arial" w:cs="Arial"/>
         </w:rPr>
-        <w:t>ScriptProcessingService</w:t>
+        <w:t>removePageNumbers</w:t>
       </w:r>
       <w:proofErr w:type="spellEnd"/>
       <w:r>
         <w:rPr>
           <w:rFonts w:ascii="Arial" w:hAnsi="Arial" w:cs="Arial"/>
         </w:rPr>
-        <w:t xml:space="preserve">, which is responsible for script parsing and scene extraction. They are conducted through the </w:t>
+        <w:t xml:space="preserve"> </w:t>
+      </w:r>
+      <w:r>
+        <w:rPr>
+          <w:rFonts w:ascii="Arial" w:hAnsi="Arial" w:cs="Arial"/>
+        </w:rPr>
+        <w:t>method</w:t>
+      </w:r>
+      <w:r>
+        <w:rPr>
+          <w:rFonts w:ascii="Arial" w:hAnsi="Arial" w:cs="Arial"/>
+        </w:rPr>
+        <w:t xml:space="preserve"> of the same class.</w:t>
+      </w:r>
+    </w:p>
+    <w:p>
+      <w:pPr>
+        <w:spacing w:line="360" w:lineRule="auto"/>
+        <w:rPr>
+          <w:rFonts w:ascii="Arial" w:hAnsi="Arial" w:cs="Arial"/>
+        </w:rPr>
+      </w:pPr>
+    </w:p>
+    <w:p>
+      <w:pPr>
+        <w:spacing w:line="360" w:lineRule="auto"/>
+        <w:rPr>
+          <w:rFonts w:ascii="Arial" w:hAnsi="Arial" w:cs="Arial"/>
+        </w:rPr>
+      </w:pPr>
+      <w:r>
+        <w:rPr>
+          <w:rFonts w:ascii="Arial" w:hAnsi="Arial" w:cs="Arial"/>
+        </w:rPr>
+        <w:t>Before the segmentation</w:t>
+      </w:r>
+      <w:r>
+        <w:rPr>
+          <w:rFonts w:ascii="Arial" w:hAnsi="Arial" w:cs="Arial"/>
+        </w:rPr>
+        <w:t xml:space="preserve"> of scenes</w:t>
+      </w:r>
+      <w:r>
+        <w:rPr>
+          <w:rFonts w:ascii="Arial" w:hAnsi="Arial" w:cs="Arial"/>
+        </w:rPr>
+        <w:t xml:space="preserve">, </w:t>
+      </w:r>
+      <w:r>
+        <w:rPr>
+          <w:rFonts w:ascii="Arial" w:hAnsi="Arial" w:cs="Arial"/>
+        </w:rPr>
+        <w:t>page numbers are removed as they might make the identification of scenes through regular expressions more complicated.</w:t>
+      </w:r>
+      <w:r>
+        <w:rPr>
+          <w:rFonts w:ascii="Arial" w:hAnsi="Arial" w:cs="Arial"/>
+        </w:rPr>
+        <w:t xml:space="preserve"> The </w:t>
       </w:r>
       <w:proofErr w:type="spellStart"/>
       <w:r>
         <w:rPr>
           <w:rFonts w:ascii="Arial" w:hAnsi="Arial" w:cs="Arial"/>
         </w:rPr>
-        <w:t>splitScenes</w:t>
+        <w:t>removePageNumbers</w:t>
       </w:r>
       <w:proofErr w:type="spellEnd"/>
       <w:r>
         <w:rPr>
           <w:rFonts w:ascii="Arial" w:hAnsi="Arial" w:cs="Arial"/>
         </w:rPr>
+        <w:t>(String script)</w:t>
+      </w:r>
+      <w:r>
+        <w:rPr>
+          <w:rFonts w:ascii="Arial" w:hAnsi="Arial" w:cs="Arial"/>
+        </w:rPr>
         <w:t xml:space="preserve"> </w:t>
       </w:r>
       <w:r>
@@ -10571,101 +10605,13 @@
         <w:rPr>
           <w:rFonts w:ascii="Arial" w:hAnsi="Arial" w:cs="Arial"/>
         </w:rPr>
-        <w:t xml:space="preserve"> of the </w:t>
-      </w:r>
-      <w:proofErr w:type="spellStart"/>
-      <w:r>
-        <w:rPr>
-          <w:rFonts w:ascii="Arial" w:hAnsi="Arial" w:cs="Arial"/>
-        </w:rPr>
-        <w:t>ScriptParser</w:t>
-      </w:r>
-      <w:proofErr w:type="spellEnd"/>
-      <w:r>
-        <w:rPr>
-          <w:rFonts w:ascii="Arial" w:hAnsi="Arial" w:cs="Arial"/>
-        </w:rPr>
-        <w:t xml:space="preserve"> class, which </w:t>
-      </w:r>
-      <w:proofErr w:type="gramStart"/>
-      <w:r>
-        <w:rPr>
-          <w:rFonts w:ascii="Arial" w:hAnsi="Arial" w:cs="Arial"/>
-        </w:rPr>
-        <w:t>calls</w:t>
-      </w:r>
-      <w:proofErr w:type="gramEnd"/>
-      <w:r>
-        <w:rPr>
-          <w:rFonts w:ascii="Arial" w:hAnsi="Arial" w:cs="Arial"/>
-        </w:rPr>
-        <w:t xml:space="preserve"> the </w:t>
-      </w:r>
-      <w:proofErr w:type="spellStart"/>
-      <w:r>
-        <w:rPr>
-          <w:rFonts w:ascii="Arial" w:hAnsi="Arial" w:cs="Arial"/>
-        </w:rPr>
-        <w:t>removePageNumbers</w:t>
-      </w:r>
-      <w:proofErr w:type="spellEnd"/>
-      <w:r>
-        <w:rPr>
-          <w:rFonts w:ascii="Arial" w:hAnsi="Arial" w:cs="Arial"/>
-        </w:rPr>
-        <w:t xml:space="preserve"> </w:t>
-      </w:r>
-      <w:r>
-        <w:rPr>
-          <w:rFonts w:ascii="Arial" w:hAnsi="Arial" w:cs="Arial"/>
-        </w:rPr>
-        <w:t>method</w:t>
-      </w:r>
-      <w:r>
-        <w:rPr>
-          <w:rFonts w:ascii="Arial" w:hAnsi="Arial" w:cs="Arial"/>
-        </w:rPr>
-        <w:t xml:space="preserve"> of the same class.</w:t>
-      </w:r>
-    </w:p>
-    <w:p>
-      <w:pPr>
-        <w:spacing w:line="360" w:lineRule="auto"/>
-        <w:rPr>
-          <w:rFonts w:ascii="Arial" w:hAnsi="Arial" w:cs="Arial"/>
-        </w:rPr>
-      </w:pPr>
-    </w:p>
-    <w:p>
-      <w:pPr>
-        <w:spacing w:line="360" w:lineRule="auto"/>
-        <w:rPr>
-          <w:rFonts w:ascii="Arial" w:hAnsi="Arial" w:cs="Arial"/>
-        </w:rPr>
-      </w:pPr>
-      <w:r>
-        <w:rPr>
-          <w:rFonts w:ascii="Arial" w:hAnsi="Arial" w:cs="Arial"/>
-        </w:rPr>
-        <w:t>Before the segmentation</w:t>
-      </w:r>
-      <w:r>
-        <w:rPr>
-          <w:rFonts w:ascii="Arial" w:hAnsi="Arial" w:cs="Arial"/>
-        </w:rPr>
-        <w:t xml:space="preserve"> of scenes</w:t>
-      </w:r>
-      <w:r>
-        <w:rPr>
-          <w:rFonts w:ascii="Arial" w:hAnsi="Arial" w:cs="Arial"/>
-        </w:rPr>
-        <w:t xml:space="preserve">, </w:t>
-      </w:r>
-      <w:r>
-        <w:rPr>
-          <w:rFonts w:ascii="Arial" w:hAnsi="Arial" w:cs="Arial"/>
-        </w:rPr>
-        <w:t>page numbers are removed as they might make the identification of scenes through regular expressions more complicated.</w:t>
+        <w:t xml:space="preserve"> splits the script’s string into lines. As the software goes through each line and trims it, it encounters two cases of numbers in a screenplay. The first one is the </w:t>
+      </w:r>
+      <w:r>
+        <w:rPr>
+          <w:rFonts w:ascii="Arial" w:hAnsi="Arial" w:cs="Arial"/>
+        </w:rPr>
+        <w:t>line of repeated numbers that may serve as a header or a footer page number.</w:t>
       </w:r>
       <w:r>
         <w:rPr>
@@ -10673,50 +10619,6 @@
         </w:rPr>
         <w:t xml:space="preserve"> The </w:t>
       </w:r>
-      <w:proofErr w:type="spellStart"/>
-      <w:r>
-        <w:rPr>
-          <w:rFonts w:ascii="Arial" w:hAnsi="Arial" w:cs="Arial"/>
-        </w:rPr>
-        <w:t>removePageNumbers</w:t>
-      </w:r>
-      <w:proofErr w:type="spellEnd"/>
-      <w:r>
-        <w:rPr>
-          <w:rFonts w:ascii="Arial" w:hAnsi="Arial" w:cs="Arial"/>
-        </w:rPr>
-        <w:t>(String script)</w:t>
-      </w:r>
-      <w:r>
-        <w:rPr>
-          <w:rFonts w:ascii="Arial" w:hAnsi="Arial" w:cs="Arial"/>
-        </w:rPr>
-        <w:t xml:space="preserve"> </w:t>
-      </w:r>
-      <w:r>
-        <w:rPr>
-          <w:rFonts w:ascii="Arial" w:hAnsi="Arial" w:cs="Arial"/>
-        </w:rPr>
-        <w:t>method</w:t>
-      </w:r>
-      <w:r>
-        <w:rPr>
-          <w:rFonts w:ascii="Arial" w:hAnsi="Arial" w:cs="Arial"/>
-        </w:rPr>
-        <w:t xml:space="preserve"> splits the script’s string into lines. As the software goes through each line and trims it, it encounters two cases of numbers in a screenplay. The first one is the </w:t>
-      </w:r>
-      <w:r>
-        <w:rPr>
-          <w:rFonts w:ascii="Arial" w:hAnsi="Arial" w:cs="Arial"/>
-        </w:rPr>
-        <w:t>line of repeated numbers that may serve as a header or a footer page number.</w:t>
-      </w:r>
-      <w:r>
-        <w:rPr>
-          <w:rFonts w:ascii="Arial" w:hAnsi="Arial" w:cs="Arial"/>
-        </w:rPr>
-        <w:t xml:space="preserve"> The </w:t>
-      </w:r>
       <w:r>
         <w:rPr>
           <w:rFonts w:ascii="Arial" w:hAnsi="Arial" w:cs="Arial"/>
@@ -10751,21 +10653,7 @@
         <w:rPr>
           <w:rFonts w:ascii="Arial" w:hAnsi="Arial" w:cs="Arial"/>
         </w:rPr>
-        <w:t xml:space="preserve"> </w:t>
-      </w:r>
-      <w:proofErr w:type="gramStart"/>
-      <w:r>
-        <w:rPr>
-          <w:rFonts w:ascii="Arial" w:hAnsi="Arial" w:cs="Arial"/>
-        </w:rPr>
-        <w:t xml:space="preserve">allows </w:t>
-      </w:r>
-      <w:proofErr w:type="gramEnd"/>
-      <w:r>
-        <w:rPr>
-          <w:rFonts w:ascii="Arial" w:hAnsi="Arial" w:cs="Arial"/>
-        </w:rPr>
-        <w:t>. and * after the number</w:t>
+        <w:t xml:space="preserve"> allows . and * after the number</w:t>
       </w:r>
       <w:r>
         <w:rPr>
@@ -11184,14 +11072,7 @@
         <w:rPr>
           <w:rFonts w:ascii="Arial" w:hAnsi="Arial" w:cs="Arial"/>
         </w:rPr>
-        <w:t xml:space="preserve"> iterates through each line, trims it from any leading or trailing spaces, but </w:t>
-      </w:r>
-      <w:proofErr w:type="gramStart"/>
-      <w:r>
-        <w:rPr>
-          <w:rFonts w:ascii="Arial" w:hAnsi="Arial" w:cs="Arial"/>
-        </w:rPr>
-        <w:t xml:space="preserve">still </w:t>
+        <w:t xml:space="preserve"> iterates through each line, trims it from any leading or trailing spaces, but still </w:t>
       </w:r>
       <w:r>
         <w:rPr>
@@ -11199,7 +11080,6 @@
         </w:rPr>
         <w:t>keeps</w:t>
       </w:r>
-      <w:proofErr w:type="gramEnd"/>
       <w:r>
         <w:rPr>
           <w:rFonts w:ascii="Arial" w:hAnsi="Arial" w:cs="Arial"/>
@@ -11240,21 +11120,7 @@
         <w:rPr>
           <w:rFonts w:ascii="Arial" w:hAnsi="Arial" w:cs="Arial"/>
         </w:rPr>
-        <w:t xml:space="preserve">. It counts all the empty lines inside the content of a scene as part of the total count of lines </w:t>
-      </w:r>
-      <w:proofErr w:type="gramStart"/>
-      <w:r>
-        <w:rPr>
-          <w:rFonts w:ascii="Arial" w:hAnsi="Arial" w:cs="Arial"/>
-        </w:rPr>
-        <w:t>in order to</w:t>
-      </w:r>
-      <w:proofErr w:type="gramEnd"/>
-      <w:r>
-        <w:rPr>
-          <w:rFonts w:ascii="Arial" w:hAnsi="Arial" w:cs="Arial"/>
-        </w:rPr>
-        <w:t xml:space="preserve"> mirror the original page formatting better.</w:t>
+        <w:t>. It counts all the empty lines inside the content of a scene as part of the total count of lines in order to mirror the original page formatting better.</w:t>
       </w:r>
       <w:r>
         <w:rPr>
@@ -12293,21 +12159,7 @@
         <w:rPr>
           <w:rFonts w:ascii="Arial" w:hAnsi="Arial" w:cs="Arial"/>
         </w:rPr>
-        <w:t xml:space="preserve">It is used as a scene ID when the user edits the characters or the scene order, and it is essential for communication between the backend and frontend. It is also used when computing the order score of the scheduler that computes the distance between scenes </w:t>
-      </w:r>
-      <w:proofErr w:type="gramStart"/>
-      <w:r>
-        <w:rPr>
-          <w:rFonts w:ascii="Arial" w:hAnsi="Arial" w:cs="Arial"/>
-        </w:rPr>
-        <w:t>in order to</w:t>
-      </w:r>
-      <w:proofErr w:type="gramEnd"/>
-      <w:r>
-        <w:rPr>
-          <w:rFonts w:ascii="Arial" w:hAnsi="Arial" w:cs="Arial"/>
-        </w:rPr>
-        <w:t xml:space="preserve"> encourage continuity.</w:t>
+        <w:t>It is used as a scene ID when the user edits the characters or the scene order, and it is essential for communication between the backend and frontend. It is also used when computing the order score of the scheduler that computes the distance between scenes in order to encourage continuity.</w:t>
       </w:r>
     </w:p>
     <w:p>
@@ -12366,149 +12218,199 @@
           <w:i/>
           <w:iCs/>
         </w:rPr>
-        <w:t xml:space="preserve">Big </w:t>
-      </w:r>
-      <w:proofErr w:type="gramStart"/>
+        <w:t>Big Break!</w:t>
+      </w:r>
+      <w:r>
+        <w:rPr>
+          <w:rFonts w:ascii="Arial" w:hAnsi="Arial" w:cs="Arial"/>
+        </w:rPr>
+        <w:t>, it</w:t>
+      </w:r>
+      <w:r>
+        <w:rPr>
+          <w:rFonts w:ascii="Arial" w:hAnsi="Arial" w:cs="Arial"/>
+        </w:rPr>
+        <w:t xml:space="preserve"> is computed</w:t>
+      </w:r>
+      <w:r>
+        <w:rPr>
+          <w:rFonts w:ascii="Arial" w:hAnsi="Arial" w:cs="Arial"/>
+        </w:rPr>
+        <w:t xml:space="preserve"> before creating the new scene</w:t>
+      </w:r>
+      <w:r>
+        <w:rPr>
+          <w:rFonts w:ascii="Arial" w:hAnsi="Arial" w:cs="Arial"/>
+        </w:rPr>
+        <w:t xml:space="preserve"> by dividing the total number of content lines in the scene by 55.0 (the relative number of lines contained in one page). This is multiplied by 8</w:t>
+      </w:r>
+      <w:r>
+        <w:rPr>
+          <w:rFonts w:ascii="Arial" w:hAnsi="Arial" w:cs="Arial"/>
+        </w:rPr>
+        <w:t xml:space="preserve"> and rounded</w:t>
+      </w:r>
+      <w:r>
+        <w:rPr>
+          <w:rFonts w:ascii="Arial" w:hAnsi="Arial" w:cs="Arial"/>
+        </w:rPr>
+        <w:t xml:space="preserve">, as </w:t>
+      </w:r>
+      <w:r>
+        <w:rPr>
+          <w:rFonts w:ascii="Arial" w:hAnsi="Arial" w:cs="Arial"/>
+        </w:rPr>
+        <w:t xml:space="preserve">the scene length would be displayed in eighths in the UI, but working with integers of eighths is easier for computation. This means that an integer number will be set into </w:t>
+      </w:r>
+      <w:proofErr w:type="spellStart"/>
+      <w:r>
+        <w:rPr>
+          <w:rFonts w:ascii="Arial" w:hAnsi="Arial" w:cs="Arial"/>
+        </w:rPr>
+        <w:t>sceneLengthEights</w:t>
+      </w:r>
+      <w:proofErr w:type="spellEnd"/>
+      <w:r>
+        <w:rPr>
+          <w:rFonts w:ascii="Arial" w:hAnsi="Arial" w:cs="Arial"/>
+        </w:rPr>
+        <w:t>. For example, if the number set is 17, this would be converted into 2 1/8 pages (17 / 8 = 2</w:t>
+      </w:r>
+      <w:r>
+        <w:rPr>
+          <w:rFonts w:ascii="Arial" w:hAnsi="Arial" w:cs="Arial"/>
+        </w:rPr>
+        <w:t xml:space="preserve"> (integer division)</w:t>
+      </w:r>
+      <w:r>
+        <w:rPr>
+          <w:rFonts w:ascii="Arial" w:hAnsi="Arial" w:cs="Arial"/>
+        </w:rPr>
+        <w:t xml:space="preserve"> and 17 % 8</w:t>
+      </w:r>
+      <w:r>
+        <w:rPr>
+          <w:rFonts w:ascii="Arial" w:hAnsi="Arial" w:cs="Arial"/>
+        </w:rPr>
+        <w:t xml:space="preserve"> (remainder division)</w:t>
+      </w:r>
+      <w:r>
+        <w:rPr>
+          <w:rFonts w:ascii="Arial" w:hAnsi="Arial" w:cs="Arial"/>
+        </w:rPr>
+        <w:t xml:space="preserve"> = 1) in the UI.</w:t>
+      </w:r>
+      <w:r>
+        <w:rPr>
+          <w:rFonts w:ascii="Arial" w:hAnsi="Arial" w:cs="Arial"/>
+        </w:rPr>
+        <w:t xml:space="preserve"> If the scene length in eighths is rounded to 0, it is reassigned to 1, as shooting even a very small scene takes time, and it should be computed when scheduling.</w:t>
+      </w:r>
+    </w:p>
+    <w:p>
+      <w:pPr>
+        <w:spacing w:line="360" w:lineRule="auto"/>
+        <w:rPr>
+          <w:rFonts w:ascii="Arial" w:hAnsi="Arial" w:cs="Arial"/>
+        </w:rPr>
+      </w:pPr>
+    </w:p>
+    <w:p>
+      <w:pPr>
+        <w:spacing w:line="360" w:lineRule="auto"/>
+        <w:rPr>
+          <w:rFonts w:ascii="Arial" w:hAnsi="Arial" w:cs="Arial"/>
+        </w:rPr>
+      </w:pPr>
+      <w:r>
+        <w:rPr>
+          <w:rFonts w:ascii="Arial" w:hAnsi="Arial" w:cs="Arial"/>
+        </w:rPr>
+        <w:t>After</w:t>
+      </w:r>
+      <w:r>
+        <w:rPr>
+          <w:rFonts w:ascii="Arial" w:hAnsi="Arial" w:cs="Arial"/>
+        </w:rPr>
+        <w:t>,</w:t>
+      </w:r>
+      <w:r>
+        <w:rPr>
+          <w:rFonts w:ascii="Arial" w:hAnsi="Arial" w:cs="Arial"/>
+        </w:rPr>
+        <w:t xml:space="preserve"> a new Scene object is created with</w:t>
+      </w:r>
+      <w:r>
+        <w:rPr>
+          <w:rFonts w:ascii="Arial" w:hAnsi="Arial" w:cs="Arial"/>
+        </w:rPr>
+        <w:t xml:space="preserve"> arguments that have mostly been computed in the previous iteration of the loop. </w:t>
+      </w:r>
       <w:r>
         <w:rPr>
           <w:rFonts w:ascii="Arial" w:hAnsi="Arial" w:cs="Arial"/>
           <w:i/>
           <w:iCs/>
         </w:rPr>
-        <w:t>Break!</w:t>
-      </w:r>
-      <w:r>
-        <w:rPr>
-          <w:rFonts w:ascii="Arial" w:hAnsi="Arial" w:cs="Arial"/>
-        </w:rPr>
-        <w:t>,</w:t>
-      </w:r>
-      <w:proofErr w:type="gramEnd"/>
-      <w:r>
-        <w:rPr>
-          <w:rFonts w:ascii="Arial" w:hAnsi="Arial" w:cs="Arial"/>
-        </w:rPr>
-        <w:t xml:space="preserve"> it</w:t>
-      </w:r>
-      <w:r>
-        <w:rPr>
-          <w:rFonts w:ascii="Arial" w:hAnsi="Arial" w:cs="Arial"/>
-        </w:rPr>
-        <w:t xml:space="preserve"> is computed</w:t>
-      </w:r>
-      <w:r>
-        <w:rPr>
-          <w:rFonts w:ascii="Arial" w:hAnsi="Arial" w:cs="Arial"/>
-        </w:rPr>
-        <w:t xml:space="preserve"> before creating the new scene</w:t>
-      </w:r>
-      <w:r>
-        <w:rPr>
-          <w:rFonts w:ascii="Arial" w:hAnsi="Arial" w:cs="Arial"/>
-        </w:rPr>
-        <w:t xml:space="preserve"> by dividing the total number of content lines in the scene by 55.0 (the relative number of lines contained in one page). This is multiplied by 8</w:t>
-      </w:r>
-      <w:r>
-        <w:rPr>
-          <w:rFonts w:ascii="Arial" w:hAnsi="Arial" w:cs="Arial"/>
-        </w:rPr>
-        <w:t xml:space="preserve"> and rounded</w:t>
-      </w:r>
-      <w:r>
-        <w:rPr>
-          <w:rFonts w:ascii="Arial" w:hAnsi="Arial" w:cs="Arial"/>
-        </w:rPr>
-        <w:t xml:space="preserve">, as </w:t>
-      </w:r>
-      <w:r>
-        <w:rPr>
-          <w:rFonts w:ascii="Arial" w:hAnsi="Arial" w:cs="Arial"/>
-        </w:rPr>
-        <w:t xml:space="preserve">the scene length would be displayed in eighths in the UI, but working with integers of eighths is easier for computation. This means that an integer number will be set into </w:t>
-      </w:r>
-      <w:proofErr w:type="spellStart"/>
-      <w:r>
-        <w:rPr>
-          <w:rFonts w:ascii="Arial" w:hAnsi="Arial" w:cs="Arial"/>
-        </w:rPr>
-        <w:t>sceneLengthEights</w:t>
-      </w:r>
-      <w:proofErr w:type="spellEnd"/>
-      <w:r>
-        <w:rPr>
-          <w:rFonts w:ascii="Arial" w:hAnsi="Arial" w:cs="Arial"/>
-        </w:rPr>
-        <w:t>. For example, if the number set is 17, this would be converted into 2 1/8 pages (17 / 8 = 2</w:t>
-      </w:r>
-      <w:r>
-        <w:rPr>
-          <w:rFonts w:ascii="Arial" w:hAnsi="Arial" w:cs="Arial"/>
-        </w:rPr>
-        <w:t xml:space="preserve"> (integer division)</w:t>
-      </w:r>
-      <w:r>
-        <w:rPr>
-          <w:rFonts w:ascii="Arial" w:hAnsi="Arial" w:cs="Arial"/>
-        </w:rPr>
-        <w:t xml:space="preserve"> and 17 % 8</w:t>
-      </w:r>
-      <w:r>
-        <w:rPr>
-          <w:rFonts w:ascii="Arial" w:hAnsi="Arial" w:cs="Arial"/>
-        </w:rPr>
-        <w:t xml:space="preserve"> (remainder division)</w:t>
-      </w:r>
-      <w:r>
-        <w:rPr>
-          <w:rFonts w:ascii="Arial" w:hAnsi="Arial" w:cs="Arial"/>
-        </w:rPr>
-        <w:t xml:space="preserve"> = 1) in the UI.</w:t>
-      </w:r>
-      <w:r>
-        <w:rPr>
-          <w:rFonts w:ascii="Arial" w:hAnsi="Arial" w:cs="Arial"/>
-        </w:rPr>
-        <w:t xml:space="preserve"> If the scene length in eighths is rounded to 0, it is reassigned to 1, as shooting even a very small scene takes time, and it should be computed when scheduling.</w:t>
-      </w:r>
-    </w:p>
-    <w:p>
-      <w:pPr>
-        <w:spacing w:line="360" w:lineRule="auto"/>
-        <w:rPr>
-          <w:rFonts w:ascii="Arial" w:hAnsi="Arial" w:cs="Arial"/>
-        </w:rPr>
-      </w:pPr>
-    </w:p>
-    <w:p>
-      <w:pPr>
-        <w:spacing w:line="360" w:lineRule="auto"/>
-        <w:rPr>
-          <w:rFonts w:ascii="Arial" w:hAnsi="Arial" w:cs="Arial"/>
-        </w:rPr>
-      </w:pPr>
-      <w:r>
-        <w:rPr>
-          <w:rFonts w:ascii="Arial" w:hAnsi="Arial" w:cs="Arial"/>
-        </w:rPr>
-        <w:t>After</w:t>
-      </w:r>
-      <w:r>
-        <w:rPr>
-          <w:rFonts w:ascii="Arial" w:hAnsi="Arial" w:cs="Arial"/>
-        </w:rPr>
-        <w:t>,</w:t>
-      </w:r>
-      <w:r>
-        <w:rPr>
-          <w:rFonts w:ascii="Arial" w:hAnsi="Arial" w:cs="Arial"/>
-        </w:rPr>
-        <w:t xml:space="preserve"> a new Scene object is created with</w:t>
-      </w:r>
-      <w:r>
-        <w:rPr>
-          <w:rFonts w:ascii="Arial" w:hAnsi="Arial" w:cs="Arial"/>
-        </w:rPr>
-        <w:t xml:space="preserve"> arguments that have mostly been computed in the previous iteration of the loop. </w:t>
+        <w:t>Big Break!</w:t>
+      </w:r>
+      <w:r>
+        <w:rPr>
+          <w:rFonts w:ascii="Arial" w:hAnsi="Arial" w:cs="Arial"/>
+        </w:rPr>
+        <w:t xml:space="preserve"> assigns these arguments to the constructor - t</w:t>
+      </w:r>
+      <w:r>
+        <w:rPr>
+          <w:rFonts w:ascii="Arial" w:hAnsi="Arial" w:cs="Arial"/>
+        </w:rPr>
+        <w:t xml:space="preserve">he scene’s integer order number, the scene’s </w:t>
+      </w:r>
+      <w:r>
+        <w:rPr>
+          <w:rFonts w:ascii="Arial" w:hAnsi="Arial" w:cs="Arial"/>
+        </w:rPr>
+        <w:t>st</w:t>
+      </w:r>
+      <w:r>
+        <w:rPr>
+          <w:rFonts w:ascii="Arial" w:hAnsi="Arial" w:cs="Arial"/>
+        </w:rPr>
+        <w:t xml:space="preserve">ring number, </w:t>
+      </w:r>
+      <w:r>
+        <w:rPr>
+          <w:rFonts w:ascii="Arial" w:hAnsi="Arial" w:cs="Arial"/>
+        </w:rPr>
+        <w:t>the full heading line, the content, the location keyword, the location, the time, and the scene length in eighths. The Scene object is added to the list of scenes to maintain the insertion order.</w:t>
+      </w:r>
+      <w:r>
+        <w:rPr>
+          <w:rFonts w:ascii="Arial" w:hAnsi="Arial" w:cs="Arial"/>
+        </w:rPr>
+        <w:t xml:space="preserve"> After adding the scene, all the argument variables are either set to null or zero to accommodate the scene of the current iteration.</w:t>
+      </w:r>
+    </w:p>
+    <w:p>
+      <w:pPr>
+        <w:spacing w:line="360" w:lineRule="auto"/>
+        <w:rPr>
+          <w:rFonts w:ascii="Arial" w:hAnsi="Arial" w:cs="Arial"/>
+        </w:rPr>
+      </w:pPr>
+    </w:p>
+    <w:p>
+      <w:pPr>
+        <w:spacing w:line="360" w:lineRule="auto"/>
+        <w:rPr>
+          <w:rFonts w:ascii="Arial" w:hAnsi="Arial" w:cs="Arial"/>
+        </w:rPr>
+      </w:pPr>
+      <w:r>
+        <w:rPr>
+          <w:rFonts w:ascii="Arial" w:hAnsi="Arial" w:cs="Arial"/>
+        </w:rPr>
+        <w:t xml:space="preserve">Setting the scene number for the current scene is the next step in the algorithm. </w:t>
       </w:r>
       <w:r>
         <w:rPr>
@@ -12522,59 +12424,155 @@
         <w:rPr>
           <w:rFonts w:ascii="Arial" w:hAnsi="Arial" w:cs="Arial"/>
         </w:rPr>
-        <w:t xml:space="preserve"> assigns these arguments to the constructor - t</w:t>
-      </w:r>
-      <w:r>
-        <w:rPr>
-          <w:rFonts w:ascii="Arial" w:hAnsi="Arial" w:cs="Arial"/>
-        </w:rPr>
-        <w:t xml:space="preserve">he scene’s integer order number, the scene’s </w:t>
-      </w:r>
-      <w:r>
-        <w:rPr>
-          <w:rFonts w:ascii="Arial" w:hAnsi="Arial" w:cs="Arial"/>
-        </w:rPr>
-        <w:t>st</w:t>
-      </w:r>
-      <w:r>
-        <w:rPr>
-          <w:rFonts w:ascii="Arial" w:hAnsi="Arial" w:cs="Arial"/>
-        </w:rPr>
-        <w:t xml:space="preserve">ring number, </w:t>
-      </w:r>
-      <w:r>
-        <w:rPr>
-          <w:rFonts w:ascii="Arial" w:hAnsi="Arial" w:cs="Arial"/>
-        </w:rPr>
-        <w:t>the full heading line, the content, the location keyword, the location, the time, and the scene length in eighths. The Scene object is added to the list of scenes to maintain the insertion order.</w:t>
-      </w:r>
-      <w:r>
-        <w:rPr>
-          <w:rFonts w:ascii="Arial" w:hAnsi="Arial" w:cs="Arial"/>
-        </w:rPr>
-        <w:t xml:space="preserve"> After adding the scene, all the argument variables are either set to null or zero to accommodate the scene of the current iteration.</w:t>
-      </w:r>
-    </w:p>
-    <w:p>
-      <w:pPr>
-        <w:spacing w:line="360" w:lineRule="auto"/>
-        <w:rPr>
-          <w:rFonts w:ascii="Arial" w:hAnsi="Arial" w:cs="Arial"/>
-        </w:rPr>
-      </w:pPr>
-    </w:p>
-    <w:p>
-      <w:pPr>
-        <w:spacing w:line="360" w:lineRule="auto"/>
-        <w:rPr>
-          <w:rFonts w:ascii="Arial" w:hAnsi="Arial" w:cs="Arial"/>
-        </w:rPr>
-      </w:pPr>
-      <w:r>
-        <w:rPr>
-          <w:rFonts w:ascii="Arial" w:hAnsi="Arial" w:cs="Arial"/>
-        </w:rPr>
-        <w:t xml:space="preserve">Setting the scene number for the current scene is the next step in the algorithm. </w:t>
+        <w:t xml:space="preserve"> </w:t>
+      </w:r>
+      <w:r>
+        <w:rPr>
+          <w:rFonts w:ascii="Arial" w:hAnsi="Arial" w:cs="Arial"/>
+        </w:rPr>
+        <w:t>prioritizes the scene closest to the heading, meaning that scene numbers in-line with the heading have a higher priority than the pending scene number from a line above the heading. This is why it first checks the scene number’s heading regex group and assigns it if it exists. In case the group is equal to null, it checks the pending scene number and sets it. If both are null, it leaves the scene number empty.</w:t>
+      </w:r>
+    </w:p>
+    <w:p>
+      <w:pPr>
+        <w:spacing w:line="360" w:lineRule="auto"/>
+        <w:rPr>
+          <w:rFonts w:ascii="Arial" w:hAnsi="Arial" w:cs="Arial"/>
+        </w:rPr>
+      </w:pPr>
+    </w:p>
+    <w:p>
+      <w:pPr>
+        <w:spacing w:line="360" w:lineRule="auto"/>
+        <w:rPr>
+          <w:rFonts w:ascii="Arial" w:hAnsi="Arial" w:cs="Arial"/>
+        </w:rPr>
+      </w:pPr>
+      <w:r>
+        <w:rPr>
+          <w:rFonts w:ascii="Arial" w:hAnsi="Arial" w:cs="Arial"/>
+        </w:rPr>
+        <w:t xml:space="preserve">In this case, </w:t>
+      </w:r>
+      <w:r>
+        <w:rPr>
+          <w:rFonts w:ascii="Arial" w:hAnsi="Arial" w:cs="Arial"/>
+        </w:rPr>
+        <w:t>the software checks if a second scene number exists after the heading’s time and assigns it to the scene number.</w:t>
+      </w:r>
+      <w:r>
+        <w:rPr>
+          <w:rFonts w:ascii="Arial" w:hAnsi="Arial" w:cs="Arial"/>
+        </w:rPr>
+        <w:t xml:space="preserve"> However, if the scene number is not empty but it is different from the trailing scene number, the first one is chosen.</w:t>
+      </w:r>
+      <w:r>
+        <w:rPr>
+          <w:rFonts w:ascii="Arial" w:hAnsi="Arial" w:cs="Arial"/>
+        </w:rPr>
+        <w:t xml:space="preserve"> If there is no scene number</w:t>
+      </w:r>
+      <w:r>
+        <w:rPr>
+          <w:rFonts w:ascii="Arial" w:hAnsi="Arial" w:cs="Arial"/>
+        </w:rPr>
+        <w:t xml:space="preserve"> at all</w:t>
+      </w:r>
+      <w:r>
+        <w:rPr>
+          <w:rFonts w:ascii="Arial" w:hAnsi="Arial" w:cs="Arial"/>
+        </w:rPr>
+        <w:t xml:space="preserve"> for this scene, a fallback counter value is assigned to it. It starts at 1 and is incremented according to the last numeric value of the scene number the parser has encountered. In this way, if a scene number is omitted or there are no scene numbers in the screenplay, the scenes would still be numbered in order.</w:t>
+      </w:r>
+    </w:p>
+    <w:p>
+      <w:pPr>
+        <w:spacing w:line="360" w:lineRule="auto"/>
+        <w:rPr>
+          <w:rFonts w:ascii="Arial" w:hAnsi="Arial" w:cs="Arial"/>
+        </w:rPr>
+      </w:pPr>
+    </w:p>
+    <w:p>
+      <w:pPr>
+        <w:spacing w:line="360" w:lineRule="auto"/>
+        <w:rPr>
+          <w:rFonts w:ascii="Arial" w:hAnsi="Arial" w:cs="Arial"/>
+        </w:rPr>
+      </w:pPr>
+      <w:r>
+        <w:rPr>
+          <w:rFonts w:ascii="Arial" w:hAnsi="Arial" w:cs="Arial"/>
+        </w:rPr>
+        <w:t xml:space="preserve">After the scene number is set, </w:t>
+      </w:r>
+      <w:r>
+        <w:rPr>
+          <w:rFonts w:ascii="Arial" w:hAnsi="Arial" w:cs="Arial"/>
+        </w:rPr>
+        <w:t>the uppercased location keyword, location, and time are extracted from the regex groups</w:t>
+      </w:r>
+      <w:r>
+        <w:rPr>
+          <w:rFonts w:ascii="Arial" w:hAnsi="Arial" w:cs="Arial"/>
+        </w:rPr>
+        <w:t xml:space="preserve"> (</w:t>
+      </w:r>
+      <w:proofErr w:type="spellStart"/>
+      <w:r>
+        <w:rPr>
+          <w:rFonts w:ascii="Arial" w:hAnsi="Arial" w:cs="Arial"/>
+        </w:rPr>
+        <w:t>Jurafsky</w:t>
+      </w:r>
+      <w:proofErr w:type="spellEnd"/>
+      <w:r>
+        <w:rPr>
+          <w:rFonts w:ascii="Arial" w:hAnsi="Arial" w:cs="Arial"/>
+        </w:rPr>
+        <w:t xml:space="preserve"> and James)</w:t>
+      </w:r>
+      <w:r>
+        <w:rPr>
+          <w:rFonts w:ascii="Arial" w:hAnsi="Arial" w:cs="Arial"/>
+        </w:rPr>
+        <w:t>. The location is normalized by removing any trailing scene numbers, leading dots and spaces at the start, and trims leftover whitespace.</w:t>
+      </w:r>
+      <w:r>
+        <w:rPr>
+          <w:rFonts w:ascii="Arial" w:hAnsi="Arial" w:cs="Arial"/>
+        </w:rPr>
+        <w:t xml:space="preserve"> It creates a displayed heading variable and assigns to it the location keyword, the location normalized if it exists and the time if it is not empty.</w:t>
+      </w:r>
+      <w:r>
+        <w:rPr>
+          <w:rFonts w:ascii="Arial" w:hAnsi="Arial" w:cs="Arial"/>
+        </w:rPr>
+        <w:t xml:space="preserve"> This will be displayed in the UI as the heading.</w:t>
+      </w:r>
+      <w:r>
+        <w:rPr>
+          <w:rFonts w:ascii="Arial" w:hAnsi="Arial" w:cs="Arial"/>
+        </w:rPr>
+        <w:t xml:space="preserve"> It sets all the local scene variables to the ones</w:t>
+      </w:r>
+      <w:r>
+        <w:rPr>
+          <w:rFonts w:ascii="Arial" w:hAnsi="Arial" w:cs="Arial"/>
+        </w:rPr>
+        <w:t xml:space="preserve"> outside the loop</w:t>
+      </w:r>
+      <w:r>
+        <w:rPr>
+          <w:rFonts w:ascii="Arial" w:hAnsi="Arial" w:cs="Arial"/>
+        </w:rPr>
+        <w:t>,</w:t>
+      </w:r>
+      <w:r>
+        <w:rPr>
+          <w:rFonts w:ascii="Arial" w:hAnsi="Arial" w:cs="Arial"/>
+        </w:rPr>
+        <w:t xml:space="preserve"> so </w:t>
       </w:r>
       <w:r>
         <w:rPr>
@@ -12582,8 +12580,22 @@
           <w:i/>
           <w:iCs/>
         </w:rPr>
-        <w:t>Big Break!</w:t>
-      </w:r>
+        <w:t xml:space="preserve">Big Break! </w:t>
+      </w:r>
+      <w:r>
+        <w:rPr>
+          <w:rFonts w:ascii="Arial" w:hAnsi="Arial" w:cs="Arial"/>
+        </w:rPr>
+        <w:t xml:space="preserve">can create the current scene and add it to the </w:t>
+      </w:r>
+      <w:proofErr w:type="spellStart"/>
+      <w:r>
+        <w:rPr>
+          <w:rFonts w:ascii="Arial" w:hAnsi="Arial" w:cs="Arial"/>
+        </w:rPr>
+        <w:t>ArrayList</w:t>
+      </w:r>
+      <w:proofErr w:type="spellEnd"/>
       <w:r>
         <w:rPr>
           <w:rFonts w:ascii="Arial" w:hAnsi="Arial" w:cs="Arial"/>
@@ -12594,149 +12606,35 @@
         <w:rPr>
           <w:rFonts w:ascii="Arial" w:hAnsi="Arial" w:cs="Arial"/>
         </w:rPr>
-        <w:t>prioritizes the scene closest to the heading, meaning that scene numbers in-line with the heading have a higher priority than the pending scene number from a line above the heading. This is why it first checks the scene number’s heading regex group and assigns it if it exists. In case the group is equal to null, it checks the pending scene number and sets it. If both are null, it leaves the scene number empty.</w:t>
-      </w:r>
-    </w:p>
-    <w:p>
-      <w:pPr>
-        <w:spacing w:line="360" w:lineRule="auto"/>
-        <w:rPr>
-          <w:rFonts w:ascii="Arial" w:hAnsi="Arial" w:cs="Arial"/>
-        </w:rPr>
-      </w:pPr>
-    </w:p>
-    <w:p>
-      <w:pPr>
-        <w:spacing w:line="360" w:lineRule="auto"/>
-        <w:rPr>
-          <w:rFonts w:ascii="Arial" w:hAnsi="Arial" w:cs="Arial"/>
-        </w:rPr>
-      </w:pPr>
-      <w:r>
-        <w:rPr>
-          <w:rFonts w:ascii="Arial" w:hAnsi="Arial" w:cs="Arial"/>
-        </w:rPr>
-        <w:t xml:space="preserve">In this case, </w:t>
-      </w:r>
-      <w:r>
-        <w:rPr>
-          <w:rFonts w:ascii="Arial" w:hAnsi="Arial" w:cs="Arial"/>
-        </w:rPr>
-        <w:t>the software checks if a second scene number exists after the heading’s time and assigns it to the scene number.</w:t>
-      </w:r>
-      <w:r>
-        <w:rPr>
-          <w:rFonts w:ascii="Arial" w:hAnsi="Arial" w:cs="Arial"/>
-        </w:rPr>
-        <w:t xml:space="preserve"> However, if the scene number is not empty but it is different from the trailing scene number, the first one is chosen.</w:t>
-      </w:r>
-      <w:r>
-        <w:rPr>
-          <w:rFonts w:ascii="Arial" w:hAnsi="Arial" w:cs="Arial"/>
-        </w:rPr>
-        <w:t xml:space="preserve"> If there is no scene number</w:t>
-      </w:r>
-      <w:r>
-        <w:rPr>
-          <w:rFonts w:ascii="Arial" w:hAnsi="Arial" w:cs="Arial"/>
-        </w:rPr>
-        <w:t xml:space="preserve"> at all</w:t>
-      </w:r>
-      <w:r>
-        <w:rPr>
-          <w:rFonts w:ascii="Arial" w:hAnsi="Arial" w:cs="Arial"/>
-        </w:rPr>
-        <w:t xml:space="preserve"> for this scene, a fallback counter value is assigned to it. It starts at 1 and is incremented according to the last numeric value of the scene number the parser has encountered. In this way, if a scene number is omitted or there are no scene numbers in the screenplay, the scenes would still be numbered in order.</w:t>
-      </w:r>
-    </w:p>
-    <w:p>
-      <w:pPr>
-        <w:spacing w:line="360" w:lineRule="auto"/>
-        <w:rPr>
-          <w:rFonts w:ascii="Arial" w:hAnsi="Arial" w:cs="Arial"/>
-        </w:rPr>
-      </w:pPr>
-    </w:p>
-    <w:p>
-      <w:pPr>
-        <w:spacing w:line="360" w:lineRule="auto"/>
-        <w:rPr>
-          <w:rFonts w:ascii="Arial" w:hAnsi="Arial" w:cs="Arial"/>
-        </w:rPr>
-      </w:pPr>
-      <w:r>
-        <w:rPr>
-          <w:rFonts w:ascii="Arial" w:hAnsi="Arial" w:cs="Arial"/>
-        </w:rPr>
-        <w:t xml:space="preserve">After the scene number is set, </w:t>
-      </w:r>
-      <w:r>
-        <w:rPr>
-          <w:rFonts w:ascii="Arial" w:hAnsi="Arial" w:cs="Arial"/>
-        </w:rPr>
-        <w:t>the uppercased location keyword, location, and time are extracted from the regex groups</w:t>
-      </w:r>
-      <w:r>
-        <w:rPr>
-          <w:rFonts w:ascii="Arial" w:hAnsi="Arial" w:cs="Arial"/>
-        </w:rPr>
-        <w:t xml:space="preserve"> (</w:t>
-      </w:r>
-      <w:proofErr w:type="spellStart"/>
-      <w:r>
-        <w:rPr>
-          <w:rFonts w:ascii="Arial" w:hAnsi="Arial" w:cs="Arial"/>
-        </w:rPr>
-        <w:t>Jurafsky</w:t>
-      </w:r>
-      <w:proofErr w:type="spellEnd"/>
-      <w:r>
-        <w:rPr>
-          <w:rFonts w:ascii="Arial" w:hAnsi="Arial" w:cs="Arial"/>
-        </w:rPr>
-        <w:t xml:space="preserve"> and James)</w:t>
-      </w:r>
-      <w:r>
-        <w:rPr>
-          <w:rFonts w:ascii="Arial" w:hAnsi="Arial" w:cs="Arial"/>
-        </w:rPr>
-        <w:t>. The location is normalized by removing any trailing scene numbers, leading dots and spaces at the start, and trims leftover whitespace.</w:t>
-      </w:r>
-      <w:r>
-        <w:rPr>
-          <w:rFonts w:ascii="Arial" w:hAnsi="Arial" w:cs="Arial"/>
-        </w:rPr>
-        <w:t xml:space="preserve"> It creates a displayed heading variable and assigns to it the location keyword, the location normalized if it exists and the time if it is not empty.</w:t>
-      </w:r>
-      <w:r>
-        <w:rPr>
-          <w:rFonts w:ascii="Arial" w:hAnsi="Arial" w:cs="Arial"/>
-        </w:rPr>
-        <w:t xml:space="preserve"> This will be displayed in the UI as the heading.</w:t>
-      </w:r>
-      <w:r>
-        <w:rPr>
-          <w:rFonts w:ascii="Arial" w:hAnsi="Arial" w:cs="Arial"/>
-        </w:rPr>
-        <w:t xml:space="preserve"> It sets all the local scene variables to the ones</w:t>
-      </w:r>
-      <w:r>
-        <w:rPr>
-          <w:rFonts w:ascii="Arial" w:hAnsi="Arial" w:cs="Arial"/>
-        </w:rPr>
-        <w:t xml:space="preserve"> outside the loop</w:t>
-      </w:r>
-      <w:r>
-        <w:rPr>
-          <w:rFonts w:ascii="Arial" w:hAnsi="Arial" w:cs="Arial"/>
-        </w:rPr>
-        <w:t>,</w:t>
-      </w:r>
-      <w:r>
-        <w:rPr>
-          <w:rFonts w:ascii="Arial" w:hAnsi="Arial" w:cs="Arial"/>
-        </w:rPr>
-        <w:t xml:space="preserve"> so </w:t>
+        <w:t>when the next heading line is encountered</w:t>
+      </w:r>
+      <w:r>
+        <w:rPr>
+          <w:rFonts w:ascii="Arial" w:hAnsi="Arial" w:cs="Arial"/>
+        </w:rPr>
+        <w:t>.</w:t>
+      </w:r>
+    </w:p>
+    <w:p>
+      <w:pPr>
+        <w:spacing w:line="360" w:lineRule="auto"/>
+        <w:rPr>
+          <w:rFonts w:ascii="Arial" w:hAnsi="Arial" w:cs="Arial"/>
+        </w:rPr>
+      </w:pPr>
+    </w:p>
+    <w:p>
+      <w:pPr>
+        <w:spacing w:line="360" w:lineRule="auto"/>
+        <w:rPr>
+          <w:rFonts w:ascii="Arial" w:hAnsi="Arial" w:cs="Arial"/>
+        </w:rPr>
+      </w:pPr>
+      <w:r>
+        <w:rPr>
+          <w:rFonts w:ascii="Arial" w:hAnsi="Arial" w:cs="Arial"/>
+        </w:rPr>
+        <w:t xml:space="preserve">As seen in </w:t>
       </w:r>
       <w:r>
         <w:rPr>
@@ -12744,61 +12642,7 @@
           <w:i/>
           <w:iCs/>
         </w:rPr>
-        <w:t xml:space="preserve">Big Break! </w:t>
-      </w:r>
-      <w:r>
-        <w:rPr>
-          <w:rFonts w:ascii="Arial" w:hAnsi="Arial" w:cs="Arial"/>
-        </w:rPr>
-        <w:t xml:space="preserve">can create the current scene and add it to the </w:t>
-      </w:r>
-      <w:proofErr w:type="spellStart"/>
-      <w:r>
-        <w:rPr>
-          <w:rFonts w:ascii="Arial" w:hAnsi="Arial" w:cs="Arial"/>
-        </w:rPr>
-        <w:t>ArrayList</w:t>
-      </w:r>
-      <w:proofErr w:type="spellEnd"/>
-      <w:r>
-        <w:rPr>
-          <w:rFonts w:ascii="Arial" w:hAnsi="Arial" w:cs="Arial"/>
-        </w:rPr>
-        <w:t xml:space="preserve"> </w:t>
-      </w:r>
-      <w:r>
-        <w:rPr>
-          <w:rFonts w:ascii="Arial" w:hAnsi="Arial" w:cs="Arial"/>
-        </w:rPr>
-        <w:t>when the next heading line is encountered</w:t>
-      </w:r>
-      <w:r>
-        <w:rPr>
-          <w:rFonts w:ascii="Arial" w:hAnsi="Arial" w:cs="Arial"/>
-        </w:rPr>
-        <w:t>.</w:t>
-      </w:r>
-    </w:p>
-    <w:p>
-      <w:pPr>
-        <w:spacing w:line="360" w:lineRule="auto"/>
-        <w:rPr>
-          <w:rFonts w:ascii="Arial" w:hAnsi="Arial" w:cs="Arial"/>
-        </w:rPr>
-      </w:pPr>
-    </w:p>
-    <w:p>
-      <w:pPr>
-        <w:spacing w:line="360" w:lineRule="auto"/>
-        <w:rPr>
-          <w:rFonts w:ascii="Arial" w:hAnsi="Arial" w:cs="Arial"/>
-        </w:rPr>
-      </w:pPr>
-      <w:r>
-        <w:rPr>
-          <w:rFonts w:ascii="Arial" w:hAnsi="Arial" w:cs="Arial"/>
-        </w:rPr>
-        <w:t xml:space="preserve">As seen in </w:t>
+        <w:t xml:space="preserve">Figure </w:t>
       </w:r>
       <w:r>
         <w:rPr>
@@ -12806,7 +12650,7 @@
           <w:i/>
           <w:iCs/>
         </w:rPr>
-        <w:t xml:space="preserve">Figure </w:t>
+        <w:t>2</w:t>
       </w:r>
       <w:r>
         <w:rPr>
@@ -12814,14 +12658,6 @@
           <w:i/>
           <w:iCs/>
         </w:rPr>
-        <w:t>2</w:t>
-      </w:r>
-      <w:r>
-        <w:rPr>
-          <w:rFonts w:ascii="Arial" w:hAnsi="Arial" w:cs="Arial"/>
-          <w:i/>
-          <w:iCs/>
-        </w:rPr>
         <w:t xml:space="preserve">, </w:t>
       </w:r>
       <w:r>
@@ -12852,35 +12688,7 @@
         <w:rPr>
           <w:rFonts w:ascii="Arial" w:hAnsi="Arial" w:cs="Arial"/>
         </w:rPr>
-        <w:t xml:space="preserve"> If the current content is not empty (meaning not the first content line of the scene’s content), a new line is appended </w:t>
-      </w:r>
-      <w:proofErr w:type="gramStart"/>
-      <w:r>
-        <w:rPr>
-          <w:rFonts w:ascii="Arial" w:hAnsi="Arial" w:cs="Arial"/>
-        </w:rPr>
-        <w:t>in order to</w:t>
-      </w:r>
-      <w:proofErr w:type="gramEnd"/>
-      <w:r>
-        <w:rPr>
-          <w:rFonts w:ascii="Arial" w:hAnsi="Arial" w:cs="Arial"/>
-        </w:rPr>
-        <w:t xml:space="preserve"> preserve the original formatting of </w:t>
-      </w:r>
-      <w:proofErr w:type="gramStart"/>
-      <w:r>
-        <w:rPr>
-          <w:rFonts w:ascii="Arial" w:hAnsi="Arial" w:cs="Arial"/>
-        </w:rPr>
-        <w:t>lines</w:t>
-      </w:r>
-      <w:proofErr w:type="gramEnd"/>
-      <w:r>
-        <w:rPr>
-          <w:rFonts w:ascii="Arial" w:hAnsi="Arial" w:cs="Arial"/>
-        </w:rPr>
-        <w:t xml:space="preserve"> and </w:t>
+        <w:t xml:space="preserve"> If the current content is not empty (meaning not the first content line of the scene’s content), a new line is appended in order to preserve the original formatting of lines and </w:t>
       </w:r>
       <w:r>
         <w:rPr>
@@ -13312,21 +13120,7 @@
         <w:rPr>
           <w:rFonts w:ascii="Arial" w:hAnsi="Arial" w:cs="Arial"/>
         </w:rPr>
-        <w:t xml:space="preserve"> </w:t>
-      </w:r>
-      <w:proofErr w:type="gramStart"/>
-      <w:r>
-        <w:rPr>
-          <w:rFonts w:ascii="Arial" w:hAnsi="Arial" w:cs="Arial"/>
-        </w:rPr>
-        <w:t>is</w:t>
-      </w:r>
-      <w:proofErr w:type="gramEnd"/>
-      <w:r>
-        <w:rPr>
-          <w:rFonts w:ascii="Arial" w:hAnsi="Arial" w:cs="Arial"/>
-        </w:rPr>
-        <w:t xml:space="preserve"> created to store the produce Character objects. The content of each scene is split into lines</w:t>
+        <w:t xml:space="preserve"> is created to store the produce Character objects. The content of each scene is split into lines</w:t>
       </w:r>
       <w:r>
         <w:rPr>
@@ -13574,7 +13368,37 @@
         <w:rPr>
           <w:rFonts w:ascii="Arial" w:hAnsi="Arial" w:cs="Arial"/>
         </w:rPr>
-        <w:t xml:space="preserve"> an optional line description between parentheses (case-insensitive) and</w:t>
+        <w:t xml:space="preserve"> </w:t>
+      </w:r>
+      <w:r>
+        <w:rPr>
+          <w:rFonts w:ascii="Arial" w:hAnsi="Arial" w:cs="Arial"/>
+        </w:rPr>
+        <w:t xml:space="preserve">an optionally numbered character, </w:t>
+      </w:r>
+      <w:r>
+        <w:rPr>
+          <w:rFonts w:ascii="Arial" w:hAnsi="Arial" w:cs="Arial"/>
+        </w:rPr>
+        <w:t>an optional line description between parentheses (case-insensitive)</w:t>
+      </w:r>
+      <w:r>
+        <w:rPr>
+          <w:rFonts w:ascii="Arial" w:hAnsi="Arial" w:cs="Arial"/>
+        </w:rPr>
+        <w:t>,</w:t>
+      </w:r>
+      <w:r>
+        <w:rPr>
+          <w:rFonts w:ascii="Arial" w:hAnsi="Arial" w:cs="Arial"/>
+        </w:rPr>
+        <w:t xml:space="preserve"> and</w:t>
+      </w:r>
+      <w:r>
+        <w:rPr>
+          <w:rFonts w:ascii="Arial" w:hAnsi="Arial" w:cs="Arial"/>
+        </w:rPr>
+        <w:t xml:space="preserve"> required</w:t>
       </w:r>
       <w:r>
         <w:rPr>
@@ -14081,21 +13905,7 @@
         <w:rPr>
           <w:rFonts w:ascii="Arial" w:hAnsi="Arial" w:cs="Arial"/>
         </w:rPr>
-        <w:t xml:space="preserve">. In a new variable, it stores only the uppercased letters of the name </w:t>
-      </w:r>
-      <w:proofErr w:type="gramStart"/>
-      <w:r>
-        <w:rPr>
-          <w:rFonts w:ascii="Arial" w:hAnsi="Arial" w:cs="Arial"/>
-        </w:rPr>
-        <w:t>in order to</w:t>
-      </w:r>
-      <w:proofErr w:type="gramEnd"/>
-      <w:r>
-        <w:rPr>
-          <w:rFonts w:ascii="Arial" w:hAnsi="Arial" w:cs="Arial"/>
-        </w:rPr>
-        <w:t xml:space="preserve"> accurately compare with the lists. If there is nothing left, it skips to the next token. The comparison part checks if the uppercased token is contained in the STAGE_VERBS</w:t>
+        <w:t>. In a new variable, it stores only the uppercased letters of the name in order to accurately compare with the lists. If there is nothing left, it skips to the next token. The comparison part checks if the uppercased token is contained in the STAGE_VERBS</w:t>
       </w:r>
       <w:r>
         <w:rPr>
@@ -14155,21 +13965,7 @@
         <w:rPr>
           <w:rFonts w:ascii="Arial" w:hAnsi="Arial" w:cs="Arial"/>
         </w:rPr>
-        <w:t xml:space="preserve">The confidence score of a character corresponds to how certain the system is that they are a character. A starting confidence score is assigned to each character depending on which regular expression they match. The score </w:t>
-      </w:r>
-      <w:proofErr w:type="gramStart"/>
-      <w:r>
-        <w:rPr>
-          <w:rFonts w:ascii="Arial" w:hAnsi="Arial" w:cs="Arial"/>
-        </w:rPr>
-        <w:t>is in the range</w:t>
-      </w:r>
-      <w:proofErr w:type="gramEnd"/>
-      <w:r>
-        <w:rPr>
-          <w:rFonts w:ascii="Arial" w:hAnsi="Arial" w:cs="Arial"/>
-        </w:rPr>
-        <w:t xml:space="preserve"> 0-1. For the character with speaker parentheticals, the confidence score starts at 0.65 </w:t>
+        <w:t xml:space="preserve">The confidence score of a character corresponds to how certain the system is that they are a character. A starting confidence score is assigned to each character depending on which regular expression they match. The score is in the range 0-1. For the character with speaker parentheticals, the confidence score starts at 0.65 </w:t>
       </w:r>
       <w:r>
         <w:rPr>
@@ -14181,41 +13977,13 @@
         <w:rPr>
           <w:rFonts w:ascii="Arial" w:hAnsi="Arial" w:cs="Arial"/>
         </w:rPr>
-        <w:t xml:space="preserve"> One of the confidence boosts can be provided by matching files to </w:t>
-      </w:r>
-      <w:proofErr w:type="gramStart"/>
-      <w:r>
-        <w:rPr>
-          <w:rFonts w:ascii="Arial" w:hAnsi="Arial" w:cs="Arial"/>
-        </w:rPr>
-        <w:t>first-name</w:t>
-      </w:r>
-      <w:proofErr w:type="gramEnd"/>
-      <w:r>
-        <w:rPr>
-          <w:rFonts w:ascii="Arial" w:hAnsi="Arial" w:cs="Arial"/>
-        </w:rPr>
-        <w:t xml:space="preserve"> and last-name text file databases.</w:t>
-      </w:r>
-      <w:r>
-        <w:rPr>
-          <w:rFonts w:ascii="Arial" w:hAnsi="Arial" w:cs="Arial"/>
-        </w:rPr>
-        <w:t xml:space="preserve"> Both </w:t>
-      </w:r>
-      <w:proofErr w:type="gramStart"/>
-      <w:r>
-        <w:rPr>
-          <w:rFonts w:ascii="Arial" w:hAnsi="Arial" w:cs="Arial"/>
-        </w:rPr>
-        <w:t>first-name</w:t>
-      </w:r>
-      <w:proofErr w:type="gramEnd"/>
-      <w:r>
-        <w:rPr>
-          <w:rFonts w:ascii="Arial" w:hAnsi="Arial" w:cs="Arial"/>
-        </w:rPr>
-        <w:t xml:space="preserve"> and last-name matches add a 0.4 confidence boost per name. As the confidence score cannot be larger than 1.0, the minimum value of the total boost and 1.0 is added to the original score.</w:t>
+        <w:t xml:space="preserve"> One of the confidence boosts can be provided by matching files to first-name and last-name text file databases.</w:t>
+      </w:r>
+      <w:r>
+        <w:rPr>
+          <w:rFonts w:ascii="Arial" w:hAnsi="Arial" w:cs="Arial"/>
+        </w:rPr>
+        <w:t xml:space="preserve"> Both first-name and last-name matches add a 0.4 confidence boost per name. As the confidence score cannot be larger than 1.0, the minimum value of the total boost and 1.0 is added to the original score.</w:t>
       </w:r>
       <w:r>
         <w:rPr>
@@ -14249,21 +14017,7 @@
         <w:rPr>
           <w:rFonts w:ascii="Arial" w:hAnsi="Arial" w:cs="Arial"/>
         </w:rPr>
-        <w:t xml:space="preserve">After potentially boosting the confidence score, the name is once again tokenized in the same manner </w:t>
-      </w:r>
-      <w:proofErr w:type="gramStart"/>
-      <w:r>
-        <w:rPr>
-          <w:rFonts w:ascii="Arial" w:hAnsi="Arial" w:cs="Arial"/>
-        </w:rPr>
-        <w:t>in order to</w:t>
-      </w:r>
-      <w:proofErr w:type="gramEnd"/>
-      <w:r>
-        <w:rPr>
-          <w:rFonts w:ascii="Arial" w:hAnsi="Arial" w:cs="Arial"/>
-        </w:rPr>
-        <w:t xml:space="preserve"> check if it is contained in the PERSON_WORD set. This set includes words related to humans, such as “MAN”, “WOMAN”, “TEACHER”, “DOCTOR”, etc.</w:t>
+        <w:t>After potentially boosting the confidence score, the name is once again tokenized in the same manner in order to check if it is contained in the PERSON_WORD set. This set includes words related to humans, such as “MAN”, “WOMAN”, “TEACHER”, “DOCTOR”, etc.</w:t>
       </w:r>
       <w:r>
         <w:rPr>
@@ -14500,21 +14254,7 @@
         <w:rPr>
           <w:rFonts w:ascii="Arial" w:hAnsi="Arial" w:cs="Arial"/>
         </w:rPr>
-        <w:t xml:space="preserve"> considers the line a speaker cue. </w:t>
-      </w:r>
-      <w:proofErr w:type="gramStart"/>
-      <w:r>
-        <w:rPr>
-          <w:rFonts w:ascii="Arial" w:hAnsi="Arial" w:cs="Arial"/>
-        </w:rPr>
-        <w:t>Similar to</w:t>
-      </w:r>
-      <w:proofErr w:type="gramEnd"/>
-      <w:r>
-        <w:rPr>
-          <w:rFonts w:ascii="Arial" w:hAnsi="Arial" w:cs="Arial"/>
-        </w:rPr>
-        <w:t xml:space="preserve"> the previous regular expression, it allows honorific prefixes</w:t>
+        <w:t xml:space="preserve"> considers the line a speaker cue. Similar to the previous regular expression, it allows honorific prefixes</w:t>
       </w:r>
       <w:r>
         <w:rPr>
@@ -14532,7 +14272,19 @@
         <w:rPr>
           <w:rFonts w:ascii="Arial" w:hAnsi="Arial" w:cs="Arial"/>
         </w:rPr>
-        <w:t>, and optional case-insensitive descriptions in parentheses</w:t>
+        <w:t xml:space="preserve">, </w:t>
+      </w:r>
+      <w:r>
+        <w:rPr>
+          <w:rFonts w:ascii="Arial" w:hAnsi="Arial" w:cs="Arial"/>
+        </w:rPr>
+        <w:t>an optional number for the character (e.g., “MALE EMPLOYEE #2”), and</w:t>
+      </w:r>
+      <w:r>
+        <w:rPr>
+          <w:rFonts w:ascii="Arial" w:hAnsi="Arial" w:cs="Arial"/>
+        </w:rPr>
+        <w:t xml:space="preserve"> optional case-insensitive descriptions in parentheses</w:t>
       </w:r>
       <w:r>
         <w:rPr>
@@ -14696,13 +14448,8 @@
                             <w:r>
                               <w:t xml:space="preserve">: </w:t>
                             </w:r>
-                            <w:proofErr w:type="spellStart"/>
                             <w:r>
-                              <w:t>isCharacterCue</w:t>
-                            </w:r>
-                            <w:proofErr w:type="spellEnd"/>
-                            <w:r>
-                              <w:t xml:space="preserve"> Flowchart</w:t>
+                              <w:t>isCharacterCue Flowchart</w:t>
                             </w:r>
                             <w:r>
                               <w:t xml:space="preserve"> (drawn with draw.io)</w:t>
@@ -14745,13 +14492,8 @@
                       <w:r>
                         <w:t xml:space="preserve">: </w:t>
                       </w:r>
-                      <w:proofErr w:type="spellStart"/>
                       <w:r>
-                        <w:t>isCharacterCue</w:t>
-                      </w:r>
-                      <w:proofErr w:type="spellEnd"/>
-                      <w:r>
-                        <w:t xml:space="preserve"> Flowchart</w:t>
+                        <w:t>isCharacterCue Flowchart</w:t>
                       </w:r>
                       <w:r>
                         <w:t xml:space="preserve"> (drawn with draw.io)</w:t>
@@ -14911,14 +14653,134 @@
         <w:rPr>
           <w:rFonts w:ascii="Arial" w:hAnsi="Arial" w:cs="Arial"/>
         </w:rPr>
-        <w:t xml:space="preserve">The system creates local variables for a name </w:t>
+        <w:t>The system creates local variables for a name token counter, total token count,</w:t>
+      </w:r>
+      <w:r>
+        <w:rPr>
+          <w:rFonts w:ascii="Arial" w:hAnsi="Arial" w:cs="Arial"/>
+        </w:rPr>
+        <w:t xml:space="preserve"> allowed punctuation</w:t>
+      </w:r>
+      <w:r>
+        <w:rPr>
+          <w:rFonts w:ascii="Arial" w:hAnsi="Arial" w:cs="Arial"/>
+        </w:rPr>
+        <w:t xml:space="preserve"> counter</w:t>
+      </w:r>
+      <w:r>
+        <w:rPr>
+          <w:rFonts w:ascii="Arial" w:hAnsi="Arial" w:cs="Arial"/>
+        </w:rPr>
+        <w:t xml:space="preserve"> (including parentheses </w:t>
       </w:r>
       <w:r>
         <w:rPr>
           <w:rFonts w:ascii="Arial" w:hAnsi="Arial" w:cs="Arial"/>
         </w:rPr>
         <w:lastRenderedPageBreak/>
-        <w:t xml:space="preserve">token counter, total token count, </w:t>
+        <w:t xml:space="preserve">and </w:t>
+      </w:r>
+      <w:r>
+        <w:rPr>
+          <w:rFonts w:ascii="Arial" w:hAnsi="Arial" w:cs="Arial"/>
+          <w:i/>
+          <w:iCs/>
+        </w:rPr>
+        <w:t>#</w:t>
+      </w:r>
+      <w:r>
+        <w:rPr>
+          <w:rFonts w:ascii="Arial" w:hAnsi="Arial" w:cs="Arial"/>
+        </w:rPr>
+        <w:t>)</w:t>
+      </w:r>
+      <w:r>
+        <w:rPr>
+          <w:rFonts w:ascii="Arial" w:hAnsi="Arial" w:cs="Arial"/>
+        </w:rPr>
+        <w:t>, and an initial threshold percentage of the name token to total token ratio</w:t>
+      </w:r>
+      <w:r>
+        <w:rPr>
+          <w:rFonts w:ascii="Arial" w:hAnsi="Arial" w:cs="Arial"/>
+        </w:rPr>
+        <w:t xml:space="preserve"> (without counting </w:t>
+      </w:r>
+      <w:r>
+        <w:rPr>
+          <w:rFonts w:ascii="Arial" w:hAnsi="Arial" w:cs="Arial"/>
+        </w:rPr>
+        <w:t>the allowed punctuation</w:t>
+      </w:r>
+      <w:r>
+        <w:rPr>
+          <w:rFonts w:ascii="Arial" w:hAnsi="Arial" w:cs="Arial"/>
+        </w:rPr>
+        <w:t>)</w:t>
+      </w:r>
+      <w:r>
+        <w:rPr>
+          <w:rFonts w:ascii="Arial" w:hAnsi="Arial" w:cs="Arial"/>
+        </w:rPr>
+        <w:t>.</w:t>
+      </w:r>
+    </w:p>
+    <w:p>
+      <w:pPr>
+        <w:spacing w:line="360" w:lineRule="auto"/>
+        <w:rPr>
+          <w:rFonts w:ascii="Arial" w:hAnsi="Arial" w:cs="Arial"/>
+        </w:rPr>
+      </w:pPr>
+    </w:p>
+    <w:p>
+      <w:pPr>
+        <w:spacing w:line="360" w:lineRule="auto"/>
+        <w:rPr>
+          <w:rFonts w:ascii="Arial" w:hAnsi="Arial" w:cs="Arial"/>
+        </w:rPr>
+      </w:pPr>
+      <w:r>
+        <w:rPr>
+          <w:rFonts w:ascii="Arial" w:hAnsi="Arial" w:cs="Arial"/>
+        </w:rPr>
+        <w:t xml:space="preserve">The system </w:t>
+      </w:r>
+      <w:r>
+        <w:rPr>
+          <w:rFonts w:ascii="Arial" w:hAnsi="Arial" w:cs="Arial"/>
+        </w:rPr>
+        <w:t>iterates over each string token in</w:t>
+      </w:r>
+      <w:r>
+        <w:rPr>
+          <w:rFonts w:ascii="Arial" w:hAnsi="Arial" w:cs="Arial"/>
+        </w:rPr>
+        <w:t xml:space="preserve"> the array</w:t>
+      </w:r>
+      <w:r>
+        <w:rPr>
+          <w:rFonts w:ascii="Arial" w:hAnsi="Arial" w:cs="Arial"/>
+        </w:rPr>
+        <w:t>, as seen in the flowchart</w:t>
+      </w:r>
+      <w:r>
+        <w:rPr>
+          <w:rFonts w:ascii="Arial" w:hAnsi="Arial" w:cs="Arial"/>
+        </w:rPr>
+        <w:t>. It checks if any of the strings match an opening</w:t>
+      </w:r>
+      <w:r>
+        <w:rPr>
+          <w:rFonts w:ascii="Arial" w:hAnsi="Arial" w:cs="Arial"/>
+        </w:rPr>
+        <w:t>,</w:t>
+      </w:r>
+      <w:r>
+        <w:rPr>
+          <w:rFonts w:ascii="Arial" w:hAnsi="Arial" w:cs="Arial"/>
+        </w:rPr>
+        <w:t xml:space="preserve"> closing </w:t>
       </w:r>
       <w:r>
         <w:rPr>
@@ -14930,13 +14792,193 @@
         <w:rPr>
           <w:rFonts w:ascii="Arial" w:hAnsi="Arial" w:cs="Arial"/>
         </w:rPr>
-        <w:t>-use counter, and an initial threshold percentage of the name token to total token ratio</w:t>
-      </w:r>
-      <w:r>
-        <w:rPr>
-          <w:rFonts w:ascii="Arial" w:hAnsi="Arial" w:cs="Arial"/>
-        </w:rPr>
-        <w:t xml:space="preserve"> (without counting </w:t>
+        <w:t xml:space="preserve">, or </w:t>
+      </w:r>
+      <w:r>
+        <w:rPr>
+          <w:rFonts w:ascii="Arial" w:hAnsi="Arial" w:cs="Arial"/>
+          <w:i/>
+          <w:iCs/>
+        </w:rPr>
+        <w:t>#</w:t>
+      </w:r>
+      <w:r>
+        <w:rPr>
+          <w:rFonts w:ascii="Arial" w:hAnsi="Arial" w:cs="Arial"/>
+        </w:rPr>
+        <w:t xml:space="preserve">. In this case, it assigns them a lower </w:t>
+      </w:r>
+      <w:r>
+        <w:rPr>
+          <w:rFonts w:ascii="Arial" w:hAnsi="Arial" w:cs="Arial"/>
+        </w:rPr>
+        <w:t xml:space="preserve">ratio of 50% </w:t>
+      </w:r>
+      <w:r>
+        <w:rPr>
+          <w:rFonts w:ascii="Arial" w:hAnsi="Arial" w:cs="Arial"/>
+        </w:rPr>
+        <w:t>of the name tokens to all tokens</w:t>
+      </w:r>
+      <w:r>
+        <w:rPr>
+          <w:rFonts w:ascii="Arial" w:hAnsi="Arial" w:cs="Arial"/>
+        </w:rPr>
+        <w:t xml:space="preserve"> (without the </w:t>
+      </w:r>
+      <w:r>
+        <w:rPr>
+          <w:rFonts w:ascii="Arial" w:hAnsi="Arial" w:cs="Arial"/>
+        </w:rPr>
+        <w:t>allowed punctuation</w:t>
+      </w:r>
+      <w:r>
+        <w:rPr>
+          <w:rFonts w:ascii="Arial" w:hAnsi="Arial" w:cs="Arial"/>
+        </w:rPr>
+        <w:t xml:space="preserve"> count)</w:t>
+      </w:r>
+      <w:r>
+        <w:rPr>
+          <w:rFonts w:ascii="Arial" w:hAnsi="Arial" w:cs="Arial"/>
+        </w:rPr>
+        <w:t>.</w:t>
+      </w:r>
+      <w:r>
+        <w:rPr>
+          <w:rFonts w:ascii="Arial" w:hAnsi="Arial" w:cs="Arial"/>
+        </w:rPr>
+        <w:t xml:space="preserve"> The system normalizes the token for matching. </w:t>
+      </w:r>
+      <w:r>
+        <w:rPr>
+          <w:rFonts w:ascii="Arial" w:hAnsi="Arial" w:cs="Arial"/>
+        </w:rPr>
+        <w:t>It checks if the string matches the NAME_TOKEN regular expression</w:t>
+      </w:r>
+      <w:r>
+        <w:rPr>
+          <w:rFonts w:ascii="Arial" w:hAnsi="Arial" w:cs="Arial"/>
+        </w:rPr>
+        <w:t>,</w:t>
+      </w:r>
+      <w:r>
+        <w:rPr>
+          <w:rFonts w:ascii="Arial" w:hAnsi="Arial" w:cs="Arial"/>
+        </w:rPr>
+        <w:t xml:space="preserve"> which </w:t>
+      </w:r>
+      <w:r>
+        <w:rPr>
+          <w:rFonts w:ascii="Arial" w:hAnsi="Arial" w:cs="Arial"/>
+        </w:rPr>
+        <w:t>catches</w:t>
+      </w:r>
+      <w:r>
+        <w:rPr>
+          <w:rFonts w:ascii="Arial" w:hAnsi="Arial" w:cs="Arial"/>
+        </w:rPr>
+        <w:t xml:space="preserve"> only fully uppercased words</w:t>
+      </w:r>
+      <w:r>
+        <w:rPr>
+          <w:rFonts w:ascii="Arial" w:hAnsi="Arial" w:cs="Arial"/>
+        </w:rPr>
+        <w:t>. If a name token is found, the name counter increments.</w:t>
+      </w:r>
+    </w:p>
+    <w:p>
+      <w:pPr>
+        <w:spacing w:line="360" w:lineRule="auto"/>
+        <w:rPr>
+          <w:rFonts w:ascii="Arial" w:hAnsi="Arial" w:cs="Arial"/>
+        </w:rPr>
+      </w:pPr>
+    </w:p>
+    <w:p>
+      <w:pPr>
+        <w:spacing w:line="360" w:lineRule="auto"/>
+        <w:rPr>
+          <w:rFonts w:ascii="Arial" w:hAnsi="Arial" w:cs="Arial"/>
+        </w:rPr>
+      </w:pPr>
+      <w:r>
+        <w:rPr>
+          <w:rFonts w:ascii="Arial" w:hAnsi="Arial" w:cs="Arial"/>
+        </w:rPr>
+        <w:t xml:space="preserve">After looping through all tokens of the line, the helper method returns false if there are no name tokens present. </w:t>
+      </w:r>
+      <w:r>
+        <w:rPr>
+          <w:rFonts w:ascii="Arial" w:hAnsi="Arial" w:cs="Arial"/>
+        </w:rPr>
+        <w:t>In</w:t>
+      </w:r>
+      <w:r>
+        <w:rPr>
+          <w:rFonts w:ascii="Arial" w:hAnsi="Arial" w:cs="Arial"/>
+        </w:rPr>
+        <w:t xml:space="preserve"> order to return true, the line should have name tokens primarily and not be too long. Here, the system checks the ratio of name tokens to all tokens (without counting </w:t>
+      </w:r>
+      <w:r>
+        <w:rPr>
+          <w:rFonts w:ascii="Arial" w:hAnsi="Arial" w:cs="Arial"/>
+        </w:rPr>
+        <w:t>the allowed punctuation</w:t>
+      </w:r>
+      <w:r>
+        <w:rPr>
+          <w:rFonts w:ascii="Arial" w:hAnsi="Arial" w:cs="Arial"/>
+        </w:rPr>
+        <w:t>) that was set previously.</w:t>
+      </w:r>
+      <w:r>
+        <w:rPr>
+          <w:rFonts w:ascii="Arial" w:hAnsi="Arial" w:cs="Arial"/>
+        </w:rPr>
+        <w:t xml:space="preserve"> T</w:t>
+      </w:r>
+      <w:r>
+        <w:rPr>
+          <w:rFonts w:ascii="Arial" w:hAnsi="Arial" w:cs="Arial"/>
+        </w:rPr>
+        <w:t>his threshold is lowered</w:t>
+      </w:r>
+      <w:r>
+        <w:rPr>
+          <w:rFonts w:ascii="Arial" w:hAnsi="Arial" w:cs="Arial"/>
+        </w:rPr>
+        <w:t xml:space="preserve"> from 65 to 50%</w:t>
+      </w:r>
+      <w:r>
+        <w:rPr>
+          <w:rFonts w:ascii="Arial" w:hAnsi="Arial" w:cs="Arial"/>
+        </w:rPr>
+        <w:t xml:space="preserve"> for lines with</w:t>
+      </w:r>
+      <w:r>
+        <w:rPr>
+          <w:rFonts w:ascii="Arial" w:hAnsi="Arial" w:cs="Arial"/>
+        </w:rPr>
+        <w:t xml:space="preserve"> </w:t>
+      </w:r>
+      <w:r>
+        <w:rPr>
+          <w:rFonts w:ascii="Arial" w:hAnsi="Arial" w:cs="Arial"/>
+        </w:rPr>
+        <w:t>allowed punctuation</w:t>
+      </w:r>
+      <w:r>
+        <w:rPr>
+          <w:rFonts w:ascii="Arial" w:hAnsi="Arial" w:cs="Arial"/>
+        </w:rPr>
+        <w:t>. The reason is that</w:t>
+      </w:r>
+      <w:r>
+        <w:rPr>
+          <w:rFonts w:ascii="Arial" w:hAnsi="Arial" w:cs="Arial"/>
+        </w:rPr>
+        <w:t xml:space="preserve"> </w:t>
       </w:r>
       <w:r>
         <w:rPr>
@@ -14948,233 +14990,49 @@
         <w:rPr>
           <w:rFonts w:ascii="Arial" w:hAnsi="Arial" w:cs="Arial"/>
         </w:rPr>
-        <w:t>)</w:t>
-      </w:r>
-      <w:r>
-        <w:rPr>
-          <w:rFonts w:ascii="Arial" w:hAnsi="Arial" w:cs="Arial"/>
-        </w:rPr>
-        <w:t>.</w:t>
-      </w:r>
-    </w:p>
-    <w:p>
-      <w:pPr>
-        <w:spacing w:line="360" w:lineRule="auto"/>
-        <w:rPr>
-          <w:rFonts w:ascii="Arial" w:hAnsi="Arial" w:cs="Arial"/>
-        </w:rPr>
-      </w:pPr>
-    </w:p>
-    <w:p>
-      <w:pPr>
-        <w:spacing w:line="360" w:lineRule="auto"/>
-        <w:rPr>
-          <w:rFonts w:ascii="Arial" w:hAnsi="Arial" w:cs="Arial"/>
-        </w:rPr>
-      </w:pPr>
-      <w:r>
-        <w:rPr>
-          <w:rFonts w:ascii="Arial" w:hAnsi="Arial" w:cs="Arial"/>
-        </w:rPr>
-        <w:t xml:space="preserve">The system </w:t>
-      </w:r>
-      <w:r>
-        <w:rPr>
-          <w:rFonts w:ascii="Arial" w:hAnsi="Arial" w:cs="Arial"/>
-        </w:rPr>
-        <w:t>iterates over each string token in</w:t>
-      </w:r>
-      <w:r>
-        <w:rPr>
-          <w:rFonts w:ascii="Arial" w:hAnsi="Arial" w:cs="Arial"/>
-        </w:rPr>
-        <w:t xml:space="preserve"> the array</w:t>
-      </w:r>
-      <w:r>
-        <w:rPr>
-          <w:rFonts w:ascii="Arial" w:hAnsi="Arial" w:cs="Arial"/>
-        </w:rPr>
-        <w:t>, as seen in the flowchart</w:t>
-      </w:r>
-      <w:r>
-        <w:rPr>
-          <w:rFonts w:ascii="Arial" w:hAnsi="Arial" w:cs="Arial"/>
-        </w:rPr>
-        <w:t xml:space="preserve">. It checks if any of the strings match an opening or closing </w:t>
-      </w:r>
-      <w:r>
-        <w:rPr>
-          <w:rFonts w:ascii="Arial" w:hAnsi="Arial" w:cs="Arial"/>
-        </w:rPr>
-        <w:t>parenthesis</w:t>
-      </w:r>
-      <w:r>
-        <w:rPr>
-          <w:rFonts w:ascii="Arial" w:hAnsi="Arial" w:cs="Arial"/>
-        </w:rPr>
-        <w:t xml:space="preserve">. In this case, it assigns them a lower </w:t>
-      </w:r>
-      <w:r>
-        <w:rPr>
-          <w:rFonts w:ascii="Arial" w:hAnsi="Arial" w:cs="Arial"/>
-        </w:rPr>
-        <w:t xml:space="preserve">ratio of 50% </w:t>
-      </w:r>
-      <w:r>
-        <w:rPr>
-          <w:rFonts w:ascii="Arial" w:hAnsi="Arial" w:cs="Arial"/>
-        </w:rPr>
-        <w:t>of the name tokens to all tokens</w:t>
-      </w:r>
-      <w:r>
-        <w:rPr>
-          <w:rFonts w:ascii="Arial" w:hAnsi="Arial" w:cs="Arial"/>
-        </w:rPr>
-        <w:t xml:space="preserve"> (without the </w:t>
-      </w:r>
-      <w:r>
-        <w:rPr>
-          <w:rFonts w:ascii="Arial" w:hAnsi="Arial" w:cs="Arial"/>
-        </w:rPr>
-        <w:t>parentheses</w:t>
-      </w:r>
-      <w:r>
-        <w:rPr>
-          <w:rFonts w:ascii="Arial" w:hAnsi="Arial" w:cs="Arial"/>
-        </w:rPr>
-        <w:t xml:space="preserve"> count)</w:t>
-      </w:r>
-      <w:r>
-        <w:rPr>
-          <w:rFonts w:ascii="Arial" w:hAnsi="Arial" w:cs="Arial"/>
-        </w:rPr>
-        <w:t>.</w:t>
-      </w:r>
-      <w:r>
-        <w:rPr>
-          <w:rFonts w:ascii="Arial" w:hAnsi="Arial" w:cs="Arial"/>
-        </w:rPr>
-        <w:t xml:space="preserve"> The system normalizes the token for matching. </w:t>
-      </w:r>
-      <w:r>
-        <w:rPr>
-          <w:rFonts w:ascii="Arial" w:hAnsi="Arial" w:cs="Arial"/>
-        </w:rPr>
-        <w:t>It checks if the string matches the NAME_TOKEN regular expression</w:t>
-      </w:r>
-      <w:r>
-        <w:rPr>
-          <w:rFonts w:ascii="Arial" w:hAnsi="Arial" w:cs="Arial"/>
-        </w:rPr>
-        <w:t>,</w:t>
-      </w:r>
-      <w:r>
-        <w:rPr>
-          <w:rFonts w:ascii="Arial" w:hAnsi="Arial" w:cs="Arial"/>
-        </w:rPr>
-        <w:t xml:space="preserve"> which </w:t>
-      </w:r>
-      <w:r>
-        <w:rPr>
-          <w:rFonts w:ascii="Arial" w:hAnsi="Arial" w:cs="Arial"/>
-        </w:rPr>
-        <w:t>catches</w:t>
-      </w:r>
-      <w:r>
-        <w:rPr>
-          <w:rFonts w:ascii="Arial" w:hAnsi="Arial" w:cs="Arial"/>
-        </w:rPr>
-        <w:t xml:space="preserve"> only fully uppercased words</w:t>
-      </w:r>
-      <w:r>
-        <w:rPr>
-          <w:rFonts w:ascii="Arial" w:hAnsi="Arial" w:cs="Arial"/>
-        </w:rPr>
-        <w:t>. If a name token is found, the name counter increments.</w:t>
-      </w:r>
-    </w:p>
-    <w:p>
-      <w:pPr>
-        <w:spacing w:line="360" w:lineRule="auto"/>
-        <w:rPr>
-          <w:rFonts w:ascii="Arial" w:hAnsi="Arial" w:cs="Arial"/>
-        </w:rPr>
-      </w:pPr>
-    </w:p>
-    <w:p>
-      <w:pPr>
-        <w:spacing w:line="360" w:lineRule="auto"/>
-        <w:rPr>
-          <w:rFonts w:ascii="Arial" w:hAnsi="Arial" w:cs="Arial"/>
-        </w:rPr>
-      </w:pPr>
-      <w:r>
-        <w:rPr>
-          <w:rFonts w:ascii="Arial" w:hAnsi="Arial" w:cs="Arial"/>
-        </w:rPr>
-        <w:t xml:space="preserve">After looping through all tokens of the line, the helper method returns false if there are no name tokens present. </w:t>
-      </w:r>
-      <w:proofErr w:type="gramStart"/>
-      <w:r>
-        <w:rPr>
-          <w:rFonts w:ascii="Arial" w:hAnsi="Arial" w:cs="Arial"/>
-        </w:rPr>
-        <w:t>In</w:t>
-      </w:r>
-      <w:r>
-        <w:rPr>
-          <w:rFonts w:ascii="Arial" w:hAnsi="Arial" w:cs="Arial"/>
-        </w:rPr>
-        <w:t xml:space="preserve"> order to</w:t>
-      </w:r>
-      <w:proofErr w:type="gramEnd"/>
-      <w:r>
-        <w:rPr>
-          <w:rFonts w:ascii="Arial" w:hAnsi="Arial" w:cs="Arial"/>
-        </w:rPr>
-        <w:t xml:space="preserve"> return true, the line should have name tokens primarily and not be too long. Here, the system checks the ratio of name tokens to all tokens (without counting </w:t>
-      </w:r>
-      <w:r>
-        <w:rPr>
-          <w:rFonts w:ascii="Arial" w:hAnsi="Arial" w:cs="Arial"/>
-        </w:rPr>
-        <w:t>parentheses</w:t>
-      </w:r>
-      <w:r>
-        <w:rPr>
-          <w:rFonts w:ascii="Arial" w:hAnsi="Arial" w:cs="Arial"/>
-        </w:rPr>
-        <w:t>) that was set previously.</w:t>
-      </w:r>
-      <w:r>
-        <w:rPr>
-          <w:rFonts w:ascii="Arial" w:hAnsi="Arial" w:cs="Arial"/>
-        </w:rPr>
-        <w:t xml:space="preserve"> T</w:t>
-      </w:r>
-      <w:r>
-        <w:rPr>
-          <w:rFonts w:ascii="Arial" w:hAnsi="Arial" w:cs="Arial"/>
-        </w:rPr>
-        <w:t>his threshold is lowered</w:t>
-      </w:r>
-      <w:r>
-        <w:rPr>
-          <w:rFonts w:ascii="Arial" w:hAnsi="Arial" w:cs="Arial"/>
-        </w:rPr>
-        <w:t xml:space="preserve"> from 65 to 50%</w:t>
-      </w:r>
-      <w:r>
-        <w:rPr>
-          <w:rFonts w:ascii="Arial" w:hAnsi="Arial" w:cs="Arial"/>
-        </w:rPr>
-        <w:t xml:space="preserve"> for lines with</w:t>
-      </w:r>
-      <w:r>
-        <w:rPr>
-          <w:rFonts w:ascii="Arial" w:hAnsi="Arial" w:cs="Arial"/>
-        </w:rPr>
-        <w:t xml:space="preserve"> parentheses. The reason is that</w:t>
+        <w:t xml:space="preserve"> count for two separate tokens</w:t>
+      </w:r>
+      <w:r>
+        <w:rPr>
+          <w:rFonts w:ascii="Arial" w:hAnsi="Arial" w:cs="Arial"/>
+        </w:rPr>
+        <w:t xml:space="preserve"> and # and a number as well</w:t>
+      </w:r>
+      <w:r>
+        <w:rPr>
+          <w:rFonts w:ascii="Arial" w:hAnsi="Arial" w:cs="Arial"/>
+        </w:rPr>
+        <w:t xml:space="preserve">, which makes it difficult for </w:t>
+      </w:r>
+      <w:r>
+        <w:rPr>
+          <w:rFonts w:ascii="Arial" w:hAnsi="Arial" w:cs="Arial"/>
+        </w:rPr>
+        <w:t xml:space="preserve">speaker cue </w:t>
+      </w:r>
+      <w:r>
+        <w:rPr>
+          <w:rFonts w:ascii="Arial" w:hAnsi="Arial" w:cs="Arial"/>
+        </w:rPr>
+        <w:t xml:space="preserve">lines like “BOB (laughing)” </w:t>
+      </w:r>
+      <w:r>
+        <w:rPr>
+          <w:rFonts w:ascii="Arial" w:hAnsi="Arial" w:cs="Arial"/>
+        </w:rPr>
+        <w:t xml:space="preserve">or “FEMALE WORKER #3” </w:t>
+      </w:r>
+      <w:r>
+        <w:rPr>
+          <w:rFonts w:ascii="Arial" w:hAnsi="Arial" w:cs="Arial"/>
+        </w:rPr>
+        <w:t>to pass, even though th</w:t>
+      </w:r>
+      <w:r>
+        <w:rPr>
+          <w:rFonts w:ascii="Arial" w:hAnsi="Arial" w:cs="Arial"/>
+        </w:rPr>
+        <w:t>ey</w:t>
       </w:r>
       <w:r>
         <w:rPr>
@@ -15186,31 +15044,31 @@
         <w:rPr>
           <w:rFonts w:ascii="Arial" w:hAnsi="Arial" w:cs="Arial"/>
         </w:rPr>
-        <w:t>parentheses</w:t>
-      </w:r>
-      <w:r>
-        <w:rPr>
-          <w:rFonts w:ascii="Arial" w:hAnsi="Arial" w:cs="Arial"/>
-        </w:rPr>
-        <w:t xml:space="preserve"> count for two separate tokens, which makes it difficult for </w:t>
-      </w:r>
-      <w:r>
-        <w:rPr>
-          <w:rFonts w:ascii="Arial" w:hAnsi="Arial" w:cs="Arial"/>
-        </w:rPr>
-        <w:t xml:space="preserve">speaker cue </w:t>
-      </w:r>
-      <w:r>
-        <w:rPr>
-          <w:rFonts w:ascii="Arial" w:hAnsi="Arial" w:cs="Arial"/>
-        </w:rPr>
-        <w:t>lines like “BOB (laughing)” to pass, even though this is a common screenplay practice.</w:t>
-      </w:r>
-      <w:r>
-        <w:rPr>
-          <w:rFonts w:ascii="Arial" w:hAnsi="Arial" w:cs="Arial"/>
-        </w:rPr>
-        <w:t xml:space="preserve"> The total token count without the parentheses should also be less than or equal to 5, as longer lines are most likely not speaker cues.</w:t>
+        <w:t>are</w:t>
+      </w:r>
+      <w:r>
+        <w:rPr>
+          <w:rFonts w:ascii="Arial" w:hAnsi="Arial" w:cs="Arial"/>
+        </w:rPr>
+        <w:t xml:space="preserve"> a common screenplay practice.</w:t>
+      </w:r>
+      <w:r>
+        <w:rPr>
+          <w:rFonts w:ascii="Arial" w:hAnsi="Arial" w:cs="Arial"/>
+        </w:rPr>
+        <w:t xml:space="preserve"> The total token count without the</w:t>
+      </w:r>
+      <w:r>
+        <w:rPr>
+          <w:rFonts w:ascii="Arial" w:hAnsi="Arial" w:cs="Arial"/>
+        </w:rPr>
+        <w:t xml:space="preserve"> allowed punctuation </w:t>
+      </w:r>
+      <w:r>
+        <w:rPr>
+          <w:rFonts w:ascii="Arial" w:hAnsi="Arial" w:cs="Arial"/>
+        </w:rPr>
+        <w:t>should also be less than or equal to 5, as longer lines are most likely not speaker cues.</w:t>
       </w:r>
       <w:r>
         <w:rPr>
@@ -15264,21 +15122,7 @@
         <w:rPr>
           <w:rFonts w:ascii="Arial" w:hAnsi="Arial" w:cs="Arial"/>
         </w:rPr>
-        <w:t xml:space="preserve">If both the helper </w:t>
-      </w:r>
-      <w:proofErr w:type="gramStart"/>
-      <w:r>
-        <w:rPr>
-          <w:rFonts w:ascii="Arial" w:hAnsi="Arial" w:cs="Arial"/>
-        </w:rPr>
-        <w:t>method returns</w:t>
-      </w:r>
-      <w:proofErr w:type="gramEnd"/>
-      <w:r>
-        <w:rPr>
-          <w:rFonts w:ascii="Arial" w:hAnsi="Arial" w:cs="Arial"/>
-        </w:rPr>
-        <w:t xml:space="preserve"> that the line is a character cue and the regular expression finds a match, the line enters the statement. The algorithm checks if the next not-empty line (if not the end of the script) is a speaker cue using the </w:t>
+        <w:t xml:space="preserve">If both the helper method returns that the line is a character cue and the regular expression finds a match, the line enters the statement. The algorithm checks if the next not-empty line (if not the end of the script) is a speaker cue using the </w:t>
       </w:r>
       <w:proofErr w:type="spellStart"/>
       <w:r>
@@ -15407,21 +15251,7 @@
         <w:rPr>
           <w:rFonts w:ascii="Arial" w:hAnsi="Arial" w:cs="Arial"/>
         </w:rPr>
-        <w:t xml:space="preserve">is set to 40% certainty. If the names match the name-files databases, the score is </w:t>
-      </w:r>
-      <w:proofErr w:type="gramStart"/>
-      <w:r>
-        <w:rPr>
-          <w:rFonts w:ascii="Arial" w:hAnsi="Arial" w:cs="Arial"/>
-        </w:rPr>
-        <w:t>incremented</w:t>
-      </w:r>
-      <w:proofErr w:type="gramEnd"/>
-      <w:r>
-        <w:rPr>
-          <w:rFonts w:ascii="Arial" w:hAnsi="Arial" w:cs="Arial"/>
-        </w:rPr>
-        <w:t xml:space="preserve"> by another 40% for each match. To introduce another possible score boost, the normalized candidate name is tokenized. The system checks if it contains common person-related words which are part of the PERSON_WORD set. These are nouns or adjectives which may relate to a person’s nationality, gender, race, occupation, age, etc. In the future, this list can be expanded and placed in a separate .txt database file and checked using a Trie data structure.</w:t>
+        <w:t>is set to 40% certainty. If the names match the name-files databases, the score is incremented by another 40% for each match. To introduce another possible score boost, the normalized candidate name is tokenized. The system checks if it contains common person-related words which are part of the PERSON_WORD set. These are nouns or adjectives which may relate to a person’s nationality, gender, race, occupation, age, etc. In the future, this list can be expanded and placed in a separate .txt database file and checked using a Trie data structure.</w:t>
       </w:r>
       <w:r>
         <w:rPr>
@@ -15518,21 +15348,7 @@
         <w:rPr>
           <w:rFonts w:ascii="Arial" w:hAnsi="Arial" w:cs="Arial"/>
         </w:rPr>
-        <w:t xml:space="preserve">Then, there is another line loop which contains regex matching, tokenization of short lines, next non-empty line checks, and set lookups, which equals time complexity of O(L) where L is the number of lines in a content block. This is </w:t>
-      </w:r>
-      <w:proofErr w:type="gramStart"/>
-      <w:r>
-        <w:rPr>
-          <w:rFonts w:ascii="Arial" w:hAnsi="Arial" w:cs="Arial"/>
-        </w:rPr>
-        <w:t>due to the fact that</w:t>
-      </w:r>
-      <w:proofErr w:type="gramEnd"/>
-      <w:r>
-        <w:rPr>
-          <w:rFonts w:ascii="Arial" w:hAnsi="Arial" w:cs="Arial"/>
-        </w:rPr>
-        <w:t xml:space="preserve"> the operations after the regex matching are either constant or very short. However, the number of lines is smaller than the number of characters in </w:t>
+        <w:t xml:space="preserve">Then, there is another line loop which contains regex matching, tokenization of short lines, next non-empty line checks, and set lookups, which equals time complexity of O(L) where L is the number of lines in a content block. This is due to the fact that the operations after the regex matching are either constant or very short. However, the number of lines is smaller than the number of characters in </w:t>
       </w:r>
       <w:r>
         <w:rPr>
@@ -15633,21 +15449,7 @@
         <w:rPr>
           <w:rFonts w:ascii="Arial" w:hAnsi="Arial" w:cs="Arial"/>
         </w:rPr>
-        <w:t xml:space="preserve"> </w:t>
-      </w:r>
-      <w:proofErr w:type="gramStart"/>
-      <w:r>
-        <w:rPr>
-          <w:rFonts w:ascii="Arial" w:hAnsi="Arial" w:cs="Arial"/>
-        </w:rPr>
-        <w:t>Similar to</w:t>
-      </w:r>
-      <w:proofErr w:type="gramEnd"/>
-      <w:r>
-        <w:rPr>
-          <w:rFonts w:ascii="Arial" w:hAnsi="Arial" w:cs="Arial"/>
-        </w:rPr>
-        <w:t xml:space="preserve"> the speaker cue method, an </w:t>
+        <w:t xml:space="preserve"> Similar to the speaker cue method, an </w:t>
       </w:r>
       <w:proofErr w:type="spellStart"/>
       <w:r>
@@ -15673,27 +15475,13 @@
         <w:rPr>
           <w:rFonts w:ascii="Arial" w:hAnsi="Arial" w:cs="Arial"/>
         </w:rPr>
-        <w:t xml:space="preserve"> and is not </w:t>
-      </w:r>
-      <w:proofErr w:type="gramStart"/>
-      <w:r>
-        <w:rPr>
-          <w:rFonts w:ascii="Arial" w:hAnsi="Arial" w:cs="Arial"/>
-        </w:rPr>
-        <w:t>empty</w:t>
-      </w:r>
-      <w:r>
-        <w:rPr>
-          <w:rFonts w:ascii="Arial" w:hAnsi="Arial" w:cs="Arial"/>
-        </w:rPr>
-        <w:t>, and</w:t>
-      </w:r>
-      <w:proofErr w:type="gramEnd"/>
-      <w:r>
-        <w:rPr>
-          <w:rFonts w:ascii="Arial" w:hAnsi="Arial" w:cs="Arial"/>
-        </w:rPr>
-        <w:t xml:space="preserve"> splits the lines (preserving empty lines).</w:t>
+        <w:t xml:space="preserve"> and is not empty</w:t>
+      </w:r>
+      <w:r>
+        <w:rPr>
+          <w:rFonts w:ascii="Arial" w:hAnsi="Arial" w:cs="Arial"/>
+        </w:rPr>
+        <w:t>, and splits the lines (preserving empty lines).</w:t>
       </w:r>
     </w:p>
     <w:p>
@@ -15721,21 +15509,7 @@
         <w:rPr>
           <w:rFonts w:ascii="Arial" w:hAnsi="Arial" w:cs="Arial"/>
         </w:rPr>
-        <w:t xml:space="preserve">done </w:t>
-      </w:r>
-      <w:proofErr w:type="gramStart"/>
-      <w:r>
-        <w:rPr>
-          <w:rFonts w:ascii="Arial" w:hAnsi="Arial" w:cs="Arial"/>
-        </w:rPr>
-        <w:t>in order to</w:t>
-      </w:r>
-      <w:proofErr w:type="gramEnd"/>
-      <w:r>
-        <w:rPr>
-          <w:rFonts w:ascii="Arial" w:hAnsi="Arial" w:cs="Arial"/>
-        </w:rPr>
-        <w:t xml:space="preserve"> match a character cue line properly using the </w:t>
+        <w:t xml:space="preserve">done in order to match a character cue line properly using the </w:t>
       </w:r>
       <w:proofErr w:type="spellStart"/>
       <w:r>
@@ -16011,21 +15785,7 @@
         <w:rPr>
           <w:rFonts w:ascii="Arial" w:hAnsi="Arial" w:cs="Arial"/>
         </w:rPr>
-        <w:t xml:space="preserve"> helper function, extraction type “NAMEFINDER_ME”, the context snippet, and the confidence score (max 1.0). The normalization is </w:t>
-      </w:r>
-      <w:proofErr w:type="gramStart"/>
-      <w:r>
-        <w:rPr>
-          <w:rFonts w:ascii="Arial" w:hAnsi="Arial" w:cs="Arial"/>
-        </w:rPr>
-        <w:t>similar to</w:t>
-      </w:r>
-      <w:proofErr w:type="gramEnd"/>
-      <w:r>
-        <w:rPr>
-          <w:rFonts w:ascii="Arial" w:hAnsi="Arial" w:cs="Arial"/>
-        </w:rPr>
-        <w:t xml:space="preserve"> the speaker-cue one – converting to readable apostrophes, collapsing spaces, removing stray leading and trailing punctuation and accidental scene numbers. The main difference is that it is converted to uppercase for easier clustering. The Character object is added to the result list, and after all matches are iterated, the </w:t>
+        <w:t xml:space="preserve"> helper function, extraction type “NAMEFINDER_ME”, the context snippet, and the confidence score (max 1.0). The normalization is similar to the speaker-cue one – converting to readable apostrophes, collapsing spaces, removing stray leading and trailing punctuation and accidental scene numbers. The main difference is that it is converted to uppercase for easier clustering. The Character object is added to the result list, and after all matches are iterated, the </w:t>
       </w:r>
       <w:proofErr w:type="spellStart"/>
       <w:r>
@@ -16039,21 +15799,7 @@
         <w:rPr>
           <w:rFonts w:ascii="Arial" w:hAnsi="Arial" w:cs="Arial"/>
         </w:rPr>
-        <w:t xml:space="preserve"> method </w:t>
-      </w:r>
-      <w:proofErr w:type="gramStart"/>
-      <w:r>
-        <w:rPr>
-          <w:rFonts w:ascii="Arial" w:hAnsi="Arial" w:cs="Arial"/>
-        </w:rPr>
-        <w:t>returns</w:t>
-      </w:r>
-      <w:proofErr w:type="gramEnd"/>
-      <w:r>
-        <w:rPr>
-          <w:rFonts w:ascii="Arial" w:hAnsi="Arial" w:cs="Arial"/>
-        </w:rPr>
-        <w:t xml:space="preserve"> the final list.</w:t>
+        <w:t xml:space="preserve"> method returns the final list.</w:t>
       </w:r>
     </w:p>
     <w:p>
@@ -16212,21 +15958,7 @@
         <w:rPr>
           <w:rFonts w:ascii="Arial" w:hAnsi="Arial" w:cs="Arial"/>
         </w:rPr>
-        <w:t xml:space="preserve"> time complexity and the snap loop one </w:t>
-      </w:r>
-      <w:proofErr w:type="gramStart"/>
-      <w:r>
-        <w:rPr>
-          <w:rFonts w:ascii="Arial" w:hAnsi="Arial" w:cs="Arial"/>
-        </w:rPr>
-        <w:t>are</w:t>
-      </w:r>
-      <w:proofErr w:type="gramEnd"/>
-      <w:r>
-        <w:rPr>
-          <w:rFonts w:ascii="Arial" w:hAnsi="Arial" w:cs="Arial"/>
-        </w:rPr>
-        <w:t xml:space="preserve"> both also O(T). </w:t>
+        <w:t xml:space="preserve"> time complexity and the snap loop one are both also O(T). </w:t>
       </w:r>
       <w:r>
         <w:rPr>
@@ -16509,27 +16241,7 @@
           <w:bCs/>
           <w:color w:val="auto"/>
         </w:rPr>
-        <w:t xml:space="preserve">Introduction </w:t>
-      </w:r>
-      <w:proofErr w:type="gramStart"/>
-      <w:r>
-        <w:rPr>
-          <w:rFonts w:ascii="Arial" w:hAnsi="Arial" w:cs="Arial"/>
-          <w:b/>
-          <w:bCs/>
-          <w:color w:val="auto"/>
-        </w:rPr>
-        <w:t>Phrase</w:t>
-      </w:r>
-      <w:proofErr w:type="gramEnd"/>
-      <w:r>
-        <w:rPr>
-          <w:rFonts w:ascii="Arial" w:hAnsi="Arial" w:cs="Arial"/>
-          <w:b/>
-          <w:bCs/>
-          <w:color w:val="auto"/>
-        </w:rPr>
-        <w:t xml:space="preserve"> Characters</w:t>
+        <w:t>Introduction Phrase Characters</w:t>
       </w:r>
       <w:bookmarkEnd w:id="16"/>
     </w:p>
@@ -16709,7 +16421,6 @@
         <w:t xml:space="preserve">at 1.0. It is added to the </w:t>
       </w:r>
       <w:proofErr w:type="spellStart"/>
-      <w:proofErr w:type="gramStart"/>
       <w:r>
         <w:rPr>
           <w:rFonts w:ascii="Arial" w:hAnsi="Arial" w:cs="Arial"/>
@@ -16717,7 +16428,6 @@
         <w:t>arrayList</w:t>
       </w:r>
       <w:proofErr w:type="spellEnd"/>
-      <w:proofErr w:type="gramEnd"/>
       <w:r>
         <w:rPr>
           <w:rFonts w:ascii="Arial" w:hAnsi="Arial" w:cs="Arial"/>
@@ -16728,21 +16438,7 @@
         <w:rPr>
           <w:rFonts w:ascii="Arial" w:hAnsi="Arial" w:cs="Arial"/>
         </w:rPr>
-        <w:t xml:space="preserve"> If a line matches this case, it never goes to the second one </w:t>
-      </w:r>
-      <w:proofErr w:type="gramStart"/>
-      <w:r>
-        <w:rPr>
-          <w:rFonts w:ascii="Arial" w:hAnsi="Arial" w:cs="Arial"/>
-        </w:rPr>
-        <w:t>in order to</w:t>
-      </w:r>
-      <w:proofErr w:type="gramEnd"/>
-      <w:r>
-        <w:rPr>
-          <w:rFonts w:ascii="Arial" w:hAnsi="Arial" w:cs="Arial"/>
-        </w:rPr>
-        <w:t xml:space="preserve"> prevent duplicates.</w:t>
+        <w:t xml:space="preserve"> If a line matches this case, it never goes to the second one in order to prevent duplicates.</w:t>
       </w:r>
     </w:p>
     <w:p>
@@ -16828,21 +16524,7 @@
         <w:rPr>
           <w:rFonts w:ascii="Arial" w:hAnsi="Arial" w:cs="Arial"/>
         </w:rPr>
-        <w:t xml:space="preserve"> </w:t>
-      </w:r>
-      <w:proofErr w:type="gramStart"/>
-      <w:r>
-        <w:rPr>
-          <w:rFonts w:ascii="Arial" w:hAnsi="Arial" w:cs="Arial"/>
-        </w:rPr>
-        <w:t>in order to</w:t>
-      </w:r>
-      <w:proofErr w:type="gramEnd"/>
-      <w:r>
-        <w:rPr>
-          <w:rFonts w:ascii="Arial" w:hAnsi="Arial" w:cs="Arial"/>
-        </w:rPr>
-        <w:t xml:space="preserve"> be relatively realistic. After the number</w:t>
+        <w:t xml:space="preserve"> in order to be relatively realistic. After the number</w:t>
       </w:r>
       <w:r>
         <w:rPr>
@@ -17075,91 +16757,61 @@
           <w:i/>
           <w:iCs/>
         </w:rPr>
-        <w:t xml:space="preserve">Big </w:t>
-      </w:r>
-      <w:proofErr w:type="gramStart"/>
+        <w:t>Big Break!</w:t>
+      </w:r>
+      <w:r>
+        <w:rPr>
+          <w:rFonts w:ascii="Arial" w:hAnsi="Arial" w:cs="Arial"/>
+        </w:rPr>
+        <w:t>, the Trie (Prefix Tree) data structure is used to compare the extracted name to common first and last names. It avoids repeated linear searches over large name lists and supports fast prefix-based lookup.</w:t>
+      </w:r>
+    </w:p>
+    <w:p>
+      <w:pPr>
+        <w:spacing w:line="360" w:lineRule="auto"/>
+        <w:jc w:val="both"/>
+        <w:rPr>
+          <w:rFonts w:ascii="Arial" w:hAnsi="Arial" w:cs="Arial"/>
+        </w:rPr>
+      </w:pPr>
+    </w:p>
+    <w:p>
+      <w:pPr>
+        <w:spacing w:line="360" w:lineRule="auto"/>
+        <w:jc w:val="both"/>
+        <w:rPr>
+          <w:rFonts w:ascii="Arial" w:hAnsi="Arial" w:cs="Arial"/>
+        </w:rPr>
+      </w:pPr>
+      <w:r>
+        <w:rPr>
+          <w:rFonts w:ascii="Arial" w:hAnsi="Arial" w:cs="Arial"/>
+        </w:rPr>
+        <w:t xml:space="preserve">The root node acts as a starting point and does not store any characters (as in letters). A map is created to connect a character (letter) to its next node in the tree. A Boolean </w:t>
+      </w:r>
+      <w:proofErr w:type="spellStart"/>
       <w:r>
         <w:rPr>
           <w:rFonts w:ascii="Arial" w:hAnsi="Arial" w:cs="Arial"/>
           <w:i/>
           <w:iCs/>
         </w:rPr>
-        <w:t>Break!</w:t>
-      </w:r>
-      <w:r>
-        <w:rPr>
-          <w:rFonts w:ascii="Arial" w:hAnsi="Arial" w:cs="Arial"/>
-        </w:rPr>
-        <w:t>,</w:t>
-      </w:r>
-      <w:proofErr w:type="gramEnd"/>
-      <w:r>
-        <w:rPr>
-          <w:rFonts w:ascii="Arial" w:hAnsi="Arial" w:cs="Arial"/>
-        </w:rPr>
-        <w:t xml:space="preserve"> the Trie (Prefix Tree) data structure is used to compare the extracted name to common first and last names. It avoids repeated linear searches over large name lists and supports fast prefix-based lookup.</w:t>
-      </w:r>
-    </w:p>
-    <w:p>
-      <w:pPr>
-        <w:spacing w:line="360" w:lineRule="auto"/>
-        <w:jc w:val="both"/>
-        <w:rPr>
-          <w:rFonts w:ascii="Arial" w:hAnsi="Arial" w:cs="Arial"/>
-        </w:rPr>
-      </w:pPr>
-    </w:p>
-    <w:p>
-      <w:pPr>
-        <w:spacing w:line="360" w:lineRule="auto"/>
-        <w:jc w:val="both"/>
-        <w:rPr>
-          <w:rFonts w:ascii="Arial" w:hAnsi="Arial" w:cs="Arial"/>
-        </w:rPr>
-      </w:pPr>
-      <w:r>
-        <w:rPr>
-          <w:rFonts w:ascii="Arial" w:hAnsi="Arial" w:cs="Arial"/>
-        </w:rPr>
-        <w:t xml:space="preserve">The root node acts as a starting point and does not store any characters (as in letters). A map is created to connect a character (letter) to its next node in the tree. A Boolean </w:t>
-      </w:r>
-      <w:proofErr w:type="spellStart"/>
+        <w:t>isWord</w:t>
+      </w:r>
+      <w:proofErr w:type="spellEnd"/>
       <w:r>
         <w:rPr>
           <w:rFonts w:ascii="Arial" w:hAnsi="Arial" w:cs="Arial"/>
           <w:i/>
           <w:iCs/>
         </w:rPr>
-        <w:t>isWord</w:t>
-      </w:r>
-      <w:proofErr w:type="spellEnd"/>
-      <w:r>
-        <w:rPr>
-          <w:rFonts w:ascii="Arial" w:hAnsi="Arial" w:cs="Arial"/>
-          <w:i/>
-          <w:iCs/>
-        </w:rPr>
         <w:t xml:space="preserve"> </w:t>
       </w:r>
       <w:r>
         <w:rPr>
           <w:rFonts w:ascii="Arial" w:hAnsi="Arial" w:cs="Arial"/>
         </w:rPr>
-        <w:t xml:space="preserve">variable is introduced to track whether the path from the root to the current node forms a complete, valid word. The operations executed are </w:t>
-      </w:r>
-      <w:proofErr w:type="gramStart"/>
-      <w:r>
-        <w:rPr>
-          <w:rFonts w:ascii="Arial" w:hAnsi="Arial" w:cs="Arial"/>
-        </w:rPr>
-        <w:t>insert</w:t>
-      </w:r>
-      <w:proofErr w:type="gramEnd"/>
-      <w:r>
-        <w:rPr>
-          <w:rFonts w:ascii="Arial" w:hAnsi="Arial" w:cs="Arial"/>
-        </w:rPr>
-        <w:t xml:space="preserve"> and contain</w:t>
+        <w:t>variable is introduced to track whether the path from the root to the current node forms a complete, valid word. The operations executed are insert and contain</w:t>
       </w:r>
       <w:r>
         <w:rPr>
@@ -17442,21 +17094,7 @@
         <w:rPr>
           <w:rFonts w:ascii="Arial" w:hAnsi="Arial" w:cs="Arial"/>
         </w:rPr>
-        <w:t xml:space="preserve">. </w:t>
-      </w:r>
-      <w:proofErr w:type="gramStart"/>
-      <w:r>
-        <w:rPr>
-          <w:rFonts w:ascii="Arial" w:hAnsi="Arial" w:cs="Arial"/>
-        </w:rPr>
-        <w:t>The time</w:t>
-      </w:r>
-      <w:proofErr w:type="gramEnd"/>
-      <w:r>
-        <w:rPr>
-          <w:rFonts w:ascii="Arial" w:hAnsi="Arial" w:cs="Arial"/>
-        </w:rPr>
-        <w:t xml:space="preserve"> complexity of this operation is O(n), where n is the length of the word to insert, and the auxiliary space it takes is O(n) as well</w:t>
+        <w:t>. The time complexity of this operation is O(n), where n is the length of the word to insert, and the auxiliary space it takes is O(n) as well</w:t>
       </w:r>
       <w:r>
         <w:rPr>
@@ -17540,7 +17178,6 @@
         </w:rPr>
         <w:t xml:space="preserve">In the </w:t>
       </w:r>
-      <w:proofErr w:type="gramStart"/>
       <w:r>
         <w:rPr>
           <w:rFonts w:ascii="Arial" w:hAnsi="Arial" w:cs="Arial"/>
@@ -17549,7 +17186,6 @@
         </w:rPr>
         <w:t>contain</w:t>
       </w:r>
-      <w:proofErr w:type="gramEnd"/>
       <w:r>
         <w:rPr>
           <w:rFonts w:ascii="Arial" w:hAnsi="Arial" w:cs="Arial"/>
@@ -18585,21 +18221,7 @@
         <w:rPr>
           <w:rFonts w:ascii="Arial" w:hAnsi="Arial" w:cs="Arial"/>
         </w:rPr>
-        <w:t xml:space="preserve">. A threshold value is created </w:t>
-      </w:r>
-      <w:proofErr w:type="gramStart"/>
-      <w:r>
-        <w:rPr>
-          <w:rFonts w:ascii="Arial" w:hAnsi="Arial" w:cs="Arial"/>
-        </w:rPr>
-        <w:t>in order to</w:t>
-      </w:r>
-      <w:proofErr w:type="gramEnd"/>
-      <w:r>
-        <w:rPr>
-          <w:rFonts w:ascii="Arial" w:hAnsi="Arial" w:cs="Arial"/>
-        </w:rPr>
-        <w:t xml:space="preserve"> catch small typos or name </w:t>
+        <w:t xml:space="preserve">. A threshold value is created in order to catch small typos or name </w:t>
       </w:r>
       <w:r>
         <w:rPr>
@@ -18687,35 +18309,7 @@
         <w:rPr>
           <w:rFonts w:ascii="Arial" w:hAnsi="Arial" w:cs="Arial"/>
         </w:rPr>
-        <w:t xml:space="preserve"> This implementation of DSU makes the similarity transitive, meaning that if A is </w:t>
-      </w:r>
-      <w:proofErr w:type="gramStart"/>
-      <w:r>
-        <w:rPr>
-          <w:rFonts w:ascii="Arial" w:hAnsi="Arial" w:cs="Arial"/>
-        </w:rPr>
-        <w:t>similar to</w:t>
-      </w:r>
-      <w:proofErr w:type="gramEnd"/>
-      <w:r>
-        <w:rPr>
-          <w:rFonts w:ascii="Arial" w:hAnsi="Arial" w:cs="Arial"/>
-        </w:rPr>
-        <w:t xml:space="preserve"> B and B is </w:t>
-      </w:r>
-      <w:proofErr w:type="gramStart"/>
-      <w:r>
-        <w:rPr>
-          <w:rFonts w:ascii="Arial" w:hAnsi="Arial" w:cs="Arial"/>
-        </w:rPr>
-        <w:t>similar to</w:t>
-      </w:r>
-      <w:proofErr w:type="gramEnd"/>
-      <w:r>
-        <w:rPr>
-          <w:rFonts w:ascii="Arial" w:hAnsi="Arial" w:cs="Arial"/>
-        </w:rPr>
-        <w:t xml:space="preserve"> C, A and C will be part of the same </w:t>
+        <w:t xml:space="preserve"> This implementation of DSU makes the similarity transitive, meaning that if A is similar to B and B is similar to C, A and C will be part of the same </w:t>
       </w:r>
       <w:r>
         <w:rPr>
@@ -18769,16 +18363,8 @@
         <w:rPr>
           <w:rFonts w:ascii="Arial" w:hAnsi="Arial" w:cs="Arial"/>
         </w:rPr>
-        <w:t xml:space="preserve">clusters are extracted from the parent pointer </w:t>
-      </w:r>
-      <w:proofErr w:type="gramStart"/>
-      <w:r>
-        <w:rPr>
-          <w:rFonts w:ascii="Arial" w:hAnsi="Arial" w:cs="Arial"/>
-        </w:rPr>
-        <w:t>tree</w:t>
-      </w:r>
-      <w:proofErr w:type="gramEnd"/>
+        <w:t>clusters are extracted from the parent pointer tree</w:t>
+      </w:r>
       <w:r>
         <w:rPr>
           <w:rFonts w:ascii="Arial" w:hAnsi="Arial" w:cs="Arial"/>
@@ -20479,14 +20065,12 @@
         </w:rPr>
         <w:t xml:space="preserve"> measures the difference between </w:t>
       </w:r>
-      <w:proofErr w:type="gramStart"/>
       <w:r>
         <w:rPr>
           <w:rFonts w:ascii="Arial" w:hAnsi="Arial" w:cs="Arial"/>
         </w:rPr>
         <w:t>two character</w:t>
       </w:r>
-      <w:proofErr w:type="gramEnd"/>
       <w:r>
         <w:rPr>
           <w:rFonts w:ascii="Arial" w:hAnsi="Arial" w:cs="Arial"/>
@@ -20818,13 +20402,8 @@
                             <w:r>
                               <w:t xml:space="preserve">Pseudocode of the </w:t>
                             </w:r>
-                            <w:proofErr w:type="spellStart"/>
                             <w:r>
-                              <w:t>Levenshtein</w:t>
-                            </w:r>
-                            <w:proofErr w:type="spellEnd"/>
-                            <w:r>
-                              <w:t xml:space="preserve"> distance algorithm</w:t>
+                              <w:t>Levenshtein distance algorithm</w:t>
                             </w:r>
                           </w:p>
                         </w:txbxContent>
@@ -20866,13 +20445,8 @@
                       <w:r>
                         <w:t xml:space="preserve">Pseudocode of the </w:t>
                       </w:r>
-                      <w:proofErr w:type="spellStart"/>
                       <w:r>
-                        <w:t>Levenshtein</w:t>
-                      </w:r>
-                      <w:proofErr w:type="spellEnd"/>
-                      <w:r>
-                        <w:t xml:space="preserve"> distance algorithm</w:t>
+                        <w:t>Levenshtein distance algorithm</w:t>
                       </w:r>
                     </w:p>
                   </w:txbxContent>
@@ -21634,7 +21208,6 @@
                               </w:rPr>
                               <w:t xml:space="preserve">: </w:t>
                             </w:r>
-                            <w:proofErr w:type="spellStart"/>
                             <w:r>
                               <w:rPr>
                                 <w:sz w:val="20"/>
@@ -21642,7 +21215,6 @@
                               </w:rPr>
                               <w:t>Levenshtein</w:t>
                             </w:r>
-                            <w:proofErr w:type="spellEnd"/>
                             <w:r>
                               <w:rPr>
                                 <w:sz w:val="20"/>
@@ -21744,7 +21316,6 @@
                         </w:rPr>
                         <w:t xml:space="preserve">: </w:t>
                       </w:r>
-                      <w:proofErr w:type="spellStart"/>
                       <w:r>
                         <w:rPr>
                           <w:sz w:val="20"/>
@@ -21752,7 +21323,6 @@
                         </w:rPr>
                         <w:t>Levenshtein</w:t>
                       </w:r>
-                      <w:proofErr w:type="spellEnd"/>
                       <w:r>
                         <w:rPr>
                           <w:sz w:val="20"/>
@@ -22053,14 +21623,7 @@
         <w:rPr>
           <w:rFonts w:ascii="Arial" w:eastAsiaTheme="minorEastAsia" w:hAnsi="Arial" w:cs="Arial"/>
         </w:rPr>
-        <w:t xml:space="preserve">as a preparation to insert it into </w:t>
-      </w:r>
-      <w:proofErr w:type="gramStart"/>
-      <w:r>
-        <w:rPr>
-          <w:rFonts w:ascii="Arial" w:eastAsiaTheme="minorEastAsia" w:hAnsi="Arial" w:cs="Arial"/>
-        </w:rPr>
-        <w:t xml:space="preserve">the </w:t>
+        <w:t xml:space="preserve">as a preparation to insert it into the </w:t>
       </w:r>
       <w:r>
         <w:rPr>
@@ -22068,16 +21631,7 @@
           <w:i/>
           <w:iCs/>
         </w:rPr>
-        <w:t>a</w:t>
-      </w:r>
-      <w:proofErr w:type="gramEnd"/>
-      <w:r>
-        <w:rPr>
-          <w:rFonts w:ascii="Arial" w:eastAsiaTheme="minorEastAsia" w:hAnsi="Arial" w:cs="Arial"/>
-          <w:i/>
-          <w:iCs/>
-        </w:rPr>
-        <w:t xml:space="preserve"> </w:t>
+        <w:t xml:space="preserve">a </w:t>
       </w:r>
       <w:r>
         <w:rPr>
@@ -23076,21 +22630,7 @@
         <w:rPr>
           <w:rFonts w:ascii="Arial" w:eastAsiaTheme="minorEastAsia" w:hAnsi="Arial" w:cs="Arial"/>
         </w:rPr>
-        <w:t xml:space="preserve">. The algorithm has already explored all the different paths to determine each value of the matrix as the minimal edit cost. This makes the last </w:t>
-      </w:r>
-      <w:proofErr w:type="gramStart"/>
-      <w:r>
-        <w:rPr>
-          <w:rFonts w:ascii="Arial" w:eastAsiaTheme="minorEastAsia" w:hAnsi="Arial" w:cs="Arial"/>
-        </w:rPr>
-        <w:t>value</w:t>
-      </w:r>
-      <w:proofErr w:type="gramEnd"/>
-      <w:r>
-        <w:rPr>
-          <w:rFonts w:ascii="Arial" w:eastAsiaTheme="minorEastAsia" w:hAnsi="Arial" w:cs="Arial"/>
-        </w:rPr>
-        <w:t xml:space="preserve"> a product of all the minimal edits, resulting in having the ultimate value of the matrix as the total distance of changing </w:t>
+        <w:t xml:space="preserve">. The algorithm has already explored all the different paths to determine each value of the matrix as the minimal edit cost. This makes the last value a product of all the minimal edits, resulting in having the ultimate value of the matrix as the total distance of changing </w:t>
       </w:r>
       <w:proofErr w:type="spellStart"/>
       <w:r>
@@ -23203,21 +22743,7 @@
         <w:rPr>
           <w:rFonts w:ascii="Arial" w:hAnsi="Arial" w:cs="Arial"/>
         </w:rPr>
-        <w:t xml:space="preserve"> </w:t>
-      </w:r>
-      <w:proofErr w:type="gramStart"/>
-      <w:r>
-        <w:rPr>
-          <w:rFonts w:ascii="Arial" w:hAnsi="Arial" w:cs="Arial"/>
-        </w:rPr>
-        <w:t>or</w:t>
-      </w:r>
-      <w:proofErr w:type="gramEnd"/>
-      <w:r>
-        <w:rPr>
-          <w:rFonts w:ascii="Arial" w:hAnsi="Arial" w:cs="Arial"/>
-        </w:rPr>
-        <w:t xml:space="preserve"> not</w:t>
+        <w:t xml:space="preserve"> or not</w:t>
       </w:r>
       <w:r>
         <w:rPr>
@@ -23383,27 +22909,13 @@
         <w:rPr>
           <w:rFonts w:ascii="Arial" w:hAnsi="Arial" w:cs="Arial"/>
         </w:rPr>
-        <w:t xml:space="preserve">The algorithm starts with lowercasing </w:t>
-      </w:r>
-      <w:proofErr w:type="gramStart"/>
-      <w:r>
-        <w:rPr>
-          <w:rFonts w:ascii="Arial" w:hAnsi="Arial" w:cs="Arial"/>
-        </w:rPr>
-        <w:t xml:space="preserve">both of the </w:t>
-      </w:r>
-      <w:r>
-        <w:rPr>
-          <w:rFonts w:ascii="Arial" w:hAnsi="Arial" w:cs="Arial"/>
-        </w:rPr>
-        <w:t>strings</w:t>
-      </w:r>
-      <w:proofErr w:type="gramEnd"/>
-      <w:r>
-        <w:rPr>
-          <w:rFonts w:ascii="Arial" w:hAnsi="Arial" w:cs="Arial"/>
-        </w:rPr>
-        <w:t>,</w:t>
+        <w:t xml:space="preserve">The algorithm starts with lowercasing both of the </w:t>
+      </w:r>
+      <w:r>
+        <w:rPr>
+          <w:rFonts w:ascii="Arial" w:hAnsi="Arial" w:cs="Arial"/>
+        </w:rPr>
+        <w:t>strings,</w:t>
       </w:r>
       <w:r>
         <w:rPr>
@@ -23415,21 +22927,7 @@
         <w:rPr>
           <w:rFonts w:ascii="Arial" w:hAnsi="Arial" w:cs="Arial"/>
         </w:rPr>
-        <w:t xml:space="preserve"> It checks if the strings match completely and returns 1. However, in most cases, the algorithm continues. </w:t>
-      </w:r>
-      <w:proofErr w:type="gramStart"/>
-      <w:r>
-        <w:rPr>
-          <w:rFonts w:ascii="Arial" w:hAnsi="Arial" w:cs="Arial"/>
-        </w:rPr>
-        <w:t>In order for</w:t>
-      </w:r>
-      <w:proofErr w:type="gramEnd"/>
-      <w:r>
-        <w:rPr>
-          <w:rFonts w:ascii="Arial" w:hAnsi="Arial" w:cs="Arial"/>
-        </w:rPr>
-        <w:t xml:space="preserve"> the letters to match, they need to be in a similar position in both strings. This is why the algorithm calculates the maximum distance two characters</w:t>
+        <w:t xml:space="preserve"> It checks if the strings match completely and returns 1. However, in most cases, the algorithm continues. In order for the letters to match, they need to be in a similar position in both strings. This is why the algorithm calculates the maximum distance two characters</w:t>
       </w:r>
       <w:r>
         <w:rPr>
@@ -23967,19 +23465,11 @@
         </w:rPr>
         <w:t xml:space="preserve"> </w:t>
       </w:r>
-      <w:proofErr w:type="gramStart"/>
-      <w:r>
-        <w:rPr>
-          <w:rFonts w:ascii="Arial" w:hAnsi="Arial" w:cs="Arial"/>
-        </w:rPr>
-        <w:t>In order to</w:t>
-      </w:r>
-      <w:proofErr w:type="gramEnd"/>
-      <w:r>
-        <w:rPr>
-          <w:rFonts w:ascii="Arial" w:hAnsi="Arial" w:cs="Arial"/>
-        </w:rPr>
-        <w:t xml:space="preserve"> find the Jaro similarity, the following formula is used:</w:t>
+      <w:r>
+        <w:rPr>
+          <w:rFonts w:ascii="Arial" w:hAnsi="Arial" w:cs="Arial"/>
+        </w:rPr>
+        <w:t>In order to find the Jaro similarity, the following formula is used:</w:t>
       </w:r>
     </w:p>
     <w:p>
@@ -24169,21 +23659,7 @@
         <w:rPr>
           <w:rFonts w:ascii="Arial" w:hAnsi="Arial" w:cs="Arial"/>
         </w:rPr>
-        <w:t xml:space="preserve">m is the number of </w:t>
-      </w:r>
-      <w:proofErr w:type="gramStart"/>
-      <w:r>
-        <w:rPr>
-          <w:rFonts w:ascii="Arial" w:hAnsi="Arial" w:cs="Arial"/>
-        </w:rPr>
-        <w:t>all matching</w:t>
-      </w:r>
-      <w:proofErr w:type="gramEnd"/>
-      <w:r>
-        <w:rPr>
-          <w:rFonts w:ascii="Arial" w:hAnsi="Arial" w:cs="Arial"/>
-        </w:rPr>
-        <w:t xml:space="preserve"> characters.</w:t>
+        <w:t>m is the number of all matching characters.</w:t>
       </w:r>
     </w:p>
     <w:p>
@@ -24199,19 +23675,11 @@
           <w:rFonts w:ascii="Arial" w:hAnsi="Arial" w:cs="Arial"/>
         </w:rPr>
       </w:pPr>
-      <w:proofErr w:type="gramStart"/>
-      <w:r>
-        <w:rPr>
-          <w:rFonts w:ascii="Arial" w:hAnsi="Arial" w:cs="Arial"/>
-        </w:rPr>
-        <w:t>t is</w:t>
-      </w:r>
-      <w:proofErr w:type="gramEnd"/>
-      <w:r>
-        <w:rPr>
-          <w:rFonts w:ascii="Arial" w:hAnsi="Arial" w:cs="Arial"/>
-        </w:rPr>
-        <w:t xml:space="preserve"> half of the number of transpositions</w:t>
+      <w:r>
+        <w:rPr>
+          <w:rFonts w:ascii="Arial" w:hAnsi="Arial" w:cs="Arial"/>
+        </w:rPr>
+        <w:t>t is half of the number of transpositions</w:t>
       </w:r>
     </w:p>
     <w:p>
@@ -24409,21 +23877,7 @@
           <w:rFonts w:ascii="Arial" w:hAnsi="Arial" w:cs="Arial"/>
         </w:rPr>
         <w:lastRenderedPageBreak/>
-        <w:t xml:space="preserve">SW is the </w:t>
-      </w:r>
-      <w:proofErr w:type="gramStart"/>
-      <w:r>
-        <w:rPr>
-          <w:rFonts w:ascii="Arial" w:hAnsi="Arial" w:cs="Arial"/>
-        </w:rPr>
-        <w:t>Jaro-Winkler similarity</w:t>
-      </w:r>
-      <w:proofErr w:type="gramEnd"/>
-      <w:r>
-        <w:rPr>
-          <w:rFonts w:ascii="Arial" w:hAnsi="Arial" w:cs="Arial"/>
-        </w:rPr>
-        <w:t>.</w:t>
+        <w:t>SW is the Jaro-Winkler similarity.</w:t>
       </w:r>
     </w:p>
     <w:p>
@@ -24708,29 +24162,13 @@
           <w:i/>
           <w:iCs/>
         </w:rPr>
-        <w:t xml:space="preserve">Big </w:t>
-      </w:r>
-      <w:proofErr w:type="gramStart"/>
-      <w:r>
-        <w:rPr>
-          <w:rFonts w:ascii="Arial" w:hAnsi="Arial" w:cs="Arial"/>
-          <w:i/>
-          <w:iCs/>
-        </w:rPr>
-        <w:t>Break!</w:t>
-      </w:r>
-      <w:r>
-        <w:rPr>
-          <w:rFonts w:ascii="Arial" w:hAnsi="Arial" w:cs="Arial"/>
-        </w:rPr>
-        <w:t>,</w:t>
-      </w:r>
-      <w:proofErr w:type="gramEnd"/>
-      <w:r>
-        <w:rPr>
-          <w:rFonts w:ascii="Arial" w:hAnsi="Arial" w:cs="Arial"/>
-        </w:rPr>
-        <w:t xml:space="preserve"> the</w:t>
+        <w:t>Big Break!</w:t>
+      </w:r>
+      <w:r>
+        <w:rPr>
+          <w:rFonts w:ascii="Arial" w:hAnsi="Arial" w:cs="Arial"/>
+        </w:rPr>
+        <w:t>, the</w:t>
       </w:r>
       <w:r>
         <w:rPr>
@@ -24918,71 +24356,39 @@
           <w:i/>
           <w:iCs/>
         </w:rPr>
-        <w:t xml:space="preserve">Big </w:t>
-      </w:r>
-      <w:proofErr w:type="gramStart"/>
+        <w:t xml:space="preserve">Big Break!, </w:t>
+      </w:r>
+      <w:r>
+        <w:rPr>
+          <w:rFonts w:ascii="Arial" w:hAnsi="Arial" w:cs="Arial"/>
+        </w:rPr>
+        <w:t>the</w:t>
+      </w:r>
+      <w:r>
+        <w:rPr>
+          <w:rFonts w:ascii="Arial" w:hAnsi="Arial" w:cs="Arial"/>
+        </w:rPr>
+        <w:t xml:space="preserve"> shooting days are 12-hour days, </w:t>
+      </w:r>
+      <w:r>
+        <w:rPr>
+          <w:rFonts w:ascii="Arial" w:hAnsi="Arial" w:cs="Arial"/>
+        </w:rPr>
+        <w:lastRenderedPageBreak/>
+        <w:t>and around 5 pages are shot per day. This equates to around 40 eighths per day.</w:t>
+      </w:r>
+      <w:r>
+        <w:rPr>
+          <w:rFonts w:ascii="Arial" w:hAnsi="Arial" w:cs="Arial"/>
+        </w:rPr>
+        <w:t xml:space="preserve"> With the understanding that overtime is occasionally useful for a production, </w:t>
+      </w:r>
       <w:r>
         <w:rPr>
           <w:rFonts w:ascii="Arial" w:hAnsi="Arial" w:cs="Arial"/>
           <w:i/>
           <w:iCs/>
         </w:rPr>
-        <w:t>Break!,</w:t>
-      </w:r>
-      <w:proofErr w:type="gramEnd"/>
-      <w:r>
-        <w:rPr>
-          <w:rFonts w:ascii="Arial" w:hAnsi="Arial" w:cs="Arial"/>
-          <w:i/>
-          <w:iCs/>
-        </w:rPr>
-        <w:t xml:space="preserve"> </w:t>
-      </w:r>
-      <w:r>
-        <w:rPr>
-          <w:rFonts w:ascii="Arial" w:hAnsi="Arial" w:cs="Arial"/>
-        </w:rPr>
-        <w:t>the</w:t>
-      </w:r>
-      <w:r>
-        <w:rPr>
-          <w:rFonts w:ascii="Arial" w:hAnsi="Arial" w:cs="Arial"/>
-        </w:rPr>
-        <w:t xml:space="preserve"> shooting days are 12-hour days, </w:t>
-      </w:r>
-      <w:r>
-        <w:rPr>
-          <w:rFonts w:ascii="Arial" w:hAnsi="Arial" w:cs="Arial"/>
-        </w:rPr>
-        <w:lastRenderedPageBreak/>
-        <w:t>and around 5 pages are shot per day. This equates to around 40 eighths per day.</w:t>
-      </w:r>
-      <w:r>
-        <w:rPr>
-          <w:rFonts w:ascii="Arial" w:hAnsi="Arial" w:cs="Arial"/>
-        </w:rPr>
-        <w:t xml:space="preserve"> With the understanding that overtime is occasionally useful for </w:t>
-      </w:r>
-      <w:proofErr w:type="gramStart"/>
-      <w:r>
-        <w:rPr>
-          <w:rFonts w:ascii="Arial" w:hAnsi="Arial" w:cs="Arial"/>
-        </w:rPr>
-        <w:t>a production</w:t>
-      </w:r>
-      <w:proofErr w:type="gramEnd"/>
-      <w:r>
-        <w:rPr>
-          <w:rFonts w:ascii="Arial" w:hAnsi="Arial" w:cs="Arial"/>
-        </w:rPr>
-        <w:t xml:space="preserve">, </w:t>
-      </w:r>
-      <w:r>
-        <w:rPr>
-          <w:rFonts w:ascii="Arial" w:hAnsi="Arial" w:cs="Arial"/>
-          <w:i/>
-          <w:iCs/>
-        </w:rPr>
         <w:t xml:space="preserve">Big Break! </w:t>
       </w:r>
       <w:r>
@@ -25049,21 +24455,7 @@
         <w:rPr>
           <w:rFonts w:ascii="Arial" w:hAnsi="Arial" w:cs="Arial"/>
         </w:rPr>
-        <w:t xml:space="preserve"> 8 eighths or 1 page. This is not reflected in the final page count for the day, so it is more easily digestible by the user. However, it is </w:t>
-      </w:r>
-      <w:proofErr w:type="gramStart"/>
-      <w:r>
-        <w:rPr>
-          <w:rFonts w:ascii="Arial" w:hAnsi="Arial" w:cs="Arial"/>
-        </w:rPr>
-        <w:t>taken into account</w:t>
-      </w:r>
-      <w:proofErr w:type="gramEnd"/>
-      <w:r>
-        <w:rPr>
-          <w:rFonts w:ascii="Arial" w:hAnsi="Arial" w:cs="Arial"/>
-        </w:rPr>
-        <w:t xml:space="preserve"> when computing time limits per day.</w:t>
+        <w:t xml:space="preserve"> 8 eighths or 1 page. This is not reflected in the final page count for the day, so it is more easily digestible by the user. However, it is taken into account when computing time limits per day.</w:t>
       </w:r>
     </w:p>
     <w:p>
@@ -25163,21 +24555,7 @@
         <w:rPr>
           <w:rFonts w:ascii="Arial" w:eastAsiaTheme="minorEastAsia" w:hAnsi="Arial" w:cs="Arial"/>
         </w:rPr>
-        <w:t xml:space="preserve"> the number of </w:t>
-      </w:r>
-      <w:proofErr w:type="gramStart"/>
-      <w:r>
-        <w:rPr>
-          <w:rFonts w:ascii="Arial" w:eastAsiaTheme="minorEastAsia" w:hAnsi="Arial" w:cs="Arial"/>
-        </w:rPr>
-        <w:t>location</w:t>
-      </w:r>
-      <w:proofErr w:type="gramEnd"/>
-      <w:r>
-        <w:rPr>
-          <w:rFonts w:ascii="Arial" w:eastAsiaTheme="minorEastAsia" w:hAnsi="Arial" w:cs="Arial"/>
-        </w:rPr>
-        <w:t xml:space="preserve"> moves allowed per day, which is currently three</w:t>
+        <w:t xml:space="preserve"> the number of location moves allowed per day, which is currently three</w:t>
       </w:r>
       <w:r>
         <w:rPr>
@@ -25381,29 +24759,13 @@
           <w:i/>
           <w:iCs/>
         </w:rPr>
-        <w:t xml:space="preserve">Big </w:t>
-      </w:r>
-      <w:proofErr w:type="gramStart"/>
+        <w:t>Big Break!</w:t>
+      </w:r>
       <w:r>
         <w:rPr>
           <w:rFonts w:ascii="Arial" w:eastAsiaTheme="minorEastAsia" w:hAnsi="Arial" w:cs="Arial"/>
-          <w:i/>
-          <w:iCs/>
-        </w:rPr>
-        <w:t>Break!</w:t>
-      </w:r>
-      <w:r>
-        <w:rPr>
-          <w:rFonts w:ascii="Arial" w:eastAsiaTheme="minorEastAsia" w:hAnsi="Arial" w:cs="Arial"/>
-        </w:rPr>
-        <w:t>,</w:t>
-      </w:r>
-      <w:proofErr w:type="gramEnd"/>
-      <w:r>
-        <w:rPr>
-          <w:rFonts w:ascii="Arial" w:eastAsiaTheme="minorEastAsia" w:hAnsi="Arial" w:cs="Arial"/>
-        </w:rPr>
-        <w:t xml:space="preserve"> </w:t>
+        </w:rPr>
+        <w:t xml:space="preserve">, </w:t>
       </w:r>
       <w:r>
         <w:rPr>
@@ -25813,24 +25175,16 @@
         <w:rPr>
           <w:rFonts w:ascii="Arial" w:eastAsiaTheme="minorEastAsia" w:hAnsi="Arial" w:cs="Arial"/>
         </w:rPr>
-        <w:t xml:space="preserve">using </w:t>
-      </w:r>
-      <w:proofErr w:type="gramStart"/>
+        <w:t xml:space="preserve">using a </w:t>
+      </w:r>
+      <w:proofErr w:type="spellStart"/>
       <w:r>
         <w:rPr>
           <w:rFonts w:ascii="Arial" w:eastAsiaTheme="minorEastAsia" w:hAnsi="Arial" w:cs="Arial"/>
         </w:rPr>
-        <w:t xml:space="preserve">a </w:t>
-      </w:r>
-      <w:proofErr w:type="spellStart"/>
-      <w:r>
-        <w:rPr>
-          <w:rFonts w:ascii="Arial" w:eastAsiaTheme="minorEastAsia" w:hAnsi="Arial" w:cs="Arial"/>
-        </w:rPr>
         <w:t>LinkedHashMap</w:t>
       </w:r>
       <w:proofErr w:type="spellEnd"/>
-      <w:proofErr w:type="gramEnd"/>
       <w:r>
         <w:rPr>
           <w:rFonts w:ascii="Arial" w:eastAsiaTheme="minorEastAsia" w:hAnsi="Arial" w:cs="Arial"/>
@@ -26863,91 +26217,103 @@
         <w:rPr>
           <w:rFonts w:ascii="Arial" w:eastAsiaTheme="minorEastAsia" w:hAnsi="Arial" w:cs="Arial"/>
         </w:rPr>
-        <w:t xml:space="preserve"> </w:t>
-      </w:r>
-      <w:proofErr w:type="gramStart"/>
+        <w:t xml:space="preserve"> returns </w:t>
+      </w:r>
       <w:r>
         <w:rPr>
           <w:rFonts w:ascii="Arial" w:eastAsiaTheme="minorEastAsia" w:hAnsi="Arial" w:cs="Arial"/>
         </w:rPr>
-        <w:t>returns</w:t>
-      </w:r>
-      <w:proofErr w:type="gramEnd"/>
-      <w:r>
+        <w:t>a boost when the scene time corresponds to the overall day time so far. If it doesn’t, it returns an equal penalty.</w:t>
+      </w:r>
+    </w:p>
+    <w:p>
+      <w:pPr>
+        <w:spacing w:line="360" w:lineRule="auto"/>
         <w:rPr>
           <w:rFonts w:ascii="Arial" w:eastAsiaTheme="minorEastAsia" w:hAnsi="Arial" w:cs="Arial"/>
         </w:rPr>
-        <w:t xml:space="preserve"> </w:t>
-      </w:r>
-      <w:r>
+      </w:pPr>
+    </w:p>
+    <w:p>
+      <w:pPr>
+        <w:spacing w:line="360" w:lineRule="auto"/>
         <w:rPr>
           <w:rFonts w:ascii="Arial" w:eastAsiaTheme="minorEastAsia" w:hAnsi="Arial" w:cs="Arial"/>
         </w:rPr>
-        <w:t>a boost when the scene time corresponds to the overall day time so far. If it doesn’t, it returns an equal penalty.</w:t>
-      </w:r>
-    </w:p>
-    <w:p>
-      <w:pPr>
-        <w:spacing w:line="360" w:lineRule="auto"/>
+      </w:pPr>
+      <w:r>
         <w:rPr>
           <w:rFonts w:ascii="Arial" w:eastAsiaTheme="minorEastAsia" w:hAnsi="Arial" w:cs="Arial"/>
         </w:rPr>
-      </w:pPr>
-    </w:p>
-    <w:p>
-      <w:pPr>
-        <w:spacing w:line="360" w:lineRule="auto"/>
+        <w:t>The resource capacity encourages fuller days while penalizing going into overtime</w:t>
+      </w:r>
+      <w:r>
         <w:rPr>
           <w:rFonts w:ascii="Arial" w:eastAsiaTheme="minorEastAsia" w:hAnsi="Arial" w:cs="Arial"/>
         </w:rPr>
-      </w:pPr>
+        <w:t xml:space="preserve"> and encouraging filling emptier days</w:t>
+      </w:r>
       <w:r>
         <w:rPr>
           <w:rFonts w:ascii="Arial" w:eastAsiaTheme="minorEastAsia" w:hAnsi="Arial" w:cs="Arial"/>
         </w:rPr>
-        <w:t>The resource capacity encourages fuller days while penalizing going into overtime. It computes the load of the day so far, adding to it the current scene. Then, it computes a ratio score, relative to the maximum number of pages per day before overtime (40 eighths per day). If the ratio is larger than 1.0, this means that the day has gone into overtime and a -200 penalty is introduced to the score. If the ratio is smaller than 1.0, the score is boosted by ratio * 200. This flattening of the positive score is implemented</w:t>
+        <w:t xml:space="preserve">. </w:t>
       </w:r>
       <w:r>
         <w:rPr>
           <w:rFonts w:ascii="Arial" w:eastAsiaTheme="minorEastAsia" w:hAnsi="Arial" w:cs="Arial"/>
         </w:rPr>
-        <w:t xml:space="preserve"> to relate directly to the load of the day so far. In addition,</w:t>
+        <w:t>It</w:t>
       </w:r>
       <w:r>
         <w:rPr>
           <w:rFonts w:ascii="Arial" w:eastAsiaTheme="minorEastAsia" w:hAnsi="Arial" w:cs="Arial"/>
         </w:rPr>
-        <w:t xml:space="preserve"> </w:t>
+        <w:t xml:space="preserve"> computes a ratio score, relative to the maximum number of pages per day before overtime (40 eighths per day). If the ratio is larger than 1.0, this means that the day has gone into overtime and a -200 penalty is introduced to the score. If the ratio is smaller than </w:t>
       </w:r>
       <w:r>
         <w:rPr>
           <w:rFonts w:ascii="Arial" w:eastAsiaTheme="minorEastAsia" w:hAnsi="Arial" w:cs="Arial"/>
         </w:rPr>
-        <w:t>it boosts moderately</w:t>
+        <w:t>0.</w:t>
       </w:r>
       <w:r>
         <w:rPr>
           <w:rFonts w:ascii="Arial" w:eastAsiaTheme="minorEastAsia" w:hAnsi="Arial" w:cs="Arial"/>
         </w:rPr>
-        <w:t>,</w:t>
+        <w:t>5</w:t>
       </w:r>
       <w:r>
         <w:rPr>
           <w:rFonts w:ascii="Arial" w:eastAsiaTheme="minorEastAsia" w:hAnsi="Arial" w:cs="Arial"/>
         </w:rPr>
-        <w:t xml:space="preserve"> </w:t>
+        <w:t>0</w:t>
       </w:r>
       <w:r>
         <w:rPr>
           <w:rFonts w:ascii="Arial" w:eastAsiaTheme="minorEastAsia" w:hAnsi="Arial" w:cs="Arial"/>
         </w:rPr>
-        <w:t>corresponding to the priority of the</w:t>
+        <w:t xml:space="preserve">, the score is boosted by 200. </w:t>
       </w:r>
       <w:r>
         <w:rPr>
           <w:rFonts w:ascii="Arial" w:eastAsiaTheme="minorEastAsia" w:hAnsi="Arial" w:cs="Arial"/>
         </w:rPr>
-        <w:t xml:space="preserve"> resource capacity compared to other constraints.</w:t>
+        <w:t xml:space="preserve">This makes the schedule more balanced as fewer days are overpacked or </w:t>
+      </w:r>
+      <w:proofErr w:type="spellStart"/>
+      <w:r>
+        <w:rPr>
+          <w:rFonts w:ascii="Arial" w:eastAsiaTheme="minorEastAsia" w:hAnsi="Arial" w:cs="Arial"/>
+        </w:rPr>
+        <w:t>underpacked</w:t>
+      </w:r>
+      <w:proofErr w:type="spellEnd"/>
+      <w:r>
+        <w:rPr>
+          <w:rFonts w:ascii="Arial" w:eastAsiaTheme="minorEastAsia" w:hAnsi="Arial" w:cs="Arial"/>
+        </w:rPr>
+        <w:t>.</w:t>
       </w:r>
     </w:p>
     <w:p>
@@ -27304,21 +26670,7 @@
         <w:rPr>
           <w:rFonts w:ascii="Arial" w:eastAsiaTheme="minorEastAsia" w:hAnsi="Arial" w:cs="Arial"/>
         </w:rPr>
-        <w:t xml:space="preserve">. The initial shooting </w:t>
-      </w:r>
-      <w:proofErr w:type="gramStart"/>
-      <w:r>
-        <w:rPr>
-          <w:rFonts w:ascii="Arial" w:eastAsiaTheme="minorEastAsia" w:hAnsi="Arial" w:cs="Arial"/>
-        </w:rPr>
-        <w:t>day time</w:t>
-      </w:r>
-      <w:proofErr w:type="gramEnd"/>
-      <w:r>
-        <w:rPr>
-          <w:rFonts w:ascii="Arial" w:eastAsiaTheme="minorEastAsia" w:hAnsi="Arial" w:cs="Arial"/>
-        </w:rPr>
-        <w:t xml:space="preserve"> </w:t>
+        <w:t xml:space="preserve">. The initial shooting day time </w:t>
       </w:r>
       <w:r>
         <w:rPr>
@@ -27455,21 +26807,7 @@
         <w:rPr>
           <w:rFonts w:ascii="Arial" w:eastAsiaTheme="minorEastAsia" w:hAnsi="Arial" w:cs="Arial"/>
         </w:rPr>
-        <w:t xml:space="preserve">ks if the location of the scene is different from the rest and assigns its state to MOVE. Moreover, if a location move occurs, it adds 8 eighths to the current eighths of the day. The reason for that is that moving location during the shooting day takes time, but for bigger productions, it may be inevitable. In this scenario, the software checks if a NIGHT scene would cause the shooting </w:t>
-      </w:r>
-      <w:proofErr w:type="gramStart"/>
-      <w:r>
-        <w:rPr>
-          <w:rFonts w:ascii="Arial" w:eastAsiaTheme="minorEastAsia" w:hAnsi="Arial" w:cs="Arial"/>
-        </w:rPr>
-        <w:t>day time</w:t>
-      </w:r>
-      <w:proofErr w:type="gramEnd"/>
-      <w:r>
-        <w:rPr>
-          <w:rFonts w:ascii="Arial" w:eastAsiaTheme="minorEastAsia" w:hAnsi="Arial" w:cs="Arial"/>
-        </w:rPr>
-        <w:t xml:space="preserve"> to switch from DAY to DAY_NIGHT. This is realistic for film productions as it preserves time and creates smoother transitions.</w:t>
+        <w:t>ks if the location of the scene is different from the rest and assigns its state to MOVE. Moreover, if a location move occurs, it adds 8 eighths to the current eighths of the day. The reason for that is that moving location during the shooting day takes time, but for bigger productions, it may be inevitable. In this scenario, the software checks if a NIGHT scene would cause the shooting day time to switch from DAY to DAY_NIGHT. This is realistic for film productions as it preserves time and creates smoother transitions.</w:t>
       </w:r>
       <w:r>
         <w:rPr>
@@ -28492,6 +27830,132 @@
         <w:rPr>
           <w:rFonts w:ascii="Arial" w:hAnsi="Arial" w:cs="Arial"/>
         </w:rPr>
+        <w:t xml:space="preserve">During the character editing process, the </w:t>
+      </w:r>
+      <w:proofErr w:type="spellStart"/>
+      <w:r>
+        <w:rPr>
+          <w:rFonts w:ascii="Arial" w:hAnsi="Arial" w:cs="Arial"/>
+        </w:rPr>
+        <w:t>saveScene</w:t>
+      </w:r>
+      <w:proofErr w:type="spellEnd"/>
+      <w:r>
+        <w:rPr>
+          <w:rFonts w:ascii="Arial" w:hAnsi="Arial" w:cs="Arial"/>
+        </w:rPr>
+        <w:t xml:space="preserve"> function performs a sanitization step to ensure data consistency before persisting changes. First, the high-confidence character </w:t>
+      </w:r>
+      <w:r>
+        <w:rPr>
+          <w:rFonts w:ascii="Arial" w:hAnsi="Arial" w:cs="Arial"/>
+        </w:rPr>
+        <w:t>array</w:t>
+      </w:r>
+      <w:r>
+        <w:rPr>
+          <w:rFonts w:ascii="Arial" w:hAnsi="Arial" w:cs="Arial"/>
+        </w:rPr>
+        <w:t xml:space="preserve"> is converted into a </w:t>
+      </w:r>
+      <w:r>
+        <w:rPr>
+          <w:rFonts w:ascii="Arial" w:hAnsi="Arial" w:cs="Arial"/>
+        </w:rPr>
+        <w:t>s</w:t>
+      </w:r>
+      <w:r>
+        <w:rPr>
+          <w:rFonts w:ascii="Arial" w:hAnsi="Arial" w:cs="Arial"/>
+        </w:rPr>
+        <w:t>et</w:t>
+      </w:r>
+      <w:r>
+        <w:rPr>
+          <w:rFonts w:ascii="Arial" w:hAnsi="Arial" w:cs="Arial"/>
+        </w:rPr>
+        <w:t xml:space="preserve"> (as JSON cannot handle sets)</w:t>
+      </w:r>
+      <w:r>
+        <w:rPr>
+          <w:rFonts w:ascii="Arial" w:hAnsi="Arial" w:cs="Arial"/>
+        </w:rPr>
+        <w:t xml:space="preserve">, which automatically removes duplicate names and guarantees uniqueness. Next, the low-confidence character suggestions are filtered so that any name already </w:t>
+      </w:r>
+      <w:r>
+        <w:rPr>
+          <w:rFonts w:ascii="Arial" w:hAnsi="Arial" w:cs="Arial"/>
+        </w:rPr>
+        <w:t>added</w:t>
+      </w:r>
+      <w:r>
+        <w:rPr>
+          <w:rFonts w:ascii="Arial" w:hAnsi="Arial" w:cs="Arial"/>
+        </w:rPr>
+        <w:t xml:space="preserve"> to the high-confidence list is removed from the suggestions, preventing overlap between the two categories. The cleaned scene object then replaces its previous version within the copied schedule structure, maintaining immutability principles. After this validation, the updated schedule is sent to the backend via a POST /</w:t>
+      </w:r>
+      <w:proofErr w:type="spellStart"/>
+      <w:r>
+        <w:rPr>
+          <w:rFonts w:ascii="Arial" w:hAnsi="Arial" w:cs="Arial"/>
+        </w:rPr>
+        <w:t>api</w:t>
+      </w:r>
+      <w:proofErr w:type="spellEnd"/>
+      <w:r>
+        <w:rPr>
+          <w:rFonts w:ascii="Arial" w:hAnsi="Arial" w:cs="Arial"/>
+        </w:rPr>
+        <w:t xml:space="preserve">/update-schedule request. Once the backend responds with the authoritative version of the updated schedule, the React state is refreshed using </w:t>
+      </w:r>
+      <w:proofErr w:type="spellStart"/>
+      <w:r>
+        <w:rPr>
+          <w:rFonts w:ascii="Arial" w:hAnsi="Arial" w:cs="Arial"/>
+        </w:rPr>
+        <w:t>setSchedule</w:t>
+      </w:r>
+      <w:proofErr w:type="spellEnd"/>
+      <w:r>
+        <w:rPr>
+          <w:rFonts w:ascii="Arial" w:hAnsi="Arial" w:cs="Arial"/>
+        </w:rPr>
+        <w:t xml:space="preserve">, and the modal is closed. This process ensures that only structured, duplicate-free, and logically consistent data is </w:t>
+      </w:r>
+      <w:r>
+        <w:rPr>
+          <w:rFonts w:ascii="Arial" w:hAnsi="Arial" w:cs="Arial"/>
+        </w:rPr>
+        <w:t>stored and displayed</w:t>
+      </w:r>
+      <w:r>
+        <w:rPr>
+          <w:rFonts w:ascii="Arial" w:hAnsi="Arial" w:cs="Arial"/>
+        </w:rPr>
+        <w:t>.</w:t>
+      </w:r>
+    </w:p>
+    <w:p>
+      <w:pPr>
+        <w:spacing w:line="360" w:lineRule="auto"/>
+        <w:jc w:val="both"/>
+        <w:rPr>
+          <w:rFonts w:ascii="Arial" w:hAnsi="Arial" w:cs="Arial"/>
+        </w:rPr>
+      </w:pPr>
+    </w:p>
+    <w:p>
+      <w:pPr>
+        <w:spacing w:line="360" w:lineRule="auto"/>
+        <w:jc w:val="both"/>
+        <w:rPr>
+          <w:rFonts w:ascii="Arial" w:hAnsi="Arial" w:cs="Arial"/>
+        </w:rPr>
+      </w:pPr>
+      <w:r>
+        <w:rPr>
+          <w:rFonts w:ascii="Arial" w:hAnsi="Arial" w:cs="Arial"/>
+        </w:rPr>
         <w:t xml:space="preserve">The drag-and-drop is implemented using </w:t>
       </w:r>
       <w:proofErr w:type="gramStart"/>
@@ -28610,7 +28074,14 @@
         <w:rPr>
           <w:rFonts w:ascii="Arial" w:hAnsi="Arial" w:cs="Arial"/>
         </w:rPr>
-        <w:t xml:space="preserve">, which ensures that items are treated as a vertical list and automatically </w:t>
+        <w:t xml:space="preserve">, which ensures that items are treated as a </w:t>
+      </w:r>
+      <w:r>
+        <w:rPr>
+          <w:rFonts w:ascii="Arial" w:hAnsi="Arial" w:cs="Arial"/>
+        </w:rPr>
+        <w:lastRenderedPageBreak/>
+        <w:t xml:space="preserve">vertical list and automatically </w:t>
       </w:r>
       <w:r>
         <w:rPr>
@@ -28637,139 +28108,6 @@
           <w:rFonts w:ascii="Arial" w:hAnsi="Arial" w:cs="Arial"/>
         </w:rPr>
         <w:t xml:space="preserve"> hook, which makes the row draggable and aware of its position within the list. The hook provides drag listeners and HTML attributes that enable interaction, as well as transformation and transition styles that control how the element visually moves during dragging.</w:t>
-      </w:r>
-    </w:p>
-    <w:p>
-      <w:pPr>
-        <w:spacing w:line="360" w:lineRule="auto"/>
-        <w:jc w:val="both"/>
-        <w:rPr>
-          <w:rFonts w:ascii="Arial" w:hAnsi="Arial" w:cs="Arial"/>
-        </w:rPr>
-      </w:pPr>
-    </w:p>
-    <w:p>
-      <w:pPr>
-        <w:spacing w:line="360" w:lineRule="auto"/>
-        <w:jc w:val="both"/>
-        <w:rPr>
-          <w:rFonts w:ascii="Arial" w:hAnsi="Arial" w:cs="Arial"/>
-        </w:rPr>
-      </w:pPr>
-      <w:r>
-        <w:rPr>
-          <w:rFonts w:ascii="Arial" w:hAnsi="Arial" w:cs="Arial"/>
-        </w:rPr>
-        <w:t xml:space="preserve">During the character editing process, the </w:t>
-      </w:r>
-      <w:proofErr w:type="spellStart"/>
-      <w:r>
-        <w:rPr>
-          <w:rFonts w:ascii="Arial" w:hAnsi="Arial" w:cs="Arial"/>
-        </w:rPr>
-        <w:t>saveScene</w:t>
-      </w:r>
-      <w:proofErr w:type="spellEnd"/>
-      <w:r>
-        <w:rPr>
-          <w:rFonts w:ascii="Arial" w:hAnsi="Arial" w:cs="Arial"/>
-        </w:rPr>
-        <w:t xml:space="preserve"> function performs a sanitization step to ensure data consistency before persisting changes. First, the high-confidence character </w:t>
-      </w:r>
-      <w:r>
-        <w:rPr>
-          <w:rFonts w:ascii="Arial" w:hAnsi="Arial" w:cs="Arial"/>
-        </w:rPr>
-        <w:t>array</w:t>
-      </w:r>
-      <w:r>
-        <w:rPr>
-          <w:rFonts w:ascii="Arial" w:hAnsi="Arial" w:cs="Arial"/>
-        </w:rPr>
-        <w:t xml:space="preserve"> is converted into a </w:t>
-      </w:r>
-      <w:r>
-        <w:rPr>
-          <w:rFonts w:ascii="Arial" w:hAnsi="Arial" w:cs="Arial"/>
-        </w:rPr>
-        <w:t>s</w:t>
-      </w:r>
-      <w:r>
-        <w:rPr>
-          <w:rFonts w:ascii="Arial" w:hAnsi="Arial" w:cs="Arial"/>
-        </w:rPr>
-        <w:t>et</w:t>
-      </w:r>
-      <w:r>
-        <w:rPr>
-          <w:rFonts w:ascii="Arial" w:hAnsi="Arial" w:cs="Arial"/>
-        </w:rPr>
-        <w:t xml:space="preserve"> (as JSON cannot handle sets)</w:t>
-      </w:r>
-      <w:r>
-        <w:rPr>
-          <w:rFonts w:ascii="Arial" w:hAnsi="Arial" w:cs="Arial"/>
-        </w:rPr>
-        <w:t xml:space="preserve">, which automatically removes duplicate names and guarantees uniqueness. Next, the low-confidence character suggestions are filtered so that any name already </w:t>
-      </w:r>
-      <w:r>
-        <w:rPr>
-          <w:rFonts w:ascii="Arial" w:hAnsi="Arial" w:cs="Arial"/>
-        </w:rPr>
-        <w:t>added</w:t>
-      </w:r>
-      <w:r>
-        <w:rPr>
-          <w:rFonts w:ascii="Arial" w:hAnsi="Arial" w:cs="Arial"/>
-        </w:rPr>
-        <w:t xml:space="preserve"> to the high-confidence list is removed from the suggestions, preventing overlap between the two categories. The cleaned scene object then replaces its previous version within the copied schedule structure, maintaining immutability principles. After this validation, the </w:t>
-      </w:r>
-      <w:r>
-        <w:rPr>
-          <w:rFonts w:ascii="Arial" w:hAnsi="Arial" w:cs="Arial"/>
-        </w:rPr>
-        <w:lastRenderedPageBreak/>
-        <w:t>updated schedule is sent to the backend via a POST /</w:t>
-      </w:r>
-      <w:proofErr w:type="spellStart"/>
-      <w:r>
-        <w:rPr>
-          <w:rFonts w:ascii="Arial" w:hAnsi="Arial" w:cs="Arial"/>
-        </w:rPr>
-        <w:t>api</w:t>
-      </w:r>
-      <w:proofErr w:type="spellEnd"/>
-      <w:r>
-        <w:rPr>
-          <w:rFonts w:ascii="Arial" w:hAnsi="Arial" w:cs="Arial"/>
-        </w:rPr>
-        <w:t xml:space="preserve">/update-schedule request. Once the backend responds with the authoritative version of the updated schedule, the React state is refreshed using </w:t>
-      </w:r>
-      <w:proofErr w:type="spellStart"/>
-      <w:r>
-        <w:rPr>
-          <w:rFonts w:ascii="Arial" w:hAnsi="Arial" w:cs="Arial"/>
-        </w:rPr>
-        <w:t>setSchedule</w:t>
-      </w:r>
-      <w:proofErr w:type="spellEnd"/>
-      <w:r>
-        <w:rPr>
-          <w:rFonts w:ascii="Arial" w:hAnsi="Arial" w:cs="Arial"/>
-        </w:rPr>
-        <w:t xml:space="preserve">, and the modal is closed. This process ensures that only structured, duplicate-free, and logically consistent data is </w:t>
-      </w:r>
-      <w:r>
-        <w:rPr>
-          <w:rFonts w:ascii="Arial" w:hAnsi="Arial" w:cs="Arial"/>
-        </w:rPr>
-        <w:t>stored and displayed</w:t>
-      </w:r>
-      <w:r>
-        <w:rPr>
-          <w:rFonts w:ascii="Arial" w:hAnsi="Arial" w:cs="Arial"/>
-        </w:rPr>
-        <w:t>.</w:t>
       </w:r>
     </w:p>
     <w:p>
@@ -31732,7 +31070,7 @@
           <w:noProof/>
         </w:rPr>
         <w:drawing>
-          <wp:anchor distT="0" distB="0" distL="114300" distR="114300" simplePos="0" relativeHeight="251767808" behindDoc="0" locked="0" layoutInCell="1" allowOverlap="1" wp14:anchorId="47E80063" wp14:editId="48AC9BE0">
+          <wp:anchor distT="0" distB="0" distL="114300" distR="114300" simplePos="0" relativeHeight="251767808" behindDoc="0" locked="0" layoutInCell="1" allowOverlap="1" wp14:anchorId="47E80063" wp14:editId="33D28848">
             <wp:simplePos x="0" y="0"/>
             <wp:positionH relativeFrom="margin">
               <wp:align>left</wp:align>

--- a/docs/Vili-An_Doneva_Diploma_Thesis.docx
+++ b/docs/Vili-An_Doneva_Diploma_Thesis.docx
@@ -199,7 +199,6 @@
           <w:szCs w:val="32"/>
         </w:rPr>
       </w:pPr>
-      <w:proofErr w:type="gramStart"/>
       <w:r>
         <w:rPr>
           <w:rFonts w:ascii="Arial" w:hAnsi="Arial" w:cs="Arial"/>
@@ -228,18 +227,7 @@
           <w:sz w:val="32"/>
           <w:szCs w:val="32"/>
         </w:rPr>
-        <w:t>,</w:t>
-      </w:r>
-      <w:proofErr w:type="gramEnd"/>
-      <w:r>
-        <w:rPr>
-          <w:rFonts w:ascii="Arial" w:hAnsi="Arial" w:cs="Arial"/>
-          <w:b/>
-          <w:bCs/>
-          <w:sz w:val="32"/>
-          <w:szCs w:val="32"/>
-        </w:rPr>
-        <w:t xml:space="preserve"> </w:t>
+        <w:t xml:space="preserve">, </w:t>
       </w:r>
       <w:r>
         <w:rPr>
@@ -760,52 +748,38 @@
         <w:rPr>
           <w:rFonts w:ascii="Arial" w:hAnsi="Arial" w:cs="Arial"/>
         </w:rPr>
+        <w:t xml:space="preserve"> additionally uses a </w:t>
+      </w:r>
+      <w:r>
+        <w:rPr>
+          <w:rFonts w:ascii="Arial" w:hAnsi="Arial" w:cs="Arial"/>
+        </w:rPr>
+        <w:t>T</w:t>
+      </w:r>
+      <w:r>
+        <w:rPr>
+          <w:rFonts w:ascii="Arial" w:hAnsi="Arial" w:cs="Arial"/>
+        </w:rPr>
+        <w:t>rie data structure to compare names to the common name file</w:t>
+      </w:r>
+      <w:r>
+        <w:rPr>
+          <w:rFonts w:ascii="Arial" w:hAnsi="Arial" w:cs="Arial"/>
+        </w:rPr>
+        <w:t>s</w:t>
+      </w:r>
+      <w:r>
+        <w:rPr>
+          <w:rFonts w:ascii="Arial" w:hAnsi="Arial" w:cs="Arial"/>
+        </w:rPr>
+        <w:t>.</w:t>
+      </w:r>
+      <w:r>
+        <w:rPr>
+          <w:rFonts w:ascii="Arial" w:hAnsi="Arial" w:cs="Arial"/>
+        </w:rPr>
         <w:t xml:space="preserve"> </w:t>
       </w:r>
-      <w:proofErr w:type="gramStart"/>
-      <w:r>
-        <w:rPr>
-          <w:rFonts w:ascii="Arial" w:hAnsi="Arial" w:cs="Arial"/>
-        </w:rPr>
-        <w:t>additionally</w:t>
-      </w:r>
-      <w:proofErr w:type="gramEnd"/>
-      <w:r>
-        <w:rPr>
-          <w:rFonts w:ascii="Arial" w:hAnsi="Arial" w:cs="Arial"/>
-        </w:rPr>
-        <w:t xml:space="preserve"> uses a </w:t>
-      </w:r>
-      <w:r>
-        <w:rPr>
-          <w:rFonts w:ascii="Arial" w:hAnsi="Arial" w:cs="Arial"/>
-        </w:rPr>
-        <w:t>T</w:t>
-      </w:r>
-      <w:r>
-        <w:rPr>
-          <w:rFonts w:ascii="Arial" w:hAnsi="Arial" w:cs="Arial"/>
-        </w:rPr>
-        <w:t>rie data structure to compare names to the common name file</w:t>
-      </w:r>
-      <w:r>
-        <w:rPr>
-          <w:rFonts w:ascii="Arial" w:hAnsi="Arial" w:cs="Arial"/>
-        </w:rPr>
-        <w:t>s</w:t>
-      </w:r>
-      <w:r>
-        <w:rPr>
-          <w:rFonts w:ascii="Arial" w:hAnsi="Arial" w:cs="Arial"/>
-        </w:rPr>
-        <w:t>.</w:t>
-      </w:r>
-      <w:r>
-        <w:rPr>
-          <w:rFonts w:ascii="Arial" w:hAnsi="Arial" w:cs="Arial"/>
-        </w:rPr>
-        <w:t xml:space="preserve"> </w:t>
-      </w:r>
       <w:r>
         <w:rPr>
           <w:rFonts w:ascii="Arial" w:hAnsi="Arial" w:cs="Arial"/>
@@ -828,16 +802,8 @@
         <w:rPr>
           <w:rFonts w:ascii="Arial" w:hAnsi="Arial" w:cs="Arial"/>
         </w:rPr>
-        <w:t xml:space="preserve">uses the </w:t>
-      </w:r>
-      <w:proofErr w:type="spellStart"/>
-      <w:r>
-        <w:rPr>
-          <w:rFonts w:ascii="Arial" w:hAnsi="Arial" w:cs="Arial"/>
-        </w:rPr>
-        <w:t>Levenshtein</w:t>
-      </w:r>
-      <w:proofErr w:type="spellEnd"/>
+        <w:t>uses the Levenshtein</w:t>
+      </w:r>
       <w:r>
         <w:rPr>
           <w:rFonts w:ascii="Arial" w:hAnsi="Arial" w:cs="Arial"/>
@@ -1124,7 +1090,6 @@
         </w:rPr>
         <w:t xml:space="preserve">cited in the text and in the Reference </w:t>
       </w:r>
-      <w:proofErr w:type="gramStart"/>
       <w:r>
         <w:rPr>
           <w:rFonts w:ascii="Arial" w:hAnsi="Arial" w:cs="Arial"/>
@@ -1137,7 +1102,6 @@
         </w:rPr>
         <w:t>”</w:t>
       </w:r>
-      <w:proofErr w:type="gramEnd"/>
     </w:p>
     <w:p>
       <w:pPr>
@@ -1243,15 +1207,30 @@
             </w:rPr>
           </w:pPr>
           <w:r>
+            <w:rPr>
+              <w:rFonts w:ascii="Arial" w:hAnsi="Arial" w:cs="Arial"/>
+              <w:b/>
+              <w:bCs/>
+            </w:rPr>
             <w:fldChar w:fldCharType="begin"/>
           </w:r>
           <w:r>
+            <w:rPr>
+              <w:rFonts w:ascii="Arial" w:hAnsi="Arial" w:cs="Arial"/>
+              <w:b/>
+              <w:bCs/>
+            </w:rPr>
             <w:instrText xml:space="preserve"> TOC \o "1-7" \h \z \u </w:instrText>
           </w:r>
           <w:r>
+            <w:rPr>
+              <w:rFonts w:ascii="Arial" w:hAnsi="Arial" w:cs="Arial"/>
+              <w:b/>
+              <w:bCs/>
+            </w:rPr>
             <w:fldChar w:fldCharType="separate"/>
           </w:r>
-          <w:hyperlink w:anchor="_Toc227713342" w:history="1">
+          <w:hyperlink w:anchor="_Toc227763715" w:history="1">
             <w:r>
               <w:rPr>
                 <w:rStyle w:val="Hyperlink"/>
@@ -1309,7 +1288,7 @@
                 <w:noProof/>
                 <w:webHidden/>
               </w:rPr>
-              <w:instrText xml:space="preserve"> PAGEREF _Toc227713342 \h </w:instrText>
+              <w:instrText xml:space="preserve"> PAGEREF _Toc227763715 \h </w:instrText>
             </w:r>
             <w:r>
               <w:rPr>
@@ -1367,7 +1346,7 @@
               <w:noProof/>
             </w:rPr>
           </w:pPr>
-          <w:hyperlink w:anchor="_Toc227713343" w:history="1">
+          <w:hyperlink w:anchor="_Toc227763716" w:history="1">
             <w:r>
               <w:rPr>
                 <w:rStyle w:val="Hyperlink"/>
@@ -1425,7 +1404,7 @@
                 <w:noProof/>
                 <w:webHidden/>
               </w:rPr>
-              <w:instrText xml:space="preserve"> PAGEREF _Toc227713343 \h </w:instrText>
+              <w:instrText xml:space="preserve"> PAGEREF _Toc227763716 \h </w:instrText>
             </w:r>
             <w:r>
               <w:rPr>
@@ -1478,7 +1457,7 @@
               <w:noProof/>
             </w:rPr>
           </w:pPr>
-          <w:hyperlink w:anchor="_Toc227713344" w:history="1">
+          <w:hyperlink w:anchor="_Toc227763717" w:history="1">
             <w:r>
               <w:rPr>
                 <w:rStyle w:val="Hyperlink"/>
@@ -1536,7 +1515,7 @@
                 <w:noProof/>
                 <w:webHidden/>
               </w:rPr>
-              <w:instrText xml:space="preserve"> PAGEREF _Toc227713344 \h </w:instrText>
+              <w:instrText xml:space="preserve"> PAGEREF _Toc227763717 \h </w:instrText>
             </w:r>
             <w:r>
               <w:rPr>
@@ -1589,7 +1568,7 @@
               <w:noProof/>
             </w:rPr>
           </w:pPr>
-          <w:hyperlink w:anchor="_Toc227713345" w:history="1">
+          <w:hyperlink w:anchor="_Toc227763718" w:history="1">
             <w:r>
               <w:rPr>
                 <w:rStyle w:val="Hyperlink"/>
@@ -1647,7 +1626,7 @@
                 <w:noProof/>
                 <w:webHidden/>
               </w:rPr>
-              <w:instrText xml:space="preserve"> PAGEREF _Toc227713345 \h </w:instrText>
+              <w:instrText xml:space="preserve"> PAGEREF _Toc227763718 \h </w:instrText>
             </w:r>
             <w:r>
               <w:rPr>
@@ -1700,7 +1679,7 @@
               <w:noProof/>
             </w:rPr>
           </w:pPr>
-          <w:hyperlink w:anchor="_Toc227713346" w:history="1">
+          <w:hyperlink w:anchor="_Toc227763719" w:history="1">
             <w:r>
               <w:rPr>
                 <w:rStyle w:val="Hyperlink"/>
@@ -1758,7 +1737,7 @@
                 <w:noProof/>
                 <w:webHidden/>
               </w:rPr>
-              <w:instrText xml:space="preserve"> PAGEREF _Toc227713346 \h </w:instrText>
+              <w:instrText xml:space="preserve"> PAGEREF _Toc227763719 \h </w:instrText>
             </w:r>
             <w:r>
               <w:rPr>
@@ -1811,7 +1790,7 @@
               <w:noProof/>
             </w:rPr>
           </w:pPr>
-          <w:hyperlink w:anchor="_Toc227713347" w:history="1">
+          <w:hyperlink w:anchor="_Toc227763720" w:history="1">
             <w:r>
               <w:rPr>
                 <w:rStyle w:val="Hyperlink"/>
@@ -1869,7 +1848,7 @@
                 <w:noProof/>
                 <w:webHidden/>
               </w:rPr>
-              <w:instrText xml:space="preserve"> PAGEREF _Toc227713347 \h </w:instrText>
+              <w:instrText xml:space="preserve"> PAGEREF _Toc227763720 \h </w:instrText>
             </w:r>
             <w:r>
               <w:rPr>
@@ -1927,7 +1906,7 @@
               <w:noProof/>
             </w:rPr>
           </w:pPr>
-          <w:hyperlink w:anchor="_Toc227713348" w:history="1">
+          <w:hyperlink w:anchor="_Toc227763721" w:history="1">
             <w:r>
               <w:rPr>
                 <w:rStyle w:val="Hyperlink"/>
@@ -1985,7 +1964,7 @@
                 <w:noProof/>
                 <w:webHidden/>
               </w:rPr>
-              <w:instrText xml:space="preserve"> PAGEREF _Toc227713348 \h </w:instrText>
+              <w:instrText xml:space="preserve"> PAGEREF _Toc227763721 \h </w:instrText>
             </w:r>
             <w:r>
               <w:rPr>
@@ -2038,7 +2017,7 @@
               <w:noProof/>
             </w:rPr>
           </w:pPr>
-          <w:hyperlink w:anchor="_Toc227713349" w:history="1">
+          <w:hyperlink w:anchor="_Toc227763722" w:history="1">
             <w:r>
               <w:rPr>
                 <w:rStyle w:val="Hyperlink"/>
@@ -2096,7 +2075,7 @@
                 <w:noProof/>
                 <w:webHidden/>
               </w:rPr>
-              <w:instrText xml:space="preserve"> PAGEREF _Toc227713349 \h </w:instrText>
+              <w:instrText xml:space="preserve"> PAGEREF _Toc227763722 \h </w:instrText>
             </w:r>
             <w:r>
               <w:rPr>
@@ -2149,7 +2128,7 @@
               <w:noProof/>
             </w:rPr>
           </w:pPr>
-          <w:hyperlink w:anchor="_Toc227713350" w:history="1">
+          <w:hyperlink w:anchor="_Toc227763723" w:history="1">
             <w:r>
               <w:rPr>
                 <w:rStyle w:val="Hyperlink"/>
@@ -2207,7 +2186,7 @@
                 <w:noProof/>
                 <w:webHidden/>
               </w:rPr>
-              <w:instrText xml:space="preserve"> PAGEREF _Toc227713350 \h </w:instrText>
+              <w:instrText xml:space="preserve"> PAGEREF _Toc227763723 \h </w:instrText>
             </w:r>
             <w:r>
               <w:rPr>
@@ -2260,7 +2239,7 @@
               <w:noProof/>
             </w:rPr>
           </w:pPr>
-          <w:hyperlink w:anchor="_Toc227713351" w:history="1">
+          <w:hyperlink w:anchor="_Toc227763724" w:history="1">
             <w:r>
               <w:rPr>
                 <w:rStyle w:val="Hyperlink"/>
@@ -2318,7 +2297,7 @@
                 <w:noProof/>
                 <w:webHidden/>
               </w:rPr>
-              <w:instrText xml:space="preserve"> PAGEREF _Toc227713351 \h </w:instrText>
+              <w:instrText xml:space="preserve"> PAGEREF _Toc227763724 \h </w:instrText>
             </w:r>
             <w:r>
               <w:rPr>
@@ -2371,7 +2350,7 @@
               <w:noProof/>
             </w:rPr>
           </w:pPr>
-          <w:hyperlink w:anchor="_Toc227713352" w:history="1">
+          <w:hyperlink w:anchor="_Toc227763725" w:history="1">
             <w:r>
               <w:rPr>
                 <w:rStyle w:val="Hyperlink"/>
@@ -2429,7 +2408,7 @@
                 <w:noProof/>
                 <w:webHidden/>
               </w:rPr>
-              <w:instrText xml:space="preserve"> PAGEREF _Toc227713352 \h </w:instrText>
+              <w:instrText xml:space="preserve"> PAGEREF _Toc227763725 \h </w:instrText>
             </w:r>
             <w:r>
               <w:rPr>
@@ -2487,7 +2466,7 @@
               <w:noProof/>
             </w:rPr>
           </w:pPr>
-          <w:hyperlink w:anchor="_Toc227713353" w:history="1">
+          <w:hyperlink w:anchor="_Toc227763726" w:history="1">
             <w:r>
               <w:rPr>
                 <w:rStyle w:val="Hyperlink"/>
@@ -2545,7 +2524,7 @@
                 <w:noProof/>
                 <w:webHidden/>
               </w:rPr>
-              <w:instrText xml:space="preserve"> PAGEREF _Toc227713353 \h </w:instrText>
+              <w:instrText xml:space="preserve"> PAGEREF _Toc227763726 \h </w:instrText>
             </w:r>
             <w:r>
               <w:rPr>
@@ -2603,7 +2582,7 @@
               <w:noProof/>
             </w:rPr>
           </w:pPr>
-          <w:hyperlink w:anchor="_Toc227713354" w:history="1">
+          <w:hyperlink w:anchor="_Toc227763727" w:history="1">
             <w:r>
               <w:rPr>
                 <w:rStyle w:val="Hyperlink"/>
@@ -2661,7 +2640,7 @@
                 <w:noProof/>
                 <w:webHidden/>
               </w:rPr>
-              <w:instrText xml:space="preserve"> PAGEREF _Toc227713354 \h </w:instrText>
+              <w:instrText xml:space="preserve"> PAGEREF _Toc227763727 \h </w:instrText>
             </w:r>
             <w:r>
               <w:rPr>
@@ -2719,7 +2698,7 @@
               <w:noProof/>
             </w:rPr>
           </w:pPr>
-          <w:hyperlink w:anchor="_Toc227713355" w:history="1">
+          <w:hyperlink w:anchor="_Toc227763728" w:history="1">
             <w:r>
               <w:rPr>
                 <w:rStyle w:val="Hyperlink"/>
@@ -2777,7 +2756,7 @@
                 <w:noProof/>
                 <w:webHidden/>
               </w:rPr>
-              <w:instrText xml:space="preserve"> PAGEREF _Toc227713355 \h </w:instrText>
+              <w:instrText xml:space="preserve"> PAGEREF _Toc227763728 \h </w:instrText>
             </w:r>
             <w:r>
               <w:rPr>
@@ -2835,7 +2814,7 @@
               <w:noProof/>
             </w:rPr>
           </w:pPr>
-          <w:hyperlink w:anchor="_Toc227713356" w:history="1">
+          <w:hyperlink w:anchor="_Toc227763729" w:history="1">
             <w:r>
               <w:rPr>
                 <w:rStyle w:val="Hyperlink"/>
@@ -2893,7 +2872,7 @@
                 <w:noProof/>
                 <w:webHidden/>
               </w:rPr>
-              <w:instrText xml:space="preserve"> PAGEREF _Toc227713356 \h </w:instrText>
+              <w:instrText xml:space="preserve"> PAGEREF _Toc227763729 \h </w:instrText>
             </w:r>
             <w:r>
               <w:rPr>
@@ -2951,7 +2930,7 @@
               <w:noProof/>
             </w:rPr>
           </w:pPr>
-          <w:hyperlink w:anchor="_Toc227713357" w:history="1">
+          <w:hyperlink w:anchor="_Toc227763730" w:history="1">
             <w:r>
               <w:rPr>
                 <w:rStyle w:val="Hyperlink"/>
@@ -3009,7 +2988,7 @@
                 <w:noProof/>
                 <w:webHidden/>
               </w:rPr>
-              <w:instrText xml:space="preserve"> PAGEREF _Toc227713357 \h </w:instrText>
+              <w:instrText xml:space="preserve"> PAGEREF _Toc227763730 \h </w:instrText>
             </w:r>
             <w:r>
               <w:rPr>
@@ -3067,7 +3046,7 @@
               <w:noProof/>
             </w:rPr>
           </w:pPr>
-          <w:hyperlink w:anchor="_Toc227713358" w:history="1">
+          <w:hyperlink w:anchor="_Toc227763731" w:history="1">
             <w:r>
               <w:rPr>
                 <w:rStyle w:val="Hyperlink"/>
@@ -3125,7 +3104,7 @@
                 <w:noProof/>
                 <w:webHidden/>
               </w:rPr>
-              <w:instrText xml:space="preserve"> PAGEREF _Toc227713358 \h </w:instrText>
+              <w:instrText xml:space="preserve"> PAGEREF _Toc227763731 \h </w:instrText>
             </w:r>
             <w:r>
               <w:rPr>
@@ -3183,7 +3162,7 @@
               <w:noProof/>
             </w:rPr>
           </w:pPr>
-          <w:hyperlink w:anchor="_Toc227713359" w:history="1">
+          <w:hyperlink w:anchor="_Toc227763732" w:history="1">
             <w:r>
               <w:rPr>
                 <w:rStyle w:val="Hyperlink"/>
@@ -3241,7 +3220,7 @@
                 <w:noProof/>
                 <w:webHidden/>
               </w:rPr>
-              <w:instrText xml:space="preserve"> PAGEREF _Toc227713359 \h </w:instrText>
+              <w:instrText xml:space="preserve"> PAGEREF _Toc227763732 \h </w:instrText>
             </w:r>
             <w:r>
               <w:rPr>
@@ -3299,7 +3278,7 @@
               <w:noProof/>
             </w:rPr>
           </w:pPr>
-          <w:hyperlink w:anchor="_Toc227713360" w:history="1">
+          <w:hyperlink w:anchor="_Toc227763733" w:history="1">
             <w:r>
               <w:rPr>
                 <w:rStyle w:val="Hyperlink"/>
@@ -3357,7 +3336,7 @@
                 <w:noProof/>
                 <w:webHidden/>
               </w:rPr>
-              <w:instrText xml:space="preserve"> PAGEREF _Toc227713360 \h </w:instrText>
+              <w:instrText xml:space="preserve"> PAGEREF _Toc227763733 \h </w:instrText>
             </w:r>
             <w:r>
               <w:rPr>
@@ -3410,7 +3389,7 @@
               <w:noProof/>
             </w:rPr>
           </w:pPr>
-          <w:hyperlink w:anchor="_Toc227713361" w:history="1">
+          <w:hyperlink w:anchor="_Toc227763734" w:history="1">
             <w:r>
               <w:rPr>
                 <w:rStyle w:val="Hyperlink"/>
@@ -3468,7 +3447,7 @@
                 <w:noProof/>
                 <w:webHidden/>
               </w:rPr>
-              <w:instrText xml:space="preserve"> PAGEREF _Toc227713361 \h </w:instrText>
+              <w:instrText xml:space="preserve"> PAGEREF _Toc227763734 \h </w:instrText>
             </w:r>
             <w:r>
               <w:rPr>
@@ -3526,7 +3505,7 @@
               <w:noProof/>
             </w:rPr>
           </w:pPr>
-          <w:hyperlink w:anchor="_Toc227713362" w:history="1">
+          <w:hyperlink w:anchor="_Toc227763735" w:history="1">
             <w:r>
               <w:rPr>
                 <w:rStyle w:val="Hyperlink"/>
@@ -3584,7 +3563,7 @@
                 <w:noProof/>
                 <w:webHidden/>
               </w:rPr>
-              <w:instrText xml:space="preserve"> PAGEREF _Toc227713362 \h </w:instrText>
+              <w:instrText xml:space="preserve"> PAGEREF _Toc227763735 \h </w:instrText>
             </w:r>
             <w:r>
               <w:rPr>
@@ -3642,7 +3621,7 @@
               <w:noProof/>
             </w:rPr>
           </w:pPr>
-          <w:hyperlink w:anchor="_Toc227713363" w:history="1">
+          <w:hyperlink w:anchor="_Toc227763736" w:history="1">
             <w:r>
               <w:rPr>
                 <w:rStyle w:val="Hyperlink"/>
@@ -3700,7 +3679,7 @@
                 <w:noProof/>
                 <w:webHidden/>
               </w:rPr>
-              <w:instrText xml:space="preserve"> PAGEREF _Toc227713363 \h </w:instrText>
+              <w:instrText xml:space="preserve"> PAGEREF _Toc227763736 \h </w:instrText>
             </w:r>
             <w:r>
               <w:rPr>
@@ -3758,7 +3737,7 @@
               <w:noProof/>
             </w:rPr>
           </w:pPr>
-          <w:hyperlink w:anchor="_Toc227713364" w:history="1">
+          <w:hyperlink w:anchor="_Toc227763737" w:history="1">
             <w:r>
               <w:rPr>
                 <w:rStyle w:val="Hyperlink"/>
@@ -3816,7 +3795,7 @@
                 <w:noProof/>
                 <w:webHidden/>
               </w:rPr>
-              <w:instrText xml:space="preserve"> PAGEREF _Toc227713364 \h </w:instrText>
+              <w:instrText xml:space="preserve"> PAGEREF _Toc227763737 \h </w:instrText>
             </w:r>
             <w:r>
               <w:rPr>
@@ -3869,7 +3848,7 @@
               <w:noProof/>
             </w:rPr>
           </w:pPr>
-          <w:hyperlink w:anchor="_Toc227713365" w:history="1">
+          <w:hyperlink w:anchor="_Toc227763738" w:history="1">
             <w:r>
               <w:rPr>
                 <w:rStyle w:val="Hyperlink"/>
@@ -3927,7 +3906,7 @@
                 <w:noProof/>
                 <w:webHidden/>
               </w:rPr>
-              <w:instrText xml:space="preserve"> PAGEREF _Toc227713365 \h </w:instrText>
+              <w:instrText xml:space="preserve"> PAGEREF _Toc227763738 \h </w:instrText>
             </w:r>
             <w:r>
               <w:rPr>
@@ -3985,7 +3964,7 @@
               <w:noProof/>
             </w:rPr>
           </w:pPr>
-          <w:hyperlink w:anchor="_Toc227713366" w:history="1">
+          <w:hyperlink w:anchor="_Toc227763739" w:history="1">
             <w:r>
               <w:rPr>
                 <w:rStyle w:val="Hyperlink"/>
@@ -4043,7 +4022,7 @@
                 <w:noProof/>
                 <w:webHidden/>
               </w:rPr>
-              <w:instrText xml:space="preserve"> PAGEREF _Toc227713366 \h </w:instrText>
+              <w:instrText xml:space="preserve"> PAGEREF _Toc227763739 \h </w:instrText>
             </w:r>
             <w:r>
               <w:rPr>
@@ -4101,7 +4080,7 @@
               <w:noProof/>
             </w:rPr>
           </w:pPr>
-          <w:hyperlink w:anchor="_Toc227713367" w:history="1">
+          <w:hyperlink w:anchor="_Toc227763740" w:history="1">
             <w:r>
               <w:rPr>
                 <w:rStyle w:val="Hyperlink"/>
@@ -4159,7 +4138,7 @@
                 <w:noProof/>
                 <w:webHidden/>
               </w:rPr>
-              <w:instrText xml:space="preserve"> PAGEREF _Toc227713367 \h </w:instrText>
+              <w:instrText xml:space="preserve"> PAGEREF _Toc227763740 \h </w:instrText>
             </w:r>
             <w:r>
               <w:rPr>
@@ -4212,7 +4191,7 @@
               <w:noProof/>
             </w:rPr>
           </w:pPr>
-          <w:hyperlink w:anchor="_Toc227713368" w:history="1">
+          <w:hyperlink w:anchor="_Toc227763741" w:history="1">
             <w:r>
               <w:rPr>
                 <w:rStyle w:val="Hyperlink"/>
@@ -4270,7 +4249,7 @@
                 <w:noProof/>
                 <w:webHidden/>
               </w:rPr>
-              <w:instrText xml:space="preserve"> PAGEREF _Toc227713368 \h </w:instrText>
+              <w:instrText xml:space="preserve"> PAGEREF _Toc227763741 \h </w:instrText>
             </w:r>
             <w:r>
               <w:rPr>
@@ -4323,7 +4302,7 @@
               <w:noProof/>
             </w:rPr>
           </w:pPr>
-          <w:hyperlink w:anchor="_Toc227713369" w:history="1">
+          <w:hyperlink w:anchor="_Toc227763742" w:history="1">
             <w:r>
               <w:rPr>
                 <w:rStyle w:val="Hyperlink"/>
@@ -4381,7 +4360,7 @@
                 <w:noProof/>
                 <w:webHidden/>
               </w:rPr>
-              <w:instrText xml:space="preserve"> PAGEREF _Toc227713369 \h </w:instrText>
+              <w:instrText xml:space="preserve"> PAGEREF _Toc227763742 \h </w:instrText>
             </w:r>
             <w:r>
               <w:rPr>
@@ -4434,7 +4413,7 @@
               <w:noProof/>
             </w:rPr>
           </w:pPr>
-          <w:hyperlink w:anchor="_Toc227713370" w:history="1">
+          <w:hyperlink w:anchor="_Toc227763743" w:history="1">
             <w:r>
               <w:rPr>
                 <w:rStyle w:val="Hyperlink"/>
@@ -4492,7 +4471,7 @@
                 <w:noProof/>
                 <w:webHidden/>
               </w:rPr>
-              <w:instrText xml:space="preserve"> PAGEREF _Toc227713370 \h </w:instrText>
+              <w:instrText xml:space="preserve"> PAGEREF _Toc227763743 \h </w:instrText>
             </w:r>
             <w:r>
               <w:rPr>
@@ -4550,7 +4529,7 @@
               <w:noProof/>
             </w:rPr>
           </w:pPr>
-          <w:hyperlink w:anchor="_Toc227713371" w:history="1">
+          <w:hyperlink w:anchor="_Toc227763744" w:history="1">
             <w:r>
               <w:rPr>
                 <w:rStyle w:val="Hyperlink"/>
@@ -4608,7 +4587,7 @@
                 <w:noProof/>
                 <w:webHidden/>
               </w:rPr>
-              <w:instrText xml:space="preserve"> PAGEREF _Toc227713371 \h </w:instrText>
+              <w:instrText xml:space="preserve"> PAGEREF _Toc227763744 \h </w:instrText>
             </w:r>
             <w:r>
               <w:rPr>
@@ -4661,7 +4640,7 @@
               <w:noProof/>
             </w:rPr>
           </w:pPr>
-          <w:hyperlink w:anchor="_Toc227713372" w:history="1">
+          <w:hyperlink w:anchor="_Toc227763745" w:history="1">
             <w:r>
               <w:rPr>
                 <w:rStyle w:val="Hyperlink"/>
@@ -4719,7 +4698,7 @@
                 <w:noProof/>
                 <w:webHidden/>
               </w:rPr>
-              <w:instrText xml:space="preserve"> PAGEREF _Toc227713372 \h </w:instrText>
+              <w:instrText xml:space="preserve"> PAGEREF _Toc227763745 \h </w:instrText>
             </w:r>
             <w:r>
               <w:rPr>
@@ -4772,7 +4751,7 @@
               <w:noProof/>
             </w:rPr>
           </w:pPr>
-          <w:hyperlink w:anchor="_Toc227713373" w:history="1">
+          <w:hyperlink w:anchor="_Toc227763746" w:history="1">
             <w:r>
               <w:rPr>
                 <w:rStyle w:val="Hyperlink"/>
@@ -4830,7 +4809,7 @@
                 <w:noProof/>
                 <w:webHidden/>
               </w:rPr>
-              <w:instrText xml:space="preserve"> PAGEREF _Toc227713373 \h </w:instrText>
+              <w:instrText xml:space="preserve"> PAGEREF _Toc227763746 \h </w:instrText>
             </w:r>
             <w:r>
               <w:rPr>
@@ -4883,7 +4862,7 @@
               <w:noProof/>
             </w:rPr>
           </w:pPr>
-          <w:hyperlink w:anchor="_Toc227713374" w:history="1">
+          <w:hyperlink w:anchor="_Toc227763747" w:history="1">
             <w:r>
               <w:rPr>
                 <w:rStyle w:val="Hyperlink"/>
@@ -4911,6 +4890,117 @@
                 <w:bCs/>
                 <w:noProof/>
               </w:rPr>
+              <w:t>Development Tools / Build Tools – Apache Maven</w:t>
+            </w:r>
+            <w:r>
+              <w:rPr>
+                <w:rFonts w:ascii="Arial" w:hAnsi="Arial" w:cs="Arial"/>
+                <w:b/>
+                <w:bCs/>
+                <w:noProof/>
+                <w:webHidden/>
+              </w:rPr>
+              <w:tab/>
+            </w:r>
+            <w:r>
+              <w:rPr>
+                <w:rFonts w:ascii="Arial" w:hAnsi="Arial" w:cs="Arial"/>
+                <w:b/>
+                <w:bCs/>
+                <w:noProof/>
+                <w:webHidden/>
+              </w:rPr>
+              <w:fldChar w:fldCharType="begin"/>
+            </w:r>
+            <w:r>
+              <w:rPr>
+                <w:rFonts w:ascii="Arial" w:hAnsi="Arial" w:cs="Arial"/>
+                <w:b/>
+                <w:bCs/>
+                <w:noProof/>
+                <w:webHidden/>
+              </w:rPr>
+              <w:instrText xml:space="preserve"> PAGEREF _Toc227763747 \h </w:instrText>
+            </w:r>
+            <w:r>
+              <w:rPr>
+                <w:rFonts w:ascii="Arial" w:hAnsi="Arial" w:cs="Arial"/>
+                <w:b/>
+                <w:bCs/>
+                <w:noProof/>
+                <w:webHidden/>
+              </w:rPr>
+            </w:r>
+            <w:r>
+              <w:rPr>
+                <w:rFonts w:ascii="Arial" w:hAnsi="Arial" w:cs="Arial"/>
+                <w:b/>
+                <w:bCs/>
+                <w:noProof/>
+                <w:webHidden/>
+              </w:rPr>
+              <w:fldChar w:fldCharType="separate"/>
+            </w:r>
+            <w:r>
+              <w:rPr>
+                <w:rFonts w:ascii="Arial" w:hAnsi="Arial" w:cs="Arial"/>
+                <w:b/>
+                <w:bCs/>
+                <w:noProof/>
+                <w:webHidden/>
+              </w:rPr>
+              <w:t>59</w:t>
+            </w:r>
+            <w:r>
+              <w:rPr>
+                <w:rFonts w:ascii="Arial" w:hAnsi="Arial" w:cs="Arial"/>
+                <w:b/>
+                <w:bCs/>
+                <w:noProof/>
+                <w:webHidden/>
+              </w:rPr>
+              <w:fldChar w:fldCharType="end"/>
+            </w:r>
+          </w:hyperlink>
+        </w:p>
+        <w:p>
+          <w:pPr>
+            <w:pStyle w:val="TOC3"/>
+            <w:rPr>
+              <w:rFonts w:ascii="Arial" w:eastAsiaTheme="minorEastAsia" w:hAnsi="Arial" w:cs="Arial"/>
+              <w:b/>
+              <w:bCs/>
+              <w:noProof/>
+            </w:rPr>
+          </w:pPr>
+          <w:hyperlink w:anchor="_Toc227763748" w:history="1">
+            <w:r>
+              <w:rPr>
+                <w:rStyle w:val="Hyperlink"/>
+                <w:rFonts w:ascii="Arial" w:hAnsi="Arial" w:cs="Arial"/>
+                <w:b/>
+                <w:bCs/>
+                <w:noProof/>
+              </w:rPr>
+              <w:t>4.4.</w:t>
+            </w:r>
+            <w:r>
+              <w:rPr>
+                <w:rFonts w:ascii="Arial" w:eastAsiaTheme="minorEastAsia" w:hAnsi="Arial" w:cs="Arial"/>
+                <w:b/>
+                <w:bCs/>
+                <w:noProof/>
+              </w:rPr>
+              <w:tab/>
+            </w:r>
+            <w:r>
+              <w:rPr>
+                <w:rStyle w:val="Hyperlink"/>
+                <w:rFonts w:ascii="Arial" w:hAnsi="Arial" w:cs="Arial"/>
+                <w:b/>
+                <w:bCs/>
+                <w:noProof/>
+              </w:rPr>
               <w:t>External frameworks/libraries</w:t>
             </w:r>
             <w:r>
@@ -4941,7 +5031,7 @@
                 <w:noProof/>
                 <w:webHidden/>
               </w:rPr>
-              <w:instrText xml:space="preserve"> PAGEREF _Toc227713374 \h </w:instrText>
+              <w:instrText xml:space="preserve"> PAGEREF _Toc227763748 \h </w:instrText>
             </w:r>
             <w:r>
               <w:rPr>
@@ -4994,7 +5084,7 @@
               <w:noProof/>
             </w:rPr>
           </w:pPr>
-          <w:hyperlink w:anchor="_Toc227713375" w:history="1">
+          <w:hyperlink w:anchor="_Toc227763749" w:history="1">
             <w:r>
               <w:rPr>
                 <w:rStyle w:val="Hyperlink"/>
@@ -5003,7 +5093,7 @@
                 <w:bCs/>
                 <w:noProof/>
               </w:rPr>
-              <w:t>4.3.1.</w:t>
+              <w:t>4.4.1.</w:t>
             </w:r>
             <w:r>
               <w:rPr>
@@ -5052,7 +5142,7 @@
                 <w:noProof/>
                 <w:webHidden/>
               </w:rPr>
-              <w:instrText xml:space="preserve"> PAGEREF _Toc227713375 \h </w:instrText>
+              <w:instrText xml:space="preserve"> PAGEREF _Toc227763749 \h </w:instrText>
             </w:r>
             <w:r>
               <w:rPr>
@@ -5105,7 +5195,7 @@
               <w:noProof/>
             </w:rPr>
           </w:pPr>
-          <w:hyperlink w:anchor="_Toc227713376" w:history="1">
+          <w:hyperlink w:anchor="_Toc227763750" w:history="1">
             <w:r>
               <w:rPr>
                 <w:rStyle w:val="Hyperlink"/>
@@ -5114,7 +5204,7 @@
                 <w:bCs/>
                 <w:noProof/>
               </w:rPr>
-              <w:t>4.3.2.</w:t>
+              <w:t>4.4.2.</w:t>
             </w:r>
             <w:r>
               <w:rPr>
@@ -5163,7 +5253,7 @@
                 <w:noProof/>
                 <w:webHidden/>
               </w:rPr>
-              <w:instrText xml:space="preserve"> PAGEREF _Toc227713376 \h </w:instrText>
+              <w:instrText xml:space="preserve"> PAGEREF _Toc227763750 \h </w:instrText>
             </w:r>
             <w:r>
               <w:rPr>
@@ -5192,7 +5282,7 @@
                 <w:noProof/>
                 <w:webHidden/>
               </w:rPr>
-              <w:t>59</w:t>
+              <w:t>60</w:t>
             </w:r>
             <w:r>
               <w:rPr>
@@ -5216,7 +5306,7 @@
               <w:noProof/>
             </w:rPr>
           </w:pPr>
-          <w:hyperlink w:anchor="_Toc227713377" w:history="1">
+          <w:hyperlink w:anchor="_Toc227763751" w:history="1">
             <w:r>
               <w:rPr>
                 <w:rStyle w:val="Hyperlink"/>
@@ -5225,7 +5315,7 @@
                 <w:bCs/>
                 <w:noProof/>
               </w:rPr>
-              <w:t>4.3.3.</w:t>
+              <w:t>4.4.3.</w:t>
             </w:r>
             <w:r>
               <w:rPr>
@@ -5274,7 +5364,7 @@
                 <w:noProof/>
                 <w:webHidden/>
               </w:rPr>
-              <w:instrText xml:space="preserve"> PAGEREF _Toc227713377 \h </w:instrText>
+              <w:instrText xml:space="preserve"> PAGEREF _Toc227763751 \h </w:instrText>
             </w:r>
             <w:r>
               <w:rPr>
@@ -5327,7 +5417,7 @@
               <w:noProof/>
             </w:rPr>
           </w:pPr>
-          <w:hyperlink w:anchor="_Toc227713378" w:history="1">
+          <w:hyperlink w:anchor="_Toc227763752" w:history="1">
             <w:r>
               <w:rPr>
                 <w:rStyle w:val="Hyperlink"/>
@@ -5336,7 +5426,7 @@
                 <w:bCs/>
                 <w:noProof/>
               </w:rPr>
-              <w:t>4.4.</w:t>
+              <w:t>4.5.</w:t>
             </w:r>
             <w:r>
               <w:rPr>
@@ -5385,7 +5475,7 @@
                 <w:noProof/>
                 <w:webHidden/>
               </w:rPr>
-              <w:instrText xml:space="preserve"> PAGEREF _Toc227713378 \h </w:instrText>
+              <w:instrText xml:space="preserve"> PAGEREF _Toc227763752 \h </w:instrText>
             </w:r>
             <w:r>
               <w:rPr>
@@ -5443,7 +5533,7 @@
               <w:noProof/>
             </w:rPr>
           </w:pPr>
-          <w:hyperlink w:anchor="_Toc227713379" w:history="1">
+          <w:hyperlink w:anchor="_Toc227763753" w:history="1">
             <w:r>
               <w:rPr>
                 <w:rStyle w:val="Hyperlink"/>
@@ -5501,7 +5591,7 @@
                 <w:noProof/>
                 <w:webHidden/>
               </w:rPr>
-              <w:instrText xml:space="preserve"> PAGEREF _Toc227713379 \h </w:instrText>
+              <w:instrText xml:space="preserve"> PAGEREF _Toc227763753 \h </w:instrText>
             </w:r>
             <w:r>
               <w:rPr>
@@ -5554,7 +5644,7 @@
               <w:noProof/>
             </w:rPr>
           </w:pPr>
-          <w:hyperlink w:anchor="_Toc227713380" w:history="1">
+          <w:hyperlink w:anchor="_Toc227763754" w:history="1">
             <w:r>
               <w:rPr>
                 <w:rStyle w:val="Hyperlink"/>
@@ -5612,7 +5702,7 @@
                 <w:noProof/>
                 <w:webHidden/>
               </w:rPr>
-              <w:instrText xml:space="preserve"> PAGEREF _Toc227713380 \h </w:instrText>
+              <w:instrText xml:space="preserve"> PAGEREF _Toc227763754 \h </w:instrText>
             </w:r>
             <w:r>
               <w:rPr>
@@ -5665,7 +5755,7 @@
               <w:noProof/>
             </w:rPr>
           </w:pPr>
-          <w:hyperlink w:anchor="_Toc227713381" w:history="1">
+          <w:hyperlink w:anchor="_Toc227763755" w:history="1">
             <w:r>
               <w:rPr>
                 <w:rStyle w:val="Hyperlink"/>
@@ -5723,7 +5813,7 @@
                 <w:noProof/>
                 <w:webHidden/>
               </w:rPr>
-              <w:instrText xml:space="preserve"> PAGEREF _Toc227713381 \h </w:instrText>
+              <w:instrText xml:space="preserve"> PAGEREF _Toc227763755 \h </w:instrText>
             </w:r>
             <w:r>
               <w:rPr>
@@ -5752,7 +5842,7 @@
                 <w:noProof/>
                 <w:webHidden/>
               </w:rPr>
-              <w:t>66</w:t>
+              <w:t>67</w:t>
             </w:r>
             <w:r>
               <w:rPr>
@@ -5781,7 +5871,7 @@
               <w:noProof/>
             </w:rPr>
           </w:pPr>
-          <w:hyperlink w:anchor="_Toc227713382" w:history="1">
+          <w:hyperlink w:anchor="_Toc227763756" w:history="1">
             <w:r>
               <w:rPr>
                 <w:rStyle w:val="Hyperlink"/>
@@ -5839,7 +5929,7 @@
                 <w:noProof/>
                 <w:webHidden/>
               </w:rPr>
-              <w:instrText xml:space="preserve"> PAGEREF _Toc227713382 \h </w:instrText>
+              <w:instrText xml:space="preserve"> PAGEREF _Toc227763756 \h </w:instrText>
             </w:r>
             <w:r>
               <w:rPr>
@@ -5868,7 +5958,7 @@
                 <w:noProof/>
                 <w:webHidden/>
               </w:rPr>
-              <w:t>67</w:t>
+              <w:t>68</w:t>
             </w:r>
             <w:r>
               <w:rPr>
@@ -5891,11 +5981,13 @@
             </w:tabs>
             <w:spacing w:line="360" w:lineRule="auto"/>
             <w:rPr>
-              <w:rFonts w:eastAsiaTheme="minorEastAsia"/>
+              <w:rFonts w:ascii="Arial" w:eastAsiaTheme="minorEastAsia" w:hAnsi="Arial" w:cs="Arial"/>
+              <w:b/>
+              <w:bCs/>
               <w:noProof/>
             </w:rPr>
           </w:pPr>
-          <w:hyperlink w:anchor="_Toc227713383" w:history="1">
+          <w:hyperlink w:anchor="_Toc227763757" w:history="1">
             <w:r>
               <w:rPr>
                 <w:rStyle w:val="Hyperlink"/>
@@ -5953,7 +6045,7 @@
                 <w:noProof/>
                 <w:webHidden/>
               </w:rPr>
-              <w:instrText xml:space="preserve"> PAGEREF _Toc227713383 \h </w:instrText>
+              <w:instrText xml:space="preserve"> PAGEREF _Toc227763757 \h </w:instrText>
             </w:r>
             <w:r>
               <w:rPr>
@@ -6001,6 +6093,11 @@
             <w:spacing w:line="360" w:lineRule="auto"/>
           </w:pPr>
           <w:r>
+            <w:rPr>
+              <w:rFonts w:ascii="Arial" w:hAnsi="Arial" w:cs="Arial"/>
+              <w:b/>
+              <w:bCs/>
+            </w:rPr>
             <w:fldChar w:fldCharType="end"/>
           </w:r>
         </w:p>
@@ -6028,7 +6125,7 @@
           <w:u w:val="single"/>
         </w:rPr>
       </w:pPr>
-      <w:bookmarkStart w:id="0" w:name="_Toc227713342"/>
+      <w:bookmarkStart w:id="0" w:name="_Toc227763715"/>
       <w:r>
         <w:rPr>
           <w:rFonts w:ascii="Arial" w:hAnsi="Arial" w:cs="Arial"/>
@@ -6404,21 +6501,7 @@
         <w:rPr>
           <w:rFonts w:ascii="Arial" w:hAnsi="Arial" w:cs="Arial"/>
         </w:rPr>
-        <w:t xml:space="preserve">, and the pre-trained Named Entity Recognition (NER) model – </w:t>
-      </w:r>
-      <w:proofErr w:type="spellStart"/>
-      <w:r>
-        <w:rPr>
-          <w:rFonts w:ascii="Arial" w:hAnsi="Arial" w:cs="Arial"/>
-        </w:rPr>
-        <w:t>NameFinderME</w:t>
-      </w:r>
-      <w:proofErr w:type="spellEnd"/>
-      <w:r>
-        <w:rPr>
-          <w:rFonts w:ascii="Arial" w:hAnsi="Arial" w:cs="Arial"/>
-        </w:rPr>
-        <w:t xml:space="preserve">. </w:t>
+        <w:t xml:space="preserve">, and the pre-trained Named Entity Recognition (NER) model – NameFinderME. </w:t>
       </w:r>
       <w:r>
         <w:rPr>
@@ -6510,21 +6593,7 @@
         <w:rPr>
           <w:rFonts w:ascii="Arial" w:hAnsi="Arial" w:cs="Arial"/>
         </w:rPr>
-        <w:t xml:space="preserve">Most cases are covered by </w:t>
-      </w:r>
-      <w:proofErr w:type="gramStart"/>
-      <w:r>
-        <w:rPr>
-          <w:rFonts w:ascii="Arial" w:hAnsi="Arial" w:cs="Arial"/>
-        </w:rPr>
-        <w:t>the heuristic</w:t>
-      </w:r>
-      <w:proofErr w:type="gramEnd"/>
-      <w:r>
-        <w:rPr>
-          <w:rFonts w:ascii="Arial" w:hAnsi="Arial" w:cs="Arial"/>
-        </w:rPr>
-        <w:t xml:space="preserve"> logic</w:t>
+        <w:t>Most cases are covered by the heuristic logic</w:t>
       </w:r>
       <w:r>
         <w:rPr>
@@ -6560,30 +6629,14 @@
         <w:rPr>
           <w:rFonts w:ascii="Arial" w:hAnsi="Arial" w:cs="Arial"/>
         </w:rPr>
-        <w:t xml:space="preserve"> patterns. However, in-line names are more difficult to extract as they have no distinct position or format. This is why </w:t>
-      </w:r>
-      <w:proofErr w:type="spellStart"/>
+        <w:t xml:space="preserve"> patterns. However, in-line names are more difficult to extract as they have no distinct position or format. This is why NameFinderME or the first-introduced logic is used. </w:t>
+      </w:r>
       <w:r>
         <w:rPr>
           <w:rFonts w:ascii="Arial" w:hAnsi="Arial" w:cs="Arial"/>
         </w:rPr>
         <w:t>NameFinderME</w:t>
       </w:r>
-      <w:proofErr w:type="spellEnd"/>
-      <w:r>
-        <w:rPr>
-          <w:rFonts w:ascii="Arial" w:hAnsi="Arial" w:cs="Arial"/>
-        </w:rPr>
-        <w:t xml:space="preserve"> or the first-introduced logic is used. </w:t>
-      </w:r>
-      <w:proofErr w:type="spellStart"/>
-      <w:r>
-        <w:rPr>
-          <w:rFonts w:ascii="Arial" w:hAnsi="Arial" w:cs="Arial"/>
-        </w:rPr>
-        <w:t>NameFinderME</w:t>
-      </w:r>
-      <w:proofErr w:type="spellEnd"/>
       <w:r>
         <w:rPr>
           <w:rFonts w:ascii="Arial" w:hAnsi="Arial" w:cs="Arial"/>
@@ -6606,16 +6659,8 @@
         <w:rPr>
           <w:rFonts w:ascii="Arial" w:hAnsi="Arial" w:cs="Arial"/>
         </w:rPr>
-        <w:t xml:space="preserve">class in the Apache </w:t>
-      </w:r>
-      <w:proofErr w:type="spellStart"/>
-      <w:r>
-        <w:rPr>
-          <w:rFonts w:ascii="Arial" w:hAnsi="Arial" w:cs="Arial"/>
-        </w:rPr>
-        <w:t>OpenNLP</w:t>
-      </w:r>
-      <w:proofErr w:type="spellEnd"/>
+        <w:t>class in the Apache OpenNLP</w:t>
+      </w:r>
       <w:r>
         <w:rPr>
           <w:rFonts w:ascii="Arial" w:hAnsi="Arial" w:cs="Arial"/>
@@ -6697,21 +6742,7 @@
         <w:rPr>
           <w:rFonts w:ascii="Arial" w:hAnsi="Arial" w:cs="Arial"/>
         </w:rPr>
-        <w:t xml:space="preserve"> the </w:t>
-      </w:r>
-      <w:proofErr w:type="spellStart"/>
-      <w:r>
-        <w:rPr>
-          <w:rFonts w:ascii="Arial" w:hAnsi="Arial" w:cs="Arial"/>
-        </w:rPr>
-        <w:t>Levenshtein</w:t>
-      </w:r>
-      <w:proofErr w:type="spellEnd"/>
-      <w:r>
-        <w:rPr>
-          <w:rFonts w:ascii="Arial" w:hAnsi="Arial" w:cs="Arial"/>
-        </w:rPr>
-        <w:t xml:space="preserve"> distance algorithm</w:t>
+        <w:t xml:space="preserve"> the Levenshtein distance algorithm</w:t>
       </w:r>
       <w:r>
         <w:rPr>
@@ -6799,47 +6830,85 @@
           <w:i/>
           <w:iCs/>
         </w:rPr>
-        <w:t xml:space="preserve">Big </w:t>
-      </w:r>
-      <w:proofErr w:type="spellStart"/>
+        <w:t>Big Break!</w:t>
+      </w:r>
+      <w:r>
+        <w:rPr>
+          <w:rFonts w:ascii="Arial" w:hAnsi="Arial" w:cs="Arial"/>
+        </w:rPr>
+        <w:t xml:space="preserve">’s scheduling depends on various </w:t>
+      </w:r>
+      <w:r>
+        <w:rPr>
+          <w:rFonts w:ascii="Arial" w:hAnsi="Arial" w:cs="Arial"/>
+        </w:rPr>
+        <w:t>factors – location, time, maximum pages per day, scene order, character overlaps, load per day, etc. This causes</w:t>
+      </w:r>
+      <w:r>
+        <w:rPr>
+          <w:rFonts w:ascii="Arial" w:hAnsi="Arial" w:cs="Arial"/>
+        </w:rPr>
+        <w:t xml:space="preserve"> the Resource-Constraint Project Scheduling Problem (RCPSP) with a Serial Schedule Generation Scheme (SSGS)</w:t>
+      </w:r>
+      <w:r>
+        <w:rPr>
+          <w:rFonts w:ascii="Arial" w:hAnsi="Arial" w:cs="Arial"/>
+        </w:rPr>
+        <w:t>.</w:t>
+      </w:r>
+    </w:p>
+    <w:p>
+      <w:pPr>
+        <w:pStyle w:val="ListParagraph"/>
+        <w:spacing w:line="360" w:lineRule="auto"/>
+        <w:ind w:left="0"/>
+        <w:jc w:val="both"/>
+        <w:rPr>
+          <w:rFonts w:ascii="Arial" w:hAnsi="Arial" w:cs="Arial"/>
+        </w:rPr>
+      </w:pPr>
+    </w:p>
+    <w:p>
+      <w:pPr>
+        <w:pStyle w:val="ListParagraph"/>
+        <w:spacing w:line="360" w:lineRule="auto"/>
+        <w:ind w:left="0"/>
+        <w:jc w:val="both"/>
+        <w:rPr>
+          <w:rFonts w:ascii="Arial" w:hAnsi="Arial" w:cs="Arial"/>
+        </w:rPr>
+      </w:pPr>
+      <w:r>
+        <w:rPr>
+          <w:rFonts w:ascii="Arial" w:hAnsi="Arial" w:cs="Arial"/>
+        </w:rPr>
+        <w:t>The program uses Spring Boot to connect through a REST</w:t>
+      </w:r>
+      <w:r>
+        <w:rPr>
+          <w:rFonts w:ascii="Arial" w:hAnsi="Arial" w:cs="Arial"/>
+        </w:rPr>
+        <w:t>ful</w:t>
+      </w:r>
+      <w:r>
+        <w:rPr>
+          <w:rFonts w:ascii="Arial" w:hAnsi="Arial" w:cs="Arial"/>
+        </w:rPr>
+        <w:t xml:space="preserve"> API to the React frontend. Having the visual aspect of </w:t>
+      </w:r>
       <w:r>
         <w:rPr>
           <w:rFonts w:ascii="Arial" w:hAnsi="Arial" w:cs="Arial"/>
           <w:i/>
           <w:iCs/>
         </w:rPr>
-        <w:t>Break!</w:t>
-      </w:r>
-      <w:r>
-        <w:rPr>
-          <w:rFonts w:ascii="Arial" w:hAnsi="Arial" w:cs="Arial"/>
-        </w:rPr>
-        <w:t>’s</w:t>
-      </w:r>
-      <w:proofErr w:type="spellEnd"/>
-      <w:r>
-        <w:rPr>
-          <w:rFonts w:ascii="Arial" w:hAnsi="Arial" w:cs="Arial"/>
-        </w:rPr>
-        <w:t xml:space="preserve"> scheduling depends on various </w:t>
-      </w:r>
-      <w:r>
-        <w:rPr>
-          <w:rFonts w:ascii="Arial" w:hAnsi="Arial" w:cs="Arial"/>
-        </w:rPr>
-        <w:t>factors – location, time, maximum pages per day, scene order, character overlaps, load per day, etc. This causes</w:t>
-      </w:r>
-      <w:r>
-        <w:rPr>
-          <w:rFonts w:ascii="Arial" w:hAnsi="Arial" w:cs="Arial"/>
-        </w:rPr>
-        <w:t xml:space="preserve"> the Resource-Constraint Project Scheduling Problem (RCPSP) with a Serial Schedule Generation Scheme (SSGS)</w:t>
-      </w:r>
-      <w:r>
-        <w:rPr>
-          <w:rFonts w:ascii="Arial" w:hAnsi="Arial" w:cs="Arial"/>
-        </w:rPr>
-        <w:t>.</w:t>
+        <w:t xml:space="preserve">Big Break! </w:t>
+      </w:r>
+      <w:r>
+        <w:rPr>
+          <w:rFonts w:ascii="Arial" w:hAnsi="Arial" w:cs="Arial"/>
+        </w:rPr>
+        <w:t>would allow the user to easily interact with the software without burdening them with heavily technical processes.</w:t>
       </w:r>
     </w:p>
     <w:p>
@@ -6867,19 +6936,7 @@
         <w:rPr>
           <w:rFonts w:ascii="Arial" w:hAnsi="Arial" w:cs="Arial"/>
         </w:rPr>
-        <w:t>The program uses Spring Boot to connect through a REST</w:t>
-      </w:r>
-      <w:r>
-        <w:rPr>
-          <w:rFonts w:ascii="Arial" w:hAnsi="Arial" w:cs="Arial"/>
-        </w:rPr>
-        <w:t>ful</w:t>
-      </w:r>
-      <w:r>
-        <w:rPr>
-          <w:rFonts w:ascii="Arial" w:hAnsi="Arial" w:cs="Arial"/>
-        </w:rPr>
-        <w:t xml:space="preserve"> API to the React frontend. Having the visual aspect of </w:t>
+        <w:t xml:space="preserve">The reason why I chose to pursue </w:t>
       </w:r>
       <w:r>
         <w:rPr>
@@ -6893,57 +6950,7 @@
         <w:rPr>
           <w:rFonts w:ascii="Arial" w:hAnsi="Arial" w:cs="Arial"/>
         </w:rPr>
-        <w:t>would allow the user to easily interact with the software without burdening them with heavily technical processes.</w:t>
-      </w:r>
-    </w:p>
-    <w:p>
-      <w:pPr>
-        <w:pStyle w:val="ListParagraph"/>
-        <w:spacing w:line="360" w:lineRule="auto"/>
-        <w:ind w:left="0"/>
-        <w:jc w:val="both"/>
-        <w:rPr>
-          <w:rFonts w:ascii="Arial" w:hAnsi="Arial" w:cs="Arial"/>
-        </w:rPr>
-      </w:pPr>
-    </w:p>
-    <w:p>
-      <w:pPr>
-        <w:pStyle w:val="ListParagraph"/>
-        <w:spacing w:line="360" w:lineRule="auto"/>
-        <w:ind w:left="0"/>
-        <w:jc w:val="both"/>
-        <w:rPr>
-          <w:rFonts w:ascii="Arial" w:hAnsi="Arial" w:cs="Arial"/>
-        </w:rPr>
-      </w:pPr>
-      <w:r>
-        <w:rPr>
-          <w:rFonts w:ascii="Arial" w:hAnsi="Arial" w:cs="Arial"/>
-        </w:rPr>
-        <w:t xml:space="preserve">The reason why I chose to pursue </w:t>
-      </w:r>
-      <w:r>
-        <w:rPr>
-          <w:rFonts w:ascii="Arial" w:hAnsi="Arial" w:cs="Arial"/>
-          <w:i/>
-          <w:iCs/>
-        </w:rPr>
-        <w:t xml:space="preserve">Big Break! </w:t>
-      </w:r>
-      <w:proofErr w:type="gramStart"/>
-      <w:r>
-        <w:rPr>
-          <w:rFonts w:ascii="Arial" w:hAnsi="Arial" w:cs="Arial"/>
-        </w:rPr>
-        <w:t>as</w:t>
-      </w:r>
-      <w:proofErr w:type="gramEnd"/>
-      <w:r>
-        <w:rPr>
-          <w:rFonts w:ascii="Arial" w:hAnsi="Arial" w:cs="Arial"/>
-        </w:rPr>
-        <w:t xml:space="preserve"> my senior project is majorly connected to my interest in fil</w:t>
+        <w:t>as my senior project is majorly connected to my interest in fil</w:t>
       </w:r>
       <w:r>
         <w:rPr>
@@ -7024,7 +7031,7 @@
           <w:u w:val="single"/>
         </w:rPr>
       </w:pPr>
-      <w:bookmarkStart w:id="1" w:name="_Toc227713343"/>
+      <w:bookmarkStart w:id="1" w:name="_Toc227763716"/>
       <w:r>
         <w:rPr>
           <w:rFonts w:ascii="Arial" w:hAnsi="Arial" w:cs="Arial"/>
@@ -7067,7 +7074,7 @@
           <w:szCs w:val="24"/>
         </w:rPr>
       </w:pPr>
-      <w:bookmarkStart w:id="2" w:name="_Toc227713344"/>
+      <w:bookmarkStart w:id="2" w:name="_Toc227763717"/>
       <w:r>
         <w:rPr>
           <w:rFonts w:ascii="Arial" w:hAnsi="Arial" w:cs="Arial"/>
@@ -7378,7 +7385,7 @@
           <w:szCs w:val="24"/>
         </w:rPr>
       </w:pPr>
-      <w:bookmarkStart w:id="3" w:name="_Toc227713345"/>
+      <w:bookmarkStart w:id="3" w:name="_Toc227763718"/>
       <w:r>
         <w:rPr>
           <w:rFonts w:ascii="Arial" w:hAnsi="Arial" w:cs="Arial"/>
@@ -7520,7 +7527,7 @@
           <w:szCs w:val="24"/>
         </w:rPr>
       </w:pPr>
-      <w:bookmarkStart w:id="4" w:name="_Toc227713346"/>
+      <w:bookmarkStart w:id="4" w:name="_Toc227763719"/>
       <w:r>
         <w:rPr>
           <w:rFonts w:ascii="Arial" w:hAnsi="Arial" w:cs="Arial"/>
@@ -7632,14 +7639,12 @@
         </w:rPr>
         <w:t xml:space="preserve"> (</w:t>
       </w:r>
-      <w:proofErr w:type="spellStart"/>
       <w:r>
         <w:rPr>
           <w:rFonts w:ascii="Arial" w:hAnsi="Arial" w:cs="Arial"/>
         </w:rPr>
         <w:t>Jurafsky</w:t>
       </w:r>
-      <w:proofErr w:type="spellEnd"/>
       <w:r>
         <w:rPr>
           <w:rFonts w:ascii="Arial" w:hAnsi="Arial" w:cs="Arial"/>
@@ -7650,21 +7655,7 @@
         <w:rPr>
           <w:rFonts w:ascii="Arial" w:hAnsi="Arial" w:cs="Arial"/>
         </w:rPr>
-        <w:t xml:space="preserve"> and Apache </w:t>
-      </w:r>
-      <w:proofErr w:type="spellStart"/>
-      <w:r>
-        <w:rPr>
-          <w:rFonts w:ascii="Arial" w:hAnsi="Arial" w:cs="Arial"/>
-        </w:rPr>
-        <w:t>OpenNLP</w:t>
-      </w:r>
-      <w:proofErr w:type="spellEnd"/>
-      <w:r>
-        <w:rPr>
-          <w:rFonts w:ascii="Arial" w:hAnsi="Arial" w:cs="Arial"/>
-        </w:rPr>
-        <w:t xml:space="preserve"> tokenization, both of which require raw textual input. Supporting additional formats such as PDF or DOCX would introduce significant parsing complexity and require additional third-party libraries. </w:t>
+        <w:t xml:space="preserve"> and Apache OpenNLP tokenization, both of which require raw textual input. Supporting additional formats such as PDF or DOCX would introduce significant parsing complexity and require additional third-party libraries. </w:t>
       </w:r>
       <w:r>
         <w:rPr>
@@ -7790,21 +7781,7 @@
         <w:rPr>
           <w:rFonts w:ascii="Arial" w:hAnsi="Arial" w:cs="Arial"/>
         </w:rPr>
-        <w:t xml:space="preserve">This requirement is implemented through a regex-based parsing mechanism within the </w:t>
-      </w:r>
-      <w:proofErr w:type="spellStart"/>
-      <w:r>
-        <w:rPr>
-          <w:rFonts w:ascii="Arial" w:hAnsi="Arial" w:cs="Arial"/>
-        </w:rPr>
-        <w:t>ScriptParser</w:t>
-      </w:r>
-      <w:proofErr w:type="spellEnd"/>
-      <w:r>
-        <w:rPr>
-          <w:rFonts w:ascii="Arial" w:hAnsi="Arial" w:cs="Arial"/>
-        </w:rPr>
-        <w:t xml:space="preserve"> component</w:t>
+        <w:t>This requirement is implemented through a regex-based parsing mechanism within the ScriptParser component</w:t>
       </w:r>
       <w:r>
         <w:rPr>
@@ -7812,14 +7789,12 @@
         </w:rPr>
         <w:t xml:space="preserve"> (</w:t>
       </w:r>
-      <w:proofErr w:type="spellStart"/>
       <w:r>
         <w:rPr>
           <w:rFonts w:ascii="Arial" w:hAnsi="Arial" w:cs="Arial"/>
         </w:rPr>
         <w:t>Jurafsky</w:t>
       </w:r>
-      <w:proofErr w:type="spellEnd"/>
       <w:r>
         <w:rPr>
           <w:rFonts w:ascii="Arial" w:hAnsi="Arial" w:cs="Arial"/>
@@ -7959,29 +7934,13 @@
           <w:i/>
           <w:iCs/>
         </w:rPr>
-        <w:t xml:space="preserve">Big </w:t>
-      </w:r>
-      <w:proofErr w:type="gramStart"/>
-      <w:r>
-        <w:rPr>
-          <w:rFonts w:ascii="Arial" w:hAnsi="Arial" w:cs="Arial"/>
-          <w:i/>
-          <w:iCs/>
-        </w:rPr>
-        <w:t>Break!</w:t>
-      </w:r>
-      <w:r>
-        <w:rPr>
-          <w:rFonts w:ascii="Arial" w:hAnsi="Arial" w:cs="Arial"/>
-        </w:rPr>
-        <w:t>,</w:t>
-      </w:r>
-      <w:proofErr w:type="gramEnd"/>
-      <w:r>
-        <w:rPr>
-          <w:rFonts w:ascii="Arial" w:hAnsi="Arial" w:cs="Arial"/>
-        </w:rPr>
-        <w:t xml:space="preserve"> as the main goal of the system is to generate a shooting plan. The schedule must be presented in a structured and easily digestible format to the user. After script parsing, character extraction, character clustering, and scheduling are complemented on the backend side, the generated list of shooting days is returned to the React frontend through a RESTful API and rendered dynamically.</w:t>
+        <w:t>Big Break!</w:t>
+      </w:r>
+      <w:r>
+        <w:rPr>
+          <w:rFonts w:ascii="Arial" w:hAnsi="Arial" w:cs="Arial"/>
+        </w:rPr>
+        <w:t>, as the main goal of the system is to generate a shooting plan. The schedule must be presented in a structured and easily digestible format to the user. After script parsing, character extraction, character clustering, and scheduling are complemented on the backend side, the generated list of shooting days is returned to the React frontend through a RESTful API and rendered dynamically.</w:t>
       </w:r>
     </w:p>
     <w:p>
@@ -8114,21 +8073,7 @@
           <w:rFonts w:ascii="Arial" w:hAnsi="Arial" w:cs="Arial"/>
         </w:rPr>
         <w:lastRenderedPageBreak/>
-        <w:t xml:space="preserve">treated as separate entities, the system would incorrectly interpret them as different characters. This would lead to inaccurate cast overlap calculations in scheduling, making the schedule disregard the importance of having similar characters in consecutively shot scenes. It would also produce confusing output in the final </w:t>
-      </w:r>
-      <w:proofErr w:type="gramStart"/>
-      <w:r>
-        <w:rPr>
-          <w:rFonts w:ascii="Arial" w:hAnsi="Arial" w:cs="Arial"/>
-        </w:rPr>
-        <w:t>schedule view</w:t>
-      </w:r>
-      <w:proofErr w:type="gramEnd"/>
-      <w:r>
-        <w:rPr>
-          <w:rFonts w:ascii="Arial" w:hAnsi="Arial" w:cs="Arial"/>
-        </w:rPr>
-        <w:t>. This is why the system needs to standardize all name variants of the same character in one canonical representation.</w:t>
+        <w:t>treated as separate entities, the system would incorrectly interpret them as different characters. This would lead to inaccurate cast overlap calculations in scheduling, making the schedule disregard the importance of having similar characters in consecutively shot scenes. It would also produce confusing output in the final schedule view. This is why the system needs to standardize all name variants of the same character in one canonical representation.</w:t>
       </w:r>
     </w:p>
     <w:p>
@@ -8158,21 +8103,7 @@
         <w:rPr>
           <w:rFonts w:ascii="Arial" w:hAnsi="Arial" w:cs="Arial"/>
         </w:rPr>
-        <w:t xml:space="preserve">. The character names are clustered through checking if one tokenized name is a subset of the other or through using the </w:t>
-      </w:r>
-      <w:proofErr w:type="spellStart"/>
-      <w:r>
-        <w:rPr>
-          <w:rFonts w:ascii="Arial" w:hAnsi="Arial" w:cs="Arial"/>
-        </w:rPr>
-        <w:t>Levenshtein</w:t>
-      </w:r>
-      <w:proofErr w:type="spellEnd"/>
-      <w:r>
-        <w:rPr>
-          <w:rFonts w:ascii="Arial" w:hAnsi="Arial" w:cs="Arial"/>
-        </w:rPr>
-        <w:t xml:space="preserve"> (edit) distance and the Jaro-Winkler similarity algorithm to evaluate distance and similarity. If the similarity check is successful, the different names are merged into the same cluster using the Union-Find structure. The longest name of the cluster is chosen as canonical, as it usually carries the most information about the character. </w:t>
+        <w:t xml:space="preserve">. The character names are clustered through checking if one tokenized name is a subset of the other or through using the Levenshtein (edit) distance and the Jaro-Winkler similarity algorithm to evaluate distance and similarity. If the similarity check is successful, the different names are merged into the same cluster using the Union-Find structure. The longest name of the cluster is chosen as canonical, as it usually carries the most information about the character. </w:t>
       </w:r>
       <w:r>
         <w:rPr>
@@ -8663,7 +8594,7 @@
           <w:szCs w:val="24"/>
         </w:rPr>
       </w:pPr>
-      <w:bookmarkStart w:id="5" w:name="_Toc227713347"/>
+      <w:bookmarkStart w:id="5" w:name="_Toc227763720"/>
       <w:r>
         <w:rPr>
           <w:rFonts w:ascii="Arial" w:hAnsi="Arial" w:cs="Arial"/>
@@ -8772,21 +8703,7 @@
         <w:rPr>
           <w:rFonts w:ascii="Arial" w:hAnsi="Arial" w:cs="Arial"/>
         </w:rPr>
-        <w:t xml:space="preserve">This requirement was validated through runtime benchmarking using Java’s </w:t>
-      </w:r>
-      <w:proofErr w:type="spellStart"/>
-      <w:r>
-        <w:rPr>
-          <w:rFonts w:ascii="Arial" w:hAnsi="Arial" w:cs="Arial"/>
-        </w:rPr>
-        <w:t>System.nanoTime</w:t>
-      </w:r>
-      <w:proofErr w:type="spellEnd"/>
-      <w:r>
-        <w:rPr>
-          <w:rFonts w:ascii="Arial" w:hAnsi="Arial" w:cs="Arial"/>
-        </w:rPr>
-        <w:t xml:space="preserve">() function to measure </w:t>
+        <w:t xml:space="preserve">This requirement was validated through runtime benchmarking using Java’s System.nanoTime() function to measure </w:t>
       </w:r>
       <w:r>
         <w:rPr>
@@ -8822,16 +8739,8 @@
         <w:rPr>
           <w:rFonts w:ascii="Arial" w:hAnsi="Arial" w:cs="Arial"/>
         </w:rPr>
-        <w:t xml:space="preserve"> </w:t>
-      </w:r>
-      <w:proofErr w:type="spellStart"/>
-      <w:r>
-        <w:rPr>
-          <w:rFonts w:ascii="Arial" w:hAnsi="Arial" w:cs="Arial"/>
-        </w:rPr>
-        <w:t>ms</w:t>
-      </w:r>
-      <w:proofErr w:type="spellEnd"/>
+        <w:t xml:space="preserve"> ms</w:t>
+      </w:r>
       <w:r>
         <w:rPr>
           <w:rFonts w:ascii="Arial" w:hAnsi="Arial" w:cs="Arial"/>
@@ -8918,21 +8827,7 @@
         <w:rPr>
           <w:rFonts w:ascii="Arial" w:hAnsi="Arial" w:cs="Arial"/>
         </w:rPr>
-        <w:t xml:space="preserve">. The system achieved a precision of 87.7%, meaning that </w:t>
-      </w:r>
-      <w:proofErr w:type="gramStart"/>
-      <w:r>
-        <w:rPr>
-          <w:rFonts w:ascii="Arial" w:hAnsi="Arial" w:cs="Arial"/>
-        </w:rPr>
-        <w:t>the majority of</w:t>
-      </w:r>
-      <w:proofErr w:type="gramEnd"/>
-      <w:r>
-        <w:rPr>
-          <w:rFonts w:ascii="Arial" w:hAnsi="Arial" w:cs="Arial"/>
-        </w:rPr>
-        <w:t xml:space="preserve"> extracted character names were correct and only a limited number of false positives (43) were introduced. Additionally, the recall reached 85.99%, indicating that most of the characters present in the verified ground truth (307 out of 357 total relevant instances) were successfully identified, with 50 missed instances. These results demonstrate that the character extraction component performs reliably both in avoiding incorrect detections and in capturing relevant character mentions across scenes.</w:t>
+        <w:t>. The system achieved a precision of 87.7%, meaning that the majority of extracted character names were correct and only a limited number of false positives (43) were introduced. Additionally, the recall reached 85.99%, indicating that most of the characters present in the verified ground truth (307 out of 357 total relevant instances) were successfully identified, with 50 missed instances. These results demonstrate that the character extraction component performs reliably both in avoiding incorrect detections and in capturing relevant character mentions across scenes.</w:t>
       </w:r>
     </w:p>
     <w:p>
@@ -9010,7 +8905,7 @@
           <w:u w:val="single"/>
         </w:rPr>
       </w:pPr>
-      <w:bookmarkStart w:id="6" w:name="_Toc227713348"/>
+      <w:bookmarkStart w:id="6" w:name="_Toc227763721"/>
       <w:r>
         <w:rPr>
           <w:rFonts w:ascii="Arial" w:hAnsi="Arial" w:cs="Arial"/>
@@ -9058,7 +8953,7 @@
           <w:szCs w:val="24"/>
         </w:rPr>
       </w:pPr>
-      <w:bookmarkStart w:id="7" w:name="_Toc227713349"/>
+      <w:bookmarkStart w:id="7" w:name="_Toc227763722"/>
       <w:r>
         <w:rPr>
           <w:rFonts w:ascii="Arial" w:hAnsi="Arial" w:cs="Arial"/>
@@ -9565,21 +9460,7 @@
         <w:rPr>
           <w:rFonts w:ascii="Arial" w:hAnsi="Arial" w:cs="Arial"/>
         </w:rPr>
-        <w:t xml:space="preserve">The </w:t>
-      </w:r>
-      <w:proofErr w:type="spellStart"/>
-      <w:r>
-        <w:rPr>
-          <w:rFonts w:ascii="Arial" w:hAnsi="Arial" w:cs="Arial"/>
-        </w:rPr>
-        <w:t>FileUploadController</w:t>
-      </w:r>
-      <w:proofErr w:type="spellEnd"/>
-      <w:r>
-        <w:rPr>
-          <w:rFonts w:ascii="Arial" w:hAnsi="Arial" w:cs="Arial"/>
-        </w:rPr>
-        <w:t xml:space="preserve"> is responsible for creating and returning the script the first time when the system receives a screenplay file.</w:t>
+        <w:t>The FileUploadController is responsible for creating and returning the script the first time when the system receives a screenplay file.</w:t>
       </w:r>
       <w:r>
         <w:rPr>
@@ -9659,41 +9540,13 @@
         <w:rPr>
           <w:rFonts w:ascii="Arial" w:hAnsi="Arial" w:cs="Arial"/>
         </w:rPr>
-        <w:t xml:space="preserve">The </w:t>
-      </w:r>
-      <w:proofErr w:type="spellStart"/>
-      <w:r>
-        <w:rPr>
-          <w:rFonts w:ascii="Arial" w:hAnsi="Arial" w:cs="Arial"/>
-        </w:rPr>
-        <w:t>ScheduleController</w:t>
-      </w:r>
-      <w:proofErr w:type="spellEnd"/>
-      <w:r>
-        <w:rPr>
-          <w:rFonts w:ascii="Arial" w:hAnsi="Arial" w:cs="Arial"/>
-        </w:rPr>
-        <w:t xml:space="preserve"> </w:t>
-      </w:r>
-      <w:r>
-        <w:rPr>
-          <w:rFonts w:ascii="Arial" w:hAnsi="Arial" w:cs="Arial"/>
-        </w:rPr>
-        <w:t>updates the script when scenes are reordered or characters are edited. In order to accomplish that, React first sends the fully updated schedule JSON (</w:t>
-      </w:r>
-      <w:proofErr w:type="spellStart"/>
-      <w:r>
-        <w:rPr>
-          <w:rFonts w:ascii="Arial" w:hAnsi="Arial" w:cs="Arial"/>
-        </w:rPr>
-        <w:t>ScheduleDTO</w:t>
-      </w:r>
-      <w:proofErr w:type="spellEnd"/>
-      <w:r>
-        <w:rPr>
-          <w:rFonts w:ascii="Arial" w:hAnsi="Arial" w:cs="Arial"/>
-        </w:rPr>
-        <w:t>). The schedule is sent to the service layer, which sends back the updated schedule dynamic transfer object (DTO)</w:t>
+        <w:t xml:space="preserve">The ScheduleController </w:t>
+      </w:r>
+      <w:r>
+        <w:rPr>
+          <w:rFonts w:ascii="Arial" w:hAnsi="Arial" w:cs="Arial"/>
+        </w:rPr>
+        <w:t>updates the script when scenes are reordered or characters are edited. In order to accomplish that, React first sends the fully updated schedule JSON (ScheduleDTO). The schedule is sent to the service layer, which sends back the updated schedule dynamic transfer object (DTO)</w:t>
       </w:r>
       <w:r>
         <w:rPr>
@@ -9769,44 +9622,8 @@
         <w:rPr>
           <w:rFonts w:ascii="Arial" w:hAnsi="Arial" w:cs="Arial"/>
         </w:rPr>
-        <w:t xml:space="preserve"> are </w:t>
-      </w:r>
-      <w:proofErr w:type="spellStart"/>
-      <w:r>
-        <w:rPr>
-          <w:rFonts w:ascii="Arial" w:hAnsi="Arial" w:cs="Arial"/>
-        </w:rPr>
-        <w:t>ScheduleDTO</w:t>
-      </w:r>
-      <w:proofErr w:type="spellEnd"/>
-      <w:r>
-        <w:rPr>
-          <w:rFonts w:ascii="Arial" w:hAnsi="Arial" w:cs="Arial"/>
-        </w:rPr>
-        <w:t xml:space="preserve">, </w:t>
-      </w:r>
-      <w:proofErr w:type="spellStart"/>
-      <w:r>
-        <w:rPr>
-          <w:rFonts w:ascii="Arial" w:hAnsi="Arial" w:cs="Arial"/>
-        </w:rPr>
-        <w:t>DayDTO</w:t>
-      </w:r>
-      <w:proofErr w:type="spellEnd"/>
-      <w:r>
-        <w:rPr>
-          <w:rFonts w:ascii="Arial" w:hAnsi="Arial" w:cs="Arial"/>
-        </w:rPr>
-        <w:t xml:space="preserve">, and </w:t>
-      </w:r>
-      <w:proofErr w:type="spellStart"/>
-      <w:r>
-        <w:rPr>
-          <w:rFonts w:ascii="Arial" w:hAnsi="Arial" w:cs="Arial"/>
-        </w:rPr>
-        <w:t>SceneDTO</w:t>
-      </w:r>
-      <w:proofErr w:type="spellEnd"/>
+        <w:t xml:space="preserve"> are ScheduleDTO, DayDTO, and SceneDTO</w:t>
+      </w:r>
       <w:r>
         <w:rPr>
           <w:rFonts w:ascii="Arial" w:hAnsi="Arial" w:cs="Arial"/>
@@ -9925,35 +9742,7 @@
         <w:rPr>
           <w:rFonts w:ascii="Arial" w:hAnsi="Arial" w:cs="Arial"/>
         </w:rPr>
-        <w:t xml:space="preserve"> first maps </w:t>
-      </w:r>
-      <w:proofErr w:type="spellStart"/>
-      <w:r>
-        <w:rPr>
-          <w:rFonts w:ascii="Arial" w:hAnsi="Arial" w:cs="Arial"/>
-        </w:rPr>
-        <w:t>DayDTO</w:t>
-      </w:r>
-      <w:proofErr w:type="spellEnd"/>
-      <w:r>
-        <w:rPr>
-          <w:rFonts w:ascii="Arial" w:hAnsi="Arial" w:cs="Arial"/>
-        </w:rPr>
-        <w:t xml:space="preserve"> and </w:t>
-      </w:r>
-      <w:proofErr w:type="spellStart"/>
-      <w:r>
-        <w:rPr>
-          <w:rFonts w:ascii="Arial" w:hAnsi="Arial" w:cs="Arial"/>
-        </w:rPr>
-        <w:t>SceneDTO</w:t>
-      </w:r>
-      <w:proofErr w:type="spellEnd"/>
-      <w:r>
-        <w:rPr>
-          <w:rFonts w:ascii="Arial" w:hAnsi="Arial" w:cs="Arial"/>
-        </w:rPr>
-        <w:t xml:space="preserve"> from React to Shooting Day and Scene. It updates the values and maps them back to the DTOs to display them in the frontend.</w:t>
+        <w:t xml:space="preserve"> first maps DayDTO and SceneDTO from React to Shooting Day and Scene. It updates the values and maps them back to the DTOs to display them in the frontend.</w:t>
       </w:r>
     </w:p>
     <w:p>
@@ -9999,21 +9788,7 @@
         <w:rPr>
           <w:rFonts w:ascii="Arial" w:hAnsi="Arial" w:cs="Arial"/>
         </w:rPr>
-        <w:t xml:space="preserve">defines the core data structures of the application. It contains all classes storing the structured data with no heavy business logic such as Scene, </w:t>
-      </w:r>
-      <w:proofErr w:type="spellStart"/>
-      <w:r>
-        <w:rPr>
-          <w:rFonts w:ascii="Arial" w:hAnsi="Arial" w:cs="Arial"/>
-        </w:rPr>
-        <w:t>ShootingDay</w:t>
-      </w:r>
-      <w:proofErr w:type="spellEnd"/>
-      <w:r>
-        <w:rPr>
-          <w:rFonts w:ascii="Arial" w:hAnsi="Arial" w:cs="Arial"/>
-        </w:rPr>
-        <w:t>,</w:t>
+        <w:t>defines the core data structures of the application. It contains all classes storing the structured data with no heavy business logic such as Scene, ShootingDay,</w:t>
       </w:r>
       <w:r>
         <w:rPr>
@@ -10027,14 +9802,12 @@
         </w:rPr>
         <w:t xml:space="preserve"> </w:t>
       </w:r>
-      <w:proofErr w:type="spellStart"/>
       <w:r>
         <w:rPr>
           <w:rFonts w:ascii="Arial" w:hAnsi="Arial" w:cs="Arial"/>
         </w:rPr>
         <w:t>ExtractableItem</w:t>
       </w:r>
-      <w:proofErr w:type="spellEnd"/>
       <w:r>
         <w:rPr>
           <w:rFonts w:ascii="Arial" w:hAnsi="Arial" w:cs="Arial"/>
@@ -10137,7 +9910,7 @@
           <w:szCs w:val="24"/>
         </w:rPr>
       </w:pPr>
-      <w:bookmarkStart w:id="8" w:name="_Toc227713350"/>
+      <w:bookmarkStart w:id="8" w:name="_Toc227763723"/>
       <w:r>
         <w:rPr>
           <w:rFonts w:ascii="Arial" w:hAnsi="Arial" w:cs="Arial"/>
@@ -10180,7 +9953,7 @@
           <w:color w:val="auto"/>
         </w:rPr>
       </w:pPr>
-      <w:bookmarkStart w:id="9" w:name="_Toc227713351"/>
+      <w:bookmarkStart w:id="9" w:name="_Toc227763724"/>
       <w:r>
         <w:rPr>
           <w:rFonts w:ascii="Arial" w:hAnsi="Arial" w:cs="Arial"/>
@@ -10291,16 +10064,8 @@
         <w:rPr>
           <w:rFonts w:ascii="Arial" w:hAnsi="Arial" w:cs="Arial"/>
         </w:rPr>
-        <w:t xml:space="preserve"> the </w:t>
-      </w:r>
-      <w:proofErr w:type="spellStart"/>
-      <w:r>
-        <w:rPr>
-          <w:rFonts w:ascii="Arial" w:hAnsi="Arial" w:cs="Arial"/>
-        </w:rPr>
-        <w:t>FileUploadController</w:t>
-      </w:r>
-      <w:proofErr w:type="spellEnd"/>
+        <w:t xml:space="preserve"> the FileUploadController</w:t>
+      </w:r>
       <w:r>
         <w:rPr>
           <w:rFonts w:ascii="Arial" w:hAnsi="Arial" w:cs="Arial"/>
@@ -10311,21 +10076,7 @@
         <w:rPr>
           <w:rFonts w:ascii="Arial" w:hAnsi="Arial" w:cs="Arial"/>
         </w:rPr>
-        <w:t xml:space="preserve"> The endpoint is available at POST /</w:t>
-      </w:r>
-      <w:proofErr w:type="spellStart"/>
-      <w:r>
-        <w:rPr>
-          <w:rFonts w:ascii="Arial" w:hAnsi="Arial" w:cs="Arial"/>
-        </w:rPr>
-        <w:t>api</w:t>
-      </w:r>
-      <w:proofErr w:type="spellEnd"/>
-      <w:r>
-        <w:rPr>
-          <w:rFonts w:ascii="Arial" w:hAnsi="Arial" w:cs="Arial"/>
-        </w:rPr>
-        <w:t>/upload-script.</w:t>
+        <w:t xml:space="preserve"> The endpoint is available at POST /api/upload-script.</w:t>
       </w:r>
       <w:r>
         <w:rPr>
@@ -10349,21 +10100,7 @@
         <w:rPr>
           <w:rFonts w:ascii="Arial" w:hAnsi="Arial" w:cs="Arial"/>
         </w:rPr>
-        <w:t xml:space="preserve">Spring Boot automatically parses the multipart request and maps the file part named "file" to a </w:t>
-      </w:r>
-      <w:proofErr w:type="spellStart"/>
-      <w:r>
-        <w:rPr>
-          <w:rFonts w:ascii="Arial" w:hAnsi="Arial" w:cs="Arial"/>
-        </w:rPr>
-        <w:t>MultipartFile</w:t>
-      </w:r>
-      <w:proofErr w:type="spellEnd"/>
-      <w:r>
-        <w:rPr>
-          <w:rFonts w:ascii="Arial" w:hAnsi="Arial" w:cs="Arial"/>
-        </w:rPr>
-        <w:t xml:space="preserve"> object via the @RequestParam</w:t>
+        <w:t>Spring Boot automatically parses the multipart request and maps the file part named "file" to a MultipartFile object via the @RequestParam</w:t>
       </w:r>
       <w:r>
         <w:rPr>
@@ -10393,21 +10130,7 @@
         <w:rPr>
           <w:rFonts w:ascii="Arial" w:hAnsi="Arial" w:cs="Arial"/>
         </w:rPr>
-        <w:t xml:space="preserve"> The system reads the file into memory using the </w:t>
-      </w:r>
-      <w:proofErr w:type="spellStart"/>
-      <w:r>
-        <w:rPr>
-          <w:rFonts w:ascii="Arial" w:hAnsi="Arial" w:cs="Arial"/>
-        </w:rPr>
-        <w:t>getBytes</w:t>
-      </w:r>
-      <w:proofErr w:type="spellEnd"/>
-      <w:r>
-        <w:rPr>
-          <w:rFonts w:ascii="Arial" w:hAnsi="Arial" w:cs="Arial"/>
-        </w:rPr>
-        <w:t xml:space="preserve">() method and converts the byte array into a </w:t>
+        <w:t xml:space="preserve"> The system reads the file into memory using the getBytes() method and converts the byte array into a </w:t>
       </w:r>
       <w:r>
         <w:rPr>
@@ -10447,30 +10170,84 @@
         <w:rPr>
           <w:rFonts w:ascii="Arial" w:hAnsi="Arial" w:cs="Arial"/>
         </w:rPr>
-        <w:t xml:space="preserve">delegates further processing of the script to the </w:t>
-      </w:r>
-      <w:proofErr w:type="spellStart"/>
-      <w:r>
-        <w:rPr>
-          <w:rFonts w:ascii="Arial" w:hAnsi="Arial" w:cs="Arial"/>
-        </w:rPr>
-        <w:t>ScriptProcessingService</w:t>
-      </w:r>
-      <w:proofErr w:type="spellEnd"/>
-      <w:r>
-        <w:rPr>
-          <w:rFonts w:ascii="Arial" w:hAnsi="Arial" w:cs="Arial"/>
-        </w:rPr>
-        <w:t xml:space="preserve">, which is responsible for script parsing and scene extraction. They are conducted through the </w:t>
-      </w:r>
-      <w:proofErr w:type="spellStart"/>
-      <w:r>
-        <w:rPr>
-          <w:rFonts w:ascii="Arial" w:hAnsi="Arial" w:cs="Arial"/>
-        </w:rPr>
-        <w:t>splitScenes</w:t>
-      </w:r>
-      <w:proofErr w:type="spellEnd"/>
+        <w:t xml:space="preserve">delegates further processing of the script to the ScriptProcessingService, which is responsible for script parsing and scene extraction. They are conducted through the splitScenes </w:t>
+      </w:r>
+      <w:r>
+        <w:rPr>
+          <w:rFonts w:ascii="Arial" w:hAnsi="Arial" w:cs="Arial"/>
+        </w:rPr>
+        <w:t>method</w:t>
+      </w:r>
+      <w:r>
+        <w:rPr>
+          <w:rFonts w:ascii="Arial" w:hAnsi="Arial" w:cs="Arial"/>
+        </w:rPr>
+        <w:t xml:space="preserve"> of the ScriptParser class, which calls the removePageNumbers </w:t>
+      </w:r>
+      <w:r>
+        <w:rPr>
+          <w:rFonts w:ascii="Arial" w:hAnsi="Arial" w:cs="Arial"/>
+        </w:rPr>
+        <w:t>method</w:t>
+      </w:r>
+      <w:r>
+        <w:rPr>
+          <w:rFonts w:ascii="Arial" w:hAnsi="Arial" w:cs="Arial"/>
+        </w:rPr>
+        <w:t xml:space="preserve"> of the same class.</w:t>
+      </w:r>
+    </w:p>
+    <w:p>
+      <w:pPr>
+        <w:spacing w:line="360" w:lineRule="auto"/>
+        <w:rPr>
+          <w:rFonts w:ascii="Arial" w:hAnsi="Arial" w:cs="Arial"/>
+        </w:rPr>
+      </w:pPr>
+    </w:p>
+    <w:p>
+      <w:pPr>
+        <w:spacing w:line="360" w:lineRule="auto"/>
+        <w:rPr>
+          <w:rFonts w:ascii="Arial" w:hAnsi="Arial" w:cs="Arial"/>
+        </w:rPr>
+      </w:pPr>
+      <w:r>
+        <w:rPr>
+          <w:rFonts w:ascii="Arial" w:hAnsi="Arial" w:cs="Arial"/>
+        </w:rPr>
+        <w:t>Before the segmentation</w:t>
+      </w:r>
+      <w:r>
+        <w:rPr>
+          <w:rFonts w:ascii="Arial" w:hAnsi="Arial" w:cs="Arial"/>
+        </w:rPr>
+        <w:t xml:space="preserve"> of scenes</w:t>
+      </w:r>
+      <w:r>
+        <w:rPr>
+          <w:rFonts w:ascii="Arial" w:hAnsi="Arial" w:cs="Arial"/>
+        </w:rPr>
+        <w:t xml:space="preserve">, </w:t>
+      </w:r>
+      <w:r>
+        <w:rPr>
+          <w:rFonts w:ascii="Arial" w:hAnsi="Arial" w:cs="Arial"/>
+        </w:rPr>
+        <w:t>page numbers are removed as they might make the identification of scenes through regular expressions more complicated.</w:t>
+      </w:r>
+      <w:r>
+        <w:rPr>
+          <w:rFonts w:ascii="Arial" w:hAnsi="Arial" w:cs="Arial"/>
+        </w:rPr>
+        <w:t xml:space="preserve"> The removePageNumbers</w:t>
+      </w:r>
+      <w:r>
+        <w:rPr>
+          <w:rFonts w:ascii="Arial" w:hAnsi="Arial" w:cs="Arial"/>
+        </w:rPr>
+        <w:t>(String script)</w:t>
+      </w:r>
       <w:r>
         <w:rPr>
           <w:rFonts w:ascii="Arial" w:hAnsi="Arial" w:cs="Arial"/>
@@ -10487,87 +10264,13 @@
         <w:rPr>
           <w:rFonts w:ascii="Arial" w:hAnsi="Arial" w:cs="Arial"/>
         </w:rPr>
-        <w:t xml:space="preserve"> of the </w:t>
-      </w:r>
-      <w:proofErr w:type="spellStart"/>
-      <w:r>
-        <w:rPr>
-          <w:rFonts w:ascii="Arial" w:hAnsi="Arial" w:cs="Arial"/>
-        </w:rPr>
-        <w:t>ScriptParser</w:t>
-      </w:r>
-      <w:proofErr w:type="spellEnd"/>
-      <w:r>
-        <w:rPr>
-          <w:rFonts w:ascii="Arial" w:hAnsi="Arial" w:cs="Arial"/>
-        </w:rPr>
-        <w:t xml:space="preserve"> class, which calls the </w:t>
-      </w:r>
-      <w:proofErr w:type="spellStart"/>
-      <w:r>
-        <w:rPr>
-          <w:rFonts w:ascii="Arial" w:hAnsi="Arial" w:cs="Arial"/>
-        </w:rPr>
-        <w:t>removePageNumbers</w:t>
-      </w:r>
-      <w:proofErr w:type="spellEnd"/>
-      <w:r>
-        <w:rPr>
-          <w:rFonts w:ascii="Arial" w:hAnsi="Arial" w:cs="Arial"/>
-        </w:rPr>
-        <w:t xml:space="preserve"> </w:t>
-      </w:r>
-      <w:r>
-        <w:rPr>
-          <w:rFonts w:ascii="Arial" w:hAnsi="Arial" w:cs="Arial"/>
-        </w:rPr>
-        <w:t>method</w:t>
-      </w:r>
-      <w:r>
-        <w:rPr>
-          <w:rFonts w:ascii="Arial" w:hAnsi="Arial" w:cs="Arial"/>
-        </w:rPr>
-        <w:t xml:space="preserve"> of the same class.</w:t>
-      </w:r>
-    </w:p>
-    <w:p>
-      <w:pPr>
-        <w:spacing w:line="360" w:lineRule="auto"/>
-        <w:rPr>
-          <w:rFonts w:ascii="Arial" w:hAnsi="Arial" w:cs="Arial"/>
-        </w:rPr>
-      </w:pPr>
-    </w:p>
-    <w:p>
-      <w:pPr>
-        <w:spacing w:line="360" w:lineRule="auto"/>
-        <w:rPr>
-          <w:rFonts w:ascii="Arial" w:hAnsi="Arial" w:cs="Arial"/>
-        </w:rPr>
-      </w:pPr>
-      <w:r>
-        <w:rPr>
-          <w:rFonts w:ascii="Arial" w:hAnsi="Arial" w:cs="Arial"/>
-        </w:rPr>
-        <w:t>Before the segmentation</w:t>
-      </w:r>
-      <w:r>
-        <w:rPr>
-          <w:rFonts w:ascii="Arial" w:hAnsi="Arial" w:cs="Arial"/>
-        </w:rPr>
-        <w:t xml:space="preserve"> of scenes</w:t>
-      </w:r>
-      <w:r>
-        <w:rPr>
-          <w:rFonts w:ascii="Arial" w:hAnsi="Arial" w:cs="Arial"/>
-        </w:rPr>
-        <w:t xml:space="preserve">, </w:t>
-      </w:r>
-      <w:r>
-        <w:rPr>
-          <w:rFonts w:ascii="Arial" w:hAnsi="Arial" w:cs="Arial"/>
-        </w:rPr>
-        <w:t>page numbers are removed as they might make the identification of scenes through regular expressions more complicated.</w:t>
+        <w:t xml:space="preserve"> splits the script’s string into lines. As the software goes through each line and trims it, it encounters two cases of numbers in a screenplay. The first one is the </w:t>
+      </w:r>
+      <w:r>
+        <w:rPr>
+          <w:rFonts w:ascii="Arial" w:hAnsi="Arial" w:cs="Arial"/>
+        </w:rPr>
+        <w:t>line of repeated numbers that may serve as a header or a footer page number.</w:t>
       </w:r>
       <w:r>
         <w:rPr>
@@ -10575,50 +10278,6 @@
         </w:rPr>
         <w:t xml:space="preserve"> The </w:t>
       </w:r>
-      <w:proofErr w:type="spellStart"/>
-      <w:r>
-        <w:rPr>
-          <w:rFonts w:ascii="Arial" w:hAnsi="Arial" w:cs="Arial"/>
-        </w:rPr>
-        <w:t>removePageNumbers</w:t>
-      </w:r>
-      <w:proofErr w:type="spellEnd"/>
-      <w:r>
-        <w:rPr>
-          <w:rFonts w:ascii="Arial" w:hAnsi="Arial" w:cs="Arial"/>
-        </w:rPr>
-        <w:t>(String script)</w:t>
-      </w:r>
-      <w:r>
-        <w:rPr>
-          <w:rFonts w:ascii="Arial" w:hAnsi="Arial" w:cs="Arial"/>
-        </w:rPr>
-        <w:t xml:space="preserve"> </w:t>
-      </w:r>
-      <w:r>
-        <w:rPr>
-          <w:rFonts w:ascii="Arial" w:hAnsi="Arial" w:cs="Arial"/>
-        </w:rPr>
-        <w:t>method</w:t>
-      </w:r>
-      <w:r>
-        <w:rPr>
-          <w:rFonts w:ascii="Arial" w:hAnsi="Arial" w:cs="Arial"/>
-        </w:rPr>
-        <w:t xml:space="preserve"> splits the script’s string into lines. As the software goes through each line and trims it, it encounters two cases of numbers in a screenplay. The first one is the </w:t>
-      </w:r>
-      <w:r>
-        <w:rPr>
-          <w:rFonts w:ascii="Arial" w:hAnsi="Arial" w:cs="Arial"/>
-        </w:rPr>
-        <w:t>line of repeated numbers that may serve as a header or a footer page number.</w:t>
-      </w:r>
-      <w:r>
-        <w:rPr>
-          <w:rFonts w:ascii="Arial" w:hAnsi="Arial" w:cs="Arial"/>
-        </w:rPr>
-        <w:t xml:space="preserve"> The </w:t>
-      </w:r>
       <w:r>
         <w:rPr>
           <w:rFonts w:ascii="Arial" w:hAnsi="Arial" w:cs="Arial"/>
@@ -10673,14 +10332,12 @@
         </w:rPr>
         <w:t xml:space="preserve"> (</w:t>
       </w:r>
-      <w:proofErr w:type="spellStart"/>
       <w:r>
         <w:rPr>
           <w:rFonts w:ascii="Arial" w:hAnsi="Arial" w:cs="Arial"/>
         </w:rPr>
         <w:t>Jurafsky</w:t>
       </w:r>
-      <w:proofErr w:type="spellEnd"/>
       <w:r>
         <w:rPr>
           <w:rFonts w:ascii="Arial" w:hAnsi="Arial" w:cs="Arial"/>
@@ -10714,41 +10371,13 @@
           <w:rFonts w:ascii="Arial" w:hAnsi="Arial" w:cs="Arial"/>
         </w:rPr>
         <w:lastRenderedPageBreak/>
-        <w:t xml:space="preserve">The time complexity of the </w:t>
-      </w:r>
-      <w:proofErr w:type="spellStart"/>
-      <w:r>
-        <w:rPr>
-          <w:rFonts w:ascii="Arial" w:hAnsi="Arial" w:cs="Arial"/>
-        </w:rPr>
-        <w:t>removePageNumbers</w:t>
-      </w:r>
-      <w:proofErr w:type="spellEnd"/>
-      <w:r>
-        <w:rPr>
-          <w:rFonts w:ascii="Arial" w:hAnsi="Arial" w:cs="Arial"/>
-        </w:rPr>
-        <w:t>(String script) is O(n), where n is the number of characters (letters) in the script</w:t>
-      </w:r>
-      <w:r>
-        <w:rPr>
-          <w:rFonts w:ascii="Arial" w:hAnsi="Arial" w:cs="Arial"/>
-        </w:rPr>
-        <w:t xml:space="preserve">, as it takes O(n) to split the script into lines. The </w:t>
-      </w:r>
-      <w:proofErr w:type="spellStart"/>
-      <w:r>
-        <w:rPr>
-          <w:rFonts w:ascii="Arial" w:hAnsi="Arial" w:cs="Arial"/>
-        </w:rPr>
-        <w:t>removePageNumbers</w:t>
-      </w:r>
-      <w:proofErr w:type="spellEnd"/>
-      <w:r>
-        <w:rPr>
-          <w:rFonts w:ascii="Arial" w:hAnsi="Arial" w:cs="Arial"/>
-        </w:rPr>
-        <w:t xml:space="preserve"> (String script) method loops over all lines to perform the regex matching, where it looks to the next and previous non-blank line. However, this does not create nested full scans, as a small constant number of lines is only examined. This leaves the regex matching part with time complexity O(L), where L is the number of lines. Nonetheless, the lines are fewer than the characters in a script, so O(n) overpowers.</w:t>
+        <w:t>The time complexity of the removePageNumbers(String script) is O(n), where n is the number of characters (letters) in the script</w:t>
+      </w:r>
+      <w:r>
+        <w:rPr>
+          <w:rFonts w:ascii="Arial" w:hAnsi="Arial" w:cs="Arial"/>
+        </w:rPr>
+        <w:t>, as it takes O(n) to split the script into lines. The removePageNumbers (String script) method loops over all lines to perform the regex matching, where it looks to the next and previous non-blank line. However, this does not create nested full scans, as a small constant number of lines is only examined. This leaves the regex matching part with time complexity O(L), where L is the number of lines. Nonetheless, the lines are fewer than the characters in a script, so O(n) overpowers.</w:t>
       </w:r>
     </w:p>
     <w:p>
@@ -11264,14 +10893,12 @@
         </w:rPr>
         <w:t xml:space="preserve"> (</w:t>
       </w:r>
-      <w:proofErr w:type="spellStart"/>
       <w:r>
         <w:rPr>
           <w:rFonts w:ascii="Arial" w:hAnsi="Arial" w:cs="Arial"/>
         </w:rPr>
         <w:t>Jurafsky</w:t>
       </w:r>
-      <w:proofErr w:type="spellEnd"/>
       <w:r>
         <w:rPr>
           <w:rFonts w:ascii="Arial" w:hAnsi="Arial" w:cs="Arial"/>
@@ -11456,14 +11083,12 @@
         </w:rPr>
         <w:t xml:space="preserve"> (</w:t>
       </w:r>
-      <w:proofErr w:type="spellStart"/>
       <w:r>
         <w:rPr>
           <w:rFonts w:ascii="Arial" w:hAnsi="Arial" w:cs="Arial"/>
         </w:rPr>
         <w:t>Jurafsky</w:t>
       </w:r>
-      <w:proofErr w:type="spellEnd"/>
       <w:r>
         <w:rPr>
           <w:rFonts w:ascii="Arial" w:hAnsi="Arial" w:cs="Arial"/>
@@ -11723,14 +11348,12 @@
         </w:rPr>
         <w:t xml:space="preserve"> (</w:t>
       </w:r>
-      <w:proofErr w:type="spellStart"/>
       <w:r>
         <w:rPr>
           <w:rFonts w:ascii="Arial" w:hAnsi="Arial" w:cs="Arial"/>
         </w:rPr>
         <w:t>Jurafsky</w:t>
       </w:r>
-      <w:proofErr w:type="spellEnd"/>
       <w:r>
         <w:rPr>
           <w:rFonts w:ascii="Arial" w:hAnsi="Arial" w:cs="Arial"/>
@@ -11933,14 +11556,12 @@
         </w:rPr>
         <w:t xml:space="preserve"> (</w:t>
       </w:r>
-      <w:proofErr w:type="spellStart"/>
       <w:r>
         <w:rPr>
           <w:rFonts w:ascii="Arial" w:hAnsi="Arial" w:cs="Arial"/>
         </w:rPr>
         <w:t>Jurafsky</w:t>
       </w:r>
-      <w:proofErr w:type="spellEnd"/>
       <w:r>
         <w:rPr>
           <w:rFonts w:ascii="Arial" w:hAnsi="Arial" w:cs="Arial"/>
@@ -12260,21 +11881,7 @@
         <w:rPr>
           <w:rFonts w:ascii="Arial" w:hAnsi="Arial" w:cs="Arial"/>
         </w:rPr>
-        <w:t xml:space="preserve">the scene length would be displayed in eighths in the UI, but working with integers of eighths is easier for computation. This means that an integer number will be set into </w:t>
-      </w:r>
-      <w:proofErr w:type="spellStart"/>
-      <w:r>
-        <w:rPr>
-          <w:rFonts w:ascii="Arial" w:hAnsi="Arial" w:cs="Arial"/>
-        </w:rPr>
-        <w:t>sceneLengthEights</w:t>
-      </w:r>
-      <w:proofErr w:type="spellEnd"/>
-      <w:r>
-        <w:rPr>
-          <w:rFonts w:ascii="Arial" w:hAnsi="Arial" w:cs="Arial"/>
-        </w:rPr>
-        <w:t>. For example, if the number set is 17, this would be converted into 2 1/8 pages (17 / 8 = 2</w:t>
+        <w:t>the scene length would be displayed in eighths in the UI, but working with integers of eighths is easier for computation. This means that an integer number will be set into sceneLengthEights. For example, if the number set is 17, this would be converted into 2 1/8 pages (17 / 8 = 2</w:t>
       </w:r>
       <w:r>
         <w:rPr>
@@ -12518,14 +12125,12 @@
         </w:rPr>
         <w:t xml:space="preserve"> (</w:t>
       </w:r>
-      <w:proofErr w:type="spellStart"/>
       <w:r>
         <w:rPr>
           <w:rFonts w:ascii="Arial" w:hAnsi="Arial" w:cs="Arial"/>
         </w:rPr>
         <w:t>Jurafsky</w:t>
       </w:r>
-      <w:proofErr w:type="spellEnd"/>
       <w:r>
         <w:rPr>
           <w:rFonts w:ascii="Arial" w:hAnsi="Arial" w:cs="Arial"/>
@@ -12588,14 +12193,12 @@
         </w:rPr>
         <w:t xml:space="preserve">can create the current scene and add it to the </w:t>
       </w:r>
-      <w:proofErr w:type="spellStart"/>
       <w:r>
         <w:rPr>
           <w:rFonts w:ascii="Arial" w:hAnsi="Arial" w:cs="Arial"/>
         </w:rPr>
         <w:t>ArrayList</w:t>
       </w:r>
-      <w:proofErr w:type="spellEnd"/>
       <w:r>
         <w:rPr>
           <w:rFonts w:ascii="Arial" w:hAnsi="Arial" w:cs="Arial"/>
@@ -12722,30 +12325,8 @@
         <w:rPr>
           <w:rFonts w:ascii="Arial" w:hAnsi="Arial" w:cs="Arial"/>
         </w:rPr>
-        <w:t xml:space="preserve">At the end of the algorithm, the last scene is created and added to the </w:t>
-      </w:r>
-      <w:proofErr w:type="spellStart"/>
-      <w:r>
-        <w:rPr>
-          <w:rFonts w:ascii="Arial" w:hAnsi="Arial" w:cs="Arial"/>
-        </w:rPr>
-        <w:t>ArrayList</w:t>
-      </w:r>
-      <w:proofErr w:type="spellEnd"/>
-      <w:r>
-        <w:rPr>
-          <w:rFonts w:ascii="Arial" w:hAnsi="Arial" w:cs="Arial"/>
-        </w:rPr>
-        <w:t xml:space="preserve"> in a similar manner to the others. It checks if there is a current heading of a scene being composed. The integer scene counter is incremented. The scene length is computed in integer eighths. The scene is created with the arguments and added to the list. After that, </w:t>
-      </w:r>
-      <w:proofErr w:type="spellStart"/>
-      <w:r>
-        <w:rPr>
-          <w:rFonts w:ascii="Arial" w:hAnsi="Arial" w:cs="Arial"/>
-        </w:rPr>
-        <w:t>splitScenes</w:t>
-      </w:r>
-      <w:proofErr w:type="spellEnd"/>
+        <w:t>At the end of the algorithm, the last scene is created and added to the ArrayList in a similar manner to the others. It checks if there is a current heading of a scene being composed. The integer scene counter is incremented. The scene length is computed in integer eighths. The scene is created with the arguments and added to the list. After that, splitScenes</w:t>
+      </w:r>
       <w:r>
         <w:rPr>
           <w:rFonts w:ascii="Arial" w:hAnsi="Arial" w:cs="Arial"/>
@@ -12808,21 +12389,7 @@
         <w:rPr>
           <w:rFonts w:ascii="Arial" w:hAnsi="Arial" w:cs="Arial"/>
         </w:rPr>
-        <w:t xml:space="preserve"> The result is returned to the </w:t>
-      </w:r>
-      <w:proofErr w:type="spellStart"/>
-      <w:r>
-        <w:rPr>
-          <w:rFonts w:ascii="Arial" w:hAnsi="Arial" w:cs="Arial"/>
-        </w:rPr>
-        <w:t>ScriptProcessingService</w:t>
-      </w:r>
-      <w:proofErr w:type="spellEnd"/>
-      <w:r>
-        <w:rPr>
-          <w:rFonts w:ascii="Arial" w:hAnsi="Arial" w:cs="Arial"/>
-        </w:rPr>
-        <w:t>.</w:t>
+        <w:t xml:space="preserve"> The result is returned to the ScriptProcessingService.</w:t>
       </w:r>
     </w:p>
     <w:p>
@@ -12845,21 +12412,7 @@
         <w:rPr>
           <w:rFonts w:ascii="Arial" w:hAnsi="Arial" w:cs="Arial"/>
         </w:rPr>
-        <w:t xml:space="preserve">The time complexity of </w:t>
-      </w:r>
-      <w:proofErr w:type="spellStart"/>
-      <w:r>
-        <w:rPr>
-          <w:rFonts w:ascii="Arial" w:hAnsi="Arial" w:cs="Arial"/>
-        </w:rPr>
-        <w:t>splitScenes</w:t>
-      </w:r>
-      <w:proofErr w:type="spellEnd"/>
-      <w:r>
-        <w:rPr>
-          <w:rFonts w:ascii="Arial" w:hAnsi="Arial" w:cs="Arial"/>
-        </w:rPr>
-        <w:t>(String script) is O(n)</w:t>
+        <w:t>The time complexity of splitScenes(String script) is O(n)</w:t>
       </w:r>
       <w:r>
         <w:rPr>
@@ -12883,21 +12436,7 @@
         <w:rPr>
           <w:rFonts w:ascii="Arial" w:hAnsi="Arial" w:cs="Arial"/>
         </w:rPr>
-        <w:t xml:space="preserve"> However, L &lt;= n, meaning that the </w:t>
-      </w:r>
-      <w:proofErr w:type="spellStart"/>
-      <w:r>
-        <w:rPr>
-          <w:rFonts w:ascii="Arial" w:hAnsi="Arial" w:cs="Arial"/>
-        </w:rPr>
-        <w:t>splitScenes</w:t>
-      </w:r>
-      <w:proofErr w:type="spellEnd"/>
-      <w:r>
-        <w:rPr>
-          <w:rFonts w:ascii="Arial" w:hAnsi="Arial" w:cs="Arial"/>
-        </w:rPr>
-        <w:t>(String script)’s time complexity is O(n).</w:t>
+        <w:t xml:space="preserve"> However, L &lt;= n, meaning that the splitScenes(String script)’s time complexity is O(n).</w:t>
       </w:r>
     </w:p>
     <w:p>
@@ -12929,7 +12468,7 @@
           <w:color w:val="auto"/>
         </w:rPr>
       </w:pPr>
-      <w:bookmarkStart w:id="10" w:name="_Toc227713352"/>
+      <w:bookmarkStart w:id="10" w:name="_Toc227763725"/>
       <w:r>
         <w:rPr>
           <w:rFonts w:ascii="Arial" w:hAnsi="Arial" w:cs="Arial"/>
@@ -12978,35 +12517,7 @@
         <w:rPr>
           <w:rFonts w:ascii="Arial" w:hAnsi="Arial" w:cs="Arial"/>
         </w:rPr>
-        <w:t xml:space="preserve">Apache </w:t>
-      </w:r>
-      <w:proofErr w:type="spellStart"/>
-      <w:r>
-        <w:rPr>
-          <w:rFonts w:ascii="Arial" w:hAnsi="Arial" w:cs="Arial"/>
-        </w:rPr>
-        <w:t>OpenNLP’s</w:t>
-      </w:r>
-      <w:proofErr w:type="spellEnd"/>
-      <w:r>
-        <w:rPr>
-          <w:rFonts w:ascii="Arial" w:hAnsi="Arial" w:cs="Arial"/>
-        </w:rPr>
-        <w:t xml:space="preserve"> </w:t>
-      </w:r>
-      <w:proofErr w:type="spellStart"/>
-      <w:r>
-        <w:rPr>
-          <w:rFonts w:ascii="Arial" w:hAnsi="Arial" w:cs="Arial"/>
-        </w:rPr>
-        <w:t>NameFinderME</w:t>
-      </w:r>
-      <w:proofErr w:type="spellEnd"/>
-      <w:r>
-        <w:rPr>
-          <w:rFonts w:ascii="Arial" w:hAnsi="Arial" w:cs="Arial"/>
-        </w:rPr>
-        <w:t xml:space="preserve"> model. Multiple extraction strategies operate </w:t>
+        <w:t xml:space="preserve">Apache OpenNLP’s NameFinderME model. Multiple extraction strategies operate </w:t>
       </w:r>
       <w:r>
         <w:rPr>
@@ -13030,21 +12541,7 @@
         <w:rPr>
           <w:rFonts w:ascii="Arial" w:hAnsi="Arial" w:cs="Arial"/>
         </w:rPr>
-        <w:t xml:space="preserve">line entity recognition, person-word matching, and introduction pattern detection. Each candidate entity is normalized and assigned a confidence score using a custom heuristic that incorporates model probabilities and domain-specific validation through a </w:t>
-      </w:r>
-      <w:proofErr w:type="spellStart"/>
-      <w:r>
-        <w:rPr>
-          <w:rFonts w:ascii="Arial" w:hAnsi="Arial" w:cs="Arial"/>
-        </w:rPr>
-        <w:t>NameDatabase</w:t>
-      </w:r>
-      <w:proofErr w:type="spellEnd"/>
-      <w:r>
-        <w:rPr>
-          <w:rFonts w:ascii="Arial" w:hAnsi="Arial" w:cs="Arial"/>
-        </w:rPr>
-        <w:t>. This hybrid architecture significantly improves extraction precision in screenplay-specific contexts where generic NER systems perform poorly.</w:t>
+        <w:t>line entity recognition, person-word matching, and introduction pattern detection. Each candidate entity is normalized and assigned a confidence score using a custom heuristic that incorporates model probabilities and domain-specific validation through a NameDatabase. This hybrid architecture significantly improves extraction precision in screenplay-specific contexts where generic NER systems perform poorly.</w:t>
       </w:r>
     </w:p>
     <w:p>
@@ -13073,7 +12570,7 @@
           <w:color w:val="auto"/>
         </w:rPr>
       </w:pPr>
-      <w:bookmarkStart w:id="11" w:name="_Toc227713353"/>
+      <w:bookmarkStart w:id="11" w:name="_Toc227763726"/>
       <w:r>
         <w:rPr>
           <w:rFonts w:ascii="Arial" w:hAnsi="Arial" w:cs="Arial"/>
@@ -13106,21 +12603,7 @@
         <w:rPr>
           <w:rFonts w:ascii="Arial" w:hAnsi="Arial" w:cs="Arial"/>
         </w:rPr>
-        <w:t xml:space="preserve">The first step of the algorithm is the extraction of speaker-cue characters. An </w:t>
-      </w:r>
-      <w:proofErr w:type="spellStart"/>
-      <w:r>
-        <w:rPr>
-          <w:rFonts w:ascii="Arial" w:hAnsi="Arial" w:cs="Arial"/>
-        </w:rPr>
-        <w:t>ArrayList</w:t>
-      </w:r>
-      <w:proofErr w:type="spellEnd"/>
-      <w:r>
-        <w:rPr>
-          <w:rFonts w:ascii="Arial" w:hAnsi="Arial" w:cs="Arial"/>
-        </w:rPr>
-        <w:t xml:space="preserve"> is created to store the produce Character objects. The content of each scene is split into lines</w:t>
+        <w:t>The first step of the algorithm is the extraction of speaker-cue characters. An ArrayList is created to store the produce Character objects. The content of each scene is split into lines</w:t>
       </w:r>
       <w:r>
         <w:rPr>
@@ -13283,7 +12766,7 @@
           <w:color w:val="auto"/>
         </w:rPr>
       </w:pPr>
-      <w:bookmarkStart w:id="12" w:name="_Toc227713354"/>
+      <w:bookmarkStart w:id="12" w:name="_Toc227763727"/>
       <w:r>
         <w:rPr>
           <w:rFonts w:ascii="Arial" w:hAnsi="Arial" w:cs="Arial"/>
@@ -13460,14 +12943,12 @@
         </w:rPr>
         <w:t xml:space="preserve"> (</w:t>
       </w:r>
-      <w:proofErr w:type="spellStart"/>
       <w:r>
         <w:rPr>
           <w:rFonts w:ascii="Arial" w:hAnsi="Arial" w:cs="Arial"/>
         </w:rPr>
         <w:t>Jurafsky</w:t>
       </w:r>
-      <w:proofErr w:type="spellEnd"/>
       <w:r>
         <w:rPr>
           <w:rFonts w:ascii="Arial" w:hAnsi="Arial" w:cs="Arial"/>
@@ -13546,14 +13027,12 @@
         </w:rPr>
         <w:t xml:space="preserve"> (</w:t>
       </w:r>
-      <w:proofErr w:type="spellStart"/>
       <w:r>
         <w:rPr>
           <w:rFonts w:ascii="Arial" w:hAnsi="Arial" w:cs="Arial"/>
         </w:rPr>
         <w:t>Jurafsky</w:t>
       </w:r>
-      <w:proofErr w:type="spellEnd"/>
       <w:r>
         <w:rPr>
           <w:rFonts w:ascii="Arial" w:hAnsi="Arial" w:cs="Arial"/>
@@ -13576,35 +13055,7 @@
         <w:rPr>
           <w:rFonts w:ascii="Arial" w:hAnsi="Arial" w:cs="Arial"/>
         </w:rPr>
-        <w:t xml:space="preserve">uses the </w:t>
-      </w:r>
-      <w:proofErr w:type="spellStart"/>
-      <w:r>
-        <w:rPr>
-          <w:rFonts w:ascii="Arial" w:hAnsi="Arial" w:cs="Arial"/>
-        </w:rPr>
-        <w:t>normalizeName</w:t>
-      </w:r>
-      <w:proofErr w:type="spellEnd"/>
-      <w:r>
-        <w:rPr>
-          <w:rFonts w:ascii="Arial" w:hAnsi="Arial" w:cs="Arial"/>
-        </w:rPr>
-        <w:t xml:space="preserve"> method for character cues for </w:t>
-      </w:r>
-      <w:proofErr w:type="spellStart"/>
-      <w:r>
-        <w:rPr>
-          <w:rFonts w:ascii="Arial" w:hAnsi="Arial" w:cs="Arial"/>
-        </w:rPr>
-        <w:t>normalisation</w:t>
-      </w:r>
-      <w:proofErr w:type="spellEnd"/>
-      <w:r>
-        <w:rPr>
-          <w:rFonts w:ascii="Arial" w:hAnsi="Arial" w:cs="Arial"/>
-        </w:rPr>
-        <w:t>. It adjusts</w:t>
+        <w:t>uses the normalizeName method for character cues for normalisation. It adjusts</w:t>
       </w:r>
       <w:r>
         <w:rPr>
@@ -13692,21 +13143,7 @@
         <w:rPr>
           <w:rFonts w:ascii="Arial" w:hAnsi="Arial" w:cs="Arial"/>
         </w:rPr>
-        <w:t xml:space="preserve">. This is handled by the </w:t>
-      </w:r>
-      <w:proofErr w:type="spellStart"/>
-      <w:r>
-        <w:rPr>
-          <w:rFonts w:ascii="Arial" w:hAnsi="Arial" w:cs="Arial"/>
-        </w:rPr>
-        <w:t>isStopPhrase</w:t>
-      </w:r>
-      <w:proofErr w:type="spellEnd"/>
-      <w:r>
-        <w:rPr>
-          <w:rFonts w:ascii="Arial" w:hAnsi="Arial" w:cs="Arial"/>
-        </w:rPr>
-        <w:t xml:space="preserve"> helper </w:t>
+        <w:t xml:space="preserve">. This is handled by the isStopPhrase helper </w:t>
       </w:r>
       <w:r>
         <w:rPr>
@@ -13740,21 +13177,7 @@
         <w:rPr>
           <w:rFonts w:ascii="Arial" w:hAnsi="Arial" w:cs="Arial"/>
         </w:rPr>
-        <w:t xml:space="preserve">After ensuring that the name is not null or empty, the words included are tokenized using the Simple Tokenizer from the Apache </w:t>
-      </w:r>
-      <w:proofErr w:type="spellStart"/>
-      <w:r>
-        <w:rPr>
-          <w:rFonts w:ascii="Arial" w:hAnsi="Arial" w:cs="Arial"/>
-        </w:rPr>
-        <w:t>OpenNLP</w:t>
-      </w:r>
-      <w:proofErr w:type="spellEnd"/>
-      <w:r>
-        <w:rPr>
-          <w:rFonts w:ascii="Arial" w:hAnsi="Arial" w:cs="Arial"/>
-        </w:rPr>
-        <w:t xml:space="preserve"> library. Tokenization is the process of breaking a text into separate lexical units (tokens)</w:t>
+        <w:t>After ensuring that the name is not null or empty, the words included are tokenized using the Simple Tokenizer from the Apache OpenNLP library. Tokenization is the process of breaking a text into separate lexical units (tokens)</w:t>
       </w:r>
       <w:r>
         <w:rPr>
@@ -13766,21 +13189,7 @@
         <w:rPr>
           <w:rFonts w:ascii="Arial" w:hAnsi="Arial" w:cs="Arial"/>
         </w:rPr>
-        <w:t xml:space="preserve">The Apache </w:t>
-      </w:r>
-      <w:proofErr w:type="spellStart"/>
-      <w:r>
-        <w:rPr>
-          <w:rFonts w:ascii="Arial" w:hAnsi="Arial" w:cs="Arial"/>
-        </w:rPr>
-        <w:t>OpenNLP</w:t>
-      </w:r>
-      <w:proofErr w:type="spellEnd"/>
-      <w:r>
-        <w:rPr>
-          <w:rFonts w:ascii="Arial" w:hAnsi="Arial" w:cs="Arial"/>
-        </w:rPr>
-        <w:t xml:space="preserve"> </w:t>
+        <w:t xml:space="preserve">The Apache OpenNLP </w:t>
       </w:r>
       <w:r>
         <w:rPr>
@@ -13923,21 +13332,7 @@
         <w:rPr>
           <w:rFonts w:ascii="Arial" w:hAnsi="Arial" w:cs="Arial"/>
         </w:rPr>
-        <w:t xml:space="preserve"> value. If the result of </w:t>
-      </w:r>
-      <w:proofErr w:type="spellStart"/>
-      <w:r>
-        <w:rPr>
-          <w:rFonts w:ascii="Arial" w:hAnsi="Arial" w:cs="Arial"/>
-        </w:rPr>
-        <w:t>isStopPhrase</w:t>
-      </w:r>
-      <w:proofErr w:type="spellEnd"/>
-      <w:r>
-        <w:rPr>
-          <w:rFonts w:ascii="Arial" w:hAnsi="Arial" w:cs="Arial"/>
-        </w:rPr>
-        <w:t xml:space="preserve"> is true, the line is skipped.</w:t>
+        <w:t xml:space="preserve"> value. If the result of isStopPhrase is true, the line is skipped.</w:t>
       </w:r>
     </w:p>
     <w:p>
@@ -14070,21 +13465,7 @@
         <w:rPr>
           <w:rFonts w:ascii="Arial" w:hAnsi="Arial" w:cs="Arial"/>
         </w:rPr>
-        <w:t xml:space="preserve"> </w:t>
-      </w:r>
-      <w:proofErr w:type="spellStart"/>
-      <w:r>
-        <w:rPr>
-          <w:rFonts w:ascii="Arial" w:hAnsi="Arial" w:cs="Arial"/>
-        </w:rPr>
-        <w:t>safeSnippet</w:t>
-      </w:r>
-      <w:proofErr w:type="spellEnd"/>
-      <w:r>
-        <w:rPr>
-          <w:rFonts w:ascii="Arial" w:hAnsi="Arial" w:cs="Arial"/>
-        </w:rPr>
-        <w:t>, which makes it CSV compliant – removing unnecessary spaces and e</w:t>
+        <w:t xml:space="preserve"> safeSnippet, which makes it CSV compliant – removing unnecessary spaces and e</w:t>
       </w:r>
       <w:r>
         <w:rPr>
@@ -14167,7 +13548,7 @@
           <w:color w:val="auto"/>
         </w:rPr>
       </w:pPr>
-      <w:bookmarkStart w:id="13" w:name="_Toc227713355"/>
+      <w:bookmarkStart w:id="13" w:name="_Toc227763728"/>
       <w:r>
         <w:rPr>
           <w:rFonts w:ascii="Arial" w:hAnsi="Arial" w:cs="Arial"/>
@@ -14240,21 +13621,7 @@
         <w:rPr>
           <w:rFonts w:ascii="Arial" w:hAnsi="Arial" w:cs="Arial"/>
         </w:rPr>
-        <w:t xml:space="preserve">needs to fulfill two initial requirements – matching the multi-word regex and returning true if </w:t>
-      </w:r>
-      <w:proofErr w:type="spellStart"/>
-      <w:r>
-        <w:rPr>
-          <w:rFonts w:ascii="Arial" w:hAnsi="Arial" w:cs="Arial"/>
-        </w:rPr>
-        <w:t>isCharacterCue</w:t>
-      </w:r>
-      <w:proofErr w:type="spellEnd"/>
-      <w:r>
-        <w:rPr>
-          <w:rFonts w:ascii="Arial" w:hAnsi="Arial" w:cs="Arial"/>
-        </w:rPr>
-        <w:t xml:space="preserve"> considers the line a speaker cue. Similar to the previous regular expression, it allows honorific prefixes</w:t>
+        <w:t>needs to fulfill two initial requirements – matching the multi-word regex and returning true if isCharacterCue considers the line a speaker cue. Similar to the previous regular expression, it allows honorific prefixes</w:t>
       </w:r>
       <w:r>
         <w:rPr>
@@ -14334,14 +13701,12 @@
         </w:rPr>
         <w:t xml:space="preserve"> (</w:t>
       </w:r>
-      <w:proofErr w:type="spellStart"/>
       <w:r>
         <w:rPr>
           <w:rFonts w:ascii="Arial" w:hAnsi="Arial" w:cs="Arial"/>
         </w:rPr>
         <w:t>Jurafsky</w:t>
       </w:r>
-      <w:proofErr w:type="spellEnd"/>
       <w:r>
         <w:rPr>
           <w:rFonts w:ascii="Arial" w:hAnsi="Arial" w:cs="Arial"/>
@@ -14352,21 +13717,7 @@
         <w:rPr>
           <w:rFonts w:ascii="Arial" w:hAnsi="Arial" w:cs="Arial"/>
         </w:rPr>
-        <w:t xml:space="preserve">. As this regex covers various edge cases, making it more permissive, the </w:t>
-      </w:r>
-      <w:proofErr w:type="spellStart"/>
-      <w:r>
-        <w:rPr>
-          <w:rFonts w:ascii="Arial" w:hAnsi="Arial" w:cs="Arial"/>
-        </w:rPr>
-        <w:t>isCharacterCue</w:t>
-      </w:r>
-      <w:proofErr w:type="spellEnd"/>
-      <w:r>
-        <w:rPr>
-          <w:rFonts w:ascii="Arial" w:hAnsi="Arial" w:cs="Arial"/>
-        </w:rPr>
-        <w:t xml:space="preserve"> helper </w:t>
+        <w:t xml:space="preserve">. As this regex covers various edge cases, making it more permissive, the isCharacterCue helper </w:t>
       </w:r>
       <w:r>
         <w:rPr>
@@ -14446,10 +13797,7 @@
                               <w:t>3</w:t>
                             </w:r>
                             <w:r>
-                              <w:t xml:space="preserve">: </w:t>
-                            </w:r>
-                            <w:r>
-                              <w:t>isCharacterCue Flowchart</w:t>
+                              <w:t>: isCharacterCue Flowchart</w:t>
                             </w:r>
                             <w:r>
                               <w:t xml:space="preserve"> (drawn with draw.io)</w:t>
@@ -14490,10 +13838,7 @@
                         <w:t>3</w:t>
                       </w:r>
                       <w:r>
-                        <w:t xml:space="preserve">: </w:t>
-                      </w:r>
-                      <w:r>
-                        <w:t>isCharacterCue Flowchart</w:t>
+                        <w:t>: isCharacterCue Flowchart</w:t>
                       </w:r>
                       <w:r>
                         <w:t xml:space="preserve"> (drawn with draw.io)</w:t>
@@ -15074,21 +14419,7 @@
         <w:rPr>
           <w:rFonts w:ascii="Arial" w:hAnsi="Arial" w:cs="Arial"/>
         </w:rPr>
-        <w:t xml:space="preserve"> Before returning true for </w:t>
-      </w:r>
-      <w:proofErr w:type="spellStart"/>
-      <w:r>
-        <w:rPr>
-          <w:rFonts w:ascii="Arial" w:hAnsi="Arial" w:cs="Arial"/>
-        </w:rPr>
-        <w:t>isCharacterCue</w:t>
-      </w:r>
-      <w:proofErr w:type="spellEnd"/>
-      <w:r>
-        <w:rPr>
-          <w:rFonts w:ascii="Arial" w:hAnsi="Arial" w:cs="Arial"/>
-        </w:rPr>
-        <w:t xml:space="preserve">, the flowchart shows that the system </w:t>
+        <w:t xml:space="preserve"> Before returning true for isCharacterCue, the flowchart shows that the system </w:t>
       </w:r>
       <w:r>
         <w:rPr>
@@ -15122,21 +14453,7 @@
         <w:rPr>
           <w:rFonts w:ascii="Arial" w:hAnsi="Arial" w:cs="Arial"/>
         </w:rPr>
-        <w:t xml:space="preserve">If both the helper method returns that the line is a character cue and the regular expression finds a match, the line enters the statement. The algorithm checks if the next not-empty line (if not the end of the script) is a speaker cue using the </w:t>
-      </w:r>
-      <w:proofErr w:type="spellStart"/>
-      <w:r>
-        <w:rPr>
-          <w:rFonts w:ascii="Arial" w:hAnsi="Arial" w:cs="Arial"/>
-        </w:rPr>
-        <w:t>isCharacterCue</w:t>
-      </w:r>
-      <w:proofErr w:type="spellEnd"/>
-      <w:r>
-        <w:rPr>
-          <w:rFonts w:ascii="Arial" w:hAnsi="Arial" w:cs="Arial"/>
-        </w:rPr>
-        <w:t xml:space="preserve"> method. If two sequential lines are speaker cues, the first one is ignored, and the system moves to the next one. If no character-cue cue line</w:t>
+        <w:t>If both the helper method returns that the line is a character cue and the regular expression finds a match, the line enters the statement. The algorithm checks if the next not-empty line (if not the end of the script) is a speaker cue using the isCharacterCue method. If two sequential lines are speaker cues, the first one is ignored, and the system moves to the next one. If no character-cue cue line</w:t>
       </w:r>
       <w:r>
         <w:rPr>
@@ -15183,35 +14500,7 @@
         <w:rPr>
           <w:rFonts w:ascii="Arial" w:hAnsi="Arial" w:cs="Arial"/>
         </w:rPr>
-        <w:t xml:space="preserve">speaker-with-parentheticals logic using the </w:t>
-      </w:r>
-      <w:proofErr w:type="spellStart"/>
-      <w:r>
-        <w:rPr>
-          <w:rFonts w:ascii="Arial" w:hAnsi="Arial" w:cs="Arial"/>
-        </w:rPr>
-        <w:t>normalizeName</w:t>
-      </w:r>
-      <w:proofErr w:type="spellEnd"/>
-      <w:r>
-        <w:rPr>
-          <w:rFonts w:ascii="Arial" w:hAnsi="Arial" w:cs="Arial"/>
-        </w:rPr>
-        <w:t xml:space="preserve"> helper method. Another common method </w:t>
-      </w:r>
-      <w:proofErr w:type="spellStart"/>
-      <w:r>
-        <w:rPr>
-          <w:rFonts w:ascii="Arial" w:hAnsi="Arial" w:cs="Arial"/>
-        </w:rPr>
-        <w:t>isStopPhrase</w:t>
-      </w:r>
-      <w:proofErr w:type="spellEnd"/>
-      <w:r>
-        <w:rPr>
-          <w:rFonts w:ascii="Arial" w:hAnsi="Arial" w:cs="Arial"/>
-        </w:rPr>
-        <w:t xml:space="preserve"> is implemented to skip any candidates that correspond to uppercased camera directions, sounds, effects or other words which cannot be names but may be uppercased.</w:t>
+        <w:t>speaker-with-parentheticals logic using the normalizeName helper method. Another common method isStopPhrase is implemented to skip any candidates that correspond to uppercased camera directions, sounds, effects or other words which cannot be names but may be uppercased.</w:t>
       </w:r>
     </w:p>
     <w:p>
@@ -15285,57 +14574,29 @@
         <w:rPr>
           <w:rFonts w:ascii="Arial" w:hAnsi="Arial" w:cs="Arial"/>
         </w:rPr>
-        <w:t xml:space="preserve">, the context snippet, and a confidence score (maximum value is 1.0). This character is then added to the result list, which the </w:t>
-      </w:r>
-      <w:proofErr w:type="spellStart"/>
-      <w:r>
-        <w:rPr>
-          <w:rFonts w:ascii="Arial" w:hAnsi="Arial" w:cs="Arial"/>
-        </w:rPr>
-        <w:t>extractSpeakerCue</w:t>
-      </w:r>
-      <w:proofErr w:type="spellEnd"/>
-      <w:r>
-        <w:rPr>
-          <w:rFonts w:ascii="Arial" w:hAnsi="Arial" w:cs="Arial"/>
-        </w:rPr>
-        <w:t xml:space="preserve"> method returns.</w:t>
-      </w:r>
-    </w:p>
-    <w:p>
-      <w:pPr>
-        <w:spacing w:line="360" w:lineRule="auto"/>
-        <w:rPr>
-          <w:rFonts w:ascii="Arial" w:hAnsi="Arial" w:cs="Arial"/>
-        </w:rPr>
-      </w:pPr>
-    </w:p>
-    <w:p>
-      <w:pPr>
-        <w:spacing w:line="360" w:lineRule="auto"/>
-        <w:rPr>
-          <w:rFonts w:ascii="Arial" w:hAnsi="Arial" w:cs="Arial"/>
-        </w:rPr>
-      </w:pPr>
-      <w:r>
-        <w:rPr>
-          <w:rFonts w:ascii="Arial" w:hAnsi="Arial" w:cs="Arial"/>
-        </w:rPr>
-        <w:t xml:space="preserve">The time complexity of </w:t>
-      </w:r>
-      <w:proofErr w:type="spellStart"/>
-      <w:r>
-        <w:rPr>
-          <w:rFonts w:ascii="Arial" w:hAnsi="Arial" w:cs="Arial"/>
-        </w:rPr>
-        <w:t>extractSpeakerCues</w:t>
-      </w:r>
-      <w:proofErr w:type="spellEnd"/>
-      <w:r>
-        <w:rPr>
-          <w:rFonts w:ascii="Arial" w:hAnsi="Arial" w:cs="Arial"/>
-        </w:rPr>
-        <w:t>(String content, Scene scene) is O(n), where n is the number of characters (letters) of the content of each scene, which is due to passing through all characters to split the content into lines at the beginning of the method.</w:t>
+        <w:t>, the context snippet, and a confidence score (maximum value is 1.0). This character is then added to the result list, which the extractSpeakerCue method returns.</w:t>
+      </w:r>
+    </w:p>
+    <w:p>
+      <w:pPr>
+        <w:spacing w:line="360" w:lineRule="auto"/>
+        <w:rPr>
+          <w:rFonts w:ascii="Arial" w:hAnsi="Arial" w:cs="Arial"/>
+        </w:rPr>
+      </w:pPr>
+    </w:p>
+    <w:p>
+      <w:pPr>
+        <w:spacing w:line="360" w:lineRule="auto"/>
+        <w:rPr>
+          <w:rFonts w:ascii="Arial" w:hAnsi="Arial" w:cs="Arial"/>
+        </w:rPr>
+      </w:pPr>
+      <w:r>
+        <w:rPr>
+          <w:rFonts w:ascii="Arial" w:hAnsi="Arial" w:cs="Arial"/>
+        </w:rPr>
+        <w:t>The time complexity of extractSpeakerCues(String content, Scene scene) is O(n), where n is the number of characters (letters) of the content of each scene, which is due to passing through all characters to split the content into lines at the beginning of the method.</w:t>
       </w:r>
       <w:r>
         <w:rPr>
@@ -15355,21 +14616,7 @@
           <w:rFonts w:ascii="Arial" w:hAnsi="Arial" w:cs="Arial"/>
         </w:rPr>
         <w:lastRenderedPageBreak/>
-        <w:t xml:space="preserve">the content block, which means that the overall </w:t>
-      </w:r>
-      <w:proofErr w:type="spellStart"/>
-      <w:r>
-        <w:rPr>
-          <w:rFonts w:ascii="Arial" w:hAnsi="Arial" w:cs="Arial"/>
-        </w:rPr>
-        <w:t>extractSpeakerCues</w:t>
-      </w:r>
-      <w:proofErr w:type="spellEnd"/>
-      <w:r>
-        <w:rPr>
-          <w:rFonts w:ascii="Arial" w:hAnsi="Arial" w:cs="Arial"/>
-        </w:rPr>
-        <w:t>(String content, Scene scene) is O(n).</w:t>
+        <w:t>the content block, which means that the overall extractSpeakerCues(String content, Scene scene) is O(n).</w:t>
       </w:r>
     </w:p>
     <w:p>
@@ -15397,7 +14644,7 @@
           <w:color w:val="auto"/>
         </w:rPr>
       </w:pPr>
-      <w:bookmarkStart w:id="14" w:name="_Toc227713356"/>
+      <w:bookmarkStart w:id="14" w:name="_Toc227763729"/>
       <w:r>
         <w:rPr>
           <w:rFonts w:ascii="Arial" w:hAnsi="Arial" w:cs="Arial"/>
@@ -15429,41 +14676,13 @@
         <w:rPr>
           <w:rFonts w:ascii="Arial" w:hAnsi="Arial" w:cs="Arial"/>
         </w:rPr>
-        <w:t xml:space="preserve">characters in the in-line action description (all characters formatted regularly in a sentence) can be extracted using the </w:t>
-      </w:r>
-      <w:proofErr w:type="spellStart"/>
-      <w:r>
-        <w:rPr>
-          <w:rFonts w:ascii="Arial" w:hAnsi="Arial" w:cs="Arial"/>
-        </w:rPr>
-        <w:t>extractInlineName</w:t>
-      </w:r>
-      <w:proofErr w:type="spellEnd"/>
-      <w:r>
-        <w:rPr>
-          <w:rFonts w:ascii="Arial" w:hAnsi="Arial" w:cs="Arial"/>
-        </w:rPr>
-        <w:t xml:space="preserve"> method.</w:t>
-      </w:r>
-      <w:r>
-        <w:rPr>
-          <w:rFonts w:ascii="Arial" w:hAnsi="Arial" w:cs="Arial"/>
-        </w:rPr>
-        <w:t xml:space="preserve"> Similar to the speaker cue method, an </w:t>
-      </w:r>
-      <w:proofErr w:type="spellStart"/>
-      <w:r>
-        <w:rPr>
-          <w:rFonts w:ascii="Arial" w:hAnsi="Arial" w:cs="Arial"/>
-        </w:rPr>
-        <w:t>ArrayList</w:t>
-      </w:r>
-      <w:proofErr w:type="spellEnd"/>
-      <w:r>
-        <w:rPr>
-          <w:rFonts w:ascii="Arial" w:hAnsi="Arial" w:cs="Arial"/>
-        </w:rPr>
-        <w:t xml:space="preserve"> is used to store all the created characters. The system checks if the content </w:t>
+        <w:t>characters in the in-line action description (all characters formatted regularly in a sentence) can be extracted using the extractInlineName method.</w:t>
+      </w:r>
+      <w:r>
+        <w:rPr>
+          <w:rFonts w:ascii="Arial" w:hAnsi="Arial" w:cs="Arial"/>
+        </w:rPr>
+        <w:t xml:space="preserve"> Similar to the speaker cue method, an ArrayList is used to store all the created characters. The system checks if the content </w:t>
       </w:r>
       <w:r>
         <w:rPr>
@@ -15509,21 +14728,7 @@
         <w:rPr>
           <w:rFonts w:ascii="Arial" w:hAnsi="Arial" w:cs="Arial"/>
         </w:rPr>
-        <w:t xml:space="preserve">done in order to match a character cue line properly using the </w:t>
-      </w:r>
-      <w:proofErr w:type="spellStart"/>
-      <w:r>
-        <w:rPr>
-          <w:rFonts w:ascii="Arial" w:hAnsi="Arial" w:cs="Arial"/>
-        </w:rPr>
-        <w:t>isCharacterCue</w:t>
-      </w:r>
-      <w:proofErr w:type="spellEnd"/>
-      <w:r>
-        <w:rPr>
-          <w:rFonts w:ascii="Arial" w:hAnsi="Arial" w:cs="Arial"/>
-        </w:rPr>
-        <w:t xml:space="preserve"> method. The system appends to a string builder only the lines which are not character cues. </w:t>
+        <w:t xml:space="preserve">done in order to match a character cue line properly using the isCharacterCue method. The system appends to a string builder only the lines which are not character cues. </w:t>
       </w:r>
       <w:r>
         <w:rPr>
@@ -15543,35 +14748,7 @@
         <w:rPr>
           <w:rFonts w:ascii="Arial" w:hAnsi="Arial" w:cs="Arial"/>
         </w:rPr>
-        <w:t xml:space="preserve">. Additionally, the </w:t>
-      </w:r>
-      <w:proofErr w:type="spellStart"/>
-      <w:r>
-        <w:rPr>
-          <w:rFonts w:ascii="Arial" w:hAnsi="Arial" w:cs="Arial"/>
-        </w:rPr>
-        <w:t>NameFinderME</w:t>
-      </w:r>
-      <w:proofErr w:type="spellEnd"/>
-      <w:r>
-        <w:rPr>
-          <w:rFonts w:ascii="Arial" w:hAnsi="Arial" w:cs="Arial"/>
-        </w:rPr>
-        <w:t xml:space="preserve"> pre-trained model of the Apache </w:t>
-      </w:r>
-      <w:proofErr w:type="spellStart"/>
-      <w:r>
-        <w:rPr>
-          <w:rFonts w:ascii="Arial" w:hAnsi="Arial" w:cs="Arial"/>
-        </w:rPr>
-        <w:t>OpenNLP</w:t>
-      </w:r>
-      <w:proofErr w:type="spellEnd"/>
-      <w:r>
-        <w:rPr>
-          <w:rFonts w:ascii="Arial" w:hAnsi="Arial" w:cs="Arial"/>
-        </w:rPr>
-        <w:t xml:space="preserve"> library used in this method does not accurately catch most names with specific screenplay formatting.</w:t>
+        <w:t>. Additionally, the NameFinderME pre-trained model of the Apache OpenNLP library used in this method does not accurately catch most names with specific screenplay formatting.</w:t>
       </w:r>
     </w:p>
     <w:p>
@@ -15629,21 +14806,7 @@
         <w:rPr>
           <w:rFonts w:ascii="Arial" w:hAnsi="Arial" w:cs="Arial"/>
         </w:rPr>
-        <w:t xml:space="preserve"> These tokens are passed to the find method of the </w:t>
-      </w:r>
-      <w:proofErr w:type="spellStart"/>
-      <w:r>
-        <w:rPr>
-          <w:rFonts w:ascii="Arial" w:hAnsi="Arial" w:cs="Arial"/>
-        </w:rPr>
-        <w:t>NameFinderME</w:t>
-      </w:r>
-      <w:proofErr w:type="spellEnd"/>
-      <w:r>
-        <w:rPr>
-          <w:rFonts w:ascii="Arial" w:hAnsi="Arial" w:cs="Arial"/>
-        </w:rPr>
-        <w:t xml:space="preserve"> instance, and all the character predictions are stored in spans.</w:t>
+        <w:t xml:space="preserve"> These tokens are passed to the find method of the NameFinderME instance, and all the character predictions are stored in spans.</w:t>
       </w:r>
       <w:r>
         <w:rPr>
@@ -15663,14 +14826,12 @@
         </w:rPr>
         <w:t xml:space="preserve"> (</w:t>
       </w:r>
-      <w:proofErr w:type="spellStart"/>
       <w:r>
         <w:rPr>
           <w:rFonts w:ascii="Arial" w:hAnsi="Arial" w:cs="Arial"/>
         </w:rPr>
         <w:t>Tammineni</w:t>
       </w:r>
-      <w:proofErr w:type="spellEnd"/>
       <w:r>
         <w:rPr>
           <w:rFonts w:ascii="Arial" w:hAnsi="Arial" w:cs="Arial"/>
@@ -15709,41 +14870,13 @@
         <w:rPr>
           <w:rFonts w:ascii="Arial" w:hAnsi="Arial" w:cs="Arial"/>
         </w:rPr>
-        <w:t xml:space="preserve">As in previous cases, the system checks if the name is filming direction, sound, effect, etc., using the </w:t>
-      </w:r>
-      <w:proofErr w:type="spellStart"/>
-      <w:r>
-        <w:rPr>
-          <w:rFonts w:ascii="Arial" w:hAnsi="Arial" w:cs="Arial"/>
-        </w:rPr>
-        <w:t>isStopPhrase</w:t>
-      </w:r>
-      <w:proofErr w:type="spellEnd"/>
-      <w:r>
-        <w:rPr>
-          <w:rFonts w:ascii="Arial" w:hAnsi="Arial" w:cs="Arial"/>
-        </w:rPr>
-        <w:t xml:space="preserve"> helper method.</w:t>
-      </w:r>
-      <w:r>
-        <w:rPr>
-          <w:rFonts w:ascii="Arial" w:hAnsi="Arial" w:cs="Arial"/>
-        </w:rPr>
-        <w:t xml:space="preserve"> The name is uppercased so it can still check the uppercased values in the STAGE_VERBS and BLACK_LIST sets. The context snippet here works slightly differently. The spans do not output specific lines, so a string is composed of the five tokens before the candidate’s name, the name and five tokens after. The string is passed through the </w:t>
-      </w:r>
-      <w:proofErr w:type="spellStart"/>
-      <w:r>
-        <w:rPr>
-          <w:rFonts w:ascii="Arial" w:hAnsi="Arial" w:cs="Arial"/>
-        </w:rPr>
-        <w:t>safeSnippet</w:t>
-      </w:r>
-      <w:proofErr w:type="spellEnd"/>
-      <w:r>
-        <w:rPr>
-          <w:rFonts w:ascii="Arial" w:hAnsi="Arial" w:cs="Arial"/>
-        </w:rPr>
-        <w:t xml:space="preserve"> method, providing CSV-compliant text. This was used for the previous version of the project that included training a model. Currently, the context snippet can be used only for debugging purposes, but it is preserved for potential future use.</w:t>
+        <w:t>As in previous cases, the system checks if the name is filming direction, sound, effect, etc., using the isStopPhrase helper method.</w:t>
+      </w:r>
+      <w:r>
+        <w:rPr>
+          <w:rFonts w:ascii="Arial" w:hAnsi="Arial" w:cs="Arial"/>
+        </w:rPr>
+        <w:t xml:space="preserve"> The name is uppercased so it can still check the uppercased values in the STAGE_VERBS and BLACK_LIST sets. The context snippet here works slightly differently. The spans do not output specific lines, so a string is composed of the five tokens before the candidate’s name, the name and five tokens after. The string is passed through the safeSnippet method, providing CSV-compliant text. This was used for the previous version of the project that included training a model. Currently, the context snippet can be used only for debugging purposes, but it is preserved for potential future use.</w:t>
       </w:r>
     </w:p>
     <w:p>
@@ -15771,114 +14904,36 @@
         <w:rPr>
           <w:rFonts w:ascii="Arial" w:hAnsi="Arial" w:cs="Arial"/>
         </w:rPr>
-        <w:t xml:space="preserve"> The Character object is constructed with a scene integer number, a scene string number, the normalized version of the name, handled by the </w:t>
-      </w:r>
-      <w:proofErr w:type="spellStart"/>
-      <w:r>
-        <w:rPr>
-          <w:rFonts w:ascii="Arial" w:hAnsi="Arial" w:cs="Arial"/>
-        </w:rPr>
-        <w:t>normalizeNameInline</w:t>
-      </w:r>
-      <w:proofErr w:type="spellEnd"/>
-      <w:r>
-        <w:rPr>
-          <w:rFonts w:ascii="Arial" w:hAnsi="Arial" w:cs="Arial"/>
-        </w:rPr>
-        <w:t xml:space="preserve"> helper function, extraction type “NAMEFINDER_ME”, the context snippet, and the confidence score (max 1.0). The normalization is similar to the speaker-cue one – converting to readable apostrophes, collapsing spaces, removing stray leading and trailing punctuation and accidental scene numbers. The main difference is that it is converted to uppercase for easier clustering. The Character object is added to the result list, and after all matches are iterated, the </w:t>
-      </w:r>
-      <w:proofErr w:type="spellStart"/>
-      <w:r>
-        <w:rPr>
-          <w:rFonts w:ascii="Arial" w:hAnsi="Arial" w:cs="Arial"/>
-        </w:rPr>
-        <w:t>extractInlineName</w:t>
-      </w:r>
-      <w:proofErr w:type="spellEnd"/>
-      <w:r>
-        <w:rPr>
-          <w:rFonts w:ascii="Arial" w:hAnsi="Arial" w:cs="Arial"/>
-        </w:rPr>
-        <w:t xml:space="preserve"> method returns the final list.</w:t>
-      </w:r>
-    </w:p>
-    <w:p>
-      <w:pPr>
-        <w:spacing w:line="360" w:lineRule="auto"/>
-        <w:rPr>
-          <w:rFonts w:ascii="Arial" w:hAnsi="Arial" w:cs="Arial"/>
-        </w:rPr>
-      </w:pPr>
-    </w:p>
-    <w:p>
-      <w:pPr>
-        <w:spacing w:line="360" w:lineRule="auto"/>
-        <w:rPr>
-          <w:rFonts w:ascii="Arial" w:hAnsi="Arial" w:cs="Arial"/>
-        </w:rPr>
-      </w:pPr>
-      <w:r>
-        <w:rPr>
-          <w:rFonts w:ascii="Arial" w:hAnsi="Arial" w:cs="Arial"/>
-        </w:rPr>
-        <w:t xml:space="preserve">The time complexity of </w:t>
-      </w:r>
-      <w:proofErr w:type="spellStart"/>
-      <w:r>
-        <w:rPr>
-          <w:rFonts w:ascii="Arial" w:hAnsi="Arial" w:cs="Arial"/>
-        </w:rPr>
-        <w:t>extractInlineName</w:t>
-      </w:r>
-      <w:proofErr w:type="spellEnd"/>
-      <w:r>
-        <w:rPr>
-          <w:rFonts w:ascii="Arial" w:hAnsi="Arial" w:cs="Arial"/>
-        </w:rPr>
-        <w:t>(</w:t>
-      </w:r>
-      <w:r>
-        <w:rPr>
-          <w:rFonts w:ascii="Arial" w:hAnsi="Arial" w:cs="Arial"/>
-        </w:rPr>
-        <w:t xml:space="preserve">String content, Scene </w:t>
-      </w:r>
-      <w:proofErr w:type="spellStart"/>
-      <w:r>
-        <w:rPr>
-          <w:rFonts w:ascii="Arial" w:hAnsi="Arial" w:cs="Arial"/>
-        </w:rPr>
-        <w:t>scene</w:t>
-      </w:r>
-      <w:proofErr w:type="spellEnd"/>
-      <w:r>
-        <w:rPr>
-          <w:rFonts w:ascii="Arial" w:hAnsi="Arial" w:cs="Arial"/>
-        </w:rPr>
-        <w:t xml:space="preserve">, </w:t>
-      </w:r>
-      <w:proofErr w:type="spellStart"/>
-      <w:r>
-        <w:rPr>
-          <w:rFonts w:ascii="Arial" w:hAnsi="Arial" w:cs="Arial"/>
-        </w:rPr>
-        <w:t>NameFinderME</w:t>
-      </w:r>
-      <w:proofErr w:type="spellEnd"/>
-      <w:r>
-        <w:rPr>
-          <w:rFonts w:ascii="Arial" w:hAnsi="Arial" w:cs="Arial"/>
-        </w:rPr>
-        <w:t xml:space="preserve"> </w:t>
-      </w:r>
-      <w:proofErr w:type="spellStart"/>
-      <w:r>
-        <w:rPr>
-          <w:rFonts w:ascii="Arial" w:hAnsi="Arial" w:cs="Arial"/>
-        </w:rPr>
-        <w:t>nameFinder</w:t>
-      </w:r>
-      <w:proofErr w:type="spellEnd"/>
+        <w:t xml:space="preserve"> The Character object is constructed with a scene integer number, a scene string number, the normalized version of the name, handled by the normalizeNameInline helper function, extraction type “NAMEFINDER_ME”, the context snippet, and the confidence score (max 1.0). The normalization is similar to the speaker-cue one – converting to readable apostrophes, collapsing spaces, removing stray leading and trailing punctuation and accidental scene numbers. The main difference is that it is converted to uppercase for easier clustering. The Character object is added to the result list, and after all matches are iterated, the extractInlineName method returns the final list.</w:t>
+      </w:r>
+    </w:p>
+    <w:p>
+      <w:pPr>
+        <w:spacing w:line="360" w:lineRule="auto"/>
+        <w:rPr>
+          <w:rFonts w:ascii="Arial" w:hAnsi="Arial" w:cs="Arial"/>
+        </w:rPr>
+      </w:pPr>
+    </w:p>
+    <w:p>
+      <w:pPr>
+        <w:spacing w:line="360" w:lineRule="auto"/>
+        <w:rPr>
+          <w:rFonts w:ascii="Arial" w:hAnsi="Arial" w:cs="Arial"/>
+        </w:rPr>
+      </w:pPr>
+      <w:r>
+        <w:rPr>
+          <w:rFonts w:ascii="Arial" w:hAnsi="Arial" w:cs="Arial"/>
+        </w:rPr>
+        <w:t>The time complexity of extractInlineName(</w:t>
+      </w:r>
+      <w:r>
+        <w:rPr>
+          <w:rFonts w:ascii="Arial" w:hAnsi="Arial" w:cs="Arial"/>
+        </w:rPr>
+        <w:t>String content, Scene scene, NameFinderME nameFinder</w:t>
+      </w:r>
       <w:r>
         <w:rPr>
           <w:rFonts w:ascii="Arial" w:hAnsi="Arial" w:cs="Arial"/>
@@ -15889,21 +14944,7 @@
         <w:rPr>
           <w:rFonts w:ascii="Arial" w:hAnsi="Arial" w:cs="Arial"/>
         </w:rPr>
-        <w:t xml:space="preserve">. Even though there is line tokenization in </w:t>
-      </w:r>
-      <w:proofErr w:type="spellStart"/>
-      <w:r>
-        <w:rPr>
-          <w:rFonts w:ascii="Arial" w:hAnsi="Arial" w:cs="Arial"/>
-        </w:rPr>
-        <w:t>isCharacterCue</w:t>
-      </w:r>
-      <w:proofErr w:type="spellEnd"/>
-      <w:r>
-        <w:rPr>
-          <w:rFonts w:ascii="Arial" w:hAnsi="Arial" w:cs="Arial"/>
-        </w:rPr>
-        <w:t>(String line), called inside the line loop, this makes their time complexity O(T)</w:t>
+        <w:t>. Even though there is line tokenization in isCharacterCue(String line), called inside the line loop, this makes their time complexity O(T)</w:t>
       </w:r>
       <w:r>
         <w:rPr>
@@ -15945,20 +14986,12 @@
           <w:rFonts w:ascii="Arial" w:hAnsi="Arial" w:cs="Arial"/>
         </w:rPr>
       </w:pPr>
-      <w:proofErr w:type="spellStart"/>
       <w:r>
         <w:rPr>
           <w:rFonts w:ascii="Arial" w:hAnsi="Arial" w:cs="Arial"/>
         </w:rPr>
         <w:lastRenderedPageBreak/>
-        <w:t>NameFinderME’s</w:t>
-      </w:r>
-      <w:proofErr w:type="spellEnd"/>
-      <w:r>
-        <w:rPr>
-          <w:rFonts w:ascii="Arial" w:hAnsi="Arial" w:cs="Arial"/>
-        </w:rPr>
-        <w:t xml:space="preserve"> time complexity and the snap loop one are both also O(T). </w:t>
+        <w:t xml:space="preserve">NameFinderME’s time complexity and the snap loop one are both also O(T). </w:t>
       </w:r>
       <w:r>
         <w:rPr>
@@ -15998,7 +15031,7 @@
           <w:color w:val="auto"/>
         </w:rPr>
       </w:pPr>
-      <w:bookmarkStart w:id="15" w:name="_Toc227713357"/>
+      <w:bookmarkStart w:id="15" w:name="_Toc227763730"/>
       <w:r>
         <w:rPr>
           <w:rFonts w:ascii="Arial" w:hAnsi="Arial" w:cs="Arial"/>
@@ -16136,14 +15169,12 @@
         </w:rPr>
         <w:t xml:space="preserve"> (</w:t>
       </w:r>
-      <w:proofErr w:type="spellStart"/>
       <w:r>
         <w:rPr>
           <w:rFonts w:ascii="Arial" w:hAnsi="Arial" w:cs="Arial"/>
         </w:rPr>
         <w:t>Jurafsky</w:t>
       </w:r>
-      <w:proofErr w:type="spellEnd"/>
       <w:r>
         <w:rPr>
           <w:rFonts w:ascii="Arial" w:hAnsi="Arial" w:cs="Arial"/>
@@ -16176,21 +15207,7 @@
         <w:rPr>
           <w:rFonts w:ascii="Arial" w:hAnsi="Arial" w:cs="Arial"/>
         </w:rPr>
-        <w:t xml:space="preserve">For both scenarios, the algorithm creates an </w:t>
-      </w:r>
-      <w:proofErr w:type="spellStart"/>
-      <w:r>
-        <w:rPr>
-          <w:rFonts w:ascii="Arial" w:hAnsi="Arial" w:cs="Arial"/>
-        </w:rPr>
-        <w:t>ArrayList</w:t>
-      </w:r>
-      <w:proofErr w:type="spellEnd"/>
-      <w:r>
-        <w:rPr>
-          <w:rFonts w:ascii="Arial" w:hAnsi="Arial" w:cs="Arial"/>
-        </w:rPr>
-        <w:t xml:space="preserve"> to store the result</w:t>
+        <w:t>For both scenarios, the algorithm creates an ArrayList to store the result</w:t>
       </w:r>
       <w:r>
         <w:rPr>
@@ -16233,7 +15250,7 @@
           <w:color w:val="auto"/>
         </w:rPr>
       </w:pPr>
-      <w:bookmarkStart w:id="16" w:name="_Toc227713358"/>
+      <w:bookmarkStart w:id="16" w:name="_Toc227763731"/>
       <w:r>
         <w:rPr>
           <w:rFonts w:ascii="Arial" w:hAnsi="Arial" w:cs="Arial"/>
@@ -16307,14 +15324,12 @@
         </w:rPr>
         <w:t xml:space="preserve"> (</w:t>
       </w:r>
-      <w:proofErr w:type="spellStart"/>
       <w:r>
         <w:rPr>
           <w:rFonts w:ascii="Arial" w:hAnsi="Arial" w:cs="Arial"/>
         </w:rPr>
         <w:t>Jurafsky</w:t>
       </w:r>
-      <w:proofErr w:type="spellEnd"/>
       <w:r>
         <w:rPr>
           <w:rFonts w:ascii="Arial" w:hAnsi="Arial" w:cs="Arial"/>
@@ -16325,35 +15340,7 @@
         <w:rPr>
           <w:rFonts w:ascii="Arial" w:hAnsi="Arial" w:cs="Arial"/>
         </w:rPr>
-        <w:t xml:space="preserve">. It matches the name to the appropriate part of the regex and trims it, saving it to a local candidate name variable. The system normalizes it, using the uppercased normalizer method – </w:t>
-      </w:r>
-      <w:proofErr w:type="spellStart"/>
-      <w:r>
-        <w:rPr>
-          <w:rFonts w:ascii="Arial" w:hAnsi="Arial" w:cs="Arial"/>
-        </w:rPr>
-        <w:t>normalizeName</w:t>
-      </w:r>
-      <w:proofErr w:type="spellEnd"/>
-      <w:r>
-        <w:rPr>
-          <w:rFonts w:ascii="Arial" w:hAnsi="Arial" w:cs="Arial"/>
-        </w:rPr>
-        <w:t xml:space="preserve">. It checks for any non-name words in the </w:t>
-      </w:r>
-      <w:proofErr w:type="spellStart"/>
-      <w:r>
-        <w:rPr>
-          <w:rFonts w:ascii="Arial" w:hAnsi="Arial" w:cs="Arial"/>
-        </w:rPr>
-        <w:t>isStopPhrase</w:t>
-      </w:r>
-      <w:proofErr w:type="spellEnd"/>
-      <w:r>
-        <w:rPr>
-          <w:rFonts w:ascii="Arial" w:hAnsi="Arial" w:cs="Arial"/>
-        </w:rPr>
-        <w:t xml:space="preserve"> helper function, checking the STAGE_VERBS and the BLACK_LIST sets as before. The confidence is boosted by the name-fi</w:t>
+        <w:t>. It matches the name to the appropriate part of the regex and trims it, saving it to a local candidate name variable. The system normalizes it, using the uppercased normalizer method – normalizeName. It checks for any non-name words in the isStopPhrase helper function, checking the STAGE_VERBS and the BLACK_LIST sets as before. The confidence is boosted by the name-fi</w:t>
       </w:r>
       <w:r>
         <w:rPr>
@@ -16418,21 +15405,7 @@
         <w:rPr>
           <w:rFonts w:ascii="Arial" w:hAnsi="Arial" w:cs="Arial"/>
         </w:rPr>
-        <w:t xml:space="preserve">at 1.0. It is added to the </w:t>
-      </w:r>
-      <w:proofErr w:type="spellStart"/>
-      <w:r>
-        <w:rPr>
-          <w:rFonts w:ascii="Arial" w:hAnsi="Arial" w:cs="Arial"/>
-        </w:rPr>
-        <w:t>arrayList</w:t>
-      </w:r>
-      <w:proofErr w:type="spellEnd"/>
-      <w:r>
-        <w:rPr>
-          <w:rFonts w:ascii="Arial" w:hAnsi="Arial" w:cs="Arial"/>
-        </w:rPr>
-        <w:t xml:space="preserve"> with all successful matches.</w:t>
+        <w:t>at 1.0. It is added to the arrayList with all successful matches.</w:t>
       </w:r>
       <w:r>
         <w:rPr>
@@ -16464,7 +15437,7 @@
           <w:color w:val="auto"/>
         </w:rPr>
       </w:pPr>
-      <w:bookmarkStart w:id="17" w:name="_Toc227713359"/>
+      <w:bookmarkStart w:id="17" w:name="_Toc227763732"/>
       <w:r>
         <w:rPr>
           <w:rFonts w:ascii="Arial" w:hAnsi="Arial" w:cs="Arial"/>
@@ -16544,14 +15517,12 @@
         </w:rPr>
         <w:t xml:space="preserve"> (</w:t>
       </w:r>
-      <w:proofErr w:type="spellStart"/>
       <w:r>
         <w:rPr>
           <w:rFonts w:ascii="Arial" w:hAnsi="Arial" w:cs="Arial"/>
         </w:rPr>
         <w:t>Jurafsky</w:t>
       </w:r>
-      <w:proofErr w:type="spellEnd"/>
       <w:r>
         <w:rPr>
           <w:rFonts w:ascii="Arial" w:hAnsi="Arial" w:cs="Arial"/>
@@ -16636,21 +15607,7 @@
         <w:rPr>
           <w:rFonts w:ascii="Arial" w:hAnsi="Arial" w:cs="Arial"/>
         </w:rPr>
-        <w:t xml:space="preserve">The time complexity of the whole </w:t>
-      </w:r>
-      <w:proofErr w:type="spellStart"/>
-      <w:r>
-        <w:rPr>
-          <w:rFonts w:ascii="Arial" w:hAnsi="Arial" w:cs="Arial"/>
-        </w:rPr>
-        <w:t>extractIntroCharacter</w:t>
-      </w:r>
-      <w:proofErr w:type="spellEnd"/>
-      <w:r>
-        <w:rPr>
-          <w:rFonts w:ascii="Arial" w:hAnsi="Arial" w:cs="Arial"/>
-        </w:rPr>
-        <w:t xml:space="preserve"> </w:t>
+        <w:t xml:space="preserve">The time complexity of the whole extractIntroCharacter </w:t>
       </w:r>
       <w:r>
         <w:rPr>
@@ -16712,7 +15669,7 @@
           <w:color w:val="auto"/>
         </w:rPr>
       </w:pPr>
-      <w:bookmarkStart w:id="18" w:name="_Toc227713360"/>
+      <w:bookmarkStart w:id="18" w:name="_Toc227763733"/>
       <w:r>
         <w:rPr>
           <w:rFonts w:ascii="Arial" w:hAnsi="Arial" w:cs="Arial"/>
@@ -16789,23 +15746,13 @@
         </w:rPr>
         <w:t xml:space="preserve">The root node acts as a starting point and does not store any characters (as in letters). A map is created to connect a character (letter) to its next node in the tree. A Boolean </w:t>
       </w:r>
-      <w:proofErr w:type="spellStart"/>
       <w:r>
         <w:rPr>
           <w:rFonts w:ascii="Arial" w:hAnsi="Arial" w:cs="Arial"/>
           <w:i/>
           <w:iCs/>
         </w:rPr>
-        <w:t>isWord</w:t>
-      </w:r>
-      <w:proofErr w:type="spellEnd"/>
-      <w:r>
-        <w:rPr>
-          <w:rFonts w:ascii="Arial" w:hAnsi="Arial" w:cs="Arial"/>
-          <w:i/>
-          <w:iCs/>
-        </w:rPr>
-        <w:t xml:space="preserve"> </w:t>
+        <w:t xml:space="preserve">isWord </w:t>
       </w:r>
       <w:r>
         <w:rPr>
@@ -17028,7 +15975,6 @@
         </w:rPr>
         <w:t xml:space="preserve">, the system loops through each letter of the inserted word. First, the root node has no characters associated with it, and its </w:t>
       </w:r>
-      <w:proofErr w:type="spellStart"/>
       <w:r>
         <w:rPr>
           <w:rFonts w:ascii="Arial" w:hAnsi="Arial" w:cs="Arial"/>
@@ -17037,7 +15983,6 @@
         </w:rPr>
         <w:t>isWord</w:t>
       </w:r>
-      <w:proofErr w:type="spellEnd"/>
       <w:r>
         <w:rPr>
           <w:rFonts w:ascii="Arial" w:hAnsi="Arial" w:cs="Arial"/>
@@ -17058,29 +16003,57 @@
         </w:rPr>
         <w:t xml:space="preserve">. Then, each character is sequentially processed. If the character has not already occurred in the Trie, a new node is attached to and returned. If the character already exists, the system returns it. The Trie structure uses common prefixes and stores fewer characters. After the last character, the node is marked with </w:t>
       </w:r>
-      <w:proofErr w:type="spellStart"/>
       <w:r>
         <w:rPr>
           <w:rFonts w:ascii="Arial" w:hAnsi="Arial" w:cs="Arial"/>
           <w:i/>
           <w:iCs/>
         </w:rPr>
-        <w:t>isWord</w:t>
-      </w:r>
-      <w:proofErr w:type="spellEnd"/>
+        <w:t xml:space="preserve">isWord </w:t>
+      </w:r>
+      <w:r>
+        <w:rPr>
+          <w:rFonts w:ascii="Arial" w:hAnsi="Arial" w:cs="Arial"/>
+        </w:rPr>
+        <w:t xml:space="preserve">being </w:t>
+      </w:r>
       <w:r>
         <w:rPr>
           <w:rFonts w:ascii="Arial" w:hAnsi="Arial" w:cs="Arial"/>
           <w:i/>
           <w:iCs/>
         </w:rPr>
-        <w:t xml:space="preserve"> </w:t>
-      </w:r>
-      <w:r>
-        <w:rPr>
-          <w:rFonts w:ascii="Arial" w:hAnsi="Arial" w:cs="Arial"/>
-        </w:rPr>
-        <w:t xml:space="preserve">being </w:t>
+        <w:t>true</w:t>
+      </w:r>
+      <w:r>
+        <w:rPr>
+          <w:rFonts w:ascii="Arial" w:hAnsi="Arial" w:cs="Arial"/>
+        </w:rPr>
+        <w:t>. The time complexity of this operation is O(n), where n is the length of the word to insert, and the auxiliary space it takes is O(n) as well</w:t>
+      </w:r>
+      <w:r>
+        <w:rPr>
+          <w:rFonts w:ascii="Arial" w:hAnsi="Arial" w:cs="Arial"/>
+        </w:rPr>
+        <w:t xml:space="preserve"> (</w:t>
+      </w:r>
+      <w:r>
+        <w:rPr>
+          <w:rFonts w:ascii="Arial" w:hAnsi="Arial" w:cs="Arial"/>
+        </w:rPr>
+        <w:t>VR</w:t>
+      </w:r>
+      <w:r>
+        <w:rPr>
+          <w:rFonts w:ascii="Arial" w:hAnsi="Arial" w:cs="Arial"/>
+        </w:rPr>
+        <w:t>)</w:t>
+      </w:r>
+      <w:r>
+        <w:rPr>
+          <w:rFonts w:ascii="Arial" w:hAnsi="Arial" w:cs="Arial"/>
+        </w:rPr>
+        <w:t xml:space="preserve">. Here is an example of inserting </w:t>
       </w:r>
       <w:r>
         <w:rPr>
@@ -17088,37 +16061,13 @@
           <w:i/>
           <w:iCs/>
         </w:rPr>
-        <w:t>true</w:t>
-      </w:r>
-      <w:r>
-        <w:rPr>
-          <w:rFonts w:ascii="Arial" w:hAnsi="Arial" w:cs="Arial"/>
-        </w:rPr>
-        <w:t>. The time complexity of this operation is O(n), where n is the length of the word to insert, and the auxiliary space it takes is O(n) as well</w:t>
-      </w:r>
-      <w:r>
-        <w:rPr>
-          <w:rFonts w:ascii="Arial" w:hAnsi="Arial" w:cs="Arial"/>
-        </w:rPr>
-        <w:t xml:space="preserve"> (</w:t>
-      </w:r>
-      <w:r>
-        <w:rPr>
-          <w:rFonts w:ascii="Arial" w:hAnsi="Arial" w:cs="Arial"/>
-        </w:rPr>
-        <w:t>VR</w:t>
-      </w:r>
-      <w:r>
-        <w:rPr>
-          <w:rFonts w:ascii="Arial" w:hAnsi="Arial" w:cs="Arial"/>
-        </w:rPr>
-        <w:t>)</w:t>
-      </w:r>
-      <w:r>
-        <w:rPr>
-          <w:rFonts w:ascii="Arial" w:hAnsi="Arial" w:cs="Arial"/>
-        </w:rPr>
-        <w:t xml:space="preserve">. Here is an example of inserting </w:t>
+        <w:t xml:space="preserve">Mary </w:t>
+      </w:r>
+      <w:r>
+        <w:rPr>
+          <w:rFonts w:ascii="Arial" w:hAnsi="Arial" w:cs="Arial"/>
+        </w:rPr>
+        <w:t xml:space="preserve">and </w:t>
       </w:r>
       <w:r>
         <w:rPr>
@@ -17126,13 +16075,43 @@
           <w:i/>
           <w:iCs/>
         </w:rPr>
-        <w:t xml:space="preserve">Mary </w:t>
-      </w:r>
-      <w:r>
-        <w:rPr>
-          <w:rFonts w:ascii="Arial" w:hAnsi="Arial" w:cs="Arial"/>
-        </w:rPr>
-        <w:t xml:space="preserve">and </w:t>
+        <w:t>Mari:</w:t>
+      </w:r>
+    </w:p>
+    <w:p>
+      <w:pPr>
+        <w:spacing w:line="360" w:lineRule="auto"/>
+        <w:ind w:left="720"/>
+        <w:jc w:val="both"/>
+        <w:rPr>
+          <w:rFonts w:ascii="Arial" w:hAnsi="Arial" w:cs="Arial"/>
+          <w:noProof/>
+        </w:rPr>
+      </w:pPr>
+    </w:p>
+    <w:p>
+      <w:pPr>
+        <w:spacing w:line="360" w:lineRule="auto"/>
+        <w:ind w:left="720"/>
+        <w:jc w:val="both"/>
+        <w:rPr>
+          <w:rFonts w:ascii="Arial" w:hAnsi="Arial" w:cs="Arial"/>
+        </w:rPr>
+      </w:pPr>
+    </w:p>
+    <w:p>
+      <w:pPr>
+        <w:spacing w:line="360" w:lineRule="auto"/>
+        <w:jc w:val="both"/>
+        <w:rPr>
+          <w:rFonts w:ascii="Arial" w:hAnsi="Arial" w:cs="Arial"/>
+        </w:rPr>
+      </w:pPr>
+      <w:r>
+        <w:rPr>
+          <w:rFonts w:ascii="Arial" w:hAnsi="Arial" w:cs="Arial"/>
+        </w:rPr>
+        <w:t xml:space="preserve">In the </w:t>
       </w:r>
       <w:r>
         <w:rPr>
@@ -17140,43 +16119,25 @@
           <w:i/>
           <w:iCs/>
         </w:rPr>
-        <w:t>Mari:</w:t>
-      </w:r>
-    </w:p>
-    <w:p>
-      <w:pPr>
-        <w:spacing w:line="360" w:lineRule="auto"/>
-        <w:ind w:left="720"/>
-        <w:jc w:val="both"/>
-        <w:rPr>
-          <w:rFonts w:ascii="Arial" w:hAnsi="Arial" w:cs="Arial"/>
-          <w:noProof/>
-        </w:rPr>
-      </w:pPr>
-    </w:p>
-    <w:p>
-      <w:pPr>
-        <w:spacing w:line="360" w:lineRule="auto"/>
-        <w:ind w:left="720"/>
-        <w:jc w:val="both"/>
-        <w:rPr>
-          <w:rFonts w:ascii="Arial" w:hAnsi="Arial" w:cs="Arial"/>
-        </w:rPr>
-      </w:pPr>
-    </w:p>
-    <w:p>
-      <w:pPr>
-        <w:spacing w:line="360" w:lineRule="auto"/>
-        <w:jc w:val="both"/>
-        <w:rPr>
-          <w:rFonts w:ascii="Arial" w:hAnsi="Arial" w:cs="Arial"/>
-        </w:rPr>
-      </w:pPr>
-      <w:r>
-        <w:rPr>
-          <w:rFonts w:ascii="Arial" w:hAnsi="Arial" w:cs="Arial"/>
-        </w:rPr>
-        <w:t xml:space="preserve">In the </w:t>
+        <w:t>contain</w:t>
+      </w:r>
+      <w:r>
+        <w:rPr>
+          <w:rFonts w:ascii="Arial" w:hAnsi="Arial" w:cs="Arial"/>
+        </w:rPr>
+        <w:t xml:space="preserve"> </w:t>
+      </w:r>
+      <w:r>
+        <w:rPr>
+          <w:rFonts w:ascii="Arial" w:hAnsi="Arial" w:cs="Arial"/>
+        </w:rPr>
+        <w:t>method</w:t>
+      </w:r>
+      <w:r>
+        <w:rPr>
+          <w:rFonts w:ascii="Arial" w:hAnsi="Arial" w:cs="Arial"/>
+        </w:rPr>
+        <w:t xml:space="preserve">, we check whether the character name is in the Trie structure. The software starts at the root of the prefix tree. It checks if any of its child nodes will match the first character of the name. If true, it moves to the next node and iterates through the following name characters. In case there is no child match for a character, it returns </w:t>
       </w:r>
       <w:r>
         <w:rPr>
@@ -17184,25 +16145,13 @@
           <w:i/>
           <w:iCs/>
         </w:rPr>
-        <w:t>contain</w:t>
-      </w:r>
-      <w:r>
-        <w:rPr>
-          <w:rFonts w:ascii="Arial" w:hAnsi="Arial" w:cs="Arial"/>
-        </w:rPr>
-        <w:t xml:space="preserve"> </w:t>
-      </w:r>
-      <w:r>
-        <w:rPr>
-          <w:rFonts w:ascii="Arial" w:hAnsi="Arial" w:cs="Arial"/>
-        </w:rPr>
-        <w:t>method</w:t>
-      </w:r>
-      <w:r>
-        <w:rPr>
-          <w:rFonts w:ascii="Arial" w:hAnsi="Arial" w:cs="Arial"/>
-        </w:rPr>
-        <w:t xml:space="preserve">, we check whether the character name is in the Trie structure. The software starts at the root of the prefix tree. It checks if any of its child nodes will match the first character of the name. If true, it moves to the next node and iterates through the following name characters. In case there is no child match for a character, it returns </w:t>
+        <w:t>false</w:t>
+      </w:r>
+      <w:r>
+        <w:rPr>
+          <w:rFonts w:ascii="Arial" w:hAnsi="Arial" w:cs="Arial"/>
+        </w:rPr>
+        <w:t xml:space="preserve"> and stops the search. After there are no characters left in the name and all characters have been matched, </w:t>
       </w:r>
       <w:r>
         <w:rPr>
@@ -17210,13 +16159,13 @@
           <w:i/>
           <w:iCs/>
         </w:rPr>
-        <w:t>false</w:t>
-      </w:r>
-      <w:r>
-        <w:rPr>
-          <w:rFonts w:ascii="Arial" w:hAnsi="Arial" w:cs="Arial"/>
-        </w:rPr>
-        <w:t xml:space="preserve"> and stops the search. After there are no characters left in the name and all characters have been matched, </w:t>
+        <w:t>Big Break!</w:t>
+      </w:r>
+      <w:r>
+        <w:rPr>
+          <w:rFonts w:ascii="Arial" w:hAnsi="Arial" w:cs="Arial"/>
+        </w:rPr>
+        <w:t xml:space="preserve"> checks if the last node reached in the Trie is marked by </w:t>
       </w:r>
       <w:r>
         <w:rPr>
@@ -17224,31 +16173,7 @@
           <w:i/>
           <w:iCs/>
         </w:rPr>
-        <w:t>Big Break!</w:t>
-      </w:r>
-      <w:r>
-        <w:rPr>
-          <w:rFonts w:ascii="Arial" w:hAnsi="Arial" w:cs="Arial"/>
-        </w:rPr>
-        <w:t xml:space="preserve"> checks if the last node reached in the Trie is marked by </w:t>
-      </w:r>
-      <w:proofErr w:type="spellStart"/>
-      <w:r>
-        <w:rPr>
-          <w:rFonts w:ascii="Arial" w:hAnsi="Arial" w:cs="Arial"/>
-          <w:i/>
-          <w:iCs/>
-        </w:rPr>
-        <w:t>isWord</w:t>
-      </w:r>
-      <w:proofErr w:type="spellEnd"/>
-      <w:r>
-        <w:rPr>
-          <w:rFonts w:ascii="Arial" w:hAnsi="Arial" w:cs="Arial"/>
-          <w:i/>
-          <w:iCs/>
-        </w:rPr>
-        <w:t xml:space="preserve"> = true</w:t>
+        <w:t>isWord = true</w:t>
       </w:r>
       <w:r>
         <w:rPr>
@@ -17348,7 +16273,7 @@
           <w:color w:val="auto"/>
         </w:rPr>
       </w:pPr>
-      <w:bookmarkStart w:id="19" w:name="_Toc227713361"/>
+      <w:bookmarkStart w:id="19" w:name="_Toc227763734"/>
       <w:r>
         <w:rPr>
           <w:rFonts w:ascii="Arial" w:hAnsi="Arial" w:cs="Arial"/>
@@ -17387,21 +16312,7 @@
         <w:rPr>
           <w:rFonts w:ascii="Arial" w:hAnsi="Arial" w:cs="Arial"/>
         </w:rPr>
-        <w:t xml:space="preserve">n </w:t>
-      </w:r>
-      <w:proofErr w:type="spellStart"/>
-      <w:r>
-        <w:rPr>
-          <w:rFonts w:ascii="Arial" w:hAnsi="Arial" w:cs="Arial"/>
-        </w:rPr>
-        <w:t>CharacterClusterer</w:t>
-      </w:r>
-      <w:proofErr w:type="spellEnd"/>
-      <w:r>
-        <w:rPr>
-          <w:rFonts w:ascii="Arial" w:hAnsi="Arial" w:cs="Arial"/>
-        </w:rPr>
-        <w:t xml:space="preserve"> class, </w:t>
+        <w:t xml:space="preserve">n CharacterClusterer class, </w:t>
       </w:r>
       <w:r>
         <w:rPr>
@@ -17509,89 +16420,19 @@
         <w:rPr>
           <w:rFonts w:ascii="Arial" w:hAnsi="Arial" w:cs="Arial"/>
         </w:rPr>
-        <w:t xml:space="preserve">The clustering starts in the </w:t>
-      </w:r>
-      <w:proofErr w:type="spellStart"/>
-      <w:r>
-        <w:rPr>
-          <w:rFonts w:ascii="Arial" w:hAnsi="Arial" w:cs="Arial"/>
-        </w:rPr>
-        <w:t>buildCanonicalMap</w:t>
-      </w:r>
-      <w:proofErr w:type="spellEnd"/>
-      <w:r>
-        <w:rPr>
-          <w:rFonts w:ascii="Arial" w:hAnsi="Arial" w:cs="Arial"/>
-        </w:rPr>
-        <w:t>(</w:t>
-      </w:r>
-      <w:proofErr w:type="spellStart"/>
-      <w:r>
-        <w:rPr>
-          <w:rFonts w:ascii="Arial" w:hAnsi="Arial" w:cs="Arial"/>
-        </w:rPr>
-        <w:t>LinkedHashSet</w:t>
-      </w:r>
-      <w:proofErr w:type="spellEnd"/>
-      <w:r>
-        <w:rPr>
-          <w:rFonts w:ascii="Arial" w:hAnsi="Arial" w:cs="Arial"/>
-        </w:rPr>
-        <w:t xml:space="preserve"> &lt;String&gt; </w:t>
-      </w:r>
-      <w:proofErr w:type="spellStart"/>
-      <w:r>
-        <w:rPr>
-          <w:rFonts w:ascii="Arial" w:hAnsi="Arial" w:cs="Arial"/>
-        </w:rPr>
-        <w:t>rawNames</w:t>
-      </w:r>
-      <w:proofErr w:type="spellEnd"/>
-      <w:r>
-        <w:rPr>
-          <w:rFonts w:ascii="Arial" w:hAnsi="Arial" w:cs="Arial"/>
-        </w:rPr>
-        <w:t>).</w:t>
-      </w:r>
-      <w:r>
-        <w:rPr>
-          <w:rFonts w:ascii="Arial" w:hAnsi="Arial" w:cs="Arial"/>
-        </w:rPr>
-        <w:t xml:space="preserve"> Checks are conducted to ensure the </w:t>
-      </w:r>
-      <w:proofErr w:type="spellStart"/>
-      <w:r>
-        <w:rPr>
-          <w:rFonts w:ascii="Arial" w:hAnsi="Arial" w:cs="Arial"/>
-        </w:rPr>
-        <w:t>rawNames</w:t>
-      </w:r>
-      <w:proofErr w:type="spellEnd"/>
-      <w:r>
-        <w:rPr>
-          <w:rFonts w:ascii="Arial" w:hAnsi="Arial" w:cs="Arial"/>
-        </w:rPr>
-        <w:t xml:space="preserve"> set is not empty or null. </w:t>
-      </w:r>
-      <w:r>
-        <w:rPr>
-          <w:rFonts w:ascii="Arial" w:hAnsi="Arial" w:cs="Arial"/>
-        </w:rPr>
-        <w:t xml:space="preserve">The </w:t>
-      </w:r>
-      <w:proofErr w:type="spellStart"/>
-      <w:r>
-        <w:rPr>
-          <w:rFonts w:ascii="Arial" w:hAnsi="Arial" w:cs="Arial"/>
-        </w:rPr>
-        <w:t>LinkedHashSet</w:t>
-      </w:r>
-      <w:proofErr w:type="spellEnd"/>
-      <w:r>
-        <w:rPr>
-          <w:rFonts w:ascii="Arial" w:hAnsi="Arial" w:cs="Arial"/>
-        </w:rPr>
-        <w:t xml:space="preserve"> of raw character names is</w:t>
+        <w:t>The clustering starts in the buildCanonicalMap(LinkedHashSet &lt;String&gt; rawNames).</w:t>
+      </w:r>
+      <w:r>
+        <w:rPr>
+          <w:rFonts w:ascii="Arial" w:hAnsi="Arial" w:cs="Arial"/>
+        </w:rPr>
+        <w:t xml:space="preserve"> Checks are conducted to ensure the rawNames set is not empty or null. </w:t>
+      </w:r>
+      <w:r>
+        <w:rPr>
+          <w:rFonts w:ascii="Arial" w:hAnsi="Arial" w:cs="Arial"/>
+        </w:rPr>
+        <w:t>The LinkedHashSet of raw character names is</w:t>
       </w:r>
       <w:r>
         <w:rPr>
@@ -17603,21 +16444,7 @@
         <w:rPr>
           <w:rFonts w:ascii="Arial" w:hAnsi="Arial" w:cs="Arial"/>
         </w:rPr>
-        <w:t xml:space="preserve"> converted into an </w:t>
-      </w:r>
-      <w:proofErr w:type="spellStart"/>
-      <w:r>
-        <w:rPr>
-          <w:rFonts w:ascii="Arial" w:hAnsi="Arial" w:cs="Arial"/>
-        </w:rPr>
-        <w:t>ArrayList</w:t>
-      </w:r>
-      <w:proofErr w:type="spellEnd"/>
-      <w:r>
-        <w:rPr>
-          <w:rFonts w:ascii="Arial" w:hAnsi="Arial" w:cs="Arial"/>
-        </w:rPr>
-        <w:t xml:space="preserve"> to</w:t>
+        <w:t xml:space="preserve"> converted into an ArrayList to</w:t>
       </w:r>
       <w:r>
         <w:rPr>
@@ -17762,19 +16589,11 @@
         <w:lastRenderedPageBreak/>
         <w:t xml:space="preserve">The Union-Find object instance is created by calling its constructor on the size of the </w:t>
       </w:r>
-      <w:proofErr w:type="spellStart"/>
-      <w:r>
-        <w:rPr>
-          <w:rFonts w:ascii="Arial" w:hAnsi="Arial" w:cs="Arial"/>
-        </w:rPr>
-        <w:t>ArrayList</w:t>
-      </w:r>
-      <w:proofErr w:type="spellEnd"/>
-      <w:r>
-        <w:rPr>
-          <w:rFonts w:ascii="Arial" w:hAnsi="Arial" w:cs="Arial"/>
-        </w:rPr>
-        <w:t xml:space="preserve">. As explained in the </w:t>
+      <w:r>
+        <w:rPr>
+          <w:rFonts w:ascii="Arial" w:hAnsi="Arial" w:cs="Arial"/>
+        </w:rPr>
+        <w:t xml:space="preserve">ArrayList. As explained in the </w:t>
       </w:r>
       <w:hyperlink w:anchor="_Union-Find_(Disjoint_Set" w:history="1">
         <w:r>
@@ -17898,19 +16717,11 @@
         </w:rPr>
         <w:t xml:space="preserve"> inaccurately by the </w:t>
       </w:r>
-      <w:proofErr w:type="spellStart"/>
-      <w:r>
-        <w:rPr>
-          <w:rFonts w:ascii="Arial" w:hAnsi="Arial" w:cs="Arial"/>
-        </w:rPr>
-        <w:t>Levenshtein</w:t>
-      </w:r>
-      <w:proofErr w:type="spellEnd"/>
-      <w:r>
-        <w:rPr>
-          <w:rFonts w:ascii="Arial" w:hAnsi="Arial" w:cs="Arial"/>
-        </w:rPr>
-        <w:t xml:space="preserve"> (edit) distance</w:t>
+      <w:r>
+        <w:rPr>
+          <w:rFonts w:ascii="Arial" w:hAnsi="Arial" w:cs="Arial"/>
+        </w:rPr>
+        <w:t>Levenshtein (edit) distance</w:t>
       </w:r>
       <w:r>
         <w:rPr>
@@ -17940,21 +16751,7 @@
         <w:rPr>
           <w:rFonts w:ascii="Arial" w:hAnsi="Arial" w:cs="Arial"/>
         </w:rPr>
-        <w:t xml:space="preserve">If the name is longer, it is tokenized using the Simple Tokenizer of the Apache </w:t>
-      </w:r>
-      <w:proofErr w:type="spellStart"/>
-      <w:r>
-        <w:rPr>
-          <w:rFonts w:ascii="Arial" w:hAnsi="Arial" w:cs="Arial"/>
-        </w:rPr>
-        <w:t>OpenNLP</w:t>
-      </w:r>
-      <w:proofErr w:type="spellEnd"/>
-      <w:r>
-        <w:rPr>
-          <w:rFonts w:ascii="Arial" w:hAnsi="Arial" w:cs="Arial"/>
-        </w:rPr>
-        <w:t xml:space="preserve"> library.</w:t>
+        <w:t>If the name is longer, it is tokenized using the Simple Tokenizer of the Apache OpenNLP library.</w:t>
       </w:r>
       <w:r>
         <w:rPr>
@@ -18153,7 +16950,6 @@
         <w:t xml:space="preserve">, it checks for similarity and difference between the names using the </w:t>
       </w:r>
       <w:hyperlink w:anchor="_Levenshtein_(Edit)_Distance" w:history="1">
-        <w:proofErr w:type="spellStart"/>
         <w:r>
           <w:rPr>
             <w:rStyle w:val="Hyperlink"/>
@@ -18161,7 +16957,6 @@
           </w:rPr>
           <w:t>Levenshtein</w:t>
         </w:r>
-        <w:proofErr w:type="spellEnd"/>
         <w:r>
           <w:rPr>
             <w:rStyle w:val="Hyperlink"/>
@@ -18396,23 +17191,7 @@
             <w:rStyle w:val="Hyperlink"/>
             <w:rFonts w:ascii="Arial" w:hAnsi="Arial" w:cs="Arial"/>
           </w:rPr>
-          <w:t xml:space="preserve">find(int x) method of the </w:t>
-        </w:r>
-        <w:proofErr w:type="spellStart"/>
-        <w:r>
-          <w:rPr>
-            <w:rStyle w:val="Hyperlink"/>
-            <w:rFonts w:ascii="Arial" w:hAnsi="Arial" w:cs="Arial"/>
-          </w:rPr>
-          <w:t>UnionFind</w:t>
-        </w:r>
-        <w:proofErr w:type="spellEnd"/>
-        <w:r>
-          <w:rPr>
-            <w:rStyle w:val="Hyperlink"/>
-            <w:rFonts w:ascii="Arial" w:hAnsi="Arial" w:cs="Arial"/>
-          </w:rPr>
-          <w:t xml:space="preserve"> class</w:t>
+          <w:t>find(int x) method of the UnionFind class</w:t>
         </w:r>
       </w:hyperlink>
       <w:r>
@@ -18700,49 +17479,7 @@
           <w:rFonts w:ascii="Arial" w:hAnsi="Arial" w:cs="Arial"/>
         </w:rPr>
         <w:lastRenderedPageBreak/>
-        <w:t xml:space="preserve">The system loops through each index of the cluster and gets the raw name corresponding to this index. It creates a map of the raw name and the canonical (standard) name which the </w:t>
-      </w:r>
-      <w:proofErr w:type="spellStart"/>
-      <w:r>
-        <w:rPr>
-          <w:rFonts w:ascii="Arial" w:hAnsi="Arial" w:cs="Arial"/>
-        </w:rPr>
-        <w:t>buildCanonicalMap</w:t>
-      </w:r>
-      <w:proofErr w:type="spellEnd"/>
-      <w:r>
-        <w:rPr>
-          <w:rFonts w:ascii="Arial" w:hAnsi="Arial" w:cs="Arial"/>
-        </w:rPr>
-        <w:t>(</w:t>
-      </w:r>
-      <w:proofErr w:type="spellStart"/>
-      <w:r>
-        <w:rPr>
-          <w:rFonts w:ascii="Arial" w:hAnsi="Arial" w:cs="Arial"/>
-        </w:rPr>
-        <w:t>LinkedHashSet</w:t>
-      </w:r>
-      <w:proofErr w:type="spellEnd"/>
-      <w:r>
-        <w:rPr>
-          <w:rFonts w:ascii="Arial" w:hAnsi="Arial" w:cs="Arial"/>
-        </w:rPr>
-        <w:t xml:space="preserve">&lt;String&gt; </w:t>
-      </w:r>
-      <w:proofErr w:type="spellStart"/>
-      <w:r>
-        <w:rPr>
-          <w:rFonts w:ascii="Arial" w:hAnsi="Arial" w:cs="Arial"/>
-        </w:rPr>
-        <w:t>rawNames</w:t>
-      </w:r>
-      <w:proofErr w:type="spellEnd"/>
-      <w:r>
-        <w:rPr>
-          <w:rFonts w:ascii="Arial" w:hAnsi="Arial" w:cs="Arial"/>
-        </w:rPr>
-        <w:t>) returns.</w:t>
+        <w:t>The system loops through each index of the cluster and gets the raw name corresponding to this index. It creates a map of the raw name and the canonical (standard) name which the buildCanonicalMap(LinkedHashSet&lt;String&gt; rawNames) returns.</w:t>
       </w:r>
     </w:p>
     <w:p>
@@ -18768,33 +17505,11 @@
         </w:rPr>
         <w:t xml:space="preserve">The </w:t>
       </w:r>
-      <w:proofErr w:type="spellStart"/>
-      <w:r>
-        <w:rPr>
-          <w:rFonts w:ascii="Arial" w:hAnsi="Arial" w:cs="Arial"/>
-        </w:rPr>
-        <w:t>buildCanonicalMap</w:t>
-      </w:r>
-      <w:proofErr w:type="spellEnd"/>
-      <w:r>
-        <w:rPr>
-          <w:rFonts w:ascii="Arial" w:hAnsi="Arial" w:cs="Arial"/>
-        </w:rPr>
-        <w:t>(</w:t>
-      </w:r>
-      <w:proofErr w:type="spellStart"/>
-      <w:r>
-        <w:rPr>
-          <w:rFonts w:ascii="Arial" w:hAnsi="Arial" w:cs="Arial"/>
-        </w:rPr>
-        <w:t>LinkedHashSet</w:t>
-      </w:r>
-      <w:proofErr w:type="spellEnd"/>
-      <w:r>
-        <w:rPr>
-          <w:rFonts w:ascii="Arial" w:hAnsi="Arial" w:cs="Arial"/>
-        </w:rPr>
-        <w:t>&lt;String&gt;</w:t>
+      <w:r>
+        <w:rPr>
+          <w:rFonts w:ascii="Arial" w:hAnsi="Arial" w:cs="Arial"/>
+        </w:rPr>
+        <w:t>buildCanonicalMap(LinkedHashSet&lt;String&gt;</w:t>
       </w:r>
       <w:r>
         <w:rPr>
@@ -18802,19 +17517,11 @@
         </w:rPr>
         <w:t xml:space="preserve"> </w:t>
       </w:r>
-      <w:proofErr w:type="spellStart"/>
-      <w:r>
-        <w:rPr>
-          <w:rFonts w:ascii="Arial" w:hAnsi="Arial" w:cs="Arial"/>
-        </w:rPr>
-        <w:t>rawNames</w:t>
-      </w:r>
-      <w:proofErr w:type="spellEnd"/>
-      <w:r>
-        <w:rPr>
-          <w:rFonts w:ascii="Arial" w:hAnsi="Arial" w:cs="Arial"/>
-        </w:rPr>
-        <w:t>)</w:t>
+      <w:r>
+        <w:rPr>
+          <w:rFonts w:ascii="Arial" w:hAnsi="Arial" w:cs="Arial"/>
+        </w:rPr>
+        <w:t>rawNames)</w:t>
       </w:r>
       <w:r>
         <w:rPr>
@@ -18910,21 +17617,7 @@
         <w:rPr>
           <w:rFonts w:ascii="Arial" w:eastAsiaTheme="minorEastAsia" w:hAnsi="Arial" w:cs="Arial"/>
         </w:rPr>
-        <w:t xml:space="preserve">The other time costs are O(t) for creating sets of tokens, where </w:t>
-      </w:r>
-      <w:proofErr w:type="spellStart"/>
-      <w:r>
-        <w:rPr>
-          <w:rFonts w:ascii="Arial" w:eastAsiaTheme="minorEastAsia" w:hAnsi="Arial" w:cs="Arial"/>
-        </w:rPr>
-        <w:t>t</w:t>
-      </w:r>
-      <w:proofErr w:type="spellEnd"/>
-      <w:r>
-        <w:rPr>
-          <w:rFonts w:ascii="Arial" w:eastAsiaTheme="minorEastAsia" w:hAnsi="Arial" w:cs="Arial"/>
-        </w:rPr>
-        <w:t xml:space="preserve"> is the average number of tokens per name (usually 1-3), and</w:t>
+        <w:t>The other time costs are O(t) for creating sets of tokens, where t is the average number of tokens per name (usually 1-3), and</w:t>
       </w:r>
       <w:r>
         <w:rPr>
@@ -18942,35 +17635,7 @@
         <w:rPr>
           <w:rFonts w:ascii="Arial" w:eastAsiaTheme="minorEastAsia" w:hAnsi="Arial" w:cs="Arial"/>
         </w:rPr>
-        <w:t xml:space="preserve">the </w:t>
-      </w:r>
-      <w:proofErr w:type="spellStart"/>
-      <w:r>
-        <w:rPr>
-          <w:rFonts w:ascii="Arial" w:eastAsiaTheme="minorEastAsia" w:hAnsi="Arial" w:cs="Arial"/>
-        </w:rPr>
-        <w:t>containsAll</w:t>
-      </w:r>
-      <w:proofErr w:type="spellEnd"/>
-      <w:r>
-        <w:rPr>
-          <w:rFonts w:ascii="Arial" w:eastAsiaTheme="minorEastAsia" w:hAnsi="Arial" w:cs="Arial"/>
-        </w:rPr>
-        <w:t xml:space="preserve"> method. </w:t>
-      </w:r>
-      <w:proofErr w:type="spellStart"/>
-      <w:r>
-        <w:rPr>
-          <w:rFonts w:ascii="Arial" w:eastAsiaTheme="minorEastAsia" w:hAnsi="Arial" w:cs="Arial"/>
-        </w:rPr>
-        <w:t>Levenshtein</w:t>
-      </w:r>
-      <w:proofErr w:type="spellEnd"/>
-      <w:r>
-        <w:rPr>
-          <w:rFonts w:ascii="Arial" w:eastAsiaTheme="minorEastAsia" w:hAnsi="Arial" w:cs="Arial"/>
-        </w:rPr>
-        <w:t xml:space="preserve"> (edit) distance’s time complexity is </w:t>
+        <w:t xml:space="preserve">the containsAll method. Levenshtein (edit) distance’s time complexity is </w:t>
       </w:r>
       <m:oMath>
         <m:sSup>
@@ -19070,47 +17735,11 @@
         </w:rPr>
         <w:t xml:space="preserve">This leaves the </w:t>
       </w:r>
-      <w:proofErr w:type="spellStart"/>
-      <w:r>
-        <w:rPr>
-          <w:rFonts w:ascii="Arial" w:eastAsiaTheme="minorEastAsia" w:hAnsi="Arial" w:cs="Arial"/>
-        </w:rPr>
-        <w:t>buildCanonicalMap</w:t>
-      </w:r>
-      <w:proofErr w:type="spellEnd"/>
-      <w:r>
-        <w:rPr>
-          <w:rFonts w:ascii="Arial" w:eastAsiaTheme="minorEastAsia" w:hAnsi="Arial" w:cs="Arial"/>
-        </w:rPr>
-        <w:t>(</w:t>
-      </w:r>
-      <w:proofErr w:type="spellStart"/>
-      <w:r>
-        <w:rPr>
-          <w:rFonts w:ascii="Arial" w:eastAsiaTheme="minorEastAsia" w:hAnsi="Arial" w:cs="Arial"/>
-        </w:rPr>
-        <w:t>LinkedHashSet</w:t>
-      </w:r>
-      <w:proofErr w:type="spellEnd"/>
-      <w:r>
-        <w:rPr>
-          <w:rFonts w:ascii="Arial" w:eastAsiaTheme="minorEastAsia" w:hAnsi="Arial" w:cs="Arial"/>
-        </w:rPr>
-        <w:t xml:space="preserve">&lt;String&gt; </w:t>
-      </w:r>
-      <w:proofErr w:type="spellStart"/>
-      <w:r>
-        <w:rPr>
-          <w:rFonts w:ascii="Arial" w:eastAsiaTheme="minorEastAsia" w:hAnsi="Arial" w:cs="Arial"/>
-        </w:rPr>
-        <w:t>rawNames</w:t>
-      </w:r>
-      <w:proofErr w:type="spellEnd"/>
-      <w:r>
-        <w:rPr>
-          <w:rFonts w:ascii="Arial" w:eastAsiaTheme="minorEastAsia" w:hAnsi="Arial" w:cs="Arial"/>
-        </w:rPr>
-        <w:t>)</w:t>
+      <w:r>
+        <w:rPr>
+          <w:rFonts w:ascii="Arial" w:eastAsiaTheme="minorEastAsia" w:hAnsi="Arial" w:cs="Arial"/>
+        </w:rPr>
+        <w:t>buildCanonicalMap(LinkedHashSet&lt;String&gt; rawNames)</w:t>
       </w:r>
       <w:r>
         <w:rPr>
@@ -19319,7 +17948,7 @@
         </w:rPr>
       </w:pPr>
       <w:bookmarkStart w:id="20" w:name="_Union-Find_(Disjoint_Set"/>
-      <w:bookmarkStart w:id="21" w:name="_Toc227713362"/>
+      <w:bookmarkStart w:id="21" w:name="_Toc227763735"/>
       <w:bookmarkEnd w:id="20"/>
       <w:r>
         <w:rPr>
@@ -19465,14 +18094,12 @@
         </w:rPr>
         <w:t xml:space="preserve"> (</w:t>
       </w:r>
-      <w:proofErr w:type="spellStart"/>
       <w:r>
         <w:rPr>
           <w:rFonts w:ascii="Arial" w:hAnsi="Arial" w:cs="Arial"/>
         </w:rPr>
         <w:t>kartik</w:t>
       </w:r>
-      <w:proofErr w:type="spellEnd"/>
       <w:r>
         <w:rPr>
           <w:rFonts w:ascii="Arial" w:hAnsi="Arial" w:cs="Arial"/>
@@ -19549,14 +18176,12 @@
         </w:rPr>
         <w:t xml:space="preserve"> (</w:t>
       </w:r>
-      <w:proofErr w:type="spellStart"/>
       <w:r>
         <w:rPr>
           <w:rFonts w:ascii="Arial" w:hAnsi="Arial" w:cs="Arial"/>
         </w:rPr>
         <w:t>kartik</w:t>
       </w:r>
-      <w:proofErr w:type="spellEnd"/>
       <w:r>
         <w:rPr>
           <w:rFonts w:ascii="Arial" w:hAnsi="Arial" w:cs="Arial"/>
@@ -19659,14 +18284,12 @@
         </w:rPr>
         <w:t xml:space="preserve"> (</w:t>
       </w:r>
-      <w:proofErr w:type="spellStart"/>
       <w:r>
         <w:rPr>
           <w:rFonts w:ascii="Arial" w:hAnsi="Arial" w:cs="Arial"/>
         </w:rPr>
         <w:t>kartik</w:t>
       </w:r>
-      <w:proofErr w:type="spellEnd"/>
       <w:r>
         <w:rPr>
           <w:rFonts w:ascii="Arial" w:hAnsi="Arial" w:cs="Arial"/>
@@ -19999,9 +18622,8 @@
         </w:rPr>
       </w:pPr>
       <w:bookmarkStart w:id="22" w:name="_Levenshtein_(Edit)_Distance"/>
-      <w:bookmarkStart w:id="23" w:name="_Toc227713363"/>
+      <w:bookmarkStart w:id="23" w:name="_Toc227763736"/>
       <w:bookmarkEnd w:id="22"/>
-      <w:proofErr w:type="spellStart"/>
       <w:r>
         <w:rPr>
           <w:rFonts w:ascii="Arial" w:hAnsi="Arial" w:cs="Arial"/>
@@ -20010,17 +18632,7 @@
           <w:color w:val="auto"/>
         </w:rPr>
         <w:lastRenderedPageBreak/>
-        <w:t>Levenshtein</w:t>
-      </w:r>
-      <w:proofErr w:type="spellEnd"/>
-      <w:r>
-        <w:rPr>
-          <w:rFonts w:ascii="Arial" w:hAnsi="Arial" w:cs="Arial"/>
-          <w:b/>
-          <w:bCs/>
-          <w:color w:val="auto"/>
-        </w:rPr>
-        <w:t xml:space="preserve"> (Edit) Distance</w:t>
+        <w:t>Levenshtein (Edit) Distance</w:t>
       </w:r>
       <w:bookmarkEnd w:id="23"/>
     </w:p>
@@ -20039,19 +18651,11 @@
         </w:rPr>
         <w:t xml:space="preserve">The </w:t>
       </w:r>
-      <w:proofErr w:type="spellStart"/>
-      <w:r>
-        <w:rPr>
-          <w:rFonts w:ascii="Arial" w:hAnsi="Arial" w:cs="Arial"/>
-        </w:rPr>
-        <w:t>Levenshtein</w:t>
-      </w:r>
-      <w:proofErr w:type="spellEnd"/>
-      <w:r>
-        <w:rPr>
-          <w:rFonts w:ascii="Arial" w:hAnsi="Arial" w:cs="Arial"/>
-        </w:rPr>
-        <w:t xml:space="preserve"> (edit) distance</w:t>
+      <w:r>
+        <w:rPr>
+          <w:rFonts w:ascii="Arial" w:hAnsi="Arial" w:cs="Arial"/>
+        </w:rPr>
+        <w:t>Levenshtein (edit) distance</w:t>
       </w:r>
       <w:r>
         <w:rPr>
@@ -20315,21 +18919,7 @@
         <w:rPr>
           <w:rFonts w:ascii="Arial" w:hAnsi="Arial" w:cs="Arial"/>
         </w:rPr>
-        <w:t xml:space="preserve"> of the essential step of the </w:t>
-      </w:r>
-      <w:proofErr w:type="spellStart"/>
-      <w:r>
-        <w:rPr>
-          <w:rFonts w:ascii="Arial" w:hAnsi="Arial" w:cs="Arial"/>
-        </w:rPr>
-        <w:t>Levenshtein</w:t>
-      </w:r>
-      <w:proofErr w:type="spellEnd"/>
-      <w:r>
-        <w:rPr>
-          <w:rFonts w:ascii="Arial" w:hAnsi="Arial" w:cs="Arial"/>
-        </w:rPr>
-        <w:t xml:space="preserve"> distance algorithm – filling the matrix:</w:t>
+        <w:t xml:space="preserve"> of the essential step of the Levenshtein distance algorithm – filling the matrix:</w:t>
       </w:r>
     </w:p>
     <w:p>
@@ -20400,10 +18990,7 @@
                               <w:t xml:space="preserve">: </w:t>
                             </w:r>
                             <w:r>
-                              <w:t xml:space="preserve">Pseudocode of the </w:t>
-                            </w:r>
-                            <w:r>
-                              <w:t>Levenshtein distance algorithm</w:t>
+                              <w:t>Pseudocode of the Levenshtein distance algorithm</w:t>
                             </w:r>
                           </w:p>
                         </w:txbxContent>
@@ -20443,10 +19030,7 @@
                         <w:t xml:space="preserve">: </w:t>
                       </w:r>
                       <w:r>
-                        <w:t xml:space="preserve">Pseudocode of the </w:t>
-                      </w:r>
-                      <w:r>
-                        <w:t>Levenshtein distance algorithm</w:t>
+                        <w:t>Pseudocode of the Levenshtein distance algorithm</w:t>
                       </w:r>
                     </w:p>
                   </w:txbxContent>
@@ -20503,7 +19087,19 @@
         <w:rPr>
           <w:rFonts w:ascii="Arial" w:hAnsi="Arial" w:cs="Arial"/>
         </w:rPr>
-        <w:t xml:space="preserve"> is 0. Similarly, if the letters are different, the change is 0.</w:t>
+        <w:t xml:space="preserve"> is 0. Similarly, if the letters are different, the change is </w:t>
+      </w:r>
+      <w:r>
+        <w:rPr>
+          <w:rFonts w:ascii="Arial" w:hAnsi="Arial" w:cs="Arial"/>
+        </w:rPr>
+        <w:t>1</w:t>
+      </w:r>
+      <w:r>
+        <w:rPr>
+          <w:rFonts w:ascii="Arial" w:hAnsi="Arial" w:cs="Arial"/>
+        </w:rPr>
+        <w:t>.</w:t>
       </w:r>
       <w:r>
         <w:rPr>
@@ -20541,11 +19137,11 @@
         <w:tblLook w:val="04A0" w:firstRow="1" w:lastRow="0" w:firstColumn="1" w:lastColumn="0" w:noHBand="0" w:noVBand="1"/>
       </w:tblPr>
       <w:tblGrid>
-        <w:gridCol w:w="1735"/>
-        <w:gridCol w:w="1673"/>
-        <w:gridCol w:w="1735"/>
-        <w:gridCol w:w="1677"/>
-        <w:gridCol w:w="1615"/>
+        <w:gridCol w:w="1724"/>
+        <w:gridCol w:w="1661"/>
+        <w:gridCol w:w="1723"/>
+        <w:gridCol w:w="1723"/>
+        <w:gridCol w:w="1604"/>
       </w:tblGrid>
       <w:tr>
         <w:trPr>
@@ -20625,7 +19221,7 @@
               <w:rPr>
                 <w:rFonts w:ascii="Arial" w:hAnsi="Arial" w:cs="Arial"/>
               </w:rPr>
-              <w:t>A</w:t>
+              <w:t>U</w:t>
             </w:r>
           </w:p>
         </w:tc>
@@ -21206,14 +19802,7 @@
                                 <w:sz w:val="20"/>
                                 <w:szCs w:val="20"/>
                               </w:rPr>
-                              <w:t xml:space="preserve">: </w:t>
-                            </w:r>
-                            <w:r>
-                              <w:rPr>
-                                <w:sz w:val="20"/>
-                                <w:szCs w:val="20"/>
-                              </w:rPr>
-                              <w:t>Levenshtein</w:t>
+                              <w:t>: Levenshtein</w:t>
                             </w:r>
                             <w:r>
                               <w:rPr>
@@ -21314,14 +19903,7 @@
                           <w:sz w:val="20"/>
                           <w:szCs w:val="20"/>
                         </w:rPr>
-                        <w:t xml:space="preserve">: </w:t>
-                      </w:r>
-                      <w:r>
-                        <w:rPr>
-                          <w:sz w:val="20"/>
-                          <w:szCs w:val="20"/>
-                        </w:rPr>
-                        <w:t>Levenshtein</w:t>
+                        <w:t>: Levenshtein</w:t>
                       </w:r>
                       <w:r>
                         <w:rPr>
@@ -21377,23 +19959,13 @@
         </w:rPr>
         <w:t xml:space="preserve"> </w:t>
       </w:r>
-      <w:proofErr w:type="spellStart"/>
       <w:r>
         <w:rPr>
           <w:rFonts w:ascii="Arial" w:hAnsi="Arial" w:cs="Arial"/>
           <w:i/>
           <w:iCs/>
         </w:rPr>
-        <w:t>dp</w:t>
-      </w:r>
-      <w:proofErr w:type="spellEnd"/>
-      <w:r>
-        <w:rPr>
-          <w:rFonts w:ascii="Arial" w:hAnsi="Arial" w:cs="Arial"/>
-          <w:i/>
-          <w:iCs/>
-        </w:rPr>
-        <w:t xml:space="preserve"> </w:t>
+        <w:t xml:space="preserve">dp </w:t>
       </w:r>
       <w:r>
         <w:rPr>
@@ -22632,23 +21204,13 @@
         </w:rPr>
         <w:t xml:space="preserve">. The algorithm has already explored all the different paths to determine each value of the matrix as the minimal edit cost. This makes the last value a product of all the minimal edits, resulting in having the ultimate value of the matrix as the total distance of changing </w:t>
       </w:r>
-      <w:proofErr w:type="spellStart"/>
       <w:r>
         <w:rPr>
           <w:rFonts w:ascii="Arial" w:eastAsiaTheme="minorEastAsia" w:hAnsi="Arial" w:cs="Arial"/>
           <w:i/>
           <w:iCs/>
         </w:rPr>
-        <w:t>a</w:t>
-      </w:r>
-      <w:proofErr w:type="spellEnd"/>
-      <w:r>
-        <w:rPr>
-          <w:rFonts w:ascii="Arial" w:eastAsiaTheme="minorEastAsia" w:hAnsi="Arial" w:cs="Arial"/>
-          <w:i/>
-          <w:iCs/>
-        </w:rPr>
-        <w:t xml:space="preserve"> </w:t>
+        <w:t xml:space="preserve">a </w:t>
       </w:r>
       <w:r>
         <w:rPr>
@@ -22711,7 +21273,7 @@
         </w:rPr>
       </w:pPr>
       <w:bookmarkStart w:id="24" w:name="_Jaro-Winkler_similarity"/>
-      <w:bookmarkStart w:id="25" w:name="_Toc227713364"/>
+      <w:bookmarkStart w:id="25" w:name="_Toc227763737"/>
       <w:bookmarkEnd w:id="24"/>
       <w:r>
         <w:rPr>
@@ -23431,7 +21993,7 @@
         <w:rPr>
           <w:rFonts w:ascii="Arial" w:hAnsi="Arial" w:cs="Arial"/>
         </w:rPr>
-        <w:t>The characters which are not matched but not in the same position in both words are called transpositions. To find them, a</w:t>
+        <w:t>The characters which are matched but not in the same position in both words are called transpositions. To find them, a</w:t>
       </w:r>
       <w:r>
         <w:rPr>
@@ -23443,21 +22005,7 @@
         <w:rPr>
           <w:rFonts w:ascii="Arial" w:hAnsi="Arial" w:cs="Arial"/>
         </w:rPr>
-        <w:t xml:space="preserve">If the match exists, it searches for another matched string in the other </w:t>
-      </w:r>
-      <w:proofErr w:type="spellStart"/>
-      <w:r>
-        <w:rPr>
-          <w:rFonts w:ascii="Arial" w:hAnsi="Arial" w:cs="Arial"/>
-        </w:rPr>
-        <w:t>boolean</w:t>
-      </w:r>
-      <w:proofErr w:type="spellEnd"/>
-      <w:r>
-        <w:rPr>
-          <w:rFonts w:ascii="Arial" w:hAnsi="Arial" w:cs="Arial"/>
-        </w:rPr>
-        <w:t xml:space="preserve"> array. If the characters are not the same, then the transposition count increases.</w:t>
+        <w:t>If the match exists, it searches for another matched string in the other boolean array. If the characters are not the same, then the transposition count increases.</w:t>
       </w:r>
       <w:r>
         <w:rPr>
@@ -23965,7 +22513,7 @@
           <w:color w:val="auto"/>
         </w:rPr>
       </w:pPr>
-      <w:bookmarkStart w:id="26" w:name="_Toc227713365"/>
+      <w:bookmarkStart w:id="26" w:name="_Toc227763738"/>
       <w:r>
         <w:rPr>
           <w:rFonts w:ascii="Arial" w:hAnsi="Arial" w:cs="Arial"/>
@@ -24064,7 +22612,7 @@
           <w:color w:val="auto"/>
         </w:rPr>
       </w:pPr>
-      <w:bookmarkStart w:id="27" w:name="_Toc227713366"/>
+      <w:bookmarkStart w:id="27" w:name="_Toc227763739"/>
       <w:r>
         <w:rPr>
           <w:rFonts w:ascii="Arial" w:hAnsi="Arial" w:cs="Arial"/>
@@ -24922,7 +23470,7 @@
           <w:color w:val="auto"/>
         </w:rPr>
       </w:pPr>
-      <w:bookmarkStart w:id="28" w:name="_Toc227713367"/>
+      <w:bookmarkStart w:id="28" w:name="_Toc227763740"/>
       <w:r>
         <w:rPr>
           <w:rFonts w:ascii="Arial" w:hAnsi="Arial" w:cs="Arial"/>
@@ -25175,21 +23723,7 @@
         <w:rPr>
           <w:rFonts w:ascii="Arial" w:eastAsiaTheme="minorEastAsia" w:hAnsi="Arial" w:cs="Arial"/>
         </w:rPr>
-        <w:t xml:space="preserve">using a </w:t>
-      </w:r>
-      <w:proofErr w:type="spellStart"/>
-      <w:r>
-        <w:rPr>
-          <w:rFonts w:ascii="Arial" w:eastAsiaTheme="minorEastAsia" w:hAnsi="Arial" w:cs="Arial"/>
-        </w:rPr>
-        <w:t>LinkedHashMap</w:t>
-      </w:r>
-      <w:proofErr w:type="spellEnd"/>
-      <w:r>
-        <w:rPr>
-          <w:rFonts w:ascii="Arial" w:eastAsiaTheme="minorEastAsia" w:hAnsi="Arial" w:cs="Arial"/>
-        </w:rPr>
-        <w:t>.</w:t>
+        <w:t>using a LinkedHashMap.</w:t>
       </w:r>
       <w:r>
         <w:rPr>
@@ -26299,21 +24833,7 @@
         <w:rPr>
           <w:rFonts w:ascii="Arial" w:eastAsiaTheme="minorEastAsia" w:hAnsi="Arial" w:cs="Arial"/>
         </w:rPr>
-        <w:t xml:space="preserve">This makes the schedule more balanced as fewer days are overpacked or </w:t>
-      </w:r>
-      <w:proofErr w:type="spellStart"/>
-      <w:r>
-        <w:rPr>
-          <w:rFonts w:ascii="Arial" w:eastAsiaTheme="minorEastAsia" w:hAnsi="Arial" w:cs="Arial"/>
-        </w:rPr>
-        <w:t>underpacked</w:t>
-      </w:r>
-      <w:proofErr w:type="spellEnd"/>
-      <w:r>
-        <w:rPr>
-          <w:rFonts w:ascii="Arial" w:eastAsiaTheme="minorEastAsia" w:hAnsi="Arial" w:cs="Arial"/>
-        </w:rPr>
-        <w:t>.</w:t>
+        <w:t>This makes the schedule more balanced as fewer days are overpacked or underpacked.</w:t>
       </w:r>
     </w:p>
     <w:p>
@@ -27143,7 +25663,7 @@
           <w:szCs w:val="24"/>
         </w:rPr>
       </w:pPr>
-      <w:bookmarkStart w:id="29" w:name="_Toc227713368"/>
+      <w:bookmarkStart w:id="29" w:name="_Toc227763741"/>
       <w:r>
         <w:rPr>
           <w:rFonts w:ascii="Arial" w:eastAsia="Aptos" w:hAnsi="Arial" w:cs="Arial"/>
@@ -27234,21 +25754,7 @@
         <w:rPr>
           <w:rFonts w:ascii="Arial" w:hAnsi="Arial" w:cs="Arial"/>
         </w:rPr>
-        <w:t xml:space="preserve"> They are extracting </w:t>
-      </w:r>
-      <w:proofErr w:type="gramStart"/>
-      <w:r>
-        <w:rPr>
-          <w:rFonts w:ascii="Arial" w:hAnsi="Arial" w:cs="Arial"/>
-        </w:rPr>
-        <w:t>parameters (@RequestParam, @</w:t>
-      </w:r>
-      <w:proofErr w:type="gramEnd"/>
-      <w:r>
-        <w:rPr>
-          <w:rFonts w:ascii="Arial" w:hAnsi="Arial" w:cs="Arial"/>
-        </w:rPr>
-        <w:t>RequestBody) and returning JSON responses.</w:t>
+        <w:t xml:space="preserve"> They are extracting parameters (@RequestParam, @RequestBody) and returning JSON responses.</w:t>
       </w:r>
       <w:r>
         <w:rPr>
@@ -27387,65 +25893,7 @@
         <w:rPr>
           <w:rFonts w:ascii="Arial" w:hAnsi="Arial" w:cs="Arial"/>
         </w:rPr>
-        <w:t xml:space="preserve">The </w:t>
-      </w:r>
-      <w:proofErr w:type="spellStart"/>
-      <w:r>
-        <w:rPr>
-          <w:rFonts w:ascii="Arial" w:hAnsi="Arial" w:cs="Arial"/>
-        </w:rPr>
-        <w:t>handleUpload</w:t>
-      </w:r>
-      <w:proofErr w:type="spellEnd"/>
-      <w:r>
-        <w:rPr>
-          <w:rFonts w:ascii="Arial" w:hAnsi="Arial" w:cs="Arial"/>
-        </w:rPr>
-        <w:t xml:space="preserve"> function is responsible for sending a selected script file to the backend endpoint: POST /</w:t>
-      </w:r>
-      <w:proofErr w:type="spellStart"/>
-      <w:r>
-        <w:rPr>
-          <w:rFonts w:ascii="Arial" w:hAnsi="Arial" w:cs="Arial"/>
-        </w:rPr>
-        <w:t>api</w:t>
-      </w:r>
-      <w:proofErr w:type="spellEnd"/>
-      <w:r>
-        <w:rPr>
-          <w:rFonts w:ascii="Arial" w:hAnsi="Arial" w:cs="Arial"/>
-        </w:rPr>
-        <w:t xml:space="preserve">/upload-script. The file is sent as </w:t>
-      </w:r>
-      <w:proofErr w:type="spellStart"/>
-      <w:proofErr w:type="gramStart"/>
-      <w:r>
-        <w:rPr>
-          <w:rFonts w:ascii="Arial" w:hAnsi="Arial" w:cs="Arial"/>
-        </w:rPr>
-        <w:t>FormData</w:t>
-      </w:r>
-      <w:proofErr w:type="spellEnd"/>
-      <w:proofErr w:type="gramEnd"/>
-      <w:r>
-        <w:rPr>
-          <w:rFonts w:ascii="Arial" w:hAnsi="Arial" w:cs="Arial"/>
-        </w:rPr>
-        <w:t xml:space="preserve"> and the backend </w:t>
-      </w:r>
-      <w:proofErr w:type="gramStart"/>
-      <w:r>
-        <w:rPr>
-          <w:rFonts w:ascii="Arial" w:hAnsi="Arial" w:cs="Arial"/>
-        </w:rPr>
-        <w:t>parses</w:t>
-      </w:r>
-      <w:proofErr w:type="gramEnd"/>
-      <w:r>
-        <w:rPr>
-          <w:rFonts w:ascii="Arial" w:hAnsi="Arial" w:cs="Arial"/>
-        </w:rPr>
-        <w:t xml:space="preserve"> the screenplay and returns structured schedule data in JSON format. After receiving the response</w:t>
+        <w:t>The handleUpload function is responsible for sending a selected script file to the backend endpoint: POST /api/upload-script. The file is sent as FormData and the backend parses the screenplay and returns structured schedule data in JSON format. After receiving the response</w:t>
       </w:r>
       <w:r>
         <w:rPr>
@@ -27463,35 +25911,7 @@
         <w:rPr>
           <w:rFonts w:ascii="Arial" w:hAnsi="Arial" w:cs="Arial"/>
         </w:rPr>
-        <w:t xml:space="preserve"> is set using </w:t>
-      </w:r>
-      <w:proofErr w:type="spellStart"/>
-      <w:r>
-        <w:rPr>
-          <w:rFonts w:ascii="Arial" w:hAnsi="Arial" w:cs="Arial"/>
-        </w:rPr>
-        <w:t>setSchedule</w:t>
-      </w:r>
-      <w:proofErr w:type="spellEnd"/>
-      <w:r>
-        <w:rPr>
-          <w:rFonts w:ascii="Arial" w:hAnsi="Arial" w:cs="Arial"/>
-        </w:rPr>
-        <w:t>(</w:t>
-      </w:r>
-      <w:proofErr w:type="spellStart"/>
-      <w:r>
-        <w:rPr>
-          <w:rFonts w:ascii="Arial" w:hAnsi="Arial" w:cs="Arial"/>
-        </w:rPr>
-        <w:t>data.days</w:t>
-      </w:r>
-      <w:proofErr w:type="spellEnd"/>
-      <w:r>
-        <w:rPr>
-          <w:rFonts w:ascii="Arial" w:hAnsi="Arial" w:cs="Arial"/>
-        </w:rPr>
-        <w:t>).</w:t>
+        <w:t xml:space="preserve"> is set using setSchedule(data.days).</w:t>
       </w:r>
     </w:p>
     <w:p>
@@ -27515,21 +25935,7 @@
         <w:rPr>
           <w:rFonts w:ascii="Arial" w:hAnsi="Arial" w:cs="Arial"/>
         </w:rPr>
-        <w:t xml:space="preserve">The application maintains two primary pieces of state using </w:t>
-      </w:r>
-      <w:proofErr w:type="spellStart"/>
-      <w:r>
-        <w:rPr>
-          <w:rFonts w:ascii="Arial" w:hAnsi="Arial" w:cs="Arial"/>
-        </w:rPr>
-        <w:t>useState</w:t>
-      </w:r>
-      <w:proofErr w:type="spellEnd"/>
-      <w:r>
-        <w:rPr>
-          <w:rFonts w:ascii="Arial" w:hAnsi="Arial" w:cs="Arial"/>
-        </w:rPr>
-        <w:t>, which is a React Hook that lets a functional component store and update state:</w:t>
+        <w:t>The application maintains two primary pieces of state using useState, which is a React Hook that lets a functional component store and update state:</w:t>
       </w:r>
     </w:p>
     <w:p>
@@ -27589,14 +25995,12 @@
           <w:rFonts w:ascii="Arial" w:hAnsi="Arial" w:cs="Arial"/>
         </w:rPr>
       </w:pPr>
-      <w:proofErr w:type="spellStart"/>
       <w:r>
         <w:rPr>
           <w:rFonts w:ascii="Arial" w:hAnsi="Arial" w:cs="Arial"/>
         </w:rPr>
         <w:t>editingScene</w:t>
       </w:r>
-      <w:proofErr w:type="spellEnd"/>
       <w:r>
         <w:rPr>
           <w:rFonts w:ascii="Arial" w:hAnsi="Arial" w:cs="Arial"/>
@@ -27625,21 +26029,7 @@
         <w:rPr>
           <w:rFonts w:ascii="Arial" w:hAnsi="Arial" w:cs="Arial"/>
         </w:rPr>
-        <w:t xml:space="preserve">The scene editing modal is rendered based on the </w:t>
-      </w:r>
-      <w:proofErr w:type="spellStart"/>
-      <w:r>
-        <w:rPr>
-          <w:rFonts w:ascii="Arial" w:hAnsi="Arial" w:cs="Arial"/>
-        </w:rPr>
-        <w:t>editingScene</w:t>
-      </w:r>
-      <w:proofErr w:type="spellEnd"/>
-      <w:r>
-        <w:rPr>
-          <w:rFonts w:ascii="Arial" w:hAnsi="Arial" w:cs="Arial"/>
-        </w:rPr>
-        <w:t xml:space="preserve"> state and serves as a</w:t>
+        <w:t>The scene editing modal is rendered based on the editingScene state and serves as a</w:t>
       </w:r>
       <w:r>
         <w:rPr>
@@ -27651,21 +26041,7 @@
         <w:rPr>
           <w:rFonts w:ascii="Arial" w:hAnsi="Arial" w:cs="Arial"/>
         </w:rPr>
-        <w:t xml:space="preserve"> interface for modifying character assignments within a selected scene. When the user clicks the edit (pencil) icon in a scene row, the corresponding scene object is stored in </w:t>
-      </w:r>
-      <w:proofErr w:type="spellStart"/>
-      <w:r>
-        <w:rPr>
-          <w:rFonts w:ascii="Arial" w:hAnsi="Arial" w:cs="Arial"/>
-        </w:rPr>
-        <w:t>editingScene</w:t>
-      </w:r>
-      <w:proofErr w:type="spellEnd"/>
-      <w:r>
-        <w:rPr>
-          <w:rFonts w:ascii="Arial" w:hAnsi="Arial" w:cs="Arial"/>
-        </w:rPr>
-        <w:t xml:space="preserve">, which triggers the modal to appear as an overlay. The modal </w:t>
+        <w:t xml:space="preserve"> interface for modifying character assignments within a selected scene. When the user clicks the edit (pencil) icon in a scene row, the corresponding scene object is stored in editingScene, which triggers the modal to appear as an overlay. The modal </w:t>
       </w:r>
       <w:r>
         <w:rPr>
@@ -27696,21 +26072,7 @@
         <w:rPr>
           <w:rFonts w:ascii="Arial" w:hAnsi="Arial" w:cs="Arial"/>
         </w:rPr>
-        <w:t>high-confidence characters (</w:t>
-      </w:r>
-      <w:proofErr w:type="spellStart"/>
-      <w:r>
-        <w:rPr>
-          <w:rFonts w:ascii="Arial" w:hAnsi="Arial" w:cs="Arial"/>
-        </w:rPr>
-        <w:t>charactersDisplayedHC</w:t>
-      </w:r>
-      <w:proofErr w:type="spellEnd"/>
-      <w:r>
-        <w:rPr>
-          <w:rFonts w:ascii="Arial" w:hAnsi="Arial" w:cs="Arial"/>
-        </w:rPr>
-        <w:t xml:space="preserve">), which can be directly edited </w:t>
+        <w:t xml:space="preserve">high-confidence characters (charactersDisplayedHC), which can be directly edited </w:t>
       </w:r>
       <w:r>
         <w:rPr>
@@ -27728,21 +26090,7 @@
         <w:rPr>
           <w:rFonts w:ascii="Arial" w:hAnsi="Arial" w:cs="Arial"/>
         </w:rPr>
-        <w:t xml:space="preserve"> a text input field, and low-confidence character suggestions (</w:t>
-      </w:r>
-      <w:proofErr w:type="spellStart"/>
-      <w:r>
-        <w:rPr>
-          <w:rFonts w:ascii="Arial" w:hAnsi="Arial" w:cs="Arial"/>
-        </w:rPr>
-        <w:t>charactersDisplayedLC</w:t>
-      </w:r>
-      <w:proofErr w:type="spellEnd"/>
-      <w:r>
-        <w:rPr>
-          <w:rFonts w:ascii="Arial" w:hAnsi="Arial" w:cs="Arial"/>
-        </w:rPr>
-        <w:t xml:space="preserve">), which can be promoted into the high-confidence list by </w:t>
+        <w:t xml:space="preserve"> a text input field, and low-confidence character suggestions (charactersDisplayedLC), which can be promoted into the high-confidence list by </w:t>
       </w:r>
       <w:r>
         <w:rPr>
@@ -27754,21 +26102,7 @@
         <w:rPr>
           <w:rFonts w:ascii="Arial" w:hAnsi="Arial" w:cs="Arial"/>
         </w:rPr>
-        <w:t xml:space="preserve">clicking on them. This interaction updates the local </w:t>
-      </w:r>
-      <w:proofErr w:type="spellStart"/>
-      <w:r>
-        <w:rPr>
-          <w:rFonts w:ascii="Arial" w:hAnsi="Arial" w:cs="Arial"/>
-        </w:rPr>
-        <w:t>editingScene</w:t>
-      </w:r>
-      <w:proofErr w:type="spellEnd"/>
-      <w:r>
-        <w:rPr>
-          <w:rFonts w:ascii="Arial" w:hAnsi="Arial" w:cs="Arial"/>
-        </w:rPr>
-        <w:t xml:space="preserve"> state in real time. When the user selects “Save,” the updated scene is sanitized and persisted to the backend</w:t>
+        <w:t>clicking on them. This interaction updates the local editingScene state in real time. When the user selects “Save,” the updated scene is sanitized and persisted to the backend</w:t>
       </w:r>
       <w:r>
         <w:rPr>
@@ -27792,21 +26126,7 @@
         <w:rPr>
           <w:rFonts w:ascii="Arial" w:hAnsi="Arial" w:cs="Arial"/>
         </w:rPr>
-        <w:t xml:space="preserve">hen “Cancel” or the close icon is clicked, </w:t>
-      </w:r>
-      <w:proofErr w:type="spellStart"/>
-      <w:r>
-        <w:rPr>
-          <w:rFonts w:ascii="Arial" w:hAnsi="Arial" w:cs="Arial"/>
-        </w:rPr>
-        <w:t>editingScene</w:t>
-      </w:r>
-      <w:proofErr w:type="spellEnd"/>
-      <w:r>
-        <w:rPr>
-          <w:rFonts w:ascii="Arial" w:hAnsi="Arial" w:cs="Arial"/>
-        </w:rPr>
-        <w:t xml:space="preserve"> is reset to null, causing the modal to disappear without saving changes.</w:t>
+        <w:t>hen “Cancel” or the close icon is clicked, editingScene is reset to null, causing the modal to disappear without saving changes.</w:t>
       </w:r>
     </w:p>
     <w:p>
@@ -27830,21 +26150,7 @@
         <w:rPr>
           <w:rFonts w:ascii="Arial" w:hAnsi="Arial" w:cs="Arial"/>
         </w:rPr>
-        <w:t xml:space="preserve">During the character editing process, the </w:t>
-      </w:r>
-      <w:proofErr w:type="spellStart"/>
-      <w:r>
-        <w:rPr>
-          <w:rFonts w:ascii="Arial" w:hAnsi="Arial" w:cs="Arial"/>
-        </w:rPr>
-        <w:t>saveScene</w:t>
-      </w:r>
-      <w:proofErr w:type="spellEnd"/>
-      <w:r>
-        <w:rPr>
-          <w:rFonts w:ascii="Arial" w:hAnsi="Arial" w:cs="Arial"/>
-        </w:rPr>
-        <w:t xml:space="preserve"> function performs a sanitization step to ensure data consistency before persisting changes. First, the high-confidence character </w:t>
+        <w:t xml:space="preserve">During the character editing process, the saveScene function performs a sanitization step to ensure data consistency before persisting changes. First, the high-confidence character </w:t>
       </w:r>
       <w:r>
         <w:rPr>
@@ -27892,35 +26198,7 @@
         <w:rPr>
           <w:rFonts w:ascii="Arial" w:hAnsi="Arial" w:cs="Arial"/>
         </w:rPr>
-        <w:t xml:space="preserve"> to the high-confidence list is removed from the suggestions, preventing overlap between the two categories. The cleaned scene object then replaces its previous version within the copied schedule structure, maintaining immutability principles. After this validation, the updated schedule is sent to the backend via a POST /</w:t>
-      </w:r>
-      <w:proofErr w:type="spellStart"/>
-      <w:r>
-        <w:rPr>
-          <w:rFonts w:ascii="Arial" w:hAnsi="Arial" w:cs="Arial"/>
-        </w:rPr>
-        <w:t>api</w:t>
-      </w:r>
-      <w:proofErr w:type="spellEnd"/>
-      <w:r>
-        <w:rPr>
-          <w:rFonts w:ascii="Arial" w:hAnsi="Arial" w:cs="Arial"/>
-        </w:rPr>
-        <w:t xml:space="preserve">/update-schedule request. Once the backend responds with the authoritative version of the updated schedule, the React state is refreshed using </w:t>
-      </w:r>
-      <w:proofErr w:type="spellStart"/>
-      <w:r>
-        <w:rPr>
-          <w:rFonts w:ascii="Arial" w:hAnsi="Arial" w:cs="Arial"/>
-        </w:rPr>
-        <w:t>setSchedule</w:t>
-      </w:r>
-      <w:proofErr w:type="spellEnd"/>
-      <w:r>
-        <w:rPr>
-          <w:rFonts w:ascii="Arial" w:hAnsi="Arial" w:cs="Arial"/>
-        </w:rPr>
-        <w:t xml:space="preserve">, and the modal is closed. This process ensures that only structured, duplicate-free, and logically consistent data is </w:t>
+        <w:t xml:space="preserve"> to the high-confidence list is removed from the suggestions, preventing overlap between the two categories. The cleaned scene object then replaces its previous version within the copied schedule structure, maintaining immutability principles. After this validation, the updated schedule is sent to the backend via a POST /api/update-schedule request. Once the backend responds with the authoritative version of the updated schedule, the React state is refreshed using setSchedule, and the modal is closed. This process ensures that only structured, duplicate-free, and logically consistent data is </w:t>
       </w:r>
       <w:r>
         <w:rPr>
@@ -27956,30 +26234,8 @@
         <w:rPr>
           <w:rFonts w:ascii="Arial" w:hAnsi="Arial" w:cs="Arial"/>
         </w:rPr>
-        <w:t xml:space="preserve">The drag-and-drop is implemented using </w:t>
-      </w:r>
-      <w:proofErr w:type="gramStart"/>
-      <w:r>
-        <w:rPr>
-          <w:rFonts w:ascii="Arial" w:hAnsi="Arial" w:cs="Arial"/>
-        </w:rPr>
-        <w:t>the @dnd</w:t>
-      </w:r>
-      <w:proofErr w:type="gramEnd"/>
-      <w:r>
-        <w:rPr>
-          <w:rFonts w:ascii="Arial" w:hAnsi="Arial" w:cs="Arial"/>
-        </w:rPr>
-        <w:t xml:space="preserve">-kit library. The entire schedule is wrapped in a </w:t>
-      </w:r>
-      <w:proofErr w:type="spellStart"/>
-      <w:r>
-        <w:rPr>
-          <w:rFonts w:ascii="Arial" w:hAnsi="Arial" w:cs="Arial"/>
-        </w:rPr>
-        <w:t>DndContext</w:t>
-      </w:r>
-      <w:proofErr w:type="spellEnd"/>
+        <w:t>The drag-and-drop is implemented using the @dnd-kit library. The entire schedule is wrapped in a DndContext</w:t>
+      </w:r>
       <w:r>
         <w:rPr>
           <w:rFonts w:ascii="Arial" w:hAnsi="Arial" w:cs="Arial"/>
@@ -27996,21 +26252,7 @@
         <w:rPr>
           <w:rFonts w:ascii="Arial" w:hAnsi="Arial" w:cs="Arial"/>
         </w:rPr>
-        <w:t xml:space="preserve">sors which listen to mouse movements, touch events, and pointer events. The sensor tells </w:t>
-      </w:r>
-      <w:proofErr w:type="spellStart"/>
-      <w:r>
-        <w:rPr>
-          <w:rFonts w:ascii="Arial" w:hAnsi="Arial" w:cs="Arial"/>
-        </w:rPr>
-        <w:t>DndContext</w:t>
-      </w:r>
-      <w:proofErr w:type="spellEnd"/>
-      <w:r>
-        <w:rPr>
-          <w:rFonts w:ascii="Arial" w:hAnsi="Arial" w:cs="Arial"/>
-        </w:rPr>
-        <w:t xml:space="preserve"> that the user has started dragging an item with ID scene integer number.</w:t>
+        <w:t>sors which listen to mouse movements, touch events, and pointer events. The sensor tells DndContext that the user has started dragging an item with ID scene integer number.</w:t>
       </w:r>
     </w:p>
     <w:p>
@@ -28034,21 +26276,7 @@
         <w:rPr>
           <w:rFonts w:ascii="Arial" w:hAnsi="Arial" w:cs="Arial"/>
         </w:rPr>
-        <w:t xml:space="preserve">Each shooting day is wrapped in a </w:t>
-      </w:r>
-      <w:proofErr w:type="spellStart"/>
-      <w:r>
-        <w:rPr>
-          <w:rFonts w:ascii="Arial" w:hAnsi="Arial" w:cs="Arial"/>
-        </w:rPr>
-        <w:t>SortableContext</w:t>
-      </w:r>
-      <w:proofErr w:type="spellEnd"/>
-      <w:r>
-        <w:rPr>
-          <w:rFonts w:ascii="Arial" w:hAnsi="Arial" w:cs="Arial"/>
-        </w:rPr>
-        <w:t>, which defines a bounded area where items (scenes) can be reordered.</w:t>
+        <w:t>Each shooting day is wrapped in a SortableContext, which defines a bounded area where items (scenes) can be reordered.</w:t>
       </w:r>
       <w:r>
         <w:rPr>
@@ -28060,21 +26288,7 @@
         <w:rPr>
           <w:rFonts w:ascii="Arial" w:hAnsi="Arial" w:cs="Arial"/>
         </w:rPr>
-        <w:t xml:space="preserve">This context registers all scene IDs within that day and uses a </w:t>
-      </w:r>
-      <w:proofErr w:type="spellStart"/>
-      <w:r>
-        <w:rPr>
-          <w:rFonts w:ascii="Arial" w:hAnsi="Arial" w:cs="Arial"/>
-        </w:rPr>
-        <w:t>verticalListSortingStrategy</w:t>
-      </w:r>
-      <w:proofErr w:type="spellEnd"/>
-      <w:r>
-        <w:rPr>
-          <w:rFonts w:ascii="Arial" w:hAnsi="Arial" w:cs="Arial"/>
-        </w:rPr>
-        <w:t xml:space="preserve">, which ensures that items are treated as a </w:t>
+        <w:t xml:space="preserve">This context registers all scene IDs within that day and uses a verticalListSortingStrategy, which ensures that items are treated as a </w:t>
       </w:r>
       <w:r>
         <w:rPr>
@@ -28093,21 +26307,7 @@
         <w:rPr>
           <w:rFonts w:ascii="Arial" w:hAnsi="Arial" w:cs="Arial"/>
         </w:rPr>
-        <w:t xml:space="preserve"> their new positions based on up/down movement. Inside this context, each scene row uses the </w:t>
-      </w:r>
-      <w:proofErr w:type="spellStart"/>
-      <w:r>
-        <w:rPr>
-          <w:rFonts w:ascii="Arial" w:hAnsi="Arial" w:cs="Arial"/>
-        </w:rPr>
-        <w:t>useSortable</w:t>
-      </w:r>
-      <w:proofErr w:type="spellEnd"/>
-      <w:r>
-        <w:rPr>
-          <w:rFonts w:ascii="Arial" w:hAnsi="Arial" w:cs="Arial"/>
-        </w:rPr>
-        <w:t xml:space="preserve"> hook, which makes the row draggable and aware of its position within the list. The hook provides drag listeners and HTML attributes that enable interaction, as well as transformation and transition styles that control how the element visually moves during dragging.</w:t>
+        <w:t xml:space="preserve"> their new positions based on up/down movement. Inside this context, each scene row uses the useSortable hook, which makes the row draggable and aware of its position within the list. The hook provides drag listeners and HTML attributes that enable interaction, as well as transformation and transition styles that control how the element visually moves during dragging.</w:t>
       </w:r>
     </w:p>
     <w:p>
@@ -28127,48 +26327,24 @@
           <w:rFonts w:ascii="Arial" w:hAnsi="Arial" w:cs="Arial"/>
         </w:rPr>
       </w:pPr>
-      <w:proofErr w:type="spellStart"/>
       <w:r>
         <w:rPr>
           <w:rFonts w:ascii="Arial" w:hAnsi="Arial" w:cs="Arial"/>
         </w:rPr>
         <w:t>DndContext</w:t>
       </w:r>
-      <w:proofErr w:type="spellEnd"/>
-      <w:r>
-        <w:rPr>
-          <w:rFonts w:ascii="Arial" w:hAnsi="Arial" w:cs="Arial"/>
-        </w:rPr>
-        <w:t xml:space="preserve"> defines collision detection (</w:t>
-      </w:r>
-      <w:proofErr w:type="spellStart"/>
-      <w:r>
-        <w:rPr>
-          <w:rFonts w:ascii="Arial" w:hAnsi="Arial" w:cs="Arial"/>
-        </w:rPr>
-        <w:t>rectIntersection</w:t>
-      </w:r>
-      <w:proofErr w:type="spellEnd"/>
-      <w:r>
-        <w:rPr>
-          <w:rFonts w:ascii="Arial" w:hAnsi="Arial" w:cs="Arial"/>
-        </w:rPr>
-        <w:t>)</w:t>
-      </w:r>
-      <w:r>
-        <w:rPr>
-          <w:rFonts w:ascii="Arial" w:hAnsi="Arial" w:cs="Arial"/>
-        </w:rPr>
-        <w:t xml:space="preserve">, which operates on the structure created by </w:t>
-      </w:r>
-      <w:proofErr w:type="spellStart"/>
-      <w:r>
-        <w:rPr>
-          <w:rFonts w:ascii="Arial" w:hAnsi="Arial" w:cs="Arial"/>
-        </w:rPr>
-        <w:t>SortableContext</w:t>
-      </w:r>
-      <w:proofErr w:type="spellEnd"/>
+      <w:r>
+        <w:rPr>
+          <w:rFonts w:ascii="Arial" w:hAnsi="Arial" w:cs="Arial"/>
+        </w:rPr>
+        <w:t xml:space="preserve"> defines collision detection (rectIntersection)</w:t>
+      </w:r>
+      <w:r>
+        <w:rPr>
+          <w:rFonts w:ascii="Arial" w:hAnsi="Arial" w:cs="Arial"/>
+        </w:rPr>
+        <w:t>, which operates on the structure created by SortableContext</w:t>
+      </w:r>
       <w:r>
         <w:rPr>
           <w:rFonts w:ascii="Arial" w:hAnsi="Arial" w:cs="Arial"/>
@@ -28191,21 +26367,7 @@
         <w:rPr>
           <w:rFonts w:ascii="Arial" w:hAnsi="Arial" w:cs="Arial"/>
         </w:rPr>
-        <w:t xml:space="preserve"> which corresponds to the </w:t>
-      </w:r>
-      <w:proofErr w:type="spellStart"/>
-      <w:r>
-        <w:rPr>
-          <w:rFonts w:ascii="Arial" w:hAnsi="Arial" w:cs="Arial"/>
-        </w:rPr>
-        <w:t>SortableContext</w:t>
-      </w:r>
-      <w:proofErr w:type="spellEnd"/>
-      <w:r>
-        <w:rPr>
-          <w:rFonts w:ascii="Arial" w:hAnsi="Arial" w:cs="Arial"/>
-        </w:rPr>
-        <w:t xml:space="preserve"> groups</w:t>
+        <w:t xml:space="preserve"> which corresponds to the SortableContext groups</w:t>
       </w:r>
       <w:r>
         <w:rPr>
@@ -28283,34 +26445,13 @@
         <w:rPr>
           <w:rFonts w:ascii="Arial" w:hAnsi="Arial" w:cs="Arial"/>
         </w:rPr>
-        <w:t xml:space="preserve">Additionally, the </w:t>
-      </w:r>
-      <w:proofErr w:type="spellStart"/>
-      <w:r>
-        <w:rPr>
-          <w:rFonts w:ascii="Arial" w:hAnsi="Arial" w:cs="Arial"/>
-        </w:rPr>
-        <w:t>DndContext</w:t>
-      </w:r>
-      <w:proofErr w:type="spellEnd"/>
-      <w:r>
-        <w:rPr>
-          <w:rFonts w:ascii="Arial" w:hAnsi="Arial" w:cs="Arial"/>
-        </w:rPr>
-        <w:t xml:space="preserve"> wrap</w:t>
-      </w:r>
-      <w:r>
-        <w:rPr>
-          <w:rFonts w:ascii="Arial" w:hAnsi="Arial" w:cs="Arial"/>
-        </w:rPr>
-        <w:t xml:space="preserve"> triggers </w:t>
-      </w:r>
-      <w:proofErr w:type="spellStart"/>
-      <w:r>
-        <w:rPr>
-          <w:rFonts w:ascii="Arial" w:hAnsi="Arial" w:cs="Arial"/>
-        </w:rPr>
-        <w:t>handleDrag</w:t>
+        <w:t>Additionally, the DndContext wrap</w:t>
+      </w:r>
+      <w:r>
+        <w:rPr>
+          <w:rFonts w:ascii="Arial" w:hAnsi="Arial" w:cs="Arial"/>
+        </w:rPr>
+        <w:t xml:space="preserve"> triggers handleDrag</w:t>
       </w:r>
       <w:r>
         <w:rPr>
@@ -28322,14 +26463,7 @@
         <w:rPr>
           <w:rFonts w:ascii="Arial" w:hAnsi="Arial" w:cs="Arial"/>
         </w:rPr>
-        <w:t>nd</w:t>
-      </w:r>
-      <w:proofErr w:type="spellEnd"/>
-      <w:r>
-        <w:rPr>
-          <w:rFonts w:ascii="Arial" w:hAnsi="Arial" w:cs="Arial"/>
-        </w:rPr>
-        <w:t xml:space="preserve"> when the drag operation is completed.</w:t>
+        <w:t>nd when the drag operation is completed.</w:t>
       </w:r>
       <w:r>
         <w:rPr>
@@ -28341,21 +26475,7 @@
         <w:rPr>
           <w:rFonts w:ascii="Arial" w:hAnsi="Arial" w:cs="Arial"/>
         </w:rPr>
-        <w:t xml:space="preserve">The </w:t>
-      </w:r>
-      <w:proofErr w:type="spellStart"/>
-      <w:r>
-        <w:rPr>
-          <w:rFonts w:ascii="Arial" w:hAnsi="Arial" w:cs="Arial"/>
-        </w:rPr>
-        <w:t>handleDragEnd</w:t>
-      </w:r>
-      <w:proofErr w:type="spellEnd"/>
-      <w:r>
-        <w:rPr>
-          <w:rFonts w:ascii="Arial" w:hAnsi="Arial" w:cs="Arial"/>
-        </w:rPr>
-        <w:t xml:space="preserve"> function is responsible for updating the shooting schedule after a drag-and-drop operation completes. When a scene is dropped, the function first extracts the active (dragged scene)</w:t>
+        <w:t>The handleDragEnd function is responsible for updating the shooting schedule after a drag-and-drop operation completes. When a scene is dropped, the function first extracts the active (dragged scene)</w:t>
       </w:r>
       <w:r>
         <w:rPr>
@@ -28403,91 +26523,7 @@
         <w:rPr>
           <w:rFonts w:ascii="Arial" w:hAnsi="Arial" w:cs="Arial"/>
         </w:rPr>
-        <w:t>Next, it locates the dragged scene (</w:t>
-      </w:r>
-      <w:proofErr w:type="spellStart"/>
-      <w:r>
-        <w:rPr>
-          <w:rFonts w:ascii="Arial" w:hAnsi="Arial" w:cs="Arial"/>
-        </w:rPr>
-        <w:t>activeScene</w:t>
-      </w:r>
-      <w:proofErr w:type="spellEnd"/>
-      <w:r>
-        <w:rPr>
-          <w:rFonts w:ascii="Arial" w:hAnsi="Arial" w:cs="Arial"/>
-        </w:rPr>
-        <w:t>) and the day it originally belongs to (</w:t>
-      </w:r>
-      <w:proofErr w:type="spellStart"/>
-      <w:r>
-        <w:rPr>
-          <w:rFonts w:ascii="Arial" w:hAnsi="Arial" w:cs="Arial"/>
-        </w:rPr>
-        <w:t>fromDay</w:t>
-      </w:r>
-      <w:proofErr w:type="spellEnd"/>
-      <w:r>
-        <w:rPr>
-          <w:rFonts w:ascii="Arial" w:hAnsi="Arial" w:cs="Arial"/>
-        </w:rPr>
-        <w:t>), removes that scene from its original position, and determines the target day (</w:t>
-      </w:r>
-      <w:proofErr w:type="spellStart"/>
-      <w:r>
-        <w:rPr>
-          <w:rFonts w:ascii="Arial" w:hAnsi="Arial" w:cs="Arial"/>
-        </w:rPr>
-        <w:t>toDay</w:t>
-      </w:r>
-      <w:proofErr w:type="spellEnd"/>
-      <w:r>
-        <w:rPr>
-          <w:rFonts w:ascii="Arial" w:hAnsi="Arial" w:cs="Arial"/>
-        </w:rPr>
-        <w:t>) and insertion index based on the over.id. The scene is then inserted into the correct position within the appropriate day. After updating the local structure, the function sends the new schedule to the backend via a POST request to /</w:t>
-      </w:r>
-      <w:proofErr w:type="spellStart"/>
-      <w:r>
-        <w:rPr>
-          <w:rFonts w:ascii="Arial" w:hAnsi="Arial" w:cs="Arial"/>
-        </w:rPr>
-        <w:t>api</w:t>
-      </w:r>
-      <w:proofErr w:type="spellEnd"/>
-      <w:r>
-        <w:rPr>
-          <w:rFonts w:ascii="Arial" w:hAnsi="Arial" w:cs="Arial"/>
-        </w:rPr>
-        <w:t xml:space="preserve">/update-schedule, ensuring the server remains synchronized with the client-side changes. Finally, it updates the React state using </w:t>
-      </w:r>
-      <w:proofErr w:type="spellStart"/>
-      <w:r>
-        <w:rPr>
-          <w:rFonts w:ascii="Arial" w:hAnsi="Arial" w:cs="Arial"/>
-        </w:rPr>
-        <w:t>setSchedule</w:t>
-      </w:r>
-      <w:proofErr w:type="spellEnd"/>
-      <w:r>
-        <w:rPr>
-          <w:rFonts w:ascii="Arial" w:hAnsi="Arial" w:cs="Arial"/>
-        </w:rPr>
-        <w:t>(</w:t>
-      </w:r>
-      <w:proofErr w:type="spellStart"/>
-      <w:r>
-        <w:rPr>
-          <w:rFonts w:ascii="Arial" w:hAnsi="Arial" w:cs="Arial"/>
-        </w:rPr>
-        <w:t>updated.days</w:t>
-      </w:r>
-      <w:proofErr w:type="spellEnd"/>
-      <w:r>
-        <w:rPr>
-          <w:rFonts w:ascii="Arial" w:hAnsi="Arial" w:cs="Arial"/>
-        </w:rPr>
-        <w:t>), triggering a re-render so the UI reflects the newly ordered schedule.</w:t>
+        <w:t>Next, it locates the dragged scene (activeScene) and the day it originally belongs to (fromDay), removes that scene from its original position, and determines the target day (toDay) and insertion index based on the over.id. The scene is then inserted into the correct position within the appropriate day. After updating the local structure, the function sends the new schedule to the backend via a POST request to /api/update-schedule, ensuring the server remains synchronized with the client-side changes. Finally, it updates the React state using setSchedule(updated.days), triggering a re-render so the UI reflects the newly ordered schedule.</w:t>
       </w:r>
     </w:p>
     <w:p>
@@ -28682,58 +26718,14 @@
         <w:rPr>
           <w:rFonts w:ascii="Arial" w:hAnsi="Arial" w:cs="Arial"/>
         </w:rPr>
-        <w:t xml:space="preserve">The </w:t>
-      </w:r>
-      <w:proofErr w:type="spellStart"/>
-      <w:r>
-        <w:rPr>
-          <w:rFonts w:ascii="Arial" w:hAnsi="Arial" w:cs="Arial"/>
-        </w:rPr>
-        <w:t>formatPages</w:t>
-      </w:r>
-      <w:proofErr w:type="spellEnd"/>
-      <w:r>
-        <w:rPr>
-          <w:rFonts w:ascii="Arial" w:hAnsi="Arial" w:cs="Arial"/>
-        </w:rPr>
-        <w:t xml:space="preserve"> function converts the </w:t>
-      </w:r>
-      <w:proofErr w:type="gramStart"/>
+        <w:t xml:space="preserve">The formatPages function converts the eighths length of a scene or the total eighths in a day into a readable production format. It divides the eighths by 8 and floors the number to the smaller integer, producing the full page count. While the rest of the page count is computed by modulus division of the eighths used by 8. For example, if the </w:t>
+      </w:r>
       <w:r>
         <w:rPr>
           <w:rFonts w:ascii="Arial" w:hAnsi="Arial" w:cs="Arial"/>
         </w:rPr>
         <w:t>eighths</w:t>
       </w:r>
-      <w:proofErr w:type="gramEnd"/>
-      <w:r>
-        <w:rPr>
-          <w:rFonts w:ascii="Arial" w:hAnsi="Arial" w:cs="Arial"/>
-        </w:rPr>
-        <w:t xml:space="preserve"> length of a scene or the total eighths in a day into a readable production format. It divides the eighths by 8 and floors the number to the smaller integer, producing the </w:t>
-      </w:r>
-      <w:proofErr w:type="gramStart"/>
-      <w:r>
-        <w:rPr>
-          <w:rFonts w:ascii="Arial" w:hAnsi="Arial" w:cs="Arial"/>
-        </w:rPr>
-        <w:t>full page</w:t>
-      </w:r>
-      <w:proofErr w:type="gramEnd"/>
-      <w:r>
-        <w:rPr>
-          <w:rFonts w:ascii="Arial" w:hAnsi="Arial" w:cs="Arial"/>
-        </w:rPr>
-        <w:t xml:space="preserve"> count. While the rest of the page count is computed by modulus division of the eighths used by 8. For example, if the </w:t>
-      </w:r>
-      <w:proofErr w:type="gramStart"/>
-      <w:r>
-        <w:rPr>
-          <w:rFonts w:ascii="Arial" w:hAnsi="Arial" w:cs="Arial"/>
-        </w:rPr>
-        <w:t>eighths</w:t>
-      </w:r>
-      <w:proofErr w:type="gramEnd"/>
       <w:r>
         <w:rPr>
           <w:rFonts w:ascii="Arial" w:hAnsi="Arial" w:cs="Arial"/>
@@ -28769,7 +26761,7 @@
           <w:szCs w:val="24"/>
         </w:rPr>
       </w:pPr>
-      <w:bookmarkStart w:id="30" w:name="_Toc227713369"/>
+      <w:bookmarkStart w:id="30" w:name="_Toc227763742"/>
       <w:r>
         <w:rPr>
           <w:rFonts w:ascii="Arial" w:hAnsi="Arial" w:cs="Arial"/>
@@ -28796,49 +26788,7 @@
         <w:rPr>
           <w:rFonts w:ascii="Arial" w:hAnsi="Arial" w:cs="Arial"/>
         </w:rPr>
-        <w:t xml:space="preserve">Inheritance implementation of an </w:t>
-      </w:r>
-      <w:proofErr w:type="spellStart"/>
-      <w:r>
-        <w:rPr>
-          <w:rFonts w:ascii="Arial" w:hAnsi="Arial" w:cs="Arial"/>
-        </w:rPr>
-        <w:t>ExtractableItem</w:t>
-      </w:r>
-      <w:proofErr w:type="spellEnd"/>
-      <w:r>
-        <w:rPr>
-          <w:rFonts w:ascii="Arial" w:hAnsi="Arial" w:cs="Arial"/>
-        </w:rPr>
-        <w:t xml:space="preserve"> parent class and Character, Prop, and </w:t>
-      </w:r>
-      <w:proofErr w:type="spellStart"/>
-      <w:r>
-        <w:rPr>
-          <w:rFonts w:ascii="Arial" w:hAnsi="Arial" w:cs="Arial"/>
-        </w:rPr>
-        <w:t>SetDressing</w:t>
-      </w:r>
-      <w:proofErr w:type="spellEnd"/>
-      <w:r>
-        <w:rPr>
-          <w:rFonts w:ascii="Arial" w:hAnsi="Arial" w:cs="Arial"/>
-        </w:rPr>
-        <w:t xml:space="preserve"> as child classes </w:t>
-      </w:r>
-      <w:proofErr w:type="gramStart"/>
-      <w:r>
-        <w:rPr>
-          <w:rFonts w:ascii="Arial" w:hAnsi="Arial" w:cs="Arial"/>
-        </w:rPr>
-        <w:t>was</w:t>
-      </w:r>
-      <w:proofErr w:type="gramEnd"/>
-      <w:r>
-        <w:rPr>
-          <w:rFonts w:ascii="Arial" w:hAnsi="Arial" w:cs="Arial"/>
-        </w:rPr>
-        <w:t xml:space="preserve"> planned</w:t>
+        <w:t>Inheritance implementation of an ExtractableItem parent class and Character, Prop, and SetDressing as child classes was planned</w:t>
       </w:r>
       <w:r>
         <w:rPr>
@@ -28850,35 +26800,7 @@
         <w:rPr>
           <w:rFonts w:ascii="Arial" w:hAnsi="Arial" w:cs="Arial"/>
         </w:rPr>
-        <w:t xml:space="preserve"> and it is set up between the </w:t>
-      </w:r>
-      <w:proofErr w:type="spellStart"/>
-      <w:r>
-        <w:rPr>
-          <w:rFonts w:ascii="Arial" w:hAnsi="Arial" w:cs="Arial"/>
-        </w:rPr>
-        <w:t>ExtractableItem</w:t>
-      </w:r>
-      <w:proofErr w:type="spellEnd"/>
-      <w:r>
-        <w:rPr>
-          <w:rFonts w:ascii="Arial" w:hAnsi="Arial" w:cs="Arial"/>
-        </w:rPr>
-        <w:t xml:space="preserve"> class and the Character class. However, due to the shift in focus of the project towards scheduling as a more algorithmically rich aspect of the application, implementing the Prop and </w:t>
-      </w:r>
-      <w:proofErr w:type="spellStart"/>
-      <w:r>
-        <w:rPr>
-          <w:rFonts w:ascii="Arial" w:hAnsi="Arial" w:cs="Arial"/>
-        </w:rPr>
-        <w:t>SetDressing</w:t>
-      </w:r>
-      <w:proofErr w:type="spellEnd"/>
-      <w:r>
-        <w:rPr>
-          <w:rFonts w:ascii="Arial" w:hAnsi="Arial" w:cs="Arial"/>
-        </w:rPr>
-        <w:t xml:space="preserve"> class for the scene breakdown part </w:t>
+        <w:t xml:space="preserve"> and it is set up between the ExtractableItem class and the Character class. However, due to the shift in focus of the project towards scheduling as a more algorithmically rich aspect of the application, implementing the Prop and SetDressing class for the scene breakdown part </w:t>
       </w:r>
       <w:r>
         <w:rPr>
@@ -28919,7 +26841,7 @@
           <w:szCs w:val="24"/>
         </w:rPr>
       </w:pPr>
-      <w:bookmarkStart w:id="31" w:name="_Toc227713370"/>
+      <w:bookmarkStart w:id="31" w:name="_Toc227763743"/>
       <w:r>
         <w:rPr>
           <w:rFonts w:ascii="Arial" w:hAnsi="Arial" w:cs="Arial"/>
@@ -29093,7 +27015,7 @@
           <w:u w:val="single"/>
         </w:rPr>
       </w:pPr>
-      <w:bookmarkStart w:id="32" w:name="_Toc227713371"/>
+      <w:bookmarkStart w:id="32" w:name="_Toc227763744"/>
       <w:r>
         <w:rPr>
           <w:rFonts w:ascii="Arial" w:hAnsi="Arial" w:cs="Arial"/>
@@ -29136,7 +27058,7 @@
           <w:szCs w:val="24"/>
         </w:rPr>
       </w:pPr>
-      <w:bookmarkStart w:id="33" w:name="_Toc227713372"/>
+      <w:bookmarkStart w:id="33" w:name="_Toc227763745"/>
       <w:r>
         <w:rPr>
           <w:rFonts w:ascii="Arial" w:hAnsi="Arial" w:cs="Arial"/>
@@ -29172,49 +27094,7 @@
         <w:rPr>
           <w:rFonts w:ascii="Arial" w:hAnsi="Arial" w:cs="Arial"/>
         </w:rPr>
-        <w:t xml:space="preserve">The system requires Java Development Kit (JDK 17 or higher), as the backend is implemented using Java and Spring Boot. Maven is used as the build and dependency management tool, automatically resolving external libraries such as Spring Boot, Apache </w:t>
-      </w:r>
-      <w:proofErr w:type="spellStart"/>
-      <w:r>
-        <w:rPr>
-          <w:rFonts w:ascii="Arial" w:hAnsi="Arial" w:cs="Arial"/>
-        </w:rPr>
-        <w:t>OpenNLP</w:t>
-      </w:r>
-      <w:proofErr w:type="spellEnd"/>
-      <w:r>
-        <w:rPr>
-          <w:rFonts w:ascii="Arial" w:hAnsi="Arial" w:cs="Arial"/>
-        </w:rPr>
-        <w:t xml:space="preserve">, and JUnit. For the </w:t>
-      </w:r>
-      <w:proofErr w:type="gramStart"/>
-      <w:r>
-        <w:rPr>
-          <w:rFonts w:ascii="Arial" w:hAnsi="Arial" w:cs="Arial"/>
-        </w:rPr>
-        <w:t>frontend</w:t>
-      </w:r>
-      <w:proofErr w:type="gramEnd"/>
-      <w:r>
-        <w:rPr>
-          <w:rFonts w:ascii="Arial" w:hAnsi="Arial" w:cs="Arial"/>
-        </w:rPr>
-        <w:t xml:space="preserve">, Node.js (LTS version recommended) and </w:t>
-      </w:r>
-      <w:proofErr w:type="spellStart"/>
-      <w:r>
-        <w:rPr>
-          <w:rFonts w:ascii="Arial" w:hAnsi="Arial" w:cs="Arial"/>
-        </w:rPr>
-        <w:t>npm</w:t>
-      </w:r>
-      <w:proofErr w:type="spellEnd"/>
-      <w:r>
-        <w:rPr>
-          <w:rFonts w:ascii="Arial" w:hAnsi="Arial" w:cs="Arial"/>
-        </w:rPr>
-        <w:t xml:space="preserve"> are required to install and run the React application. The project also assumes access to an IDE such as IntelliJ IDEA or Eclipse for backend execution and development.</w:t>
+        <w:t>The system requires Java Development Kit (JDK 17 or higher), as the backend is implemented using Java and Spring Boot. Maven is used as the build and dependency management tool, automatically resolving external libraries such as Spring Boot, Apache OpenNLP, and JUnit. For the frontend, Node.js (LTS version recommended) and npm are required to install and run the React application. The project also assumes access to an IDE such as IntelliJ IDEA or Eclipse for backend execution and development.</w:t>
       </w:r>
     </w:p>
     <w:p>
@@ -29248,35 +27128,7 @@
         <w:rPr>
           <w:rFonts w:ascii="Arial" w:hAnsi="Arial" w:cs="Arial"/>
         </w:rPr>
-        <w:t xml:space="preserve">meaning no external application server installation is required. The backend runs on a local port (localhost:8080), while the React frontend runs separately (localhost:5173). A modern web browser is required to interact with the user interface. All external dependencies are automatically resolved via Maven (pom.xml) and </w:t>
-      </w:r>
-      <w:proofErr w:type="spellStart"/>
-      <w:r>
-        <w:rPr>
-          <w:rFonts w:ascii="Arial" w:hAnsi="Arial" w:cs="Arial"/>
-        </w:rPr>
-        <w:t>npm</w:t>
-      </w:r>
-      <w:proofErr w:type="spellEnd"/>
-      <w:r>
-        <w:rPr>
-          <w:rFonts w:ascii="Arial" w:hAnsi="Arial" w:cs="Arial"/>
-        </w:rPr>
-        <w:t xml:space="preserve"> (</w:t>
-      </w:r>
-      <w:proofErr w:type="spellStart"/>
-      <w:r>
-        <w:rPr>
-          <w:rFonts w:ascii="Arial" w:hAnsi="Arial" w:cs="Arial"/>
-        </w:rPr>
-        <w:t>package.json</w:t>
-      </w:r>
-      <w:proofErr w:type="spellEnd"/>
-      <w:r>
-        <w:rPr>
-          <w:rFonts w:ascii="Arial" w:hAnsi="Arial" w:cs="Arial"/>
-        </w:rPr>
-        <w:t>), so no manual library installation is needed beyond initial setup commands.</w:t>
+        <w:t>meaning no external application server installation is required. The backend runs on a local port (localhost:8080), while the React frontend runs separately (localhost:5173). A modern web browser is required to interact with the user interface. All external dependencies are automatically resolved via Maven (pom.xml) and npm (package.json), so no manual library installation is needed beyond initial setup commands.</w:t>
       </w:r>
     </w:p>
     <w:p/>
@@ -29297,7 +27149,7 @@
           <w:szCs w:val="24"/>
         </w:rPr>
       </w:pPr>
-      <w:bookmarkStart w:id="34" w:name="_Toc227713373"/>
+      <w:bookmarkStart w:id="34" w:name="_Toc227763746"/>
       <w:r>
         <w:rPr>
           <w:rFonts w:ascii="Arial" w:hAnsi="Arial" w:cs="Arial"/>
@@ -29346,21 +27198,7 @@
         <w:rPr>
           <w:rFonts w:ascii="Arial" w:hAnsi="Arial" w:cs="Arial"/>
         </w:rPr>
-        <w:t xml:space="preserve"> because it integrates Apache </w:t>
-      </w:r>
-      <w:proofErr w:type="spellStart"/>
-      <w:r>
-        <w:rPr>
-          <w:rFonts w:ascii="Arial" w:hAnsi="Arial" w:cs="Arial"/>
-        </w:rPr>
-        <w:t>OpenNLP</w:t>
-      </w:r>
-      <w:proofErr w:type="spellEnd"/>
-      <w:r>
-        <w:rPr>
-          <w:rFonts w:ascii="Arial" w:hAnsi="Arial" w:cs="Arial"/>
-        </w:rPr>
-        <w:t xml:space="preserve"> well</w:t>
+        <w:t xml:space="preserve"> because it integrates Apache OpenNLP well</w:t>
       </w:r>
       <w:r>
         <w:rPr>
@@ -29503,13 +27341,6 @@
           <w:rFonts w:ascii="Arial" w:hAnsi="Arial" w:cs="Arial"/>
         </w:rPr>
       </w:pPr>
-      <w:r>
-        <w:rPr>
-          <w:rFonts w:ascii="Arial" w:hAnsi="Arial" w:cs="Arial"/>
-        </w:rPr>
-        <w:lastRenderedPageBreak/>
-        <w:tab/>
-      </w:r>
     </w:p>
     <w:p>
       <w:pPr>
@@ -29528,7 +27359,7 @@
           <w:szCs w:val="24"/>
         </w:rPr>
       </w:pPr>
-      <w:bookmarkStart w:id="35" w:name="_Toc227713374"/>
+      <w:bookmarkStart w:id="35" w:name="_Toc227763747"/>
       <w:r>
         <w:rPr>
           <w:rFonts w:ascii="Arial" w:hAnsi="Arial" w:cs="Arial"/>
@@ -29538,7 +27369,7 @@
           <w:sz w:val="24"/>
           <w:szCs w:val="24"/>
         </w:rPr>
-        <w:t xml:space="preserve">External </w:t>
+        <w:t xml:space="preserve">Development Tools / Build Tools </w:t>
       </w:r>
       <w:r>
         <w:rPr>
@@ -29549,9 +27380,8 @@
           <w:sz w:val="24"/>
           <w:szCs w:val="24"/>
         </w:rPr>
-        <w:t>frameworks/libraries</w:t>
-      </w:r>
-      <w:bookmarkEnd w:id="35"/>
+        <w:t>–</w:t>
+      </w:r>
       <w:r>
         <w:rPr>
           <w:rFonts w:ascii="Arial" w:hAnsi="Arial" w:cs="Arial"/>
@@ -29561,6 +27391,152 @@
           <w:sz w:val="24"/>
           <w:szCs w:val="24"/>
         </w:rPr>
+        <w:t xml:space="preserve"> </w:t>
+      </w:r>
+      <w:r>
+        <w:rPr>
+          <w:rFonts w:ascii="Arial" w:hAnsi="Arial" w:cs="Arial"/>
+          <w:b/>
+          <w:bCs/>
+          <w:color w:val="auto"/>
+          <w:sz w:val="24"/>
+          <w:szCs w:val="24"/>
+        </w:rPr>
+        <w:t xml:space="preserve">Apache </w:t>
+      </w:r>
+      <w:r>
+        <w:rPr>
+          <w:rFonts w:ascii="Arial" w:hAnsi="Arial" w:cs="Arial"/>
+          <w:b/>
+          <w:bCs/>
+          <w:color w:val="auto"/>
+          <w:sz w:val="24"/>
+          <w:szCs w:val="24"/>
+        </w:rPr>
+        <w:t>Maven</w:t>
+      </w:r>
+      <w:bookmarkEnd w:id="35"/>
+    </w:p>
+    <w:p/>
+    <w:p>
+      <w:pPr>
+        <w:spacing w:line="360" w:lineRule="auto"/>
+        <w:rPr>
+          <w:rFonts w:ascii="Arial" w:hAnsi="Arial" w:cs="Arial"/>
+        </w:rPr>
+      </w:pPr>
+      <w:r>
+        <w:rPr>
+          <w:rFonts w:ascii="Arial" w:hAnsi="Arial" w:cs="Arial"/>
+        </w:rPr>
+        <w:t xml:space="preserve">Apache Maven </w:t>
+      </w:r>
+      <w:r>
+        <w:rPr>
+          <w:rFonts w:ascii="Arial" w:hAnsi="Arial" w:cs="Arial"/>
+        </w:rPr>
+        <w:t>is used in this project to manage dependencies, automate the build lifecycle, and ensure consistent project configuration. Through the pom.xml file, Maven centrally defines all required libraries</w:t>
+      </w:r>
+      <w:r>
+        <w:rPr>
+          <w:rFonts w:ascii="Arial" w:hAnsi="Arial" w:cs="Arial"/>
+        </w:rPr>
+        <w:t xml:space="preserve">, </w:t>
+      </w:r>
+      <w:r>
+        <w:rPr>
+          <w:rFonts w:ascii="Arial" w:hAnsi="Arial" w:cs="Arial"/>
+        </w:rPr>
+        <w:t xml:space="preserve">their versions, and their scopes, eliminating manual dependency handling and reducing compatibility issues. Additionally, Maven standardizes compilation, testing, and packaging processes, enabling the application to be reliably built into an executable JAR file. This improves maintainability, scalability, and reproducibility of the </w:t>
+      </w:r>
+      <w:r>
+        <w:rPr>
+          <w:rFonts w:ascii="Arial" w:hAnsi="Arial" w:cs="Arial"/>
+          <w:i/>
+          <w:iCs/>
+        </w:rPr>
+        <w:t>Big Break</w:t>
+      </w:r>
+      <w:r>
+        <w:rPr>
+          <w:rFonts w:ascii="Arial" w:hAnsi="Arial" w:cs="Arial"/>
+          <w:i/>
+          <w:iCs/>
+        </w:rPr>
+        <w:t>!</w:t>
+      </w:r>
+      <w:r>
+        <w:rPr>
+          <w:rFonts w:ascii="Arial" w:hAnsi="Arial" w:cs="Arial"/>
+        </w:rPr>
+        <w:t xml:space="preserve"> system.</w:t>
+      </w:r>
+    </w:p>
+    <w:p>
+      <w:pPr>
+        <w:spacing w:line="360" w:lineRule="auto"/>
+        <w:jc w:val="both"/>
+        <w:rPr>
+          <w:rFonts w:ascii="Arial" w:hAnsi="Arial" w:cs="Arial"/>
+        </w:rPr>
+      </w:pPr>
+      <w:r>
+        <w:rPr>
+          <w:rFonts w:ascii="Arial" w:hAnsi="Arial" w:cs="Arial"/>
+        </w:rPr>
+        <w:tab/>
+      </w:r>
+    </w:p>
+    <w:p>
+      <w:pPr>
+        <w:pStyle w:val="Heading3"/>
+        <w:numPr>
+          <w:ilvl w:val="1"/>
+          <w:numId w:val="22"/>
+        </w:numPr>
+        <w:spacing w:line="360" w:lineRule="auto"/>
+        <w:rPr>
+          <w:rFonts w:ascii="Arial" w:hAnsi="Arial" w:cs="Arial"/>
+          <w:b/>
+          <w:bCs/>
+          <w:color w:val="auto"/>
+          <w:sz w:val="24"/>
+          <w:szCs w:val="24"/>
+        </w:rPr>
+      </w:pPr>
+      <w:bookmarkStart w:id="36" w:name="_Toc227763748"/>
+      <w:r>
+        <w:rPr>
+          <w:rFonts w:ascii="Arial" w:hAnsi="Arial" w:cs="Arial"/>
+          <w:b/>
+          <w:bCs/>
+          <w:color w:val="auto"/>
+          <w:sz w:val="24"/>
+          <w:szCs w:val="24"/>
+        </w:rPr>
+        <w:t xml:space="preserve">External </w:t>
+      </w:r>
+      <w:r>
+        <w:rPr>
+          <w:rFonts w:ascii="Arial" w:hAnsi="Arial" w:cs="Arial"/>
+          <w:b/>
+          <w:bCs/>
+          <w:color w:val="auto"/>
+          <w:sz w:val="24"/>
+          <w:szCs w:val="24"/>
+        </w:rPr>
+        <w:t>frameworks/libraries</w:t>
+      </w:r>
+      <w:bookmarkEnd w:id="36"/>
+      <w:r>
+        <w:rPr>
+          <w:rFonts w:ascii="Arial" w:hAnsi="Arial" w:cs="Arial"/>
+          <w:b/>
+          <w:bCs/>
+          <w:color w:val="auto"/>
+          <w:sz w:val="24"/>
+          <w:szCs w:val="24"/>
+        </w:rPr>
         <w:tab/>
       </w:r>
     </w:p>
@@ -29598,7 +27574,7 @@
           <w:color w:val="auto"/>
         </w:rPr>
       </w:pPr>
-      <w:bookmarkStart w:id="36" w:name="_Toc227713375"/>
+      <w:bookmarkStart w:id="37" w:name="_Toc227763749"/>
       <w:r>
         <w:rPr>
           <w:rFonts w:ascii="Arial" w:hAnsi="Arial" w:cs="Arial"/>
@@ -29606,20 +27582,9 @@
           <w:bCs/>
           <w:color w:val="auto"/>
         </w:rPr>
-        <w:t xml:space="preserve">Apache </w:t>
-      </w:r>
-      <w:proofErr w:type="spellStart"/>
-      <w:r>
-        <w:rPr>
-          <w:rFonts w:ascii="Arial" w:hAnsi="Arial" w:cs="Arial"/>
-          <w:b/>
-          <w:bCs/>
-          <w:color w:val="auto"/>
-        </w:rPr>
-        <w:t>OpenNLP</w:t>
-      </w:r>
-      <w:bookmarkEnd w:id="36"/>
-      <w:proofErr w:type="spellEnd"/>
+        <w:t>Apache OpenNLP</w:t>
+      </w:r>
+      <w:bookmarkEnd w:id="37"/>
     </w:p>
     <w:p>
       <w:pPr>
@@ -29642,21 +27607,7 @@
         <w:rPr>
           <w:rFonts w:ascii="Arial" w:hAnsi="Arial" w:cs="Arial"/>
         </w:rPr>
-        <w:t xml:space="preserve">The use of Apache </w:t>
-      </w:r>
-      <w:proofErr w:type="spellStart"/>
-      <w:r>
-        <w:rPr>
-          <w:rFonts w:ascii="Arial" w:hAnsi="Arial" w:cs="Arial"/>
-        </w:rPr>
-        <w:t>OpenNLP</w:t>
-      </w:r>
-      <w:proofErr w:type="spellEnd"/>
-      <w:r>
-        <w:rPr>
-          <w:rFonts w:ascii="Arial" w:hAnsi="Arial" w:cs="Arial"/>
-        </w:rPr>
-        <w:t xml:space="preserve"> in the </w:t>
+        <w:t xml:space="preserve">The use of Apache OpenNLP in the </w:t>
       </w:r>
       <w:r>
         <w:rPr>
@@ -29734,21 +27685,7 @@
         <w:rPr>
           <w:rFonts w:ascii="Arial" w:hAnsi="Arial" w:cs="Arial"/>
         </w:rPr>
-        <w:t xml:space="preserve">, although semi-formatted, still contain significant linguistic variability in dialogue, action descriptions, and character references. Apache </w:t>
-      </w:r>
-      <w:proofErr w:type="spellStart"/>
-      <w:r>
-        <w:rPr>
-          <w:rFonts w:ascii="Arial" w:hAnsi="Arial" w:cs="Arial"/>
-        </w:rPr>
-        <w:t>OpenNLP</w:t>
-      </w:r>
-      <w:proofErr w:type="spellEnd"/>
-      <w:r>
-        <w:rPr>
-          <w:rFonts w:ascii="Arial" w:hAnsi="Arial" w:cs="Arial"/>
-        </w:rPr>
-        <w:t xml:space="preserve"> provides essential NLP functionalities such as tokenization</w:t>
+        <w:t>, although semi-formatted, still contain significant linguistic variability in dialogue, action descriptions, and character references. Apache OpenNLP provides essential NLP functionalities such as tokenization</w:t>
       </w:r>
       <w:r>
         <w:rPr>
@@ -29814,21 +27751,7 @@
         <w:rPr>
           <w:rFonts w:ascii="Arial" w:hAnsi="Arial" w:cs="Arial"/>
         </w:rPr>
-        <w:t xml:space="preserve">Furthermore, Apache </w:t>
-      </w:r>
-      <w:proofErr w:type="spellStart"/>
-      <w:r>
-        <w:rPr>
-          <w:rFonts w:ascii="Arial" w:hAnsi="Arial" w:cs="Arial"/>
-        </w:rPr>
-        <w:t>OpenNLP</w:t>
-      </w:r>
-      <w:proofErr w:type="spellEnd"/>
-      <w:r>
-        <w:rPr>
-          <w:rFonts w:ascii="Arial" w:hAnsi="Arial" w:cs="Arial"/>
-        </w:rPr>
-        <w:t xml:space="preserve"> was selected because it offers a lightweight, Java-based solution that integrates seamlessly with the project’s Spring Boot backend architecture. Since </w:t>
+        <w:t xml:space="preserve">Furthermore, Apache OpenNLP was selected because it offers a lightweight, Java-based solution that integrates seamlessly with the project’s Spring Boot backend architecture. Since </w:t>
       </w:r>
       <w:r>
         <w:rPr>
@@ -29858,35 +27781,14 @@
         <w:rPr>
           <w:rFonts w:ascii="Arial" w:hAnsi="Arial" w:cs="Arial"/>
         </w:rPr>
-        <w:t xml:space="preserve">is implemented entirely in Java, using </w:t>
-      </w:r>
-      <w:proofErr w:type="spellStart"/>
-      <w:r>
-        <w:rPr>
-          <w:rFonts w:ascii="Arial" w:hAnsi="Arial" w:cs="Arial"/>
-        </w:rPr>
-        <w:t>OpenNLP</w:t>
-      </w:r>
-      <w:proofErr w:type="spellEnd"/>
-      <w:r>
-        <w:rPr>
-          <w:rFonts w:ascii="Arial" w:hAnsi="Arial" w:cs="Arial"/>
-        </w:rPr>
-        <w:t xml:space="preserve"> avoids the complexity of cross-language integration while still providing robust, academically recognized NLP functionality. Its modular design allows the system to use only the components required for screenplay analysis, ensuring efficiency and maintainability. By leveraging </w:t>
-      </w:r>
-      <w:proofErr w:type="spellStart"/>
-      <w:r>
-        <w:rPr>
-          <w:rFonts w:ascii="Arial" w:hAnsi="Arial" w:cs="Arial"/>
-        </w:rPr>
-        <w:t>OpenNLP</w:t>
-      </w:r>
-      <w:proofErr w:type="spellEnd"/>
-      <w:r>
-        <w:rPr>
-          <w:rFonts w:ascii="Arial" w:hAnsi="Arial" w:cs="Arial"/>
-        </w:rPr>
-        <w:t>, the project enhances extraction accuracy, improves scalability for larger scripts, and demonstrates the application of established natural language processing techniques within a practical film production software context.</w:t>
+        <w:t xml:space="preserve">is implemented entirely in Java, using OpenNLP avoids the complexity of cross-language integration while still providing robust, academically </w:t>
+      </w:r>
+      <w:r>
+        <w:rPr>
+          <w:rFonts w:ascii="Arial" w:hAnsi="Arial" w:cs="Arial"/>
+        </w:rPr>
+        <w:lastRenderedPageBreak/>
+        <w:t>recognized NLP functionality. Its modular design allows the system to use only the components required for screenplay analysis, ensuring efficiency and maintainability. By leveraging OpenNLP, the project enhances extraction accuracy, improves scalability for larger scripts, and demonstrates the application of established natural language processing techniques within a practical film production software context.</w:t>
       </w:r>
     </w:p>
     <w:p>
@@ -29913,7 +27815,7 @@
           <w:color w:val="auto"/>
         </w:rPr>
       </w:pPr>
-      <w:bookmarkStart w:id="37" w:name="_Toc227713376"/>
+      <w:bookmarkStart w:id="38" w:name="_Toc227763750"/>
       <w:r>
         <w:rPr>
           <w:rFonts w:ascii="Arial" w:hAnsi="Arial" w:cs="Arial"/>
@@ -29923,7 +27825,7 @@
         </w:rPr>
         <w:t>React</w:t>
       </w:r>
-      <w:bookmarkEnd w:id="37"/>
+      <w:bookmarkEnd w:id="38"/>
     </w:p>
     <w:p>
       <w:pPr>
@@ -29968,28 +27870,7 @@
         <w:rPr>
           <w:rFonts w:ascii="Arial" w:hAnsi="Arial" w:cs="Arial"/>
         </w:rPr>
-        <w:t xml:space="preserve"> frontend because the application requires a dynamic and highly interactive user interface for viewing and managing shooting </w:t>
-      </w:r>
-      <w:r>
-        <w:rPr>
-          <w:rFonts w:ascii="Arial" w:hAnsi="Arial" w:cs="Arial"/>
-        </w:rPr>
-        <w:lastRenderedPageBreak/>
-        <w:t xml:space="preserve">schedules. The system presents structured data such as shooting days, scenes, locations, and characters, which must update instantly when users upload scripts, edit scenes, or modify schedule elements. </w:t>
-      </w:r>
-      <w:proofErr w:type="spellStart"/>
-      <w:r>
-        <w:rPr>
-          <w:rFonts w:ascii="Arial" w:hAnsi="Arial" w:cs="Arial"/>
-        </w:rPr>
-        <w:t>React’s</w:t>
-      </w:r>
-      <w:proofErr w:type="spellEnd"/>
-      <w:r>
-        <w:rPr>
-          <w:rFonts w:ascii="Arial" w:hAnsi="Arial" w:cs="Arial"/>
-        </w:rPr>
-        <w:t xml:space="preserve"> component</w:t>
+        <w:t xml:space="preserve"> frontend because the application requires a dynamic and highly interactive user interface for viewing and managing shooting schedules. The system presents structured data such as shooting days, scenes, locations, and characters, which must update instantly when users upload scripts, edit scenes, or modify schedule elements. React’s component</w:t>
       </w:r>
       <w:r>
         <w:rPr>
@@ -30047,35 +27928,7 @@
         <w:rPr>
           <w:rFonts w:ascii="Arial" w:hAnsi="Arial" w:cs="Arial"/>
         </w:rPr>
-        <w:t xml:space="preserve"> follows a clear separation between frontend (React) and backend (Spring Boot), React efficiently consumes JSON responses such as the </w:t>
-      </w:r>
-      <w:proofErr w:type="spellStart"/>
-      <w:r>
-        <w:rPr>
-          <w:rFonts w:ascii="Arial" w:hAnsi="Arial" w:cs="Arial"/>
-        </w:rPr>
-        <w:t>ScheduleDTO</w:t>
-      </w:r>
-      <w:proofErr w:type="spellEnd"/>
-      <w:r>
-        <w:rPr>
-          <w:rFonts w:ascii="Arial" w:hAnsi="Arial" w:cs="Arial"/>
-        </w:rPr>
-        <w:t xml:space="preserve"> and renders them dynamically. This separation of concerns improves scalability and allows independent development and testing of frontend and backend components. </w:t>
-      </w:r>
-      <w:proofErr w:type="spellStart"/>
-      <w:r>
-        <w:rPr>
-          <w:rFonts w:ascii="Arial" w:hAnsi="Arial" w:cs="Arial"/>
-        </w:rPr>
-        <w:t>React’s</w:t>
-      </w:r>
-      <w:proofErr w:type="spellEnd"/>
-      <w:r>
-        <w:rPr>
-          <w:rFonts w:ascii="Arial" w:hAnsi="Arial" w:cs="Arial"/>
-        </w:rPr>
-        <w:t xml:space="preserve"> large ecosystem, modern tooling support, and widespread industry adoption also strengthen the project from an academic perspective, demonstrating the use of contemporary web development technologies in building a production-oriented film scheduling tool.</w:t>
+        <w:t xml:space="preserve"> follows a clear separation between frontend (React) and backend (Spring Boot), React efficiently consumes JSON responses such as the ScheduleDTO and renders them dynamically. This separation of concerns improves scalability and allows independent development and testing of frontend and backend components. React’s large ecosystem, modern tooling support, and widespread industry adoption also strengthen the project from an academic perspective, demonstrating the use of contemporary web development technologies in building a production-oriented film scheduling tool.</w:t>
       </w:r>
     </w:p>
     <w:p>
@@ -30102,7 +27955,7 @@
           <w:color w:val="auto"/>
         </w:rPr>
       </w:pPr>
-      <w:bookmarkStart w:id="38" w:name="_Toc227713377"/>
+      <w:bookmarkStart w:id="39" w:name="_Toc227763751"/>
       <w:r>
         <w:rPr>
           <w:rFonts w:ascii="Arial" w:hAnsi="Arial" w:cs="Arial"/>
@@ -30112,7 +27965,7 @@
         </w:rPr>
         <w:t>Spring Boot</w:t>
       </w:r>
-      <w:bookmarkEnd w:id="38"/>
+      <w:bookmarkEnd w:id="39"/>
     </w:p>
     <w:p>
       <w:pPr>
@@ -30137,6 +27990,7 @@
         <w:rPr>
           <w:rFonts w:ascii="Arial" w:hAnsi="Arial" w:cs="Arial"/>
         </w:rPr>
+        <w:lastRenderedPageBreak/>
         <w:t xml:space="preserve">Spring Boot is used in the </w:t>
       </w:r>
       <w:r>
@@ -30159,49 +28013,7 @@
         <w:rPr>
           <w:rFonts w:ascii="Arial" w:hAnsi="Arial" w:cs="Arial"/>
         </w:rPr>
-        <w:t xml:space="preserve"> project as the backend framework responsible for handling the core application logic, processing screenplay data, and exposing functionality through a RESTful API. It enables the system to receive uploaded scripts from the frontend, coordinate the processing pipeline (including scene parsing, character extraction, clustering, and scheduling), and return structured results in a consistent format such as </w:t>
-      </w:r>
-      <w:proofErr w:type="spellStart"/>
-      <w:r>
-        <w:rPr>
-          <w:rFonts w:ascii="Arial" w:hAnsi="Arial" w:cs="Arial"/>
-        </w:rPr>
-        <w:t>ScheduleDTO</w:t>
-      </w:r>
-      <w:proofErr w:type="spellEnd"/>
-      <w:r>
-        <w:rPr>
-          <w:rFonts w:ascii="Arial" w:hAnsi="Arial" w:cs="Arial"/>
-        </w:rPr>
-        <w:t xml:space="preserve">. Spring Boot is particularly suitable for this project because it simplifies backend development through </w:t>
-      </w:r>
-      <w:proofErr w:type="gramStart"/>
-      <w:r>
-        <w:rPr>
-          <w:rFonts w:ascii="Arial" w:hAnsi="Arial" w:cs="Arial"/>
-        </w:rPr>
-        <w:t>auto-configuration</w:t>
-      </w:r>
-      <w:proofErr w:type="gramEnd"/>
-      <w:r>
-        <w:rPr>
-          <w:rFonts w:ascii="Arial" w:hAnsi="Arial" w:cs="Arial"/>
-        </w:rPr>
-        <w:t xml:space="preserve">, embedded server support, and seamless dependency management, allowing the system to be developed and run without complex manual setup. Its integration with Java-based libraries such as Apache </w:t>
-      </w:r>
-      <w:proofErr w:type="spellStart"/>
-      <w:r>
-        <w:rPr>
-          <w:rFonts w:ascii="Arial" w:hAnsi="Arial" w:cs="Arial"/>
-        </w:rPr>
-        <w:t>OpenNLP</w:t>
-      </w:r>
-      <w:proofErr w:type="spellEnd"/>
-      <w:r>
-        <w:rPr>
-          <w:rFonts w:ascii="Arial" w:hAnsi="Arial" w:cs="Arial"/>
-        </w:rPr>
-        <w:t xml:space="preserve"> also ensures smooth processing of natural language data within a unified backend architecture.</w:t>
+        <w:t xml:space="preserve"> project as the backend framework responsible for handling the core application logic, processing screenplay data, and exposing functionality through a RESTful API. It enables the system to receive uploaded scripts from the frontend, coordinate the processing pipeline (including scene parsing, character extraction, clustering, and scheduling), and return structured results in a consistent format such as ScheduleDTO. Spring Boot is particularly suitable for this project because it simplifies backend development through auto-configuration, embedded server support, and seamless dependency management, allowing the system to be developed and run without complex manual setup. Its integration with Java-based libraries such as Apache OpenNLP also ensures smooth processing of natural language data within a unified backend architecture.</w:t>
       </w:r>
     </w:p>
     <w:p>
@@ -30230,7 +28042,7 @@
           <w:szCs w:val="24"/>
         </w:rPr>
       </w:pPr>
-      <w:bookmarkStart w:id="39" w:name="_Toc227713378"/>
+      <w:bookmarkStart w:id="40" w:name="_Toc227763752"/>
       <w:r>
         <w:rPr>
           <w:rFonts w:ascii="Arial" w:hAnsi="Arial" w:cs="Arial"/>
@@ -30242,7 +28054,7 @@
         </w:rPr>
         <w:t>Version Control</w:t>
       </w:r>
-      <w:bookmarkEnd w:id="39"/>
+      <w:bookmarkEnd w:id="40"/>
     </w:p>
     <w:p>
       <w:pPr>
@@ -30328,7 +28140,7 @@
           <w:u w:val="single"/>
         </w:rPr>
       </w:pPr>
-      <w:bookmarkStart w:id="40" w:name="_Toc227713379"/>
+      <w:bookmarkStart w:id="41" w:name="_Toc227763753"/>
       <w:r>
         <w:rPr>
           <w:rFonts w:ascii="Arial" w:hAnsi="Arial" w:cs="Arial"/>
@@ -30341,7 +28153,7 @@
         </w:rPr>
         <w:t>Testing</w:t>
       </w:r>
-      <w:bookmarkEnd w:id="40"/>
+      <w:bookmarkEnd w:id="41"/>
     </w:p>
     <w:p/>
     <w:p>
@@ -30376,7 +28188,7 @@
           <w:szCs w:val="24"/>
         </w:rPr>
       </w:pPr>
-      <w:bookmarkStart w:id="41" w:name="_Toc227713380"/>
+      <w:bookmarkStart w:id="42" w:name="_Toc227763754"/>
       <w:r>
         <w:rPr>
           <w:rFonts w:ascii="Arial" w:hAnsi="Arial" w:cs="Arial"/>
@@ -30388,7 +28200,7 @@
         </w:rPr>
         <w:t>Acceptance Testing</w:t>
       </w:r>
-      <w:bookmarkEnd w:id="41"/>
+      <w:bookmarkEnd w:id="42"/>
     </w:p>
     <w:p/>
     <w:p>
@@ -30407,6 +28219,7 @@
           <w:b/>
           <w:bCs/>
         </w:rPr>
+        <w:lastRenderedPageBreak/>
         <w:t>The user will be able to choose only a .txt file.</w:t>
       </w:r>
     </w:p>
@@ -30433,49 +28246,7 @@
         <w:rPr>
           <w:rFonts w:ascii="Arial" w:hAnsi="Arial" w:cs="Arial"/>
         </w:rPr>
-        <w:t xml:space="preserve">Manual acceptance testing was conducted to validate the file type restriction requirement. The system was tested by attempting to upload both </w:t>
-      </w:r>
-      <w:proofErr w:type="gramStart"/>
-      <w:r>
-        <w:rPr>
-          <w:rFonts w:ascii="Arial" w:hAnsi="Arial" w:cs="Arial"/>
-        </w:rPr>
-        <w:t>supported (.</w:t>
-      </w:r>
-      <w:proofErr w:type="gramEnd"/>
-      <w:r>
-        <w:rPr>
-          <w:rFonts w:ascii="Arial" w:hAnsi="Arial" w:cs="Arial"/>
-        </w:rPr>
-        <w:t xml:space="preserve">txt) and unsupported file formats (e.g., .pdf). When </w:t>
-      </w:r>
-      <w:proofErr w:type="gramStart"/>
-      <w:r>
-        <w:rPr>
-          <w:rFonts w:ascii="Arial" w:hAnsi="Arial" w:cs="Arial"/>
-        </w:rPr>
-        <w:t>a valid</w:t>
-      </w:r>
-      <w:proofErr w:type="gramEnd"/>
-      <w:r>
-        <w:rPr>
-          <w:rFonts w:ascii="Arial" w:hAnsi="Arial" w:cs="Arial"/>
-        </w:rPr>
-        <w:t xml:space="preserve"> .txt file was selected, the script was successfully </w:t>
-      </w:r>
-      <w:proofErr w:type="gramStart"/>
-      <w:r>
-        <w:rPr>
-          <w:rFonts w:ascii="Arial" w:hAnsi="Arial" w:cs="Arial"/>
-        </w:rPr>
-        <w:t>processed</w:t>
-      </w:r>
-      <w:proofErr w:type="gramEnd"/>
-      <w:r>
-        <w:rPr>
-          <w:rFonts w:ascii="Arial" w:hAnsi="Arial" w:cs="Arial"/>
-        </w:rPr>
-        <w:t xml:space="preserve"> and the shooting schedule was generated. In contrast, when a .pdf file was uploaded, the backend validation logic correctly rejected the request and returned an HTTP 400 response with the message “Only .txt files are allowed,” which was displayed in the frontend interface. The accompanying screenshot demonstrates this behavior, confirming that file type validation is enforced at both the user interface and backend levels</w:t>
+        <w:t>Manual acceptance testing was conducted to validate the file type restriction requirement. The system was tested by attempting to upload both supported (.txt) and unsupported file formats (e.g., .pdf). When a valid .txt file was selected, the script was successfully processed and the shooting schedule was generated. In contrast, when a .pdf file was uploaded, the backend validation logic correctly rejected the request and returned an HTTP 400 response with the message “Only .txt files are allowed,” which was displayed in the frontend interface. The accompanying screenshot demonstrates this behavior, confirming that file type validation is enforced at both the user interface and backend levels</w:t>
       </w:r>
       <w:r>
         <w:rPr>
@@ -30497,7 +28268,6 @@
           <w:rFonts w:ascii="Arial" w:hAnsi="Arial" w:cs="Arial"/>
           <w:noProof/>
         </w:rPr>
-        <w:lastRenderedPageBreak/>
         <w:drawing>
           <wp:anchor distT="0" distB="0" distL="114300" distR="114300" simplePos="0" relativeHeight="251771904" behindDoc="0" locked="0" layoutInCell="1" allowOverlap="1" wp14:anchorId="1CAD6962" wp14:editId="0D097D4F">
             <wp:simplePos x="0" y="0"/>
@@ -30721,6 +28491,7 @@
         <w:rPr>
           <w:noProof/>
         </w:rPr>
+        <w:lastRenderedPageBreak/>
         <mc:AlternateContent>
           <mc:Choice Requires="wps">
             <w:drawing>
@@ -31070,7 +28841,7 @@
           <w:noProof/>
         </w:rPr>
         <w:drawing>
-          <wp:anchor distT="0" distB="0" distL="114300" distR="114300" simplePos="0" relativeHeight="251767808" behindDoc="0" locked="0" layoutInCell="1" allowOverlap="1" wp14:anchorId="47E80063" wp14:editId="33D28848">
+          <wp:anchor distT="0" distB="0" distL="114300" distR="114300" simplePos="0" relativeHeight="251767808" behindDoc="0" locked="0" layoutInCell="1" allowOverlap="1" wp14:anchorId="47E80063" wp14:editId="244C9DA1">
             <wp:simplePos x="0" y="0"/>
             <wp:positionH relativeFrom="margin">
               <wp:align>left</wp:align>
@@ -31178,7 +28949,14 @@
         <w:rPr>
           <w:rFonts w:ascii="Arial" w:hAnsi="Arial" w:cs="Arial"/>
         </w:rPr>
-        <w:t>. Following processing, the system successfully generated a shooting schedule which was returned through the API and displayed in the user interface, allowing the user to view the organized scenes in a structured format.</w:t>
+        <w:t xml:space="preserve">. </w:t>
+      </w:r>
+      <w:r>
+        <w:rPr>
+          <w:rFonts w:ascii="Arial" w:hAnsi="Arial" w:cs="Arial"/>
+        </w:rPr>
+        <w:lastRenderedPageBreak/>
+        <w:t>Following processing, the system successfully generated a shooting schedule which was returned through the API and displayed in the user interface, allowing the user to view the organized scenes in a structured format.</w:t>
       </w:r>
       <w:r>
         <w:rPr>
@@ -31208,21 +28986,7 @@
         <w:rPr>
           <w:rFonts w:ascii="Arial" w:hAnsi="Arial" w:cs="Arial"/>
         </w:rPr>
-        <w:t xml:space="preserve">In addition to manual acceptance validation, unit testing was performed on the </w:t>
-      </w:r>
-      <w:proofErr w:type="spellStart"/>
-      <w:r>
-        <w:rPr>
-          <w:rFonts w:ascii="Arial" w:hAnsi="Arial" w:cs="Arial"/>
-        </w:rPr>
-        <w:t>ScriptParser</w:t>
-      </w:r>
-      <w:proofErr w:type="spellEnd"/>
-      <w:r>
-        <w:rPr>
-          <w:rFonts w:ascii="Arial" w:hAnsi="Arial" w:cs="Arial"/>
-        </w:rPr>
-        <w:t xml:space="preserve"> component to verify the correctness of scene detection and metadata extraction in isolation. The tests covered multiple screenplay formatting variations, including compound location indicators (e.g., INT/EXT, I/E), scene numbering patterns (including alphanumeric identifiers such as 13A), and edge cases such as omitted scenes. These unit tests ensured deterministic and accurate parsing behavior independent of the scheduling module. Together, the unit and acceptance tests confirm that the screenplay parsing and schedule visualization functionalities meet the specified system requirements.</w:t>
+        <w:t>In addition to manual acceptance validation, unit testing was performed on the ScriptParser component to verify the correctness of scene detection and metadata extraction in isolation. The tests covered multiple screenplay formatting variations, including compound location indicators (e.g., INT/EXT, I/E), scene numbering patterns (including alphanumeric identifiers such as 13A), and edge cases such as omitted scenes. These unit tests ensured deterministic and accurate parsing behavior independent of the scheduling module. Together, the unit and acceptance tests confirm that the screenplay parsing and schedule visualization functionalities meet the specified system requirements.</w:t>
       </w:r>
     </w:p>
     <w:p/>
@@ -31258,22 +29022,7 @@
         <w:rPr>
           <w:rFonts w:ascii="Arial" w:hAnsi="Arial" w:cs="Arial"/>
         </w:rPr>
-        <w:lastRenderedPageBreak/>
-        <w:t xml:space="preserve">Automated acceptance testing was conducted to validate the requirement that all name variants referring to the same character are normalized to a single canonical representation. A synthetic screenplay containing multiple surface forms of two characters (e.g., “GEORG (V.O.)”, “George”, and “GEORGE JONAS”, as well as “MARK” and “Mark Smith”) was processed through the complete system pipeline, including parsing, character extraction, clustering, and schedule generation. The resulting </w:t>
-      </w:r>
-      <w:proofErr w:type="spellStart"/>
-      <w:r>
-        <w:rPr>
-          <w:rFonts w:ascii="Arial" w:hAnsi="Arial" w:cs="Arial"/>
-        </w:rPr>
-        <w:t>ScheduleDTO</w:t>
-      </w:r>
-      <w:proofErr w:type="spellEnd"/>
-      <w:r>
-        <w:rPr>
-          <w:rFonts w:ascii="Arial" w:hAnsi="Arial" w:cs="Arial"/>
-        </w:rPr>
-        <w:t xml:space="preserve"> structure was programmatically inspected to verify that each relevant scene contained only the selected canonical name (e.g., “GEORGE JONAS” and “MARK SMITH”) and that no alternative variants remained. In addition to confirming the presence of the canonical form, the test asserted exclusivity by ensuring that the list of character names per scene had a size of one when the character appeared. This automated validation confirms that the normalization and clustering mechanisms consistently enforce canonical character representation across the generated shooting schedule.</w:t>
+        <w:t>Automated acceptance testing was conducted to validate the requirement that all name variants referring to the same character are normalized to a single canonical representation. A synthetic screenplay containing multiple surface forms of two characters (e.g., “GEORG (V.O.)”, “George”, and “GEORGE JONAS”, as well as “MARK” and “Mark Smith”) was processed through the complete system pipeline, including parsing, character extraction, clustering, and schedule generation. The resulting ScheduleDTO structure was programmatically inspected to verify that each relevant scene contained only the selected canonical name (e.g., “GEORGE JONAS” and “MARK SMITH”) and that no alternative variants remained. In addition to confirming the presence of the canonical form, the test asserted exclusivity by ensuring that the list of character names per scene had a size of one when the character appeared. This automated validation confirms that the normalization and clustering mechanisms consistently enforce canonical character representation across the generated shooting schedule.</w:t>
       </w:r>
     </w:p>
     <w:p>
@@ -31381,14 +29130,7 @@
         <w:rPr>
           <w:rFonts w:ascii="Arial" w:hAnsi="Arial" w:cs="Arial"/>
         </w:rPr>
-        <w:t xml:space="preserve">Manual acceptance testing was performed to validate the requirement that users can view and edit the characters associated with each scene. After uploading a valid screenplay, the generated shooting schedule was displayed in the user interface, </w:t>
-      </w:r>
-      <w:r>
-        <w:rPr>
-          <w:rFonts w:ascii="Arial" w:hAnsi="Arial" w:cs="Arial"/>
-        </w:rPr>
-        <w:lastRenderedPageBreak/>
-        <w:t>including the extracted character list for each scene. The editing functionality was tested by activating the scene edit control, modifying the character list</w:t>
+        <w:t>Manual acceptance testing was performed to validate the requirement that users can view and edit the characters associated with each scene. After uploading a valid screenplay, the generated shooting schedule was displayed in the user interface, including the extracted character list for each scene. The editing functionality was tested by activating the scene edit control, modifying the character list</w:t>
       </w:r>
       <w:r>
         <w:rPr>
@@ -31400,21 +29142,7 @@
         <w:rPr>
           <w:rFonts w:ascii="Arial" w:hAnsi="Arial" w:cs="Arial"/>
         </w:rPr>
-        <w:t xml:space="preserve">, and confirming that the updated information was correctly reflected in the interface. The results demonstrate that users </w:t>
-      </w:r>
-      <w:proofErr w:type="gramStart"/>
-      <w:r>
-        <w:rPr>
-          <w:rFonts w:ascii="Arial" w:hAnsi="Arial" w:cs="Arial"/>
-        </w:rPr>
-        <w:t>are able to</w:t>
-      </w:r>
-      <w:proofErr w:type="gramEnd"/>
-      <w:r>
-        <w:rPr>
-          <w:rFonts w:ascii="Arial" w:hAnsi="Arial" w:cs="Arial"/>
-        </w:rPr>
-        <w:t xml:space="preserve"> both access and modify scene-level character data as specified in the system requirements.</w:t>
+        <w:t>, and confirming that the updated information was correctly reflected in the interface. The results demonstrate that users are able to both access and modify scene-level character data as specified in the system requirements.</w:t>
       </w:r>
     </w:p>
     <w:p>
@@ -31470,21 +29198,14 @@
         <w:rPr>
           <w:rFonts w:ascii="Arial" w:hAnsi="Arial" w:cs="Arial"/>
         </w:rPr>
-        <w:t xml:space="preserve">Manual acceptance testing was performed to validate the requirement that users can edit the scene order within the generated shooting schedule. After uploading a screenplay, the schedule was displayed in the interface. Scenes were then reordered using the provided interaction controls, and the updated sequence was immediately reflected in the interface. Internally, the scene order is maintained within the </w:t>
-      </w:r>
-      <w:proofErr w:type="spellStart"/>
-      <w:r>
-        <w:rPr>
-          <w:rFonts w:ascii="Arial" w:hAnsi="Arial" w:cs="Arial"/>
-        </w:rPr>
-        <w:t>ScheduleDTO</w:t>
-      </w:r>
-      <w:proofErr w:type="spellEnd"/>
-      <w:r>
-        <w:rPr>
-          <w:rFonts w:ascii="Arial" w:hAnsi="Arial" w:cs="Arial"/>
-        </w:rPr>
-        <w:t xml:space="preserve"> structure, and modifications are handled through React state updates. This confirms that the system supports dynamic reordering of scenes as specified in the functional requirements.</w:t>
+        <w:t xml:space="preserve">Manual acceptance testing was performed to validate the requirement that users can edit the scene order within the generated shooting schedule. After uploading a screenplay, the schedule was displayed in the interface. Scenes were then reordered using the provided interaction controls, and the updated sequence was immediately </w:t>
+      </w:r>
+      <w:r>
+        <w:rPr>
+          <w:rFonts w:ascii="Arial" w:hAnsi="Arial" w:cs="Arial"/>
+        </w:rPr>
+        <w:lastRenderedPageBreak/>
+        <w:t>reflected in the interface. Internally, the scene order is maintained within the ScheduleDTO structure, and modifications are handled through React state updates. This confirms that the system supports dynamic reordering of scenes as specified in the functional requirements.</w:t>
       </w:r>
     </w:p>
     <w:p/>
@@ -31519,35 +29240,7 @@
         <w:rPr>
           <w:rFonts w:ascii="Arial" w:hAnsi="Arial" w:cs="Arial"/>
         </w:rPr>
-        <w:t xml:space="preserve">To validate the non-functional performance requirement that the system must process a full screenplay in under 20 seconds, a performance acceptance test was implemented at the service level. Execution time was measured using </w:t>
-      </w:r>
-      <w:proofErr w:type="spellStart"/>
-      <w:r>
-        <w:rPr>
-          <w:rFonts w:ascii="Arial" w:hAnsi="Arial" w:cs="Arial"/>
-        </w:rPr>
-        <w:t>System.nanoTime</w:t>
-      </w:r>
-      <w:proofErr w:type="spellEnd"/>
-      <w:r>
-        <w:rPr>
-          <w:rFonts w:ascii="Arial" w:hAnsi="Arial" w:cs="Arial"/>
-        </w:rPr>
-        <w:t xml:space="preserve">() to capture the total backend processing duration, including script parsing, </w:t>
-      </w:r>
-      <w:proofErr w:type="spellStart"/>
-      <w:r>
-        <w:rPr>
-          <w:rFonts w:ascii="Arial" w:hAnsi="Arial" w:cs="Arial"/>
-        </w:rPr>
-        <w:t>OpenNLP</w:t>
-      </w:r>
-      <w:proofErr w:type="spellEnd"/>
-      <w:r>
-        <w:rPr>
-          <w:rFonts w:ascii="Arial" w:hAnsi="Arial" w:cs="Arial"/>
-        </w:rPr>
-        <w:t>-based character extraction, clustering,</w:t>
+        <w:t>To validate the non-functional performance requirement that the system must process a full screenplay in under 20 seconds, a performance acceptance test was implemented at the service level. Execution time was measured using System.nanoTime() to capture the total backend processing duration, including script parsing, OpenNLP-based character extraction, clustering,</w:t>
       </w:r>
       <w:r>
         <w:rPr>
@@ -31585,36 +29278,7 @@
         <w:rPr>
           <w:rFonts w:ascii="Arial" w:hAnsi="Arial" w:cs="Arial"/>
         </w:rPr>
-        <w:lastRenderedPageBreak/>
-        <w:t xml:space="preserve">The recorded execution times ranged between approximately 1,757 </w:t>
-      </w:r>
-      <w:proofErr w:type="spellStart"/>
-      <w:r>
-        <w:rPr>
-          <w:rFonts w:ascii="Arial" w:hAnsi="Arial" w:cs="Arial"/>
-        </w:rPr>
-        <w:t>ms</w:t>
-      </w:r>
-      <w:proofErr w:type="spellEnd"/>
-      <w:r>
-        <w:rPr>
-          <w:rFonts w:ascii="Arial" w:hAnsi="Arial" w:cs="Arial"/>
-        </w:rPr>
-        <w:t xml:space="preserve"> and 2,137 </w:t>
-      </w:r>
-      <w:proofErr w:type="spellStart"/>
-      <w:r>
-        <w:rPr>
-          <w:rFonts w:ascii="Arial" w:hAnsi="Arial" w:cs="Arial"/>
-        </w:rPr>
-        <w:t>ms</w:t>
-      </w:r>
-      <w:proofErr w:type="spellEnd"/>
-      <w:r>
-        <w:rPr>
-          <w:rFonts w:ascii="Arial" w:hAnsi="Arial" w:cs="Arial"/>
-        </w:rPr>
-        <w:t xml:space="preserve"> (1.76</w:t>
+        <w:t>The recorded execution times ranged between approximately 1,757 ms and 2,137 ms (1.76</w:t>
       </w:r>
       <w:r>
         <w:rPr>
@@ -31685,7 +29349,14 @@
         <w:rPr>
           <w:rFonts w:ascii="Arial" w:hAnsi="Arial" w:cs="Arial"/>
         </w:rPr>
-        <w:t>To validate the non-functional requirement that at least 80% of characters must be accurately extracted, an acceptance evaluation was conducted using a manually verified ground-truth dataset. The system’s predicted character lists for each scene were compared against the corresponding annotated characters from the reference JSON file. For each scene, true positives (correctly extracted characters), false positives (incorrectly extracted characters), and false negatives (missed characters) were computed</w:t>
+        <w:t xml:space="preserve">To validate the non-functional requirement that at least 80% of characters must be accurately extracted, an acceptance evaluation was conducted using a manually verified ground-truth dataset. The system’s predicted character lists for each scene were compared against the corresponding annotated characters from the reference </w:t>
+      </w:r>
+      <w:r>
+        <w:rPr>
+          <w:rFonts w:ascii="Arial" w:hAnsi="Arial" w:cs="Arial"/>
+        </w:rPr>
+        <w:lastRenderedPageBreak/>
+        <w:t>JSON file. For each scene, true positives (correctly extracted characters), false positives (incorrectly extracted characters), and false negatives (missed characters) were computed</w:t>
       </w:r>
       <w:r>
         <w:rPr>
@@ -31756,7 +29427,7 @@
           <w:szCs w:val="24"/>
         </w:rPr>
       </w:pPr>
-      <w:bookmarkStart w:id="42" w:name="_Toc227713381"/>
+      <w:bookmarkStart w:id="43" w:name="_Toc227763755"/>
       <w:r>
         <w:rPr>
           <w:rFonts w:ascii="Arial" w:hAnsi="Arial" w:cs="Arial"/>
@@ -31768,7 +29439,7 @@
         </w:rPr>
         <w:t>Integration Testing</w:t>
       </w:r>
-      <w:bookmarkEnd w:id="42"/>
+      <w:bookmarkEnd w:id="43"/>
     </w:p>
     <w:p/>
     <w:p>
@@ -31782,78 +29453,29 @@
         <w:rPr>
           <w:rFonts w:ascii="Arial" w:hAnsi="Arial" w:cs="Arial"/>
         </w:rPr>
-        <w:t xml:space="preserve">Integration testing was performed to validate the correct interaction between the screenplay parsing, character extraction, normalization, and scheduling modules. The </w:t>
-      </w:r>
-      <w:proofErr w:type="spellStart"/>
-      <w:r>
-        <w:rPr>
-          <w:rFonts w:ascii="Arial" w:hAnsi="Arial" w:cs="Arial"/>
-        </w:rPr>
-        <w:t>ScriptProcessingServiceTest</w:t>
-      </w:r>
-      <w:proofErr w:type="spellEnd"/>
-      <w:r>
-        <w:rPr>
-          <w:rFonts w:ascii="Arial" w:hAnsi="Arial" w:cs="Arial"/>
-        </w:rPr>
-        <w:t xml:space="preserve"> executed the complete script processing pipeline </w:t>
-      </w:r>
-      <w:r>
-        <w:rPr>
-          <w:rFonts w:ascii="Arial" w:hAnsi="Arial" w:cs="Arial"/>
-        </w:rPr>
-        <w:lastRenderedPageBreak/>
-        <w:t xml:space="preserve">on a multi-scene screenplay containing diverse formatting patterns, character variations, and multiple location combinations. By invoking the </w:t>
-      </w:r>
-      <w:proofErr w:type="spellStart"/>
-      <w:r>
-        <w:rPr>
-          <w:rFonts w:ascii="Arial" w:hAnsi="Arial" w:cs="Arial"/>
-        </w:rPr>
-        <w:t>processScript</w:t>
-      </w:r>
-      <w:proofErr w:type="spellEnd"/>
-      <w:r>
-        <w:rPr>
-          <w:rFonts w:ascii="Arial" w:hAnsi="Arial" w:cs="Arial"/>
-        </w:rPr>
-        <w:t>() method, the test evaluated the system as a unified workflow rather than as isolated components, thereby simulating realistic end-to-end processing behavior.</w:t>
-      </w:r>
-    </w:p>
-    <w:p>
-      <w:pPr>
-        <w:spacing w:line="360" w:lineRule="auto"/>
-        <w:rPr>
-          <w:rFonts w:ascii="Arial" w:hAnsi="Arial" w:cs="Arial"/>
-        </w:rPr>
-      </w:pPr>
-    </w:p>
-    <w:p>
-      <w:pPr>
-        <w:spacing w:line="360" w:lineRule="auto"/>
-        <w:rPr>
-          <w:rFonts w:ascii="Arial" w:hAnsi="Arial" w:cs="Arial"/>
-        </w:rPr>
-      </w:pPr>
-      <w:r>
-        <w:rPr>
-          <w:rFonts w:ascii="Arial" w:hAnsi="Arial" w:cs="Arial"/>
-        </w:rPr>
-        <w:t xml:space="preserve">The resulting </w:t>
-      </w:r>
-      <w:proofErr w:type="spellStart"/>
-      <w:r>
-        <w:rPr>
-          <w:rFonts w:ascii="Arial" w:hAnsi="Arial" w:cs="Arial"/>
-        </w:rPr>
-        <w:t>ScheduleDTO</w:t>
-      </w:r>
-      <w:proofErr w:type="spellEnd"/>
-      <w:r>
-        <w:rPr>
-          <w:rFonts w:ascii="Arial" w:hAnsi="Arial" w:cs="Arial"/>
-        </w:rPr>
-        <w:t xml:space="preserve"> structure was programmatically inspected to verify accurate scene parsing, canonical character normalization, shoot phase classification, scene numbering preservation, omission handling, and correct grouping of scenes into shooting days. These assertions ensured that data produced by one module was correctly consumed and processed by subsequent modules. This integration-level validation confirms that the system components operate cohesively and reliably when executed together as a complete screenplay processing and scheduling pipeline.</w:t>
+        <w:t>Integration testing was performed to validate the correct interaction between the screenplay parsing, character extraction, normalization, and scheduling modules. The ScriptProcessingServiceTest executed the complete script processing pipeline on a multi-scene screenplay containing diverse formatting patterns, character variations, and multiple location combinations. By invoking the processScript() method, the test evaluated the system as a unified workflow rather than as isolated components, thereby simulating realistic end-to-end processing behavior.</w:t>
+      </w:r>
+    </w:p>
+    <w:p>
+      <w:pPr>
+        <w:spacing w:line="360" w:lineRule="auto"/>
+        <w:rPr>
+          <w:rFonts w:ascii="Arial" w:hAnsi="Arial" w:cs="Arial"/>
+        </w:rPr>
+      </w:pPr>
+    </w:p>
+    <w:p>
+      <w:pPr>
+        <w:spacing w:line="360" w:lineRule="auto"/>
+        <w:rPr>
+          <w:rFonts w:ascii="Arial" w:hAnsi="Arial" w:cs="Arial"/>
+        </w:rPr>
+      </w:pPr>
+      <w:r>
+        <w:rPr>
+          <w:rFonts w:ascii="Arial" w:hAnsi="Arial" w:cs="Arial"/>
+        </w:rPr>
+        <w:t>The resulting ScheduleDTO structure was programmatically inspected to verify accurate scene parsing, canonical character normalization, shoot phase classification, scene numbering preservation, omission handling, and correct grouping of scenes into shooting days. These assertions ensured that data produced by one module was correctly consumed and processed by subsequent modules. This integration-level validation confirms that the system components operate cohesively and reliably when executed together as a complete screenplay processing and scheduling pipeline.</w:t>
       </w:r>
     </w:p>
     <w:p>
@@ -31881,7 +29503,7 @@
           <w:u w:val="single"/>
         </w:rPr>
       </w:pPr>
-      <w:bookmarkStart w:id="43" w:name="_Toc227713382"/>
+      <w:bookmarkStart w:id="44" w:name="_Toc227763756"/>
       <w:r>
         <w:rPr>
           <w:rFonts w:ascii="Arial" w:hAnsi="Arial" w:cs="Arial"/>
@@ -31892,9 +29514,10 @@
           <w:szCs w:val="28"/>
           <w:u w:val="single"/>
         </w:rPr>
+        <w:lastRenderedPageBreak/>
         <w:t>Results and Conclusion</w:t>
       </w:r>
-      <w:bookmarkEnd w:id="43"/>
+      <w:bookmarkEnd w:id="44"/>
     </w:p>
     <w:p>
       <w:pPr>
@@ -32010,152 +29633,124 @@
         <w:rPr>
           <w:rFonts w:ascii="Arial" w:hAnsi="Arial" w:cs="Arial"/>
         </w:rPr>
-        <w:t xml:space="preserve"> that was supposed to extract names that the model had never seen before. However, to accomplish that, the system needed to train on a lot more scripts </w:t>
+        <w:t xml:space="preserve"> that was supposed to extract names that the model had never seen before. However, to accomplish that, the system needed to train on a lot more scripts before freezing the model, which took a very long time to annotate. Consequently, when the model was frozen after training on four-five screenplays, it performed very poorly. This is why the focus was shifted from spending time on annotating script names to implementing more interesting algorithms and data structures.</w:t>
+      </w:r>
+    </w:p>
+    <w:p>
+      <w:pPr>
+        <w:spacing w:line="360" w:lineRule="auto"/>
+        <w:rPr>
+          <w:rFonts w:ascii="Arial" w:hAnsi="Arial" w:cs="Arial"/>
+        </w:rPr>
+      </w:pPr>
+    </w:p>
+    <w:p>
+      <w:pPr>
+        <w:spacing w:line="360" w:lineRule="auto"/>
+        <w:rPr>
+          <w:rFonts w:ascii="Arial" w:hAnsi="Arial" w:cs="Arial"/>
+        </w:rPr>
+      </w:pPr>
+      <w:r>
+        <w:rPr>
+          <w:rFonts w:ascii="Arial" w:hAnsi="Arial" w:cs="Arial"/>
+        </w:rPr>
+        <w:t>Using heuristic custom algorithms with some standard ones, and implementing intricate data structures, did a more successful job of extracting the character names. Currently, the</w:t>
+      </w:r>
+      <w:r>
+        <w:rPr>
+          <w:rFonts w:ascii="Arial" w:hAnsi="Arial" w:cs="Arial"/>
+        </w:rPr>
+        <w:t xml:space="preserve"> overall</w:t>
+      </w:r>
+      <w:r>
+        <w:rPr>
+          <w:rFonts w:ascii="Arial" w:hAnsi="Arial" w:cs="Arial"/>
+        </w:rPr>
+        <w:t xml:space="preserve"> extraction</w:t>
+      </w:r>
+      <w:r>
+        <w:rPr>
+          <w:rFonts w:ascii="Arial" w:hAnsi="Arial" w:cs="Arial"/>
+        </w:rPr>
+        <w:t xml:space="preserve"> success rate</w:t>
+      </w:r>
+      <w:r>
+        <w:rPr>
+          <w:rFonts w:ascii="Arial" w:hAnsi="Arial" w:cs="Arial"/>
+        </w:rPr>
+        <w:t xml:space="preserve"> </w:t>
+      </w:r>
+      <w:r>
+        <w:rPr>
+          <w:rFonts w:ascii="Arial" w:hAnsi="Arial" w:cs="Arial"/>
+        </w:rPr>
+        <w:t>(</w:t>
+      </w:r>
+      <w:r>
+        <w:rPr>
+          <w:rFonts w:ascii="Arial" w:hAnsi="Arial" w:cs="Arial"/>
+        </w:rPr>
+        <w:t>F1</w:t>
+      </w:r>
+      <w:r>
+        <w:rPr>
+          <w:rFonts w:ascii="Arial" w:hAnsi="Arial" w:cs="Arial"/>
+        </w:rPr>
+        <w:t>)</w:t>
+      </w:r>
+      <w:r>
+        <w:rPr>
+          <w:rFonts w:ascii="Arial" w:hAnsi="Arial" w:cs="Arial"/>
+        </w:rPr>
+        <w:t xml:space="preserve"> is </w:t>
+      </w:r>
+      <w:r>
+        <w:rPr>
+          <w:rFonts w:ascii="Arial" w:hAnsi="Arial" w:cs="Arial"/>
+        </w:rPr>
+        <w:t>86.85%</w:t>
+      </w:r>
+      <w:r>
+        <w:rPr>
+          <w:rFonts w:ascii="Arial" w:hAnsi="Arial" w:cs="Arial"/>
+        </w:rPr>
+        <w:t>. This is a solid score for an application that uses only one pre-trained model (for in-line characters) and has no other semantic awareness of the text itself.</w:t>
+      </w:r>
+      <w:r>
+        <w:rPr>
+          <w:rFonts w:ascii="Arial" w:hAnsi="Arial" w:cs="Arial"/>
+        </w:rPr>
+        <w:t xml:space="preserve"> Nonetheless, there are some gaps that can be improved further.</w:t>
+      </w:r>
+    </w:p>
+    <w:p>
+      <w:pPr>
+        <w:spacing w:line="360" w:lineRule="auto"/>
+        <w:rPr>
+          <w:rFonts w:ascii="Arial" w:hAnsi="Arial" w:cs="Arial"/>
+        </w:rPr>
+      </w:pPr>
+    </w:p>
+    <w:p>
+      <w:pPr>
+        <w:spacing w:line="360" w:lineRule="auto"/>
+        <w:rPr>
+          <w:rFonts w:ascii="Arial" w:hAnsi="Arial" w:cs="Arial"/>
+        </w:rPr>
+      </w:pPr>
+      <w:r>
+        <w:rPr>
+          <w:rFonts w:ascii="Arial" w:hAnsi="Arial" w:cs="Arial"/>
+        </w:rPr>
+        <w:t xml:space="preserve">Occasionally, when a character is being discussed in a scene, but they are not present, the system often recognizes them as a character because the pre-trained </w:t>
       </w:r>
       <w:r>
         <w:rPr>
           <w:rFonts w:ascii="Arial" w:hAnsi="Arial" w:cs="Arial"/>
         </w:rPr>
         <w:lastRenderedPageBreak/>
-        <w:t xml:space="preserve">before freezing the model, which took a very long time to annotate. Consequently, when the model </w:t>
-      </w:r>
-      <w:proofErr w:type="gramStart"/>
-      <w:r>
-        <w:rPr>
-          <w:rFonts w:ascii="Arial" w:hAnsi="Arial" w:cs="Arial"/>
-        </w:rPr>
-        <w:t>was frozen</w:t>
-      </w:r>
-      <w:proofErr w:type="gramEnd"/>
-      <w:r>
-        <w:rPr>
-          <w:rFonts w:ascii="Arial" w:hAnsi="Arial" w:cs="Arial"/>
-        </w:rPr>
-        <w:t xml:space="preserve"> after training on four-five screenplays, it performed very poorly. This is why the focus was shifted from spending time on annotating script names to implementing more interesting algorithms and data structures.</w:t>
-      </w:r>
-    </w:p>
-    <w:p>
-      <w:pPr>
-        <w:spacing w:line="360" w:lineRule="auto"/>
-        <w:rPr>
-          <w:rFonts w:ascii="Arial" w:hAnsi="Arial" w:cs="Arial"/>
-        </w:rPr>
-      </w:pPr>
-    </w:p>
-    <w:p>
-      <w:pPr>
-        <w:spacing w:line="360" w:lineRule="auto"/>
-        <w:rPr>
-          <w:rFonts w:ascii="Arial" w:hAnsi="Arial" w:cs="Arial"/>
-        </w:rPr>
-      </w:pPr>
-      <w:r>
-        <w:rPr>
-          <w:rFonts w:ascii="Arial" w:hAnsi="Arial" w:cs="Arial"/>
-        </w:rPr>
-        <w:t>Using heuristic custom algorithms with some standard ones, and implementing intricate data structures, did a more successful job of extracting the character names. Currently, the</w:t>
-      </w:r>
-      <w:r>
-        <w:rPr>
-          <w:rFonts w:ascii="Arial" w:hAnsi="Arial" w:cs="Arial"/>
-        </w:rPr>
-        <w:t xml:space="preserve"> overall</w:t>
-      </w:r>
-      <w:r>
-        <w:rPr>
-          <w:rFonts w:ascii="Arial" w:hAnsi="Arial" w:cs="Arial"/>
-        </w:rPr>
-        <w:t xml:space="preserve"> extraction</w:t>
-      </w:r>
-      <w:r>
-        <w:rPr>
-          <w:rFonts w:ascii="Arial" w:hAnsi="Arial" w:cs="Arial"/>
-        </w:rPr>
-        <w:t xml:space="preserve"> success rate</w:t>
-      </w:r>
-      <w:r>
-        <w:rPr>
-          <w:rFonts w:ascii="Arial" w:hAnsi="Arial" w:cs="Arial"/>
-        </w:rPr>
-        <w:t xml:space="preserve"> </w:t>
-      </w:r>
-      <w:r>
-        <w:rPr>
-          <w:rFonts w:ascii="Arial" w:hAnsi="Arial" w:cs="Arial"/>
-        </w:rPr>
-        <w:t>(</w:t>
-      </w:r>
-      <w:r>
-        <w:rPr>
-          <w:rFonts w:ascii="Arial" w:hAnsi="Arial" w:cs="Arial"/>
-        </w:rPr>
-        <w:t>F1</w:t>
-      </w:r>
-      <w:r>
-        <w:rPr>
-          <w:rFonts w:ascii="Arial" w:hAnsi="Arial" w:cs="Arial"/>
-        </w:rPr>
-        <w:t>)</w:t>
-      </w:r>
-      <w:r>
-        <w:rPr>
-          <w:rFonts w:ascii="Arial" w:hAnsi="Arial" w:cs="Arial"/>
-        </w:rPr>
-        <w:t xml:space="preserve"> is </w:t>
-      </w:r>
-      <w:r>
-        <w:rPr>
-          <w:rFonts w:ascii="Arial" w:hAnsi="Arial" w:cs="Arial"/>
-        </w:rPr>
-        <w:t>86.85%</w:t>
-      </w:r>
-      <w:r>
-        <w:rPr>
-          <w:rFonts w:ascii="Arial" w:hAnsi="Arial" w:cs="Arial"/>
-        </w:rPr>
-        <w:t>. This is a solid score for an application that uses only one pre-trained model (for in-line characters) and has no other semantic awareness of the text itself.</w:t>
-      </w:r>
-      <w:r>
-        <w:rPr>
-          <w:rFonts w:ascii="Arial" w:hAnsi="Arial" w:cs="Arial"/>
-        </w:rPr>
-        <w:t xml:space="preserve"> Nonetheless, there are some gaps that can be improved further.</w:t>
-      </w:r>
-    </w:p>
-    <w:p>
-      <w:pPr>
-        <w:spacing w:line="360" w:lineRule="auto"/>
-        <w:rPr>
-          <w:rFonts w:ascii="Arial" w:hAnsi="Arial" w:cs="Arial"/>
-        </w:rPr>
-      </w:pPr>
-    </w:p>
-    <w:p>
-      <w:pPr>
-        <w:spacing w:line="360" w:lineRule="auto"/>
-        <w:rPr>
-          <w:rFonts w:ascii="Arial" w:hAnsi="Arial" w:cs="Arial"/>
-        </w:rPr>
-      </w:pPr>
-      <w:r>
-        <w:rPr>
-          <w:rFonts w:ascii="Arial" w:hAnsi="Arial" w:cs="Arial"/>
-        </w:rPr>
-        <w:t xml:space="preserve">Occasionally, when a character is being discussed in a scene, but they are not present, the system often recognizes them as a character because the pre-trained </w:t>
-      </w:r>
-      <w:proofErr w:type="spellStart"/>
-      <w:r>
-        <w:rPr>
-          <w:rFonts w:ascii="Arial" w:hAnsi="Arial" w:cs="Arial"/>
-        </w:rPr>
-        <w:t>NameFinderME</w:t>
-      </w:r>
-      <w:proofErr w:type="spellEnd"/>
-      <w:r>
-        <w:rPr>
-          <w:rFonts w:ascii="Arial" w:hAnsi="Arial" w:cs="Arial"/>
-        </w:rPr>
-        <w:t xml:space="preserve"> model is trained to catch names and not characters. An improvement might be dependency parsing, which is an NLP technique that recognizes the relationship between words in a sentence</w:t>
+        <w:t>NameFinderME model is trained to catch names and not characters. An improvement might be dependency parsing, which is an NLP technique that recognizes the relationship between words in a sentence</w:t>
       </w:r>
       <w:r>
         <w:rPr>
@@ -32163,14 +29758,12 @@
         </w:rPr>
         <w:t xml:space="preserve"> (</w:t>
       </w:r>
-      <w:proofErr w:type="spellStart"/>
       <w:r>
         <w:rPr>
           <w:rFonts w:ascii="Arial" w:hAnsi="Arial" w:cs="Arial"/>
         </w:rPr>
         <w:t>Jurafsky</w:t>
       </w:r>
-      <w:proofErr w:type="spellEnd"/>
       <w:r>
         <w:rPr>
           <w:rFonts w:ascii="Arial" w:hAnsi="Arial" w:cs="Arial"/>
@@ -32215,21 +29808,7 @@
         <w:rPr>
           <w:rFonts w:ascii="Arial" w:hAnsi="Arial" w:cs="Arial"/>
         </w:rPr>
-        <w:t xml:space="preserve">that can elevate the application is introducing a custom markup language that has various tags (characters, scenes, props, etc.). This can work well with screenplays written in </w:t>
-      </w:r>
-      <w:proofErr w:type="spellStart"/>
-      <w:r>
-        <w:rPr>
-          <w:rFonts w:ascii="Arial" w:hAnsi="Arial" w:cs="Arial"/>
-        </w:rPr>
-        <w:t>FinalDraft</w:t>
-      </w:r>
-      <w:proofErr w:type="spellEnd"/>
-      <w:r>
-        <w:rPr>
-          <w:rFonts w:ascii="Arial" w:hAnsi="Arial" w:cs="Arial"/>
-        </w:rPr>
-        <w:t xml:space="preserve"> (the most popular screenwriting application in the industry), which uses a structured XML format and contains all the necessary tags. They can either be used directly after a Java conversion or converted to </w:t>
+        <w:t xml:space="preserve">that can elevate the application is introducing a custom markup language that has various tags (characters, scenes, props, etc.). This can work well with screenplays written in FinalDraft (the most popular screenwriting application in the industry), which uses a structured XML format and contains all the necessary tags. They can either be used directly after a Java conversion or converted to </w:t>
       </w:r>
       <w:r>
         <w:rPr>
@@ -32237,36 +29816,20 @@
           <w:i/>
           <w:iCs/>
         </w:rPr>
-        <w:t xml:space="preserve">Big </w:t>
-      </w:r>
-      <w:proofErr w:type="spellStart"/>
+        <w:t>Big Break!</w:t>
+      </w:r>
+      <w:r>
+        <w:rPr>
+          <w:rFonts w:ascii="Arial" w:hAnsi="Arial" w:cs="Arial"/>
+        </w:rPr>
+        <w:t xml:space="preserve">’s custom markup language. This would increase the total system accuracy and help make </w:t>
+      </w:r>
       <w:r>
         <w:rPr>
           <w:rFonts w:ascii="Arial" w:hAnsi="Arial" w:cs="Arial"/>
           <w:i/>
           <w:iCs/>
         </w:rPr>
-        <w:t>Break!</w:t>
-      </w:r>
-      <w:r>
-        <w:rPr>
-          <w:rFonts w:ascii="Arial" w:hAnsi="Arial" w:cs="Arial"/>
-        </w:rPr>
-        <w:t>’s</w:t>
-      </w:r>
-      <w:proofErr w:type="spellEnd"/>
-      <w:r>
-        <w:rPr>
-          <w:rFonts w:ascii="Arial" w:hAnsi="Arial" w:cs="Arial"/>
-        </w:rPr>
-        <w:t xml:space="preserve"> custom markup language. This would increase the total system accuracy and help make </w:t>
-      </w:r>
-      <w:r>
-        <w:rPr>
-          <w:rFonts w:ascii="Arial" w:hAnsi="Arial" w:cs="Arial"/>
-          <w:i/>
-          <w:iCs/>
-        </w:rPr>
         <w:t>Big Break!</w:t>
       </w:r>
       <w:r>
@@ -32307,14 +29870,7 @@
         <w:rPr>
           <w:rFonts w:ascii="Arial" w:hAnsi="Arial" w:cs="Arial"/>
         </w:rPr>
-        <w:t xml:space="preserve">I learned how to architect a multi-layered application using Java, </w:t>
-      </w:r>
-      <w:r>
-        <w:rPr>
-          <w:rFonts w:ascii="Arial" w:hAnsi="Arial" w:cs="Arial"/>
-        </w:rPr>
-        <w:lastRenderedPageBreak/>
-        <w:t>Spring Boot, and React</w:t>
+        <w:t>I learned how to architect a multi-layered application using Java, Spring Boot, and React</w:t>
       </w:r>
       <w:r>
         <w:rPr>
@@ -32348,7 +29904,7 @@
           <w:u w:val="single"/>
         </w:rPr>
       </w:pPr>
-      <w:bookmarkStart w:id="44" w:name="_Toc227713383"/>
+      <w:bookmarkStart w:id="45" w:name="_Toc227763757"/>
       <w:r>
         <w:rPr>
           <w:rFonts w:ascii="Arial" w:hAnsi="Arial" w:cs="Arial"/>
@@ -32361,7 +29917,7 @@
         </w:rPr>
         <w:t>References</w:t>
       </w:r>
-      <w:bookmarkEnd w:id="44"/>
+      <w:bookmarkEnd w:id="45"/>
     </w:p>
     <w:p>
       <w:pPr>
@@ -32418,7 +29974,6 @@
         </w:rPr>
         <w:t xml:space="preserve">Harsh. “Precision, Recall and F1-Score Using R.” </w:t>
       </w:r>
-      <w:proofErr w:type="spellStart"/>
       <w:r>
         <w:rPr>
           <w:rFonts w:ascii="Arial" w:hAnsi="Arial" w:cs="Arial"/>
@@ -32427,26 +29982,11 @@
         </w:rPr>
         <w:t>GeeksforGeeks</w:t>
       </w:r>
-      <w:proofErr w:type="spellEnd"/>
-      <w:r>
-        <w:rPr>
-          <w:rFonts w:ascii="Arial" w:hAnsi="Arial" w:cs="Arial"/>
-        </w:rPr>
-        <w:t xml:space="preserve">, </w:t>
-      </w:r>
-      <w:proofErr w:type="spellStart"/>
-      <w:r>
-        <w:rPr>
-          <w:rFonts w:ascii="Arial" w:hAnsi="Arial" w:cs="Arial"/>
-        </w:rPr>
-        <w:t>GeeksforGeeks</w:t>
-      </w:r>
-      <w:proofErr w:type="spellEnd"/>
-      <w:r>
-        <w:rPr>
-          <w:rFonts w:ascii="Arial" w:hAnsi="Arial" w:cs="Arial"/>
-        </w:rPr>
-        <w:t xml:space="preserve">, 9 Apr. 2025, www.geeksforgeeks.org/r-language/precision-recall-and-f1-score-using-r/. </w:t>
+      <w:r>
+        <w:rPr>
+          <w:rFonts w:ascii="Arial" w:hAnsi="Arial" w:cs="Arial"/>
+        </w:rPr>
+        <w:t xml:space="preserve">, GeeksforGeeks, 9 Apr. 2025, www.geeksforgeeks.org/r-language/precision-recall-and-f1-score-using-r/. </w:t>
       </w:r>
     </w:p>
     <w:p>
@@ -32462,6 +30002,7 @@
         <w:rPr>
           <w:rFonts w:ascii="Arial" w:hAnsi="Arial" w:cs="Arial"/>
         </w:rPr>
+        <w:lastRenderedPageBreak/>
         <w:t xml:space="preserve">Jurafsky, Dan, and James H. Martin. </w:t>
       </w:r>
       <w:r>
@@ -32488,21 +30029,12 @@
           <w:rFonts w:ascii="Arial" w:hAnsi="Arial" w:cs="Arial"/>
         </w:rPr>
       </w:pPr>
-      <w:proofErr w:type="spellStart"/>
-      <w:r>
-        <w:rPr>
-          <w:rFonts w:ascii="Arial" w:hAnsi="Arial" w:cs="Arial"/>
-        </w:rPr>
-        <w:t>kartik</w:t>
-      </w:r>
-      <w:proofErr w:type="spellEnd"/>
-      <w:r>
-        <w:rPr>
-          <w:rFonts w:ascii="Arial" w:hAnsi="Arial" w:cs="Arial"/>
-        </w:rPr>
-        <w:t xml:space="preserve">. “Introduction to Disjoint Set (Union-Find Data Structure).” </w:t>
-      </w:r>
-      <w:proofErr w:type="spellStart"/>
+      <w:r>
+        <w:rPr>
+          <w:rFonts w:ascii="Arial" w:hAnsi="Arial" w:cs="Arial"/>
+        </w:rPr>
+        <w:t xml:space="preserve">kartik. “Introduction to Disjoint Set (Union-Find Data Structure).” </w:t>
+      </w:r>
       <w:r>
         <w:rPr>
           <w:rFonts w:ascii="Arial" w:hAnsi="Arial" w:cs="Arial"/>
@@ -32511,26 +30043,11 @@
         </w:rPr>
         <w:t>GeeksforGeeks</w:t>
       </w:r>
-      <w:proofErr w:type="spellEnd"/>
-      <w:r>
-        <w:rPr>
-          <w:rFonts w:ascii="Arial" w:hAnsi="Arial" w:cs="Arial"/>
-        </w:rPr>
-        <w:t xml:space="preserve">, </w:t>
-      </w:r>
-      <w:proofErr w:type="spellStart"/>
-      <w:r>
-        <w:rPr>
-          <w:rFonts w:ascii="Arial" w:hAnsi="Arial" w:cs="Arial"/>
-        </w:rPr>
-        <w:t>GeeksforGeeks</w:t>
-      </w:r>
-      <w:proofErr w:type="spellEnd"/>
-      <w:r>
-        <w:rPr>
-          <w:rFonts w:ascii="Arial" w:hAnsi="Arial" w:cs="Arial"/>
-        </w:rPr>
-        <w:t>, 17 Jan. 2026, www.geeksforgeeks.org/dsa/introduction-to-disjoint-set-data-structure-or-union-find-algorithm/.</w:t>
+      <w:r>
+        <w:rPr>
+          <w:rFonts w:ascii="Arial" w:hAnsi="Arial" w:cs="Arial"/>
+        </w:rPr>
+        <w:t>, GeeksforGeeks, 17 Jan. 2026, www.geeksforgeeks.org/dsa/introduction-to-disjoint-set-data-structure-or-union-find-algorithm/.</w:t>
       </w:r>
     </w:p>
     <w:p>
@@ -32546,23 +30063,8 @@
         <w:rPr>
           <w:rFonts w:ascii="Arial" w:hAnsi="Arial" w:cs="Arial"/>
         </w:rPr>
-        <w:t xml:space="preserve">Khan, Mohammad Zaid. “Introduction to </w:t>
-      </w:r>
-      <w:proofErr w:type="spellStart"/>
-      <w:r>
-        <w:rPr>
-          <w:rFonts w:ascii="Arial" w:hAnsi="Arial" w:cs="Arial"/>
-        </w:rPr>
-        <w:t>Levenshtein</w:t>
-      </w:r>
-      <w:proofErr w:type="spellEnd"/>
-      <w:r>
-        <w:rPr>
-          <w:rFonts w:ascii="Arial" w:hAnsi="Arial" w:cs="Arial"/>
-        </w:rPr>
-        <w:t xml:space="preserve"> Distance.” </w:t>
-      </w:r>
-      <w:proofErr w:type="spellStart"/>
+        <w:t xml:space="preserve">Khan, Mohammad Zaid. “Introduction to Levenshtein Distance.” </w:t>
+      </w:r>
       <w:r>
         <w:rPr>
           <w:rFonts w:ascii="Arial" w:hAnsi="Arial" w:cs="Arial"/>
@@ -32571,26 +30073,11 @@
         </w:rPr>
         <w:t>GeeksforGeeks</w:t>
       </w:r>
-      <w:proofErr w:type="spellEnd"/>
-      <w:r>
-        <w:rPr>
-          <w:rFonts w:ascii="Arial" w:hAnsi="Arial" w:cs="Arial"/>
-        </w:rPr>
-        <w:t xml:space="preserve">, </w:t>
-      </w:r>
-      <w:proofErr w:type="spellStart"/>
-      <w:r>
-        <w:rPr>
-          <w:rFonts w:ascii="Arial" w:hAnsi="Arial" w:cs="Arial"/>
-        </w:rPr>
-        <w:t>GeeksforGeeks</w:t>
-      </w:r>
-      <w:proofErr w:type="spellEnd"/>
-      <w:r>
-        <w:rPr>
-          <w:rFonts w:ascii="Arial" w:hAnsi="Arial" w:cs="Arial"/>
-        </w:rPr>
-        <w:t>, 31 Jan. 2024, www.geeksforgeeks.org/dsa/introduction-to-levenshtein-distance/.</w:t>
+      <w:r>
+        <w:rPr>
+          <w:rFonts w:ascii="Arial" w:hAnsi="Arial" w:cs="Arial"/>
+        </w:rPr>
+        <w:t>, GeeksforGeeks, 31 Jan. 2024, www.geeksforgeeks.org/dsa/introduction-to-levenshtein-distance/.</w:t>
       </w:r>
     </w:p>
     <w:p>
@@ -32608,7 +30095,6 @@
         </w:rPr>
         <w:t xml:space="preserve">Kundu, Arnab. “Jaro and Jaro-Winkler Similarity.” </w:t>
       </w:r>
-      <w:proofErr w:type="spellStart"/>
       <w:r>
         <w:rPr>
           <w:rFonts w:ascii="Arial" w:hAnsi="Arial" w:cs="Arial"/>
@@ -32617,26 +30103,11 @@
         </w:rPr>
         <w:t>GeeksforGeeks</w:t>
       </w:r>
-      <w:proofErr w:type="spellEnd"/>
-      <w:r>
-        <w:rPr>
-          <w:rFonts w:ascii="Arial" w:hAnsi="Arial" w:cs="Arial"/>
-        </w:rPr>
-        <w:t xml:space="preserve">, </w:t>
-      </w:r>
-      <w:proofErr w:type="spellStart"/>
-      <w:r>
-        <w:rPr>
-          <w:rFonts w:ascii="Arial" w:hAnsi="Arial" w:cs="Arial"/>
-        </w:rPr>
-        <w:t>GeeksforGeeks</w:t>
-      </w:r>
-      <w:proofErr w:type="spellEnd"/>
-      <w:r>
-        <w:rPr>
-          <w:rFonts w:ascii="Arial" w:hAnsi="Arial" w:cs="Arial"/>
-        </w:rPr>
-        <w:t xml:space="preserve">, 16 May 2025, </w:t>
+      <w:r>
+        <w:rPr>
+          <w:rFonts w:ascii="Arial" w:hAnsi="Arial" w:cs="Arial"/>
+        </w:rPr>
+        <w:t xml:space="preserve">, GeeksforGeeks, 16 May 2025, </w:t>
       </w:r>
       <w:hyperlink r:id="rId23" w:history="1">
         <w:r>
@@ -32667,23 +30138,8 @@
         <w:rPr>
           <w:rFonts w:ascii="Arial" w:hAnsi="Arial" w:cs="Arial"/>
         </w:rPr>
-        <w:t xml:space="preserve">Sharma, Umang. “P, NP, </w:t>
-      </w:r>
-      <w:proofErr w:type="spellStart"/>
-      <w:r>
-        <w:rPr>
-          <w:rFonts w:ascii="Arial" w:hAnsi="Arial" w:cs="Arial"/>
-        </w:rPr>
-        <w:t>CoNP</w:t>
-      </w:r>
-      <w:proofErr w:type="spellEnd"/>
-      <w:r>
-        <w:rPr>
-          <w:rFonts w:ascii="Arial" w:hAnsi="Arial" w:cs="Arial"/>
-        </w:rPr>
-        <w:t xml:space="preserve">, NP Hard and NP Complete: Complexity Classes.” </w:t>
-      </w:r>
-      <w:proofErr w:type="spellStart"/>
+        <w:t xml:space="preserve">Sharma, Umang. “P, NP, CoNP, NP Hard and NP Complete: Complexity Classes.” </w:t>
+      </w:r>
       <w:r>
         <w:rPr>
           <w:rFonts w:ascii="Arial" w:hAnsi="Arial" w:cs="Arial"/>
@@ -32692,33 +30148,11 @@
         </w:rPr>
         <w:t>GeeksforGeeks</w:t>
       </w:r>
-      <w:proofErr w:type="spellEnd"/>
-      <w:r>
-        <w:rPr>
-          <w:rFonts w:ascii="Arial" w:hAnsi="Arial" w:cs="Arial"/>
-        </w:rPr>
-        <w:t xml:space="preserve">, </w:t>
-      </w:r>
-      <w:proofErr w:type="spellStart"/>
-      <w:r>
-        <w:rPr>
-          <w:rFonts w:ascii="Arial" w:hAnsi="Arial" w:cs="Arial"/>
-        </w:rPr>
-        <w:t>GeeksforGeeks</w:t>
-      </w:r>
-      <w:proofErr w:type="spellEnd"/>
-      <w:r>
-        <w:rPr>
-          <w:rFonts w:ascii="Arial" w:hAnsi="Arial" w:cs="Arial"/>
-        </w:rPr>
-        <w:t xml:space="preserve">, 23 July 2025, </w:t>
-      </w:r>
-      <w:r>
-        <w:rPr>
-          <w:rFonts w:ascii="Arial" w:hAnsi="Arial" w:cs="Arial"/>
-        </w:rPr>
-        <w:lastRenderedPageBreak/>
-        <w:t>www.geeksforgeeks.org/dsa/types-of-complexity-classes-p-np-conp-np-hard-and-np-complete/.</w:t>
+      <w:r>
+        <w:rPr>
+          <w:rFonts w:ascii="Arial" w:hAnsi="Arial" w:cs="Arial"/>
+        </w:rPr>
+        <w:t>, GeeksforGeeks, 23 July 2025, www.geeksforgeeks.org/dsa/types-of-complexity-classes-p-np-conp-np-hard-and-np-complete/.</w:t>
       </w:r>
     </w:p>
     <w:p>
@@ -32730,19 +30164,11 @@
           <w:rFonts w:ascii="Arial" w:hAnsi="Arial" w:cs="Arial"/>
         </w:rPr>
       </w:pPr>
-      <w:proofErr w:type="spellStart"/>
-      <w:r>
-        <w:rPr>
-          <w:rFonts w:ascii="Arial" w:hAnsi="Arial" w:cs="Arial"/>
-        </w:rPr>
-        <w:t>Tammineni</w:t>
-      </w:r>
-      <w:proofErr w:type="spellEnd"/>
-      <w:r>
-        <w:rPr>
-          <w:rFonts w:ascii="Arial" w:hAnsi="Arial" w:cs="Arial"/>
-        </w:rPr>
-        <w:t xml:space="preserve">, Tharun Tej. </w:t>
+      <w:r>
+        <w:rPr>
+          <w:rFonts w:ascii="Arial" w:hAnsi="Arial" w:cs="Arial"/>
+        </w:rPr>
+        <w:t xml:space="preserve">Tammineni, Tharun Tej. </w:t>
       </w:r>
       <w:r>
         <w:rPr>
@@ -32756,21 +30182,7 @@
         <w:rPr>
           <w:rFonts w:ascii="Arial" w:hAnsi="Arial" w:cs="Arial"/>
         </w:rPr>
-        <w:t xml:space="preserve">. 2013. All Graduate Plan B and Other Reports, no. 301, Utah State University </w:t>
-      </w:r>
-      <w:proofErr w:type="spellStart"/>
-      <w:r>
-        <w:rPr>
-          <w:rFonts w:ascii="Arial" w:hAnsi="Arial" w:cs="Arial"/>
-        </w:rPr>
-        <w:t>DigitalCommons</w:t>
-      </w:r>
-      <w:proofErr w:type="spellEnd"/>
-      <w:r>
-        <w:rPr>
-          <w:rFonts w:ascii="Arial" w:hAnsi="Arial" w:cs="Arial"/>
-        </w:rPr>
-        <w:t xml:space="preserve">, </w:t>
+        <w:t xml:space="preserve">. 2013. All Graduate Plan B and Other Reports, no. 301, Utah State University DigitalCommons, </w:t>
       </w:r>
       <w:hyperlink r:id="rId24" w:tgtFrame="_new" w:history="1">
         <w:r>
@@ -32795,35 +30207,7 @@
         <w:rPr>
           <w:rFonts w:ascii="Arial" w:hAnsi="Arial" w:cs="Arial"/>
         </w:rPr>
-        <w:t xml:space="preserve">The Apache </w:t>
-      </w:r>
-      <w:proofErr w:type="spellStart"/>
-      <w:r>
-        <w:rPr>
-          <w:rFonts w:ascii="Arial" w:hAnsi="Arial" w:cs="Arial"/>
-        </w:rPr>
-        <w:t>OpenNLP</w:t>
-      </w:r>
-      <w:proofErr w:type="spellEnd"/>
-      <w:r>
-        <w:rPr>
-          <w:rFonts w:ascii="Arial" w:hAnsi="Arial" w:cs="Arial"/>
-        </w:rPr>
-        <w:t xml:space="preserve"> Team. “Apache </w:t>
-      </w:r>
-      <w:proofErr w:type="spellStart"/>
-      <w:r>
-        <w:rPr>
-          <w:rFonts w:ascii="Arial" w:hAnsi="Arial" w:cs="Arial"/>
-        </w:rPr>
-        <w:t>Opennlp</w:t>
-      </w:r>
-      <w:proofErr w:type="spellEnd"/>
-      <w:r>
-        <w:rPr>
-          <w:rFonts w:ascii="Arial" w:hAnsi="Arial" w:cs="Arial"/>
-        </w:rPr>
-        <w:t xml:space="preserve"> 3.0.0-M2 Released.” </w:t>
+        <w:t xml:space="preserve">The Apache OpenNLP Team. “Apache Opennlp 3.0.0-M2 Released.” </w:t>
       </w:r>
       <w:r>
         <w:rPr>
@@ -32831,87 +30215,43 @@
           <w:i/>
           <w:iCs/>
         </w:rPr>
-        <w:t xml:space="preserve">Apache </w:t>
-      </w:r>
-      <w:proofErr w:type="spellStart"/>
+        <w:t>Apache OpenNLP 3.0.0-M2 Released - Apache OpenNLP</w:t>
+      </w:r>
+      <w:r>
+        <w:rPr>
+          <w:rFonts w:ascii="Arial" w:hAnsi="Arial" w:cs="Arial"/>
+        </w:rPr>
+        <w:t>, 2026, opennlp.apache.org/news/release-300-M2.html.</w:t>
+      </w:r>
+    </w:p>
+    <w:p>
+      <w:pPr>
+        <w:pStyle w:val="NormalWeb"/>
+        <w:spacing w:line="360" w:lineRule="auto"/>
+        <w:ind w:left="720" w:hanging="720"/>
+        <w:rPr>
+          <w:rFonts w:ascii="Arial" w:hAnsi="Arial" w:cs="Arial"/>
+        </w:rPr>
+      </w:pPr>
+      <w:r>
+        <w:rPr>
+          <w:rFonts w:ascii="Arial" w:hAnsi="Arial" w:cs="Arial"/>
+        </w:rPr>
+        <w:t xml:space="preserve">VR. “Trie Data Structure.” </w:t>
+      </w:r>
       <w:r>
         <w:rPr>
           <w:rFonts w:ascii="Arial" w:hAnsi="Arial" w:cs="Arial"/>
           <w:i/>
           <w:iCs/>
         </w:rPr>
-        <w:t>OpenNLP</w:t>
-      </w:r>
-      <w:proofErr w:type="spellEnd"/>
-      <w:r>
-        <w:rPr>
-          <w:rFonts w:ascii="Arial" w:hAnsi="Arial" w:cs="Arial"/>
-          <w:i/>
-          <w:iCs/>
-        </w:rPr>
-        <w:t xml:space="preserve"> 3.0.0-M2 Released - Apache </w:t>
-      </w:r>
-      <w:proofErr w:type="spellStart"/>
-      <w:r>
-        <w:rPr>
-          <w:rFonts w:ascii="Arial" w:hAnsi="Arial" w:cs="Arial"/>
-          <w:i/>
-          <w:iCs/>
-        </w:rPr>
-        <w:t>OpenNLP</w:t>
-      </w:r>
-      <w:proofErr w:type="spellEnd"/>
-      <w:r>
-        <w:rPr>
-          <w:rFonts w:ascii="Arial" w:hAnsi="Arial" w:cs="Arial"/>
-        </w:rPr>
-        <w:t>, 2026, opennlp.apache.org/news/release-300-M2.html.</w:t>
-      </w:r>
-    </w:p>
-    <w:p>
-      <w:pPr>
-        <w:pStyle w:val="NormalWeb"/>
-        <w:spacing w:line="360" w:lineRule="auto"/>
-        <w:ind w:left="720" w:hanging="720"/>
-        <w:rPr>
-          <w:rFonts w:ascii="Arial" w:hAnsi="Arial" w:cs="Arial"/>
-        </w:rPr>
-      </w:pPr>
-      <w:r>
-        <w:rPr>
-          <w:rFonts w:ascii="Arial" w:hAnsi="Arial" w:cs="Arial"/>
-        </w:rPr>
-        <w:t xml:space="preserve">VR. “Trie Data Structure.” </w:t>
-      </w:r>
-      <w:proofErr w:type="spellStart"/>
-      <w:r>
-        <w:rPr>
-          <w:rFonts w:ascii="Arial" w:hAnsi="Arial" w:cs="Arial"/>
-          <w:i/>
-          <w:iCs/>
-        </w:rPr>
         <w:t>GeeksforGeeks</w:t>
       </w:r>
-      <w:proofErr w:type="spellEnd"/>
-      <w:r>
-        <w:rPr>
-          <w:rFonts w:ascii="Arial" w:hAnsi="Arial" w:cs="Arial"/>
-        </w:rPr>
-        <w:t xml:space="preserve">, </w:t>
-      </w:r>
-      <w:proofErr w:type="spellStart"/>
-      <w:r>
-        <w:rPr>
-          <w:rFonts w:ascii="Arial" w:hAnsi="Arial" w:cs="Arial"/>
-        </w:rPr>
-        <w:t>GeeksforGeeks</w:t>
-      </w:r>
-      <w:proofErr w:type="spellEnd"/>
-      <w:r>
-        <w:rPr>
-          <w:rFonts w:ascii="Arial" w:hAnsi="Arial" w:cs="Arial"/>
-        </w:rPr>
-        <w:t xml:space="preserve">, 18 Jan. 2026, </w:t>
+      <w:r>
+        <w:rPr>
+          <w:rFonts w:ascii="Arial" w:hAnsi="Arial" w:cs="Arial"/>
+        </w:rPr>
+        <w:t xml:space="preserve">, GeeksforGeeks, 18 Jan. 2026, </w:t>
       </w:r>
       <w:hyperlink r:id="rId25" w:history="1">
         <w:r>
@@ -32928,16 +30268,6 @@
         </w:rPr>
         <w:t>.</w:t>
       </w:r>
-    </w:p>
-    <w:p>
-      <w:pPr>
-        <w:pStyle w:val="NormalWeb"/>
-        <w:spacing w:line="360" w:lineRule="auto"/>
-        <w:ind w:left="720" w:hanging="720"/>
-        <w:rPr>
-          <w:rFonts w:ascii="Arial" w:hAnsi="Arial" w:cs="Arial"/>
-        </w:rPr>
-      </w:pPr>
     </w:p>
     <w:p>
       <w:pPr>
@@ -36321,7 +33651,6 @@
   <w:style w:type="character" w:default="1" w:styleId="DefaultParagraphFont">
     <w:name w:val="Default Paragraph Font"/>
     <w:uiPriority w:val="1"/>
-    <w:semiHidden/>
     <w:unhideWhenUsed/>
   </w:style>
   <w:style w:type="table" w:default="1" w:styleId="TableNormal">

--- a/docs/Vili-An_Doneva_Diploma_Thesis.docx
+++ b/docs/Vili-An_Doneva_Diploma_Thesis.docx
@@ -199,6 +199,7 @@
           <w:szCs w:val="32"/>
         </w:rPr>
       </w:pPr>
+      <w:proofErr w:type="gramStart"/>
       <w:r>
         <w:rPr>
           <w:rFonts w:ascii="Arial" w:hAnsi="Arial" w:cs="Arial"/>
@@ -227,7 +228,18 @@
           <w:sz w:val="32"/>
           <w:szCs w:val="32"/>
         </w:rPr>
-        <w:t xml:space="preserve">, </w:t>
+        <w:t>,</w:t>
+      </w:r>
+      <w:proofErr w:type="gramEnd"/>
+      <w:r>
+        <w:rPr>
+          <w:rFonts w:ascii="Arial" w:hAnsi="Arial" w:cs="Arial"/>
+          <w:b/>
+          <w:bCs/>
+          <w:sz w:val="32"/>
+          <w:szCs w:val="32"/>
+        </w:rPr>
+        <w:t xml:space="preserve"> </w:t>
       </w:r>
       <w:r>
         <w:rPr>
@@ -748,7 +760,21 @@
         <w:rPr>
           <w:rFonts w:ascii="Arial" w:hAnsi="Arial" w:cs="Arial"/>
         </w:rPr>
-        <w:t xml:space="preserve"> additionally uses a </w:t>
+        <w:t xml:space="preserve"> </w:t>
+      </w:r>
+      <w:proofErr w:type="gramStart"/>
+      <w:r>
+        <w:rPr>
+          <w:rFonts w:ascii="Arial" w:hAnsi="Arial" w:cs="Arial"/>
+        </w:rPr>
+        <w:t>additionally</w:t>
+      </w:r>
+      <w:proofErr w:type="gramEnd"/>
+      <w:r>
+        <w:rPr>
+          <w:rFonts w:ascii="Arial" w:hAnsi="Arial" w:cs="Arial"/>
+        </w:rPr>
+        <w:t xml:space="preserve"> uses a </w:t>
       </w:r>
       <w:r>
         <w:rPr>
@@ -802,8 +828,16 @@
         <w:rPr>
           <w:rFonts w:ascii="Arial" w:hAnsi="Arial" w:cs="Arial"/>
         </w:rPr>
-        <w:t>uses the Levenshtein</w:t>
-      </w:r>
+        <w:t xml:space="preserve">uses the </w:t>
+      </w:r>
+      <w:proofErr w:type="spellStart"/>
+      <w:r>
+        <w:rPr>
+          <w:rFonts w:ascii="Arial" w:hAnsi="Arial" w:cs="Arial"/>
+        </w:rPr>
+        <w:t>Levenshtein</w:t>
+      </w:r>
+      <w:proofErr w:type="spellEnd"/>
       <w:r>
         <w:rPr>
           <w:rFonts w:ascii="Arial" w:hAnsi="Arial" w:cs="Arial"/>
@@ -1090,6 +1124,7 @@
         </w:rPr>
         <w:t xml:space="preserve">cited in the text and in the Reference </w:t>
       </w:r>
+      <w:proofErr w:type="gramStart"/>
       <w:r>
         <w:rPr>
           <w:rFonts w:ascii="Arial" w:hAnsi="Arial" w:cs="Arial"/>
@@ -1102,6 +1137,7 @@
         </w:rPr>
         <w:t>”</w:t>
       </w:r>
+      <w:proofErr w:type="gramEnd"/>
     </w:p>
     <w:p>
       <w:pPr>
@@ -6501,7 +6537,21 @@
         <w:rPr>
           <w:rFonts w:ascii="Arial" w:hAnsi="Arial" w:cs="Arial"/>
         </w:rPr>
-        <w:t xml:space="preserve">, and the pre-trained Named Entity Recognition (NER) model – NameFinderME. </w:t>
+        <w:t xml:space="preserve">, and the pre-trained Named Entity Recognition (NER) model – </w:t>
+      </w:r>
+      <w:proofErr w:type="spellStart"/>
+      <w:r>
+        <w:rPr>
+          <w:rFonts w:ascii="Arial" w:hAnsi="Arial" w:cs="Arial"/>
+        </w:rPr>
+        <w:t>NameFinderME</w:t>
+      </w:r>
+      <w:proofErr w:type="spellEnd"/>
+      <w:r>
+        <w:rPr>
+          <w:rFonts w:ascii="Arial" w:hAnsi="Arial" w:cs="Arial"/>
+        </w:rPr>
+        <w:t xml:space="preserve">. </w:t>
       </w:r>
       <w:r>
         <w:rPr>
@@ -6593,7 +6643,21 @@
         <w:rPr>
           <w:rFonts w:ascii="Arial" w:hAnsi="Arial" w:cs="Arial"/>
         </w:rPr>
-        <w:t>Most cases are covered by the heuristic logic</w:t>
+        <w:t xml:space="preserve">Most cases are covered by </w:t>
+      </w:r>
+      <w:proofErr w:type="gramStart"/>
+      <w:r>
+        <w:rPr>
+          <w:rFonts w:ascii="Arial" w:hAnsi="Arial" w:cs="Arial"/>
+        </w:rPr>
+        <w:t>the heuristic</w:t>
+      </w:r>
+      <w:proofErr w:type="gramEnd"/>
+      <w:r>
+        <w:rPr>
+          <w:rFonts w:ascii="Arial" w:hAnsi="Arial" w:cs="Arial"/>
+        </w:rPr>
+        <w:t xml:space="preserve"> logic</w:t>
       </w:r>
       <w:r>
         <w:rPr>
@@ -6629,14 +6693,30 @@
         <w:rPr>
           <w:rFonts w:ascii="Arial" w:hAnsi="Arial" w:cs="Arial"/>
         </w:rPr>
-        <w:t xml:space="preserve"> patterns. However, in-line names are more difficult to extract as they have no distinct position or format. This is why NameFinderME or the first-introduced logic is used. </w:t>
-      </w:r>
+        <w:t xml:space="preserve"> patterns. However, in-line names are more difficult to extract as they have no distinct position or format. This is why </w:t>
+      </w:r>
+      <w:proofErr w:type="spellStart"/>
       <w:r>
         <w:rPr>
           <w:rFonts w:ascii="Arial" w:hAnsi="Arial" w:cs="Arial"/>
         </w:rPr>
         <w:t>NameFinderME</w:t>
       </w:r>
+      <w:proofErr w:type="spellEnd"/>
+      <w:r>
+        <w:rPr>
+          <w:rFonts w:ascii="Arial" w:hAnsi="Arial" w:cs="Arial"/>
+        </w:rPr>
+        <w:t xml:space="preserve"> or the first-introduced logic is used. </w:t>
+      </w:r>
+      <w:proofErr w:type="spellStart"/>
+      <w:r>
+        <w:rPr>
+          <w:rFonts w:ascii="Arial" w:hAnsi="Arial" w:cs="Arial"/>
+        </w:rPr>
+        <w:t>NameFinderME</w:t>
+      </w:r>
+      <w:proofErr w:type="spellEnd"/>
       <w:r>
         <w:rPr>
           <w:rFonts w:ascii="Arial" w:hAnsi="Arial" w:cs="Arial"/>
@@ -6659,8 +6739,16 @@
         <w:rPr>
           <w:rFonts w:ascii="Arial" w:hAnsi="Arial" w:cs="Arial"/>
         </w:rPr>
-        <w:t>class in the Apache OpenNLP</w:t>
-      </w:r>
+        <w:t xml:space="preserve">class in the Apache </w:t>
+      </w:r>
+      <w:proofErr w:type="spellStart"/>
+      <w:r>
+        <w:rPr>
+          <w:rFonts w:ascii="Arial" w:hAnsi="Arial" w:cs="Arial"/>
+        </w:rPr>
+        <w:t>OpenNLP</w:t>
+      </w:r>
+      <w:proofErr w:type="spellEnd"/>
       <w:r>
         <w:rPr>
           <w:rFonts w:ascii="Arial" w:hAnsi="Arial" w:cs="Arial"/>
@@ -6742,7 +6830,21 @@
         <w:rPr>
           <w:rFonts w:ascii="Arial" w:hAnsi="Arial" w:cs="Arial"/>
         </w:rPr>
-        <w:t xml:space="preserve"> the Levenshtein distance algorithm</w:t>
+        <w:t xml:space="preserve"> the </w:t>
+      </w:r>
+      <w:proofErr w:type="spellStart"/>
+      <w:r>
+        <w:rPr>
+          <w:rFonts w:ascii="Arial" w:hAnsi="Arial" w:cs="Arial"/>
+        </w:rPr>
+        <w:t>Levenshtein</w:t>
+      </w:r>
+      <w:proofErr w:type="spellEnd"/>
+      <w:r>
+        <w:rPr>
+          <w:rFonts w:ascii="Arial" w:hAnsi="Arial" w:cs="Arial"/>
+        </w:rPr>
+        <w:t xml:space="preserve"> distance algorithm</w:t>
       </w:r>
       <w:r>
         <w:rPr>
@@ -6799,8 +6901,50 @@
       <w:r>
         <w:rPr>
           <w:rFonts w:ascii="Arial" w:hAnsi="Arial" w:cs="Arial"/>
-        </w:rPr>
-        <w:t>For props and set dressings, the program uses Parts-Of-Speech (POS) Tagger to determine the grammatical role of each word in the script. The POS Tagger also detects patterns of grammatical roles in a sentence (e.g. verb -&gt; determiner -&gt; noun). This allows heuristic rules to facilitate the detection of props and set dressings.</w:t>
+          <w:i/>
+          <w:iCs/>
+        </w:rPr>
+        <w:t xml:space="preserve">Big </w:t>
+      </w:r>
+      <w:proofErr w:type="spellStart"/>
+      <w:r>
+        <w:rPr>
+          <w:rFonts w:ascii="Arial" w:hAnsi="Arial" w:cs="Arial"/>
+          <w:i/>
+          <w:iCs/>
+        </w:rPr>
+        <w:t>Break!</w:t>
+      </w:r>
+      <w:r>
+        <w:rPr>
+          <w:rFonts w:ascii="Arial" w:hAnsi="Arial" w:cs="Arial"/>
+        </w:rPr>
+        <w:t>’s</w:t>
+      </w:r>
+      <w:proofErr w:type="spellEnd"/>
+      <w:r>
+        <w:rPr>
+          <w:rFonts w:ascii="Arial" w:hAnsi="Arial" w:cs="Arial"/>
+        </w:rPr>
+        <w:t xml:space="preserve"> scheduling depends on various </w:t>
+      </w:r>
+      <w:r>
+        <w:rPr>
+          <w:rFonts w:ascii="Arial" w:hAnsi="Arial" w:cs="Arial"/>
+        </w:rPr>
+        <w:t>factors – location, time, maximum pages per day, scene order, character overlaps, load per day, etc. This causes</w:t>
+      </w:r>
+      <w:r>
+        <w:rPr>
+          <w:rFonts w:ascii="Arial" w:hAnsi="Arial" w:cs="Arial"/>
+        </w:rPr>
+        <w:t xml:space="preserve"> the Resource-Constraint Project Scheduling Problem (RCPSP) with a Serial Schedule Generation Scheme (SSGS)</w:t>
+      </w:r>
+      <w:r>
+        <w:rPr>
+          <w:rFonts w:ascii="Arial" w:hAnsi="Arial" w:cs="Arial"/>
+        </w:rPr>
+        <w:t>.</w:t>
       </w:r>
     </w:p>
     <w:p>
@@ -6827,34 +6971,34 @@
       <w:r>
         <w:rPr>
           <w:rFonts w:ascii="Arial" w:hAnsi="Arial" w:cs="Arial"/>
+        </w:rPr>
+        <w:t>The program uses Spring Boot to connect through a REST</w:t>
+      </w:r>
+      <w:r>
+        <w:rPr>
+          <w:rFonts w:ascii="Arial" w:hAnsi="Arial" w:cs="Arial"/>
+        </w:rPr>
+        <w:t>ful</w:t>
+      </w:r>
+      <w:r>
+        <w:rPr>
+          <w:rFonts w:ascii="Arial" w:hAnsi="Arial" w:cs="Arial"/>
+        </w:rPr>
+        <w:t xml:space="preserve"> API to the React frontend. Having the visual aspect of </w:t>
+      </w:r>
+      <w:r>
+        <w:rPr>
+          <w:rFonts w:ascii="Arial" w:hAnsi="Arial" w:cs="Arial"/>
           <w:i/>
           <w:iCs/>
         </w:rPr>
-        <w:t>Big Break!</w:t>
-      </w:r>
-      <w:r>
-        <w:rPr>
-          <w:rFonts w:ascii="Arial" w:hAnsi="Arial" w:cs="Arial"/>
-        </w:rPr>
-        <w:t xml:space="preserve">’s scheduling depends on various </w:t>
-      </w:r>
-      <w:r>
-        <w:rPr>
-          <w:rFonts w:ascii="Arial" w:hAnsi="Arial" w:cs="Arial"/>
-        </w:rPr>
-        <w:t>factors – location, time, maximum pages per day, scene order, character overlaps, load per day, etc. This causes</w:t>
-      </w:r>
-      <w:r>
-        <w:rPr>
-          <w:rFonts w:ascii="Arial" w:hAnsi="Arial" w:cs="Arial"/>
-        </w:rPr>
-        <w:t xml:space="preserve"> the Resource-Constraint Project Scheduling Problem (RCPSP) with a Serial Schedule Generation Scheme (SSGS)</w:t>
-      </w:r>
-      <w:r>
-        <w:rPr>
-          <w:rFonts w:ascii="Arial" w:hAnsi="Arial" w:cs="Arial"/>
-        </w:rPr>
-        <w:t>.</w:t>
+        <w:t xml:space="preserve">Big Break! </w:t>
+      </w:r>
+      <w:r>
+        <w:rPr>
+          <w:rFonts w:ascii="Arial" w:hAnsi="Arial" w:cs="Arial"/>
+        </w:rPr>
+        <w:t>would allow the user to easily interact with the software without burdening them with heavily technical processes.</w:t>
       </w:r>
     </w:p>
     <w:p>
@@ -6882,19 +7026,7 @@
         <w:rPr>
           <w:rFonts w:ascii="Arial" w:hAnsi="Arial" w:cs="Arial"/>
         </w:rPr>
-        <w:t>The program uses Spring Boot to connect through a REST</w:t>
-      </w:r>
-      <w:r>
-        <w:rPr>
-          <w:rFonts w:ascii="Arial" w:hAnsi="Arial" w:cs="Arial"/>
-        </w:rPr>
-        <w:t>ful</w:t>
-      </w:r>
-      <w:r>
-        <w:rPr>
-          <w:rFonts w:ascii="Arial" w:hAnsi="Arial" w:cs="Arial"/>
-        </w:rPr>
-        <w:t xml:space="preserve"> API to the React frontend. Having the visual aspect of </w:t>
+        <w:t xml:space="preserve">The reason why I chose to pursue </w:t>
       </w:r>
       <w:r>
         <w:rPr>
@@ -6904,53 +7036,19 @@
         </w:rPr>
         <w:t xml:space="preserve">Big Break! </w:t>
       </w:r>
-      <w:r>
-        <w:rPr>
-          <w:rFonts w:ascii="Arial" w:hAnsi="Arial" w:cs="Arial"/>
-        </w:rPr>
-        <w:t>would allow the user to easily interact with the software without burdening them with heavily technical processes.</w:t>
-      </w:r>
-    </w:p>
-    <w:p>
-      <w:pPr>
-        <w:pStyle w:val="ListParagraph"/>
-        <w:spacing w:line="360" w:lineRule="auto"/>
-        <w:ind w:left="0"/>
-        <w:jc w:val="both"/>
-        <w:rPr>
-          <w:rFonts w:ascii="Arial" w:hAnsi="Arial" w:cs="Arial"/>
-        </w:rPr>
-      </w:pPr>
-    </w:p>
-    <w:p>
-      <w:pPr>
-        <w:pStyle w:val="ListParagraph"/>
-        <w:spacing w:line="360" w:lineRule="auto"/>
-        <w:ind w:left="0"/>
-        <w:jc w:val="both"/>
-        <w:rPr>
-          <w:rFonts w:ascii="Arial" w:hAnsi="Arial" w:cs="Arial"/>
-        </w:rPr>
-      </w:pPr>
-      <w:r>
-        <w:rPr>
-          <w:rFonts w:ascii="Arial" w:hAnsi="Arial" w:cs="Arial"/>
-        </w:rPr>
-        <w:t xml:space="preserve">The reason why I chose to pursue </w:t>
-      </w:r>
-      <w:r>
-        <w:rPr>
-          <w:rFonts w:ascii="Arial" w:hAnsi="Arial" w:cs="Arial"/>
-          <w:i/>
-          <w:iCs/>
-        </w:rPr>
-        <w:t xml:space="preserve">Big Break! </w:t>
-      </w:r>
-      <w:r>
-        <w:rPr>
-          <w:rFonts w:ascii="Arial" w:hAnsi="Arial" w:cs="Arial"/>
-        </w:rPr>
-        <w:t>as my senior project is majorly connected to my interest in fil</w:t>
+      <w:proofErr w:type="gramStart"/>
+      <w:r>
+        <w:rPr>
+          <w:rFonts w:ascii="Arial" w:hAnsi="Arial" w:cs="Arial"/>
+        </w:rPr>
+        <w:t>as</w:t>
+      </w:r>
+      <w:proofErr w:type="gramEnd"/>
+      <w:r>
+        <w:rPr>
+          <w:rFonts w:ascii="Arial" w:hAnsi="Arial" w:cs="Arial"/>
+        </w:rPr>
+        <w:t xml:space="preserve"> my senior project is majorly connected to my interest in fil</w:t>
       </w:r>
       <w:r>
         <w:rPr>
@@ -6985,34 +7083,16 @@
     </w:p>
     <w:p>
       <w:pPr>
-        <w:pStyle w:val="ListParagraph"/>
-        <w:spacing w:line="360" w:lineRule="auto"/>
-        <w:ind w:left="0"/>
-        <w:jc w:val="both"/>
-        <w:rPr>
-          <w:rFonts w:ascii="Arial" w:hAnsi="Arial" w:cs="Arial"/>
-        </w:rPr>
-      </w:pPr>
-    </w:p>
-    <w:p>
-      <w:pPr>
-        <w:pStyle w:val="ListParagraph"/>
-        <w:spacing w:line="360" w:lineRule="auto"/>
-        <w:ind w:left="0"/>
-        <w:jc w:val="both"/>
-        <w:rPr>
-          <w:rFonts w:ascii="Arial" w:hAnsi="Arial" w:cs="Arial"/>
-        </w:rPr>
-      </w:pPr>
-    </w:p>
-    <w:p>
-      <w:pPr>
-        <w:pStyle w:val="ListParagraph"/>
-        <w:spacing w:line="360" w:lineRule="auto"/>
-        <w:rPr>
-          <w:rFonts w:ascii="Arial" w:hAnsi="Arial" w:cs="Arial"/>
-        </w:rPr>
-      </w:pPr>
+        <w:rPr>
+          <w:rFonts w:ascii="Arial" w:hAnsi="Arial" w:cs="Arial"/>
+        </w:rPr>
+      </w:pPr>
+      <w:r>
+        <w:rPr>
+          <w:rFonts w:ascii="Arial" w:hAnsi="Arial" w:cs="Arial"/>
+        </w:rPr>
+        <w:br w:type="page"/>
+      </w:r>
     </w:p>
     <w:p>
       <w:pPr>
@@ -7639,12 +7719,14 @@
         </w:rPr>
         <w:t xml:space="preserve"> (</w:t>
       </w:r>
+      <w:proofErr w:type="spellStart"/>
       <w:r>
         <w:rPr>
           <w:rFonts w:ascii="Arial" w:hAnsi="Arial" w:cs="Arial"/>
         </w:rPr>
         <w:t>Jurafsky</w:t>
       </w:r>
+      <w:proofErr w:type="spellEnd"/>
       <w:r>
         <w:rPr>
           <w:rFonts w:ascii="Arial" w:hAnsi="Arial" w:cs="Arial"/>
@@ -7655,7 +7737,21 @@
         <w:rPr>
           <w:rFonts w:ascii="Arial" w:hAnsi="Arial" w:cs="Arial"/>
         </w:rPr>
-        <w:t xml:space="preserve"> and Apache OpenNLP tokenization, both of which require raw textual input. Supporting additional formats such as PDF or DOCX would introduce significant parsing complexity and require additional third-party libraries. </w:t>
+        <w:t xml:space="preserve"> and Apache </w:t>
+      </w:r>
+      <w:proofErr w:type="spellStart"/>
+      <w:r>
+        <w:rPr>
+          <w:rFonts w:ascii="Arial" w:hAnsi="Arial" w:cs="Arial"/>
+        </w:rPr>
+        <w:t>OpenNLP</w:t>
+      </w:r>
+      <w:proofErr w:type="spellEnd"/>
+      <w:r>
+        <w:rPr>
+          <w:rFonts w:ascii="Arial" w:hAnsi="Arial" w:cs="Arial"/>
+        </w:rPr>
+        <w:t xml:space="preserve"> tokenization, both of which require raw textual input. Supporting additional formats such as PDF or DOCX would introduce significant parsing complexity and require additional third-party libraries. </w:t>
       </w:r>
       <w:r>
         <w:rPr>
@@ -7781,7 +7877,21 @@
         <w:rPr>
           <w:rFonts w:ascii="Arial" w:hAnsi="Arial" w:cs="Arial"/>
         </w:rPr>
-        <w:t>This requirement is implemented through a regex-based parsing mechanism within the ScriptParser component</w:t>
+        <w:t xml:space="preserve">This requirement is implemented through a regex-based parsing mechanism within the </w:t>
+      </w:r>
+      <w:proofErr w:type="spellStart"/>
+      <w:r>
+        <w:rPr>
+          <w:rFonts w:ascii="Arial" w:hAnsi="Arial" w:cs="Arial"/>
+        </w:rPr>
+        <w:t>ScriptParser</w:t>
+      </w:r>
+      <w:proofErr w:type="spellEnd"/>
+      <w:r>
+        <w:rPr>
+          <w:rFonts w:ascii="Arial" w:hAnsi="Arial" w:cs="Arial"/>
+        </w:rPr>
+        <w:t xml:space="preserve"> component</w:t>
       </w:r>
       <w:r>
         <w:rPr>
@@ -7789,12 +7899,14 @@
         </w:rPr>
         <w:t xml:space="preserve"> (</w:t>
       </w:r>
+      <w:proofErr w:type="spellStart"/>
       <w:r>
         <w:rPr>
           <w:rFonts w:ascii="Arial" w:hAnsi="Arial" w:cs="Arial"/>
         </w:rPr>
         <w:t>Jurafsky</w:t>
       </w:r>
+      <w:proofErr w:type="spellEnd"/>
       <w:r>
         <w:rPr>
           <w:rFonts w:ascii="Arial" w:hAnsi="Arial" w:cs="Arial"/>
@@ -7934,13 +8046,29 @@
           <w:i/>
           <w:iCs/>
         </w:rPr>
-        <w:t>Big Break!</w:t>
-      </w:r>
-      <w:r>
-        <w:rPr>
-          <w:rFonts w:ascii="Arial" w:hAnsi="Arial" w:cs="Arial"/>
-        </w:rPr>
-        <w:t>, as the main goal of the system is to generate a shooting plan. The schedule must be presented in a structured and easily digestible format to the user. After script parsing, character extraction, character clustering, and scheduling are complemented on the backend side, the generated list of shooting days is returned to the React frontend through a RESTful API and rendered dynamically.</w:t>
+        <w:t xml:space="preserve">Big </w:t>
+      </w:r>
+      <w:proofErr w:type="gramStart"/>
+      <w:r>
+        <w:rPr>
+          <w:rFonts w:ascii="Arial" w:hAnsi="Arial" w:cs="Arial"/>
+          <w:i/>
+          <w:iCs/>
+        </w:rPr>
+        <w:t>Break!</w:t>
+      </w:r>
+      <w:r>
+        <w:rPr>
+          <w:rFonts w:ascii="Arial" w:hAnsi="Arial" w:cs="Arial"/>
+        </w:rPr>
+        <w:t>,</w:t>
+      </w:r>
+      <w:proofErr w:type="gramEnd"/>
+      <w:r>
+        <w:rPr>
+          <w:rFonts w:ascii="Arial" w:hAnsi="Arial" w:cs="Arial"/>
+        </w:rPr>
+        <w:t xml:space="preserve"> as the main goal of the system is to generate a shooting plan. The schedule must be presented in a structured and easily digestible format to the user. After script parsing, character extraction, character clustering, and scheduling are complemented on the backend side, the generated list of shooting days is returned to the React frontend through a RESTful API and rendered dynamically.</w:t>
       </w:r>
     </w:p>
     <w:p>
@@ -8073,7 +8201,21 @@
           <w:rFonts w:ascii="Arial" w:hAnsi="Arial" w:cs="Arial"/>
         </w:rPr>
         <w:lastRenderedPageBreak/>
-        <w:t>treated as separate entities, the system would incorrectly interpret them as different characters. This would lead to inaccurate cast overlap calculations in scheduling, making the schedule disregard the importance of having similar characters in consecutively shot scenes. It would also produce confusing output in the final schedule view. This is why the system needs to standardize all name variants of the same character in one canonical representation.</w:t>
+        <w:t xml:space="preserve">treated as separate entities, the system would incorrectly interpret them as different characters. This would lead to inaccurate cast overlap calculations in scheduling, making the schedule disregard the importance of having similar characters in consecutively shot scenes. It would also produce confusing output in the final </w:t>
+      </w:r>
+      <w:proofErr w:type="gramStart"/>
+      <w:r>
+        <w:rPr>
+          <w:rFonts w:ascii="Arial" w:hAnsi="Arial" w:cs="Arial"/>
+        </w:rPr>
+        <w:t>schedule view</w:t>
+      </w:r>
+      <w:proofErr w:type="gramEnd"/>
+      <w:r>
+        <w:rPr>
+          <w:rFonts w:ascii="Arial" w:hAnsi="Arial" w:cs="Arial"/>
+        </w:rPr>
+        <w:t>. This is why the system needs to standardize all name variants of the same character in one canonical representation.</w:t>
       </w:r>
     </w:p>
     <w:p>
@@ -8103,7 +8245,21 @@
         <w:rPr>
           <w:rFonts w:ascii="Arial" w:hAnsi="Arial" w:cs="Arial"/>
         </w:rPr>
-        <w:t xml:space="preserve">. The character names are clustered through checking if one tokenized name is a subset of the other or through using the Levenshtein (edit) distance and the Jaro-Winkler similarity algorithm to evaluate distance and similarity. If the similarity check is successful, the different names are merged into the same cluster using the Union-Find structure. The longest name of the cluster is chosen as canonical, as it usually carries the most information about the character. </w:t>
+        <w:t xml:space="preserve">. The character names are clustered through checking if one tokenized name is a subset of the other or through using the </w:t>
+      </w:r>
+      <w:proofErr w:type="spellStart"/>
+      <w:r>
+        <w:rPr>
+          <w:rFonts w:ascii="Arial" w:hAnsi="Arial" w:cs="Arial"/>
+        </w:rPr>
+        <w:t>Levenshtein</w:t>
+      </w:r>
+      <w:proofErr w:type="spellEnd"/>
+      <w:r>
+        <w:rPr>
+          <w:rFonts w:ascii="Arial" w:hAnsi="Arial" w:cs="Arial"/>
+        </w:rPr>
+        <w:t xml:space="preserve"> (edit) distance and the Jaro-Winkler similarity algorithm to evaluate distance and similarity. If the similarity check is successful, the different names are merged into the same cluster using the Union-Find structure. The longest name of the cluster is chosen as canonical, as it usually carries the most information about the character. </w:t>
       </w:r>
       <w:r>
         <w:rPr>
@@ -8703,7 +8859,21 @@
         <w:rPr>
           <w:rFonts w:ascii="Arial" w:hAnsi="Arial" w:cs="Arial"/>
         </w:rPr>
-        <w:t xml:space="preserve">This requirement was validated through runtime benchmarking using Java’s System.nanoTime() function to measure </w:t>
+        <w:t xml:space="preserve">This requirement was validated through runtime benchmarking using Java’s </w:t>
+      </w:r>
+      <w:proofErr w:type="spellStart"/>
+      <w:r>
+        <w:rPr>
+          <w:rFonts w:ascii="Arial" w:hAnsi="Arial" w:cs="Arial"/>
+        </w:rPr>
+        <w:t>System.nanoTime</w:t>
+      </w:r>
+      <w:proofErr w:type="spellEnd"/>
+      <w:r>
+        <w:rPr>
+          <w:rFonts w:ascii="Arial" w:hAnsi="Arial" w:cs="Arial"/>
+        </w:rPr>
+        <w:t xml:space="preserve">() function to measure </w:t>
       </w:r>
       <w:r>
         <w:rPr>
@@ -8739,8 +8909,16 @@
         <w:rPr>
           <w:rFonts w:ascii="Arial" w:hAnsi="Arial" w:cs="Arial"/>
         </w:rPr>
-        <w:t xml:space="preserve"> ms</w:t>
-      </w:r>
+        <w:t xml:space="preserve"> </w:t>
+      </w:r>
+      <w:proofErr w:type="spellStart"/>
+      <w:r>
+        <w:rPr>
+          <w:rFonts w:ascii="Arial" w:hAnsi="Arial" w:cs="Arial"/>
+        </w:rPr>
+        <w:t>ms</w:t>
+      </w:r>
+      <w:proofErr w:type="spellEnd"/>
       <w:r>
         <w:rPr>
           <w:rFonts w:ascii="Arial" w:hAnsi="Arial" w:cs="Arial"/>
@@ -8827,7 +9005,21 @@
         <w:rPr>
           <w:rFonts w:ascii="Arial" w:hAnsi="Arial" w:cs="Arial"/>
         </w:rPr>
-        <w:t>. The system achieved a precision of 87.7%, meaning that the majority of extracted character names were correct and only a limited number of false positives (43) were introduced. Additionally, the recall reached 85.99%, indicating that most of the characters present in the verified ground truth (307 out of 357 total relevant instances) were successfully identified, with 50 missed instances. These results demonstrate that the character extraction component performs reliably both in avoiding incorrect detections and in capturing relevant character mentions across scenes.</w:t>
+        <w:t xml:space="preserve">. The system achieved a precision of 87.7%, meaning that </w:t>
+      </w:r>
+      <w:proofErr w:type="gramStart"/>
+      <w:r>
+        <w:rPr>
+          <w:rFonts w:ascii="Arial" w:hAnsi="Arial" w:cs="Arial"/>
+        </w:rPr>
+        <w:t>the majority of</w:t>
+      </w:r>
+      <w:proofErr w:type="gramEnd"/>
+      <w:r>
+        <w:rPr>
+          <w:rFonts w:ascii="Arial" w:hAnsi="Arial" w:cs="Arial"/>
+        </w:rPr>
+        <w:t xml:space="preserve"> extracted character names were correct and only a limited number of false positives (43) were introduced. Additionally, the recall reached 85.99%, indicating that most of the characters present in the verified ground truth (307 out of 357 total relevant instances) were successfully identified, with 50 missed instances. These results demonstrate that the character extraction component performs reliably both in avoiding incorrect detections and in capturing relevant character mentions across scenes.</w:t>
       </w:r>
     </w:p>
     <w:p>
@@ -9460,7 +9652,21 @@
         <w:rPr>
           <w:rFonts w:ascii="Arial" w:hAnsi="Arial" w:cs="Arial"/>
         </w:rPr>
-        <w:t>The FileUploadController is responsible for creating and returning the script the first time when the system receives a screenplay file.</w:t>
+        <w:t xml:space="preserve">The </w:t>
+      </w:r>
+      <w:proofErr w:type="spellStart"/>
+      <w:r>
+        <w:rPr>
+          <w:rFonts w:ascii="Arial" w:hAnsi="Arial" w:cs="Arial"/>
+        </w:rPr>
+   